--- a/docs/libro/libro.docx
+++ b/docs/libro/libro.docx
@@ -82,6 +82,1254 @@
       <w:r>
         <w:rPr/>
         <w:t xml:space="preserve">Il lettore troverà spiegazioni, esempi ed esercizi, con marcatori [Core] e [Full] che indicano   in quale profilo esiste ciascun costrutto. Il manuale non è un riassunto della specifica: è un   percorso di studio, mentre SPEC.md e SPEC-CORE.md restano la fonte di verità normativa.</w:t>
+      </w:r>
+    </w:p>
+    <w:p>
+      <w:pPr>
+        <w:pStyle w:val="Heading1"/>
+        <w:spacing w:lineRule="auto"/>
+      </w:pPr>
+      <w:r>
+        <w:rPr/>
+        <w:t xml:space="preserve">Sommario</w:t>
+      </w:r>
+    </w:p>
+    <w:p>
+      <w:pPr>
+        <w:spacing w:lineRule="auto"/>
+      </w:pPr>
+      <w:r>
+        <w:rPr/>
+        <w:t xml:space="preserve">Elenco dei capitoli e delle sezioni principali.</w:t>
+      </w:r>
+    </w:p>
+    <w:p>
+      <w:pPr>
+        <w:pStyle w:val="Heading2"/>
+        <w:spacing w:lineRule="auto"/>
+      </w:pPr>
+      <w:r>
+        <w:rPr/>
+        <w:t xml:space="preserve">Manuale di Triad 2.0</w:t>
+      </w:r>
+    </w:p>
+    <w:p>
+      <w:pPr>
+        <w:numPr>
+          <w:ilvl w:val="0"/>
+          <w:numId w:val="1"/>
+        </w:numPr>
+        <w:spacing w:lineRule="auto"/>
+      </w:pPr>
+      <w:r>
+        <w:rPr/>
+        <w:t xml:space="preserve">Manuale di Triad 2.0</w:t>
+      </w:r>
+    </w:p>
+    <w:p>
+      <w:pPr>
+        <w:numPr>
+          <w:ilvl w:val="0"/>
+          <w:numId w:val="1"/>
+        </w:numPr>
+        <w:spacing w:lineRule="auto"/>
+      </w:pPr>
+      <w:r>
+        <w:rPr/>
+        <w:t xml:space="preserve">Come leggere questo manuale</w:t>
+      </w:r>
+    </w:p>
+    <w:p>
+      <w:pPr>
+        <w:numPr>
+          <w:ilvl w:val="0"/>
+          <w:numId w:val="1"/>
+        </w:numPr>
+        <w:spacing w:lineRule="auto"/>
+      </w:pPr>
+      <w:r>
+        <w:rPr/>
+        <w:t xml:space="preserve">Parte I — Il linguaggio</w:t>
+      </w:r>
+    </w:p>
+    <w:p>
+      <w:pPr>
+        <w:numPr>
+          <w:ilvl w:val="0"/>
+          <w:numId w:val="1"/>
+        </w:numPr>
+        <w:spacing w:lineRule="auto"/>
+      </w:pPr>
+      <w:r>
+        <w:rPr/>
+        <w:t xml:space="preserve">1. Lessico</w:t>
+      </w:r>
+    </w:p>
+    <w:p>
+      <w:pPr>
+        <w:numPr>
+          <w:ilvl w:val="0"/>
+          <w:numId w:val="1"/>
+        </w:numPr>
+        <w:spacing w:lineRule="auto"/>
+      </w:pPr>
+      <w:r>
+        <w:rPr/>
+        <w:t xml:space="preserve">2. Valori e tipi</w:t>
+      </w:r>
+    </w:p>
+    <w:p>
+      <w:pPr>
+        <w:numPr>
+          <w:ilvl w:val="0"/>
+          <w:numId w:val="1"/>
+        </w:numPr>
+        <w:spacing w:lineRule="auto"/>
+      </w:pPr>
+      <w:r>
+        <w:rPr/>
+        <w:t xml:space="preserve">3. Variabili e assegnamento</w:t>
+      </w:r>
+    </w:p>
+    <w:p>
+      <w:pPr>
+        <w:numPr>
+          <w:ilvl w:val="0"/>
+          <w:numId w:val="1"/>
+        </w:numPr>
+        <w:spacing w:lineRule="auto"/>
+      </w:pPr>
+      <w:r>
+        <w:rPr/>
+        <w:t xml:space="preserve">4. Operatori e precedenza</w:t>
+      </w:r>
+    </w:p>
+    <w:p>
+      <w:pPr>
+        <w:numPr>
+          <w:ilvl w:val="0"/>
+          <w:numId w:val="1"/>
+        </w:numPr>
+        <w:spacing w:lineRule="auto"/>
+      </w:pPr>
+      <w:r>
+        <w:rPr/>
+        <w:t xml:space="preserve">5. Controllo di flusso</w:t>
+      </w:r>
+    </w:p>
+    <w:p>
+      <w:pPr>
+        <w:numPr>
+          <w:ilvl w:val="0"/>
+          <w:numId w:val="1"/>
+        </w:numPr>
+        <w:spacing w:lineRule="auto"/>
+      </w:pPr>
+      <w:r>
+        <w:rPr/>
+        <w:t xml:space="preserve">6. Funzioni</w:t>
+      </w:r>
+    </w:p>
+    <w:p>
+      <w:pPr>
+        <w:numPr>
+          <w:ilvl w:val="0"/>
+          <w:numId w:val="1"/>
+        </w:numPr>
+        <w:spacing w:lineRule="auto"/>
+      </w:pPr>
+      <w:r>
+        <w:rPr/>
+        <w:t xml:space="preserve">7. Tipi e multiple dispatch</w:t>
+      </w:r>
+    </w:p>
+    <w:p>
+      <w:pPr>
+        <w:numPr>
+          <w:ilvl w:val="0"/>
+          <w:numId w:val="1"/>
+        </w:numPr>
+        <w:spacing w:lineRule="auto"/>
+      </w:pPr>
+      <w:r>
+        <w:rPr/>
+        <w:t xml:space="preserve">8. Lambda, chiusure e scope</w:t>
+      </w:r>
+    </w:p>
+    <w:p>
+      <w:pPr>
+        <w:numPr>
+          <w:ilvl w:val="0"/>
+          <w:numId w:val="1"/>
+        </w:numPr>
+        <w:spacing w:lineRule="auto"/>
+      </w:pPr>
+      <w:r>
+        <w:rPr/>
+        <w:t xml:space="preserve">9. Liste</w:t>
+      </w:r>
+    </w:p>
+    <w:p>
+      <w:pPr>
+        <w:numPr>
+          <w:ilvl w:val="0"/>
+          <w:numId w:val="1"/>
+        </w:numPr>
+        <w:spacing w:lineRule="auto"/>
+      </w:pPr>
+      <w:r>
+        <w:rPr/>
+        <w:t xml:space="preserve">10. Stringhe, simboli e conversioni</w:t>
+      </w:r>
+    </w:p>
+    <w:p>
+      <w:pPr>
+        <w:numPr>
+          <w:ilvl w:val="0"/>
+          <w:numId w:val="1"/>
+        </w:numPr>
+        <w:spacing w:lineRule="auto"/>
+      </w:pPr>
+      <w:r>
+        <w:rPr/>
+        <w:t xml:space="preserve">11. Errori come dati</w:t>
+      </w:r>
+    </w:p>
+    <w:p>
+      <w:pPr>
+        <w:numPr>
+          <w:ilvl w:val="0"/>
+          <w:numId w:val="1"/>
+        </w:numPr>
+        <w:spacing w:lineRule="auto"/>
+      </w:pPr>
+      <w:r>
+        <w:rPr/>
+        <w:t xml:space="preserve">12. Contratti</w:t>
+      </w:r>
+    </w:p>
+    <w:p>
+      <w:pPr>
+        <w:numPr>
+          <w:ilvl w:val="0"/>
+          <w:numId w:val="1"/>
+        </w:numPr>
+        <w:spacing w:lineRule="auto"/>
+      </w:pPr>
+      <w:r>
+        <w:rPr/>
+        <w:t xml:space="preserve">13. Budget</w:t>
+      </w:r>
+    </w:p>
+    <w:p>
+      <w:pPr>
+        <w:numPr>
+          <w:ilvl w:val="0"/>
+          <w:numId w:val="1"/>
+        </w:numPr>
+        <w:spacing w:lineRule="auto"/>
+      </w:pPr>
+      <w:r>
+        <w:rPr/>
+        <w:t xml:space="preserve">14. Tracce</w:t>
+      </w:r>
+    </w:p>
+    <w:p>
+      <w:pPr>
+        <w:numPr>
+          <w:ilvl w:val="0"/>
+          <w:numId w:val="1"/>
+        </w:numPr>
+        <w:spacing w:lineRule="auto"/>
+      </w:pPr>
+      <w:r>
+        <w:rPr/>
+        <w:t xml:space="preserve">15. Effetti dichiarati</w:t>
+      </w:r>
+    </w:p>
+    <w:p>
+      <w:pPr>
+        <w:numPr>
+          <w:ilvl w:val="0"/>
+          <w:numId w:val="1"/>
+        </w:numPr>
+        <w:spacing w:lineRule="auto"/>
+      </w:pPr>
+      <w:r>
+        <w:rPr/>
+        <w:t xml:space="preserve">16. Logica</w:t>
+      </w:r>
+    </w:p>
+    <w:p>
+      <w:pPr>
+        <w:numPr>
+          <w:ilvl w:val="0"/>
+          <w:numId w:val="1"/>
+        </w:numPr>
+        <w:spacing w:lineRule="auto"/>
+      </w:pPr>
+      <w:r>
+        <w:rPr/>
+        <w:t xml:space="preserve">17. Codice come dato</w:t>
+      </w:r>
+    </w:p>
+    <w:p>
+      <w:pPr>
+        <w:numPr>
+          <w:ilvl w:val="0"/>
+          <w:numId w:val="1"/>
+        </w:numPr>
+        <w:spacing w:lineRule="auto"/>
+      </w:pPr>
+      <w:r>
+        <w:rPr/>
+        <w:t xml:space="preserve">18. Macro</w:t>
+      </w:r>
+    </w:p>
+    <w:p>
+      <w:pPr>
+        <w:numPr>
+          <w:ilvl w:val="0"/>
+          <w:numId w:val="1"/>
+        </w:numPr>
+        <w:spacing w:lineRule="auto"/>
+      </w:pPr>
+      <w:r>
+        <w:rPr/>
+        <w:t xml:space="preserve">19. Builtin</w:t>
+      </w:r>
+    </w:p>
+    <w:p>
+      <w:pPr>
+        <w:numPr>
+          <w:ilvl w:val="0"/>
+          <w:numId w:val="1"/>
+        </w:numPr>
+        <w:spacing w:lineRule="auto"/>
+      </w:pPr>
+      <w:r>
+        <w:rPr/>
+        <w:t xml:space="preserve">20. Riga di comando e REPL</w:t>
+      </w:r>
+    </w:p>
+    <w:p>
+      <w:pPr>
+        <w:numPr>
+          <w:ilvl w:val="0"/>
+          <w:numId w:val="1"/>
+        </w:numPr>
+        <w:spacing w:lineRule="auto"/>
+      </w:pPr>
+      <w:r>
+        <w:rPr/>
+        <w:t xml:space="preserve">21. Primitivi di bootstrap</w:t>
+      </w:r>
+    </w:p>
+    <w:p>
+      <w:pPr>
+        <w:numPr>
+          <w:ilvl w:val="0"/>
+          <w:numId w:val="1"/>
+        </w:numPr>
+        <w:spacing w:lineRule="auto"/>
+      </w:pPr>
+      <w:r>
+        <w:rPr/>
+        <w:t xml:space="preserve">22. Stile e pattern idiomatici</w:t>
+      </w:r>
+    </w:p>
+    <w:p>
+      <w:pPr>
+        <w:numPr>
+          <w:ilvl w:val="0"/>
+          <w:numId w:val="1"/>
+        </w:numPr>
+        <w:spacing w:lineRule="auto"/>
+      </w:pPr>
+      <w:r>
+        <w:rPr/>
+        <w:t xml:space="preserve">Parte II — Esercizi</w:t>
+      </w:r>
+    </w:p>
+    <w:p>
+      <w:pPr>
+        <w:numPr>
+          <w:ilvl w:val="0"/>
+          <w:numId w:val="1"/>
+        </w:numPr>
+        <w:spacing w:lineRule="auto"/>
+      </w:pPr>
+      <w:r>
+        <w:rPr/>
+        <w:t xml:space="preserve">23. Esercizi guidati (Triad-Core)</w:t>
+      </w:r>
+    </w:p>
+    <w:p>
+      <w:pPr>
+        <w:numPr>
+          <w:ilvl w:val="0"/>
+          <w:numId w:val="1"/>
+        </w:numPr>
+        <w:spacing w:lineRule="auto"/>
+      </w:pPr>
+      <w:r>
+        <w:rPr/>
+        <w:t xml:space="preserve">24. Esercizi su Triad-Full</w:t>
+      </w:r>
+    </w:p>
+    <w:p>
+      <w:pPr>
+        <w:numPr>
+          <w:ilvl w:val="0"/>
+          <w:numId w:val="1"/>
+        </w:numPr>
+        <w:spacing w:lineRule="auto"/>
+      </w:pPr>
+      <w:r>
+        <w:rPr/>
+        <w:t xml:space="preserve">Parte III — Riferimento</w:t>
+      </w:r>
+    </w:p>
+    <w:p>
+      <w:pPr>
+        <w:numPr>
+          <w:ilvl w:val="0"/>
+          <w:numId w:val="1"/>
+        </w:numPr>
+        <w:spacing w:lineRule="auto"/>
+      </w:pPr>
+      <w:r>
+        <w:rPr/>
+        <w:t xml:space="preserve">25. Grammatica</w:t>
+      </w:r>
+    </w:p>
+    <w:p>
+      <w:pPr>
+        <w:numPr>
+          <w:ilvl w:val="0"/>
+          <w:numId w:val="1"/>
+        </w:numPr>
+        <w:spacing w:lineRule="auto"/>
+      </w:pPr>
+      <w:r>
+        <w:rPr/>
+        <w:t xml:space="preserve">26. Schede rapide</w:t>
+      </w:r>
+    </w:p>
+    <w:p>
+      <w:pPr>
+        <w:numPr>
+          <w:ilvl w:val="0"/>
+          <w:numId w:val="1"/>
+        </w:numPr>
+        <w:spacing w:lineRule="auto"/>
+      </w:pPr>
+      <w:r>
+        <w:rPr/>
+        <w:t xml:space="preserve">27. Tabella degli errori</w:t>
+      </w:r>
+    </w:p>
+    <w:p>
+      <w:pPr>
+        <w:numPr>
+          <w:ilvl w:val="0"/>
+          <w:numId w:val="1"/>
+        </w:numPr>
+        <w:spacing w:lineRule="auto"/>
+      </w:pPr>
+      <w:r>
+        <w:rPr/>
+        <w:t xml:space="preserve">28. Glossario</w:t>
+      </w:r>
+    </w:p>
+    <w:p>
+      <w:pPr>
+        <w:numPr>
+          <w:ilvl w:val="0"/>
+          <w:numId w:val="1"/>
+        </w:numPr>
+        <w:spacing w:lineRule="auto"/>
+      </w:pPr>
+      <w:r>
+        <w:rPr/>
+        <w:t xml:space="preserve">29. Cosa gira oggi</w:t>
+      </w:r>
+    </w:p>
+    <w:p>
+      <w:pPr>
+        <w:numPr>
+          <w:ilvl w:val="0"/>
+          <w:numId w:val="1"/>
+        </w:numPr>
+        <w:spacing w:lineRule="auto"/>
+      </w:pPr>
+      <w:r>
+        <w:rPr/>
+        <w:t xml:space="preserve">Appendice A — Influenze dichiarate</w:t>
+      </w:r>
+    </w:p>
+    <w:p>
+      <w:pPr>
+        <w:numPr>
+          <w:ilvl w:val="0"/>
+          <w:numId w:val="1"/>
+        </w:numPr>
+        <w:spacing w:lineRule="auto"/>
+      </w:pPr>
+      <w:r>
+        <w:rPr/>
+        <w:t xml:space="preserve">Appendice B — Dove guardare</w:t>
+      </w:r>
+    </w:p>
+    <w:p>
+      <w:pPr>
+        <w:pStyle w:val="Heading2"/>
+        <w:spacing w:lineRule="auto"/>
+      </w:pPr>
+      <w:r>
+        <w:rPr/>
+        <w:t xml:space="preserve">Tutorial di Triad 2.0</w:t>
+      </w:r>
+    </w:p>
+    <w:p>
+      <w:pPr>
+        <w:numPr>
+          <w:ilvl w:val="0"/>
+          <w:numId w:val="2"/>
+        </w:numPr>
+        <w:spacing w:lineRule="auto"/>
+      </w:pPr>
+      <w:r>
+        <w:rPr/>
+        <w:t xml:space="preserve">Triad 2.0 — Wiki: imparare il linguaggio e il codice del progetto</w:t>
+      </w:r>
+    </w:p>
+    <w:p>
+      <w:pPr>
+        <w:numPr>
+          <w:ilvl w:val="0"/>
+          <w:numId w:val="2"/>
+        </w:numPr>
+        <w:spacing w:lineRule="auto"/>
+      </w:pPr>
+      <w:r>
+        <w:rPr/>
+        <w:t xml:space="preserve">Come usare questa wiki</w:t>
+      </w:r>
+    </w:p>
+    <w:p>
+      <w:pPr>
+        <w:numPr>
+          <w:ilvl w:val="0"/>
+          <w:numId w:val="2"/>
+        </w:numPr>
+        <w:spacing w:lineRule="auto"/>
+      </w:pPr>
+      <w:r>
+        <w:rPr/>
+        <w:t xml:space="preserve">Indice</w:t>
+      </w:r>
+    </w:p>
+    <w:p>
+      <w:pPr>
+        <w:numPr>
+          <w:ilvl w:val="0"/>
+          <w:numId w:val="2"/>
+        </w:numPr>
+        <w:spacing w:lineRule="auto"/>
+      </w:pPr>
+      <w:r>
+        <w:rPr/>
+        <w:t xml:space="preserve">Parte I — Primi passi</w:t>
+      </w:r>
+    </w:p>
+    <w:p>
+      <w:pPr>
+        <w:numPr>
+          <w:ilvl w:val="0"/>
+          <w:numId w:val="2"/>
+        </w:numPr>
+        <w:spacing w:lineRule="auto"/>
+      </w:pPr>
+      <w:r>
+        <w:rPr/>
+        <w:t xml:space="preserve">1. Cos'è Triad</w:t>
+      </w:r>
+    </w:p>
+    <w:p>
+      <w:pPr>
+        <w:numPr>
+          <w:ilvl w:val="0"/>
+          <w:numId w:val="2"/>
+        </w:numPr>
+        <w:spacing w:lineRule="auto"/>
+      </w:pPr>
+      <w:r>
+        <w:rPr/>
+        <w:t xml:space="preserve">2. Installare ed eseguire</w:t>
+      </w:r>
+    </w:p>
+    <w:p>
+      <w:pPr>
+        <w:numPr>
+          <w:ilvl w:val="0"/>
+          <w:numId w:val="2"/>
+        </w:numPr>
+        <w:spacing w:lineRule="auto"/>
+      </w:pPr>
+      <w:r>
+        <w:rPr/>
+        <w:t xml:space="preserve">3. Il primo programma</w:t>
+      </w:r>
+    </w:p>
+    <w:p>
+      <w:pPr>
+        <w:numPr>
+          <w:ilvl w:val="0"/>
+          <w:numId w:val="2"/>
+        </w:numPr>
+        <w:spacing w:lineRule="auto"/>
+      </w:pPr>
+      <w:r>
+        <w:rPr/>
+        <w:t xml:space="preserve">Parte II — Triad-Core passo per passo (eseguibile oggi)</w:t>
+      </w:r>
+    </w:p>
+    <w:p>
+      <w:pPr>
+        <w:numPr>
+          <w:ilvl w:val="0"/>
+          <w:numId w:val="2"/>
+        </w:numPr>
+        <w:spacing w:lineRule="auto"/>
+      </w:pPr>
+      <w:r>
+        <w:rPr/>
+        <w:t xml:space="preserve">4. Lessico</w:t>
+      </w:r>
+    </w:p>
+    <w:p>
+      <w:pPr>
+        <w:numPr>
+          <w:ilvl w:val="0"/>
+          <w:numId w:val="2"/>
+        </w:numPr>
+        <w:spacing w:lineRule="auto"/>
+      </w:pPr>
+      <w:r>
+        <w:rPr/>
+        <w:t xml:space="preserve">5. Valori, tipi e stampa</w:t>
+      </w:r>
+    </w:p>
+    <w:p>
+      <w:pPr>
+        <w:numPr>
+          <w:ilvl w:val="0"/>
+          <w:numId w:val="2"/>
+        </w:numPr>
+        <w:spacing w:lineRule="auto"/>
+      </w:pPr>
+      <w:r>
+        <w:rPr/>
+        <w:t xml:space="preserve">6. Variabili e assegnamento</w:t>
+      </w:r>
+    </w:p>
+    <w:p>
+      <w:pPr>
+        <w:numPr>
+          <w:ilvl w:val="0"/>
+          <w:numId w:val="2"/>
+        </w:numPr>
+        <w:spacing w:lineRule="auto"/>
+      </w:pPr>
+      <w:r>
+        <w:rPr/>
+        <w:t xml:space="preserve">7. Operatori ed espressioni</w:t>
+      </w:r>
+    </w:p>
+    <w:p>
+      <w:pPr>
+        <w:numPr>
+          <w:ilvl w:val="0"/>
+          <w:numId w:val="2"/>
+        </w:numPr>
+        <w:spacing w:lineRule="auto"/>
+      </w:pPr>
+      <w:r>
+        <w:rPr/>
+        <w:t xml:space="preserve">8. Controllo di flusso</w:t>
+      </w:r>
+    </w:p>
+    <w:p>
+      <w:pPr>
+        <w:numPr>
+          <w:ilvl w:val="0"/>
+          <w:numId w:val="2"/>
+        </w:numPr>
+        <w:spacing w:lineRule="auto"/>
+      </w:pPr>
+      <w:r>
+        <w:rPr/>
+        <w:t xml:space="preserve">9. Funzioni</w:t>
+      </w:r>
+    </w:p>
+    <w:p>
+      <w:pPr>
+        <w:numPr>
+          <w:ilvl w:val="0"/>
+          <w:numId w:val="2"/>
+        </w:numPr>
+        <w:spacing w:lineRule="auto"/>
+      </w:pPr>
+      <w:r>
+        <w:rPr/>
+        <w:t xml:space="preserve">10. Lambda, chiusure e scope</w:t>
+      </w:r>
+    </w:p>
+    <w:p>
+      <w:pPr>
+        <w:numPr>
+          <w:ilvl w:val="0"/>
+          <w:numId w:val="2"/>
+        </w:numPr>
+        <w:spacing w:lineRule="auto"/>
+      </w:pPr>
+      <w:r>
+        <w:rPr/>
+        <w:t xml:space="preserve">11. Liste</w:t>
+      </w:r>
+    </w:p>
+    <w:p>
+      <w:pPr>
+        <w:numPr>
+          <w:ilvl w:val="0"/>
+          <w:numId w:val="2"/>
+        </w:numPr>
+        <w:spacing w:lineRule="auto"/>
+      </w:pPr>
+      <w:r>
+        <w:rPr/>
+        <w:t xml:space="preserve">12. Stringhe, simboli e conversioni</w:t>
+      </w:r>
+    </w:p>
+    <w:p>
+      <w:pPr>
+        <w:numPr>
+          <w:ilvl w:val="0"/>
+          <w:numId w:val="2"/>
+        </w:numPr>
+        <w:spacing w:lineRule="auto"/>
+      </w:pPr>
+      <w:r>
+        <w:rPr/>
+        <w:t xml:space="preserve">13. Primitivi di bootstrap</w:t>
+      </w:r>
+    </w:p>
+    <w:p>
+      <w:pPr>
+        <w:numPr>
+          <w:ilvl w:val="0"/>
+          <w:numId w:val="2"/>
+        </w:numPr>
+        <w:spacing w:lineRule="auto"/>
+      </w:pPr>
+      <w:r>
+        <w:rPr/>
+        <w:t xml:space="preserve">14. Errori di esecuzione</w:t>
+      </w:r>
+    </w:p>
+    <w:p>
+      <w:pPr>
+        <w:numPr>
+          <w:ilvl w:val="0"/>
+          <w:numId w:val="2"/>
+        </w:numPr>
+        <w:spacing w:lineRule="auto"/>
+      </w:pPr>
+      <w:r>
+        <w:rPr/>
+        <w:t xml:space="preserve">15. Interprete JS e seed Windows: differenze</w:t>
+      </w:r>
+    </w:p>
+    <w:p>
+      <w:pPr>
+        <w:numPr>
+          <w:ilvl w:val="0"/>
+          <w:numId w:val="2"/>
+        </w:numPr>
+        <w:spacing w:lineRule="auto"/>
+      </w:pPr>
+      <w:r>
+        <w:rPr/>
+        <w:t xml:space="preserve">16. Pattern idiomatici Triad-Core</w:t>
+      </w:r>
+    </w:p>
+    <w:p>
+      <w:pPr>
+        <w:numPr>
+          <w:ilvl w:val="0"/>
+          <w:numId w:val="2"/>
+        </w:numPr>
+        <w:spacing w:lineRule="auto"/>
+      </w:pPr>
+      <w:r>
+        <w:rPr/>
+        <w:t xml:space="preserve">17. Esercizi guidati</w:t>
+      </w:r>
+    </w:p>
+    <w:p>
+      <w:pPr>
+        <w:numPr>
+          <w:ilvl w:val="0"/>
+          <w:numId w:val="2"/>
+        </w:numPr>
+        <w:spacing w:lineRule="auto"/>
+      </w:pPr>
+      <w:r>
+        <w:rPr/>
+        <w:t xml:space="preserve">Parte III — Triad-Full (lo standard completo)</w:t>
+      </w:r>
+    </w:p>
+    <w:p>
+      <w:pPr>
+        <w:numPr>
+          <w:ilvl w:val="0"/>
+          <w:numId w:val="2"/>
+        </w:numPr>
+        <w:spacing w:lineRule="auto"/>
+      </w:pPr>
+      <w:r>
+        <w:rPr/>
+        <w:t xml:space="preserve">18. Lessico e tipi Full (SPEC §1, §4)</w:t>
+      </w:r>
+    </w:p>
+    <w:p>
+      <w:pPr>
+        <w:numPr>
+          <w:ilvl w:val="0"/>
+          <w:numId w:val="2"/>
+        </w:numPr>
+        <w:spacing w:lineRule="auto"/>
+      </w:pPr>
+      <w:r>
+        <w:rPr/>
+        <w:t xml:space="preserve">19. Funzioni tipate e multiple dispatch (SPEC §5)</w:t>
+      </w:r>
+    </w:p>
+    <w:p>
+      <w:pPr>
+        <w:numPr>
+          <w:ilvl w:val="0"/>
+          <w:numId w:val="2"/>
+        </w:numPr>
+        <w:spacing w:lineRule="auto"/>
+      </w:pPr>
+      <w:r>
+        <w:rPr/>
+        <w:t xml:space="preserve">20. Struct (SPEC §4)</w:t>
+      </w:r>
+    </w:p>
+    <w:p>
+      <w:pPr>
+        <w:numPr>
+          <w:ilvl w:val="0"/>
+          <w:numId w:val="2"/>
+        </w:numPr>
+        <w:spacing w:lineRule="auto"/>
+      </w:pPr>
+      <w:r>
+        <w:rPr/>
+        <w:t xml:space="preserve">21. Controllo di flusso Full: `for`, range, comprehension, `try` (SPEC §2)</w:t>
+      </w:r>
+    </w:p>
+    <w:p>
+      <w:pPr>
+        <w:numPr>
+          <w:ilvl w:val="0"/>
+          <w:numId w:val="2"/>
+        </w:numPr>
+        <w:spacing w:lineRule="auto"/>
+      </w:pPr>
+      <w:r>
+        <w:rPr/>
+        <w:t xml:space="preserve">22. Logica: fatti, regole, `solve` (SPEC §6)</w:t>
+      </w:r>
+    </w:p>
+    <w:p>
+      <w:pPr>
+        <w:numPr>
+          <w:ilvl w:val="0"/>
+          <w:numId w:val="2"/>
+        </w:numPr>
+        <w:spacing w:lineRule="auto"/>
+      </w:pPr>
+      <w:r>
+        <w:rPr/>
+        <w:t xml:space="preserve">23. Destrutturazione (SPEC §2)</w:t>
+      </w:r>
+    </w:p>
+    <w:p>
+      <w:pPr>
+        <w:numPr>
+          <w:ilvl w:val="0"/>
+          <w:numId w:val="2"/>
+        </w:numPr>
+        <w:spacing w:lineRule="auto"/>
+      </w:pPr>
+      <w:r>
+        <w:rPr/>
+        <w:t xml:space="preserve">24. Errori come dati (SPEC §8)</w:t>
+      </w:r>
+    </w:p>
+    <w:p>
+      <w:pPr>
+        <w:numPr>
+          <w:ilvl w:val="0"/>
+          <w:numId w:val="2"/>
+        </w:numPr>
+        <w:spacing w:lineRule="auto"/>
+      </w:pPr>
+      <w:r>
+        <w:rPr/>
+        <w:t xml:space="preserve">25. Contratti (SPEC §9)</w:t>
+      </w:r>
+    </w:p>
+    <w:p>
+      <w:pPr>
+        <w:numPr>
+          <w:ilvl w:val="0"/>
+          <w:numId w:val="2"/>
+        </w:numPr>
+        <w:spacing w:lineRule="auto"/>
+      </w:pPr>
+      <w:r>
+        <w:rPr/>
+        <w:t xml:space="preserve">26. Budget (SPEC §10)</w:t>
+      </w:r>
+    </w:p>
+    <w:p>
+      <w:pPr>
+        <w:numPr>
+          <w:ilvl w:val="0"/>
+          <w:numId w:val="2"/>
+        </w:numPr>
+        <w:spacing w:lineRule="auto"/>
+      </w:pPr>
+      <w:r>
+        <w:rPr/>
+        <w:t xml:space="preserve">27. Tracce (SPEC §11)</w:t>
+      </w:r>
+    </w:p>
+    <w:p>
+      <w:pPr>
+        <w:numPr>
+          <w:ilvl w:val="0"/>
+          <w:numId w:val="2"/>
+        </w:numPr>
+        <w:spacing w:lineRule="auto"/>
+      </w:pPr>
+      <w:r>
+        <w:rPr/>
+        <w:t xml:space="preserve">28. Effetti dichiarati (SPEC §12)</w:t>
+      </w:r>
+    </w:p>
+    <w:p>
+      <w:pPr>
+        <w:numPr>
+          <w:ilvl w:val="0"/>
+          <w:numId w:val="2"/>
+        </w:numPr>
+        <w:spacing w:lineRule="auto"/>
+      </w:pPr>
+      <w:r>
+        <w:rPr/>
+        <w:t xml:space="preserve">29. Codice come dato, albero uniforme e macro (SPEC §3, §7)</w:t>
+      </w:r>
+    </w:p>
+    <w:p>
+      <w:pPr>
+        <w:numPr>
+          <w:ilvl w:val="0"/>
+          <w:numId w:val="2"/>
+        </w:numPr>
+        <w:spacing w:lineRule="auto"/>
+      </w:pPr>
+      <w:r>
+        <w:rPr/>
+        <w:t xml:space="preserve">30. Builtin Full (SPEC §13)</w:t>
+      </w:r>
+    </w:p>
+    <w:p>
+      <w:pPr>
+        <w:numPr>
+          <w:ilvl w:val="0"/>
+          <w:numId w:val="2"/>
+        </w:numPr>
+        <w:spacing w:lineRule="auto"/>
+      </w:pPr>
+      <w:r>
+        <w:rPr/>
+        <w:t xml:space="preserve">31. Riga di comando e REPL (SPEC §14)</w:t>
+      </w:r>
+    </w:p>
+    <w:p>
+      <w:pPr>
+        <w:numPr>
+          <w:ilvl w:val="0"/>
+          <w:numId w:val="2"/>
+        </w:numPr>
+        <w:spacing w:lineRule="auto"/>
+      </w:pPr>
+      <w:r>
+        <w:rPr/>
+        <w:t xml:space="preserve">32. Esempi Full con output golden</w:t>
+      </w:r>
+    </w:p>
+    <w:p>
+      <w:pPr>
+        <w:numPr>
+          <w:ilvl w:val="0"/>
+          <w:numId w:val="2"/>
+        </w:numPr>
+        <w:spacing w:lineRule="auto"/>
+      </w:pPr>
+      <w:r>
+        <w:rPr/>
+        <w:t xml:space="preserve">Parte IV — Il codice del progetto</w:t>
+      </w:r>
+    </w:p>
+    <w:p>
+      <w:pPr>
+        <w:numPr>
+          <w:ilvl w:val="0"/>
+          <w:numId w:val="2"/>
+        </w:numPr>
+        <w:spacing w:lineRule="auto"/>
+      </w:pPr>
+      <w:r>
+        <w:rPr/>
+        <w:t xml:space="preserve">33. Mappa del repository</w:t>
+      </w:r>
+    </w:p>
+    <w:p>
+      <w:pPr>
+        <w:numPr>
+          <w:ilvl w:val="0"/>
+          <w:numId w:val="2"/>
+        </w:numPr>
+        <w:spacing w:lineRule="auto"/>
+      </w:pPr>
+      <w:r>
+        <w:rPr/>
+        <w:t xml:space="preserve">34. L'interprete di riferimento JS (`seed/dev/triad_core.cjs`)</w:t>
+      </w:r>
+    </w:p>
+    <w:p>
+      <w:pPr>
+        <w:numPr>
+          <w:ilvl w:val="0"/>
+          <w:numId w:val="2"/>
+        </w:numPr>
+        <w:spacing w:lineRule="auto"/>
+      </w:pPr>
+      <w:r>
+        <w:rPr/>
+        <w:t xml:space="preserve">35. Il seed S0 Windows e il suo generatore</w:t>
+      </w:r>
+    </w:p>
+    <w:p>
+      <w:pPr>
+        <w:numPr>
+          <w:ilvl w:val="0"/>
+          <w:numId w:val="2"/>
+        </w:numPr>
+        <w:spacing w:lineRule="auto"/>
+      </w:pPr>
+      <w:r>
+        <w:rPr/>
+        <w:t xml:space="preserve">36. Il seed Linux (E0)</w:t>
+      </w:r>
+    </w:p>
+    <w:p>
+      <w:pPr>
+        <w:numPr>
+          <w:ilvl w:val="0"/>
+          <w:numId w:val="2"/>
+        </w:numPr>
+        <w:spacing w:lineRule="auto"/>
+      </w:pPr>
+      <w:r>
+        <w:rPr/>
+        <w:t xml:space="preserve">37. Self-hosting: S1 in `selfhost/`</w:t>
+      </w:r>
+    </w:p>
+    <w:p>
+      <w:pPr>
+        <w:numPr>
+          <w:ilvl w:val="0"/>
+          <w:numId w:val="2"/>
+        </w:numPr>
+        <w:spacing w:lineRule="auto"/>
+      </w:pPr>
+      <w:r>
+        <w:rPr/>
+        <w:t xml:space="preserve">38. Conformance: leggere, scrivere e verificare casi</w:t>
+      </w:r>
+    </w:p>
+    <w:p>
+      <w:pPr>
+        <w:numPr>
+          <w:ilvl w:val="0"/>
+          <w:numId w:val="2"/>
+        </w:numPr>
+        <w:spacing w:lineRule="auto"/>
+      </w:pPr>
+      <w:r>
+        <w:rPr/>
+        <w:t xml:space="preserve">39. La CLI di sviluppo `triad-cli`</w:t>
+      </w:r>
+    </w:p>
+    <w:p>
+      <w:pPr>
+        <w:numPr>
+          <w:ilvl w:val="0"/>
+          <w:numId w:val="2"/>
+        </w:numPr>
+        <w:spacing w:lineRule="auto"/>
+      </w:pPr>
+      <w:r>
+        <w:rPr/>
+        <w:t xml:space="preserve">40. Benchmark AI (`ai/`)</w:t>
+      </w:r>
+    </w:p>
+    <w:p>
+      <w:pPr>
+        <w:numPr>
+          <w:ilvl w:val="0"/>
+          <w:numId w:val="2"/>
+        </w:numPr>
+        <w:spacing w:lineRule="auto"/>
+      </w:pPr>
+      <w:r>
+        <w:rPr/>
+        <w:t xml:space="preserve">41. Editor, launcher e sito</w:t>
+      </w:r>
+    </w:p>
+    <w:p>
+      <w:pPr>
+        <w:numPr>
+          <w:ilvl w:val="0"/>
+          <w:numId w:val="2"/>
+        </w:numPr>
+        <w:spacing w:lineRule="auto"/>
+      </w:pPr>
+      <w:r>
+        <w:rPr/>
+        <w:t xml:space="preserve">42. Integrazione continua</w:t>
+      </w:r>
+    </w:p>
+    <w:p>
+      <w:pPr>
+        <w:numPr>
+          <w:ilvl w:val="0"/>
+          <w:numId w:val="2"/>
+        </w:numPr>
+        <w:spacing w:lineRule="auto"/>
+      </w:pPr>
+      <w:r>
+        <w:rPr/>
+        <w:t xml:space="preserve">43. Flusso di contributo</w:t>
+      </w:r>
+    </w:p>
+    <w:p>
+      <w:pPr>
+        <w:numPr>
+          <w:ilvl w:val="0"/>
+          <w:numId w:val="2"/>
+        </w:numPr>
+        <w:spacing w:lineRule="auto"/>
+      </w:pPr>
+      <w:r>
+        <w:rPr/>
+        <w:t xml:space="preserve">Parte V — Riferimento</w:t>
+      </w:r>
+    </w:p>
+    <w:p>
+      <w:pPr>
+        <w:numPr>
+          <w:ilvl w:val="0"/>
+          <w:numId w:val="2"/>
+        </w:numPr>
+        <w:spacing w:lineRule="auto"/>
+      </w:pPr>
+      <w:r>
+        <w:rPr/>
+        <w:t xml:space="preserve">44. Grammatica Triad-Core (EBNF)</w:t>
+      </w:r>
+    </w:p>
+    <w:p>
+      <w:pPr>
+        <w:numPr>
+          <w:ilvl w:val="0"/>
+          <w:numId w:val="2"/>
+        </w:numPr>
+        <w:spacing w:lineRule="auto"/>
+      </w:pPr>
+      <w:r>
+        <w:rPr/>
+        <w:t xml:space="preserve">45. Schede rapide Core e Full</w:t>
+      </w:r>
+    </w:p>
+    <w:p>
+      <w:pPr>
+        <w:numPr>
+          <w:ilvl w:val="0"/>
+          <w:numId w:val="2"/>
+        </w:numPr>
+        <w:spacing w:lineRule="auto"/>
+      </w:pPr>
+      <w:r>
+        <w:rPr/>
+        <w:t xml:space="preserve">46. Debug e problemi comuni</w:t>
+      </w:r>
+    </w:p>
+    <w:p>
+      <w:pPr>
+        <w:numPr>
+          <w:ilvl w:val="0"/>
+          <w:numId w:val="2"/>
+        </w:numPr>
+        <w:spacing w:lineRule="auto"/>
+      </w:pPr>
+      <w:r>
+        <w:rPr/>
+        <w:t xml:space="preserve">47. Glossario</w:t>
+      </w:r>
+    </w:p>
+    <w:p>
+      <w:pPr>
+        <w:numPr>
+          <w:ilvl w:val="0"/>
+          <w:numId w:val="2"/>
+        </w:numPr>
+        <w:spacing w:lineRule="auto"/>
+      </w:pPr>
+      <w:r>
+        <w:rPr/>
+        <w:t xml:space="preserve">48. Stato, limiti noti e fix storici</w:t>
+      </w:r>
+    </w:p>
+    <w:p>
+      <w:pPr>
+        <w:numPr>
+          <w:ilvl w:val="0"/>
+          <w:numId w:val="2"/>
+        </w:numPr>
+        <w:spacing w:lineRule="auto"/>
+      </w:pPr>
+      <w:r>
+        <w:rPr/>
+        <w:t xml:space="preserve">49. FAQ</w:t>
       </w:r>
     </w:p>
     <w:p>
@@ -495,7 +1743,7 @@
       <w:pPr>
         <w:numPr>
           <w:ilvl w:val="0"/>
-          <w:numId w:val="1"/>
+          <w:numId w:val="3"/>
         </w:numPr>
         <w:spacing w:lineRule="auto"/>
       </w:pPr>
@@ -514,7 +1762,7 @@
       <w:pPr>
         <w:numPr>
           <w:ilvl w:val="0"/>
-          <w:numId w:val="1"/>
+          <w:numId w:val="3"/>
         </w:numPr>
         <w:spacing w:lineRule="auto"/>
       </w:pPr>
@@ -1148,7 +2396,7 @@
       <w:pPr>
         <w:numPr>
           <w:ilvl w:val="0"/>
-          <w:numId w:val="2"/>
+          <w:numId w:val="4"/>
         </w:numPr>
         <w:spacing w:lineRule="auto"/>
       </w:pPr>
@@ -1193,7 +2441,7 @@
       <w:pPr>
         <w:numPr>
           <w:ilvl w:val="0"/>
-          <w:numId w:val="2"/>
+          <w:numId w:val="4"/>
         </w:numPr>
         <w:spacing w:lineRule="auto"/>
       </w:pPr>
@@ -1226,7 +2474,7 @@
       <w:pPr>
         <w:numPr>
           <w:ilvl w:val="0"/>
-          <w:numId w:val="2"/>
+          <w:numId w:val="4"/>
         </w:numPr>
         <w:spacing w:lineRule="auto"/>
       </w:pPr>
@@ -1259,7 +2507,7 @@
       <w:pPr>
         <w:numPr>
           <w:ilvl w:val="0"/>
-          <w:numId w:val="2"/>
+          <w:numId w:val="4"/>
         </w:numPr>
         <w:spacing w:lineRule="auto"/>
       </w:pPr>
@@ -1292,7 +2540,7 @@
       <w:pPr>
         <w:numPr>
           <w:ilvl w:val="0"/>
-          <w:numId w:val="2"/>
+          <w:numId w:val="4"/>
         </w:numPr>
         <w:spacing w:lineRule="auto"/>
       </w:pPr>
@@ -1325,7 +2573,7 @@
       <w:pPr>
         <w:numPr>
           <w:ilvl w:val="0"/>
-          <w:numId w:val="2"/>
+          <w:numId w:val="4"/>
         </w:numPr>
         <w:spacing w:lineRule="auto"/>
       </w:pPr>
@@ -1370,7 +2618,7 @@
       <w:pPr>
         <w:numPr>
           <w:ilvl w:val="0"/>
-          <w:numId w:val="2"/>
+          <w:numId w:val="4"/>
         </w:numPr>
         <w:spacing w:lineRule="auto"/>
       </w:pPr>
@@ -1403,7 +2651,7 @@
       <w:pPr>
         <w:numPr>
           <w:ilvl w:val="0"/>
-          <w:numId w:val="2"/>
+          <w:numId w:val="4"/>
         </w:numPr>
         <w:spacing w:lineRule="auto"/>
       </w:pPr>
@@ -1436,7 +2684,7 @@
       <w:pPr>
         <w:numPr>
           <w:ilvl w:val="0"/>
-          <w:numId w:val="2"/>
+          <w:numId w:val="4"/>
         </w:numPr>
         <w:spacing w:lineRule="auto"/>
       </w:pPr>
@@ -1469,7 +2717,7 @@
       <w:pPr>
         <w:numPr>
           <w:ilvl w:val="0"/>
-          <w:numId w:val="2"/>
+          <w:numId w:val="4"/>
         </w:numPr>
         <w:spacing w:lineRule="auto"/>
       </w:pPr>
@@ -7082,7 +8330,7 @@
       <w:pPr>
         <w:numPr>
           <w:ilvl w:val="0"/>
-          <w:numId w:val="3"/>
+          <w:numId w:val="5"/>
         </w:numPr>
         <w:spacing w:lineRule="auto"/>
       </w:pPr>
@@ -7117,7 +8365,7 @@
       <w:pPr>
         <w:numPr>
           <w:ilvl w:val="0"/>
-          <w:numId w:val="3"/>
+          <w:numId w:val="5"/>
         </w:numPr>
         <w:spacing w:lineRule="auto"/>
       </w:pPr>
@@ -7160,7 +8408,7 @@
       <w:pPr>
         <w:numPr>
           <w:ilvl w:val="0"/>
-          <w:numId w:val="3"/>
+          <w:numId w:val="5"/>
         </w:numPr>
         <w:spacing w:lineRule="auto"/>
       </w:pPr>
@@ -7185,7 +8433,7 @@
       <w:pPr>
         <w:numPr>
           <w:ilvl w:val="0"/>
-          <w:numId w:val="3"/>
+          <w:numId w:val="5"/>
         </w:numPr>
         <w:spacing w:lineRule="auto"/>
       </w:pPr>
@@ -8546,7 +9794,7 @@
       <w:pPr>
         <w:numPr>
           <w:ilvl w:val="0"/>
-          <w:numId w:val="4"/>
+          <w:numId w:val="6"/>
         </w:numPr>
         <w:spacing w:lineRule="auto"/>
       </w:pPr>
@@ -8567,7 +9815,7 @@
       <w:pPr>
         <w:numPr>
           <w:ilvl w:val="0"/>
-          <w:numId w:val="4"/>
+          <w:numId w:val="6"/>
         </w:numPr>
         <w:spacing w:lineRule="auto"/>
       </w:pPr>
@@ -8588,7 +9836,7 @@
       <w:pPr>
         <w:numPr>
           <w:ilvl w:val="0"/>
-          <w:numId w:val="4"/>
+          <w:numId w:val="6"/>
         </w:numPr>
         <w:spacing w:lineRule="auto"/>
       </w:pPr>
@@ -9026,7 +10274,7 @@
       <w:pPr>
         <w:numPr>
           <w:ilvl w:val="0"/>
-          <w:numId w:val="5"/>
+          <w:numId w:val="7"/>
         </w:numPr>
         <w:spacing w:lineRule="auto"/>
       </w:pPr>
@@ -9077,7 +10325,7 @@
       <w:pPr>
         <w:numPr>
           <w:ilvl w:val="0"/>
-          <w:numId w:val="5"/>
+          <w:numId w:val="7"/>
         </w:numPr>
         <w:spacing w:lineRule="auto"/>
       </w:pPr>
@@ -9106,7 +10354,7 @@
       <w:pPr>
         <w:numPr>
           <w:ilvl w:val="0"/>
-          <w:numId w:val="5"/>
+          <w:numId w:val="7"/>
         </w:numPr>
         <w:spacing w:lineRule="auto"/>
       </w:pPr>
@@ -9125,7 +10373,7 @@
       <w:pPr>
         <w:numPr>
           <w:ilvl w:val="0"/>
-          <w:numId w:val="5"/>
+          <w:numId w:val="7"/>
         </w:numPr>
         <w:spacing w:lineRule="auto"/>
       </w:pPr>
@@ -9144,7 +10392,7 @@
       <w:pPr>
         <w:numPr>
           <w:ilvl w:val="0"/>
-          <w:numId w:val="5"/>
+          <w:numId w:val="7"/>
         </w:numPr>
         <w:spacing w:lineRule="auto"/>
       </w:pPr>
@@ -10123,7 +11371,7 @@
       <w:pPr>
         <w:numPr>
           <w:ilvl w:val="0"/>
-          <w:numId w:val="6"/>
+          <w:numId w:val="8"/>
         </w:numPr>
         <w:spacing w:lineRule="auto"/>
       </w:pPr>
@@ -10140,7 +11388,7 @@
       <w:pPr>
         <w:numPr>
           <w:ilvl w:val="0"/>
-          <w:numId w:val="6"/>
+          <w:numId w:val="8"/>
         </w:numPr>
         <w:spacing w:lineRule="auto"/>
       </w:pPr>
@@ -10157,7 +11405,7 @@
       <w:pPr>
         <w:numPr>
           <w:ilvl w:val="0"/>
-          <w:numId w:val="6"/>
+          <w:numId w:val="8"/>
         </w:numPr>
         <w:spacing w:lineRule="auto"/>
       </w:pPr>
@@ -11772,7 +13020,7 @@
       <w:pPr>
         <w:numPr>
           <w:ilvl w:val="0"/>
-          <w:numId w:val="7"/>
+          <w:numId w:val="9"/>
         </w:numPr>
         <w:spacing w:lineRule="auto"/>
       </w:pPr>
@@ -11799,7 +13047,7 @@
       <w:pPr>
         <w:numPr>
           <w:ilvl w:val="0"/>
-          <w:numId w:val="7"/>
+          <w:numId w:val="9"/>
         </w:numPr>
         <w:spacing w:lineRule="auto"/>
       </w:pPr>
@@ -11834,7 +13082,7 @@
       <w:pPr>
         <w:numPr>
           <w:ilvl w:val="0"/>
-          <w:numId w:val="7"/>
+          <w:numId w:val="9"/>
         </w:numPr>
         <w:spacing w:lineRule="auto"/>
       </w:pPr>
@@ -11873,7 +13121,7 @@
       <w:pPr>
         <w:numPr>
           <w:ilvl w:val="0"/>
-          <w:numId w:val="7"/>
+          <w:numId w:val="9"/>
         </w:numPr>
         <w:spacing w:lineRule="auto"/>
       </w:pPr>
@@ -11904,7 +13152,7 @@
       <w:pPr>
         <w:numPr>
           <w:ilvl w:val="0"/>
-          <w:numId w:val="7"/>
+          <w:numId w:val="9"/>
         </w:numPr>
         <w:spacing w:lineRule="auto"/>
       </w:pPr>
@@ -11925,7 +13173,7 @@
       <w:pPr>
         <w:numPr>
           <w:ilvl w:val="0"/>
-          <w:numId w:val="7"/>
+          <w:numId w:val="9"/>
         </w:numPr>
         <w:spacing w:lineRule="auto"/>
       </w:pPr>
@@ -12875,7 +14123,7 @@
       <w:pPr>
         <w:numPr>
           <w:ilvl w:val="0"/>
-          <w:numId w:val="8"/>
+          <w:numId w:val="10"/>
         </w:numPr>
         <w:spacing w:lineRule="auto"/>
       </w:pPr>
@@ -12936,7 +14184,7 @@
       <w:pPr>
         <w:numPr>
           <w:ilvl w:val="0"/>
-          <w:numId w:val="8"/>
+          <w:numId w:val="10"/>
         </w:numPr>
         <w:spacing w:lineRule="auto"/>
       </w:pPr>
@@ -12977,7 +14225,7 @@
       <w:pPr>
         <w:numPr>
           <w:ilvl w:val="0"/>
-          <w:numId w:val="8"/>
+          <w:numId w:val="10"/>
         </w:numPr>
         <w:spacing w:lineRule="auto"/>
       </w:pPr>
@@ -13032,7 +14280,7 @@
       <w:pPr>
         <w:numPr>
           <w:ilvl w:val="0"/>
-          <w:numId w:val="8"/>
+          <w:numId w:val="10"/>
         </w:numPr>
         <w:spacing w:lineRule="auto"/>
       </w:pPr>
@@ -13478,7 +14726,7 @@
       <w:pPr>
         <w:numPr>
           <w:ilvl w:val="0"/>
-          <w:numId w:val="9"/>
+          <w:numId w:val="11"/>
         </w:numPr>
         <w:spacing w:lineRule="auto"/>
       </w:pPr>
@@ -13491,7 +14739,7 @@
       <w:pPr>
         <w:numPr>
           <w:ilvl w:val="0"/>
-          <w:numId w:val="9"/>
+          <w:numId w:val="11"/>
         </w:numPr>
         <w:spacing w:lineRule="auto"/>
       </w:pPr>
@@ -13504,7 +14752,7 @@
       <w:pPr>
         <w:numPr>
           <w:ilvl w:val="0"/>
-          <w:numId w:val="9"/>
+          <w:numId w:val="11"/>
         </w:numPr>
         <w:spacing w:lineRule="auto"/>
       </w:pPr>
@@ -13517,7 +14765,7 @@
       <w:pPr>
         <w:numPr>
           <w:ilvl w:val="0"/>
-          <w:numId w:val="9"/>
+          <w:numId w:val="11"/>
         </w:numPr>
         <w:spacing w:lineRule="auto"/>
       </w:pPr>
@@ -13538,7 +14786,7 @@
       <w:pPr>
         <w:numPr>
           <w:ilvl w:val="0"/>
-          <w:numId w:val="9"/>
+          <w:numId w:val="11"/>
         </w:numPr>
         <w:spacing w:lineRule="auto"/>
       </w:pPr>
@@ -13679,7 +14927,7 @@
       <w:pPr>
         <w:numPr>
           <w:ilvl w:val="0"/>
-          <w:numId w:val="10"/>
+          <w:numId w:val="12"/>
         </w:numPr>
         <w:spacing w:lineRule="auto"/>
       </w:pPr>
@@ -13704,7 +14952,7 @@
       <w:pPr>
         <w:numPr>
           <w:ilvl w:val="0"/>
-          <w:numId w:val="10"/>
+          <w:numId w:val="12"/>
         </w:numPr>
         <w:spacing w:lineRule="auto"/>
       </w:pPr>
@@ -13747,7 +14995,7 @@
       <w:pPr>
         <w:numPr>
           <w:ilvl w:val="0"/>
-          <w:numId w:val="10"/>
+          <w:numId w:val="12"/>
         </w:numPr>
         <w:spacing w:lineRule="auto"/>
       </w:pPr>
@@ -13802,7 +15050,7 @@
       <w:pPr>
         <w:numPr>
           <w:ilvl w:val="0"/>
-          <w:numId w:val="10"/>
+          <w:numId w:val="12"/>
         </w:numPr>
         <w:spacing w:lineRule="auto"/>
       </w:pPr>
@@ -13827,7 +15075,7 @@
       <w:pPr>
         <w:numPr>
           <w:ilvl w:val="0"/>
-          <w:numId w:val="10"/>
+          <w:numId w:val="12"/>
         </w:numPr>
         <w:spacing w:lineRule="auto"/>
       </w:pPr>
@@ -13852,7 +15100,7 @@
       <w:pPr>
         <w:numPr>
           <w:ilvl w:val="0"/>
-          <w:numId w:val="10"/>
+          <w:numId w:val="12"/>
         </w:numPr>
         <w:spacing w:lineRule="auto"/>
       </w:pPr>
@@ -14900,7 +16148,7 @@
       <w:pPr>
         <w:numPr>
           <w:ilvl w:val="0"/>
-          <w:numId w:val="11"/>
+          <w:numId w:val="13"/>
         </w:numPr>
         <w:spacing w:lineRule="auto"/>
       </w:pPr>
@@ -14925,7 +16173,7 @@
       <w:pPr>
         <w:numPr>
           <w:ilvl w:val="0"/>
-          <w:numId w:val="11"/>
+          <w:numId w:val="13"/>
         </w:numPr>
         <w:spacing w:lineRule="auto"/>
       </w:pPr>
@@ -14950,7 +16198,7 @@
       <w:pPr>
         <w:numPr>
           <w:ilvl w:val="0"/>
-          <w:numId w:val="11"/>
+          <w:numId w:val="13"/>
         </w:numPr>
         <w:spacing w:lineRule="auto"/>
       </w:pPr>
@@ -14991,7 +16239,7 @@
       <w:pPr>
         <w:numPr>
           <w:ilvl w:val="0"/>
-          <w:numId w:val="11"/>
+          <w:numId w:val="13"/>
         </w:numPr>
         <w:spacing w:lineRule="auto"/>
       </w:pPr>
@@ -17801,7 +19049,7 @@
       <w:pPr>
         <w:numPr>
           <w:ilvl w:val="0"/>
-          <w:numId w:val="12"/>
+          <w:numId w:val="14"/>
         </w:numPr>
         <w:spacing w:lineRule="auto"/>
       </w:pPr>
@@ -17838,7 +19086,7 @@
       <w:pPr>
         <w:numPr>
           <w:ilvl w:val="0"/>
-          <w:numId w:val="12"/>
+          <w:numId w:val="14"/>
         </w:numPr>
         <w:spacing w:lineRule="auto"/>
       </w:pPr>
@@ -17859,7 +19107,7 @@
       <w:pPr>
         <w:numPr>
           <w:ilvl w:val="0"/>
-          <w:numId w:val="12"/>
+          <w:numId w:val="14"/>
         </w:numPr>
         <w:spacing w:lineRule="auto"/>
       </w:pPr>
@@ -17926,7 +19174,7 @@
       <w:pPr>
         <w:numPr>
           <w:ilvl w:val="0"/>
-          <w:numId w:val="13"/>
+          <w:numId w:val="15"/>
         </w:numPr>
         <w:spacing w:lineRule="auto"/>
       </w:pPr>
@@ -17947,7 +19195,7 @@
       <w:pPr>
         <w:numPr>
           <w:ilvl w:val="0"/>
-          <w:numId w:val="13"/>
+          <w:numId w:val="15"/>
         </w:numPr>
         <w:spacing w:lineRule="auto"/>
       </w:pPr>
@@ -18012,7 +19260,7 @@
       <w:pPr>
         <w:numPr>
           <w:ilvl w:val="0"/>
-          <w:numId w:val="13"/>
+          <w:numId w:val="15"/>
         </w:numPr>
         <w:spacing w:lineRule="auto"/>
       </w:pPr>
@@ -18025,7 +19273,7 @@
       <w:pPr>
         <w:numPr>
           <w:ilvl w:val="0"/>
-          <w:numId w:val="13"/>
+          <w:numId w:val="15"/>
         </w:numPr>
         <w:spacing w:lineRule="auto"/>
       </w:pPr>
@@ -18078,7 +19326,7 @@
       <w:pPr>
         <w:numPr>
           <w:ilvl w:val="0"/>
-          <w:numId w:val="13"/>
+          <w:numId w:val="15"/>
         </w:numPr>
         <w:spacing w:lineRule="auto"/>
       </w:pPr>
@@ -18195,7 +19443,7 @@
       <w:pPr>
         <w:numPr>
           <w:ilvl w:val="0"/>
-          <w:numId w:val="13"/>
+          <w:numId w:val="15"/>
         </w:numPr>
         <w:spacing w:lineRule="auto"/>
       </w:pPr>
@@ -19047,7 +20295,7 @@
       <w:pPr>
         <w:numPr>
           <w:ilvl w:val="0"/>
-          <w:numId w:val="14"/>
+          <w:numId w:val="16"/>
         </w:numPr>
         <w:spacing w:lineRule="auto"/>
       </w:pPr>
@@ -19068,7 +20316,7 @@
       <w:pPr>
         <w:numPr>
           <w:ilvl w:val="0"/>
-          <w:numId w:val="14"/>
+          <w:numId w:val="16"/>
         </w:numPr>
         <w:spacing w:lineRule="auto"/>
       </w:pPr>
@@ -19089,7 +20337,7 @@
       <w:pPr>
         <w:numPr>
           <w:ilvl w:val="0"/>
-          <w:numId w:val="14"/>
+          <w:numId w:val="16"/>
         </w:numPr>
         <w:spacing w:lineRule="auto"/>
       </w:pPr>
@@ -19134,7 +20382,7 @@
       <w:pPr>
         <w:numPr>
           <w:ilvl w:val="0"/>
-          <w:numId w:val="14"/>
+          <w:numId w:val="16"/>
         </w:numPr>
         <w:spacing w:lineRule="auto"/>
       </w:pPr>
@@ -19155,7 +20403,7 @@
       <w:pPr>
         <w:numPr>
           <w:ilvl w:val="0"/>
-          <w:numId w:val="14"/>
+          <w:numId w:val="16"/>
         </w:numPr>
         <w:spacing w:lineRule="auto"/>
       </w:pPr>
@@ -25492,7 +26740,7 @@
       <w:pPr>
         <w:numPr>
           <w:ilvl w:val="0"/>
-          <w:numId w:val="15"/>
+          <w:numId w:val="17"/>
         </w:numPr>
         <w:spacing w:lineRule="auto"/>
       </w:pPr>
@@ -25535,7 +26783,7 @@
       <w:pPr>
         <w:numPr>
           <w:ilvl w:val="0"/>
-          <w:numId w:val="15"/>
+          <w:numId w:val="17"/>
         </w:numPr>
         <w:spacing w:lineRule="auto"/>
       </w:pPr>
@@ -26677,12 +27925,12 @@
           <wp:inline distB="0" distL="0" distR="0" distT="0">
             <wp:extent cx="5943600" cy="5943600"/>
             <wp:effectExtent b="0" l="0" r="0" t="0"/>
-            <wp:docPr id="1" name="image-z91EiGPHAuPJDxQHRCXxG.webp"/>
+            <wp:docPr id="1" name="image-U1BG7Fmicmc1PXiHfvumC.webp"/>
             <a:graphic>
               <a:graphicData uri="http://schemas.openxmlformats.org/drawingml/2006/picture">
                 <pic:pic>
                   <pic:nvPicPr>
-                    <pic:cNvPr id="1" name="image-z91EiGPHAuPJDxQHRCXxG.webp" descr="Logo di Triad"/>
+                    <pic:cNvPr id="1" name="image-U1BG7Fmicmc1PXiHfvumC.webp" descr="Logo di Triad"/>
                     <pic:cNvPicPr/>
                   </pic:nvPicPr>
                   <pic:blipFill>
@@ -26749,7 +27997,7 @@
       <w:pPr>
         <w:numPr>
           <w:ilvl w:val="0"/>
-          <w:numId w:val="16"/>
+          <w:numId w:val="18"/>
         </w:numPr>
         <w:spacing w:lineRule="auto"/>
       </w:pPr>
@@ -26808,7 +28056,7 @@
       <w:pPr>
         <w:numPr>
           <w:ilvl w:val="0"/>
-          <w:numId w:val="16"/>
+          <w:numId w:val="18"/>
         </w:numPr>
         <w:spacing w:lineRule="auto"/>
       </w:pPr>
@@ -26835,7 +28083,7 @@
       <w:pPr>
         <w:numPr>
           <w:ilvl w:val="0"/>
-          <w:numId w:val="16"/>
+          <w:numId w:val="18"/>
         </w:numPr>
         <w:spacing w:lineRule="auto"/>
       </w:pPr>
@@ -26898,7 +28146,7 @@
       <w:pPr>
         <w:numPr>
           <w:ilvl w:val="0"/>
-          <w:numId w:val="16"/>
+          <w:numId w:val="18"/>
         </w:numPr>
         <w:spacing w:lineRule="auto"/>
       </w:pPr>
@@ -27457,7 +28705,7 @@
       <w:pPr>
         <w:numPr>
           <w:ilvl w:val="0"/>
-          <w:numId w:val="17"/>
+          <w:numId w:val="19"/>
         </w:numPr>
         <w:spacing w:lineRule="auto"/>
       </w:pPr>
@@ -27486,7 +28734,7 @@
       <w:pPr>
         <w:numPr>
           <w:ilvl w:val="0"/>
-          <w:numId w:val="17"/>
+          <w:numId w:val="19"/>
         </w:numPr>
         <w:spacing w:lineRule="auto"/>
       </w:pPr>
@@ -27548,7 +28796,7 @@
       <w:pPr>
         <w:numPr>
           <w:ilvl w:val="0"/>
-          <w:numId w:val="18"/>
+          <w:numId w:val="20"/>
         </w:numPr>
         <w:spacing w:lineRule="auto"/>
       </w:pPr>
@@ -27565,7 +28813,7 @@
       <w:pPr>
         <w:numPr>
           <w:ilvl w:val="0"/>
-          <w:numId w:val="18"/>
+          <w:numId w:val="20"/>
         </w:numPr>
         <w:spacing w:lineRule="auto"/>
       </w:pPr>
@@ -27582,7 +28830,7 @@
       <w:pPr>
         <w:numPr>
           <w:ilvl w:val="0"/>
-          <w:numId w:val="18"/>
+          <w:numId w:val="20"/>
         </w:numPr>
         <w:spacing w:lineRule="auto"/>
       </w:pPr>
@@ -27610,7 +28858,7 @@
       <w:pPr>
         <w:numPr>
           <w:ilvl w:val="0"/>
-          <w:numId w:val="19"/>
+          <w:numId w:val="21"/>
         </w:numPr>
         <w:spacing w:lineRule="auto"/>
       </w:pPr>
@@ -27627,7 +28875,7 @@
       <w:pPr>
         <w:numPr>
           <w:ilvl w:val="0"/>
-          <w:numId w:val="19"/>
+          <w:numId w:val="21"/>
         </w:numPr>
         <w:spacing w:lineRule="auto"/>
       </w:pPr>
@@ -27644,7 +28892,7 @@
       <w:pPr>
         <w:numPr>
           <w:ilvl w:val="0"/>
-          <w:numId w:val="19"/>
+          <w:numId w:val="21"/>
         </w:numPr>
         <w:spacing w:lineRule="auto"/>
       </w:pPr>
@@ -27661,7 +28909,7 @@
       <w:pPr>
         <w:numPr>
           <w:ilvl w:val="0"/>
-          <w:numId w:val="19"/>
+          <w:numId w:val="21"/>
         </w:numPr>
         <w:spacing w:lineRule="auto"/>
       </w:pPr>
@@ -27678,7 +28926,7 @@
       <w:pPr>
         <w:numPr>
           <w:ilvl w:val="0"/>
-          <w:numId w:val="19"/>
+          <w:numId w:val="21"/>
         </w:numPr>
         <w:spacing w:lineRule="auto"/>
       </w:pPr>
@@ -27695,7 +28943,7 @@
       <w:pPr>
         <w:numPr>
           <w:ilvl w:val="0"/>
-          <w:numId w:val="19"/>
+          <w:numId w:val="21"/>
         </w:numPr>
         <w:spacing w:lineRule="auto"/>
       </w:pPr>
@@ -27712,7 +28960,7 @@
       <w:pPr>
         <w:numPr>
           <w:ilvl w:val="0"/>
-          <w:numId w:val="19"/>
+          <w:numId w:val="21"/>
         </w:numPr>
         <w:spacing w:lineRule="auto"/>
       </w:pPr>
@@ -27729,7 +28977,7 @@
       <w:pPr>
         <w:numPr>
           <w:ilvl w:val="0"/>
-          <w:numId w:val="19"/>
+          <w:numId w:val="21"/>
         </w:numPr>
         <w:spacing w:lineRule="auto"/>
       </w:pPr>
@@ -27746,7 +28994,7 @@
       <w:pPr>
         <w:numPr>
           <w:ilvl w:val="0"/>
-          <w:numId w:val="19"/>
+          <w:numId w:val="21"/>
         </w:numPr>
         <w:spacing w:lineRule="auto"/>
       </w:pPr>
@@ -27763,7 +29011,7 @@
       <w:pPr>
         <w:numPr>
           <w:ilvl w:val="0"/>
-          <w:numId w:val="19"/>
+          <w:numId w:val="21"/>
         </w:numPr>
         <w:spacing w:lineRule="auto"/>
       </w:pPr>
@@ -27780,7 +29028,7 @@
       <w:pPr>
         <w:numPr>
           <w:ilvl w:val="0"/>
-          <w:numId w:val="19"/>
+          <w:numId w:val="21"/>
         </w:numPr>
         <w:spacing w:lineRule="auto"/>
       </w:pPr>
@@ -27797,7 +29045,7 @@
       <w:pPr>
         <w:numPr>
           <w:ilvl w:val="0"/>
-          <w:numId w:val="19"/>
+          <w:numId w:val="21"/>
         </w:numPr>
         <w:spacing w:lineRule="auto"/>
       </w:pPr>
@@ -27814,7 +29062,7 @@
       <w:pPr>
         <w:numPr>
           <w:ilvl w:val="0"/>
-          <w:numId w:val="19"/>
+          <w:numId w:val="21"/>
         </w:numPr>
         <w:spacing w:lineRule="auto"/>
       </w:pPr>
@@ -27831,7 +29079,7 @@
       <w:pPr>
         <w:numPr>
           <w:ilvl w:val="0"/>
-          <w:numId w:val="19"/>
+          <w:numId w:val="21"/>
         </w:numPr>
         <w:spacing w:lineRule="auto"/>
       </w:pPr>
@@ -27859,7 +29107,7 @@
       <w:pPr>
         <w:numPr>
           <w:ilvl w:val="0"/>
-          <w:numId w:val="20"/>
+          <w:numId w:val="22"/>
         </w:numPr>
         <w:spacing w:lineRule="auto"/>
       </w:pPr>
@@ -27876,7 +29124,7 @@
       <w:pPr>
         <w:numPr>
           <w:ilvl w:val="0"/>
-          <w:numId w:val="20"/>
+          <w:numId w:val="22"/>
         </w:numPr>
         <w:spacing w:lineRule="auto"/>
       </w:pPr>
@@ -27893,7 +29141,7 @@
       <w:pPr>
         <w:numPr>
           <w:ilvl w:val="0"/>
-          <w:numId w:val="20"/>
+          <w:numId w:val="22"/>
         </w:numPr>
         <w:spacing w:lineRule="auto"/>
       </w:pPr>
@@ -27910,7 +29158,7 @@
       <w:pPr>
         <w:numPr>
           <w:ilvl w:val="0"/>
-          <w:numId w:val="20"/>
+          <w:numId w:val="22"/>
         </w:numPr>
         <w:spacing w:lineRule="auto"/>
       </w:pPr>
@@ -27927,7 +29175,7 @@
       <w:pPr>
         <w:numPr>
           <w:ilvl w:val="0"/>
-          <w:numId w:val="20"/>
+          <w:numId w:val="22"/>
         </w:numPr>
         <w:spacing w:lineRule="auto"/>
       </w:pPr>
@@ -27944,7 +29192,7 @@
       <w:pPr>
         <w:numPr>
           <w:ilvl w:val="0"/>
-          <w:numId w:val="20"/>
+          <w:numId w:val="22"/>
         </w:numPr>
         <w:spacing w:lineRule="auto"/>
       </w:pPr>
@@ -27961,7 +29209,7 @@
       <w:pPr>
         <w:numPr>
           <w:ilvl w:val="0"/>
-          <w:numId w:val="20"/>
+          <w:numId w:val="22"/>
         </w:numPr>
         <w:spacing w:lineRule="auto"/>
       </w:pPr>
@@ -27978,7 +29226,7 @@
       <w:pPr>
         <w:numPr>
           <w:ilvl w:val="0"/>
-          <w:numId w:val="20"/>
+          <w:numId w:val="22"/>
         </w:numPr>
         <w:spacing w:lineRule="auto"/>
       </w:pPr>
@@ -27995,7 +29243,7 @@
       <w:pPr>
         <w:numPr>
           <w:ilvl w:val="0"/>
-          <w:numId w:val="20"/>
+          <w:numId w:val="22"/>
         </w:numPr>
         <w:spacing w:lineRule="auto"/>
       </w:pPr>
@@ -28012,7 +29260,7 @@
       <w:pPr>
         <w:numPr>
           <w:ilvl w:val="0"/>
-          <w:numId w:val="20"/>
+          <w:numId w:val="22"/>
         </w:numPr>
         <w:spacing w:lineRule="auto"/>
       </w:pPr>
@@ -28029,7 +29277,7 @@
       <w:pPr>
         <w:numPr>
           <w:ilvl w:val="0"/>
-          <w:numId w:val="20"/>
+          <w:numId w:val="22"/>
         </w:numPr>
         <w:spacing w:lineRule="auto"/>
       </w:pPr>
@@ -28046,7 +29294,7 @@
       <w:pPr>
         <w:numPr>
           <w:ilvl w:val="0"/>
-          <w:numId w:val="20"/>
+          <w:numId w:val="22"/>
         </w:numPr>
         <w:spacing w:lineRule="auto"/>
       </w:pPr>
@@ -28063,7 +29311,7 @@
       <w:pPr>
         <w:numPr>
           <w:ilvl w:val="0"/>
-          <w:numId w:val="20"/>
+          <w:numId w:val="22"/>
         </w:numPr>
         <w:spacing w:lineRule="auto"/>
       </w:pPr>
@@ -28080,7 +29328,7 @@
       <w:pPr>
         <w:numPr>
           <w:ilvl w:val="0"/>
-          <w:numId w:val="20"/>
+          <w:numId w:val="22"/>
         </w:numPr>
         <w:spacing w:lineRule="auto"/>
       </w:pPr>
@@ -28097,7 +29345,7 @@
       <w:pPr>
         <w:numPr>
           <w:ilvl w:val="0"/>
-          <w:numId w:val="20"/>
+          <w:numId w:val="22"/>
         </w:numPr>
         <w:spacing w:lineRule="auto"/>
       </w:pPr>
@@ -28125,7 +29373,7 @@
       <w:pPr>
         <w:numPr>
           <w:ilvl w:val="0"/>
-          <w:numId w:val="21"/>
+          <w:numId w:val="23"/>
         </w:numPr>
         <w:spacing w:lineRule="auto"/>
       </w:pPr>
@@ -28142,7 +29390,7 @@
       <w:pPr>
         <w:numPr>
           <w:ilvl w:val="0"/>
-          <w:numId w:val="21"/>
+          <w:numId w:val="23"/>
         </w:numPr>
         <w:spacing w:lineRule="auto"/>
       </w:pPr>
@@ -28159,7 +29407,7 @@
       <w:pPr>
         <w:numPr>
           <w:ilvl w:val="0"/>
-          <w:numId w:val="21"/>
+          <w:numId w:val="23"/>
         </w:numPr>
         <w:spacing w:lineRule="auto"/>
       </w:pPr>
@@ -28176,7 +29424,7 @@
       <w:pPr>
         <w:numPr>
           <w:ilvl w:val="0"/>
-          <w:numId w:val="21"/>
+          <w:numId w:val="23"/>
         </w:numPr>
         <w:spacing w:lineRule="auto"/>
       </w:pPr>
@@ -28193,7 +29441,7 @@
       <w:pPr>
         <w:numPr>
           <w:ilvl w:val="0"/>
-          <w:numId w:val="21"/>
+          <w:numId w:val="23"/>
         </w:numPr>
         <w:spacing w:lineRule="auto"/>
       </w:pPr>
@@ -28210,7 +29458,7 @@
       <w:pPr>
         <w:numPr>
           <w:ilvl w:val="0"/>
-          <w:numId w:val="21"/>
+          <w:numId w:val="23"/>
         </w:numPr>
         <w:spacing w:lineRule="auto"/>
       </w:pPr>
@@ -28227,7 +29475,7 @@
       <w:pPr>
         <w:numPr>
           <w:ilvl w:val="0"/>
-          <w:numId w:val="21"/>
+          <w:numId w:val="23"/>
         </w:numPr>
         <w:spacing w:lineRule="auto"/>
       </w:pPr>
@@ -28244,7 +29492,7 @@
       <w:pPr>
         <w:numPr>
           <w:ilvl w:val="0"/>
-          <w:numId w:val="21"/>
+          <w:numId w:val="23"/>
         </w:numPr>
         <w:spacing w:lineRule="auto"/>
       </w:pPr>
@@ -28261,7 +29509,7 @@
       <w:pPr>
         <w:numPr>
           <w:ilvl w:val="0"/>
-          <w:numId w:val="21"/>
+          <w:numId w:val="23"/>
         </w:numPr>
         <w:spacing w:lineRule="auto"/>
       </w:pPr>
@@ -28278,7 +29526,7 @@
       <w:pPr>
         <w:numPr>
           <w:ilvl w:val="0"/>
-          <w:numId w:val="21"/>
+          <w:numId w:val="23"/>
         </w:numPr>
         <w:spacing w:lineRule="auto"/>
       </w:pPr>
@@ -28295,7 +29543,7 @@
       <w:pPr>
         <w:numPr>
           <w:ilvl w:val="0"/>
-          <w:numId w:val="21"/>
+          <w:numId w:val="23"/>
         </w:numPr>
         <w:spacing w:lineRule="auto"/>
       </w:pPr>
@@ -28323,7 +29571,7 @@
       <w:pPr>
         <w:numPr>
           <w:ilvl w:val="0"/>
-          <w:numId w:val="22"/>
+          <w:numId w:val="24"/>
         </w:numPr>
         <w:spacing w:lineRule="auto"/>
       </w:pPr>
@@ -28340,7 +29588,7 @@
       <w:pPr>
         <w:numPr>
           <w:ilvl w:val="0"/>
-          <w:numId w:val="22"/>
+          <w:numId w:val="24"/>
         </w:numPr>
         <w:spacing w:lineRule="auto"/>
       </w:pPr>
@@ -28357,7 +29605,7 @@
       <w:pPr>
         <w:numPr>
           <w:ilvl w:val="0"/>
-          <w:numId w:val="22"/>
+          <w:numId w:val="24"/>
         </w:numPr>
         <w:spacing w:lineRule="auto"/>
       </w:pPr>
@@ -28374,7 +29622,7 @@
       <w:pPr>
         <w:numPr>
           <w:ilvl w:val="0"/>
-          <w:numId w:val="22"/>
+          <w:numId w:val="24"/>
         </w:numPr>
         <w:spacing w:lineRule="auto"/>
       </w:pPr>
@@ -28391,7 +29639,7 @@
       <w:pPr>
         <w:numPr>
           <w:ilvl w:val="0"/>
-          <w:numId w:val="22"/>
+          <w:numId w:val="24"/>
         </w:numPr>
         <w:spacing w:lineRule="auto"/>
       </w:pPr>
@@ -28408,7 +29656,7 @@
       <w:pPr>
         <w:numPr>
           <w:ilvl w:val="0"/>
-          <w:numId w:val="22"/>
+          <w:numId w:val="24"/>
         </w:numPr>
         <w:spacing w:lineRule="auto"/>
       </w:pPr>
@@ -29074,7 +30322,7 @@
       <w:pPr>
         <w:numPr>
           <w:ilvl w:val="0"/>
-          <w:numId w:val="23"/>
+          <w:numId w:val="25"/>
         </w:numPr>
         <w:spacing w:lineRule="auto"/>
       </w:pPr>
@@ -29185,7 +30433,7 @@
       <w:pPr>
         <w:numPr>
           <w:ilvl w:val="0"/>
-          <w:numId w:val="23"/>
+          <w:numId w:val="25"/>
         </w:numPr>
         <w:spacing w:lineRule="auto"/>
       </w:pPr>
@@ -29342,7 +30590,7 @@
       <w:pPr>
         <w:numPr>
           <w:ilvl w:val="0"/>
-          <w:numId w:val="24"/>
+          <w:numId w:val="26"/>
         </w:numPr>
         <w:spacing w:lineRule="auto"/>
       </w:pPr>
@@ -29361,7 +30609,7 @@
       <w:pPr>
         <w:numPr>
           <w:ilvl w:val="0"/>
-          <w:numId w:val="24"/>
+          <w:numId w:val="26"/>
         </w:numPr>
         <w:spacing w:lineRule="auto"/>
       </w:pPr>
@@ -29398,7 +30646,7 @@
       <w:pPr>
         <w:numPr>
           <w:ilvl w:val="0"/>
-          <w:numId w:val="24"/>
+          <w:numId w:val="26"/>
         </w:numPr>
         <w:spacing w:lineRule="auto"/>
       </w:pPr>
@@ -29788,7 +31036,7 @@
       <w:pPr>
         <w:numPr>
           <w:ilvl w:val="0"/>
-          <w:numId w:val="25"/>
+          <w:numId w:val="27"/>
         </w:numPr>
         <w:spacing w:lineRule="auto"/>
       </w:pPr>
@@ -29815,7 +31063,7 @@
       <w:pPr>
         <w:numPr>
           <w:ilvl w:val="0"/>
-          <w:numId w:val="25"/>
+          <w:numId w:val="27"/>
         </w:numPr>
         <w:spacing w:lineRule="auto"/>
       </w:pPr>
@@ -30352,7 +31600,7 @@
       <w:pPr>
         <w:numPr>
           <w:ilvl w:val="0"/>
-          <w:numId w:val="26"/>
+          <w:numId w:val="28"/>
         </w:numPr>
         <w:spacing w:lineRule="auto"/>
       </w:pPr>
@@ -30381,7 +31629,7 @@
       <w:pPr>
         <w:numPr>
           <w:ilvl w:val="0"/>
-          <w:numId w:val="26"/>
+          <w:numId w:val="28"/>
         </w:numPr>
         <w:spacing w:lineRule="auto"/>
       </w:pPr>
@@ -30408,7 +31656,7 @@
       <w:pPr>
         <w:numPr>
           <w:ilvl w:val="0"/>
-          <w:numId w:val="26"/>
+          <w:numId w:val="28"/>
         </w:numPr>
         <w:spacing w:lineRule="auto"/>
       </w:pPr>
@@ -30443,7 +31691,7 @@
       <w:pPr>
         <w:numPr>
           <w:ilvl w:val="0"/>
-          <w:numId w:val="26"/>
+          <w:numId w:val="28"/>
         </w:numPr>
         <w:spacing w:lineRule="auto"/>
       </w:pPr>
@@ -30547,7 +31795,7 @@
       <w:pPr>
         <w:numPr>
           <w:ilvl w:val="0"/>
-          <w:numId w:val="27"/>
+          <w:numId w:val="29"/>
         </w:numPr>
         <w:spacing w:lineRule="auto"/>
       </w:pPr>
@@ -30560,7 +31808,7 @@
       <w:pPr>
         <w:numPr>
           <w:ilvl w:val="0"/>
-          <w:numId w:val="27"/>
+          <w:numId w:val="29"/>
         </w:numPr>
         <w:spacing w:lineRule="auto"/>
       </w:pPr>
@@ -30581,7 +31829,7 @@
       <w:pPr>
         <w:numPr>
           <w:ilvl w:val="0"/>
-          <w:numId w:val="27"/>
+          <w:numId w:val="29"/>
         </w:numPr>
         <w:spacing w:lineRule="auto"/>
       </w:pPr>
@@ -30606,7 +31854,7 @@
       <w:pPr>
         <w:numPr>
           <w:ilvl w:val="0"/>
-          <w:numId w:val="27"/>
+          <w:numId w:val="29"/>
         </w:numPr>
         <w:spacing w:lineRule="auto"/>
       </w:pPr>
@@ -32433,7 +33681,7 @@
       <w:pPr>
         <w:numPr>
           <w:ilvl w:val="0"/>
-          <w:numId w:val="28"/>
+          <w:numId w:val="30"/>
         </w:numPr>
         <w:spacing w:lineRule="auto"/>
       </w:pPr>
@@ -32462,7 +33710,7 @@
       <w:pPr>
         <w:numPr>
           <w:ilvl w:val="0"/>
-          <w:numId w:val="28"/>
+          <w:numId w:val="30"/>
         </w:numPr>
         <w:spacing w:lineRule="auto"/>
       </w:pPr>
@@ -32527,7 +33775,7 @@
       <w:pPr>
         <w:numPr>
           <w:ilvl w:val="0"/>
-          <w:numId w:val="28"/>
+          <w:numId w:val="30"/>
         </w:numPr>
         <w:spacing w:lineRule="auto"/>
       </w:pPr>
@@ -32576,7 +33824,7 @@
       <w:pPr>
         <w:numPr>
           <w:ilvl w:val="0"/>
-          <w:numId w:val="28"/>
+          <w:numId w:val="30"/>
         </w:numPr>
         <w:spacing w:lineRule="auto"/>
       </w:pPr>
@@ -32783,7 +34031,7 @@
       <w:pPr>
         <w:numPr>
           <w:ilvl w:val="0"/>
-          <w:numId w:val="29"/>
+          <w:numId w:val="31"/>
         </w:numPr>
         <w:spacing w:lineRule="auto"/>
       </w:pPr>
@@ -32800,7 +34048,7 @@
       <w:pPr>
         <w:numPr>
           <w:ilvl w:val="0"/>
-          <w:numId w:val="29"/>
+          <w:numId w:val="31"/>
         </w:numPr>
         <w:spacing w:lineRule="auto"/>
       </w:pPr>
@@ -32833,7 +34081,7 @@
       <w:pPr>
         <w:numPr>
           <w:ilvl w:val="0"/>
-          <w:numId w:val="29"/>
+          <w:numId w:val="31"/>
         </w:numPr>
         <w:spacing w:lineRule="auto"/>
       </w:pPr>
@@ -32854,7 +34102,7 @@
       <w:pPr>
         <w:numPr>
           <w:ilvl w:val="0"/>
-          <w:numId w:val="29"/>
+          <w:numId w:val="31"/>
         </w:numPr>
         <w:spacing w:lineRule="auto"/>
       </w:pPr>
@@ -33855,7 +35103,7 @@
       <w:pPr>
         <w:numPr>
           <w:ilvl w:val="0"/>
-          <w:numId w:val="30"/>
+          <w:numId w:val="32"/>
         </w:numPr>
         <w:spacing w:lineRule="auto"/>
       </w:pPr>
@@ -33890,7 +35138,7 @@
       <w:pPr>
         <w:numPr>
           <w:ilvl w:val="0"/>
-          <w:numId w:val="30"/>
+          <w:numId w:val="32"/>
         </w:numPr>
         <w:spacing w:lineRule="auto"/>
       </w:pPr>
@@ -33933,7 +35181,7 @@
       <w:pPr>
         <w:numPr>
           <w:ilvl w:val="0"/>
-          <w:numId w:val="30"/>
+          <w:numId w:val="32"/>
         </w:numPr>
         <w:spacing w:lineRule="auto"/>
       </w:pPr>
@@ -33958,7 +35206,7 @@
       <w:pPr>
         <w:numPr>
           <w:ilvl w:val="0"/>
-          <w:numId w:val="30"/>
+          <w:numId w:val="32"/>
         </w:numPr>
         <w:spacing w:lineRule="auto"/>
       </w:pPr>
@@ -34024,7 +35272,7 @@
       <w:pPr>
         <w:numPr>
           <w:ilvl w:val="0"/>
-          <w:numId w:val="31"/>
+          <w:numId w:val="33"/>
         </w:numPr>
         <w:spacing w:lineRule="auto"/>
       </w:pPr>
@@ -34101,7 +35349,7 @@
       <w:pPr>
         <w:numPr>
           <w:ilvl w:val="0"/>
-          <w:numId w:val="31"/>
+          <w:numId w:val="33"/>
         </w:numPr>
         <w:spacing w:lineRule="auto"/>
       </w:pPr>
@@ -34126,7 +35374,7 @@
       <w:pPr>
         <w:numPr>
           <w:ilvl w:val="0"/>
-          <w:numId w:val="31"/>
+          <w:numId w:val="33"/>
         </w:numPr>
         <w:spacing w:lineRule="auto"/>
       </w:pPr>
@@ -34711,7 +35959,7 @@
       <w:pPr>
         <w:numPr>
           <w:ilvl w:val="0"/>
-          <w:numId w:val="32"/>
+          <w:numId w:val="34"/>
         </w:numPr>
         <w:spacing w:lineRule="auto"/>
       </w:pPr>
@@ -34744,7 +35992,7 @@
       <w:pPr>
         <w:numPr>
           <w:ilvl w:val="0"/>
-          <w:numId w:val="32"/>
+          <w:numId w:val="34"/>
         </w:numPr>
         <w:spacing w:lineRule="auto"/>
       </w:pPr>
@@ -34757,7 +36005,7 @@
       <w:pPr>
         <w:numPr>
           <w:ilvl w:val="0"/>
-          <w:numId w:val="32"/>
+          <w:numId w:val="34"/>
         </w:numPr>
         <w:spacing w:lineRule="auto"/>
       </w:pPr>
@@ -35169,7 +36417,7 @@
       <w:pPr>
         <w:numPr>
           <w:ilvl w:val="0"/>
-          <w:numId w:val="33"/>
+          <w:numId w:val="35"/>
         </w:numPr>
         <w:spacing w:lineRule="auto"/>
       </w:pPr>
@@ -35202,7 +36450,7 @@
       <w:pPr>
         <w:numPr>
           <w:ilvl w:val="0"/>
-          <w:numId w:val="33"/>
+          <w:numId w:val="35"/>
         </w:numPr>
         <w:spacing w:lineRule="auto"/>
       </w:pPr>
@@ -35231,7 +36479,7 @@
       <w:pPr>
         <w:numPr>
           <w:ilvl w:val="0"/>
-          <w:numId w:val="33"/>
+          <w:numId w:val="35"/>
         </w:numPr>
         <w:spacing w:lineRule="auto"/>
       </w:pPr>
@@ -35250,7 +36498,7 @@
       <w:pPr>
         <w:numPr>
           <w:ilvl w:val="0"/>
-          <w:numId w:val="33"/>
+          <w:numId w:val="35"/>
         </w:numPr>
         <w:spacing w:lineRule="auto"/>
       </w:pPr>
@@ -35269,7 +36517,7 @@
       <w:pPr>
         <w:numPr>
           <w:ilvl w:val="0"/>
-          <w:numId w:val="33"/>
+          <w:numId w:val="35"/>
         </w:numPr>
         <w:spacing w:lineRule="auto"/>
       </w:pPr>
@@ -35457,7 +36705,7 @@
       <w:pPr>
         <w:numPr>
           <w:ilvl w:val="0"/>
-          <w:numId w:val="34"/>
+          <w:numId w:val="36"/>
         </w:numPr>
         <w:spacing w:lineRule="auto"/>
       </w:pPr>
@@ -35486,7 +36734,7 @@
       <w:pPr>
         <w:numPr>
           <w:ilvl w:val="0"/>
-          <w:numId w:val="34"/>
+          <w:numId w:val="36"/>
         </w:numPr>
         <w:spacing w:lineRule="auto"/>
       </w:pPr>
@@ -35517,7 +36765,7 @@
       <w:pPr>
         <w:numPr>
           <w:ilvl w:val="0"/>
-          <w:numId w:val="34"/>
+          <w:numId w:val="36"/>
         </w:numPr>
         <w:spacing w:lineRule="auto"/>
       </w:pPr>
@@ -35546,7 +36794,7 @@
       <w:pPr>
         <w:numPr>
           <w:ilvl w:val="0"/>
-          <w:numId w:val="34"/>
+          <w:numId w:val="36"/>
         </w:numPr>
         <w:spacing w:lineRule="auto"/>
       </w:pPr>
@@ -35581,7 +36829,7 @@
       <w:pPr>
         <w:numPr>
           <w:ilvl w:val="0"/>
-          <w:numId w:val="34"/>
+          <w:numId w:val="36"/>
         </w:numPr>
         <w:spacing w:lineRule="auto"/>
       </w:pPr>
@@ -39960,7 +41208,7 @@
       <w:pPr>
         <w:numPr>
           <w:ilvl w:val="0"/>
-          <w:numId w:val="35"/>
+          <w:numId w:val="37"/>
         </w:numPr>
         <w:spacing w:lineRule="auto"/>
       </w:pPr>
@@ -39973,7 +41221,7 @@
       <w:pPr>
         <w:numPr>
           <w:ilvl w:val="0"/>
-          <w:numId w:val="35"/>
+          <w:numId w:val="37"/>
         </w:numPr>
         <w:spacing w:lineRule="auto"/>
       </w:pPr>
@@ -39994,7 +41242,7 @@
       <w:pPr>
         <w:numPr>
           <w:ilvl w:val="0"/>
-          <w:numId w:val="35"/>
+          <w:numId w:val="37"/>
         </w:numPr>
         <w:spacing w:lineRule="auto"/>
       </w:pPr>
@@ -40015,7 +41263,7 @@
       <w:pPr>
         <w:numPr>
           <w:ilvl w:val="0"/>
-          <w:numId w:val="35"/>
+          <w:numId w:val="37"/>
         </w:numPr>
         <w:spacing w:lineRule="auto"/>
       </w:pPr>
@@ -40060,7 +41308,7 @@
       <w:pPr>
         <w:numPr>
           <w:ilvl w:val="0"/>
-          <w:numId w:val="35"/>
+          <w:numId w:val="37"/>
         </w:numPr>
         <w:spacing w:lineRule="auto"/>
       </w:pPr>
@@ -41546,7 +42794,7 @@
       <w:pPr>
         <w:numPr>
           <w:ilvl w:val="0"/>
-          <w:numId w:val="36"/>
+          <w:numId w:val="38"/>
         </w:numPr>
         <w:spacing w:lineRule="auto"/>
       </w:pPr>
@@ -41579,7 +42827,7 @@
       <w:pPr>
         <w:numPr>
           <w:ilvl w:val="0"/>
-          <w:numId w:val="36"/>
+          <w:numId w:val="38"/>
         </w:numPr>
         <w:spacing w:lineRule="auto"/>
       </w:pPr>
@@ -41612,7 +42860,7 @@
       <w:pPr>
         <w:numPr>
           <w:ilvl w:val="0"/>
-          <w:numId w:val="36"/>
+          <w:numId w:val="38"/>
         </w:numPr>
         <w:spacing w:lineRule="auto"/>
       </w:pPr>
@@ -41629,7 +42877,7 @@
       <w:pPr>
         <w:numPr>
           <w:ilvl w:val="0"/>
-          <w:numId w:val="36"/>
+          <w:numId w:val="38"/>
         </w:numPr>
         <w:spacing w:lineRule="auto"/>
       </w:pPr>
@@ -42356,7 +43604,7 @@
       <w:pPr>
         <w:numPr>
           <w:ilvl w:val="0"/>
-          <w:numId w:val="37"/>
+          <w:numId w:val="39"/>
         </w:numPr>
         <w:spacing w:lineRule="auto"/>
       </w:pPr>
@@ -42395,7 +43643,7 @@
       <w:pPr>
         <w:numPr>
           <w:ilvl w:val="0"/>
-          <w:numId w:val="37"/>
+          <w:numId w:val="39"/>
         </w:numPr>
         <w:spacing w:lineRule="auto"/>
       </w:pPr>
@@ -42416,7 +43664,7 @@
       <w:pPr>
         <w:numPr>
           <w:ilvl w:val="0"/>
-          <w:numId w:val="37"/>
+          <w:numId w:val="39"/>
         </w:numPr>
         <w:spacing w:lineRule="auto"/>
       </w:pPr>
@@ -42437,7 +43685,7 @@
       <w:pPr>
         <w:numPr>
           <w:ilvl w:val="0"/>
-          <w:numId w:val="37"/>
+          <w:numId w:val="39"/>
         </w:numPr>
         <w:spacing w:lineRule="auto"/>
       </w:pPr>
@@ -42458,7 +43706,7 @@
       <w:pPr>
         <w:numPr>
           <w:ilvl w:val="0"/>
-          <w:numId w:val="37"/>
+          <w:numId w:val="39"/>
         </w:numPr>
         <w:spacing w:lineRule="auto"/>
       </w:pPr>
@@ -42487,7 +43735,7 @@
       <w:pPr>
         <w:numPr>
           <w:ilvl w:val="0"/>
-          <w:numId w:val="37"/>
+          <w:numId w:val="39"/>
         </w:numPr>
         <w:spacing w:lineRule="auto"/>
       </w:pPr>
@@ -42557,7 +43805,7 @@
       <w:pPr>
         <w:numPr>
           <w:ilvl w:val="0"/>
-          <w:numId w:val="38"/>
+          <w:numId w:val="40"/>
         </w:numPr>
         <w:spacing w:lineRule="auto"/>
       </w:pPr>
@@ -42570,7 +43818,7 @@
       <w:pPr>
         <w:numPr>
           <w:ilvl w:val="0"/>
-          <w:numId w:val="38"/>
+          <w:numId w:val="40"/>
         </w:numPr>
         <w:spacing w:lineRule="auto"/>
       </w:pPr>
@@ -42599,7 +43847,7 @@
       <w:pPr>
         <w:numPr>
           <w:ilvl w:val="0"/>
-          <w:numId w:val="38"/>
+          <w:numId w:val="40"/>
         </w:numPr>
         <w:spacing w:lineRule="auto"/>
       </w:pPr>
@@ -42803,7 +44051,7 @@
       <w:pPr>
         <w:numPr>
           <w:ilvl w:val="0"/>
-          <w:numId w:val="39"/>
+          <w:numId w:val="41"/>
         </w:numPr>
         <w:spacing w:lineRule="auto"/>
       </w:pPr>
@@ -42848,7 +44096,7 @@
       <w:pPr>
         <w:numPr>
           <w:ilvl w:val="0"/>
-          <w:numId w:val="39"/>
+          <w:numId w:val="41"/>
         </w:numPr>
         <w:spacing w:lineRule="auto"/>
       </w:pPr>
@@ -42893,7 +44141,7 @@
       <w:pPr>
         <w:numPr>
           <w:ilvl w:val="0"/>
-          <w:numId w:val="39"/>
+          <w:numId w:val="41"/>
         </w:numPr>
         <w:spacing w:lineRule="auto"/>
       </w:pPr>
@@ -42994,7 +44242,7 @@
       <w:pPr>
         <w:numPr>
           <w:ilvl w:val="0"/>
-          <w:numId w:val="39"/>
+          <w:numId w:val="41"/>
         </w:numPr>
         <w:spacing w:lineRule="auto"/>
       </w:pPr>
@@ -43015,7 +44263,7 @@
       <w:pPr>
         <w:numPr>
           <w:ilvl w:val="0"/>
-          <w:numId w:val="39"/>
+          <w:numId w:val="41"/>
         </w:numPr>
         <w:spacing w:lineRule="auto"/>
       </w:pPr>
@@ -43036,7 +44284,7 @@
       <w:pPr>
         <w:numPr>
           <w:ilvl w:val="0"/>
-          <w:numId w:val="39"/>
+          <w:numId w:val="41"/>
         </w:numPr>
         <w:spacing w:lineRule="auto"/>
       </w:pPr>
@@ -43149,7 +44397,7 @@
       <w:pPr>
         <w:numPr>
           <w:ilvl w:val="0"/>
-          <w:numId w:val="40"/>
+          <w:numId w:val="42"/>
         </w:numPr>
         <w:spacing w:lineRule="auto"/>
       </w:pPr>
@@ -43186,7 +44434,7 @@
       <w:pPr>
         <w:numPr>
           <w:ilvl w:val="0"/>
-          <w:numId w:val="40"/>
+          <w:numId w:val="42"/>
         </w:numPr>
         <w:spacing w:lineRule="auto"/>
       </w:pPr>
@@ -43241,7 +44489,7 @@
       <w:pPr>
         <w:numPr>
           <w:ilvl w:val="0"/>
-          <w:numId w:val="40"/>
+          <w:numId w:val="42"/>
         </w:numPr>
         <w:spacing w:lineRule="auto"/>
       </w:pPr>
@@ -43495,7 +44743,7 @@
       <w:pPr>
         <w:numPr>
           <w:ilvl w:val="0"/>
-          <w:numId w:val="41"/>
+          <w:numId w:val="43"/>
         </w:numPr>
         <w:spacing w:lineRule="auto"/>
       </w:pPr>
@@ -43512,7 +44760,7 @@
       <w:pPr>
         <w:numPr>
           <w:ilvl w:val="0"/>
-          <w:numId w:val="41"/>
+          <w:numId w:val="43"/>
         </w:numPr>
         <w:spacing w:lineRule="auto"/>
       </w:pPr>
@@ -43537,7 +44785,7 @@
       <w:pPr>
         <w:numPr>
           <w:ilvl w:val="0"/>
-          <w:numId w:val="41"/>
+          <w:numId w:val="43"/>
         </w:numPr>
         <w:spacing w:lineRule="auto"/>
       </w:pPr>
@@ -43590,7 +44838,7 @@
       <w:pPr>
         <w:numPr>
           <w:ilvl w:val="0"/>
-          <w:numId w:val="41"/>
+          <w:numId w:val="43"/>
         </w:numPr>
         <w:spacing w:lineRule="auto"/>
       </w:pPr>
@@ -43621,7 +44869,7 @@
       <w:pPr>
         <w:numPr>
           <w:ilvl w:val="0"/>
-          <w:numId w:val="41"/>
+          <w:numId w:val="43"/>
         </w:numPr>
         <w:spacing w:lineRule="auto"/>
       </w:pPr>
@@ -43687,7 +44935,7 @@
       <w:pPr>
         <w:numPr>
           <w:ilvl w:val="0"/>
-          <w:numId w:val="42"/>
+          <w:numId w:val="44"/>
         </w:numPr>
         <w:spacing w:lineRule="auto"/>
       </w:pPr>
@@ -43700,7 +44948,7 @@
       <w:pPr>
         <w:numPr>
           <w:ilvl w:val="0"/>
-          <w:numId w:val="42"/>
+          <w:numId w:val="44"/>
         </w:numPr>
         <w:spacing w:lineRule="auto"/>
       </w:pPr>
@@ -43721,7 +44969,7 @@
       <w:pPr>
         <w:numPr>
           <w:ilvl w:val="0"/>
-          <w:numId w:val="42"/>
+          <w:numId w:val="44"/>
         </w:numPr>
         <w:spacing w:lineRule="auto"/>
       </w:pPr>
@@ -43738,7 +44986,7 @@
       <w:pPr>
         <w:numPr>
           <w:ilvl w:val="0"/>
-          <w:numId w:val="42"/>
+          <w:numId w:val="44"/>
         </w:numPr>
         <w:spacing w:lineRule="auto"/>
       </w:pPr>
@@ -43958,7 +45206,7 @@
       <w:pPr>
         <w:numPr>
           <w:ilvl w:val="0"/>
-          <w:numId w:val="43"/>
+          <w:numId w:val="45"/>
         </w:numPr>
         <w:spacing w:lineRule="auto"/>
       </w:pPr>
@@ -43995,7 +45243,7 @@
       <w:pPr>
         <w:numPr>
           <w:ilvl w:val="0"/>
-          <w:numId w:val="43"/>
+          <w:numId w:val="45"/>
         </w:numPr>
         <w:spacing w:lineRule="auto"/>
       </w:pPr>
@@ -44008,7 +45256,7 @@
       <w:pPr>
         <w:numPr>
           <w:ilvl w:val="0"/>
-          <w:numId w:val="43"/>
+          <w:numId w:val="45"/>
         </w:numPr>
         <w:spacing w:lineRule="auto"/>
       </w:pPr>
@@ -44029,7 +45277,7 @@
       <w:pPr>
         <w:numPr>
           <w:ilvl w:val="0"/>
-          <w:numId w:val="43"/>
+          <w:numId w:val="45"/>
         </w:numPr>
         <w:spacing w:lineRule="auto"/>
       </w:pPr>
@@ -46365,7 +47613,7 @@
       <w:pPr>
         <w:numPr>
           <w:ilvl w:val="0"/>
-          <w:numId w:val="44"/>
+          <w:numId w:val="46"/>
         </w:numPr>
         <w:spacing w:lineRule="auto"/>
       </w:pPr>
@@ -46402,7 +47650,7 @@
       <w:pPr>
         <w:numPr>
           <w:ilvl w:val="0"/>
-          <w:numId w:val="44"/>
+          <w:numId w:val="46"/>
         </w:numPr>
         <w:spacing w:lineRule="auto"/>
       </w:pPr>
@@ -46465,7 +47713,7 @@
       <w:pPr>
         <w:numPr>
           <w:ilvl w:val="0"/>
-          <w:numId w:val="45"/>
+          <w:numId w:val="47"/>
         </w:numPr>
         <w:spacing w:lineRule="auto"/>
       </w:pPr>
@@ -46486,7 +47734,7 @@
       <w:pPr>
         <w:numPr>
           <w:ilvl w:val="0"/>
-          <w:numId w:val="45"/>
+          <w:numId w:val="47"/>
         </w:numPr>
         <w:spacing w:lineRule="auto"/>
       </w:pPr>
@@ -46535,7 +47783,7 @@
       <w:pPr>
         <w:numPr>
           <w:ilvl w:val="0"/>
-          <w:numId w:val="45"/>
+          <w:numId w:val="47"/>
         </w:numPr>
         <w:spacing w:lineRule="auto"/>
       </w:pPr>
@@ -49102,7 +50350,7 @@
       <w:pPr>
         <w:numPr>
           <w:ilvl w:val="0"/>
-          <w:numId w:val="46"/>
+          <w:numId w:val="48"/>
         </w:numPr>
         <w:spacing w:lineRule="auto"/>
       </w:pPr>
@@ -49125,7 +50373,7 @@
       <w:pPr>
         <w:numPr>
           <w:ilvl w:val="0"/>
-          <w:numId w:val="46"/>
+          <w:numId w:val="48"/>
         </w:numPr>
         <w:spacing w:lineRule="auto"/>
       </w:pPr>
@@ -49164,7 +50412,7 @@
       <w:pPr>
         <w:numPr>
           <w:ilvl w:val="0"/>
-          <w:numId w:val="46"/>
+          <w:numId w:val="48"/>
         </w:numPr>
         <w:spacing w:lineRule="auto"/>
       </w:pPr>
@@ -49257,7 +50505,7 @@
       <w:pPr>
         <w:numPr>
           <w:ilvl w:val="0"/>
-          <w:numId w:val="47"/>
+          <w:numId w:val="49"/>
         </w:numPr>
         <w:spacing w:lineRule="auto"/>
       </w:pPr>
@@ -49396,7 +50644,7 @@
       <w:pPr>
         <w:numPr>
           <w:ilvl w:val="0"/>
-          <w:numId w:val="47"/>
+          <w:numId w:val="49"/>
         </w:numPr>
         <w:spacing w:lineRule="auto"/>
       </w:pPr>
@@ -49533,7 +50781,7 @@
       <w:pPr>
         <w:numPr>
           <w:ilvl w:val="0"/>
-          <w:numId w:val="47"/>
+          <w:numId w:val="49"/>
         </w:numPr>
         <w:spacing w:lineRule="auto"/>
       </w:pPr>
@@ -49802,7 +51050,7 @@
       <w:pPr>
         <w:numPr>
           <w:ilvl w:val="0"/>
-          <w:numId w:val="47"/>
+          <w:numId w:val="49"/>
         </w:numPr>
         <w:spacing w:lineRule="auto"/>
       </w:pPr>
@@ -49865,7 +51113,7 @@
       <w:pPr>
         <w:numPr>
           <w:ilvl w:val="0"/>
-          <w:numId w:val="47"/>
+          <w:numId w:val="49"/>
         </w:numPr>
         <w:spacing w:lineRule="auto"/>
       </w:pPr>
@@ -49980,7 +51228,7 @@
       <w:pPr>
         <w:numPr>
           <w:ilvl w:val="0"/>
-          <w:numId w:val="47"/>
+          <w:numId w:val="49"/>
         </w:numPr>
         <w:spacing w:lineRule="auto"/>
       </w:pPr>
@@ -50039,7 +51287,7 @@
       <w:pPr>
         <w:numPr>
           <w:ilvl w:val="0"/>
-          <w:numId w:val="47"/>
+          <w:numId w:val="49"/>
         </w:numPr>
         <w:spacing w:lineRule="auto"/>
       </w:pPr>
@@ -50265,7 +51513,7 @@
       <w:pPr>
         <w:numPr>
           <w:ilvl w:val="0"/>
-          <w:numId w:val="48"/>
+          <w:numId w:val="50"/>
         </w:numPr>
         <w:spacing w:lineRule="auto"/>
       </w:pPr>
@@ -50294,7 +51542,7 @@
       <w:pPr>
         <w:numPr>
           <w:ilvl w:val="0"/>
-          <w:numId w:val="48"/>
+          <w:numId w:val="50"/>
         </w:numPr>
         <w:spacing w:lineRule="auto"/>
       </w:pPr>
@@ -50323,7 +51571,7 @@
       <w:pPr>
         <w:numPr>
           <w:ilvl w:val="0"/>
-          <w:numId w:val="48"/>
+          <w:numId w:val="50"/>
         </w:numPr>
         <w:spacing w:lineRule="auto"/>
       </w:pPr>
@@ -50352,7 +51600,7 @@
       <w:pPr>
         <w:numPr>
           <w:ilvl w:val="0"/>
-          <w:numId w:val="48"/>
+          <w:numId w:val="50"/>
         </w:numPr>
         <w:spacing w:lineRule="auto"/>
       </w:pPr>
@@ -52033,7 +53281,7 @@
       <w:pPr>
         <w:numPr>
           <w:ilvl w:val="0"/>
-          <w:numId w:val="49"/>
+          <w:numId w:val="51"/>
         </w:numPr>
         <w:spacing w:lineRule="auto"/>
       </w:pPr>
@@ -52054,7 +53302,7 @@
       <w:pPr>
         <w:numPr>
           <w:ilvl w:val="0"/>
-          <w:numId w:val="49"/>
+          <w:numId w:val="51"/>
         </w:numPr>
         <w:spacing w:lineRule="auto"/>
       </w:pPr>
@@ -52083,7 +53331,7 @@
       <w:pPr>
         <w:numPr>
           <w:ilvl w:val="0"/>
-          <w:numId w:val="49"/>
+          <w:numId w:val="51"/>
         </w:numPr>
         <w:spacing w:lineRule="auto"/>
       </w:pPr>
@@ -52104,7 +53352,7 @@
       <w:pPr>
         <w:numPr>
           <w:ilvl w:val="0"/>
-          <w:numId w:val="49"/>
+          <w:numId w:val="51"/>
         </w:numPr>
         <w:spacing w:lineRule="auto"/>
       </w:pPr>
@@ -52125,7 +53373,7 @@
       <w:pPr>
         <w:numPr>
           <w:ilvl w:val="0"/>
-          <w:numId w:val="49"/>
+          <w:numId w:val="51"/>
         </w:numPr>
         <w:spacing w:lineRule="auto"/>
       </w:pPr>
@@ -53039,7 +54287,7 @@
       <w:pPr>
         <w:numPr>
           <w:ilvl w:val="0"/>
-          <w:numId w:val="50"/>
+          <w:numId w:val="52"/>
         </w:numPr>
         <w:spacing w:lineRule="auto"/>
       </w:pPr>
@@ -53078,7 +54326,7 @@
       <w:pPr>
         <w:numPr>
           <w:ilvl w:val="0"/>
-          <w:numId w:val="50"/>
+          <w:numId w:val="52"/>
         </w:numPr>
         <w:spacing w:lineRule="auto"/>
       </w:pPr>
@@ -53091,7 +54339,7 @@
       <w:pPr>
         <w:numPr>
           <w:ilvl w:val="0"/>
-          <w:numId w:val="50"/>
+          <w:numId w:val="52"/>
         </w:numPr>
         <w:spacing w:lineRule="auto"/>
       </w:pPr>
@@ -53116,7 +54364,7 @@
       <w:pPr>
         <w:numPr>
           <w:ilvl w:val="0"/>
-          <w:numId w:val="50"/>
+          <w:numId w:val="52"/>
         </w:numPr>
         <w:spacing w:lineRule="auto"/>
       </w:pPr>
@@ -53153,7 +54401,7 @@
       <w:pPr>
         <w:numPr>
           <w:ilvl w:val="0"/>
-          <w:numId w:val="50"/>
+          <w:numId w:val="52"/>
         </w:numPr>
         <w:spacing w:lineRule="auto"/>
       </w:pPr>
@@ -53390,7 +54638,7 @@
       <w:pPr>
         <w:numPr>
           <w:ilvl w:val="0"/>
-          <w:numId w:val="51"/>
+          <w:numId w:val="53"/>
         </w:numPr>
         <w:spacing w:lineRule="auto"/>
       </w:pPr>
@@ -53415,7 +54663,7 @@
       <w:pPr>
         <w:numPr>
           <w:ilvl w:val="0"/>
-          <w:numId w:val="51"/>
+          <w:numId w:val="53"/>
         </w:numPr>
         <w:spacing w:lineRule="auto"/>
       </w:pPr>
@@ -53458,7 +54706,7 @@
       <w:pPr>
         <w:numPr>
           <w:ilvl w:val="0"/>
-          <w:numId w:val="52"/>
+          <w:numId w:val="54"/>
         </w:numPr>
         <w:spacing w:lineRule="auto"/>
       </w:pPr>
@@ -53487,7 +54735,7 @@
       <w:pPr>
         <w:numPr>
           <w:ilvl w:val="0"/>
-          <w:numId w:val="52"/>
+          <w:numId w:val="54"/>
         </w:numPr>
         <w:spacing w:lineRule="auto"/>
       </w:pPr>
@@ -53518,7 +54766,7 @@
       <w:pPr>
         <w:numPr>
           <w:ilvl w:val="0"/>
-          <w:numId w:val="52"/>
+          <w:numId w:val="54"/>
         </w:numPr>
         <w:spacing w:lineRule="auto"/>
       </w:pPr>
@@ -53573,7 +54821,7 @@
       <w:pPr>
         <w:numPr>
           <w:ilvl w:val="0"/>
-          <w:numId w:val="52"/>
+          <w:numId w:val="54"/>
         </w:numPr>
         <w:spacing w:lineRule="auto"/>
       </w:pPr>
@@ -53602,7 +54850,7 @@
       <w:pPr>
         <w:numPr>
           <w:ilvl w:val="0"/>
-          <w:numId w:val="52"/>
+          <w:numId w:val="54"/>
         </w:numPr>
         <w:spacing w:lineRule="auto"/>
       </w:pPr>
@@ -53627,7 +54875,7 @@
       <w:pPr>
         <w:numPr>
           <w:ilvl w:val="0"/>
-          <w:numId w:val="52"/>
+          <w:numId w:val="54"/>
         </w:numPr>
         <w:spacing w:lineRule="auto"/>
       </w:pPr>
@@ -54221,7 +55469,7 @@
       <w:pPr>
         <w:numPr>
           <w:ilvl w:val="0"/>
-          <w:numId w:val="53"/>
+          <w:numId w:val="55"/>
         </w:numPr>
         <w:spacing w:lineRule="auto"/>
       </w:pPr>
@@ -54262,7 +55510,7 @@
       <w:pPr>
         <w:numPr>
           <w:ilvl w:val="0"/>
-          <w:numId w:val="53"/>
+          <w:numId w:val="55"/>
         </w:numPr>
         <w:spacing w:lineRule="auto"/>
       </w:pPr>
@@ -54309,7 +55557,7 @@
       <w:pPr>
         <w:numPr>
           <w:ilvl w:val="0"/>
-          <w:numId w:val="54"/>
+          <w:numId w:val="56"/>
         </w:numPr>
         <w:spacing w:lineRule="auto"/>
       </w:pPr>
@@ -54370,7 +55618,7 @@
       <w:pPr>
         <w:numPr>
           <w:ilvl w:val="0"/>
-          <w:numId w:val="54"/>
+          <w:numId w:val="56"/>
         </w:numPr>
         <w:spacing w:lineRule="auto"/>
       </w:pPr>
@@ -54402,7 +55650,7 @@
       <w:pPr>
         <w:numPr>
           <w:ilvl w:val="0"/>
-          <w:numId w:val="55"/>
+          <w:numId w:val="57"/>
         </w:numPr>
         <w:spacing w:lineRule="auto"/>
       </w:pPr>
@@ -54504,7 +55752,7 @@
       <w:pPr>
         <w:numPr>
           <w:ilvl w:val="0"/>
-          <w:numId w:val="56"/>
+          <w:numId w:val="58"/>
         </w:numPr>
         <w:spacing w:lineRule="auto"/>
       </w:pPr>
@@ -54545,7 +55793,7 @@
       <w:pPr>
         <w:numPr>
           <w:ilvl w:val="0"/>
-          <w:numId w:val="56"/>
+          <w:numId w:val="58"/>
         </w:numPr>
         <w:spacing w:lineRule="auto"/>
       </w:pPr>
@@ -54586,7 +55834,7 @@
       <w:pPr>
         <w:numPr>
           <w:ilvl w:val="0"/>
-          <w:numId w:val="56"/>
+          <w:numId w:val="58"/>
         </w:numPr>
         <w:spacing w:lineRule="auto"/>
       </w:pPr>
@@ -54639,7 +55887,7 @@
       <w:pPr>
         <w:numPr>
           <w:ilvl w:val="0"/>
-          <w:numId w:val="56"/>
+          <w:numId w:val="58"/>
         </w:numPr>
         <w:spacing w:lineRule="auto"/>
       </w:pPr>
@@ -54735,7 +55983,7 @@
       <w:pPr>
         <w:numPr>
           <w:ilvl w:val="0"/>
-          <w:numId w:val="57"/>
+          <w:numId w:val="59"/>
         </w:numPr>
         <w:spacing w:lineRule="auto"/>
       </w:pPr>
@@ -54842,7 +56090,7 @@
       <w:pPr>
         <w:numPr>
           <w:ilvl w:val="0"/>
-          <w:numId w:val="57"/>
+          <w:numId w:val="59"/>
         </w:numPr>
         <w:spacing w:lineRule="auto"/>
       </w:pPr>
@@ -54885,7 +56133,7 @@
       <w:pPr>
         <w:numPr>
           <w:ilvl w:val="0"/>
-          <w:numId w:val="57"/>
+          <w:numId w:val="59"/>
         </w:numPr>
         <w:spacing w:lineRule="auto"/>
       </w:pPr>
@@ -54920,7 +56168,7 @@
       <w:pPr>
         <w:numPr>
           <w:ilvl w:val="0"/>
-          <w:numId w:val="57"/>
+          <w:numId w:val="59"/>
         </w:numPr>
         <w:spacing w:lineRule="auto"/>
       </w:pPr>
@@ -54943,7 +56191,7 @@
       <w:pPr>
         <w:numPr>
           <w:ilvl w:val="0"/>
-          <w:numId w:val="57"/>
+          <w:numId w:val="59"/>
         </w:numPr>
         <w:spacing w:lineRule="auto"/>
       </w:pPr>
@@ -55006,7 +56254,7 @@
       <w:pPr>
         <w:numPr>
           <w:ilvl w:val="0"/>
-          <w:numId w:val="57"/>
+          <w:numId w:val="59"/>
         </w:numPr>
         <w:spacing w:lineRule="auto"/>
       </w:pPr>
@@ -58002,7 +59250,7 @@
       <w:pPr>
         <w:numPr>
           <w:ilvl w:val="0"/>
-          <w:numId w:val="58"/>
+          <w:numId w:val="60"/>
         </w:numPr>
         <w:spacing w:lineRule="auto"/>
       </w:pPr>
@@ -58029,7 +59277,7 @@
       <w:pPr>
         <w:numPr>
           <w:ilvl w:val="0"/>
-          <w:numId w:val="58"/>
+          <w:numId w:val="60"/>
         </w:numPr>
         <w:spacing w:lineRule="auto"/>
       </w:pPr>
@@ -58056,7 +59304,7 @@
       <w:pPr>
         <w:numPr>
           <w:ilvl w:val="0"/>
-          <w:numId w:val="58"/>
+          <w:numId w:val="60"/>
         </w:numPr>
         <w:spacing w:lineRule="auto"/>
       </w:pPr>
@@ -58083,7 +59331,7 @@
       <w:pPr>
         <w:numPr>
           <w:ilvl w:val="0"/>
-          <w:numId w:val="58"/>
+          <w:numId w:val="60"/>
         </w:numPr>
         <w:spacing w:lineRule="auto"/>
       </w:pPr>
@@ -58102,7 +59350,7 @@
       <w:pPr>
         <w:numPr>
           <w:ilvl w:val="0"/>
-          <w:numId w:val="58"/>
+          <w:numId w:val="60"/>
         </w:numPr>
         <w:spacing w:lineRule="auto"/>
       </w:pPr>
@@ -58121,7 +59369,7 @@
       <w:pPr>
         <w:numPr>
           <w:ilvl w:val="0"/>
-          <w:numId w:val="58"/>
+          <w:numId w:val="60"/>
         </w:numPr>
         <w:spacing w:lineRule="auto"/>
       </w:pPr>
@@ -58148,7 +59396,7 @@
       <w:pPr>
         <w:numPr>
           <w:ilvl w:val="0"/>
-          <w:numId w:val="58"/>
+          <w:numId w:val="60"/>
         </w:numPr>
         <w:spacing w:lineRule="auto"/>
       </w:pPr>
@@ -58183,7 +59431,7 @@
       <w:pPr>
         <w:numPr>
           <w:ilvl w:val="0"/>
-          <w:numId w:val="58"/>
+          <w:numId w:val="60"/>
         </w:numPr>
         <w:spacing w:lineRule="auto"/>
       </w:pPr>
@@ -58242,7 +59490,7 @@
       <w:pPr>
         <w:numPr>
           <w:ilvl w:val="0"/>
-          <w:numId w:val="58"/>
+          <w:numId w:val="60"/>
         </w:numPr>
         <w:spacing w:lineRule="auto"/>
       </w:pPr>
@@ -58269,7 +59517,7 @@
       <w:pPr>
         <w:numPr>
           <w:ilvl w:val="0"/>
-          <w:numId w:val="58"/>
+          <w:numId w:val="60"/>
         </w:numPr>
         <w:spacing w:lineRule="auto"/>
       </w:pPr>
@@ -58304,7 +59552,7 @@
       <w:pPr>
         <w:numPr>
           <w:ilvl w:val="0"/>
-          <w:numId w:val="58"/>
+          <w:numId w:val="60"/>
         </w:numPr>
         <w:spacing w:lineRule="auto"/>
       </w:pPr>
@@ -58355,7 +59603,7 @@
       <w:pPr>
         <w:numPr>
           <w:ilvl w:val="0"/>
-          <w:numId w:val="58"/>
+          <w:numId w:val="60"/>
         </w:numPr>
         <w:spacing w:lineRule="auto"/>
       </w:pPr>
@@ -58398,7 +59646,7 @@
       <w:pPr>
         <w:numPr>
           <w:ilvl w:val="0"/>
-          <w:numId w:val="58"/>
+          <w:numId w:val="60"/>
         </w:numPr>
         <w:spacing w:lineRule="auto"/>
       </w:pPr>
@@ -58441,7 +59689,7 @@
       <w:pPr>
         <w:numPr>
           <w:ilvl w:val="0"/>
-          <w:numId w:val="58"/>
+          <w:numId w:val="60"/>
         </w:numPr>
         <w:spacing w:lineRule="auto"/>
       </w:pPr>
@@ -58468,7 +59716,7 @@
       <w:pPr>
         <w:numPr>
           <w:ilvl w:val="0"/>
-          <w:numId w:val="58"/>
+          <w:numId w:val="60"/>
         </w:numPr>
         <w:spacing w:lineRule="auto"/>
       </w:pPr>
@@ -58487,7 +59735,7 @@
       <w:pPr>
         <w:numPr>
           <w:ilvl w:val="0"/>
-          <w:numId w:val="58"/>
+          <w:numId w:val="60"/>
         </w:numPr>
         <w:spacing w:lineRule="auto"/>
       </w:pPr>
@@ -58522,7 +59770,7 @@
       <w:pPr>
         <w:numPr>
           <w:ilvl w:val="0"/>
-          <w:numId w:val="58"/>
+          <w:numId w:val="60"/>
         </w:numPr>
         <w:spacing w:lineRule="auto"/>
       </w:pPr>
@@ -58565,7 +59813,7 @@
       <w:pPr>
         <w:numPr>
           <w:ilvl w:val="0"/>
-          <w:numId w:val="58"/>
+          <w:numId w:val="60"/>
         </w:numPr>
         <w:spacing w:lineRule="auto"/>
       </w:pPr>
@@ -58600,7 +59848,7 @@
       <w:pPr>
         <w:numPr>
           <w:ilvl w:val="0"/>
-          <w:numId w:val="58"/>
+          <w:numId w:val="60"/>
         </w:numPr>
         <w:spacing w:lineRule="auto"/>
       </w:pPr>
@@ -58684,7 +59932,7 @@
       <w:pPr>
         <w:numPr>
           <w:ilvl w:val="0"/>
-          <w:numId w:val="59"/>
+          <w:numId w:val="61"/>
         </w:numPr>
         <w:spacing w:lineRule="auto"/>
       </w:pPr>
@@ -58697,7 +59945,7 @@
       <w:pPr>
         <w:numPr>
           <w:ilvl w:val="0"/>
-          <w:numId w:val="59"/>
+          <w:numId w:val="61"/>
         </w:numPr>
         <w:spacing w:lineRule="auto"/>
       </w:pPr>
@@ -58718,7 +59966,7 @@
       <w:pPr>
         <w:numPr>
           <w:ilvl w:val="0"/>
-          <w:numId w:val="59"/>
+          <w:numId w:val="61"/>
         </w:numPr>
         <w:spacing w:lineRule="auto"/>
       </w:pPr>
@@ -58739,7 +59987,7 @@
       <w:pPr>
         <w:numPr>
           <w:ilvl w:val="0"/>
-          <w:numId w:val="59"/>
+          <w:numId w:val="61"/>
         </w:numPr>
         <w:spacing w:lineRule="auto"/>
       </w:pPr>
@@ -58752,7 +60000,7 @@
       <w:pPr>
         <w:numPr>
           <w:ilvl w:val="0"/>
-          <w:numId w:val="59"/>
+          <w:numId w:val="61"/>
         </w:numPr>
         <w:spacing w:lineRule="auto"/>
       </w:pPr>
@@ -60103,104 +61351,6 @@
   <w:abstractNum w:abstractNumId="2">
     <w:lvl w:ilvl="0">
       <w:start w:val="1"/>
-      <w:numFmt w:val="decimal"/>
-      <w:lvlText w:val="%1."/>
-      <w:lvlJc w:val="left"/>
-      <w:pPr>
-        <w:tabs>
-          <w:tab w:val="num" w:pos="720"/>
-        </w:tabs>
-        <w:ind w:left="720" w:hanging="360"/>
-      </w:pPr>
-    </w:lvl>
-    <w:lvl w:ilvl="1">
-      <w:start w:val="1"/>
-      <w:numFmt w:val="decimal"/>
-      <w:lvlText w:val="%2."/>
-      <w:lvlJc w:val="left"/>
-      <w:pPr>
-        <w:tabs>
-          <w:tab w:val="num" w:pos="1440"/>
-        </w:tabs>
-        <w:ind w:left="1440" w:hanging="360"/>
-      </w:pPr>
-    </w:lvl>
-    <w:lvl w:ilvl="2">
-      <w:start w:val="1"/>
-      <w:numFmt w:val="decimal"/>
-      <w:lvlText w:val="%3."/>
-      <w:lvlJc w:val="left"/>
-      <w:pPr>
-        <w:tabs>
-          <w:tab w:val="num" w:pos="2160"/>
-        </w:tabs>
-        <w:ind w:left="2160" w:hanging="360"/>
-      </w:pPr>
-    </w:lvl>
-    <w:lvl w:ilvl="3">
-      <w:start w:val="1"/>
-      <w:numFmt w:val="decimal"/>
-      <w:lvlText w:val="%4."/>
-      <w:lvlJc w:val="left"/>
-      <w:pPr>
-        <w:tabs>
-          <w:tab w:val="num" w:pos="2880"/>
-        </w:tabs>
-        <w:ind w:left="2880" w:hanging="360"/>
-      </w:pPr>
-    </w:lvl>
-    <w:lvl w:ilvl="4">
-      <w:start w:val="1"/>
-      <w:numFmt w:val="decimal"/>
-      <w:lvlText w:val="%5."/>
-      <w:lvlJc w:val="left"/>
-      <w:pPr>
-        <w:tabs>
-          <w:tab w:val="num" w:pos="3600"/>
-        </w:tabs>
-        <w:ind w:left="3600" w:hanging="360"/>
-      </w:pPr>
-    </w:lvl>
-    <w:lvl w:ilvl="5">
-      <w:start w:val="1"/>
-      <w:numFmt w:val="decimal"/>
-      <w:lvlText w:val="%6."/>
-      <w:lvlJc w:val="left"/>
-      <w:pPr>
-        <w:tabs>
-          <w:tab w:val="num" w:pos="4320"/>
-        </w:tabs>
-        <w:ind w:left="4320" w:hanging="360"/>
-      </w:pPr>
-    </w:lvl>
-    <w:lvl w:ilvl="6">
-      <w:start w:val="1"/>
-      <w:numFmt w:val="decimal"/>
-      <w:lvlText w:val="%7."/>
-      <w:lvlJc w:val="left"/>
-      <w:pPr>
-        <w:tabs>
-          <w:tab w:val="num" w:pos="5040"/>
-        </w:tabs>
-        <w:ind w:left="5040" w:hanging="360"/>
-      </w:pPr>
-    </w:lvl>
-    <w:lvl w:ilvl="7">
-      <w:start w:val="1"/>
-      <w:numFmt w:val="decimal"/>
-      <w:lvlText w:val="%8."/>
-      <w:lvlJc w:val="left"/>
-      <w:pPr>
-        <w:tabs>
-          <w:tab w:val="num" w:pos="5760"/>
-        </w:tabs>
-        <w:ind w:left="5760" w:hanging="360"/>
-      </w:pPr>
-    </w:lvl>
-  </w:abstractNum>
-  <w:abstractNum w:abstractNumId="3">
-    <w:lvl w:ilvl="0">
-      <w:start w:val="1"/>
       <w:numFmt w:val="bullet"/>
       <w:lvlText w:val=""/>
       <w:lvlJc w:val="left"/>
@@ -60320,7 +61470,7 @@
       </w:rPr>
     </w:lvl>
   </w:abstractNum>
-  <w:abstractNum w:abstractNumId="4">
+  <w:abstractNum w:abstractNumId="3">
     <w:lvl w:ilvl="0">
       <w:start w:val="1"/>
       <w:numFmt w:val="bullet"/>
@@ -60442,7 +61592,7 @@
       </w:rPr>
     </w:lvl>
   </w:abstractNum>
-  <w:abstractNum w:abstractNumId="5">
+  <w:abstractNum w:abstractNumId="4">
     <w:lvl w:ilvl="0">
       <w:start w:val="1"/>
       <w:numFmt w:val="decimal"/>
@@ -60540,7 +61690,7 @@
       </w:pPr>
     </w:lvl>
   </w:abstractNum>
-  <w:abstractNum w:abstractNumId="6">
+  <w:abstractNum w:abstractNumId="5">
     <w:lvl w:ilvl="0">
       <w:start w:val="1"/>
       <w:numFmt w:val="bullet"/>
@@ -60662,7 +61812,7 @@
       </w:rPr>
     </w:lvl>
   </w:abstractNum>
-  <w:abstractNum w:abstractNumId="7">
+  <w:abstractNum w:abstractNumId="6">
     <w:lvl w:ilvl="0">
       <w:start w:val="1"/>
       <w:numFmt w:val="bullet"/>
@@ -60782,6 +61932,104 @@
       <w:rPr>
         <w:rFonts w:ascii="Symbol" w:hAnsi="Symbol" w:hint="default"/>
       </w:rPr>
+    </w:lvl>
+  </w:abstractNum>
+  <w:abstractNum w:abstractNumId="7">
+    <w:lvl w:ilvl="0">
+      <w:start w:val="1"/>
+      <w:numFmt w:val="decimal"/>
+      <w:lvlText w:val="%1."/>
+      <w:lvlJc w:val="left"/>
+      <w:pPr>
+        <w:tabs>
+          <w:tab w:val="num" w:pos="720"/>
+        </w:tabs>
+        <w:ind w:left="720" w:hanging="360"/>
+      </w:pPr>
+    </w:lvl>
+    <w:lvl w:ilvl="1">
+      <w:start w:val="1"/>
+      <w:numFmt w:val="decimal"/>
+      <w:lvlText w:val="%2."/>
+      <w:lvlJc w:val="left"/>
+      <w:pPr>
+        <w:tabs>
+          <w:tab w:val="num" w:pos="1440"/>
+        </w:tabs>
+        <w:ind w:left="1440" w:hanging="360"/>
+      </w:pPr>
+    </w:lvl>
+    <w:lvl w:ilvl="2">
+      <w:start w:val="1"/>
+      <w:numFmt w:val="decimal"/>
+      <w:lvlText w:val="%3."/>
+      <w:lvlJc w:val="left"/>
+      <w:pPr>
+        <w:tabs>
+          <w:tab w:val="num" w:pos="2160"/>
+        </w:tabs>
+        <w:ind w:left="2160" w:hanging="360"/>
+      </w:pPr>
+    </w:lvl>
+    <w:lvl w:ilvl="3">
+      <w:start w:val="1"/>
+      <w:numFmt w:val="decimal"/>
+      <w:lvlText w:val="%4."/>
+      <w:lvlJc w:val="left"/>
+      <w:pPr>
+        <w:tabs>
+          <w:tab w:val="num" w:pos="2880"/>
+        </w:tabs>
+        <w:ind w:left="2880" w:hanging="360"/>
+      </w:pPr>
+    </w:lvl>
+    <w:lvl w:ilvl="4">
+      <w:start w:val="1"/>
+      <w:numFmt w:val="decimal"/>
+      <w:lvlText w:val="%5."/>
+      <w:lvlJc w:val="left"/>
+      <w:pPr>
+        <w:tabs>
+          <w:tab w:val="num" w:pos="3600"/>
+        </w:tabs>
+        <w:ind w:left="3600" w:hanging="360"/>
+      </w:pPr>
+    </w:lvl>
+    <w:lvl w:ilvl="5">
+      <w:start w:val="1"/>
+      <w:numFmt w:val="decimal"/>
+      <w:lvlText w:val="%6."/>
+      <w:lvlJc w:val="left"/>
+      <w:pPr>
+        <w:tabs>
+          <w:tab w:val="num" w:pos="4320"/>
+        </w:tabs>
+        <w:ind w:left="4320" w:hanging="360"/>
+      </w:pPr>
+    </w:lvl>
+    <w:lvl w:ilvl="6">
+      <w:start w:val="1"/>
+      <w:numFmt w:val="decimal"/>
+      <w:lvlText w:val="%7."/>
+      <w:lvlJc w:val="left"/>
+      <w:pPr>
+        <w:tabs>
+          <w:tab w:val="num" w:pos="5040"/>
+        </w:tabs>
+        <w:ind w:left="5040" w:hanging="360"/>
+      </w:pPr>
+    </w:lvl>
+    <w:lvl w:ilvl="7">
+      <w:start w:val="1"/>
+      <w:numFmt w:val="decimal"/>
+      <w:lvlText w:val="%8."/>
+      <w:lvlJc w:val="left"/>
+      <w:pPr>
+        <w:tabs>
+          <w:tab w:val="num" w:pos="5760"/>
+        </w:tabs>
+        <w:ind w:left="5760" w:hanging="360"/>
+      </w:pPr>
     </w:lvl>
   </w:abstractNum>
   <w:abstractNum w:abstractNumId="8">
@@ -62007,496 +63255,6 @@
   <w:abstractNum w:abstractNumId="18">
     <w:lvl w:ilvl="0">
       <w:start w:val="1"/>
-      <w:numFmt w:val="decimal"/>
-      <w:lvlText w:val="%1."/>
-      <w:lvlJc w:val="left"/>
-      <w:pPr>
-        <w:tabs>
-          <w:tab w:val="num" w:pos="720"/>
-        </w:tabs>
-        <w:ind w:left="720" w:hanging="360"/>
-      </w:pPr>
-    </w:lvl>
-    <w:lvl w:ilvl="1">
-      <w:start w:val="1"/>
-      <w:numFmt w:val="decimal"/>
-      <w:lvlText w:val="%2."/>
-      <w:lvlJc w:val="left"/>
-      <w:pPr>
-        <w:tabs>
-          <w:tab w:val="num" w:pos="1440"/>
-        </w:tabs>
-        <w:ind w:left="1440" w:hanging="360"/>
-      </w:pPr>
-    </w:lvl>
-    <w:lvl w:ilvl="2">
-      <w:start w:val="1"/>
-      <w:numFmt w:val="decimal"/>
-      <w:lvlText w:val="%3."/>
-      <w:lvlJc w:val="left"/>
-      <w:pPr>
-        <w:tabs>
-          <w:tab w:val="num" w:pos="2160"/>
-        </w:tabs>
-        <w:ind w:left="2160" w:hanging="360"/>
-      </w:pPr>
-    </w:lvl>
-    <w:lvl w:ilvl="3">
-      <w:start w:val="1"/>
-      <w:numFmt w:val="decimal"/>
-      <w:lvlText w:val="%4."/>
-      <w:lvlJc w:val="left"/>
-      <w:pPr>
-        <w:tabs>
-          <w:tab w:val="num" w:pos="2880"/>
-        </w:tabs>
-        <w:ind w:left="2880" w:hanging="360"/>
-      </w:pPr>
-    </w:lvl>
-    <w:lvl w:ilvl="4">
-      <w:start w:val="1"/>
-      <w:numFmt w:val="decimal"/>
-      <w:lvlText w:val="%5."/>
-      <w:lvlJc w:val="left"/>
-      <w:pPr>
-        <w:tabs>
-          <w:tab w:val="num" w:pos="3600"/>
-        </w:tabs>
-        <w:ind w:left="3600" w:hanging="360"/>
-      </w:pPr>
-    </w:lvl>
-    <w:lvl w:ilvl="5">
-      <w:start w:val="1"/>
-      <w:numFmt w:val="decimal"/>
-      <w:lvlText w:val="%6."/>
-      <w:lvlJc w:val="left"/>
-      <w:pPr>
-        <w:tabs>
-          <w:tab w:val="num" w:pos="4320"/>
-        </w:tabs>
-        <w:ind w:left="4320" w:hanging="360"/>
-      </w:pPr>
-    </w:lvl>
-    <w:lvl w:ilvl="6">
-      <w:start w:val="1"/>
-      <w:numFmt w:val="decimal"/>
-      <w:lvlText w:val="%7."/>
-      <w:lvlJc w:val="left"/>
-      <w:pPr>
-        <w:tabs>
-          <w:tab w:val="num" w:pos="5040"/>
-        </w:tabs>
-        <w:ind w:left="5040" w:hanging="360"/>
-      </w:pPr>
-    </w:lvl>
-    <w:lvl w:ilvl="7">
-      <w:start w:val="1"/>
-      <w:numFmt w:val="decimal"/>
-      <w:lvlText w:val="%8."/>
-      <w:lvlJc w:val="left"/>
-      <w:pPr>
-        <w:tabs>
-          <w:tab w:val="num" w:pos="5760"/>
-        </w:tabs>
-        <w:ind w:left="5760" w:hanging="360"/>
-      </w:pPr>
-    </w:lvl>
-  </w:abstractNum>
-  <w:abstractNum w:abstractNumId="19">
-    <w:lvl w:ilvl="0">
-      <w:start w:val="1"/>
-      <w:numFmt w:val="decimal"/>
-      <w:lvlText w:val="%1."/>
-      <w:lvlJc w:val="left"/>
-      <w:pPr>
-        <w:tabs>
-          <w:tab w:val="num" w:pos="720"/>
-        </w:tabs>
-        <w:ind w:left="720" w:hanging="360"/>
-      </w:pPr>
-    </w:lvl>
-    <w:lvl w:ilvl="1">
-      <w:start w:val="1"/>
-      <w:numFmt w:val="decimal"/>
-      <w:lvlText w:val="%2."/>
-      <w:lvlJc w:val="left"/>
-      <w:pPr>
-        <w:tabs>
-          <w:tab w:val="num" w:pos="1440"/>
-        </w:tabs>
-        <w:ind w:left="1440" w:hanging="360"/>
-      </w:pPr>
-    </w:lvl>
-    <w:lvl w:ilvl="2">
-      <w:start w:val="1"/>
-      <w:numFmt w:val="decimal"/>
-      <w:lvlText w:val="%3."/>
-      <w:lvlJc w:val="left"/>
-      <w:pPr>
-        <w:tabs>
-          <w:tab w:val="num" w:pos="2160"/>
-        </w:tabs>
-        <w:ind w:left="2160" w:hanging="360"/>
-      </w:pPr>
-    </w:lvl>
-    <w:lvl w:ilvl="3">
-      <w:start w:val="1"/>
-      <w:numFmt w:val="decimal"/>
-      <w:lvlText w:val="%4."/>
-      <w:lvlJc w:val="left"/>
-      <w:pPr>
-        <w:tabs>
-          <w:tab w:val="num" w:pos="2880"/>
-        </w:tabs>
-        <w:ind w:left="2880" w:hanging="360"/>
-      </w:pPr>
-    </w:lvl>
-    <w:lvl w:ilvl="4">
-      <w:start w:val="1"/>
-      <w:numFmt w:val="decimal"/>
-      <w:lvlText w:val="%5."/>
-      <w:lvlJc w:val="left"/>
-      <w:pPr>
-        <w:tabs>
-          <w:tab w:val="num" w:pos="3600"/>
-        </w:tabs>
-        <w:ind w:left="3600" w:hanging="360"/>
-      </w:pPr>
-    </w:lvl>
-    <w:lvl w:ilvl="5">
-      <w:start w:val="1"/>
-      <w:numFmt w:val="decimal"/>
-      <w:lvlText w:val="%6."/>
-      <w:lvlJc w:val="left"/>
-      <w:pPr>
-        <w:tabs>
-          <w:tab w:val="num" w:pos="4320"/>
-        </w:tabs>
-        <w:ind w:left="4320" w:hanging="360"/>
-      </w:pPr>
-    </w:lvl>
-    <w:lvl w:ilvl="6">
-      <w:start w:val="1"/>
-      <w:numFmt w:val="decimal"/>
-      <w:lvlText w:val="%7."/>
-      <w:lvlJc w:val="left"/>
-      <w:pPr>
-        <w:tabs>
-          <w:tab w:val="num" w:pos="5040"/>
-        </w:tabs>
-        <w:ind w:left="5040" w:hanging="360"/>
-      </w:pPr>
-    </w:lvl>
-    <w:lvl w:ilvl="7">
-      <w:start w:val="1"/>
-      <w:numFmt w:val="decimal"/>
-      <w:lvlText w:val="%8."/>
-      <w:lvlJc w:val="left"/>
-      <w:pPr>
-        <w:tabs>
-          <w:tab w:val="num" w:pos="5760"/>
-        </w:tabs>
-        <w:ind w:left="5760" w:hanging="360"/>
-      </w:pPr>
-    </w:lvl>
-  </w:abstractNum>
-  <w:abstractNum w:abstractNumId="20">
-    <w:lvl w:ilvl="0">
-      <w:start w:val="1"/>
-      <w:numFmt w:val="decimal"/>
-      <w:lvlText w:val="%1."/>
-      <w:lvlJc w:val="left"/>
-      <w:pPr>
-        <w:tabs>
-          <w:tab w:val="num" w:pos="720"/>
-        </w:tabs>
-        <w:ind w:left="720" w:hanging="360"/>
-      </w:pPr>
-    </w:lvl>
-    <w:lvl w:ilvl="1">
-      <w:start w:val="1"/>
-      <w:numFmt w:val="decimal"/>
-      <w:lvlText w:val="%2."/>
-      <w:lvlJc w:val="left"/>
-      <w:pPr>
-        <w:tabs>
-          <w:tab w:val="num" w:pos="1440"/>
-        </w:tabs>
-        <w:ind w:left="1440" w:hanging="360"/>
-      </w:pPr>
-    </w:lvl>
-    <w:lvl w:ilvl="2">
-      <w:start w:val="1"/>
-      <w:numFmt w:val="decimal"/>
-      <w:lvlText w:val="%3."/>
-      <w:lvlJc w:val="left"/>
-      <w:pPr>
-        <w:tabs>
-          <w:tab w:val="num" w:pos="2160"/>
-        </w:tabs>
-        <w:ind w:left="2160" w:hanging="360"/>
-      </w:pPr>
-    </w:lvl>
-    <w:lvl w:ilvl="3">
-      <w:start w:val="1"/>
-      <w:numFmt w:val="decimal"/>
-      <w:lvlText w:val="%4."/>
-      <w:lvlJc w:val="left"/>
-      <w:pPr>
-        <w:tabs>
-          <w:tab w:val="num" w:pos="2880"/>
-        </w:tabs>
-        <w:ind w:left="2880" w:hanging="360"/>
-      </w:pPr>
-    </w:lvl>
-    <w:lvl w:ilvl="4">
-      <w:start w:val="1"/>
-      <w:numFmt w:val="decimal"/>
-      <w:lvlText w:val="%5."/>
-      <w:lvlJc w:val="left"/>
-      <w:pPr>
-        <w:tabs>
-          <w:tab w:val="num" w:pos="3600"/>
-        </w:tabs>
-        <w:ind w:left="3600" w:hanging="360"/>
-      </w:pPr>
-    </w:lvl>
-    <w:lvl w:ilvl="5">
-      <w:start w:val="1"/>
-      <w:numFmt w:val="decimal"/>
-      <w:lvlText w:val="%6."/>
-      <w:lvlJc w:val="left"/>
-      <w:pPr>
-        <w:tabs>
-          <w:tab w:val="num" w:pos="4320"/>
-        </w:tabs>
-        <w:ind w:left="4320" w:hanging="360"/>
-      </w:pPr>
-    </w:lvl>
-    <w:lvl w:ilvl="6">
-      <w:start w:val="1"/>
-      <w:numFmt w:val="decimal"/>
-      <w:lvlText w:val="%7."/>
-      <w:lvlJc w:val="left"/>
-      <w:pPr>
-        <w:tabs>
-          <w:tab w:val="num" w:pos="5040"/>
-        </w:tabs>
-        <w:ind w:left="5040" w:hanging="360"/>
-      </w:pPr>
-    </w:lvl>
-    <w:lvl w:ilvl="7">
-      <w:start w:val="1"/>
-      <w:numFmt w:val="decimal"/>
-      <w:lvlText w:val="%8."/>
-      <w:lvlJc w:val="left"/>
-      <w:pPr>
-        <w:tabs>
-          <w:tab w:val="num" w:pos="5760"/>
-        </w:tabs>
-        <w:ind w:left="5760" w:hanging="360"/>
-      </w:pPr>
-    </w:lvl>
-  </w:abstractNum>
-  <w:abstractNum w:abstractNumId="21">
-    <w:lvl w:ilvl="0">
-      <w:start w:val="1"/>
-      <w:numFmt w:val="decimal"/>
-      <w:lvlText w:val="%1."/>
-      <w:lvlJc w:val="left"/>
-      <w:pPr>
-        <w:tabs>
-          <w:tab w:val="num" w:pos="720"/>
-        </w:tabs>
-        <w:ind w:left="720" w:hanging="360"/>
-      </w:pPr>
-    </w:lvl>
-    <w:lvl w:ilvl="1">
-      <w:start w:val="1"/>
-      <w:numFmt w:val="decimal"/>
-      <w:lvlText w:val="%2."/>
-      <w:lvlJc w:val="left"/>
-      <w:pPr>
-        <w:tabs>
-          <w:tab w:val="num" w:pos="1440"/>
-        </w:tabs>
-        <w:ind w:left="1440" w:hanging="360"/>
-      </w:pPr>
-    </w:lvl>
-    <w:lvl w:ilvl="2">
-      <w:start w:val="1"/>
-      <w:numFmt w:val="decimal"/>
-      <w:lvlText w:val="%3."/>
-      <w:lvlJc w:val="left"/>
-      <w:pPr>
-        <w:tabs>
-          <w:tab w:val="num" w:pos="2160"/>
-        </w:tabs>
-        <w:ind w:left="2160" w:hanging="360"/>
-      </w:pPr>
-    </w:lvl>
-    <w:lvl w:ilvl="3">
-      <w:start w:val="1"/>
-      <w:numFmt w:val="decimal"/>
-      <w:lvlText w:val="%4."/>
-      <w:lvlJc w:val="left"/>
-      <w:pPr>
-        <w:tabs>
-          <w:tab w:val="num" w:pos="2880"/>
-        </w:tabs>
-        <w:ind w:left="2880" w:hanging="360"/>
-      </w:pPr>
-    </w:lvl>
-    <w:lvl w:ilvl="4">
-      <w:start w:val="1"/>
-      <w:numFmt w:val="decimal"/>
-      <w:lvlText w:val="%5."/>
-      <w:lvlJc w:val="left"/>
-      <w:pPr>
-        <w:tabs>
-          <w:tab w:val="num" w:pos="3600"/>
-        </w:tabs>
-        <w:ind w:left="3600" w:hanging="360"/>
-      </w:pPr>
-    </w:lvl>
-    <w:lvl w:ilvl="5">
-      <w:start w:val="1"/>
-      <w:numFmt w:val="decimal"/>
-      <w:lvlText w:val="%6."/>
-      <w:lvlJc w:val="left"/>
-      <w:pPr>
-        <w:tabs>
-          <w:tab w:val="num" w:pos="4320"/>
-        </w:tabs>
-        <w:ind w:left="4320" w:hanging="360"/>
-      </w:pPr>
-    </w:lvl>
-    <w:lvl w:ilvl="6">
-      <w:start w:val="1"/>
-      <w:numFmt w:val="decimal"/>
-      <w:lvlText w:val="%7."/>
-      <w:lvlJc w:val="left"/>
-      <w:pPr>
-        <w:tabs>
-          <w:tab w:val="num" w:pos="5040"/>
-        </w:tabs>
-        <w:ind w:left="5040" w:hanging="360"/>
-      </w:pPr>
-    </w:lvl>
-    <w:lvl w:ilvl="7">
-      <w:start w:val="1"/>
-      <w:numFmt w:val="decimal"/>
-      <w:lvlText w:val="%8."/>
-      <w:lvlJc w:val="left"/>
-      <w:pPr>
-        <w:tabs>
-          <w:tab w:val="num" w:pos="5760"/>
-        </w:tabs>
-        <w:ind w:left="5760" w:hanging="360"/>
-      </w:pPr>
-    </w:lvl>
-  </w:abstractNum>
-  <w:abstractNum w:abstractNumId="22">
-    <w:lvl w:ilvl="0">
-      <w:start w:val="1"/>
-      <w:numFmt w:val="decimal"/>
-      <w:lvlText w:val="%1."/>
-      <w:lvlJc w:val="left"/>
-      <w:pPr>
-        <w:tabs>
-          <w:tab w:val="num" w:pos="720"/>
-        </w:tabs>
-        <w:ind w:left="720" w:hanging="360"/>
-      </w:pPr>
-    </w:lvl>
-    <w:lvl w:ilvl="1">
-      <w:start w:val="1"/>
-      <w:numFmt w:val="decimal"/>
-      <w:lvlText w:val="%2."/>
-      <w:lvlJc w:val="left"/>
-      <w:pPr>
-        <w:tabs>
-          <w:tab w:val="num" w:pos="1440"/>
-        </w:tabs>
-        <w:ind w:left="1440" w:hanging="360"/>
-      </w:pPr>
-    </w:lvl>
-    <w:lvl w:ilvl="2">
-      <w:start w:val="1"/>
-      <w:numFmt w:val="decimal"/>
-      <w:lvlText w:val="%3."/>
-      <w:lvlJc w:val="left"/>
-      <w:pPr>
-        <w:tabs>
-          <w:tab w:val="num" w:pos="2160"/>
-        </w:tabs>
-        <w:ind w:left="2160" w:hanging="360"/>
-      </w:pPr>
-    </w:lvl>
-    <w:lvl w:ilvl="3">
-      <w:start w:val="1"/>
-      <w:numFmt w:val="decimal"/>
-      <w:lvlText w:val="%4."/>
-      <w:lvlJc w:val="left"/>
-      <w:pPr>
-        <w:tabs>
-          <w:tab w:val="num" w:pos="2880"/>
-        </w:tabs>
-        <w:ind w:left="2880" w:hanging="360"/>
-      </w:pPr>
-    </w:lvl>
-    <w:lvl w:ilvl="4">
-      <w:start w:val="1"/>
-      <w:numFmt w:val="decimal"/>
-      <w:lvlText w:val="%5."/>
-      <w:lvlJc w:val="left"/>
-      <w:pPr>
-        <w:tabs>
-          <w:tab w:val="num" w:pos="3600"/>
-        </w:tabs>
-        <w:ind w:left="3600" w:hanging="360"/>
-      </w:pPr>
-    </w:lvl>
-    <w:lvl w:ilvl="5">
-      <w:start w:val="1"/>
-      <w:numFmt w:val="decimal"/>
-      <w:lvlText w:val="%6."/>
-      <w:lvlJc w:val="left"/>
-      <w:pPr>
-        <w:tabs>
-          <w:tab w:val="num" w:pos="4320"/>
-        </w:tabs>
-        <w:ind w:left="4320" w:hanging="360"/>
-      </w:pPr>
-    </w:lvl>
-    <w:lvl w:ilvl="6">
-      <w:start w:val="1"/>
-      <w:numFmt w:val="decimal"/>
-      <w:lvlText w:val="%7."/>
-      <w:lvlJc w:val="left"/>
-      <w:pPr>
-        <w:tabs>
-          <w:tab w:val="num" w:pos="5040"/>
-        </w:tabs>
-        <w:ind w:left="5040" w:hanging="360"/>
-      </w:pPr>
-    </w:lvl>
-    <w:lvl w:ilvl="7">
-      <w:start w:val="1"/>
-      <w:numFmt w:val="decimal"/>
-      <w:lvlText w:val="%8."/>
-      <w:lvlJc w:val="left"/>
-      <w:pPr>
-        <w:tabs>
-          <w:tab w:val="num" w:pos="5760"/>
-        </w:tabs>
-        <w:ind w:left="5760" w:hanging="360"/>
-      </w:pPr>
-    </w:lvl>
-  </w:abstractNum>
-  <w:abstractNum w:abstractNumId="23">
-    <w:lvl w:ilvl="0">
-      <w:start w:val="1"/>
       <w:numFmt w:val="bullet"/>
       <w:lvlText w:val=""/>
       <w:lvlJc w:val="left"/>
@@ -62616,7 +63374,7 @@
       </w:rPr>
     </w:lvl>
   </w:abstractNum>
-  <w:abstractNum w:abstractNumId="24">
+  <w:abstractNum w:abstractNumId="19">
     <w:lvl w:ilvl="0">
       <w:start w:val="1"/>
       <w:numFmt w:val="bullet"/>
@@ -62738,7 +63496,7 @@
       </w:rPr>
     </w:lvl>
   </w:abstractNum>
-  <w:abstractNum w:abstractNumId="25">
+  <w:abstractNum w:abstractNumId="20">
     <w:lvl w:ilvl="0">
       <w:start w:val="1"/>
       <w:numFmt w:val="decimal"/>
@@ -62834,6 +63592,520 @@
         </w:tabs>
         <w:ind w:left="5760" w:hanging="360"/>
       </w:pPr>
+    </w:lvl>
+  </w:abstractNum>
+  <w:abstractNum w:abstractNumId="21">
+    <w:lvl w:ilvl="0">
+      <w:start w:val="1"/>
+      <w:numFmt w:val="decimal"/>
+      <w:lvlText w:val="%1."/>
+      <w:lvlJc w:val="left"/>
+      <w:pPr>
+        <w:tabs>
+          <w:tab w:val="num" w:pos="720"/>
+        </w:tabs>
+        <w:ind w:left="720" w:hanging="360"/>
+      </w:pPr>
+    </w:lvl>
+    <w:lvl w:ilvl="1">
+      <w:start w:val="1"/>
+      <w:numFmt w:val="decimal"/>
+      <w:lvlText w:val="%2."/>
+      <w:lvlJc w:val="left"/>
+      <w:pPr>
+        <w:tabs>
+          <w:tab w:val="num" w:pos="1440"/>
+        </w:tabs>
+        <w:ind w:left="1440" w:hanging="360"/>
+      </w:pPr>
+    </w:lvl>
+    <w:lvl w:ilvl="2">
+      <w:start w:val="1"/>
+      <w:numFmt w:val="decimal"/>
+      <w:lvlText w:val="%3."/>
+      <w:lvlJc w:val="left"/>
+      <w:pPr>
+        <w:tabs>
+          <w:tab w:val="num" w:pos="2160"/>
+        </w:tabs>
+        <w:ind w:left="2160" w:hanging="360"/>
+      </w:pPr>
+    </w:lvl>
+    <w:lvl w:ilvl="3">
+      <w:start w:val="1"/>
+      <w:numFmt w:val="decimal"/>
+      <w:lvlText w:val="%4."/>
+      <w:lvlJc w:val="left"/>
+      <w:pPr>
+        <w:tabs>
+          <w:tab w:val="num" w:pos="2880"/>
+        </w:tabs>
+        <w:ind w:left="2880" w:hanging="360"/>
+      </w:pPr>
+    </w:lvl>
+    <w:lvl w:ilvl="4">
+      <w:start w:val="1"/>
+      <w:numFmt w:val="decimal"/>
+      <w:lvlText w:val="%5."/>
+      <w:lvlJc w:val="left"/>
+      <w:pPr>
+        <w:tabs>
+          <w:tab w:val="num" w:pos="3600"/>
+        </w:tabs>
+        <w:ind w:left="3600" w:hanging="360"/>
+      </w:pPr>
+    </w:lvl>
+    <w:lvl w:ilvl="5">
+      <w:start w:val="1"/>
+      <w:numFmt w:val="decimal"/>
+      <w:lvlText w:val="%6."/>
+      <w:lvlJc w:val="left"/>
+      <w:pPr>
+        <w:tabs>
+          <w:tab w:val="num" w:pos="4320"/>
+        </w:tabs>
+        <w:ind w:left="4320" w:hanging="360"/>
+      </w:pPr>
+    </w:lvl>
+    <w:lvl w:ilvl="6">
+      <w:start w:val="1"/>
+      <w:numFmt w:val="decimal"/>
+      <w:lvlText w:val="%7."/>
+      <w:lvlJc w:val="left"/>
+      <w:pPr>
+        <w:tabs>
+          <w:tab w:val="num" w:pos="5040"/>
+        </w:tabs>
+        <w:ind w:left="5040" w:hanging="360"/>
+      </w:pPr>
+    </w:lvl>
+    <w:lvl w:ilvl="7">
+      <w:start w:val="1"/>
+      <w:numFmt w:val="decimal"/>
+      <w:lvlText w:val="%8."/>
+      <w:lvlJc w:val="left"/>
+      <w:pPr>
+        <w:tabs>
+          <w:tab w:val="num" w:pos="5760"/>
+        </w:tabs>
+        <w:ind w:left="5760" w:hanging="360"/>
+      </w:pPr>
+    </w:lvl>
+  </w:abstractNum>
+  <w:abstractNum w:abstractNumId="22">
+    <w:lvl w:ilvl="0">
+      <w:start w:val="1"/>
+      <w:numFmt w:val="decimal"/>
+      <w:lvlText w:val="%1."/>
+      <w:lvlJc w:val="left"/>
+      <w:pPr>
+        <w:tabs>
+          <w:tab w:val="num" w:pos="720"/>
+        </w:tabs>
+        <w:ind w:left="720" w:hanging="360"/>
+      </w:pPr>
+    </w:lvl>
+    <w:lvl w:ilvl="1">
+      <w:start w:val="1"/>
+      <w:numFmt w:val="decimal"/>
+      <w:lvlText w:val="%2."/>
+      <w:lvlJc w:val="left"/>
+      <w:pPr>
+        <w:tabs>
+          <w:tab w:val="num" w:pos="1440"/>
+        </w:tabs>
+        <w:ind w:left="1440" w:hanging="360"/>
+      </w:pPr>
+    </w:lvl>
+    <w:lvl w:ilvl="2">
+      <w:start w:val="1"/>
+      <w:numFmt w:val="decimal"/>
+      <w:lvlText w:val="%3."/>
+      <w:lvlJc w:val="left"/>
+      <w:pPr>
+        <w:tabs>
+          <w:tab w:val="num" w:pos="2160"/>
+        </w:tabs>
+        <w:ind w:left="2160" w:hanging="360"/>
+      </w:pPr>
+    </w:lvl>
+    <w:lvl w:ilvl="3">
+      <w:start w:val="1"/>
+      <w:numFmt w:val="decimal"/>
+      <w:lvlText w:val="%4."/>
+      <w:lvlJc w:val="left"/>
+      <w:pPr>
+        <w:tabs>
+          <w:tab w:val="num" w:pos="2880"/>
+        </w:tabs>
+        <w:ind w:left="2880" w:hanging="360"/>
+      </w:pPr>
+    </w:lvl>
+    <w:lvl w:ilvl="4">
+      <w:start w:val="1"/>
+      <w:numFmt w:val="decimal"/>
+      <w:lvlText w:val="%5."/>
+      <w:lvlJc w:val="left"/>
+      <w:pPr>
+        <w:tabs>
+          <w:tab w:val="num" w:pos="3600"/>
+        </w:tabs>
+        <w:ind w:left="3600" w:hanging="360"/>
+      </w:pPr>
+    </w:lvl>
+    <w:lvl w:ilvl="5">
+      <w:start w:val="1"/>
+      <w:numFmt w:val="decimal"/>
+      <w:lvlText w:val="%6."/>
+      <w:lvlJc w:val="left"/>
+      <w:pPr>
+        <w:tabs>
+          <w:tab w:val="num" w:pos="4320"/>
+        </w:tabs>
+        <w:ind w:left="4320" w:hanging="360"/>
+      </w:pPr>
+    </w:lvl>
+    <w:lvl w:ilvl="6">
+      <w:start w:val="1"/>
+      <w:numFmt w:val="decimal"/>
+      <w:lvlText w:val="%7."/>
+      <w:lvlJc w:val="left"/>
+      <w:pPr>
+        <w:tabs>
+          <w:tab w:val="num" w:pos="5040"/>
+        </w:tabs>
+        <w:ind w:left="5040" w:hanging="360"/>
+      </w:pPr>
+    </w:lvl>
+    <w:lvl w:ilvl="7">
+      <w:start w:val="1"/>
+      <w:numFmt w:val="decimal"/>
+      <w:lvlText w:val="%8."/>
+      <w:lvlJc w:val="left"/>
+      <w:pPr>
+        <w:tabs>
+          <w:tab w:val="num" w:pos="5760"/>
+        </w:tabs>
+        <w:ind w:left="5760" w:hanging="360"/>
+      </w:pPr>
+    </w:lvl>
+  </w:abstractNum>
+  <w:abstractNum w:abstractNumId="23">
+    <w:lvl w:ilvl="0">
+      <w:start w:val="1"/>
+      <w:numFmt w:val="decimal"/>
+      <w:lvlText w:val="%1."/>
+      <w:lvlJc w:val="left"/>
+      <w:pPr>
+        <w:tabs>
+          <w:tab w:val="num" w:pos="720"/>
+        </w:tabs>
+        <w:ind w:left="720" w:hanging="360"/>
+      </w:pPr>
+    </w:lvl>
+    <w:lvl w:ilvl="1">
+      <w:start w:val="1"/>
+      <w:numFmt w:val="decimal"/>
+      <w:lvlText w:val="%2."/>
+      <w:lvlJc w:val="left"/>
+      <w:pPr>
+        <w:tabs>
+          <w:tab w:val="num" w:pos="1440"/>
+        </w:tabs>
+        <w:ind w:left="1440" w:hanging="360"/>
+      </w:pPr>
+    </w:lvl>
+    <w:lvl w:ilvl="2">
+      <w:start w:val="1"/>
+      <w:numFmt w:val="decimal"/>
+      <w:lvlText w:val="%3."/>
+      <w:lvlJc w:val="left"/>
+      <w:pPr>
+        <w:tabs>
+          <w:tab w:val="num" w:pos="2160"/>
+        </w:tabs>
+        <w:ind w:left="2160" w:hanging="360"/>
+      </w:pPr>
+    </w:lvl>
+    <w:lvl w:ilvl="3">
+      <w:start w:val="1"/>
+      <w:numFmt w:val="decimal"/>
+      <w:lvlText w:val="%4."/>
+      <w:lvlJc w:val="left"/>
+      <w:pPr>
+        <w:tabs>
+          <w:tab w:val="num" w:pos="2880"/>
+        </w:tabs>
+        <w:ind w:left="2880" w:hanging="360"/>
+      </w:pPr>
+    </w:lvl>
+    <w:lvl w:ilvl="4">
+      <w:start w:val="1"/>
+      <w:numFmt w:val="decimal"/>
+      <w:lvlText w:val="%5."/>
+      <w:lvlJc w:val="left"/>
+      <w:pPr>
+        <w:tabs>
+          <w:tab w:val="num" w:pos="3600"/>
+        </w:tabs>
+        <w:ind w:left="3600" w:hanging="360"/>
+      </w:pPr>
+    </w:lvl>
+    <w:lvl w:ilvl="5">
+      <w:start w:val="1"/>
+      <w:numFmt w:val="decimal"/>
+      <w:lvlText w:val="%6."/>
+      <w:lvlJc w:val="left"/>
+      <w:pPr>
+        <w:tabs>
+          <w:tab w:val="num" w:pos="4320"/>
+        </w:tabs>
+        <w:ind w:left="4320" w:hanging="360"/>
+      </w:pPr>
+    </w:lvl>
+    <w:lvl w:ilvl="6">
+      <w:start w:val="1"/>
+      <w:numFmt w:val="decimal"/>
+      <w:lvlText w:val="%7."/>
+      <w:lvlJc w:val="left"/>
+      <w:pPr>
+        <w:tabs>
+          <w:tab w:val="num" w:pos="5040"/>
+        </w:tabs>
+        <w:ind w:left="5040" w:hanging="360"/>
+      </w:pPr>
+    </w:lvl>
+    <w:lvl w:ilvl="7">
+      <w:start w:val="1"/>
+      <w:numFmt w:val="decimal"/>
+      <w:lvlText w:val="%8."/>
+      <w:lvlJc w:val="left"/>
+      <w:pPr>
+        <w:tabs>
+          <w:tab w:val="num" w:pos="5760"/>
+        </w:tabs>
+        <w:ind w:left="5760" w:hanging="360"/>
+      </w:pPr>
+    </w:lvl>
+  </w:abstractNum>
+  <w:abstractNum w:abstractNumId="24">
+    <w:lvl w:ilvl="0">
+      <w:start w:val="1"/>
+      <w:numFmt w:val="decimal"/>
+      <w:lvlText w:val="%1."/>
+      <w:lvlJc w:val="left"/>
+      <w:pPr>
+        <w:tabs>
+          <w:tab w:val="num" w:pos="720"/>
+        </w:tabs>
+        <w:ind w:left="720" w:hanging="360"/>
+      </w:pPr>
+    </w:lvl>
+    <w:lvl w:ilvl="1">
+      <w:start w:val="1"/>
+      <w:numFmt w:val="decimal"/>
+      <w:lvlText w:val="%2."/>
+      <w:lvlJc w:val="left"/>
+      <w:pPr>
+        <w:tabs>
+          <w:tab w:val="num" w:pos="1440"/>
+        </w:tabs>
+        <w:ind w:left="1440" w:hanging="360"/>
+      </w:pPr>
+    </w:lvl>
+    <w:lvl w:ilvl="2">
+      <w:start w:val="1"/>
+      <w:numFmt w:val="decimal"/>
+      <w:lvlText w:val="%3."/>
+      <w:lvlJc w:val="left"/>
+      <w:pPr>
+        <w:tabs>
+          <w:tab w:val="num" w:pos="2160"/>
+        </w:tabs>
+        <w:ind w:left="2160" w:hanging="360"/>
+      </w:pPr>
+    </w:lvl>
+    <w:lvl w:ilvl="3">
+      <w:start w:val="1"/>
+      <w:numFmt w:val="decimal"/>
+      <w:lvlText w:val="%4."/>
+      <w:lvlJc w:val="left"/>
+      <w:pPr>
+        <w:tabs>
+          <w:tab w:val="num" w:pos="2880"/>
+        </w:tabs>
+        <w:ind w:left="2880" w:hanging="360"/>
+      </w:pPr>
+    </w:lvl>
+    <w:lvl w:ilvl="4">
+      <w:start w:val="1"/>
+      <w:numFmt w:val="decimal"/>
+      <w:lvlText w:val="%5."/>
+      <w:lvlJc w:val="left"/>
+      <w:pPr>
+        <w:tabs>
+          <w:tab w:val="num" w:pos="3600"/>
+        </w:tabs>
+        <w:ind w:left="3600" w:hanging="360"/>
+      </w:pPr>
+    </w:lvl>
+    <w:lvl w:ilvl="5">
+      <w:start w:val="1"/>
+      <w:numFmt w:val="decimal"/>
+      <w:lvlText w:val="%6."/>
+      <w:lvlJc w:val="left"/>
+      <w:pPr>
+        <w:tabs>
+          <w:tab w:val="num" w:pos="4320"/>
+        </w:tabs>
+        <w:ind w:left="4320" w:hanging="360"/>
+      </w:pPr>
+    </w:lvl>
+    <w:lvl w:ilvl="6">
+      <w:start w:val="1"/>
+      <w:numFmt w:val="decimal"/>
+      <w:lvlText w:val="%7."/>
+      <w:lvlJc w:val="left"/>
+      <w:pPr>
+        <w:tabs>
+          <w:tab w:val="num" w:pos="5040"/>
+        </w:tabs>
+        <w:ind w:left="5040" w:hanging="360"/>
+      </w:pPr>
+    </w:lvl>
+    <w:lvl w:ilvl="7">
+      <w:start w:val="1"/>
+      <w:numFmt w:val="decimal"/>
+      <w:lvlText w:val="%8."/>
+      <w:lvlJc w:val="left"/>
+      <w:pPr>
+        <w:tabs>
+          <w:tab w:val="num" w:pos="5760"/>
+        </w:tabs>
+        <w:ind w:left="5760" w:hanging="360"/>
+      </w:pPr>
+    </w:lvl>
+  </w:abstractNum>
+  <w:abstractNum w:abstractNumId="25">
+    <w:lvl w:ilvl="0">
+      <w:start w:val="1"/>
+      <w:numFmt w:val="bullet"/>
+      <w:lvlText w:val=""/>
+      <w:lvlJc w:val="left"/>
+      <w:pPr>
+        <w:tabs>
+          <w:tab w:val="num" w:pos="720"/>
+        </w:tabs>
+        <w:ind w:left="720" w:hanging="360"/>
+      </w:pPr>
+      <w:rPr>
+        <w:rFonts w:ascii="Symbol" w:hAnsi="Symbol" w:hint="default"/>
+      </w:rPr>
+    </w:lvl>
+    <w:lvl w:ilvl="1">
+      <w:start w:val="1"/>
+      <w:numFmt w:val="bullet"/>
+      <w:lvlText w:val=""/>
+      <w:lvlJc w:val="left"/>
+      <w:pPr>
+        <w:tabs>
+          <w:tab w:val="num" w:pos="1440"/>
+        </w:tabs>
+        <w:ind w:left="1440" w:hanging="360"/>
+      </w:pPr>
+      <w:rPr>
+        <w:rFonts w:ascii="Symbol" w:hAnsi="Symbol" w:hint="default"/>
+      </w:rPr>
+    </w:lvl>
+    <w:lvl w:ilvl="2">
+      <w:start w:val="1"/>
+      <w:numFmt w:val="bullet"/>
+      <w:lvlText w:val=""/>
+      <w:lvlJc w:val="left"/>
+      <w:pPr>
+        <w:tabs>
+          <w:tab w:val="num" w:pos="2160"/>
+        </w:tabs>
+        <w:ind w:left="2160" w:hanging="360"/>
+      </w:pPr>
+      <w:rPr>
+        <w:rFonts w:ascii="Symbol" w:hAnsi="Symbol" w:hint="default"/>
+      </w:rPr>
+    </w:lvl>
+    <w:lvl w:ilvl="3">
+      <w:start w:val="1"/>
+      <w:numFmt w:val="bullet"/>
+      <w:lvlText w:val=""/>
+      <w:lvlJc w:val="left"/>
+      <w:pPr>
+        <w:tabs>
+          <w:tab w:val="num" w:pos="2880"/>
+        </w:tabs>
+        <w:ind w:left="2880" w:hanging="360"/>
+      </w:pPr>
+      <w:rPr>
+        <w:rFonts w:ascii="Symbol" w:hAnsi="Symbol" w:hint="default"/>
+      </w:rPr>
+    </w:lvl>
+    <w:lvl w:ilvl="4">
+      <w:start w:val="1"/>
+      <w:numFmt w:val="bullet"/>
+      <w:lvlText w:val=""/>
+      <w:lvlJc w:val="left"/>
+      <w:pPr>
+        <w:tabs>
+          <w:tab w:val="num" w:pos="3600"/>
+        </w:tabs>
+        <w:ind w:left="3600" w:hanging="360"/>
+      </w:pPr>
+      <w:rPr>
+        <w:rFonts w:ascii="Symbol" w:hAnsi="Symbol" w:hint="default"/>
+      </w:rPr>
+    </w:lvl>
+    <w:lvl w:ilvl="5">
+      <w:start w:val="1"/>
+      <w:numFmt w:val="bullet"/>
+      <w:lvlText w:val=""/>
+      <w:lvlJc w:val="left"/>
+      <w:pPr>
+        <w:tabs>
+          <w:tab w:val="num" w:pos="4320"/>
+        </w:tabs>
+        <w:ind w:left="4320" w:hanging="360"/>
+      </w:pPr>
+      <w:rPr>
+        <w:rFonts w:ascii="Symbol" w:hAnsi="Symbol" w:hint="default"/>
+      </w:rPr>
+    </w:lvl>
+    <w:lvl w:ilvl="6">
+      <w:start w:val="1"/>
+      <w:numFmt w:val="bullet"/>
+      <w:lvlText w:val=""/>
+      <w:lvlJc w:val="left"/>
+      <w:pPr>
+        <w:tabs>
+          <w:tab w:val="num" w:pos="5040"/>
+        </w:tabs>
+        <w:ind w:left="5040" w:hanging="360"/>
+      </w:pPr>
+      <w:rPr>
+        <w:rFonts w:ascii="Symbol" w:hAnsi="Symbol" w:hint="default"/>
+      </w:rPr>
+    </w:lvl>
+    <w:lvl w:ilvl="7">
+      <w:start w:val="1"/>
+      <w:numFmt w:val="bullet"/>
+      <w:lvlText w:val=""/>
+      <w:lvlJc w:val="left"/>
+      <w:pPr>
+        <w:tabs>
+          <w:tab w:val="num" w:pos="5760"/>
+        </w:tabs>
+        <w:ind w:left="5760" w:hanging="360"/>
+      </w:pPr>
+      <w:rPr>
+        <w:rFonts w:ascii="Symbol" w:hAnsi="Symbol" w:hint="default"/>
+      </w:rPr>
     </w:lvl>
   </w:abstractNum>
   <w:abstractNum w:abstractNumId="26">
@@ -63181,8 +64453,8 @@
   <w:abstractNum w:abstractNumId="29">
     <w:lvl w:ilvl="0">
       <w:start w:val="1"/>
-      <w:numFmt w:val="bullet"/>
-      <w:lvlText w:val=""/>
+      <w:numFmt w:val="decimal"/>
+      <w:lvlText w:val="%1."/>
       <w:lvlJc w:val="left"/>
       <w:pPr>
         <w:tabs>
@@ -63190,14 +64462,11 @@
         </w:tabs>
         <w:ind w:left="720" w:hanging="360"/>
       </w:pPr>
-      <w:rPr>
-        <w:rFonts w:ascii="Symbol" w:hAnsi="Symbol" w:hint="default"/>
-      </w:rPr>
     </w:lvl>
     <w:lvl w:ilvl="1">
       <w:start w:val="1"/>
-      <w:numFmt w:val="bullet"/>
-      <w:lvlText w:val=""/>
+      <w:numFmt w:val="decimal"/>
+      <w:lvlText w:val="%2."/>
       <w:lvlJc w:val="left"/>
       <w:pPr>
         <w:tabs>
@@ -63205,14 +64474,11 @@
         </w:tabs>
         <w:ind w:left="1440" w:hanging="360"/>
       </w:pPr>
-      <w:rPr>
-        <w:rFonts w:ascii="Symbol" w:hAnsi="Symbol" w:hint="default"/>
-      </w:rPr>
     </w:lvl>
     <w:lvl w:ilvl="2">
       <w:start w:val="1"/>
-      <w:numFmt w:val="bullet"/>
-      <w:lvlText w:val=""/>
+      <w:numFmt w:val="decimal"/>
+      <w:lvlText w:val="%3."/>
       <w:lvlJc w:val="left"/>
       <w:pPr>
         <w:tabs>
@@ -63220,14 +64486,11 @@
         </w:tabs>
         <w:ind w:left="2160" w:hanging="360"/>
       </w:pPr>
-      <w:rPr>
-        <w:rFonts w:ascii="Symbol" w:hAnsi="Symbol" w:hint="default"/>
-      </w:rPr>
     </w:lvl>
     <w:lvl w:ilvl="3">
       <w:start w:val="1"/>
-      <w:numFmt w:val="bullet"/>
-      <w:lvlText w:val=""/>
+      <w:numFmt w:val="decimal"/>
+      <w:lvlText w:val="%4."/>
       <w:lvlJc w:val="left"/>
       <w:pPr>
         <w:tabs>
@@ -63235,14 +64498,11 @@
         </w:tabs>
         <w:ind w:left="2880" w:hanging="360"/>
       </w:pPr>
-      <w:rPr>
-        <w:rFonts w:ascii="Symbol" w:hAnsi="Symbol" w:hint="default"/>
-      </w:rPr>
     </w:lvl>
     <w:lvl w:ilvl="4">
       <w:start w:val="1"/>
-      <w:numFmt w:val="bullet"/>
-      <w:lvlText w:val=""/>
+      <w:numFmt w:val="decimal"/>
+      <w:lvlText w:val="%5."/>
       <w:lvlJc w:val="left"/>
       <w:pPr>
         <w:tabs>
@@ -63250,14 +64510,11 @@
         </w:tabs>
         <w:ind w:left="3600" w:hanging="360"/>
       </w:pPr>
-      <w:rPr>
-        <w:rFonts w:ascii="Symbol" w:hAnsi="Symbol" w:hint="default"/>
-      </w:rPr>
     </w:lvl>
     <w:lvl w:ilvl="5">
       <w:start w:val="1"/>
-      <w:numFmt w:val="bullet"/>
-      <w:lvlText w:val=""/>
+      <w:numFmt w:val="decimal"/>
+      <w:lvlText w:val="%6."/>
       <w:lvlJc w:val="left"/>
       <w:pPr>
         <w:tabs>
@@ -63265,14 +64522,11 @@
         </w:tabs>
         <w:ind w:left="4320" w:hanging="360"/>
       </w:pPr>
-      <w:rPr>
-        <w:rFonts w:ascii="Symbol" w:hAnsi="Symbol" w:hint="default"/>
-      </w:rPr>
     </w:lvl>
     <w:lvl w:ilvl="6">
       <w:start w:val="1"/>
-      <w:numFmt w:val="bullet"/>
-      <w:lvlText w:val=""/>
+      <w:numFmt w:val="decimal"/>
+      <w:lvlText w:val="%7."/>
       <w:lvlJc w:val="left"/>
       <w:pPr>
         <w:tabs>
@@ -63280,14 +64534,11 @@
         </w:tabs>
         <w:ind w:left="5040" w:hanging="360"/>
       </w:pPr>
-      <w:rPr>
-        <w:rFonts w:ascii="Symbol" w:hAnsi="Symbol" w:hint="default"/>
-      </w:rPr>
     </w:lvl>
     <w:lvl w:ilvl="7">
       <w:start w:val="1"/>
-      <w:numFmt w:val="bullet"/>
-      <w:lvlText w:val=""/>
+      <w:numFmt w:val="decimal"/>
+      <w:lvlText w:val="%8."/>
       <w:lvlJc w:val="left"/>
       <w:pPr>
         <w:tabs>
@@ -63295,9 +64546,6 @@
         </w:tabs>
         <w:ind w:left="5760" w:hanging="360"/>
       </w:pPr>
-      <w:rPr>
-        <w:rFonts w:ascii="Symbol" w:hAnsi="Symbol" w:hint="default"/>
-      </w:rPr>
     </w:lvl>
   </w:abstractNum>
   <w:abstractNum w:abstractNumId="30">
@@ -63669,104 +64917,6 @@
   <w:abstractNum w:abstractNumId="33">
     <w:lvl w:ilvl="0">
       <w:start w:val="1"/>
-      <w:numFmt w:val="decimal"/>
-      <w:lvlText w:val="%1."/>
-      <w:lvlJc w:val="left"/>
-      <w:pPr>
-        <w:tabs>
-          <w:tab w:val="num" w:pos="720"/>
-        </w:tabs>
-        <w:ind w:left="720" w:hanging="360"/>
-      </w:pPr>
-    </w:lvl>
-    <w:lvl w:ilvl="1">
-      <w:start w:val="1"/>
-      <w:numFmt w:val="decimal"/>
-      <w:lvlText w:val="%2."/>
-      <w:lvlJc w:val="left"/>
-      <w:pPr>
-        <w:tabs>
-          <w:tab w:val="num" w:pos="1440"/>
-        </w:tabs>
-        <w:ind w:left="1440" w:hanging="360"/>
-      </w:pPr>
-    </w:lvl>
-    <w:lvl w:ilvl="2">
-      <w:start w:val="1"/>
-      <w:numFmt w:val="decimal"/>
-      <w:lvlText w:val="%3."/>
-      <w:lvlJc w:val="left"/>
-      <w:pPr>
-        <w:tabs>
-          <w:tab w:val="num" w:pos="2160"/>
-        </w:tabs>
-        <w:ind w:left="2160" w:hanging="360"/>
-      </w:pPr>
-    </w:lvl>
-    <w:lvl w:ilvl="3">
-      <w:start w:val="1"/>
-      <w:numFmt w:val="decimal"/>
-      <w:lvlText w:val="%4."/>
-      <w:lvlJc w:val="left"/>
-      <w:pPr>
-        <w:tabs>
-          <w:tab w:val="num" w:pos="2880"/>
-        </w:tabs>
-        <w:ind w:left="2880" w:hanging="360"/>
-      </w:pPr>
-    </w:lvl>
-    <w:lvl w:ilvl="4">
-      <w:start w:val="1"/>
-      <w:numFmt w:val="decimal"/>
-      <w:lvlText w:val="%5."/>
-      <w:lvlJc w:val="left"/>
-      <w:pPr>
-        <w:tabs>
-          <w:tab w:val="num" w:pos="3600"/>
-        </w:tabs>
-        <w:ind w:left="3600" w:hanging="360"/>
-      </w:pPr>
-    </w:lvl>
-    <w:lvl w:ilvl="5">
-      <w:start w:val="1"/>
-      <w:numFmt w:val="decimal"/>
-      <w:lvlText w:val="%6."/>
-      <w:lvlJc w:val="left"/>
-      <w:pPr>
-        <w:tabs>
-          <w:tab w:val="num" w:pos="4320"/>
-        </w:tabs>
-        <w:ind w:left="4320" w:hanging="360"/>
-      </w:pPr>
-    </w:lvl>
-    <w:lvl w:ilvl="6">
-      <w:start w:val="1"/>
-      <w:numFmt w:val="decimal"/>
-      <w:lvlText w:val="%7."/>
-      <w:lvlJc w:val="left"/>
-      <w:pPr>
-        <w:tabs>
-          <w:tab w:val="num" w:pos="5040"/>
-        </w:tabs>
-        <w:ind w:left="5040" w:hanging="360"/>
-      </w:pPr>
-    </w:lvl>
-    <w:lvl w:ilvl="7">
-      <w:start w:val="1"/>
-      <w:numFmt w:val="decimal"/>
-      <w:lvlText w:val="%8."/>
-      <w:lvlJc w:val="left"/>
-      <w:pPr>
-        <w:tabs>
-          <w:tab w:val="num" w:pos="5760"/>
-        </w:tabs>
-        <w:ind w:left="5760" w:hanging="360"/>
-      </w:pPr>
-    </w:lvl>
-  </w:abstractNum>
-  <w:abstractNum w:abstractNumId="34">
-    <w:lvl w:ilvl="0">
-      <w:start w:val="1"/>
       <w:numFmt w:val="bullet"/>
       <w:lvlText w:val=""/>
       <w:lvlJc w:val="left"/>
@@ -63886,7 +65036,7 @@
       </w:rPr>
     </w:lvl>
   </w:abstractNum>
-  <w:abstractNum w:abstractNumId="35">
+  <w:abstractNum w:abstractNumId="34">
     <w:lvl w:ilvl="0">
       <w:start w:val="1"/>
       <w:numFmt w:val="bullet"/>
@@ -64006,6 +65156,104 @@
       <w:rPr>
         <w:rFonts w:ascii="Symbol" w:hAnsi="Symbol" w:hint="default"/>
       </w:rPr>
+    </w:lvl>
+  </w:abstractNum>
+  <w:abstractNum w:abstractNumId="35">
+    <w:lvl w:ilvl="0">
+      <w:start w:val="1"/>
+      <w:numFmt w:val="decimal"/>
+      <w:lvlText w:val="%1."/>
+      <w:lvlJc w:val="left"/>
+      <w:pPr>
+        <w:tabs>
+          <w:tab w:val="num" w:pos="720"/>
+        </w:tabs>
+        <w:ind w:left="720" w:hanging="360"/>
+      </w:pPr>
+    </w:lvl>
+    <w:lvl w:ilvl="1">
+      <w:start w:val="1"/>
+      <w:numFmt w:val="decimal"/>
+      <w:lvlText w:val="%2."/>
+      <w:lvlJc w:val="left"/>
+      <w:pPr>
+        <w:tabs>
+          <w:tab w:val="num" w:pos="1440"/>
+        </w:tabs>
+        <w:ind w:left="1440" w:hanging="360"/>
+      </w:pPr>
+    </w:lvl>
+    <w:lvl w:ilvl="2">
+      <w:start w:val="1"/>
+      <w:numFmt w:val="decimal"/>
+      <w:lvlText w:val="%3."/>
+      <w:lvlJc w:val="left"/>
+      <w:pPr>
+        <w:tabs>
+          <w:tab w:val="num" w:pos="2160"/>
+        </w:tabs>
+        <w:ind w:left="2160" w:hanging="360"/>
+      </w:pPr>
+    </w:lvl>
+    <w:lvl w:ilvl="3">
+      <w:start w:val="1"/>
+      <w:numFmt w:val="decimal"/>
+      <w:lvlText w:val="%4."/>
+      <w:lvlJc w:val="left"/>
+      <w:pPr>
+        <w:tabs>
+          <w:tab w:val="num" w:pos="2880"/>
+        </w:tabs>
+        <w:ind w:left="2880" w:hanging="360"/>
+      </w:pPr>
+    </w:lvl>
+    <w:lvl w:ilvl="4">
+      <w:start w:val="1"/>
+      <w:numFmt w:val="decimal"/>
+      <w:lvlText w:val="%5."/>
+      <w:lvlJc w:val="left"/>
+      <w:pPr>
+        <w:tabs>
+          <w:tab w:val="num" w:pos="3600"/>
+        </w:tabs>
+        <w:ind w:left="3600" w:hanging="360"/>
+      </w:pPr>
+    </w:lvl>
+    <w:lvl w:ilvl="5">
+      <w:start w:val="1"/>
+      <w:numFmt w:val="decimal"/>
+      <w:lvlText w:val="%6."/>
+      <w:lvlJc w:val="left"/>
+      <w:pPr>
+        <w:tabs>
+          <w:tab w:val="num" w:pos="4320"/>
+        </w:tabs>
+        <w:ind w:left="4320" w:hanging="360"/>
+      </w:pPr>
+    </w:lvl>
+    <w:lvl w:ilvl="6">
+      <w:start w:val="1"/>
+      <w:numFmt w:val="decimal"/>
+      <w:lvlText w:val="%7."/>
+      <w:lvlJc w:val="left"/>
+      <w:pPr>
+        <w:tabs>
+          <w:tab w:val="num" w:pos="5040"/>
+        </w:tabs>
+        <w:ind w:left="5040" w:hanging="360"/>
+      </w:pPr>
+    </w:lvl>
+    <w:lvl w:ilvl="7">
+      <w:start w:val="1"/>
+      <w:numFmt w:val="decimal"/>
+      <w:lvlText w:val="%8."/>
+      <w:lvlJc w:val="left"/>
+      <w:pPr>
+        <w:tabs>
+          <w:tab w:val="num" w:pos="5760"/>
+        </w:tabs>
+        <w:ind w:left="5760" w:hanging="360"/>
+      </w:pPr>
     </w:lvl>
   </w:abstractNum>
   <w:abstractNum w:abstractNumId="36">
@@ -65353,300 +66601,6 @@
   <w:abstractNum w:abstractNumId="47">
     <w:lvl w:ilvl="0">
       <w:start w:val="1"/>
-      <w:numFmt w:val="decimal"/>
-      <w:lvlText w:val="%1."/>
-      <w:lvlJc w:val="left"/>
-      <w:pPr>
-        <w:tabs>
-          <w:tab w:val="num" w:pos="720"/>
-        </w:tabs>
-        <w:ind w:left="720" w:hanging="360"/>
-      </w:pPr>
-    </w:lvl>
-    <w:lvl w:ilvl="1">
-      <w:start w:val="1"/>
-      <w:numFmt w:val="decimal"/>
-      <w:lvlText w:val="%2."/>
-      <w:lvlJc w:val="left"/>
-      <w:pPr>
-        <w:tabs>
-          <w:tab w:val="num" w:pos="1440"/>
-        </w:tabs>
-        <w:ind w:left="1440" w:hanging="360"/>
-      </w:pPr>
-    </w:lvl>
-    <w:lvl w:ilvl="2">
-      <w:start w:val="1"/>
-      <w:numFmt w:val="decimal"/>
-      <w:lvlText w:val="%3."/>
-      <w:lvlJc w:val="left"/>
-      <w:pPr>
-        <w:tabs>
-          <w:tab w:val="num" w:pos="2160"/>
-        </w:tabs>
-        <w:ind w:left="2160" w:hanging="360"/>
-      </w:pPr>
-    </w:lvl>
-    <w:lvl w:ilvl="3">
-      <w:start w:val="1"/>
-      <w:numFmt w:val="decimal"/>
-      <w:lvlText w:val="%4."/>
-      <w:lvlJc w:val="left"/>
-      <w:pPr>
-        <w:tabs>
-          <w:tab w:val="num" w:pos="2880"/>
-        </w:tabs>
-        <w:ind w:left="2880" w:hanging="360"/>
-      </w:pPr>
-    </w:lvl>
-    <w:lvl w:ilvl="4">
-      <w:start w:val="1"/>
-      <w:numFmt w:val="decimal"/>
-      <w:lvlText w:val="%5."/>
-      <w:lvlJc w:val="left"/>
-      <w:pPr>
-        <w:tabs>
-          <w:tab w:val="num" w:pos="3600"/>
-        </w:tabs>
-        <w:ind w:left="3600" w:hanging="360"/>
-      </w:pPr>
-    </w:lvl>
-    <w:lvl w:ilvl="5">
-      <w:start w:val="1"/>
-      <w:numFmt w:val="decimal"/>
-      <w:lvlText w:val="%6."/>
-      <w:lvlJc w:val="left"/>
-      <w:pPr>
-        <w:tabs>
-          <w:tab w:val="num" w:pos="4320"/>
-        </w:tabs>
-        <w:ind w:left="4320" w:hanging="360"/>
-      </w:pPr>
-    </w:lvl>
-    <w:lvl w:ilvl="6">
-      <w:start w:val="1"/>
-      <w:numFmt w:val="decimal"/>
-      <w:lvlText w:val="%7."/>
-      <w:lvlJc w:val="left"/>
-      <w:pPr>
-        <w:tabs>
-          <w:tab w:val="num" w:pos="5040"/>
-        </w:tabs>
-        <w:ind w:left="5040" w:hanging="360"/>
-      </w:pPr>
-    </w:lvl>
-    <w:lvl w:ilvl="7">
-      <w:start w:val="1"/>
-      <w:numFmt w:val="decimal"/>
-      <w:lvlText w:val="%8."/>
-      <w:lvlJc w:val="left"/>
-      <w:pPr>
-        <w:tabs>
-          <w:tab w:val="num" w:pos="5760"/>
-        </w:tabs>
-        <w:ind w:left="5760" w:hanging="360"/>
-      </w:pPr>
-    </w:lvl>
-  </w:abstractNum>
-  <w:abstractNum w:abstractNumId="48">
-    <w:lvl w:ilvl="0">
-      <w:start w:val="1"/>
-      <w:numFmt w:val="decimal"/>
-      <w:lvlText w:val="%1."/>
-      <w:lvlJc w:val="left"/>
-      <w:pPr>
-        <w:tabs>
-          <w:tab w:val="num" w:pos="720"/>
-        </w:tabs>
-        <w:ind w:left="720" w:hanging="360"/>
-      </w:pPr>
-    </w:lvl>
-    <w:lvl w:ilvl="1">
-      <w:start w:val="1"/>
-      <w:numFmt w:val="decimal"/>
-      <w:lvlText w:val="%2."/>
-      <w:lvlJc w:val="left"/>
-      <w:pPr>
-        <w:tabs>
-          <w:tab w:val="num" w:pos="1440"/>
-        </w:tabs>
-        <w:ind w:left="1440" w:hanging="360"/>
-      </w:pPr>
-    </w:lvl>
-    <w:lvl w:ilvl="2">
-      <w:start w:val="1"/>
-      <w:numFmt w:val="decimal"/>
-      <w:lvlText w:val="%3."/>
-      <w:lvlJc w:val="left"/>
-      <w:pPr>
-        <w:tabs>
-          <w:tab w:val="num" w:pos="2160"/>
-        </w:tabs>
-        <w:ind w:left="2160" w:hanging="360"/>
-      </w:pPr>
-    </w:lvl>
-    <w:lvl w:ilvl="3">
-      <w:start w:val="1"/>
-      <w:numFmt w:val="decimal"/>
-      <w:lvlText w:val="%4."/>
-      <w:lvlJc w:val="left"/>
-      <w:pPr>
-        <w:tabs>
-          <w:tab w:val="num" w:pos="2880"/>
-        </w:tabs>
-        <w:ind w:left="2880" w:hanging="360"/>
-      </w:pPr>
-    </w:lvl>
-    <w:lvl w:ilvl="4">
-      <w:start w:val="1"/>
-      <w:numFmt w:val="decimal"/>
-      <w:lvlText w:val="%5."/>
-      <w:lvlJc w:val="left"/>
-      <w:pPr>
-        <w:tabs>
-          <w:tab w:val="num" w:pos="3600"/>
-        </w:tabs>
-        <w:ind w:left="3600" w:hanging="360"/>
-      </w:pPr>
-    </w:lvl>
-    <w:lvl w:ilvl="5">
-      <w:start w:val="1"/>
-      <w:numFmt w:val="decimal"/>
-      <w:lvlText w:val="%6."/>
-      <w:lvlJc w:val="left"/>
-      <w:pPr>
-        <w:tabs>
-          <w:tab w:val="num" w:pos="4320"/>
-        </w:tabs>
-        <w:ind w:left="4320" w:hanging="360"/>
-      </w:pPr>
-    </w:lvl>
-    <w:lvl w:ilvl="6">
-      <w:start w:val="1"/>
-      <w:numFmt w:val="decimal"/>
-      <w:lvlText w:val="%7."/>
-      <w:lvlJc w:val="left"/>
-      <w:pPr>
-        <w:tabs>
-          <w:tab w:val="num" w:pos="5040"/>
-        </w:tabs>
-        <w:ind w:left="5040" w:hanging="360"/>
-      </w:pPr>
-    </w:lvl>
-    <w:lvl w:ilvl="7">
-      <w:start w:val="1"/>
-      <w:numFmt w:val="decimal"/>
-      <w:lvlText w:val="%8."/>
-      <w:lvlJc w:val="left"/>
-      <w:pPr>
-        <w:tabs>
-          <w:tab w:val="num" w:pos="5760"/>
-        </w:tabs>
-        <w:ind w:left="5760" w:hanging="360"/>
-      </w:pPr>
-    </w:lvl>
-  </w:abstractNum>
-  <w:abstractNum w:abstractNumId="49">
-    <w:lvl w:ilvl="0">
-      <w:start w:val="1"/>
-      <w:numFmt w:val="decimal"/>
-      <w:lvlText w:val="%1."/>
-      <w:lvlJc w:val="left"/>
-      <w:pPr>
-        <w:tabs>
-          <w:tab w:val="num" w:pos="720"/>
-        </w:tabs>
-        <w:ind w:left="720" w:hanging="360"/>
-      </w:pPr>
-    </w:lvl>
-    <w:lvl w:ilvl="1">
-      <w:start w:val="1"/>
-      <w:numFmt w:val="decimal"/>
-      <w:lvlText w:val="%2."/>
-      <w:lvlJc w:val="left"/>
-      <w:pPr>
-        <w:tabs>
-          <w:tab w:val="num" w:pos="1440"/>
-        </w:tabs>
-        <w:ind w:left="1440" w:hanging="360"/>
-      </w:pPr>
-    </w:lvl>
-    <w:lvl w:ilvl="2">
-      <w:start w:val="1"/>
-      <w:numFmt w:val="decimal"/>
-      <w:lvlText w:val="%3."/>
-      <w:lvlJc w:val="left"/>
-      <w:pPr>
-        <w:tabs>
-          <w:tab w:val="num" w:pos="2160"/>
-        </w:tabs>
-        <w:ind w:left="2160" w:hanging="360"/>
-      </w:pPr>
-    </w:lvl>
-    <w:lvl w:ilvl="3">
-      <w:start w:val="1"/>
-      <w:numFmt w:val="decimal"/>
-      <w:lvlText w:val="%4."/>
-      <w:lvlJc w:val="left"/>
-      <w:pPr>
-        <w:tabs>
-          <w:tab w:val="num" w:pos="2880"/>
-        </w:tabs>
-        <w:ind w:left="2880" w:hanging="360"/>
-      </w:pPr>
-    </w:lvl>
-    <w:lvl w:ilvl="4">
-      <w:start w:val="1"/>
-      <w:numFmt w:val="decimal"/>
-      <w:lvlText w:val="%5."/>
-      <w:lvlJc w:val="left"/>
-      <w:pPr>
-        <w:tabs>
-          <w:tab w:val="num" w:pos="3600"/>
-        </w:tabs>
-        <w:ind w:left="3600" w:hanging="360"/>
-      </w:pPr>
-    </w:lvl>
-    <w:lvl w:ilvl="5">
-      <w:start w:val="1"/>
-      <w:numFmt w:val="decimal"/>
-      <w:lvlText w:val="%6."/>
-      <w:lvlJc w:val="left"/>
-      <w:pPr>
-        <w:tabs>
-          <w:tab w:val="num" w:pos="4320"/>
-        </w:tabs>
-        <w:ind w:left="4320" w:hanging="360"/>
-      </w:pPr>
-    </w:lvl>
-    <w:lvl w:ilvl="6">
-      <w:start w:val="1"/>
-      <w:numFmt w:val="decimal"/>
-      <w:lvlText w:val="%7."/>
-      <w:lvlJc w:val="left"/>
-      <w:pPr>
-        <w:tabs>
-          <w:tab w:val="num" w:pos="5040"/>
-        </w:tabs>
-        <w:ind w:left="5040" w:hanging="360"/>
-      </w:pPr>
-    </w:lvl>
-    <w:lvl w:ilvl="7">
-      <w:start w:val="1"/>
-      <w:numFmt w:val="decimal"/>
-      <w:lvlText w:val="%8."/>
-      <w:lvlJc w:val="left"/>
-      <w:pPr>
-        <w:tabs>
-          <w:tab w:val="num" w:pos="5760"/>
-        </w:tabs>
-        <w:ind w:left="5760" w:hanging="360"/>
-      </w:pPr>
-    </w:lvl>
-  </w:abstractNum>
-  <w:abstractNum w:abstractNumId="50">
-    <w:lvl w:ilvl="0">
-      <w:start w:val="1"/>
       <w:numFmt w:val="bullet"/>
       <w:lvlText w:val=""/>
       <w:lvlJc w:val="left"/>
@@ -65766,7 +66720,7 @@
       </w:rPr>
     </w:lvl>
   </w:abstractNum>
-  <w:abstractNum w:abstractNumId="51">
+  <w:abstractNum w:abstractNumId="48">
     <w:lvl w:ilvl="0">
       <w:start w:val="1"/>
       <w:numFmt w:val="bullet"/>
@@ -65888,7 +66842,7 @@
       </w:rPr>
     </w:lvl>
   </w:abstractNum>
-  <w:abstractNum w:abstractNumId="52">
+  <w:abstractNum w:abstractNumId="49">
     <w:lvl w:ilvl="0">
       <w:start w:val="1"/>
       <w:numFmt w:val="decimal"/>
@@ -65984,6 +66938,324 @@
         </w:tabs>
         <w:ind w:left="5760" w:hanging="360"/>
       </w:pPr>
+    </w:lvl>
+  </w:abstractNum>
+  <w:abstractNum w:abstractNumId="50">
+    <w:lvl w:ilvl="0">
+      <w:start w:val="1"/>
+      <w:numFmt w:val="decimal"/>
+      <w:lvlText w:val="%1."/>
+      <w:lvlJc w:val="left"/>
+      <w:pPr>
+        <w:tabs>
+          <w:tab w:val="num" w:pos="720"/>
+        </w:tabs>
+        <w:ind w:left="720" w:hanging="360"/>
+      </w:pPr>
+    </w:lvl>
+    <w:lvl w:ilvl="1">
+      <w:start w:val="1"/>
+      <w:numFmt w:val="decimal"/>
+      <w:lvlText w:val="%2."/>
+      <w:lvlJc w:val="left"/>
+      <w:pPr>
+        <w:tabs>
+          <w:tab w:val="num" w:pos="1440"/>
+        </w:tabs>
+        <w:ind w:left="1440" w:hanging="360"/>
+      </w:pPr>
+    </w:lvl>
+    <w:lvl w:ilvl="2">
+      <w:start w:val="1"/>
+      <w:numFmt w:val="decimal"/>
+      <w:lvlText w:val="%3."/>
+      <w:lvlJc w:val="left"/>
+      <w:pPr>
+        <w:tabs>
+          <w:tab w:val="num" w:pos="2160"/>
+        </w:tabs>
+        <w:ind w:left="2160" w:hanging="360"/>
+      </w:pPr>
+    </w:lvl>
+    <w:lvl w:ilvl="3">
+      <w:start w:val="1"/>
+      <w:numFmt w:val="decimal"/>
+      <w:lvlText w:val="%4."/>
+      <w:lvlJc w:val="left"/>
+      <w:pPr>
+        <w:tabs>
+          <w:tab w:val="num" w:pos="2880"/>
+        </w:tabs>
+        <w:ind w:left="2880" w:hanging="360"/>
+      </w:pPr>
+    </w:lvl>
+    <w:lvl w:ilvl="4">
+      <w:start w:val="1"/>
+      <w:numFmt w:val="decimal"/>
+      <w:lvlText w:val="%5."/>
+      <w:lvlJc w:val="left"/>
+      <w:pPr>
+        <w:tabs>
+          <w:tab w:val="num" w:pos="3600"/>
+        </w:tabs>
+        <w:ind w:left="3600" w:hanging="360"/>
+      </w:pPr>
+    </w:lvl>
+    <w:lvl w:ilvl="5">
+      <w:start w:val="1"/>
+      <w:numFmt w:val="decimal"/>
+      <w:lvlText w:val="%6."/>
+      <w:lvlJc w:val="left"/>
+      <w:pPr>
+        <w:tabs>
+          <w:tab w:val="num" w:pos="4320"/>
+        </w:tabs>
+        <w:ind w:left="4320" w:hanging="360"/>
+      </w:pPr>
+    </w:lvl>
+    <w:lvl w:ilvl="6">
+      <w:start w:val="1"/>
+      <w:numFmt w:val="decimal"/>
+      <w:lvlText w:val="%7."/>
+      <w:lvlJc w:val="left"/>
+      <w:pPr>
+        <w:tabs>
+          <w:tab w:val="num" w:pos="5040"/>
+        </w:tabs>
+        <w:ind w:left="5040" w:hanging="360"/>
+      </w:pPr>
+    </w:lvl>
+    <w:lvl w:ilvl="7">
+      <w:start w:val="1"/>
+      <w:numFmt w:val="decimal"/>
+      <w:lvlText w:val="%8."/>
+      <w:lvlJc w:val="left"/>
+      <w:pPr>
+        <w:tabs>
+          <w:tab w:val="num" w:pos="5760"/>
+        </w:tabs>
+        <w:ind w:left="5760" w:hanging="360"/>
+      </w:pPr>
+    </w:lvl>
+  </w:abstractNum>
+  <w:abstractNum w:abstractNumId="51">
+    <w:lvl w:ilvl="0">
+      <w:start w:val="1"/>
+      <w:numFmt w:val="decimal"/>
+      <w:lvlText w:val="%1."/>
+      <w:lvlJc w:val="left"/>
+      <w:pPr>
+        <w:tabs>
+          <w:tab w:val="num" w:pos="720"/>
+        </w:tabs>
+        <w:ind w:left="720" w:hanging="360"/>
+      </w:pPr>
+    </w:lvl>
+    <w:lvl w:ilvl="1">
+      <w:start w:val="1"/>
+      <w:numFmt w:val="decimal"/>
+      <w:lvlText w:val="%2."/>
+      <w:lvlJc w:val="left"/>
+      <w:pPr>
+        <w:tabs>
+          <w:tab w:val="num" w:pos="1440"/>
+        </w:tabs>
+        <w:ind w:left="1440" w:hanging="360"/>
+      </w:pPr>
+    </w:lvl>
+    <w:lvl w:ilvl="2">
+      <w:start w:val="1"/>
+      <w:numFmt w:val="decimal"/>
+      <w:lvlText w:val="%3."/>
+      <w:lvlJc w:val="left"/>
+      <w:pPr>
+        <w:tabs>
+          <w:tab w:val="num" w:pos="2160"/>
+        </w:tabs>
+        <w:ind w:left="2160" w:hanging="360"/>
+      </w:pPr>
+    </w:lvl>
+    <w:lvl w:ilvl="3">
+      <w:start w:val="1"/>
+      <w:numFmt w:val="decimal"/>
+      <w:lvlText w:val="%4."/>
+      <w:lvlJc w:val="left"/>
+      <w:pPr>
+        <w:tabs>
+          <w:tab w:val="num" w:pos="2880"/>
+        </w:tabs>
+        <w:ind w:left="2880" w:hanging="360"/>
+      </w:pPr>
+    </w:lvl>
+    <w:lvl w:ilvl="4">
+      <w:start w:val="1"/>
+      <w:numFmt w:val="decimal"/>
+      <w:lvlText w:val="%5."/>
+      <w:lvlJc w:val="left"/>
+      <w:pPr>
+        <w:tabs>
+          <w:tab w:val="num" w:pos="3600"/>
+        </w:tabs>
+        <w:ind w:left="3600" w:hanging="360"/>
+      </w:pPr>
+    </w:lvl>
+    <w:lvl w:ilvl="5">
+      <w:start w:val="1"/>
+      <w:numFmt w:val="decimal"/>
+      <w:lvlText w:val="%6."/>
+      <w:lvlJc w:val="left"/>
+      <w:pPr>
+        <w:tabs>
+          <w:tab w:val="num" w:pos="4320"/>
+        </w:tabs>
+        <w:ind w:left="4320" w:hanging="360"/>
+      </w:pPr>
+    </w:lvl>
+    <w:lvl w:ilvl="6">
+      <w:start w:val="1"/>
+      <w:numFmt w:val="decimal"/>
+      <w:lvlText w:val="%7."/>
+      <w:lvlJc w:val="left"/>
+      <w:pPr>
+        <w:tabs>
+          <w:tab w:val="num" w:pos="5040"/>
+        </w:tabs>
+        <w:ind w:left="5040" w:hanging="360"/>
+      </w:pPr>
+    </w:lvl>
+    <w:lvl w:ilvl="7">
+      <w:start w:val="1"/>
+      <w:numFmt w:val="decimal"/>
+      <w:lvlText w:val="%8."/>
+      <w:lvlJc w:val="left"/>
+      <w:pPr>
+        <w:tabs>
+          <w:tab w:val="num" w:pos="5760"/>
+        </w:tabs>
+        <w:ind w:left="5760" w:hanging="360"/>
+      </w:pPr>
+    </w:lvl>
+  </w:abstractNum>
+  <w:abstractNum w:abstractNumId="52">
+    <w:lvl w:ilvl="0">
+      <w:start w:val="1"/>
+      <w:numFmt w:val="bullet"/>
+      <w:lvlText w:val=""/>
+      <w:lvlJc w:val="left"/>
+      <w:pPr>
+        <w:tabs>
+          <w:tab w:val="num" w:pos="720"/>
+        </w:tabs>
+        <w:ind w:left="720" w:hanging="360"/>
+      </w:pPr>
+      <w:rPr>
+        <w:rFonts w:ascii="Symbol" w:hAnsi="Symbol" w:hint="default"/>
+      </w:rPr>
+    </w:lvl>
+    <w:lvl w:ilvl="1">
+      <w:start w:val="1"/>
+      <w:numFmt w:val="bullet"/>
+      <w:lvlText w:val=""/>
+      <w:lvlJc w:val="left"/>
+      <w:pPr>
+        <w:tabs>
+          <w:tab w:val="num" w:pos="1440"/>
+        </w:tabs>
+        <w:ind w:left="1440" w:hanging="360"/>
+      </w:pPr>
+      <w:rPr>
+        <w:rFonts w:ascii="Symbol" w:hAnsi="Symbol" w:hint="default"/>
+      </w:rPr>
+    </w:lvl>
+    <w:lvl w:ilvl="2">
+      <w:start w:val="1"/>
+      <w:numFmt w:val="bullet"/>
+      <w:lvlText w:val=""/>
+      <w:lvlJc w:val="left"/>
+      <w:pPr>
+        <w:tabs>
+          <w:tab w:val="num" w:pos="2160"/>
+        </w:tabs>
+        <w:ind w:left="2160" w:hanging="360"/>
+      </w:pPr>
+      <w:rPr>
+        <w:rFonts w:ascii="Symbol" w:hAnsi="Symbol" w:hint="default"/>
+      </w:rPr>
+    </w:lvl>
+    <w:lvl w:ilvl="3">
+      <w:start w:val="1"/>
+      <w:numFmt w:val="bullet"/>
+      <w:lvlText w:val=""/>
+      <w:lvlJc w:val="left"/>
+      <w:pPr>
+        <w:tabs>
+          <w:tab w:val="num" w:pos="2880"/>
+        </w:tabs>
+        <w:ind w:left="2880" w:hanging="360"/>
+      </w:pPr>
+      <w:rPr>
+        <w:rFonts w:ascii="Symbol" w:hAnsi="Symbol" w:hint="default"/>
+      </w:rPr>
+    </w:lvl>
+    <w:lvl w:ilvl="4">
+      <w:start w:val="1"/>
+      <w:numFmt w:val="bullet"/>
+      <w:lvlText w:val=""/>
+      <w:lvlJc w:val="left"/>
+      <w:pPr>
+        <w:tabs>
+          <w:tab w:val="num" w:pos="3600"/>
+        </w:tabs>
+        <w:ind w:left="3600" w:hanging="360"/>
+      </w:pPr>
+      <w:rPr>
+        <w:rFonts w:ascii="Symbol" w:hAnsi="Symbol" w:hint="default"/>
+      </w:rPr>
+    </w:lvl>
+    <w:lvl w:ilvl="5">
+      <w:start w:val="1"/>
+      <w:numFmt w:val="bullet"/>
+      <w:lvlText w:val=""/>
+      <w:lvlJc w:val="left"/>
+      <w:pPr>
+        <w:tabs>
+          <w:tab w:val="num" w:pos="4320"/>
+        </w:tabs>
+        <w:ind w:left="4320" w:hanging="360"/>
+      </w:pPr>
+      <w:rPr>
+        <w:rFonts w:ascii="Symbol" w:hAnsi="Symbol" w:hint="default"/>
+      </w:rPr>
+    </w:lvl>
+    <w:lvl w:ilvl="6">
+      <w:start w:val="1"/>
+      <w:numFmt w:val="bullet"/>
+      <w:lvlText w:val=""/>
+      <w:lvlJc w:val="left"/>
+      <w:pPr>
+        <w:tabs>
+          <w:tab w:val="num" w:pos="5040"/>
+        </w:tabs>
+        <w:ind w:left="5040" w:hanging="360"/>
+      </w:pPr>
+      <w:rPr>
+        <w:rFonts w:ascii="Symbol" w:hAnsi="Symbol" w:hint="default"/>
+      </w:rPr>
+    </w:lvl>
+    <w:lvl w:ilvl="7">
+      <w:start w:val="1"/>
+      <w:numFmt w:val="bullet"/>
+      <w:lvlText w:val=""/>
+      <w:lvlJc w:val="left"/>
+      <w:pPr>
+        <w:tabs>
+          <w:tab w:val="num" w:pos="5760"/>
+        </w:tabs>
+        <w:ind w:left="5760" w:hanging="360"/>
+      </w:pPr>
+      <w:rPr>
+        <w:rFonts w:ascii="Symbol" w:hAnsi="Symbol" w:hint="default"/>
+      </w:rPr>
     </w:lvl>
   </w:abstractNum>
   <w:abstractNum w:abstractNumId="53">
@@ -66209,104 +67481,6 @@
   <w:abstractNum w:abstractNumId="55">
     <w:lvl w:ilvl="0">
       <w:start w:val="1"/>
-      <w:numFmt w:val="decimal"/>
-      <w:lvlText w:val="%1."/>
-      <w:lvlJc w:val="left"/>
-      <w:pPr>
-        <w:tabs>
-          <w:tab w:val="num" w:pos="720"/>
-        </w:tabs>
-        <w:ind w:left="720" w:hanging="360"/>
-      </w:pPr>
-    </w:lvl>
-    <w:lvl w:ilvl="1">
-      <w:start w:val="1"/>
-      <w:numFmt w:val="decimal"/>
-      <w:lvlText w:val="%2."/>
-      <w:lvlJc w:val="left"/>
-      <w:pPr>
-        <w:tabs>
-          <w:tab w:val="num" w:pos="1440"/>
-        </w:tabs>
-        <w:ind w:left="1440" w:hanging="360"/>
-      </w:pPr>
-    </w:lvl>
-    <w:lvl w:ilvl="2">
-      <w:start w:val="1"/>
-      <w:numFmt w:val="decimal"/>
-      <w:lvlText w:val="%3."/>
-      <w:lvlJc w:val="left"/>
-      <w:pPr>
-        <w:tabs>
-          <w:tab w:val="num" w:pos="2160"/>
-        </w:tabs>
-        <w:ind w:left="2160" w:hanging="360"/>
-      </w:pPr>
-    </w:lvl>
-    <w:lvl w:ilvl="3">
-      <w:start w:val="1"/>
-      <w:numFmt w:val="decimal"/>
-      <w:lvlText w:val="%4."/>
-      <w:lvlJc w:val="left"/>
-      <w:pPr>
-        <w:tabs>
-          <w:tab w:val="num" w:pos="2880"/>
-        </w:tabs>
-        <w:ind w:left="2880" w:hanging="360"/>
-      </w:pPr>
-    </w:lvl>
-    <w:lvl w:ilvl="4">
-      <w:start w:val="1"/>
-      <w:numFmt w:val="decimal"/>
-      <w:lvlText w:val="%5."/>
-      <w:lvlJc w:val="left"/>
-      <w:pPr>
-        <w:tabs>
-          <w:tab w:val="num" w:pos="3600"/>
-        </w:tabs>
-        <w:ind w:left="3600" w:hanging="360"/>
-      </w:pPr>
-    </w:lvl>
-    <w:lvl w:ilvl="5">
-      <w:start w:val="1"/>
-      <w:numFmt w:val="decimal"/>
-      <w:lvlText w:val="%6."/>
-      <w:lvlJc w:val="left"/>
-      <w:pPr>
-        <w:tabs>
-          <w:tab w:val="num" w:pos="4320"/>
-        </w:tabs>
-        <w:ind w:left="4320" w:hanging="360"/>
-      </w:pPr>
-    </w:lvl>
-    <w:lvl w:ilvl="6">
-      <w:start w:val="1"/>
-      <w:numFmt w:val="decimal"/>
-      <w:lvlText w:val="%7."/>
-      <w:lvlJc w:val="left"/>
-      <w:pPr>
-        <w:tabs>
-          <w:tab w:val="num" w:pos="5040"/>
-        </w:tabs>
-        <w:ind w:left="5040" w:hanging="360"/>
-      </w:pPr>
-    </w:lvl>
-    <w:lvl w:ilvl="7">
-      <w:start w:val="1"/>
-      <w:numFmt w:val="decimal"/>
-      <w:lvlText w:val="%8."/>
-      <w:lvlJc w:val="left"/>
-      <w:pPr>
-        <w:tabs>
-          <w:tab w:val="num" w:pos="5760"/>
-        </w:tabs>
-        <w:ind w:left="5760" w:hanging="360"/>
-      </w:pPr>
-    </w:lvl>
-  </w:abstractNum>
-  <w:abstractNum w:abstractNumId="56">
-    <w:lvl w:ilvl="0">
-      <w:start w:val="1"/>
       <w:numFmt w:val="bullet"/>
       <w:lvlText w:val=""/>
       <w:lvlJc w:val="left"/>
@@ -66426,7 +67600,203 @@
       </w:rPr>
     </w:lvl>
   </w:abstractNum>
+  <w:abstractNum w:abstractNumId="56">
+    <w:lvl w:ilvl="0">
+      <w:start w:val="1"/>
+      <w:numFmt w:val="decimal"/>
+      <w:lvlText w:val="%1."/>
+      <w:lvlJc w:val="left"/>
+      <w:pPr>
+        <w:tabs>
+          <w:tab w:val="num" w:pos="720"/>
+        </w:tabs>
+        <w:ind w:left="720" w:hanging="360"/>
+      </w:pPr>
+    </w:lvl>
+    <w:lvl w:ilvl="1">
+      <w:start w:val="1"/>
+      <w:numFmt w:val="decimal"/>
+      <w:lvlText w:val="%2."/>
+      <w:lvlJc w:val="left"/>
+      <w:pPr>
+        <w:tabs>
+          <w:tab w:val="num" w:pos="1440"/>
+        </w:tabs>
+        <w:ind w:left="1440" w:hanging="360"/>
+      </w:pPr>
+    </w:lvl>
+    <w:lvl w:ilvl="2">
+      <w:start w:val="1"/>
+      <w:numFmt w:val="decimal"/>
+      <w:lvlText w:val="%3."/>
+      <w:lvlJc w:val="left"/>
+      <w:pPr>
+        <w:tabs>
+          <w:tab w:val="num" w:pos="2160"/>
+        </w:tabs>
+        <w:ind w:left="2160" w:hanging="360"/>
+      </w:pPr>
+    </w:lvl>
+    <w:lvl w:ilvl="3">
+      <w:start w:val="1"/>
+      <w:numFmt w:val="decimal"/>
+      <w:lvlText w:val="%4."/>
+      <w:lvlJc w:val="left"/>
+      <w:pPr>
+        <w:tabs>
+          <w:tab w:val="num" w:pos="2880"/>
+        </w:tabs>
+        <w:ind w:left="2880" w:hanging="360"/>
+      </w:pPr>
+    </w:lvl>
+    <w:lvl w:ilvl="4">
+      <w:start w:val="1"/>
+      <w:numFmt w:val="decimal"/>
+      <w:lvlText w:val="%5."/>
+      <w:lvlJc w:val="left"/>
+      <w:pPr>
+        <w:tabs>
+          <w:tab w:val="num" w:pos="3600"/>
+        </w:tabs>
+        <w:ind w:left="3600" w:hanging="360"/>
+      </w:pPr>
+    </w:lvl>
+    <w:lvl w:ilvl="5">
+      <w:start w:val="1"/>
+      <w:numFmt w:val="decimal"/>
+      <w:lvlText w:val="%6."/>
+      <w:lvlJc w:val="left"/>
+      <w:pPr>
+        <w:tabs>
+          <w:tab w:val="num" w:pos="4320"/>
+        </w:tabs>
+        <w:ind w:left="4320" w:hanging="360"/>
+      </w:pPr>
+    </w:lvl>
+    <w:lvl w:ilvl="6">
+      <w:start w:val="1"/>
+      <w:numFmt w:val="decimal"/>
+      <w:lvlText w:val="%7."/>
+      <w:lvlJc w:val="left"/>
+      <w:pPr>
+        <w:tabs>
+          <w:tab w:val="num" w:pos="5040"/>
+        </w:tabs>
+        <w:ind w:left="5040" w:hanging="360"/>
+      </w:pPr>
+    </w:lvl>
+    <w:lvl w:ilvl="7">
+      <w:start w:val="1"/>
+      <w:numFmt w:val="decimal"/>
+      <w:lvlText w:val="%8."/>
+      <w:lvlJc w:val="left"/>
+      <w:pPr>
+        <w:tabs>
+          <w:tab w:val="num" w:pos="5760"/>
+        </w:tabs>
+        <w:ind w:left="5760" w:hanging="360"/>
+      </w:pPr>
+    </w:lvl>
+  </w:abstractNum>
   <w:abstractNum w:abstractNumId="57">
+    <w:lvl w:ilvl="0">
+      <w:start w:val="1"/>
+      <w:numFmt w:val="decimal"/>
+      <w:lvlText w:val="%1."/>
+      <w:lvlJc w:val="left"/>
+      <w:pPr>
+        <w:tabs>
+          <w:tab w:val="num" w:pos="720"/>
+        </w:tabs>
+        <w:ind w:left="720" w:hanging="360"/>
+      </w:pPr>
+    </w:lvl>
+    <w:lvl w:ilvl="1">
+      <w:start w:val="1"/>
+      <w:numFmt w:val="decimal"/>
+      <w:lvlText w:val="%2."/>
+      <w:lvlJc w:val="left"/>
+      <w:pPr>
+        <w:tabs>
+          <w:tab w:val="num" w:pos="1440"/>
+        </w:tabs>
+        <w:ind w:left="1440" w:hanging="360"/>
+      </w:pPr>
+    </w:lvl>
+    <w:lvl w:ilvl="2">
+      <w:start w:val="1"/>
+      <w:numFmt w:val="decimal"/>
+      <w:lvlText w:val="%3."/>
+      <w:lvlJc w:val="left"/>
+      <w:pPr>
+        <w:tabs>
+          <w:tab w:val="num" w:pos="2160"/>
+        </w:tabs>
+        <w:ind w:left="2160" w:hanging="360"/>
+      </w:pPr>
+    </w:lvl>
+    <w:lvl w:ilvl="3">
+      <w:start w:val="1"/>
+      <w:numFmt w:val="decimal"/>
+      <w:lvlText w:val="%4."/>
+      <w:lvlJc w:val="left"/>
+      <w:pPr>
+        <w:tabs>
+          <w:tab w:val="num" w:pos="2880"/>
+        </w:tabs>
+        <w:ind w:left="2880" w:hanging="360"/>
+      </w:pPr>
+    </w:lvl>
+    <w:lvl w:ilvl="4">
+      <w:start w:val="1"/>
+      <w:numFmt w:val="decimal"/>
+      <w:lvlText w:val="%5."/>
+      <w:lvlJc w:val="left"/>
+      <w:pPr>
+        <w:tabs>
+          <w:tab w:val="num" w:pos="3600"/>
+        </w:tabs>
+        <w:ind w:left="3600" w:hanging="360"/>
+      </w:pPr>
+    </w:lvl>
+    <w:lvl w:ilvl="5">
+      <w:start w:val="1"/>
+      <w:numFmt w:val="decimal"/>
+      <w:lvlText w:val="%6."/>
+      <w:lvlJc w:val="left"/>
+      <w:pPr>
+        <w:tabs>
+          <w:tab w:val="num" w:pos="4320"/>
+        </w:tabs>
+        <w:ind w:left="4320" w:hanging="360"/>
+      </w:pPr>
+    </w:lvl>
+    <w:lvl w:ilvl="6">
+      <w:start w:val="1"/>
+      <w:numFmt w:val="decimal"/>
+      <w:lvlText w:val="%7."/>
+      <w:lvlJc w:val="left"/>
+      <w:pPr>
+        <w:tabs>
+          <w:tab w:val="num" w:pos="5040"/>
+        </w:tabs>
+        <w:ind w:left="5040" w:hanging="360"/>
+      </w:pPr>
+    </w:lvl>
+    <w:lvl w:ilvl="7">
+      <w:start w:val="1"/>
+      <w:numFmt w:val="decimal"/>
+      <w:lvlText w:val="%8."/>
+      <w:lvlJc w:val="left"/>
+      <w:pPr>
+        <w:tabs>
+          <w:tab w:val="num" w:pos="5760"/>
+        </w:tabs>
+        <w:ind w:left="5760" w:hanging="360"/>
+      </w:pPr>
+    </w:lvl>
+  </w:abstractNum>
+  <w:abstractNum w:abstractNumId="58">
     <w:lvl w:ilvl="0">
       <w:start w:val="1"/>
       <w:numFmt w:val="bullet"/>
@@ -66548,7 +67918,7 @@
       </w:rPr>
     </w:lvl>
   </w:abstractNum>
-  <w:abstractNum w:abstractNumId="58">
+  <w:abstractNum w:abstractNumId="59">
     <w:lvl w:ilvl="0">
       <w:start w:val="1"/>
       <w:numFmt w:val="bullet"/>
@@ -66670,7 +68040,129 @@
       </w:rPr>
     </w:lvl>
   </w:abstractNum>
-  <w:abstractNum w:abstractNumId="59">
+  <w:abstractNum w:abstractNumId="60">
+    <w:lvl w:ilvl="0">
+      <w:start w:val="1"/>
+      <w:numFmt w:val="bullet"/>
+      <w:lvlText w:val=""/>
+      <w:lvlJc w:val="left"/>
+      <w:pPr>
+        <w:tabs>
+          <w:tab w:val="num" w:pos="720"/>
+        </w:tabs>
+        <w:ind w:left="720" w:hanging="360"/>
+      </w:pPr>
+      <w:rPr>
+        <w:rFonts w:ascii="Symbol" w:hAnsi="Symbol" w:hint="default"/>
+      </w:rPr>
+    </w:lvl>
+    <w:lvl w:ilvl="1">
+      <w:start w:val="1"/>
+      <w:numFmt w:val="bullet"/>
+      <w:lvlText w:val=""/>
+      <w:lvlJc w:val="left"/>
+      <w:pPr>
+        <w:tabs>
+          <w:tab w:val="num" w:pos="1440"/>
+        </w:tabs>
+        <w:ind w:left="1440" w:hanging="360"/>
+      </w:pPr>
+      <w:rPr>
+        <w:rFonts w:ascii="Symbol" w:hAnsi="Symbol" w:hint="default"/>
+      </w:rPr>
+    </w:lvl>
+    <w:lvl w:ilvl="2">
+      <w:start w:val="1"/>
+      <w:numFmt w:val="bullet"/>
+      <w:lvlText w:val=""/>
+      <w:lvlJc w:val="left"/>
+      <w:pPr>
+        <w:tabs>
+          <w:tab w:val="num" w:pos="2160"/>
+        </w:tabs>
+        <w:ind w:left="2160" w:hanging="360"/>
+      </w:pPr>
+      <w:rPr>
+        <w:rFonts w:ascii="Symbol" w:hAnsi="Symbol" w:hint="default"/>
+      </w:rPr>
+    </w:lvl>
+    <w:lvl w:ilvl="3">
+      <w:start w:val="1"/>
+      <w:numFmt w:val="bullet"/>
+      <w:lvlText w:val=""/>
+      <w:lvlJc w:val="left"/>
+      <w:pPr>
+        <w:tabs>
+          <w:tab w:val="num" w:pos="2880"/>
+        </w:tabs>
+        <w:ind w:left="2880" w:hanging="360"/>
+      </w:pPr>
+      <w:rPr>
+        <w:rFonts w:ascii="Symbol" w:hAnsi="Symbol" w:hint="default"/>
+      </w:rPr>
+    </w:lvl>
+    <w:lvl w:ilvl="4">
+      <w:start w:val="1"/>
+      <w:numFmt w:val="bullet"/>
+      <w:lvlText w:val=""/>
+      <w:lvlJc w:val="left"/>
+      <w:pPr>
+        <w:tabs>
+          <w:tab w:val="num" w:pos="3600"/>
+        </w:tabs>
+        <w:ind w:left="3600" w:hanging="360"/>
+      </w:pPr>
+      <w:rPr>
+        <w:rFonts w:ascii="Symbol" w:hAnsi="Symbol" w:hint="default"/>
+      </w:rPr>
+    </w:lvl>
+    <w:lvl w:ilvl="5">
+      <w:start w:val="1"/>
+      <w:numFmt w:val="bullet"/>
+      <w:lvlText w:val=""/>
+      <w:lvlJc w:val="left"/>
+      <w:pPr>
+        <w:tabs>
+          <w:tab w:val="num" w:pos="4320"/>
+        </w:tabs>
+        <w:ind w:left="4320" w:hanging="360"/>
+      </w:pPr>
+      <w:rPr>
+        <w:rFonts w:ascii="Symbol" w:hAnsi="Symbol" w:hint="default"/>
+      </w:rPr>
+    </w:lvl>
+    <w:lvl w:ilvl="6">
+      <w:start w:val="1"/>
+      <w:numFmt w:val="bullet"/>
+      <w:lvlText w:val=""/>
+      <w:lvlJc w:val="left"/>
+      <w:pPr>
+        <w:tabs>
+          <w:tab w:val="num" w:pos="5040"/>
+        </w:tabs>
+        <w:ind w:left="5040" w:hanging="360"/>
+      </w:pPr>
+      <w:rPr>
+        <w:rFonts w:ascii="Symbol" w:hAnsi="Symbol" w:hint="default"/>
+      </w:rPr>
+    </w:lvl>
+    <w:lvl w:ilvl="7">
+      <w:start w:val="1"/>
+      <w:numFmt w:val="bullet"/>
+      <w:lvlText w:val=""/>
+      <w:lvlJc w:val="left"/>
+      <w:pPr>
+        <w:tabs>
+          <w:tab w:val="num" w:pos="5760"/>
+        </w:tabs>
+        <w:ind w:left="5760" w:hanging="360"/>
+      </w:pPr>
+      <w:rPr>
+        <w:rFonts w:ascii="Symbol" w:hAnsi="Symbol" w:hint="default"/>
+      </w:rPr>
+    </w:lvl>
+  </w:abstractNum>
+  <w:abstractNum w:abstractNumId="61">
     <w:lvl w:ilvl="0">
       <w:start w:val="1"/>
       <w:numFmt w:val="bullet"/>
@@ -66968,6 +68460,12 @@
   </w:num>
   <w:num w:numId="59">
     <w:abstractNumId w:val="59"/>
+  </w:num>
+  <w:num w:numId="60">
+    <w:abstractNumId w:val="60"/>
+  </w:num>
+  <w:num w:numId="61">
+    <w:abstractNumId w:val="61"/>
   </w:num>
 </w:numbering>
 </file>

--- a/docs/libro/libro.docx
+++ b/docs/libro/libro.docx
@@ -13,75 +13,6 @@
       <w:r>
         <w:rPr/>
         <w:t xml:space="preserve"/>
-      </w:r>
-    </w:p>
-    <w:p>
-      <w:pPr>
-        <w:pStyle w:val="Heading1"/>
-        <w:spacing w:lineRule="auto"/>
-      </w:pPr>
-      <w:r>
-        <w:rPr/>
-        <w:t xml:space="preserve">Sinossi</w:t>
-      </w:r>
-    </w:p>
-    <w:p>
-      <w:pPr>
-        <w:spacing w:lineRule="auto"/>
-      </w:pPr>
-      <w:r>
-        <w:rPr/>
-        <w:t xml:space="preserve">Triad è un linguaggio di programmazione autonomo, definito da una specifica normativa   indipendente da qualsiasi implementazione. Questo libro ne è il percorso di studio: dai primi   programmi al seed in codice macchina, dalle operazioni aritmetiche e sulle stringhe alla   unificazione con occurs-check, dal controllo di flusso alla metaprogrammazione.</w:t>
-      </w:r>
-    </w:p>
-    <w:p>
-      <w:pPr>
-        <w:spacing w:lineRule="auto"/>
-      </w:pPr>
-      <w:r>
-        <w:rPr/>
-        <w:t xml:space="preserve">Il volume presenta il linguaggio in quattro parti. </w:t>
-      </w:r>
-      <w:r>
-        <w:rPr/>
-        <w:t xml:space="preserve">Fondamenti</w:t>
-      </w:r>
-      <w:r>
-        <w:rPr/>
-        <w:t xml:space="preserve"> introduce il lessico,   i valori e i tipi, il controllo di flusso, le funzioni, il dispatch, la logica, il codice come   dato, gli errori, i contratti, il budget, le tracce e gli effetti. </w:t>
-      </w:r>
-      <w:r>
-        <w:rPr/>
-        <w:t xml:space="preserve">Triad-Core</w:t>
-      </w:r>
-      <w:r>
-        <w:rPr/>
-        <w:t xml:space="preserve"> copre il   sottoinsieme eseguibile oggi dall'interprete di riferimento, con tutti i 37 casi di conformance.   </w:t>
-      </w:r>
-      <w:r>
-        <w:rPr/>
-        <w:t xml:space="preserve">Triad-Full</w:t>
-      </w:r>
-      <w:r>
-        <w:rPr/>
-        <w:t xml:space="preserve"> presenta i costrutti dello standard completo, oggi studiabili ma non ancora   eseguibili dal runtime. </w:t>
-      </w:r>
-      <w:r>
-        <w:rPr/>
-        <w:t xml:space="preserve">Dentro il progetto</w:t>
-      </w:r>
-      <w:r>
-        <w:rPr/>
-        <w:t xml:space="preserve"> accompagna il lettore nel codice del   repository: il seed, la suite di conformance, la CLI, gli strumenti per gli editor.</w:t>
-      </w:r>
-    </w:p>
-    <w:p>
-      <w:pPr>
-        <w:spacing w:lineRule="auto"/>
-      </w:pPr>
-      <w:r>
-        <w:rPr/>
-        <w:t xml:space="preserve">Il lettore troverà spiegazioni, esempi ed esercizi, con marcatori [Core] e [Full] che indicano   in quale profilo esiste ciascun costrutto. Il manuale non è un riassunto della specifica: è un   percorso di studio, mentre SPEC.md e SPEC-CORE.md restano la fonte di verità normativa.</w:t>
       </w:r>
     </w:p>
     <w:p>
@@ -27925,12 +27856,12 @@
           <wp:inline distB="0" distL="0" distR="0" distT="0">
             <wp:extent cx="5943600" cy="5943600"/>
             <wp:effectExtent b="0" l="0" r="0" t="0"/>
-            <wp:docPr id="1" name="image-U1BG7Fmicmc1PXiHfvumC.webp"/>
+            <wp:docPr id="1" name="image-o7KTuH19nM9OddadUfep4.webp"/>
             <a:graphic>
               <a:graphicData uri="http://schemas.openxmlformats.org/drawingml/2006/picture">
                 <pic:pic>
                   <pic:nvPicPr>
-                    <pic:cNvPr id="1" name="image-U1BG7Fmicmc1PXiHfvumC.webp" descr="Logo di Triad"/>
+                    <pic:cNvPr id="1" name="image-o7KTuH19nM9OddadUfep4.webp" descr="Logo di Triad"/>
                     <pic:cNvPicPr/>
                   </pic:nvPicPr>
                   <pic:blipFill>

--- a/docs/libro/libro.docx
+++ b/docs/libro/libro.docx
@@ -27856,12 +27856,12 @@
           <wp:inline distB="0" distL="0" distR="0" distT="0">
             <wp:extent cx="5943600" cy="5943600"/>
             <wp:effectExtent b="0" l="0" r="0" t="0"/>
-            <wp:docPr id="1" name="image-o7KTuH19nM9OddadUfep4.webp"/>
+            <wp:docPr id="1" name="image-vX_0F6SftmaASjq5eXaN7.webp"/>
             <a:graphic>
               <a:graphicData uri="http://schemas.openxmlformats.org/drawingml/2006/picture">
                 <pic:pic>
                   <pic:nvPicPr>
-                    <pic:cNvPr id="1" name="image-o7KTuH19nM9OddadUfep4.webp" descr="Logo di Triad"/>
+                    <pic:cNvPr id="1" name="image-vX_0F6SftmaASjq5eXaN7.webp" descr="Logo di Triad"/>
                     <pic:cNvPicPr/>
                   </pic:nvPicPr>
                   <pic:blipFill>

--- a/docs/libro/libro.docx
+++ b/docs/libro/libro.docx
@@ -13,1254 +13,6 @@
       <w:r>
         <w:rPr/>
         <w:t xml:space="preserve"/>
-      </w:r>
-    </w:p>
-    <w:p>
-      <w:pPr>
-        <w:pStyle w:val="Heading1"/>
-        <w:spacing w:lineRule="auto"/>
-      </w:pPr>
-      <w:r>
-        <w:rPr/>
-        <w:t xml:space="preserve">Sommario</w:t>
-      </w:r>
-    </w:p>
-    <w:p>
-      <w:pPr>
-        <w:spacing w:lineRule="auto"/>
-      </w:pPr>
-      <w:r>
-        <w:rPr/>
-        <w:t xml:space="preserve">Elenco dei capitoli e delle sezioni principali.</w:t>
-      </w:r>
-    </w:p>
-    <w:p>
-      <w:pPr>
-        <w:pStyle w:val="Heading2"/>
-        <w:spacing w:lineRule="auto"/>
-      </w:pPr>
-      <w:r>
-        <w:rPr/>
-        <w:t xml:space="preserve">Manuale di Triad 2.0</w:t>
-      </w:r>
-    </w:p>
-    <w:p>
-      <w:pPr>
-        <w:numPr>
-          <w:ilvl w:val="0"/>
-          <w:numId w:val="1"/>
-        </w:numPr>
-        <w:spacing w:lineRule="auto"/>
-      </w:pPr>
-      <w:r>
-        <w:rPr/>
-        <w:t xml:space="preserve">Manuale di Triad 2.0</w:t>
-      </w:r>
-    </w:p>
-    <w:p>
-      <w:pPr>
-        <w:numPr>
-          <w:ilvl w:val="0"/>
-          <w:numId w:val="1"/>
-        </w:numPr>
-        <w:spacing w:lineRule="auto"/>
-      </w:pPr>
-      <w:r>
-        <w:rPr/>
-        <w:t xml:space="preserve">Come leggere questo manuale</w:t>
-      </w:r>
-    </w:p>
-    <w:p>
-      <w:pPr>
-        <w:numPr>
-          <w:ilvl w:val="0"/>
-          <w:numId w:val="1"/>
-        </w:numPr>
-        <w:spacing w:lineRule="auto"/>
-      </w:pPr>
-      <w:r>
-        <w:rPr/>
-        <w:t xml:space="preserve">Parte I — Il linguaggio</w:t>
-      </w:r>
-    </w:p>
-    <w:p>
-      <w:pPr>
-        <w:numPr>
-          <w:ilvl w:val="0"/>
-          <w:numId w:val="1"/>
-        </w:numPr>
-        <w:spacing w:lineRule="auto"/>
-      </w:pPr>
-      <w:r>
-        <w:rPr/>
-        <w:t xml:space="preserve">1. Lessico</w:t>
-      </w:r>
-    </w:p>
-    <w:p>
-      <w:pPr>
-        <w:numPr>
-          <w:ilvl w:val="0"/>
-          <w:numId w:val="1"/>
-        </w:numPr>
-        <w:spacing w:lineRule="auto"/>
-      </w:pPr>
-      <w:r>
-        <w:rPr/>
-        <w:t xml:space="preserve">2. Valori e tipi</w:t>
-      </w:r>
-    </w:p>
-    <w:p>
-      <w:pPr>
-        <w:numPr>
-          <w:ilvl w:val="0"/>
-          <w:numId w:val="1"/>
-        </w:numPr>
-        <w:spacing w:lineRule="auto"/>
-      </w:pPr>
-      <w:r>
-        <w:rPr/>
-        <w:t xml:space="preserve">3. Variabili e assegnamento</w:t>
-      </w:r>
-    </w:p>
-    <w:p>
-      <w:pPr>
-        <w:numPr>
-          <w:ilvl w:val="0"/>
-          <w:numId w:val="1"/>
-        </w:numPr>
-        <w:spacing w:lineRule="auto"/>
-      </w:pPr>
-      <w:r>
-        <w:rPr/>
-        <w:t xml:space="preserve">4. Operatori e precedenza</w:t>
-      </w:r>
-    </w:p>
-    <w:p>
-      <w:pPr>
-        <w:numPr>
-          <w:ilvl w:val="0"/>
-          <w:numId w:val="1"/>
-        </w:numPr>
-        <w:spacing w:lineRule="auto"/>
-      </w:pPr>
-      <w:r>
-        <w:rPr/>
-        <w:t xml:space="preserve">5. Controllo di flusso</w:t>
-      </w:r>
-    </w:p>
-    <w:p>
-      <w:pPr>
-        <w:numPr>
-          <w:ilvl w:val="0"/>
-          <w:numId w:val="1"/>
-        </w:numPr>
-        <w:spacing w:lineRule="auto"/>
-      </w:pPr>
-      <w:r>
-        <w:rPr/>
-        <w:t xml:space="preserve">6. Funzioni</w:t>
-      </w:r>
-    </w:p>
-    <w:p>
-      <w:pPr>
-        <w:numPr>
-          <w:ilvl w:val="0"/>
-          <w:numId w:val="1"/>
-        </w:numPr>
-        <w:spacing w:lineRule="auto"/>
-      </w:pPr>
-      <w:r>
-        <w:rPr/>
-        <w:t xml:space="preserve">7. Tipi e multiple dispatch</w:t>
-      </w:r>
-    </w:p>
-    <w:p>
-      <w:pPr>
-        <w:numPr>
-          <w:ilvl w:val="0"/>
-          <w:numId w:val="1"/>
-        </w:numPr>
-        <w:spacing w:lineRule="auto"/>
-      </w:pPr>
-      <w:r>
-        <w:rPr/>
-        <w:t xml:space="preserve">8. Lambda, chiusure e scope</w:t>
-      </w:r>
-    </w:p>
-    <w:p>
-      <w:pPr>
-        <w:numPr>
-          <w:ilvl w:val="0"/>
-          <w:numId w:val="1"/>
-        </w:numPr>
-        <w:spacing w:lineRule="auto"/>
-      </w:pPr>
-      <w:r>
-        <w:rPr/>
-        <w:t xml:space="preserve">9. Liste</w:t>
-      </w:r>
-    </w:p>
-    <w:p>
-      <w:pPr>
-        <w:numPr>
-          <w:ilvl w:val="0"/>
-          <w:numId w:val="1"/>
-        </w:numPr>
-        <w:spacing w:lineRule="auto"/>
-      </w:pPr>
-      <w:r>
-        <w:rPr/>
-        <w:t xml:space="preserve">10. Stringhe, simboli e conversioni</w:t>
-      </w:r>
-    </w:p>
-    <w:p>
-      <w:pPr>
-        <w:numPr>
-          <w:ilvl w:val="0"/>
-          <w:numId w:val="1"/>
-        </w:numPr>
-        <w:spacing w:lineRule="auto"/>
-      </w:pPr>
-      <w:r>
-        <w:rPr/>
-        <w:t xml:space="preserve">11. Errori come dati</w:t>
-      </w:r>
-    </w:p>
-    <w:p>
-      <w:pPr>
-        <w:numPr>
-          <w:ilvl w:val="0"/>
-          <w:numId w:val="1"/>
-        </w:numPr>
-        <w:spacing w:lineRule="auto"/>
-      </w:pPr>
-      <w:r>
-        <w:rPr/>
-        <w:t xml:space="preserve">12. Contratti</w:t>
-      </w:r>
-    </w:p>
-    <w:p>
-      <w:pPr>
-        <w:numPr>
-          <w:ilvl w:val="0"/>
-          <w:numId w:val="1"/>
-        </w:numPr>
-        <w:spacing w:lineRule="auto"/>
-      </w:pPr>
-      <w:r>
-        <w:rPr/>
-        <w:t xml:space="preserve">13. Budget</w:t>
-      </w:r>
-    </w:p>
-    <w:p>
-      <w:pPr>
-        <w:numPr>
-          <w:ilvl w:val="0"/>
-          <w:numId w:val="1"/>
-        </w:numPr>
-        <w:spacing w:lineRule="auto"/>
-      </w:pPr>
-      <w:r>
-        <w:rPr/>
-        <w:t xml:space="preserve">14. Tracce</w:t>
-      </w:r>
-    </w:p>
-    <w:p>
-      <w:pPr>
-        <w:numPr>
-          <w:ilvl w:val="0"/>
-          <w:numId w:val="1"/>
-        </w:numPr>
-        <w:spacing w:lineRule="auto"/>
-      </w:pPr>
-      <w:r>
-        <w:rPr/>
-        <w:t xml:space="preserve">15. Effetti dichiarati</w:t>
-      </w:r>
-    </w:p>
-    <w:p>
-      <w:pPr>
-        <w:numPr>
-          <w:ilvl w:val="0"/>
-          <w:numId w:val="1"/>
-        </w:numPr>
-        <w:spacing w:lineRule="auto"/>
-      </w:pPr>
-      <w:r>
-        <w:rPr/>
-        <w:t xml:space="preserve">16. Logica</w:t>
-      </w:r>
-    </w:p>
-    <w:p>
-      <w:pPr>
-        <w:numPr>
-          <w:ilvl w:val="0"/>
-          <w:numId w:val="1"/>
-        </w:numPr>
-        <w:spacing w:lineRule="auto"/>
-      </w:pPr>
-      <w:r>
-        <w:rPr/>
-        <w:t xml:space="preserve">17. Codice come dato</w:t>
-      </w:r>
-    </w:p>
-    <w:p>
-      <w:pPr>
-        <w:numPr>
-          <w:ilvl w:val="0"/>
-          <w:numId w:val="1"/>
-        </w:numPr>
-        <w:spacing w:lineRule="auto"/>
-      </w:pPr>
-      <w:r>
-        <w:rPr/>
-        <w:t xml:space="preserve">18. Macro</w:t>
-      </w:r>
-    </w:p>
-    <w:p>
-      <w:pPr>
-        <w:numPr>
-          <w:ilvl w:val="0"/>
-          <w:numId w:val="1"/>
-        </w:numPr>
-        <w:spacing w:lineRule="auto"/>
-      </w:pPr>
-      <w:r>
-        <w:rPr/>
-        <w:t xml:space="preserve">19. Builtin</w:t>
-      </w:r>
-    </w:p>
-    <w:p>
-      <w:pPr>
-        <w:numPr>
-          <w:ilvl w:val="0"/>
-          <w:numId w:val="1"/>
-        </w:numPr>
-        <w:spacing w:lineRule="auto"/>
-      </w:pPr>
-      <w:r>
-        <w:rPr/>
-        <w:t xml:space="preserve">20. Riga di comando e REPL</w:t>
-      </w:r>
-    </w:p>
-    <w:p>
-      <w:pPr>
-        <w:numPr>
-          <w:ilvl w:val="0"/>
-          <w:numId w:val="1"/>
-        </w:numPr>
-        <w:spacing w:lineRule="auto"/>
-      </w:pPr>
-      <w:r>
-        <w:rPr/>
-        <w:t xml:space="preserve">21. Primitivi di bootstrap</w:t>
-      </w:r>
-    </w:p>
-    <w:p>
-      <w:pPr>
-        <w:numPr>
-          <w:ilvl w:val="0"/>
-          <w:numId w:val="1"/>
-        </w:numPr>
-        <w:spacing w:lineRule="auto"/>
-      </w:pPr>
-      <w:r>
-        <w:rPr/>
-        <w:t xml:space="preserve">22. Stile e pattern idiomatici</w:t>
-      </w:r>
-    </w:p>
-    <w:p>
-      <w:pPr>
-        <w:numPr>
-          <w:ilvl w:val="0"/>
-          <w:numId w:val="1"/>
-        </w:numPr>
-        <w:spacing w:lineRule="auto"/>
-      </w:pPr>
-      <w:r>
-        <w:rPr/>
-        <w:t xml:space="preserve">Parte II — Esercizi</w:t>
-      </w:r>
-    </w:p>
-    <w:p>
-      <w:pPr>
-        <w:numPr>
-          <w:ilvl w:val="0"/>
-          <w:numId w:val="1"/>
-        </w:numPr>
-        <w:spacing w:lineRule="auto"/>
-      </w:pPr>
-      <w:r>
-        <w:rPr/>
-        <w:t xml:space="preserve">23. Esercizi guidati (Triad-Core)</w:t>
-      </w:r>
-    </w:p>
-    <w:p>
-      <w:pPr>
-        <w:numPr>
-          <w:ilvl w:val="0"/>
-          <w:numId w:val="1"/>
-        </w:numPr>
-        <w:spacing w:lineRule="auto"/>
-      </w:pPr>
-      <w:r>
-        <w:rPr/>
-        <w:t xml:space="preserve">24. Esercizi su Triad-Full</w:t>
-      </w:r>
-    </w:p>
-    <w:p>
-      <w:pPr>
-        <w:numPr>
-          <w:ilvl w:val="0"/>
-          <w:numId w:val="1"/>
-        </w:numPr>
-        <w:spacing w:lineRule="auto"/>
-      </w:pPr>
-      <w:r>
-        <w:rPr/>
-        <w:t xml:space="preserve">Parte III — Riferimento</w:t>
-      </w:r>
-    </w:p>
-    <w:p>
-      <w:pPr>
-        <w:numPr>
-          <w:ilvl w:val="0"/>
-          <w:numId w:val="1"/>
-        </w:numPr>
-        <w:spacing w:lineRule="auto"/>
-      </w:pPr>
-      <w:r>
-        <w:rPr/>
-        <w:t xml:space="preserve">25. Grammatica</w:t>
-      </w:r>
-    </w:p>
-    <w:p>
-      <w:pPr>
-        <w:numPr>
-          <w:ilvl w:val="0"/>
-          <w:numId w:val="1"/>
-        </w:numPr>
-        <w:spacing w:lineRule="auto"/>
-      </w:pPr>
-      <w:r>
-        <w:rPr/>
-        <w:t xml:space="preserve">26. Schede rapide</w:t>
-      </w:r>
-    </w:p>
-    <w:p>
-      <w:pPr>
-        <w:numPr>
-          <w:ilvl w:val="0"/>
-          <w:numId w:val="1"/>
-        </w:numPr>
-        <w:spacing w:lineRule="auto"/>
-      </w:pPr>
-      <w:r>
-        <w:rPr/>
-        <w:t xml:space="preserve">27. Tabella degli errori</w:t>
-      </w:r>
-    </w:p>
-    <w:p>
-      <w:pPr>
-        <w:numPr>
-          <w:ilvl w:val="0"/>
-          <w:numId w:val="1"/>
-        </w:numPr>
-        <w:spacing w:lineRule="auto"/>
-      </w:pPr>
-      <w:r>
-        <w:rPr/>
-        <w:t xml:space="preserve">28. Glossario</w:t>
-      </w:r>
-    </w:p>
-    <w:p>
-      <w:pPr>
-        <w:numPr>
-          <w:ilvl w:val="0"/>
-          <w:numId w:val="1"/>
-        </w:numPr>
-        <w:spacing w:lineRule="auto"/>
-      </w:pPr>
-      <w:r>
-        <w:rPr/>
-        <w:t xml:space="preserve">29. Cosa gira oggi</w:t>
-      </w:r>
-    </w:p>
-    <w:p>
-      <w:pPr>
-        <w:numPr>
-          <w:ilvl w:val="0"/>
-          <w:numId w:val="1"/>
-        </w:numPr>
-        <w:spacing w:lineRule="auto"/>
-      </w:pPr>
-      <w:r>
-        <w:rPr/>
-        <w:t xml:space="preserve">Appendice A — Influenze dichiarate</w:t>
-      </w:r>
-    </w:p>
-    <w:p>
-      <w:pPr>
-        <w:numPr>
-          <w:ilvl w:val="0"/>
-          <w:numId w:val="1"/>
-        </w:numPr>
-        <w:spacing w:lineRule="auto"/>
-      </w:pPr>
-      <w:r>
-        <w:rPr/>
-        <w:t xml:space="preserve">Appendice B — Dove guardare</w:t>
-      </w:r>
-    </w:p>
-    <w:p>
-      <w:pPr>
-        <w:pStyle w:val="Heading2"/>
-        <w:spacing w:lineRule="auto"/>
-      </w:pPr>
-      <w:r>
-        <w:rPr/>
-        <w:t xml:space="preserve">Tutorial di Triad 2.0</w:t>
-      </w:r>
-    </w:p>
-    <w:p>
-      <w:pPr>
-        <w:numPr>
-          <w:ilvl w:val="0"/>
-          <w:numId w:val="2"/>
-        </w:numPr>
-        <w:spacing w:lineRule="auto"/>
-      </w:pPr>
-      <w:r>
-        <w:rPr/>
-        <w:t xml:space="preserve">Triad 2.0 — Wiki: imparare il linguaggio e il codice del progetto</w:t>
-      </w:r>
-    </w:p>
-    <w:p>
-      <w:pPr>
-        <w:numPr>
-          <w:ilvl w:val="0"/>
-          <w:numId w:val="2"/>
-        </w:numPr>
-        <w:spacing w:lineRule="auto"/>
-      </w:pPr>
-      <w:r>
-        <w:rPr/>
-        <w:t xml:space="preserve">Come usare questa wiki</w:t>
-      </w:r>
-    </w:p>
-    <w:p>
-      <w:pPr>
-        <w:numPr>
-          <w:ilvl w:val="0"/>
-          <w:numId w:val="2"/>
-        </w:numPr>
-        <w:spacing w:lineRule="auto"/>
-      </w:pPr>
-      <w:r>
-        <w:rPr/>
-        <w:t xml:space="preserve">Indice</w:t>
-      </w:r>
-    </w:p>
-    <w:p>
-      <w:pPr>
-        <w:numPr>
-          <w:ilvl w:val="0"/>
-          <w:numId w:val="2"/>
-        </w:numPr>
-        <w:spacing w:lineRule="auto"/>
-      </w:pPr>
-      <w:r>
-        <w:rPr/>
-        <w:t xml:space="preserve">Parte I — Primi passi</w:t>
-      </w:r>
-    </w:p>
-    <w:p>
-      <w:pPr>
-        <w:numPr>
-          <w:ilvl w:val="0"/>
-          <w:numId w:val="2"/>
-        </w:numPr>
-        <w:spacing w:lineRule="auto"/>
-      </w:pPr>
-      <w:r>
-        <w:rPr/>
-        <w:t xml:space="preserve">1. Cos'è Triad</w:t>
-      </w:r>
-    </w:p>
-    <w:p>
-      <w:pPr>
-        <w:numPr>
-          <w:ilvl w:val="0"/>
-          <w:numId w:val="2"/>
-        </w:numPr>
-        <w:spacing w:lineRule="auto"/>
-      </w:pPr>
-      <w:r>
-        <w:rPr/>
-        <w:t xml:space="preserve">2. Installare ed eseguire</w:t>
-      </w:r>
-    </w:p>
-    <w:p>
-      <w:pPr>
-        <w:numPr>
-          <w:ilvl w:val="0"/>
-          <w:numId w:val="2"/>
-        </w:numPr>
-        <w:spacing w:lineRule="auto"/>
-      </w:pPr>
-      <w:r>
-        <w:rPr/>
-        <w:t xml:space="preserve">3. Il primo programma</w:t>
-      </w:r>
-    </w:p>
-    <w:p>
-      <w:pPr>
-        <w:numPr>
-          <w:ilvl w:val="0"/>
-          <w:numId w:val="2"/>
-        </w:numPr>
-        <w:spacing w:lineRule="auto"/>
-      </w:pPr>
-      <w:r>
-        <w:rPr/>
-        <w:t xml:space="preserve">Parte II — Triad-Core passo per passo (eseguibile oggi)</w:t>
-      </w:r>
-    </w:p>
-    <w:p>
-      <w:pPr>
-        <w:numPr>
-          <w:ilvl w:val="0"/>
-          <w:numId w:val="2"/>
-        </w:numPr>
-        <w:spacing w:lineRule="auto"/>
-      </w:pPr>
-      <w:r>
-        <w:rPr/>
-        <w:t xml:space="preserve">4. Lessico</w:t>
-      </w:r>
-    </w:p>
-    <w:p>
-      <w:pPr>
-        <w:numPr>
-          <w:ilvl w:val="0"/>
-          <w:numId w:val="2"/>
-        </w:numPr>
-        <w:spacing w:lineRule="auto"/>
-      </w:pPr>
-      <w:r>
-        <w:rPr/>
-        <w:t xml:space="preserve">5. Valori, tipi e stampa</w:t>
-      </w:r>
-    </w:p>
-    <w:p>
-      <w:pPr>
-        <w:numPr>
-          <w:ilvl w:val="0"/>
-          <w:numId w:val="2"/>
-        </w:numPr>
-        <w:spacing w:lineRule="auto"/>
-      </w:pPr>
-      <w:r>
-        <w:rPr/>
-        <w:t xml:space="preserve">6. Variabili e assegnamento</w:t>
-      </w:r>
-    </w:p>
-    <w:p>
-      <w:pPr>
-        <w:numPr>
-          <w:ilvl w:val="0"/>
-          <w:numId w:val="2"/>
-        </w:numPr>
-        <w:spacing w:lineRule="auto"/>
-      </w:pPr>
-      <w:r>
-        <w:rPr/>
-        <w:t xml:space="preserve">7. Operatori ed espressioni</w:t>
-      </w:r>
-    </w:p>
-    <w:p>
-      <w:pPr>
-        <w:numPr>
-          <w:ilvl w:val="0"/>
-          <w:numId w:val="2"/>
-        </w:numPr>
-        <w:spacing w:lineRule="auto"/>
-      </w:pPr>
-      <w:r>
-        <w:rPr/>
-        <w:t xml:space="preserve">8. Controllo di flusso</w:t>
-      </w:r>
-    </w:p>
-    <w:p>
-      <w:pPr>
-        <w:numPr>
-          <w:ilvl w:val="0"/>
-          <w:numId w:val="2"/>
-        </w:numPr>
-        <w:spacing w:lineRule="auto"/>
-      </w:pPr>
-      <w:r>
-        <w:rPr/>
-        <w:t xml:space="preserve">9. Funzioni</w:t>
-      </w:r>
-    </w:p>
-    <w:p>
-      <w:pPr>
-        <w:numPr>
-          <w:ilvl w:val="0"/>
-          <w:numId w:val="2"/>
-        </w:numPr>
-        <w:spacing w:lineRule="auto"/>
-      </w:pPr>
-      <w:r>
-        <w:rPr/>
-        <w:t xml:space="preserve">10. Lambda, chiusure e scope</w:t>
-      </w:r>
-    </w:p>
-    <w:p>
-      <w:pPr>
-        <w:numPr>
-          <w:ilvl w:val="0"/>
-          <w:numId w:val="2"/>
-        </w:numPr>
-        <w:spacing w:lineRule="auto"/>
-      </w:pPr>
-      <w:r>
-        <w:rPr/>
-        <w:t xml:space="preserve">11. Liste</w:t>
-      </w:r>
-    </w:p>
-    <w:p>
-      <w:pPr>
-        <w:numPr>
-          <w:ilvl w:val="0"/>
-          <w:numId w:val="2"/>
-        </w:numPr>
-        <w:spacing w:lineRule="auto"/>
-      </w:pPr>
-      <w:r>
-        <w:rPr/>
-        <w:t xml:space="preserve">12. Stringhe, simboli e conversioni</w:t>
-      </w:r>
-    </w:p>
-    <w:p>
-      <w:pPr>
-        <w:numPr>
-          <w:ilvl w:val="0"/>
-          <w:numId w:val="2"/>
-        </w:numPr>
-        <w:spacing w:lineRule="auto"/>
-      </w:pPr>
-      <w:r>
-        <w:rPr/>
-        <w:t xml:space="preserve">13. Primitivi di bootstrap</w:t>
-      </w:r>
-    </w:p>
-    <w:p>
-      <w:pPr>
-        <w:numPr>
-          <w:ilvl w:val="0"/>
-          <w:numId w:val="2"/>
-        </w:numPr>
-        <w:spacing w:lineRule="auto"/>
-      </w:pPr>
-      <w:r>
-        <w:rPr/>
-        <w:t xml:space="preserve">14. Errori di esecuzione</w:t>
-      </w:r>
-    </w:p>
-    <w:p>
-      <w:pPr>
-        <w:numPr>
-          <w:ilvl w:val="0"/>
-          <w:numId w:val="2"/>
-        </w:numPr>
-        <w:spacing w:lineRule="auto"/>
-      </w:pPr>
-      <w:r>
-        <w:rPr/>
-        <w:t xml:space="preserve">15. Interprete JS e seed Windows: differenze</w:t>
-      </w:r>
-    </w:p>
-    <w:p>
-      <w:pPr>
-        <w:numPr>
-          <w:ilvl w:val="0"/>
-          <w:numId w:val="2"/>
-        </w:numPr>
-        <w:spacing w:lineRule="auto"/>
-      </w:pPr>
-      <w:r>
-        <w:rPr/>
-        <w:t xml:space="preserve">16. Pattern idiomatici Triad-Core</w:t>
-      </w:r>
-    </w:p>
-    <w:p>
-      <w:pPr>
-        <w:numPr>
-          <w:ilvl w:val="0"/>
-          <w:numId w:val="2"/>
-        </w:numPr>
-        <w:spacing w:lineRule="auto"/>
-      </w:pPr>
-      <w:r>
-        <w:rPr/>
-        <w:t xml:space="preserve">17. Esercizi guidati</w:t>
-      </w:r>
-    </w:p>
-    <w:p>
-      <w:pPr>
-        <w:numPr>
-          <w:ilvl w:val="0"/>
-          <w:numId w:val="2"/>
-        </w:numPr>
-        <w:spacing w:lineRule="auto"/>
-      </w:pPr>
-      <w:r>
-        <w:rPr/>
-        <w:t xml:space="preserve">Parte III — Triad-Full (lo standard completo)</w:t>
-      </w:r>
-    </w:p>
-    <w:p>
-      <w:pPr>
-        <w:numPr>
-          <w:ilvl w:val="0"/>
-          <w:numId w:val="2"/>
-        </w:numPr>
-        <w:spacing w:lineRule="auto"/>
-      </w:pPr>
-      <w:r>
-        <w:rPr/>
-        <w:t xml:space="preserve">18. Lessico e tipi Full (SPEC §1, §4)</w:t>
-      </w:r>
-    </w:p>
-    <w:p>
-      <w:pPr>
-        <w:numPr>
-          <w:ilvl w:val="0"/>
-          <w:numId w:val="2"/>
-        </w:numPr>
-        <w:spacing w:lineRule="auto"/>
-      </w:pPr>
-      <w:r>
-        <w:rPr/>
-        <w:t xml:space="preserve">19. Funzioni tipate e multiple dispatch (SPEC §5)</w:t>
-      </w:r>
-    </w:p>
-    <w:p>
-      <w:pPr>
-        <w:numPr>
-          <w:ilvl w:val="0"/>
-          <w:numId w:val="2"/>
-        </w:numPr>
-        <w:spacing w:lineRule="auto"/>
-      </w:pPr>
-      <w:r>
-        <w:rPr/>
-        <w:t xml:space="preserve">20. Struct (SPEC §4)</w:t>
-      </w:r>
-    </w:p>
-    <w:p>
-      <w:pPr>
-        <w:numPr>
-          <w:ilvl w:val="0"/>
-          <w:numId w:val="2"/>
-        </w:numPr>
-        <w:spacing w:lineRule="auto"/>
-      </w:pPr>
-      <w:r>
-        <w:rPr/>
-        <w:t xml:space="preserve">21. Controllo di flusso Full: `for`, range, comprehension, `try` (SPEC §2)</w:t>
-      </w:r>
-    </w:p>
-    <w:p>
-      <w:pPr>
-        <w:numPr>
-          <w:ilvl w:val="0"/>
-          <w:numId w:val="2"/>
-        </w:numPr>
-        <w:spacing w:lineRule="auto"/>
-      </w:pPr>
-      <w:r>
-        <w:rPr/>
-        <w:t xml:space="preserve">22. Logica: fatti, regole, `solve` (SPEC §6)</w:t>
-      </w:r>
-    </w:p>
-    <w:p>
-      <w:pPr>
-        <w:numPr>
-          <w:ilvl w:val="0"/>
-          <w:numId w:val="2"/>
-        </w:numPr>
-        <w:spacing w:lineRule="auto"/>
-      </w:pPr>
-      <w:r>
-        <w:rPr/>
-        <w:t xml:space="preserve">23. Destrutturazione (SPEC §2)</w:t>
-      </w:r>
-    </w:p>
-    <w:p>
-      <w:pPr>
-        <w:numPr>
-          <w:ilvl w:val="0"/>
-          <w:numId w:val="2"/>
-        </w:numPr>
-        <w:spacing w:lineRule="auto"/>
-      </w:pPr>
-      <w:r>
-        <w:rPr/>
-        <w:t xml:space="preserve">24. Errori come dati (SPEC §8)</w:t>
-      </w:r>
-    </w:p>
-    <w:p>
-      <w:pPr>
-        <w:numPr>
-          <w:ilvl w:val="0"/>
-          <w:numId w:val="2"/>
-        </w:numPr>
-        <w:spacing w:lineRule="auto"/>
-      </w:pPr>
-      <w:r>
-        <w:rPr/>
-        <w:t xml:space="preserve">25. Contratti (SPEC §9)</w:t>
-      </w:r>
-    </w:p>
-    <w:p>
-      <w:pPr>
-        <w:numPr>
-          <w:ilvl w:val="0"/>
-          <w:numId w:val="2"/>
-        </w:numPr>
-        <w:spacing w:lineRule="auto"/>
-      </w:pPr>
-      <w:r>
-        <w:rPr/>
-        <w:t xml:space="preserve">26. Budget (SPEC §10)</w:t>
-      </w:r>
-    </w:p>
-    <w:p>
-      <w:pPr>
-        <w:numPr>
-          <w:ilvl w:val="0"/>
-          <w:numId w:val="2"/>
-        </w:numPr>
-        <w:spacing w:lineRule="auto"/>
-      </w:pPr>
-      <w:r>
-        <w:rPr/>
-        <w:t xml:space="preserve">27. Tracce (SPEC §11)</w:t>
-      </w:r>
-    </w:p>
-    <w:p>
-      <w:pPr>
-        <w:numPr>
-          <w:ilvl w:val="0"/>
-          <w:numId w:val="2"/>
-        </w:numPr>
-        <w:spacing w:lineRule="auto"/>
-      </w:pPr>
-      <w:r>
-        <w:rPr/>
-        <w:t xml:space="preserve">28. Effetti dichiarati (SPEC §12)</w:t>
-      </w:r>
-    </w:p>
-    <w:p>
-      <w:pPr>
-        <w:numPr>
-          <w:ilvl w:val="0"/>
-          <w:numId w:val="2"/>
-        </w:numPr>
-        <w:spacing w:lineRule="auto"/>
-      </w:pPr>
-      <w:r>
-        <w:rPr/>
-        <w:t xml:space="preserve">29. Codice come dato, albero uniforme e macro (SPEC §3, §7)</w:t>
-      </w:r>
-    </w:p>
-    <w:p>
-      <w:pPr>
-        <w:numPr>
-          <w:ilvl w:val="0"/>
-          <w:numId w:val="2"/>
-        </w:numPr>
-        <w:spacing w:lineRule="auto"/>
-      </w:pPr>
-      <w:r>
-        <w:rPr/>
-        <w:t xml:space="preserve">30. Builtin Full (SPEC §13)</w:t>
-      </w:r>
-    </w:p>
-    <w:p>
-      <w:pPr>
-        <w:numPr>
-          <w:ilvl w:val="0"/>
-          <w:numId w:val="2"/>
-        </w:numPr>
-        <w:spacing w:lineRule="auto"/>
-      </w:pPr>
-      <w:r>
-        <w:rPr/>
-        <w:t xml:space="preserve">31. Riga di comando e REPL (SPEC §14)</w:t>
-      </w:r>
-    </w:p>
-    <w:p>
-      <w:pPr>
-        <w:numPr>
-          <w:ilvl w:val="0"/>
-          <w:numId w:val="2"/>
-        </w:numPr>
-        <w:spacing w:lineRule="auto"/>
-      </w:pPr>
-      <w:r>
-        <w:rPr/>
-        <w:t xml:space="preserve">32. Esempi Full con output golden</w:t>
-      </w:r>
-    </w:p>
-    <w:p>
-      <w:pPr>
-        <w:numPr>
-          <w:ilvl w:val="0"/>
-          <w:numId w:val="2"/>
-        </w:numPr>
-        <w:spacing w:lineRule="auto"/>
-      </w:pPr>
-      <w:r>
-        <w:rPr/>
-        <w:t xml:space="preserve">Parte IV — Il codice del progetto</w:t>
-      </w:r>
-    </w:p>
-    <w:p>
-      <w:pPr>
-        <w:numPr>
-          <w:ilvl w:val="0"/>
-          <w:numId w:val="2"/>
-        </w:numPr>
-        <w:spacing w:lineRule="auto"/>
-      </w:pPr>
-      <w:r>
-        <w:rPr/>
-        <w:t xml:space="preserve">33. Mappa del repository</w:t>
-      </w:r>
-    </w:p>
-    <w:p>
-      <w:pPr>
-        <w:numPr>
-          <w:ilvl w:val="0"/>
-          <w:numId w:val="2"/>
-        </w:numPr>
-        <w:spacing w:lineRule="auto"/>
-      </w:pPr>
-      <w:r>
-        <w:rPr/>
-        <w:t xml:space="preserve">34. L'interprete di riferimento JS (`seed/dev/triad_core.cjs`)</w:t>
-      </w:r>
-    </w:p>
-    <w:p>
-      <w:pPr>
-        <w:numPr>
-          <w:ilvl w:val="0"/>
-          <w:numId w:val="2"/>
-        </w:numPr>
-        <w:spacing w:lineRule="auto"/>
-      </w:pPr>
-      <w:r>
-        <w:rPr/>
-        <w:t xml:space="preserve">35. Il seed S0 Windows e il suo generatore</w:t>
-      </w:r>
-    </w:p>
-    <w:p>
-      <w:pPr>
-        <w:numPr>
-          <w:ilvl w:val="0"/>
-          <w:numId w:val="2"/>
-        </w:numPr>
-        <w:spacing w:lineRule="auto"/>
-      </w:pPr>
-      <w:r>
-        <w:rPr/>
-        <w:t xml:space="preserve">36. Il seed Linux (E0)</w:t>
-      </w:r>
-    </w:p>
-    <w:p>
-      <w:pPr>
-        <w:numPr>
-          <w:ilvl w:val="0"/>
-          <w:numId w:val="2"/>
-        </w:numPr>
-        <w:spacing w:lineRule="auto"/>
-      </w:pPr>
-      <w:r>
-        <w:rPr/>
-        <w:t xml:space="preserve">37. Self-hosting: S1 in `selfhost/`</w:t>
-      </w:r>
-    </w:p>
-    <w:p>
-      <w:pPr>
-        <w:numPr>
-          <w:ilvl w:val="0"/>
-          <w:numId w:val="2"/>
-        </w:numPr>
-        <w:spacing w:lineRule="auto"/>
-      </w:pPr>
-      <w:r>
-        <w:rPr/>
-        <w:t xml:space="preserve">38. Conformance: leggere, scrivere e verificare casi</w:t>
-      </w:r>
-    </w:p>
-    <w:p>
-      <w:pPr>
-        <w:numPr>
-          <w:ilvl w:val="0"/>
-          <w:numId w:val="2"/>
-        </w:numPr>
-        <w:spacing w:lineRule="auto"/>
-      </w:pPr>
-      <w:r>
-        <w:rPr/>
-        <w:t xml:space="preserve">39. La CLI di sviluppo `triad-cli`</w:t>
-      </w:r>
-    </w:p>
-    <w:p>
-      <w:pPr>
-        <w:numPr>
-          <w:ilvl w:val="0"/>
-          <w:numId w:val="2"/>
-        </w:numPr>
-        <w:spacing w:lineRule="auto"/>
-      </w:pPr>
-      <w:r>
-        <w:rPr/>
-        <w:t xml:space="preserve">40. Benchmark AI (`ai/`)</w:t>
-      </w:r>
-    </w:p>
-    <w:p>
-      <w:pPr>
-        <w:numPr>
-          <w:ilvl w:val="0"/>
-          <w:numId w:val="2"/>
-        </w:numPr>
-        <w:spacing w:lineRule="auto"/>
-      </w:pPr>
-      <w:r>
-        <w:rPr/>
-        <w:t xml:space="preserve">41. Editor, launcher e sito</w:t>
-      </w:r>
-    </w:p>
-    <w:p>
-      <w:pPr>
-        <w:numPr>
-          <w:ilvl w:val="0"/>
-          <w:numId w:val="2"/>
-        </w:numPr>
-        <w:spacing w:lineRule="auto"/>
-      </w:pPr>
-      <w:r>
-        <w:rPr/>
-        <w:t xml:space="preserve">42. Integrazione continua</w:t>
-      </w:r>
-    </w:p>
-    <w:p>
-      <w:pPr>
-        <w:numPr>
-          <w:ilvl w:val="0"/>
-          <w:numId w:val="2"/>
-        </w:numPr>
-        <w:spacing w:lineRule="auto"/>
-      </w:pPr>
-      <w:r>
-        <w:rPr/>
-        <w:t xml:space="preserve">43. Flusso di contributo</w:t>
-      </w:r>
-    </w:p>
-    <w:p>
-      <w:pPr>
-        <w:numPr>
-          <w:ilvl w:val="0"/>
-          <w:numId w:val="2"/>
-        </w:numPr>
-        <w:spacing w:lineRule="auto"/>
-      </w:pPr>
-      <w:r>
-        <w:rPr/>
-        <w:t xml:space="preserve">Parte V — Riferimento</w:t>
-      </w:r>
-    </w:p>
-    <w:p>
-      <w:pPr>
-        <w:numPr>
-          <w:ilvl w:val="0"/>
-          <w:numId w:val="2"/>
-        </w:numPr>
-        <w:spacing w:lineRule="auto"/>
-      </w:pPr>
-      <w:r>
-        <w:rPr/>
-        <w:t xml:space="preserve">44. Grammatica Triad-Core (EBNF)</w:t>
-      </w:r>
-    </w:p>
-    <w:p>
-      <w:pPr>
-        <w:numPr>
-          <w:ilvl w:val="0"/>
-          <w:numId w:val="2"/>
-        </w:numPr>
-        <w:spacing w:lineRule="auto"/>
-      </w:pPr>
-      <w:r>
-        <w:rPr/>
-        <w:t xml:space="preserve">45. Schede rapide Core e Full</w:t>
-      </w:r>
-    </w:p>
-    <w:p>
-      <w:pPr>
-        <w:numPr>
-          <w:ilvl w:val="0"/>
-          <w:numId w:val="2"/>
-        </w:numPr>
-        <w:spacing w:lineRule="auto"/>
-      </w:pPr>
-      <w:r>
-        <w:rPr/>
-        <w:t xml:space="preserve">46. Debug e problemi comuni</w:t>
-      </w:r>
-    </w:p>
-    <w:p>
-      <w:pPr>
-        <w:numPr>
-          <w:ilvl w:val="0"/>
-          <w:numId w:val="2"/>
-        </w:numPr>
-        <w:spacing w:lineRule="auto"/>
-      </w:pPr>
-      <w:r>
-        <w:rPr/>
-        <w:t xml:space="preserve">47. Glossario</w:t>
-      </w:r>
-    </w:p>
-    <w:p>
-      <w:pPr>
-        <w:numPr>
-          <w:ilvl w:val="0"/>
-          <w:numId w:val="2"/>
-        </w:numPr>
-        <w:spacing w:lineRule="auto"/>
-      </w:pPr>
-      <w:r>
-        <w:rPr/>
-        <w:t xml:space="preserve">48. Stato, limiti noti e fix storici</w:t>
-      </w:r>
-    </w:p>
-    <w:p>
-      <w:pPr>
-        <w:numPr>
-          <w:ilvl w:val="0"/>
-          <w:numId w:val="2"/>
-        </w:numPr>
-        <w:spacing w:lineRule="auto"/>
-      </w:pPr>
-      <w:r>
-        <w:rPr/>
-        <w:t xml:space="preserve">49. FAQ</w:t>
       </w:r>
     </w:p>
     <w:p>
@@ -1674,7 +426,7 @@
       <w:pPr>
         <w:numPr>
           <w:ilvl w:val="0"/>
-          <w:numId w:val="3"/>
+          <w:numId w:val="1"/>
         </w:numPr>
         <w:spacing w:lineRule="auto"/>
       </w:pPr>
@@ -1693,7 +445,7 @@
       <w:pPr>
         <w:numPr>
           <w:ilvl w:val="0"/>
-          <w:numId w:val="3"/>
+          <w:numId w:val="1"/>
         </w:numPr>
         <w:spacing w:lineRule="auto"/>
       </w:pPr>
@@ -2327,7 +1079,7 @@
       <w:pPr>
         <w:numPr>
           <w:ilvl w:val="0"/>
-          <w:numId w:val="4"/>
+          <w:numId w:val="2"/>
         </w:numPr>
         <w:spacing w:lineRule="auto"/>
       </w:pPr>
@@ -2372,7 +1124,7 @@
       <w:pPr>
         <w:numPr>
           <w:ilvl w:val="0"/>
-          <w:numId w:val="4"/>
+          <w:numId w:val="2"/>
         </w:numPr>
         <w:spacing w:lineRule="auto"/>
       </w:pPr>
@@ -2405,7 +1157,7 @@
       <w:pPr>
         <w:numPr>
           <w:ilvl w:val="0"/>
-          <w:numId w:val="4"/>
+          <w:numId w:val="2"/>
         </w:numPr>
         <w:spacing w:lineRule="auto"/>
       </w:pPr>
@@ -2438,7 +1190,7 @@
       <w:pPr>
         <w:numPr>
           <w:ilvl w:val="0"/>
-          <w:numId w:val="4"/>
+          <w:numId w:val="2"/>
         </w:numPr>
         <w:spacing w:lineRule="auto"/>
       </w:pPr>
@@ -2471,7 +1223,7 @@
       <w:pPr>
         <w:numPr>
           <w:ilvl w:val="0"/>
-          <w:numId w:val="4"/>
+          <w:numId w:val="2"/>
         </w:numPr>
         <w:spacing w:lineRule="auto"/>
       </w:pPr>
@@ -2504,7 +1256,7 @@
       <w:pPr>
         <w:numPr>
           <w:ilvl w:val="0"/>
-          <w:numId w:val="4"/>
+          <w:numId w:val="2"/>
         </w:numPr>
         <w:spacing w:lineRule="auto"/>
       </w:pPr>
@@ -2549,7 +1301,7 @@
       <w:pPr>
         <w:numPr>
           <w:ilvl w:val="0"/>
-          <w:numId w:val="4"/>
+          <w:numId w:val="2"/>
         </w:numPr>
         <w:spacing w:lineRule="auto"/>
       </w:pPr>
@@ -2582,7 +1334,7 @@
       <w:pPr>
         <w:numPr>
           <w:ilvl w:val="0"/>
-          <w:numId w:val="4"/>
+          <w:numId w:val="2"/>
         </w:numPr>
         <w:spacing w:lineRule="auto"/>
       </w:pPr>
@@ -2615,7 +1367,7 @@
       <w:pPr>
         <w:numPr>
           <w:ilvl w:val="0"/>
-          <w:numId w:val="4"/>
+          <w:numId w:val="2"/>
         </w:numPr>
         <w:spacing w:lineRule="auto"/>
       </w:pPr>
@@ -2648,7 +1400,7 @@
       <w:pPr>
         <w:numPr>
           <w:ilvl w:val="0"/>
-          <w:numId w:val="4"/>
+          <w:numId w:val="2"/>
         </w:numPr>
         <w:spacing w:lineRule="auto"/>
       </w:pPr>
@@ -8261,7 +7013,7 @@
       <w:pPr>
         <w:numPr>
           <w:ilvl w:val="0"/>
-          <w:numId w:val="5"/>
+          <w:numId w:val="3"/>
         </w:numPr>
         <w:spacing w:lineRule="auto"/>
       </w:pPr>
@@ -8296,7 +7048,7 @@
       <w:pPr>
         <w:numPr>
           <w:ilvl w:val="0"/>
-          <w:numId w:val="5"/>
+          <w:numId w:val="3"/>
         </w:numPr>
         <w:spacing w:lineRule="auto"/>
       </w:pPr>
@@ -8339,7 +7091,7 @@
       <w:pPr>
         <w:numPr>
           <w:ilvl w:val="0"/>
-          <w:numId w:val="5"/>
+          <w:numId w:val="3"/>
         </w:numPr>
         <w:spacing w:lineRule="auto"/>
       </w:pPr>
@@ -8364,7 +7116,7 @@
       <w:pPr>
         <w:numPr>
           <w:ilvl w:val="0"/>
-          <w:numId w:val="5"/>
+          <w:numId w:val="3"/>
         </w:numPr>
         <w:spacing w:lineRule="auto"/>
       </w:pPr>
@@ -9725,7 +8477,7 @@
       <w:pPr>
         <w:numPr>
           <w:ilvl w:val="0"/>
-          <w:numId w:val="6"/>
+          <w:numId w:val="4"/>
         </w:numPr>
         <w:spacing w:lineRule="auto"/>
       </w:pPr>
@@ -9746,7 +8498,7 @@
       <w:pPr>
         <w:numPr>
           <w:ilvl w:val="0"/>
-          <w:numId w:val="6"/>
+          <w:numId w:val="4"/>
         </w:numPr>
         <w:spacing w:lineRule="auto"/>
       </w:pPr>
@@ -9767,7 +8519,7 @@
       <w:pPr>
         <w:numPr>
           <w:ilvl w:val="0"/>
-          <w:numId w:val="6"/>
+          <w:numId w:val="4"/>
         </w:numPr>
         <w:spacing w:lineRule="auto"/>
       </w:pPr>
@@ -10205,7 +8957,7 @@
       <w:pPr>
         <w:numPr>
           <w:ilvl w:val="0"/>
-          <w:numId w:val="7"/>
+          <w:numId w:val="5"/>
         </w:numPr>
         <w:spacing w:lineRule="auto"/>
       </w:pPr>
@@ -10256,7 +9008,7 @@
       <w:pPr>
         <w:numPr>
           <w:ilvl w:val="0"/>
-          <w:numId w:val="7"/>
+          <w:numId w:val="5"/>
         </w:numPr>
         <w:spacing w:lineRule="auto"/>
       </w:pPr>
@@ -10285,7 +9037,7 @@
       <w:pPr>
         <w:numPr>
           <w:ilvl w:val="0"/>
-          <w:numId w:val="7"/>
+          <w:numId w:val="5"/>
         </w:numPr>
         <w:spacing w:lineRule="auto"/>
       </w:pPr>
@@ -10304,7 +9056,7 @@
       <w:pPr>
         <w:numPr>
           <w:ilvl w:val="0"/>
-          <w:numId w:val="7"/>
+          <w:numId w:val="5"/>
         </w:numPr>
         <w:spacing w:lineRule="auto"/>
       </w:pPr>
@@ -10323,7 +9075,7 @@
       <w:pPr>
         <w:numPr>
           <w:ilvl w:val="0"/>
-          <w:numId w:val="7"/>
+          <w:numId w:val="5"/>
         </w:numPr>
         <w:spacing w:lineRule="auto"/>
       </w:pPr>
@@ -11302,7 +10054,7 @@
       <w:pPr>
         <w:numPr>
           <w:ilvl w:val="0"/>
-          <w:numId w:val="8"/>
+          <w:numId w:val="6"/>
         </w:numPr>
         <w:spacing w:lineRule="auto"/>
       </w:pPr>
@@ -11319,7 +10071,7 @@
       <w:pPr>
         <w:numPr>
           <w:ilvl w:val="0"/>
-          <w:numId w:val="8"/>
+          <w:numId w:val="6"/>
         </w:numPr>
         <w:spacing w:lineRule="auto"/>
       </w:pPr>
@@ -11336,7 +10088,7 @@
       <w:pPr>
         <w:numPr>
           <w:ilvl w:val="0"/>
-          <w:numId w:val="8"/>
+          <w:numId w:val="6"/>
         </w:numPr>
         <w:spacing w:lineRule="auto"/>
       </w:pPr>
@@ -12951,7 +11703,7 @@
       <w:pPr>
         <w:numPr>
           <w:ilvl w:val="0"/>
-          <w:numId w:val="9"/>
+          <w:numId w:val="7"/>
         </w:numPr>
         <w:spacing w:lineRule="auto"/>
       </w:pPr>
@@ -12978,7 +11730,7 @@
       <w:pPr>
         <w:numPr>
           <w:ilvl w:val="0"/>
-          <w:numId w:val="9"/>
+          <w:numId w:val="7"/>
         </w:numPr>
         <w:spacing w:lineRule="auto"/>
       </w:pPr>
@@ -13013,7 +11765,7 @@
       <w:pPr>
         <w:numPr>
           <w:ilvl w:val="0"/>
-          <w:numId w:val="9"/>
+          <w:numId w:val="7"/>
         </w:numPr>
         <w:spacing w:lineRule="auto"/>
       </w:pPr>
@@ -13052,7 +11804,7 @@
       <w:pPr>
         <w:numPr>
           <w:ilvl w:val="0"/>
-          <w:numId w:val="9"/>
+          <w:numId w:val="7"/>
         </w:numPr>
         <w:spacing w:lineRule="auto"/>
       </w:pPr>
@@ -13083,7 +11835,7 @@
       <w:pPr>
         <w:numPr>
           <w:ilvl w:val="0"/>
-          <w:numId w:val="9"/>
+          <w:numId w:val="7"/>
         </w:numPr>
         <w:spacing w:lineRule="auto"/>
       </w:pPr>
@@ -13104,7 +11856,7 @@
       <w:pPr>
         <w:numPr>
           <w:ilvl w:val="0"/>
-          <w:numId w:val="9"/>
+          <w:numId w:val="7"/>
         </w:numPr>
         <w:spacing w:lineRule="auto"/>
       </w:pPr>
@@ -14054,7 +12806,7 @@
       <w:pPr>
         <w:numPr>
           <w:ilvl w:val="0"/>
-          <w:numId w:val="10"/>
+          <w:numId w:val="8"/>
         </w:numPr>
         <w:spacing w:lineRule="auto"/>
       </w:pPr>
@@ -14115,7 +12867,7 @@
       <w:pPr>
         <w:numPr>
           <w:ilvl w:val="0"/>
-          <w:numId w:val="10"/>
+          <w:numId w:val="8"/>
         </w:numPr>
         <w:spacing w:lineRule="auto"/>
       </w:pPr>
@@ -14156,7 +12908,7 @@
       <w:pPr>
         <w:numPr>
           <w:ilvl w:val="0"/>
-          <w:numId w:val="10"/>
+          <w:numId w:val="8"/>
         </w:numPr>
         <w:spacing w:lineRule="auto"/>
       </w:pPr>
@@ -14211,7 +12963,7 @@
       <w:pPr>
         <w:numPr>
           <w:ilvl w:val="0"/>
-          <w:numId w:val="10"/>
+          <w:numId w:val="8"/>
         </w:numPr>
         <w:spacing w:lineRule="auto"/>
       </w:pPr>
@@ -14657,7 +13409,7 @@
       <w:pPr>
         <w:numPr>
           <w:ilvl w:val="0"/>
-          <w:numId w:val="11"/>
+          <w:numId w:val="9"/>
         </w:numPr>
         <w:spacing w:lineRule="auto"/>
       </w:pPr>
@@ -14670,7 +13422,7 @@
       <w:pPr>
         <w:numPr>
           <w:ilvl w:val="0"/>
-          <w:numId w:val="11"/>
+          <w:numId w:val="9"/>
         </w:numPr>
         <w:spacing w:lineRule="auto"/>
       </w:pPr>
@@ -14683,7 +13435,7 @@
       <w:pPr>
         <w:numPr>
           <w:ilvl w:val="0"/>
-          <w:numId w:val="11"/>
+          <w:numId w:val="9"/>
         </w:numPr>
         <w:spacing w:lineRule="auto"/>
       </w:pPr>
@@ -14696,7 +13448,7 @@
       <w:pPr>
         <w:numPr>
           <w:ilvl w:val="0"/>
-          <w:numId w:val="11"/>
+          <w:numId w:val="9"/>
         </w:numPr>
         <w:spacing w:lineRule="auto"/>
       </w:pPr>
@@ -14717,7 +13469,7 @@
       <w:pPr>
         <w:numPr>
           <w:ilvl w:val="0"/>
-          <w:numId w:val="11"/>
+          <w:numId w:val="9"/>
         </w:numPr>
         <w:spacing w:lineRule="auto"/>
       </w:pPr>
@@ -14858,7 +13610,7 @@
       <w:pPr>
         <w:numPr>
           <w:ilvl w:val="0"/>
-          <w:numId w:val="12"/>
+          <w:numId w:val="10"/>
         </w:numPr>
         <w:spacing w:lineRule="auto"/>
       </w:pPr>
@@ -14883,7 +13635,7 @@
       <w:pPr>
         <w:numPr>
           <w:ilvl w:val="0"/>
-          <w:numId w:val="12"/>
+          <w:numId w:val="10"/>
         </w:numPr>
         <w:spacing w:lineRule="auto"/>
       </w:pPr>
@@ -14926,7 +13678,7 @@
       <w:pPr>
         <w:numPr>
           <w:ilvl w:val="0"/>
-          <w:numId w:val="12"/>
+          <w:numId w:val="10"/>
         </w:numPr>
         <w:spacing w:lineRule="auto"/>
       </w:pPr>
@@ -14981,7 +13733,7 @@
       <w:pPr>
         <w:numPr>
           <w:ilvl w:val="0"/>
-          <w:numId w:val="12"/>
+          <w:numId w:val="10"/>
         </w:numPr>
         <w:spacing w:lineRule="auto"/>
       </w:pPr>
@@ -15006,7 +13758,7 @@
       <w:pPr>
         <w:numPr>
           <w:ilvl w:val="0"/>
-          <w:numId w:val="12"/>
+          <w:numId w:val="10"/>
         </w:numPr>
         <w:spacing w:lineRule="auto"/>
       </w:pPr>
@@ -15031,7 +13783,7 @@
       <w:pPr>
         <w:numPr>
           <w:ilvl w:val="0"/>
-          <w:numId w:val="12"/>
+          <w:numId w:val="10"/>
         </w:numPr>
         <w:spacing w:lineRule="auto"/>
       </w:pPr>
@@ -16079,7 +14831,7 @@
       <w:pPr>
         <w:numPr>
           <w:ilvl w:val="0"/>
-          <w:numId w:val="13"/>
+          <w:numId w:val="11"/>
         </w:numPr>
         <w:spacing w:lineRule="auto"/>
       </w:pPr>
@@ -16104,7 +14856,7 @@
       <w:pPr>
         <w:numPr>
           <w:ilvl w:val="0"/>
-          <w:numId w:val="13"/>
+          <w:numId w:val="11"/>
         </w:numPr>
         <w:spacing w:lineRule="auto"/>
       </w:pPr>
@@ -16129,7 +14881,7 @@
       <w:pPr>
         <w:numPr>
           <w:ilvl w:val="0"/>
-          <w:numId w:val="13"/>
+          <w:numId w:val="11"/>
         </w:numPr>
         <w:spacing w:lineRule="auto"/>
       </w:pPr>
@@ -16170,7 +14922,7 @@
       <w:pPr>
         <w:numPr>
           <w:ilvl w:val="0"/>
-          <w:numId w:val="13"/>
+          <w:numId w:val="11"/>
         </w:numPr>
         <w:spacing w:lineRule="auto"/>
       </w:pPr>
@@ -18980,7 +17732,7 @@
       <w:pPr>
         <w:numPr>
           <w:ilvl w:val="0"/>
-          <w:numId w:val="14"/>
+          <w:numId w:val="12"/>
         </w:numPr>
         <w:spacing w:lineRule="auto"/>
       </w:pPr>
@@ -19017,7 +17769,7 @@
       <w:pPr>
         <w:numPr>
           <w:ilvl w:val="0"/>
-          <w:numId w:val="14"/>
+          <w:numId w:val="12"/>
         </w:numPr>
         <w:spacing w:lineRule="auto"/>
       </w:pPr>
@@ -19038,7 +17790,7 @@
       <w:pPr>
         <w:numPr>
           <w:ilvl w:val="0"/>
-          <w:numId w:val="14"/>
+          <w:numId w:val="12"/>
         </w:numPr>
         <w:spacing w:lineRule="auto"/>
       </w:pPr>
@@ -19105,7 +17857,7 @@
       <w:pPr>
         <w:numPr>
           <w:ilvl w:val="0"/>
-          <w:numId w:val="15"/>
+          <w:numId w:val="13"/>
         </w:numPr>
         <w:spacing w:lineRule="auto"/>
       </w:pPr>
@@ -19126,7 +17878,7 @@
       <w:pPr>
         <w:numPr>
           <w:ilvl w:val="0"/>
-          <w:numId w:val="15"/>
+          <w:numId w:val="13"/>
         </w:numPr>
         <w:spacing w:lineRule="auto"/>
       </w:pPr>
@@ -19191,7 +17943,7 @@
       <w:pPr>
         <w:numPr>
           <w:ilvl w:val="0"/>
-          <w:numId w:val="15"/>
+          <w:numId w:val="13"/>
         </w:numPr>
         <w:spacing w:lineRule="auto"/>
       </w:pPr>
@@ -19204,7 +17956,7 @@
       <w:pPr>
         <w:numPr>
           <w:ilvl w:val="0"/>
-          <w:numId w:val="15"/>
+          <w:numId w:val="13"/>
         </w:numPr>
         <w:spacing w:lineRule="auto"/>
       </w:pPr>
@@ -19257,7 +18009,7 @@
       <w:pPr>
         <w:numPr>
           <w:ilvl w:val="0"/>
-          <w:numId w:val="15"/>
+          <w:numId w:val="13"/>
         </w:numPr>
         <w:spacing w:lineRule="auto"/>
       </w:pPr>
@@ -19374,7 +18126,7 @@
       <w:pPr>
         <w:numPr>
           <w:ilvl w:val="0"/>
-          <w:numId w:val="15"/>
+          <w:numId w:val="13"/>
         </w:numPr>
         <w:spacing w:lineRule="auto"/>
       </w:pPr>
@@ -20226,7 +18978,7 @@
       <w:pPr>
         <w:numPr>
           <w:ilvl w:val="0"/>
-          <w:numId w:val="16"/>
+          <w:numId w:val="14"/>
         </w:numPr>
         <w:spacing w:lineRule="auto"/>
       </w:pPr>
@@ -20247,7 +18999,7 @@
       <w:pPr>
         <w:numPr>
           <w:ilvl w:val="0"/>
-          <w:numId w:val="16"/>
+          <w:numId w:val="14"/>
         </w:numPr>
         <w:spacing w:lineRule="auto"/>
       </w:pPr>
@@ -20268,7 +19020,7 @@
       <w:pPr>
         <w:numPr>
           <w:ilvl w:val="0"/>
-          <w:numId w:val="16"/>
+          <w:numId w:val="14"/>
         </w:numPr>
         <w:spacing w:lineRule="auto"/>
       </w:pPr>
@@ -20313,7 +19065,7 @@
       <w:pPr>
         <w:numPr>
           <w:ilvl w:val="0"/>
-          <w:numId w:val="16"/>
+          <w:numId w:val="14"/>
         </w:numPr>
         <w:spacing w:lineRule="auto"/>
       </w:pPr>
@@ -20334,7 +19086,7 @@
       <w:pPr>
         <w:numPr>
           <w:ilvl w:val="0"/>
-          <w:numId w:val="16"/>
+          <w:numId w:val="14"/>
         </w:numPr>
         <w:spacing w:lineRule="auto"/>
       </w:pPr>
@@ -26671,7 +25423,7 @@
       <w:pPr>
         <w:numPr>
           <w:ilvl w:val="0"/>
-          <w:numId w:val="17"/>
+          <w:numId w:val="15"/>
         </w:numPr>
         <w:spacing w:lineRule="auto"/>
       </w:pPr>
@@ -26714,7 +25466,7 @@
       <w:pPr>
         <w:numPr>
           <w:ilvl w:val="0"/>
-          <w:numId w:val="17"/>
+          <w:numId w:val="15"/>
         </w:numPr>
         <w:spacing w:lineRule="auto"/>
       </w:pPr>
@@ -27856,12 +26608,12 @@
           <wp:inline distB="0" distL="0" distR="0" distT="0">
             <wp:extent cx="5943600" cy="5943600"/>
             <wp:effectExtent b="0" l="0" r="0" t="0"/>
-            <wp:docPr id="1" name="image-vX_0F6SftmaASjq5eXaN7.webp"/>
+            <wp:docPr id="1" name="image-vAUttz7HGu1g8Z1YV76F7.webp"/>
             <a:graphic>
               <a:graphicData uri="http://schemas.openxmlformats.org/drawingml/2006/picture">
                 <pic:pic>
                   <pic:nvPicPr>
-                    <pic:cNvPr id="1" name="image-vX_0F6SftmaASjq5eXaN7.webp" descr="Logo di Triad"/>
+                    <pic:cNvPr id="1" name="image-vAUttz7HGu1g8Z1YV76F7.webp" descr="Logo di Triad"/>
                     <pic:cNvPicPr/>
                   </pic:nvPicPr>
                   <pic:blipFill>
@@ -27928,7 +26680,7 @@
       <w:pPr>
         <w:numPr>
           <w:ilvl w:val="0"/>
-          <w:numId w:val="18"/>
+          <w:numId w:val="16"/>
         </w:numPr>
         <w:spacing w:lineRule="auto"/>
       </w:pPr>
@@ -27987,7 +26739,7 @@
       <w:pPr>
         <w:numPr>
           <w:ilvl w:val="0"/>
-          <w:numId w:val="18"/>
+          <w:numId w:val="16"/>
         </w:numPr>
         <w:spacing w:lineRule="auto"/>
       </w:pPr>
@@ -28014,7 +26766,7 @@
       <w:pPr>
         <w:numPr>
           <w:ilvl w:val="0"/>
-          <w:numId w:val="18"/>
+          <w:numId w:val="16"/>
         </w:numPr>
         <w:spacing w:lineRule="auto"/>
       </w:pPr>
@@ -28077,7 +26829,7 @@
       <w:pPr>
         <w:numPr>
           <w:ilvl w:val="0"/>
-          <w:numId w:val="18"/>
+          <w:numId w:val="16"/>
         </w:numPr>
         <w:spacing w:lineRule="auto"/>
       </w:pPr>
@@ -28636,7 +27388,7 @@
       <w:pPr>
         <w:numPr>
           <w:ilvl w:val="0"/>
-          <w:numId w:val="19"/>
+          <w:numId w:val="17"/>
         </w:numPr>
         <w:spacing w:lineRule="auto"/>
       </w:pPr>
@@ -28665,7 +27417,7 @@
       <w:pPr>
         <w:numPr>
           <w:ilvl w:val="0"/>
-          <w:numId w:val="19"/>
+          <w:numId w:val="17"/>
         </w:numPr>
         <w:spacing w:lineRule="auto"/>
       </w:pPr>
@@ -28727,7 +27479,7 @@
       <w:pPr>
         <w:numPr>
           <w:ilvl w:val="0"/>
-          <w:numId w:val="20"/>
+          <w:numId w:val="18"/>
         </w:numPr>
         <w:spacing w:lineRule="auto"/>
       </w:pPr>
@@ -28744,7 +27496,7 @@
       <w:pPr>
         <w:numPr>
           <w:ilvl w:val="0"/>
-          <w:numId w:val="20"/>
+          <w:numId w:val="18"/>
         </w:numPr>
         <w:spacing w:lineRule="auto"/>
       </w:pPr>
@@ -28761,7 +27513,7 @@
       <w:pPr>
         <w:numPr>
           <w:ilvl w:val="0"/>
-          <w:numId w:val="20"/>
+          <w:numId w:val="18"/>
         </w:numPr>
         <w:spacing w:lineRule="auto"/>
       </w:pPr>
@@ -28789,7 +27541,7 @@
       <w:pPr>
         <w:numPr>
           <w:ilvl w:val="0"/>
-          <w:numId w:val="21"/>
+          <w:numId w:val="19"/>
         </w:numPr>
         <w:spacing w:lineRule="auto"/>
       </w:pPr>
@@ -28806,7 +27558,7 @@
       <w:pPr>
         <w:numPr>
           <w:ilvl w:val="0"/>
-          <w:numId w:val="21"/>
+          <w:numId w:val="19"/>
         </w:numPr>
         <w:spacing w:lineRule="auto"/>
       </w:pPr>
@@ -28823,7 +27575,7 @@
       <w:pPr>
         <w:numPr>
           <w:ilvl w:val="0"/>
-          <w:numId w:val="21"/>
+          <w:numId w:val="19"/>
         </w:numPr>
         <w:spacing w:lineRule="auto"/>
       </w:pPr>
@@ -28840,7 +27592,7 @@
       <w:pPr>
         <w:numPr>
           <w:ilvl w:val="0"/>
-          <w:numId w:val="21"/>
+          <w:numId w:val="19"/>
         </w:numPr>
         <w:spacing w:lineRule="auto"/>
       </w:pPr>
@@ -28857,7 +27609,7 @@
       <w:pPr>
         <w:numPr>
           <w:ilvl w:val="0"/>
-          <w:numId w:val="21"/>
+          <w:numId w:val="19"/>
         </w:numPr>
         <w:spacing w:lineRule="auto"/>
       </w:pPr>
@@ -28874,7 +27626,7 @@
       <w:pPr>
         <w:numPr>
           <w:ilvl w:val="0"/>
-          <w:numId w:val="21"/>
+          <w:numId w:val="19"/>
         </w:numPr>
         <w:spacing w:lineRule="auto"/>
       </w:pPr>
@@ -28891,7 +27643,7 @@
       <w:pPr>
         <w:numPr>
           <w:ilvl w:val="0"/>
-          <w:numId w:val="21"/>
+          <w:numId w:val="19"/>
         </w:numPr>
         <w:spacing w:lineRule="auto"/>
       </w:pPr>
@@ -28908,7 +27660,7 @@
       <w:pPr>
         <w:numPr>
           <w:ilvl w:val="0"/>
-          <w:numId w:val="21"/>
+          <w:numId w:val="19"/>
         </w:numPr>
         <w:spacing w:lineRule="auto"/>
       </w:pPr>
@@ -28925,7 +27677,7 @@
       <w:pPr>
         <w:numPr>
           <w:ilvl w:val="0"/>
-          <w:numId w:val="21"/>
+          <w:numId w:val="19"/>
         </w:numPr>
         <w:spacing w:lineRule="auto"/>
       </w:pPr>
@@ -28942,7 +27694,7 @@
       <w:pPr>
         <w:numPr>
           <w:ilvl w:val="0"/>
-          <w:numId w:val="21"/>
+          <w:numId w:val="19"/>
         </w:numPr>
         <w:spacing w:lineRule="auto"/>
       </w:pPr>
@@ -28959,7 +27711,7 @@
       <w:pPr>
         <w:numPr>
           <w:ilvl w:val="0"/>
-          <w:numId w:val="21"/>
+          <w:numId w:val="19"/>
         </w:numPr>
         <w:spacing w:lineRule="auto"/>
       </w:pPr>
@@ -28976,7 +27728,7 @@
       <w:pPr>
         <w:numPr>
           <w:ilvl w:val="0"/>
-          <w:numId w:val="21"/>
+          <w:numId w:val="19"/>
         </w:numPr>
         <w:spacing w:lineRule="auto"/>
       </w:pPr>
@@ -28993,7 +27745,7 @@
       <w:pPr>
         <w:numPr>
           <w:ilvl w:val="0"/>
-          <w:numId w:val="21"/>
+          <w:numId w:val="19"/>
         </w:numPr>
         <w:spacing w:lineRule="auto"/>
       </w:pPr>
@@ -29010,7 +27762,7 @@
       <w:pPr>
         <w:numPr>
           <w:ilvl w:val="0"/>
-          <w:numId w:val="21"/>
+          <w:numId w:val="19"/>
         </w:numPr>
         <w:spacing w:lineRule="auto"/>
       </w:pPr>
@@ -29038,7 +27790,7 @@
       <w:pPr>
         <w:numPr>
           <w:ilvl w:val="0"/>
-          <w:numId w:val="22"/>
+          <w:numId w:val="20"/>
         </w:numPr>
         <w:spacing w:lineRule="auto"/>
       </w:pPr>
@@ -29055,7 +27807,7 @@
       <w:pPr>
         <w:numPr>
           <w:ilvl w:val="0"/>
-          <w:numId w:val="22"/>
+          <w:numId w:val="20"/>
         </w:numPr>
         <w:spacing w:lineRule="auto"/>
       </w:pPr>
@@ -29072,7 +27824,7 @@
       <w:pPr>
         <w:numPr>
           <w:ilvl w:val="0"/>
-          <w:numId w:val="22"/>
+          <w:numId w:val="20"/>
         </w:numPr>
         <w:spacing w:lineRule="auto"/>
       </w:pPr>
@@ -29089,7 +27841,7 @@
       <w:pPr>
         <w:numPr>
           <w:ilvl w:val="0"/>
-          <w:numId w:val="22"/>
+          <w:numId w:val="20"/>
         </w:numPr>
         <w:spacing w:lineRule="auto"/>
       </w:pPr>
@@ -29106,7 +27858,7 @@
       <w:pPr>
         <w:numPr>
           <w:ilvl w:val="0"/>
-          <w:numId w:val="22"/>
+          <w:numId w:val="20"/>
         </w:numPr>
         <w:spacing w:lineRule="auto"/>
       </w:pPr>
@@ -29123,7 +27875,7 @@
       <w:pPr>
         <w:numPr>
           <w:ilvl w:val="0"/>
-          <w:numId w:val="22"/>
+          <w:numId w:val="20"/>
         </w:numPr>
         <w:spacing w:lineRule="auto"/>
       </w:pPr>
@@ -29140,7 +27892,7 @@
       <w:pPr>
         <w:numPr>
           <w:ilvl w:val="0"/>
-          <w:numId w:val="22"/>
+          <w:numId w:val="20"/>
         </w:numPr>
         <w:spacing w:lineRule="auto"/>
       </w:pPr>
@@ -29157,7 +27909,7 @@
       <w:pPr>
         <w:numPr>
           <w:ilvl w:val="0"/>
-          <w:numId w:val="22"/>
+          <w:numId w:val="20"/>
         </w:numPr>
         <w:spacing w:lineRule="auto"/>
       </w:pPr>
@@ -29174,7 +27926,7 @@
       <w:pPr>
         <w:numPr>
           <w:ilvl w:val="0"/>
-          <w:numId w:val="22"/>
+          <w:numId w:val="20"/>
         </w:numPr>
         <w:spacing w:lineRule="auto"/>
       </w:pPr>
@@ -29191,7 +27943,7 @@
       <w:pPr>
         <w:numPr>
           <w:ilvl w:val="0"/>
-          <w:numId w:val="22"/>
+          <w:numId w:val="20"/>
         </w:numPr>
         <w:spacing w:lineRule="auto"/>
       </w:pPr>
@@ -29208,7 +27960,7 @@
       <w:pPr>
         <w:numPr>
           <w:ilvl w:val="0"/>
-          <w:numId w:val="22"/>
+          <w:numId w:val="20"/>
         </w:numPr>
         <w:spacing w:lineRule="auto"/>
       </w:pPr>
@@ -29225,7 +27977,7 @@
       <w:pPr>
         <w:numPr>
           <w:ilvl w:val="0"/>
-          <w:numId w:val="22"/>
+          <w:numId w:val="20"/>
         </w:numPr>
         <w:spacing w:lineRule="auto"/>
       </w:pPr>
@@ -29242,7 +27994,7 @@
       <w:pPr>
         <w:numPr>
           <w:ilvl w:val="0"/>
-          <w:numId w:val="22"/>
+          <w:numId w:val="20"/>
         </w:numPr>
         <w:spacing w:lineRule="auto"/>
       </w:pPr>
@@ -29259,7 +28011,7 @@
       <w:pPr>
         <w:numPr>
           <w:ilvl w:val="0"/>
-          <w:numId w:val="22"/>
+          <w:numId w:val="20"/>
         </w:numPr>
         <w:spacing w:lineRule="auto"/>
       </w:pPr>
@@ -29276,7 +28028,7 @@
       <w:pPr>
         <w:numPr>
           <w:ilvl w:val="0"/>
-          <w:numId w:val="22"/>
+          <w:numId w:val="20"/>
         </w:numPr>
         <w:spacing w:lineRule="auto"/>
       </w:pPr>
@@ -29304,7 +28056,7 @@
       <w:pPr>
         <w:numPr>
           <w:ilvl w:val="0"/>
-          <w:numId w:val="23"/>
+          <w:numId w:val="21"/>
         </w:numPr>
         <w:spacing w:lineRule="auto"/>
       </w:pPr>
@@ -29321,7 +28073,7 @@
       <w:pPr>
         <w:numPr>
           <w:ilvl w:val="0"/>
-          <w:numId w:val="23"/>
+          <w:numId w:val="21"/>
         </w:numPr>
         <w:spacing w:lineRule="auto"/>
       </w:pPr>
@@ -29338,7 +28090,7 @@
       <w:pPr>
         <w:numPr>
           <w:ilvl w:val="0"/>
-          <w:numId w:val="23"/>
+          <w:numId w:val="21"/>
         </w:numPr>
         <w:spacing w:lineRule="auto"/>
       </w:pPr>
@@ -29355,7 +28107,7 @@
       <w:pPr>
         <w:numPr>
           <w:ilvl w:val="0"/>
-          <w:numId w:val="23"/>
+          <w:numId w:val="21"/>
         </w:numPr>
         <w:spacing w:lineRule="auto"/>
       </w:pPr>
@@ -29372,7 +28124,7 @@
       <w:pPr>
         <w:numPr>
           <w:ilvl w:val="0"/>
-          <w:numId w:val="23"/>
+          <w:numId w:val="21"/>
         </w:numPr>
         <w:spacing w:lineRule="auto"/>
       </w:pPr>
@@ -29389,7 +28141,7 @@
       <w:pPr>
         <w:numPr>
           <w:ilvl w:val="0"/>
-          <w:numId w:val="23"/>
+          <w:numId w:val="21"/>
         </w:numPr>
         <w:spacing w:lineRule="auto"/>
       </w:pPr>
@@ -29406,7 +28158,7 @@
       <w:pPr>
         <w:numPr>
           <w:ilvl w:val="0"/>
-          <w:numId w:val="23"/>
+          <w:numId w:val="21"/>
         </w:numPr>
         <w:spacing w:lineRule="auto"/>
       </w:pPr>
@@ -29423,7 +28175,7 @@
       <w:pPr>
         <w:numPr>
           <w:ilvl w:val="0"/>
-          <w:numId w:val="23"/>
+          <w:numId w:val="21"/>
         </w:numPr>
         <w:spacing w:lineRule="auto"/>
       </w:pPr>
@@ -29440,7 +28192,7 @@
       <w:pPr>
         <w:numPr>
           <w:ilvl w:val="0"/>
-          <w:numId w:val="23"/>
+          <w:numId w:val="21"/>
         </w:numPr>
         <w:spacing w:lineRule="auto"/>
       </w:pPr>
@@ -29457,7 +28209,7 @@
       <w:pPr>
         <w:numPr>
           <w:ilvl w:val="0"/>
-          <w:numId w:val="23"/>
+          <w:numId w:val="21"/>
         </w:numPr>
         <w:spacing w:lineRule="auto"/>
       </w:pPr>
@@ -29474,7 +28226,7 @@
       <w:pPr>
         <w:numPr>
           <w:ilvl w:val="0"/>
-          <w:numId w:val="23"/>
+          <w:numId w:val="21"/>
         </w:numPr>
         <w:spacing w:lineRule="auto"/>
       </w:pPr>
@@ -29502,7 +28254,7 @@
       <w:pPr>
         <w:numPr>
           <w:ilvl w:val="0"/>
-          <w:numId w:val="24"/>
+          <w:numId w:val="22"/>
         </w:numPr>
         <w:spacing w:lineRule="auto"/>
       </w:pPr>
@@ -29519,7 +28271,7 @@
       <w:pPr>
         <w:numPr>
           <w:ilvl w:val="0"/>
-          <w:numId w:val="24"/>
+          <w:numId w:val="22"/>
         </w:numPr>
         <w:spacing w:lineRule="auto"/>
       </w:pPr>
@@ -29536,7 +28288,7 @@
       <w:pPr>
         <w:numPr>
           <w:ilvl w:val="0"/>
-          <w:numId w:val="24"/>
+          <w:numId w:val="22"/>
         </w:numPr>
         <w:spacing w:lineRule="auto"/>
       </w:pPr>
@@ -29553,7 +28305,7 @@
       <w:pPr>
         <w:numPr>
           <w:ilvl w:val="0"/>
-          <w:numId w:val="24"/>
+          <w:numId w:val="22"/>
         </w:numPr>
         <w:spacing w:lineRule="auto"/>
       </w:pPr>
@@ -29570,7 +28322,7 @@
       <w:pPr>
         <w:numPr>
           <w:ilvl w:val="0"/>
-          <w:numId w:val="24"/>
+          <w:numId w:val="22"/>
         </w:numPr>
         <w:spacing w:lineRule="auto"/>
       </w:pPr>
@@ -29587,7 +28339,7 @@
       <w:pPr>
         <w:numPr>
           <w:ilvl w:val="0"/>
-          <w:numId w:val="24"/>
+          <w:numId w:val="22"/>
         </w:numPr>
         <w:spacing w:lineRule="auto"/>
       </w:pPr>
@@ -30253,7 +29005,7 @@
       <w:pPr>
         <w:numPr>
           <w:ilvl w:val="0"/>
-          <w:numId w:val="25"/>
+          <w:numId w:val="23"/>
         </w:numPr>
         <w:spacing w:lineRule="auto"/>
       </w:pPr>
@@ -30364,7 +29116,7 @@
       <w:pPr>
         <w:numPr>
           <w:ilvl w:val="0"/>
-          <w:numId w:val="25"/>
+          <w:numId w:val="23"/>
         </w:numPr>
         <w:spacing w:lineRule="auto"/>
       </w:pPr>
@@ -30521,7 +29273,7 @@
       <w:pPr>
         <w:numPr>
           <w:ilvl w:val="0"/>
-          <w:numId w:val="26"/>
+          <w:numId w:val="24"/>
         </w:numPr>
         <w:spacing w:lineRule="auto"/>
       </w:pPr>
@@ -30540,7 +29292,7 @@
       <w:pPr>
         <w:numPr>
           <w:ilvl w:val="0"/>
-          <w:numId w:val="26"/>
+          <w:numId w:val="24"/>
         </w:numPr>
         <w:spacing w:lineRule="auto"/>
       </w:pPr>
@@ -30577,7 +29329,7 @@
       <w:pPr>
         <w:numPr>
           <w:ilvl w:val="0"/>
-          <w:numId w:val="26"/>
+          <w:numId w:val="24"/>
         </w:numPr>
         <w:spacing w:lineRule="auto"/>
       </w:pPr>
@@ -30967,7 +29719,7 @@
       <w:pPr>
         <w:numPr>
           <w:ilvl w:val="0"/>
-          <w:numId w:val="27"/>
+          <w:numId w:val="25"/>
         </w:numPr>
         <w:spacing w:lineRule="auto"/>
       </w:pPr>
@@ -30994,7 +29746,7 @@
       <w:pPr>
         <w:numPr>
           <w:ilvl w:val="0"/>
-          <w:numId w:val="27"/>
+          <w:numId w:val="25"/>
         </w:numPr>
         <w:spacing w:lineRule="auto"/>
       </w:pPr>
@@ -31531,7 +30283,7 @@
       <w:pPr>
         <w:numPr>
           <w:ilvl w:val="0"/>
-          <w:numId w:val="28"/>
+          <w:numId w:val="26"/>
         </w:numPr>
         <w:spacing w:lineRule="auto"/>
       </w:pPr>
@@ -31560,7 +30312,7 @@
       <w:pPr>
         <w:numPr>
           <w:ilvl w:val="0"/>
-          <w:numId w:val="28"/>
+          <w:numId w:val="26"/>
         </w:numPr>
         <w:spacing w:lineRule="auto"/>
       </w:pPr>
@@ -31587,7 +30339,7 @@
       <w:pPr>
         <w:numPr>
           <w:ilvl w:val="0"/>
-          <w:numId w:val="28"/>
+          <w:numId w:val="26"/>
         </w:numPr>
         <w:spacing w:lineRule="auto"/>
       </w:pPr>
@@ -31622,7 +30374,7 @@
       <w:pPr>
         <w:numPr>
           <w:ilvl w:val="0"/>
-          <w:numId w:val="28"/>
+          <w:numId w:val="26"/>
         </w:numPr>
         <w:spacing w:lineRule="auto"/>
       </w:pPr>
@@ -31726,7 +30478,7 @@
       <w:pPr>
         <w:numPr>
           <w:ilvl w:val="0"/>
-          <w:numId w:val="29"/>
+          <w:numId w:val="27"/>
         </w:numPr>
         <w:spacing w:lineRule="auto"/>
       </w:pPr>
@@ -31739,7 +30491,7 @@
       <w:pPr>
         <w:numPr>
           <w:ilvl w:val="0"/>
-          <w:numId w:val="29"/>
+          <w:numId w:val="27"/>
         </w:numPr>
         <w:spacing w:lineRule="auto"/>
       </w:pPr>
@@ -31760,7 +30512,7 @@
       <w:pPr>
         <w:numPr>
           <w:ilvl w:val="0"/>
-          <w:numId w:val="29"/>
+          <w:numId w:val="27"/>
         </w:numPr>
         <w:spacing w:lineRule="auto"/>
       </w:pPr>
@@ -31785,7 +30537,7 @@
       <w:pPr>
         <w:numPr>
           <w:ilvl w:val="0"/>
-          <w:numId w:val="29"/>
+          <w:numId w:val="27"/>
         </w:numPr>
         <w:spacing w:lineRule="auto"/>
       </w:pPr>
@@ -33612,7 +32364,7 @@
       <w:pPr>
         <w:numPr>
           <w:ilvl w:val="0"/>
-          <w:numId w:val="30"/>
+          <w:numId w:val="28"/>
         </w:numPr>
         <w:spacing w:lineRule="auto"/>
       </w:pPr>
@@ -33641,7 +32393,7 @@
       <w:pPr>
         <w:numPr>
           <w:ilvl w:val="0"/>
-          <w:numId w:val="30"/>
+          <w:numId w:val="28"/>
         </w:numPr>
         <w:spacing w:lineRule="auto"/>
       </w:pPr>
@@ -33706,7 +32458,7 @@
       <w:pPr>
         <w:numPr>
           <w:ilvl w:val="0"/>
-          <w:numId w:val="30"/>
+          <w:numId w:val="28"/>
         </w:numPr>
         <w:spacing w:lineRule="auto"/>
       </w:pPr>
@@ -33755,7 +32507,7 @@
       <w:pPr>
         <w:numPr>
           <w:ilvl w:val="0"/>
-          <w:numId w:val="30"/>
+          <w:numId w:val="28"/>
         </w:numPr>
         <w:spacing w:lineRule="auto"/>
       </w:pPr>
@@ -33962,7 +32714,7 @@
       <w:pPr>
         <w:numPr>
           <w:ilvl w:val="0"/>
-          <w:numId w:val="31"/>
+          <w:numId w:val="29"/>
         </w:numPr>
         <w:spacing w:lineRule="auto"/>
       </w:pPr>
@@ -33979,7 +32731,7 @@
       <w:pPr>
         <w:numPr>
           <w:ilvl w:val="0"/>
-          <w:numId w:val="31"/>
+          <w:numId w:val="29"/>
         </w:numPr>
         <w:spacing w:lineRule="auto"/>
       </w:pPr>
@@ -34012,7 +32764,7 @@
       <w:pPr>
         <w:numPr>
           <w:ilvl w:val="0"/>
-          <w:numId w:val="31"/>
+          <w:numId w:val="29"/>
         </w:numPr>
         <w:spacing w:lineRule="auto"/>
       </w:pPr>
@@ -34033,7 +32785,7 @@
       <w:pPr>
         <w:numPr>
           <w:ilvl w:val="0"/>
-          <w:numId w:val="31"/>
+          <w:numId w:val="29"/>
         </w:numPr>
         <w:spacing w:lineRule="auto"/>
       </w:pPr>
@@ -35034,7 +33786,7 @@
       <w:pPr>
         <w:numPr>
           <w:ilvl w:val="0"/>
-          <w:numId w:val="32"/>
+          <w:numId w:val="30"/>
         </w:numPr>
         <w:spacing w:lineRule="auto"/>
       </w:pPr>
@@ -35069,7 +33821,7 @@
       <w:pPr>
         <w:numPr>
           <w:ilvl w:val="0"/>
-          <w:numId w:val="32"/>
+          <w:numId w:val="30"/>
         </w:numPr>
         <w:spacing w:lineRule="auto"/>
       </w:pPr>
@@ -35112,7 +33864,7 @@
       <w:pPr>
         <w:numPr>
           <w:ilvl w:val="0"/>
-          <w:numId w:val="32"/>
+          <w:numId w:val="30"/>
         </w:numPr>
         <w:spacing w:lineRule="auto"/>
       </w:pPr>
@@ -35137,7 +33889,7 @@
       <w:pPr>
         <w:numPr>
           <w:ilvl w:val="0"/>
-          <w:numId w:val="32"/>
+          <w:numId w:val="30"/>
         </w:numPr>
         <w:spacing w:lineRule="auto"/>
       </w:pPr>
@@ -35203,7 +33955,7 @@
       <w:pPr>
         <w:numPr>
           <w:ilvl w:val="0"/>
-          <w:numId w:val="33"/>
+          <w:numId w:val="31"/>
         </w:numPr>
         <w:spacing w:lineRule="auto"/>
       </w:pPr>
@@ -35280,7 +34032,7 @@
       <w:pPr>
         <w:numPr>
           <w:ilvl w:val="0"/>
-          <w:numId w:val="33"/>
+          <w:numId w:val="31"/>
         </w:numPr>
         <w:spacing w:lineRule="auto"/>
       </w:pPr>
@@ -35305,7 +34057,7 @@
       <w:pPr>
         <w:numPr>
           <w:ilvl w:val="0"/>
-          <w:numId w:val="33"/>
+          <w:numId w:val="31"/>
         </w:numPr>
         <w:spacing w:lineRule="auto"/>
       </w:pPr>
@@ -35890,7 +34642,7 @@
       <w:pPr>
         <w:numPr>
           <w:ilvl w:val="0"/>
-          <w:numId w:val="34"/>
+          <w:numId w:val="32"/>
         </w:numPr>
         <w:spacing w:lineRule="auto"/>
       </w:pPr>
@@ -35923,7 +34675,7 @@
       <w:pPr>
         <w:numPr>
           <w:ilvl w:val="0"/>
-          <w:numId w:val="34"/>
+          <w:numId w:val="32"/>
         </w:numPr>
         <w:spacing w:lineRule="auto"/>
       </w:pPr>
@@ -35936,7 +34688,7 @@
       <w:pPr>
         <w:numPr>
           <w:ilvl w:val="0"/>
-          <w:numId w:val="34"/>
+          <w:numId w:val="32"/>
         </w:numPr>
         <w:spacing w:lineRule="auto"/>
       </w:pPr>
@@ -36348,7 +35100,7 @@
       <w:pPr>
         <w:numPr>
           <w:ilvl w:val="0"/>
-          <w:numId w:val="35"/>
+          <w:numId w:val="33"/>
         </w:numPr>
         <w:spacing w:lineRule="auto"/>
       </w:pPr>
@@ -36381,7 +35133,7 @@
       <w:pPr>
         <w:numPr>
           <w:ilvl w:val="0"/>
-          <w:numId w:val="35"/>
+          <w:numId w:val="33"/>
         </w:numPr>
         <w:spacing w:lineRule="auto"/>
       </w:pPr>
@@ -36410,7 +35162,7 @@
       <w:pPr>
         <w:numPr>
           <w:ilvl w:val="0"/>
-          <w:numId w:val="35"/>
+          <w:numId w:val="33"/>
         </w:numPr>
         <w:spacing w:lineRule="auto"/>
       </w:pPr>
@@ -36429,7 +35181,7 @@
       <w:pPr>
         <w:numPr>
           <w:ilvl w:val="0"/>
-          <w:numId w:val="35"/>
+          <w:numId w:val="33"/>
         </w:numPr>
         <w:spacing w:lineRule="auto"/>
       </w:pPr>
@@ -36448,7 +35200,7 @@
       <w:pPr>
         <w:numPr>
           <w:ilvl w:val="0"/>
-          <w:numId w:val="35"/>
+          <w:numId w:val="33"/>
         </w:numPr>
         <w:spacing w:lineRule="auto"/>
       </w:pPr>
@@ -36636,7 +35388,7 @@
       <w:pPr>
         <w:numPr>
           <w:ilvl w:val="0"/>
-          <w:numId w:val="36"/>
+          <w:numId w:val="34"/>
         </w:numPr>
         <w:spacing w:lineRule="auto"/>
       </w:pPr>
@@ -36665,7 +35417,7 @@
       <w:pPr>
         <w:numPr>
           <w:ilvl w:val="0"/>
-          <w:numId w:val="36"/>
+          <w:numId w:val="34"/>
         </w:numPr>
         <w:spacing w:lineRule="auto"/>
       </w:pPr>
@@ -36696,7 +35448,7 @@
       <w:pPr>
         <w:numPr>
           <w:ilvl w:val="0"/>
-          <w:numId w:val="36"/>
+          <w:numId w:val="34"/>
         </w:numPr>
         <w:spacing w:lineRule="auto"/>
       </w:pPr>
@@ -36725,7 +35477,7 @@
       <w:pPr>
         <w:numPr>
           <w:ilvl w:val="0"/>
-          <w:numId w:val="36"/>
+          <w:numId w:val="34"/>
         </w:numPr>
         <w:spacing w:lineRule="auto"/>
       </w:pPr>
@@ -36760,7 +35512,7 @@
       <w:pPr>
         <w:numPr>
           <w:ilvl w:val="0"/>
-          <w:numId w:val="36"/>
+          <w:numId w:val="34"/>
         </w:numPr>
         <w:spacing w:lineRule="auto"/>
       </w:pPr>
@@ -41139,7 +39891,7 @@
       <w:pPr>
         <w:numPr>
           <w:ilvl w:val="0"/>
-          <w:numId w:val="37"/>
+          <w:numId w:val="35"/>
         </w:numPr>
         <w:spacing w:lineRule="auto"/>
       </w:pPr>
@@ -41152,7 +39904,7 @@
       <w:pPr>
         <w:numPr>
           <w:ilvl w:val="0"/>
-          <w:numId w:val="37"/>
+          <w:numId w:val="35"/>
         </w:numPr>
         <w:spacing w:lineRule="auto"/>
       </w:pPr>
@@ -41173,7 +39925,7 @@
       <w:pPr>
         <w:numPr>
           <w:ilvl w:val="0"/>
-          <w:numId w:val="37"/>
+          <w:numId w:val="35"/>
         </w:numPr>
         <w:spacing w:lineRule="auto"/>
       </w:pPr>
@@ -41194,7 +39946,7 @@
       <w:pPr>
         <w:numPr>
           <w:ilvl w:val="0"/>
-          <w:numId w:val="37"/>
+          <w:numId w:val="35"/>
         </w:numPr>
         <w:spacing w:lineRule="auto"/>
       </w:pPr>
@@ -41239,7 +39991,7 @@
       <w:pPr>
         <w:numPr>
           <w:ilvl w:val="0"/>
-          <w:numId w:val="37"/>
+          <w:numId w:val="35"/>
         </w:numPr>
         <w:spacing w:lineRule="auto"/>
       </w:pPr>
@@ -42725,7 +41477,7 @@
       <w:pPr>
         <w:numPr>
           <w:ilvl w:val="0"/>
-          <w:numId w:val="38"/>
+          <w:numId w:val="36"/>
         </w:numPr>
         <w:spacing w:lineRule="auto"/>
       </w:pPr>
@@ -42758,7 +41510,7 @@
       <w:pPr>
         <w:numPr>
           <w:ilvl w:val="0"/>
-          <w:numId w:val="38"/>
+          <w:numId w:val="36"/>
         </w:numPr>
         <w:spacing w:lineRule="auto"/>
       </w:pPr>
@@ -42791,7 +41543,7 @@
       <w:pPr>
         <w:numPr>
           <w:ilvl w:val="0"/>
-          <w:numId w:val="38"/>
+          <w:numId w:val="36"/>
         </w:numPr>
         <w:spacing w:lineRule="auto"/>
       </w:pPr>
@@ -42808,7 +41560,7 @@
       <w:pPr>
         <w:numPr>
           <w:ilvl w:val="0"/>
-          <w:numId w:val="38"/>
+          <w:numId w:val="36"/>
         </w:numPr>
         <w:spacing w:lineRule="auto"/>
       </w:pPr>
@@ -43535,7 +42287,7 @@
       <w:pPr>
         <w:numPr>
           <w:ilvl w:val="0"/>
-          <w:numId w:val="39"/>
+          <w:numId w:val="37"/>
         </w:numPr>
         <w:spacing w:lineRule="auto"/>
       </w:pPr>
@@ -43574,7 +42326,7 @@
       <w:pPr>
         <w:numPr>
           <w:ilvl w:val="0"/>
-          <w:numId w:val="39"/>
+          <w:numId w:val="37"/>
         </w:numPr>
         <w:spacing w:lineRule="auto"/>
       </w:pPr>
@@ -43595,7 +42347,7 @@
       <w:pPr>
         <w:numPr>
           <w:ilvl w:val="0"/>
-          <w:numId w:val="39"/>
+          <w:numId w:val="37"/>
         </w:numPr>
         <w:spacing w:lineRule="auto"/>
       </w:pPr>
@@ -43616,7 +42368,7 @@
       <w:pPr>
         <w:numPr>
           <w:ilvl w:val="0"/>
-          <w:numId w:val="39"/>
+          <w:numId w:val="37"/>
         </w:numPr>
         <w:spacing w:lineRule="auto"/>
       </w:pPr>
@@ -43637,7 +42389,7 @@
       <w:pPr>
         <w:numPr>
           <w:ilvl w:val="0"/>
-          <w:numId w:val="39"/>
+          <w:numId w:val="37"/>
         </w:numPr>
         <w:spacing w:lineRule="auto"/>
       </w:pPr>
@@ -43666,7 +42418,7 @@
       <w:pPr>
         <w:numPr>
           <w:ilvl w:val="0"/>
-          <w:numId w:val="39"/>
+          <w:numId w:val="37"/>
         </w:numPr>
         <w:spacing w:lineRule="auto"/>
       </w:pPr>
@@ -43736,7 +42488,7 @@
       <w:pPr>
         <w:numPr>
           <w:ilvl w:val="0"/>
-          <w:numId w:val="40"/>
+          <w:numId w:val="38"/>
         </w:numPr>
         <w:spacing w:lineRule="auto"/>
       </w:pPr>
@@ -43749,7 +42501,7 @@
       <w:pPr>
         <w:numPr>
           <w:ilvl w:val="0"/>
-          <w:numId w:val="40"/>
+          <w:numId w:val="38"/>
         </w:numPr>
         <w:spacing w:lineRule="auto"/>
       </w:pPr>
@@ -43778,7 +42530,7 @@
       <w:pPr>
         <w:numPr>
           <w:ilvl w:val="0"/>
-          <w:numId w:val="40"/>
+          <w:numId w:val="38"/>
         </w:numPr>
         <w:spacing w:lineRule="auto"/>
       </w:pPr>
@@ -43982,7 +42734,7 @@
       <w:pPr>
         <w:numPr>
           <w:ilvl w:val="0"/>
-          <w:numId w:val="41"/>
+          <w:numId w:val="39"/>
         </w:numPr>
         <w:spacing w:lineRule="auto"/>
       </w:pPr>
@@ -44027,7 +42779,7 @@
       <w:pPr>
         <w:numPr>
           <w:ilvl w:val="0"/>
-          <w:numId w:val="41"/>
+          <w:numId w:val="39"/>
         </w:numPr>
         <w:spacing w:lineRule="auto"/>
       </w:pPr>
@@ -44072,7 +42824,7 @@
       <w:pPr>
         <w:numPr>
           <w:ilvl w:val="0"/>
-          <w:numId w:val="41"/>
+          <w:numId w:val="39"/>
         </w:numPr>
         <w:spacing w:lineRule="auto"/>
       </w:pPr>
@@ -44173,7 +42925,7 @@
       <w:pPr>
         <w:numPr>
           <w:ilvl w:val="0"/>
-          <w:numId w:val="41"/>
+          <w:numId w:val="39"/>
         </w:numPr>
         <w:spacing w:lineRule="auto"/>
       </w:pPr>
@@ -44194,7 +42946,7 @@
       <w:pPr>
         <w:numPr>
           <w:ilvl w:val="0"/>
-          <w:numId w:val="41"/>
+          <w:numId w:val="39"/>
         </w:numPr>
         <w:spacing w:lineRule="auto"/>
       </w:pPr>
@@ -44215,7 +42967,7 @@
       <w:pPr>
         <w:numPr>
           <w:ilvl w:val="0"/>
-          <w:numId w:val="41"/>
+          <w:numId w:val="39"/>
         </w:numPr>
         <w:spacing w:lineRule="auto"/>
       </w:pPr>
@@ -44328,7 +43080,7 @@
       <w:pPr>
         <w:numPr>
           <w:ilvl w:val="0"/>
-          <w:numId w:val="42"/>
+          <w:numId w:val="40"/>
         </w:numPr>
         <w:spacing w:lineRule="auto"/>
       </w:pPr>
@@ -44365,7 +43117,7 @@
       <w:pPr>
         <w:numPr>
           <w:ilvl w:val="0"/>
-          <w:numId w:val="42"/>
+          <w:numId w:val="40"/>
         </w:numPr>
         <w:spacing w:lineRule="auto"/>
       </w:pPr>
@@ -44420,7 +43172,7 @@
       <w:pPr>
         <w:numPr>
           <w:ilvl w:val="0"/>
-          <w:numId w:val="42"/>
+          <w:numId w:val="40"/>
         </w:numPr>
         <w:spacing w:lineRule="auto"/>
       </w:pPr>
@@ -44674,7 +43426,7 @@
       <w:pPr>
         <w:numPr>
           <w:ilvl w:val="0"/>
-          <w:numId w:val="43"/>
+          <w:numId w:val="41"/>
         </w:numPr>
         <w:spacing w:lineRule="auto"/>
       </w:pPr>
@@ -44691,7 +43443,7 @@
       <w:pPr>
         <w:numPr>
           <w:ilvl w:val="0"/>
-          <w:numId w:val="43"/>
+          <w:numId w:val="41"/>
         </w:numPr>
         <w:spacing w:lineRule="auto"/>
       </w:pPr>
@@ -44716,7 +43468,7 @@
       <w:pPr>
         <w:numPr>
           <w:ilvl w:val="0"/>
-          <w:numId w:val="43"/>
+          <w:numId w:val="41"/>
         </w:numPr>
         <w:spacing w:lineRule="auto"/>
       </w:pPr>
@@ -44769,7 +43521,7 @@
       <w:pPr>
         <w:numPr>
           <w:ilvl w:val="0"/>
-          <w:numId w:val="43"/>
+          <w:numId w:val="41"/>
         </w:numPr>
         <w:spacing w:lineRule="auto"/>
       </w:pPr>
@@ -44800,7 +43552,7 @@
       <w:pPr>
         <w:numPr>
           <w:ilvl w:val="0"/>
-          <w:numId w:val="43"/>
+          <w:numId w:val="41"/>
         </w:numPr>
         <w:spacing w:lineRule="auto"/>
       </w:pPr>
@@ -44866,7 +43618,7 @@
       <w:pPr>
         <w:numPr>
           <w:ilvl w:val="0"/>
-          <w:numId w:val="44"/>
+          <w:numId w:val="42"/>
         </w:numPr>
         <w:spacing w:lineRule="auto"/>
       </w:pPr>
@@ -44879,7 +43631,7 @@
       <w:pPr>
         <w:numPr>
           <w:ilvl w:val="0"/>
-          <w:numId w:val="44"/>
+          <w:numId w:val="42"/>
         </w:numPr>
         <w:spacing w:lineRule="auto"/>
       </w:pPr>
@@ -44900,7 +43652,7 @@
       <w:pPr>
         <w:numPr>
           <w:ilvl w:val="0"/>
-          <w:numId w:val="44"/>
+          <w:numId w:val="42"/>
         </w:numPr>
         <w:spacing w:lineRule="auto"/>
       </w:pPr>
@@ -44917,7 +43669,7 @@
       <w:pPr>
         <w:numPr>
           <w:ilvl w:val="0"/>
-          <w:numId w:val="44"/>
+          <w:numId w:val="42"/>
         </w:numPr>
         <w:spacing w:lineRule="auto"/>
       </w:pPr>
@@ -45137,7 +43889,7 @@
       <w:pPr>
         <w:numPr>
           <w:ilvl w:val="0"/>
-          <w:numId w:val="45"/>
+          <w:numId w:val="43"/>
         </w:numPr>
         <w:spacing w:lineRule="auto"/>
       </w:pPr>
@@ -45174,7 +43926,7 @@
       <w:pPr>
         <w:numPr>
           <w:ilvl w:val="0"/>
-          <w:numId w:val="45"/>
+          <w:numId w:val="43"/>
         </w:numPr>
         <w:spacing w:lineRule="auto"/>
       </w:pPr>
@@ -45187,7 +43939,7 @@
       <w:pPr>
         <w:numPr>
           <w:ilvl w:val="0"/>
-          <w:numId w:val="45"/>
+          <w:numId w:val="43"/>
         </w:numPr>
         <w:spacing w:lineRule="auto"/>
       </w:pPr>
@@ -45208,7 +43960,7 @@
       <w:pPr>
         <w:numPr>
           <w:ilvl w:val="0"/>
-          <w:numId w:val="45"/>
+          <w:numId w:val="43"/>
         </w:numPr>
         <w:spacing w:lineRule="auto"/>
       </w:pPr>
@@ -47544,7 +46296,7 @@
       <w:pPr>
         <w:numPr>
           <w:ilvl w:val="0"/>
-          <w:numId w:val="46"/>
+          <w:numId w:val="44"/>
         </w:numPr>
         <w:spacing w:lineRule="auto"/>
       </w:pPr>
@@ -47581,7 +46333,7 @@
       <w:pPr>
         <w:numPr>
           <w:ilvl w:val="0"/>
-          <w:numId w:val="46"/>
+          <w:numId w:val="44"/>
         </w:numPr>
         <w:spacing w:lineRule="auto"/>
       </w:pPr>
@@ -47644,7 +46396,7 @@
       <w:pPr>
         <w:numPr>
           <w:ilvl w:val="0"/>
-          <w:numId w:val="47"/>
+          <w:numId w:val="45"/>
         </w:numPr>
         <w:spacing w:lineRule="auto"/>
       </w:pPr>
@@ -47665,7 +46417,7 @@
       <w:pPr>
         <w:numPr>
           <w:ilvl w:val="0"/>
-          <w:numId w:val="47"/>
+          <w:numId w:val="45"/>
         </w:numPr>
         <w:spacing w:lineRule="auto"/>
       </w:pPr>
@@ -47714,7 +46466,7 @@
       <w:pPr>
         <w:numPr>
           <w:ilvl w:val="0"/>
-          <w:numId w:val="47"/>
+          <w:numId w:val="45"/>
         </w:numPr>
         <w:spacing w:lineRule="auto"/>
       </w:pPr>
@@ -50281,7 +49033,7 @@
       <w:pPr>
         <w:numPr>
           <w:ilvl w:val="0"/>
-          <w:numId w:val="48"/>
+          <w:numId w:val="46"/>
         </w:numPr>
         <w:spacing w:lineRule="auto"/>
       </w:pPr>
@@ -50304,7 +49056,7 @@
       <w:pPr>
         <w:numPr>
           <w:ilvl w:val="0"/>
-          <w:numId w:val="48"/>
+          <w:numId w:val="46"/>
         </w:numPr>
         <w:spacing w:lineRule="auto"/>
       </w:pPr>
@@ -50343,7 +49095,7 @@
       <w:pPr>
         <w:numPr>
           <w:ilvl w:val="0"/>
-          <w:numId w:val="48"/>
+          <w:numId w:val="46"/>
         </w:numPr>
         <w:spacing w:lineRule="auto"/>
       </w:pPr>
@@ -50436,7 +49188,7 @@
       <w:pPr>
         <w:numPr>
           <w:ilvl w:val="0"/>
-          <w:numId w:val="49"/>
+          <w:numId w:val="47"/>
         </w:numPr>
         <w:spacing w:lineRule="auto"/>
       </w:pPr>
@@ -50575,7 +49327,7 @@
       <w:pPr>
         <w:numPr>
           <w:ilvl w:val="0"/>
-          <w:numId w:val="49"/>
+          <w:numId w:val="47"/>
         </w:numPr>
         <w:spacing w:lineRule="auto"/>
       </w:pPr>
@@ -50712,7 +49464,7 @@
       <w:pPr>
         <w:numPr>
           <w:ilvl w:val="0"/>
-          <w:numId w:val="49"/>
+          <w:numId w:val="47"/>
         </w:numPr>
         <w:spacing w:lineRule="auto"/>
       </w:pPr>
@@ -50981,7 +49733,7 @@
       <w:pPr>
         <w:numPr>
           <w:ilvl w:val="0"/>
-          <w:numId w:val="49"/>
+          <w:numId w:val="47"/>
         </w:numPr>
         <w:spacing w:lineRule="auto"/>
       </w:pPr>
@@ -51044,7 +49796,7 @@
       <w:pPr>
         <w:numPr>
           <w:ilvl w:val="0"/>
-          <w:numId w:val="49"/>
+          <w:numId w:val="47"/>
         </w:numPr>
         <w:spacing w:lineRule="auto"/>
       </w:pPr>
@@ -51159,7 +49911,7 @@
       <w:pPr>
         <w:numPr>
           <w:ilvl w:val="0"/>
-          <w:numId w:val="49"/>
+          <w:numId w:val="47"/>
         </w:numPr>
         <w:spacing w:lineRule="auto"/>
       </w:pPr>
@@ -51218,7 +49970,7 @@
       <w:pPr>
         <w:numPr>
           <w:ilvl w:val="0"/>
-          <w:numId w:val="49"/>
+          <w:numId w:val="47"/>
         </w:numPr>
         <w:spacing w:lineRule="auto"/>
       </w:pPr>
@@ -51444,7 +50196,7 @@
       <w:pPr>
         <w:numPr>
           <w:ilvl w:val="0"/>
-          <w:numId w:val="50"/>
+          <w:numId w:val="48"/>
         </w:numPr>
         <w:spacing w:lineRule="auto"/>
       </w:pPr>
@@ -51473,7 +50225,7 @@
       <w:pPr>
         <w:numPr>
           <w:ilvl w:val="0"/>
-          <w:numId w:val="50"/>
+          <w:numId w:val="48"/>
         </w:numPr>
         <w:spacing w:lineRule="auto"/>
       </w:pPr>
@@ -51502,7 +50254,7 @@
       <w:pPr>
         <w:numPr>
           <w:ilvl w:val="0"/>
-          <w:numId w:val="50"/>
+          <w:numId w:val="48"/>
         </w:numPr>
         <w:spacing w:lineRule="auto"/>
       </w:pPr>
@@ -51531,7 +50283,7 @@
       <w:pPr>
         <w:numPr>
           <w:ilvl w:val="0"/>
-          <w:numId w:val="50"/>
+          <w:numId w:val="48"/>
         </w:numPr>
         <w:spacing w:lineRule="auto"/>
       </w:pPr>
@@ -53212,7 +51964,7 @@
       <w:pPr>
         <w:numPr>
           <w:ilvl w:val="0"/>
-          <w:numId w:val="51"/>
+          <w:numId w:val="49"/>
         </w:numPr>
         <w:spacing w:lineRule="auto"/>
       </w:pPr>
@@ -53233,7 +51985,7 @@
       <w:pPr>
         <w:numPr>
           <w:ilvl w:val="0"/>
-          <w:numId w:val="51"/>
+          <w:numId w:val="49"/>
         </w:numPr>
         <w:spacing w:lineRule="auto"/>
       </w:pPr>
@@ -53262,7 +52014,7 @@
       <w:pPr>
         <w:numPr>
           <w:ilvl w:val="0"/>
-          <w:numId w:val="51"/>
+          <w:numId w:val="49"/>
         </w:numPr>
         <w:spacing w:lineRule="auto"/>
       </w:pPr>
@@ -53283,7 +52035,7 @@
       <w:pPr>
         <w:numPr>
           <w:ilvl w:val="0"/>
-          <w:numId w:val="51"/>
+          <w:numId w:val="49"/>
         </w:numPr>
         <w:spacing w:lineRule="auto"/>
       </w:pPr>
@@ -53304,7 +52056,7 @@
       <w:pPr>
         <w:numPr>
           <w:ilvl w:val="0"/>
-          <w:numId w:val="51"/>
+          <w:numId w:val="49"/>
         </w:numPr>
         <w:spacing w:lineRule="auto"/>
       </w:pPr>
@@ -54218,7 +52970,7 @@
       <w:pPr>
         <w:numPr>
           <w:ilvl w:val="0"/>
-          <w:numId w:val="52"/>
+          <w:numId w:val="50"/>
         </w:numPr>
         <w:spacing w:lineRule="auto"/>
       </w:pPr>
@@ -54257,7 +53009,7 @@
       <w:pPr>
         <w:numPr>
           <w:ilvl w:val="0"/>
-          <w:numId w:val="52"/>
+          <w:numId w:val="50"/>
         </w:numPr>
         <w:spacing w:lineRule="auto"/>
       </w:pPr>
@@ -54270,7 +53022,7 @@
       <w:pPr>
         <w:numPr>
           <w:ilvl w:val="0"/>
-          <w:numId w:val="52"/>
+          <w:numId w:val="50"/>
         </w:numPr>
         <w:spacing w:lineRule="auto"/>
       </w:pPr>
@@ -54295,7 +53047,7 @@
       <w:pPr>
         <w:numPr>
           <w:ilvl w:val="0"/>
-          <w:numId w:val="52"/>
+          <w:numId w:val="50"/>
         </w:numPr>
         <w:spacing w:lineRule="auto"/>
       </w:pPr>
@@ -54332,7 +53084,7 @@
       <w:pPr>
         <w:numPr>
           <w:ilvl w:val="0"/>
-          <w:numId w:val="52"/>
+          <w:numId w:val="50"/>
         </w:numPr>
         <w:spacing w:lineRule="auto"/>
       </w:pPr>
@@ -54569,7 +53321,7 @@
       <w:pPr>
         <w:numPr>
           <w:ilvl w:val="0"/>
-          <w:numId w:val="53"/>
+          <w:numId w:val="51"/>
         </w:numPr>
         <w:spacing w:lineRule="auto"/>
       </w:pPr>
@@ -54594,7 +53346,7 @@
       <w:pPr>
         <w:numPr>
           <w:ilvl w:val="0"/>
-          <w:numId w:val="53"/>
+          <w:numId w:val="51"/>
         </w:numPr>
         <w:spacing w:lineRule="auto"/>
       </w:pPr>
@@ -54637,7 +53389,7 @@
       <w:pPr>
         <w:numPr>
           <w:ilvl w:val="0"/>
-          <w:numId w:val="54"/>
+          <w:numId w:val="52"/>
         </w:numPr>
         <w:spacing w:lineRule="auto"/>
       </w:pPr>
@@ -54666,7 +53418,7 @@
       <w:pPr>
         <w:numPr>
           <w:ilvl w:val="0"/>
-          <w:numId w:val="54"/>
+          <w:numId w:val="52"/>
         </w:numPr>
         <w:spacing w:lineRule="auto"/>
       </w:pPr>
@@ -54697,7 +53449,7 @@
       <w:pPr>
         <w:numPr>
           <w:ilvl w:val="0"/>
-          <w:numId w:val="54"/>
+          <w:numId w:val="52"/>
         </w:numPr>
         <w:spacing w:lineRule="auto"/>
       </w:pPr>
@@ -54752,7 +53504,7 @@
       <w:pPr>
         <w:numPr>
           <w:ilvl w:val="0"/>
-          <w:numId w:val="54"/>
+          <w:numId w:val="52"/>
         </w:numPr>
         <w:spacing w:lineRule="auto"/>
       </w:pPr>
@@ -54781,7 +53533,7 @@
       <w:pPr>
         <w:numPr>
           <w:ilvl w:val="0"/>
-          <w:numId w:val="54"/>
+          <w:numId w:val="52"/>
         </w:numPr>
         <w:spacing w:lineRule="auto"/>
       </w:pPr>
@@ -54806,7 +53558,7 @@
       <w:pPr>
         <w:numPr>
           <w:ilvl w:val="0"/>
-          <w:numId w:val="54"/>
+          <w:numId w:val="52"/>
         </w:numPr>
         <w:spacing w:lineRule="auto"/>
       </w:pPr>
@@ -55400,7 +54152,7 @@
       <w:pPr>
         <w:numPr>
           <w:ilvl w:val="0"/>
-          <w:numId w:val="55"/>
+          <w:numId w:val="53"/>
         </w:numPr>
         <w:spacing w:lineRule="auto"/>
       </w:pPr>
@@ -55441,7 +54193,7 @@
       <w:pPr>
         <w:numPr>
           <w:ilvl w:val="0"/>
-          <w:numId w:val="55"/>
+          <w:numId w:val="53"/>
         </w:numPr>
         <w:spacing w:lineRule="auto"/>
       </w:pPr>
@@ -55488,7 +54240,7 @@
       <w:pPr>
         <w:numPr>
           <w:ilvl w:val="0"/>
-          <w:numId w:val="56"/>
+          <w:numId w:val="54"/>
         </w:numPr>
         <w:spacing w:lineRule="auto"/>
       </w:pPr>
@@ -55549,7 +54301,7 @@
       <w:pPr>
         <w:numPr>
           <w:ilvl w:val="0"/>
-          <w:numId w:val="56"/>
+          <w:numId w:val="54"/>
         </w:numPr>
         <w:spacing w:lineRule="auto"/>
       </w:pPr>
@@ -55581,7 +54333,7 @@
       <w:pPr>
         <w:numPr>
           <w:ilvl w:val="0"/>
-          <w:numId w:val="57"/>
+          <w:numId w:val="55"/>
         </w:numPr>
         <w:spacing w:lineRule="auto"/>
       </w:pPr>
@@ -55683,7 +54435,7 @@
       <w:pPr>
         <w:numPr>
           <w:ilvl w:val="0"/>
-          <w:numId w:val="58"/>
+          <w:numId w:val="56"/>
         </w:numPr>
         <w:spacing w:lineRule="auto"/>
       </w:pPr>
@@ -55724,7 +54476,7 @@
       <w:pPr>
         <w:numPr>
           <w:ilvl w:val="0"/>
-          <w:numId w:val="58"/>
+          <w:numId w:val="56"/>
         </w:numPr>
         <w:spacing w:lineRule="auto"/>
       </w:pPr>
@@ -55765,7 +54517,7 @@
       <w:pPr>
         <w:numPr>
           <w:ilvl w:val="0"/>
-          <w:numId w:val="58"/>
+          <w:numId w:val="56"/>
         </w:numPr>
         <w:spacing w:lineRule="auto"/>
       </w:pPr>
@@ -55818,7 +54570,7 @@
       <w:pPr>
         <w:numPr>
           <w:ilvl w:val="0"/>
-          <w:numId w:val="58"/>
+          <w:numId w:val="56"/>
         </w:numPr>
         <w:spacing w:lineRule="auto"/>
       </w:pPr>
@@ -55914,7 +54666,7 @@
       <w:pPr>
         <w:numPr>
           <w:ilvl w:val="0"/>
-          <w:numId w:val="59"/>
+          <w:numId w:val="57"/>
         </w:numPr>
         <w:spacing w:lineRule="auto"/>
       </w:pPr>
@@ -56021,7 +54773,7 @@
       <w:pPr>
         <w:numPr>
           <w:ilvl w:val="0"/>
-          <w:numId w:val="59"/>
+          <w:numId w:val="57"/>
         </w:numPr>
         <w:spacing w:lineRule="auto"/>
       </w:pPr>
@@ -56064,7 +54816,7 @@
       <w:pPr>
         <w:numPr>
           <w:ilvl w:val="0"/>
-          <w:numId w:val="59"/>
+          <w:numId w:val="57"/>
         </w:numPr>
         <w:spacing w:lineRule="auto"/>
       </w:pPr>
@@ -56099,7 +54851,7 @@
       <w:pPr>
         <w:numPr>
           <w:ilvl w:val="0"/>
-          <w:numId w:val="59"/>
+          <w:numId w:val="57"/>
         </w:numPr>
         <w:spacing w:lineRule="auto"/>
       </w:pPr>
@@ -56122,7 +54874,7 @@
       <w:pPr>
         <w:numPr>
           <w:ilvl w:val="0"/>
-          <w:numId w:val="59"/>
+          <w:numId w:val="57"/>
         </w:numPr>
         <w:spacing w:lineRule="auto"/>
       </w:pPr>
@@ -56185,7 +54937,7 @@
       <w:pPr>
         <w:numPr>
           <w:ilvl w:val="0"/>
-          <w:numId w:val="59"/>
+          <w:numId w:val="57"/>
         </w:numPr>
         <w:spacing w:lineRule="auto"/>
       </w:pPr>
@@ -59181,7 +57933,7 @@
       <w:pPr>
         <w:numPr>
           <w:ilvl w:val="0"/>
-          <w:numId w:val="60"/>
+          <w:numId w:val="58"/>
         </w:numPr>
         <w:spacing w:lineRule="auto"/>
       </w:pPr>
@@ -59208,7 +57960,7 @@
       <w:pPr>
         <w:numPr>
           <w:ilvl w:val="0"/>
-          <w:numId w:val="60"/>
+          <w:numId w:val="58"/>
         </w:numPr>
         <w:spacing w:lineRule="auto"/>
       </w:pPr>
@@ -59235,7 +57987,7 @@
       <w:pPr>
         <w:numPr>
           <w:ilvl w:val="0"/>
-          <w:numId w:val="60"/>
+          <w:numId w:val="58"/>
         </w:numPr>
         <w:spacing w:lineRule="auto"/>
       </w:pPr>
@@ -59262,7 +58014,7 @@
       <w:pPr>
         <w:numPr>
           <w:ilvl w:val="0"/>
-          <w:numId w:val="60"/>
+          <w:numId w:val="58"/>
         </w:numPr>
         <w:spacing w:lineRule="auto"/>
       </w:pPr>
@@ -59281,7 +58033,7 @@
       <w:pPr>
         <w:numPr>
           <w:ilvl w:val="0"/>
-          <w:numId w:val="60"/>
+          <w:numId w:val="58"/>
         </w:numPr>
         <w:spacing w:lineRule="auto"/>
       </w:pPr>
@@ -59300,7 +58052,7 @@
       <w:pPr>
         <w:numPr>
           <w:ilvl w:val="0"/>
-          <w:numId w:val="60"/>
+          <w:numId w:val="58"/>
         </w:numPr>
         <w:spacing w:lineRule="auto"/>
       </w:pPr>
@@ -59327,7 +58079,7 @@
       <w:pPr>
         <w:numPr>
           <w:ilvl w:val="0"/>
-          <w:numId w:val="60"/>
+          <w:numId w:val="58"/>
         </w:numPr>
         <w:spacing w:lineRule="auto"/>
       </w:pPr>
@@ -59362,7 +58114,7 @@
       <w:pPr>
         <w:numPr>
           <w:ilvl w:val="0"/>
-          <w:numId w:val="60"/>
+          <w:numId w:val="58"/>
         </w:numPr>
         <w:spacing w:lineRule="auto"/>
       </w:pPr>
@@ -59421,7 +58173,7 @@
       <w:pPr>
         <w:numPr>
           <w:ilvl w:val="0"/>
-          <w:numId w:val="60"/>
+          <w:numId w:val="58"/>
         </w:numPr>
         <w:spacing w:lineRule="auto"/>
       </w:pPr>
@@ -59448,7 +58200,7 @@
       <w:pPr>
         <w:numPr>
           <w:ilvl w:val="0"/>
-          <w:numId w:val="60"/>
+          <w:numId w:val="58"/>
         </w:numPr>
         <w:spacing w:lineRule="auto"/>
       </w:pPr>
@@ -59483,7 +58235,7 @@
       <w:pPr>
         <w:numPr>
           <w:ilvl w:val="0"/>
-          <w:numId w:val="60"/>
+          <w:numId w:val="58"/>
         </w:numPr>
         <w:spacing w:lineRule="auto"/>
       </w:pPr>
@@ -59534,7 +58286,7 @@
       <w:pPr>
         <w:numPr>
           <w:ilvl w:val="0"/>
-          <w:numId w:val="60"/>
+          <w:numId w:val="58"/>
         </w:numPr>
         <w:spacing w:lineRule="auto"/>
       </w:pPr>
@@ -59577,7 +58329,7 @@
       <w:pPr>
         <w:numPr>
           <w:ilvl w:val="0"/>
-          <w:numId w:val="60"/>
+          <w:numId w:val="58"/>
         </w:numPr>
         <w:spacing w:lineRule="auto"/>
       </w:pPr>
@@ -59620,7 +58372,7 @@
       <w:pPr>
         <w:numPr>
           <w:ilvl w:val="0"/>
-          <w:numId w:val="60"/>
+          <w:numId w:val="58"/>
         </w:numPr>
         <w:spacing w:lineRule="auto"/>
       </w:pPr>
@@ -59647,7 +58399,7 @@
       <w:pPr>
         <w:numPr>
           <w:ilvl w:val="0"/>
-          <w:numId w:val="60"/>
+          <w:numId w:val="58"/>
         </w:numPr>
         <w:spacing w:lineRule="auto"/>
       </w:pPr>
@@ -59666,7 +58418,7 @@
       <w:pPr>
         <w:numPr>
           <w:ilvl w:val="0"/>
-          <w:numId w:val="60"/>
+          <w:numId w:val="58"/>
         </w:numPr>
         <w:spacing w:lineRule="auto"/>
       </w:pPr>
@@ -59701,7 +58453,7 @@
       <w:pPr>
         <w:numPr>
           <w:ilvl w:val="0"/>
-          <w:numId w:val="60"/>
+          <w:numId w:val="58"/>
         </w:numPr>
         <w:spacing w:lineRule="auto"/>
       </w:pPr>
@@ -59744,7 +58496,7 @@
       <w:pPr>
         <w:numPr>
           <w:ilvl w:val="0"/>
-          <w:numId w:val="60"/>
+          <w:numId w:val="58"/>
         </w:numPr>
         <w:spacing w:lineRule="auto"/>
       </w:pPr>
@@ -59779,7 +58531,7 @@
       <w:pPr>
         <w:numPr>
           <w:ilvl w:val="0"/>
-          <w:numId w:val="60"/>
+          <w:numId w:val="58"/>
         </w:numPr>
         <w:spacing w:lineRule="auto"/>
       </w:pPr>
@@ -59863,7 +58615,7 @@
       <w:pPr>
         <w:numPr>
           <w:ilvl w:val="0"/>
-          <w:numId w:val="61"/>
+          <w:numId w:val="59"/>
         </w:numPr>
         <w:spacing w:lineRule="auto"/>
       </w:pPr>
@@ -59876,7 +58628,7 @@
       <w:pPr>
         <w:numPr>
           <w:ilvl w:val="0"/>
-          <w:numId w:val="61"/>
+          <w:numId w:val="59"/>
         </w:numPr>
         <w:spacing w:lineRule="auto"/>
       </w:pPr>
@@ -59897,7 +58649,7 @@
       <w:pPr>
         <w:numPr>
           <w:ilvl w:val="0"/>
-          <w:numId w:val="61"/>
+          <w:numId w:val="59"/>
         </w:numPr>
         <w:spacing w:lineRule="auto"/>
       </w:pPr>
@@ -59918,7 +58670,7 @@
       <w:pPr>
         <w:numPr>
           <w:ilvl w:val="0"/>
-          <w:numId w:val="61"/>
+          <w:numId w:val="59"/>
         </w:numPr>
         <w:spacing w:lineRule="auto"/>
       </w:pPr>
@@ -59931,7 +58683,7 @@
       <w:pPr>
         <w:numPr>
           <w:ilvl w:val="0"/>
-          <w:numId w:val="61"/>
+          <w:numId w:val="59"/>
         </w:numPr>
         <w:spacing w:lineRule="auto"/>
       </w:pPr>
@@ -60966,11 +59718,11 @@
       </w:pPr>
       <w:r>
         <w:rPr/>
-        <w:t xml:space="preserve">Triad 2.0 è un linguaggio di programmazione autonomo, definito da una specifica normativa   indipendente da qualsiasi implementazione. Non è un dialetto di Julia, Prolog o Lisp, pur avendo   preso da ciascuno di essi idee fondamentali: blocchi </w:t>
-      </w:r>
-      <w:r>
-        <w:rPr/>
-        <w:t xml:space="preserve">function … end</w:t>
+        <w:t xml:space="preserve">Triad 2.0 Ã¨ un linguaggio di programmazione autonomo, definito da una specifica normativa   indipendente da qualsiasi implementazione. Non Ã¨ un dialetto di Julia, Prolog o Lisp, pur avendo   preso da ciascuno di essi idee fondamentali: blocchi </w:t>
+      </w:r>
+      <w:r>
+        <w:rPr/>
+        <w:t xml:space="preserve">function â€¦ end</w:t>
       </w:r>
       <w:r>
         <w:rPr/>
@@ -60998,7 +59750,7 @@
       </w:r>
       <w:r>
         <w:rPr/>
-        <w:t xml:space="preserve"> da Prolog, codice come dato e macro da Lisp. Ciò che è proprio   di Triad, e non in prestito, è l'integrazione dei tre modelli — imperativo, logico,   metaprogrammatorio — in una sola sintassi a blocchi, accompagnata da errori come dati   (</w:t>
+        <w:t xml:space="preserve"> da Prolog, codice come dato e macro da Lisp. CiÃ² che Ã¨ proprio   di Triad, e non in prestito, Ã¨ l'integrazione dei tre modelli â€” imperativo, logico,   metaprogrammatorio â€” in una sola sintassi a blocchi, accompagnata da errori come dati   (</w:t>
       </w:r>
       <w:r>
         <w:rPr/>
@@ -61063,43 +59815,43 @@
       </w:pPr>
       <w:r>
         <w:rPr/>
-        <w:t xml:space="preserve">Il linguaggio si presenta in due profili di conformità. Triad-Core è il sottoinsieme di   bootstrap: valori, funzioni, chiusure, controllo di flusso, liste, stringhe, I/O. Triad-Full è   lo standard completo: tipi dichiarati, multiple dispatch, logica integrata, macro, contratti,   budget, tracce, effetti. Ogni programma Core è anche un programma Full valido e deve comportarsi   allo stesso modo. Il runtime di riferimento è il seed S0: un interprete Triad-Core scritto   direttamente in codice macchina x86-64 (PE su Windows, ELF su Linux), senza alcun linguaggio   ospite. Il piano di bootstrap prevede S1 (un interprete Triad scritto in Triad-Core), S2   (compilatore nativo), S3 (self-hosting) e S4 (parità cross-platform).</w:t>
-      </w:r>
-    </w:p>
-    <w:p>
-      <w:pPr>
-        <w:spacing w:lineRule="auto"/>
-      </w:pPr>
-      <w:r>
-        <w:rPr/>
-        <w:t xml:space="preserve">Questo libro è il percorso di studio del linguaggio per come è definito dallo standard. La   prima parte, Fondamenti, introduce il lessico, i valori e i tipi, il controllo di flusso, le   funzioni, il dispatch, la logica, il codice come dato, gli errori, i contratti, il budget, le   tracce e gli effetti. La seconda, Triad-Core, copre il sottoinsieme eseguibile oggi dall'interprete   di riferimento, con tutti i 37 casi di conformance. La terza, Triad-Full, presenta i costrutti   dello standard completo, oggi studiabili ma non ancora eseguibili dal runtime. La quarta, Dentro   il progetto, accompagna il lettore nel codice del repository: il seed, la suite di conformance,   la CLI, gli strumenti per gli editor.</w:t>
-      </w:r>
-    </w:p>
-    <w:p>
-      <w:pPr>
-        <w:spacing w:lineRule="auto"/>
-      </w:pPr>
-      <w:r>
-        <w:rPr/>
-        <w:t xml:space="preserve">Il progetto è rilasciato sotto licenza MIT. La specifica normativa è in SPEC.md (standard   0.2.0), il sottoinsieme di bootstrap in SPEC-CORE.md, la suite di conformance in   conformance/ con golden verificabili. Il repository include anche un benchmark per la generazione   di codice Triad da LLM (ai/), grammatiche per VS Code e Vim, e un sito con la curva di   apprendimento. L'obiettivo è un linguaggio autonomo e riconosciuto: standard proprio,   conformance eseguibile, estensione .triad, tooling editor, bootstrap senza linguaggi ospiti e,   infine, self-hosting.</w:t>
-      </w:r>
-    </w:p>
-    <w:p>
-      <w:pPr>
-        <w:spacing w:lineRule="auto"/>
-      </w:pPr>
-      <w:r>
-        <w:rPr/>
-        <w:t xml:space="preserve">La suite di conformance è il contratto eseguibile del linguaggio: 37 casi Triad-Core e 12 casi   Triad-Full, ognuno con golden verificabili byte per byte, inclusi l'exit code. Il runner è scritto   in Node e non dipende da Julia: il seed Windows passa 33 casi Core sul PE, il seed Linux è in   fase E0. Ogni caso dichiara il profilo (Core o Full) e un golden mancante fa fallire il caso,   così che nessuna implementazione possa registrare comportamenti scorretti come attesi. I test del   progetto (unit e end-to-end) coprono parser, valutatore, unificazione, macro e CLI.</w:t>
-      </w:r>
-    </w:p>
-    <w:p>
-      <w:pPr>
-        <w:spacing w:lineRule="auto"/>
-      </w:pPr>
-      <w:r>
-        <w:rPr/>
-        <w:t xml:space="preserve">Gli strumenti per gli editor includono grammatiche per VS Code e Vim/Neovim e una voce per   GitHub Linguist, così che i file </w:t>
+        <w:t xml:space="preserve">Il linguaggio si presenta in due profili di conformitÃ . Triad-Core Ã¨ il sottoinsieme di   bootstrap: valori, funzioni, chiusure, controllo di flusso, liste, stringhe, I/O. Triad-Full Ã¨   lo standard completo: tipi dichiarati, multiple dispatch, logica integrata, macro, contratti,   budget, tracce, effetti. Ogni programma Core Ã¨ anche un programma Full valido e deve comportarsi   allo stesso modo. Il runtime di riferimento Ã¨ il seed S0: un interprete Triad-Core scritto   direttamente in codice macchina x86-64 (PE su Windows, ELF su Linux), senza alcun linguaggio   ospite. Il piano di bootstrap prevede S1 (un interprete Triad scritto in Triad-Core), S2   (compilatore nativo), S3 (self-hosting) e S4 (paritÃ  cross-platform).</w:t>
+      </w:r>
+    </w:p>
+    <w:p>
+      <w:pPr>
+        <w:spacing w:lineRule="auto"/>
+      </w:pPr>
+      <w:r>
+        <w:rPr/>
+        <w:t xml:space="preserve">Questo libro Ã¨ il percorso di studio del linguaggio per come Ã¨ definito dallo standard. La   prima parte, Fondamenti, introduce il lessico, i valori e i tipi, il controllo di flusso, le   funzioni, il dispatch, la logica, il codice come dato, gli errori, i contratti, il budget, le   tracce e gli effetti. La seconda, Triad-Core, copre il sottoinsieme eseguibile oggi dall'interprete   di riferimento, con tutti i 37 casi di conformance. La terza, Triad-Full, presenta i costrutti   dello standard completo, oggi studiabili ma non ancora eseguibili dal runtime. La quarta, Dentro   il progetto, accompagna il lettore nel codice del repository: il seed, la suite di conformance,   la CLI, gli strumenti per gli editor.</w:t>
+      </w:r>
+    </w:p>
+    <w:p>
+      <w:pPr>
+        <w:spacing w:lineRule="auto"/>
+      </w:pPr>
+      <w:r>
+        <w:rPr/>
+        <w:t xml:space="preserve">Il progetto Ã¨ rilasciato sotto licenza MIT. La specifica normativa Ã¨ in SPEC.md (standard   0.2.0), il sottoinsieme di bootstrap in SPEC-CORE.md, la suite di conformance in   conformance/ con golden verificabili. Il repository include anche un benchmark per la generazione   di codice Triad da LLM (ai/), grammatiche per VS Code e Vim, e un sito con la curva di   apprendimento. L'obiettivo Ã¨ un linguaggio autonomo e riconosciuto: standard proprio,   conformance eseguibile, estensione .triad, tooling editor, bootstrap senza linguaggi ospiti e,   infine, self-hosting.</w:t>
+      </w:r>
+    </w:p>
+    <w:p>
+      <w:pPr>
+        <w:spacing w:lineRule="auto"/>
+      </w:pPr>
+      <w:r>
+        <w:rPr/>
+        <w:t xml:space="preserve">La suite di conformance Ã¨ il contratto eseguibile del linguaggio: 37 casi Triad-Core e 12 casi   Triad-Full, ognuno con golden verificabili byte per byte, inclusi l'exit code. Il runner Ã¨ scritto   in Node e non dipende da Julia: il seed Windows passa 33 casi Core sul PE, il seed Linux Ã¨ in   fase E0. Ogni caso dichiara il profilo (Core o Full) e un golden mancante fa fallire il caso,   cosÃ¬ che nessuna implementazione possa registrare comportamenti scorretti come attesi. I test del   progetto (unit e end-to-end) coprono parser, valutatore, unificazione, macro e CLI.</w:t>
+      </w:r>
+    </w:p>
+    <w:p>
+      <w:pPr>
+        <w:spacing w:lineRule="auto"/>
+      </w:pPr>
+      <w:r>
+        <w:rPr/>
+        <w:t xml:space="preserve">Gli strumenti per gli editor includono grammatiche per VS Code e Vim/Neovim e una voce per   GitHub Linguist, cosÃ¬ che i file </w:t>
       </w:r>
       <w:r>
         <w:rPr/>
@@ -61115,7 +59867,7 @@
       </w:r>
       <w:r>
         <w:rPr/>
-        <w:t xml:space="preserve"> (alias storico)   siano riconosciuti ovunque. Il sito del progetto espone la curva di apprendimento, i grafici delle   fasi e una demo animata della battitura di un programma Triad-Core eseguito dall'interprete. Il   repository è organizzato per essere esplorato: esempi progressivi in </w:t>
+        <w:t xml:space="preserve"> (alias storico)   siano riconosciuti ovunque. Il sito del progetto espone la curva di apprendimento, i grafici delle   fasi e una demo animata della battitura di un programma Triad-Core eseguito dall'interprete. Il   repository Ã¨ organizzato per essere esplorato: esempi progressivi in </w:t>
       </w:r>
       <w:r>
         <w:rPr/>
@@ -61139,16 +59891,16 @@
       </w:r>
       <w:r>
         <w:rPr/>
-        <w:t xml:space="preserve">. Ogni modifica è   accompagnata da test e da aggiornamenti a STATUS.md, BOOTSTRAP.md e CHANGELOG.md.</w:t>
-      </w:r>
-    </w:p>
-    <w:p>
-      <w:pPr>
-        <w:spacing w:lineRule="auto"/>
-      </w:pPr>
-      <w:r>
-        <w:rPr/>
-        <w:t xml:space="preserve">Questo libro è scritto per lo standard 0.2.0. In caso di divergenza tra manuale e specifica,   prevale la specifica: SPEC.md e SPEC-CORE.md sono la fonte di verità normativa, e questo volume   ne è il percorso di studio, con spiegazioni, esempi ed esercizi.</w:t>
+        <w:t xml:space="preserve">. Ogni modifica Ã¨   accompagnata da test e da aggiornamenti a STATUS.md, BOOTSTRAP.md e CHANGELOG.md.</w:t>
+      </w:r>
+    </w:p>
+    <w:p>
+      <w:pPr>
+        <w:spacing w:lineRule="auto"/>
+      </w:pPr>
+      <w:r>
+        <w:rPr/>
+        <w:t xml:space="preserve">Questo libro Ã¨ scritto per lo standard 0.2.0. In caso di divergenza tra manuale e specifica,   prevale la specifica: SPEC.md e SPEC-CORE.md sono la fonte di veritÃ  normativa, e questo volume   ne Ã¨ il percorso di studio, con spiegazioni, esempi ed esercizi.</w:t>
       </w:r>
     </w:p>
   </w:body>
@@ -61282,6 +60034,104 @@
   <w:abstractNum w:abstractNumId="2">
     <w:lvl w:ilvl="0">
       <w:start w:val="1"/>
+      <w:numFmt w:val="decimal"/>
+      <w:lvlText w:val="%1."/>
+      <w:lvlJc w:val="left"/>
+      <w:pPr>
+        <w:tabs>
+          <w:tab w:val="num" w:pos="720"/>
+        </w:tabs>
+        <w:ind w:left="720" w:hanging="360"/>
+      </w:pPr>
+    </w:lvl>
+    <w:lvl w:ilvl="1">
+      <w:start w:val="1"/>
+      <w:numFmt w:val="decimal"/>
+      <w:lvlText w:val="%2."/>
+      <w:lvlJc w:val="left"/>
+      <w:pPr>
+        <w:tabs>
+          <w:tab w:val="num" w:pos="1440"/>
+        </w:tabs>
+        <w:ind w:left="1440" w:hanging="360"/>
+      </w:pPr>
+    </w:lvl>
+    <w:lvl w:ilvl="2">
+      <w:start w:val="1"/>
+      <w:numFmt w:val="decimal"/>
+      <w:lvlText w:val="%3."/>
+      <w:lvlJc w:val="left"/>
+      <w:pPr>
+        <w:tabs>
+          <w:tab w:val="num" w:pos="2160"/>
+        </w:tabs>
+        <w:ind w:left="2160" w:hanging="360"/>
+      </w:pPr>
+    </w:lvl>
+    <w:lvl w:ilvl="3">
+      <w:start w:val="1"/>
+      <w:numFmt w:val="decimal"/>
+      <w:lvlText w:val="%4."/>
+      <w:lvlJc w:val="left"/>
+      <w:pPr>
+        <w:tabs>
+          <w:tab w:val="num" w:pos="2880"/>
+        </w:tabs>
+        <w:ind w:left="2880" w:hanging="360"/>
+      </w:pPr>
+    </w:lvl>
+    <w:lvl w:ilvl="4">
+      <w:start w:val="1"/>
+      <w:numFmt w:val="decimal"/>
+      <w:lvlText w:val="%5."/>
+      <w:lvlJc w:val="left"/>
+      <w:pPr>
+        <w:tabs>
+          <w:tab w:val="num" w:pos="3600"/>
+        </w:tabs>
+        <w:ind w:left="3600" w:hanging="360"/>
+      </w:pPr>
+    </w:lvl>
+    <w:lvl w:ilvl="5">
+      <w:start w:val="1"/>
+      <w:numFmt w:val="decimal"/>
+      <w:lvlText w:val="%6."/>
+      <w:lvlJc w:val="left"/>
+      <w:pPr>
+        <w:tabs>
+          <w:tab w:val="num" w:pos="4320"/>
+        </w:tabs>
+        <w:ind w:left="4320" w:hanging="360"/>
+      </w:pPr>
+    </w:lvl>
+    <w:lvl w:ilvl="6">
+      <w:start w:val="1"/>
+      <w:numFmt w:val="decimal"/>
+      <w:lvlText w:val="%7."/>
+      <w:lvlJc w:val="left"/>
+      <w:pPr>
+        <w:tabs>
+          <w:tab w:val="num" w:pos="5040"/>
+        </w:tabs>
+        <w:ind w:left="5040" w:hanging="360"/>
+      </w:pPr>
+    </w:lvl>
+    <w:lvl w:ilvl="7">
+      <w:start w:val="1"/>
+      <w:numFmt w:val="decimal"/>
+      <w:lvlText w:val="%8."/>
+      <w:lvlJc w:val="left"/>
+      <w:pPr>
+        <w:tabs>
+          <w:tab w:val="num" w:pos="5760"/>
+        </w:tabs>
+        <w:ind w:left="5760" w:hanging="360"/>
+      </w:pPr>
+    </w:lvl>
+  </w:abstractNum>
+  <w:abstractNum w:abstractNumId="3">
+    <w:lvl w:ilvl="0">
+      <w:start w:val="1"/>
       <w:numFmt w:val="bullet"/>
       <w:lvlText w:val=""/>
       <w:lvlJc w:val="left"/>
@@ -61401,7 +60251,7 @@
       </w:rPr>
     </w:lvl>
   </w:abstractNum>
-  <w:abstractNum w:abstractNumId="3">
+  <w:abstractNum w:abstractNumId="4">
     <w:lvl w:ilvl="0">
       <w:start w:val="1"/>
       <w:numFmt w:val="bullet"/>
@@ -61523,7 +60373,7 @@
       </w:rPr>
     </w:lvl>
   </w:abstractNum>
-  <w:abstractNum w:abstractNumId="4">
+  <w:abstractNum w:abstractNumId="5">
     <w:lvl w:ilvl="0">
       <w:start w:val="1"/>
       <w:numFmt w:val="decimal"/>
@@ -61621,7 +60471,7 @@
       </w:pPr>
     </w:lvl>
   </w:abstractNum>
-  <w:abstractNum w:abstractNumId="5">
+  <w:abstractNum w:abstractNumId="6">
     <w:lvl w:ilvl="0">
       <w:start w:val="1"/>
       <w:numFmt w:val="bullet"/>
@@ -61743,7 +60593,7 @@
       </w:rPr>
     </w:lvl>
   </w:abstractNum>
-  <w:abstractNum w:abstractNumId="6">
+  <w:abstractNum w:abstractNumId="7">
     <w:lvl w:ilvl="0">
       <w:start w:val="1"/>
       <w:numFmt w:val="bullet"/>
@@ -61863,104 +60713,6 @@
       <w:rPr>
         <w:rFonts w:ascii="Symbol" w:hAnsi="Symbol" w:hint="default"/>
       </w:rPr>
-    </w:lvl>
-  </w:abstractNum>
-  <w:abstractNum w:abstractNumId="7">
-    <w:lvl w:ilvl="0">
-      <w:start w:val="1"/>
-      <w:numFmt w:val="decimal"/>
-      <w:lvlText w:val="%1."/>
-      <w:lvlJc w:val="left"/>
-      <w:pPr>
-        <w:tabs>
-          <w:tab w:val="num" w:pos="720"/>
-        </w:tabs>
-        <w:ind w:left="720" w:hanging="360"/>
-      </w:pPr>
-    </w:lvl>
-    <w:lvl w:ilvl="1">
-      <w:start w:val="1"/>
-      <w:numFmt w:val="decimal"/>
-      <w:lvlText w:val="%2."/>
-      <w:lvlJc w:val="left"/>
-      <w:pPr>
-        <w:tabs>
-          <w:tab w:val="num" w:pos="1440"/>
-        </w:tabs>
-        <w:ind w:left="1440" w:hanging="360"/>
-      </w:pPr>
-    </w:lvl>
-    <w:lvl w:ilvl="2">
-      <w:start w:val="1"/>
-      <w:numFmt w:val="decimal"/>
-      <w:lvlText w:val="%3."/>
-      <w:lvlJc w:val="left"/>
-      <w:pPr>
-        <w:tabs>
-          <w:tab w:val="num" w:pos="2160"/>
-        </w:tabs>
-        <w:ind w:left="2160" w:hanging="360"/>
-      </w:pPr>
-    </w:lvl>
-    <w:lvl w:ilvl="3">
-      <w:start w:val="1"/>
-      <w:numFmt w:val="decimal"/>
-      <w:lvlText w:val="%4."/>
-      <w:lvlJc w:val="left"/>
-      <w:pPr>
-        <w:tabs>
-          <w:tab w:val="num" w:pos="2880"/>
-        </w:tabs>
-        <w:ind w:left="2880" w:hanging="360"/>
-      </w:pPr>
-    </w:lvl>
-    <w:lvl w:ilvl="4">
-      <w:start w:val="1"/>
-      <w:numFmt w:val="decimal"/>
-      <w:lvlText w:val="%5."/>
-      <w:lvlJc w:val="left"/>
-      <w:pPr>
-        <w:tabs>
-          <w:tab w:val="num" w:pos="3600"/>
-        </w:tabs>
-        <w:ind w:left="3600" w:hanging="360"/>
-      </w:pPr>
-    </w:lvl>
-    <w:lvl w:ilvl="5">
-      <w:start w:val="1"/>
-      <w:numFmt w:val="decimal"/>
-      <w:lvlText w:val="%6."/>
-      <w:lvlJc w:val="left"/>
-      <w:pPr>
-        <w:tabs>
-          <w:tab w:val="num" w:pos="4320"/>
-        </w:tabs>
-        <w:ind w:left="4320" w:hanging="360"/>
-      </w:pPr>
-    </w:lvl>
-    <w:lvl w:ilvl="6">
-      <w:start w:val="1"/>
-      <w:numFmt w:val="decimal"/>
-      <w:lvlText w:val="%7."/>
-      <w:lvlJc w:val="left"/>
-      <w:pPr>
-        <w:tabs>
-          <w:tab w:val="num" w:pos="5040"/>
-        </w:tabs>
-        <w:ind w:left="5040" w:hanging="360"/>
-      </w:pPr>
-    </w:lvl>
-    <w:lvl w:ilvl="7">
-      <w:start w:val="1"/>
-      <w:numFmt w:val="decimal"/>
-      <w:lvlText w:val="%8."/>
-      <w:lvlJc w:val="left"/>
-      <w:pPr>
-        <w:tabs>
-          <w:tab w:val="num" w:pos="5760"/>
-        </w:tabs>
-        <w:ind w:left="5760" w:hanging="360"/>
-      </w:pPr>
     </w:lvl>
   </w:abstractNum>
   <w:abstractNum w:abstractNumId="8">
@@ -63186,6 +61938,496 @@
   <w:abstractNum w:abstractNumId="18">
     <w:lvl w:ilvl="0">
       <w:start w:val="1"/>
+      <w:numFmt w:val="decimal"/>
+      <w:lvlText w:val="%1."/>
+      <w:lvlJc w:val="left"/>
+      <w:pPr>
+        <w:tabs>
+          <w:tab w:val="num" w:pos="720"/>
+        </w:tabs>
+        <w:ind w:left="720" w:hanging="360"/>
+      </w:pPr>
+    </w:lvl>
+    <w:lvl w:ilvl="1">
+      <w:start w:val="1"/>
+      <w:numFmt w:val="decimal"/>
+      <w:lvlText w:val="%2."/>
+      <w:lvlJc w:val="left"/>
+      <w:pPr>
+        <w:tabs>
+          <w:tab w:val="num" w:pos="1440"/>
+        </w:tabs>
+        <w:ind w:left="1440" w:hanging="360"/>
+      </w:pPr>
+    </w:lvl>
+    <w:lvl w:ilvl="2">
+      <w:start w:val="1"/>
+      <w:numFmt w:val="decimal"/>
+      <w:lvlText w:val="%3."/>
+      <w:lvlJc w:val="left"/>
+      <w:pPr>
+        <w:tabs>
+          <w:tab w:val="num" w:pos="2160"/>
+        </w:tabs>
+        <w:ind w:left="2160" w:hanging="360"/>
+      </w:pPr>
+    </w:lvl>
+    <w:lvl w:ilvl="3">
+      <w:start w:val="1"/>
+      <w:numFmt w:val="decimal"/>
+      <w:lvlText w:val="%4."/>
+      <w:lvlJc w:val="left"/>
+      <w:pPr>
+        <w:tabs>
+          <w:tab w:val="num" w:pos="2880"/>
+        </w:tabs>
+        <w:ind w:left="2880" w:hanging="360"/>
+      </w:pPr>
+    </w:lvl>
+    <w:lvl w:ilvl="4">
+      <w:start w:val="1"/>
+      <w:numFmt w:val="decimal"/>
+      <w:lvlText w:val="%5."/>
+      <w:lvlJc w:val="left"/>
+      <w:pPr>
+        <w:tabs>
+          <w:tab w:val="num" w:pos="3600"/>
+        </w:tabs>
+        <w:ind w:left="3600" w:hanging="360"/>
+      </w:pPr>
+    </w:lvl>
+    <w:lvl w:ilvl="5">
+      <w:start w:val="1"/>
+      <w:numFmt w:val="decimal"/>
+      <w:lvlText w:val="%6."/>
+      <w:lvlJc w:val="left"/>
+      <w:pPr>
+        <w:tabs>
+          <w:tab w:val="num" w:pos="4320"/>
+        </w:tabs>
+        <w:ind w:left="4320" w:hanging="360"/>
+      </w:pPr>
+    </w:lvl>
+    <w:lvl w:ilvl="6">
+      <w:start w:val="1"/>
+      <w:numFmt w:val="decimal"/>
+      <w:lvlText w:val="%7."/>
+      <w:lvlJc w:val="left"/>
+      <w:pPr>
+        <w:tabs>
+          <w:tab w:val="num" w:pos="5040"/>
+        </w:tabs>
+        <w:ind w:left="5040" w:hanging="360"/>
+      </w:pPr>
+    </w:lvl>
+    <w:lvl w:ilvl="7">
+      <w:start w:val="1"/>
+      <w:numFmt w:val="decimal"/>
+      <w:lvlText w:val="%8."/>
+      <w:lvlJc w:val="left"/>
+      <w:pPr>
+        <w:tabs>
+          <w:tab w:val="num" w:pos="5760"/>
+        </w:tabs>
+        <w:ind w:left="5760" w:hanging="360"/>
+      </w:pPr>
+    </w:lvl>
+  </w:abstractNum>
+  <w:abstractNum w:abstractNumId="19">
+    <w:lvl w:ilvl="0">
+      <w:start w:val="1"/>
+      <w:numFmt w:val="decimal"/>
+      <w:lvlText w:val="%1."/>
+      <w:lvlJc w:val="left"/>
+      <w:pPr>
+        <w:tabs>
+          <w:tab w:val="num" w:pos="720"/>
+        </w:tabs>
+        <w:ind w:left="720" w:hanging="360"/>
+      </w:pPr>
+    </w:lvl>
+    <w:lvl w:ilvl="1">
+      <w:start w:val="1"/>
+      <w:numFmt w:val="decimal"/>
+      <w:lvlText w:val="%2."/>
+      <w:lvlJc w:val="left"/>
+      <w:pPr>
+        <w:tabs>
+          <w:tab w:val="num" w:pos="1440"/>
+        </w:tabs>
+        <w:ind w:left="1440" w:hanging="360"/>
+      </w:pPr>
+    </w:lvl>
+    <w:lvl w:ilvl="2">
+      <w:start w:val="1"/>
+      <w:numFmt w:val="decimal"/>
+      <w:lvlText w:val="%3."/>
+      <w:lvlJc w:val="left"/>
+      <w:pPr>
+        <w:tabs>
+          <w:tab w:val="num" w:pos="2160"/>
+        </w:tabs>
+        <w:ind w:left="2160" w:hanging="360"/>
+      </w:pPr>
+    </w:lvl>
+    <w:lvl w:ilvl="3">
+      <w:start w:val="1"/>
+      <w:numFmt w:val="decimal"/>
+      <w:lvlText w:val="%4."/>
+      <w:lvlJc w:val="left"/>
+      <w:pPr>
+        <w:tabs>
+          <w:tab w:val="num" w:pos="2880"/>
+        </w:tabs>
+        <w:ind w:left="2880" w:hanging="360"/>
+      </w:pPr>
+    </w:lvl>
+    <w:lvl w:ilvl="4">
+      <w:start w:val="1"/>
+      <w:numFmt w:val="decimal"/>
+      <w:lvlText w:val="%5."/>
+      <w:lvlJc w:val="left"/>
+      <w:pPr>
+        <w:tabs>
+          <w:tab w:val="num" w:pos="3600"/>
+        </w:tabs>
+        <w:ind w:left="3600" w:hanging="360"/>
+      </w:pPr>
+    </w:lvl>
+    <w:lvl w:ilvl="5">
+      <w:start w:val="1"/>
+      <w:numFmt w:val="decimal"/>
+      <w:lvlText w:val="%6."/>
+      <w:lvlJc w:val="left"/>
+      <w:pPr>
+        <w:tabs>
+          <w:tab w:val="num" w:pos="4320"/>
+        </w:tabs>
+        <w:ind w:left="4320" w:hanging="360"/>
+      </w:pPr>
+    </w:lvl>
+    <w:lvl w:ilvl="6">
+      <w:start w:val="1"/>
+      <w:numFmt w:val="decimal"/>
+      <w:lvlText w:val="%7."/>
+      <w:lvlJc w:val="left"/>
+      <w:pPr>
+        <w:tabs>
+          <w:tab w:val="num" w:pos="5040"/>
+        </w:tabs>
+        <w:ind w:left="5040" w:hanging="360"/>
+      </w:pPr>
+    </w:lvl>
+    <w:lvl w:ilvl="7">
+      <w:start w:val="1"/>
+      <w:numFmt w:val="decimal"/>
+      <w:lvlText w:val="%8."/>
+      <w:lvlJc w:val="left"/>
+      <w:pPr>
+        <w:tabs>
+          <w:tab w:val="num" w:pos="5760"/>
+        </w:tabs>
+        <w:ind w:left="5760" w:hanging="360"/>
+      </w:pPr>
+    </w:lvl>
+  </w:abstractNum>
+  <w:abstractNum w:abstractNumId="20">
+    <w:lvl w:ilvl="0">
+      <w:start w:val="1"/>
+      <w:numFmt w:val="decimal"/>
+      <w:lvlText w:val="%1."/>
+      <w:lvlJc w:val="left"/>
+      <w:pPr>
+        <w:tabs>
+          <w:tab w:val="num" w:pos="720"/>
+        </w:tabs>
+        <w:ind w:left="720" w:hanging="360"/>
+      </w:pPr>
+    </w:lvl>
+    <w:lvl w:ilvl="1">
+      <w:start w:val="1"/>
+      <w:numFmt w:val="decimal"/>
+      <w:lvlText w:val="%2."/>
+      <w:lvlJc w:val="left"/>
+      <w:pPr>
+        <w:tabs>
+          <w:tab w:val="num" w:pos="1440"/>
+        </w:tabs>
+        <w:ind w:left="1440" w:hanging="360"/>
+      </w:pPr>
+    </w:lvl>
+    <w:lvl w:ilvl="2">
+      <w:start w:val="1"/>
+      <w:numFmt w:val="decimal"/>
+      <w:lvlText w:val="%3."/>
+      <w:lvlJc w:val="left"/>
+      <w:pPr>
+        <w:tabs>
+          <w:tab w:val="num" w:pos="2160"/>
+        </w:tabs>
+        <w:ind w:left="2160" w:hanging="360"/>
+      </w:pPr>
+    </w:lvl>
+    <w:lvl w:ilvl="3">
+      <w:start w:val="1"/>
+      <w:numFmt w:val="decimal"/>
+      <w:lvlText w:val="%4."/>
+      <w:lvlJc w:val="left"/>
+      <w:pPr>
+        <w:tabs>
+          <w:tab w:val="num" w:pos="2880"/>
+        </w:tabs>
+        <w:ind w:left="2880" w:hanging="360"/>
+      </w:pPr>
+    </w:lvl>
+    <w:lvl w:ilvl="4">
+      <w:start w:val="1"/>
+      <w:numFmt w:val="decimal"/>
+      <w:lvlText w:val="%5."/>
+      <w:lvlJc w:val="left"/>
+      <w:pPr>
+        <w:tabs>
+          <w:tab w:val="num" w:pos="3600"/>
+        </w:tabs>
+        <w:ind w:left="3600" w:hanging="360"/>
+      </w:pPr>
+    </w:lvl>
+    <w:lvl w:ilvl="5">
+      <w:start w:val="1"/>
+      <w:numFmt w:val="decimal"/>
+      <w:lvlText w:val="%6."/>
+      <w:lvlJc w:val="left"/>
+      <w:pPr>
+        <w:tabs>
+          <w:tab w:val="num" w:pos="4320"/>
+        </w:tabs>
+        <w:ind w:left="4320" w:hanging="360"/>
+      </w:pPr>
+    </w:lvl>
+    <w:lvl w:ilvl="6">
+      <w:start w:val="1"/>
+      <w:numFmt w:val="decimal"/>
+      <w:lvlText w:val="%7."/>
+      <w:lvlJc w:val="left"/>
+      <w:pPr>
+        <w:tabs>
+          <w:tab w:val="num" w:pos="5040"/>
+        </w:tabs>
+        <w:ind w:left="5040" w:hanging="360"/>
+      </w:pPr>
+    </w:lvl>
+    <w:lvl w:ilvl="7">
+      <w:start w:val="1"/>
+      <w:numFmt w:val="decimal"/>
+      <w:lvlText w:val="%8."/>
+      <w:lvlJc w:val="left"/>
+      <w:pPr>
+        <w:tabs>
+          <w:tab w:val="num" w:pos="5760"/>
+        </w:tabs>
+        <w:ind w:left="5760" w:hanging="360"/>
+      </w:pPr>
+    </w:lvl>
+  </w:abstractNum>
+  <w:abstractNum w:abstractNumId="21">
+    <w:lvl w:ilvl="0">
+      <w:start w:val="1"/>
+      <w:numFmt w:val="decimal"/>
+      <w:lvlText w:val="%1."/>
+      <w:lvlJc w:val="left"/>
+      <w:pPr>
+        <w:tabs>
+          <w:tab w:val="num" w:pos="720"/>
+        </w:tabs>
+        <w:ind w:left="720" w:hanging="360"/>
+      </w:pPr>
+    </w:lvl>
+    <w:lvl w:ilvl="1">
+      <w:start w:val="1"/>
+      <w:numFmt w:val="decimal"/>
+      <w:lvlText w:val="%2."/>
+      <w:lvlJc w:val="left"/>
+      <w:pPr>
+        <w:tabs>
+          <w:tab w:val="num" w:pos="1440"/>
+        </w:tabs>
+        <w:ind w:left="1440" w:hanging="360"/>
+      </w:pPr>
+    </w:lvl>
+    <w:lvl w:ilvl="2">
+      <w:start w:val="1"/>
+      <w:numFmt w:val="decimal"/>
+      <w:lvlText w:val="%3."/>
+      <w:lvlJc w:val="left"/>
+      <w:pPr>
+        <w:tabs>
+          <w:tab w:val="num" w:pos="2160"/>
+        </w:tabs>
+        <w:ind w:left="2160" w:hanging="360"/>
+      </w:pPr>
+    </w:lvl>
+    <w:lvl w:ilvl="3">
+      <w:start w:val="1"/>
+      <w:numFmt w:val="decimal"/>
+      <w:lvlText w:val="%4."/>
+      <w:lvlJc w:val="left"/>
+      <w:pPr>
+        <w:tabs>
+          <w:tab w:val="num" w:pos="2880"/>
+        </w:tabs>
+        <w:ind w:left="2880" w:hanging="360"/>
+      </w:pPr>
+    </w:lvl>
+    <w:lvl w:ilvl="4">
+      <w:start w:val="1"/>
+      <w:numFmt w:val="decimal"/>
+      <w:lvlText w:val="%5."/>
+      <w:lvlJc w:val="left"/>
+      <w:pPr>
+        <w:tabs>
+          <w:tab w:val="num" w:pos="3600"/>
+        </w:tabs>
+        <w:ind w:left="3600" w:hanging="360"/>
+      </w:pPr>
+    </w:lvl>
+    <w:lvl w:ilvl="5">
+      <w:start w:val="1"/>
+      <w:numFmt w:val="decimal"/>
+      <w:lvlText w:val="%6."/>
+      <w:lvlJc w:val="left"/>
+      <w:pPr>
+        <w:tabs>
+          <w:tab w:val="num" w:pos="4320"/>
+        </w:tabs>
+        <w:ind w:left="4320" w:hanging="360"/>
+      </w:pPr>
+    </w:lvl>
+    <w:lvl w:ilvl="6">
+      <w:start w:val="1"/>
+      <w:numFmt w:val="decimal"/>
+      <w:lvlText w:val="%7."/>
+      <w:lvlJc w:val="left"/>
+      <w:pPr>
+        <w:tabs>
+          <w:tab w:val="num" w:pos="5040"/>
+        </w:tabs>
+        <w:ind w:left="5040" w:hanging="360"/>
+      </w:pPr>
+    </w:lvl>
+    <w:lvl w:ilvl="7">
+      <w:start w:val="1"/>
+      <w:numFmt w:val="decimal"/>
+      <w:lvlText w:val="%8."/>
+      <w:lvlJc w:val="left"/>
+      <w:pPr>
+        <w:tabs>
+          <w:tab w:val="num" w:pos="5760"/>
+        </w:tabs>
+        <w:ind w:left="5760" w:hanging="360"/>
+      </w:pPr>
+    </w:lvl>
+  </w:abstractNum>
+  <w:abstractNum w:abstractNumId="22">
+    <w:lvl w:ilvl="0">
+      <w:start w:val="1"/>
+      <w:numFmt w:val="decimal"/>
+      <w:lvlText w:val="%1."/>
+      <w:lvlJc w:val="left"/>
+      <w:pPr>
+        <w:tabs>
+          <w:tab w:val="num" w:pos="720"/>
+        </w:tabs>
+        <w:ind w:left="720" w:hanging="360"/>
+      </w:pPr>
+    </w:lvl>
+    <w:lvl w:ilvl="1">
+      <w:start w:val="1"/>
+      <w:numFmt w:val="decimal"/>
+      <w:lvlText w:val="%2."/>
+      <w:lvlJc w:val="left"/>
+      <w:pPr>
+        <w:tabs>
+          <w:tab w:val="num" w:pos="1440"/>
+        </w:tabs>
+        <w:ind w:left="1440" w:hanging="360"/>
+      </w:pPr>
+    </w:lvl>
+    <w:lvl w:ilvl="2">
+      <w:start w:val="1"/>
+      <w:numFmt w:val="decimal"/>
+      <w:lvlText w:val="%3."/>
+      <w:lvlJc w:val="left"/>
+      <w:pPr>
+        <w:tabs>
+          <w:tab w:val="num" w:pos="2160"/>
+        </w:tabs>
+        <w:ind w:left="2160" w:hanging="360"/>
+      </w:pPr>
+    </w:lvl>
+    <w:lvl w:ilvl="3">
+      <w:start w:val="1"/>
+      <w:numFmt w:val="decimal"/>
+      <w:lvlText w:val="%4."/>
+      <w:lvlJc w:val="left"/>
+      <w:pPr>
+        <w:tabs>
+          <w:tab w:val="num" w:pos="2880"/>
+        </w:tabs>
+        <w:ind w:left="2880" w:hanging="360"/>
+      </w:pPr>
+    </w:lvl>
+    <w:lvl w:ilvl="4">
+      <w:start w:val="1"/>
+      <w:numFmt w:val="decimal"/>
+      <w:lvlText w:val="%5."/>
+      <w:lvlJc w:val="left"/>
+      <w:pPr>
+        <w:tabs>
+          <w:tab w:val="num" w:pos="3600"/>
+        </w:tabs>
+        <w:ind w:left="3600" w:hanging="360"/>
+      </w:pPr>
+    </w:lvl>
+    <w:lvl w:ilvl="5">
+      <w:start w:val="1"/>
+      <w:numFmt w:val="decimal"/>
+      <w:lvlText w:val="%6."/>
+      <w:lvlJc w:val="left"/>
+      <w:pPr>
+        <w:tabs>
+          <w:tab w:val="num" w:pos="4320"/>
+        </w:tabs>
+        <w:ind w:left="4320" w:hanging="360"/>
+      </w:pPr>
+    </w:lvl>
+    <w:lvl w:ilvl="6">
+      <w:start w:val="1"/>
+      <w:numFmt w:val="decimal"/>
+      <w:lvlText w:val="%7."/>
+      <w:lvlJc w:val="left"/>
+      <w:pPr>
+        <w:tabs>
+          <w:tab w:val="num" w:pos="5040"/>
+        </w:tabs>
+        <w:ind w:left="5040" w:hanging="360"/>
+      </w:pPr>
+    </w:lvl>
+    <w:lvl w:ilvl="7">
+      <w:start w:val="1"/>
+      <w:numFmt w:val="decimal"/>
+      <w:lvlText w:val="%8."/>
+      <w:lvlJc w:val="left"/>
+      <w:pPr>
+        <w:tabs>
+          <w:tab w:val="num" w:pos="5760"/>
+        </w:tabs>
+        <w:ind w:left="5760" w:hanging="360"/>
+      </w:pPr>
+    </w:lvl>
+  </w:abstractNum>
+  <w:abstractNum w:abstractNumId="23">
+    <w:lvl w:ilvl="0">
+      <w:start w:val="1"/>
       <w:numFmt w:val="bullet"/>
       <w:lvlText w:val=""/>
       <w:lvlJc w:val="left"/>
@@ -63305,7 +62547,7 @@
       </w:rPr>
     </w:lvl>
   </w:abstractNum>
-  <w:abstractNum w:abstractNumId="19">
+  <w:abstractNum w:abstractNumId="24">
     <w:lvl w:ilvl="0">
       <w:start w:val="1"/>
       <w:numFmt w:val="bullet"/>
@@ -63427,7 +62669,7 @@
       </w:rPr>
     </w:lvl>
   </w:abstractNum>
-  <w:abstractNum w:abstractNumId="20">
+  <w:abstractNum w:abstractNumId="25">
     <w:lvl w:ilvl="0">
       <w:start w:val="1"/>
       <w:numFmt w:val="decimal"/>
@@ -63523,520 +62765,6 @@
         </w:tabs>
         <w:ind w:left="5760" w:hanging="360"/>
       </w:pPr>
-    </w:lvl>
-  </w:abstractNum>
-  <w:abstractNum w:abstractNumId="21">
-    <w:lvl w:ilvl="0">
-      <w:start w:val="1"/>
-      <w:numFmt w:val="decimal"/>
-      <w:lvlText w:val="%1."/>
-      <w:lvlJc w:val="left"/>
-      <w:pPr>
-        <w:tabs>
-          <w:tab w:val="num" w:pos="720"/>
-        </w:tabs>
-        <w:ind w:left="720" w:hanging="360"/>
-      </w:pPr>
-    </w:lvl>
-    <w:lvl w:ilvl="1">
-      <w:start w:val="1"/>
-      <w:numFmt w:val="decimal"/>
-      <w:lvlText w:val="%2."/>
-      <w:lvlJc w:val="left"/>
-      <w:pPr>
-        <w:tabs>
-          <w:tab w:val="num" w:pos="1440"/>
-        </w:tabs>
-        <w:ind w:left="1440" w:hanging="360"/>
-      </w:pPr>
-    </w:lvl>
-    <w:lvl w:ilvl="2">
-      <w:start w:val="1"/>
-      <w:numFmt w:val="decimal"/>
-      <w:lvlText w:val="%3."/>
-      <w:lvlJc w:val="left"/>
-      <w:pPr>
-        <w:tabs>
-          <w:tab w:val="num" w:pos="2160"/>
-        </w:tabs>
-        <w:ind w:left="2160" w:hanging="360"/>
-      </w:pPr>
-    </w:lvl>
-    <w:lvl w:ilvl="3">
-      <w:start w:val="1"/>
-      <w:numFmt w:val="decimal"/>
-      <w:lvlText w:val="%4."/>
-      <w:lvlJc w:val="left"/>
-      <w:pPr>
-        <w:tabs>
-          <w:tab w:val="num" w:pos="2880"/>
-        </w:tabs>
-        <w:ind w:left="2880" w:hanging="360"/>
-      </w:pPr>
-    </w:lvl>
-    <w:lvl w:ilvl="4">
-      <w:start w:val="1"/>
-      <w:numFmt w:val="decimal"/>
-      <w:lvlText w:val="%5."/>
-      <w:lvlJc w:val="left"/>
-      <w:pPr>
-        <w:tabs>
-          <w:tab w:val="num" w:pos="3600"/>
-        </w:tabs>
-        <w:ind w:left="3600" w:hanging="360"/>
-      </w:pPr>
-    </w:lvl>
-    <w:lvl w:ilvl="5">
-      <w:start w:val="1"/>
-      <w:numFmt w:val="decimal"/>
-      <w:lvlText w:val="%6."/>
-      <w:lvlJc w:val="left"/>
-      <w:pPr>
-        <w:tabs>
-          <w:tab w:val="num" w:pos="4320"/>
-        </w:tabs>
-        <w:ind w:left="4320" w:hanging="360"/>
-      </w:pPr>
-    </w:lvl>
-    <w:lvl w:ilvl="6">
-      <w:start w:val="1"/>
-      <w:numFmt w:val="decimal"/>
-      <w:lvlText w:val="%7."/>
-      <w:lvlJc w:val="left"/>
-      <w:pPr>
-        <w:tabs>
-          <w:tab w:val="num" w:pos="5040"/>
-        </w:tabs>
-        <w:ind w:left="5040" w:hanging="360"/>
-      </w:pPr>
-    </w:lvl>
-    <w:lvl w:ilvl="7">
-      <w:start w:val="1"/>
-      <w:numFmt w:val="decimal"/>
-      <w:lvlText w:val="%8."/>
-      <w:lvlJc w:val="left"/>
-      <w:pPr>
-        <w:tabs>
-          <w:tab w:val="num" w:pos="5760"/>
-        </w:tabs>
-        <w:ind w:left="5760" w:hanging="360"/>
-      </w:pPr>
-    </w:lvl>
-  </w:abstractNum>
-  <w:abstractNum w:abstractNumId="22">
-    <w:lvl w:ilvl="0">
-      <w:start w:val="1"/>
-      <w:numFmt w:val="decimal"/>
-      <w:lvlText w:val="%1."/>
-      <w:lvlJc w:val="left"/>
-      <w:pPr>
-        <w:tabs>
-          <w:tab w:val="num" w:pos="720"/>
-        </w:tabs>
-        <w:ind w:left="720" w:hanging="360"/>
-      </w:pPr>
-    </w:lvl>
-    <w:lvl w:ilvl="1">
-      <w:start w:val="1"/>
-      <w:numFmt w:val="decimal"/>
-      <w:lvlText w:val="%2."/>
-      <w:lvlJc w:val="left"/>
-      <w:pPr>
-        <w:tabs>
-          <w:tab w:val="num" w:pos="1440"/>
-        </w:tabs>
-        <w:ind w:left="1440" w:hanging="360"/>
-      </w:pPr>
-    </w:lvl>
-    <w:lvl w:ilvl="2">
-      <w:start w:val="1"/>
-      <w:numFmt w:val="decimal"/>
-      <w:lvlText w:val="%3."/>
-      <w:lvlJc w:val="left"/>
-      <w:pPr>
-        <w:tabs>
-          <w:tab w:val="num" w:pos="2160"/>
-        </w:tabs>
-        <w:ind w:left="2160" w:hanging="360"/>
-      </w:pPr>
-    </w:lvl>
-    <w:lvl w:ilvl="3">
-      <w:start w:val="1"/>
-      <w:numFmt w:val="decimal"/>
-      <w:lvlText w:val="%4."/>
-      <w:lvlJc w:val="left"/>
-      <w:pPr>
-        <w:tabs>
-          <w:tab w:val="num" w:pos="2880"/>
-        </w:tabs>
-        <w:ind w:left="2880" w:hanging="360"/>
-      </w:pPr>
-    </w:lvl>
-    <w:lvl w:ilvl="4">
-      <w:start w:val="1"/>
-      <w:numFmt w:val="decimal"/>
-      <w:lvlText w:val="%5."/>
-      <w:lvlJc w:val="left"/>
-      <w:pPr>
-        <w:tabs>
-          <w:tab w:val="num" w:pos="3600"/>
-        </w:tabs>
-        <w:ind w:left="3600" w:hanging="360"/>
-      </w:pPr>
-    </w:lvl>
-    <w:lvl w:ilvl="5">
-      <w:start w:val="1"/>
-      <w:numFmt w:val="decimal"/>
-      <w:lvlText w:val="%6."/>
-      <w:lvlJc w:val="left"/>
-      <w:pPr>
-        <w:tabs>
-          <w:tab w:val="num" w:pos="4320"/>
-        </w:tabs>
-        <w:ind w:left="4320" w:hanging="360"/>
-      </w:pPr>
-    </w:lvl>
-    <w:lvl w:ilvl="6">
-      <w:start w:val="1"/>
-      <w:numFmt w:val="decimal"/>
-      <w:lvlText w:val="%7."/>
-      <w:lvlJc w:val="left"/>
-      <w:pPr>
-        <w:tabs>
-          <w:tab w:val="num" w:pos="5040"/>
-        </w:tabs>
-        <w:ind w:left="5040" w:hanging="360"/>
-      </w:pPr>
-    </w:lvl>
-    <w:lvl w:ilvl="7">
-      <w:start w:val="1"/>
-      <w:numFmt w:val="decimal"/>
-      <w:lvlText w:val="%8."/>
-      <w:lvlJc w:val="left"/>
-      <w:pPr>
-        <w:tabs>
-          <w:tab w:val="num" w:pos="5760"/>
-        </w:tabs>
-        <w:ind w:left="5760" w:hanging="360"/>
-      </w:pPr>
-    </w:lvl>
-  </w:abstractNum>
-  <w:abstractNum w:abstractNumId="23">
-    <w:lvl w:ilvl="0">
-      <w:start w:val="1"/>
-      <w:numFmt w:val="decimal"/>
-      <w:lvlText w:val="%1."/>
-      <w:lvlJc w:val="left"/>
-      <w:pPr>
-        <w:tabs>
-          <w:tab w:val="num" w:pos="720"/>
-        </w:tabs>
-        <w:ind w:left="720" w:hanging="360"/>
-      </w:pPr>
-    </w:lvl>
-    <w:lvl w:ilvl="1">
-      <w:start w:val="1"/>
-      <w:numFmt w:val="decimal"/>
-      <w:lvlText w:val="%2."/>
-      <w:lvlJc w:val="left"/>
-      <w:pPr>
-        <w:tabs>
-          <w:tab w:val="num" w:pos="1440"/>
-        </w:tabs>
-        <w:ind w:left="1440" w:hanging="360"/>
-      </w:pPr>
-    </w:lvl>
-    <w:lvl w:ilvl="2">
-      <w:start w:val="1"/>
-      <w:numFmt w:val="decimal"/>
-      <w:lvlText w:val="%3."/>
-      <w:lvlJc w:val="left"/>
-      <w:pPr>
-        <w:tabs>
-          <w:tab w:val="num" w:pos="2160"/>
-        </w:tabs>
-        <w:ind w:left="2160" w:hanging="360"/>
-      </w:pPr>
-    </w:lvl>
-    <w:lvl w:ilvl="3">
-      <w:start w:val="1"/>
-      <w:numFmt w:val="decimal"/>
-      <w:lvlText w:val="%4."/>
-      <w:lvlJc w:val="left"/>
-      <w:pPr>
-        <w:tabs>
-          <w:tab w:val="num" w:pos="2880"/>
-        </w:tabs>
-        <w:ind w:left="2880" w:hanging="360"/>
-      </w:pPr>
-    </w:lvl>
-    <w:lvl w:ilvl="4">
-      <w:start w:val="1"/>
-      <w:numFmt w:val="decimal"/>
-      <w:lvlText w:val="%5."/>
-      <w:lvlJc w:val="left"/>
-      <w:pPr>
-        <w:tabs>
-          <w:tab w:val="num" w:pos="3600"/>
-        </w:tabs>
-        <w:ind w:left="3600" w:hanging="360"/>
-      </w:pPr>
-    </w:lvl>
-    <w:lvl w:ilvl="5">
-      <w:start w:val="1"/>
-      <w:numFmt w:val="decimal"/>
-      <w:lvlText w:val="%6."/>
-      <w:lvlJc w:val="left"/>
-      <w:pPr>
-        <w:tabs>
-          <w:tab w:val="num" w:pos="4320"/>
-        </w:tabs>
-        <w:ind w:left="4320" w:hanging="360"/>
-      </w:pPr>
-    </w:lvl>
-    <w:lvl w:ilvl="6">
-      <w:start w:val="1"/>
-      <w:numFmt w:val="decimal"/>
-      <w:lvlText w:val="%7."/>
-      <w:lvlJc w:val="left"/>
-      <w:pPr>
-        <w:tabs>
-          <w:tab w:val="num" w:pos="5040"/>
-        </w:tabs>
-        <w:ind w:left="5040" w:hanging="360"/>
-      </w:pPr>
-    </w:lvl>
-    <w:lvl w:ilvl="7">
-      <w:start w:val="1"/>
-      <w:numFmt w:val="decimal"/>
-      <w:lvlText w:val="%8."/>
-      <w:lvlJc w:val="left"/>
-      <w:pPr>
-        <w:tabs>
-          <w:tab w:val="num" w:pos="5760"/>
-        </w:tabs>
-        <w:ind w:left="5760" w:hanging="360"/>
-      </w:pPr>
-    </w:lvl>
-  </w:abstractNum>
-  <w:abstractNum w:abstractNumId="24">
-    <w:lvl w:ilvl="0">
-      <w:start w:val="1"/>
-      <w:numFmt w:val="decimal"/>
-      <w:lvlText w:val="%1."/>
-      <w:lvlJc w:val="left"/>
-      <w:pPr>
-        <w:tabs>
-          <w:tab w:val="num" w:pos="720"/>
-        </w:tabs>
-        <w:ind w:left="720" w:hanging="360"/>
-      </w:pPr>
-    </w:lvl>
-    <w:lvl w:ilvl="1">
-      <w:start w:val="1"/>
-      <w:numFmt w:val="decimal"/>
-      <w:lvlText w:val="%2."/>
-      <w:lvlJc w:val="left"/>
-      <w:pPr>
-        <w:tabs>
-          <w:tab w:val="num" w:pos="1440"/>
-        </w:tabs>
-        <w:ind w:left="1440" w:hanging="360"/>
-      </w:pPr>
-    </w:lvl>
-    <w:lvl w:ilvl="2">
-      <w:start w:val="1"/>
-      <w:numFmt w:val="decimal"/>
-      <w:lvlText w:val="%3."/>
-      <w:lvlJc w:val="left"/>
-      <w:pPr>
-        <w:tabs>
-          <w:tab w:val="num" w:pos="2160"/>
-        </w:tabs>
-        <w:ind w:left="2160" w:hanging="360"/>
-      </w:pPr>
-    </w:lvl>
-    <w:lvl w:ilvl="3">
-      <w:start w:val="1"/>
-      <w:numFmt w:val="decimal"/>
-      <w:lvlText w:val="%4."/>
-      <w:lvlJc w:val="left"/>
-      <w:pPr>
-        <w:tabs>
-          <w:tab w:val="num" w:pos="2880"/>
-        </w:tabs>
-        <w:ind w:left="2880" w:hanging="360"/>
-      </w:pPr>
-    </w:lvl>
-    <w:lvl w:ilvl="4">
-      <w:start w:val="1"/>
-      <w:numFmt w:val="decimal"/>
-      <w:lvlText w:val="%5."/>
-      <w:lvlJc w:val="left"/>
-      <w:pPr>
-        <w:tabs>
-          <w:tab w:val="num" w:pos="3600"/>
-        </w:tabs>
-        <w:ind w:left="3600" w:hanging="360"/>
-      </w:pPr>
-    </w:lvl>
-    <w:lvl w:ilvl="5">
-      <w:start w:val="1"/>
-      <w:numFmt w:val="decimal"/>
-      <w:lvlText w:val="%6."/>
-      <w:lvlJc w:val="left"/>
-      <w:pPr>
-        <w:tabs>
-          <w:tab w:val="num" w:pos="4320"/>
-        </w:tabs>
-        <w:ind w:left="4320" w:hanging="360"/>
-      </w:pPr>
-    </w:lvl>
-    <w:lvl w:ilvl="6">
-      <w:start w:val="1"/>
-      <w:numFmt w:val="decimal"/>
-      <w:lvlText w:val="%7."/>
-      <w:lvlJc w:val="left"/>
-      <w:pPr>
-        <w:tabs>
-          <w:tab w:val="num" w:pos="5040"/>
-        </w:tabs>
-        <w:ind w:left="5040" w:hanging="360"/>
-      </w:pPr>
-    </w:lvl>
-    <w:lvl w:ilvl="7">
-      <w:start w:val="1"/>
-      <w:numFmt w:val="decimal"/>
-      <w:lvlText w:val="%8."/>
-      <w:lvlJc w:val="left"/>
-      <w:pPr>
-        <w:tabs>
-          <w:tab w:val="num" w:pos="5760"/>
-        </w:tabs>
-        <w:ind w:left="5760" w:hanging="360"/>
-      </w:pPr>
-    </w:lvl>
-  </w:abstractNum>
-  <w:abstractNum w:abstractNumId="25">
-    <w:lvl w:ilvl="0">
-      <w:start w:val="1"/>
-      <w:numFmt w:val="bullet"/>
-      <w:lvlText w:val=""/>
-      <w:lvlJc w:val="left"/>
-      <w:pPr>
-        <w:tabs>
-          <w:tab w:val="num" w:pos="720"/>
-        </w:tabs>
-        <w:ind w:left="720" w:hanging="360"/>
-      </w:pPr>
-      <w:rPr>
-        <w:rFonts w:ascii="Symbol" w:hAnsi="Symbol" w:hint="default"/>
-      </w:rPr>
-    </w:lvl>
-    <w:lvl w:ilvl="1">
-      <w:start w:val="1"/>
-      <w:numFmt w:val="bullet"/>
-      <w:lvlText w:val=""/>
-      <w:lvlJc w:val="left"/>
-      <w:pPr>
-        <w:tabs>
-          <w:tab w:val="num" w:pos="1440"/>
-        </w:tabs>
-        <w:ind w:left="1440" w:hanging="360"/>
-      </w:pPr>
-      <w:rPr>
-        <w:rFonts w:ascii="Symbol" w:hAnsi="Symbol" w:hint="default"/>
-      </w:rPr>
-    </w:lvl>
-    <w:lvl w:ilvl="2">
-      <w:start w:val="1"/>
-      <w:numFmt w:val="bullet"/>
-      <w:lvlText w:val=""/>
-      <w:lvlJc w:val="left"/>
-      <w:pPr>
-        <w:tabs>
-          <w:tab w:val="num" w:pos="2160"/>
-        </w:tabs>
-        <w:ind w:left="2160" w:hanging="360"/>
-      </w:pPr>
-      <w:rPr>
-        <w:rFonts w:ascii="Symbol" w:hAnsi="Symbol" w:hint="default"/>
-      </w:rPr>
-    </w:lvl>
-    <w:lvl w:ilvl="3">
-      <w:start w:val="1"/>
-      <w:numFmt w:val="bullet"/>
-      <w:lvlText w:val=""/>
-      <w:lvlJc w:val="left"/>
-      <w:pPr>
-        <w:tabs>
-          <w:tab w:val="num" w:pos="2880"/>
-        </w:tabs>
-        <w:ind w:left="2880" w:hanging="360"/>
-      </w:pPr>
-      <w:rPr>
-        <w:rFonts w:ascii="Symbol" w:hAnsi="Symbol" w:hint="default"/>
-      </w:rPr>
-    </w:lvl>
-    <w:lvl w:ilvl="4">
-      <w:start w:val="1"/>
-      <w:numFmt w:val="bullet"/>
-      <w:lvlText w:val=""/>
-      <w:lvlJc w:val="left"/>
-      <w:pPr>
-        <w:tabs>
-          <w:tab w:val="num" w:pos="3600"/>
-        </w:tabs>
-        <w:ind w:left="3600" w:hanging="360"/>
-      </w:pPr>
-      <w:rPr>
-        <w:rFonts w:ascii="Symbol" w:hAnsi="Symbol" w:hint="default"/>
-      </w:rPr>
-    </w:lvl>
-    <w:lvl w:ilvl="5">
-      <w:start w:val="1"/>
-      <w:numFmt w:val="bullet"/>
-      <w:lvlText w:val=""/>
-      <w:lvlJc w:val="left"/>
-      <w:pPr>
-        <w:tabs>
-          <w:tab w:val="num" w:pos="4320"/>
-        </w:tabs>
-        <w:ind w:left="4320" w:hanging="360"/>
-      </w:pPr>
-      <w:rPr>
-        <w:rFonts w:ascii="Symbol" w:hAnsi="Symbol" w:hint="default"/>
-      </w:rPr>
-    </w:lvl>
-    <w:lvl w:ilvl="6">
-      <w:start w:val="1"/>
-      <w:numFmt w:val="bullet"/>
-      <w:lvlText w:val=""/>
-      <w:lvlJc w:val="left"/>
-      <w:pPr>
-        <w:tabs>
-          <w:tab w:val="num" w:pos="5040"/>
-        </w:tabs>
-        <w:ind w:left="5040" w:hanging="360"/>
-      </w:pPr>
-      <w:rPr>
-        <w:rFonts w:ascii="Symbol" w:hAnsi="Symbol" w:hint="default"/>
-      </w:rPr>
-    </w:lvl>
-    <w:lvl w:ilvl="7">
-      <w:start w:val="1"/>
-      <w:numFmt w:val="bullet"/>
-      <w:lvlText w:val=""/>
-      <w:lvlJc w:val="left"/>
-      <w:pPr>
-        <w:tabs>
-          <w:tab w:val="num" w:pos="5760"/>
-        </w:tabs>
-        <w:ind w:left="5760" w:hanging="360"/>
-      </w:pPr>
-      <w:rPr>
-        <w:rFonts w:ascii="Symbol" w:hAnsi="Symbol" w:hint="default"/>
-      </w:rPr>
     </w:lvl>
   </w:abstractNum>
   <w:abstractNum w:abstractNumId="26">
@@ -64384,8 +63112,8 @@
   <w:abstractNum w:abstractNumId="29">
     <w:lvl w:ilvl="0">
       <w:start w:val="1"/>
-      <w:numFmt w:val="decimal"/>
-      <w:lvlText w:val="%1."/>
+      <w:numFmt w:val="bullet"/>
+      <w:lvlText w:val=""/>
       <w:lvlJc w:val="left"/>
       <w:pPr>
         <w:tabs>
@@ -64393,11 +63121,14 @@
         </w:tabs>
         <w:ind w:left="720" w:hanging="360"/>
       </w:pPr>
+      <w:rPr>
+        <w:rFonts w:ascii="Symbol" w:hAnsi="Symbol" w:hint="default"/>
+      </w:rPr>
     </w:lvl>
     <w:lvl w:ilvl="1">
       <w:start w:val="1"/>
-      <w:numFmt w:val="decimal"/>
-      <w:lvlText w:val="%2."/>
+      <w:numFmt w:val="bullet"/>
+      <w:lvlText w:val=""/>
       <w:lvlJc w:val="left"/>
       <w:pPr>
         <w:tabs>
@@ -64405,11 +63136,14 @@
         </w:tabs>
         <w:ind w:left="1440" w:hanging="360"/>
       </w:pPr>
+      <w:rPr>
+        <w:rFonts w:ascii="Symbol" w:hAnsi="Symbol" w:hint="default"/>
+      </w:rPr>
     </w:lvl>
     <w:lvl w:ilvl="2">
       <w:start w:val="1"/>
-      <w:numFmt w:val="decimal"/>
-      <w:lvlText w:val="%3."/>
+      <w:numFmt w:val="bullet"/>
+      <w:lvlText w:val=""/>
       <w:lvlJc w:val="left"/>
       <w:pPr>
         <w:tabs>
@@ -64417,11 +63151,14 @@
         </w:tabs>
         <w:ind w:left="2160" w:hanging="360"/>
       </w:pPr>
+      <w:rPr>
+        <w:rFonts w:ascii="Symbol" w:hAnsi="Symbol" w:hint="default"/>
+      </w:rPr>
     </w:lvl>
     <w:lvl w:ilvl="3">
       <w:start w:val="1"/>
-      <w:numFmt w:val="decimal"/>
-      <w:lvlText w:val="%4."/>
+      <w:numFmt w:val="bullet"/>
+      <w:lvlText w:val=""/>
       <w:lvlJc w:val="left"/>
       <w:pPr>
         <w:tabs>
@@ -64429,11 +63166,14 @@
         </w:tabs>
         <w:ind w:left="2880" w:hanging="360"/>
       </w:pPr>
+      <w:rPr>
+        <w:rFonts w:ascii="Symbol" w:hAnsi="Symbol" w:hint="default"/>
+      </w:rPr>
     </w:lvl>
     <w:lvl w:ilvl="4">
       <w:start w:val="1"/>
-      <w:numFmt w:val="decimal"/>
-      <w:lvlText w:val="%5."/>
+      <w:numFmt w:val="bullet"/>
+      <w:lvlText w:val=""/>
       <w:lvlJc w:val="left"/>
       <w:pPr>
         <w:tabs>
@@ -64441,11 +63181,14 @@
         </w:tabs>
         <w:ind w:left="3600" w:hanging="360"/>
       </w:pPr>
+      <w:rPr>
+        <w:rFonts w:ascii="Symbol" w:hAnsi="Symbol" w:hint="default"/>
+      </w:rPr>
     </w:lvl>
     <w:lvl w:ilvl="5">
       <w:start w:val="1"/>
-      <w:numFmt w:val="decimal"/>
-      <w:lvlText w:val="%6."/>
+      <w:numFmt w:val="bullet"/>
+      <w:lvlText w:val=""/>
       <w:lvlJc w:val="left"/>
       <w:pPr>
         <w:tabs>
@@ -64453,11 +63196,14 @@
         </w:tabs>
         <w:ind w:left="4320" w:hanging="360"/>
       </w:pPr>
+      <w:rPr>
+        <w:rFonts w:ascii="Symbol" w:hAnsi="Symbol" w:hint="default"/>
+      </w:rPr>
     </w:lvl>
     <w:lvl w:ilvl="6">
       <w:start w:val="1"/>
-      <w:numFmt w:val="decimal"/>
-      <w:lvlText w:val="%7."/>
+      <w:numFmt w:val="bullet"/>
+      <w:lvlText w:val=""/>
       <w:lvlJc w:val="left"/>
       <w:pPr>
         <w:tabs>
@@ -64465,11 +63211,14 @@
         </w:tabs>
         <w:ind w:left="5040" w:hanging="360"/>
       </w:pPr>
+      <w:rPr>
+        <w:rFonts w:ascii="Symbol" w:hAnsi="Symbol" w:hint="default"/>
+      </w:rPr>
     </w:lvl>
     <w:lvl w:ilvl="7">
       <w:start w:val="1"/>
-      <w:numFmt w:val="decimal"/>
-      <w:lvlText w:val="%8."/>
+      <w:numFmt w:val="bullet"/>
+      <w:lvlText w:val=""/>
       <w:lvlJc w:val="left"/>
       <w:pPr>
         <w:tabs>
@@ -64477,6 +63226,9 @@
         </w:tabs>
         <w:ind w:left="5760" w:hanging="360"/>
       </w:pPr>
+      <w:rPr>
+        <w:rFonts w:ascii="Symbol" w:hAnsi="Symbol" w:hint="default"/>
+      </w:rPr>
     </w:lvl>
   </w:abstractNum>
   <w:abstractNum w:abstractNumId="30">
@@ -64848,6 +63600,104 @@
   <w:abstractNum w:abstractNumId="33">
     <w:lvl w:ilvl="0">
       <w:start w:val="1"/>
+      <w:numFmt w:val="decimal"/>
+      <w:lvlText w:val="%1."/>
+      <w:lvlJc w:val="left"/>
+      <w:pPr>
+        <w:tabs>
+          <w:tab w:val="num" w:pos="720"/>
+        </w:tabs>
+        <w:ind w:left="720" w:hanging="360"/>
+      </w:pPr>
+    </w:lvl>
+    <w:lvl w:ilvl="1">
+      <w:start w:val="1"/>
+      <w:numFmt w:val="decimal"/>
+      <w:lvlText w:val="%2."/>
+      <w:lvlJc w:val="left"/>
+      <w:pPr>
+        <w:tabs>
+          <w:tab w:val="num" w:pos="1440"/>
+        </w:tabs>
+        <w:ind w:left="1440" w:hanging="360"/>
+      </w:pPr>
+    </w:lvl>
+    <w:lvl w:ilvl="2">
+      <w:start w:val="1"/>
+      <w:numFmt w:val="decimal"/>
+      <w:lvlText w:val="%3."/>
+      <w:lvlJc w:val="left"/>
+      <w:pPr>
+        <w:tabs>
+          <w:tab w:val="num" w:pos="2160"/>
+        </w:tabs>
+        <w:ind w:left="2160" w:hanging="360"/>
+      </w:pPr>
+    </w:lvl>
+    <w:lvl w:ilvl="3">
+      <w:start w:val="1"/>
+      <w:numFmt w:val="decimal"/>
+      <w:lvlText w:val="%4."/>
+      <w:lvlJc w:val="left"/>
+      <w:pPr>
+        <w:tabs>
+          <w:tab w:val="num" w:pos="2880"/>
+        </w:tabs>
+        <w:ind w:left="2880" w:hanging="360"/>
+      </w:pPr>
+    </w:lvl>
+    <w:lvl w:ilvl="4">
+      <w:start w:val="1"/>
+      <w:numFmt w:val="decimal"/>
+      <w:lvlText w:val="%5."/>
+      <w:lvlJc w:val="left"/>
+      <w:pPr>
+        <w:tabs>
+          <w:tab w:val="num" w:pos="3600"/>
+        </w:tabs>
+        <w:ind w:left="3600" w:hanging="360"/>
+      </w:pPr>
+    </w:lvl>
+    <w:lvl w:ilvl="5">
+      <w:start w:val="1"/>
+      <w:numFmt w:val="decimal"/>
+      <w:lvlText w:val="%6."/>
+      <w:lvlJc w:val="left"/>
+      <w:pPr>
+        <w:tabs>
+          <w:tab w:val="num" w:pos="4320"/>
+        </w:tabs>
+        <w:ind w:left="4320" w:hanging="360"/>
+      </w:pPr>
+    </w:lvl>
+    <w:lvl w:ilvl="6">
+      <w:start w:val="1"/>
+      <w:numFmt w:val="decimal"/>
+      <w:lvlText w:val="%7."/>
+      <w:lvlJc w:val="left"/>
+      <w:pPr>
+        <w:tabs>
+          <w:tab w:val="num" w:pos="5040"/>
+        </w:tabs>
+        <w:ind w:left="5040" w:hanging="360"/>
+      </w:pPr>
+    </w:lvl>
+    <w:lvl w:ilvl="7">
+      <w:start w:val="1"/>
+      <w:numFmt w:val="decimal"/>
+      <w:lvlText w:val="%8."/>
+      <w:lvlJc w:val="left"/>
+      <w:pPr>
+        <w:tabs>
+          <w:tab w:val="num" w:pos="5760"/>
+        </w:tabs>
+        <w:ind w:left="5760" w:hanging="360"/>
+      </w:pPr>
+    </w:lvl>
+  </w:abstractNum>
+  <w:abstractNum w:abstractNumId="34">
+    <w:lvl w:ilvl="0">
+      <w:start w:val="1"/>
       <w:numFmt w:val="bullet"/>
       <w:lvlText w:val=""/>
       <w:lvlJc w:val="left"/>
@@ -64967,7 +63817,7 @@
       </w:rPr>
     </w:lvl>
   </w:abstractNum>
-  <w:abstractNum w:abstractNumId="34">
+  <w:abstractNum w:abstractNumId="35">
     <w:lvl w:ilvl="0">
       <w:start w:val="1"/>
       <w:numFmt w:val="bullet"/>
@@ -65087,104 +63937,6 @@
       <w:rPr>
         <w:rFonts w:ascii="Symbol" w:hAnsi="Symbol" w:hint="default"/>
       </w:rPr>
-    </w:lvl>
-  </w:abstractNum>
-  <w:abstractNum w:abstractNumId="35">
-    <w:lvl w:ilvl="0">
-      <w:start w:val="1"/>
-      <w:numFmt w:val="decimal"/>
-      <w:lvlText w:val="%1."/>
-      <w:lvlJc w:val="left"/>
-      <w:pPr>
-        <w:tabs>
-          <w:tab w:val="num" w:pos="720"/>
-        </w:tabs>
-        <w:ind w:left="720" w:hanging="360"/>
-      </w:pPr>
-    </w:lvl>
-    <w:lvl w:ilvl="1">
-      <w:start w:val="1"/>
-      <w:numFmt w:val="decimal"/>
-      <w:lvlText w:val="%2."/>
-      <w:lvlJc w:val="left"/>
-      <w:pPr>
-        <w:tabs>
-          <w:tab w:val="num" w:pos="1440"/>
-        </w:tabs>
-        <w:ind w:left="1440" w:hanging="360"/>
-      </w:pPr>
-    </w:lvl>
-    <w:lvl w:ilvl="2">
-      <w:start w:val="1"/>
-      <w:numFmt w:val="decimal"/>
-      <w:lvlText w:val="%3."/>
-      <w:lvlJc w:val="left"/>
-      <w:pPr>
-        <w:tabs>
-          <w:tab w:val="num" w:pos="2160"/>
-        </w:tabs>
-        <w:ind w:left="2160" w:hanging="360"/>
-      </w:pPr>
-    </w:lvl>
-    <w:lvl w:ilvl="3">
-      <w:start w:val="1"/>
-      <w:numFmt w:val="decimal"/>
-      <w:lvlText w:val="%4."/>
-      <w:lvlJc w:val="left"/>
-      <w:pPr>
-        <w:tabs>
-          <w:tab w:val="num" w:pos="2880"/>
-        </w:tabs>
-        <w:ind w:left="2880" w:hanging="360"/>
-      </w:pPr>
-    </w:lvl>
-    <w:lvl w:ilvl="4">
-      <w:start w:val="1"/>
-      <w:numFmt w:val="decimal"/>
-      <w:lvlText w:val="%5."/>
-      <w:lvlJc w:val="left"/>
-      <w:pPr>
-        <w:tabs>
-          <w:tab w:val="num" w:pos="3600"/>
-        </w:tabs>
-        <w:ind w:left="3600" w:hanging="360"/>
-      </w:pPr>
-    </w:lvl>
-    <w:lvl w:ilvl="5">
-      <w:start w:val="1"/>
-      <w:numFmt w:val="decimal"/>
-      <w:lvlText w:val="%6."/>
-      <w:lvlJc w:val="left"/>
-      <w:pPr>
-        <w:tabs>
-          <w:tab w:val="num" w:pos="4320"/>
-        </w:tabs>
-        <w:ind w:left="4320" w:hanging="360"/>
-      </w:pPr>
-    </w:lvl>
-    <w:lvl w:ilvl="6">
-      <w:start w:val="1"/>
-      <w:numFmt w:val="decimal"/>
-      <w:lvlText w:val="%7."/>
-      <w:lvlJc w:val="left"/>
-      <w:pPr>
-        <w:tabs>
-          <w:tab w:val="num" w:pos="5040"/>
-        </w:tabs>
-        <w:ind w:left="5040" w:hanging="360"/>
-      </w:pPr>
-    </w:lvl>
-    <w:lvl w:ilvl="7">
-      <w:start w:val="1"/>
-      <w:numFmt w:val="decimal"/>
-      <w:lvlText w:val="%8."/>
-      <w:lvlJc w:val="left"/>
-      <w:pPr>
-        <w:tabs>
-          <w:tab w:val="num" w:pos="5760"/>
-        </w:tabs>
-        <w:ind w:left="5760" w:hanging="360"/>
-      </w:pPr>
     </w:lvl>
   </w:abstractNum>
   <w:abstractNum w:abstractNumId="36">
@@ -66532,6 +65284,300 @@
   <w:abstractNum w:abstractNumId="47">
     <w:lvl w:ilvl="0">
       <w:start w:val="1"/>
+      <w:numFmt w:val="decimal"/>
+      <w:lvlText w:val="%1."/>
+      <w:lvlJc w:val="left"/>
+      <w:pPr>
+        <w:tabs>
+          <w:tab w:val="num" w:pos="720"/>
+        </w:tabs>
+        <w:ind w:left="720" w:hanging="360"/>
+      </w:pPr>
+    </w:lvl>
+    <w:lvl w:ilvl="1">
+      <w:start w:val="1"/>
+      <w:numFmt w:val="decimal"/>
+      <w:lvlText w:val="%2."/>
+      <w:lvlJc w:val="left"/>
+      <w:pPr>
+        <w:tabs>
+          <w:tab w:val="num" w:pos="1440"/>
+        </w:tabs>
+        <w:ind w:left="1440" w:hanging="360"/>
+      </w:pPr>
+    </w:lvl>
+    <w:lvl w:ilvl="2">
+      <w:start w:val="1"/>
+      <w:numFmt w:val="decimal"/>
+      <w:lvlText w:val="%3."/>
+      <w:lvlJc w:val="left"/>
+      <w:pPr>
+        <w:tabs>
+          <w:tab w:val="num" w:pos="2160"/>
+        </w:tabs>
+        <w:ind w:left="2160" w:hanging="360"/>
+      </w:pPr>
+    </w:lvl>
+    <w:lvl w:ilvl="3">
+      <w:start w:val="1"/>
+      <w:numFmt w:val="decimal"/>
+      <w:lvlText w:val="%4."/>
+      <w:lvlJc w:val="left"/>
+      <w:pPr>
+        <w:tabs>
+          <w:tab w:val="num" w:pos="2880"/>
+        </w:tabs>
+        <w:ind w:left="2880" w:hanging="360"/>
+      </w:pPr>
+    </w:lvl>
+    <w:lvl w:ilvl="4">
+      <w:start w:val="1"/>
+      <w:numFmt w:val="decimal"/>
+      <w:lvlText w:val="%5."/>
+      <w:lvlJc w:val="left"/>
+      <w:pPr>
+        <w:tabs>
+          <w:tab w:val="num" w:pos="3600"/>
+        </w:tabs>
+        <w:ind w:left="3600" w:hanging="360"/>
+      </w:pPr>
+    </w:lvl>
+    <w:lvl w:ilvl="5">
+      <w:start w:val="1"/>
+      <w:numFmt w:val="decimal"/>
+      <w:lvlText w:val="%6."/>
+      <w:lvlJc w:val="left"/>
+      <w:pPr>
+        <w:tabs>
+          <w:tab w:val="num" w:pos="4320"/>
+        </w:tabs>
+        <w:ind w:left="4320" w:hanging="360"/>
+      </w:pPr>
+    </w:lvl>
+    <w:lvl w:ilvl="6">
+      <w:start w:val="1"/>
+      <w:numFmt w:val="decimal"/>
+      <w:lvlText w:val="%7."/>
+      <w:lvlJc w:val="left"/>
+      <w:pPr>
+        <w:tabs>
+          <w:tab w:val="num" w:pos="5040"/>
+        </w:tabs>
+        <w:ind w:left="5040" w:hanging="360"/>
+      </w:pPr>
+    </w:lvl>
+    <w:lvl w:ilvl="7">
+      <w:start w:val="1"/>
+      <w:numFmt w:val="decimal"/>
+      <w:lvlText w:val="%8."/>
+      <w:lvlJc w:val="left"/>
+      <w:pPr>
+        <w:tabs>
+          <w:tab w:val="num" w:pos="5760"/>
+        </w:tabs>
+        <w:ind w:left="5760" w:hanging="360"/>
+      </w:pPr>
+    </w:lvl>
+  </w:abstractNum>
+  <w:abstractNum w:abstractNumId="48">
+    <w:lvl w:ilvl="0">
+      <w:start w:val="1"/>
+      <w:numFmt w:val="decimal"/>
+      <w:lvlText w:val="%1."/>
+      <w:lvlJc w:val="left"/>
+      <w:pPr>
+        <w:tabs>
+          <w:tab w:val="num" w:pos="720"/>
+        </w:tabs>
+        <w:ind w:left="720" w:hanging="360"/>
+      </w:pPr>
+    </w:lvl>
+    <w:lvl w:ilvl="1">
+      <w:start w:val="1"/>
+      <w:numFmt w:val="decimal"/>
+      <w:lvlText w:val="%2."/>
+      <w:lvlJc w:val="left"/>
+      <w:pPr>
+        <w:tabs>
+          <w:tab w:val="num" w:pos="1440"/>
+        </w:tabs>
+        <w:ind w:left="1440" w:hanging="360"/>
+      </w:pPr>
+    </w:lvl>
+    <w:lvl w:ilvl="2">
+      <w:start w:val="1"/>
+      <w:numFmt w:val="decimal"/>
+      <w:lvlText w:val="%3."/>
+      <w:lvlJc w:val="left"/>
+      <w:pPr>
+        <w:tabs>
+          <w:tab w:val="num" w:pos="2160"/>
+        </w:tabs>
+        <w:ind w:left="2160" w:hanging="360"/>
+      </w:pPr>
+    </w:lvl>
+    <w:lvl w:ilvl="3">
+      <w:start w:val="1"/>
+      <w:numFmt w:val="decimal"/>
+      <w:lvlText w:val="%4."/>
+      <w:lvlJc w:val="left"/>
+      <w:pPr>
+        <w:tabs>
+          <w:tab w:val="num" w:pos="2880"/>
+        </w:tabs>
+        <w:ind w:left="2880" w:hanging="360"/>
+      </w:pPr>
+    </w:lvl>
+    <w:lvl w:ilvl="4">
+      <w:start w:val="1"/>
+      <w:numFmt w:val="decimal"/>
+      <w:lvlText w:val="%5."/>
+      <w:lvlJc w:val="left"/>
+      <w:pPr>
+        <w:tabs>
+          <w:tab w:val="num" w:pos="3600"/>
+        </w:tabs>
+        <w:ind w:left="3600" w:hanging="360"/>
+      </w:pPr>
+    </w:lvl>
+    <w:lvl w:ilvl="5">
+      <w:start w:val="1"/>
+      <w:numFmt w:val="decimal"/>
+      <w:lvlText w:val="%6."/>
+      <w:lvlJc w:val="left"/>
+      <w:pPr>
+        <w:tabs>
+          <w:tab w:val="num" w:pos="4320"/>
+        </w:tabs>
+        <w:ind w:left="4320" w:hanging="360"/>
+      </w:pPr>
+    </w:lvl>
+    <w:lvl w:ilvl="6">
+      <w:start w:val="1"/>
+      <w:numFmt w:val="decimal"/>
+      <w:lvlText w:val="%7."/>
+      <w:lvlJc w:val="left"/>
+      <w:pPr>
+        <w:tabs>
+          <w:tab w:val="num" w:pos="5040"/>
+        </w:tabs>
+        <w:ind w:left="5040" w:hanging="360"/>
+      </w:pPr>
+    </w:lvl>
+    <w:lvl w:ilvl="7">
+      <w:start w:val="1"/>
+      <w:numFmt w:val="decimal"/>
+      <w:lvlText w:val="%8."/>
+      <w:lvlJc w:val="left"/>
+      <w:pPr>
+        <w:tabs>
+          <w:tab w:val="num" w:pos="5760"/>
+        </w:tabs>
+        <w:ind w:left="5760" w:hanging="360"/>
+      </w:pPr>
+    </w:lvl>
+  </w:abstractNum>
+  <w:abstractNum w:abstractNumId="49">
+    <w:lvl w:ilvl="0">
+      <w:start w:val="1"/>
+      <w:numFmt w:val="decimal"/>
+      <w:lvlText w:val="%1."/>
+      <w:lvlJc w:val="left"/>
+      <w:pPr>
+        <w:tabs>
+          <w:tab w:val="num" w:pos="720"/>
+        </w:tabs>
+        <w:ind w:left="720" w:hanging="360"/>
+      </w:pPr>
+    </w:lvl>
+    <w:lvl w:ilvl="1">
+      <w:start w:val="1"/>
+      <w:numFmt w:val="decimal"/>
+      <w:lvlText w:val="%2."/>
+      <w:lvlJc w:val="left"/>
+      <w:pPr>
+        <w:tabs>
+          <w:tab w:val="num" w:pos="1440"/>
+        </w:tabs>
+        <w:ind w:left="1440" w:hanging="360"/>
+      </w:pPr>
+    </w:lvl>
+    <w:lvl w:ilvl="2">
+      <w:start w:val="1"/>
+      <w:numFmt w:val="decimal"/>
+      <w:lvlText w:val="%3."/>
+      <w:lvlJc w:val="left"/>
+      <w:pPr>
+        <w:tabs>
+          <w:tab w:val="num" w:pos="2160"/>
+        </w:tabs>
+        <w:ind w:left="2160" w:hanging="360"/>
+      </w:pPr>
+    </w:lvl>
+    <w:lvl w:ilvl="3">
+      <w:start w:val="1"/>
+      <w:numFmt w:val="decimal"/>
+      <w:lvlText w:val="%4."/>
+      <w:lvlJc w:val="left"/>
+      <w:pPr>
+        <w:tabs>
+          <w:tab w:val="num" w:pos="2880"/>
+        </w:tabs>
+        <w:ind w:left="2880" w:hanging="360"/>
+      </w:pPr>
+    </w:lvl>
+    <w:lvl w:ilvl="4">
+      <w:start w:val="1"/>
+      <w:numFmt w:val="decimal"/>
+      <w:lvlText w:val="%5."/>
+      <w:lvlJc w:val="left"/>
+      <w:pPr>
+        <w:tabs>
+          <w:tab w:val="num" w:pos="3600"/>
+        </w:tabs>
+        <w:ind w:left="3600" w:hanging="360"/>
+      </w:pPr>
+    </w:lvl>
+    <w:lvl w:ilvl="5">
+      <w:start w:val="1"/>
+      <w:numFmt w:val="decimal"/>
+      <w:lvlText w:val="%6."/>
+      <w:lvlJc w:val="left"/>
+      <w:pPr>
+        <w:tabs>
+          <w:tab w:val="num" w:pos="4320"/>
+        </w:tabs>
+        <w:ind w:left="4320" w:hanging="360"/>
+      </w:pPr>
+    </w:lvl>
+    <w:lvl w:ilvl="6">
+      <w:start w:val="1"/>
+      <w:numFmt w:val="decimal"/>
+      <w:lvlText w:val="%7."/>
+      <w:lvlJc w:val="left"/>
+      <w:pPr>
+        <w:tabs>
+          <w:tab w:val="num" w:pos="5040"/>
+        </w:tabs>
+        <w:ind w:left="5040" w:hanging="360"/>
+      </w:pPr>
+    </w:lvl>
+    <w:lvl w:ilvl="7">
+      <w:start w:val="1"/>
+      <w:numFmt w:val="decimal"/>
+      <w:lvlText w:val="%8."/>
+      <w:lvlJc w:val="left"/>
+      <w:pPr>
+        <w:tabs>
+          <w:tab w:val="num" w:pos="5760"/>
+        </w:tabs>
+        <w:ind w:left="5760" w:hanging="360"/>
+      </w:pPr>
+    </w:lvl>
+  </w:abstractNum>
+  <w:abstractNum w:abstractNumId="50">
+    <w:lvl w:ilvl="0">
+      <w:start w:val="1"/>
       <w:numFmt w:val="bullet"/>
       <w:lvlText w:val=""/>
       <w:lvlJc w:val="left"/>
@@ -66651,7 +65697,7 @@
       </w:rPr>
     </w:lvl>
   </w:abstractNum>
-  <w:abstractNum w:abstractNumId="48">
+  <w:abstractNum w:abstractNumId="51">
     <w:lvl w:ilvl="0">
       <w:start w:val="1"/>
       <w:numFmt w:val="bullet"/>
@@ -66773,7 +65819,7 @@
       </w:rPr>
     </w:lvl>
   </w:abstractNum>
-  <w:abstractNum w:abstractNumId="49">
+  <w:abstractNum w:abstractNumId="52">
     <w:lvl w:ilvl="0">
       <w:start w:val="1"/>
       <w:numFmt w:val="decimal"/>
@@ -66869,324 +65915,6 @@
         </w:tabs>
         <w:ind w:left="5760" w:hanging="360"/>
       </w:pPr>
-    </w:lvl>
-  </w:abstractNum>
-  <w:abstractNum w:abstractNumId="50">
-    <w:lvl w:ilvl="0">
-      <w:start w:val="1"/>
-      <w:numFmt w:val="decimal"/>
-      <w:lvlText w:val="%1."/>
-      <w:lvlJc w:val="left"/>
-      <w:pPr>
-        <w:tabs>
-          <w:tab w:val="num" w:pos="720"/>
-        </w:tabs>
-        <w:ind w:left="720" w:hanging="360"/>
-      </w:pPr>
-    </w:lvl>
-    <w:lvl w:ilvl="1">
-      <w:start w:val="1"/>
-      <w:numFmt w:val="decimal"/>
-      <w:lvlText w:val="%2."/>
-      <w:lvlJc w:val="left"/>
-      <w:pPr>
-        <w:tabs>
-          <w:tab w:val="num" w:pos="1440"/>
-        </w:tabs>
-        <w:ind w:left="1440" w:hanging="360"/>
-      </w:pPr>
-    </w:lvl>
-    <w:lvl w:ilvl="2">
-      <w:start w:val="1"/>
-      <w:numFmt w:val="decimal"/>
-      <w:lvlText w:val="%3."/>
-      <w:lvlJc w:val="left"/>
-      <w:pPr>
-        <w:tabs>
-          <w:tab w:val="num" w:pos="2160"/>
-        </w:tabs>
-        <w:ind w:left="2160" w:hanging="360"/>
-      </w:pPr>
-    </w:lvl>
-    <w:lvl w:ilvl="3">
-      <w:start w:val="1"/>
-      <w:numFmt w:val="decimal"/>
-      <w:lvlText w:val="%4."/>
-      <w:lvlJc w:val="left"/>
-      <w:pPr>
-        <w:tabs>
-          <w:tab w:val="num" w:pos="2880"/>
-        </w:tabs>
-        <w:ind w:left="2880" w:hanging="360"/>
-      </w:pPr>
-    </w:lvl>
-    <w:lvl w:ilvl="4">
-      <w:start w:val="1"/>
-      <w:numFmt w:val="decimal"/>
-      <w:lvlText w:val="%5."/>
-      <w:lvlJc w:val="left"/>
-      <w:pPr>
-        <w:tabs>
-          <w:tab w:val="num" w:pos="3600"/>
-        </w:tabs>
-        <w:ind w:left="3600" w:hanging="360"/>
-      </w:pPr>
-    </w:lvl>
-    <w:lvl w:ilvl="5">
-      <w:start w:val="1"/>
-      <w:numFmt w:val="decimal"/>
-      <w:lvlText w:val="%6."/>
-      <w:lvlJc w:val="left"/>
-      <w:pPr>
-        <w:tabs>
-          <w:tab w:val="num" w:pos="4320"/>
-        </w:tabs>
-        <w:ind w:left="4320" w:hanging="360"/>
-      </w:pPr>
-    </w:lvl>
-    <w:lvl w:ilvl="6">
-      <w:start w:val="1"/>
-      <w:numFmt w:val="decimal"/>
-      <w:lvlText w:val="%7."/>
-      <w:lvlJc w:val="left"/>
-      <w:pPr>
-        <w:tabs>
-          <w:tab w:val="num" w:pos="5040"/>
-        </w:tabs>
-        <w:ind w:left="5040" w:hanging="360"/>
-      </w:pPr>
-    </w:lvl>
-    <w:lvl w:ilvl="7">
-      <w:start w:val="1"/>
-      <w:numFmt w:val="decimal"/>
-      <w:lvlText w:val="%8."/>
-      <w:lvlJc w:val="left"/>
-      <w:pPr>
-        <w:tabs>
-          <w:tab w:val="num" w:pos="5760"/>
-        </w:tabs>
-        <w:ind w:left="5760" w:hanging="360"/>
-      </w:pPr>
-    </w:lvl>
-  </w:abstractNum>
-  <w:abstractNum w:abstractNumId="51">
-    <w:lvl w:ilvl="0">
-      <w:start w:val="1"/>
-      <w:numFmt w:val="decimal"/>
-      <w:lvlText w:val="%1."/>
-      <w:lvlJc w:val="left"/>
-      <w:pPr>
-        <w:tabs>
-          <w:tab w:val="num" w:pos="720"/>
-        </w:tabs>
-        <w:ind w:left="720" w:hanging="360"/>
-      </w:pPr>
-    </w:lvl>
-    <w:lvl w:ilvl="1">
-      <w:start w:val="1"/>
-      <w:numFmt w:val="decimal"/>
-      <w:lvlText w:val="%2."/>
-      <w:lvlJc w:val="left"/>
-      <w:pPr>
-        <w:tabs>
-          <w:tab w:val="num" w:pos="1440"/>
-        </w:tabs>
-        <w:ind w:left="1440" w:hanging="360"/>
-      </w:pPr>
-    </w:lvl>
-    <w:lvl w:ilvl="2">
-      <w:start w:val="1"/>
-      <w:numFmt w:val="decimal"/>
-      <w:lvlText w:val="%3."/>
-      <w:lvlJc w:val="left"/>
-      <w:pPr>
-        <w:tabs>
-          <w:tab w:val="num" w:pos="2160"/>
-        </w:tabs>
-        <w:ind w:left="2160" w:hanging="360"/>
-      </w:pPr>
-    </w:lvl>
-    <w:lvl w:ilvl="3">
-      <w:start w:val="1"/>
-      <w:numFmt w:val="decimal"/>
-      <w:lvlText w:val="%4."/>
-      <w:lvlJc w:val="left"/>
-      <w:pPr>
-        <w:tabs>
-          <w:tab w:val="num" w:pos="2880"/>
-        </w:tabs>
-        <w:ind w:left="2880" w:hanging="360"/>
-      </w:pPr>
-    </w:lvl>
-    <w:lvl w:ilvl="4">
-      <w:start w:val="1"/>
-      <w:numFmt w:val="decimal"/>
-      <w:lvlText w:val="%5."/>
-      <w:lvlJc w:val="left"/>
-      <w:pPr>
-        <w:tabs>
-          <w:tab w:val="num" w:pos="3600"/>
-        </w:tabs>
-        <w:ind w:left="3600" w:hanging="360"/>
-      </w:pPr>
-    </w:lvl>
-    <w:lvl w:ilvl="5">
-      <w:start w:val="1"/>
-      <w:numFmt w:val="decimal"/>
-      <w:lvlText w:val="%6."/>
-      <w:lvlJc w:val="left"/>
-      <w:pPr>
-        <w:tabs>
-          <w:tab w:val="num" w:pos="4320"/>
-        </w:tabs>
-        <w:ind w:left="4320" w:hanging="360"/>
-      </w:pPr>
-    </w:lvl>
-    <w:lvl w:ilvl="6">
-      <w:start w:val="1"/>
-      <w:numFmt w:val="decimal"/>
-      <w:lvlText w:val="%7."/>
-      <w:lvlJc w:val="left"/>
-      <w:pPr>
-        <w:tabs>
-          <w:tab w:val="num" w:pos="5040"/>
-        </w:tabs>
-        <w:ind w:left="5040" w:hanging="360"/>
-      </w:pPr>
-    </w:lvl>
-    <w:lvl w:ilvl="7">
-      <w:start w:val="1"/>
-      <w:numFmt w:val="decimal"/>
-      <w:lvlText w:val="%8."/>
-      <w:lvlJc w:val="left"/>
-      <w:pPr>
-        <w:tabs>
-          <w:tab w:val="num" w:pos="5760"/>
-        </w:tabs>
-        <w:ind w:left="5760" w:hanging="360"/>
-      </w:pPr>
-    </w:lvl>
-  </w:abstractNum>
-  <w:abstractNum w:abstractNumId="52">
-    <w:lvl w:ilvl="0">
-      <w:start w:val="1"/>
-      <w:numFmt w:val="bullet"/>
-      <w:lvlText w:val=""/>
-      <w:lvlJc w:val="left"/>
-      <w:pPr>
-        <w:tabs>
-          <w:tab w:val="num" w:pos="720"/>
-        </w:tabs>
-        <w:ind w:left="720" w:hanging="360"/>
-      </w:pPr>
-      <w:rPr>
-        <w:rFonts w:ascii="Symbol" w:hAnsi="Symbol" w:hint="default"/>
-      </w:rPr>
-    </w:lvl>
-    <w:lvl w:ilvl="1">
-      <w:start w:val="1"/>
-      <w:numFmt w:val="bullet"/>
-      <w:lvlText w:val=""/>
-      <w:lvlJc w:val="left"/>
-      <w:pPr>
-        <w:tabs>
-          <w:tab w:val="num" w:pos="1440"/>
-        </w:tabs>
-        <w:ind w:left="1440" w:hanging="360"/>
-      </w:pPr>
-      <w:rPr>
-        <w:rFonts w:ascii="Symbol" w:hAnsi="Symbol" w:hint="default"/>
-      </w:rPr>
-    </w:lvl>
-    <w:lvl w:ilvl="2">
-      <w:start w:val="1"/>
-      <w:numFmt w:val="bullet"/>
-      <w:lvlText w:val=""/>
-      <w:lvlJc w:val="left"/>
-      <w:pPr>
-        <w:tabs>
-          <w:tab w:val="num" w:pos="2160"/>
-        </w:tabs>
-        <w:ind w:left="2160" w:hanging="360"/>
-      </w:pPr>
-      <w:rPr>
-        <w:rFonts w:ascii="Symbol" w:hAnsi="Symbol" w:hint="default"/>
-      </w:rPr>
-    </w:lvl>
-    <w:lvl w:ilvl="3">
-      <w:start w:val="1"/>
-      <w:numFmt w:val="bullet"/>
-      <w:lvlText w:val=""/>
-      <w:lvlJc w:val="left"/>
-      <w:pPr>
-        <w:tabs>
-          <w:tab w:val="num" w:pos="2880"/>
-        </w:tabs>
-        <w:ind w:left="2880" w:hanging="360"/>
-      </w:pPr>
-      <w:rPr>
-        <w:rFonts w:ascii="Symbol" w:hAnsi="Symbol" w:hint="default"/>
-      </w:rPr>
-    </w:lvl>
-    <w:lvl w:ilvl="4">
-      <w:start w:val="1"/>
-      <w:numFmt w:val="bullet"/>
-      <w:lvlText w:val=""/>
-      <w:lvlJc w:val="left"/>
-      <w:pPr>
-        <w:tabs>
-          <w:tab w:val="num" w:pos="3600"/>
-        </w:tabs>
-        <w:ind w:left="3600" w:hanging="360"/>
-      </w:pPr>
-      <w:rPr>
-        <w:rFonts w:ascii="Symbol" w:hAnsi="Symbol" w:hint="default"/>
-      </w:rPr>
-    </w:lvl>
-    <w:lvl w:ilvl="5">
-      <w:start w:val="1"/>
-      <w:numFmt w:val="bullet"/>
-      <w:lvlText w:val=""/>
-      <w:lvlJc w:val="left"/>
-      <w:pPr>
-        <w:tabs>
-          <w:tab w:val="num" w:pos="4320"/>
-        </w:tabs>
-        <w:ind w:left="4320" w:hanging="360"/>
-      </w:pPr>
-      <w:rPr>
-        <w:rFonts w:ascii="Symbol" w:hAnsi="Symbol" w:hint="default"/>
-      </w:rPr>
-    </w:lvl>
-    <w:lvl w:ilvl="6">
-      <w:start w:val="1"/>
-      <w:numFmt w:val="bullet"/>
-      <w:lvlText w:val=""/>
-      <w:lvlJc w:val="left"/>
-      <w:pPr>
-        <w:tabs>
-          <w:tab w:val="num" w:pos="5040"/>
-        </w:tabs>
-        <w:ind w:left="5040" w:hanging="360"/>
-      </w:pPr>
-      <w:rPr>
-        <w:rFonts w:ascii="Symbol" w:hAnsi="Symbol" w:hint="default"/>
-      </w:rPr>
-    </w:lvl>
-    <w:lvl w:ilvl="7">
-      <w:start w:val="1"/>
-      <w:numFmt w:val="bullet"/>
-      <w:lvlText w:val=""/>
-      <w:lvlJc w:val="left"/>
-      <w:pPr>
-        <w:tabs>
-          <w:tab w:val="num" w:pos="5760"/>
-        </w:tabs>
-        <w:ind w:left="5760" w:hanging="360"/>
-      </w:pPr>
-      <w:rPr>
-        <w:rFonts w:ascii="Symbol" w:hAnsi="Symbol" w:hint="default"/>
-      </w:rPr>
     </w:lvl>
   </w:abstractNum>
   <w:abstractNum w:abstractNumId="53">
@@ -67412,6 +66140,104 @@
   <w:abstractNum w:abstractNumId="55">
     <w:lvl w:ilvl="0">
       <w:start w:val="1"/>
+      <w:numFmt w:val="decimal"/>
+      <w:lvlText w:val="%1."/>
+      <w:lvlJc w:val="left"/>
+      <w:pPr>
+        <w:tabs>
+          <w:tab w:val="num" w:pos="720"/>
+        </w:tabs>
+        <w:ind w:left="720" w:hanging="360"/>
+      </w:pPr>
+    </w:lvl>
+    <w:lvl w:ilvl="1">
+      <w:start w:val="1"/>
+      <w:numFmt w:val="decimal"/>
+      <w:lvlText w:val="%2."/>
+      <w:lvlJc w:val="left"/>
+      <w:pPr>
+        <w:tabs>
+          <w:tab w:val="num" w:pos="1440"/>
+        </w:tabs>
+        <w:ind w:left="1440" w:hanging="360"/>
+      </w:pPr>
+    </w:lvl>
+    <w:lvl w:ilvl="2">
+      <w:start w:val="1"/>
+      <w:numFmt w:val="decimal"/>
+      <w:lvlText w:val="%3."/>
+      <w:lvlJc w:val="left"/>
+      <w:pPr>
+        <w:tabs>
+          <w:tab w:val="num" w:pos="2160"/>
+        </w:tabs>
+        <w:ind w:left="2160" w:hanging="360"/>
+      </w:pPr>
+    </w:lvl>
+    <w:lvl w:ilvl="3">
+      <w:start w:val="1"/>
+      <w:numFmt w:val="decimal"/>
+      <w:lvlText w:val="%4."/>
+      <w:lvlJc w:val="left"/>
+      <w:pPr>
+        <w:tabs>
+          <w:tab w:val="num" w:pos="2880"/>
+        </w:tabs>
+        <w:ind w:left="2880" w:hanging="360"/>
+      </w:pPr>
+    </w:lvl>
+    <w:lvl w:ilvl="4">
+      <w:start w:val="1"/>
+      <w:numFmt w:val="decimal"/>
+      <w:lvlText w:val="%5."/>
+      <w:lvlJc w:val="left"/>
+      <w:pPr>
+        <w:tabs>
+          <w:tab w:val="num" w:pos="3600"/>
+        </w:tabs>
+        <w:ind w:left="3600" w:hanging="360"/>
+      </w:pPr>
+    </w:lvl>
+    <w:lvl w:ilvl="5">
+      <w:start w:val="1"/>
+      <w:numFmt w:val="decimal"/>
+      <w:lvlText w:val="%6."/>
+      <w:lvlJc w:val="left"/>
+      <w:pPr>
+        <w:tabs>
+          <w:tab w:val="num" w:pos="4320"/>
+        </w:tabs>
+        <w:ind w:left="4320" w:hanging="360"/>
+      </w:pPr>
+    </w:lvl>
+    <w:lvl w:ilvl="6">
+      <w:start w:val="1"/>
+      <w:numFmt w:val="decimal"/>
+      <w:lvlText w:val="%7."/>
+      <w:lvlJc w:val="left"/>
+      <w:pPr>
+        <w:tabs>
+          <w:tab w:val="num" w:pos="5040"/>
+        </w:tabs>
+        <w:ind w:left="5040" w:hanging="360"/>
+      </w:pPr>
+    </w:lvl>
+    <w:lvl w:ilvl="7">
+      <w:start w:val="1"/>
+      <w:numFmt w:val="decimal"/>
+      <w:lvlText w:val="%8."/>
+      <w:lvlJc w:val="left"/>
+      <w:pPr>
+        <w:tabs>
+          <w:tab w:val="num" w:pos="5760"/>
+        </w:tabs>
+        <w:ind w:left="5760" w:hanging="360"/>
+      </w:pPr>
+    </w:lvl>
+  </w:abstractNum>
+  <w:abstractNum w:abstractNumId="56">
+    <w:lvl w:ilvl="0">
+      <w:start w:val="1"/>
       <w:numFmt w:val="bullet"/>
       <w:lvlText w:val=""/>
       <w:lvlJc w:val="left"/>
@@ -67531,203 +66357,7 @@
       </w:rPr>
     </w:lvl>
   </w:abstractNum>
-  <w:abstractNum w:abstractNumId="56">
-    <w:lvl w:ilvl="0">
-      <w:start w:val="1"/>
-      <w:numFmt w:val="decimal"/>
-      <w:lvlText w:val="%1."/>
-      <w:lvlJc w:val="left"/>
-      <w:pPr>
-        <w:tabs>
-          <w:tab w:val="num" w:pos="720"/>
-        </w:tabs>
-        <w:ind w:left="720" w:hanging="360"/>
-      </w:pPr>
-    </w:lvl>
-    <w:lvl w:ilvl="1">
-      <w:start w:val="1"/>
-      <w:numFmt w:val="decimal"/>
-      <w:lvlText w:val="%2."/>
-      <w:lvlJc w:val="left"/>
-      <w:pPr>
-        <w:tabs>
-          <w:tab w:val="num" w:pos="1440"/>
-        </w:tabs>
-        <w:ind w:left="1440" w:hanging="360"/>
-      </w:pPr>
-    </w:lvl>
-    <w:lvl w:ilvl="2">
-      <w:start w:val="1"/>
-      <w:numFmt w:val="decimal"/>
-      <w:lvlText w:val="%3."/>
-      <w:lvlJc w:val="left"/>
-      <w:pPr>
-        <w:tabs>
-          <w:tab w:val="num" w:pos="2160"/>
-        </w:tabs>
-        <w:ind w:left="2160" w:hanging="360"/>
-      </w:pPr>
-    </w:lvl>
-    <w:lvl w:ilvl="3">
-      <w:start w:val="1"/>
-      <w:numFmt w:val="decimal"/>
-      <w:lvlText w:val="%4."/>
-      <w:lvlJc w:val="left"/>
-      <w:pPr>
-        <w:tabs>
-          <w:tab w:val="num" w:pos="2880"/>
-        </w:tabs>
-        <w:ind w:left="2880" w:hanging="360"/>
-      </w:pPr>
-    </w:lvl>
-    <w:lvl w:ilvl="4">
-      <w:start w:val="1"/>
-      <w:numFmt w:val="decimal"/>
-      <w:lvlText w:val="%5."/>
-      <w:lvlJc w:val="left"/>
-      <w:pPr>
-        <w:tabs>
-          <w:tab w:val="num" w:pos="3600"/>
-        </w:tabs>
-        <w:ind w:left="3600" w:hanging="360"/>
-      </w:pPr>
-    </w:lvl>
-    <w:lvl w:ilvl="5">
-      <w:start w:val="1"/>
-      <w:numFmt w:val="decimal"/>
-      <w:lvlText w:val="%6."/>
-      <w:lvlJc w:val="left"/>
-      <w:pPr>
-        <w:tabs>
-          <w:tab w:val="num" w:pos="4320"/>
-        </w:tabs>
-        <w:ind w:left="4320" w:hanging="360"/>
-      </w:pPr>
-    </w:lvl>
-    <w:lvl w:ilvl="6">
-      <w:start w:val="1"/>
-      <w:numFmt w:val="decimal"/>
-      <w:lvlText w:val="%7."/>
-      <w:lvlJc w:val="left"/>
-      <w:pPr>
-        <w:tabs>
-          <w:tab w:val="num" w:pos="5040"/>
-        </w:tabs>
-        <w:ind w:left="5040" w:hanging="360"/>
-      </w:pPr>
-    </w:lvl>
-    <w:lvl w:ilvl="7">
-      <w:start w:val="1"/>
-      <w:numFmt w:val="decimal"/>
-      <w:lvlText w:val="%8."/>
-      <w:lvlJc w:val="left"/>
-      <w:pPr>
-        <w:tabs>
-          <w:tab w:val="num" w:pos="5760"/>
-        </w:tabs>
-        <w:ind w:left="5760" w:hanging="360"/>
-      </w:pPr>
-    </w:lvl>
-  </w:abstractNum>
   <w:abstractNum w:abstractNumId="57">
-    <w:lvl w:ilvl="0">
-      <w:start w:val="1"/>
-      <w:numFmt w:val="decimal"/>
-      <w:lvlText w:val="%1."/>
-      <w:lvlJc w:val="left"/>
-      <w:pPr>
-        <w:tabs>
-          <w:tab w:val="num" w:pos="720"/>
-        </w:tabs>
-        <w:ind w:left="720" w:hanging="360"/>
-      </w:pPr>
-    </w:lvl>
-    <w:lvl w:ilvl="1">
-      <w:start w:val="1"/>
-      <w:numFmt w:val="decimal"/>
-      <w:lvlText w:val="%2."/>
-      <w:lvlJc w:val="left"/>
-      <w:pPr>
-        <w:tabs>
-          <w:tab w:val="num" w:pos="1440"/>
-        </w:tabs>
-        <w:ind w:left="1440" w:hanging="360"/>
-      </w:pPr>
-    </w:lvl>
-    <w:lvl w:ilvl="2">
-      <w:start w:val="1"/>
-      <w:numFmt w:val="decimal"/>
-      <w:lvlText w:val="%3."/>
-      <w:lvlJc w:val="left"/>
-      <w:pPr>
-        <w:tabs>
-          <w:tab w:val="num" w:pos="2160"/>
-        </w:tabs>
-        <w:ind w:left="2160" w:hanging="360"/>
-      </w:pPr>
-    </w:lvl>
-    <w:lvl w:ilvl="3">
-      <w:start w:val="1"/>
-      <w:numFmt w:val="decimal"/>
-      <w:lvlText w:val="%4."/>
-      <w:lvlJc w:val="left"/>
-      <w:pPr>
-        <w:tabs>
-          <w:tab w:val="num" w:pos="2880"/>
-        </w:tabs>
-        <w:ind w:left="2880" w:hanging="360"/>
-      </w:pPr>
-    </w:lvl>
-    <w:lvl w:ilvl="4">
-      <w:start w:val="1"/>
-      <w:numFmt w:val="decimal"/>
-      <w:lvlText w:val="%5."/>
-      <w:lvlJc w:val="left"/>
-      <w:pPr>
-        <w:tabs>
-          <w:tab w:val="num" w:pos="3600"/>
-        </w:tabs>
-        <w:ind w:left="3600" w:hanging="360"/>
-      </w:pPr>
-    </w:lvl>
-    <w:lvl w:ilvl="5">
-      <w:start w:val="1"/>
-      <w:numFmt w:val="decimal"/>
-      <w:lvlText w:val="%6."/>
-      <w:lvlJc w:val="left"/>
-      <w:pPr>
-        <w:tabs>
-          <w:tab w:val="num" w:pos="4320"/>
-        </w:tabs>
-        <w:ind w:left="4320" w:hanging="360"/>
-      </w:pPr>
-    </w:lvl>
-    <w:lvl w:ilvl="6">
-      <w:start w:val="1"/>
-      <w:numFmt w:val="decimal"/>
-      <w:lvlText w:val="%7."/>
-      <w:lvlJc w:val="left"/>
-      <w:pPr>
-        <w:tabs>
-          <w:tab w:val="num" w:pos="5040"/>
-        </w:tabs>
-        <w:ind w:left="5040" w:hanging="360"/>
-      </w:pPr>
-    </w:lvl>
-    <w:lvl w:ilvl="7">
-      <w:start w:val="1"/>
-      <w:numFmt w:val="decimal"/>
-      <w:lvlText w:val="%8."/>
-      <w:lvlJc w:val="left"/>
-      <w:pPr>
-        <w:tabs>
-          <w:tab w:val="num" w:pos="5760"/>
-        </w:tabs>
-        <w:ind w:left="5760" w:hanging="360"/>
-      </w:pPr>
-    </w:lvl>
-  </w:abstractNum>
-  <w:abstractNum w:abstractNumId="58">
     <w:lvl w:ilvl="0">
       <w:start w:val="1"/>
       <w:numFmt w:val="bullet"/>
@@ -67849,7 +66479,7 @@
       </w:rPr>
     </w:lvl>
   </w:abstractNum>
-  <w:abstractNum w:abstractNumId="59">
+  <w:abstractNum w:abstractNumId="58">
     <w:lvl w:ilvl="0">
       <w:start w:val="1"/>
       <w:numFmt w:val="bullet"/>
@@ -67971,129 +66601,7 @@
       </w:rPr>
     </w:lvl>
   </w:abstractNum>
-  <w:abstractNum w:abstractNumId="60">
-    <w:lvl w:ilvl="0">
-      <w:start w:val="1"/>
-      <w:numFmt w:val="bullet"/>
-      <w:lvlText w:val=""/>
-      <w:lvlJc w:val="left"/>
-      <w:pPr>
-        <w:tabs>
-          <w:tab w:val="num" w:pos="720"/>
-        </w:tabs>
-        <w:ind w:left="720" w:hanging="360"/>
-      </w:pPr>
-      <w:rPr>
-        <w:rFonts w:ascii="Symbol" w:hAnsi="Symbol" w:hint="default"/>
-      </w:rPr>
-    </w:lvl>
-    <w:lvl w:ilvl="1">
-      <w:start w:val="1"/>
-      <w:numFmt w:val="bullet"/>
-      <w:lvlText w:val=""/>
-      <w:lvlJc w:val="left"/>
-      <w:pPr>
-        <w:tabs>
-          <w:tab w:val="num" w:pos="1440"/>
-        </w:tabs>
-        <w:ind w:left="1440" w:hanging="360"/>
-      </w:pPr>
-      <w:rPr>
-        <w:rFonts w:ascii="Symbol" w:hAnsi="Symbol" w:hint="default"/>
-      </w:rPr>
-    </w:lvl>
-    <w:lvl w:ilvl="2">
-      <w:start w:val="1"/>
-      <w:numFmt w:val="bullet"/>
-      <w:lvlText w:val=""/>
-      <w:lvlJc w:val="left"/>
-      <w:pPr>
-        <w:tabs>
-          <w:tab w:val="num" w:pos="2160"/>
-        </w:tabs>
-        <w:ind w:left="2160" w:hanging="360"/>
-      </w:pPr>
-      <w:rPr>
-        <w:rFonts w:ascii="Symbol" w:hAnsi="Symbol" w:hint="default"/>
-      </w:rPr>
-    </w:lvl>
-    <w:lvl w:ilvl="3">
-      <w:start w:val="1"/>
-      <w:numFmt w:val="bullet"/>
-      <w:lvlText w:val=""/>
-      <w:lvlJc w:val="left"/>
-      <w:pPr>
-        <w:tabs>
-          <w:tab w:val="num" w:pos="2880"/>
-        </w:tabs>
-        <w:ind w:left="2880" w:hanging="360"/>
-      </w:pPr>
-      <w:rPr>
-        <w:rFonts w:ascii="Symbol" w:hAnsi="Symbol" w:hint="default"/>
-      </w:rPr>
-    </w:lvl>
-    <w:lvl w:ilvl="4">
-      <w:start w:val="1"/>
-      <w:numFmt w:val="bullet"/>
-      <w:lvlText w:val=""/>
-      <w:lvlJc w:val="left"/>
-      <w:pPr>
-        <w:tabs>
-          <w:tab w:val="num" w:pos="3600"/>
-        </w:tabs>
-        <w:ind w:left="3600" w:hanging="360"/>
-      </w:pPr>
-      <w:rPr>
-        <w:rFonts w:ascii="Symbol" w:hAnsi="Symbol" w:hint="default"/>
-      </w:rPr>
-    </w:lvl>
-    <w:lvl w:ilvl="5">
-      <w:start w:val="1"/>
-      <w:numFmt w:val="bullet"/>
-      <w:lvlText w:val=""/>
-      <w:lvlJc w:val="left"/>
-      <w:pPr>
-        <w:tabs>
-          <w:tab w:val="num" w:pos="4320"/>
-        </w:tabs>
-        <w:ind w:left="4320" w:hanging="360"/>
-      </w:pPr>
-      <w:rPr>
-        <w:rFonts w:ascii="Symbol" w:hAnsi="Symbol" w:hint="default"/>
-      </w:rPr>
-    </w:lvl>
-    <w:lvl w:ilvl="6">
-      <w:start w:val="1"/>
-      <w:numFmt w:val="bullet"/>
-      <w:lvlText w:val=""/>
-      <w:lvlJc w:val="left"/>
-      <w:pPr>
-        <w:tabs>
-          <w:tab w:val="num" w:pos="5040"/>
-        </w:tabs>
-        <w:ind w:left="5040" w:hanging="360"/>
-      </w:pPr>
-      <w:rPr>
-        <w:rFonts w:ascii="Symbol" w:hAnsi="Symbol" w:hint="default"/>
-      </w:rPr>
-    </w:lvl>
-    <w:lvl w:ilvl="7">
-      <w:start w:val="1"/>
-      <w:numFmt w:val="bullet"/>
-      <w:lvlText w:val=""/>
-      <w:lvlJc w:val="left"/>
-      <w:pPr>
-        <w:tabs>
-          <w:tab w:val="num" w:pos="5760"/>
-        </w:tabs>
-        <w:ind w:left="5760" w:hanging="360"/>
-      </w:pPr>
-      <w:rPr>
-        <w:rFonts w:ascii="Symbol" w:hAnsi="Symbol" w:hint="default"/>
-      </w:rPr>
-    </w:lvl>
-  </w:abstractNum>
-  <w:abstractNum w:abstractNumId="61">
+  <w:abstractNum w:abstractNumId="59">
     <w:lvl w:ilvl="0">
       <w:start w:val="1"/>
       <w:numFmt w:val="bullet"/>
@@ -68391,12 +66899,6 @@
   </w:num>
   <w:num w:numId="59">
     <w:abstractNumId w:val="59"/>
-  </w:num>
-  <w:num w:numId="60">
-    <w:abstractNumId w:val="60"/>
-  </w:num>
-  <w:num w:numId="61">
-    <w:abstractNumId w:val="61"/>
   </w:num>
 </w:numbering>
 </file>

--- a/docs/libro/libro.docx
+++ b/docs/libro/libro.docx
@@ -13,6 +13,156 @@
       <w:r>
         <w:rPr/>
         <w:t xml:space="preserve"/>
+      </w:r>
+    </w:p>
+    <w:p>
+      <w:pPr>
+        <w:pStyle w:val="Heading1"/>
+        <w:spacing w:lineRule="auto"/>
+      </w:pPr>
+      <w:r>
+        <w:rPr/>
+        <w:t xml:space="preserve">Prefazione</w:t>
+      </w:r>
+    </w:p>
+    <w:p>
+      <w:pPr>
+        <w:spacing w:lineRule="auto"/>
+      </w:pPr>
+      <w:r>
+        <w:rPr/>
+        <w:t xml:space="preserve">Triad è un linguaggio di programmazione autonomo: sintassi a blocchi e tipi dichiarati, multiple dispatch, programmazione logica integrata, codice come dato. La sua definizione è una specifica normativa indipendente dall'implementazione, accompagnata da una specifica eseguibile e da una suite di conformità con golden verificabili. Questo libro ne è il percorso di studio.</w:t>
+      </w:r>
+    </w:p>
+    <w:p>
+      <w:pPr>
+        <w:spacing w:lineRule="auto"/>
+      </w:pPr>
+      <w:r>
+        <w:rPr/>
+        <w:t xml:space="preserve">Il libro nasce da un'esigenza semplice: imparare Triad non significa solo leggere la specifica, ma costruire un modello mentale del linguaggio, dei suoi costrutti e del suo runtime. La specifica è normativa e precisa, ma è scritta per essere implementata, non per essere letta come un romanzo. Questo volume la traduce in un percorso: spiegazioni, esempi, esercizi, marcatori di profilo.</w:t>
+      </w:r>
+    </w:p>
+    <w:p>
+      <w:pPr>
+        <w:spacing w:lineRule="auto"/>
+      </w:pPr>
+      <w:r>
+        <w:rPr/>
+        <w:t xml:space="preserve">Il lettore ideale sa già programmare in un altro linguaggio: sa cosa sono una variabile, una funzione, un ciclo, una ricorsione. Questo libro non insegna la programmazione in generale, insegna Triad. Le influenze del linguaggio (Julia, Prolog, Lisp) sono documentate nell'Appendice A della specifica: sono note informative, non definizioni. Triad non è un dialetto di nessuno dei tre.</w:t>
+      </w:r>
+    </w:p>
+    <w:p>
+      <w:pPr>
+        <w:spacing w:lineRule="auto"/>
+      </w:pPr>
+      <w:r>
+        <w:rPr/>
+        <w:t xml:space="preserve">Il volume è organizzato in quattro parti. La prima, </w:t>
+      </w:r>
+      <w:r>
+        <w:rPr/>
+        <w:t xml:space="preserve">Fondamenti</w:t>
+      </w:r>
+      <w:r>
+        <w:rPr/>
+        <w:t xml:space="preserve">, introduce il lessico, i valori e i tipi, il controllo di flusso, le funzioni, il dispatch, la logica, il codice come dato, gli errori, i contratti, il budget, le tracce e gli effetti. La seconda, </w:t>
+      </w:r>
+      <w:r>
+        <w:rPr/>
+        <w:t xml:space="preserve">Triad-Core</w:t>
+      </w:r>
+      <w:r>
+        <w:rPr/>
+        <w:t xml:space="preserve">, copre il sottoinsieme eseguibile oggi dall'interprete di riferimento, con tutti i 37 casi di conformance. La terza, </w:t>
+      </w:r>
+      <w:r>
+        <w:rPr/>
+        <w:t xml:space="preserve">Triad-Full</w:t>
+      </w:r>
+      <w:r>
+        <w:rPr/>
+        <w:t xml:space="preserve">, presenta i costrutti dello standard completo, oggi studiabili ma non ancora eseguibili dal runtime corrente. La quarta, </w:t>
+      </w:r>
+      <w:r>
+        <w:rPr/>
+        <w:t xml:space="preserve">Dentro il progetto</w:t>
+      </w:r>
+      <w:r>
+        <w:rPr/>
+        <w:t xml:space="preserve">, accompagna il lettore nel codice del repository: il seed in codice macchina, la suite di conformance, la CLI, gli strumenti per gli editor.</w:t>
+      </w:r>
+    </w:p>
+    <w:p>
+      <w:pPr>
+        <w:spacing w:lineRule="auto"/>
+      </w:pPr>
+      <w:r>
+        <w:rPr/>
+        <w:t xml:space="preserve">Due profili di conformità attraversano tutto il libro. Triad-Core è il sottoinsieme di bootstrap: valori, funzioni, chiusure, controllo di flusso, liste, stringhe, I/O. Triad-Full è lo standard completo. Ogni programma Core è anche un programma Full valido e deve comportarsi allo stesso modo. I marcatori </w:t>
+      </w:r>
+      <w:r>
+        <w:rPr>
+          <w:b/>
+        </w:rPr>
+        <w:t xml:space="preserve">[Core]</w:t>
+      </w:r>
+      <w:r>
+        <w:rPr/>
+        <w:t xml:space="preserve"> e </w:t>
+      </w:r>
+      <w:r>
+        <w:rPr>
+          <w:b/>
+        </w:rPr>
+        <w:t xml:space="preserve">[Full]</w:t>
+      </w:r>
+      <w:r>
+        <w:rPr/>
+        <w:t xml:space="preserve"> indicano in quale profilo esiste ciascun costrutto; i blocchi di codice sono marcati </w:t>
+      </w:r>
+      <w:r>
+        <w:rPr/>
+        <w:t xml:space="preserve">triad</w:t>
+      </w:r>
+      <w:r>
+        <w:rPr/>
+        <w:t xml:space="preserve"> (eseguibile oggi) o </w:t>
+      </w:r>
+      <w:r>
+        <w:rPr/>
+        <w:t xml:space="preserve">triad-full</w:t>
+      </w:r>
+      <w:r>
+        <w:rPr/>
+        <w:t xml:space="preserve"> (specificato ma non ancora eseguibile).</w:t>
+      </w:r>
+    </w:p>
+    <w:p>
+      <w:pPr>
+        <w:spacing w:lineRule="auto"/>
+      </w:pPr>
+      <w:r>
+        <w:rPr/>
+        <w:t xml:space="preserve">Il runtime di riferimento è il seed S0: un interprete Triad-Core scritto direttamente in codice macchina x86-64, senza alcun linguaggio ospite. Il piano di bootstrap prevede S1 (un interprete Triad scritto in Triad-Core), S2 (compilatore nativo), S3 (self-hosting) e S4 (parità cross-platform). Il libro riflette questo stato: dove il runtime non copre un costrutto, il testo lo dice esplicitamente.</w:t>
+      </w:r>
+    </w:p>
+    <w:p>
+      <w:pPr>
+        <w:spacing w:lineRule="auto"/>
+      </w:pPr>
+      <w:r>
+        <w:rPr/>
+        <w:t xml:space="preserve">Buona lettura, e buon codice.</w:t>
+      </w:r>
+    </w:p>
+    <w:p>
+      <w:pPr>
+        <w:spacing w:lineRule="auto"/>
+      </w:pPr>
+      <w:r>
+        <w:rPr/>
+        <w:t xml:space="preserve">— GPuntobit</w:t>
       </w:r>
     </w:p>
     <w:p>
@@ -26608,12 +26758,12 @@
           <wp:inline distB="0" distL="0" distR="0" distT="0">
             <wp:extent cx="5943600" cy="5943600"/>
             <wp:effectExtent b="0" l="0" r="0" t="0"/>
-            <wp:docPr id="1" name="image-vAUttz7HGu1g8Z1YV76F7.webp"/>
+            <wp:docPr id="1" name="image-n4uvOdGanwQ3WFKr8IZlO.webp"/>
             <a:graphic>
               <a:graphicData uri="http://schemas.openxmlformats.org/drawingml/2006/picture">
                 <pic:pic>
                   <pic:nvPicPr>
-                    <pic:cNvPr id="1" name="image-vAUttz7HGu1g8Z1YV76F7.webp" descr="Logo di Triad"/>
+                    <pic:cNvPr id="1" name="image-n4uvOdGanwQ3WFKr8IZlO.webp" descr="Logo di Triad"/>
                     <pic:cNvPicPr/>
                   </pic:nvPicPr>
                   <pic:blipFill>

--- a/docs/libro/libro.docx
+++ b/docs/libro/libro.docx
@@ -26758,12 +26758,12 @@
           <wp:inline distB="0" distL="0" distR="0" distT="0">
             <wp:extent cx="5943600" cy="5943600"/>
             <wp:effectExtent b="0" l="0" r="0" t="0"/>
-            <wp:docPr id="1" name="image-n4uvOdGanwQ3WFKr8IZlO.webp"/>
+            <wp:docPr id="1" name="image-xXx5bLhF76rirYrpwWUMh.webp"/>
             <a:graphic>
               <a:graphicData uri="http://schemas.openxmlformats.org/drawingml/2006/picture">
                 <pic:pic>
                   <pic:nvPicPr>
-                    <pic:cNvPr id="1" name="image-n4uvOdGanwQ3WFKr8IZlO.webp" descr="Logo di Triad"/>
+                    <pic:cNvPr id="1" name="image-xXx5bLhF76rirYrpwWUMh.webp" descr="Logo di Triad"/>
                     <pic:cNvPicPr/>
                   </pic:nvPicPr>
                   <pic:blipFill>

--- a/docs/libro/libro.docx
+++ b/docs/libro/libro.docx
@@ -1206,521 +1206,9 @@
     </w:p>
     <w:p>
       <w:pPr>
-        <w:pStyle w:val="Heading3"/>
-        <w:spacing w:lineRule="auto"/>
-      </w:pPr>
-      <w:r>
-        <w:rPr/>
-        <w:t xml:space="preserve">Indice</w:t>
-      </w:r>
-    </w:p>
-    <w:p>
-      <w:pPr>
-        <w:spacing w:lineRule="auto"/>
-      </w:pPr>
-      <w:r>
-        <w:rPr>
-          <w:b/>
-        </w:rPr>
-        <w:t xml:space="preserve">Parte I — Il linguaggio</w:t>
-      </w:r>
-    </w:p>
-    <w:p>
-      <w:pPr>
-        <w:numPr>
-          <w:ilvl w:val="0"/>
-          <w:numId w:val="2"/>
-        </w:numPr>
         <w:spacing w:lineRule="auto"/>
       </w:pPr>
       <w:hyperlink r:id="rId11">
-        <w:r>
-          <w:rPr>
-            <w:rStyle w:val="Hyperlink"/>
-          </w:rPr>
-          <w:t xml:space="preserve">Lessico</w:t>
-        </w:r>
-      </w:hyperlink>
-      <w:r>
-        <w:rPr/>
-        <w:t xml:space="preserve"> · 2. </w:t>
-      </w:r>
-      <w:hyperlink r:id="rId12">
-        <w:r>
-          <w:rPr>
-            <w:rStyle w:val="Hyperlink"/>
-          </w:rPr>
-          <w:t xml:space="preserve">Valori e tipi</w:t>
-        </w:r>
-      </w:hyperlink>
-      <w:r>
-        <w:rPr/>
-        <w:t xml:space="preserve"> · 3. </w:t>
-      </w:r>
-      <w:hyperlink r:id="rId13">
-        <w:r>
-          <w:rPr>
-            <w:rStyle w:val="Hyperlink"/>
-          </w:rPr>
-          <w:t xml:space="preserve">Variabili e assegnamento</w:t>
-        </w:r>
-      </w:hyperlink>
-      <w:r>
-        <w:rPr/>
-        <w:t xml:space="preserve"> ·</w:t>
-      </w:r>
-    </w:p>
-    <w:p>
-      <w:pPr>
-        <w:numPr>
-          <w:ilvl w:val="0"/>
-          <w:numId w:val="2"/>
-        </w:numPr>
-        <w:spacing w:lineRule="auto"/>
-      </w:pPr>
-      <w:hyperlink r:id="rId14">
-        <w:r>
-          <w:rPr>
-            <w:rStyle w:val="Hyperlink"/>
-          </w:rPr>
-          <w:t xml:space="preserve">Operatori e precedenza</w:t>
-        </w:r>
-      </w:hyperlink>
-      <w:r>
-        <w:rPr/>
-        <w:t xml:space="preserve"> · 5. </w:t>
-      </w:r>
-      <w:hyperlink r:id="rId15">
-        <w:r>
-          <w:rPr>
-            <w:rStyle w:val="Hyperlink"/>
-          </w:rPr>
-          <w:t xml:space="preserve">Controllo di flusso</w:t>
-        </w:r>
-      </w:hyperlink>
-      <w:r>
-        <w:rPr/>
-        <w:t xml:space="preserve"> ·</w:t>
-      </w:r>
-    </w:p>
-    <w:p>
-      <w:pPr>
-        <w:numPr>
-          <w:ilvl w:val="0"/>
-          <w:numId w:val="2"/>
-        </w:numPr>
-        <w:spacing w:lineRule="auto"/>
-      </w:pPr>
-      <w:hyperlink r:id="rId16">
-        <w:r>
-          <w:rPr>
-            <w:rStyle w:val="Hyperlink"/>
-          </w:rPr>
-          <w:t xml:space="preserve">Funzioni</w:t>
-        </w:r>
-      </w:hyperlink>
-      <w:r>
-        <w:rPr/>
-        <w:t xml:space="preserve"> · 7. </w:t>
-      </w:r>
-      <w:hyperlink r:id="rId17">
-        <w:r>
-          <w:rPr>
-            <w:rStyle w:val="Hyperlink"/>
-          </w:rPr>
-          <w:t xml:space="preserve">Tipi e multiple dispatch</w:t>
-        </w:r>
-      </w:hyperlink>
-      <w:r>
-        <w:rPr/>
-        <w:t xml:space="preserve"> ·</w:t>
-      </w:r>
-    </w:p>
-    <w:p>
-      <w:pPr>
-        <w:numPr>
-          <w:ilvl w:val="0"/>
-          <w:numId w:val="2"/>
-        </w:numPr>
-        <w:spacing w:lineRule="auto"/>
-      </w:pPr>
-      <w:hyperlink r:id="rId18">
-        <w:r>
-          <w:rPr>
-            <w:rStyle w:val="Hyperlink"/>
-          </w:rPr>
-          <w:t xml:space="preserve">Lambda, chiusure e scope</w:t>
-        </w:r>
-      </w:hyperlink>
-      <w:r>
-        <w:rPr/>
-        <w:t xml:space="preserve"> · 9. </w:t>
-      </w:r>
-      <w:hyperlink r:id="rId19">
-        <w:r>
-          <w:rPr>
-            <w:rStyle w:val="Hyperlink"/>
-          </w:rPr>
-          <w:t xml:space="preserve">Liste</w:t>
-        </w:r>
-      </w:hyperlink>
-      <w:r>
-        <w:rPr/>
-        <w:t xml:space="preserve"> ·</w:t>
-      </w:r>
-    </w:p>
-    <w:p>
-      <w:pPr>
-        <w:numPr>
-          <w:ilvl w:val="0"/>
-          <w:numId w:val="2"/>
-        </w:numPr>
-        <w:spacing w:lineRule="auto"/>
-      </w:pPr>
-      <w:hyperlink r:id="rId20">
-        <w:r>
-          <w:rPr>
-            <w:rStyle w:val="Hyperlink"/>
-          </w:rPr>
-          <w:t xml:space="preserve">Stringhe, simboli e conversioni</w:t>
-        </w:r>
-      </w:hyperlink>
-      <w:r>
-        <w:rPr/>
-        <w:t xml:space="preserve"> · 11. </w:t>
-      </w:r>
-      <w:hyperlink r:id="rId21">
-        <w:r>
-          <w:rPr>
-            <w:rStyle w:val="Hyperlink"/>
-          </w:rPr>
-          <w:t xml:space="preserve">Errori come dati</w:t>
-        </w:r>
-      </w:hyperlink>
-      <w:r>
-        <w:rPr/>
-        <w:t xml:space="preserve"> ·</w:t>
-      </w:r>
-    </w:p>
-    <w:p>
-      <w:pPr>
-        <w:numPr>
-          <w:ilvl w:val="0"/>
-          <w:numId w:val="2"/>
-        </w:numPr>
-        <w:spacing w:lineRule="auto"/>
-      </w:pPr>
-      <w:hyperlink r:id="rId22">
-        <w:r>
-          <w:rPr>
-            <w:rStyle w:val="Hyperlink"/>
-          </w:rPr>
-          <w:t xml:space="preserve">Contratti</w:t>
-        </w:r>
-      </w:hyperlink>
-      <w:r>
-        <w:rPr/>
-        <w:t xml:space="preserve"> · 13. </w:t>
-      </w:r>
-      <w:hyperlink r:id="rId23">
-        <w:r>
-          <w:rPr>
-            <w:rStyle w:val="Hyperlink"/>
-          </w:rPr>
-          <w:t xml:space="preserve">Budget</w:t>
-        </w:r>
-      </w:hyperlink>
-      <w:r>
-        <w:rPr/>
-        <w:t xml:space="preserve"> · 14. </w:t>
-      </w:r>
-      <w:hyperlink r:id="rId24">
-        <w:r>
-          <w:rPr>
-            <w:rStyle w:val="Hyperlink"/>
-          </w:rPr>
-          <w:t xml:space="preserve">Tracce</w:t>
-        </w:r>
-      </w:hyperlink>
-      <w:r>
-        <w:rPr/>
-        <w:t xml:space="preserve"> ·</w:t>
-      </w:r>
-    </w:p>
-    <w:p>
-      <w:pPr>
-        <w:numPr>
-          <w:ilvl w:val="0"/>
-          <w:numId w:val="2"/>
-        </w:numPr>
-        <w:spacing w:lineRule="auto"/>
-      </w:pPr>
-      <w:hyperlink r:id="rId25">
-        <w:r>
-          <w:rPr>
-            <w:rStyle w:val="Hyperlink"/>
-          </w:rPr>
-          <w:t xml:space="preserve">Effetti dichiarati</w:t>
-        </w:r>
-      </w:hyperlink>
-      <w:r>
-        <w:rPr/>
-        <w:t xml:space="preserve"> · 16. </w:t>
-      </w:r>
-      <w:hyperlink r:id="rId26">
-        <w:r>
-          <w:rPr>
-            <w:rStyle w:val="Hyperlink"/>
-          </w:rPr>
-          <w:t xml:space="preserve">Logica</w:t>
-        </w:r>
-      </w:hyperlink>
-      <w:r>
-        <w:rPr/>
-        <w:t xml:space="preserve"> ·</w:t>
-      </w:r>
-    </w:p>
-    <w:p>
-      <w:pPr>
-        <w:numPr>
-          <w:ilvl w:val="0"/>
-          <w:numId w:val="2"/>
-        </w:numPr>
-        <w:spacing w:lineRule="auto"/>
-      </w:pPr>
-      <w:hyperlink r:id="rId27">
-        <w:r>
-          <w:rPr>
-            <w:rStyle w:val="Hyperlink"/>
-          </w:rPr>
-          <w:t xml:space="preserve">Codice come dato</w:t>
-        </w:r>
-      </w:hyperlink>
-      <w:r>
-        <w:rPr/>
-        <w:t xml:space="preserve"> · 18. </w:t>
-      </w:r>
-      <w:hyperlink r:id="rId28">
-        <w:r>
-          <w:rPr>
-            <w:rStyle w:val="Hyperlink"/>
-          </w:rPr>
-          <w:t xml:space="preserve">Macro</w:t>
-        </w:r>
-      </w:hyperlink>
-      <w:r>
-        <w:rPr/>
-        <w:t xml:space="preserve"> ·</w:t>
-      </w:r>
-    </w:p>
-    <w:p>
-      <w:pPr>
-        <w:numPr>
-          <w:ilvl w:val="0"/>
-          <w:numId w:val="2"/>
-        </w:numPr>
-        <w:spacing w:lineRule="auto"/>
-      </w:pPr>
-      <w:hyperlink r:id="rId29">
-        <w:r>
-          <w:rPr>
-            <w:rStyle w:val="Hyperlink"/>
-          </w:rPr>
-          <w:t xml:space="preserve">Builtin</w:t>
-        </w:r>
-      </w:hyperlink>
-      <w:r>
-        <w:rPr/>
-        <w:t xml:space="preserve"> · 20. </w:t>
-      </w:r>
-      <w:hyperlink r:id="rId30">
-        <w:r>
-          <w:rPr>
-            <w:rStyle w:val="Hyperlink"/>
-          </w:rPr>
-          <w:t xml:space="preserve">Riga di comando e REPL</w:t>
-        </w:r>
-      </w:hyperlink>
-      <w:r>
-        <w:rPr/>
-        <w:t xml:space="preserve"> ·</w:t>
-      </w:r>
-    </w:p>
-    <w:p>
-      <w:pPr>
-        <w:numPr>
-          <w:ilvl w:val="0"/>
-          <w:numId w:val="2"/>
-        </w:numPr>
-        <w:spacing w:lineRule="auto"/>
-      </w:pPr>
-      <w:hyperlink r:id="rId31">
-        <w:r>
-          <w:rPr>
-            <w:rStyle w:val="Hyperlink"/>
-          </w:rPr>
-          <w:t xml:space="preserve">Primitivi di bootstrap</w:t>
-        </w:r>
-      </w:hyperlink>
-      <w:r>
-        <w:rPr/>
-        <w:t xml:space="preserve"> · 22. </w:t>
-      </w:r>
-      <w:hyperlink r:id="rId32">
-        <w:r>
-          <w:rPr>
-            <w:rStyle w:val="Hyperlink"/>
-          </w:rPr>
-          <w:t xml:space="preserve">Stile e pattern idiomatici</w:t>
-        </w:r>
-      </w:hyperlink>
-    </w:p>
-    <w:p>
-      <w:pPr>
-        <w:spacing w:lineRule="auto"/>
-      </w:pPr>
-      <w:r>
-        <w:rPr>
-          <w:b/>
-        </w:rPr>
-        <w:t xml:space="preserve">Parte II — Esercizi</w:t>
-      </w:r>
-      <w:r>
-        <w:rPr/>
-        <w:t xml:space="preserve"> · </w:t>
-      </w:r>
-      <w:hyperlink r:id="rId33">
-        <w:r>
-          <w:rPr>
-            <w:rStyle w:val="Hyperlink"/>
-          </w:rPr>
-          <w:t xml:space="preserve">23. Esercizi guidati</w:t>
-        </w:r>
-      </w:hyperlink>
-      <w:r>
-        <w:rPr/>
-        <w:t xml:space="preserve"> · </w:t>
-      </w:r>
-      <w:hyperlink r:id="rId34">
-        <w:r>
-          <w:rPr>
-            <w:rStyle w:val="Hyperlink"/>
-          </w:rPr>
-          <w:t xml:space="preserve">24. Esercizi su Triad-Full</w:t>
-        </w:r>
-      </w:hyperlink>
-    </w:p>
-    <w:p>
-      <w:pPr>
-        <w:spacing w:lineRule="auto"/>
-      </w:pPr>
-      <w:r>
-        <w:rPr>
-          <w:b/>
-        </w:rPr>
-        <w:t xml:space="preserve">Parte III — Riferimento</w:t>
-      </w:r>
-      <w:r>
-        <w:rPr/>
-        <w:t xml:space="preserve"> · </w:t>
-      </w:r>
-      <w:hyperlink r:id="rId35">
-        <w:r>
-          <w:rPr>
-            <w:rStyle w:val="Hyperlink"/>
-          </w:rPr>
-          <w:t xml:space="preserve">25. Grammatica</w:t>
-        </w:r>
-      </w:hyperlink>
-      <w:r>
-        <w:rPr/>
-        <w:t xml:space="preserve"> · </w:t>
-      </w:r>
-      <w:hyperlink r:id="rId36">
-        <w:r>
-          <w:rPr>
-            <w:rStyle w:val="Hyperlink"/>
-          </w:rPr>
-          <w:t xml:space="preserve">26. Schede rapide</w:t>
-        </w:r>
-      </w:hyperlink>
-      <w:r>
-        <w:rPr/>
-        <w:t xml:space="preserve"> · </w:t>
-      </w:r>
-      <w:hyperlink r:id="rId37">
-        <w:r>
-          <w:rPr>
-            <w:rStyle w:val="Hyperlink"/>
-          </w:rPr>
-          <w:t xml:space="preserve">27. Tabella degli errori</w:t>
-        </w:r>
-      </w:hyperlink>
-      <w:r>
-        <w:rPr/>
-        <w:t xml:space="preserve"> · </w:t>
-      </w:r>
-      <w:hyperlink r:id="rId38">
-        <w:r>
-          <w:rPr>
-            <w:rStyle w:val="Hyperlink"/>
-          </w:rPr>
-          <w:t xml:space="preserve">28. Glossario</w:t>
-        </w:r>
-      </w:hyperlink>
-      <w:r>
-        <w:rPr/>
-        <w:t xml:space="preserve"> · </w:t>
-      </w:r>
-      <w:hyperlink r:id="rId39">
-        <w:r>
-          <w:rPr>
-            <w:rStyle w:val="Hyperlink"/>
-          </w:rPr>
-          <w:t xml:space="preserve">29. Cosa gira oggi</w:t>
-        </w:r>
-      </w:hyperlink>
-    </w:p>
-    <w:p>
-      <w:pPr>
-        <w:spacing w:lineRule="auto"/>
-      </w:pPr>
-      <w:r>
-        <w:rPr>
-          <w:b/>
-        </w:rPr>
-        <w:t xml:space="preserve">Appendici</w:t>
-      </w:r>
-      <w:r>
-        <w:rPr/>
-        <w:t xml:space="preserve"> · </w:t>
-      </w:r>
-      <w:hyperlink r:id="rId40">
-        <w:r>
-          <w:rPr>
-            <w:rStyle w:val="Hyperlink"/>
-          </w:rPr>
-          <w:t xml:space="preserve">A. Influenze dichiarate</w:t>
-        </w:r>
-      </w:hyperlink>
-      <w:r>
-        <w:rPr/>
-        <w:t xml:space="preserve"> · </w:t>
-      </w:r>
-      <w:hyperlink r:id="rId41">
-        <w:r>
-          <w:rPr>
-            <w:rStyle w:val="Hyperlink"/>
-          </w:rPr>
-          <w:t xml:space="preserve">B. Dove guardare</w:t>
-        </w:r>
-      </w:hyperlink>
-    </w:p>
-    <w:p>
-      <w:pPr>
-        <w:spacing w:lineRule="auto"/>
-      </w:pPr>
-      <w:hyperlink r:id="rId42">
         <w:r>
           <w:rPr>
             <w:rStyle w:val="Hyperlink"/>
@@ -1742,7 +1230,7 @@
       <w:pPr>
         <w:spacing w:lineRule="auto"/>
       </w:pPr>
-      <w:hyperlink r:id="rId43">
+      <w:hyperlink r:id="rId12">
         <w:r>
           <w:rPr>
             <w:rStyle w:val="Hyperlink"/>
@@ -3270,7 +2758,7 @@
       <w:pPr>
         <w:spacing w:lineRule="auto"/>
       </w:pPr>
-      <w:hyperlink r:id="rId44">
+      <w:hyperlink r:id="rId13">
         <w:r>
           <w:rPr>
             <w:rStyle w:val="Hyperlink"/>
@@ -5838,7 +5326,7 @@
       <w:pPr>
         <w:spacing w:lineRule="auto"/>
       </w:pPr>
-      <w:hyperlink r:id="rId45">
+      <w:hyperlink r:id="rId14">
         <w:r>
           <w:rPr>
             <w:rStyle w:val="Hyperlink"/>
@@ -5965,7 +5453,7 @@
       <w:pPr>
         <w:spacing w:lineRule="auto"/>
       </w:pPr>
-      <w:hyperlink r:id="rId46">
+      <w:hyperlink r:id="rId15">
         <w:r>
           <w:rPr>
             <w:rStyle w:val="Hyperlink"/>
@@ -7163,7 +6651,7 @@
       <w:pPr>
         <w:numPr>
           <w:ilvl w:val="0"/>
-          <w:numId w:val="3"/>
+          <w:numId w:val="2"/>
         </w:numPr>
         <w:spacing w:lineRule="auto"/>
       </w:pPr>
@@ -7198,7 +6686,7 @@
       <w:pPr>
         <w:numPr>
           <w:ilvl w:val="0"/>
-          <w:numId w:val="3"/>
+          <w:numId w:val="2"/>
         </w:numPr>
         <w:spacing w:lineRule="auto"/>
       </w:pPr>
@@ -7241,7 +6729,7 @@
       <w:pPr>
         <w:numPr>
           <w:ilvl w:val="0"/>
-          <w:numId w:val="3"/>
+          <w:numId w:val="2"/>
         </w:numPr>
         <w:spacing w:lineRule="auto"/>
       </w:pPr>
@@ -7266,7 +6754,7 @@
       <w:pPr>
         <w:numPr>
           <w:ilvl w:val="0"/>
-          <w:numId w:val="3"/>
+          <w:numId w:val="2"/>
         </w:numPr>
         <w:spacing w:lineRule="auto"/>
       </w:pPr>
@@ -7445,7 +6933,7 @@
       <w:pPr>
         <w:spacing w:lineRule="auto"/>
       </w:pPr>
-      <w:hyperlink r:id="rId47">
+      <w:hyperlink r:id="rId16">
         <w:r>
           <w:rPr>
             <w:rStyle w:val="Hyperlink"/>
@@ -8178,7 +7666,7 @@
       <w:pPr>
         <w:spacing w:lineRule="auto"/>
       </w:pPr>
-      <w:hyperlink r:id="rId48">
+      <w:hyperlink r:id="rId17">
         <w:r>
           <w:rPr>
             <w:rStyle w:val="Hyperlink"/>
@@ -8538,7 +8026,7 @@
       <w:pPr>
         <w:spacing w:lineRule="auto"/>
       </w:pPr>
-      <w:hyperlink r:id="rId49">
+      <w:hyperlink r:id="rId18">
         <w:r>
           <w:rPr>
             <w:rStyle w:val="Hyperlink"/>
@@ -8627,7 +8115,7 @@
       <w:pPr>
         <w:numPr>
           <w:ilvl w:val="0"/>
-          <w:numId w:val="4"/>
+          <w:numId w:val="3"/>
         </w:numPr>
         <w:spacing w:lineRule="auto"/>
       </w:pPr>
@@ -8648,7 +8136,7 @@
       <w:pPr>
         <w:numPr>
           <w:ilvl w:val="0"/>
-          <w:numId w:val="4"/>
+          <w:numId w:val="3"/>
         </w:numPr>
         <w:spacing w:lineRule="auto"/>
       </w:pPr>
@@ -8669,7 +8157,7 @@
       <w:pPr>
         <w:numPr>
           <w:ilvl w:val="0"/>
-          <w:numId w:val="4"/>
+          <w:numId w:val="3"/>
         </w:numPr>
         <w:spacing w:lineRule="auto"/>
       </w:pPr>
@@ -8864,7 +8352,7 @@
       <w:pPr>
         <w:spacing w:lineRule="auto"/>
       </w:pPr>
-      <w:hyperlink r:id="rId50">
+      <w:hyperlink r:id="rId19">
         <w:r>
           <w:rPr>
             <w:rStyle w:val="Hyperlink"/>
@@ -9107,7 +8595,7 @@
       <w:pPr>
         <w:numPr>
           <w:ilvl w:val="0"/>
-          <w:numId w:val="5"/>
+          <w:numId w:val="4"/>
         </w:numPr>
         <w:spacing w:lineRule="auto"/>
       </w:pPr>
@@ -9158,7 +8646,7 @@
       <w:pPr>
         <w:numPr>
           <w:ilvl w:val="0"/>
-          <w:numId w:val="5"/>
+          <w:numId w:val="4"/>
         </w:numPr>
         <w:spacing w:lineRule="auto"/>
       </w:pPr>
@@ -9187,7 +8675,7 @@
       <w:pPr>
         <w:numPr>
           <w:ilvl w:val="0"/>
-          <w:numId w:val="5"/>
+          <w:numId w:val="4"/>
         </w:numPr>
         <w:spacing w:lineRule="auto"/>
       </w:pPr>
@@ -9206,7 +8694,7 @@
       <w:pPr>
         <w:numPr>
           <w:ilvl w:val="0"/>
-          <w:numId w:val="5"/>
+          <w:numId w:val="4"/>
         </w:numPr>
         <w:spacing w:lineRule="auto"/>
       </w:pPr>
@@ -9225,7 +8713,7 @@
       <w:pPr>
         <w:numPr>
           <w:ilvl w:val="0"/>
-          <w:numId w:val="5"/>
+          <w:numId w:val="4"/>
         </w:numPr>
         <w:spacing w:lineRule="auto"/>
       </w:pPr>
@@ -9316,7 +8804,7 @@
       <w:pPr>
         <w:spacing w:lineRule="auto"/>
       </w:pPr>
-      <w:hyperlink r:id="rId51">
+      <w:hyperlink r:id="rId20">
         <w:r>
           <w:rPr>
             <w:rStyle w:val="Hyperlink"/>
@@ -9564,7 +9052,7 @@
       <w:pPr>
         <w:spacing w:lineRule="auto"/>
       </w:pPr>
-      <w:hyperlink r:id="rId52">
+      <w:hyperlink r:id="rId21">
         <w:r>
           <w:rPr>
             <w:rStyle w:val="Hyperlink"/>
@@ -10132,7 +9620,7 @@
       <w:pPr>
         <w:spacing w:lineRule="auto"/>
       </w:pPr>
-      <w:hyperlink r:id="rId53">
+      <w:hyperlink r:id="rId22">
         <w:r>
           <w:rPr>
             <w:rStyle w:val="Hyperlink"/>
@@ -10204,7 +9692,7 @@
       <w:pPr>
         <w:numPr>
           <w:ilvl w:val="0"/>
-          <w:numId w:val="6"/>
+          <w:numId w:val="5"/>
         </w:numPr>
         <w:spacing w:lineRule="auto"/>
       </w:pPr>
@@ -10221,7 +9709,7 @@
       <w:pPr>
         <w:numPr>
           <w:ilvl w:val="0"/>
-          <w:numId w:val="6"/>
+          <w:numId w:val="5"/>
         </w:numPr>
         <w:spacing w:lineRule="auto"/>
       </w:pPr>
@@ -10238,7 +9726,7 @@
       <w:pPr>
         <w:numPr>
           <w:ilvl w:val="0"/>
-          <w:numId w:val="6"/>
+          <w:numId w:val="5"/>
         </w:numPr>
         <w:spacing w:lineRule="auto"/>
       </w:pPr>
@@ -11789,7 +11277,7 @@
       <w:pPr>
         <w:spacing w:lineRule="auto"/>
       </w:pPr>
-      <w:hyperlink r:id="rId54">
+      <w:hyperlink r:id="rId23">
         <w:r>
           <w:rPr>
             <w:rStyle w:val="Hyperlink"/>
@@ -11853,7 +11341,7 @@
       <w:pPr>
         <w:numPr>
           <w:ilvl w:val="0"/>
-          <w:numId w:val="7"/>
+          <w:numId w:val="6"/>
         </w:numPr>
         <w:spacing w:lineRule="auto"/>
       </w:pPr>
@@ -11880,7 +11368,7 @@
       <w:pPr>
         <w:numPr>
           <w:ilvl w:val="0"/>
-          <w:numId w:val="7"/>
+          <w:numId w:val="6"/>
         </w:numPr>
         <w:spacing w:lineRule="auto"/>
       </w:pPr>
@@ -11915,7 +11403,7 @@
       <w:pPr>
         <w:numPr>
           <w:ilvl w:val="0"/>
-          <w:numId w:val="7"/>
+          <w:numId w:val="6"/>
         </w:numPr>
         <w:spacing w:lineRule="auto"/>
       </w:pPr>
@@ -11954,7 +11442,7 @@
       <w:pPr>
         <w:numPr>
           <w:ilvl w:val="0"/>
-          <w:numId w:val="7"/>
+          <w:numId w:val="6"/>
         </w:numPr>
         <w:spacing w:lineRule="auto"/>
       </w:pPr>
@@ -11985,7 +11473,7 @@
       <w:pPr>
         <w:numPr>
           <w:ilvl w:val="0"/>
-          <w:numId w:val="7"/>
+          <w:numId w:val="6"/>
         </w:numPr>
         <w:spacing w:lineRule="auto"/>
       </w:pPr>
@@ -12006,7 +11494,7 @@
       <w:pPr>
         <w:numPr>
           <w:ilvl w:val="0"/>
-          <w:numId w:val="7"/>
+          <w:numId w:val="6"/>
         </w:numPr>
         <w:spacing w:lineRule="auto"/>
       </w:pPr>
@@ -12072,7 +11560,7 @@
       <w:pPr>
         <w:spacing w:lineRule="auto"/>
       </w:pPr>
-      <w:hyperlink r:id="rId55">
+      <w:hyperlink r:id="rId24">
         <w:r>
           <w:rPr>
             <w:rStyle w:val="Hyperlink"/>
@@ -12242,7 +11730,7 @@
       <w:pPr>
         <w:spacing w:lineRule="auto"/>
       </w:pPr>
-      <w:hyperlink r:id="rId56">
+      <w:hyperlink r:id="rId25">
         <w:r>
           <w:rPr>
             <w:rStyle w:val="Hyperlink"/>
@@ -12956,7 +12444,7 @@
       <w:pPr>
         <w:numPr>
           <w:ilvl w:val="0"/>
-          <w:numId w:val="8"/>
+          <w:numId w:val="7"/>
         </w:numPr>
         <w:spacing w:lineRule="auto"/>
       </w:pPr>
@@ -13017,7 +12505,7 @@
       <w:pPr>
         <w:numPr>
           <w:ilvl w:val="0"/>
-          <w:numId w:val="8"/>
+          <w:numId w:val="7"/>
         </w:numPr>
         <w:spacing w:lineRule="auto"/>
       </w:pPr>
@@ -13058,7 +12546,7 @@
       <w:pPr>
         <w:numPr>
           <w:ilvl w:val="0"/>
-          <w:numId w:val="8"/>
+          <w:numId w:val="7"/>
         </w:numPr>
         <w:spacing w:lineRule="auto"/>
       </w:pPr>
@@ -13113,7 +12601,7 @@
       <w:pPr>
         <w:numPr>
           <w:ilvl w:val="0"/>
-          <w:numId w:val="8"/>
+          <w:numId w:val="7"/>
         </w:numPr>
         <w:spacing w:lineRule="auto"/>
       </w:pPr>
@@ -13212,7 +12700,7 @@
       <w:pPr>
         <w:spacing w:lineRule="auto"/>
       </w:pPr>
-      <w:hyperlink r:id="rId57">
+      <w:hyperlink r:id="rId26">
         <w:r>
           <w:rPr>
             <w:rStyle w:val="Hyperlink"/>
@@ -13559,7 +13047,7 @@
       <w:pPr>
         <w:numPr>
           <w:ilvl w:val="0"/>
-          <w:numId w:val="9"/>
+          <w:numId w:val="8"/>
         </w:numPr>
         <w:spacing w:lineRule="auto"/>
       </w:pPr>
@@ -13572,7 +13060,7 @@
       <w:pPr>
         <w:numPr>
           <w:ilvl w:val="0"/>
-          <w:numId w:val="9"/>
+          <w:numId w:val="8"/>
         </w:numPr>
         <w:spacing w:lineRule="auto"/>
       </w:pPr>
@@ -13585,7 +13073,7 @@
       <w:pPr>
         <w:numPr>
           <w:ilvl w:val="0"/>
-          <w:numId w:val="9"/>
+          <w:numId w:val="8"/>
         </w:numPr>
         <w:spacing w:lineRule="auto"/>
       </w:pPr>
@@ -13598,7 +13086,7 @@
       <w:pPr>
         <w:numPr>
           <w:ilvl w:val="0"/>
-          <w:numId w:val="9"/>
+          <w:numId w:val="8"/>
         </w:numPr>
         <w:spacing w:lineRule="auto"/>
       </w:pPr>
@@ -13619,7 +13107,7 @@
       <w:pPr>
         <w:numPr>
           <w:ilvl w:val="0"/>
-          <w:numId w:val="9"/>
+          <w:numId w:val="8"/>
         </w:numPr>
         <w:spacing w:lineRule="auto"/>
       </w:pPr>
@@ -13683,7 +13171,7 @@
       <w:pPr>
         <w:spacing w:lineRule="auto"/>
       </w:pPr>
-      <w:hyperlink r:id="rId58">
+      <w:hyperlink r:id="rId27">
         <w:r>
           <w:rPr>
             <w:rStyle w:val="Hyperlink"/>
@@ -13760,7 +13248,7 @@
       <w:pPr>
         <w:numPr>
           <w:ilvl w:val="0"/>
-          <w:numId w:val="10"/>
+          <w:numId w:val="9"/>
         </w:numPr>
         <w:spacing w:lineRule="auto"/>
       </w:pPr>
@@ -13785,7 +13273,7 @@
       <w:pPr>
         <w:numPr>
           <w:ilvl w:val="0"/>
-          <w:numId w:val="10"/>
+          <w:numId w:val="9"/>
         </w:numPr>
         <w:spacing w:lineRule="auto"/>
       </w:pPr>
@@ -13828,7 +13316,7 @@
       <w:pPr>
         <w:numPr>
           <w:ilvl w:val="0"/>
-          <w:numId w:val="10"/>
+          <w:numId w:val="9"/>
         </w:numPr>
         <w:spacing w:lineRule="auto"/>
       </w:pPr>
@@ -13883,7 +13371,7 @@
       <w:pPr>
         <w:numPr>
           <w:ilvl w:val="0"/>
-          <w:numId w:val="10"/>
+          <w:numId w:val="9"/>
         </w:numPr>
         <w:spacing w:lineRule="auto"/>
       </w:pPr>
@@ -13908,7 +13396,7 @@
       <w:pPr>
         <w:numPr>
           <w:ilvl w:val="0"/>
-          <w:numId w:val="10"/>
+          <w:numId w:val="9"/>
         </w:numPr>
         <w:spacing w:lineRule="auto"/>
       </w:pPr>
@@ -13933,7 +13421,7 @@
       <w:pPr>
         <w:numPr>
           <w:ilvl w:val="0"/>
-          <w:numId w:val="10"/>
+          <w:numId w:val="9"/>
         </w:numPr>
         <w:spacing w:lineRule="auto"/>
       </w:pPr>
@@ -14981,7 +14469,7 @@
       <w:pPr>
         <w:numPr>
           <w:ilvl w:val="0"/>
-          <w:numId w:val="11"/>
+          <w:numId w:val="10"/>
         </w:numPr>
         <w:spacing w:lineRule="auto"/>
       </w:pPr>
@@ -15006,7 +14494,7 @@
       <w:pPr>
         <w:numPr>
           <w:ilvl w:val="0"/>
-          <w:numId w:val="11"/>
+          <w:numId w:val="10"/>
         </w:numPr>
         <w:spacing w:lineRule="auto"/>
       </w:pPr>
@@ -15031,7 +14519,7 @@
       <w:pPr>
         <w:numPr>
           <w:ilvl w:val="0"/>
-          <w:numId w:val="11"/>
+          <w:numId w:val="10"/>
         </w:numPr>
         <w:spacing w:lineRule="auto"/>
       </w:pPr>
@@ -15072,7 +14560,7 @@
       <w:pPr>
         <w:numPr>
           <w:ilvl w:val="0"/>
-          <w:numId w:val="11"/>
+          <w:numId w:val="10"/>
         </w:numPr>
         <w:spacing w:lineRule="auto"/>
       </w:pPr>
@@ -15263,7 +14751,7 @@
       <w:pPr>
         <w:spacing w:lineRule="auto"/>
       </w:pPr>
-      <w:hyperlink r:id="rId59">
+      <w:hyperlink r:id="rId28">
         <w:r>
           <w:rPr>
             <w:rStyle w:val="Hyperlink"/>
@@ -16905,7 +16393,7 @@
       <w:pPr>
         <w:spacing w:lineRule="auto"/>
       </w:pPr>
-      <w:hyperlink r:id="rId60">
+      <w:hyperlink r:id="rId29">
         <w:r>
           <w:rPr>
             <w:rStyle w:val="Hyperlink"/>
@@ -17073,7 +16561,7 @@
       <w:pPr>
         <w:spacing w:lineRule="auto"/>
       </w:pPr>
-      <w:hyperlink r:id="rId61">
+      <w:hyperlink r:id="rId30">
         <w:r>
           <w:rPr>
             <w:rStyle w:val="Hyperlink"/>
@@ -17824,7 +17312,7 @@
       <w:pPr>
         <w:spacing w:lineRule="auto"/>
       </w:pPr>
-      <w:hyperlink r:id="rId62">
+      <w:hyperlink r:id="rId31">
         <w:r>
           <w:rPr>
             <w:rStyle w:val="Hyperlink"/>
@@ -17882,7 +17370,7 @@
       <w:pPr>
         <w:numPr>
           <w:ilvl w:val="0"/>
-          <w:numId w:val="12"/>
+          <w:numId w:val="11"/>
         </w:numPr>
         <w:spacing w:lineRule="auto"/>
       </w:pPr>
@@ -17913,6 +17401,94 @@
       <w:r>
         <w:rPr/>
         <w:t xml:space="preserve"> è ignorato.</w:t>
+      </w:r>
+    </w:p>
+    <w:p>
+      <w:pPr>
+        <w:numPr>
+          <w:ilvl w:val="0"/>
+          <w:numId w:val="11"/>
+        </w:numPr>
+        <w:spacing w:lineRule="auto"/>
+      </w:pPr>
+      <w:r>
+        <w:rPr/>
+        <w:t xml:space="preserve">Il programma vede gli argomenti in </w:t>
+      </w:r>
+      <w:r>
+        <w:rPr/>
+        <w:t xml:space="preserve">ARGS</w:t>
+      </w:r>
+      <w:r>
+        <w:rPr/>
+        <w:t xml:space="preserve">, lista di stringhe, senza il nome del programma.</w:t>
+      </w:r>
+    </w:p>
+    <w:p>
+      <w:pPr>
+        <w:numPr>
+          <w:ilvl w:val="0"/>
+          <w:numId w:val="11"/>
+        </w:numPr>
+        <w:spacing w:lineRule="auto"/>
+      </w:pPr>
+      <w:r>
+        <w:rPr/>
+        <w:t xml:space="preserve">Codici di uscita: </w:t>
+      </w:r>
+      <w:r>
+        <w:rPr/>
+        <w:t xml:space="preserve">0</w:t>
+      </w:r>
+      <w:r>
+        <w:rPr/>
+        <w:t xml:space="preserve"> successo, </w:t>
+      </w:r>
+      <w:r>
+        <w:rPr/>
+        <w:t xml:space="preserve">1</w:t>
+      </w:r>
+      <w:r>
+        <w:rPr/>
+        <w:t xml:space="preserve"> errore non gestito (su stderr), </w:t>
+      </w:r>
+      <w:r>
+        <w:rPr/>
+        <w:t xml:space="preserve">2</w:t>
+      </w:r>
+      <w:r>
+        <w:rPr/>
+        <w:t xml:space="preserve"> uso non valido.</w:t>
+      </w:r>
+    </w:p>
+    <w:p>
+      <w:pPr>
+        <w:pStyle w:val="Heading3"/>
+        <w:spacing w:lineRule="auto"/>
+      </w:pPr>
+      <w:r>
+        <w:rPr/>
+        <w:t xml:space="preserve">20.1 Il REPL</w:t>
+      </w:r>
+    </w:p>
+    <w:p>
+      <w:pPr>
+        <w:spacing w:lineRule="auto"/>
+      </w:pPr>
+      <w:r>
+        <w:rPr/>
+        <w:t xml:space="preserve">Il REPL è in stile Prolog:</w:t>
+      </w:r>
+    </w:p>
+    <w:p>
+      <w:pPr>
+        <w:spacing w:lineRule="auto"/>
+      </w:pPr>
+      <w:r>
+        <w:rPr>
+          <w:rFonts w:ascii="Courier" w:hAnsi="Courier"/>
+        </w:rPr>
+        <w:t xml:space="preserve">triad&gt; 1 + 2 3 triad&gt; ?- ancestor(:tom, ?d) ?d = :bob ; ?d = :liz. triad&gt; parent(:jim, ?x) false. </w:t>
       </w:r>
     </w:p>
     <w:p>
@@ -17925,15 +17501,15 @@
       </w:pPr>
       <w:r>
         <w:rPr/>
-        <w:t xml:space="preserve">Il programma vede gli argomenti in </w:t>
-      </w:r>
-      <w:r>
-        <w:rPr/>
-        <w:t xml:space="preserve">ARGS</w:t>
-      </w:r>
-      <w:r>
-        <w:rPr/>
-        <w:t xml:space="preserve">, lista di stringhe, senza il nome del programma.</w:t>
+        <w:t xml:space="preserve">I blocchi restano aperti finché non sono chiusi da </w:t>
+      </w:r>
+      <w:r>
+        <w:rPr/>
+        <w:t xml:space="preserve">end</w:t>
+      </w:r>
+      <w:r>
+        <w:rPr/>
+        <w:t xml:space="preserve">.</w:t>
       </w:r>
     </w:p>
     <w:p>
@@ -17946,99 +17522,109 @@
       </w:pPr>
       <w:r>
         <w:rPr/>
-        <w:t xml:space="preserve">Codici di uscita: </w:t>
-      </w:r>
-      <w:r>
-        <w:rPr/>
-        <w:t xml:space="preserve">0</w:t>
-      </w:r>
-      <w:r>
-        <w:rPr/>
-        <w:t xml:space="preserve"> successo, </w:t>
-      </w:r>
-      <w:r>
-        <w:rPr/>
-        <w:t xml:space="preserve">1</w:t>
-      </w:r>
-      <w:r>
-        <w:rPr/>
-        <w:t xml:space="preserve"> errore non gestito (su stderr), </w:t>
-      </w:r>
-      <w:r>
-        <w:rPr/>
-        <w:t xml:space="preserve">2</w:t>
-      </w:r>
-      <w:r>
-        <w:rPr/>
-        <w:t xml:space="preserve"> uso non valido.</w:t>
-      </w:r>
-    </w:p>
-    <w:p>
-      <w:pPr>
-        <w:pStyle w:val="Heading3"/>
-        <w:spacing w:lineRule="auto"/>
-      </w:pPr>
-      <w:r>
-        <w:rPr/>
-        <w:t xml:space="preserve">20.1 Il REPL</w:t>
-      </w:r>
-    </w:p>
-    <w:p>
-      <w:pPr>
-        <w:spacing w:lineRule="auto"/>
-      </w:pPr>
-      <w:r>
-        <w:rPr/>
-        <w:t xml:space="preserve">Il REPL è in stile Prolog:</w:t>
-      </w:r>
-    </w:p>
-    <w:p>
-      <w:pPr>
-        <w:spacing w:lineRule="auto"/>
-      </w:pPr>
-      <w:r>
-        <w:rPr>
-          <w:rFonts w:ascii="Courier" w:hAnsi="Courier"/>
-        </w:rPr>
-        <w:t xml:space="preserve">triad&gt; 1 + 2 3 triad&gt; ?- ancestor(:tom, ?d) ?d = :bob ; ?d = :liz. triad&gt; parent(:jim, ?x) false. </w:t>
+        <w:t xml:space="preserve">?- goal</w:t>
+      </w:r>
+      <w:r>
+        <w:rPr/>
+        <w:t xml:space="preserve"> (il </w:t>
+      </w:r>
+      <w:r>
+        <w:rPr/>
+        <w:t xml:space="preserve">.</w:t>
+      </w:r>
+      <w:r>
+        <w:rPr/>
+        <w:t xml:space="preserve"> finale è facoltativo) esegue una query con le opzioni di </w:t>
+      </w:r>
+      <w:r>
+        <w:rPr/>
+        <w:t xml:space="preserve">solve</w:t>
+      </w:r>
+      <w:r>
+        <w:rPr/>
+        <w:t xml:space="preserve">: </w:t>
+      </w:r>
+      <w:r>
+        <w:rPr/>
+        <w:t xml:space="preserve">limit</w:t>
+      </w:r>
+      <w:r>
+        <w:rPr/>
+        <w:t xml:space="preserve">, </w:t>
+      </w:r>
+      <w:r>
+        <w:rPr/>
+        <w:t xml:space="preserve">depth</w:t>
+      </w:r>
+      <w:r>
+        <w:rPr/>
+        <w:t xml:space="preserve">, </w:t>
+      </w:r>
+      <w:r>
+        <w:rPr/>
+        <w:t xml:space="preserve">steps</w:t>
+      </w:r>
+      <w:r>
+        <w:rPr/>
+        <w:t xml:space="preserve">, </w:t>
+      </w:r>
+      <w:r>
+        <w:rPr/>
+        <w:t xml:space="preserve">trace</w:t>
+      </w:r>
+      <w:r>
+        <w:rPr/>
+        <w:t xml:space="preserve">.</w:t>
       </w:r>
     </w:p>
     <w:p>
       <w:pPr>
         <w:numPr>
           <w:ilvl w:val="0"/>
-          <w:numId w:val="13"/>
+          <w:numId w:val="12"/>
         </w:numPr>
         <w:spacing w:lineRule="auto"/>
       </w:pPr>
       <w:r>
         <w:rPr/>
-        <w:t xml:space="preserve">I blocchi restano aperti finché non sono chiusi da </w:t>
-      </w:r>
-      <w:r>
-        <w:rPr/>
-        <w:t xml:space="preserve">end</w:t>
-      </w:r>
-      <w:r>
-        <w:rPr/>
-        <w:t xml:space="preserve">.</w:t>
+        <w:t xml:space="preserve">Un'istruzione che è un goal su un predicato della knowledge base è trattata come query.</w:t>
       </w:r>
     </w:p>
     <w:p>
       <w:pPr>
         <w:numPr>
           <w:ilvl w:val="0"/>
-          <w:numId w:val="13"/>
+          <w:numId w:val="12"/>
         </w:numPr>
         <w:spacing w:lineRule="auto"/>
       </w:pPr>
       <w:r>
         <w:rPr/>
-        <w:t xml:space="preserve">?- goal</w:t>
-      </w:r>
-      <w:r>
-        <w:rPr/>
-        <w:t xml:space="preserve"> (il </w:t>
+        <w:t xml:space="preserve">Dopo ogni soluzione: </w:t>
+      </w:r>
+      <w:r>
+        <w:rPr/>
+        <w:t xml:space="preserve">;</w:t>
+      </w:r>
+      <w:r>
+        <w:rPr/>
+        <w:t xml:space="preserve">, </w:t>
+      </w:r>
+      <w:r>
+        <w:rPr/>
+        <w:t xml:space="preserve">n</w:t>
+      </w:r>
+      <w:r>
+        <w:rPr/>
+        <w:t xml:space="preserve"> o spazio per la successiva, </w:t>
+      </w:r>
+      <w:r>
+        <w:rPr/>
+        <w:t xml:space="preserve">a</w:t>
+      </w:r>
+      <w:r>
+        <w:rPr/>
+        <w:t xml:space="preserve"> per tutte le rimanenti, invio o </w:t>
       </w:r>
       <w:r>
         <w:rPr/>
@@ -18046,242 +17632,144 @@
       </w:r>
       <w:r>
         <w:rPr/>
-        <w:t xml:space="preserve"> finale è facoltativo) esegue una query con le opzioni di </w:t>
-      </w:r>
-      <w:r>
-        <w:rPr/>
-        <w:t xml:space="preserve">solve</w:t>
-      </w:r>
-      <w:r>
-        <w:rPr/>
-        <w:t xml:space="preserve">: </w:t>
-      </w:r>
-      <w:r>
-        <w:rPr/>
-        <w:t xml:space="preserve">limit</w:t>
-      </w:r>
-      <w:r>
-        <w:rPr/>
-        <w:t xml:space="preserve">, </w:t>
-      </w:r>
-      <w:r>
-        <w:rPr/>
-        <w:t xml:space="preserve">depth</w:t>
-      </w:r>
-      <w:r>
-        <w:rPr/>
-        <w:t xml:space="preserve">, </w:t>
-      </w:r>
-      <w:r>
-        <w:rPr/>
-        <w:t xml:space="preserve">steps</w:t>
-      </w:r>
-      <w:r>
-        <w:rPr/>
-        <w:t xml:space="preserve">, </w:t>
-      </w:r>
-      <w:r>
-        <w:rPr/>
-        <w:t xml:space="preserve">trace</w:t>
-      </w:r>
-      <w:r>
-        <w:rPr/>
-        <w:t xml:space="preserve">.</w:t>
+        <w:t xml:space="preserve"> per fermarsi. </w:t>
+      </w:r>
+      <w:r>
+        <w:rPr/>
+        <w:t xml:space="preserve">false.</w:t>
+      </w:r>
+      <w:r>
+        <w:rPr/>
+        <w:t xml:space="preserve"> significa nessun'altra soluzione.</w:t>
       </w:r>
     </w:p>
     <w:p>
       <w:pPr>
         <w:numPr>
           <w:ilvl w:val="0"/>
-          <w:numId w:val="13"/>
+          <w:numId w:val="12"/>
         </w:numPr>
         <w:spacing w:lineRule="auto"/>
       </w:pPr>
       <w:r>
         <w:rPr/>
-        <w:t xml:space="preserve">Un'istruzione che è un goal su un predicato della knowledge base è trattata come query.</w:t>
+        <w:t xml:space="preserve">Comandi: </w:t>
+      </w:r>
+      <w:r>
+        <w:rPr/>
+        <w:t xml:space="preserve">:load FILE…</w:t>
+      </w:r>
+      <w:r>
+        <w:rPr/>
+        <w:t xml:space="preserve"> (</w:t>
+      </w:r>
+      <w:r>
+        <w:rPr/>
+        <w:t xml:space="preserve">:l</w:t>
+      </w:r>
+      <w:r>
+        <w:rPr/>
+        <w:t xml:space="preserve">), </w:t>
+      </w:r>
+      <w:r>
+        <w:rPr/>
+        <w:t xml:space="preserve">:reload</w:t>
+      </w:r>
+      <w:r>
+        <w:rPr/>
+        <w:t xml:space="preserve"> (</w:t>
+      </w:r>
+      <w:r>
+        <w:rPr/>
+        <w:t xml:space="preserve">:r</w:t>
+      </w:r>
+      <w:r>
+        <w:rPr/>
+        <w:t xml:space="preserve">), </w:t>
+      </w:r>
+      <w:r>
+        <w:rPr/>
+        <w:t xml:space="preserve">:listing [nome]</w:t>
+      </w:r>
+      <w:r>
+        <w:rPr/>
+        <w:t xml:space="preserve"> (</w:t>
+      </w:r>
+      <w:r>
+        <w:rPr/>
+        <w:t xml:space="preserve">:ls</w:t>
+      </w:r>
+      <w:r>
+        <w:rPr/>
+        <w:t xml:space="preserve">), </w:t>
+      </w:r>
+      <w:r>
+        <w:rPr/>
+        <w:t xml:space="preserve">:tree CODICE</w:t>
+      </w:r>
+      <w:r>
+        <w:rPr/>
+        <w:t xml:space="preserve">, </w:t>
+      </w:r>
+      <w:r>
+        <w:rPr/>
+        <w:t xml:space="preserve">:reset</w:t>
+      </w:r>
+      <w:r>
+        <w:rPr/>
+        <w:t xml:space="preserve">, </w:t>
+      </w:r>
+      <w:r>
+        <w:rPr/>
+        <w:t xml:space="preserve">:help</w:t>
+      </w:r>
+      <w:r>
+        <w:rPr/>
+        <w:t xml:space="preserve"> (</w:t>
+      </w:r>
+      <w:r>
+        <w:rPr/>
+        <w:t xml:space="preserve">:h</w:t>
+      </w:r>
+      <w:r>
+        <w:rPr/>
+        <w:t xml:space="preserve">), </w:t>
+      </w:r>
+      <w:r>
+        <w:rPr/>
+        <w:t xml:space="preserve">:quit</w:t>
+      </w:r>
+      <w:r>
+        <w:rPr/>
+        <w:t xml:space="preserve"> (</w:t>
+      </w:r>
+      <w:r>
+        <w:rPr/>
+        <w:t xml:space="preserve">:q</w:t>
+      </w:r>
+      <w:r>
+        <w:rPr/>
+        <w:t xml:space="preserve">, </w:t>
+      </w:r>
+      <w:r>
+        <w:rPr/>
+        <w:t xml:space="preserve">halt</w:t>
+      </w:r>
+      <w:r>
+        <w:rPr/>
+        <w:t xml:space="preserve">, Ctrl-D).</w:t>
       </w:r>
     </w:p>
     <w:p>
       <w:pPr>
         <w:numPr>
           <w:ilvl w:val="0"/>
-          <w:numId w:val="13"/>
+          <w:numId w:val="12"/>
         </w:numPr>
         <w:spacing w:lineRule="auto"/>
       </w:pPr>
       <w:r>
         <w:rPr/>
-        <w:t xml:space="preserve">Dopo ogni soluzione: </w:t>
-      </w:r>
-      <w:r>
-        <w:rPr/>
-        <w:t xml:space="preserve">;</w:t>
-      </w:r>
-      <w:r>
-        <w:rPr/>
-        <w:t xml:space="preserve">, </w:t>
-      </w:r>
-      <w:r>
-        <w:rPr/>
-        <w:t xml:space="preserve">n</w:t>
-      </w:r>
-      <w:r>
-        <w:rPr/>
-        <w:t xml:space="preserve"> o spazio per la successiva, </w:t>
-      </w:r>
-      <w:r>
-        <w:rPr/>
-        <w:t xml:space="preserve">a</w:t>
-      </w:r>
-      <w:r>
-        <w:rPr/>
-        <w:t xml:space="preserve"> per tutte le rimanenti, invio o </w:t>
-      </w:r>
-      <w:r>
-        <w:rPr/>
-        <w:t xml:space="preserve">.</w:t>
-      </w:r>
-      <w:r>
-        <w:rPr/>
-        <w:t xml:space="preserve"> per fermarsi. </w:t>
-      </w:r>
-      <w:r>
-        <w:rPr/>
-        <w:t xml:space="preserve">false.</w:t>
-      </w:r>
-      <w:r>
-        <w:rPr/>
-        <w:t xml:space="preserve"> significa nessun'altra soluzione.</w:t>
-      </w:r>
-    </w:p>
-    <w:p>
-      <w:pPr>
-        <w:numPr>
-          <w:ilvl w:val="0"/>
-          <w:numId w:val="13"/>
-        </w:numPr>
-        <w:spacing w:lineRule="auto"/>
-      </w:pPr>
-      <w:r>
-        <w:rPr/>
-        <w:t xml:space="preserve">Comandi: </w:t>
-      </w:r>
-      <w:r>
-        <w:rPr/>
-        <w:t xml:space="preserve">:load FILE…</w:t>
-      </w:r>
-      <w:r>
-        <w:rPr/>
-        <w:t xml:space="preserve"> (</w:t>
-      </w:r>
-      <w:r>
-        <w:rPr/>
-        <w:t xml:space="preserve">:l</w:t>
-      </w:r>
-      <w:r>
-        <w:rPr/>
-        <w:t xml:space="preserve">), </w:t>
-      </w:r>
-      <w:r>
-        <w:rPr/>
-        <w:t xml:space="preserve">:reload</w:t>
-      </w:r>
-      <w:r>
-        <w:rPr/>
-        <w:t xml:space="preserve"> (</w:t>
-      </w:r>
-      <w:r>
-        <w:rPr/>
-        <w:t xml:space="preserve">:r</w:t>
-      </w:r>
-      <w:r>
-        <w:rPr/>
-        <w:t xml:space="preserve">), </w:t>
-      </w:r>
-      <w:r>
-        <w:rPr/>
-        <w:t xml:space="preserve">:listing [nome]</w:t>
-      </w:r>
-      <w:r>
-        <w:rPr/>
-        <w:t xml:space="preserve"> (</w:t>
-      </w:r>
-      <w:r>
-        <w:rPr/>
-        <w:t xml:space="preserve">:ls</w:t>
-      </w:r>
-      <w:r>
-        <w:rPr/>
-        <w:t xml:space="preserve">), </w:t>
-      </w:r>
-      <w:r>
-        <w:rPr/>
-        <w:t xml:space="preserve">:tree CODICE</w:t>
-      </w:r>
-      <w:r>
-        <w:rPr/>
-        <w:t xml:space="preserve">, </w:t>
-      </w:r>
-      <w:r>
-        <w:rPr/>
-        <w:t xml:space="preserve">:reset</w:t>
-      </w:r>
-      <w:r>
-        <w:rPr/>
-        <w:t xml:space="preserve">, </w:t>
-      </w:r>
-      <w:r>
-        <w:rPr/>
-        <w:t xml:space="preserve">:help</w:t>
-      </w:r>
-      <w:r>
-        <w:rPr/>
-        <w:t xml:space="preserve"> (</w:t>
-      </w:r>
-      <w:r>
-        <w:rPr/>
-        <w:t xml:space="preserve">:h</w:t>
-      </w:r>
-      <w:r>
-        <w:rPr/>
-        <w:t xml:space="preserve">), </w:t>
-      </w:r>
-      <w:r>
-        <w:rPr/>
-        <w:t xml:space="preserve">:quit</w:t>
-      </w:r>
-      <w:r>
-        <w:rPr/>
-        <w:t xml:space="preserve"> (</w:t>
-      </w:r>
-      <w:r>
-        <w:rPr/>
-        <w:t xml:space="preserve">:q</w:t>
-      </w:r>
-      <w:r>
-        <w:rPr/>
-        <w:t xml:space="preserve">, </w:t>
-      </w:r>
-      <w:r>
-        <w:rPr/>
-        <w:t xml:space="preserve">halt</w:t>
-      </w:r>
-      <w:r>
-        <w:rPr/>
-        <w:t xml:space="preserve">, Ctrl-D).</w:t>
-      </w:r>
-    </w:p>
-    <w:p>
-      <w:pPr>
-        <w:numPr>
-          <w:ilvl w:val="0"/>
-          <w:numId w:val="13"/>
-        </w:numPr>
-        <w:spacing w:lineRule="auto"/>
-      </w:pPr>
-      <w:r>
-        <w:rPr/>
         <w:t xml:space="preserve">Ctrl-C interrompe il calcolo in corso; un errore non gestito è stampato e il REPL continua.</w:t>
       </w:r>
     </w:p>
@@ -18289,7 +17777,7 @@
       <w:pPr>
         <w:spacing w:lineRule="auto"/>
       </w:pPr>
-      <w:hyperlink r:id="rId63">
+      <w:hyperlink r:id="rId32">
         <w:r>
           <w:rPr>
             <w:rStyle w:val="Hyperlink"/>
@@ -18789,7 +18277,7 @@
       <w:pPr>
         <w:spacing w:lineRule="auto"/>
       </w:pPr>
-      <w:hyperlink r:id="rId64">
+      <w:hyperlink r:id="rId33">
         <w:r>
           <w:rPr>
             <w:rStyle w:val="Hyperlink"/>
@@ -19128,7 +18616,7 @@
       <w:pPr>
         <w:numPr>
           <w:ilvl w:val="0"/>
-          <w:numId w:val="14"/>
+          <w:numId w:val="13"/>
         </w:numPr>
         <w:spacing w:lineRule="auto"/>
       </w:pPr>
@@ -19149,7 +18637,7 @@
       <w:pPr>
         <w:numPr>
           <w:ilvl w:val="0"/>
-          <w:numId w:val="14"/>
+          <w:numId w:val="13"/>
         </w:numPr>
         <w:spacing w:lineRule="auto"/>
       </w:pPr>
@@ -19170,7 +18658,7 @@
       <w:pPr>
         <w:numPr>
           <w:ilvl w:val="0"/>
-          <w:numId w:val="14"/>
+          <w:numId w:val="13"/>
         </w:numPr>
         <w:spacing w:lineRule="auto"/>
       </w:pPr>
@@ -19215,7 +18703,7 @@
       <w:pPr>
         <w:numPr>
           <w:ilvl w:val="0"/>
-          <w:numId w:val="14"/>
+          <w:numId w:val="13"/>
         </w:numPr>
         <w:spacing w:lineRule="auto"/>
       </w:pPr>
@@ -19236,7 +18724,7 @@
       <w:pPr>
         <w:numPr>
           <w:ilvl w:val="0"/>
-          <w:numId w:val="14"/>
+          <w:numId w:val="13"/>
         </w:numPr>
         <w:spacing w:lineRule="auto"/>
       </w:pPr>
@@ -19249,7 +18737,7 @@
       <w:pPr>
         <w:spacing w:lineRule="auto"/>
       </w:pPr>
-      <w:hyperlink r:id="rId65">
+      <w:hyperlink r:id="rId34">
         <w:r>
           <w:rPr>
             <w:rStyle w:val="Hyperlink"/>
@@ -19280,7 +18768,7 @@
       <w:pPr>
         <w:spacing w:lineRule="auto"/>
       </w:pPr>
-      <w:hyperlink r:id="rId66">
+      <w:hyperlink r:id="rId35">
         <w:r>
           <w:rPr>
             <w:rStyle w:val="Hyperlink"/>
@@ -19999,7 +19487,7 @@
       <w:pPr>
         <w:spacing w:lineRule="auto"/>
       </w:pPr>
-      <w:hyperlink r:id="rId67">
+      <w:hyperlink r:id="rId36">
         <w:r>
           <w:rPr>
             <w:rStyle w:val="Hyperlink"/>
@@ -20420,7 +19908,7 @@
       <w:pPr>
         <w:spacing w:lineRule="auto"/>
       </w:pPr>
-      <w:hyperlink r:id="rId68">
+      <w:hyperlink r:id="rId37">
         <w:r>
           <w:rPr>
             <w:rStyle w:val="Hyperlink"/>
@@ -20442,7 +19930,7 @@
       <w:pPr>
         <w:spacing w:lineRule="auto"/>
       </w:pPr>
-      <w:hyperlink r:id="rId69">
+      <w:hyperlink r:id="rId38">
         <w:r>
           <w:rPr>
             <w:rStyle w:val="Hyperlink"/>
@@ -20506,7 +19994,7 @@
       <w:pPr>
         <w:spacing w:lineRule="auto"/>
       </w:pPr>
-      <w:hyperlink r:id="rId70">
+      <w:hyperlink r:id="rId39">
         <w:r>
           <w:rPr>
             <w:rStyle w:val="Hyperlink"/>
@@ -22262,7 +21750,7 @@
       <w:pPr>
         <w:spacing w:lineRule="auto"/>
       </w:pPr>
-      <w:hyperlink r:id="rId71">
+      <w:hyperlink r:id="rId40">
         <w:r>
           <w:rPr>
             <w:rStyle w:val="Hyperlink"/>
@@ -23257,7 +22745,7 @@
       <w:pPr>
         <w:spacing w:lineRule="auto"/>
       </w:pPr>
-      <w:hyperlink r:id="rId72">
+      <w:hyperlink r:id="rId41">
         <w:r>
           <w:rPr>
             <w:rStyle w:val="Hyperlink"/>
@@ -24438,7 +23926,7 @@
       <w:pPr>
         <w:spacing w:lineRule="auto"/>
       </w:pPr>
-      <w:hyperlink r:id="rId73">
+      <w:hyperlink r:id="rId42">
         <w:r>
           <w:rPr>
             <w:rStyle w:val="Hyperlink"/>
@@ -25573,7 +25061,7 @@
       <w:pPr>
         <w:numPr>
           <w:ilvl w:val="0"/>
-          <w:numId w:val="15"/>
+          <w:numId w:val="14"/>
         </w:numPr>
         <w:spacing w:lineRule="auto"/>
       </w:pPr>
@@ -25616,7 +25104,7 @@
       <w:pPr>
         <w:numPr>
           <w:ilvl w:val="0"/>
-          <w:numId w:val="15"/>
+          <w:numId w:val="14"/>
         </w:numPr>
         <w:spacing w:lineRule="auto"/>
       </w:pPr>
@@ -25659,7 +25147,7 @@
       <w:pPr>
         <w:spacing w:lineRule="auto"/>
       </w:pPr>
-      <w:hyperlink r:id="rId74">
+      <w:hyperlink r:id="rId43">
         <w:r>
           <w:rPr>
             <w:rStyle w:val="Hyperlink"/>
@@ -26166,7 +25654,7 @@
       <w:pPr>
         <w:spacing w:lineRule="auto"/>
       </w:pPr>
-      <w:hyperlink r:id="rId75">
+      <w:hyperlink r:id="rId44">
         <w:r>
           <w:rPr>
             <w:rStyle w:val="Hyperlink"/>
@@ -26284,7 +25772,7 @@
             <w:pPr>
               <w:spacing w:lineRule="auto"/>
             </w:pPr>
-            <w:hyperlink r:id="rId76">
+            <w:hyperlink r:id="rId45">
               <w:r>
                 <w:rPr>
                   <w:rStyle w:val="Hyperlink"/>
@@ -26329,7 +25817,7 @@
             <w:pPr>
               <w:spacing w:lineRule="auto"/>
             </w:pPr>
-            <w:hyperlink r:id="rId77">
+            <w:hyperlink r:id="rId46">
               <w:r>
                 <w:rPr>
                   <w:rStyle w:val="Hyperlink"/>
@@ -26374,7 +25862,7 @@
             <w:pPr>
               <w:spacing w:lineRule="auto"/>
             </w:pPr>
-            <w:hyperlink r:id="rId78">
+            <w:hyperlink r:id="rId47">
               <w:r>
                 <w:rPr>
                   <w:rStyle w:val="Hyperlink"/>
@@ -26462,7 +25950,7 @@
             <w:pPr>
               <w:spacing w:lineRule="auto"/>
             </w:pPr>
-            <w:hyperlink r:id="rId79">
+            <w:hyperlink r:id="rId48">
               <w:r>
                 <w:rPr>
                   <w:rStyle w:val="Hyperlink"/>
@@ -26507,7 +25995,7 @@
             <w:pPr>
               <w:spacing w:lineRule="auto"/>
             </w:pPr>
-            <w:hyperlink r:id="rId80">
+            <w:hyperlink r:id="rId49">
               <w:r>
                 <w:rPr>
                   <w:rStyle w:val="Hyperlink"/>
@@ -26529,7 +26017,7 @@
             <w:pPr>
               <w:spacing w:lineRule="auto"/>
             </w:pPr>
-            <w:hyperlink r:id="rId81">
+            <w:hyperlink r:id="rId50">
               <w:r>
                 <w:rPr>
                   <w:rStyle w:val="Hyperlink"/>
@@ -26574,7 +26062,7 @@
             <w:pPr>
               <w:spacing w:lineRule="auto"/>
             </w:pPr>
-            <w:hyperlink r:id="rId82">
+            <w:hyperlink r:id="rId51">
               <w:r>
                 <w:rPr>
                   <w:rStyle w:val="Hyperlink"/>
@@ -26596,7 +26084,7 @@
             <w:pPr>
               <w:spacing w:lineRule="auto"/>
             </w:pPr>
-            <w:hyperlink r:id="rId83">
+            <w:hyperlink r:id="rId52">
               <w:r>
                 <w:rPr>
                   <w:rStyle w:val="Hyperlink"/>
@@ -26641,7 +26129,7 @@
             <w:pPr>
               <w:spacing w:lineRule="auto"/>
             </w:pPr>
-            <w:hyperlink r:id="rId84">
+            <w:hyperlink r:id="rId53">
               <w:r>
                 <w:rPr>
                   <w:rStyle w:val="Hyperlink"/>
@@ -26686,7 +26174,7 @@
             <w:pPr>
               <w:spacing w:lineRule="auto"/>
             </w:pPr>
-            <w:hyperlink r:id="rId85">
+            <w:hyperlink r:id="rId54">
               <w:r>
                 <w:rPr>
                   <w:rStyle w:val="Hyperlink"/>
@@ -26758,16 +26246,16 @@
           <wp:inline distB="0" distL="0" distR="0" distT="0">
             <wp:extent cx="5943600" cy="5943600"/>
             <wp:effectExtent b="0" l="0" r="0" t="0"/>
-            <wp:docPr id="1" name="image-xXx5bLhF76rirYrpwWUMh.webp"/>
+            <wp:docPr id="1" name="image-N08O7UZba0nUGaO0i2vh1.webp"/>
             <a:graphic>
               <a:graphicData uri="http://schemas.openxmlformats.org/drawingml/2006/picture">
                 <pic:pic>
                   <pic:nvPicPr>
-                    <pic:cNvPr id="1" name="image-xXx5bLhF76rirYrpwWUMh.webp" descr="Logo di Triad"/>
+                    <pic:cNvPr id="1" name="image-N08O7UZba0nUGaO0i2vh1.webp" descr="Logo di Triad"/>
                     <pic:cNvPicPr/>
                   </pic:nvPicPr>
                   <pic:blipFill>
-                    <a:blip r:embed="rId86" cstate="print"/>
+                    <a:blip r:embed="rId55" cstate="print"/>
                     <a:srcRect b="0" l="0" r="0" t="0"/>
                     <a:stretch>
                       <a:fillRect/>
@@ -26830,7 +26318,7 @@
       <w:pPr>
         <w:numPr>
           <w:ilvl w:val="0"/>
-          <w:numId w:val="16"/>
+          <w:numId w:val="15"/>
         </w:numPr>
         <w:spacing w:lineRule="auto"/>
       </w:pPr>
@@ -26840,7 +26328,7 @@
         </w:rPr>
         <w:t xml:space="preserve">Standard:</w:t>
       </w:r>
-      <w:hyperlink r:id="rId87">
+      <w:hyperlink r:id="rId56">
         <w:r>
           <w:rPr>
             <w:rStyle w:val="Hyperlink"/>
@@ -26852,7 +26340,7 @@
         <w:rPr/>
         <w:t xml:space="preserve"> (Triad-Full, versione in </w:t>
       </w:r>
-      <w:hyperlink r:id="rId88">
+      <w:hyperlink r:id="rId57">
         <w:r>
           <w:rPr>
             <w:rStyle w:val="Hyperlink"/>
@@ -26872,7 +26360,7 @@
         <w:rPr/>
         <w:t xml:space="preserve">) e </w:t>
       </w:r>
-      <w:hyperlink r:id="rId89">
+      <w:hyperlink r:id="rId58">
         <w:r>
           <w:rPr>
             <w:rStyle w:val="Hyperlink"/>
@@ -26889,7 +26377,7 @@
       <w:pPr>
         <w:numPr>
           <w:ilvl w:val="0"/>
-          <w:numId w:val="16"/>
+          <w:numId w:val="15"/>
         </w:numPr>
         <w:spacing w:lineRule="auto"/>
       </w:pPr>
@@ -26899,7 +26387,7 @@
         </w:rPr>
         <w:t xml:space="preserve">Contratto eseguibile:</w:t>
       </w:r>
-      <w:hyperlink r:id="rId90">
+      <w:hyperlink r:id="rId59">
         <w:r>
           <w:rPr>
             <w:rStyle w:val="Hyperlink"/>
@@ -26916,7 +26404,7 @@
       <w:pPr>
         <w:numPr>
           <w:ilvl w:val="0"/>
-          <w:numId w:val="16"/>
+          <w:numId w:val="15"/>
         </w:numPr>
         <w:spacing w:lineRule="auto"/>
       </w:pPr>
@@ -26926,7 +26414,7 @@
         </w:rPr>
         <w:t xml:space="preserve">Piano di bootstrap:</w:t>
       </w:r>
-      <w:hyperlink r:id="rId91">
+      <w:hyperlink r:id="rId60">
         <w:r>
           <w:rPr>
             <w:rStyle w:val="Hyperlink"/>
@@ -26938,7 +26426,7 @@
         <w:rPr/>
         <w:t xml:space="preserve">; stato in </w:t>
       </w:r>
-      <w:hyperlink r:id="rId92">
+      <w:hyperlink r:id="rId61">
         <w:r>
           <w:rPr>
             <w:rStyle w:val="Hyperlink"/>
@@ -26950,7 +26438,7 @@
         <w:rPr/>
         <w:t xml:space="preserve">; task in </w:t>
       </w:r>
-      <w:hyperlink r:id="rId93">
+      <w:hyperlink r:id="rId62">
         <w:r>
           <w:rPr>
             <w:rStyle w:val="Hyperlink"/>
@@ -26962,7 +26450,7 @@
         <w:rPr/>
         <w:t xml:space="preserve"> e </w:t>
       </w:r>
-      <w:hyperlink r:id="rId94">
+      <w:hyperlink r:id="rId63">
         <w:r>
           <w:rPr>
             <w:rStyle w:val="Hyperlink"/>
@@ -26979,7 +26467,7 @@
       <w:pPr>
         <w:numPr>
           <w:ilvl w:val="0"/>
-          <w:numId w:val="16"/>
+          <w:numId w:val="15"/>
         </w:numPr>
         <w:spacing w:lineRule="auto"/>
       </w:pPr>
@@ -27312,7 +26800,7 @@
             <w:pPr>
               <w:spacing w:lineRule="auto"/>
             </w:pPr>
-            <w:hyperlink r:id="rId95">
+            <w:hyperlink r:id="rId64">
               <w:r>
                 <w:rPr>
                   <w:rStyle w:val="Hyperlink"/>
@@ -27334,7 +26822,7 @@
             <w:pPr>
               <w:spacing w:lineRule="auto"/>
             </w:pPr>
-            <w:hyperlink r:id="rId96">
+            <w:hyperlink r:id="rId65">
               <w:r>
                 <w:rPr>
                   <w:rStyle w:val="Hyperlink"/>
@@ -27388,7 +26876,7 @@
             <w:pPr>
               <w:spacing w:lineRule="auto"/>
             </w:pPr>
-            <w:hyperlink r:id="rId97">
+            <w:hyperlink r:id="rId66">
               <w:r>
                 <w:rPr>
                   <w:rStyle w:val="Hyperlink"/>
@@ -27442,7 +26930,7 @@
             <w:pPr>
               <w:spacing w:lineRule="auto"/>
             </w:pPr>
-            <w:hyperlink r:id="rId98">
+            <w:hyperlink r:id="rId67">
               <w:r>
                 <w:rPr>
                   <w:rStyle w:val="Hyperlink"/>
@@ -27496,7 +26984,7 @@
             <w:pPr>
               <w:spacing w:lineRule="auto"/>
             </w:pPr>
-            <w:hyperlink r:id="rId99">
+            <w:hyperlink r:id="rId68">
               <w:r>
                 <w:rPr>
                   <w:rStyle w:val="Hyperlink"/>
@@ -27538,7 +27026,7 @@
       <w:pPr>
         <w:numPr>
           <w:ilvl w:val="0"/>
-          <w:numId w:val="17"/>
+          <w:numId w:val="16"/>
         </w:numPr>
         <w:spacing w:lineRule="auto"/>
       </w:pPr>
@@ -27567,7 +27055,7 @@
       <w:pPr>
         <w:numPr>
           <w:ilvl w:val="0"/>
-          <w:numId w:val="17"/>
+          <w:numId w:val="16"/>
         </w:numPr>
         <w:spacing w:lineRule="auto"/>
       </w:pPr>
@@ -27591,7 +27079,7 @@
         <w:rPr/>
         <w:t xml:space="preserve">, interprete Triad-Core in codice macchina (S0). Dove si comportano diversamente lo dice il </w:t>
       </w:r>
-      <w:hyperlink r:id="rId100">
+      <w:hyperlink r:id="rId69">
         <w:r>
           <w:rPr>
             <w:rStyle w:val="Hyperlink"/>
@@ -27606,907 +27094,9 @@
     </w:p>
     <w:p>
       <w:pPr>
-        <w:pStyle w:val="Heading2"/>
-        <w:spacing w:lineRule="auto"/>
-      </w:pPr>
-      <w:r>
-        <w:rPr/>
-        <w:t xml:space="preserve">Indice</w:t>
-      </w:r>
-    </w:p>
-    <w:p>
-      <w:pPr>
-        <w:spacing w:lineRule="auto"/>
-      </w:pPr>
-      <w:r>
-        <w:rPr>
-          <w:b/>
-        </w:rPr>
-        <w:t xml:space="preserve">Parte I — Primi passi</w:t>
-      </w:r>
-    </w:p>
-    <w:p>
-      <w:pPr>
-        <w:numPr>
-          <w:ilvl w:val="0"/>
-          <w:numId w:val="18"/>
-        </w:numPr>
-        <w:spacing w:lineRule="auto"/>
-      </w:pPr>
-      <w:hyperlink r:id="rId101">
-        <w:r>
-          <w:rPr>
-            <w:rStyle w:val="Hyperlink"/>
-          </w:rPr>
-          <w:t xml:space="preserve">Cos'è Triad</w:t>
-        </w:r>
-      </w:hyperlink>
-    </w:p>
-    <w:p>
-      <w:pPr>
-        <w:numPr>
-          <w:ilvl w:val="0"/>
-          <w:numId w:val="18"/>
-        </w:numPr>
-        <w:spacing w:lineRule="auto"/>
-      </w:pPr>
-      <w:hyperlink r:id="rId102">
-        <w:r>
-          <w:rPr>
-            <w:rStyle w:val="Hyperlink"/>
-          </w:rPr>
-          <w:t xml:space="preserve">Installare ed eseguire</w:t>
-        </w:r>
-      </w:hyperlink>
-    </w:p>
-    <w:p>
-      <w:pPr>
-        <w:numPr>
-          <w:ilvl w:val="0"/>
-          <w:numId w:val="18"/>
-        </w:numPr>
-        <w:spacing w:lineRule="auto"/>
-      </w:pPr>
-      <w:hyperlink r:id="rId103">
-        <w:r>
-          <w:rPr>
-            <w:rStyle w:val="Hyperlink"/>
-          </w:rPr>
-          <w:t xml:space="preserve">Il primo programma</w:t>
-        </w:r>
-      </w:hyperlink>
-    </w:p>
-    <w:p>
-      <w:pPr>
-        <w:spacing w:lineRule="auto"/>
-      </w:pPr>
-      <w:r>
-        <w:rPr>
-          <w:b/>
-        </w:rPr>
-        <w:t xml:space="preserve">Parte II — Triad-Core passo per passo (eseguibile oggi)</w:t>
-      </w:r>
-    </w:p>
-    <w:p>
-      <w:pPr>
-        <w:numPr>
-          <w:ilvl w:val="0"/>
-          <w:numId w:val="19"/>
-        </w:numPr>
-        <w:spacing w:lineRule="auto"/>
-      </w:pPr>
-      <w:hyperlink r:id="rId104">
-        <w:r>
-          <w:rPr>
-            <w:rStyle w:val="Hyperlink"/>
-          </w:rPr>
-          <w:t xml:space="preserve">Lessico</w:t>
-        </w:r>
-      </w:hyperlink>
-    </w:p>
-    <w:p>
-      <w:pPr>
-        <w:numPr>
-          <w:ilvl w:val="0"/>
-          <w:numId w:val="19"/>
-        </w:numPr>
-        <w:spacing w:lineRule="auto"/>
-      </w:pPr>
-      <w:hyperlink r:id="rId105">
-        <w:r>
-          <w:rPr>
-            <w:rStyle w:val="Hyperlink"/>
-          </w:rPr>
-          <w:t xml:space="preserve">Valori, tipi e stampa</w:t>
-        </w:r>
-      </w:hyperlink>
-    </w:p>
-    <w:p>
-      <w:pPr>
-        <w:numPr>
-          <w:ilvl w:val="0"/>
-          <w:numId w:val="19"/>
-        </w:numPr>
-        <w:spacing w:lineRule="auto"/>
-      </w:pPr>
-      <w:hyperlink r:id="rId106">
-        <w:r>
-          <w:rPr>
-            <w:rStyle w:val="Hyperlink"/>
-          </w:rPr>
-          <w:t xml:space="preserve">Variabili e assegnamento</w:t>
-        </w:r>
-      </w:hyperlink>
-    </w:p>
-    <w:p>
-      <w:pPr>
-        <w:numPr>
-          <w:ilvl w:val="0"/>
-          <w:numId w:val="19"/>
-        </w:numPr>
-        <w:spacing w:lineRule="auto"/>
-      </w:pPr>
-      <w:hyperlink r:id="rId107">
-        <w:r>
-          <w:rPr>
-            <w:rStyle w:val="Hyperlink"/>
-          </w:rPr>
-          <w:t xml:space="preserve">Operatori ed espressioni</w:t>
-        </w:r>
-      </w:hyperlink>
-    </w:p>
-    <w:p>
-      <w:pPr>
-        <w:numPr>
-          <w:ilvl w:val="0"/>
-          <w:numId w:val="19"/>
-        </w:numPr>
-        <w:spacing w:lineRule="auto"/>
-      </w:pPr>
-      <w:hyperlink r:id="rId108">
-        <w:r>
-          <w:rPr>
-            <w:rStyle w:val="Hyperlink"/>
-          </w:rPr>
-          <w:t xml:space="preserve">Controllo di flusso</w:t>
-        </w:r>
-      </w:hyperlink>
-    </w:p>
-    <w:p>
-      <w:pPr>
-        <w:numPr>
-          <w:ilvl w:val="0"/>
-          <w:numId w:val="19"/>
-        </w:numPr>
-        <w:spacing w:lineRule="auto"/>
-      </w:pPr>
-      <w:hyperlink r:id="rId109">
-        <w:r>
-          <w:rPr>
-            <w:rStyle w:val="Hyperlink"/>
-          </w:rPr>
-          <w:t xml:space="preserve">Funzioni</w:t>
-        </w:r>
-      </w:hyperlink>
-    </w:p>
-    <w:p>
-      <w:pPr>
-        <w:numPr>
-          <w:ilvl w:val="0"/>
-          <w:numId w:val="19"/>
-        </w:numPr>
-        <w:spacing w:lineRule="auto"/>
-      </w:pPr>
-      <w:hyperlink r:id="rId110">
-        <w:r>
-          <w:rPr>
-            <w:rStyle w:val="Hyperlink"/>
-          </w:rPr>
-          <w:t xml:space="preserve">Lambda, chiusure e scope</w:t>
-        </w:r>
-      </w:hyperlink>
-    </w:p>
-    <w:p>
-      <w:pPr>
-        <w:numPr>
-          <w:ilvl w:val="0"/>
-          <w:numId w:val="19"/>
-        </w:numPr>
-        <w:spacing w:lineRule="auto"/>
-      </w:pPr>
-      <w:hyperlink r:id="rId111">
-        <w:r>
-          <w:rPr>
-            <w:rStyle w:val="Hyperlink"/>
-          </w:rPr>
-          <w:t xml:space="preserve">Liste</w:t>
-        </w:r>
-      </w:hyperlink>
-    </w:p>
-    <w:p>
-      <w:pPr>
-        <w:numPr>
-          <w:ilvl w:val="0"/>
-          <w:numId w:val="19"/>
-        </w:numPr>
-        <w:spacing w:lineRule="auto"/>
-      </w:pPr>
-      <w:hyperlink r:id="rId112">
-        <w:r>
-          <w:rPr>
-            <w:rStyle w:val="Hyperlink"/>
-          </w:rPr>
-          <w:t xml:space="preserve">Stringhe, simboli e conversioni</w:t>
-        </w:r>
-      </w:hyperlink>
-    </w:p>
-    <w:p>
-      <w:pPr>
-        <w:numPr>
-          <w:ilvl w:val="0"/>
-          <w:numId w:val="19"/>
-        </w:numPr>
-        <w:spacing w:lineRule="auto"/>
-      </w:pPr>
-      <w:hyperlink r:id="rId113">
-        <w:r>
-          <w:rPr>
-            <w:rStyle w:val="Hyperlink"/>
-          </w:rPr>
-          <w:t xml:space="preserve">Primitivi di bootstrap</w:t>
-        </w:r>
-      </w:hyperlink>
-    </w:p>
-    <w:p>
-      <w:pPr>
-        <w:numPr>
-          <w:ilvl w:val="0"/>
-          <w:numId w:val="19"/>
-        </w:numPr>
-        <w:spacing w:lineRule="auto"/>
-      </w:pPr>
-      <w:hyperlink r:id="rId114">
-        <w:r>
-          <w:rPr>
-            <w:rStyle w:val="Hyperlink"/>
-          </w:rPr>
-          <w:t xml:space="preserve">Errori di esecuzione</w:t>
-        </w:r>
-      </w:hyperlink>
-    </w:p>
-    <w:p>
-      <w:pPr>
-        <w:numPr>
-          <w:ilvl w:val="0"/>
-          <w:numId w:val="19"/>
-        </w:numPr>
-        <w:spacing w:lineRule="auto"/>
-      </w:pPr>
-      <w:hyperlink r:id="rId115">
-        <w:r>
-          <w:rPr>
-            <w:rStyle w:val="Hyperlink"/>
-          </w:rPr>
-          <w:t xml:space="preserve">Interprete JS e seed Windows: differenze</w:t>
-        </w:r>
-      </w:hyperlink>
-    </w:p>
-    <w:p>
-      <w:pPr>
-        <w:numPr>
-          <w:ilvl w:val="0"/>
-          <w:numId w:val="19"/>
-        </w:numPr>
-        <w:spacing w:lineRule="auto"/>
-      </w:pPr>
-      <w:hyperlink r:id="rId116">
-        <w:r>
-          <w:rPr>
-            <w:rStyle w:val="Hyperlink"/>
-          </w:rPr>
-          <w:t xml:space="preserve">Pattern idiomatici Triad-Core</w:t>
-        </w:r>
-      </w:hyperlink>
-    </w:p>
-    <w:p>
-      <w:pPr>
-        <w:numPr>
-          <w:ilvl w:val="0"/>
-          <w:numId w:val="19"/>
-        </w:numPr>
-        <w:spacing w:lineRule="auto"/>
-      </w:pPr>
-      <w:hyperlink r:id="rId117">
-        <w:r>
-          <w:rPr>
-            <w:rStyle w:val="Hyperlink"/>
-          </w:rPr>
-          <w:t xml:space="preserve">Esercizi guidati</w:t>
-        </w:r>
-      </w:hyperlink>
-    </w:p>
-    <w:p>
-      <w:pPr>
-        <w:spacing w:lineRule="auto"/>
-      </w:pPr>
-      <w:r>
-        <w:rPr>
-          <w:b/>
-        </w:rPr>
-        <w:t xml:space="preserve">Parte III — Triad-Full (lo standard completo)</w:t>
-      </w:r>
-    </w:p>
-    <w:p>
-      <w:pPr>
-        <w:numPr>
-          <w:ilvl w:val="0"/>
-          <w:numId w:val="20"/>
-        </w:numPr>
-        <w:spacing w:lineRule="auto"/>
-      </w:pPr>
-      <w:hyperlink r:id="rId118">
-        <w:r>
-          <w:rPr>
-            <w:rStyle w:val="Hyperlink"/>
-          </w:rPr>
-          <w:t xml:space="preserve">Lessico e tipi Full</w:t>
-        </w:r>
-      </w:hyperlink>
-    </w:p>
-    <w:p>
-      <w:pPr>
-        <w:numPr>
-          <w:ilvl w:val="0"/>
-          <w:numId w:val="20"/>
-        </w:numPr>
-        <w:spacing w:lineRule="auto"/>
-      </w:pPr>
-      <w:hyperlink r:id="rId119">
-        <w:r>
-          <w:rPr>
-            <w:rStyle w:val="Hyperlink"/>
-          </w:rPr>
-          <w:t xml:space="preserve">Funzioni tipate e multiple dispatch</w:t>
-        </w:r>
-      </w:hyperlink>
-    </w:p>
-    <w:p>
-      <w:pPr>
-        <w:numPr>
-          <w:ilvl w:val="0"/>
-          <w:numId w:val="20"/>
-        </w:numPr>
-        <w:spacing w:lineRule="auto"/>
-      </w:pPr>
-      <w:hyperlink r:id="rId120">
-        <w:r>
-          <w:rPr>
-            <w:rStyle w:val="Hyperlink"/>
-          </w:rPr>
-          <w:t xml:space="preserve">Struct</w:t>
-        </w:r>
-      </w:hyperlink>
-    </w:p>
-    <w:p>
-      <w:pPr>
-        <w:numPr>
-          <w:ilvl w:val="0"/>
-          <w:numId w:val="20"/>
-        </w:numPr>
-        <w:spacing w:lineRule="auto"/>
-      </w:pPr>
-      <w:hyperlink r:id="rId121">
-        <w:r>
-          <w:rPr>
-            <w:rStyle w:val="Hyperlink"/>
-          </w:rPr>
-          <w:t xml:space="preserve">Controllo di flusso Full: </w:t>
-        </w:r>
-      </w:hyperlink>
-    </w:p>
-    <w:p>
-      <w:pPr>
-        <w:numPr>
-          <w:ilvl w:val="0"/>
-          <w:numId w:val="20"/>
-        </w:numPr>
-        <w:spacing w:lineRule="auto"/>
-      </w:pPr>
-      <w:hyperlink r:id="rId122">
-        <w:r>
-          <w:rPr>
-            <w:rStyle w:val="Hyperlink"/>
-          </w:rPr>
-          <w:t xml:space="preserve">Logica: fatti, regole, </w:t>
-        </w:r>
-      </w:hyperlink>
-    </w:p>
-    <w:p>
-      <w:pPr>
-        <w:numPr>
-          <w:ilvl w:val="0"/>
-          <w:numId w:val="20"/>
-        </w:numPr>
-        <w:spacing w:lineRule="auto"/>
-      </w:pPr>
-      <w:hyperlink r:id="rId123">
-        <w:r>
-          <w:rPr>
-            <w:rStyle w:val="Hyperlink"/>
-          </w:rPr>
-          <w:t xml:space="preserve">Destrutturazione</w:t>
-        </w:r>
-      </w:hyperlink>
-    </w:p>
-    <w:p>
-      <w:pPr>
-        <w:numPr>
-          <w:ilvl w:val="0"/>
-          <w:numId w:val="20"/>
-        </w:numPr>
-        <w:spacing w:lineRule="auto"/>
-      </w:pPr>
-      <w:hyperlink r:id="rId124">
-        <w:r>
-          <w:rPr>
-            <w:rStyle w:val="Hyperlink"/>
-          </w:rPr>
-          <w:t xml:space="preserve">Errori come dati</w:t>
-        </w:r>
-      </w:hyperlink>
-    </w:p>
-    <w:p>
-      <w:pPr>
-        <w:numPr>
-          <w:ilvl w:val="0"/>
-          <w:numId w:val="20"/>
-        </w:numPr>
-        <w:spacing w:lineRule="auto"/>
-      </w:pPr>
-      <w:hyperlink r:id="rId125">
-        <w:r>
-          <w:rPr>
-            <w:rStyle w:val="Hyperlink"/>
-          </w:rPr>
-          <w:t xml:space="preserve">Contratti</w:t>
-        </w:r>
-      </w:hyperlink>
-    </w:p>
-    <w:p>
-      <w:pPr>
-        <w:numPr>
-          <w:ilvl w:val="0"/>
-          <w:numId w:val="20"/>
-        </w:numPr>
-        <w:spacing w:lineRule="auto"/>
-      </w:pPr>
-      <w:hyperlink r:id="rId126">
-        <w:r>
-          <w:rPr>
-            <w:rStyle w:val="Hyperlink"/>
-          </w:rPr>
-          <w:t xml:space="preserve">Budget</w:t>
-        </w:r>
-      </w:hyperlink>
-    </w:p>
-    <w:p>
-      <w:pPr>
-        <w:numPr>
-          <w:ilvl w:val="0"/>
-          <w:numId w:val="20"/>
-        </w:numPr>
-        <w:spacing w:lineRule="auto"/>
-      </w:pPr>
-      <w:hyperlink r:id="rId127">
-        <w:r>
-          <w:rPr>
-            <w:rStyle w:val="Hyperlink"/>
-          </w:rPr>
-          <w:t xml:space="preserve">Tracce</w:t>
-        </w:r>
-      </w:hyperlink>
-    </w:p>
-    <w:p>
-      <w:pPr>
-        <w:numPr>
-          <w:ilvl w:val="0"/>
-          <w:numId w:val="20"/>
-        </w:numPr>
-        <w:spacing w:lineRule="auto"/>
-      </w:pPr>
-      <w:hyperlink r:id="rId128">
-        <w:r>
-          <w:rPr>
-            <w:rStyle w:val="Hyperlink"/>
-          </w:rPr>
-          <w:t xml:space="preserve">Effetti dichiarati</w:t>
-        </w:r>
-      </w:hyperlink>
-    </w:p>
-    <w:p>
-      <w:pPr>
-        <w:numPr>
-          <w:ilvl w:val="0"/>
-          <w:numId w:val="20"/>
-        </w:numPr>
-        <w:spacing w:lineRule="auto"/>
-      </w:pPr>
-      <w:hyperlink r:id="rId129">
-        <w:r>
-          <w:rPr>
-            <w:rStyle w:val="Hyperlink"/>
-          </w:rPr>
-          <w:t xml:space="preserve">Codice come dato, albero uniforme e macro</w:t>
-        </w:r>
-      </w:hyperlink>
-    </w:p>
-    <w:p>
-      <w:pPr>
-        <w:numPr>
-          <w:ilvl w:val="0"/>
-          <w:numId w:val="20"/>
-        </w:numPr>
-        <w:spacing w:lineRule="auto"/>
-      </w:pPr>
-      <w:hyperlink r:id="rId130">
-        <w:r>
-          <w:rPr>
-            <w:rStyle w:val="Hyperlink"/>
-          </w:rPr>
-          <w:t xml:space="preserve">Builtin Full</w:t>
-        </w:r>
-      </w:hyperlink>
-    </w:p>
-    <w:p>
-      <w:pPr>
-        <w:numPr>
-          <w:ilvl w:val="0"/>
-          <w:numId w:val="20"/>
-        </w:numPr>
-        <w:spacing w:lineRule="auto"/>
-      </w:pPr>
-      <w:hyperlink r:id="rId131">
-        <w:r>
-          <w:rPr>
-            <w:rStyle w:val="Hyperlink"/>
-          </w:rPr>
-          <w:t xml:space="preserve">Riga di comando e REPL (SPEC §14)</w:t>
-        </w:r>
-      </w:hyperlink>
-    </w:p>
-    <w:p>
-      <w:pPr>
-        <w:numPr>
-          <w:ilvl w:val="0"/>
-          <w:numId w:val="20"/>
-        </w:numPr>
-        <w:spacing w:lineRule="auto"/>
-      </w:pPr>
-      <w:hyperlink r:id="rId132">
-        <w:r>
-          <w:rPr>
-            <w:rStyle w:val="Hyperlink"/>
-          </w:rPr>
-          <w:t xml:space="preserve">Esempi Full con output golden</w:t>
-        </w:r>
-      </w:hyperlink>
-    </w:p>
-    <w:p>
-      <w:pPr>
-        <w:spacing w:lineRule="auto"/>
-      </w:pPr>
-      <w:r>
-        <w:rPr>
-          <w:b/>
-        </w:rPr>
-        <w:t xml:space="preserve">Parte IV — Il codice del progetto</w:t>
-      </w:r>
-    </w:p>
-    <w:p>
-      <w:pPr>
-        <w:numPr>
-          <w:ilvl w:val="0"/>
-          <w:numId w:val="21"/>
-        </w:numPr>
-        <w:spacing w:lineRule="auto"/>
-      </w:pPr>
-      <w:hyperlink r:id="rId133">
-        <w:r>
-          <w:rPr>
-            <w:rStyle w:val="Hyperlink"/>
-          </w:rPr>
-          <w:t xml:space="preserve">Mappa del repository</w:t>
-        </w:r>
-      </w:hyperlink>
-    </w:p>
-    <w:p>
-      <w:pPr>
-        <w:numPr>
-          <w:ilvl w:val="0"/>
-          <w:numId w:val="21"/>
-        </w:numPr>
-        <w:spacing w:lineRule="auto"/>
-      </w:pPr>
-      <w:hyperlink r:id="rId134">
-        <w:r>
-          <w:rPr>
-            <w:rStyle w:val="Hyperlink"/>
-          </w:rPr>
-          <w:t xml:space="preserve">L'interprete di riferimento JS (</w:t>
-        </w:r>
-      </w:hyperlink>
-    </w:p>
-    <w:p>
-      <w:pPr>
-        <w:numPr>
-          <w:ilvl w:val="0"/>
-          <w:numId w:val="21"/>
-        </w:numPr>
-        <w:spacing w:lineRule="auto"/>
-      </w:pPr>
-      <w:hyperlink r:id="rId135">
-        <w:r>
-          <w:rPr>
-            <w:rStyle w:val="Hyperlink"/>
-          </w:rPr>
-          <w:t xml:space="preserve">Il seed S0 Windows e il suo generatore</w:t>
-        </w:r>
-      </w:hyperlink>
-    </w:p>
-    <w:p>
-      <w:pPr>
-        <w:numPr>
-          <w:ilvl w:val="0"/>
-          <w:numId w:val="21"/>
-        </w:numPr>
-        <w:spacing w:lineRule="auto"/>
-      </w:pPr>
-      <w:hyperlink r:id="rId136">
-        <w:r>
-          <w:rPr>
-            <w:rStyle w:val="Hyperlink"/>
-          </w:rPr>
-          <w:t xml:space="preserve">Il seed Linux (E0)</w:t>
-        </w:r>
-      </w:hyperlink>
-    </w:p>
-    <w:p>
-      <w:pPr>
-        <w:numPr>
-          <w:ilvl w:val="0"/>
-          <w:numId w:val="21"/>
-        </w:numPr>
-        <w:spacing w:lineRule="auto"/>
-      </w:pPr>
-      <w:hyperlink r:id="rId137">
-        <w:r>
-          <w:rPr>
-            <w:rStyle w:val="Hyperlink"/>
-          </w:rPr>
-          <w:t xml:space="preserve">Self-hosting: S1 in </w:t>
-        </w:r>
-      </w:hyperlink>
-    </w:p>
-    <w:p>
-      <w:pPr>
-        <w:numPr>
-          <w:ilvl w:val="0"/>
-          <w:numId w:val="21"/>
-        </w:numPr>
-        <w:spacing w:lineRule="auto"/>
-      </w:pPr>
-      <w:hyperlink r:id="rId138">
-        <w:r>
-          <w:rPr>
-            <w:rStyle w:val="Hyperlink"/>
-          </w:rPr>
-          <w:t xml:space="preserve">Conformance: leggere, scrivere e verificare casi</w:t>
-        </w:r>
-      </w:hyperlink>
-    </w:p>
-    <w:p>
-      <w:pPr>
-        <w:numPr>
-          <w:ilvl w:val="0"/>
-          <w:numId w:val="21"/>
-        </w:numPr>
-        <w:spacing w:lineRule="auto"/>
-      </w:pPr>
-      <w:hyperlink r:id="rId139">
-        <w:r>
-          <w:rPr>
-            <w:rStyle w:val="Hyperlink"/>
-          </w:rPr>
-          <w:t xml:space="preserve">La CLI di sviluppo </w:t>
-        </w:r>
-      </w:hyperlink>
-    </w:p>
-    <w:p>
-      <w:pPr>
-        <w:numPr>
-          <w:ilvl w:val="0"/>
-          <w:numId w:val="21"/>
-        </w:numPr>
-        <w:spacing w:lineRule="auto"/>
-      </w:pPr>
-      <w:hyperlink r:id="rId140">
-        <w:r>
-          <w:rPr>
-            <w:rStyle w:val="Hyperlink"/>
-          </w:rPr>
-          <w:t xml:space="preserve">Benchmark AI (</w:t>
-        </w:r>
-      </w:hyperlink>
-    </w:p>
-    <w:p>
-      <w:pPr>
-        <w:numPr>
-          <w:ilvl w:val="0"/>
-          <w:numId w:val="21"/>
-        </w:numPr>
-        <w:spacing w:lineRule="auto"/>
-      </w:pPr>
-      <w:hyperlink r:id="rId141">
-        <w:r>
-          <w:rPr>
-            <w:rStyle w:val="Hyperlink"/>
-          </w:rPr>
-          <w:t xml:space="preserve">Editor, launcher e sito</w:t>
-        </w:r>
-      </w:hyperlink>
-    </w:p>
-    <w:p>
-      <w:pPr>
-        <w:numPr>
-          <w:ilvl w:val="0"/>
-          <w:numId w:val="21"/>
-        </w:numPr>
-        <w:spacing w:lineRule="auto"/>
-      </w:pPr>
-      <w:hyperlink r:id="rId142">
-        <w:r>
-          <w:rPr>
-            <w:rStyle w:val="Hyperlink"/>
-          </w:rPr>
-          <w:t xml:space="preserve">Integrazione continua</w:t>
-        </w:r>
-      </w:hyperlink>
-    </w:p>
-    <w:p>
-      <w:pPr>
-        <w:numPr>
-          <w:ilvl w:val="0"/>
-          <w:numId w:val="21"/>
-        </w:numPr>
-        <w:spacing w:lineRule="auto"/>
-      </w:pPr>
-      <w:hyperlink r:id="rId143">
-        <w:r>
-          <w:rPr>
-            <w:rStyle w:val="Hyperlink"/>
-          </w:rPr>
-          <w:t xml:space="preserve">Flusso di contributo</w:t>
-        </w:r>
-      </w:hyperlink>
-    </w:p>
-    <w:p>
-      <w:pPr>
-        <w:spacing w:lineRule="auto"/>
-      </w:pPr>
-      <w:r>
-        <w:rPr>
-          <w:b/>
-        </w:rPr>
-        <w:t xml:space="preserve">Parte V — Riferimento</w:t>
-      </w:r>
-    </w:p>
-    <w:p>
-      <w:pPr>
-        <w:numPr>
-          <w:ilvl w:val="0"/>
-          <w:numId w:val="22"/>
-        </w:numPr>
-        <w:spacing w:lineRule="auto"/>
-      </w:pPr>
-      <w:hyperlink r:id="rId144">
-        <w:r>
-          <w:rPr>
-            <w:rStyle w:val="Hyperlink"/>
-          </w:rPr>
-          <w:t xml:space="preserve">Grammatica Triad-Core (EBNF)</w:t>
-        </w:r>
-      </w:hyperlink>
-    </w:p>
-    <w:p>
-      <w:pPr>
-        <w:numPr>
-          <w:ilvl w:val="0"/>
-          <w:numId w:val="22"/>
-        </w:numPr>
-        <w:spacing w:lineRule="auto"/>
-      </w:pPr>
-      <w:hyperlink r:id="rId145">
-        <w:r>
-          <w:rPr>
-            <w:rStyle w:val="Hyperlink"/>
-          </w:rPr>
-          <w:t xml:space="preserve">Schede rapide Core e Full</w:t>
-        </w:r>
-      </w:hyperlink>
-    </w:p>
-    <w:p>
-      <w:pPr>
-        <w:numPr>
-          <w:ilvl w:val="0"/>
-          <w:numId w:val="22"/>
-        </w:numPr>
-        <w:spacing w:lineRule="auto"/>
-      </w:pPr>
-      <w:hyperlink r:id="rId146">
-        <w:r>
-          <w:rPr>
-            <w:rStyle w:val="Hyperlink"/>
-          </w:rPr>
-          <w:t xml:space="preserve">Debug e problemi comuni</w:t>
-        </w:r>
-      </w:hyperlink>
-    </w:p>
-    <w:p>
-      <w:pPr>
-        <w:numPr>
-          <w:ilvl w:val="0"/>
-          <w:numId w:val="22"/>
-        </w:numPr>
-        <w:spacing w:lineRule="auto"/>
-      </w:pPr>
-      <w:hyperlink r:id="rId147">
-        <w:r>
-          <w:rPr>
-            <w:rStyle w:val="Hyperlink"/>
-          </w:rPr>
-          <w:t xml:space="preserve">Glossario</w:t>
-        </w:r>
-      </w:hyperlink>
-    </w:p>
-    <w:p>
-      <w:pPr>
-        <w:numPr>
-          <w:ilvl w:val="0"/>
-          <w:numId w:val="22"/>
-        </w:numPr>
-        <w:spacing w:lineRule="auto"/>
-      </w:pPr>
-      <w:hyperlink r:id="rId148">
-        <w:r>
-          <w:rPr>
-            <w:rStyle w:val="Hyperlink"/>
-          </w:rPr>
-          <w:t xml:space="preserve">Stato, limiti noti e fix storici</w:t>
-        </w:r>
-      </w:hyperlink>
-    </w:p>
-    <w:p>
-      <w:pPr>
-        <w:numPr>
-          <w:ilvl w:val="0"/>
-          <w:numId w:val="22"/>
-        </w:numPr>
-        <w:spacing w:lineRule="auto"/>
-      </w:pPr>
-      <w:hyperlink r:id="rId149">
-        <w:r>
-          <w:rPr>
-            <w:rStyle w:val="Hyperlink"/>
-          </w:rPr>
-          <w:t xml:space="preserve">FAQ</w:t>
-        </w:r>
-      </w:hyperlink>
-    </w:p>
-    <w:p>
-      <w:pPr>
-        <w:spacing w:lineRule="auto"/>
-      </w:pPr>
-      <w:hyperlink r:id="rId150">
+        <w:spacing w:lineRule="auto"/>
+      </w:pPr>
+      <w:hyperlink r:id="rId70">
         <w:r>
           <w:rPr>
             <w:rStyle w:val="Hyperlink"/>
@@ -28528,7 +27118,7 @@
       <w:pPr>
         <w:spacing w:lineRule="auto"/>
       </w:pPr>
-      <w:hyperlink r:id="rId151">
+      <w:hyperlink r:id="rId71">
         <w:r>
           <w:rPr>
             <w:rStyle w:val="Hyperlink"/>
@@ -29155,7 +27745,7 @@
       <w:pPr>
         <w:numPr>
           <w:ilvl w:val="0"/>
-          <w:numId w:val="23"/>
+          <w:numId w:val="17"/>
         </w:numPr>
         <w:spacing w:lineRule="auto"/>
       </w:pPr>
@@ -29169,7 +27759,7 @@
         <w:rPr/>
         <w:t xml:space="preserve"> (</w:t>
       </w:r>
-      <w:hyperlink r:id="rId152">
+      <w:hyperlink r:id="rId72">
         <w:r>
           <w:rPr>
             <w:rStyle w:val="Hyperlink"/>
@@ -29266,7 +27856,7 @@
       <w:pPr>
         <w:numPr>
           <w:ilvl w:val="0"/>
-          <w:numId w:val="23"/>
+          <w:numId w:val="17"/>
         </w:numPr>
         <w:spacing w:lineRule="auto"/>
       </w:pPr>
@@ -29280,7 +27870,7 @@
         <w:rPr/>
         <w:t xml:space="preserve"> (</w:t>
       </w:r>
-      <w:hyperlink r:id="rId153">
+      <w:hyperlink r:id="rId73">
         <w:r>
           <w:rPr>
             <w:rStyle w:val="Hyperlink"/>
@@ -29320,7 +27910,7 @@
         <w:rPr/>
         <w:t xml:space="preserve">Triad non vuole dipendere da nessun linguaggio ospite. Il piano (</w:t>
       </w:r>
-      <w:hyperlink r:id="rId154">
+      <w:hyperlink r:id="rId74">
         <w:r>
           <w:rPr>
             <w:rStyle w:val="Hyperlink"/>
@@ -29391,7 +27981,7 @@
       <w:pPr>
         <w:spacing w:lineRule="auto"/>
       </w:pPr>
-      <w:hyperlink r:id="rId155">
+      <w:hyperlink r:id="rId75">
         <w:r>
           <w:rPr>
             <w:rStyle w:val="Hyperlink"/>
@@ -29423,7 +28013,7 @@
       <w:pPr>
         <w:numPr>
           <w:ilvl w:val="0"/>
-          <w:numId w:val="24"/>
+          <w:numId w:val="18"/>
         </w:numPr>
         <w:spacing w:lineRule="auto"/>
       </w:pPr>
@@ -29442,7 +28032,7 @@
       <w:pPr>
         <w:numPr>
           <w:ilvl w:val="0"/>
-          <w:numId w:val="24"/>
+          <w:numId w:val="18"/>
         </w:numPr>
         <w:spacing w:lineRule="auto"/>
       </w:pPr>
@@ -29479,7 +28069,7 @@
       <w:pPr>
         <w:numPr>
           <w:ilvl w:val="0"/>
-          <w:numId w:val="24"/>
+          <w:numId w:val="18"/>
         </w:numPr>
         <w:spacing w:lineRule="auto"/>
       </w:pPr>
@@ -29869,7 +28459,7 @@
       <w:pPr>
         <w:numPr>
           <w:ilvl w:val="0"/>
-          <w:numId w:val="25"/>
+          <w:numId w:val="19"/>
         </w:numPr>
         <w:spacing w:lineRule="auto"/>
       </w:pPr>
@@ -29896,7 +28486,7 @@
       <w:pPr>
         <w:numPr>
           <w:ilvl w:val="0"/>
-          <w:numId w:val="25"/>
+          <w:numId w:val="19"/>
         </w:numPr>
         <w:spacing w:lineRule="auto"/>
       </w:pPr>
@@ -30294,7 +28884,7 @@
         <w:rPr/>
         <w:t xml:space="preserve"> allegato alla </w:t>
       </w:r>
-      <w:hyperlink r:id="rId156">
+      <w:hyperlink r:id="rId76">
         <w:r>
           <w:rPr>
             <w:rStyle w:val="Hyperlink"/>
@@ -30306,7 +28896,7 @@
         <w:rPr/>
         <w:t xml:space="preserve">. Dettagli nel </w:t>
       </w:r>
-      <w:hyperlink r:id="rId157">
+      <w:hyperlink r:id="rId77">
         <w:r>
           <w:rPr>
             <w:rStyle w:val="Hyperlink"/>
@@ -30323,7 +28913,7 @@
       <w:pPr>
         <w:spacing w:lineRule="auto"/>
       </w:pPr>
-      <w:hyperlink r:id="rId158">
+      <w:hyperlink r:id="rId78">
         <w:r>
           <w:rPr>
             <w:rStyle w:val="Hyperlink"/>
@@ -30433,7 +29023,7 @@
       <w:pPr>
         <w:numPr>
           <w:ilvl w:val="0"/>
-          <w:numId w:val="26"/>
+          <w:numId w:val="20"/>
         </w:numPr>
         <w:spacing w:lineRule="auto"/>
       </w:pPr>
@@ -30462,7 +29052,7 @@
       <w:pPr>
         <w:numPr>
           <w:ilvl w:val="0"/>
-          <w:numId w:val="26"/>
+          <w:numId w:val="20"/>
         </w:numPr>
         <w:spacing w:lineRule="auto"/>
       </w:pPr>
@@ -30489,7 +29079,7 @@
       <w:pPr>
         <w:numPr>
           <w:ilvl w:val="0"/>
-          <w:numId w:val="26"/>
+          <w:numId w:val="20"/>
         </w:numPr>
         <w:spacing w:lineRule="auto"/>
       </w:pPr>
@@ -30524,7 +29114,7 @@
       <w:pPr>
         <w:numPr>
           <w:ilvl w:val="0"/>
-          <w:numId w:val="26"/>
+          <w:numId w:val="20"/>
         </w:numPr>
         <w:spacing w:lineRule="auto"/>
       </w:pPr>
@@ -30628,7 +29218,7 @@
       <w:pPr>
         <w:numPr>
           <w:ilvl w:val="0"/>
-          <w:numId w:val="27"/>
+          <w:numId w:val="21"/>
         </w:numPr>
         <w:spacing w:lineRule="auto"/>
       </w:pPr>
@@ -30641,7 +29231,7 @@
       <w:pPr>
         <w:numPr>
           <w:ilvl w:val="0"/>
-          <w:numId w:val="27"/>
+          <w:numId w:val="21"/>
         </w:numPr>
         <w:spacing w:lineRule="auto"/>
       </w:pPr>
@@ -30662,7 +29252,7 @@
       <w:pPr>
         <w:numPr>
           <w:ilvl w:val="0"/>
-          <w:numId w:val="27"/>
+          <w:numId w:val="21"/>
         </w:numPr>
         <w:spacing w:lineRule="auto"/>
       </w:pPr>
@@ -30670,7 +29260,7 @@
         <w:rPr/>
         <w:t xml:space="preserve">se deve girare anche sul seed Windows, controlla la tabella del </w:t>
       </w:r>
-      <w:hyperlink r:id="rId159">
+      <w:hyperlink r:id="rId79">
         <w:r>
           <w:rPr>
             <w:rStyle w:val="Hyperlink"/>
@@ -30687,7 +29277,7 @@
       <w:pPr>
         <w:numPr>
           <w:ilvl w:val="0"/>
-          <w:numId w:val="27"/>
+          <w:numId w:val="21"/>
         </w:numPr>
         <w:spacing w:lineRule="auto"/>
       </w:pPr>
@@ -30695,7 +29285,7 @@
         <w:rPr/>
         <w:t xml:space="preserve">se è un comportamento del linguaggio da fissare, trasformalo in un caso di conformance (</w:t>
       </w:r>
-      <w:hyperlink r:id="rId160">
+      <w:hyperlink r:id="rId80">
         <w:r>
           <w:rPr>
             <w:rStyle w:val="Hyperlink"/>
@@ -30712,7 +29302,7 @@
       <w:pPr>
         <w:spacing w:lineRule="auto"/>
       </w:pPr>
-      <w:hyperlink r:id="rId161">
+      <w:hyperlink r:id="rId81">
         <w:r>
           <w:rPr>
             <w:rStyle w:val="Hyperlink"/>
@@ -30753,7 +29343,7 @@
       <w:pPr>
         <w:spacing w:lineRule="auto"/>
       </w:pPr>
-      <w:hyperlink r:id="rId162">
+      <w:hyperlink r:id="rId82">
         <w:r>
           <w:rPr>
             <w:rStyle w:val="Hyperlink"/>
@@ -31846,7 +30436,7 @@
       <w:pPr>
         <w:spacing w:lineRule="auto"/>
       </w:pPr>
-      <w:hyperlink r:id="rId163">
+      <w:hyperlink r:id="rId83">
         <w:r>
           <w:rPr>
             <w:rStyle w:val="Hyperlink"/>
@@ -32514,7 +31104,7 @@
       <w:pPr>
         <w:numPr>
           <w:ilvl w:val="0"/>
-          <w:numId w:val="28"/>
+          <w:numId w:val="22"/>
         </w:numPr>
         <w:spacing w:lineRule="auto"/>
       </w:pPr>
@@ -32543,7 +31133,7 @@
       <w:pPr>
         <w:numPr>
           <w:ilvl w:val="0"/>
-          <w:numId w:val="28"/>
+          <w:numId w:val="22"/>
         </w:numPr>
         <w:spacing w:lineRule="auto"/>
       </w:pPr>
@@ -32608,7 +31198,7 @@
       <w:pPr>
         <w:numPr>
           <w:ilvl w:val="0"/>
-          <w:numId w:val="28"/>
+          <w:numId w:val="22"/>
         </w:numPr>
         <w:spacing w:lineRule="auto"/>
       </w:pPr>
@@ -32657,7 +31247,7 @@
       <w:pPr>
         <w:numPr>
           <w:ilvl w:val="0"/>
-          <w:numId w:val="28"/>
+          <w:numId w:val="22"/>
         </w:numPr>
         <w:spacing w:lineRule="auto"/>
       </w:pPr>
@@ -32842,7 +31432,7 @@
       <w:pPr>
         <w:spacing w:lineRule="auto"/>
       </w:pPr>
-      <w:hyperlink r:id="rId164">
+      <w:hyperlink r:id="rId84">
         <w:r>
           <w:rPr>
             <w:rStyle w:val="Hyperlink"/>
@@ -32864,7 +31454,7 @@
       <w:pPr>
         <w:numPr>
           <w:ilvl w:val="0"/>
-          <w:numId w:val="29"/>
+          <w:numId w:val="23"/>
         </w:numPr>
         <w:spacing w:lineRule="auto"/>
       </w:pPr>
@@ -32881,7 +31471,7 @@
       <w:pPr>
         <w:numPr>
           <w:ilvl w:val="0"/>
-          <w:numId w:val="29"/>
+          <w:numId w:val="23"/>
         </w:numPr>
         <w:spacing w:lineRule="auto"/>
       </w:pPr>
@@ -32914,7 +31504,7 @@
       <w:pPr>
         <w:numPr>
           <w:ilvl w:val="0"/>
-          <w:numId w:val="29"/>
+          <w:numId w:val="23"/>
         </w:numPr>
         <w:spacing w:lineRule="auto"/>
       </w:pPr>
@@ -32935,7 +31525,7 @@
       <w:pPr>
         <w:numPr>
           <w:ilvl w:val="0"/>
-          <w:numId w:val="29"/>
+          <w:numId w:val="23"/>
         </w:numPr>
         <w:spacing w:lineRule="auto"/>
       </w:pPr>
@@ -33001,7 +31591,7 @@
         <w:rPr/>
         <w:t xml:space="preserve">, lambda) sono nel </w:t>
       </w:r>
-      <w:hyperlink r:id="rId165">
+      <w:hyperlink r:id="rId85">
         <w:r>
           <w:rPr>
             <w:rStyle w:val="Hyperlink"/>
@@ -33035,7 +31625,7 @@
       <w:pPr>
         <w:spacing w:lineRule="auto"/>
       </w:pPr>
-      <w:hyperlink r:id="rId166">
+      <w:hyperlink r:id="rId86">
         <w:r>
           <w:rPr>
             <w:rStyle w:val="Hyperlink"/>
@@ -33936,7 +32526,7 @@
       <w:pPr>
         <w:numPr>
           <w:ilvl w:val="0"/>
-          <w:numId w:val="30"/>
+          <w:numId w:val="24"/>
         </w:numPr>
         <w:spacing w:lineRule="auto"/>
       </w:pPr>
@@ -33971,7 +32561,7 @@
       <w:pPr>
         <w:numPr>
           <w:ilvl w:val="0"/>
-          <w:numId w:val="30"/>
+          <w:numId w:val="24"/>
         </w:numPr>
         <w:spacing w:lineRule="auto"/>
       </w:pPr>
@@ -34014,7 +32604,7 @@
       <w:pPr>
         <w:numPr>
           <w:ilvl w:val="0"/>
-          <w:numId w:val="30"/>
+          <w:numId w:val="24"/>
         </w:numPr>
         <w:spacing w:lineRule="auto"/>
       </w:pPr>
@@ -34039,7 +32629,7 @@
       <w:pPr>
         <w:numPr>
           <w:ilvl w:val="0"/>
-          <w:numId w:val="30"/>
+          <w:numId w:val="24"/>
         </w:numPr>
         <w:spacing w:lineRule="auto"/>
       </w:pPr>
@@ -34105,7 +32695,7 @@
       <w:pPr>
         <w:numPr>
           <w:ilvl w:val="0"/>
-          <w:numId w:val="31"/>
+          <w:numId w:val="25"/>
         </w:numPr>
         <w:spacing w:lineRule="auto"/>
       </w:pPr>
@@ -34182,7 +32772,7 @@
       <w:pPr>
         <w:numPr>
           <w:ilvl w:val="0"/>
-          <w:numId w:val="31"/>
+          <w:numId w:val="25"/>
         </w:numPr>
         <w:spacing w:lineRule="auto"/>
       </w:pPr>
@@ -34207,7 +32797,7 @@
       <w:pPr>
         <w:numPr>
           <w:ilvl w:val="0"/>
-          <w:numId w:val="31"/>
+          <w:numId w:val="25"/>
         </w:numPr>
         <w:spacing w:lineRule="auto"/>
       </w:pPr>
@@ -34316,7 +32906,7 @@
       <w:pPr>
         <w:spacing w:lineRule="auto"/>
       </w:pPr>
-      <w:hyperlink r:id="rId167">
+      <w:hyperlink r:id="rId87">
         <w:r>
           <w:rPr>
             <w:rStyle w:val="Hyperlink"/>
@@ -34711,7 +33301,7 @@
       <w:pPr>
         <w:spacing w:lineRule="auto"/>
       </w:pPr>
-      <w:hyperlink r:id="rId168">
+      <w:hyperlink r:id="rId88">
         <w:r>
           <w:rPr>
             <w:rStyle w:val="Hyperlink"/>
@@ -34792,7 +33382,7 @@
       <w:pPr>
         <w:numPr>
           <w:ilvl w:val="0"/>
-          <w:numId w:val="32"/>
+          <w:numId w:val="26"/>
         </w:numPr>
         <w:spacing w:lineRule="auto"/>
       </w:pPr>
@@ -34825,7 +33415,7 @@
       <w:pPr>
         <w:numPr>
           <w:ilvl w:val="0"/>
-          <w:numId w:val="32"/>
+          <w:numId w:val="26"/>
         </w:numPr>
         <w:spacing w:lineRule="auto"/>
       </w:pPr>
@@ -34838,7 +33428,7 @@
       <w:pPr>
         <w:numPr>
           <w:ilvl w:val="0"/>
-          <w:numId w:val="32"/>
+          <w:numId w:val="26"/>
         </w:numPr>
         <w:spacing w:lineRule="auto"/>
       </w:pPr>
@@ -34916,7 +33506,7 @@
         <w:rPr/>
         <w:t xml:space="preserve"> (</w:t>
       </w:r>
-      <w:hyperlink r:id="rId169">
+      <w:hyperlink r:id="rId89">
         <w:r>
           <w:rPr>
             <w:rStyle w:val="Hyperlink"/>
@@ -35029,7 +33619,7 @@
       <w:pPr>
         <w:spacing w:lineRule="auto"/>
       </w:pPr>
-      <w:hyperlink r:id="rId170">
+      <w:hyperlink r:id="rId90">
         <w:r>
           <w:rPr>
             <w:rStyle w:val="Hyperlink"/>
@@ -35250,7 +33840,7 @@
       <w:pPr>
         <w:numPr>
           <w:ilvl w:val="0"/>
-          <w:numId w:val="33"/>
+          <w:numId w:val="27"/>
         </w:numPr>
         <w:spacing w:lineRule="auto"/>
       </w:pPr>
@@ -35283,7 +33873,7 @@
       <w:pPr>
         <w:numPr>
           <w:ilvl w:val="0"/>
-          <w:numId w:val="33"/>
+          <w:numId w:val="27"/>
         </w:numPr>
         <w:spacing w:lineRule="auto"/>
       </w:pPr>
@@ -35312,7 +33902,7 @@
       <w:pPr>
         <w:numPr>
           <w:ilvl w:val="0"/>
-          <w:numId w:val="33"/>
+          <w:numId w:val="27"/>
         </w:numPr>
         <w:spacing w:lineRule="auto"/>
       </w:pPr>
@@ -35331,7 +33921,7 @@
       <w:pPr>
         <w:numPr>
           <w:ilvl w:val="0"/>
-          <w:numId w:val="33"/>
+          <w:numId w:val="27"/>
         </w:numPr>
         <w:spacing w:lineRule="auto"/>
       </w:pPr>
@@ -35350,7 +33940,7 @@
       <w:pPr>
         <w:numPr>
           <w:ilvl w:val="0"/>
-          <w:numId w:val="33"/>
+          <w:numId w:val="27"/>
         </w:numPr>
         <w:spacing w:lineRule="auto"/>
       </w:pPr>
@@ -35434,7 +34024,7 @@
         <w:rPr/>
         <w:t xml:space="preserve">Per far "uscire" un risultato da una funzione restituiscilo, oppure usa una lista (che è mutabile, </w:t>
       </w:r>
-      <w:hyperlink r:id="rId171">
+      <w:hyperlink r:id="rId91">
         <w:r>
           <w:rPr>
             <w:rStyle w:val="Hyperlink"/>
@@ -35516,7 +34106,7 @@
       <w:pPr>
         <w:spacing w:lineRule="auto"/>
       </w:pPr>
-      <w:hyperlink r:id="rId172">
+      <w:hyperlink r:id="rId92">
         <w:r>
           <w:rPr>
             <w:rStyle w:val="Hyperlink"/>
@@ -35538,7 +34128,7 @@
       <w:pPr>
         <w:numPr>
           <w:ilvl w:val="0"/>
-          <w:numId w:val="34"/>
+          <w:numId w:val="28"/>
         </w:numPr>
         <w:spacing w:lineRule="auto"/>
       </w:pPr>
@@ -35567,7 +34157,7 @@
       <w:pPr>
         <w:numPr>
           <w:ilvl w:val="0"/>
-          <w:numId w:val="34"/>
+          <w:numId w:val="28"/>
         </w:numPr>
         <w:spacing w:lineRule="auto"/>
       </w:pPr>
@@ -35598,7 +34188,7 @@
       <w:pPr>
         <w:numPr>
           <w:ilvl w:val="0"/>
-          <w:numId w:val="34"/>
+          <w:numId w:val="28"/>
         </w:numPr>
         <w:spacing w:lineRule="auto"/>
       </w:pPr>
@@ -35627,7 +34217,7 @@
       <w:pPr>
         <w:numPr>
           <w:ilvl w:val="0"/>
-          <w:numId w:val="34"/>
+          <w:numId w:val="28"/>
         </w:numPr>
         <w:spacing w:lineRule="auto"/>
       </w:pPr>
@@ -35662,7 +34252,7 @@
       <w:pPr>
         <w:numPr>
           <w:ilvl w:val="0"/>
-          <w:numId w:val="34"/>
+          <w:numId w:val="28"/>
         </w:numPr>
         <w:spacing w:lineRule="auto"/>
       </w:pPr>
@@ -35750,7 +34340,7 @@
         <w:rPr/>
         <w:t xml:space="preserve">: si scrivono in Core (vedi </w:t>
       </w:r>
-      <w:hyperlink r:id="rId173">
+      <w:hyperlink r:id="rId93">
         <w:r>
           <w:rPr>
             <w:rStyle w:val="Hyperlink"/>
@@ -35867,7 +34457,7 @@
       <w:pPr>
         <w:spacing w:lineRule="auto"/>
       </w:pPr>
-      <w:hyperlink r:id="rId174">
+      <w:hyperlink r:id="rId94">
         <w:r>
           <w:rPr>
             <w:rStyle w:val="Hyperlink"/>
@@ -36454,7 +35044,7 @@
       <w:pPr>
         <w:spacing w:lineRule="auto"/>
       </w:pPr>
-      <w:hyperlink r:id="rId175">
+      <w:hyperlink r:id="rId95">
         <w:r>
           <w:rPr>
             <w:rStyle w:val="Hyperlink"/>
@@ -36948,7 +35538,7 @@
         <w:rPr/>
         <w:t xml:space="preserve">: è esattamente il primo passo di un interprete self-hosted (</w:t>
       </w:r>
-      <w:hyperlink r:id="rId176">
+      <w:hyperlink r:id="rId96">
         <w:r>
           <w:rPr>
             <w:rStyle w:val="Hyperlink"/>
@@ -36965,7 +35555,7 @@
       <w:pPr>
         <w:spacing w:lineRule="auto"/>
       </w:pPr>
-      <w:hyperlink r:id="rId177">
+      <w:hyperlink r:id="rId97">
         <w:r>
           <w:rPr>
             <w:rStyle w:val="Hyperlink"/>
@@ -38058,7 +36648,7 @@
       <w:pPr>
         <w:spacing w:lineRule="auto"/>
       </w:pPr>
-      <w:hyperlink r:id="rId178">
+      <w:hyperlink r:id="rId98">
         <w:r>
           <w:rPr>
             <w:rStyle w:val="Hyperlink"/>
@@ -39712,7 +38302,7 @@
       <w:pPr>
         <w:spacing w:lineRule="auto"/>
       </w:pPr>
-      <w:hyperlink r:id="rId179">
+      <w:hyperlink r:id="rId99">
         <w:r>
           <w:rPr>
             <w:rStyle w:val="Hyperlink"/>
@@ -40041,7 +38631,7 @@
       <w:pPr>
         <w:numPr>
           <w:ilvl w:val="0"/>
-          <w:numId w:val="35"/>
+          <w:numId w:val="29"/>
         </w:numPr>
         <w:spacing w:lineRule="auto"/>
       </w:pPr>
@@ -40054,7 +38644,7 @@
       <w:pPr>
         <w:numPr>
           <w:ilvl w:val="0"/>
-          <w:numId w:val="35"/>
+          <w:numId w:val="29"/>
         </w:numPr>
         <w:spacing w:lineRule="auto"/>
       </w:pPr>
@@ -40075,7 +38665,7 @@
       <w:pPr>
         <w:numPr>
           <w:ilvl w:val="0"/>
-          <w:numId w:val="35"/>
+          <w:numId w:val="29"/>
         </w:numPr>
         <w:spacing w:lineRule="auto"/>
       </w:pPr>
@@ -40096,7 +38686,7 @@
       <w:pPr>
         <w:numPr>
           <w:ilvl w:val="0"/>
-          <w:numId w:val="35"/>
+          <w:numId w:val="29"/>
         </w:numPr>
         <w:spacing w:lineRule="auto"/>
       </w:pPr>
@@ -40141,7 +38731,7 @@
       <w:pPr>
         <w:numPr>
           <w:ilvl w:val="0"/>
-          <w:numId w:val="35"/>
+          <w:numId w:val="29"/>
         </w:numPr>
         <w:spacing w:lineRule="auto"/>
       </w:pPr>
@@ -40162,7 +38752,7 @@
       <w:pPr>
         <w:spacing w:lineRule="auto"/>
       </w:pPr>
-      <w:hyperlink r:id="rId180">
+      <w:hyperlink r:id="rId100">
         <w:r>
           <w:rPr>
             <w:rStyle w:val="Hyperlink"/>
@@ -40799,7 +39389,7 @@
       <w:pPr>
         <w:spacing w:lineRule="auto"/>
       </w:pPr>
-      <w:hyperlink r:id="rId181">
+      <w:hyperlink r:id="rId101">
         <w:r>
           <w:rPr>
             <w:rStyle w:val="Hyperlink"/>
@@ -40825,7 +39415,7 @@
         <w:rPr/>
         <w:t xml:space="preserve">Questa parte descrive il linguaggio definito da </w:t>
       </w:r>
-      <w:hyperlink r:id="rId182">
+      <w:hyperlink r:id="rId102">
         <w:r>
           <w:rPr>
             <w:rStyle w:val="Hyperlink"/>
@@ -40870,7 +39460,7 @@
       <w:pPr>
         <w:spacing w:lineRule="auto"/>
       </w:pPr>
-      <w:hyperlink r:id="rId183">
+      <w:hyperlink r:id="rId103">
         <w:r>
           <w:rPr>
             <w:rStyle w:val="Hyperlink"/>
@@ -41627,7 +40217,7 @@
       <w:pPr>
         <w:numPr>
           <w:ilvl w:val="0"/>
-          <w:numId w:val="36"/>
+          <w:numId w:val="30"/>
         </w:numPr>
         <w:spacing w:lineRule="auto"/>
       </w:pPr>
@@ -41660,7 +40250,7 @@
       <w:pPr>
         <w:numPr>
           <w:ilvl w:val="0"/>
-          <w:numId w:val="36"/>
+          <w:numId w:val="30"/>
         </w:numPr>
         <w:spacing w:lineRule="auto"/>
       </w:pPr>
@@ -41693,7 +40283,7 @@
       <w:pPr>
         <w:numPr>
           <w:ilvl w:val="0"/>
-          <w:numId w:val="36"/>
+          <w:numId w:val="30"/>
         </w:numPr>
         <w:spacing w:lineRule="auto"/>
       </w:pPr>
@@ -41710,7 +40300,7 @@
       <w:pPr>
         <w:numPr>
           <w:ilvl w:val="0"/>
-          <w:numId w:val="36"/>
+          <w:numId w:val="30"/>
         </w:numPr>
         <w:spacing w:lineRule="auto"/>
       </w:pPr>
@@ -42395,7 +40985,7 @@
       <w:pPr>
         <w:spacing w:lineRule="auto"/>
       </w:pPr>
-      <w:hyperlink r:id="rId184">
+      <w:hyperlink r:id="rId104">
         <w:r>
           <w:rPr>
             <w:rStyle w:val="Hyperlink"/>
@@ -42437,7 +41027,7 @@
       <w:pPr>
         <w:numPr>
           <w:ilvl w:val="0"/>
-          <w:numId w:val="37"/>
+          <w:numId w:val="31"/>
         </w:numPr>
         <w:spacing w:lineRule="auto"/>
       </w:pPr>
@@ -42476,7 +41066,7 @@
       <w:pPr>
         <w:numPr>
           <w:ilvl w:val="0"/>
-          <w:numId w:val="37"/>
+          <w:numId w:val="31"/>
         </w:numPr>
         <w:spacing w:lineRule="auto"/>
       </w:pPr>
@@ -42497,7 +41087,7 @@
       <w:pPr>
         <w:numPr>
           <w:ilvl w:val="0"/>
-          <w:numId w:val="37"/>
+          <w:numId w:val="31"/>
         </w:numPr>
         <w:spacing w:lineRule="auto"/>
       </w:pPr>
@@ -42518,7 +41108,7 @@
       <w:pPr>
         <w:numPr>
           <w:ilvl w:val="0"/>
-          <w:numId w:val="37"/>
+          <w:numId w:val="31"/>
         </w:numPr>
         <w:spacing w:lineRule="auto"/>
       </w:pPr>
@@ -42539,7 +41129,7 @@
       <w:pPr>
         <w:numPr>
           <w:ilvl w:val="0"/>
-          <w:numId w:val="37"/>
+          <w:numId w:val="31"/>
         </w:numPr>
         <w:spacing w:lineRule="auto"/>
       </w:pPr>
@@ -42568,7 +41158,7 @@
       <w:pPr>
         <w:numPr>
           <w:ilvl w:val="0"/>
-          <w:numId w:val="37"/>
+          <w:numId w:val="31"/>
         </w:numPr>
         <w:spacing w:lineRule="auto"/>
       </w:pPr>
@@ -42605,7 +41195,7 @@
       <w:pPr>
         <w:spacing w:lineRule="auto"/>
       </w:pPr>
-      <w:hyperlink r:id="rId185">
+      <w:hyperlink r:id="rId105">
         <w:r>
           <w:rPr>
             <w:rStyle w:val="Hyperlink"/>
@@ -42638,7 +41228,7 @@
       <w:pPr>
         <w:numPr>
           <w:ilvl w:val="0"/>
-          <w:numId w:val="38"/>
+          <w:numId w:val="32"/>
         </w:numPr>
         <w:spacing w:lineRule="auto"/>
       </w:pPr>
@@ -42651,7 +41241,7 @@
       <w:pPr>
         <w:numPr>
           <w:ilvl w:val="0"/>
-          <w:numId w:val="38"/>
+          <w:numId w:val="32"/>
         </w:numPr>
         <w:spacing w:lineRule="auto"/>
       </w:pPr>
@@ -42680,7 +41270,7 @@
       <w:pPr>
         <w:numPr>
           <w:ilvl w:val="0"/>
-          <w:numId w:val="38"/>
+          <w:numId w:val="32"/>
         </w:numPr>
         <w:spacing w:lineRule="auto"/>
       </w:pPr>
@@ -42688,7 +41278,7 @@
         <w:rPr/>
         <w:t xml:space="preserve">In Core lo stesso concetto si rappresenta con una lista taggata (</w:t>
       </w:r>
-      <w:hyperlink r:id="rId186">
+      <w:hyperlink r:id="rId106">
         <w:r>
           <w:rPr>
             <w:rStyle w:val="Hyperlink"/>
@@ -42705,7 +41295,7 @@
       <w:pPr>
         <w:spacing w:lineRule="auto"/>
       </w:pPr>
-      <w:hyperlink r:id="rId187">
+      <w:hyperlink r:id="rId107">
         <w:r>
           <w:rPr>
             <w:rStyle w:val="Hyperlink"/>
@@ -42803,7 +41393,7 @@
       <w:pPr>
         <w:spacing w:lineRule="auto"/>
       </w:pPr>
-      <w:hyperlink r:id="rId188">
+      <w:hyperlink r:id="rId108">
         <w:r>
           <w:rPr>
             <w:rStyle w:val="Hyperlink"/>
@@ -42884,7 +41474,7 @@
       <w:pPr>
         <w:numPr>
           <w:ilvl w:val="0"/>
-          <w:numId w:val="39"/>
+          <w:numId w:val="33"/>
         </w:numPr>
         <w:spacing w:lineRule="auto"/>
       </w:pPr>
@@ -42929,7 +41519,7 @@
       <w:pPr>
         <w:numPr>
           <w:ilvl w:val="0"/>
-          <w:numId w:val="39"/>
+          <w:numId w:val="33"/>
         </w:numPr>
         <w:spacing w:lineRule="auto"/>
       </w:pPr>
@@ -42974,7 +41564,7 @@
       <w:pPr>
         <w:numPr>
           <w:ilvl w:val="0"/>
-          <w:numId w:val="39"/>
+          <w:numId w:val="33"/>
         </w:numPr>
         <w:spacing w:lineRule="auto"/>
       </w:pPr>
@@ -43075,7 +41665,7 @@
       <w:pPr>
         <w:numPr>
           <w:ilvl w:val="0"/>
-          <w:numId w:val="39"/>
+          <w:numId w:val="33"/>
         </w:numPr>
         <w:spacing w:lineRule="auto"/>
       </w:pPr>
@@ -43096,7 +41686,7 @@
       <w:pPr>
         <w:numPr>
           <w:ilvl w:val="0"/>
-          <w:numId w:val="39"/>
+          <w:numId w:val="33"/>
         </w:numPr>
         <w:spacing w:lineRule="auto"/>
       </w:pPr>
@@ -43117,7 +41707,7 @@
       <w:pPr>
         <w:numPr>
           <w:ilvl w:val="0"/>
-          <w:numId w:val="39"/>
+          <w:numId w:val="33"/>
         </w:numPr>
         <w:spacing w:lineRule="auto"/>
       </w:pPr>
@@ -43178,7 +41768,7 @@
       <w:pPr>
         <w:spacing w:lineRule="auto"/>
       </w:pPr>
-      <w:hyperlink r:id="rId189">
+      <w:hyperlink r:id="rId109">
         <w:r>
           <w:rPr>
             <w:rStyle w:val="Hyperlink"/>
@@ -43230,7 +41820,7 @@
       <w:pPr>
         <w:numPr>
           <w:ilvl w:val="0"/>
-          <w:numId w:val="40"/>
+          <w:numId w:val="34"/>
         </w:numPr>
         <w:spacing w:lineRule="auto"/>
       </w:pPr>
@@ -43267,7 +41857,7 @@
       <w:pPr>
         <w:numPr>
           <w:ilvl w:val="0"/>
-          <w:numId w:val="40"/>
+          <w:numId w:val="34"/>
         </w:numPr>
         <w:spacing w:lineRule="auto"/>
       </w:pPr>
@@ -43322,7 +41912,7 @@
       <w:pPr>
         <w:numPr>
           <w:ilvl w:val="0"/>
-          <w:numId w:val="40"/>
+          <w:numId w:val="34"/>
         </w:numPr>
         <w:spacing w:lineRule="auto"/>
       </w:pPr>
@@ -43335,7 +41925,7 @@
       <w:pPr>
         <w:spacing w:lineRule="auto"/>
       </w:pPr>
-      <w:hyperlink r:id="rId190">
+      <w:hyperlink r:id="rId110">
         <w:r>
           <w:rPr>
             <w:rStyle w:val="Hyperlink"/>
@@ -43543,7 +42133,7 @@
       <w:pPr>
         <w:spacing w:lineRule="auto"/>
       </w:pPr>
-      <w:hyperlink r:id="rId191">
+      <w:hyperlink r:id="rId111">
         <w:r>
           <w:rPr>
             <w:rStyle w:val="Hyperlink"/>
@@ -43576,7 +42166,7 @@
       <w:pPr>
         <w:numPr>
           <w:ilvl w:val="0"/>
-          <w:numId w:val="41"/>
+          <w:numId w:val="35"/>
         </w:numPr>
         <w:spacing w:lineRule="auto"/>
       </w:pPr>
@@ -43593,7 +42183,7 @@
       <w:pPr>
         <w:numPr>
           <w:ilvl w:val="0"/>
-          <w:numId w:val="41"/>
+          <w:numId w:val="35"/>
         </w:numPr>
         <w:spacing w:lineRule="auto"/>
       </w:pPr>
@@ -43618,7 +42208,7 @@
       <w:pPr>
         <w:numPr>
           <w:ilvl w:val="0"/>
-          <w:numId w:val="41"/>
+          <w:numId w:val="35"/>
         </w:numPr>
         <w:spacing w:lineRule="auto"/>
       </w:pPr>
@@ -43671,7 +42261,7 @@
       <w:pPr>
         <w:numPr>
           <w:ilvl w:val="0"/>
-          <w:numId w:val="41"/>
+          <w:numId w:val="35"/>
         </w:numPr>
         <w:spacing w:lineRule="auto"/>
       </w:pPr>
@@ -43702,7 +42292,7 @@
       <w:pPr>
         <w:numPr>
           <w:ilvl w:val="0"/>
-          <w:numId w:val="41"/>
+          <w:numId w:val="35"/>
         </w:numPr>
         <w:spacing w:lineRule="auto"/>
       </w:pPr>
@@ -43735,7 +42325,7 @@
       <w:pPr>
         <w:spacing w:lineRule="auto"/>
       </w:pPr>
-      <w:hyperlink r:id="rId192">
+      <w:hyperlink r:id="rId112">
         <w:r>
           <w:rPr>
             <w:rStyle w:val="Hyperlink"/>
@@ -43768,7 +42358,7 @@
       <w:pPr>
         <w:numPr>
           <w:ilvl w:val="0"/>
-          <w:numId w:val="42"/>
+          <w:numId w:val="36"/>
         </w:numPr>
         <w:spacing w:lineRule="auto"/>
       </w:pPr>
@@ -43781,7 +42371,7 @@
       <w:pPr>
         <w:numPr>
           <w:ilvl w:val="0"/>
-          <w:numId w:val="42"/>
+          <w:numId w:val="36"/>
         </w:numPr>
         <w:spacing w:lineRule="auto"/>
       </w:pPr>
@@ -43802,7 +42392,7 @@
       <w:pPr>
         <w:numPr>
           <w:ilvl w:val="0"/>
-          <w:numId w:val="42"/>
+          <w:numId w:val="36"/>
         </w:numPr>
         <w:spacing w:lineRule="auto"/>
       </w:pPr>
@@ -43819,7 +42409,7 @@
       <w:pPr>
         <w:numPr>
           <w:ilvl w:val="0"/>
-          <w:numId w:val="42"/>
+          <w:numId w:val="36"/>
         </w:numPr>
         <w:spacing w:lineRule="auto"/>
       </w:pPr>
@@ -43840,7 +42430,7 @@
       <w:pPr>
         <w:spacing w:lineRule="auto"/>
       </w:pPr>
-      <w:hyperlink r:id="rId193">
+      <w:hyperlink r:id="rId113">
         <w:r>
           <w:rPr>
             <w:rStyle w:val="Hyperlink"/>
@@ -43949,7 +42539,7 @@
       <w:pPr>
         <w:spacing w:lineRule="auto"/>
       </w:pPr>
-      <w:hyperlink r:id="rId194">
+      <w:hyperlink r:id="rId114">
         <w:r>
           <w:rPr>
             <w:rStyle w:val="Hyperlink"/>
@@ -44039,7 +42629,7 @@
       <w:pPr>
         <w:numPr>
           <w:ilvl w:val="0"/>
-          <w:numId w:val="43"/>
+          <w:numId w:val="37"/>
         </w:numPr>
         <w:spacing w:lineRule="auto"/>
       </w:pPr>
@@ -44076,7 +42666,7 @@
       <w:pPr>
         <w:numPr>
           <w:ilvl w:val="0"/>
-          <w:numId w:val="43"/>
+          <w:numId w:val="37"/>
         </w:numPr>
         <w:spacing w:lineRule="auto"/>
       </w:pPr>
@@ -44089,7 +42679,7 @@
       <w:pPr>
         <w:numPr>
           <w:ilvl w:val="0"/>
-          <w:numId w:val="43"/>
+          <w:numId w:val="37"/>
         </w:numPr>
         <w:spacing w:lineRule="auto"/>
       </w:pPr>
@@ -44110,7 +42700,7 @@
       <w:pPr>
         <w:numPr>
           <w:ilvl w:val="0"/>
-          <w:numId w:val="43"/>
+          <w:numId w:val="37"/>
         </w:numPr>
         <w:spacing w:lineRule="auto"/>
       </w:pPr>
@@ -44123,7 +42713,7 @@
       <w:pPr>
         <w:spacing w:lineRule="auto"/>
       </w:pPr>
-      <w:hyperlink r:id="rId195">
+      <w:hyperlink r:id="rId115">
         <w:r>
           <w:rPr>
             <w:rStyle w:val="Hyperlink"/>
@@ -45713,7 +44303,7 @@
       <w:pPr>
         <w:spacing w:lineRule="auto"/>
       </w:pPr>
-      <w:hyperlink r:id="rId196">
+      <w:hyperlink r:id="rId116">
         <w:r>
           <w:rPr>
             <w:rStyle w:val="Hyperlink"/>
@@ -46380,7 +44970,7 @@
       <w:pPr>
         <w:spacing w:lineRule="auto"/>
       </w:pPr>
-      <w:hyperlink r:id="rId197">
+      <w:hyperlink r:id="rId117">
         <w:r>
           <w:rPr>
             <w:rStyle w:val="Hyperlink"/>
@@ -46446,7 +45036,7 @@
       <w:pPr>
         <w:numPr>
           <w:ilvl w:val="0"/>
-          <w:numId w:val="44"/>
+          <w:numId w:val="38"/>
         </w:numPr>
         <w:spacing w:lineRule="auto"/>
       </w:pPr>
@@ -46483,7 +45073,7 @@
       <w:pPr>
         <w:numPr>
           <w:ilvl w:val="0"/>
-          <w:numId w:val="44"/>
+          <w:numId w:val="38"/>
         </w:numPr>
         <w:spacing w:lineRule="auto"/>
       </w:pPr>
@@ -46546,7 +45136,7 @@
       <w:pPr>
         <w:numPr>
           <w:ilvl w:val="0"/>
-          <w:numId w:val="45"/>
+          <w:numId w:val="39"/>
         </w:numPr>
         <w:spacing w:lineRule="auto"/>
       </w:pPr>
@@ -46567,7 +45157,7 @@
       <w:pPr>
         <w:numPr>
           <w:ilvl w:val="0"/>
-          <w:numId w:val="45"/>
+          <w:numId w:val="39"/>
         </w:numPr>
         <w:spacing w:lineRule="auto"/>
       </w:pPr>
@@ -46616,7 +45206,7 @@
       <w:pPr>
         <w:numPr>
           <w:ilvl w:val="0"/>
-          <w:numId w:val="45"/>
+          <w:numId w:val="39"/>
         </w:numPr>
         <w:spacing w:lineRule="auto"/>
       </w:pPr>
@@ -46741,7 +45331,7 @@
       <w:pPr>
         <w:spacing w:lineRule="auto"/>
       </w:pPr>
-      <w:hyperlink r:id="rId198">
+      <w:hyperlink r:id="rId118">
         <w:r>
           <w:rPr>
             <w:rStyle w:val="Hyperlink"/>
@@ -47549,7 +46139,7 @@
       <w:pPr>
         <w:spacing w:lineRule="auto"/>
       </w:pPr>
-      <w:hyperlink r:id="rId199">
+      <w:hyperlink r:id="rId119">
         <w:r>
           <w:rPr>
             <w:rStyle w:val="Hyperlink"/>
@@ -47580,7 +46170,7 @@
       <w:pPr>
         <w:spacing w:lineRule="auto"/>
       </w:pPr>
-      <w:hyperlink r:id="rId200">
+      <w:hyperlink r:id="rId120">
         <w:r>
           <w:rPr>
             <w:rStyle w:val="Hyperlink"/>
@@ -49183,7 +47773,7 @@
       <w:pPr>
         <w:numPr>
           <w:ilvl w:val="0"/>
-          <w:numId w:val="46"/>
+          <w:numId w:val="40"/>
         </w:numPr>
         <w:spacing w:lineRule="auto"/>
       </w:pPr>
@@ -49206,7 +47796,7 @@
       <w:pPr>
         <w:numPr>
           <w:ilvl w:val="0"/>
-          <w:numId w:val="46"/>
+          <w:numId w:val="40"/>
         </w:numPr>
         <w:spacing w:lineRule="auto"/>
       </w:pPr>
@@ -49245,7 +47835,7 @@
       <w:pPr>
         <w:numPr>
           <w:ilvl w:val="0"/>
-          <w:numId w:val="46"/>
+          <w:numId w:val="40"/>
         </w:numPr>
         <w:spacing w:lineRule="auto"/>
       </w:pPr>
@@ -49278,7 +47868,7 @@
       <w:pPr>
         <w:spacing w:lineRule="auto"/>
       </w:pPr>
-      <w:hyperlink r:id="rId201">
+      <w:hyperlink r:id="rId121">
         <w:r>
           <w:rPr>
             <w:rStyle w:val="Hyperlink"/>
@@ -49338,7 +47928,7 @@
       <w:pPr>
         <w:numPr>
           <w:ilvl w:val="0"/>
-          <w:numId w:val="47"/>
+          <w:numId w:val="41"/>
         </w:numPr>
         <w:spacing w:lineRule="auto"/>
       </w:pPr>
@@ -49477,7 +48067,7 @@
       <w:pPr>
         <w:numPr>
           <w:ilvl w:val="0"/>
-          <w:numId w:val="47"/>
+          <w:numId w:val="41"/>
         </w:numPr>
         <w:spacing w:lineRule="auto"/>
       </w:pPr>
@@ -49614,7 +48204,7 @@
       <w:pPr>
         <w:numPr>
           <w:ilvl w:val="0"/>
-          <w:numId w:val="47"/>
+          <w:numId w:val="41"/>
         </w:numPr>
         <w:spacing w:lineRule="auto"/>
       </w:pPr>
@@ -49626,7 +48216,7 @@
         <w:rPr/>
         <w:t xml:space="preserve">: discesa ricorsiva che segue la precedenza del </w:t>
       </w:r>
-      <w:hyperlink r:id="rId202">
+      <w:hyperlink r:id="rId122">
         <w:r>
           <w:rPr>
             <w:rStyle w:val="Hyperlink"/>
@@ -49883,7 +48473,7 @@
       <w:pPr>
         <w:numPr>
           <w:ilvl w:val="0"/>
-          <w:numId w:val="47"/>
+          <w:numId w:val="41"/>
         </w:numPr>
         <w:spacing w:lineRule="auto"/>
       </w:pPr>
@@ -49929,7 +48519,7 @@
         <w:rPr/>
         <w:t xml:space="preserve"> implementa le regole di scope del </w:t>
       </w:r>
-      <w:hyperlink r:id="rId203">
+      <w:hyperlink r:id="rId123">
         <w:r>
           <w:rPr>
             <w:rStyle w:val="Hyperlink"/>
@@ -49946,7 +48536,7 @@
       <w:pPr>
         <w:numPr>
           <w:ilvl w:val="0"/>
-          <w:numId w:val="47"/>
+          <w:numId w:val="41"/>
         </w:numPr>
         <w:spacing w:lineRule="auto"/>
       </w:pPr>
@@ -50061,7 +48651,7 @@
       <w:pPr>
         <w:numPr>
           <w:ilvl w:val="0"/>
-          <w:numId w:val="47"/>
+          <w:numId w:val="41"/>
         </w:numPr>
         <w:spacing w:lineRule="auto"/>
       </w:pPr>
@@ -50120,7 +48710,7 @@
       <w:pPr>
         <w:numPr>
           <w:ilvl w:val="0"/>
-          <w:numId w:val="47"/>
+          <w:numId w:val="41"/>
         </w:numPr>
         <w:spacing w:lineRule="auto"/>
       </w:pPr>
@@ -50191,7 +48781,7 @@
         <w:rPr/>
         <w:t xml:space="preserve"> (non è in Core: va prima proposto nello standard, vedi </w:t>
       </w:r>
-      <w:hyperlink r:id="rId204">
+      <w:hyperlink r:id="rId124">
         <w:r>
           <w:rPr>
             <w:rStyle w:val="Hyperlink"/>
@@ -50231,7 +48821,7 @@
         <w:rPr/>
         <w:t xml:space="preserve"> (</w:t>
       </w:r>
-      <w:hyperlink r:id="rId205">
+      <w:hyperlink r:id="rId125">
         <w:r>
           <w:rPr>
             <w:rStyle w:val="Hyperlink"/>
@@ -50346,7 +48936,7 @@
       <w:pPr>
         <w:numPr>
           <w:ilvl w:val="0"/>
-          <w:numId w:val="48"/>
+          <w:numId w:val="42"/>
         </w:numPr>
         <w:spacing w:lineRule="auto"/>
       </w:pPr>
@@ -50375,7 +48965,7 @@
       <w:pPr>
         <w:numPr>
           <w:ilvl w:val="0"/>
-          <w:numId w:val="48"/>
+          <w:numId w:val="42"/>
         </w:numPr>
         <w:spacing w:lineRule="auto"/>
       </w:pPr>
@@ -50404,7 +48994,7 @@
       <w:pPr>
         <w:numPr>
           <w:ilvl w:val="0"/>
-          <w:numId w:val="48"/>
+          <w:numId w:val="42"/>
         </w:numPr>
         <w:spacing w:lineRule="auto"/>
       </w:pPr>
@@ -50433,7 +49023,7 @@
       <w:pPr>
         <w:numPr>
           <w:ilvl w:val="0"/>
-          <w:numId w:val="48"/>
+          <w:numId w:val="42"/>
         </w:numPr>
         <w:spacing w:lineRule="auto"/>
       </w:pPr>
@@ -50473,7 +49063,7 @@
       <w:pPr>
         <w:spacing w:lineRule="auto"/>
       </w:pPr>
-      <w:hyperlink r:id="rId206">
+      <w:hyperlink r:id="rId126">
         <w:r>
           <w:rPr>
             <w:rStyle w:val="Hyperlink"/>
@@ -51172,7 +49762,7 @@
         <w:rPr/>
         <w:t xml:space="preserve">, …) è in </w:t>
       </w:r>
-      <w:hyperlink r:id="rId207">
+      <w:hyperlink r:id="rId127">
         <w:r>
           <w:rPr>
             <w:rStyle w:val="Hyperlink"/>
@@ -52114,7 +50704,7 @@
       <w:pPr>
         <w:numPr>
           <w:ilvl w:val="0"/>
-          <w:numId w:val="49"/>
+          <w:numId w:val="43"/>
         </w:numPr>
         <w:spacing w:lineRule="auto"/>
       </w:pPr>
@@ -52135,7 +50725,7 @@
       <w:pPr>
         <w:numPr>
           <w:ilvl w:val="0"/>
-          <w:numId w:val="49"/>
+          <w:numId w:val="43"/>
         </w:numPr>
         <w:spacing w:lineRule="auto"/>
       </w:pPr>
@@ -52164,7 +50754,7 @@
       <w:pPr>
         <w:numPr>
           <w:ilvl w:val="0"/>
-          <w:numId w:val="49"/>
+          <w:numId w:val="43"/>
         </w:numPr>
         <w:spacing w:lineRule="auto"/>
       </w:pPr>
@@ -52185,7 +50775,7 @@
       <w:pPr>
         <w:numPr>
           <w:ilvl w:val="0"/>
-          <w:numId w:val="49"/>
+          <w:numId w:val="43"/>
         </w:numPr>
         <w:spacing w:lineRule="auto"/>
       </w:pPr>
@@ -52206,7 +50796,7 @@
       <w:pPr>
         <w:numPr>
           <w:ilvl w:val="0"/>
-          <w:numId w:val="49"/>
+          <w:numId w:val="43"/>
         </w:numPr>
         <w:spacing w:lineRule="auto"/>
       </w:pPr>
@@ -52326,7 +50916,7 @@
       <w:pPr>
         <w:spacing w:lineRule="auto"/>
       </w:pPr>
-      <w:hyperlink r:id="rId208">
+      <w:hyperlink r:id="rId128">
         <w:r>
           <w:rPr>
             <w:rStyle w:val="Hyperlink"/>
@@ -52438,7 +51028,7 @@
       <w:pPr>
         <w:spacing w:lineRule="auto"/>
       </w:pPr>
-      <w:hyperlink r:id="rId209">
+      <w:hyperlink r:id="rId129">
         <w:r>
           <w:rPr>
             <w:rStyle w:val="Hyperlink"/>
@@ -53103,7 +51693,7 @@
         <w:rPr/>
         <w:t xml:space="preserve">, quindi segue le restrizioni della colonna destra del </w:t>
       </w:r>
-      <w:hyperlink r:id="rId210">
+      <w:hyperlink r:id="rId130">
         <w:r>
           <w:rPr>
             <w:rStyle w:val="Hyperlink"/>
@@ -53120,7 +51710,7 @@
       <w:pPr>
         <w:numPr>
           <w:ilvl w:val="0"/>
-          <w:numId w:val="50"/>
+          <w:numId w:val="44"/>
         </w:numPr>
         <w:spacing w:lineRule="auto"/>
       </w:pPr>
@@ -53159,7 +51749,7 @@
       <w:pPr>
         <w:numPr>
           <w:ilvl w:val="0"/>
-          <w:numId w:val="50"/>
+          <w:numId w:val="44"/>
         </w:numPr>
         <w:spacing w:lineRule="auto"/>
       </w:pPr>
@@ -53172,7 +51762,7 @@
       <w:pPr>
         <w:numPr>
           <w:ilvl w:val="0"/>
-          <w:numId w:val="50"/>
+          <w:numId w:val="44"/>
         </w:numPr>
         <w:spacing w:lineRule="auto"/>
       </w:pPr>
@@ -53197,7 +51787,7 @@
       <w:pPr>
         <w:numPr>
           <w:ilvl w:val="0"/>
-          <w:numId w:val="50"/>
+          <w:numId w:val="44"/>
         </w:numPr>
         <w:spacing w:lineRule="auto"/>
       </w:pPr>
@@ -53234,7 +51824,7 @@
       <w:pPr>
         <w:numPr>
           <w:ilvl w:val="0"/>
-          <w:numId w:val="50"/>
+          <w:numId w:val="44"/>
         </w:numPr>
         <w:spacing w:lineRule="auto"/>
       </w:pPr>
@@ -53307,7 +51897,7 @@
         <w:rPr/>
         <w:t xml:space="preserve">Le task S1.3–S1.15 sono in </w:t>
       </w:r>
-      <w:hyperlink r:id="rId211">
+      <w:hyperlink r:id="rId131">
         <w:r>
           <w:rPr>
             <w:rStyle w:val="Hyperlink"/>
@@ -53327,7 +51917,7 @@
         <w:rPr/>
         <w:t xml:space="preserve">, programmi completi, funzioni e chiamate, chiusure, e infine far girare la conformance sopra seed+S1. Gli esercizi 6 e 7 del </w:t>
       </w:r>
-      <w:hyperlink r:id="rId212">
+      <w:hyperlink r:id="rId132">
         <w:r>
           <w:rPr>
             <w:rStyle w:val="Hyperlink"/>
@@ -53344,7 +51934,7 @@
       <w:pPr>
         <w:spacing w:lineRule="auto"/>
       </w:pPr>
-      <w:hyperlink r:id="rId213">
+      <w:hyperlink r:id="rId133">
         <w:r>
           <w:rPr>
             <w:rStyle w:val="Hyperlink"/>
@@ -53471,7 +52061,7 @@
       <w:pPr>
         <w:numPr>
           <w:ilvl w:val="0"/>
-          <w:numId w:val="51"/>
+          <w:numId w:val="45"/>
         </w:numPr>
         <w:spacing w:lineRule="auto"/>
       </w:pPr>
@@ -53496,7 +52086,7 @@
       <w:pPr>
         <w:numPr>
           <w:ilvl w:val="0"/>
-          <w:numId w:val="51"/>
+          <w:numId w:val="45"/>
         </w:numPr>
         <w:spacing w:lineRule="auto"/>
       </w:pPr>
@@ -53539,7 +52129,7 @@
       <w:pPr>
         <w:numPr>
           <w:ilvl w:val="0"/>
-          <w:numId w:val="52"/>
+          <w:numId w:val="46"/>
         </w:numPr>
         <w:spacing w:lineRule="auto"/>
       </w:pPr>
@@ -53568,7 +52158,7 @@
       <w:pPr>
         <w:numPr>
           <w:ilvl w:val="0"/>
-          <w:numId w:val="52"/>
+          <w:numId w:val="46"/>
         </w:numPr>
         <w:spacing w:lineRule="auto"/>
       </w:pPr>
@@ -53599,7 +52189,7 @@
       <w:pPr>
         <w:numPr>
           <w:ilvl w:val="0"/>
-          <w:numId w:val="52"/>
+          <w:numId w:val="46"/>
         </w:numPr>
         <w:spacing w:lineRule="auto"/>
       </w:pPr>
@@ -53654,7 +52244,7 @@
       <w:pPr>
         <w:numPr>
           <w:ilvl w:val="0"/>
-          <w:numId w:val="52"/>
+          <w:numId w:val="46"/>
         </w:numPr>
         <w:spacing w:lineRule="auto"/>
       </w:pPr>
@@ -53683,7 +52273,7 @@
       <w:pPr>
         <w:numPr>
           <w:ilvl w:val="0"/>
-          <w:numId w:val="52"/>
+          <w:numId w:val="46"/>
         </w:numPr>
         <w:spacing w:lineRule="auto"/>
       </w:pPr>
@@ -53708,7 +52298,7 @@
       <w:pPr>
         <w:numPr>
           <w:ilvl w:val="0"/>
-          <w:numId w:val="52"/>
+          <w:numId w:val="46"/>
         </w:numPr>
         <w:spacing w:lineRule="auto"/>
       </w:pPr>
@@ -53783,7 +52373,7 @@
       <w:pPr>
         <w:spacing w:lineRule="auto"/>
       </w:pPr>
-      <w:hyperlink r:id="rId214">
+      <w:hyperlink r:id="rId134">
         <w:r>
           <w:rPr>
             <w:rStyle w:val="Hyperlink"/>
@@ -54302,7 +52892,7 @@
       <w:pPr>
         <w:numPr>
           <w:ilvl w:val="0"/>
-          <w:numId w:val="53"/>
+          <w:numId w:val="47"/>
         </w:numPr>
         <w:spacing w:lineRule="auto"/>
       </w:pPr>
@@ -54343,7 +52933,7 @@
       <w:pPr>
         <w:numPr>
           <w:ilvl w:val="0"/>
-          <w:numId w:val="53"/>
+          <w:numId w:val="47"/>
         </w:numPr>
         <w:spacing w:lineRule="auto"/>
       </w:pPr>
@@ -54390,7 +52980,7 @@
       <w:pPr>
         <w:numPr>
           <w:ilvl w:val="0"/>
-          <w:numId w:val="54"/>
+          <w:numId w:val="48"/>
         </w:numPr>
         <w:spacing w:lineRule="auto"/>
       </w:pPr>
@@ -54451,7 +53041,7 @@
       <w:pPr>
         <w:numPr>
           <w:ilvl w:val="0"/>
-          <w:numId w:val="54"/>
+          <w:numId w:val="48"/>
         </w:numPr>
         <w:spacing w:lineRule="auto"/>
       </w:pPr>
@@ -54483,7 +53073,7 @@
       <w:pPr>
         <w:numPr>
           <w:ilvl w:val="0"/>
-          <w:numId w:val="55"/>
+          <w:numId w:val="49"/>
         </w:numPr>
         <w:spacing w:lineRule="auto"/>
       </w:pPr>
@@ -54499,7 +53089,7 @@
         <w:rPr/>
         <w:t xml:space="preserve"> e documentalo in </w:t>
       </w:r>
-      <w:hyperlink r:id="rId215">
+      <w:hyperlink r:id="rId135">
         <w:r>
           <w:rPr>
             <w:rStyle w:val="Hyperlink"/>
@@ -54546,7 +53136,7 @@
       <w:pPr>
         <w:spacing w:lineRule="auto"/>
       </w:pPr>
-      <w:hyperlink r:id="rId216">
+      <w:hyperlink r:id="rId136">
         <w:r>
           <w:rPr>
             <w:rStyle w:val="Hyperlink"/>
@@ -54585,7 +53175,7 @@
       <w:pPr>
         <w:numPr>
           <w:ilvl w:val="0"/>
-          <w:numId w:val="56"/>
+          <w:numId w:val="50"/>
         </w:numPr>
         <w:spacing w:lineRule="auto"/>
       </w:pPr>
@@ -54626,7 +53216,7 @@
       <w:pPr>
         <w:numPr>
           <w:ilvl w:val="0"/>
-          <w:numId w:val="56"/>
+          <w:numId w:val="50"/>
         </w:numPr>
         <w:spacing w:lineRule="auto"/>
       </w:pPr>
@@ -54667,7 +53257,7 @@
       <w:pPr>
         <w:numPr>
           <w:ilvl w:val="0"/>
-          <w:numId w:val="56"/>
+          <w:numId w:val="50"/>
         </w:numPr>
         <w:spacing w:lineRule="auto"/>
       </w:pPr>
@@ -54720,7 +53310,7 @@
       <w:pPr>
         <w:numPr>
           <w:ilvl w:val="0"/>
-          <w:numId w:val="56"/>
+          <w:numId w:val="50"/>
         </w:numPr>
         <w:spacing w:lineRule="auto"/>
       </w:pPr>
@@ -54794,7 +53384,7 @@
       <w:pPr>
         <w:spacing w:lineRule="auto"/>
       </w:pPr>
-      <w:hyperlink r:id="rId217">
+      <w:hyperlink r:id="rId137">
         <w:r>
           <w:rPr>
             <w:rStyle w:val="Hyperlink"/>
@@ -54816,7 +53406,7 @@
       <w:pPr>
         <w:numPr>
           <w:ilvl w:val="0"/>
-          <w:numId w:val="57"/>
+          <w:numId w:val="51"/>
         </w:numPr>
         <w:spacing w:lineRule="auto"/>
       </w:pPr>
@@ -54923,7 +53513,7 @@
       <w:pPr>
         <w:numPr>
           <w:ilvl w:val="0"/>
-          <w:numId w:val="57"/>
+          <w:numId w:val="51"/>
         </w:numPr>
         <w:spacing w:lineRule="auto"/>
       </w:pPr>
@@ -54966,7 +53556,7 @@
       <w:pPr>
         <w:numPr>
           <w:ilvl w:val="0"/>
-          <w:numId w:val="57"/>
+          <w:numId w:val="51"/>
         </w:numPr>
         <w:spacing w:lineRule="auto"/>
       </w:pPr>
@@ -55001,7 +53591,7 @@
       <w:pPr>
         <w:numPr>
           <w:ilvl w:val="0"/>
-          <w:numId w:val="57"/>
+          <w:numId w:val="51"/>
         </w:numPr>
         <w:spacing w:lineRule="auto"/>
       </w:pPr>
@@ -55024,7 +53614,7 @@
       <w:pPr>
         <w:numPr>
           <w:ilvl w:val="0"/>
-          <w:numId w:val="57"/>
+          <w:numId w:val="51"/>
         </w:numPr>
         <w:spacing w:lineRule="auto"/>
       </w:pPr>
@@ -55070,7 +53660,7 @@
         <w:rPr/>
         <w:t xml:space="preserve"> (Windows, file CRLF); vedi </w:t>
       </w:r>
-      <w:hyperlink r:id="rId218">
+      <w:hyperlink r:id="rId138">
         <w:r>
           <w:rPr>
             <w:rStyle w:val="Hyperlink"/>
@@ -55087,7 +53677,7 @@
       <w:pPr>
         <w:numPr>
           <w:ilvl w:val="0"/>
-          <w:numId w:val="57"/>
+          <w:numId w:val="51"/>
         </w:numPr>
         <w:spacing w:lineRule="auto"/>
       </w:pPr>
@@ -55146,7 +53736,7 @@
       <w:pPr>
         <w:spacing w:lineRule="auto"/>
       </w:pPr>
-      <w:hyperlink r:id="rId219">
+      <w:hyperlink r:id="rId139">
         <w:r>
           <w:rPr>
             <w:rStyle w:val="Hyperlink"/>
@@ -55572,7 +54162,7 @@
       <w:pPr>
         <w:spacing w:lineRule="auto"/>
       </w:pPr>
-      <w:hyperlink r:id="rId220">
+      <w:hyperlink r:id="rId140">
         <w:r>
           <w:rPr>
             <w:rStyle w:val="Hyperlink"/>
@@ -56214,7 +54804,7 @@
       <w:pPr>
         <w:spacing w:lineRule="auto"/>
       </w:pPr>
-      <w:hyperlink r:id="rId221">
+      <w:hyperlink r:id="rId141">
         <w:r>
           <w:rPr>
             <w:rStyle w:val="Hyperlink"/>
@@ -56236,7 +54826,7 @@
       <w:pPr>
         <w:spacing w:lineRule="auto"/>
       </w:pPr>
-      <w:hyperlink r:id="rId222">
+      <w:hyperlink r:id="rId142">
         <w:r>
           <w:rPr>
             <w:rStyle w:val="Hyperlink"/>
@@ -56262,7 +54852,7 @@
         <w:rPr/>
         <w:t xml:space="preserve">Da </w:t>
       </w:r>
-      <w:hyperlink r:id="rId223">
+      <w:hyperlink r:id="rId143">
         <w:r>
           <w:rPr>
             <w:rStyle w:val="Hyperlink"/>
@@ -56294,7 +54884,7 @@
         <w:rPr/>
         <w:t xml:space="preserve">La grammatica Full (Pratt, 12 livelli) è in </w:t>
       </w:r>
-      <w:hyperlink r:id="rId224">
+      <w:hyperlink r:id="rId144">
         <w:r>
           <w:rPr>
             <w:rStyle w:val="Hyperlink"/>
@@ -56311,7 +54901,7 @@
       <w:pPr>
         <w:spacing w:lineRule="auto"/>
       </w:pPr>
-      <w:hyperlink r:id="rId225">
+      <w:hyperlink r:id="rId145">
         <w:r>
           <w:rPr>
             <w:rStyle w:val="Hyperlink"/>
@@ -56385,7 +54975,7 @@
       <w:pPr>
         <w:spacing w:lineRule="auto"/>
       </w:pPr>
-      <w:hyperlink r:id="rId226">
+      <w:hyperlink r:id="rId146">
         <w:r>
           <w:rPr>
             <w:rStyle w:val="Hyperlink"/>
@@ -56616,7 +55206,7 @@
             <w:pPr>
               <w:spacing w:lineRule="auto"/>
             </w:pPr>
-            <w:hyperlink r:id="rId227">
+            <w:hyperlink r:id="rId147">
               <w:r>
                 <w:rPr>
                   <w:rStyle w:val="Hyperlink"/>
@@ -56948,7 +55538,7 @@
             <w:pPr>
               <w:spacing w:lineRule="auto"/>
             </w:pPr>
-            <w:hyperlink r:id="rId228">
+            <w:hyperlink r:id="rId148">
               <w:r>
                 <w:rPr>
                   <w:rStyle w:val="Hyperlink"/>
@@ -57187,7 +55777,7 @@
             <w:pPr>
               <w:spacing w:lineRule="auto"/>
             </w:pPr>
-            <w:hyperlink r:id="rId229">
+            <w:hyperlink r:id="rId149">
               <w:r>
                 <w:rPr>
                   <w:rStyle w:val="Hyperlink"/>
@@ -58061,7 +56651,7 @@
       <w:pPr>
         <w:spacing w:lineRule="auto"/>
       </w:pPr>
-      <w:hyperlink r:id="rId230">
+      <w:hyperlink r:id="rId150">
         <w:r>
           <w:rPr>
             <w:rStyle w:val="Hyperlink"/>
@@ -58083,7 +56673,7 @@
       <w:pPr>
         <w:numPr>
           <w:ilvl w:val="0"/>
-          <w:numId w:val="58"/>
+          <w:numId w:val="52"/>
         </w:numPr>
         <w:spacing w:lineRule="auto"/>
       </w:pPr>
@@ -58110,7 +56700,7 @@
       <w:pPr>
         <w:numPr>
           <w:ilvl w:val="0"/>
-          <w:numId w:val="58"/>
+          <w:numId w:val="52"/>
         </w:numPr>
         <w:spacing w:lineRule="auto"/>
       </w:pPr>
@@ -58137,7 +56727,7 @@
       <w:pPr>
         <w:numPr>
           <w:ilvl w:val="0"/>
-          <w:numId w:val="58"/>
+          <w:numId w:val="52"/>
         </w:numPr>
         <w:spacing w:lineRule="auto"/>
       </w:pPr>
@@ -58164,7 +56754,7 @@
       <w:pPr>
         <w:numPr>
           <w:ilvl w:val="0"/>
-          <w:numId w:val="58"/>
+          <w:numId w:val="52"/>
         </w:numPr>
         <w:spacing w:lineRule="auto"/>
       </w:pPr>
@@ -58183,7 +56773,7 @@
       <w:pPr>
         <w:numPr>
           <w:ilvl w:val="0"/>
-          <w:numId w:val="58"/>
+          <w:numId w:val="52"/>
         </w:numPr>
         <w:spacing w:lineRule="auto"/>
       </w:pPr>
@@ -58202,7 +56792,7 @@
       <w:pPr>
         <w:numPr>
           <w:ilvl w:val="0"/>
-          <w:numId w:val="58"/>
+          <w:numId w:val="52"/>
         </w:numPr>
         <w:spacing w:lineRule="auto"/>
       </w:pPr>
@@ -58229,7 +56819,7 @@
       <w:pPr>
         <w:numPr>
           <w:ilvl w:val="0"/>
-          <w:numId w:val="58"/>
+          <w:numId w:val="52"/>
         </w:numPr>
         <w:spacing w:lineRule="auto"/>
       </w:pPr>
@@ -58264,7 +56854,7 @@
       <w:pPr>
         <w:numPr>
           <w:ilvl w:val="0"/>
-          <w:numId w:val="58"/>
+          <w:numId w:val="52"/>
         </w:numPr>
         <w:spacing w:lineRule="auto"/>
       </w:pPr>
@@ -58323,7 +56913,7 @@
       <w:pPr>
         <w:numPr>
           <w:ilvl w:val="0"/>
-          <w:numId w:val="58"/>
+          <w:numId w:val="52"/>
         </w:numPr>
         <w:spacing w:lineRule="auto"/>
       </w:pPr>
@@ -58350,7 +56940,7 @@
       <w:pPr>
         <w:numPr>
           <w:ilvl w:val="0"/>
-          <w:numId w:val="58"/>
+          <w:numId w:val="52"/>
         </w:numPr>
         <w:spacing w:lineRule="auto"/>
       </w:pPr>
@@ -58385,7 +56975,7 @@
       <w:pPr>
         <w:numPr>
           <w:ilvl w:val="0"/>
-          <w:numId w:val="58"/>
+          <w:numId w:val="52"/>
         </w:numPr>
         <w:spacing w:lineRule="auto"/>
       </w:pPr>
@@ -58436,7 +57026,7 @@
       <w:pPr>
         <w:numPr>
           <w:ilvl w:val="0"/>
-          <w:numId w:val="58"/>
+          <w:numId w:val="52"/>
         </w:numPr>
         <w:spacing w:lineRule="auto"/>
       </w:pPr>
@@ -58479,7 +57069,7 @@
       <w:pPr>
         <w:numPr>
           <w:ilvl w:val="0"/>
-          <w:numId w:val="58"/>
+          <w:numId w:val="52"/>
         </w:numPr>
         <w:spacing w:lineRule="auto"/>
       </w:pPr>
@@ -58522,7 +57112,7 @@
       <w:pPr>
         <w:numPr>
           <w:ilvl w:val="0"/>
-          <w:numId w:val="58"/>
+          <w:numId w:val="52"/>
         </w:numPr>
         <w:spacing w:lineRule="auto"/>
       </w:pPr>
@@ -58549,7 +57139,7 @@
       <w:pPr>
         <w:numPr>
           <w:ilvl w:val="0"/>
-          <w:numId w:val="58"/>
+          <w:numId w:val="52"/>
         </w:numPr>
         <w:spacing w:lineRule="auto"/>
       </w:pPr>
@@ -58568,7 +57158,7 @@
       <w:pPr>
         <w:numPr>
           <w:ilvl w:val="0"/>
-          <w:numId w:val="58"/>
+          <w:numId w:val="52"/>
         </w:numPr>
         <w:spacing w:lineRule="auto"/>
       </w:pPr>
@@ -58603,7 +57193,7 @@
       <w:pPr>
         <w:numPr>
           <w:ilvl w:val="0"/>
-          <w:numId w:val="58"/>
+          <w:numId w:val="52"/>
         </w:numPr>
         <w:spacing w:lineRule="auto"/>
       </w:pPr>
@@ -58646,7 +57236,7 @@
       <w:pPr>
         <w:numPr>
           <w:ilvl w:val="0"/>
-          <w:numId w:val="58"/>
+          <w:numId w:val="52"/>
         </w:numPr>
         <w:spacing w:lineRule="auto"/>
       </w:pPr>
@@ -58681,7 +57271,7 @@
       <w:pPr>
         <w:numPr>
           <w:ilvl w:val="0"/>
-          <w:numId w:val="58"/>
+          <w:numId w:val="52"/>
         </w:numPr>
         <w:spacing w:lineRule="auto"/>
       </w:pPr>
@@ -58716,7 +57306,7 @@
       <w:pPr>
         <w:spacing w:lineRule="auto"/>
       </w:pPr>
-      <w:hyperlink r:id="rId231">
+      <w:hyperlink r:id="rId151">
         <w:r>
           <w:rPr>
             <w:rStyle w:val="Hyperlink"/>
@@ -58748,7 +57338,7 @@
         <w:rPr/>
         <w:t xml:space="preserve"> (dettagli in </w:t>
       </w:r>
-      <w:hyperlink r:id="rId232">
+      <w:hyperlink r:id="rId152">
         <w:r>
           <w:rPr>
             <w:rStyle w:val="Hyperlink"/>
@@ -58765,7 +57355,7 @@
       <w:pPr>
         <w:numPr>
           <w:ilvl w:val="0"/>
-          <w:numId w:val="59"/>
+          <w:numId w:val="53"/>
         </w:numPr>
         <w:spacing w:lineRule="auto"/>
       </w:pPr>
@@ -58778,7 +57368,7 @@
       <w:pPr>
         <w:numPr>
           <w:ilvl w:val="0"/>
-          <w:numId w:val="59"/>
+          <w:numId w:val="53"/>
         </w:numPr>
         <w:spacing w:lineRule="auto"/>
       </w:pPr>
@@ -58799,7 +57389,7 @@
       <w:pPr>
         <w:numPr>
           <w:ilvl w:val="0"/>
-          <w:numId w:val="59"/>
+          <w:numId w:val="53"/>
         </w:numPr>
         <w:spacing w:lineRule="auto"/>
       </w:pPr>
@@ -58820,7 +57410,7 @@
       <w:pPr>
         <w:numPr>
           <w:ilvl w:val="0"/>
-          <w:numId w:val="59"/>
+          <w:numId w:val="53"/>
         </w:numPr>
         <w:spacing w:lineRule="auto"/>
       </w:pPr>
@@ -58833,7 +57423,7 @@
       <w:pPr>
         <w:numPr>
           <w:ilvl w:val="0"/>
-          <w:numId w:val="59"/>
+          <w:numId w:val="53"/>
         </w:numPr>
         <w:spacing w:lineRule="auto"/>
       </w:pPr>
@@ -59587,7 +58177,7 @@
       <w:pPr>
         <w:spacing w:lineRule="auto"/>
       </w:pPr>
-      <w:hyperlink r:id="rId233">
+      <w:hyperlink r:id="rId153">
         <w:r>
           <w:rPr>
             <w:rStyle w:val="Hyperlink"/>
@@ -60184,104 +58774,6 @@
   <w:abstractNum w:abstractNumId="2">
     <w:lvl w:ilvl="0">
       <w:start w:val="1"/>
-      <w:numFmt w:val="decimal"/>
-      <w:lvlText w:val="%1."/>
-      <w:lvlJc w:val="left"/>
-      <w:pPr>
-        <w:tabs>
-          <w:tab w:val="num" w:pos="720"/>
-        </w:tabs>
-        <w:ind w:left="720" w:hanging="360"/>
-      </w:pPr>
-    </w:lvl>
-    <w:lvl w:ilvl="1">
-      <w:start w:val="1"/>
-      <w:numFmt w:val="decimal"/>
-      <w:lvlText w:val="%2."/>
-      <w:lvlJc w:val="left"/>
-      <w:pPr>
-        <w:tabs>
-          <w:tab w:val="num" w:pos="1440"/>
-        </w:tabs>
-        <w:ind w:left="1440" w:hanging="360"/>
-      </w:pPr>
-    </w:lvl>
-    <w:lvl w:ilvl="2">
-      <w:start w:val="1"/>
-      <w:numFmt w:val="decimal"/>
-      <w:lvlText w:val="%3."/>
-      <w:lvlJc w:val="left"/>
-      <w:pPr>
-        <w:tabs>
-          <w:tab w:val="num" w:pos="2160"/>
-        </w:tabs>
-        <w:ind w:left="2160" w:hanging="360"/>
-      </w:pPr>
-    </w:lvl>
-    <w:lvl w:ilvl="3">
-      <w:start w:val="1"/>
-      <w:numFmt w:val="decimal"/>
-      <w:lvlText w:val="%4."/>
-      <w:lvlJc w:val="left"/>
-      <w:pPr>
-        <w:tabs>
-          <w:tab w:val="num" w:pos="2880"/>
-        </w:tabs>
-        <w:ind w:left="2880" w:hanging="360"/>
-      </w:pPr>
-    </w:lvl>
-    <w:lvl w:ilvl="4">
-      <w:start w:val="1"/>
-      <w:numFmt w:val="decimal"/>
-      <w:lvlText w:val="%5."/>
-      <w:lvlJc w:val="left"/>
-      <w:pPr>
-        <w:tabs>
-          <w:tab w:val="num" w:pos="3600"/>
-        </w:tabs>
-        <w:ind w:left="3600" w:hanging="360"/>
-      </w:pPr>
-    </w:lvl>
-    <w:lvl w:ilvl="5">
-      <w:start w:val="1"/>
-      <w:numFmt w:val="decimal"/>
-      <w:lvlText w:val="%6."/>
-      <w:lvlJc w:val="left"/>
-      <w:pPr>
-        <w:tabs>
-          <w:tab w:val="num" w:pos="4320"/>
-        </w:tabs>
-        <w:ind w:left="4320" w:hanging="360"/>
-      </w:pPr>
-    </w:lvl>
-    <w:lvl w:ilvl="6">
-      <w:start w:val="1"/>
-      <w:numFmt w:val="decimal"/>
-      <w:lvlText w:val="%7."/>
-      <w:lvlJc w:val="left"/>
-      <w:pPr>
-        <w:tabs>
-          <w:tab w:val="num" w:pos="5040"/>
-        </w:tabs>
-        <w:ind w:left="5040" w:hanging="360"/>
-      </w:pPr>
-    </w:lvl>
-    <w:lvl w:ilvl="7">
-      <w:start w:val="1"/>
-      <w:numFmt w:val="decimal"/>
-      <w:lvlText w:val="%8."/>
-      <w:lvlJc w:val="left"/>
-      <w:pPr>
-        <w:tabs>
-          <w:tab w:val="num" w:pos="5760"/>
-        </w:tabs>
-        <w:ind w:left="5760" w:hanging="360"/>
-      </w:pPr>
-    </w:lvl>
-  </w:abstractNum>
-  <w:abstractNum w:abstractNumId="3">
-    <w:lvl w:ilvl="0">
-      <w:start w:val="1"/>
       <w:numFmt w:val="bullet"/>
       <w:lvlText w:val=""/>
       <w:lvlJc w:val="left"/>
@@ -60401,7 +58893,7 @@
       </w:rPr>
     </w:lvl>
   </w:abstractNum>
-  <w:abstractNum w:abstractNumId="4">
+  <w:abstractNum w:abstractNumId="3">
     <w:lvl w:ilvl="0">
       <w:start w:val="1"/>
       <w:numFmt w:val="bullet"/>
@@ -60523,7 +59015,7 @@
       </w:rPr>
     </w:lvl>
   </w:abstractNum>
-  <w:abstractNum w:abstractNumId="5">
+  <w:abstractNum w:abstractNumId="4">
     <w:lvl w:ilvl="0">
       <w:start w:val="1"/>
       <w:numFmt w:val="decimal"/>
@@ -60619,6 +59111,128 @@
         </w:tabs>
         <w:ind w:left="5760" w:hanging="360"/>
       </w:pPr>
+    </w:lvl>
+  </w:abstractNum>
+  <w:abstractNum w:abstractNumId="5">
+    <w:lvl w:ilvl="0">
+      <w:start w:val="1"/>
+      <w:numFmt w:val="bullet"/>
+      <w:lvlText w:val=""/>
+      <w:lvlJc w:val="left"/>
+      <w:pPr>
+        <w:tabs>
+          <w:tab w:val="num" w:pos="720"/>
+        </w:tabs>
+        <w:ind w:left="720" w:hanging="360"/>
+      </w:pPr>
+      <w:rPr>
+        <w:rFonts w:ascii="Symbol" w:hAnsi="Symbol" w:hint="default"/>
+      </w:rPr>
+    </w:lvl>
+    <w:lvl w:ilvl="1">
+      <w:start w:val="1"/>
+      <w:numFmt w:val="bullet"/>
+      <w:lvlText w:val=""/>
+      <w:lvlJc w:val="left"/>
+      <w:pPr>
+        <w:tabs>
+          <w:tab w:val="num" w:pos="1440"/>
+        </w:tabs>
+        <w:ind w:left="1440" w:hanging="360"/>
+      </w:pPr>
+      <w:rPr>
+        <w:rFonts w:ascii="Symbol" w:hAnsi="Symbol" w:hint="default"/>
+      </w:rPr>
+    </w:lvl>
+    <w:lvl w:ilvl="2">
+      <w:start w:val="1"/>
+      <w:numFmt w:val="bullet"/>
+      <w:lvlText w:val=""/>
+      <w:lvlJc w:val="left"/>
+      <w:pPr>
+        <w:tabs>
+          <w:tab w:val="num" w:pos="2160"/>
+        </w:tabs>
+        <w:ind w:left="2160" w:hanging="360"/>
+      </w:pPr>
+      <w:rPr>
+        <w:rFonts w:ascii="Symbol" w:hAnsi="Symbol" w:hint="default"/>
+      </w:rPr>
+    </w:lvl>
+    <w:lvl w:ilvl="3">
+      <w:start w:val="1"/>
+      <w:numFmt w:val="bullet"/>
+      <w:lvlText w:val=""/>
+      <w:lvlJc w:val="left"/>
+      <w:pPr>
+        <w:tabs>
+          <w:tab w:val="num" w:pos="2880"/>
+        </w:tabs>
+        <w:ind w:left="2880" w:hanging="360"/>
+      </w:pPr>
+      <w:rPr>
+        <w:rFonts w:ascii="Symbol" w:hAnsi="Symbol" w:hint="default"/>
+      </w:rPr>
+    </w:lvl>
+    <w:lvl w:ilvl="4">
+      <w:start w:val="1"/>
+      <w:numFmt w:val="bullet"/>
+      <w:lvlText w:val=""/>
+      <w:lvlJc w:val="left"/>
+      <w:pPr>
+        <w:tabs>
+          <w:tab w:val="num" w:pos="3600"/>
+        </w:tabs>
+        <w:ind w:left="3600" w:hanging="360"/>
+      </w:pPr>
+      <w:rPr>
+        <w:rFonts w:ascii="Symbol" w:hAnsi="Symbol" w:hint="default"/>
+      </w:rPr>
+    </w:lvl>
+    <w:lvl w:ilvl="5">
+      <w:start w:val="1"/>
+      <w:numFmt w:val="bullet"/>
+      <w:lvlText w:val=""/>
+      <w:lvlJc w:val="left"/>
+      <w:pPr>
+        <w:tabs>
+          <w:tab w:val="num" w:pos="4320"/>
+        </w:tabs>
+        <w:ind w:left="4320" w:hanging="360"/>
+      </w:pPr>
+      <w:rPr>
+        <w:rFonts w:ascii="Symbol" w:hAnsi="Symbol" w:hint="default"/>
+      </w:rPr>
+    </w:lvl>
+    <w:lvl w:ilvl="6">
+      <w:start w:val="1"/>
+      <w:numFmt w:val="bullet"/>
+      <w:lvlText w:val=""/>
+      <w:lvlJc w:val="left"/>
+      <w:pPr>
+        <w:tabs>
+          <w:tab w:val="num" w:pos="5040"/>
+        </w:tabs>
+        <w:ind w:left="5040" w:hanging="360"/>
+      </w:pPr>
+      <w:rPr>
+        <w:rFonts w:ascii="Symbol" w:hAnsi="Symbol" w:hint="default"/>
+      </w:rPr>
+    </w:lvl>
+    <w:lvl w:ilvl="7">
+      <w:start w:val="1"/>
+      <w:numFmt w:val="bullet"/>
+      <w:lvlText w:val=""/>
+      <w:lvlJc w:val="left"/>
+      <w:pPr>
+        <w:tabs>
+          <w:tab w:val="num" w:pos="5760"/>
+        </w:tabs>
+        <w:ind w:left="5760" w:hanging="360"/>
+      </w:pPr>
+      <w:rPr>
+        <w:rFonts w:ascii="Symbol" w:hAnsi="Symbol" w:hint="default"/>
+      </w:rPr>
     </w:lvl>
   </w:abstractNum>
   <w:abstractNum w:abstractNumId="6">
@@ -62088,8 +60702,8 @@
   <w:abstractNum w:abstractNumId="18">
     <w:lvl w:ilvl="0">
       <w:start w:val="1"/>
-      <w:numFmt w:val="decimal"/>
-      <w:lvlText w:val="%1."/>
+      <w:numFmt w:val="bullet"/>
+      <w:lvlText w:val=""/>
       <w:lvlJc w:val="left"/>
       <w:pPr>
         <w:tabs>
@@ -62097,11 +60711,14 @@
         </w:tabs>
         <w:ind w:left="720" w:hanging="360"/>
       </w:pPr>
+      <w:rPr>
+        <w:rFonts w:ascii="Symbol" w:hAnsi="Symbol" w:hint="default"/>
+      </w:rPr>
     </w:lvl>
     <w:lvl w:ilvl="1">
       <w:start w:val="1"/>
-      <w:numFmt w:val="decimal"/>
-      <w:lvlText w:val="%2."/>
+      <w:numFmt w:val="bullet"/>
+      <w:lvlText w:val=""/>
       <w:lvlJc w:val="left"/>
       <w:pPr>
         <w:tabs>
@@ -62109,11 +60726,14 @@
         </w:tabs>
         <w:ind w:left="1440" w:hanging="360"/>
       </w:pPr>
+      <w:rPr>
+        <w:rFonts w:ascii="Symbol" w:hAnsi="Symbol" w:hint="default"/>
+      </w:rPr>
     </w:lvl>
     <w:lvl w:ilvl="2">
       <w:start w:val="1"/>
-      <w:numFmt w:val="decimal"/>
-      <w:lvlText w:val="%3."/>
+      <w:numFmt w:val="bullet"/>
+      <w:lvlText w:val=""/>
       <w:lvlJc w:val="left"/>
       <w:pPr>
         <w:tabs>
@@ -62121,11 +60741,14 @@
         </w:tabs>
         <w:ind w:left="2160" w:hanging="360"/>
       </w:pPr>
+      <w:rPr>
+        <w:rFonts w:ascii="Symbol" w:hAnsi="Symbol" w:hint="default"/>
+      </w:rPr>
     </w:lvl>
     <w:lvl w:ilvl="3">
       <w:start w:val="1"/>
-      <w:numFmt w:val="decimal"/>
-      <w:lvlText w:val="%4."/>
+      <w:numFmt w:val="bullet"/>
+      <w:lvlText w:val=""/>
       <w:lvlJc w:val="left"/>
       <w:pPr>
         <w:tabs>
@@ -62133,11 +60756,14 @@
         </w:tabs>
         <w:ind w:left="2880" w:hanging="360"/>
       </w:pPr>
+      <w:rPr>
+        <w:rFonts w:ascii="Symbol" w:hAnsi="Symbol" w:hint="default"/>
+      </w:rPr>
     </w:lvl>
     <w:lvl w:ilvl="4">
       <w:start w:val="1"/>
-      <w:numFmt w:val="decimal"/>
-      <w:lvlText w:val="%5."/>
+      <w:numFmt w:val="bullet"/>
+      <w:lvlText w:val=""/>
       <w:lvlJc w:val="left"/>
       <w:pPr>
         <w:tabs>
@@ -62145,11 +60771,14 @@
         </w:tabs>
         <w:ind w:left="3600" w:hanging="360"/>
       </w:pPr>
+      <w:rPr>
+        <w:rFonts w:ascii="Symbol" w:hAnsi="Symbol" w:hint="default"/>
+      </w:rPr>
     </w:lvl>
     <w:lvl w:ilvl="5">
       <w:start w:val="1"/>
-      <w:numFmt w:val="decimal"/>
-      <w:lvlText w:val="%6."/>
+      <w:numFmt w:val="bullet"/>
+      <w:lvlText w:val=""/>
       <w:lvlJc w:val="left"/>
       <w:pPr>
         <w:tabs>
@@ -62157,11 +60786,14 @@
         </w:tabs>
         <w:ind w:left="4320" w:hanging="360"/>
       </w:pPr>
+      <w:rPr>
+        <w:rFonts w:ascii="Symbol" w:hAnsi="Symbol" w:hint="default"/>
+      </w:rPr>
     </w:lvl>
     <w:lvl w:ilvl="6">
       <w:start w:val="1"/>
-      <w:numFmt w:val="decimal"/>
-      <w:lvlText w:val="%7."/>
+      <w:numFmt w:val="bullet"/>
+      <w:lvlText w:val=""/>
       <w:lvlJc w:val="left"/>
       <w:pPr>
         <w:tabs>
@@ -62169,11 +60801,14 @@
         </w:tabs>
         <w:ind w:left="5040" w:hanging="360"/>
       </w:pPr>
+      <w:rPr>
+        <w:rFonts w:ascii="Symbol" w:hAnsi="Symbol" w:hint="default"/>
+      </w:rPr>
     </w:lvl>
     <w:lvl w:ilvl="7">
       <w:start w:val="1"/>
-      <w:numFmt w:val="decimal"/>
-      <w:lvlText w:val="%8."/>
+      <w:numFmt w:val="bullet"/>
+      <w:lvlText w:val=""/>
       <w:lvlJc w:val="left"/>
       <w:pPr>
         <w:tabs>
@@ -62181,6 +60816,9 @@
         </w:tabs>
         <w:ind w:left="5760" w:hanging="360"/>
       </w:pPr>
+      <w:rPr>
+        <w:rFonts w:ascii="Symbol" w:hAnsi="Symbol" w:hint="default"/>
+      </w:rPr>
     </w:lvl>
   </w:abstractNum>
   <w:abstractNum w:abstractNumId="19">
@@ -62284,8 +60922,8 @@
   <w:abstractNum w:abstractNumId="20">
     <w:lvl w:ilvl="0">
       <w:start w:val="1"/>
-      <w:numFmt w:val="decimal"/>
-      <w:lvlText w:val="%1."/>
+      <w:numFmt w:val="bullet"/>
+      <w:lvlText w:val=""/>
       <w:lvlJc w:val="left"/>
       <w:pPr>
         <w:tabs>
@@ -62293,11 +60931,14 @@
         </w:tabs>
         <w:ind w:left="720" w:hanging="360"/>
       </w:pPr>
+      <w:rPr>
+        <w:rFonts w:ascii="Symbol" w:hAnsi="Symbol" w:hint="default"/>
+      </w:rPr>
     </w:lvl>
     <w:lvl w:ilvl="1">
       <w:start w:val="1"/>
-      <w:numFmt w:val="decimal"/>
-      <w:lvlText w:val="%2."/>
+      <w:numFmt w:val="bullet"/>
+      <w:lvlText w:val=""/>
       <w:lvlJc w:val="left"/>
       <w:pPr>
         <w:tabs>
@@ -62305,11 +60946,14 @@
         </w:tabs>
         <w:ind w:left="1440" w:hanging="360"/>
       </w:pPr>
+      <w:rPr>
+        <w:rFonts w:ascii="Symbol" w:hAnsi="Symbol" w:hint="default"/>
+      </w:rPr>
     </w:lvl>
     <w:lvl w:ilvl="2">
       <w:start w:val="1"/>
-      <w:numFmt w:val="decimal"/>
-      <w:lvlText w:val="%3."/>
+      <w:numFmt w:val="bullet"/>
+      <w:lvlText w:val=""/>
       <w:lvlJc w:val="left"/>
       <w:pPr>
         <w:tabs>
@@ -62317,11 +60961,14 @@
         </w:tabs>
         <w:ind w:left="2160" w:hanging="360"/>
       </w:pPr>
+      <w:rPr>
+        <w:rFonts w:ascii="Symbol" w:hAnsi="Symbol" w:hint="default"/>
+      </w:rPr>
     </w:lvl>
     <w:lvl w:ilvl="3">
       <w:start w:val="1"/>
-      <w:numFmt w:val="decimal"/>
-      <w:lvlText w:val="%4."/>
+      <w:numFmt w:val="bullet"/>
+      <w:lvlText w:val=""/>
       <w:lvlJc w:val="left"/>
       <w:pPr>
         <w:tabs>
@@ -62329,11 +60976,14 @@
         </w:tabs>
         <w:ind w:left="2880" w:hanging="360"/>
       </w:pPr>
+      <w:rPr>
+        <w:rFonts w:ascii="Symbol" w:hAnsi="Symbol" w:hint="default"/>
+      </w:rPr>
     </w:lvl>
     <w:lvl w:ilvl="4">
       <w:start w:val="1"/>
-      <w:numFmt w:val="decimal"/>
-      <w:lvlText w:val="%5."/>
+      <w:numFmt w:val="bullet"/>
+      <w:lvlText w:val=""/>
       <w:lvlJc w:val="left"/>
       <w:pPr>
         <w:tabs>
@@ -62341,11 +60991,14 @@
         </w:tabs>
         <w:ind w:left="3600" w:hanging="360"/>
       </w:pPr>
+      <w:rPr>
+        <w:rFonts w:ascii="Symbol" w:hAnsi="Symbol" w:hint="default"/>
+      </w:rPr>
     </w:lvl>
     <w:lvl w:ilvl="5">
       <w:start w:val="1"/>
-      <w:numFmt w:val="decimal"/>
-      <w:lvlText w:val="%6."/>
+      <w:numFmt w:val="bullet"/>
+      <w:lvlText w:val=""/>
       <w:lvlJc w:val="left"/>
       <w:pPr>
         <w:tabs>
@@ -62353,11 +61006,14 @@
         </w:tabs>
         <w:ind w:left="4320" w:hanging="360"/>
       </w:pPr>
+      <w:rPr>
+        <w:rFonts w:ascii="Symbol" w:hAnsi="Symbol" w:hint="default"/>
+      </w:rPr>
     </w:lvl>
     <w:lvl w:ilvl="6">
       <w:start w:val="1"/>
-      <w:numFmt w:val="decimal"/>
-      <w:lvlText w:val="%7."/>
+      <w:numFmt w:val="bullet"/>
+      <w:lvlText w:val=""/>
       <w:lvlJc w:val="left"/>
       <w:pPr>
         <w:tabs>
@@ -62365,11 +61021,14 @@
         </w:tabs>
         <w:ind w:left="5040" w:hanging="360"/>
       </w:pPr>
+      <w:rPr>
+        <w:rFonts w:ascii="Symbol" w:hAnsi="Symbol" w:hint="default"/>
+      </w:rPr>
     </w:lvl>
     <w:lvl w:ilvl="7">
       <w:start w:val="1"/>
-      <w:numFmt w:val="decimal"/>
-      <w:lvlText w:val="%8."/>
+      <w:numFmt w:val="bullet"/>
+      <w:lvlText w:val=""/>
       <w:lvlJc w:val="left"/>
       <w:pPr>
         <w:tabs>
@@ -62377,6 +61036,9 @@
         </w:tabs>
         <w:ind w:left="5760" w:hanging="360"/>
       </w:pPr>
+      <w:rPr>
+        <w:rFonts w:ascii="Symbol" w:hAnsi="Symbol" w:hint="default"/>
+      </w:rPr>
     </w:lvl>
   </w:abstractNum>
   <w:abstractNum w:abstractNumId="21">
@@ -62480,8 +61142,8 @@
   <w:abstractNum w:abstractNumId="22">
     <w:lvl w:ilvl="0">
       <w:start w:val="1"/>
-      <w:numFmt w:val="decimal"/>
-      <w:lvlText w:val="%1."/>
+      <w:numFmt w:val="bullet"/>
+      <w:lvlText w:val=""/>
       <w:lvlJc w:val="left"/>
       <w:pPr>
         <w:tabs>
@@ -62489,11 +61151,14 @@
         </w:tabs>
         <w:ind w:left="720" w:hanging="360"/>
       </w:pPr>
+      <w:rPr>
+        <w:rFonts w:ascii="Symbol" w:hAnsi="Symbol" w:hint="default"/>
+      </w:rPr>
     </w:lvl>
     <w:lvl w:ilvl="1">
       <w:start w:val="1"/>
-      <w:numFmt w:val="decimal"/>
-      <w:lvlText w:val="%2."/>
+      <w:numFmt w:val="bullet"/>
+      <w:lvlText w:val=""/>
       <w:lvlJc w:val="left"/>
       <w:pPr>
         <w:tabs>
@@ -62501,11 +61166,14 @@
         </w:tabs>
         <w:ind w:left="1440" w:hanging="360"/>
       </w:pPr>
+      <w:rPr>
+        <w:rFonts w:ascii="Symbol" w:hAnsi="Symbol" w:hint="default"/>
+      </w:rPr>
     </w:lvl>
     <w:lvl w:ilvl="2">
       <w:start w:val="1"/>
-      <w:numFmt w:val="decimal"/>
-      <w:lvlText w:val="%3."/>
+      <w:numFmt w:val="bullet"/>
+      <w:lvlText w:val=""/>
       <w:lvlJc w:val="left"/>
       <w:pPr>
         <w:tabs>
@@ -62513,11 +61181,14 @@
         </w:tabs>
         <w:ind w:left="2160" w:hanging="360"/>
       </w:pPr>
+      <w:rPr>
+        <w:rFonts w:ascii="Symbol" w:hAnsi="Symbol" w:hint="default"/>
+      </w:rPr>
     </w:lvl>
     <w:lvl w:ilvl="3">
       <w:start w:val="1"/>
-      <w:numFmt w:val="decimal"/>
-      <w:lvlText w:val="%4."/>
+      <w:numFmt w:val="bullet"/>
+      <w:lvlText w:val=""/>
       <w:lvlJc w:val="left"/>
       <w:pPr>
         <w:tabs>
@@ -62525,11 +61196,14 @@
         </w:tabs>
         <w:ind w:left="2880" w:hanging="360"/>
       </w:pPr>
+      <w:rPr>
+        <w:rFonts w:ascii="Symbol" w:hAnsi="Symbol" w:hint="default"/>
+      </w:rPr>
     </w:lvl>
     <w:lvl w:ilvl="4">
       <w:start w:val="1"/>
-      <w:numFmt w:val="decimal"/>
-      <w:lvlText w:val="%5."/>
+      <w:numFmt w:val="bullet"/>
+      <w:lvlText w:val=""/>
       <w:lvlJc w:val="left"/>
       <w:pPr>
         <w:tabs>
@@ -62537,11 +61211,14 @@
         </w:tabs>
         <w:ind w:left="3600" w:hanging="360"/>
       </w:pPr>
+      <w:rPr>
+        <w:rFonts w:ascii="Symbol" w:hAnsi="Symbol" w:hint="default"/>
+      </w:rPr>
     </w:lvl>
     <w:lvl w:ilvl="5">
       <w:start w:val="1"/>
-      <w:numFmt w:val="decimal"/>
-      <w:lvlText w:val="%6."/>
+      <w:numFmt w:val="bullet"/>
+      <w:lvlText w:val=""/>
       <w:lvlJc w:val="left"/>
       <w:pPr>
         <w:tabs>
@@ -62549,11 +61226,14 @@
         </w:tabs>
         <w:ind w:left="4320" w:hanging="360"/>
       </w:pPr>
+      <w:rPr>
+        <w:rFonts w:ascii="Symbol" w:hAnsi="Symbol" w:hint="default"/>
+      </w:rPr>
     </w:lvl>
     <w:lvl w:ilvl="6">
       <w:start w:val="1"/>
-      <w:numFmt w:val="decimal"/>
-      <w:lvlText w:val="%7."/>
+      <w:numFmt w:val="bullet"/>
+      <w:lvlText w:val=""/>
       <w:lvlJc w:val="left"/>
       <w:pPr>
         <w:tabs>
@@ -62561,11 +61241,14 @@
         </w:tabs>
         <w:ind w:left="5040" w:hanging="360"/>
       </w:pPr>
+      <w:rPr>
+        <w:rFonts w:ascii="Symbol" w:hAnsi="Symbol" w:hint="default"/>
+      </w:rPr>
     </w:lvl>
     <w:lvl w:ilvl="7">
       <w:start w:val="1"/>
-      <w:numFmt w:val="decimal"/>
-      <w:lvlText w:val="%8."/>
+      <w:numFmt w:val="bullet"/>
+      <w:lvlText w:val=""/>
       <w:lvlJc w:val="left"/>
       <w:pPr>
         <w:tabs>
@@ -62573,6 +61256,9 @@
         </w:tabs>
         <w:ind w:left="5760" w:hanging="360"/>
       </w:pPr>
+      <w:rPr>
+        <w:rFonts w:ascii="Symbol" w:hAnsi="Symbol" w:hint="default"/>
+      </w:rPr>
     </w:lvl>
   </w:abstractNum>
   <w:abstractNum w:abstractNumId="23">
@@ -62822,8 +61508,8 @@
   <w:abstractNum w:abstractNumId="25">
     <w:lvl w:ilvl="0">
       <w:start w:val="1"/>
-      <w:numFmt w:val="decimal"/>
-      <w:lvlText w:val="%1."/>
+      <w:numFmt w:val="bullet"/>
+      <w:lvlText w:val=""/>
       <w:lvlJc w:val="left"/>
       <w:pPr>
         <w:tabs>
@@ -62831,11 +61517,14 @@
         </w:tabs>
         <w:ind w:left="720" w:hanging="360"/>
       </w:pPr>
+      <w:rPr>
+        <w:rFonts w:ascii="Symbol" w:hAnsi="Symbol" w:hint="default"/>
+      </w:rPr>
     </w:lvl>
     <w:lvl w:ilvl="1">
       <w:start w:val="1"/>
-      <w:numFmt w:val="decimal"/>
-      <w:lvlText w:val="%2."/>
+      <w:numFmt w:val="bullet"/>
+      <w:lvlText w:val=""/>
       <w:lvlJc w:val="left"/>
       <w:pPr>
         <w:tabs>
@@ -62843,11 +61532,14 @@
         </w:tabs>
         <w:ind w:left="1440" w:hanging="360"/>
       </w:pPr>
+      <w:rPr>
+        <w:rFonts w:ascii="Symbol" w:hAnsi="Symbol" w:hint="default"/>
+      </w:rPr>
     </w:lvl>
     <w:lvl w:ilvl="2">
       <w:start w:val="1"/>
-      <w:numFmt w:val="decimal"/>
-      <w:lvlText w:val="%3."/>
+      <w:numFmt w:val="bullet"/>
+      <w:lvlText w:val=""/>
       <w:lvlJc w:val="left"/>
       <w:pPr>
         <w:tabs>
@@ -62855,11 +61547,14 @@
         </w:tabs>
         <w:ind w:left="2160" w:hanging="360"/>
       </w:pPr>
+      <w:rPr>
+        <w:rFonts w:ascii="Symbol" w:hAnsi="Symbol" w:hint="default"/>
+      </w:rPr>
     </w:lvl>
     <w:lvl w:ilvl="3">
       <w:start w:val="1"/>
-      <w:numFmt w:val="decimal"/>
-      <w:lvlText w:val="%4."/>
+      <w:numFmt w:val="bullet"/>
+      <w:lvlText w:val=""/>
       <w:lvlJc w:val="left"/>
       <w:pPr>
         <w:tabs>
@@ -62867,11 +61562,14 @@
         </w:tabs>
         <w:ind w:left="2880" w:hanging="360"/>
       </w:pPr>
+      <w:rPr>
+        <w:rFonts w:ascii="Symbol" w:hAnsi="Symbol" w:hint="default"/>
+      </w:rPr>
     </w:lvl>
     <w:lvl w:ilvl="4">
       <w:start w:val="1"/>
-      <w:numFmt w:val="decimal"/>
-      <w:lvlText w:val="%5."/>
+      <w:numFmt w:val="bullet"/>
+      <w:lvlText w:val=""/>
       <w:lvlJc w:val="left"/>
       <w:pPr>
         <w:tabs>
@@ -62879,11 +61577,14 @@
         </w:tabs>
         <w:ind w:left="3600" w:hanging="360"/>
       </w:pPr>
+      <w:rPr>
+        <w:rFonts w:ascii="Symbol" w:hAnsi="Symbol" w:hint="default"/>
+      </w:rPr>
     </w:lvl>
     <w:lvl w:ilvl="5">
       <w:start w:val="1"/>
-      <w:numFmt w:val="decimal"/>
-      <w:lvlText w:val="%6."/>
+      <w:numFmt w:val="bullet"/>
+      <w:lvlText w:val=""/>
       <w:lvlJc w:val="left"/>
       <w:pPr>
         <w:tabs>
@@ -62891,11 +61592,14 @@
         </w:tabs>
         <w:ind w:left="4320" w:hanging="360"/>
       </w:pPr>
+      <w:rPr>
+        <w:rFonts w:ascii="Symbol" w:hAnsi="Symbol" w:hint="default"/>
+      </w:rPr>
     </w:lvl>
     <w:lvl w:ilvl="6">
       <w:start w:val="1"/>
-      <w:numFmt w:val="decimal"/>
-      <w:lvlText w:val="%7."/>
+      <w:numFmt w:val="bullet"/>
+      <w:lvlText w:val=""/>
       <w:lvlJc w:val="left"/>
       <w:pPr>
         <w:tabs>
@@ -62903,11 +61607,14 @@
         </w:tabs>
         <w:ind w:left="5040" w:hanging="360"/>
       </w:pPr>
+      <w:rPr>
+        <w:rFonts w:ascii="Symbol" w:hAnsi="Symbol" w:hint="default"/>
+      </w:rPr>
     </w:lvl>
     <w:lvl w:ilvl="7">
       <w:start w:val="1"/>
-      <w:numFmt w:val="decimal"/>
-      <w:lvlText w:val="%8."/>
+      <w:numFmt w:val="bullet"/>
+      <w:lvlText w:val=""/>
       <w:lvlJc w:val="left"/>
       <w:pPr>
         <w:tabs>
@@ -62915,6 +61622,9 @@
         </w:tabs>
         <w:ind w:left="5760" w:hanging="360"/>
       </w:pPr>
+      <w:rPr>
+        <w:rFonts w:ascii="Symbol" w:hAnsi="Symbol" w:hint="default"/>
+      </w:rPr>
     </w:lvl>
   </w:abstractNum>
   <w:abstractNum w:abstractNumId="26">
@@ -63750,8 +62460,8 @@
   <w:abstractNum w:abstractNumId="33">
     <w:lvl w:ilvl="0">
       <w:start w:val="1"/>
-      <w:numFmt w:val="decimal"/>
-      <w:lvlText w:val="%1."/>
+      <w:numFmt w:val="bullet"/>
+      <w:lvlText w:val=""/>
       <w:lvlJc w:val="left"/>
       <w:pPr>
         <w:tabs>
@@ -63759,11 +62469,14 @@
         </w:tabs>
         <w:ind w:left="720" w:hanging="360"/>
       </w:pPr>
+      <w:rPr>
+        <w:rFonts w:ascii="Symbol" w:hAnsi="Symbol" w:hint="default"/>
+      </w:rPr>
     </w:lvl>
     <w:lvl w:ilvl="1">
       <w:start w:val="1"/>
-      <w:numFmt w:val="decimal"/>
-      <w:lvlText w:val="%2."/>
+      <w:numFmt w:val="bullet"/>
+      <w:lvlText w:val=""/>
       <w:lvlJc w:val="left"/>
       <w:pPr>
         <w:tabs>
@@ -63771,11 +62484,14 @@
         </w:tabs>
         <w:ind w:left="1440" w:hanging="360"/>
       </w:pPr>
+      <w:rPr>
+        <w:rFonts w:ascii="Symbol" w:hAnsi="Symbol" w:hint="default"/>
+      </w:rPr>
     </w:lvl>
     <w:lvl w:ilvl="2">
       <w:start w:val="1"/>
-      <w:numFmt w:val="decimal"/>
-      <w:lvlText w:val="%3."/>
+      <w:numFmt w:val="bullet"/>
+      <w:lvlText w:val=""/>
       <w:lvlJc w:val="left"/>
       <w:pPr>
         <w:tabs>
@@ -63783,11 +62499,14 @@
         </w:tabs>
         <w:ind w:left="2160" w:hanging="360"/>
       </w:pPr>
+      <w:rPr>
+        <w:rFonts w:ascii="Symbol" w:hAnsi="Symbol" w:hint="default"/>
+      </w:rPr>
     </w:lvl>
     <w:lvl w:ilvl="3">
       <w:start w:val="1"/>
-      <w:numFmt w:val="decimal"/>
-      <w:lvlText w:val="%4."/>
+      <w:numFmt w:val="bullet"/>
+      <w:lvlText w:val=""/>
       <w:lvlJc w:val="left"/>
       <w:pPr>
         <w:tabs>
@@ -63795,11 +62514,14 @@
         </w:tabs>
         <w:ind w:left="2880" w:hanging="360"/>
       </w:pPr>
+      <w:rPr>
+        <w:rFonts w:ascii="Symbol" w:hAnsi="Symbol" w:hint="default"/>
+      </w:rPr>
     </w:lvl>
     <w:lvl w:ilvl="4">
       <w:start w:val="1"/>
-      <w:numFmt w:val="decimal"/>
-      <w:lvlText w:val="%5."/>
+      <w:numFmt w:val="bullet"/>
+      <w:lvlText w:val=""/>
       <w:lvlJc w:val="left"/>
       <w:pPr>
         <w:tabs>
@@ -63807,11 +62529,14 @@
         </w:tabs>
         <w:ind w:left="3600" w:hanging="360"/>
       </w:pPr>
+      <w:rPr>
+        <w:rFonts w:ascii="Symbol" w:hAnsi="Symbol" w:hint="default"/>
+      </w:rPr>
     </w:lvl>
     <w:lvl w:ilvl="5">
       <w:start w:val="1"/>
-      <w:numFmt w:val="decimal"/>
-      <w:lvlText w:val="%6."/>
+      <w:numFmt w:val="bullet"/>
+      <w:lvlText w:val=""/>
       <w:lvlJc w:val="left"/>
       <w:pPr>
         <w:tabs>
@@ -63819,11 +62544,14 @@
         </w:tabs>
         <w:ind w:left="4320" w:hanging="360"/>
       </w:pPr>
+      <w:rPr>
+        <w:rFonts w:ascii="Symbol" w:hAnsi="Symbol" w:hint="default"/>
+      </w:rPr>
     </w:lvl>
     <w:lvl w:ilvl="6">
       <w:start w:val="1"/>
-      <w:numFmt w:val="decimal"/>
-      <w:lvlText w:val="%7."/>
+      <w:numFmt w:val="bullet"/>
+      <w:lvlText w:val=""/>
       <w:lvlJc w:val="left"/>
       <w:pPr>
         <w:tabs>
@@ -63831,11 +62559,14 @@
         </w:tabs>
         <w:ind w:left="5040" w:hanging="360"/>
       </w:pPr>
+      <w:rPr>
+        <w:rFonts w:ascii="Symbol" w:hAnsi="Symbol" w:hint="default"/>
+      </w:rPr>
     </w:lvl>
     <w:lvl w:ilvl="7">
       <w:start w:val="1"/>
-      <w:numFmt w:val="decimal"/>
-      <w:lvlText w:val="%8."/>
+      <w:numFmt w:val="bullet"/>
+      <w:lvlText w:val=""/>
       <w:lvlJc w:val="left"/>
       <w:pPr>
         <w:tabs>
@@ -63843,6 +62574,9 @@
         </w:tabs>
         <w:ind w:left="5760" w:hanging="360"/>
       </w:pPr>
+      <w:rPr>
+        <w:rFonts w:ascii="Symbol" w:hAnsi="Symbol" w:hint="default"/>
+      </w:rPr>
     </w:lvl>
   </w:abstractNum>
   <w:abstractNum w:abstractNumId="34">
@@ -64702,8 +63436,8 @@
   <w:abstractNum w:abstractNumId="41">
     <w:lvl w:ilvl="0">
       <w:start w:val="1"/>
-      <w:numFmt w:val="bullet"/>
-      <w:lvlText w:val=""/>
+      <w:numFmt w:val="decimal"/>
+      <w:lvlText w:val="%1."/>
       <w:lvlJc w:val="left"/>
       <w:pPr>
         <w:tabs>
@@ -64711,14 +63445,11 @@
         </w:tabs>
         <w:ind w:left="720" w:hanging="360"/>
       </w:pPr>
-      <w:rPr>
-        <w:rFonts w:ascii="Symbol" w:hAnsi="Symbol" w:hint="default"/>
-      </w:rPr>
     </w:lvl>
     <w:lvl w:ilvl="1">
       <w:start w:val="1"/>
-      <w:numFmt w:val="bullet"/>
-      <w:lvlText w:val=""/>
+      <w:numFmt w:val="decimal"/>
+      <w:lvlText w:val="%2."/>
       <w:lvlJc w:val="left"/>
       <w:pPr>
         <w:tabs>
@@ -64726,14 +63457,11 @@
         </w:tabs>
         <w:ind w:left="1440" w:hanging="360"/>
       </w:pPr>
-      <w:rPr>
-        <w:rFonts w:ascii="Symbol" w:hAnsi="Symbol" w:hint="default"/>
-      </w:rPr>
     </w:lvl>
     <w:lvl w:ilvl="2">
       <w:start w:val="1"/>
-      <w:numFmt w:val="bullet"/>
-      <w:lvlText w:val=""/>
+      <w:numFmt w:val="decimal"/>
+      <w:lvlText w:val="%3."/>
       <w:lvlJc w:val="left"/>
       <w:pPr>
         <w:tabs>
@@ -64741,14 +63469,11 @@
         </w:tabs>
         <w:ind w:left="2160" w:hanging="360"/>
       </w:pPr>
-      <w:rPr>
-        <w:rFonts w:ascii="Symbol" w:hAnsi="Symbol" w:hint="default"/>
-      </w:rPr>
     </w:lvl>
     <w:lvl w:ilvl="3">
       <w:start w:val="1"/>
-      <w:numFmt w:val="bullet"/>
-      <w:lvlText w:val=""/>
+      <w:numFmt w:val="decimal"/>
+      <w:lvlText w:val="%4."/>
       <w:lvlJc w:val="left"/>
       <w:pPr>
         <w:tabs>
@@ -64756,14 +63481,11 @@
         </w:tabs>
         <w:ind w:left="2880" w:hanging="360"/>
       </w:pPr>
-      <w:rPr>
-        <w:rFonts w:ascii="Symbol" w:hAnsi="Symbol" w:hint="default"/>
-      </w:rPr>
     </w:lvl>
     <w:lvl w:ilvl="4">
       <w:start w:val="1"/>
-      <w:numFmt w:val="bullet"/>
-      <w:lvlText w:val=""/>
+      <w:numFmt w:val="decimal"/>
+      <w:lvlText w:val="%5."/>
       <w:lvlJc w:val="left"/>
       <w:pPr>
         <w:tabs>
@@ -64771,14 +63493,11 @@
         </w:tabs>
         <w:ind w:left="3600" w:hanging="360"/>
       </w:pPr>
-      <w:rPr>
-        <w:rFonts w:ascii="Symbol" w:hAnsi="Symbol" w:hint="default"/>
-      </w:rPr>
     </w:lvl>
     <w:lvl w:ilvl="5">
       <w:start w:val="1"/>
-      <w:numFmt w:val="bullet"/>
-      <w:lvlText w:val=""/>
+      <w:numFmt w:val="decimal"/>
+      <w:lvlText w:val="%6."/>
       <w:lvlJc w:val="left"/>
       <w:pPr>
         <w:tabs>
@@ -64786,14 +63505,11 @@
         </w:tabs>
         <w:ind w:left="4320" w:hanging="360"/>
       </w:pPr>
-      <w:rPr>
-        <w:rFonts w:ascii="Symbol" w:hAnsi="Symbol" w:hint="default"/>
-      </w:rPr>
     </w:lvl>
     <w:lvl w:ilvl="6">
       <w:start w:val="1"/>
-      <w:numFmt w:val="bullet"/>
-      <w:lvlText w:val=""/>
+      <w:numFmt w:val="decimal"/>
+      <w:lvlText w:val="%7."/>
       <w:lvlJc w:val="left"/>
       <w:pPr>
         <w:tabs>
@@ -64801,14 +63517,11 @@
         </w:tabs>
         <w:ind w:left="5040" w:hanging="360"/>
       </w:pPr>
-      <w:rPr>
-        <w:rFonts w:ascii="Symbol" w:hAnsi="Symbol" w:hint="default"/>
-      </w:rPr>
     </w:lvl>
     <w:lvl w:ilvl="7">
       <w:start w:val="1"/>
-      <w:numFmt w:val="bullet"/>
-      <w:lvlText w:val=""/>
+      <w:numFmt w:val="decimal"/>
+      <w:lvlText w:val="%8."/>
       <w:lvlJc w:val="left"/>
       <w:pPr>
         <w:tabs>
@@ -64816,16 +63529,13 @@
         </w:tabs>
         <w:ind w:left="5760" w:hanging="360"/>
       </w:pPr>
-      <w:rPr>
-        <w:rFonts w:ascii="Symbol" w:hAnsi="Symbol" w:hint="default"/>
-      </w:rPr>
     </w:lvl>
   </w:abstractNum>
   <w:abstractNum w:abstractNumId="42">
     <w:lvl w:ilvl="0">
       <w:start w:val="1"/>
-      <w:numFmt w:val="bullet"/>
-      <w:lvlText w:val=""/>
+      <w:numFmt w:val="decimal"/>
+      <w:lvlText w:val="%1."/>
       <w:lvlJc w:val="left"/>
       <w:pPr>
         <w:tabs>
@@ -64833,14 +63543,11 @@
         </w:tabs>
         <w:ind w:left="720" w:hanging="360"/>
       </w:pPr>
-      <w:rPr>
-        <w:rFonts w:ascii="Symbol" w:hAnsi="Symbol" w:hint="default"/>
-      </w:rPr>
     </w:lvl>
     <w:lvl w:ilvl="1">
       <w:start w:val="1"/>
-      <w:numFmt w:val="bullet"/>
-      <w:lvlText w:val=""/>
+      <w:numFmt w:val="decimal"/>
+      <w:lvlText w:val="%2."/>
       <w:lvlJc w:val="left"/>
       <w:pPr>
         <w:tabs>
@@ -64848,14 +63555,11 @@
         </w:tabs>
         <w:ind w:left="1440" w:hanging="360"/>
       </w:pPr>
-      <w:rPr>
-        <w:rFonts w:ascii="Symbol" w:hAnsi="Symbol" w:hint="default"/>
-      </w:rPr>
     </w:lvl>
     <w:lvl w:ilvl="2">
       <w:start w:val="1"/>
-      <w:numFmt w:val="bullet"/>
-      <w:lvlText w:val=""/>
+      <w:numFmt w:val="decimal"/>
+      <w:lvlText w:val="%3."/>
       <w:lvlJc w:val="left"/>
       <w:pPr>
         <w:tabs>
@@ -64863,14 +63567,11 @@
         </w:tabs>
         <w:ind w:left="2160" w:hanging="360"/>
       </w:pPr>
-      <w:rPr>
-        <w:rFonts w:ascii="Symbol" w:hAnsi="Symbol" w:hint="default"/>
-      </w:rPr>
     </w:lvl>
     <w:lvl w:ilvl="3">
       <w:start w:val="1"/>
-      <w:numFmt w:val="bullet"/>
-      <w:lvlText w:val=""/>
+      <w:numFmt w:val="decimal"/>
+      <w:lvlText w:val="%4."/>
       <w:lvlJc w:val="left"/>
       <w:pPr>
         <w:tabs>
@@ -64878,14 +63579,11 @@
         </w:tabs>
         <w:ind w:left="2880" w:hanging="360"/>
       </w:pPr>
-      <w:rPr>
-        <w:rFonts w:ascii="Symbol" w:hAnsi="Symbol" w:hint="default"/>
-      </w:rPr>
     </w:lvl>
     <w:lvl w:ilvl="4">
       <w:start w:val="1"/>
-      <w:numFmt w:val="bullet"/>
-      <w:lvlText w:val=""/>
+      <w:numFmt w:val="decimal"/>
+      <w:lvlText w:val="%5."/>
       <w:lvlJc w:val="left"/>
       <w:pPr>
         <w:tabs>
@@ -64893,14 +63591,11 @@
         </w:tabs>
         <w:ind w:left="3600" w:hanging="360"/>
       </w:pPr>
-      <w:rPr>
-        <w:rFonts w:ascii="Symbol" w:hAnsi="Symbol" w:hint="default"/>
-      </w:rPr>
     </w:lvl>
     <w:lvl w:ilvl="5">
       <w:start w:val="1"/>
-      <w:numFmt w:val="bullet"/>
-      <w:lvlText w:val=""/>
+      <w:numFmt w:val="decimal"/>
+      <w:lvlText w:val="%6."/>
       <w:lvlJc w:val="left"/>
       <w:pPr>
         <w:tabs>
@@ -64908,14 +63603,11 @@
         </w:tabs>
         <w:ind w:left="4320" w:hanging="360"/>
       </w:pPr>
-      <w:rPr>
-        <w:rFonts w:ascii="Symbol" w:hAnsi="Symbol" w:hint="default"/>
-      </w:rPr>
     </w:lvl>
     <w:lvl w:ilvl="6">
       <w:start w:val="1"/>
-      <w:numFmt w:val="bullet"/>
-      <w:lvlText w:val=""/>
+      <w:numFmt w:val="decimal"/>
+      <w:lvlText w:val="%7."/>
       <w:lvlJc w:val="left"/>
       <w:pPr>
         <w:tabs>
@@ -64923,14 +63615,11 @@
         </w:tabs>
         <w:ind w:left="5040" w:hanging="360"/>
       </w:pPr>
-      <w:rPr>
-        <w:rFonts w:ascii="Symbol" w:hAnsi="Symbol" w:hint="default"/>
-      </w:rPr>
     </w:lvl>
     <w:lvl w:ilvl="7">
       <w:start w:val="1"/>
-      <w:numFmt w:val="bullet"/>
-      <w:lvlText w:val=""/>
+      <w:numFmt w:val="decimal"/>
+      <w:lvlText w:val="%8."/>
       <w:lvlJc w:val="left"/>
       <w:pPr>
         <w:tabs>
@@ -64938,16 +63627,13 @@
         </w:tabs>
         <w:ind w:left="5760" w:hanging="360"/>
       </w:pPr>
-      <w:rPr>
-        <w:rFonts w:ascii="Symbol" w:hAnsi="Symbol" w:hint="default"/>
-      </w:rPr>
     </w:lvl>
   </w:abstractNum>
   <w:abstractNum w:abstractNumId="43">
     <w:lvl w:ilvl="0">
       <w:start w:val="1"/>
-      <w:numFmt w:val="bullet"/>
-      <w:lvlText w:val=""/>
+      <w:numFmt w:val="decimal"/>
+      <w:lvlText w:val="%1."/>
       <w:lvlJc w:val="left"/>
       <w:pPr>
         <w:tabs>
@@ -64955,14 +63641,11 @@
         </w:tabs>
         <w:ind w:left="720" w:hanging="360"/>
       </w:pPr>
-      <w:rPr>
-        <w:rFonts w:ascii="Symbol" w:hAnsi="Symbol" w:hint="default"/>
-      </w:rPr>
     </w:lvl>
     <w:lvl w:ilvl="1">
       <w:start w:val="1"/>
-      <w:numFmt w:val="bullet"/>
-      <w:lvlText w:val=""/>
+      <w:numFmt w:val="decimal"/>
+      <w:lvlText w:val="%2."/>
       <w:lvlJc w:val="left"/>
       <w:pPr>
         <w:tabs>
@@ -64970,14 +63653,11 @@
         </w:tabs>
         <w:ind w:left="1440" w:hanging="360"/>
       </w:pPr>
-      <w:rPr>
-        <w:rFonts w:ascii="Symbol" w:hAnsi="Symbol" w:hint="default"/>
-      </w:rPr>
     </w:lvl>
     <w:lvl w:ilvl="2">
       <w:start w:val="1"/>
-      <w:numFmt w:val="bullet"/>
-      <w:lvlText w:val=""/>
+      <w:numFmt w:val="decimal"/>
+      <w:lvlText w:val="%3."/>
       <w:lvlJc w:val="left"/>
       <w:pPr>
         <w:tabs>
@@ -64985,14 +63665,11 @@
         </w:tabs>
         <w:ind w:left="2160" w:hanging="360"/>
       </w:pPr>
-      <w:rPr>
-        <w:rFonts w:ascii="Symbol" w:hAnsi="Symbol" w:hint="default"/>
-      </w:rPr>
     </w:lvl>
     <w:lvl w:ilvl="3">
       <w:start w:val="1"/>
-      <w:numFmt w:val="bullet"/>
-      <w:lvlText w:val=""/>
+      <w:numFmt w:val="decimal"/>
+      <w:lvlText w:val="%4."/>
       <w:lvlJc w:val="left"/>
       <w:pPr>
         <w:tabs>
@@ -65000,14 +63677,11 @@
         </w:tabs>
         <w:ind w:left="2880" w:hanging="360"/>
       </w:pPr>
-      <w:rPr>
-        <w:rFonts w:ascii="Symbol" w:hAnsi="Symbol" w:hint="default"/>
-      </w:rPr>
     </w:lvl>
     <w:lvl w:ilvl="4">
       <w:start w:val="1"/>
-      <w:numFmt w:val="bullet"/>
-      <w:lvlText w:val=""/>
+      <w:numFmt w:val="decimal"/>
+      <w:lvlText w:val="%5."/>
       <w:lvlJc w:val="left"/>
       <w:pPr>
         <w:tabs>
@@ -65015,14 +63689,11 @@
         </w:tabs>
         <w:ind w:left="3600" w:hanging="360"/>
       </w:pPr>
-      <w:rPr>
-        <w:rFonts w:ascii="Symbol" w:hAnsi="Symbol" w:hint="default"/>
-      </w:rPr>
     </w:lvl>
     <w:lvl w:ilvl="5">
       <w:start w:val="1"/>
-      <w:numFmt w:val="bullet"/>
-      <w:lvlText w:val=""/>
+      <w:numFmt w:val="decimal"/>
+      <w:lvlText w:val="%6."/>
       <w:lvlJc w:val="left"/>
       <w:pPr>
         <w:tabs>
@@ -65030,14 +63701,11 @@
         </w:tabs>
         <w:ind w:left="4320" w:hanging="360"/>
       </w:pPr>
-      <w:rPr>
-        <w:rFonts w:ascii="Symbol" w:hAnsi="Symbol" w:hint="default"/>
-      </w:rPr>
     </w:lvl>
     <w:lvl w:ilvl="6">
       <w:start w:val="1"/>
-      <w:numFmt w:val="bullet"/>
-      <w:lvlText w:val=""/>
+      <w:numFmt w:val="decimal"/>
+      <w:lvlText w:val="%7."/>
       <w:lvlJc w:val="left"/>
       <w:pPr>
         <w:tabs>
@@ -65045,14 +63713,11 @@
         </w:tabs>
         <w:ind w:left="5040" w:hanging="360"/>
       </w:pPr>
-      <w:rPr>
-        <w:rFonts w:ascii="Symbol" w:hAnsi="Symbol" w:hint="default"/>
-      </w:rPr>
     </w:lvl>
     <w:lvl w:ilvl="7">
       <w:start w:val="1"/>
-      <w:numFmt w:val="bullet"/>
-      <w:lvlText w:val=""/>
+      <w:numFmt w:val="decimal"/>
+      <w:lvlText w:val="%8."/>
       <w:lvlJc w:val="left"/>
       <w:pPr>
         <w:tabs>
@@ -65060,9 +63725,6 @@
         </w:tabs>
         <w:ind w:left="5760" w:hanging="360"/>
       </w:pPr>
-      <w:rPr>
-        <w:rFonts w:ascii="Symbol" w:hAnsi="Symbol" w:hint="default"/>
-      </w:rPr>
     </w:lvl>
   </w:abstractNum>
   <w:abstractNum w:abstractNumId="44">
@@ -65312,6 +63974,104 @@
   <w:abstractNum w:abstractNumId="46">
     <w:lvl w:ilvl="0">
       <w:start w:val="1"/>
+      <w:numFmt w:val="decimal"/>
+      <w:lvlText w:val="%1."/>
+      <w:lvlJc w:val="left"/>
+      <w:pPr>
+        <w:tabs>
+          <w:tab w:val="num" w:pos="720"/>
+        </w:tabs>
+        <w:ind w:left="720" w:hanging="360"/>
+      </w:pPr>
+    </w:lvl>
+    <w:lvl w:ilvl="1">
+      <w:start w:val="1"/>
+      <w:numFmt w:val="decimal"/>
+      <w:lvlText w:val="%2."/>
+      <w:lvlJc w:val="left"/>
+      <w:pPr>
+        <w:tabs>
+          <w:tab w:val="num" w:pos="1440"/>
+        </w:tabs>
+        <w:ind w:left="1440" w:hanging="360"/>
+      </w:pPr>
+    </w:lvl>
+    <w:lvl w:ilvl="2">
+      <w:start w:val="1"/>
+      <w:numFmt w:val="decimal"/>
+      <w:lvlText w:val="%3."/>
+      <w:lvlJc w:val="left"/>
+      <w:pPr>
+        <w:tabs>
+          <w:tab w:val="num" w:pos="2160"/>
+        </w:tabs>
+        <w:ind w:left="2160" w:hanging="360"/>
+      </w:pPr>
+    </w:lvl>
+    <w:lvl w:ilvl="3">
+      <w:start w:val="1"/>
+      <w:numFmt w:val="decimal"/>
+      <w:lvlText w:val="%4."/>
+      <w:lvlJc w:val="left"/>
+      <w:pPr>
+        <w:tabs>
+          <w:tab w:val="num" w:pos="2880"/>
+        </w:tabs>
+        <w:ind w:left="2880" w:hanging="360"/>
+      </w:pPr>
+    </w:lvl>
+    <w:lvl w:ilvl="4">
+      <w:start w:val="1"/>
+      <w:numFmt w:val="decimal"/>
+      <w:lvlText w:val="%5."/>
+      <w:lvlJc w:val="left"/>
+      <w:pPr>
+        <w:tabs>
+          <w:tab w:val="num" w:pos="3600"/>
+        </w:tabs>
+        <w:ind w:left="3600" w:hanging="360"/>
+      </w:pPr>
+    </w:lvl>
+    <w:lvl w:ilvl="5">
+      <w:start w:val="1"/>
+      <w:numFmt w:val="decimal"/>
+      <w:lvlText w:val="%6."/>
+      <w:lvlJc w:val="left"/>
+      <w:pPr>
+        <w:tabs>
+          <w:tab w:val="num" w:pos="4320"/>
+        </w:tabs>
+        <w:ind w:left="4320" w:hanging="360"/>
+      </w:pPr>
+    </w:lvl>
+    <w:lvl w:ilvl="6">
+      <w:start w:val="1"/>
+      <w:numFmt w:val="decimal"/>
+      <w:lvlText w:val="%7."/>
+      <w:lvlJc w:val="left"/>
+      <w:pPr>
+        <w:tabs>
+          <w:tab w:val="num" w:pos="5040"/>
+        </w:tabs>
+        <w:ind w:left="5040" w:hanging="360"/>
+      </w:pPr>
+    </w:lvl>
+    <w:lvl w:ilvl="7">
+      <w:start w:val="1"/>
+      <w:numFmt w:val="decimal"/>
+      <w:lvlText w:val="%8."/>
+      <w:lvlJc w:val="left"/>
+      <w:pPr>
+        <w:tabs>
+          <w:tab w:val="num" w:pos="5760"/>
+        </w:tabs>
+        <w:ind w:left="5760" w:hanging="360"/>
+      </w:pPr>
+    </w:lvl>
+  </w:abstractNum>
+  <w:abstractNum w:abstractNumId="47">
+    <w:lvl w:ilvl="0">
+      <w:start w:val="1"/>
       <w:numFmt w:val="bullet"/>
       <w:lvlText w:val=""/>
       <w:lvlJc w:val="left"/>
@@ -65429,104 +64189,6 @@
       <w:rPr>
         <w:rFonts w:ascii="Symbol" w:hAnsi="Symbol" w:hint="default"/>
       </w:rPr>
-    </w:lvl>
-  </w:abstractNum>
-  <w:abstractNum w:abstractNumId="47">
-    <w:lvl w:ilvl="0">
-      <w:start w:val="1"/>
-      <w:numFmt w:val="decimal"/>
-      <w:lvlText w:val="%1."/>
-      <w:lvlJc w:val="left"/>
-      <w:pPr>
-        <w:tabs>
-          <w:tab w:val="num" w:pos="720"/>
-        </w:tabs>
-        <w:ind w:left="720" w:hanging="360"/>
-      </w:pPr>
-    </w:lvl>
-    <w:lvl w:ilvl="1">
-      <w:start w:val="1"/>
-      <w:numFmt w:val="decimal"/>
-      <w:lvlText w:val="%2."/>
-      <w:lvlJc w:val="left"/>
-      <w:pPr>
-        <w:tabs>
-          <w:tab w:val="num" w:pos="1440"/>
-        </w:tabs>
-        <w:ind w:left="1440" w:hanging="360"/>
-      </w:pPr>
-    </w:lvl>
-    <w:lvl w:ilvl="2">
-      <w:start w:val="1"/>
-      <w:numFmt w:val="decimal"/>
-      <w:lvlText w:val="%3."/>
-      <w:lvlJc w:val="left"/>
-      <w:pPr>
-        <w:tabs>
-          <w:tab w:val="num" w:pos="2160"/>
-        </w:tabs>
-        <w:ind w:left="2160" w:hanging="360"/>
-      </w:pPr>
-    </w:lvl>
-    <w:lvl w:ilvl="3">
-      <w:start w:val="1"/>
-      <w:numFmt w:val="decimal"/>
-      <w:lvlText w:val="%4."/>
-      <w:lvlJc w:val="left"/>
-      <w:pPr>
-        <w:tabs>
-          <w:tab w:val="num" w:pos="2880"/>
-        </w:tabs>
-        <w:ind w:left="2880" w:hanging="360"/>
-      </w:pPr>
-    </w:lvl>
-    <w:lvl w:ilvl="4">
-      <w:start w:val="1"/>
-      <w:numFmt w:val="decimal"/>
-      <w:lvlText w:val="%5."/>
-      <w:lvlJc w:val="left"/>
-      <w:pPr>
-        <w:tabs>
-          <w:tab w:val="num" w:pos="3600"/>
-        </w:tabs>
-        <w:ind w:left="3600" w:hanging="360"/>
-      </w:pPr>
-    </w:lvl>
-    <w:lvl w:ilvl="5">
-      <w:start w:val="1"/>
-      <w:numFmt w:val="decimal"/>
-      <w:lvlText w:val="%6."/>
-      <w:lvlJc w:val="left"/>
-      <w:pPr>
-        <w:tabs>
-          <w:tab w:val="num" w:pos="4320"/>
-        </w:tabs>
-        <w:ind w:left="4320" w:hanging="360"/>
-      </w:pPr>
-    </w:lvl>
-    <w:lvl w:ilvl="6">
-      <w:start w:val="1"/>
-      <w:numFmt w:val="decimal"/>
-      <w:lvlText w:val="%7."/>
-      <w:lvlJc w:val="left"/>
-      <w:pPr>
-        <w:tabs>
-          <w:tab w:val="num" w:pos="5040"/>
-        </w:tabs>
-        <w:ind w:left="5040" w:hanging="360"/>
-      </w:pPr>
-    </w:lvl>
-    <w:lvl w:ilvl="7">
-      <w:start w:val="1"/>
-      <w:numFmt w:val="decimal"/>
-      <w:lvlText w:val="%8."/>
-      <w:lvlJc w:val="left"/>
-      <w:pPr>
-        <w:tabs>
-          <w:tab w:val="num" w:pos="5760"/>
-        </w:tabs>
-        <w:ind w:left="5760" w:hanging="360"/>
-      </w:pPr>
     </w:lvl>
   </w:abstractNum>
   <w:abstractNum w:abstractNumId="48">
@@ -65972,104 +64634,6 @@
   <w:abstractNum w:abstractNumId="52">
     <w:lvl w:ilvl="0">
       <w:start w:val="1"/>
-      <w:numFmt w:val="decimal"/>
-      <w:lvlText w:val="%1."/>
-      <w:lvlJc w:val="left"/>
-      <w:pPr>
-        <w:tabs>
-          <w:tab w:val="num" w:pos="720"/>
-        </w:tabs>
-        <w:ind w:left="720" w:hanging="360"/>
-      </w:pPr>
-    </w:lvl>
-    <w:lvl w:ilvl="1">
-      <w:start w:val="1"/>
-      <w:numFmt w:val="decimal"/>
-      <w:lvlText w:val="%2."/>
-      <w:lvlJc w:val="left"/>
-      <w:pPr>
-        <w:tabs>
-          <w:tab w:val="num" w:pos="1440"/>
-        </w:tabs>
-        <w:ind w:left="1440" w:hanging="360"/>
-      </w:pPr>
-    </w:lvl>
-    <w:lvl w:ilvl="2">
-      <w:start w:val="1"/>
-      <w:numFmt w:val="decimal"/>
-      <w:lvlText w:val="%3."/>
-      <w:lvlJc w:val="left"/>
-      <w:pPr>
-        <w:tabs>
-          <w:tab w:val="num" w:pos="2160"/>
-        </w:tabs>
-        <w:ind w:left="2160" w:hanging="360"/>
-      </w:pPr>
-    </w:lvl>
-    <w:lvl w:ilvl="3">
-      <w:start w:val="1"/>
-      <w:numFmt w:val="decimal"/>
-      <w:lvlText w:val="%4."/>
-      <w:lvlJc w:val="left"/>
-      <w:pPr>
-        <w:tabs>
-          <w:tab w:val="num" w:pos="2880"/>
-        </w:tabs>
-        <w:ind w:left="2880" w:hanging="360"/>
-      </w:pPr>
-    </w:lvl>
-    <w:lvl w:ilvl="4">
-      <w:start w:val="1"/>
-      <w:numFmt w:val="decimal"/>
-      <w:lvlText w:val="%5."/>
-      <w:lvlJc w:val="left"/>
-      <w:pPr>
-        <w:tabs>
-          <w:tab w:val="num" w:pos="3600"/>
-        </w:tabs>
-        <w:ind w:left="3600" w:hanging="360"/>
-      </w:pPr>
-    </w:lvl>
-    <w:lvl w:ilvl="5">
-      <w:start w:val="1"/>
-      <w:numFmt w:val="decimal"/>
-      <w:lvlText w:val="%6."/>
-      <w:lvlJc w:val="left"/>
-      <w:pPr>
-        <w:tabs>
-          <w:tab w:val="num" w:pos="4320"/>
-        </w:tabs>
-        <w:ind w:left="4320" w:hanging="360"/>
-      </w:pPr>
-    </w:lvl>
-    <w:lvl w:ilvl="6">
-      <w:start w:val="1"/>
-      <w:numFmt w:val="decimal"/>
-      <w:lvlText w:val="%7."/>
-      <w:lvlJc w:val="left"/>
-      <w:pPr>
-        <w:tabs>
-          <w:tab w:val="num" w:pos="5040"/>
-        </w:tabs>
-        <w:ind w:left="5040" w:hanging="360"/>
-      </w:pPr>
-    </w:lvl>
-    <w:lvl w:ilvl="7">
-      <w:start w:val="1"/>
-      <w:numFmt w:val="decimal"/>
-      <w:lvlText w:val="%8."/>
-      <w:lvlJc w:val="left"/>
-      <w:pPr>
-        <w:tabs>
-          <w:tab w:val="num" w:pos="5760"/>
-        </w:tabs>
-        <w:ind w:left="5760" w:hanging="360"/>
-      </w:pPr>
-    </w:lvl>
-  </w:abstractNum>
-  <w:abstractNum w:abstractNumId="53">
-    <w:lvl w:ilvl="0">
-      <w:start w:val="1"/>
       <w:numFmt w:val="bullet"/>
       <w:lvlText w:val=""/>
       <w:lvlJc w:val="left"/>
@@ -66189,569 +64753,7 @@
       </w:rPr>
     </w:lvl>
   </w:abstractNum>
-  <w:abstractNum w:abstractNumId="54">
-    <w:lvl w:ilvl="0">
-      <w:start w:val="1"/>
-      <w:numFmt w:val="decimal"/>
-      <w:lvlText w:val="%1."/>
-      <w:lvlJc w:val="left"/>
-      <w:pPr>
-        <w:tabs>
-          <w:tab w:val="num" w:pos="720"/>
-        </w:tabs>
-        <w:ind w:left="720" w:hanging="360"/>
-      </w:pPr>
-    </w:lvl>
-    <w:lvl w:ilvl="1">
-      <w:start w:val="1"/>
-      <w:numFmt w:val="decimal"/>
-      <w:lvlText w:val="%2."/>
-      <w:lvlJc w:val="left"/>
-      <w:pPr>
-        <w:tabs>
-          <w:tab w:val="num" w:pos="1440"/>
-        </w:tabs>
-        <w:ind w:left="1440" w:hanging="360"/>
-      </w:pPr>
-    </w:lvl>
-    <w:lvl w:ilvl="2">
-      <w:start w:val="1"/>
-      <w:numFmt w:val="decimal"/>
-      <w:lvlText w:val="%3."/>
-      <w:lvlJc w:val="left"/>
-      <w:pPr>
-        <w:tabs>
-          <w:tab w:val="num" w:pos="2160"/>
-        </w:tabs>
-        <w:ind w:left="2160" w:hanging="360"/>
-      </w:pPr>
-    </w:lvl>
-    <w:lvl w:ilvl="3">
-      <w:start w:val="1"/>
-      <w:numFmt w:val="decimal"/>
-      <w:lvlText w:val="%4."/>
-      <w:lvlJc w:val="left"/>
-      <w:pPr>
-        <w:tabs>
-          <w:tab w:val="num" w:pos="2880"/>
-        </w:tabs>
-        <w:ind w:left="2880" w:hanging="360"/>
-      </w:pPr>
-    </w:lvl>
-    <w:lvl w:ilvl="4">
-      <w:start w:val="1"/>
-      <w:numFmt w:val="decimal"/>
-      <w:lvlText w:val="%5."/>
-      <w:lvlJc w:val="left"/>
-      <w:pPr>
-        <w:tabs>
-          <w:tab w:val="num" w:pos="3600"/>
-        </w:tabs>
-        <w:ind w:left="3600" w:hanging="360"/>
-      </w:pPr>
-    </w:lvl>
-    <w:lvl w:ilvl="5">
-      <w:start w:val="1"/>
-      <w:numFmt w:val="decimal"/>
-      <w:lvlText w:val="%6."/>
-      <w:lvlJc w:val="left"/>
-      <w:pPr>
-        <w:tabs>
-          <w:tab w:val="num" w:pos="4320"/>
-        </w:tabs>
-        <w:ind w:left="4320" w:hanging="360"/>
-      </w:pPr>
-    </w:lvl>
-    <w:lvl w:ilvl="6">
-      <w:start w:val="1"/>
-      <w:numFmt w:val="decimal"/>
-      <w:lvlText w:val="%7."/>
-      <w:lvlJc w:val="left"/>
-      <w:pPr>
-        <w:tabs>
-          <w:tab w:val="num" w:pos="5040"/>
-        </w:tabs>
-        <w:ind w:left="5040" w:hanging="360"/>
-      </w:pPr>
-    </w:lvl>
-    <w:lvl w:ilvl="7">
-      <w:start w:val="1"/>
-      <w:numFmt w:val="decimal"/>
-      <w:lvlText w:val="%8."/>
-      <w:lvlJc w:val="left"/>
-      <w:pPr>
-        <w:tabs>
-          <w:tab w:val="num" w:pos="5760"/>
-        </w:tabs>
-        <w:ind w:left="5760" w:hanging="360"/>
-      </w:pPr>
-    </w:lvl>
-  </w:abstractNum>
-  <w:abstractNum w:abstractNumId="55">
-    <w:lvl w:ilvl="0">
-      <w:start w:val="1"/>
-      <w:numFmt w:val="decimal"/>
-      <w:lvlText w:val="%1."/>
-      <w:lvlJc w:val="left"/>
-      <w:pPr>
-        <w:tabs>
-          <w:tab w:val="num" w:pos="720"/>
-        </w:tabs>
-        <w:ind w:left="720" w:hanging="360"/>
-      </w:pPr>
-    </w:lvl>
-    <w:lvl w:ilvl="1">
-      <w:start w:val="1"/>
-      <w:numFmt w:val="decimal"/>
-      <w:lvlText w:val="%2."/>
-      <w:lvlJc w:val="left"/>
-      <w:pPr>
-        <w:tabs>
-          <w:tab w:val="num" w:pos="1440"/>
-        </w:tabs>
-        <w:ind w:left="1440" w:hanging="360"/>
-      </w:pPr>
-    </w:lvl>
-    <w:lvl w:ilvl="2">
-      <w:start w:val="1"/>
-      <w:numFmt w:val="decimal"/>
-      <w:lvlText w:val="%3."/>
-      <w:lvlJc w:val="left"/>
-      <w:pPr>
-        <w:tabs>
-          <w:tab w:val="num" w:pos="2160"/>
-        </w:tabs>
-        <w:ind w:left="2160" w:hanging="360"/>
-      </w:pPr>
-    </w:lvl>
-    <w:lvl w:ilvl="3">
-      <w:start w:val="1"/>
-      <w:numFmt w:val="decimal"/>
-      <w:lvlText w:val="%4."/>
-      <w:lvlJc w:val="left"/>
-      <w:pPr>
-        <w:tabs>
-          <w:tab w:val="num" w:pos="2880"/>
-        </w:tabs>
-        <w:ind w:left="2880" w:hanging="360"/>
-      </w:pPr>
-    </w:lvl>
-    <w:lvl w:ilvl="4">
-      <w:start w:val="1"/>
-      <w:numFmt w:val="decimal"/>
-      <w:lvlText w:val="%5."/>
-      <w:lvlJc w:val="left"/>
-      <w:pPr>
-        <w:tabs>
-          <w:tab w:val="num" w:pos="3600"/>
-        </w:tabs>
-        <w:ind w:left="3600" w:hanging="360"/>
-      </w:pPr>
-    </w:lvl>
-    <w:lvl w:ilvl="5">
-      <w:start w:val="1"/>
-      <w:numFmt w:val="decimal"/>
-      <w:lvlText w:val="%6."/>
-      <w:lvlJc w:val="left"/>
-      <w:pPr>
-        <w:tabs>
-          <w:tab w:val="num" w:pos="4320"/>
-        </w:tabs>
-        <w:ind w:left="4320" w:hanging="360"/>
-      </w:pPr>
-    </w:lvl>
-    <w:lvl w:ilvl="6">
-      <w:start w:val="1"/>
-      <w:numFmt w:val="decimal"/>
-      <w:lvlText w:val="%7."/>
-      <w:lvlJc w:val="left"/>
-      <w:pPr>
-        <w:tabs>
-          <w:tab w:val="num" w:pos="5040"/>
-        </w:tabs>
-        <w:ind w:left="5040" w:hanging="360"/>
-      </w:pPr>
-    </w:lvl>
-    <w:lvl w:ilvl="7">
-      <w:start w:val="1"/>
-      <w:numFmt w:val="decimal"/>
-      <w:lvlText w:val="%8."/>
-      <w:lvlJc w:val="left"/>
-      <w:pPr>
-        <w:tabs>
-          <w:tab w:val="num" w:pos="5760"/>
-        </w:tabs>
-        <w:ind w:left="5760" w:hanging="360"/>
-      </w:pPr>
-    </w:lvl>
-  </w:abstractNum>
-  <w:abstractNum w:abstractNumId="56">
-    <w:lvl w:ilvl="0">
-      <w:start w:val="1"/>
-      <w:numFmt w:val="bullet"/>
-      <w:lvlText w:val=""/>
-      <w:lvlJc w:val="left"/>
-      <w:pPr>
-        <w:tabs>
-          <w:tab w:val="num" w:pos="720"/>
-        </w:tabs>
-        <w:ind w:left="720" w:hanging="360"/>
-      </w:pPr>
-      <w:rPr>
-        <w:rFonts w:ascii="Symbol" w:hAnsi="Symbol" w:hint="default"/>
-      </w:rPr>
-    </w:lvl>
-    <w:lvl w:ilvl="1">
-      <w:start w:val="1"/>
-      <w:numFmt w:val="bullet"/>
-      <w:lvlText w:val=""/>
-      <w:lvlJc w:val="left"/>
-      <w:pPr>
-        <w:tabs>
-          <w:tab w:val="num" w:pos="1440"/>
-        </w:tabs>
-        <w:ind w:left="1440" w:hanging="360"/>
-      </w:pPr>
-      <w:rPr>
-        <w:rFonts w:ascii="Symbol" w:hAnsi="Symbol" w:hint="default"/>
-      </w:rPr>
-    </w:lvl>
-    <w:lvl w:ilvl="2">
-      <w:start w:val="1"/>
-      <w:numFmt w:val="bullet"/>
-      <w:lvlText w:val=""/>
-      <w:lvlJc w:val="left"/>
-      <w:pPr>
-        <w:tabs>
-          <w:tab w:val="num" w:pos="2160"/>
-        </w:tabs>
-        <w:ind w:left="2160" w:hanging="360"/>
-      </w:pPr>
-      <w:rPr>
-        <w:rFonts w:ascii="Symbol" w:hAnsi="Symbol" w:hint="default"/>
-      </w:rPr>
-    </w:lvl>
-    <w:lvl w:ilvl="3">
-      <w:start w:val="1"/>
-      <w:numFmt w:val="bullet"/>
-      <w:lvlText w:val=""/>
-      <w:lvlJc w:val="left"/>
-      <w:pPr>
-        <w:tabs>
-          <w:tab w:val="num" w:pos="2880"/>
-        </w:tabs>
-        <w:ind w:left="2880" w:hanging="360"/>
-      </w:pPr>
-      <w:rPr>
-        <w:rFonts w:ascii="Symbol" w:hAnsi="Symbol" w:hint="default"/>
-      </w:rPr>
-    </w:lvl>
-    <w:lvl w:ilvl="4">
-      <w:start w:val="1"/>
-      <w:numFmt w:val="bullet"/>
-      <w:lvlText w:val=""/>
-      <w:lvlJc w:val="left"/>
-      <w:pPr>
-        <w:tabs>
-          <w:tab w:val="num" w:pos="3600"/>
-        </w:tabs>
-        <w:ind w:left="3600" w:hanging="360"/>
-      </w:pPr>
-      <w:rPr>
-        <w:rFonts w:ascii="Symbol" w:hAnsi="Symbol" w:hint="default"/>
-      </w:rPr>
-    </w:lvl>
-    <w:lvl w:ilvl="5">
-      <w:start w:val="1"/>
-      <w:numFmt w:val="bullet"/>
-      <w:lvlText w:val=""/>
-      <w:lvlJc w:val="left"/>
-      <w:pPr>
-        <w:tabs>
-          <w:tab w:val="num" w:pos="4320"/>
-        </w:tabs>
-        <w:ind w:left="4320" w:hanging="360"/>
-      </w:pPr>
-      <w:rPr>
-        <w:rFonts w:ascii="Symbol" w:hAnsi="Symbol" w:hint="default"/>
-      </w:rPr>
-    </w:lvl>
-    <w:lvl w:ilvl="6">
-      <w:start w:val="1"/>
-      <w:numFmt w:val="bullet"/>
-      <w:lvlText w:val=""/>
-      <w:lvlJc w:val="left"/>
-      <w:pPr>
-        <w:tabs>
-          <w:tab w:val="num" w:pos="5040"/>
-        </w:tabs>
-        <w:ind w:left="5040" w:hanging="360"/>
-      </w:pPr>
-      <w:rPr>
-        <w:rFonts w:ascii="Symbol" w:hAnsi="Symbol" w:hint="default"/>
-      </w:rPr>
-    </w:lvl>
-    <w:lvl w:ilvl="7">
-      <w:start w:val="1"/>
-      <w:numFmt w:val="bullet"/>
-      <w:lvlText w:val=""/>
-      <w:lvlJc w:val="left"/>
-      <w:pPr>
-        <w:tabs>
-          <w:tab w:val="num" w:pos="5760"/>
-        </w:tabs>
-        <w:ind w:left="5760" w:hanging="360"/>
-      </w:pPr>
-      <w:rPr>
-        <w:rFonts w:ascii="Symbol" w:hAnsi="Symbol" w:hint="default"/>
-      </w:rPr>
-    </w:lvl>
-  </w:abstractNum>
-  <w:abstractNum w:abstractNumId="57">
-    <w:lvl w:ilvl="0">
-      <w:start w:val="1"/>
-      <w:numFmt w:val="bullet"/>
-      <w:lvlText w:val=""/>
-      <w:lvlJc w:val="left"/>
-      <w:pPr>
-        <w:tabs>
-          <w:tab w:val="num" w:pos="720"/>
-        </w:tabs>
-        <w:ind w:left="720" w:hanging="360"/>
-      </w:pPr>
-      <w:rPr>
-        <w:rFonts w:ascii="Symbol" w:hAnsi="Symbol" w:hint="default"/>
-      </w:rPr>
-    </w:lvl>
-    <w:lvl w:ilvl="1">
-      <w:start w:val="1"/>
-      <w:numFmt w:val="bullet"/>
-      <w:lvlText w:val=""/>
-      <w:lvlJc w:val="left"/>
-      <w:pPr>
-        <w:tabs>
-          <w:tab w:val="num" w:pos="1440"/>
-        </w:tabs>
-        <w:ind w:left="1440" w:hanging="360"/>
-      </w:pPr>
-      <w:rPr>
-        <w:rFonts w:ascii="Symbol" w:hAnsi="Symbol" w:hint="default"/>
-      </w:rPr>
-    </w:lvl>
-    <w:lvl w:ilvl="2">
-      <w:start w:val="1"/>
-      <w:numFmt w:val="bullet"/>
-      <w:lvlText w:val=""/>
-      <w:lvlJc w:val="left"/>
-      <w:pPr>
-        <w:tabs>
-          <w:tab w:val="num" w:pos="2160"/>
-        </w:tabs>
-        <w:ind w:left="2160" w:hanging="360"/>
-      </w:pPr>
-      <w:rPr>
-        <w:rFonts w:ascii="Symbol" w:hAnsi="Symbol" w:hint="default"/>
-      </w:rPr>
-    </w:lvl>
-    <w:lvl w:ilvl="3">
-      <w:start w:val="1"/>
-      <w:numFmt w:val="bullet"/>
-      <w:lvlText w:val=""/>
-      <w:lvlJc w:val="left"/>
-      <w:pPr>
-        <w:tabs>
-          <w:tab w:val="num" w:pos="2880"/>
-        </w:tabs>
-        <w:ind w:left="2880" w:hanging="360"/>
-      </w:pPr>
-      <w:rPr>
-        <w:rFonts w:ascii="Symbol" w:hAnsi="Symbol" w:hint="default"/>
-      </w:rPr>
-    </w:lvl>
-    <w:lvl w:ilvl="4">
-      <w:start w:val="1"/>
-      <w:numFmt w:val="bullet"/>
-      <w:lvlText w:val=""/>
-      <w:lvlJc w:val="left"/>
-      <w:pPr>
-        <w:tabs>
-          <w:tab w:val="num" w:pos="3600"/>
-        </w:tabs>
-        <w:ind w:left="3600" w:hanging="360"/>
-      </w:pPr>
-      <w:rPr>
-        <w:rFonts w:ascii="Symbol" w:hAnsi="Symbol" w:hint="default"/>
-      </w:rPr>
-    </w:lvl>
-    <w:lvl w:ilvl="5">
-      <w:start w:val="1"/>
-      <w:numFmt w:val="bullet"/>
-      <w:lvlText w:val=""/>
-      <w:lvlJc w:val="left"/>
-      <w:pPr>
-        <w:tabs>
-          <w:tab w:val="num" w:pos="4320"/>
-        </w:tabs>
-        <w:ind w:left="4320" w:hanging="360"/>
-      </w:pPr>
-      <w:rPr>
-        <w:rFonts w:ascii="Symbol" w:hAnsi="Symbol" w:hint="default"/>
-      </w:rPr>
-    </w:lvl>
-    <w:lvl w:ilvl="6">
-      <w:start w:val="1"/>
-      <w:numFmt w:val="bullet"/>
-      <w:lvlText w:val=""/>
-      <w:lvlJc w:val="left"/>
-      <w:pPr>
-        <w:tabs>
-          <w:tab w:val="num" w:pos="5040"/>
-        </w:tabs>
-        <w:ind w:left="5040" w:hanging="360"/>
-      </w:pPr>
-      <w:rPr>
-        <w:rFonts w:ascii="Symbol" w:hAnsi="Symbol" w:hint="default"/>
-      </w:rPr>
-    </w:lvl>
-    <w:lvl w:ilvl="7">
-      <w:start w:val="1"/>
-      <w:numFmt w:val="bullet"/>
-      <w:lvlText w:val=""/>
-      <w:lvlJc w:val="left"/>
-      <w:pPr>
-        <w:tabs>
-          <w:tab w:val="num" w:pos="5760"/>
-        </w:tabs>
-        <w:ind w:left="5760" w:hanging="360"/>
-      </w:pPr>
-      <w:rPr>
-        <w:rFonts w:ascii="Symbol" w:hAnsi="Symbol" w:hint="default"/>
-      </w:rPr>
-    </w:lvl>
-  </w:abstractNum>
-  <w:abstractNum w:abstractNumId="58">
-    <w:lvl w:ilvl="0">
-      <w:start w:val="1"/>
-      <w:numFmt w:val="bullet"/>
-      <w:lvlText w:val=""/>
-      <w:lvlJc w:val="left"/>
-      <w:pPr>
-        <w:tabs>
-          <w:tab w:val="num" w:pos="720"/>
-        </w:tabs>
-        <w:ind w:left="720" w:hanging="360"/>
-      </w:pPr>
-      <w:rPr>
-        <w:rFonts w:ascii="Symbol" w:hAnsi="Symbol" w:hint="default"/>
-      </w:rPr>
-    </w:lvl>
-    <w:lvl w:ilvl="1">
-      <w:start w:val="1"/>
-      <w:numFmt w:val="bullet"/>
-      <w:lvlText w:val=""/>
-      <w:lvlJc w:val="left"/>
-      <w:pPr>
-        <w:tabs>
-          <w:tab w:val="num" w:pos="1440"/>
-        </w:tabs>
-        <w:ind w:left="1440" w:hanging="360"/>
-      </w:pPr>
-      <w:rPr>
-        <w:rFonts w:ascii="Symbol" w:hAnsi="Symbol" w:hint="default"/>
-      </w:rPr>
-    </w:lvl>
-    <w:lvl w:ilvl="2">
-      <w:start w:val="1"/>
-      <w:numFmt w:val="bullet"/>
-      <w:lvlText w:val=""/>
-      <w:lvlJc w:val="left"/>
-      <w:pPr>
-        <w:tabs>
-          <w:tab w:val="num" w:pos="2160"/>
-        </w:tabs>
-        <w:ind w:left="2160" w:hanging="360"/>
-      </w:pPr>
-      <w:rPr>
-        <w:rFonts w:ascii="Symbol" w:hAnsi="Symbol" w:hint="default"/>
-      </w:rPr>
-    </w:lvl>
-    <w:lvl w:ilvl="3">
-      <w:start w:val="1"/>
-      <w:numFmt w:val="bullet"/>
-      <w:lvlText w:val=""/>
-      <w:lvlJc w:val="left"/>
-      <w:pPr>
-        <w:tabs>
-          <w:tab w:val="num" w:pos="2880"/>
-        </w:tabs>
-        <w:ind w:left="2880" w:hanging="360"/>
-      </w:pPr>
-      <w:rPr>
-        <w:rFonts w:ascii="Symbol" w:hAnsi="Symbol" w:hint="default"/>
-      </w:rPr>
-    </w:lvl>
-    <w:lvl w:ilvl="4">
-      <w:start w:val="1"/>
-      <w:numFmt w:val="bullet"/>
-      <w:lvlText w:val=""/>
-      <w:lvlJc w:val="left"/>
-      <w:pPr>
-        <w:tabs>
-          <w:tab w:val="num" w:pos="3600"/>
-        </w:tabs>
-        <w:ind w:left="3600" w:hanging="360"/>
-      </w:pPr>
-      <w:rPr>
-        <w:rFonts w:ascii="Symbol" w:hAnsi="Symbol" w:hint="default"/>
-      </w:rPr>
-    </w:lvl>
-    <w:lvl w:ilvl="5">
-      <w:start w:val="1"/>
-      <w:numFmt w:val="bullet"/>
-      <w:lvlText w:val=""/>
-      <w:lvlJc w:val="left"/>
-      <w:pPr>
-        <w:tabs>
-          <w:tab w:val="num" w:pos="4320"/>
-        </w:tabs>
-        <w:ind w:left="4320" w:hanging="360"/>
-      </w:pPr>
-      <w:rPr>
-        <w:rFonts w:ascii="Symbol" w:hAnsi="Symbol" w:hint="default"/>
-      </w:rPr>
-    </w:lvl>
-    <w:lvl w:ilvl="6">
-      <w:start w:val="1"/>
-      <w:numFmt w:val="bullet"/>
-      <w:lvlText w:val=""/>
-      <w:lvlJc w:val="left"/>
-      <w:pPr>
-        <w:tabs>
-          <w:tab w:val="num" w:pos="5040"/>
-        </w:tabs>
-        <w:ind w:left="5040" w:hanging="360"/>
-      </w:pPr>
-      <w:rPr>
-        <w:rFonts w:ascii="Symbol" w:hAnsi="Symbol" w:hint="default"/>
-      </w:rPr>
-    </w:lvl>
-    <w:lvl w:ilvl="7">
-      <w:start w:val="1"/>
-      <w:numFmt w:val="bullet"/>
-      <w:lvlText w:val=""/>
-      <w:lvlJc w:val="left"/>
-      <w:pPr>
-        <w:tabs>
-          <w:tab w:val="num" w:pos="5760"/>
-        </w:tabs>
-        <w:ind w:left="5760" w:hanging="360"/>
-      </w:pPr>
-      <w:rPr>
-        <w:rFonts w:ascii="Symbol" w:hAnsi="Symbol" w:hint="default"/>
-      </w:rPr>
-    </w:lvl>
-  </w:abstractNum>
-  <w:abstractNum w:abstractNumId="59">
+  <w:abstractNum w:abstractNumId="53">
     <w:lvl w:ilvl="0">
       <w:start w:val="1"/>
       <w:numFmt w:val="bullet"/>
@@ -67031,24 +65033,6 @@
   </w:num>
   <w:num w:numId="53">
     <w:abstractNumId w:val="53"/>
-  </w:num>
-  <w:num w:numId="54">
-    <w:abstractNumId w:val="54"/>
-  </w:num>
-  <w:num w:numId="55">
-    <w:abstractNumId w:val="55"/>
-  </w:num>
-  <w:num w:numId="56">
-    <w:abstractNumId w:val="56"/>
-  </w:num>
-  <w:num w:numId="57">
-    <w:abstractNumId w:val="57"/>
-  </w:num>
-  <w:num w:numId="58">
-    <w:abstractNumId w:val="58"/>
-  </w:num>
-  <w:num w:numId="59">
-    <w:abstractNumId w:val="59"/>
   </w:num>
 </w:numbering>
 </file>

--- a/docs/libro/libro.docx
+++ b/docs/libro/libro.docx
@@ -167,12 +167,11 @@
     </w:p>
     <w:p>
       <w:pPr>
-        <w:pStyle w:val="Heading1"/>
-        <w:spacing w:lineRule="auto"/>
-      </w:pPr>
-      <w:r>
-        <w:rPr/>
-        <w:t xml:space="preserve">Manuale di Triad 2.0</w:t>
+        <w:spacing w:lineRule="auto"/>
+      </w:pPr>
+      <w:r>
+        <w:rPr/>
+        <w:t xml:space="preserve">﻿# Manuale di Triad 2.0</w:t>
       </w:r>
     </w:p>
     <w:p>
@@ -192,7 +191,7 @@
       </w:pPr>
       <w:r>
         <w:rPr/>
-        <w:t xml:space="preserve">Triad è un linguaggio di programmazione autonomo: sintassi a blocchi e tipi dichiarati, multiple dispatch, programmazione logica integrata e codice come dato, in una sola sintassi. La sua definizione è una specifica normativa indipendente da qualsiasi implementazione (</w:t>
+        <w:t xml:space="preserve">Triad Ã¨ un linguaggio di programmazione autonomo: sintassi a blocchi e tipi dichiarati, multiple dispatch, programmazione logica integrata e codice come dato, in una sola sintassi. La sua definizione Ã¨ una specifica normativa indipendente da qualsiasi implementazione (</w:t>
       </w:r>
       <w:hyperlink r:id="rId6">
         <w:r>
@@ -224,7 +223,7 @@
       </w:hyperlink>
       <w:r>
         <w:rPr/>
-        <w:t xml:space="preserve">) e da una suite di conformità con golden verificabili (</w:t>
+        <w:t xml:space="preserve">) e da una suite di conformitÃ  con golden verificabili (</w:t>
       </w:r>
       <w:hyperlink r:id="rId8">
         <w:r>
@@ -245,7 +244,7 @@
       </w:pPr>
       <w:r>
         <w:rPr/>
-        <w:t xml:space="preserve">Questo manuale insegna il linguaggio per come è definito dallo standard. Non è un riassunto della specifica: è un percorso di studio, con spiegazioni, esempi ed esercizi.</w:t>
+        <w:t xml:space="preserve">Questo manuale insegna il linguaggio per come Ã¨ definito dallo standard. Non Ã¨ un riassunto della specifica: Ã¨ un percorso di studio, con spiegazioni, esempi ed esercizi.</w:t>
       </w:r>
     </w:p>
     <w:p>
@@ -265,7 +264,7 @@
       </w:pPr>
       <w:r>
         <w:rPr/>
-        <w:t xml:space="preserve">A chi è indirizzato</w:t>
+        <w:t xml:space="preserve">A chi Ã¨ indirizzato</w:t>
       </w:r>
     </w:p>
     <w:p>
@@ -303,7 +302,7 @@
       </w:pPr>
       <w:r>
         <w:rPr/>
-        <w:t xml:space="preserve">Lo standard definisce due profili di conformità, ed è utile saperli distinguere prima di cominciare:</w:t>
+        <w:t xml:space="preserve">Lo standard definisce due profili di conformitÃ , ed Ã¨ utile saperli distinguere prima di cominciare:</w:t>
       </w:r>
     </w:p>
     <w:tbl>
@@ -383,7 +382,7 @@
             </w:pPr>
             <w:r>
               <w:rPr/>
-              <w:t xml:space="preserve">dove è definito</w:t>
+              <w:t xml:space="preserve">dove Ã¨ definito</w:t>
             </w:r>
           </w:p>
         </w:tc>
@@ -540,7 +539,7 @@
       </w:pPr>
       <w:r>
         <w:rPr/>
-        <w:t xml:space="preserve">Triad-Core è un </w:t>
+        <w:t xml:space="preserve">Triad-Core Ã¨ un </w:t>
       </w:r>
       <w:r>
         <w:rPr>
@@ -550,7 +549,7 @@
       </w:r>
       <w:r>
         <w:rPr/>
-        <w:t xml:space="preserve"> di Triad-Full: ogni programma Core è anche un programma Full valido e deve comportarsi allo stesso modo. Il manuale presenta i due profili </w:t>
+        <w:t xml:space="preserve"> di Triad-Full: ogni programma Core Ã¨ anche un programma Full valido e deve comportarsi allo stesso modo. Il manuale presenta i due profili </w:t>
       </w:r>
       <w:r>
         <w:rPr>
@@ -560,7 +559,7 @@
       </w:r>
       <w:r>
         <w:rPr/>
-        <w:t xml:space="preserve">, per costruzione logica: ogni capitolo introduce un costrutto e dice in quale profilo esiste. Non perché Full sia "più avanti", ma perché sono due facce della stessa specifica.</w:t>
+        <w:t xml:space="preserve">, per costruzione logica: ogni capitolo introduce un costrutto e dice in quale profilo esiste. Non perchÃ© Full sia "piÃ¹ avanti", ma perchÃ© sono due facce della stessa specifica.</w:t>
       </w:r>
     </w:p>
     <w:p>
@@ -588,7 +587,7 @@
       </w:r>
       <w:r>
         <w:rPr/>
-        <w:t xml:space="preserve"> — il costrutto esiste nel sottoinsieme di bootstrap;</w:t>
+        <w:t xml:space="preserve"> â€” il costrutto esiste nel sottoinsieme di bootstrap;</w:t>
       </w:r>
     </w:p>
     <w:p>
@@ -607,7 +606,7 @@
       </w:r>
       <w:r>
         <w:rPr/>
-        <w:t xml:space="preserve"> — il costrutto esiste solo nello standard completo.</w:t>
+        <w:t xml:space="preserve"> â€” il costrutto esiste solo nello standard completo.</w:t>
       </w:r>
     </w:p>
     <w:p>
@@ -854,7 +853,7 @@
               <w:rPr>
                 <w:highlight w:val="lightGray"/>
               </w:rPr>
-              <w:t xml:space="preserve">SPEC §n</w:t>
+              <w:t xml:space="preserve">SPEC Â§n</w:t>
             </w:r>
           </w:p>
         </w:tc>
@@ -893,7 +892,7 @@
       </w:pPr>
       <w:r>
         <w:rPr/>
-        <w:t xml:space="preserve">I blocchi di codice sono marcati con il loro livello di eseguibilità:</w:t>
+        <w:t xml:space="preserve">I blocchi di codice sono marcati con il loro livello di eseguibilitÃ :</w:t>
       </w:r>
     </w:p>
     <w:tbl>
@@ -1223,7 +1222,7 @@
       </w:pPr>
       <w:r>
         <w:rPr/>
-        <w:t xml:space="preserve">Parte I — Il linguaggio</w:t>
+        <w:t xml:space="preserve">Parte I â€” Il linguaggio</w:t>
       </w:r>
     </w:p>
     <w:p>
@@ -1288,7 +1287,7 @@
       </w:r>
       <w:r>
         <w:rPr/>
-        <w:t xml:space="preserve"> finale è ammesso se non è seguito da </w:t>
+        <w:t xml:space="preserve"> finale Ã¨ ammesso se non Ã¨ seguito da </w:t>
       </w:r>
       <w:r>
         <w:rPr/>
@@ -1342,7 +1341,7 @@
       </w:r>
       <w:r>
         <w:rPr/>
-        <w:t xml:space="preserve"> finale è per le funzioni che mutano il loro argomento (cap. 9).</w:t>
+        <w:t xml:space="preserve"> finale Ã¨ per le funzioni che mutano il loro argomento (cap. 9).</w:t>
       </w:r>
     </w:p>
     <w:p>
@@ -1368,7 +1367,7 @@
         <w:rPr>
           <w:rFonts w:ascii="Courier" w:hAnsi="Courier"/>
         </w:rPr>
-        <w:t xml:space="preserve">età = 42 </w:t>
+        <w:t xml:space="preserve">etÃ  = 42 </w:t>
       </w:r>
     </w:p>
     <w:p>
@@ -1395,7 +1394,7 @@
       </w:r>
       <w:r>
         <w:rPr/>
-        <w:t xml:space="preserve"> funziona come separatore. Il segno è un operatore unario, non parte del letterale. </w:t>
+        <w:t xml:space="preserve"> funziona come separatore. Il segno Ã¨ un operatore unario, non parte del letterale. </w:t>
       </w:r>
       <w:r>
         <w:rPr>
@@ -1483,7 +1482,7 @@
       </w:pPr>
       <w:r>
         <w:rPr/>
-        <w:t xml:space="preserve">Una stringa è una sequenza di byte UTF-8 </w:t>
+        <w:t xml:space="preserve">Una stringa Ã¨ una sequenza di byte UTF-8 </w:t>
       </w:r>
       <w:r>
         <w:rPr>
@@ -1651,7 +1650,7 @@
       </w:pPr>
       <w:r>
         <w:rPr/>
-        <w:t xml:space="preserve">Un simbolo è </w:t>
+        <w:t xml:space="preserve">Un simbolo Ã¨ </w:t>
       </w:r>
       <w:r>
         <w:rPr/>
@@ -1675,7 +1674,7 @@
       </w:r>
       <w:r>
         <w:rPr/>
-        <w:t xml:space="preserve">. Due simboli sono uguali se hanno lo stesso nome. In Triad-Full il simbolo è anche l'atomo della logica (cap. 16). </w:t>
+        <w:t xml:space="preserve">. Due simboli sono uguali se hanno lo stesso nome. In Triad-Full il simbolo Ã¨ anche l'atomo della logica (cap. 16). </w:t>
       </w:r>
       <w:r>
         <w:rPr>
@@ -1741,11 +1740,11 @@
       </w:r>
       <w:r>
         <w:rPr/>
-        <w:t xml:space="preserve">#= … =#</w:t>
-      </w:r>
-      <w:r>
-        <w:rPr/>
-        <w:t xml:space="preserve"> commenta su più righe; in Triad-Full i commenti annidati sono ammessi. </w:t>
+        <w:t xml:space="preserve">#= â€¦ =#</w:t>
+      </w:r>
+      <w:r>
+        <w:rPr/>
+        <w:t xml:space="preserve"> commenta su piÃ¹ righe; in Triad-Full i commenti annidati sono ammessi. </w:t>
       </w:r>
       <w:r>
         <w:rPr>
@@ -1762,7 +1761,7 @@
         <w:rPr>
           <w:rFonts w:ascii="Courier" w:hAnsi="Courier"/>
         </w:rPr>
-        <w:t xml:space="preserve">#= commento    su più righe =# x = 1_000   # commento di riga println(x) </w:t>
+        <w:t xml:space="preserve">#= commento    su piÃ¹ righe =# x = 1_000   # commento di riga println(x) </w:t>
       </w:r>
     </w:p>
     <w:p>
@@ -1883,7 +1882,7 @@
       </w:r>
       <w:r>
         <w:rPr/>
-        <w:t xml:space="preserve">. La grammatica di Core non ha una regola di continuazione di riga: un'espressione spezzata su più righe non è un programma valido. Scrivi </w:t>
+        <w:t xml:space="preserve">. La grammatica di Core non ha una regola di continuazione di riga: un'espressione spezzata su piÃ¹ righe non Ã¨ un programma valido. Scrivi </w:t>
       </w:r>
       <w:r>
         <w:rPr>
@@ -1951,11 +1950,11 @@
       </w:r>
       <w:r>
         <w:rPr/>
-        <w:t xml:space="preserve"> la regola è più permissiva: </w:t>
-      </w:r>
-      <w:r>
-        <w:rPr/>
-        <w:t xml:space="preserve">SPEC §1</w:t>
+        <w:t xml:space="preserve"> la regola Ã¨ piÃ¹ permissiva: </w:t>
+      </w:r>
+      <w:r>
+        <w:rPr/>
+        <w:t xml:space="preserve">SPEC Â§1</w:t>
       </w:r>
       <w:r>
         <w:rPr/>
@@ -1993,7 +1992,7 @@
       </w:r>
       <w:r>
         <w:rPr/>
-        <w:t xml:space="preserve">, né subito dopo un operatore binario. L'interprete di riferimento attuale non implementa ancora questa eccezione, quindi anche in Full la forma sicura resta una istruzione per riga.</w:t>
+        <w:t xml:space="preserve">, nÃ© subito dopo un operatore binario. L'interprete di riferimento attuale non implementa ancora questa eccezione, quindi anche in Full la forma sicura resta una istruzione per riga.</w:t>
       </w:r>
     </w:p>
     <w:p>
@@ -2024,7 +2023,7 @@
       </w:r>
       <w:r>
         <w:rPr/>
-        <w:t xml:space="preserve"> ne ha due. La specifica li chiama esplicitamente «il problema classico di </w:t>
+        <w:t xml:space="preserve"> ne ha due. La specifica li chiama esplicitamente Â«il problema classico di </w:t>
       </w:r>
       <w:r>
         <w:rPr/>
@@ -2032,7 +2031,7 @@
       </w:r>
       <w:r>
         <w:rPr/>
-        <w:t xml:space="preserve">» — è il primo punto in cui Triad si discosta dalla sintassi che conosci.</w:t>
+        <w:t xml:space="preserve">Â» â€” Ã¨ il primo punto in cui Triad si discosta dalla sintassi che conosci.</w:t>
       </w:r>
     </w:p>
     <w:tbl>
@@ -2170,7 +2169,7 @@
             </w:pPr>
             <w:r>
               <w:rPr/>
-              <w:t xml:space="preserve"> attaccato a un valore e senza spazi → </w:t>
+              <w:t xml:space="preserve"> attaccato a un valore e senza spazi â†’ </w:t>
             </w:r>
           </w:p>
           <w:p>
@@ -2255,7 +2254,7 @@
             </w:pPr>
             <w:r>
               <w:rPr/>
-              <w:t xml:space="preserve"> non preceduto da un valore e seguito da un nome → </w:t>
+              <w:t xml:space="preserve"> non preceduto da un valore e seguito da un nome â†’ </w:t>
             </w:r>
           </w:p>
           <w:p>
@@ -2290,26 +2289,26 @@
               <w:rPr>
                 <w:highlight w:val="lightGray"/>
               </w:rPr>
-              <w:t xml:space="preserve">:( … )</w:t>
-            </w:r>
-          </w:p>
-        </w:tc>
-        <w:tc>
-          <w:tcPr>
-            <w:tcBorders>
-              <w:top w:val="single" w:sz="1" w:space="0" w:color="000000"/>
-              <w:bottom w:val="single" w:sz="1" w:space="0" w:color="000000"/>
-              <w:left w:val="single" w:sz="1" w:space="0" w:color="000000"/>
-              <w:right w:val="single" w:sz="1" w:space="0" w:color="000000"/>
-            </w:tcBorders>
-          </w:tcPr>
-          <w:p>
-            <w:pPr>
-              <w:spacing w:lineRule="auto"/>
-            </w:pPr>
-            <w:r>
-              <w:rPr/>
-              <w:t xml:space="preserve">→ </w:t>
+              <w:t xml:space="preserve">:( â€¦ )</w:t>
+            </w:r>
+          </w:p>
+        </w:tc>
+        <w:tc>
+          <w:tcPr>
+            <w:tcBorders>
+              <w:top w:val="single" w:sz="1" w:space="0" w:color="000000"/>
+              <w:bottom w:val="single" w:sz="1" w:space="0" w:color="000000"/>
+              <w:left w:val="single" w:sz="1" w:space="0" w:color="000000"/>
+              <w:right w:val="single" w:sz="1" w:space="0" w:color="000000"/>
+            </w:tcBorders>
+          </w:tcPr>
+          <w:p>
+            <w:pPr>
+              <w:spacing w:lineRule="auto"/>
+            </w:pPr>
+            <w:r>
+              <w:rPr/>
+              <w:t xml:space="preserve">â†’ </w:t>
             </w:r>
           </w:p>
           <w:p>
@@ -2374,7 +2373,7 @@
             </w:pPr>
             <w:r>
               <w:rPr/>
-              <w:t xml:space="preserve"> circondato da spazi → </w:t>
+              <w:t xml:space="preserve"> circondato da spazi â†’ </w:t>
             </w:r>
           </w:p>
           <w:p>
@@ -2514,7 +2513,7 @@
             </w:pPr>
             <w:r>
               <w:rPr/>
-              <w:t xml:space="preserve"> attaccato → </w:t>
+              <w:t xml:space="preserve"> attaccato â†’ </w:t>
             </w:r>
           </w:p>
           <w:p>
@@ -2579,7 +2578,7 @@
             </w:pPr>
             <w:r>
               <w:rPr/>
-              <w:t xml:space="preserve"> con spazio dopo → </w:t>
+              <w:t xml:space="preserve"> con spazio dopo â†’ </w:t>
             </w:r>
           </w:p>
           <w:p>
@@ -2618,7 +2617,7 @@
       </w:r>
       <w:r>
         <w:rPr/>
-        <w:t xml:space="preserve"> è ambiguo, </w:t>
+        <w:t xml:space="preserve"> Ã¨ ambiguo, </w:t>
       </w:r>
       <w:r>
         <w:rPr>
@@ -2636,7 +2635,7 @@
       </w:r>
       <w:r>
         <w:rPr/>
-        <w:t xml:space="preserve"> è un range; </w:t>
+        <w:t xml:space="preserve"> Ã¨ un range; </w:t>
       </w:r>
       <w:r>
         <w:rPr/>
@@ -2644,7 +2643,7 @@
       </w:r>
       <w:r>
         <w:rPr/>
-        <w:t xml:space="preserve"> è un ternario perché i due spazi lo circondano.</w:t>
+        <w:t xml:space="preserve"> Ã¨ un ternario perchÃ© i due spazi lo circondano.</w:t>
       </w:r>
     </w:p>
     <w:p>
@@ -2752,6 +2751,510 @@
       <w:r>
         <w:rPr/>
         <w:t xml:space="preserve"> sono valori, non parole strutturali.</w:t>
+      </w:r>
+    </w:p>
+    <w:p>
+      <w:pPr>
+        <w:pStyle w:val="Heading3"/>
+        <w:spacing w:lineRule="auto"/>
+      </w:pPr>
+      <w:r>
+        <w:rPr/>
+        <w:t xml:space="preserve">1.9 Identificatori avanzati e convenzioni</w:t>
+      </w:r>
+    </w:p>
+    <w:p>
+      <w:pPr>
+        <w:spacing w:lineRule="auto"/>
+      </w:pPr>
+      <w:r>
+        <w:rPr/>
+        <w:t xml:space="preserve">In Triad-Core gli identificatori sono limitati all'ASCII: lettere, cifre e </w:t>
+      </w:r>
+      <w:r>
+        <w:rPr/>
+        <w:t xml:space="preserve">_</w:t>
+      </w:r>
+      <w:r>
+        <w:rPr/>
+        <w:t xml:space="preserve">. In Triad-Full si ammettono anche lettere non ASCII (accentate, greche, cirilliche): </w:t>
+      </w:r>
+      <w:r>
+        <w:rPr/>
+        <w:t xml:space="preserve">etÃ </w:t>
+      </w:r>
+      <w:r>
+        <w:rPr/>
+        <w:t xml:space="preserve">, </w:t>
+      </w:r>
+      <w:r>
+        <w:rPr/>
+        <w:t xml:space="preserve">Ï€</w:t>
+      </w:r>
+      <w:r>
+        <w:rPr/>
+        <w:t xml:space="preserve">, </w:t>
+      </w:r>
+      <w:r>
+        <w:rPr/>
+        <w:t xml:space="preserve">Î”x</w:t>
+      </w:r>
+      <w:r>
+        <w:rPr/>
+        <w:t xml:space="preserve"> sono nomi validi. </w:t>
+      </w:r>
+      <w:r>
+        <w:rPr>
+          <w:b/>
+        </w:rPr>
+        <w:t xml:space="preserve">[Full]</w:t>
+      </w:r>
+    </w:p>
+    <w:p>
+      <w:pPr>
+        <w:spacing w:lineRule="auto"/>
+      </w:pPr>
+      <w:r>
+        <w:rPr>
+          <w:rFonts w:ascii="Courier" w:hAnsi="Courier"/>
+        </w:rPr>
+        <w:t xml:space="preserve">etÃ  = 42 Ï€ = 3.14159 Î”x = 0.001 println(etÃ  + Ï€) </w:t>
+      </w:r>
+    </w:p>
+    <w:p>
+      <w:pPr>
+        <w:spacing w:lineRule="auto"/>
+      </w:pPr>
+      <w:r>
+        <w:rPr/>
+        <w:t xml:space="preserve">La convenzione del </w:t>
+      </w:r>
+      <w:r>
+        <w:rPr/>
+        <w:t xml:space="preserve">!</w:t>
+      </w:r>
+      <w:r>
+        <w:rPr/>
+        <w:t xml:space="preserve"> finale (</w:t>
+      </w:r>
+      <w:r>
+        <w:rPr/>
+        <w:t xml:space="preserve">push!</w:t>
+      </w:r>
+      <w:r>
+        <w:rPr/>
+        <w:t xml:space="preserve">, </w:t>
+      </w:r>
+      <w:r>
+        <w:rPr/>
+        <w:t xml:space="preserve">sort!</w:t>
+      </w:r>
+      <w:r>
+        <w:rPr/>
+        <w:t xml:space="preserve">) indica funzioni che </w:t>
+      </w:r>
+      <w:r>
+        <w:rPr>
+          <w:b/>
+        </w:rPr>
+        <w:t xml:space="preserve">mutano</w:t>
+      </w:r>
+      <w:r>
+        <w:rPr/>
+        <w:t xml:space="preserve"> il loro argomento. La convenzione del </w:t>
+      </w:r>
+      <w:r>
+        <w:rPr/>
+        <w:t xml:space="preserve">?</w:t>
+      </w:r>
+      <w:r>
+        <w:rPr/>
+        <w:t xml:space="preserve"> finale (</w:t>
+      </w:r>
+      <w:r>
+        <w:rPr/>
+        <w:t xml:space="preserve">valido?</w:t>
+      </w:r>
+      <w:r>
+        <w:rPr/>
+        <w:t xml:space="preserve">, </w:t>
+      </w:r>
+      <w:r>
+        <w:rPr/>
+        <w:t xml:space="preserve">vuoto?</w:t>
+      </w:r>
+      <w:r>
+        <w:rPr/>
+        <w:t xml:space="preserve">) indica predicati che restituiscono un </w:t>
+      </w:r>
+      <w:r>
+        <w:rPr/>
+        <w:t xml:space="preserve">Bool</w:t>
+      </w:r>
+      <w:r>
+        <w:rPr/>
+        <w:t xml:space="preserve">. Entrambe sono solo convenzioni: il parser le accetta come parte del nome. </w:t>
+      </w:r>
+      <w:r>
+        <w:rPr>
+          <w:b/>
+        </w:rPr>
+        <w:t xml:space="preserve">[Core]</w:t>
+      </w:r>
+    </w:p>
+    <w:p>
+      <w:pPr>
+        <w:spacing w:lineRule="auto"/>
+      </w:pPr>
+      <w:r>
+        <w:rPr>
+          <w:rFonts w:ascii="Courier" w:hAnsi="Courier"/>
+        </w:rPr>
+        <w:t xml:space="preserve">function push!(xs, v)     # muta xs e lo restituisce     xs end  function vuoto?(xs)     length(xs) == 0 end </w:t>
+      </w:r>
+    </w:p>
+    <w:p>
+      <w:pPr>
+        <w:spacing w:lineRule="auto"/>
+      </w:pPr>
+      <w:r>
+        <w:rPr/>
+        <w:t xml:space="preserve">Gli identificatori che coincidono con una parola chiave non sono ammessi: </w:t>
+      </w:r>
+      <w:r>
+        <w:rPr/>
+        <w:t xml:space="preserve">function</w:t>
+      </w:r>
+      <w:r>
+        <w:rPr/>
+        <w:t xml:space="preserve">, </w:t>
+      </w:r>
+      <w:r>
+        <w:rPr/>
+        <w:t xml:space="preserve">end</w:t>
+      </w:r>
+      <w:r>
+        <w:rPr/>
+        <w:t xml:space="preserve">, </w:t>
+      </w:r>
+      <w:r>
+        <w:rPr/>
+        <w:t xml:space="preserve">if</w:t>
+      </w:r>
+      <w:r>
+        <w:rPr/>
+        <w:t xml:space="preserve"> non possono essere usati come nomi di variabile o funzione. </w:t>
+      </w:r>
+      <w:r>
+        <w:rPr>
+          <w:b/>
+        </w:rPr>
+        <w:t xml:space="preserve">[Core]</w:t>
+      </w:r>
+    </w:p>
+    <w:p>
+      <w:pPr>
+        <w:pStyle w:val="Heading3"/>
+        <w:spacing w:lineRule="auto"/>
+      </w:pPr>
+      <w:r>
+        <w:rPr/>
+        <w:t xml:space="preserve">1.10 Escape e stringhe avanzate</w:t>
+      </w:r>
+    </w:p>
+    <w:p>
+      <w:pPr>
+        <w:spacing w:lineRule="auto"/>
+      </w:pPr>
+      <w:r>
+        <w:rPr/>
+        <w:t xml:space="preserve">Oltre agli escape base (</w:t>
+      </w:r>
+      <w:r>
+        <w:rPr/>
+        <w:t xml:space="preserve">\n</w:t>
+      </w:r>
+      <w:r>
+        <w:rPr/>
+        <w:t xml:space="preserve">, </w:t>
+      </w:r>
+      <w:r>
+        <w:rPr/>
+        <w:t xml:space="preserve">\t</w:t>
+      </w:r>
+      <w:r>
+        <w:rPr/>
+        <w:t xml:space="preserve">, </w:t>
+      </w:r>
+      <w:r>
+        <w:rPr/>
+        <w:t xml:space="preserve">\"</w:t>
+      </w:r>
+      <w:r>
+        <w:rPr/>
+        <w:t xml:space="preserve">, </w:t>
+      </w:r>
+      <w:r>
+        <w:rPr/>
+        <w:t xml:space="preserve">\\</w:t>
+      </w:r>
+      <w:r>
+        <w:rPr/>
+        <w:t xml:space="preserve">), Triad-Full aggiunge </w:t>
+      </w:r>
+      <w:r>
+        <w:rPr/>
+        <w:t xml:space="preserve">\r</w:t>
+      </w:r>
+      <w:r>
+        <w:rPr/>
+        <w:t xml:space="preserve">, </w:t>
+      </w:r>
+      <w:r>
+        <w:rPr/>
+        <w:t xml:space="preserve">\0</w:t>
+      </w:r>
+      <w:r>
+        <w:rPr/>
+        <w:t xml:space="preserve">, </w:t>
+      </w:r>
+      <w:r>
+        <w:rPr/>
+        <w:t xml:space="preserve">\u{â€¦}</w:t>
+      </w:r>
+      <w:r>
+        <w:rPr/>
+        <w:t xml:space="preserve"> per code point Unicode e </w:t>
+      </w:r>
+      <w:r>
+        <w:rPr/>
+        <w:t xml:space="preserve">\x{â€¦}</w:t>
+      </w:r>
+      <w:r>
+        <w:rPr/>
+        <w:t xml:space="preserve"> per byte esadecimali. </w:t>
+      </w:r>
+      <w:r>
+        <w:rPr>
+          <w:b/>
+        </w:rPr>
+        <w:t xml:space="preserve">[Full]</w:t>
+      </w:r>
+    </w:p>
+    <w:p>
+      <w:pPr>
+        <w:spacing w:lineRule="auto"/>
+      </w:pPr>
+      <w:r>
+        <w:rPr>
+          <w:rFonts w:ascii="Courier" w:hAnsi="Courier"/>
+        </w:rPr>
+        <w:t xml:space="preserve">println("a\r\nb")          # ritorno a capo CRLF println("unicode: \u{1F600}")  # emoji println("hex: \x{41}")     # 'A' </w:t>
+      </w:r>
+    </w:p>
+    <w:p>
+      <w:pPr>
+        <w:spacing w:lineRule="auto"/>
+      </w:pPr>
+      <w:r>
+        <w:rPr/>
+        <w:t xml:space="preserve">Una stringa puÃ² contenere qualsiasi byte UTF-8 valido; un byte non valido produce un errore di parsing. Le stringhe sono </w:t>
+      </w:r>
+      <w:r>
+        <w:rPr>
+          <w:b/>
+        </w:rPr>
+        <w:t xml:space="preserve">immutabili</w:t>
+      </w:r>
+      <w:r>
+        <w:rPr/>
+        <w:t xml:space="preserve">: ogni operazione di concatenazione crea una nuova stringa. </w:t>
+      </w:r>
+      <w:r>
+        <w:rPr>
+          <w:b/>
+        </w:rPr>
+        <w:t xml:space="preserve">[Core]</w:t>
+      </w:r>
+    </w:p>
+    <w:p>
+      <w:pPr>
+        <w:spacing w:lineRule="auto"/>
+      </w:pPr>
+      <w:r>
+        <w:rPr>
+          <w:rFonts w:ascii="Courier" w:hAnsi="Courier"/>
+        </w:rPr>
+        <w:t xml:space="preserve">a = "ciao" b = a * " mondo" println(a)        # "ciao" â€” inalterato println(b)        # "ciao mondo" </w:t>
+      </w:r>
+    </w:p>
+    <w:p>
+      <w:pPr>
+        <w:spacing w:lineRule="auto"/>
+      </w:pPr>
+      <w:r>
+        <w:rPr>
+          <w:b/>
+        </w:rPr>
+        <w:t xml:space="preserve">Output:</w:t>
+      </w:r>
+    </w:p>
+    <w:p>
+      <w:pPr>
+        <w:spacing w:lineRule="auto"/>
+      </w:pPr>
+      <w:r>
+        <w:rPr>
+          <w:rFonts w:ascii="Courier" w:hAnsi="Courier"/>
+        </w:rPr>
+        <w:t xml:space="preserve">ciao ciao mondo </w:t>
+      </w:r>
+    </w:p>
+    <w:p>
+      <w:pPr>
+        <w:pStyle w:val="Heading3"/>
+        <w:spacing w:lineRule="auto"/>
+      </w:pPr>
+      <w:r>
+        <w:rPr/>
+        <w:t xml:space="preserve">1.11 Esercizi sul lessico</w:t>
+      </w:r>
+    </w:p>
+    <w:p>
+      <w:pPr>
+        <w:numPr>
+          <w:ilvl w:val="0"/>
+          <w:numId w:val="2"/>
+        </w:numPr>
+        <w:spacing w:lineRule="auto"/>
+      </w:pPr>
+      <w:r>
+        <w:rPr/>
+        <w:t xml:space="preserve">Scrivi un programma che stampi il tuo nome e la tua etÃ  su due righe, usando </w:t>
+      </w:r>
+      <w:r>
+        <w:rPr/>
+        <w:t xml:space="preserve">\n</w:t>
+      </w:r>
+      <w:r>
+        <w:rPr/>
+        <w:t xml:space="preserve"> e concatenazione di stringhe.</w:t>
+      </w:r>
+    </w:p>
+    <w:p>
+      <w:pPr>
+        <w:numPr>
+          <w:ilvl w:val="0"/>
+          <w:numId w:val="2"/>
+        </w:numPr>
+        <w:spacing w:lineRule="auto"/>
+      </w:pPr>
+      <w:r>
+        <w:rPr/>
+        <w:t xml:space="preserve">Definisci un identificatore con </w:t>
+      </w:r>
+      <w:r>
+        <w:rPr/>
+        <w:t xml:space="preserve">_</w:t>
+      </w:r>
+      <w:r>
+        <w:rPr/>
+        <w:t xml:space="preserve"> iniziale e uno con </w:t>
+      </w:r>
+      <w:r>
+        <w:rPr/>
+        <w:t xml:space="preserve">!</w:t>
+      </w:r>
+      <w:r>
+        <w:rPr/>
+        <w:t xml:space="preserve"> finale; stampali.</w:t>
+      </w:r>
+    </w:p>
+    <w:p>
+      <w:pPr>
+        <w:numPr>
+          <w:ilvl w:val="0"/>
+          <w:numId w:val="2"/>
+        </w:numPr>
+        <w:spacing w:lineRule="auto"/>
+      </w:pPr>
+      <w:r>
+        <w:rPr/>
+        <w:t xml:space="preserve">Prova a scrivere </w:t>
+      </w:r>
+      <w:r>
+        <w:rPr/>
+        <w:t xml:space="preserve">x = 1_000_000</w:t>
+      </w:r>
+      <w:r>
+        <w:rPr/>
+        <w:t xml:space="preserve"> e verifica che l'output sia </w:t>
+      </w:r>
+      <w:r>
+        <w:rPr/>
+        <w:t xml:space="preserve">1000000</w:t>
+      </w:r>
+      <w:r>
+        <w:rPr/>
+        <w:t xml:space="preserve">.</w:t>
+      </w:r>
+    </w:p>
+    <w:p>
+      <w:pPr>
+        <w:numPr>
+          <w:ilvl w:val="0"/>
+          <w:numId w:val="2"/>
+        </w:numPr>
+        <w:spacing w:lineRule="auto"/>
+      </w:pPr>
+      <w:r>
+        <w:rPr/>
+        <w:t xml:space="preserve">(Full) Scrivi una stringa con interpolazione </w:t>
+      </w:r>
+      <w:r>
+        <w:rPr/>
+        <w:t xml:space="preserve">$x</w:t>
+      </w:r>
+      <w:r>
+        <w:rPr/>
+        <w:t xml:space="preserve"> e </w:t>
+      </w:r>
+      <w:r>
+        <w:rPr/>
+        <w:t xml:space="preserve">$(x + 1)</w:t>
+      </w:r>
+      <w:r>
+        <w:rPr/>
+        <w:t xml:space="preserve">.</w:t>
+      </w:r>
+    </w:p>
+    <w:p>
+      <w:pPr>
+        <w:numPr>
+          <w:ilvl w:val="0"/>
+          <w:numId w:val="2"/>
+        </w:numPr>
+        <w:spacing w:lineRule="auto"/>
+      </w:pPr>
+      <w:r>
+        <w:rPr/>
+        <w:t xml:space="preserve">(Full) Definisci il simbodo </w:t>
+      </w:r>
+      <w:r>
+        <w:rPr/>
+        <w:t xml:space="preserve">:ok</w:t>
+      </w:r>
+      <w:r>
+        <w:rPr/>
+        <w:t xml:space="preserve"> e confrontalo con </w:t>
+      </w:r>
+      <w:r>
+        <w:rPr/>
+        <w:t xml:space="preserve">Symbol("ok")</w:t>
+      </w:r>
+      <w:r>
+        <w:rPr/>
+        <w:t xml:space="preserve">.</w:t>
       </w:r>
     </w:p>
     <w:p>
@@ -3587,7 +4090,7 @@
             </w:pPr>
             <w:r>
               <w:rPr/>
-              <w:t xml:space="preserve">—</w:t>
+              <w:t xml:space="preserve">â€”</w:t>
             </w:r>
           </w:p>
         </w:tc>
@@ -3662,7 +4165,7 @@
             </w:pPr>
             <w:r>
               <w:rPr/>
-              <w:t xml:space="preserve">—</w:t>
+              <w:t xml:space="preserve">â€”</w:t>
             </w:r>
           </w:p>
         </w:tc>
@@ -3735,7 +4238,7 @@
             </w:pPr>
             <w:r>
               <w:rPr/>
-              <w:t xml:space="preserve">—</w:t>
+              <w:t xml:space="preserve">â€”</w:t>
             </w:r>
           </w:p>
         </w:tc>
@@ -3808,7 +4311,7 @@
             </w:pPr>
             <w:r>
               <w:rPr/>
-              <w:t xml:space="preserve">—</w:t>
+              <w:t xml:space="preserve">â€”</w:t>
             </w:r>
           </w:p>
         </w:tc>
@@ -3903,7 +4406,7 @@
       </w:pPr>
       <w:r>
         <w:rPr/>
-        <w:t xml:space="preserve">Il set dei tipi Core è </w:t>
+        <w:t xml:space="preserve">Il set dei tipi Core Ã¨ </w:t>
       </w:r>
       <w:r>
         <w:rPr>
@@ -4001,7 +4504,7 @@
       </w:r>
       <w:r>
         <w:rPr/>
-        <w:t xml:space="preserve"> come valori del linguaggio: un errore è una lista taggata </w:t>
+        <w:t xml:space="preserve"> come valori del linguaggio: un errore Ã¨ una lista taggata </w:t>
       </w:r>
       <w:r>
         <w:rPr/>
@@ -4009,7 +4512,7 @@
       </w:r>
       <w:r>
         <w:rPr/>
-        <w:t xml:space="preserve"> (cap. 11) e una struct è </w:t>
+        <w:t xml:space="preserve"> (cap. 11) e una struct Ã¨ </w:t>
       </w:r>
       <w:r>
         <w:rPr/>
@@ -4104,7 +4607,7 @@
       </w:r>
       <w:r>
         <w:rPr/>
-        <w:t xml:space="preserve">, e ogni tipo è sottotipo di </w:t>
+        <w:t xml:space="preserve">, e ogni tipo Ã¨ sottotipo di </w:t>
       </w:r>
       <w:r>
         <w:rPr/>
@@ -4120,7 +4623,7 @@
       </w:r>
       <w:r>
         <w:rPr/>
-        <w:t xml:space="preserve"> è il supertipo usato nelle firme quando un parametro accetta qualunque cosa. </w:t>
+        <w:t xml:space="preserve"> Ã¨ il supertipo usato nelle firme quando un parametro accetta qualunque cosa. </w:t>
       </w:r>
       <w:r>
         <w:rPr>
@@ -4164,7 +4667,7 @@
       </w:r>
       <w:r>
         <w:rPr/>
-        <w:t xml:space="preserve"> è un record immutabile con campi tipizzati e costruttore posizionale. Il costruttore controlla i campi; un </w:t>
+        <w:t xml:space="preserve"> Ã¨ un record immutabile con campi tipizzati e costruttore posizionale. Il costruttore controlla i campi; un </w:t>
       </w:r>
       <w:r>
         <w:rPr/>
@@ -4254,7 +4757,7 @@
       </w:r>
       <w:r>
         <w:rPr/>
-        <w:t xml:space="preserve">, con il simbolo del tipo in prima posizione. È così che gli interpreti di </w:t>
+        <w:t xml:space="preserve">, con il simbolo del tipo in prima posizione. Ãˆ cosÃ¬ che gli interpreti di </w:t>
       </w:r>
       <w:r>
         <w:rPr/>
@@ -4460,7 +4963,7 @@
       </w:r>
       <w:r>
         <w:rPr/>
-        <w:t xml:space="preserve"> se è di tipo </w:t>
+        <w:t xml:space="preserve"> se Ã¨ di tipo </w:t>
       </w:r>
       <w:r>
         <w:rPr/>
@@ -4516,7 +5019,7 @@
       </w:r>
       <w:r>
         <w:rPr/>
-        <w:t xml:space="preserve"> — e un parametro </w:t>
+        <w:t xml:space="preserve"> â€” e un parametro </w:t>
       </w:r>
       <w:r>
         <w:rPr/>
@@ -4524,7 +5027,7 @@
       </w:r>
       <w:r>
         <w:rPr/>
-        <w:t xml:space="preserve"> — </w:t>
+        <w:t xml:space="preserve"> â€” </w:t>
       </w:r>
       <w:r>
         <w:rPr>
@@ -4546,7 +5049,7 @@
       </w:r>
       <w:r>
         <w:rPr/>
-        <w:t xml:space="preserve">x::U = …</w:t>
+        <w:t xml:space="preserve">x::U = â€¦</w:t>
       </w:r>
       <w:r>
         <w:rPr/>
@@ -4575,7 +5078,7 @@
         <w:rPr>
           <w:rFonts w:ascii="Courier" w:hAnsi="Courier"/>
         </w:rPr>
-        <w:t xml:space="preserve">x::Int = 5 x = 6            # bene x = 5.5          # Err(:type)  y::Float = 1.0 y = 2            # 2.0: conversione Int -&gt; Float  s = "a" s = 3            # bene: s non è dichiarato con un tipo </w:t>
+        <w:t xml:space="preserve">x::Int = 5 x = 6            # bene x = 5.5          # Err(:type)  y::Float = 1.0 y = 2            # 2.0: conversione Int -&gt; Float  s = "a" s = 3            # bene: s non Ã¨ dichiarato con un tipo </w:t>
       </w:r>
     </w:p>
     <w:p>
@@ -4606,7 +5109,7 @@
       </w:r>
       <w:r>
         <w:rPr/>
-        <w:t xml:space="preserve"> è un errore, non </w:t>
+        <w:t xml:space="preserve"> Ã¨ un errore, non </w:t>
       </w:r>
       <w:r>
         <w:rPr/>
@@ -4957,7 +5460,7 @@
             </w:pPr>
             <w:r>
               <w:rPr/>
-              <w:t xml:space="preserve">così com'è</w:t>
+              <w:t xml:space="preserve">cosÃ¬ com'Ã¨</w:t>
             </w:r>
           </w:p>
         </w:tc>
@@ -5270,17 +5773,7 @@
       </w:r>
       <w:r>
         <w:rPr/>
-        <w:t xml:space="preserve"> (anche annidate), le funzioni </w:t>
-      </w:r>
-      <w:r>
-        <w:rPr>
-          <w:b/>
-        </w:rPr>
-        <w:t xml:space="preserve">per identità</w:t>
-      </w:r>
-      <w:r>
-        <w:rPr/>
-        <w:t xml:space="preserve">. </w:t>
+        <w:t xml:space="preserve"> (anche annidate), le funzioni **per identitÃ **. </w:t>
       </w:r>
       <w:r>
         <w:rPr>
@@ -5360,7 +5853,7 @@
         <w:rPr>
           <w:b/>
         </w:rPr>
-        <w:t xml:space="preserve">è un'espressione</w:t>
+        <w:t xml:space="preserve">Ã¨ un'espressione</w:t>
       </w:r>
       <w:r>
         <w:rPr/>
@@ -5388,7 +5881,7 @@
       </w:r>
       <w:r>
         <w:rPr/>
-        <w:t xml:space="preserve"> aggiornano una variabile esistente e valutano il lato sinistro una volta sola. Usare un nome mai assegnato è un errore di esecuzione. </w:t>
+        <w:t xml:space="preserve"> aggiornano una variabile esistente e valutano il lato sinistro una volta sola. Usare un nome mai assegnato Ã¨ un errore di esecuzione. </w:t>
       </w:r>
       <w:r>
         <w:rPr>
@@ -5436,17 +5929,7 @@
       </w:pPr>
       <w:r>
         <w:rPr/>
-        <w:t xml:space="preserve">Non esistono dichiarazioni: le variabili sono dinamiche. Le regole di </w:t>
-      </w:r>
-      <w:r>
-        <w:rPr>
-          <w:b/>
-        </w:rPr>
-        <w:t xml:space="preserve">visibilità</w:t>
-      </w:r>
-      <w:r>
-        <w:rPr/>
-        <w:t xml:space="preserve"> si vedono nel capitolo 8.</w:t>
+        <w:t xml:space="preserve">Non esistono dichiarazioni: le variabili sono dinamiche. Le regole di **visibilitÃ ** si vedono nel capitolo 8.</w:t>
       </w:r>
     </w:p>
     <w:p>
@@ -5477,7 +5960,7 @@
       </w:pPr>
       <w:r>
         <w:rPr/>
-        <w:t xml:space="preserve">Il parser è un </w:t>
+        <w:t xml:space="preserve">Il parser Ã¨ un </w:t>
       </w:r>
       <w:r>
         <w:rPr>
@@ -5487,7 +5970,7 @@
       </w:r>
       <w:r>
         <w:rPr/>
-        <w:t xml:space="preserve"> con dodici livelli. Dalla precedenza più bassa alla più alta:</w:t>
+        <w:t xml:space="preserve"> con dodici livelli. Dalla precedenza piÃ¹ bassa alla piÃ¹ alta:</w:t>
       </w:r>
     </w:p>
     <w:tbl>
@@ -5567,7 +6050,7 @@
             </w:pPr>
             <w:r>
               <w:rPr/>
-              <w:t xml:space="preserve">associatività</w:t>
+              <w:t xml:space="preserve">associativitÃ</w:t>
             </w:r>
           </w:p>
         </w:tc>
@@ -6651,7 +7134,7 @@
       <w:pPr>
         <w:numPr>
           <w:ilvl w:val="0"/>
-          <w:numId w:val="2"/>
+          <w:numId w:val="3"/>
         </w:numPr>
         <w:spacing w:lineRule="auto"/>
       </w:pPr>
@@ -6686,7 +7169,7 @@
       <w:pPr>
         <w:numPr>
           <w:ilvl w:val="0"/>
-          <w:numId w:val="2"/>
+          <w:numId w:val="3"/>
         </w:numPr>
         <w:spacing w:lineRule="auto"/>
       </w:pPr>
@@ -6696,7 +7179,7 @@
       </w:r>
       <w:r>
         <w:rPr/>
-        <w:t xml:space="preserve"> è il </w:t>
+        <w:t xml:space="preserve"> Ã¨ il </w:t>
       </w:r>
       <w:r>
         <w:rPr>
@@ -6729,7 +7212,7 @@
       <w:pPr>
         <w:numPr>
           <w:ilvl w:val="0"/>
-          <w:numId w:val="2"/>
+          <w:numId w:val="3"/>
         </w:numPr>
         <w:spacing w:lineRule="auto"/>
       </w:pPr>
@@ -6739,7 +7222,7 @@
       </w:r>
       <w:r>
         <w:rPr/>
-        <w:t xml:space="preserve"> con esponente negativo è un errore; </w:t>
+        <w:t xml:space="preserve"> con esponente negativo Ã¨ un errore; </w:t>
       </w:r>
       <w:r>
         <w:rPr/>
@@ -6747,14 +7230,14 @@
       </w:r>
       <w:r>
         <w:rPr/>
-        <w:t xml:space="preserve"> per zero è un errore;</w:t>
+        <w:t xml:space="preserve"> per zero Ã¨ un errore;</w:t>
       </w:r>
     </w:p>
     <w:p>
       <w:pPr>
         <w:numPr>
           <w:ilvl w:val="0"/>
-          <w:numId w:val="2"/>
+          <w:numId w:val="3"/>
         </w:numPr>
         <w:spacing w:lineRule="auto"/>
       </w:pPr>
@@ -6772,7 +7255,7 @@
       </w:r>
       <w:r>
         <w:rPr/>
-        <w:t xml:space="preserve">: la divisione è di Triad-Full.</w:t>
+        <w:t xml:space="preserve">: la divisione Ã¨ di Triad-Full.</w:t>
       </w:r>
     </w:p>
     <w:p>
@@ -6822,7 +7305,7 @@
       </w:r>
       <w:r>
         <w:rPr/>
-        <w:t xml:space="preserve">: l'esponente è associativo a destra, come in matematica.</w:t>
+        <w:t xml:space="preserve">: l'esponente Ã¨ associativo a destra, come in matematica.</w:t>
       </w:r>
     </w:p>
     <w:p>
@@ -6871,7 +7354,7 @@
       </w:r>
       <w:r>
         <w:rPr/>
-        <w:t xml:space="preserve"> è un errore (si confronta </w:t>
+        <w:t xml:space="preserve"> Ã¨ un errore (si confronta </w:t>
       </w:r>
       <w:r>
         <w:rPr/>
@@ -6963,7 +7446,7 @@
         <w:rPr>
           <w:b/>
         </w:rPr>
-        <w:t xml:space="preserve">tutto è un'espressione</w:t>
+        <w:t xml:space="preserve">tutto Ã¨ un'espressione</w:t>
       </w:r>
       <w:r>
         <w:rPr/>
@@ -7007,7 +7490,7 @@
       </w:r>
       <w:r>
         <w:rPr/>
-        <w:t xml:space="preserve"> se non ce n'è).</w:t>
+        <w:t xml:space="preserve"> se non ce n'Ã¨).</w:t>
       </w:r>
     </w:p>
     <w:p>
@@ -7093,7 +7576,7 @@
       </w:r>
       <w:r>
         <w:rPr/>
-        <w:t xml:space="preserve"> è la forma breve di </w:t>
+        <w:t xml:space="preserve"> Ã¨ la forma breve di </w:t>
       </w:r>
       <w:r>
         <w:rPr/>
@@ -7178,7 +7661,7 @@
         <w:rPr>
           <w:b/>
         </w:rPr>
-        <w:t xml:space="preserve">più interno</w:t>
+        <w:t xml:space="preserve">piÃ¹ interno</w:t>
       </w:r>
       <w:r>
         <w:rPr/>
@@ -7301,7 +7784,7 @@
       </w:r>
       <w:r>
         <w:rPr/>
-        <w:t xml:space="preserve">begin … end</w:t>
+        <w:t xml:space="preserve">begin â€¦ end</w:t>
       </w:r>
       <w:r>
         <w:rPr/>
@@ -7463,7 +7946,7 @@
       </w:r>
       <w:r>
         <w:rPr/>
-        <w:t xml:space="preserve"> dentro un indicatore è l'ultimo elemento. La destrutturazione nel </w:t>
+        <w:t xml:space="preserve"> dentro un indicatore Ã¨ l'ultimo elemento. La destrutturazione nel </w:t>
       </w:r>
       <w:r>
         <w:rPr/>
@@ -7471,7 +7954,7 @@
       </w:r>
       <w:r>
         <w:rPr/>
-        <w:t xml:space="preserve"> è trattata nel capitolo 24.</w:t>
+        <w:t xml:space="preserve"> Ã¨ trattata nel capitolo 24.</w:t>
       </w:r>
     </w:p>
     <w:p>
@@ -7582,7 +8065,7 @@
       </w:pPr>
       <w:r>
         <w:rPr/>
-        <w:t xml:space="preserve">In Full l'errore è un </w:t>
+        <w:t xml:space="preserve">In Full l'errore Ã¨ un </w:t>
       </w:r>
       <w:r>
         <w:rPr>
@@ -7708,7 +8191,7 @@
         <w:rPr>
           <w:rFonts w:ascii="Courier" w:hAnsi="Courier"/>
         </w:rPr>
-        <w:t xml:space="preserve"># forma breve: il corpo è un'espressione quadrato(x) = x * x  # forma blocco: il valore è quello dell'ultima espressione function calcola(n)     m = n + 1     m * 2 end  # funzione anonima assegnata a un nome moltiplica = function (a, b)     a * b end  println(quadrato(4), " ", calcola(3), " ", moltiplica(6, 7)) </w:t>
+        <w:t xml:space="preserve"># forma breve: il corpo Ã¨ un'espressione quadrato(x) = x * x  # forma blocco: il valore Ã¨ quello dell'ultima espressione function calcola(n)     m = n + 1     m * 2 end  # funzione anonima assegnata a un nome moltiplica = function (a, b)     a * b end  println(quadrato(4), " ", calcola(3), " ", moltiplica(6, 7)) </w:t>
       </w:r>
     </w:p>
     <w:p>
@@ -7748,7 +8231,7 @@
       </w:r>
       <w:r>
         <w:rPr/>
-        <w:t xml:space="preserve">, ricorsione, arità</w:t>
+        <w:t xml:space="preserve">, ricorsione, aritÃ</w:t>
       </w:r>
     </w:p>
     <w:p>
@@ -7777,7 +8260,7 @@
       </w:r>
       <w:r>
         <w:rPr/>
-        <w:t xml:space="preserve">. Una funzione nominata è visibile nel proprio corpo, quindi la ricorsione diretta funziona. Il numero di argomenti deve coincidere con i parametri. </w:t>
+        <w:t xml:space="preserve">. Una funzione nominata Ã¨ visibile nel proprio corpo, quindi la ricorsione diretta funziona. Il numero di argomenti deve coincidere con i parametri. </w:t>
       </w:r>
       <w:r>
         <w:rPr>
@@ -7929,7 +8412,7 @@
       </w:r>
       <w:r>
         <w:rPr/>
-        <w:t xml:space="preserve"> funzionano perché anche gli </w:t>
+        <w:t xml:space="preserve"> funzionano perchÃ© anche gli </w:t>
       </w:r>
       <w:r>
         <w:rPr>
@@ -7980,7 +8463,7 @@
       </w:r>
       <w:r>
         <w:rPr/>
-        <w:t xml:space="preserve">: scriverla rende il codice già pronto per Full. </w:t>
+        <w:t xml:space="preserve">: scriverla rende il codice giÃ  pronto per Full. </w:t>
       </w:r>
       <w:r>
         <w:rPr>
@@ -8050,13 +8533,13 @@
       </w:pPr>
       <w:r>
         <w:rPr/>
-        <w:t xml:space="preserve">Una funzione generica è un insieme di metodi. Ridefinire la stessa firma sostituisce il metodo precedente. Tra i metodi applicabili (stessa arità, ogni argomento sottotipo del parametro) vince il </w:t>
+        <w:t xml:space="preserve">Una funzione generica Ã¨ un insieme di metodi. Ridefinire la stessa firma sostituisce il metodo precedente. Tra i metodi applicabili (stessa aritÃ , ogni argomento sottotipo del parametro) vince il </w:t>
       </w:r>
       <w:r>
         <w:rPr>
           <w:b/>
         </w:rPr>
-        <w:t xml:space="preserve">più specifico</w:t>
+        <w:t xml:space="preserve">piÃ¹ specifico</w:t>
       </w:r>
       <w:r>
         <w:rPr/>
@@ -8108,20 +8591,20 @@
       </w:pPr>
       <w:r>
         <w:rPr/>
-        <w:t xml:space="preserve">Un metodo A è più specifico di B se ogni suo parametro è sottotipo del corrispondente parametro di B e le firme differiscono.</w:t>
+        <w:t xml:space="preserve">Un metodo A Ã¨ piÃ¹ specifico di B se ogni suo parametro Ã¨ sottotipo del corrispondente parametro di B e le firme differiscono.</w:t>
       </w:r>
     </w:p>
     <w:p>
       <w:pPr>
         <w:numPr>
           <w:ilvl w:val="0"/>
-          <w:numId w:val="3"/>
+          <w:numId w:val="4"/>
         </w:numPr>
         <w:spacing w:lineRule="auto"/>
       </w:pPr>
       <w:r>
         <w:rPr/>
-        <w:t xml:space="preserve">Se nessun metodo è applicabile: </w:t>
+        <w:t xml:space="preserve">Se nessun metodo Ã¨ applicabile: </w:t>
       </w:r>
       <w:r>
         <w:rPr/>
@@ -8136,13 +8619,13 @@
       <w:pPr>
         <w:numPr>
           <w:ilvl w:val="0"/>
-          <w:numId w:val="3"/>
+          <w:numId w:val="4"/>
         </w:numPr>
         <w:spacing w:lineRule="auto"/>
       </w:pPr>
       <w:r>
         <w:rPr/>
-        <w:t xml:space="preserve">Se più metodi sono massimali: </w:t>
+        <w:t xml:space="preserve">Se piÃ¹ metodi sono massimali: </w:t>
       </w:r>
       <w:r>
         <w:rPr/>
@@ -8157,13 +8640,13 @@
       <w:pPr>
         <w:numPr>
           <w:ilvl w:val="0"/>
-          <w:numId w:val="3"/>
+          <w:numId w:val="4"/>
         </w:numPr>
         <w:spacing w:lineRule="auto"/>
       </w:pPr>
       <w:r>
         <w:rPr/>
-        <w:t xml:space="preserve">Se il nome è anche un builtin (per esempio </w:t>
+        <w:t xml:space="preserve">Se il nome Ã¨ anche un builtin (per esempio </w:t>
       </w:r>
       <w:r>
         <w:rPr/>
@@ -8236,7 +8719,7 @@
       </w:r>
       <w:r>
         <w:rPr/>
-        <w:t xml:space="preserve"> è controllato all'uscita, con la conversione </w:t>
+        <w:t xml:space="preserve"> Ã¨ controllato all'uscita, con la conversione </w:t>
       </w:r>
       <w:r>
         <w:rPr/>
@@ -8244,7 +8727,7 @@
       </w:r>
       <w:r>
         <w:rPr/>
-        <w:t xml:space="preserve">. Se il valore non è conforme: </w:t>
+        <w:t xml:space="preserve">. Se il valore non Ã¨ conforme: </w:t>
       </w:r>
       <w:r>
         <w:rPr/>
@@ -8269,7 +8752,7 @@
         <w:rPr>
           <w:rFonts w:ascii="Courier" w:hAnsi="Courier"/>
         </w:rPr>
-        <w:t xml:space="preserve">function metà(n::Number)::Float     n / 2 end println(metà(3)) </w:t>
+        <w:t xml:space="preserve">function metÃ (n::Number)::Float     n / 2 end println(metÃ (3)) </w:t>
       </w:r>
     </w:p>
     <w:p>
@@ -8318,7 +8801,7 @@
       </w:r>
       <w:r>
         <w:rPr/>
-        <w:t xml:space="preserve"> definita dentro un'altra funzione è una </w:t>
+        <w:t xml:space="preserve"> definita dentro un'altra funzione Ã¨ una </w:t>
       </w:r>
       <w:r>
         <w:rPr>
@@ -8425,11 +8908,11 @@
       </w:pPr>
       <w:r>
         <w:rPr/>
-        <w:t xml:space="preserve">Una lambda con corpo a più istruzioni si scrive con </w:t>
-      </w:r>
-      <w:r>
-        <w:rPr/>
-        <w:t xml:space="preserve">begin … end</w:t>
+        <w:t xml:space="preserve">Una lambda con corpo a piÃ¹ istruzioni si scrive con </w:t>
+      </w:r>
+      <w:r>
+        <w:rPr/>
+        <w:t xml:space="preserve">begin â€¦ end</w:t>
       </w:r>
       <w:r>
         <w:rPr/>
@@ -8437,7 +8920,7 @@
       </w:r>
       <w:r>
         <w:rPr/>
-        <w:t xml:space="preserve">function (…) … end</w:t>
+        <w:t xml:space="preserve">function (â€¦) â€¦ end</w:t>
       </w:r>
       <w:r>
         <w:rPr/>
@@ -8445,7 +8928,7 @@
       </w:r>
       <w:r>
         <w:rPr/>
-        <w:t xml:space="preserve">() -&gt; …</w:t>
+        <w:t xml:space="preserve">() -&gt; â€¦</w:t>
       </w:r>
       <w:r>
         <w:rPr/>
@@ -8463,7 +8946,7 @@
       </w:r>
       <w:r>
         <w:rPr/>
-        <w:t xml:space="preserve">function () … end</w:t>
+        <w:t xml:space="preserve">function () â€¦ end</w:t>
       </w:r>
       <w:r>
         <w:rPr/>
@@ -8486,11 +8969,11 @@
       </w:pPr>
       <w:r>
         <w:rPr/>
-        <w:t xml:space="preserve">Una lambda cattura l'ambiente in cui è creata. Secondo </w:t>
-      </w:r>
-      <w:r>
-        <w:rPr/>
-        <w:t xml:space="preserve">SPEC-CORE §5</w:t>
+        <w:t xml:space="preserve">Una lambda cattura l'ambiente in cui Ã¨ creata. Secondo </w:t>
+      </w:r>
+      <w:r>
+        <w:rPr/>
+        <w:t xml:space="preserve">SPEC-CORE Â§5</w:t>
       </w:r>
       <w:r>
         <w:rPr/>
@@ -8578,7 +9061,7 @@
       </w:r>
       <w:r>
         <w:rPr/>
-        <w:t xml:space="preserve"> può non funzionare sul seed. L'interprete JS e la specifica usano il modello condiviso.</w:t>
+        <w:t xml:space="preserve"> puÃ² non funzionare sul seed. L'interprete JS e la specifica usano il modello condiviso.</w:t>
       </w:r>
     </w:p>
     <w:p>
@@ -8595,7 +9078,7 @@
       <w:pPr>
         <w:numPr>
           <w:ilvl w:val="0"/>
-          <w:numId w:val="4"/>
+          <w:numId w:val="5"/>
         </w:numPr>
         <w:spacing w:lineRule="auto"/>
       </w:pPr>
@@ -8639,14 +9122,14 @@
       </w:r>
       <w:r>
         <w:rPr/>
-        <w:t xml:space="preserve">; un nome è visibile nell'ambiente in cui è legato e in quelli interni (scope lessicale), mai in quelli esterni.</w:t>
+        <w:t xml:space="preserve">; un nome Ã¨ visibile nell'ambiente in cui Ã¨ legato e in quelli interni (scope lessicale), mai in quelli esterni.</w:t>
       </w:r>
     </w:p>
     <w:p>
       <w:pPr>
         <w:numPr>
           <w:ilvl w:val="0"/>
-          <w:numId w:val="4"/>
+          <w:numId w:val="5"/>
         </w:numPr>
         <w:spacing w:lineRule="auto"/>
       </w:pPr>
@@ -8675,7 +9158,7 @@
       <w:pPr>
         <w:numPr>
           <w:ilvl w:val="0"/>
-          <w:numId w:val="4"/>
+          <w:numId w:val="5"/>
         </w:numPr>
         <w:spacing w:lineRule="auto"/>
       </w:pPr>
@@ -8687,14 +9170,14 @@
       </w:r>
       <w:r>
         <w:rPr/>
-        <w:t xml:space="preserve"> l'assegnamento a un nome già legato fuori aggiorna quel legame.</w:t>
+        <w:t xml:space="preserve"> l'assegnamento a un nome giÃ  legato fuori aggiorna quel legame.</w:t>
       </w:r>
     </w:p>
     <w:p>
       <w:pPr>
         <w:numPr>
           <w:ilvl w:val="0"/>
-          <w:numId w:val="4"/>
+          <w:numId w:val="5"/>
         </w:numPr>
         <w:spacing w:lineRule="auto"/>
       </w:pPr>
@@ -8713,13 +9196,13 @@
       <w:pPr>
         <w:numPr>
           <w:ilvl w:val="0"/>
-          <w:numId w:val="4"/>
+          <w:numId w:val="5"/>
         </w:numPr>
         <w:spacing w:lineRule="auto"/>
       </w:pPr>
       <w:r>
         <w:rPr/>
-        <w:t xml:space="preserve">let x = …</w:t>
+        <w:t xml:space="preserve">let x = â€¦</w:t>
       </w:r>
       <w:r>
         <w:rPr/>
@@ -8797,7 +9280,7 @@
       </w:pPr>
       <w:r>
         <w:rPr/>
-        <w:t xml:space="preserve">Per far uscire un risultato da una funzione, restituiscilo — oppure usa una lista, che è mutabile.</w:t>
+        <w:t xml:space="preserve">Per far uscire un risultato da una funzione, restituiscilo â€” oppure usa una lista, che Ã¨ mutabile.</w:t>
       </w:r>
     </w:p>
     <w:p>
@@ -8828,7 +9311,7 @@
       </w:pPr>
       <w:r>
         <w:rPr/>
-        <w:t xml:space="preserve">Una lista è eterogenea, annidabile e </w:t>
+        <w:t xml:space="preserve">Una lista Ã¨ eterogenea, annidabile e </w:t>
       </w:r>
       <w:r>
         <w:rPr>
@@ -9248,7 +9731,7 @@
               <w:rPr>
                 <w:highlight w:val="lightGray"/>
               </w:rPr>
-              <w:t xml:space="preserve">length("é") == 2</w:t>
+              <w:t xml:space="preserve">length("Ã©") == 2</w:t>
             </w:r>
           </w:p>
           <w:p>
@@ -9644,13 +10127,13 @@
       </w:pPr>
       <w:r>
         <w:rPr/>
-        <w:t xml:space="preserve">Questa è una delle idee portanti di Triad: </w:t>
+        <w:t xml:space="preserve">Questa Ã¨ una delle idee portanti di Triad: </w:t>
       </w:r>
       <w:r>
         <w:rPr>
           <w:b/>
         </w:rPr>
-        <w:t xml:space="preserve">l'errore è un valore</w:t>
+        <w:t xml:space="preserve">l'errore Ã¨ un valore</w:t>
       </w:r>
       <w:r>
         <w:rPr/>
@@ -9677,7 +10160,7 @@
       </w:pPr>
       <w:r>
         <w:rPr/>
-        <w:t xml:space="preserve">Un errore è un valore </w:t>
+        <w:t xml:space="preserve">Un errore Ã¨ un valore </w:t>
       </w:r>
       <w:r>
         <w:rPr/>
@@ -9692,7 +10175,7 @@
       <w:pPr>
         <w:numPr>
           <w:ilvl w:val="0"/>
-          <w:numId w:val="5"/>
+          <w:numId w:val="6"/>
         </w:numPr>
         <w:spacing w:lineRule="auto"/>
       </w:pPr>
@@ -9702,14 +10185,14 @@
       </w:r>
       <w:r>
         <w:rPr/>
-        <w:t xml:space="preserve"> — la categoria, su cui si può fare dispatch;</w:t>
+        <w:t xml:space="preserve"> â€” la categoria, su cui si puÃ² fare dispatch;</w:t>
       </w:r>
     </w:p>
     <w:p>
       <w:pPr>
         <w:numPr>
           <w:ilvl w:val="0"/>
-          <w:numId w:val="5"/>
+          <w:numId w:val="6"/>
         </w:numPr>
         <w:spacing w:lineRule="auto"/>
       </w:pPr>
@@ -9719,14 +10202,14 @@
       </w:r>
       <w:r>
         <w:rPr/>
-        <w:t xml:space="preserve"> — il messaggio;</w:t>
+        <w:t xml:space="preserve"> â€” il messaggio;</w:t>
       </w:r>
     </w:p>
     <w:p>
       <w:pPr>
         <w:numPr>
           <w:ilvl w:val="0"/>
-          <w:numId w:val="5"/>
+          <w:numId w:val="6"/>
         </w:numPr>
         <w:spacing w:lineRule="auto"/>
       </w:pPr>
@@ -9736,7 +10219,7 @@
       </w:r>
       <w:r>
         <w:rPr/>
-        <w:t xml:space="preserve"> — un valore qualsiasi, spesso un record </w:t>
+        <w:t xml:space="preserve"> â€” un valore qualsiasi, spesso un record </w:t>
       </w:r>
       <w:r>
         <w:rPr/>
@@ -10008,7 +10491,7 @@
               <w:rPr>
                 <w:highlight w:val="lightGray"/>
               </w:rPr>
-              <w:t xml:space="preserve">Err(:error, …)</w:t>
+              <w:t xml:space="preserve">Err(:error, â€¦)</w:t>
             </w:r>
           </w:p>
           <w:p>
@@ -10100,7 +10583,7 @@
             </w:pPr>
             <w:r>
               <w:rPr/>
-              <w:t xml:space="preserve"> è legato all'</w:t>
+              <w:t xml:space="preserve"> Ã¨ legato all'</w:t>
             </w:r>
           </w:p>
           <w:p>
@@ -10248,7 +10731,7 @@
             </w:pPr>
             <w:r>
               <w:rPr/>
-              <w:t xml:space="preserve"> è un </w:t>
+              <w:t xml:space="preserve"> Ã¨ un </w:t>
             </w:r>
           </w:p>
           <w:p>
@@ -10279,7 +10762,7 @@
       </w:pPr>
       <w:r>
         <w:rPr/>
-        <w:t xml:space="preserve">Tutti i fallimenti del linguaggio — divisione intera per zero, </w:t>
+        <w:t xml:space="preserve">Tutti i fallimenti del linguaggio â€” divisione intera per zero, </w:t>
       </w:r>
       <w:r>
         <w:rPr/>
@@ -10287,7 +10770,7 @@
       </w:r>
       <w:r>
         <w:rPr/>
-        <w:t xml:space="preserve">, indici fuori range, nessun metodo applicabile — arrivano come </w:t>
+        <w:t xml:space="preserve">, indici fuori range, nessun metodo applicabile â€” arrivano come </w:t>
       </w:r>
       <w:r>
         <w:rPr/>
@@ -10764,7 +11247,7 @@
             </w:pPr>
             <w:r>
               <w:rPr/>
-              <w:t xml:space="preserve">più metodi ugualmente specifici</w:t>
+              <w:t xml:space="preserve">piÃ¹ metodi ugualmente specifici</w:t>
             </w:r>
           </w:p>
         </w:tc>
@@ -11117,11 +11600,11 @@
       </w:r>
       <w:r>
         <w:rPr/>
-        <w:t xml:space="preserve">riga 12: …</w:t>
-      </w:r>
-      <w:r>
-        <w:rPr/>
-        <w:t xml:space="preserve">) e il codice di uscita è </w:t>
+        <w:t xml:space="preserve">riga 12: â€¦</w:t>
+      </w:r>
+      <w:r>
+        <w:rPr/>
+        <w:t xml:space="preserve">) e il codice di uscita Ã¨ </w:t>
       </w:r>
       <w:r>
         <w:rPr/>
@@ -11164,7 +11647,7 @@
       </w:r>
       <w:r>
         <w:rPr/>
-        <w:t xml:space="preserve"> né il tipo </w:t>
+        <w:t xml:space="preserve"> nÃ© il tipo </w:t>
       </w:r>
       <w:r>
         <w:rPr/>
@@ -11190,7 +11673,7 @@
       </w:r>
       <w:r>
         <w:rPr/>
-        <w:t xml:space="preserve"> e un messaggio diagnostico su stderr. Ma il pattern "errore come dato" si può già scrivere, ed è esattamente così che S1 implementerà Full. La convenzione è </w:t>
+        <w:t xml:space="preserve"> e un messaggio diagnostico su stderr. Ma il pattern "errore come dato" si puÃ² giÃ  scrivere, ed Ã¨ esattamente cosÃ¬ che S1 implementerÃ  Full. La convenzione Ã¨ </w:t>
       </w:r>
       <w:r>
         <w:rPr/>
@@ -11270,7 +11753,7 @@
       </w:r>
       <w:r>
         <w:rPr/>
-        <w:t xml:space="preserve"> è una lista di 3 elementi.</w:t>
+        <w:t xml:space="preserve"> Ã¨ una lista di 3 elementi.</w:t>
       </w:r>
     </w:p>
     <w:p>
@@ -11301,7 +11784,7 @@
       </w:pPr>
       <w:r>
         <w:rPr/>
-        <w:t xml:space="preserve">Un contratto è una precondizione (</w:t>
+        <w:t xml:space="preserve">Un contratto Ã¨ una precondizione (</w:t>
       </w:r>
       <w:r>
         <w:rPr/>
@@ -11341,7 +11824,7 @@
       <w:pPr>
         <w:numPr>
           <w:ilvl w:val="0"/>
-          <w:numId w:val="6"/>
+          <w:numId w:val="7"/>
         </w:numPr>
         <w:spacing w:lineRule="auto"/>
       </w:pPr>
@@ -11368,7 +11851,7 @@
       <w:pPr>
         <w:numPr>
           <w:ilvl w:val="0"/>
-          <w:numId w:val="6"/>
+          <w:numId w:val="7"/>
         </w:numPr>
         <w:spacing w:lineRule="auto"/>
       </w:pPr>
@@ -11403,7 +11886,7 @@
       <w:pPr>
         <w:numPr>
           <w:ilvl w:val="0"/>
-          <w:numId w:val="6"/>
+          <w:numId w:val="7"/>
         </w:numPr>
         <w:spacing w:lineRule="auto"/>
       </w:pPr>
@@ -11435,14 +11918,14 @@
       </w:r>
       <w:r>
         <w:rPr/>
-        <w:t xml:space="preserve"> della condizione: è un dato, si può ispezionare.</w:t>
+        <w:t xml:space="preserve"> della condizione: Ã¨ un dato, si puÃ² ispezionare.</w:t>
       </w:r>
     </w:p>
     <w:p>
       <w:pPr>
         <w:numPr>
           <w:ilvl w:val="0"/>
-          <w:numId w:val="6"/>
+          <w:numId w:val="7"/>
         </w:numPr>
         <w:spacing w:lineRule="auto"/>
       </w:pPr>
@@ -11458,7 +11941,7 @@
       </w:r>
       <w:r>
         <w:rPr/>
-        <w:t xml:space="preserve">: un effetto dentro un contratto dà </w:t>
+        <w:t xml:space="preserve">: un effetto dentro un contratto dÃ  </w:t>
       </w:r>
       <w:r>
         <w:rPr/>
@@ -11473,7 +11956,7 @@
       <w:pPr>
         <w:numPr>
           <w:ilvl w:val="0"/>
-          <w:numId w:val="6"/>
+          <w:numId w:val="7"/>
         </w:numPr>
         <w:spacing w:lineRule="auto"/>
       </w:pPr>
@@ -11494,7 +11977,7 @@
       <w:pPr>
         <w:numPr>
           <w:ilvl w:val="0"/>
-          <w:numId w:val="6"/>
+          <w:numId w:val="7"/>
         </w:numPr>
         <w:spacing w:lineRule="auto"/>
       </w:pPr>
@@ -11512,7 +11995,7 @@
       </w:r>
       <w:r>
         <w:rPr/>
-        <w:t xml:space="preserve"> è un </w:t>
+        <w:t xml:space="preserve"> Ã¨ un </w:t>
       </w:r>
       <w:r>
         <w:rPr/>
@@ -11594,7 +12077,7 @@
       </w:r>
       <w:r>
         <w:rPr/>
-        <w:t xml:space="preserve"> limita quanti passi il programma può consumare. Un passo è una chiamata, un'iterazione di ciclo o un passo di risoluzione. Quando il budget si esaurisce, </w:t>
+        <w:t xml:space="preserve"> limita quanti passi il programma puÃ² consumare. Un passo Ã¨ una chiamata, un'iterazione di ciclo o un passo di risoluzione. Quando il budget si esaurisce, </w:t>
       </w:r>
       <w:r>
         <w:rPr>
@@ -11612,7 +12095,7 @@
         <w:rPr>
           <w:b/>
         </w:rPr>
-        <w:t xml:space="preserve"> è </w:t>
+        <w:t xml:space="preserve"> Ã¨ </w:t>
       </w:r>
       <w:r>
         <w:rPr>
@@ -11670,7 +12153,7 @@
       </w:pPr>
       <w:r>
         <w:rPr/>
-        <w:t xml:space="preserve">I budget si annidano e vale il più stretto. Un </w:t>
+        <w:t xml:space="preserve">I budget si annidano e vale il piÃ¹ stretto. Un </w:t>
       </w:r>
       <w:r>
         <w:rPr/>
@@ -11692,11 +12175,11 @@
       </w:r>
       <w:r>
         <w:rPr/>
-        <w:t xml:space="preserve">solve … steps N</w:t>
-      </w:r>
-      <w:r>
-        <w:rPr/>
-        <w:t xml:space="preserve"> è il budget specifico di una query.</w:t>
+        <w:t xml:space="preserve">solve â€¦ steps N</w:t>
+      </w:r>
+      <w:r>
+        <w:rPr/>
+        <w:t xml:space="preserve"> Ã¨ il budget specifico di una query.</w:t>
       </w:r>
     </w:p>
     <w:p>
@@ -11754,7 +12237,7 @@
       </w:pPr>
       <w:r>
         <w:rPr/>
-        <w:t xml:space="preserve">La traccia di un calcolo è un </w:t>
+        <w:t xml:space="preserve">La traccia di un calcolo Ã¨ un </w:t>
       </w:r>
       <w:r>
         <w:rPr>
@@ -11890,7 +12373,7 @@
       </w:r>
       <w:r>
         <w:rPr/>
-        <w:t xml:space="preserve"> sono 15 chiamate e 30 eventi — è il valore atteso dal caso di conformance </w:t>
+        <w:t xml:space="preserve"> sono 15 chiamate e 30 eventi â€” Ã¨ il valore atteso dal caso di conformance </w:t>
       </w:r>
       <w:r>
         <w:rPr/>
@@ -11907,7 +12390,7 @@
       </w:pPr>
       <w:r>
         <w:rPr/>
-        <w:t xml:space="preserve">with trace … end</w:t>
+        <w:t xml:space="preserve">with trace â€¦ end</w:t>
       </w:r>
       <w:r>
         <w:rPr/>
@@ -11939,7 +12422,7 @@
       </w:r>
       <w:r>
         <w:rPr/>
-        <w:t xml:space="preserve">solve … trace</w:t>
+        <w:t xml:space="preserve">solve â€¦ trace</w:t>
       </w:r>
       <w:r>
         <w:rPr/>
@@ -11959,7 +12442,7 @@
       </w:r>
       <w:r>
         <w:rPr/>
-        <w:t xml:space="preserve"> è la lista delle soluzioni e gli eventi sono le porte del modello a scatole di Byrd (</w:t>
+        <w:t xml:space="preserve"> Ã¨ la lista delle soluzioni e gli eventi sono le porte del modello a scatole di Byrd (</w:t>
       </w:r>
       <w:r>
         <w:rPr/>
@@ -11991,7 +12474,7 @@
       </w:r>
       <w:r>
         <w:rPr/>
-        <w:t xml:space="preserve">) più </w:t>
+        <w:t xml:space="preserve">) piÃ¹ </w:t>
       </w:r>
       <w:r>
         <w:rPr/>
@@ -12039,7 +12522,7 @@
       </w:r>
       <w:r>
         <w:rPr/>
-        <w:t xml:space="preserve">solve … trace</w:t>
+        <w:t xml:space="preserve">solve â€¦ trace</w:t>
       </w:r>
       <w:r>
         <w:rPr/>
@@ -12273,7 +12756,7 @@
             </w:pPr>
             <w:r>
               <w:rPr/>
-              <w:t xml:space="preserve">il goal è dimostrato: è il "success" della ricerca</w:t>
+              <w:t xml:space="preserve">il goal Ã¨ dimostrato: Ã¨ il "success" della ricerca</w:t>
             </w:r>
           </w:p>
         </w:tc>
@@ -12444,7 +12927,7 @@
       <w:pPr>
         <w:numPr>
           <w:ilvl w:val="0"/>
-          <w:numId w:val="7"/>
+          <w:numId w:val="8"/>
         </w:numPr>
         <w:spacing w:lineRule="auto"/>
       </w:pPr>
@@ -12472,7 +12955,7 @@
       </w:r>
       <w:r>
         <w:rPr/>
-        <w:t xml:space="preserve"> della traccia, riferite al goal/clausola in corso. Il fallimento di un goal non è un'eccezione: si manifesta come </w:t>
+        <w:t xml:space="preserve"> della traccia, riferite al goal/clausola in corso. Il fallimento di un goal non Ã¨ un'eccezione: si manifesta come </w:t>
       </w:r>
       <w:r>
         <w:rPr>
@@ -12505,7 +12988,7 @@
       <w:pPr>
         <w:numPr>
           <w:ilvl w:val="0"/>
-          <w:numId w:val="7"/>
+          <w:numId w:val="8"/>
         </w:numPr>
         <w:spacing w:lineRule="auto"/>
       </w:pPr>
@@ -12515,15 +12998,15 @@
       </w:r>
       <w:r>
         <w:rPr/>
-        <w:t xml:space="preserve"> appare come evento aggiuntivo quando un ramo viene tagliato dal limite di profondità (</w:t>
-      </w:r>
-      <w:r>
-        <w:rPr/>
-        <w:t xml:space="preserve">solve … depth N</w:t>
-      </w:r>
-      <w:r>
-        <w:rPr/>
-        <w:t xml:space="preserve">), segnalando che la ricerca è stata interrotta prima di un </w:t>
+        <w:t xml:space="preserve"> appare come evento aggiuntivo quando un ramo viene tagliato dal limite di profonditÃ  (</w:t>
+      </w:r>
+      <w:r>
+        <w:rPr/>
+        <w:t xml:space="preserve">solve â€¦ depth N</w:t>
+      </w:r>
+      <w:r>
+        <w:rPr/>
+        <w:t xml:space="preserve">), segnalando che la ricerca Ã¨ stata interrotta prima di un </w:t>
       </w:r>
       <w:r>
         <w:rPr/>
@@ -12546,7 +13029,7 @@
       <w:pPr>
         <w:numPr>
           <w:ilvl w:val="0"/>
-          <w:numId w:val="7"/>
+          <w:numId w:val="8"/>
         </w:numPr>
         <w:spacing w:lineRule="auto"/>
       </w:pPr>
@@ -12601,13 +13084,13 @@
       <w:pPr>
         <w:numPr>
           <w:ilvl w:val="0"/>
-          <w:numId w:val="7"/>
+          <w:numId w:val="8"/>
         </w:numPr>
         <w:spacing w:lineRule="auto"/>
       </w:pPr>
       <w:r>
         <w:rPr/>
-        <w:t xml:space="preserve">Il riferimento di ogni evento è il </w:t>
+        <w:t xml:space="preserve">Il riferimento di ogni evento Ã¨ il </w:t>
       </w:r>
       <w:r>
         <w:rPr>
@@ -12633,7 +13116,7 @@
       </w:r>
       <w:r>
         <w:rPr/>
-        <w:t xml:space="preserve">, …) coinvolte in quel passo: leggendo la traccia si ricostruisce </w:t>
+        <w:t xml:space="preserve">, â€¦) coinvolte in quel passo: leggendo la traccia si ricostruisce </w:t>
       </w:r>
       <w:r>
         <w:rPr/>
@@ -12641,15 +13124,15 @@
       </w:r>
       <w:r>
         <w:rPr/>
-        <w:t xml:space="preserve"> alternativa è stata provata e </w:t>
-      </w:r>
-      <w:r>
-        <w:rPr/>
-        <w:t xml:space="preserve">perché</w:t>
-      </w:r>
-      <w:r>
-        <w:rPr/>
-        <w:t xml:space="preserve"> è fallita.</w:t>
+        <w:t xml:space="preserve"> alternativa Ã¨ stata provata e </w:t>
+      </w:r>
+      <w:r>
+        <w:rPr/>
+        <w:t xml:space="preserve">perchÃ©</w:t>
+      </w:r>
+      <w:r>
+        <w:rPr/>
+        <w:t xml:space="preserve"> Ã¨ fallita.</w:t>
       </w:r>
     </w:p>
     <w:p>
@@ -12974,7 +13457,7 @@
       </w:pPr>
       <w:r>
         <w:rPr/>
-        <w:t xml:space="preserve">Il controllo è </w:t>
+        <w:t xml:space="preserve">Il controllo Ã¨ </w:t>
       </w:r>
       <w:r>
         <w:rPr>
@@ -13047,7 +13530,7 @@
       <w:pPr>
         <w:numPr>
           <w:ilvl w:val="0"/>
-          <w:numId w:val="8"/>
+          <w:numId w:val="9"/>
         </w:numPr>
         <w:spacing w:lineRule="auto"/>
       </w:pPr>
@@ -13060,7 +13543,7 @@
       <w:pPr>
         <w:numPr>
           <w:ilvl w:val="0"/>
-          <w:numId w:val="8"/>
+          <w:numId w:val="9"/>
         </w:numPr>
         <w:spacing w:lineRule="auto"/>
       </w:pPr>
@@ -13073,7 +13556,7 @@
       <w:pPr>
         <w:numPr>
           <w:ilvl w:val="0"/>
-          <w:numId w:val="8"/>
+          <w:numId w:val="9"/>
         </w:numPr>
         <w:spacing w:lineRule="auto"/>
       </w:pPr>
@@ -13086,7 +13569,7 @@
       <w:pPr>
         <w:numPr>
           <w:ilvl w:val="0"/>
-          <w:numId w:val="8"/>
+          <w:numId w:val="9"/>
         </w:numPr>
         <w:spacing w:lineRule="auto"/>
       </w:pPr>
@@ -13100,14 +13583,14 @@
       </w:r>
       <w:r>
         <w:rPr/>
-        <w:t xml:space="preserve">, chiamare un predicato) è puro.</w:t>
+        <w:t xml:space="preserve">, chiamare un predicato) Ã¨ puro.</w:t>
       </w:r>
     </w:p>
     <w:p>
       <w:pPr>
         <w:numPr>
           <w:ilvl w:val="0"/>
-          <w:numId w:val="8"/>
+          <w:numId w:val="9"/>
         </w:numPr>
         <w:spacing w:lineRule="auto"/>
       </w:pPr>
@@ -13131,7 +13614,7 @@
       </w:r>
       <w:r>
         <w:rPr/>
-        <w:t xml:space="preserve"> è un effetto: modifica solo valori raggiungibili dall'ambiente locale.</w:t>
+        <w:t xml:space="preserve"> Ã¨ un effetto: modifica solo valori raggiungibili dall'ambiente locale.</w:t>
       </w:r>
     </w:p>
     <w:p>
@@ -13248,7 +13731,7 @@
       <w:pPr>
         <w:numPr>
           <w:ilvl w:val="0"/>
-          <w:numId w:val="9"/>
+          <w:numId w:val="10"/>
         </w:numPr>
         <w:spacing w:lineRule="auto"/>
       </w:pPr>
@@ -13258,7 +13741,7 @@
       </w:r>
       <w:r>
         <w:rPr/>
-        <w:t xml:space="preserve"> è un simbolo; </w:t>
+        <w:t xml:space="preserve"> Ã¨ un simbolo; </w:t>
       </w:r>
       <w:r>
         <w:rPr/>
@@ -13266,14 +13749,14 @@
       </w:r>
       <w:r>
         <w:rPr/>
-        <w:t xml:space="preserve"> è una variabile logica; numeri, stringhe e liste sono se stessi;</w:t>
+        <w:t xml:space="preserve"> Ã¨ una variabile logica; numeri, stringhe e liste sono se stessi;</w:t>
       </w:r>
     </w:p>
     <w:p>
       <w:pPr>
         <w:numPr>
           <w:ilvl w:val="0"/>
-          <w:numId w:val="9"/>
+          <w:numId w:val="10"/>
         </w:numPr>
         <w:spacing w:lineRule="auto"/>
       </w:pPr>
@@ -13283,7 +13766,7 @@
       </w:r>
       <w:r>
         <w:rPr/>
-        <w:t xml:space="preserve"> è un termine composto. Anche </w:t>
+        <w:t xml:space="preserve"> Ã¨ un termine composto. Anche </w:t>
       </w:r>
       <w:r>
         <w:rPr/>
@@ -13291,7 +13774,7 @@
       </w:r>
       <w:r>
         <w:rPr/>
-        <w:t xml:space="preserve"> è un termine (</w:t>
+        <w:t xml:space="preserve"> Ã¨ un termine (</w:t>
       </w:r>
       <w:r>
         <w:rPr/>
@@ -13316,7 +13799,7 @@
       <w:pPr>
         <w:numPr>
           <w:ilvl w:val="0"/>
-          <w:numId w:val="9"/>
+          <w:numId w:val="10"/>
         </w:numPr>
         <w:spacing w:lineRule="auto"/>
       </w:pPr>
@@ -13332,7 +13815,7 @@
       </w:r>
       <w:r>
         <w:rPr/>
-        <w:t xml:space="preserve"> è un valore dell'ambiente corrente, letto al momento in cui viene eseguito </w:t>
+        <w:t xml:space="preserve"> Ã¨ un valore dell'ambiente corrente, letto al momento in cui viene eseguito </w:t>
       </w:r>
       <w:r>
         <w:rPr/>
@@ -13371,7 +13854,7 @@
       <w:pPr>
         <w:numPr>
           <w:ilvl w:val="0"/>
-          <w:numId w:val="9"/>
+          <w:numId w:val="10"/>
         </w:numPr>
         <w:spacing w:lineRule="auto"/>
       </w:pPr>
@@ -13396,7 +13879,7 @@
       <w:pPr>
         <w:numPr>
           <w:ilvl w:val="0"/>
-          <w:numId w:val="9"/>
+          <w:numId w:val="10"/>
         </w:numPr>
         <w:spacing w:lineRule="auto"/>
       </w:pPr>
@@ -13421,7 +13904,7 @@
       <w:pPr>
         <w:numPr>
           <w:ilvl w:val="0"/>
-          <w:numId w:val="9"/>
+          <w:numId w:val="10"/>
         </w:numPr>
         <w:spacing w:lineRule="auto"/>
       </w:pPr>
@@ -13570,7 +14053,7 @@
               <w:rPr>
                 <w:highlight w:val="lightGray"/>
               </w:rPr>
-              <w:t xml:space="preserve">p(t…)</w:t>
+              <w:t xml:space="preserve">p(tâ€¦)</w:t>
             </w:r>
           </w:p>
         </w:tc>
@@ -13850,7 +14333,7 @@
             </w:pPr>
             <w:r>
               <w:rPr/>
-              <w:t xml:space="preserve">è una funzione: nega un </w:t>
+              <w:t xml:space="preserve">Ã¨ una funzione: nega un </w:t>
             </w:r>
           </w:p>
           <w:p>
@@ -14174,7 +14657,7 @@
               <w:rPr>
                 <w:highlight w:val="lightGray"/>
               </w:rPr>
-              <w:t xml:space="preserve">f(t…)</w:t>
+              <w:t xml:space="preserve">f(tâ€¦)</w:t>
             </w:r>
           </w:p>
           <w:p>
@@ -14316,7 +14799,7 @@
       </w:pPr>
       <w:r>
         <w:rPr/>
-        <w:t xml:space="preserve">Un predicato senza clausole con quell'arità, che non sia nemmeno una funzione, dà </w:t>
+        <w:t xml:space="preserve">Un predicato senza clausole con quell'aritÃ , che non sia nemmeno una funzione, dÃ  </w:t>
       </w:r>
       <w:r>
         <w:rPr/>
@@ -14324,7 +14807,7 @@
       </w:r>
       <w:r>
         <w:rPr/>
-        <w:t xml:space="preserve">. Una variabile non legata dentro un'espressione dà </w:t>
+        <w:t xml:space="preserve">. Una variabile non legata dentro un'espressione dÃ  </w:t>
       </w:r>
       <w:r>
         <w:rPr/>
@@ -14350,7 +14833,7 @@
       </w:r>
       <w:r>
         <w:rPr/>
-        <w:t xml:space="preserve"> è un valore</w:t>
+        <w:t xml:space="preserve"> Ã¨ un valore</w:t>
       </w:r>
     </w:p>
     <w:p>
@@ -14377,7 +14860,7 @@
       </w:r>
       <w:r>
         <w:rPr/>
-        <w:t xml:space="preserve">. Non stampa nulla: è un valore come un altro.</w:t>
+        <w:t xml:space="preserve">. Non stampa nulla: Ã¨ un valore come un altro.</w:t>
       </w:r>
     </w:p>
     <w:p>
@@ -14469,7 +14952,7 @@
       <w:pPr>
         <w:numPr>
           <w:ilvl w:val="0"/>
-          <w:numId w:val="10"/>
+          <w:numId w:val="11"/>
         </w:numPr>
         <w:spacing w:lineRule="auto"/>
       </w:pPr>
@@ -14479,7 +14962,7 @@
       </w:r>
       <w:r>
         <w:rPr/>
-        <w:t xml:space="preserve"> — al massimo </w:t>
+        <w:t xml:space="preserve"> â€” al massimo </w:t>
       </w:r>
       <w:r>
         <w:rPr/>
@@ -14494,7 +14977,7 @@
       <w:pPr>
         <w:numPr>
           <w:ilvl w:val="0"/>
-          <w:numId w:val="10"/>
+          <w:numId w:val="11"/>
         </w:numPr>
         <w:spacing w:lineRule="auto"/>
       </w:pPr>
@@ -14504,7 +14987,7 @@
       </w:r>
       <w:r>
         <w:rPr/>
-        <w:t xml:space="preserve"> — i rami più profondi di </w:t>
+        <w:t xml:space="preserve"> â€” i rami piÃ¹ profondi di </w:t>
       </w:r>
       <w:r>
         <w:rPr/>
@@ -14519,7 +15002,7 @@
       <w:pPr>
         <w:numPr>
           <w:ilvl w:val="0"/>
-          <w:numId w:val="10"/>
+          <w:numId w:val="11"/>
         </w:numPr>
         <w:spacing w:lineRule="auto"/>
       </w:pPr>
@@ -14529,7 +15012,7 @@
       </w:r>
       <w:r>
         <w:rPr/>
-        <w:t xml:space="preserve"> — al massimo </w:t>
+        <w:t xml:space="preserve"> â€” al massimo </w:t>
       </w:r>
       <w:r>
         <w:rPr/>
@@ -14545,7 +15028,7 @@
       </w:r>
       <w:r>
         <w:rPr/>
-        <w:t xml:space="preserve">; il default è </w:t>
+        <w:t xml:space="preserve">; il default Ã¨ </w:t>
       </w:r>
       <w:r>
         <w:rPr/>
@@ -14560,7 +15043,7 @@
       <w:pPr>
         <w:numPr>
           <w:ilvl w:val="0"/>
-          <w:numId w:val="10"/>
+          <w:numId w:val="11"/>
         </w:numPr>
         <w:spacing w:lineRule="auto"/>
       </w:pPr>
@@ -14570,7 +15053,7 @@
       </w:r>
       <w:r>
         <w:rPr/>
-        <w:t xml:space="preserve"> — vedi cap. 14.</w:t>
+        <w:t xml:space="preserve"> â€” vedi cap. 14.</w:t>
       </w:r>
     </w:p>
     <w:p>
@@ -14597,7 +15080,7 @@
       </w:r>
       <w:r>
         <w:rPr/>
-        <w:t xml:space="preserve">: dice se il goal è dimostrabile.</w:t>
+        <w:t xml:space="preserve">: dice se il goal Ã¨ dimostrabile.</w:t>
       </w:r>
     </w:p>
     <w:p>
@@ -14608,7 +15091,7 @@
         <w:rPr>
           <w:rFonts w:ascii="Courier" w:hAnsi="Courier"/>
         </w:rPr>
-        <w:t xml:space="preserve">if grandparent(:alice, :dave)     println("alice è nonna di dave") end </w:t>
+        <w:t xml:space="preserve">if grandparent(:alice, :dave)     println("alice Ã¨ nonna di dave") end </w:t>
       </w:r>
     </w:p>
     <w:p>
@@ -14793,11 +15276,11 @@
       </w:r>
       <w:r>
         <w:rPr/>
-        <w:t xml:space="preserve">. È lo stesso albero che il kernel esegue, che </w:t>
-      </w:r>
-      <w:r>
-        <w:rPr/>
-        <w:t xml:space="preserve">:( … )</w:t>
+        <w:t xml:space="preserve">. Ãˆ lo stesso albero che il kernel esegue, che </w:t>
+      </w:r>
+      <w:r>
+        <w:rPr/>
+        <w:t xml:space="preserve">:( â€¦ )</w:t>
       </w:r>
       <w:r>
         <w:rPr/>
@@ -15699,7 +16182,7 @@
               <w:rPr>
                 <w:highlight w:val="lightGray"/>
               </w:rPr>
-              <w:t xml:space="preserve">(let (tuple …) body)</w:t>
+              <w:t xml:space="preserve">(let (tuple â€¦) body)</w:t>
             </w:r>
           </w:p>
           <w:p>
@@ -15719,7 +16202,7 @@
               <w:rPr>
                 <w:highlight w:val="lightGray"/>
               </w:rPr>
-              <w:t xml:space="preserve">(block …)</w:t>
+              <w:t xml:space="preserve">(block â€¦)</w:t>
             </w:r>
           </w:p>
         </w:tc>
@@ -15743,7 +16226,7 @@
               <w:rPr>
                 <w:highlight w:val="lightGray"/>
               </w:rPr>
-              <w:t xml:space="preserve">function f(a::T)::R !io … end</w:t>
+              <w:t xml:space="preserve">function f(a::T)::R !io â€¦ end</w:t>
             </w:r>
           </w:p>
         </w:tc>
@@ -15833,7 +16316,7 @@
               <w:rPr>
                 <w:highlight w:val="lightGray"/>
               </w:rPr>
-              <w:t xml:space="preserve">macro m(a) … end</w:t>
+              <w:t xml:space="preserve">macro m(a) â€¦ end</w:t>
             </w:r>
           </w:p>
           <w:p>
@@ -15938,7 +16421,7 @@
               <w:rPr>
                 <w:highlight w:val="lightGray"/>
               </w:rPr>
-              <w:t xml:space="preserve">quote … end</w:t>
+              <w:t xml:space="preserve">quote â€¦ end</w:t>
             </w:r>
           </w:p>
           <w:p>
@@ -15999,7 +16482,7 @@
               <w:rPr>
                 <w:highlight w:val="lightGray"/>
               </w:rPr>
-              <w:t xml:space="preserve">(quasi (block …))</w:t>
+              <w:t xml:space="preserve">(quasi (block â€¦))</w:t>
             </w:r>
           </w:p>
           <w:p>
@@ -16218,7 +16701,7 @@
               <w:rPr>
                 <w:highlight w:val="lightGray"/>
               </w:rPr>
-              <w:t xml:space="preserve">with budget(steps = N), trace … end</w:t>
+              <w:t xml:space="preserve">with budget(steps = N), trace â€¦ end</w:t>
             </w:r>
           </w:p>
         </w:tc>
@@ -16328,7 +16811,7 @@
       </w:r>
       <w:r>
         <w:rPr/>
-        <w:t xml:space="preserve"> di un'espressione: se è codice viene innestato, se è un numero o una lista diventa una costante, se è un Symbol diventa un identificatore. </w:t>
+        <w:t xml:space="preserve"> di un'espressione: se Ã¨ codice viene innestato, se Ã¨ un numero o una lista diventa una costante, se Ã¨ un Symbol diventa un identificatore. </w:t>
       </w:r>
       <w:r>
         <w:rPr/>
@@ -16483,7 +16966,7 @@
       </w:pPr>
       <w:r>
         <w:rPr/>
-        <w:t xml:space="preserve">L'espansione è </w:t>
+        <w:t xml:space="preserve">L'espansione Ã¨ </w:t>
       </w:r>
       <w:r>
         <w:rPr>
@@ -16493,13 +16976,13 @@
       </w:r>
       <w:r>
         <w:rPr/>
-        <w:t xml:space="preserve"> (§15) e </w:t>
+        <w:t xml:space="preserve"> (Â§15) e </w:t>
       </w:r>
       <w:r>
         <w:rPr>
           <w:b/>
         </w:rPr>
-        <w:t xml:space="preserve">non è igienica</w:t>
+        <w:t xml:space="preserve">non Ã¨ igienica</w:t>
       </w:r>
       <w:r>
         <w:rPr/>
@@ -17139,7 +17622,7 @@
       </w:r>
       <w:r>
         <w:rPr/>
-        <w:t xml:space="preserve"> è più piccolo: </w:t>
+        <w:t xml:space="preserve"> Ã¨ piÃ¹ piccolo: </w:t>
       </w:r>
       <w:r>
         <w:rPr/>
@@ -17239,7 +17722,7 @@
       </w:r>
       <w:r>
         <w:rPr/>
-        <w:t xml:space="preserve">SPEC-CORE §7</w:t>
+        <w:t xml:space="preserve">SPEC-CORE Â§7</w:t>
       </w:r>
       <w:r>
         <w:rPr/>
@@ -17344,11 +17827,11 @@
       </w:r>
       <w:r>
         <w:rPr/>
-        <w:t xml:space="preserve"> è normativa (</w:t>
-      </w:r>
-      <w:r>
-        <w:rPr/>
-        <w:t xml:space="preserve">SPEC §14</w:t>
+        <w:t xml:space="preserve"> Ã¨ normativa (</w:t>
+      </w:r>
+      <w:r>
+        <w:rPr/>
+        <w:t xml:space="preserve">SPEC Â§14</w:t>
       </w:r>
       <w:r>
         <w:rPr/>
@@ -17370,7 +17853,7 @@
       <w:pPr>
         <w:numPr>
           <w:ilvl w:val="0"/>
-          <w:numId w:val="11"/>
+          <w:numId w:val="12"/>
         </w:numPr>
         <w:spacing w:lineRule="auto"/>
       </w:pPr>
@@ -17392,7 +17875,7 @@
       </w:r>
       <w:r>
         <w:rPr/>
-        <w:t xml:space="preserve"> si può omettere; lo shebang </w:t>
+        <w:t xml:space="preserve"> si puÃ² omettere; lo shebang </w:t>
       </w:r>
       <w:r>
         <w:rPr/>
@@ -17400,14 +17883,14 @@
       </w:r>
       <w:r>
         <w:rPr/>
-        <w:t xml:space="preserve"> è ignorato.</w:t>
+        <w:t xml:space="preserve"> Ã¨ ignorato.</w:t>
       </w:r>
     </w:p>
     <w:p>
       <w:pPr>
         <w:numPr>
           <w:ilvl w:val="0"/>
-          <w:numId w:val="11"/>
+          <w:numId w:val="12"/>
         </w:numPr>
         <w:spacing w:lineRule="auto"/>
       </w:pPr>
@@ -17428,7 +17911,7 @@
       <w:pPr>
         <w:numPr>
           <w:ilvl w:val="0"/>
-          <w:numId w:val="11"/>
+          <w:numId w:val="12"/>
         </w:numPr>
         <w:spacing w:lineRule="auto"/>
       </w:pPr>
@@ -17477,7 +17960,7 @@
       </w:pPr>
       <w:r>
         <w:rPr/>
-        <w:t xml:space="preserve">Il REPL è in stile Prolog:</w:t>
+        <w:t xml:space="preserve">Il REPL Ã¨ in stile Prolog:</w:t>
       </w:r>
     </w:p>
     <w:p>
@@ -17495,13 +17978,13 @@
       <w:pPr>
         <w:numPr>
           <w:ilvl w:val="0"/>
-          <w:numId w:val="12"/>
+          <w:numId w:val="13"/>
         </w:numPr>
         <w:spacing w:lineRule="auto"/>
       </w:pPr>
       <w:r>
         <w:rPr/>
-        <w:t xml:space="preserve">I blocchi restano aperti finché non sono chiusi da </w:t>
+        <w:t xml:space="preserve">I blocchi restano aperti finchÃ© non sono chiusi da </w:t>
       </w:r>
       <w:r>
         <w:rPr/>
@@ -17516,7 +17999,7 @@
       <w:pPr>
         <w:numPr>
           <w:ilvl w:val="0"/>
-          <w:numId w:val="12"/>
+          <w:numId w:val="13"/>
         </w:numPr>
         <w:spacing w:lineRule="auto"/>
       </w:pPr>
@@ -17534,7 +18017,7 @@
       </w:r>
       <w:r>
         <w:rPr/>
-        <w:t xml:space="preserve"> finale è facoltativo) esegue una query con le opzioni di </w:t>
+        <w:t xml:space="preserve"> finale Ã¨ facoltativo) esegue una query con le opzioni di </w:t>
       </w:r>
       <w:r>
         <w:rPr/>
@@ -17581,20 +18064,20 @@
       <w:pPr>
         <w:numPr>
           <w:ilvl w:val="0"/>
-          <w:numId w:val="12"/>
+          <w:numId w:val="13"/>
         </w:numPr>
         <w:spacing w:lineRule="auto"/>
       </w:pPr>
       <w:r>
         <w:rPr/>
-        <w:t xml:space="preserve">Un'istruzione che è un goal su un predicato della knowledge base è trattata come query.</w:t>
+        <w:t xml:space="preserve">Un'istruzione che Ã¨ un goal su un predicato della knowledge base Ã¨ trattata come query.</w:t>
       </w:r>
     </w:p>
     <w:p>
       <w:pPr>
         <w:numPr>
           <w:ilvl w:val="0"/>
-          <w:numId w:val="12"/>
+          <w:numId w:val="13"/>
         </w:numPr>
         <w:spacing w:lineRule="auto"/>
       </w:pPr>
@@ -17647,7 +18130,7 @@
       <w:pPr>
         <w:numPr>
           <w:ilvl w:val="0"/>
-          <w:numId w:val="12"/>
+          <w:numId w:val="13"/>
         </w:numPr>
         <w:spacing w:lineRule="auto"/>
       </w:pPr>
@@ -17657,7 +18140,7 @@
       </w:r>
       <w:r>
         <w:rPr/>
-        <w:t xml:space="preserve">:load FILE…</w:t>
+        <w:t xml:space="preserve">:load FILEâ€¦</w:t>
       </w:r>
       <w:r>
         <w:rPr/>
@@ -17764,13 +18247,13 @@
       <w:pPr>
         <w:numPr>
           <w:ilvl w:val="0"/>
-          <w:numId w:val="12"/>
+          <w:numId w:val="13"/>
         </w:numPr>
         <w:spacing w:lineRule="auto"/>
       </w:pPr>
       <w:r>
         <w:rPr/>
-        <w:t xml:space="preserve">Ctrl-C interrompe il calcolo in corso; un errore non gestito è stampato e il REPL continua.</w:t>
+        <w:t xml:space="preserve">Ctrl-C interrompe il calcolo in corso; un errore non gestito Ã¨ stampato e il REPL continua.</w:t>
       </w:r>
     </w:p>
     <w:p>
@@ -17815,7 +18298,7 @@
       </w:r>
       <w:r>
         <w:rPr/>
-        <w:t xml:space="preserve">SPEC-CORE §8</w:t>
+        <w:t xml:space="preserve">SPEC-CORE Â§8</w:t>
       </w:r>
       <w:r>
         <w:rPr/>
@@ -18052,7 +18535,7 @@
             </w:pPr>
             <w:r>
               <w:rPr/>
-              <w:t xml:space="preserve"> 0–255) alla posizione </w:t>
+              <w:t xml:space="preserve"> 0â€“255) alla posizione </w:t>
             </w:r>
           </w:p>
           <w:p>
@@ -18262,7 +18745,7 @@
       </w:pPr>
       <w:r>
         <w:rPr/>
-        <w:t xml:space="preserve">Un programma può leggere se stesso con </w:t>
+        <w:t xml:space="preserve">Un programma puÃ² leggere se stesso con </w:t>
       </w:r>
       <w:r>
         <w:rPr/>
@@ -18270,7 +18753,7 @@
       </w:r>
       <w:r>
         <w:rPr/>
-        <w:t xml:space="preserve">: è il primo passo di un interprete self-hosted.</w:t>
+        <w:t xml:space="preserve">: Ã¨ il primo passo di un interprete self-hosted.</w:t>
       </w:r>
     </w:p>
     <w:p>
@@ -18395,7 +18878,7 @@
       </w:pPr>
       <w:r>
         <w:rPr/>
-        <w:t xml:space="preserve">In Core non c'è </w:t>
+        <w:t xml:space="preserve">In Core non c'Ã¨ </w:t>
       </w:r>
       <w:r>
         <w:rPr/>
@@ -18403,7 +18886,7 @@
       </w:r>
       <w:r>
         <w:rPr/>
-        <w:t xml:space="preserve">: un record è una lista con un simbolo come tag in prima posizione.</w:t>
+        <w:t xml:space="preserve">: un record Ã¨ una lista con un simbolo come tag in prima posizione.</w:t>
       </w:r>
     </w:p>
     <w:p>
@@ -18455,7 +18938,7 @@
       </w:pPr>
       <w:r>
         <w:rPr/>
-        <w:t xml:space="preserve">È la struttura usata dagli interpreti in </w:t>
+        <w:t xml:space="preserve">Ãˆ la struttura usata dagli interpreti in </w:t>
       </w:r>
       <w:r>
         <w:rPr/>
@@ -18467,7 +18950,7 @@
       </w:r>
       <w:r>
         <w:rPr/>
-        <w:t xml:space="preserve">[nome1, valore1, nome2, valore2, …]</w:t>
+        <w:t xml:space="preserve">[nome1, valore1, nome2, valore2, â€¦]</w:t>
       </w:r>
       <w:r>
         <w:rPr/>
@@ -18523,7 +19006,7 @@
       </w:pPr>
       <w:r>
         <w:rPr/>
-        <w:t xml:space="preserve">Poiché una funzione nominata non può riassegnare un globale, lo stato condiviso si tiene in una lista mutabile o in una chiusura.</w:t>
+        <w:t xml:space="preserve">PoichÃ© una funzione nominata non puÃ² riassegnare un globale, lo stato condiviso si tiene in una lista mutabile o in una chiusura.</w:t>
       </w:r>
     </w:p>
     <w:p>
@@ -18616,13 +19099,13 @@
       <w:pPr>
         <w:numPr>
           <w:ilvl w:val="0"/>
-          <w:numId w:val="13"/>
+          <w:numId w:val="14"/>
         </w:numPr>
         <w:spacing w:lineRule="auto"/>
       </w:pPr>
       <w:r>
         <w:rPr/>
-        <w:t xml:space="preserve">Funzioni piccole con nomi chiari; caso base esplicito in ogni ricorsione; per profondità grandi preferisci </w:t>
+        <w:t xml:space="preserve">Funzioni piccole con nomi chiari; caso base esplicito in ogni ricorsione; per profonditÃ  grandi preferisci </w:t>
       </w:r>
       <w:r>
         <w:rPr/>
@@ -18637,7 +19120,7 @@
       <w:pPr>
         <w:numPr>
           <w:ilvl w:val="0"/>
-          <w:numId w:val="13"/>
+          <w:numId w:val="14"/>
         </w:numPr>
         <w:spacing w:lineRule="auto"/>
       </w:pPr>
@@ -18647,7 +19130,7 @@
       </w:r>
       <w:r>
         <w:rPr/>
-        <w:t xml:space="preserve">i = 1 … while i &lt;= length(xs)</w:t>
+        <w:t xml:space="preserve">i = 1 â€¦ while i &lt;= length(xs)</w:t>
       </w:r>
       <w:r>
         <w:rPr/>
@@ -18658,7 +19141,7 @@
       <w:pPr>
         <w:numPr>
           <w:ilvl w:val="0"/>
-          <w:numId w:val="13"/>
+          <w:numId w:val="14"/>
         </w:numPr>
         <w:spacing w:lineRule="auto"/>
       </w:pPr>
@@ -18703,7 +19186,7 @@
       <w:pPr>
         <w:numPr>
           <w:ilvl w:val="0"/>
-          <w:numId w:val="13"/>
+          <w:numId w:val="14"/>
         </w:numPr>
         <w:spacing w:lineRule="auto"/>
       </w:pPr>
@@ -18724,13 +19207,13 @@
       <w:pPr>
         <w:numPr>
           <w:ilvl w:val="0"/>
-          <w:numId w:val="13"/>
+          <w:numId w:val="14"/>
         </w:numPr>
         <w:spacing w:lineRule="auto"/>
       </w:pPr>
       <w:r>
         <w:rPr/>
-        <w:t xml:space="preserve">Metti le parentesi quando spezzi un'espressione su più righe.</w:t>
+        <w:t xml:space="preserve">Metti le parentesi quando spezzi un'espressione su piÃ¹ righe.</w:t>
       </w:r>
     </w:p>
     <w:p>
@@ -18752,16 +19235,16 @@
       </w:pPr>
       <w:r>
         <w:rPr/>
-        <w:t xml:space="preserve">Parte II — Esercizi</w:t>
-      </w:r>
-    </w:p>
-    <w:p>
-      <w:pPr>
-        <w:spacing w:lineRule="auto"/>
-      </w:pPr>
-      <w:r>
-        <w:rPr/>
-        <w:t xml:space="preserve">Ogni esercizio ha una soluzione verificata. Prova prima, poi apri il riquadro «Soluzione».</w:t>
+        <w:t xml:space="preserve">Parte II â€” Esercizi</w:t>
+      </w:r>
+    </w:p>
+    <w:p>
+      <w:pPr>
+        <w:spacing w:lineRule="auto"/>
+      </w:pPr>
+      <w:r>
+        <w:rPr/>
+        <w:t xml:space="preserve">Ogni esercizio ha una soluzione verificata. Prova prima, poi apri il riquadro Â«SoluzioneÂ».</w:t>
       </w:r>
     </w:p>
     <w:p>
@@ -18793,7 +19276,7 @@
       </w:pPr>
       <w:r>
         <w:rPr/>
-        <w:t xml:space="preserve">Esercizio 1 — Potenza e somme</w:t>
+        <w:t xml:space="preserve">Esercizio 1 â€” Potenza e somme</w:t>
       </w:r>
     </w:p>
     <w:p>
@@ -18830,7 +19313,7 @@
       </w:r>
       <w:r>
         <w:rPr/>
-        <w:t xml:space="preserve">1 + … + n</w:t>
+        <w:t xml:space="preserve">1 + â€¦ + n</w:t>
       </w:r>
       <w:r>
         <w:rPr/>
@@ -18918,7 +19401,7 @@
       </w:pPr>
       <w:r>
         <w:rPr/>
-        <w:t xml:space="preserve">Esercizio 2 — Numeri primi</w:t>
+        <w:t xml:space="preserve">Esercizio 2 â€” Numeri primi</w:t>
       </w:r>
     </w:p>
     <w:p>
@@ -18979,7 +19462,7 @@
       </w:pPr>
       <w:r>
         <w:rPr/>
-        <w:t xml:space="preserve">Esercizio 3 — Inverti una lista</w:t>
+        <w:t xml:space="preserve">Esercizio 3 â€” Inverti una lista</w:t>
       </w:r>
     </w:p>
     <w:p>
@@ -19048,7 +19531,7 @@
       </w:pPr>
       <w:r>
         <w:rPr/>
-        <w:t xml:space="preserve">Esercizio 4 — Ordinamento per inserzione</w:t>
+        <w:t xml:space="preserve">Esercizio 4 â€” Ordinamento per inserzione</w:t>
       </w:r>
     </w:p>
     <w:p>
@@ -19134,7 +19617,7 @@
       </w:pPr>
       <w:r>
         <w:rPr/>
-        <w:t xml:space="preserve">Esercizio 5 — Contatore di parole</w:t>
+        <w:t xml:space="preserve">Esercizio 5 â€” Contatore di parole</w:t>
       </w:r>
     </w:p>
     <w:p>
@@ -19211,7 +19694,7 @@
       </w:pPr>
       <w:r>
         <w:rPr/>
-        <w:t xml:space="preserve">Esercizio 6 — Un mini-tokenizer</w:t>
+        <w:t xml:space="preserve">Esercizio 6 â€” Un mini-tokenizer</w:t>
       </w:r>
     </w:p>
     <w:p>
@@ -19260,7 +19743,7 @@
       </w:r>
       <w:r>
         <w:rPr/>
-        <w:t xml:space="preserve">. È il primo passo di un interprete.</w:t>
+        <w:t xml:space="preserve">. Ãˆ il primo passo di un interprete.</w:t>
       </w:r>
     </w:p>
     <w:p>
@@ -19312,7 +19795,7 @@
       </w:pPr>
       <w:r>
         <w:rPr/>
-        <w:t xml:space="preserve">Esercizio 7 — Valutare un'espressione</w:t>
+        <w:t xml:space="preserve">Esercizio 7 â€” Valutare un'espressione</w:t>
       </w:r>
     </w:p>
     <w:p>
@@ -19345,7 +19828,7 @@
       </w:r>
       <w:r>
         <w:rPr/>
-        <w:t xml:space="preserve">, così le funzioni possono aggiornarla.</w:t>
+        <w:t xml:space="preserve">, cosÃ¬ le funzioni possono aggiornarla.</w:t>
       </w:r>
     </w:p>
     <w:p>
@@ -19397,7 +19880,7 @@
       </w:pPr>
       <w:r>
         <w:rPr/>
-        <w:t xml:space="preserve">Esercizio 8 — Un ambiente a dizionario</w:t>
+        <w:t xml:space="preserve">Esercizio 8 â€” Un ambiente a dizionario</w:t>
       </w:r>
     </w:p>
     <w:p>
@@ -19539,7 +20022,7 @@
       </w:pPr>
       <w:r>
         <w:rPr/>
-        <w:t xml:space="preserve">Esercizio 9 — Dispatch su struct</w:t>
+        <w:t xml:space="preserve">Esercizio 9 â€” Dispatch su struct</w:t>
       </w:r>
     </w:p>
     <w:p>
@@ -19596,7 +20079,7 @@
       </w:r>
       <w:r>
         <w:rPr/>
-        <w:t xml:space="preserve">. Verifica che il metodo più specifico vinca.</w:t>
+        <w:t xml:space="preserve">. Verifica che il metodo piÃ¹ specifico vinca.</w:t>
       </w:r>
     </w:p>
     <w:p>
@@ -19648,7 +20131,7 @@
       </w:pPr>
       <w:r>
         <w:rPr/>
-        <w:t xml:space="preserve">Esercizio 10 — Una base di conoscenza</w:t>
+        <w:t xml:space="preserve">Esercizio 10 â€” Una base di conoscenza</w:t>
       </w:r>
     </w:p>
     <w:p>
@@ -19749,7 +20232,7 @@
       </w:pPr>
       <w:r>
         <w:rPr/>
-        <w:t xml:space="preserve">Esercizio 11 — Contratti in pratica</w:t>
+        <w:t xml:space="preserve">Esercizio 11 â€” Contratti in pratica</w:t>
       </w:r>
     </w:p>
     <w:p>
@@ -19842,7 +20325,7 @@
       </w:pPr>
       <w:r>
         <w:rPr/>
-        <w:t xml:space="preserve">Esercizio 12 — Una macro che misura</w:t>
+        <w:t xml:space="preserve">Esercizio 12 â€” Una macro che misura</w:t>
       </w:r>
     </w:p>
     <w:p>
@@ -19923,7 +20406,7 @@
       </w:pPr>
       <w:r>
         <w:rPr/>
-        <w:t xml:space="preserve">Parte III — Riferimento</w:t>
+        <w:t xml:space="preserve">Parte III â€” Riferimento</w:t>
       </w:r>
     </w:p>
     <w:p>
@@ -19987,7 +20470,7 @@
         <w:rPr>
           <w:rFonts w:ascii="Courier" w:hAnsi="Courier"/>
         </w:rPr>
-        <w:t xml:space="preserve">program    = { sep } { stmt sep { sep } } ; sep        = NEWLINE | ";" ; block      = { sep } { stmt sep { sep } } ;  stmt       = funcdef | structdef | macrodef | fact | rule            | "requires" expr | "ensures" expr            | "return" [ expr ] | "break" | "continue"            | "(" NAME { "," NAME } ")" "=" expr            | expr ;  funcdef    = "function" fname "(" [ params ] ")" [ "::" TYPE ] [ "!" EFFECT { "," EFFECT } ]              block "end"            | NAME "(" [ params ] ")" "=" expr ; fname      = NAME | "+" | "-" | "*" | "/" | "%" | "^" | "==" | "&lt;" | "&lt;=" | "&gt;" | "&gt;=" ; params     = param { "," param } ; param      = NAME [ "::" TYPE ] | "(" NAME { "," NAME } ")" ; structdef  = "struct" NAME sep { NAME [ "::" TYPE ] sep } "end" ; macrodef   = "macro" NAME "(" [ NAME { "," NAME } ] ")" block "end" ;  fact       = "fact" term ; rule       = "rule" term [ ":-" goal { "," goal } ] ;  expr       = (* Pratt: precedenze dalla più bassa alla più alta *)   1  a = b   a += b   a -= b   a *= b                 (destra)   2  x -&gt; e   (a, b) -&gt; e   c ? a : b                 (destra)   3  ||   4  &amp;&amp;   5  ==  !=  &lt;  &lt;=  &gt;  &gt;=  in  isa  is   6  a:b                                               (range, senza spazi)   7  +  -   8  *  /  %   9  -x  !x  +x  $x                                    (unari)  10  ^                                                 (destra)  11  e::T                                              (asserzione di tipo)  12  f(args)  xs[i]  a.campo                           (postfissi, senza spazio prima di ( e [)  primary    = NUMBER | STRING | SYMBOL | LVAR | NAME | "true" | "false" | "nothing"            | "(" expr ")" | "(" expr "," ... ")"       (* tupla: parametri di lambda *)            | "[" [ expr { "," expr } [ "|" expr ] ] "]"            | "[" expr "for" NAME "in" expr [ "if" expr ] "]"            | ":(" expr ")" | "quote" block "end"            | "@" NAME "(" args ")"            | "if" expr block { "elseif" expr block } [ "else" block ] "end"            | "while" expr block "end"            | "for" NAME "in" expr block "end"            | "for" "(" NAME { "," NAME } ")" "in" expr block "end"            | "let" [ NAME "=" expr { "," NAME "=" expr } ] block "end"            | "begin" block "end"            | "try" block [ "catch" [ NAME ] block ] "end"            | "with" modifier { "," modifier } block "end"            | "solve" goal { "limit" expr | "depth" expr | "steps" expr | "trace" }            | "function" "(" params ")" block "end" ; modifier   = "budget" "(" "steps" "=" expr ")" | "trace" ; </w:t>
+        <w:t xml:space="preserve">program    = { sep } { stmt sep { sep } } ; sep        = NEWLINE | ";" ; block      = { sep } { stmt sep { sep } } ;  stmt       = funcdef | structdef | macrodef | fact | rule            | "requires" expr | "ensures" expr            | "return" [ expr ] | "break" | "continue"            | "(" NAME { "," NAME } ")" "=" expr            | expr ;  funcdef    = "function" fname "(" [ params ] ")" [ "::" TYPE ] [ "!" EFFECT { "," EFFECT } ]              block "end"            | NAME "(" [ params ] ")" "=" expr ; fname      = NAME | "+" | "-" | "*" | "/" | "%" | "^" | "==" | "&lt;" | "&lt;=" | "&gt;" | "&gt;=" ; params     = param { "," param } ; param      = NAME [ "::" TYPE ] | "(" NAME { "," NAME } ")" ; structdef  = "struct" NAME sep { NAME [ "::" TYPE ] sep } "end" ; macrodef   = "macro" NAME "(" [ NAME { "," NAME } ] ")" block "end" ;  fact       = "fact" term ; rule       = "rule" term [ ":-" goal { "," goal } ] ;  expr       = (* Pratt: precedenze dalla piÃ¹ bassa alla piÃ¹ alta *)   1  a = b   a += b   a -= b   a *= b                 (destra)   2  x -&gt; e   (a, b) -&gt; e   c ? a : b                 (destra)   3  ||   4  &amp;&amp;   5  ==  !=  &lt;  &lt;=  &gt;  &gt;=  in  isa  is   6  a:b                                               (range, senza spazi)   7  +  -   8  *  /  %   9  -x  !x  +x  $x                                    (unari)  10  ^                                                 (destra)  11  e::T                                              (asserzione di tipo)  12  f(args)  xs[i]  a.campo                           (postfissi, senza spazio prima di ( e [)  primary    = NUMBER | STRING | SYMBOL | LVAR | NAME | "true" | "false" | "nothing"            | "(" expr ")" | "(" expr "," ... ")"       (* tupla: parametri di lambda *)            | "[" [ expr { "," expr } [ "|" expr ] ] "]"            | "[" expr "for" NAME "in" expr [ "if" expr ] "]"            | ":(" expr ")" | "quote" block "end"            | "@" NAME "(" args ")"            | "if" expr block { "elseif" expr block } [ "else" block ] "end"            | "while" expr block "end"            | "for" NAME "in" expr block "end"            | "for" "(" NAME { "," NAME } ")" "in" expr block "end"            | "let" [ NAME "=" expr { "," NAME "=" expr } ] block "end"            | "begin" block "end"            | "try" block [ "catch" [ NAME ] block ] "end"            | "with" modifier { "," modifier } block "end"            | "solve" goal { "limit" expr | "depth" expr | "steps" expr | "trace" }            | "function" "(" params ")" block "end" ; modifier   = "budget" "(" "steps" "=" expr ")" | "trace" ; </w:t>
       </w:r>
     </w:p>
     <w:p>
@@ -20712,7 +21195,7 @@
               <w:rPr>
                 <w:highlight w:val="lightGray"/>
               </w:rPr>
-              <w:t xml:space="preserve">quote … end</w:t>
+              <w:t xml:space="preserve">quote â€¦ end</w:t>
             </w:r>
           </w:p>
         </w:tc>
@@ -20840,7 +21323,7 @@
               <w:rPr>
                 <w:highlight w:val="lightGray"/>
               </w:rPr>
-              <w:t xml:space="preserve">if c … elseif d … else … end</w:t>
+              <w:t xml:space="preserve">if c â€¦ elseif d â€¦ else â€¦ end</w:t>
             </w:r>
           </w:p>
         </w:tc>
@@ -20926,7 +21409,7 @@
               <w:rPr>
                 <w:highlight w:val="lightGray"/>
               </w:rPr>
-              <w:t xml:space="preserve">while c … end</w:t>
+              <w:t xml:space="preserve">while c â€¦ end</w:t>
             </w:r>
           </w:p>
           <w:p>
@@ -20946,18 +21429,18 @@
             </w:pPr>
             <w:r>
               <w:rPr/>
-              <w:t xml:space="preserve"> · </w:t>
-            </w:r>
-          </w:p>
-          <w:p>
-            <w:pPr>
-              <w:spacing w:lineRule="auto"/>
-            </w:pPr>
-            <w:r>
-              <w:rPr>
-                <w:highlight w:val="lightGray"/>
-              </w:rPr>
-              <w:t xml:space="preserve">for x in xs … end</w:t>
+              <w:t xml:space="preserve"> Â· </w:t>
+            </w:r>
+          </w:p>
+          <w:p>
+            <w:pPr>
+              <w:spacing w:lineRule="auto"/>
+            </w:pPr>
+            <w:r>
+              <w:rPr>
+                <w:highlight w:val="lightGray"/>
+              </w:rPr>
+              <w:t xml:space="preserve">for x in xs â€¦ end</w:t>
             </w:r>
           </w:p>
           <w:p>
@@ -21140,7 +21623,7 @@
               <w:rPr>
                 <w:highlight w:val="lightGray"/>
               </w:rPr>
-              <w:t xml:space="preserve">let x = 1 … end</w:t>
+              <w:t xml:space="preserve">let x = 1 â€¦ end</w:t>
             </w:r>
           </w:p>
         </w:tc>
@@ -21183,7 +21666,7 @@
               <w:rPr>
                 <w:highlight w:val="lightGray"/>
               </w:rPr>
-              <w:t xml:space="preserve">begin … end</w:t>
+              <w:t xml:space="preserve">begin â€¦ end</w:t>
             </w:r>
           </w:p>
         </w:tc>
@@ -21462,7 +21945,7 @@
               <w:rPr>
                 <w:highlight w:val="lightGray"/>
               </w:rPr>
-              <w:t xml:space="preserve">function f(x) … end</w:t>
+              <w:t xml:space="preserve">function f(x) â€¦ end</w:t>
             </w:r>
           </w:p>
         </w:tc>
@@ -21516,7 +21999,7 @@
               <w:rPr>
                 <w:highlight w:val="lightGray"/>
               </w:rPr>
-              <w:t xml:space="preserve">function f(x)::Float … end</w:t>
+              <w:t xml:space="preserve">function f(x)::Float â€¦ end</w:t>
             </w:r>
           </w:p>
         </w:tc>
@@ -21570,7 +22053,7 @@
               <w:rPr>
                 <w:highlight w:val="lightGray"/>
               </w:rPr>
-              <w:t xml:space="preserve">function f(x) !io … end</w:t>
+              <w:t xml:space="preserve">function f(x) !io â€¦ end</w:t>
             </w:r>
           </w:p>
         </w:tc>
@@ -21800,7 +22283,7 @@
       </w:r>
       <w:r>
         <w:rPr/>
-        <w:t xml:space="preserve"> né valori </w:t>
+        <w:t xml:space="preserve"> nÃ© valori </w:t>
       </w:r>
       <w:r>
         <w:rPr/>
@@ -21826,7 +22309,7 @@
       </w:r>
       <w:r>
         <w:rPr/>
-        <w:t xml:space="preserve"> e un messaggio diagnostico su stderr. Quello già stampato su stdout resta.</w:t>
+        <w:t xml:space="preserve"> e un messaggio diagnostico su stderr. Quello giÃ  stampato su stdout resta.</w:t>
       </w:r>
     </w:p>
     <w:tbl>
@@ -21914,7 +22397,7 @@
               <w:rPr>
                 <w:highlight w:val="lightGray"/>
               </w:rPr>
-              <w:t xml:space="preserve">parse error: unexpected token …</w:t>
+              <w:t xml:space="preserve">parse error: unexpected token â€¦</w:t>
             </w:r>
           </w:p>
           <w:p>
@@ -21934,7 +22417,7 @@
               <w:rPr>
                 <w:highlight w:val="lightGray"/>
               </w:rPr>
-              <w:t xml:space="preserve">parse error: expected …</w:t>
+              <w:t xml:space="preserve">parse error: expected â€¦</w:t>
             </w:r>
           </w:p>
         </w:tc>
@@ -22004,7 +22487,7 @@
               <w:rPr>
                 <w:highlight w:val="lightGray"/>
               </w:rPr>
-              <w:t xml:space="preserve">() -&gt; …</w:t>
+              <w:t xml:space="preserve">() -&gt; â€¦</w:t>
             </w:r>
           </w:p>
           <w:p>
@@ -22119,7 +22602,7 @@
             </w:pPr>
             <w:r>
               <w:rPr/>
-              <w:t xml:space="preserve">si chiama un valore che non è una funzione (</w:t>
+              <w:t xml:space="preserve">si chiama un valore che non Ã¨ una funzione (</w:t>
             </w:r>
           </w:p>
           <w:p>
@@ -22605,7 +23088,7 @@
               <w:rPr>
                 <w:highlight w:val="lightGray"/>
               </w:rPr>
-              <w:t xml:space="preserve">cannot read file: …</w:t>
+              <w:t xml:space="preserve">cannot read file: â€¦</w:t>
             </w:r>
           </w:p>
         </w:tc>
@@ -22726,7 +23209,7 @@
       </w:r>
       <w:r>
         <w:rPr/>
-        <w:t xml:space="preserve">riga N: …</w:t>
+        <w:t xml:space="preserve">riga N: â€¦</w:t>
       </w:r>
       <w:r>
         <w:rPr/>
@@ -22887,7 +23370,7 @@
             </w:pPr>
             <w:r>
               <w:rPr/>
-              <w:t xml:space="preserve">; è anche ciò che il kernel esegue</w:t>
+              <w:t xml:space="preserve">; Ã¨ anche ciÃ² che il kernel esegue</w:t>
             </w:r>
           </w:p>
         </w:tc>
@@ -23153,7 +23636,7 @@
             </w:pPr>
             <w:r>
               <w:rPr/>
-              <w:t xml:space="preserve">funzione che cattura l'ambiente in cui è stata creata</w:t>
+              <w:t xml:space="preserve">funzione che cattura l'ambiente in cui Ã¨ stata creata</w:t>
             </w:r>
           </w:p>
         </w:tc>
@@ -23259,7 +23742,7 @@
             </w:pPr>
             <w:r>
               <w:rPr/>
-              <w:t xml:space="preserve">capacità dichiarata di una funzione: </w:t>
+              <w:t xml:space="preserve">capacitÃ  dichiarata di una funzione: </w:t>
             </w:r>
           </w:p>
           <w:p>
@@ -23716,7 +24199,7 @@
             </w:pPr>
             <w:r>
               <w:rPr/>
-              <w:t xml:space="preserve">un nome è visibile dove è stato legato e all'interno, mai all'esterno</w:t>
+              <w:t xml:space="preserve">un nome Ã¨ visibile dove Ã¨ stato legato e all'interno, mai all'esterno</w:t>
             </w:r>
           </w:p>
         </w:tc>
@@ -23950,7 +24433,7 @@
       </w:pPr>
       <w:r>
         <w:rPr/>
-        <w:t xml:space="preserve">Questa sezione non fa parte del linguaggio: è lo stato dell'implementazione,useful per orientarsi prima di scrivere codice.</w:t>
+        <w:t xml:space="preserve">Questa sezione non fa parte del linguaggio: Ã¨ lo stato dell'implementazione,useful per orientarsi prima di scrivere codice.</w:t>
       </w:r>
     </w:p>
     <w:tbl>
@@ -24286,7 +24769,7 @@
             </w:pPr>
             <w:r>
               <w:rPr/>
-              <w:t xml:space="preserve">funzionalità</w:t>
+              <w:t xml:space="preserve">funzionalitÃ</w:t>
             </w:r>
           </w:p>
         </w:tc>
@@ -24412,7 +24895,7 @@
             </w:pPr>
             <w:r>
               <w:rPr/>
-              <w:t xml:space="preserve">sì</w:t>
+              <w:t xml:space="preserve">sÃ¬</w:t>
             </w:r>
           </w:p>
         </w:tc>
@@ -24472,7 +24955,7 @@
             </w:pPr>
             <w:r>
               <w:rPr/>
-              <w:t xml:space="preserve">più parametri</w:t>
+              <w:t xml:space="preserve">piÃ¹ parametri</w:t>
             </w:r>
           </w:p>
         </w:tc>
@@ -24924,7 +25407,7 @@
             </w:pPr>
             <w:r>
               <w:rPr/>
-              <w:t xml:space="preserve">sì</w:t>
+              <w:t xml:space="preserve">sÃ¬</w:t>
             </w:r>
           </w:p>
         </w:tc>
@@ -25045,7 +25528,7 @@
       </w:r>
       <w:r>
         <w:rPr/>
-        <w:t xml:space="preserve">; se deve girare anche sul seed, restringiti alle funzionalità elencate nella colonna di destra e verificalo su Windows.</w:t>
+        <w:t xml:space="preserve">; se deve girare anche sul seed, restringiti alle funzionalitÃ  elencate nella colonna di destra e verificalo su Windows.</w:t>
       </w:r>
     </w:p>
     <w:p>
@@ -25061,7 +25544,7 @@
       <w:pPr>
         <w:numPr>
           <w:ilvl w:val="0"/>
-          <w:numId w:val="14"/>
+          <w:numId w:val="15"/>
         </w:numPr>
         <w:spacing w:lineRule="auto"/>
       </w:pPr>
@@ -25093,18 +25576,18 @@
       </w:r>
       <w:r>
         <w:rPr/>
-        <w:t xml:space="preserve">SPEC §1</w:t>
-      </w:r>
-      <w:r>
-        <w:rPr/>
-        <w:t xml:space="preserve"> per Triad-Full (a capo dentro le parentesi, o subito dopo un operatore binario) non è implementata nell'interprete di riferimento. Scrivere una istruzione per riga;</w:t>
+        <w:t xml:space="preserve">SPEC Â§1</w:t>
+      </w:r>
+      <w:r>
+        <w:rPr/>
+        <w:t xml:space="preserve"> per Triad-Full (a capo dentro le parentesi, o subito dopo un operatore binario) non Ã¨ implementata nell'interprete di riferimento. Scrivere una istruzione per riga;</w:t>
       </w:r>
     </w:p>
     <w:p>
       <w:pPr>
         <w:numPr>
           <w:ilvl w:val="0"/>
-          <w:numId w:val="14"/>
+          <w:numId w:val="15"/>
         </w:numPr>
         <w:spacing w:lineRule="auto"/>
       </w:pPr>
@@ -25122,7 +25605,7 @@
       </w:r>
       <w:r>
         <w:rPr/>
-        <w:t xml:space="preserve">: lì c'è l'helper non standard </w:t>
+        <w:t xml:space="preserve">: lÃ¬ c'Ã¨ l'helper non standard </w:t>
       </w:r>
       <w:r>
         <w:rPr/>
@@ -25162,7 +25645,7 @@
       </w:pPr>
       <w:r>
         <w:rPr/>
-        <w:t xml:space="preserve">Appendice A — Influenze dichiarate</w:t>
+        <w:t xml:space="preserve">Appendice A â€” Influenze dichiarate</w:t>
       </w:r>
     </w:p>
     <w:p>
@@ -25177,11 +25660,11 @@
         <w:rPr>
           <w:b/>
         </w:rPr>
-        <w:t xml:space="preserve">non è un dialetto di nessuno dei tre</w:t>
-      </w:r>
-      <w:r>
-        <w:rPr/>
-        <w:t xml:space="preserve">: la definizione del linguaggio è la specifica.</w:t>
+        <w:t xml:space="preserve">non Ã¨ un dialetto di nessuno dei tre</w:t>
+      </w:r>
+      <w:r>
+        <w:rPr/>
+        <w:t xml:space="preserve">: la definizione del linguaggio Ã¨ la specifica.</w:t>
       </w:r>
     </w:p>
     <w:tbl>
@@ -25297,7 +25780,7 @@
               <w:rPr>
                 <w:highlight w:val="lightGray"/>
               </w:rPr>
-              <w:t xml:space="preserve">function … end</w:t>
+              <w:t xml:space="preserve">function â€¦ end</w:t>
             </w:r>
           </w:p>
           <w:p>
@@ -25572,7 +26055,7 @@
               <w:rPr>
                 <w:highlight w:val="lightGray"/>
               </w:rPr>
-              <w:t xml:space="preserve">:( … )</w:t>
+              <w:t xml:space="preserve">:( â€¦ )</w:t>
             </w:r>
           </w:p>
           <w:p>
@@ -25669,7 +26152,7 @@
       </w:pPr>
       <w:r>
         <w:rPr/>
-        <w:t xml:space="preserve">Appendice B — Dove guardare</w:t>
+        <w:t xml:space="preserve">Appendice B â€” Dove guardare</w:t>
       </w:r>
     </w:p>
     <w:tbl>
@@ -26010,7 +26493,7 @@
             </w:pPr>
             <w:r>
               <w:rPr/>
-              <w:t xml:space="preserve"> · </w:t>
+              <w:t xml:space="preserve"> Â· </w:t>
             </w:r>
           </w:p>
           <w:p>
@@ -26077,7 +26560,7 @@
             </w:pPr>
             <w:r>
               <w:rPr/>
-              <w:t xml:space="preserve"> · </w:t>
+              <w:t xml:space="preserve"> Â· </w:t>
             </w:r>
           </w:p>
           <w:p>
@@ -26189,7 +26672,7 @@
             </w:pPr>
             <w:r>
               <w:rPr/>
-              <w:t xml:space="preserve"> — MIT</w:t>
+              <w:t xml:space="preserve"> â€” MIT</w:t>
             </w:r>
           </w:p>
         </w:tc>
@@ -26246,12 +26729,12 @@
           <wp:inline distB="0" distL="0" distR="0" distT="0">
             <wp:extent cx="5943600" cy="5943600"/>
             <wp:effectExtent b="0" l="0" r="0" t="0"/>
-            <wp:docPr id="1" name="image-N08O7UZba0nUGaO0i2vh1.webp"/>
+            <wp:docPr id="1" name="image-xS0CmUwRsBiPICBamUGER.webp"/>
             <a:graphic>
               <a:graphicData uri="http://schemas.openxmlformats.org/drawingml/2006/picture">
                 <pic:pic>
                   <pic:nvPicPr>
-                    <pic:cNvPr id="1" name="image-N08O7UZba0nUGaO0i2vh1.webp" descr="Logo di Triad"/>
+                    <pic:cNvPr id="1" name="image-xS0CmUwRsBiPICBamUGER.webp" descr="Logo di Triad"/>
                     <pic:cNvPicPr/>
                   </pic:nvPicPr>
                   <pic:blipFill>
@@ -26318,7 +26801,7 @@
       <w:pPr>
         <w:numPr>
           <w:ilvl w:val="0"/>
-          <w:numId w:val="15"/>
+          <w:numId w:val="16"/>
         </w:numPr>
         <w:spacing w:lineRule="auto"/>
       </w:pPr>
@@ -26377,7 +26860,7 @@
       <w:pPr>
         <w:numPr>
           <w:ilvl w:val="0"/>
-          <w:numId w:val="15"/>
+          <w:numId w:val="16"/>
         </w:numPr>
         <w:spacing w:lineRule="auto"/>
       </w:pPr>
@@ -26404,7 +26887,7 @@
       <w:pPr>
         <w:numPr>
           <w:ilvl w:val="0"/>
-          <w:numId w:val="15"/>
+          <w:numId w:val="16"/>
         </w:numPr>
         <w:spacing w:lineRule="auto"/>
       </w:pPr>
@@ -26467,7 +26950,7 @@
       <w:pPr>
         <w:numPr>
           <w:ilvl w:val="0"/>
-          <w:numId w:val="15"/>
+          <w:numId w:val="16"/>
         </w:numPr>
         <w:spacing w:lineRule="auto"/>
       </w:pPr>
@@ -27026,7 +27509,7 @@
       <w:pPr>
         <w:numPr>
           <w:ilvl w:val="0"/>
-          <w:numId w:val="16"/>
+          <w:numId w:val="17"/>
         </w:numPr>
         <w:spacing w:lineRule="auto"/>
       </w:pPr>
@@ -27055,7 +27538,7 @@
       <w:pPr>
         <w:numPr>
           <w:ilvl w:val="0"/>
-          <w:numId w:val="16"/>
+          <w:numId w:val="17"/>
         </w:numPr>
         <w:spacing w:lineRule="auto"/>
       </w:pPr>
@@ -27745,7 +28228,7 @@
       <w:pPr>
         <w:numPr>
           <w:ilvl w:val="0"/>
-          <w:numId w:val="17"/>
+          <w:numId w:val="18"/>
         </w:numPr>
         <w:spacing w:lineRule="auto"/>
       </w:pPr>
@@ -27856,7 +28339,7 @@
       <w:pPr>
         <w:numPr>
           <w:ilvl w:val="0"/>
-          <w:numId w:val="17"/>
+          <w:numId w:val="18"/>
         </w:numPr>
         <w:spacing w:lineRule="auto"/>
       </w:pPr>
@@ -28013,7 +28496,7 @@
       <w:pPr>
         <w:numPr>
           <w:ilvl w:val="0"/>
-          <w:numId w:val="18"/>
+          <w:numId w:val="19"/>
         </w:numPr>
         <w:spacing w:lineRule="auto"/>
       </w:pPr>
@@ -28032,7 +28515,7 @@
       <w:pPr>
         <w:numPr>
           <w:ilvl w:val="0"/>
-          <w:numId w:val="18"/>
+          <w:numId w:val="19"/>
         </w:numPr>
         <w:spacing w:lineRule="auto"/>
       </w:pPr>
@@ -28069,7 +28552,7 @@
       <w:pPr>
         <w:numPr>
           <w:ilvl w:val="0"/>
-          <w:numId w:val="18"/>
+          <w:numId w:val="19"/>
         </w:numPr>
         <w:spacing w:lineRule="auto"/>
       </w:pPr>
@@ -28459,7 +28942,7 @@
       <w:pPr>
         <w:numPr>
           <w:ilvl w:val="0"/>
-          <w:numId w:val="19"/>
+          <w:numId w:val="20"/>
         </w:numPr>
         <w:spacing w:lineRule="auto"/>
       </w:pPr>
@@ -28486,7 +28969,7 @@
       <w:pPr>
         <w:numPr>
           <w:ilvl w:val="0"/>
-          <w:numId w:val="19"/>
+          <w:numId w:val="20"/>
         </w:numPr>
         <w:spacing w:lineRule="auto"/>
       </w:pPr>
@@ -29023,7 +29506,7 @@
       <w:pPr>
         <w:numPr>
           <w:ilvl w:val="0"/>
-          <w:numId w:val="20"/>
+          <w:numId w:val="21"/>
         </w:numPr>
         <w:spacing w:lineRule="auto"/>
       </w:pPr>
@@ -29052,7 +29535,7 @@
       <w:pPr>
         <w:numPr>
           <w:ilvl w:val="0"/>
-          <w:numId w:val="20"/>
+          <w:numId w:val="21"/>
         </w:numPr>
         <w:spacing w:lineRule="auto"/>
       </w:pPr>
@@ -29079,7 +29562,7 @@
       <w:pPr>
         <w:numPr>
           <w:ilvl w:val="0"/>
-          <w:numId w:val="20"/>
+          <w:numId w:val="21"/>
         </w:numPr>
         <w:spacing w:lineRule="auto"/>
       </w:pPr>
@@ -29114,7 +29597,7 @@
       <w:pPr>
         <w:numPr>
           <w:ilvl w:val="0"/>
-          <w:numId w:val="20"/>
+          <w:numId w:val="21"/>
         </w:numPr>
         <w:spacing w:lineRule="auto"/>
       </w:pPr>
@@ -29218,7 +29701,7 @@
       <w:pPr>
         <w:numPr>
           <w:ilvl w:val="0"/>
-          <w:numId w:val="21"/>
+          <w:numId w:val="22"/>
         </w:numPr>
         <w:spacing w:lineRule="auto"/>
       </w:pPr>
@@ -29231,7 +29714,7 @@
       <w:pPr>
         <w:numPr>
           <w:ilvl w:val="0"/>
-          <w:numId w:val="21"/>
+          <w:numId w:val="22"/>
         </w:numPr>
         <w:spacing w:lineRule="auto"/>
       </w:pPr>
@@ -29252,7 +29735,7 @@
       <w:pPr>
         <w:numPr>
           <w:ilvl w:val="0"/>
-          <w:numId w:val="21"/>
+          <w:numId w:val="22"/>
         </w:numPr>
         <w:spacing w:lineRule="auto"/>
       </w:pPr>
@@ -29277,7 +29760,7 @@
       <w:pPr>
         <w:numPr>
           <w:ilvl w:val="0"/>
-          <w:numId w:val="21"/>
+          <w:numId w:val="22"/>
         </w:numPr>
         <w:spacing w:lineRule="auto"/>
       </w:pPr>
@@ -31104,7 +31587,7 @@
       <w:pPr>
         <w:numPr>
           <w:ilvl w:val="0"/>
-          <w:numId w:val="22"/>
+          <w:numId w:val="23"/>
         </w:numPr>
         <w:spacing w:lineRule="auto"/>
       </w:pPr>
@@ -31133,7 +31616,7 @@
       <w:pPr>
         <w:numPr>
           <w:ilvl w:val="0"/>
-          <w:numId w:val="22"/>
+          <w:numId w:val="23"/>
         </w:numPr>
         <w:spacing w:lineRule="auto"/>
       </w:pPr>
@@ -31198,7 +31681,7 @@
       <w:pPr>
         <w:numPr>
           <w:ilvl w:val="0"/>
-          <w:numId w:val="22"/>
+          <w:numId w:val="23"/>
         </w:numPr>
         <w:spacing w:lineRule="auto"/>
       </w:pPr>
@@ -31247,7 +31730,7 @@
       <w:pPr>
         <w:numPr>
           <w:ilvl w:val="0"/>
-          <w:numId w:val="22"/>
+          <w:numId w:val="23"/>
         </w:numPr>
         <w:spacing w:lineRule="auto"/>
       </w:pPr>
@@ -31454,7 +31937,7 @@
       <w:pPr>
         <w:numPr>
           <w:ilvl w:val="0"/>
-          <w:numId w:val="23"/>
+          <w:numId w:val="24"/>
         </w:numPr>
         <w:spacing w:lineRule="auto"/>
       </w:pPr>
@@ -31471,7 +31954,7 @@
       <w:pPr>
         <w:numPr>
           <w:ilvl w:val="0"/>
-          <w:numId w:val="23"/>
+          <w:numId w:val="24"/>
         </w:numPr>
         <w:spacing w:lineRule="auto"/>
       </w:pPr>
@@ -31504,7 +31987,7 @@
       <w:pPr>
         <w:numPr>
           <w:ilvl w:val="0"/>
-          <w:numId w:val="23"/>
+          <w:numId w:val="24"/>
         </w:numPr>
         <w:spacing w:lineRule="auto"/>
       </w:pPr>
@@ -31525,7 +32008,7 @@
       <w:pPr>
         <w:numPr>
           <w:ilvl w:val="0"/>
-          <w:numId w:val="23"/>
+          <w:numId w:val="24"/>
         </w:numPr>
         <w:spacing w:lineRule="auto"/>
       </w:pPr>
@@ -32526,7 +33009,7 @@
       <w:pPr>
         <w:numPr>
           <w:ilvl w:val="0"/>
-          <w:numId w:val="24"/>
+          <w:numId w:val="25"/>
         </w:numPr>
         <w:spacing w:lineRule="auto"/>
       </w:pPr>
@@ -32561,7 +33044,7 @@
       <w:pPr>
         <w:numPr>
           <w:ilvl w:val="0"/>
-          <w:numId w:val="24"/>
+          <w:numId w:val="25"/>
         </w:numPr>
         <w:spacing w:lineRule="auto"/>
       </w:pPr>
@@ -32604,7 +33087,7 @@
       <w:pPr>
         <w:numPr>
           <w:ilvl w:val="0"/>
-          <w:numId w:val="24"/>
+          <w:numId w:val="25"/>
         </w:numPr>
         <w:spacing w:lineRule="auto"/>
       </w:pPr>
@@ -32629,7 +33112,7 @@
       <w:pPr>
         <w:numPr>
           <w:ilvl w:val="0"/>
-          <w:numId w:val="24"/>
+          <w:numId w:val="25"/>
         </w:numPr>
         <w:spacing w:lineRule="auto"/>
       </w:pPr>
@@ -32695,7 +33178,7 @@
       <w:pPr>
         <w:numPr>
           <w:ilvl w:val="0"/>
-          <w:numId w:val="25"/>
+          <w:numId w:val="26"/>
         </w:numPr>
         <w:spacing w:lineRule="auto"/>
       </w:pPr>
@@ -32772,7 +33255,7 @@
       <w:pPr>
         <w:numPr>
           <w:ilvl w:val="0"/>
-          <w:numId w:val="25"/>
+          <w:numId w:val="26"/>
         </w:numPr>
         <w:spacing w:lineRule="auto"/>
       </w:pPr>
@@ -32797,7 +33280,7 @@
       <w:pPr>
         <w:numPr>
           <w:ilvl w:val="0"/>
-          <w:numId w:val="25"/>
+          <w:numId w:val="26"/>
         </w:numPr>
         <w:spacing w:lineRule="auto"/>
       </w:pPr>
@@ -33382,7 +33865,7 @@
       <w:pPr>
         <w:numPr>
           <w:ilvl w:val="0"/>
-          <w:numId w:val="26"/>
+          <w:numId w:val="27"/>
         </w:numPr>
         <w:spacing w:lineRule="auto"/>
       </w:pPr>
@@ -33415,7 +33898,7 @@
       <w:pPr>
         <w:numPr>
           <w:ilvl w:val="0"/>
-          <w:numId w:val="26"/>
+          <w:numId w:val="27"/>
         </w:numPr>
         <w:spacing w:lineRule="auto"/>
       </w:pPr>
@@ -33428,7 +33911,7 @@
       <w:pPr>
         <w:numPr>
           <w:ilvl w:val="0"/>
-          <w:numId w:val="26"/>
+          <w:numId w:val="27"/>
         </w:numPr>
         <w:spacing w:lineRule="auto"/>
       </w:pPr>
@@ -33840,7 +34323,7 @@
       <w:pPr>
         <w:numPr>
           <w:ilvl w:val="0"/>
-          <w:numId w:val="27"/>
+          <w:numId w:val="28"/>
         </w:numPr>
         <w:spacing w:lineRule="auto"/>
       </w:pPr>
@@ -33873,7 +34356,7 @@
       <w:pPr>
         <w:numPr>
           <w:ilvl w:val="0"/>
-          <w:numId w:val="27"/>
+          <w:numId w:val="28"/>
         </w:numPr>
         <w:spacing w:lineRule="auto"/>
       </w:pPr>
@@ -33902,7 +34385,7 @@
       <w:pPr>
         <w:numPr>
           <w:ilvl w:val="0"/>
-          <w:numId w:val="27"/>
+          <w:numId w:val="28"/>
         </w:numPr>
         <w:spacing w:lineRule="auto"/>
       </w:pPr>
@@ -33921,7 +34404,7 @@
       <w:pPr>
         <w:numPr>
           <w:ilvl w:val="0"/>
-          <w:numId w:val="27"/>
+          <w:numId w:val="28"/>
         </w:numPr>
         <w:spacing w:lineRule="auto"/>
       </w:pPr>
@@ -33940,7 +34423,7 @@
       <w:pPr>
         <w:numPr>
           <w:ilvl w:val="0"/>
-          <w:numId w:val="27"/>
+          <w:numId w:val="28"/>
         </w:numPr>
         <w:spacing w:lineRule="auto"/>
       </w:pPr>
@@ -34128,7 +34611,7 @@
       <w:pPr>
         <w:numPr>
           <w:ilvl w:val="0"/>
-          <w:numId w:val="28"/>
+          <w:numId w:val="29"/>
         </w:numPr>
         <w:spacing w:lineRule="auto"/>
       </w:pPr>
@@ -34157,7 +34640,7 @@
       <w:pPr>
         <w:numPr>
           <w:ilvl w:val="0"/>
-          <w:numId w:val="28"/>
+          <w:numId w:val="29"/>
         </w:numPr>
         <w:spacing w:lineRule="auto"/>
       </w:pPr>
@@ -34188,7 +34671,7 @@
       <w:pPr>
         <w:numPr>
           <w:ilvl w:val="0"/>
-          <w:numId w:val="28"/>
+          <w:numId w:val="29"/>
         </w:numPr>
         <w:spacing w:lineRule="auto"/>
       </w:pPr>
@@ -34217,7 +34700,7 @@
       <w:pPr>
         <w:numPr>
           <w:ilvl w:val="0"/>
-          <w:numId w:val="28"/>
+          <w:numId w:val="29"/>
         </w:numPr>
         <w:spacing w:lineRule="auto"/>
       </w:pPr>
@@ -34252,7 +34735,7 @@
       <w:pPr>
         <w:numPr>
           <w:ilvl w:val="0"/>
-          <w:numId w:val="28"/>
+          <w:numId w:val="29"/>
         </w:numPr>
         <w:spacing w:lineRule="auto"/>
       </w:pPr>
@@ -38631,7 +39114,7 @@
       <w:pPr>
         <w:numPr>
           <w:ilvl w:val="0"/>
-          <w:numId w:val="29"/>
+          <w:numId w:val="30"/>
         </w:numPr>
         <w:spacing w:lineRule="auto"/>
       </w:pPr>
@@ -38644,7 +39127,7 @@
       <w:pPr>
         <w:numPr>
           <w:ilvl w:val="0"/>
-          <w:numId w:val="29"/>
+          <w:numId w:val="30"/>
         </w:numPr>
         <w:spacing w:lineRule="auto"/>
       </w:pPr>
@@ -38665,7 +39148,7 @@
       <w:pPr>
         <w:numPr>
           <w:ilvl w:val="0"/>
-          <w:numId w:val="29"/>
+          <w:numId w:val="30"/>
         </w:numPr>
         <w:spacing w:lineRule="auto"/>
       </w:pPr>
@@ -38686,7 +39169,7 @@
       <w:pPr>
         <w:numPr>
           <w:ilvl w:val="0"/>
-          <w:numId w:val="29"/>
+          <w:numId w:val="30"/>
         </w:numPr>
         <w:spacing w:lineRule="auto"/>
       </w:pPr>
@@ -38731,7 +39214,7 @@
       <w:pPr>
         <w:numPr>
           <w:ilvl w:val="0"/>
-          <w:numId w:val="29"/>
+          <w:numId w:val="30"/>
         </w:numPr>
         <w:spacing w:lineRule="auto"/>
       </w:pPr>
@@ -40217,7 +40700,7 @@
       <w:pPr>
         <w:numPr>
           <w:ilvl w:val="0"/>
-          <w:numId w:val="30"/>
+          <w:numId w:val="31"/>
         </w:numPr>
         <w:spacing w:lineRule="auto"/>
       </w:pPr>
@@ -40250,7 +40733,7 @@
       <w:pPr>
         <w:numPr>
           <w:ilvl w:val="0"/>
-          <w:numId w:val="30"/>
+          <w:numId w:val="31"/>
         </w:numPr>
         <w:spacing w:lineRule="auto"/>
       </w:pPr>
@@ -40283,7 +40766,7 @@
       <w:pPr>
         <w:numPr>
           <w:ilvl w:val="0"/>
-          <w:numId w:val="30"/>
+          <w:numId w:val="31"/>
         </w:numPr>
         <w:spacing w:lineRule="auto"/>
       </w:pPr>
@@ -40300,7 +40783,7 @@
       <w:pPr>
         <w:numPr>
           <w:ilvl w:val="0"/>
-          <w:numId w:val="30"/>
+          <w:numId w:val="31"/>
         </w:numPr>
         <w:spacing w:lineRule="auto"/>
       </w:pPr>
@@ -41027,7 +41510,7 @@
       <w:pPr>
         <w:numPr>
           <w:ilvl w:val="0"/>
-          <w:numId w:val="31"/>
+          <w:numId w:val="32"/>
         </w:numPr>
         <w:spacing w:lineRule="auto"/>
       </w:pPr>
@@ -41066,7 +41549,7 @@
       <w:pPr>
         <w:numPr>
           <w:ilvl w:val="0"/>
-          <w:numId w:val="31"/>
+          <w:numId w:val="32"/>
         </w:numPr>
         <w:spacing w:lineRule="auto"/>
       </w:pPr>
@@ -41087,7 +41570,7 @@
       <w:pPr>
         <w:numPr>
           <w:ilvl w:val="0"/>
-          <w:numId w:val="31"/>
+          <w:numId w:val="32"/>
         </w:numPr>
         <w:spacing w:lineRule="auto"/>
       </w:pPr>
@@ -41108,7 +41591,7 @@
       <w:pPr>
         <w:numPr>
           <w:ilvl w:val="0"/>
-          <w:numId w:val="31"/>
+          <w:numId w:val="32"/>
         </w:numPr>
         <w:spacing w:lineRule="auto"/>
       </w:pPr>
@@ -41129,7 +41612,7 @@
       <w:pPr>
         <w:numPr>
           <w:ilvl w:val="0"/>
-          <w:numId w:val="31"/>
+          <w:numId w:val="32"/>
         </w:numPr>
         <w:spacing w:lineRule="auto"/>
       </w:pPr>
@@ -41158,7 +41641,7 @@
       <w:pPr>
         <w:numPr>
           <w:ilvl w:val="0"/>
-          <w:numId w:val="31"/>
+          <w:numId w:val="32"/>
         </w:numPr>
         <w:spacing w:lineRule="auto"/>
       </w:pPr>
@@ -41228,7 +41711,7 @@
       <w:pPr>
         <w:numPr>
           <w:ilvl w:val="0"/>
-          <w:numId w:val="32"/>
+          <w:numId w:val="33"/>
         </w:numPr>
         <w:spacing w:lineRule="auto"/>
       </w:pPr>
@@ -41241,7 +41724,7 @@
       <w:pPr>
         <w:numPr>
           <w:ilvl w:val="0"/>
-          <w:numId w:val="32"/>
+          <w:numId w:val="33"/>
         </w:numPr>
         <w:spacing w:lineRule="auto"/>
       </w:pPr>
@@ -41270,7 +41753,7 @@
       <w:pPr>
         <w:numPr>
           <w:ilvl w:val="0"/>
-          <w:numId w:val="32"/>
+          <w:numId w:val="33"/>
         </w:numPr>
         <w:spacing w:lineRule="auto"/>
       </w:pPr>
@@ -41474,7 +41957,7 @@
       <w:pPr>
         <w:numPr>
           <w:ilvl w:val="0"/>
-          <w:numId w:val="33"/>
+          <w:numId w:val="34"/>
         </w:numPr>
         <w:spacing w:lineRule="auto"/>
       </w:pPr>
@@ -41519,7 +42002,7 @@
       <w:pPr>
         <w:numPr>
           <w:ilvl w:val="0"/>
-          <w:numId w:val="33"/>
+          <w:numId w:val="34"/>
         </w:numPr>
         <w:spacing w:lineRule="auto"/>
       </w:pPr>
@@ -41564,7 +42047,7 @@
       <w:pPr>
         <w:numPr>
           <w:ilvl w:val="0"/>
-          <w:numId w:val="33"/>
+          <w:numId w:val="34"/>
         </w:numPr>
         <w:spacing w:lineRule="auto"/>
       </w:pPr>
@@ -41665,7 +42148,7 @@
       <w:pPr>
         <w:numPr>
           <w:ilvl w:val="0"/>
-          <w:numId w:val="33"/>
+          <w:numId w:val="34"/>
         </w:numPr>
         <w:spacing w:lineRule="auto"/>
       </w:pPr>
@@ -41686,7 +42169,7 @@
       <w:pPr>
         <w:numPr>
           <w:ilvl w:val="0"/>
-          <w:numId w:val="33"/>
+          <w:numId w:val="34"/>
         </w:numPr>
         <w:spacing w:lineRule="auto"/>
       </w:pPr>
@@ -41707,7 +42190,7 @@
       <w:pPr>
         <w:numPr>
           <w:ilvl w:val="0"/>
-          <w:numId w:val="33"/>
+          <w:numId w:val="34"/>
         </w:numPr>
         <w:spacing w:lineRule="auto"/>
       </w:pPr>
@@ -41820,7 +42303,7 @@
       <w:pPr>
         <w:numPr>
           <w:ilvl w:val="0"/>
-          <w:numId w:val="34"/>
+          <w:numId w:val="35"/>
         </w:numPr>
         <w:spacing w:lineRule="auto"/>
       </w:pPr>
@@ -41857,7 +42340,7 @@
       <w:pPr>
         <w:numPr>
           <w:ilvl w:val="0"/>
-          <w:numId w:val="34"/>
+          <w:numId w:val="35"/>
         </w:numPr>
         <w:spacing w:lineRule="auto"/>
       </w:pPr>
@@ -41912,7 +42395,7 @@
       <w:pPr>
         <w:numPr>
           <w:ilvl w:val="0"/>
-          <w:numId w:val="34"/>
+          <w:numId w:val="35"/>
         </w:numPr>
         <w:spacing w:lineRule="auto"/>
       </w:pPr>
@@ -42166,7 +42649,7 @@
       <w:pPr>
         <w:numPr>
           <w:ilvl w:val="0"/>
-          <w:numId w:val="35"/>
+          <w:numId w:val="36"/>
         </w:numPr>
         <w:spacing w:lineRule="auto"/>
       </w:pPr>
@@ -42183,7 +42666,7 @@
       <w:pPr>
         <w:numPr>
           <w:ilvl w:val="0"/>
-          <w:numId w:val="35"/>
+          <w:numId w:val="36"/>
         </w:numPr>
         <w:spacing w:lineRule="auto"/>
       </w:pPr>
@@ -42208,7 +42691,7 @@
       <w:pPr>
         <w:numPr>
           <w:ilvl w:val="0"/>
-          <w:numId w:val="35"/>
+          <w:numId w:val="36"/>
         </w:numPr>
         <w:spacing w:lineRule="auto"/>
       </w:pPr>
@@ -42261,7 +42744,7 @@
       <w:pPr>
         <w:numPr>
           <w:ilvl w:val="0"/>
-          <w:numId w:val="35"/>
+          <w:numId w:val="36"/>
         </w:numPr>
         <w:spacing w:lineRule="auto"/>
       </w:pPr>
@@ -42292,7 +42775,7 @@
       <w:pPr>
         <w:numPr>
           <w:ilvl w:val="0"/>
-          <w:numId w:val="35"/>
+          <w:numId w:val="36"/>
         </w:numPr>
         <w:spacing w:lineRule="auto"/>
       </w:pPr>
@@ -42358,7 +42841,7 @@
       <w:pPr>
         <w:numPr>
           <w:ilvl w:val="0"/>
-          <w:numId w:val="36"/>
+          <w:numId w:val="37"/>
         </w:numPr>
         <w:spacing w:lineRule="auto"/>
       </w:pPr>
@@ -42371,7 +42854,7 @@
       <w:pPr>
         <w:numPr>
           <w:ilvl w:val="0"/>
-          <w:numId w:val="36"/>
+          <w:numId w:val="37"/>
         </w:numPr>
         <w:spacing w:lineRule="auto"/>
       </w:pPr>
@@ -42392,7 +42875,7 @@
       <w:pPr>
         <w:numPr>
           <w:ilvl w:val="0"/>
-          <w:numId w:val="36"/>
+          <w:numId w:val="37"/>
         </w:numPr>
         <w:spacing w:lineRule="auto"/>
       </w:pPr>
@@ -42409,7 +42892,7 @@
       <w:pPr>
         <w:numPr>
           <w:ilvl w:val="0"/>
-          <w:numId w:val="36"/>
+          <w:numId w:val="37"/>
         </w:numPr>
         <w:spacing w:lineRule="auto"/>
       </w:pPr>
@@ -42629,7 +43112,7 @@
       <w:pPr>
         <w:numPr>
           <w:ilvl w:val="0"/>
-          <w:numId w:val="37"/>
+          <w:numId w:val="38"/>
         </w:numPr>
         <w:spacing w:lineRule="auto"/>
       </w:pPr>
@@ -42666,7 +43149,7 @@
       <w:pPr>
         <w:numPr>
           <w:ilvl w:val="0"/>
-          <w:numId w:val="37"/>
+          <w:numId w:val="38"/>
         </w:numPr>
         <w:spacing w:lineRule="auto"/>
       </w:pPr>
@@ -42679,7 +43162,7 @@
       <w:pPr>
         <w:numPr>
           <w:ilvl w:val="0"/>
-          <w:numId w:val="37"/>
+          <w:numId w:val="38"/>
         </w:numPr>
         <w:spacing w:lineRule="auto"/>
       </w:pPr>
@@ -42700,7 +43183,7 @@
       <w:pPr>
         <w:numPr>
           <w:ilvl w:val="0"/>
-          <w:numId w:val="37"/>
+          <w:numId w:val="38"/>
         </w:numPr>
         <w:spacing w:lineRule="auto"/>
       </w:pPr>
@@ -45036,7 +45519,7 @@
       <w:pPr>
         <w:numPr>
           <w:ilvl w:val="0"/>
-          <w:numId w:val="38"/>
+          <w:numId w:val="39"/>
         </w:numPr>
         <w:spacing w:lineRule="auto"/>
       </w:pPr>
@@ -45073,7 +45556,7 @@
       <w:pPr>
         <w:numPr>
           <w:ilvl w:val="0"/>
-          <w:numId w:val="38"/>
+          <w:numId w:val="39"/>
         </w:numPr>
         <w:spacing w:lineRule="auto"/>
       </w:pPr>
@@ -45136,7 +45619,7 @@
       <w:pPr>
         <w:numPr>
           <w:ilvl w:val="0"/>
-          <w:numId w:val="39"/>
+          <w:numId w:val="40"/>
         </w:numPr>
         <w:spacing w:lineRule="auto"/>
       </w:pPr>
@@ -45157,7 +45640,7 @@
       <w:pPr>
         <w:numPr>
           <w:ilvl w:val="0"/>
-          <w:numId w:val="39"/>
+          <w:numId w:val="40"/>
         </w:numPr>
         <w:spacing w:lineRule="auto"/>
       </w:pPr>
@@ -45206,7 +45689,7 @@
       <w:pPr>
         <w:numPr>
           <w:ilvl w:val="0"/>
-          <w:numId w:val="39"/>
+          <w:numId w:val="40"/>
         </w:numPr>
         <w:spacing w:lineRule="auto"/>
       </w:pPr>
@@ -47773,7 +48256,7 @@
       <w:pPr>
         <w:numPr>
           <w:ilvl w:val="0"/>
-          <w:numId w:val="40"/>
+          <w:numId w:val="41"/>
         </w:numPr>
         <w:spacing w:lineRule="auto"/>
       </w:pPr>
@@ -47796,7 +48279,7 @@
       <w:pPr>
         <w:numPr>
           <w:ilvl w:val="0"/>
-          <w:numId w:val="40"/>
+          <w:numId w:val="41"/>
         </w:numPr>
         <w:spacing w:lineRule="auto"/>
       </w:pPr>
@@ -47835,7 +48318,7 @@
       <w:pPr>
         <w:numPr>
           <w:ilvl w:val="0"/>
-          <w:numId w:val="40"/>
+          <w:numId w:val="41"/>
         </w:numPr>
         <w:spacing w:lineRule="auto"/>
       </w:pPr>
@@ -47928,7 +48411,7 @@
       <w:pPr>
         <w:numPr>
           <w:ilvl w:val="0"/>
-          <w:numId w:val="41"/>
+          <w:numId w:val="42"/>
         </w:numPr>
         <w:spacing w:lineRule="auto"/>
       </w:pPr>
@@ -48067,7 +48550,7 @@
       <w:pPr>
         <w:numPr>
           <w:ilvl w:val="0"/>
-          <w:numId w:val="41"/>
+          <w:numId w:val="42"/>
         </w:numPr>
         <w:spacing w:lineRule="auto"/>
       </w:pPr>
@@ -48204,7 +48687,7 @@
       <w:pPr>
         <w:numPr>
           <w:ilvl w:val="0"/>
-          <w:numId w:val="41"/>
+          <w:numId w:val="42"/>
         </w:numPr>
         <w:spacing w:lineRule="auto"/>
       </w:pPr>
@@ -48473,7 +48956,7 @@
       <w:pPr>
         <w:numPr>
           <w:ilvl w:val="0"/>
-          <w:numId w:val="41"/>
+          <w:numId w:val="42"/>
         </w:numPr>
         <w:spacing w:lineRule="auto"/>
       </w:pPr>
@@ -48536,7 +49019,7 @@
       <w:pPr>
         <w:numPr>
           <w:ilvl w:val="0"/>
-          <w:numId w:val="41"/>
+          <w:numId w:val="42"/>
         </w:numPr>
         <w:spacing w:lineRule="auto"/>
       </w:pPr>
@@ -48651,7 +49134,7 @@
       <w:pPr>
         <w:numPr>
           <w:ilvl w:val="0"/>
-          <w:numId w:val="41"/>
+          <w:numId w:val="42"/>
         </w:numPr>
         <w:spacing w:lineRule="auto"/>
       </w:pPr>
@@ -48710,7 +49193,7 @@
       <w:pPr>
         <w:numPr>
           <w:ilvl w:val="0"/>
-          <w:numId w:val="41"/>
+          <w:numId w:val="42"/>
         </w:numPr>
         <w:spacing w:lineRule="auto"/>
       </w:pPr>
@@ -48936,7 +49419,7 @@
       <w:pPr>
         <w:numPr>
           <w:ilvl w:val="0"/>
-          <w:numId w:val="42"/>
+          <w:numId w:val="43"/>
         </w:numPr>
         <w:spacing w:lineRule="auto"/>
       </w:pPr>
@@ -48965,7 +49448,7 @@
       <w:pPr>
         <w:numPr>
           <w:ilvl w:val="0"/>
-          <w:numId w:val="42"/>
+          <w:numId w:val="43"/>
         </w:numPr>
         <w:spacing w:lineRule="auto"/>
       </w:pPr>
@@ -48994,7 +49477,7 @@
       <w:pPr>
         <w:numPr>
           <w:ilvl w:val="0"/>
-          <w:numId w:val="42"/>
+          <w:numId w:val="43"/>
         </w:numPr>
         <w:spacing w:lineRule="auto"/>
       </w:pPr>
@@ -49023,7 +49506,7 @@
       <w:pPr>
         <w:numPr>
           <w:ilvl w:val="0"/>
-          <w:numId w:val="42"/>
+          <w:numId w:val="43"/>
         </w:numPr>
         <w:spacing w:lineRule="auto"/>
       </w:pPr>
@@ -50704,7 +51187,7 @@
       <w:pPr>
         <w:numPr>
           <w:ilvl w:val="0"/>
-          <w:numId w:val="43"/>
+          <w:numId w:val="44"/>
         </w:numPr>
         <w:spacing w:lineRule="auto"/>
       </w:pPr>
@@ -50725,7 +51208,7 @@
       <w:pPr>
         <w:numPr>
           <w:ilvl w:val="0"/>
-          <w:numId w:val="43"/>
+          <w:numId w:val="44"/>
         </w:numPr>
         <w:spacing w:lineRule="auto"/>
       </w:pPr>
@@ -50754,7 +51237,7 @@
       <w:pPr>
         <w:numPr>
           <w:ilvl w:val="0"/>
-          <w:numId w:val="43"/>
+          <w:numId w:val="44"/>
         </w:numPr>
         <w:spacing w:lineRule="auto"/>
       </w:pPr>
@@ -50775,7 +51258,7 @@
       <w:pPr>
         <w:numPr>
           <w:ilvl w:val="0"/>
-          <w:numId w:val="43"/>
+          <w:numId w:val="44"/>
         </w:numPr>
         <w:spacing w:lineRule="auto"/>
       </w:pPr>
@@ -50796,7 +51279,7 @@
       <w:pPr>
         <w:numPr>
           <w:ilvl w:val="0"/>
-          <w:numId w:val="43"/>
+          <w:numId w:val="44"/>
         </w:numPr>
         <w:spacing w:lineRule="auto"/>
       </w:pPr>
@@ -51710,7 +52193,7 @@
       <w:pPr>
         <w:numPr>
           <w:ilvl w:val="0"/>
-          <w:numId w:val="44"/>
+          <w:numId w:val="45"/>
         </w:numPr>
         <w:spacing w:lineRule="auto"/>
       </w:pPr>
@@ -51749,7 +52232,7 @@
       <w:pPr>
         <w:numPr>
           <w:ilvl w:val="0"/>
-          <w:numId w:val="44"/>
+          <w:numId w:val="45"/>
         </w:numPr>
         <w:spacing w:lineRule="auto"/>
       </w:pPr>
@@ -51762,7 +52245,7 @@
       <w:pPr>
         <w:numPr>
           <w:ilvl w:val="0"/>
-          <w:numId w:val="44"/>
+          <w:numId w:val="45"/>
         </w:numPr>
         <w:spacing w:lineRule="auto"/>
       </w:pPr>
@@ -51787,7 +52270,7 @@
       <w:pPr>
         <w:numPr>
           <w:ilvl w:val="0"/>
-          <w:numId w:val="44"/>
+          <w:numId w:val="45"/>
         </w:numPr>
         <w:spacing w:lineRule="auto"/>
       </w:pPr>
@@ -51824,7 +52307,7 @@
       <w:pPr>
         <w:numPr>
           <w:ilvl w:val="0"/>
-          <w:numId w:val="44"/>
+          <w:numId w:val="45"/>
         </w:numPr>
         <w:spacing w:lineRule="auto"/>
       </w:pPr>
@@ -52061,7 +52544,7 @@
       <w:pPr>
         <w:numPr>
           <w:ilvl w:val="0"/>
-          <w:numId w:val="45"/>
+          <w:numId w:val="46"/>
         </w:numPr>
         <w:spacing w:lineRule="auto"/>
       </w:pPr>
@@ -52080,49 +52563,6 @@
       <w:r>
         <w:rPr/>
         <w:t xml:space="preserve">;</w:t>
-      </w:r>
-    </w:p>
-    <w:p>
-      <w:pPr>
-        <w:numPr>
-          <w:ilvl w:val="0"/>
-          <w:numId w:val="45"/>
-        </w:numPr>
-        <w:spacing w:lineRule="auto"/>
-      </w:pPr>
-      <w:r>
-        <w:rPr/>
-        <w:t xml:space="preserve">golden mancante</w:t>
-      </w:r>
-      <w:r>
-        <w:rPr/>
-        <w:t xml:space="preserve">: il checkout non ha </w:t>
-      </w:r>
-      <w:r>
-        <w:rPr/>
-        <w:t xml:space="preserve">expected.out</w:t>
-      </w:r>
-      <w:r>
-        <w:rPr/>
-        <w:t xml:space="preserve"> (di solito basta </w:t>
-      </w:r>
-      <w:r>
-        <w:rPr/>
-        <w:t xml:space="preserve">git pull</w:t>
-      </w:r>
-      <w:r>
-        <w:rPr/>
-        <w:t xml:space="preserve">).</w:t>
-      </w:r>
-    </w:p>
-    <w:p>
-      <w:pPr>
-        <w:pStyle w:val="Heading3"/>
-        <w:spacing w:lineRule="auto"/>
-      </w:pPr>
-      <w:r>
-        <w:rPr/>
-        <w:t xml:space="preserve">38.3 Aggiungere un caso Core</w:t>
       </w:r>
     </w:p>
     <w:p>
@@ -52135,30 +52575,73 @@
       </w:pPr>
       <w:r>
         <w:rPr/>
-        <w:t xml:space="preserve">scegli un nome descrittivo in italiano (</w:t>
-      </w:r>
-      <w:r>
-        <w:rPr/>
-        <w:t xml:space="preserve">liste_annidate</w:t>
-      </w:r>
-      <w:r>
-        <w:rPr/>
-        <w:t xml:space="preserve">, </w:t>
-      </w:r>
-      <w:r>
-        <w:rPr/>
-        <w:t xml:space="preserve">stringhe_vuote</w:t>
-      </w:r>
-      <w:r>
-        <w:rPr/>
-        <w:t xml:space="preserve">, …);</w:t>
+        <w:t xml:space="preserve">golden mancante</w:t>
+      </w:r>
+      <w:r>
+        <w:rPr/>
+        <w:t xml:space="preserve">: il checkout non ha </w:t>
+      </w:r>
+      <w:r>
+        <w:rPr/>
+        <w:t xml:space="preserve">expected.out</w:t>
+      </w:r>
+      <w:r>
+        <w:rPr/>
+        <w:t xml:space="preserve"> (di solito basta </w:t>
+      </w:r>
+      <w:r>
+        <w:rPr/>
+        <w:t xml:space="preserve">git pull</w:t>
+      </w:r>
+      <w:r>
+        <w:rPr/>
+        <w:t xml:space="preserve">).</w:t>
+      </w:r>
+    </w:p>
+    <w:p>
+      <w:pPr>
+        <w:pStyle w:val="Heading3"/>
+        <w:spacing w:lineRule="auto"/>
+      </w:pPr>
+      <w:r>
+        <w:rPr/>
+        <w:t xml:space="preserve">38.3 Aggiungere un caso Core</w:t>
       </w:r>
     </w:p>
     <w:p>
       <w:pPr>
         <w:numPr>
           <w:ilvl w:val="0"/>
-          <w:numId w:val="46"/>
+          <w:numId w:val="47"/>
+        </w:numPr>
+        <w:spacing w:lineRule="auto"/>
+      </w:pPr>
+      <w:r>
+        <w:rPr/>
+        <w:t xml:space="preserve">scegli un nome descrittivo in italiano (</w:t>
+      </w:r>
+      <w:r>
+        <w:rPr/>
+        <w:t xml:space="preserve">liste_annidate</w:t>
+      </w:r>
+      <w:r>
+        <w:rPr/>
+        <w:t xml:space="preserve">, </w:t>
+      </w:r>
+      <w:r>
+        <w:rPr/>
+        <w:t xml:space="preserve">stringhe_vuote</w:t>
+      </w:r>
+      <w:r>
+        <w:rPr/>
+        <w:t xml:space="preserve">, …);</w:t>
+      </w:r>
+    </w:p>
+    <w:p>
+      <w:pPr>
+        <w:numPr>
+          <w:ilvl w:val="0"/>
+          <w:numId w:val="47"/>
         </w:numPr>
         <w:spacing w:lineRule="auto"/>
       </w:pPr>
@@ -52189,7 +52672,7 @@
       <w:pPr>
         <w:numPr>
           <w:ilvl w:val="0"/>
-          <w:numId w:val="46"/>
+          <w:numId w:val="47"/>
         </w:numPr>
         <w:spacing w:lineRule="auto"/>
       </w:pPr>
@@ -52244,7 +52727,7 @@
       <w:pPr>
         <w:numPr>
           <w:ilvl w:val="0"/>
-          <w:numId w:val="46"/>
+          <w:numId w:val="47"/>
         </w:numPr>
         <w:spacing w:lineRule="auto"/>
       </w:pPr>
@@ -52273,7 +52756,7 @@
       <w:pPr>
         <w:numPr>
           <w:ilvl w:val="0"/>
-          <w:numId w:val="46"/>
+          <w:numId w:val="47"/>
         </w:numPr>
         <w:spacing w:lineRule="auto"/>
       </w:pPr>
@@ -52298,7 +52781,7 @@
       <w:pPr>
         <w:numPr>
           <w:ilvl w:val="0"/>
-          <w:numId w:val="46"/>
+          <w:numId w:val="47"/>
         </w:numPr>
         <w:spacing w:lineRule="auto"/>
       </w:pPr>
@@ -52892,7 +53375,7 @@
       <w:pPr>
         <w:numPr>
           <w:ilvl w:val="0"/>
-          <w:numId w:val="47"/>
+          <w:numId w:val="48"/>
         </w:numPr>
         <w:spacing w:lineRule="auto"/>
       </w:pPr>
@@ -52927,53 +53410,6 @@
       <w:r>
         <w:rPr/>
         <w:t xml:space="preserve">, dalla cartella del modulo, da quella dell'eseguibile e dalla cartella corrente.</w:t>
-      </w:r>
-    </w:p>
-    <w:p>
-      <w:pPr>
-        <w:numPr>
-          <w:ilvl w:val="0"/>
-          <w:numId w:val="47"/>
-        </w:numPr>
-        <w:spacing w:lineRule="auto"/>
-      </w:pPr>
-      <w:r>
-        <w:rPr/>
-        <w:t xml:space="preserve">Ogni handler restituisce </w:t>
-      </w:r>
-      <w:r>
-        <w:rPr/>
-        <w:t xml:space="preserve">true</w:t>
-      </w:r>
-      <w:r>
-        <w:rPr/>
-        <w:t xml:space="preserve">/</w:t>
-      </w:r>
-      <w:r>
-        <w:rPr/>
-        <w:t xml:space="preserve">false</w:t>
-      </w:r>
-      <w:r>
-        <w:rPr/>
-        <w:t xml:space="preserve">; </w:t>
-      </w:r>
-      <w:r>
-        <w:rPr/>
-        <w:t xml:space="preserve">triad-cli.mjs</w:t>
-      </w:r>
-      <w:r>
-        <w:rPr/>
-        <w:t xml:space="preserve"> lo traduce in exit code 0/1.</w:t>
-      </w:r>
-    </w:p>
-    <w:p>
-      <w:pPr>
-        <w:pStyle w:val="Heading3"/>
-        <w:spacing w:lineRule="auto"/>
-      </w:pPr>
-      <w:r>
-        <w:rPr/>
-        <w:t xml:space="preserve">39.3 Aggiungere un comando</w:t>
       </w:r>
     </w:p>
     <w:p>
@@ -52986,62 +53422,109 @@
       </w:pPr>
       <w:r>
         <w:rPr/>
-        <w:t xml:space="preserve">crea </w:t>
-      </w:r>
-      <w:r>
-        <w:rPr/>
-        <w:t xml:space="preserve">cli/lib/commands/&lt;nome&gt;.mjs</w:t>
-      </w:r>
-      <w:r>
-        <w:rPr/>
-        <w:t xml:space="preserve"> con una funzione </w:t>
-      </w:r>
-      <w:r>
-        <w:rPr/>
-        <w:t xml:space="preserve">handle&lt;Nome&gt;(options)</w:t>
-      </w:r>
-      <w:r>
-        <w:rPr/>
-        <w:t xml:space="preserve"> che restituisce un booleano e usa </w:t>
-      </w:r>
-      <w:r>
-        <w:rPr/>
-        <w:t xml:space="preserve">projectPath</w:t>
-      </w:r>
-      <w:r>
-        <w:rPr/>
-        <w:t xml:space="preserve">, </w:t>
-      </w:r>
-      <w:r>
-        <w:rPr/>
-        <w:t xml:space="preserve">runNode</w:t>
-      </w:r>
-      <w:r>
-        <w:rPr/>
-        <w:t xml:space="preserve">, </w:t>
-      </w:r>
-      <w:r>
-        <w:rPr/>
-        <w:t xml:space="preserve">runSeed</w:t>
-      </w:r>
-      <w:r>
-        <w:rPr/>
-        <w:t xml:space="preserve"> da </w:t>
-      </w:r>
-      <w:r>
-        <w:rPr/>
-        <w:t xml:space="preserve">utils.mjs</w:t>
-      </w:r>
-      <w:r>
-        <w:rPr/>
-        <w:t xml:space="preserve">;</w:t>
+        <w:t xml:space="preserve">Ogni handler restituisce </w:t>
+      </w:r>
+      <w:r>
+        <w:rPr/>
+        <w:t xml:space="preserve">true</w:t>
+      </w:r>
+      <w:r>
+        <w:rPr/>
+        <w:t xml:space="preserve">/</w:t>
+      </w:r>
+      <w:r>
+        <w:rPr/>
+        <w:t xml:space="preserve">false</w:t>
+      </w:r>
+      <w:r>
+        <w:rPr/>
+        <w:t xml:space="preserve">; </w:t>
+      </w:r>
+      <w:r>
+        <w:rPr/>
+        <w:t xml:space="preserve">triad-cli.mjs</w:t>
+      </w:r>
+      <w:r>
+        <w:rPr/>
+        <w:t xml:space="preserve"> lo traduce in exit code 0/1.</w:t>
+      </w:r>
+    </w:p>
+    <w:p>
+      <w:pPr>
+        <w:pStyle w:val="Heading3"/>
+        <w:spacing w:lineRule="auto"/>
+      </w:pPr>
+      <w:r>
+        <w:rPr/>
+        <w:t xml:space="preserve">39.3 Aggiungere un comando</w:t>
       </w:r>
     </w:p>
     <w:p>
       <w:pPr>
         <w:numPr>
           <w:ilvl w:val="0"/>
-          <w:numId w:val="48"/>
+          <w:numId w:val="49"/>
+        </w:numPr>
+        <w:spacing w:lineRule="auto"/>
+      </w:pPr>
+      <w:r>
+        <w:rPr/>
+        <w:t xml:space="preserve">crea </w:t>
+      </w:r>
+      <w:r>
+        <w:rPr/>
+        <w:t xml:space="preserve">cli/lib/commands/&lt;nome&gt;.mjs</w:t>
+      </w:r>
+      <w:r>
+        <w:rPr/>
+        <w:t xml:space="preserve"> con una funzione </w:t>
+      </w:r>
+      <w:r>
+        <w:rPr/>
+        <w:t xml:space="preserve">handle&lt;Nome&gt;(options)</w:t>
+      </w:r>
+      <w:r>
+        <w:rPr/>
+        <w:t xml:space="preserve"> che restituisce un booleano e usa </w:t>
+      </w:r>
+      <w:r>
+        <w:rPr/>
+        <w:t xml:space="preserve">projectPath</w:t>
+      </w:r>
+      <w:r>
+        <w:rPr/>
+        <w:t xml:space="preserve">, </w:t>
+      </w:r>
+      <w:r>
+        <w:rPr/>
+        <w:t xml:space="preserve">runNode</w:t>
+      </w:r>
+      <w:r>
+        <w:rPr/>
+        <w:t xml:space="preserve">, </w:t>
+      </w:r>
+      <w:r>
+        <w:rPr/>
+        <w:t xml:space="preserve">runSeed</w:t>
+      </w:r>
+      <w:r>
+        <w:rPr/>
+        <w:t xml:space="preserve"> da </w:t>
+      </w:r>
+      <w:r>
+        <w:rPr/>
+        <w:t xml:space="preserve">utils.mjs</w:t>
+      </w:r>
+      <w:r>
+        <w:rPr/>
+        <w:t xml:space="preserve">;</w:t>
+      </w:r>
+    </w:p>
+    <w:p>
+      <w:pPr>
+        <w:numPr>
+          <w:ilvl w:val="0"/>
+          <w:numId w:val="49"/>
         </w:numPr>
         <w:spacing w:lineRule="auto"/>
       </w:pPr>
@@ -53073,7 +53556,7 @@
       <w:pPr>
         <w:numPr>
           <w:ilvl w:val="0"/>
-          <w:numId w:val="49"/>
+          <w:numId w:val="50"/>
         </w:numPr>
         <w:spacing w:lineRule="auto"/>
       </w:pPr>
@@ -53175,7 +53658,7 @@
       <w:pPr>
         <w:numPr>
           <w:ilvl w:val="0"/>
-          <w:numId w:val="50"/>
+          <w:numId w:val="51"/>
         </w:numPr>
         <w:spacing w:lineRule="auto"/>
       </w:pPr>
@@ -53216,7 +53699,7 @@
       <w:pPr>
         <w:numPr>
           <w:ilvl w:val="0"/>
-          <w:numId w:val="50"/>
+          <w:numId w:val="51"/>
         </w:numPr>
         <w:spacing w:lineRule="auto"/>
       </w:pPr>
@@ -53257,7 +53740,7 @@
       <w:pPr>
         <w:numPr>
           <w:ilvl w:val="0"/>
-          <w:numId w:val="50"/>
+          <w:numId w:val="51"/>
         </w:numPr>
         <w:spacing w:lineRule="auto"/>
       </w:pPr>
@@ -53310,7 +53793,7 @@
       <w:pPr>
         <w:numPr>
           <w:ilvl w:val="0"/>
-          <w:numId w:val="50"/>
+          <w:numId w:val="51"/>
         </w:numPr>
         <w:spacing w:lineRule="auto"/>
       </w:pPr>
@@ -53406,7 +53889,7 @@
       <w:pPr>
         <w:numPr>
           <w:ilvl w:val="0"/>
-          <w:numId w:val="51"/>
+          <w:numId w:val="52"/>
         </w:numPr>
         <w:spacing w:lineRule="auto"/>
       </w:pPr>
@@ -53513,7 +53996,7 @@
       <w:pPr>
         <w:numPr>
           <w:ilvl w:val="0"/>
-          <w:numId w:val="51"/>
+          <w:numId w:val="52"/>
         </w:numPr>
         <w:spacing w:lineRule="auto"/>
       </w:pPr>
@@ -53556,7 +54039,7 @@
       <w:pPr>
         <w:numPr>
           <w:ilvl w:val="0"/>
-          <w:numId w:val="51"/>
+          <w:numId w:val="52"/>
         </w:numPr>
         <w:spacing w:lineRule="auto"/>
       </w:pPr>
@@ -53591,7 +54074,7 @@
       <w:pPr>
         <w:numPr>
           <w:ilvl w:val="0"/>
-          <w:numId w:val="51"/>
+          <w:numId w:val="52"/>
         </w:numPr>
         <w:spacing w:lineRule="auto"/>
       </w:pPr>
@@ -53614,7 +54097,7 @@
       <w:pPr>
         <w:numPr>
           <w:ilvl w:val="0"/>
-          <w:numId w:val="51"/>
+          <w:numId w:val="52"/>
         </w:numPr>
         <w:spacing w:lineRule="auto"/>
       </w:pPr>
@@ -53677,7 +54160,7 @@
       <w:pPr>
         <w:numPr>
           <w:ilvl w:val="0"/>
-          <w:numId w:val="51"/>
+          <w:numId w:val="52"/>
         </w:numPr>
         <w:spacing w:lineRule="auto"/>
       </w:pPr>
@@ -56673,7 +57156,7 @@
       <w:pPr>
         <w:numPr>
           <w:ilvl w:val="0"/>
-          <w:numId w:val="52"/>
+          <w:numId w:val="53"/>
         </w:numPr>
         <w:spacing w:lineRule="auto"/>
       </w:pPr>
@@ -56700,7 +57183,7 @@
       <w:pPr>
         <w:numPr>
           <w:ilvl w:val="0"/>
-          <w:numId w:val="52"/>
+          <w:numId w:val="53"/>
         </w:numPr>
         <w:spacing w:lineRule="auto"/>
       </w:pPr>
@@ -56727,7 +57210,7 @@
       <w:pPr>
         <w:numPr>
           <w:ilvl w:val="0"/>
-          <w:numId w:val="52"/>
+          <w:numId w:val="53"/>
         </w:numPr>
         <w:spacing w:lineRule="auto"/>
       </w:pPr>
@@ -56754,7 +57237,7 @@
       <w:pPr>
         <w:numPr>
           <w:ilvl w:val="0"/>
-          <w:numId w:val="52"/>
+          <w:numId w:val="53"/>
         </w:numPr>
         <w:spacing w:lineRule="auto"/>
       </w:pPr>
@@ -56773,7 +57256,7 @@
       <w:pPr>
         <w:numPr>
           <w:ilvl w:val="0"/>
-          <w:numId w:val="52"/>
+          <w:numId w:val="53"/>
         </w:numPr>
         <w:spacing w:lineRule="auto"/>
       </w:pPr>
@@ -56792,7 +57275,7 @@
       <w:pPr>
         <w:numPr>
           <w:ilvl w:val="0"/>
-          <w:numId w:val="52"/>
+          <w:numId w:val="53"/>
         </w:numPr>
         <w:spacing w:lineRule="auto"/>
       </w:pPr>
@@ -56819,7 +57302,7 @@
       <w:pPr>
         <w:numPr>
           <w:ilvl w:val="0"/>
-          <w:numId w:val="52"/>
+          <w:numId w:val="53"/>
         </w:numPr>
         <w:spacing w:lineRule="auto"/>
       </w:pPr>
@@ -56854,7 +57337,7 @@
       <w:pPr>
         <w:numPr>
           <w:ilvl w:val="0"/>
-          <w:numId w:val="52"/>
+          <w:numId w:val="53"/>
         </w:numPr>
         <w:spacing w:lineRule="auto"/>
       </w:pPr>
@@ -56913,7 +57396,7 @@
       <w:pPr>
         <w:numPr>
           <w:ilvl w:val="0"/>
-          <w:numId w:val="52"/>
+          <w:numId w:val="53"/>
         </w:numPr>
         <w:spacing w:lineRule="auto"/>
       </w:pPr>
@@ -56940,7 +57423,7 @@
       <w:pPr>
         <w:numPr>
           <w:ilvl w:val="0"/>
-          <w:numId w:val="52"/>
+          <w:numId w:val="53"/>
         </w:numPr>
         <w:spacing w:lineRule="auto"/>
       </w:pPr>
@@ -56975,7 +57458,7 @@
       <w:pPr>
         <w:numPr>
           <w:ilvl w:val="0"/>
-          <w:numId w:val="52"/>
+          <w:numId w:val="53"/>
         </w:numPr>
         <w:spacing w:lineRule="auto"/>
       </w:pPr>
@@ -57026,7 +57509,7 @@
       <w:pPr>
         <w:numPr>
           <w:ilvl w:val="0"/>
-          <w:numId w:val="52"/>
+          <w:numId w:val="53"/>
         </w:numPr>
         <w:spacing w:lineRule="auto"/>
       </w:pPr>
@@ -57069,7 +57552,7 @@
       <w:pPr>
         <w:numPr>
           <w:ilvl w:val="0"/>
-          <w:numId w:val="52"/>
+          <w:numId w:val="53"/>
         </w:numPr>
         <w:spacing w:lineRule="auto"/>
       </w:pPr>
@@ -57112,7 +57595,7 @@
       <w:pPr>
         <w:numPr>
           <w:ilvl w:val="0"/>
-          <w:numId w:val="52"/>
+          <w:numId w:val="53"/>
         </w:numPr>
         <w:spacing w:lineRule="auto"/>
       </w:pPr>
@@ -57139,7 +57622,7 @@
       <w:pPr>
         <w:numPr>
           <w:ilvl w:val="0"/>
-          <w:numId w:val="52"/>
+          <w:numId w:val="53"/>
         </w:numPr>
         <w:spacing w:lineRule="auto"/>
       </w:pPr>
@@ -57158,7 +57641,7 @@
       <w:pPr>
         <w:numPr>
           <w:ilvl w:val="0"/>
-          <w:numId w:val="52"/>
+          <w:numId w:val="53"/>
         </w:numPr>
         <w:spacing w:lineRule="auto"/>
       </w:pPr>
@@ -57193,7 +57676,7 @@
       <w:pPr>
         <w:numPr>
           <w:ilvl w:val="0"/>
-          <w:numId w:val="52"/>
+          <w:numId w:val="53"/>
         </w:numPr>
         <w:spacing w:lineRule="auto"/>
       </w:pPr>
@@ -57236,7 +57719,7 @@
       <w:pPr>
         <w:numPr>
           <w:ilvl w:val="0"/>
-          <w:numId w:val="52"/>
+          <w:numId w:val="53"/>
         </w:numPr>
         <w:spacing w:lineRule="auto"/>
       </w:pPr>
@@ -57271,7 +57754,7 @@
       <w:pPr>
         <w:numPr>
           <w:ilvl w:val="0"/>
-          <w:numId w:val="52"/>
+          <w:numId w:val="53"/>
         </w:numPr>
         <w:spacing w:lineRule="auto"/>
       </w:pPr>
@@ -57355,7 +57838,7 @@
       <w:pPr>
         <w:numPr>
           <w:ilvl w:val="0"/>
-          <w:numId w:val="53"/>
+          <w:numId w:val="54"/>
         </w:numPr>
         <w:spacing w:lineRule="auto"/>
       </w:pPr>
@@ -57368,7 +57851,7 @@
       <w:pPr>
         <w:numPr>
           <w:ilvl w:val="0"/>
-          <w:numId w:val="53"/>
+          <w:numId w:val="54"/>
         </w:numPr>
         <w:spacing w:lineRule="auto"/>
       </w:pPr>
@@ -57389,7 +57872,7 @@
       <w:pPr>
         <w:numPr>
           <w:ilvl w:val="0"/>
-          <w:numId w:val="53"/>
+          <w:numId w:val="54"/>
         </w:numPr>
         <w:spacing w:lineRule="auto"/>
       </w:pPr>
@@ -57410,7 +57893,7 @@
       <w:pPr>
         <w:numPr>
           <w:ilvl w:val="0"/>
-          <w:numId w:val="53"/>
+          <w:numId w:val="54"/>
         </w:numPr>
         <w:spacing w:lineRule="auto"/>
       </w:pPr>
@@ -57423,7 +57906,7 @@
       <w:pPr>
         <w:numPr>
           <w:ilvl w:val="0"/>
-          <w:numId w:val="53"/>
+          <w:numId w:val="54"/>
         </w:numPr>
         <w:spacing w:lineRule="auto"/>
       </w:pPr>
@@ -58774,6 +59257,104 @@
   <w:abstractNum w:abstractNumId="2">
     <w:lvl w:ilvl="0">
       <w:start w:val="1"/>
+      <w:numFmt w:val="decimal"/>
+      <w:lvlText w:val="%1."/>
+      <w:lvlJc w:val="left"/>
+      <w:pPr>
+        <w:tabs>
+          <w:tab w:val="num" w:pos="720"/>
+        </w:tabs>
+        <w:ind w:left="720" w:hanging="360"/>
+      </w:pPr>
+    </w:lvl>
+    <w:lvl w:ilvl="1">
+      <w:start w:val="1"/>
+      <w:numFmt w:val="decimal"/>
+      <w:lvlText w:val="%2."/>
+      <w:lvlJc w:val="left"/>
+      <w:pPr>
+        <w:tabs>
+          <w:tab w:val="num" w:pos="1440"/>
+        </w:tabs>
+        <w:ind w:left="1440" w:hanging="360"/>
+      </w:pPr>
+    </w:lvl>
+    <w:lvl w:ilvl="2">
+      <w:start w:val="1"/>
+      <w:numFmt w:val="decimal"/>
+      <w:lvlText w:val="%3."/>
+      <w:lvlJc w:val="left"/>
+      <w:pPr>
+        <w:tabs>
+          <w:tab w:val="num" w:pos="2160"/>
+        </w:tabs>
+        <w:ind w:left="2160" w:hanging="360"/>
+      </w:pPr>
+    </w:lvl>
+    <w:lvl w:ilvl="3">
+      <w:start w:val="1"/>
+      <w:numFmt w:val="decimal"/>
+      <w:lvlText w:val="%4."/>
+      <w:lvlJc w:val="left"/>
+      <w:pPr>
+        <w:tabs>
+          <w:tab w:val="num" w:pos="2880"/>
+        </w:tabs>
+        <w:ind w:left="2880" w:hanging="360"/>
+      </w:pPr>
+    </w:lvl>
+    <w:lvl w:ilvl="4">
+      <w:start w:val="1"/>
+      <w:numFmt w:val="decimal"/>
+      <w:lvlText w:val="%5."/>
+      <w:lvlJc w:val="left"/>
+      <w:pPr>
+        <w:tabs>
+          <w:tab w:val="num" w:pos="3600"/>
+        </w:tabs>
+        <w:ind w:left="3600" w:hanging="360"/>
+      </w:pPr>
+    </w:lvl>
+    <w:lvl w:ilvl="5">
+      <w:start w:val="1"/>
+      <w:numFmt w:val="decimal"/>
+      <w:lvlText w:val="%6."/>
+      <w:lvlJc w:val="left"/>
+      <w:pPr>
+        <w:tabs>
+          <w:tab w:val="num" w:pos="4320"/>
+        </w:tabs>
+        <w:ind w:left="4320" w:hanging="360"/>
+      </w:pPr>
+    </w:lvl>
+    <w:lvl w:ilvl="6">
+      <w:start w:val="1"/>
+      <w:numFmt w:val="decimal"/>
+      <w:lvlText w:val="%7."/>
+      <w:lvlJc w:val="left"/>
+      <w:pPr>
+        <w:tabs>
+          <w:tab w:val="num" w:pos="5040"/>
+        </w:tabs>
+        <w:ind w:left="5040" w:hanging="360"/>
+      </w:pPr>
+    </w:lvl>
+    <w:lvl w:ilvl="7">
+      <w:start w:val="1"/>
+      <w:numFmt w:val="decimal"/>
+      <w:lvlText w:val="%8."/>
+      <w:lvlJc w:val="left"/>
+      <w:pPr>
+        <w:tabs>
+          <w:tab w:val="num" w:pos="5760"/>
+        </w:tabs>
+        <w:ind w:left="5760" w:hanging="360"/>
+      </w:pPr>
+    </w:lvl>
+  </w:abstractNum>
+  <w:abstractNum w:abstractNumId="3">
+    <w:lvl w:ilvl="0">
+      <w:start w:val="1"/>
       <w:numFmt w:val="bullet"/>
       <w:lvlText w:val=""/>
       <w:lvlJc w:val="left"/>
@@ -58893,7 +59474,7 @@
       </w:rPr>
     </w:lvl>
   </w:abstractNum>
-  <w:abstractNum w:abstractNumId="3">
+  <w:abstractNum w:abstractNumId="4">
     <w:lvl w:ilvl="0">
       <w:start w:val="1"/>
       <w:numFmt w:val="bullet"/>
@@ -59015,7 +59596,7 @@
       </w:rPr>
     </w:lvl>
   </w:abstractNum>
-  <w:abstractNum w:abstractNumId="4">
+  <w:abstractNum w:abstractNumId="5">
     <w:lvl w:ilvl="0">
       <w:start w:val="1"/>
       <w:numFmt w:val="decimal"/>
@@ -59111,128 +59692,6 @@
         </w:tabs>
         <w:ind w:left="5760" w:hanging="360"/>
       </w:pPr>
-    </w:lvl>
-  </w:abstractNum>
-  <w:abstractNum w:abstractNumId="5">
-    <w:lvl w:ilvl="0">
-      <w:start w:val="1"/>
-      <w:numFmt w:val="bullet"/>
-      <w:lvlText w:val=""/>
-      <w:lvlJc w:val="left"/>
-      <w:pPr>
-        <w:tabs>
-          <w:tab w:val="num" w:pos="720"/>
-        </w:tabs>
-        <w:ind w:left="720" w:hanging="360"/>
-      </w:pPr>
-      <w:rPr>
-        <w:rFonts w:ascii="Symbol" w:hAnsi="Symbol" w:hint="default"/>
-      </w:rPr>
-    </w:lvl>
-    <w:lvl w:ilvl="1">
-      <w:start w:val="1"/>
-      <w:numFmt w:val="bullet"/>
-      <w:lvlText w:val=""/>
-      <w:lvlJc w:val="left"/>
-      <w:pPr>
-        <w:tabs>
-          <w:tab w:val="num" w:pos="1440"/>
-        </w:tabs>
-        <w:ind w:left="1440" w:hanging="360"/>
-      </w:pPr>
-      <w:rPr>
-        <w:rFonts w:ascii="Symbol" w:hAnsi="Symbol" w:hint="default"/>
-      </w:rPr>
-    </w:lvl>
-    <w:lvl w:ilvl="2">
-      <w:start w:val="1"/>
-      <w:numFmt w:val="bullet"/>
-      <w:lvlText w:val=""/>
-      <w:lvlJc w:val="left"/>
-      <w:pPr>
-        <w:tabs>
-          <w:tab w:val="num" w:pos="2160"/>
-        </w:tabs>
-        <w:ind w:left="2160" w:hanging="360"/>
-      </w:pPr>
-      <w:rPr>
-        <w:rFonts w:ascii="Symbol" w:hAnsi="Symbol" w:hint="default"/>
-      </w:rPr>
-    </w:lvl>
-    <w:lvl w:ilvl="3">
-      <w:start w:val="1"/>
-      <w:numFmt w:val="bullet"/>
-      <w:lvlText w:val=""/>
-      <w:lvlJc w:val="left"/>
-      <w:pPr>
-        <w:tabs>
-          <w:tab w:val="num" w:pos="2880"/>
-        </w:tabs>
-        <w:ind w:left="2880" w:hanging="360"/>
-      </w:pPr>
-      <w:rPr>
-        <w:rFonts w:ascii="Symbol" w:hAnsi="Symbol" w:hint="default"/>
-      </w:rPr>
-    </w:lvl>
-    <w:lvl w:ilvl="4">
-      <w:start w:val="1"/>
-      <w:numFmt w:val="bullet"/>
-      <w:lvlText w:val=""/>
-      <w:lvlJc w:val="left"/>
-      <w:pPr>
-        <w:tabs>
-          <w:tab w:val="num" w:pos="3600"/>
-        </w:tabs>
-        <w:ind w:left="3600" w:hanging="360"/>
-      </w:pPr>
-      <w:rPr>
-        <w:rFonts w:ascii="Symbol" w:hAnsi="Symbol" w:hint="default"/>
-      </w:rPr>
-    </w:lvl>
-    <w:lvl w:ilvl="5">
-      <w:start w:val="1"/>
-      <w:numFmt w:val="bullet"/>
-      <w:lvlText w:val=""/>
-      <w:lvlJc w:val="left"/>
-      <w:pPr>
-        <w:tabs>
-          <w:tab w:val="num" w:pos="4320"/>
-        </w:tabs>
-        <w:ind w:left="4320" w:hanging="360"/>
-      </w:pPr>
-      <w:rPr>
-        <w:rFonts w:ascii="Symbol" w:hAnsi="Symbol" w:hint="default"/>
-      </w:rPr>
-    </w:lvl>
-    <w:lvl w:ilvl="6">
-      <w:start w:val="1"/>
-      <w:numFmt w:val="bullet"/>
-      <w:lvlText w:val=""/>
-      <w:lvlJc w:val="left"/>
-      <w:pPr>
-        <w:tabs>
-          <w:tab w:val="num" w:pos="5040"/>
-        </w:tabs>
-        <w:ind w:left="5040" w:hanging="360"/>
-      </w:pPr>
-      <w:rPr>
-        <w:rFonts w:ascii="Symbol" w:hAnsi="Symbol" w:hint="default"/>
-      </w:rPr>
-    </w:lvl>
-    <w:lvl w:ilvl="7">
-      <w:start w:val="1"/>
-      <w:numFmt w:val="bullet"/>
-      <w:lvlText w:val=""/>
-      <w:lvlJc w:val="left"/>
-      <w:pPr>
-        <w:tabs>
-          <w:tab w:val="num" w:pos="5760"/>
-        </w:tabs>
-        <w:ind w:left="5760" w:hanging="360"/>
-      </w:pPr>
-      <w:rPr>
-        <w:rFonts w:ascii="Symbol" w:hAnsi="Symbol" w:hint="default"/>
-      </w:rPr>
     </w:lvl>
   </w:abstractNum>
   <w:abstractNum w:abstractNumId="6">
@@ -60824,104 +61283,6 @@
   <w:abstractNum w:abstractNumId="19">
     <w:lvl w:ilvl="0">
       <w:start w:val="1"/>
-      <w:numFmt w:val="decimal"/>
-      <w:lvlText w:val="%1."/>
-      <w:lvlJc w:val="left"/>
-      <w:pPr>
-        <w:tabs>
-          <w:tab w:val="num" w:pos="720"/>
-        </w:tabs>
-        <w:ind w:left="720" w:hanging="360"/>
-      </w:pPr>
-    </w:lvl>
-    <w:lvl w:ilvl="1">
-      <w:start w:val="1"/>
-      <w:numFmt w:val="decimal"/>
-      <w:lvlText w:val="%2."/>
-      <w:lvlJc w:val="left"/>
-      <w:pPr>
-        <w:tabs>
-          <w:tab w:val="num" w:pos="1440"/>
-        </w:tabs>
-        <w:ind w:left="1440" w:hanging="360"/>
-      </w:pPr>
-    </w:lvl>
-    <w:lvl w:ilvl="2">
-      <w:start w:val="1"/>
-      <w:numFmt w:val="decimal"/>
-      <w:lvlText w:val="%3."/>
-      <w:lvlJc w:val="left"/>
-      <w:pPr>
-        <w:tabs>
-          <w:tab w:val="num" w:pos="2160"/>
-        </w:tabs>
-        <w:ind w:left="2160" w:hanging="360"/>
-      </w:pPr>
-    </w:lvl>
-    <w:lvl w:ilvl="3">
-      <w:start w:val="1"/>
-      <w:numFmt w:val="decimal"/>
-      <w:lvlText w:val="%4."/>
-      <w:lvlJc w:val="left"/>
-      <w:pPr>
-        <w:tabs>
-          <w:tab w:val="num" w:pos="2880"/>
-        </w:tabs>
-        <w:ind w:left="2880" w:hanging="360"/>
-      </w:pPr>
-    </w:lvl>
-    <w:lvl w:ilvl="4">
-      <w:start w:val="1"/>
-      <w:numFmt w:val="decimal"/>
-      <w:lvlText w:val="%5."/>
-      <w:lvlJc w:val="left"/>
-      <w:pPr>
-        <w:tabs>
-          <w:tab w:val="num" w:pos="3600"/>
-        </w:tabs>
-        <w:ind w:left="3600" w:hanging="360"/>
-      </w:pPr>
-    </w:lvl>
-    <w:lvl w:ilvl="5">
-      <w:start w:val="1"/>
-      <w:numFmt w:val="decimal"/>
-      <w:lvlText w:val="%6."/>
-      <w:lvlJc w:val="left"/>
-      <w:pPr>
-        <w:tabs>
-          <w:tab w:val="num" w:pos="4320"/>
-        </w:tabs>
-        <w:ind w:left="4320" w:hanging="360"/>
-      </w:pPr>
-    </w:lvl>
-    <w:lvl w:ilvl="6">
-      <w:start w:val="1"/>
-      <w:numFmt w:val="decimal"/>
-      <w:lvlText w:val="%7."/>
-      <w:lvlJc w:val="left"/>
-      <w:pPr>
-        <w:tabs>
-          <w:tab w:val="num" w:pos="5040"/>
-        </w:tabs>
-        <w:ind w:left="5040" w:hanging="360"/>
-      </w:pPr>
-    </w:lvl>
-    <w:lvl w:ilvl="7">
-      <w:start w:val="1"/>
-      <w:numFmt w:val="decimal"/>
-      <w:lvlText w:val="%8."/>
-      <w:lvlJc w:val="left"/>
-      <w:pPr>
-        <w:tabs>
-          <w:tab w:val="num" w:pos="5760"/>
-        </w:tabs>
-        <w:ind w:left="5760" w:hanging="360"/>
-      </w:pPr>
-    </w:lvl>
-  </w:abstractNum>
-  <w:abstractNum w:abstractNumId="20">
-    <w:lvl w:ilvl="0">
-      <w:start w:val="1"/>
       <w:numFmt w:val="bullet"/>
       <w:lvlText w:val=""/>
       <w:lvlJc w:val="left"/>
@@ -61041,7 +61402,7 @@
       </w:rPr>
     </w:lvl>
   </w:abstractNum>
-  <w:abstractNum w:abstractNumId="21">
+  <w:abstractNum w:abstractNumId="20">
     <w:lvl w:ilvl="0">
       <w:start w:val="1"/>
       <w:numFmt w:val="decimal"/>
@@ -61139,7 +61500,7 @@
       </w:pPr>
     </w:lvl>
   </w:abstractNum>
-  <w:abstractNum w:abstractNumId="22">
+  <w:abstractNum w:abstractNumId="21">
     <w:lvl w:ilvl="0">
       <w:start w:val="1"/>
       <w:numFmt w:val="bullet"/>
@@ -61259,6 +61620,104 @@
       <w:rPr>
         <w:rFonts w:ascii="Symbol" w:hAnsi="Symbol" w:hint="default"/>
       </w:rPr>
+    </w:lvl>
+  </w:abstractNum>
+  <w:abstractNum w:abstractNumId="22">
+    <w:lvl w:ilvl="0">
+      <w:start w:val="1"/>
+      <w:numFmt w:val="decimal"/>
+      <w:lvlText w:val="%1."/>
+      <w:lvlJc w:val="left"/>
+      <w:pPr>
+        <w:tabs>
+          <w:tab w:val="num" w:pos="720"/>
+        </w:tabs>
+        <w:ind w:left="720" w:hanging="360"/>
+      </w:pPr>
+    </w:lvl>
+    <w:lvl w:ilvl="1">
+      <w:start w:val="1"/>
+      <w:numFmt w:val="decimal"/>
+      <w:lvlText w:val="%2."/>
+      <w:lvlJc w:val="left"/>
+      <w:pPr>
+        <w:tabs>
+          <w:tab w:val="num" w:pos="1440"/>
+        </w:tabs>
+        <w:ind w:left="1440" w:hanging="360"/>
+      </w:pPr>
+    </w:lvl>
+    <w:lvl w:ilvl="2">
+      <w:start w:val="1"/>
+      <w:numFmt w:val="decimal"/>
+      <w:lvlText w:val="%3."/>
+      <w:lvlJc w:val="left"/>
+      <w:pPr>
+        <w:tabs>
+          <w:tab w:val="num" w:pos="2160"/>
+        </w:tabs>
+        <w:ind w:left="2160" w:hanging="360"/>
+      </w:pPr>
+    </w:lvl>
+    <w:lvl w:ilvl="3">
+      <w:start w:val="1"/>
+      <w:numFmt w:val="decimal"/>
+      <w:lvlText w:val="%4."/>
+      <w:lvlJc w:val="left"/>
+      <w:pPr>
+        <w:tabs>
+          <w:tab w:val="num" w:pos="2880"/>
+        </w:tabs>
+        <w:ind w:left="2880" w:hanging="360"/>
+      </w:pPr>
+    </w:lvl>
+    <w:lvl w:ilvl="4">
+      <w:start w:val="1"/>
+      <w:numFmt w:val="decimal"/>
+      <w:lvlText w:val="%5."/>
+      <w:lvlJc w:val="left"/>
+      <w:pPr>
+        <w:tabs>
+          <w:tab w:val="num" w:pos="3600"/>
+        </w:tabs>
+        <w:ind w:left="3600" w:hanging="360"/>
+      </w:pPr>
+    </w:lvl>
+    <w:lvl w:ilvl="5">
+      <w:start w:val="1"/>
+      <w:numFmt w:val="decimal"/>
+      <w:lvlText w:val="%6."/>
+      <w:lvlJc w:val="left"/>
+      <w:pPr>
+        <w:tabs>
+          <w:tab w:val="num" w:pos="4320"/>
+        </w:tabs>
+        <w:ind w:left="4320" w:hanging="360"/>
+      </w:pPr>
+    </w:lvl>
+    <w:lvl w:ilvl="6">
+      <w:start w:val="1"/>
+      <w:numFmt w:val="decimal"/>
+      <w:lvlText w:val="%7."/>
+      <w:lvlJc w:val="left"/>
+      <w:pPr>
+        <w:tabs>
+          <w:tab w:val="num" w:pos="5040"/>
+        </w:tabs>
+        <w:ind w:left="5040" w:hanging="360"/>
+      </w:pPr>
+    </w:lvl>
+    <w:lvl w:ilvl="7">
+      <w:start w:val="1"/>
+      <w:numFmt w:val="decimal"/>
+      <w:lvlText w:val="%8."/>
+      <w:lvlJc w:val="left"/>
+      <w:pPr>
+        <w:tabs>
+          <w:tab w:val="num" w:pos="5760"/>
+        </w:tabs>
+        <w:ind w:left="5760" w:hanging="360"/>
+      </w:pPr>
     </w:lvl>
   </w:abstractNum>
   <w:abstractNum w:abstractNumId="23">
@@ -61752,104 +62211,6 @@
   <w:abstractNum w:abstractNumId="27">
     <w:lvl w:ilvl="0">
       <w:start w:val="1"/>
-      <w:numFmt w:val="decimal"/>
-      <w:lvlText w:val="%1."/>
-      <w:lvlJc w:val="left"/>
-      <w:pPr>
-        <w:tabs>
-          <w:tab w:val="num" w:pos="720"/>
-        </w:tabs>
-        <w:ind w:left="720" w:hanging="360"/>
-      </w:pPr>
-    </w:lvl>
-    <w:lvl w:ilvl="1">
-      <w:start w:val="1"/>
-      <w:numFmt w:val="decimal"/>
-      <w:lvlText w:val="%2."/>
-      <w:lvlJc w:val="left"/>
-      <w:pPr>
-        <w:tabs>
-          <w:tab w:val="num" w:pos="1440"/>
-        </w:tabs>
-        <w:ind w:left="1440" w:hanging="360"/>
-      </w:pPr>
-    </w:lvl>
-    <w:lvl w:ilvl="2">
-      <w:start w:val="1"/>
-      <w:numFmt w:val="decimal"/>
-      <w:lvlText w:val="%3."/>
-      <w:lvlJc w:val="left"/>
-      <w:pPr>
-        <w:tabs>
-          <w:tab w:val="num" w:pos="2160"/>
-        </w:tabs>
-        <w:ind w:left="2160" w:hanging="360"/>
-      </w:pPr>
-    </w:lvl>
-    <w:lvl w:ilvl="3">
-      <w:start w:val="1"/>
-      <w:numFmt w:val="decimal"/>
-      <w:lvlText w:val="%4."/>
-      <w:lvlJc w:val="left"/>
-      <w:pPr>
-        <w:tabs>
-          <w:tab w:val="num" w:pos="2880"/>
-        </w:tabs>
-        <w:ind w:left="2880" w:hanging="360"/>
-      </w:pPr>
-    </w:lvl>
-    <w:lvl w:ilvl="4">
-      <w:start w:val="1"/>
-      <w:numFmt w:val="decimal"/>
-      <w:lvlText w:val="%5."/>
-      <w:lvlJc w:val="left"/>
-      <w:pPr>
-        <w:tabs>
-          <w:tab w:val="num" w:pos="3600"/>
-        </w:tabs>
-        <w:ind w:left="3600" w:hanging="360"/>
-      </w:pPr>
-    </w:lvl>
-    <w:lvl w:ilvl="5">
-      <w:start w:val="1"/>
-      <w:numFmt w:val="decimal"/>
-      <w:lvlText w:val="%6."/>
-      <w:lvlJc w:val="left"/>
-      <w:pPr>
-        <w:tabs>
-          <w:tab w:val="num" w:pos="4320"/>
-        </w:tabs>
-        <w:ind w:left="4320" w:hanging="360"/>
-      </w:pPr>
-    </w:lvl>
-    <w:lvl w:ilvl="6">
-      <w:start w:val="1"/>
-      <w:numFmt w:val="decimal"/>
-      <w:lvlText w:val="%7."/>
-      <w:lvlJc w:val="left"/>
-      <w:pPr>
-        <w:tabs>
-          <w:tab w:val="num" w:pos="5040"/>
-        </w:tabs>
-        <w:ind w:left="5040" w:hanging="360"/>
-      </w:pPr>
-    </w:lvl>
-    <w:lvl w:ilvl="7">
-      <w:start w:val="1"/>
-      <w:numFmt w:val="decimal"/>
-      <w:lvlText w:val="%8."/>
-      <w:lvlJc w:val="left"/>
-      <w:pPr>
-        <w:tabs>
-          <w:tab w:val="num" w:pos="5760"/>
-        </w:tabs>
-        <w:ind w:left="5760" w:hanging="360"/>
-      </w:pPr>
-    </w:lvl>
-  </w:abstractNum>
-  <w:abstractNum w:abstractNumId="28">
-    <w:lvl w:ilvl="0">
-      <w:start w:val="1"/>
       <w:numFmt w:val="bullet"/>
       <w:lvlText w:val=""/>
       <w:lvlJc w:val="left"/>
@@ -61967,6 +62328,104 @@
       <w:rPr>
         <w:rFonts w:ascii="Symbol" w:hAnsi="Symbol" w:hint="default"/>
       </w:rPr>
+    </w:lvl>
+  </w:abstractNum>
+  <w:abstractNum w:abstractNumId="28">
+    <w:lvl w:ilvl="0">
+      <w:start w:val="1"/>
+      <w:numFmt w:val="decimal"/>
+      <w:lvlText w:val="%1."/>
+      <w:lvlJc w:val="left"/>
+      <w:pPr>
+        <w:tabs>
+          <w:tab w:val="num" w:pos="720"/>
+        </w:tabs>
+        <w:ind w:left="720" w:hanging="360"/>
+      </w:pPr>
+    </w:lvl>
+    <w:lvl w:ilvl="1">
+      <w:start w:val="1"/>
+      <w:numFmt w:val="decimal"/>
+      <w:lvlText w:val="%2."/>
+      <w:lvlJc w:val="left"/>
+      <w:pPr>
+        <w:tabs>
+          <w:tab w:val="num" w:pos="1440"/>
+        </w:tabs>
+        <w:ind w:left="1440" w:hanging="360"/>
+      </w:pPr>
+    </w:lvl>
+    <w:lvl w:ilvl="2">
+      <w:start w:val="1"/>
+      <w:numFmt w:val="decimal"/>
+      <w:lvlText w:val="%3."/>
+      <w:lvlJc w:val="left"/>
+      <w:pPr>
+        <w:tabs>
+          <w:tab w:val="num" w:pos="2160"/>
+        </w:tabs>
+        <w:ind w:left="2160" w:hanging="360"/>
+      </w:pPr>
+    </w:lvl>
+    <w:lvl w:ilvl="3">
+      <w:start w:val="1"/>
+      <w:numFmt w:val="decimal"/>
+      <w:lvlText w:val="%4."/>
+      <w:lvlJc w:val="left"/>
+      <w:pPr>
+        <w:tabs>
+          <w:tab w:val="num" w:pos="2880"/>
+        </w:tabs>
+        <w:ind w:left="2880" w:hanging="360"/>
+      </w:pPr>
+    </w:lvl>
+    <w:lvl w:ilvl="4">
+      <w:start w:val="1"/>
+      <w:numFmt w:val="decimal"/>
+      <w:lvlText w:val="%5."/>
+      <w:lvlJc w:val="left"/>
+      <w:pPr>
+        <w:tabs>
+          <w:tab w:val="num" w:pos="3600"/>
+        </w:tabs>
+        <w:ind w:left="3600" w:hanging="360"/>
+      </w:pPr>
+    </w:lvl>
+    <w:lvl w:ilvl="5">
+      <w:start w:val="1"/>
+      <w:numFmt w:val="decimal"/>
+      <w:lvlText w:val="%6."/>
+      <w:lvlJc w:val="left"/>
+      <w:pPr>
+        <w:tabs>
+          <w:tab w:val="num" w:pos="4320"/>
+        </w:tabs>
+        <w:ind w:left="4320" w:hanging="360"/>
+      </w:pPr>
+    </w:lvl>
+    <w:lvl w:ilvl="6">
+      <w:start w:val="1"/>
+      <w:numFmt w:val="decimal"/>
+      <w:lvlText w:val="%7."/>
+      <w:lvlJc w:val="left"/>
+      <w:pPr>
+        <w:tabs>
+          <w:tab w:val="num" w:pos="5040"/>
+        </w:tabs>
+        <w:ind w:left="5040" w:hanging="360"/>
+      </w:pPr>
+    </w:lvl>
+    <w:lvl w:ilvl="7">
+      <w:start w:val="1"/>
+      <w:numFmt w:val="decimal"/>
+      <w:lvlText w:val="%8."/>
+      <w:lvlJc w:val="left"/>
+      <w:pPr>
+        <w:tabs>
+          <w:tab w:val="num" w:pos="5760"/>
+        </w:tabs>
+        <w:ind w:left="5760" w:hanging="360"/>
+      </w:pPr>
     </w:lvl>
   </w:abstractNum>
   <w:abstractNum w:abstractNumId="29">
@@ -63436,300 +63895,6 @@
   <w:abstractNum w:abstractNumId="41">
     <w:lvl w:ilvl="0">
       <w:start w:val="1"/>
-      <w:numFmt w:val="decimal"/>
-      <w:lvlText w:val="%1."/>
-      <w:lvlJc w:val="left"/>
-      <w:pPr>
-        <w:tabs>
-          <w:tab w:val="num" w:pos="720"/>
-        </w:tabs>
-        <w:ind w:left="720" w:hanging="360"/>
-      </w:pPr>
-    </w:lvl>
-    <w:lvl w:ilvl="1">
-      <w:start w:val="1"/>
-      <w:numFmt w:val="decimal"/>
-      <w:lvlText w:val="%2."/>
-      <w:lvlJc w:val="left"/>
-      <w:pPr>
-        <w:tabs>
-          <w:tab w:val="num" w:pos="1440"/>
-        </w:tabs>
-        <w:ind w:left="1440" w:hanging="360"/>
-      </w:pPr>
-    </w:lvl>
-    <w:lvl w:ilvl="2">
-      <w:start w:val="1"/>
-      <w:numFmt w:val="decimal"/>
-      <w:lvlText w:val="%3."/>
-      <w:lvlJc w:val="left"/>
-      <w:pPr>
-        <w:tabs>
-          <w:tab w:val="num" w:pos="2160"/>
-        </w:tabs>
-        <w:ind w:left="2160" w:hanging="360"/>
-      </w:pPr>
-    </w:lvl>
-    <w:lvl w:ilvl="3">
-      <w:start w:val="1"/>
-      <w:numFmt w:val="decimal"/>
-      <w:lvlText w:val="%4."/>
-      <w:lvlJc w:val="left"/>
-      <w:pPr>
-        <w:tabs>
-          <w:tab w:val="num" w:pos="2880"/>
-        </w:tabs>
-        <w:ind w:left="2880" w:hanging="360"/>
-      </w:pPr>
-    </w:lvl>
-    <w:lvl w:ilvl="4">
-      <w:start w:val="1"/>
-      <w:numFmt w:val="decimal"/>
-      <w:lvlText w:val="%5."/>
-      <w:lvlJc w:val="left"/>
-      <w:pPr>
-        <w:tabs>
-          <w:tab w:val="num" w:pos="3600"/>
-        </w:tabs>
-        <w:ind w:left="3600" w:hanging="360"/>
-      </w:pPr>
-    </w:lvl>
-    <w:lvl w:ilvl="5">
-      <w:start w:val="1"/>
-      <w:numFmt w:val="decimal"/>
-      <w:lvlText w:val="%6."/>
-      <w:lvlJc w:val="left"/>
-      <w:pPr>
-        <w:tabs>
-          <w:tab w:val="num" w:pos="4320"/>
-        </w:tabs>
-        <w:ind w:left="4320" w:hanging="360"/>
-      </w:pPr>
-    </w:lvl>
-    <w:lvl w:ilvl="6">
-      <w:start w:val="1"/>
-      <w:numFmt w:val="decimal"/>
-      <w:lvlText w:val="%7."/>
-      <w:lvlJc w:val="left"/>
-      <w:pPr>
-        <w:tabs>
-          <w:tab w:val="num" w:pos="5040"/>
-        </w:tabs>
-        <w:ind w:left="5040" w:hanging="360"/>
-      </w:pPr>
-    </w:lvl>
-    <w:lvl w:ilvl="7">
-      <w:start w:val="1"/>
-      <w:numFmt w:val="decimal"/>
-      <w:lvlText w:val="%8."/>
-      <w:lvlJc w:val="left"/>
-      <w:pPr>
-        <w:tabs>
-          <w:tab w:val="num" w:pos="5760"/>
-        </w:tabs>
-        <w:ind w:left="5760" w:hanging="360"/>
-      </w:pPr>
-    </w:lvl>
-  </w:abstractNum>
-  <w:abstractNum w:abstractNumId="42">
-    <w:lvl w:ilvl="0">
-      <w:start w:val="1"/>
-      <w:numFmt w:val="decimal"/>
-      <w:lvlText w:val="%1."/>
-      <w:lvlJc w:val="left"/>
-      <w:pPr>
-        <w:tabs>
-          <w:tab w:val="num" w:pos="720"/>
-        </w:tabs>
-        <w:ind w:left="720" w:hanging="360"/>
-      </w:pPr>
-    </w:lvl>
-    <w:lvl w:ilvl="1">
-      <w:start w:val="1"/>
-      <w:numFmt w:val="decimal"/>
-      <w:lvlText w:val="%2."/>
-      <w:lvlJc w:val="left"/>
-      <w:pPr>
-        <w:tabs>
-          <w:tab w:val="num" w:pos="1440"/>
-        </w:tabs>
-        <w:ind w:left="1440" w:hanging="360"/>
-      </w:pPr>
-    </w:lvl>
-    <w:lvl w:ilvl="2">
-      <w:start w:val="1"/>
-      <w:numFmt w:val="decimal"/>
-      <w:lvlText w:val="%3."/>
-      <w:lvlJc w:val="left"/>
-      <w:pPr>
-        <w:tabs>
-          <w:tab w:val="num" w:pos="2160"/>
-        </w:tabs>
-        <w:ind w:left="2160" w:hanging="360"/>
-      </w:pPr>
-    </w:lvl>
-    <w:lvl w:ilvl="3">
-      <w:start w:val="1"/>
-      <w:numFmt w:val="decimal"/>
-      <w:lvlText w:val="%4."/>
-      <w:lvlJc w:val="left"/>
-      <w:pPr>
-        <w:tabs>
-          <w:tab w:val="num" w:pos="2880"/>
-        </w:tabs>
-        <w:ind w:left="2880" w:hanging="360"/>
-      </w:pPr>
-    </w:lvl>
-    <w:lvl w:ilvl="4">
-      <w:start w:val="1"/>
-      <w:numFmt w:val="decimal"/>
-      <w:lvlText w:val="%5."/>
-      <w:lvlJc w:val="left"/>
-      <w:pPr>
-        <w:tabs>
-          <w:tab w:val="num" w:pos="3600"/>
-        </w:tabs>
-        <w:ind w:left="3600" w:hanging="360"/>
-      </w:pPr>
-    </w:lvl>
-    <w:lvl w:ilvl="5">
-      <w:start w:val="1"/>
-      <w:numFmt w:val="decimal"/>
-      <w:lvlText w:val="%6."/>
-      <w:lvlJc w:val="left"/>
-      <w:pPr>
-        <w:tabs>
-          <w:tab w:val="num" w:pos="4320"/>
-        </w:tabs>
-        <w:ind w:left="4320" w:hanging="360"/>
-      </w:pPr>
-    </w:lvl>
-    <w:lvl w:ilvl="6">
-      <w:start w:val="1"/>
-      <w:numFmt w:val="decimal"/>
-      <w:lvlText w:val="%7."/>
-      <w:lvlJc w:val="left"/>
-      <w:pPr>
-        <w:tabs>
-          <w:tab w:val="num" w:pos="5040"/>
-        </w:tabs>
-        <w:ind w:left="5040" w:hanging="360"/>
-      </w:pPr>
-    </w:lvl>
-    <w:lvl w:ilvl="7">
-      <w:start w:val="1"/>
-      <w:numFmt w:val="decimal"/>
-      <w:lvlText w:val="%8."/>
-      <w:lvlJc w:val="left"/>
-      <w:pPr>
-        <w:tabs>
-          <w:tab w:val="num" w:pos="5760"/>
-        </w:tabs>
-        <w:ind w:left="5760" w:hanging="360"/>
-      </w:pPr>
-    </w:lvl>
-  </w:abstractNum>
-  <w:abstractNum w:abstractNumId="43">
-    <w:lvl w:ilvl="0">
-      <w:start w:val="1"/>
-      <w:numFmt w:val="decimal"/>
-      <w:lvlText w:val="%1."/>
-      <w:lvlJc w:val="left"/>
-      <w:pPr>
-        <w:tabs>
-          <w:tab w:val="num" w:pos="720"/>
-        </w:tabs>
-        <w:ind w:left="720" w:hanging="360"/>
-      </w:pPr>
-    </w:lvl>
-    <w:lvl w:ilvl="1">
-      <w:start w:val="1"/>
-      <w:numFmt w:val="decimal"/>
-      <w:lvlText w:val="%2."/>
-      <w:lvlJc w:val="left"/>
-      <w:pPr>
-        <w:tabs>
-          <w:tab w:val="num" w:pos="1440"/>
-        </w:tabs>
-        <w:ind w:left="1440" w:hanging="360"/>
-      </w:pPr>
-    </w:lvl>
-    <w:lvl w:ilvl="2">
-      <w:start w:val="1"/>
-      <w:numFmt w:val="decimal"/>
-      <w:lvlText w:val="%3."/>
-      <w:lvlJc w:val="left"/>
-      <w:pPr>
-        <w:tabs>
-          <w:tab w:val="num" w:pos="2160"/>
-        </w:tabs>
-        <w:ind w:left="2160" w:hanging="360"/>
-      </w:pPr>
-    </w:lvl>
-    <w:lvl w:ilvl="3">
-      <w:start w:val="1"/>
-      <w:numFmt w:val="decimal"/>
-      <w:lvlText w:val="%4."/>
-      <w:lvlJc w:val="left"/>
-      <w:pPr>
-        <w:tabs>
-          <w:tab w:val="num" w:pos="2880"/>
-        </w:tabs>
-        <w:ind w:left="2880" w:hanging="360"/>
-      </w:pPr>
-    </w:lvl>
-    <w:lvl w:ilvl="4">
-      <w:start w:val="1"/>
-      <w:numFmt w:val="decimal"/>
-      <w:lvlText w:val="%5."/>
-      <w:lvlJc w:val="left"/>
-      <w:pPr>
-        <w:tabs>
-          <w:tab w:val="num" w:pos="3600"/>
-        </w:tabs>
-        <w:ind w:left="3600" w:hanging="360"/>
-      </w:pPr>
-    </w:lvl>
-    <w:lvl w:ilvl="5">
-      <w:start w:val="1"/>
-      <w:numFmt w:val="decimal"/>
-      <w:lvlText w:val="%6."/>
-      <w:lvlJc w:val="left"/>
-      <w:pPr>
-        <w:tabs>
-          <w:tab w:val="num" w:pos="4320"/>
-        </w:tabs>
-        <w:ind w:left="4320" w:hanging="360"/>
-      </w:pPr>
-    </w:lvl>
-    <w:lvl w:ilvl="6">
-      <w:start w:val="1"/>
-      <w:numFmt w:val="decimal"/>
-      <w:lvlText w:val="%7."/>
-      <w:lvlJc w:val="left"/>
-      <w:pPr>
-        <w:tabs>
-          <w:tab w:val="num" w:pos="5040"/>
-        </w:tabs>
-        <w:ind w:left="5040" w:hanging="360"/>
-      </w:pPr>
-    </w:lvl>
-    <w:lvl w:ilvl="7">
-      <w:start w:val="1"/>
-      <w:numFmt w:val="decimal"/>
-      <w:lvlText w:val="%8."/>
-      <w:lvlJc w:val="left"/>
-      <w:pPr>
-        <w:tabs>
-          <w:tab w:val="num" w:pos="5760"/>
-        </w:tabs>
-        <w:ind w:left="5760" w:hanging="360"/>
-      </w:pPr>
-    </w:lvl>
-  </w:abstractNum>
-  <w:abstractNum w:abstractNumId="44">
-    <w:lvl w:ilvl="0">
-      <w:start w:val="1"/>
       <w:numFmt w:val="bullet"/>
       <w:lvlText w:val=""/>
       <w:lvlJc w:val="left"/>
@@ -63849,6 +64014,300 @@
       </w:rPr>
     </w:lvl>
   </w:abstractNum>
+  <w:abstractNum w:abstractNumId="42">
+    <w:lvl w:ilvl="0">
+      <w:start w:val="1"/>
+      <w:numFmt w:val="decimal"/>
+      <w:lvlText w:val="%1."/>
+      <w:lvlJc w:val="left"/>
+      <w:pPr>
+        <w:tabs>
+          <w:tab w:val="num" w:pos="720"/>
+        </w:tabs>
+        <w:ind w:left="720" w:hanging="360"/>
+      </w:pPr>
+    </w:lvl>
+    <w:lvl w:ilvl="1">
+      <w:start w:val="1"/>
+      <w:numFmt w:val="decimal"/>
+      <w:lvlText w:val="%2."/>
+      <w:lvlJc w:val="left"/>
+      <w:pPr>
+        <w:tabs>
+          <w:tab w:val="num" w:pos="1440"/>
+        </w:tabs>
+        <w:ind w:left="1440" w:hanging="360"/>
+      </w:pPr>
+    </w:lvl>
+    <w:lvl w:ilvl="2">
+      <w:start w:val="1"/>
+      <w:numFmt w:val="decimal"/>
+      <w:lvlText w:val="%3."/>
+      <w:lvlJc w:val="left"/>
+      <w:pPr>
+        <w:tabs>
+          <w:tab w:val="num" w:pos="2160"/>
+        </w:tabs>
+        <w:ind w:left="2160" w:hanging="360"/>
+      </w:pPr>
+    </w:lvl>
+    <w:lvl w:ilvl="3">
+      <w:start w:val="1"/>
+      <w:numFmt w:val="decimal"/>
+      <w:lvlText w:val="%4."/>
+      <w:lvlJc w:val="left"/>
+      <w:pPr>
+        <w:tabs>
+          <w:tab w:val="num" w:pos="2880"/>
+        </w:tabs>
+        <w:ind w:left="2880" w:hanging="360"/>
+      </w:pPr>
+    </w:lvl>
+    <w:lvl w:ilvl="4">
+      <w:start w:val="1"/>
+      <w:numFmt w:val="decimal"/>
+      <w:lvlText w:val="%5."/>
+      <w:lvlJc w:val="left"/>
+      <w:pPr>
+        <w:tabs>
+          <w:tab w:val="num" w:pos="3600"/>
+        </w:tabs>
+        <w:ind w:left="3600" w:hanging="360"/>
+      </w:pPr>
+    </w:lvl>
+    <w:lvl w:ilvl="5">
+      <w:start w:val="1"/>
+      <w:numFmt w:val="decimal"/>
+      <w:lvlText w:val="%6."/>
+      <w:lvlJc w:val="left"/>
+      <w:pPr>
+        <w:tabs>
+          <w:tab w:val="num" w:pos="4320"/>
+        </w:tabs>
+        <w:ind w:left="4320" w:hanging="360"/>
+      </w:pPr>
+    </w:lvl>
+    <w:lvl w:ilvl="6">
+      <w:start w:val="1"/>
+      <w:numFmt w:val="decimal"/>
+      <w:lvlText w:val="%7."/>
+      <w:lvlJc w:val="left"/>
+      <w:pPr>
+        <w:tabs>
+          <w:tab w:val="num" w:pos="5040"/>
+        </w:tabs>
+        <w:ind w:left="5040" w:hanging="360"/>
+      </w:pPr>
+    </w:lvl>
+    <w:lvl w:ilvl="7">
+      <w:start w:val="1"/>
+      <w:numFmt w:val="decimal"/>
+      <w:lvlText w:val="%8."/>
+      <w:lvlJc w:val="left"/>
+      <w:pPr>
+        <w:tabs>
+          <w:tab w:val="num" w:pos="5760"/>
+        </w:tabs>
+        <w:ind w:left="5760" w:hanging="360"/>
+      </w:pPr>
+    </w:lvl>
+  </w:abstractNum>
+  <w:abstractNum w:abstractNumId="43">
+    <w:lvl w:ilvl="0">
+      <w:start w:val="1"/>
+      <w:numFmt w:val="decimal"/>
+      <w:lvlText w:val="%1."/>
+      <w:lvlJc w:val="left"/>
+      <w:pPr>
+        <w:tabs>
+          <w:tab w:val="num" w:pos="720"/>
+        </w:tabs>
+        <w:ind w:left="720" w:hanging="360"/>
+      </w:pPr>
+    </w:lvl>
+    <w:lvl w:ilvl="1">
+      <w:start w:val="1"/>
+      <w:numFmt w:val="decimal"/>
+      <w:lvlText w:val="%2."/>
+      <w:lvlJc w:val="left"/>
+      <w:pPr>
+        <w:tabs>
+          <w:tab w:val="num" w:pos="1440"/>
+        </w:tabs>
+        <w:ind w:left="1440" w:hanging="360"/>
+      </w:pPr>
+    </w:lvl>
+    <w:lvl w:ilvl="2">
+      <w:start w:val="1"/>
+      <w:numFmt w:val="decimal"/>
+      <w:lvlText w:val="%3."/>
+      <w:lvlJc w:val="left"/>
+      <w:pPr>
+        <w:tabs>
+          <w:tab w:val="num" w:pos="2160"/>
+        </w:tabs>
+        <w:ind w:left="2160" w:hanging="360"/>
+      </w:pPr>
+    </w:lvl>
+    <w:lvl w:ilvl="3">
+      <w:start w:val="1"/>
+      <w:numFmt w:val="decimal"/>
+      <w:lvlText w:val="%4."/>
+      <w:lvlJc w:val="left"/>
+      <w:pPr>
+        <w:tabs>
+          <w:tab w:val="num" w:pos="2880"/>
+        </w:tabs>
+        <w:ind w:left="2880" w:hanging="360"/>
+      </w:pPr>
+    </w:lvl>
+    <w:lvl w:ilvl="4">
+      <w:start w:val="1"/>
+      <w:numFmt w:val="decimal"/>
+      <w:lvlText w:val="%5."/>
+      <w:lvlJc w:val="left"/>
+      <w:pPr>
+        <w:tabs>
+          <w:tab w:val="num" w:pos="3600"/>
+        </w:tabs>
+        <w:ind w:left="3600" w:hanging="360"/>
+      </w:pPr>
+    </w:lvl>
+    <w:lvl w:ilvl="5">
+      <w:start w:val="1"/>
+      <w:numFmt w:val="decimal"/>
+      <w:lvlText w:val="%6."/>
+      <w:lvlJc w:val="left"/>
+      <w:pPr>
+        <w:tabs>
+          <w:tab w:val="num" w:pos="4320"/>
+        </w:tabs>
+        <w:ind w:left="4320" w:hanging="360"/>
+      </w:pPr>
+    </w:lvl>
+    <w:lvl w:ilvl="6">
+      <w:start w:val="1"/>
+      <w:numFmt w:val="decimal"/>
+      <w:lvlText w:val="%7."/>
+      <w:lvlJc w:val="left"/>
+      <w:pPr>
+        <w:tabs>
+          <w:tab w:val="num" w:pos="5040"/>
+        </w:tabs>
+        <w:ind w:left="5040" w:hanging="360"/>
+      </w:pPr>
+    </w:lvl>
+    <w:lvl w:ilvl="7">
+      <w:start w:val="1"/>
+      <w:numFmt w:val="decimal"/>
+      <w:lvlText w:val="%8."/>
+      <w:lvlJc w:val="left"/>
+      <w:pPr>
+        <w:tabs>
+          <w:tab w:val="num" w:pos="5760"/>
+        </w:tabs>
+        <w:ind w:left="5760" w:hanging="360"/>
+      </w:pPr>
+    </w:lvl>
+  </w:abstractNum>
+  <w:abstractNum w:abstractNumId="44">
+    <w:lvl w:ilvl="0">
+      <w:start w:val="1"/>
+      <w:numFmt w:val="decimal"/>
+      <w:lvlText w:val="%1."/>
+      <w:lvlJc w:val="left"/>
+      <w:pPr>
+        <w:tabs>
+          <w:tab w:val="num" w:pos="720"/>
+        </w:tabs>
+        <w:ind w:left="720" w:hanging="360"/>
+      </w:pPr>
+    </w:lvl>
+    <w:lvl w:ilvl="1">
+      <w:start w:val="1"/>
+      <w:numFmt w:val="decimal"/>
+      <w:lvlText w:val="%2."/>
+      <w:lvlJc w:val="left"/>
+      <w:pPr>
+        <w:tabs>
+          <w:tab w:val="num" w:pos="1440"/>
+        </w:tabs>
+        <w:ind w:left="1440" w:hanging="360"/>
+      </w:pPr>
+    </w:lvl>
+    <w:lvl w:ilvl="2">
+      <w:start w:val="1"/>
+      <w:numFmt w:val="decimal"/>
+      <w:lvlText w:val="%3."/>
+      <w:lvlJc w:val="left"/>
+      <w:pPr>
+        <w:tabs>
+          <w:tab w:val="num" w:pos="2160"/>
+        </w:tabs>
+        <w:ind w:left="2160" w:hanging="360"/>
+      </w:pPr>
+    </w:lvl>
+    <w:lvl w:ilvl="3">
+      <w:start w:val="1"/>
+      <w:numFmt w:val="decimal"/>
+      <w:lvlText w:val="%4."/>
+      <w:lvlJc w:val="left"/>
+      <w:pPr>
+        <w:tabs>
+          <w:tab w:val="num" w:pos="2880"/>
+        </w:tabs>
+        <w:ind w:left="2880" w:hanging="360"/>
+      </w:pPr>
+    </w:lvl>
+    <w:lvl w:ilvl="4">
+      <w:start w:val="1"/>
+      <w:numFmt w:val="decimal"/>
+      <w:lvlText w:val="%5."/>
+      <w:lvlJc w:val="left"/>
+      <w:pPr>
+        <w:tabs>
+          <w:tab w:val="num" w:pos="3600"/>
+        </w:tabs>
+        <w:ind w:left="3600" w:hanging="360"/>
+      </w:pPr>
+    </w:lvl>
+    <w:lvl w:ilvl="5">
+      <w:start w:val="1"/>
+      <w:numFmt w:val="decimal"/>
+      <w:lvlText w:val="%6."/>
+      <w:lvlJc w:val="left"/>
+      <w:pPr>
+        <w:tabs>
+          <w:tab w:val="num" w:pos="4320"/>
+        </w:tabs>
+        <w:ind w:left="4320" w:hanging="360"/>
+      </w:pPr>
+    </w:lvl>
+    <w:lvl w:ilvl="6">
+      <w:start w:val="1"/>
+      <w:numFmt w:val="decimal"/>
+      <w:lvlText w:val="%7."/>
+      <w:lvlJc w:val="left"/>
+      <w:pPr>
+        <w:tabs>
+          <w:tab w:val="num" w:pos="5040"/>
+        </w:tabs>
+        <w:ind w:left="5040" w:hanging="360"/>
+      </w:pPr>
+    </w:lvl>
+    <w:lvl w:ilvl="7">
+      <w:start w:val="1"/>
+      <w:numFmt w:val="decimal"/>
+      <w:lvlText w:val="%8."/>
+      <w:lvlJc w:val="left"/>
+      <w:pPr>
+        <w:tabs>
+          <w:tab w:val="num" w:pos="5760"/>
+        </w:tabs>
+        <w:ind w:left="5760" w:hanging="360"/>
+      </w:pPr>
+    </w:lvl>
+  </w:abstractNum>
   <w:abstractNum w:abstractNumId="45">
     <w:lvl w:ilvl="0">
       <w:start w:val="1"/>
@@ -63974,104 +64433,6 @@
   <w:abstractNum w:abstractNumId="46">
     <w:lvl w:ilvl="0">
       <w:start w:val="1"/>
-      <w:numFmt w:val="decimal"/>
-      <w:lvlText w:val="%1."/>
-      <w:lvlJc w:val="left"/>
-      <w:pPr>
-        <w:tabs>
-          <w:tab w:val="num" w:pos="720"/>
-        </w:tabs>
-        <w:ind w:left="720" w:hanging="360"/>
-      </w:pPr>
-    </w:lvl>
-    <w:lvl w:ilvl="1">
-      <w:start w:val="1"/>
-      <w:numFmt w:val="decimal"/>
-      <w:lvlText w:val="%2."/>
-      <w:lvlJc w:val="left"/>
-      <w:pPr>
-        <w:tabs>
-          <w:tab w:val="num" w:pos="1440"/>
-        </w:tabs>
-        <w:ind w:left="1440" w:hanging="360"/>
-      </w:pPr>
-    </w:lvl>
-    <w:lvl w:ilvl="2">
-      <w:start w:val="1"/>
-      <w:numFmt w:val="decimal"/>
-      <w:lvlText w:val="%3."/>
-      <w:lvlJc w:val="left"/>
-      <w:pPr>
-        <w:tabs>
-          <w:tab w:val="num" w:pos="2160"/>
-        </w:tabs>
-        <w:ind w:left="2160" w:hanging="360"/>
-      </w:pPr>
-    </w:lvl>
-    <w:lvl w:ilvl="3">
-      <w:start w:val="1"/>
-      <w:numFmt w:val="decimal"/>
-      <w:lvlText w:val="%4."/>
-      <w:lvlJc w:val="left"/>
-      <w:pPr>
-        <w:tabs>
-          <w:tab w:val="num" w:pos="2880"/>
-        </w:tabs>
-        <w:ind w:left="2880" w:hanging="360"/>
-      </w:pPr>
-    </w:lvl>
-    <w:lvl w:ilvl="4">
-      <w:start w:val="1"/>
-      <w:numFmt w:val="decimal"/>
-      <w:lvlText w:val="%5."/>
-      <w:lvlJc w:val="left"/>
-      <w:pPr>
-        <w:tabs>
-          <w:tab w:val="num" w:pos="3600"/>
-        </w:tabs>
-        <w:ind w:left="3600" w:hanging="360"/>
-      </w:pPr>
-    </w:lvl>
-    <w:lvl w:ilvl="5">
-      <w:start w:val="1"/>
-      <w:numFmt w:val="decimal"/>
-      <w:lvlText w:val="%6."/>
-      <w:lvlJc w:val="left"/>
-      <w:pPr>
-        <w:tabs>
-          <w:tab w:val="num" w:pos="4320"/>
-        </w:tabs>
-        <w:ind w:left="4320" w:hanging="360"/>
-      </w:pPr>
-    </w:lvl>
-    <w:lvl w:ilvl="6">
-      <w:start w:val="1"/>
-      <w:numFmt w:val="decimal"/>
-      <w:lvlText w:val="%7."/>
-      <w:lvlJc w:val="left"/>
-      <w:pPr>
-        <w:tabs>
-          <w:tab w:val="num" w:pos="5040"/>
-        </w:tabs>
-        <w:ind w:left="5040" w:hanging="360"/>
-      </w:pPr>
-    </w:lvl>
-    <w:lvl w:ilvl="7">
-      <w:start w:val="1"/>
-      <w:numFmt w:val="decimal"/>
-      <w:lvlText w:val="%8."/>
-      <w:lvlJc w:val="left"/>
-      <w:pPr>
-        <w:tabs>
-          <w:tab w:val="num" w:pos="5760"/>
-        </w:tabs>
-        <w:ind w:left="5760" w:hanging="360"/>
-      </w:pPr>
-    </w:lvl>
-  </w:abstractNum>
-  <w:abstractNum w:abstractNumId="47">
-    <w:lvl w:ilvl="0">
-      <w:start w:val="1"/>
       <w:numFmt w:val="bullet"/>
       <w:lvlText w:val=""/>
       <w:lvlJc w:val="left"/>
@@ -64191,7 +64552,7 @@
       </w:rPr>
     </w:lvl>
   </w:abstractNum>
-  <w:abstractNum w:abstractNumId="48">
+  <w:abstractNum w:abstractNumId="47">
     <w:lvl w:ilvl="0">
       <w:start w:val="1"/>
       <w:numFmt w:val="decimal"/>
@@ -64289,105 +64650,7 @@
       </w:pPr>
     </w:lvl>
   </w:abstractNum>
-  <w:abstractNum w:abstractNumId="49">
-    <w:lvl w:ilvl="0">
-      <w:start w:val="1"/>
-      <w:numFmt w:val="decimal"/>
-      <w:lvlText w:val="%1."/>
-      <w:lvlJc w:val="left"/>
-      <w:pPr>
-        <w:tabs>
-          <w:tab w:val="num" w:pos="720"/>
-        </w:tabs>
-        <w:ind w:left="720" w:hanging="360"/>
-      </w:pPr>
-    </w:lvl>
-    <w:lvl w:ilvl="1">
-      <w:start w:val="1"/>
-      <w:numFmt w:val="decimal"/>
-      <w:lvlText w:val="%2."/>
-      <w:lvlJc w:val="left"/>
-      <w:pPr>
-        <w:tabs>
-          <w:tab w:val="num" w:pos="1440"/>
-        </w:tabs>
-        <w:ind w:left="1440" w:hanging="360"/>
-      </w:pPr>
-    </w:lvl>
-    <w:lvl w:ilvl="2">
-      <w:start w:val="1"/>
-      <w:numFmt w:val="decimal"/>
-      <w:lvlText w:val="%3."/>
-      <w:lvlJc w:val="left"/>
-      <w:pPr>
-        <w:tabs>
-          <w:tab w:val="num" w:pos="2160"/>
-        </w:tabs>
-        <w:ind w:left="2160" w:hanging="360"/>
-      </w:pPr>
-    </w:lvl>
-    <w:lvl w:ilvl="3">
-      <w:start w:val="1"/>
-      <w:numFmt w:val="decimal"/>
-      <w:lvlText w:val="%4."/>
-      <w:lvlJc w:val="left"/>
-      <w:pPr>
-        <w:tabs>
-          <w:tab w:val="num" w:pos="2880"/>
-        </w:tabs>
-        <w:ind w:left="2880" w:hanging="360"/>
-      </w:pPr>
-    </w:lvl>
-    <w:lvl w:ilvl="4">
-      <w:start w:val="1"/>
-      <w:numFmt w:val="decimal"/>
-      <w:lvlText w:val="%5."/>
-      <w:lvlJc w:val="left"/>
-      <w:pPr>
-        <w:tabs>
-          <w:tab w:val="num" w:pos="3600"/>
-        </w:tabs>
-        <w:ind w:left="3600" w:hanging="360"/>
-      </w:pPr>
-    </w:lvl>
-    <w:lvl w:ilvl="5">
-      <w:start w:val="1"/>
-      <w:numFmt w:val="decimal"/>
-      <w:lvlText w:val="%6."/>
-      <w:lvlJc w:val="left"/>
-      <w:pPr>
-        <w:tabs>
-          <w:tab w:val="num" w:pos="4320"/>
-        </w:tabs>
-        <w:ind w:left="4320" w:hanging="360"/>
-      </w:pPr>
-    </w:lvl>
-    <w:lvl w:ilvl="6">
-      <w:start w:val="1"/>
-      <w:numFmt w:val="decimal"/>
-      <w:lvlText w:val="%7."/>
-      <w:lvlJc w:val="left"/>
-      <w:pPr>
-        <w:tabs>
-          <w:tab w:val="num" w:pos="5040"/>
-        </w:tabs>
-        <w:ind w:left="5040" w:hanging="360"/>
-      </w:pPr>
-    </w:lvl>
-    <w:lvl w:ilvl="7">
-      <w:start w:val="1"/>
-      <w:numFmt w:val="decimal"/>
-      <w:lvlText w:val="%8."/>
-      <w:lvlJc w:val="left"/>
-      <w:pPr>
-        <w:tabs>
-          <w:tab w:val="num" w:pos="5760"/>
-        </w:tabs>
-        <w:ind w:left="5760" w:hanging="360"/>
-      </w:pPr>
-    </w:lvl>
-  </w:abstractNum>
-  <w:abstractNum w:abstractNumId="50">
+  <w:abstractNum w:abstractNumId="48">
     <w:lvl w:ilvl="0">
       <w:start w:val="1"/>
       <w:numFmt w:val="bullet"/>
@@ -64507,6 +64770,202 @@
       <w:rPr>
         <w:rFonts w:ascii="Symbol" w:hAnsi="Symbol" w:hint="default"/>
       </w:rPr>
+    </w:lvl>
+  </w:abstractNum>
+  <w:abstractNum w:abstractNumId="49">
+    <w:lvl w:ilvl="0">
+      <w:start w:val="1"/>
+      <w:numFmt w:val="decimal"/>
+      <w:lvlText w:val="%1."/>
+      <w:lvlJc w:val="left"/>
+      <w:pPr>
+        <w:tabs>
+          <w:tab w:val="num" w:pos="720"/>
+        </w:tabs>
+        <w:ind w:left="720" w:hanging="360"/>
+      </w:pPr>
+    </w:lvl>
+    <w:lvl w:ilvl="1">
+      <w:start w:val="1"/>
+      <w:numFmt w:val="decimal"/>
+      <w:lvlText w:val="%2."/>
+      <w:lvlJc w:val="left"/>
+      <w:pPr>
+        <w:tabs>
+          <w:tab w:val="num" w:pos="1440"/>
+        </w:tabs>
+        <w:ind w:left="1440" w:hanging="360"/>
+      </w:pPr>
+    </w:lvl>
+    <w:lvl w:ilvl="2">
+      <w:start w:val="1"/>
+      <w:numFmt w:val="decimal"/>
+      <w:lvlText w:val="%3."/>
+      <w:lvlJc w:val="left"/>
+      <w:pPr>
+        <w:tabs>
+          <w:tab w:val="num" w:pos="2160"/>
+        </w:tabs>
+        <w:ind w:left="2160" w:hanging="360"/>
+      </w:pPr>
+    </w:lvl>
+    <w:lvl w:ilvl="3">
+      <w:start w:val="1"/>
+      <w:numFmt w:val="decimal"/>
+      <w:lvlText w:val="%4."/>
+      <w:lvlJc w:val="left"/>
+      <w:pPr>
+        <w:tabs>
+          <w:tab w:val="num" w:pos="2880"/>
+        </w:tabs>
+        <w:ind w:left="2880" w:hanging="360"/>
+      </w:pPr>
+    </w:lvl>
+    <w:lvl w:ilvl="4">
+      <w:start w:val="1"/>
+      <w:numFmt w:val="decimal"/>
+      <w:lvlText w:val="%5."/>
+      <w:lvlJc w:val="left"/>
+      <w:pPr>
+        <w:tabs>
+          <w:tab w:val="num" w:pos="3600"/>
+        </w:tabs>
+        <w:ind w:left="3600" w:hanging="360"/>
+      </w:pPr>
+    </w:lvl>
+    <w:lvl w:ilvl="5">
+      <w:start w:val="1"/>
+      <w:numFmt w:val="decimal"/>
+      <w:lvlText w:val="%6."/>
+      <w:lvlJc w:val="left"/>
+      <w:pPr>
+        <w:tabs>
+          <w:tab w:val="num" w:pos="4320"/>
+        </w:tabs>
+        <w:ind w:left="4320" w:hanging="360"/>
+      </w:pPr>
+    </w:lvl>
+    <w:lvl w:ilvl="6">
+      <w:start w:val="1"/>
+      <w:numFmt w:val="decimal"/>
+      <w:lvlText w:val="%7."/>
+      <w:lvlJc w:val="left"/>
+      <w:pPr>
+        <w:tabs>
+          <w:tab w:val="num" w:pos="5040"/>
+        </w:tabs>
+        <w:ind w:left="5040" w:hanging="360"/>
+      </w:pPr>
+    </w:lvl>
+    <w:lvl w:ilvl="7">
+      <w:start w:val="1"/>
+      <w:numFmt w:val="decimal"/>
+      <w:lvlText w:val="%8."/>
+      <w:lvlJc w:val="left"/>
+      <w:pPr>
+        <w:tabs>
+          <w:tab w:val="num" w:pos="5760"/>
+        </w:tabs>
+        <w:ind w:left="5760" w:hanging="360"/>
+      </w:pPr>
+    </w:lvl>
+  </w:abstractNum>
+  <w:abstractNum w:abstractNumId="50">
+    <w:lvl w:ilvl="0">
+      <w:start w:val="1"/>
+      <w:numFmt w:val="decimal"/>
+      <w:lvlText w:val="%1."/>
+      <w:lvlJc w:val="left"/>
+      <w:pPr>
+        <w:tabs>
+          <w:tab w:val="num" w:pos="720"/>
+        </w:tabs>
+        <w:ind w:left="720" w:hanging="360"/>
+      </w:pPr>
+    </w:lvl>
+    <w:lvl w:ilvl="1">
+      <w:start w:val="1"/>
+      <w:numFmt w:val="decimal"/>
+      <w:lvlText w:val="%2."/>
+      <w:lvlJc w:val="left"/>
+      <w:pPr>
+        <w:tabs>
+          <w:tab w:val="num" w:pos="1440"/>
+        </w:tabs>
+        <w:ind w:left="1440" w:hanging="360"/>
+      </w:pPr>
+    </w:lvl>
+    <w:lvl w:ilvl="2">
+      <w:start w:val="1"/>
+      <w:numFmt w:val="decimal"/>
+      <w:lvlText w:val="%3."/>
+      <w:lvlJc w:val="left"/>
+      <w:pPr>
+        <w:tabs>
+          <w:tab w:val="num" w:pos="2160"/>
+        </w:tabs>
+        <w:ind w:left="2160" w:hanging="360"/>
+      </w:pPr>
+    </w:lvl>
+    <w:lvl w:ilvl="3">
+      <w:start w:val="1"/>
+      <w:numFmt w:val="decimal"/>
+      <w:lvlText w:val="%4."/>
+      <w:lvlJc w:val="left"/>
+      <w:pPr>
+        <w:tabs>
+          <w:tab w:val="num" w:pos="2880"/>
+        </w:tabs>
+        <w:ind w:left="2880" w:hanging="360"/>
+      </w:pPr>
+    </w:lvl>
+    <w:lvl w:ilvl="4">
+      <w:start w:val="1"/>
+      <w:numFmt w:val="decimal"/>
+      <w:lvlText w:val="%5."/>
+      <w:lvlJc w:val="left"/>
+      <w:pPr>
+        <w:tabs>
+          <w:tab w:val="num" w:pos="3600"/>
+        </w:tabs>
+        <w:ind w:left="3600" w:hanging="360"/>
+      </w:pPr>
+    </w:lvl>
+    <w:lvl w:ilvl="5">
+      <w:start w:val="1"/>
+      <w:numFmt w:val="decimal"/>
+      <w:lvlText w:val="%6."/>
+      <w:lvlJc w:val="left"/>
+      <w:pPr>
+        <w:tabs>
+          <w:tab w:val="num" w:pos="4320"/>
+        </w:tabs>
+        <w:ind w:left="4320" w:hanging="360"/>
+      </w:pPr>
+    </w:lvl>
+    <w:lvl w:ilvl="6">
+      <w:start w:val="1"/>
+      <w:numFmt w:val="decimal"/>
+      <w:lvlText w:val="%7."/>
+      <w:lvlJc w:val="left"/>
+      <w:pPr>
+        <w:tabs>
+          <w:tab w:val="num" w:pos="5040"/>
+        </w:tabs>
+        <w:ind w:left="5040" w:hanging="360"/>
+      </w:pPr>
+    </w:lvl>
+    <w:lvl w:ilvl="7">
+      <w:start w:val="1"/>
+      <w:numFmt w:val="decimal"/>
+      <w:lvlText w:val="%8."/>
+      <w:lvlJc w:val="left"/>
+      <w:pPr>
+        <w:tabs>
+          <w:tab w:val="num" w:pos="5760"/>
+        </w:tabs>
+        <w:ind w:left="5760" w:hanging="360"/>
+      </w:pPr>
     </w:lvl>
   </w:abstractNum>
   <w:abstractNum w:abstractNumId="51">
@@ -64754,6 +65213,128 @@
     </w:lvl>
   </w:abstractNum>
   <w:abstractNum w:abstractNumId="53">
+    <w:lvl w:ilvl="0">
+      <w:start w:val="1"/>
+      <w:numFmt w:val="bullet"/>
+      <w:lvlText w:val=""/>
+      <w:lvlJc w:val="left"/>
+      <w:pPr>
+        <w:tabs>
+          <w:tab w:val="num" w:pos="720"/>
+        </w:tabs>
+        <w:ind w:left="720" w:hanging="360"/>
+      </w:pPr>
+      <w:rPr>
+        <w:rFonts w:ascii="Symbol" w:hAnsi="Symbol" w:hint="default"/>
+      </w:rPr>
+    </w:lvl>
+    <w:lvl w:ilvl="1">
+      <w:start w:val="1"/>
+      <w:numFmt w:val="bullet"/>
+      <w:lvlText w:val=""/>
+      <w:lvlJc w:val="left"/>
+      <w:pPr>
+        <w:tabs>
+          <w:tab w:val="num" w:pos="1440"/>
+        </w:tabs>
+        <w:ind w:left="1440" w:hanging="360"/>
+      </w:pPr>
+      <w:rPr>
+        <w:rFonts w:ascii="Symbol" w:hAnsi="Symbol" w:hint="default"/>
+      </w:rPr>
+    </w:lvl>
+    <w:lvl w:ilvl="2">
+      <w:start w:val="1"/>
+      <w:numFmt w:val="bullet"/>
+      <w:lvlText w:val=""/>
+      <w:lvlJc w:val="left"/>
+      <w:pPr>
+        <w:tabs>
+          <w:tab w:val="num" w:pos="2160"/>
+        </w:tabs>
+        <w:ind w:left="2160" w:hanging="360"/>
+      </w:pPr>
+      <w:rPr>
+        <w:rFonts w:ascii="Symbol" w:hAnsi="Symbol" w:hint="default"/>
+      </w:rPr>
+    </w:lvl>
+    <w:lvl w:ilvl="3">
+      <w:start w:val="1"/>
+      <w:numFmt w:val="bullet"/>
+      <w:lvlText w:val=""/>
+      <w:lvlJc w:val="left"/>
+      <w:pPr>
+        <w:tabs>
+          <w:tab w:val="num" w:pos="2880"/>
+        </w:tabs>
+        <w:ind w:left="2880" w:hanging="360"/>
+      </w:pPr>
+      <w:rPr>
+        <w:rFonts w:ascii="Symbol" w:hAnsi="Symbol" w:hint="default"/>
+      </w:rPr>
+    </w:lvl>
+    <w:lvl w:ilvl="4">
+      <w:start w:val="1"/>
+      <w:numFmt w:val="bullet"/>
+      <w:lvlText w:val=""/>
+      <w:lvlJc w:val="left"/>
+      <w:pPr>
+        <w:tabs>
+          <w:tab w:val="num" w:pos="3600"/>
+        </w:tabs>
+        <w:ind w:left="3600" w:hanging="360"/>
+      </w:pPr>
+      <w:rPr>
+        <w:rFonts w:ascii="Symbol" w:hAnsi="Symbol" w:hint="default"/>
+      </w:rPr>
+    </w:lvl>
+    <w:lvl w:ilvl="5">
+      <w:start w:val="1"/>
+      <w:numFmt w:val="bullet"/>
+      <w:lvlText w:val=""/>
+      <w:lvlJc w:val="left"/>
+      <w:pPr>
+        <w:tabs>
+          <w:tab w:val="num" w:pos="4320"/>
+        </w:tabs>
+        <w:ind w:left="4320" w:hanging="360"/>
+      </w:pPr>
+      <w:rPr>
+        <w:rFonts w:ascii="Symbol" w:hAnsi="Symbol" w:hint="default"/>
+      </w:rPr>
+    </w:lvl>
+    <w:lvl w:ilvl="6">
+      <w:start w:val="1"/>
+      <w:numFmt w:val="bullet"/>
+      <w:lvlText w:val=""/>
+      <w:lvlJc w:val="left"/>
+      <w:pPr>
+        <w:tabs>
+          <w:tab w:val="num" w:pos="5040"/>
+        </w:tabs>
+        <w:ind w:left="5040" w:hanging="360"/>
+      </w:pPr>
+      <w:rPr>
+        <w:rFonts w:ascii="Symbol" w:hAnsi="Symbol" w:hint="default"/>
+      </w:rPr>
+    </w:lvl>
+    <w:lvl w:ilvl="7">
+      <w:start w:val="1"/>
+      <w:numFmt w:val="bullet"/>
+      <w:lvlText w:val=""/>
+      <w:lvlJc w:val="left"/>
+      <w:pPr>
+        <w:tabs>
+          <w:tab w:val="num" w:pos="5760"/>
+        </w:tabs>
+        <w:ind w:left="5760" w:hanging="360"/>
+      </w:pPr>
+      <w:rPr>
+        <w:rFonts w:ascii="Symbol" w:hAnsi="Symbol" w:hint="default"/>
+      </w:rPr>
+    </w:lvl>
+  </w:abstractNum>
+  <w:abstractNum w:abstractNumId="54">
     <w:lvl w:ilvl="0">
       <w:start w:val="1"/>
       <w:numFmt w:val="bullet"/>
@@ -65033,6 +65614,9 @@
   </w:num>
   <w:num w:numId="53">
     <w:abstractNumId w:val="53"/>
+  </w:num>
+  <w:num w:numId="54">
+    <w:abstractNumId w:val="54"/>
   </w:num>
 </w:numbering>
 </file>

--- a/docs/libro/libro.docx
+++ b/docs/libro/libro.docx
@@ -26729,12 +26729,12 @@
           <wp:inline distB="0" distL="0" distR="0" distT="0">
             <wp:extent cx="5943600" cy="5943600"/>
             <wp:effectExtent b="0" l="0" r="0" t="0"/>
-            <wp:docPr id="1" name="image-xS0CmUwRsBiPICBamUGER.webp"/>
+            <wp:docPr id="1" name="image-9pnJiGJUr59UfnP53niCa.webp"/>
             <a:graphic>
               <a:graphicData uri="http://schemas.openxmlformats.org/drawingml/2006/picture">
                 <pic:pic>
                   <pic:nvPicPr>
-                    <pic:cNvPr id="1" name="image-xS0CmUwRsBiPICBamUGER.webp" descr="Logo di Triad"/>
+                    <pic:cNvPr id="1" name="image-9pnJiGJUr59UfnP53niCa.webp" descr="Logo di Triad"/>
                     <pic:cNvPicPr/>
                   </pic:nvPicPr>
                   <pic:blipFill>

--- a/docs/libro/libro.docx
+++ b/docs/libro/libro.docx
@@ -26729,12 +26729,12 @@
           <wp:inline distB="0" distL="0" distR="0" distT="0">
             <wp:extent cx="5943600" cy="5943600"/>
             <wp:effectExtent b="0" l="0" r="0" t="0"/>
-            <wp:docPr id="1" name="image-9pnJiGJUr59UfnP53niCa.webp"/>
+            <wp:docPr id="1" name="image-Coz-S_4x9nWlBe0VM0Ob5.webp"/>
             <a:graphic>
               <a:graphicData uri="http://schemas.openxmlformats.org/drawingml/2006/picture">
                 <pic:pic>
                   <pic:nvPicPr>
-                    <pic:cNvPr id="1" name="image-9pnJiGJUr59UfnP53niCa.webp" descr="Logo di Triad"/>
+                    <pic:cNvPr id="1" name="image-Coz-S_4x9nWlBe0VM0Ob5.webp" descr="Logo di Triad"/>
                     <pic:cNvPicPr/>
                   </pic:nvPicPr>
                   <pic:blipFill>

--- a/docs/libro/libro.docx
+++ b/docs/libro/libro.docx
@@ -3,8 +3,8 @@
 <w:document xmlns:a="http://schemas.openxmlformats.org/drawingml/2006/main" xmlns:cdr="http://schemas.openxmlformats.org/drawingml/2006/chartDrawing" xmlns:o="urn:schemas-microsoft-com:office:office" xmlns:pic="http://schemas.openxmlformats.org/drawingml/2006/picture" xmlns:r="http://schemas.openxmlformats.org/officeDocument/2006/relationships" xmlns:v="urn:schemas-microsoft-com:vml" xmlns:ve="http://schemas.openxmlformats.org/markup-compatibility/2006" xmlns:vt="http://schemas.openxmlformats.org/officeDocument/2006/docPropsVTypes" xmlns:w="http://schemas.openxmlformats.org/wordprocessingml/2006/main" xmlns:w10="urn:schemas-microsoft-com:office:word" xmlns:wp="http://schemas.openxmlformats.org/drawingml/2006/wordprocessingDrawing" xmlns:wne="http://schemas.microsoft.com/office/word/2006/wordml">
   <w:body>
     <w:sectPr>
-      <w:pgSz w:w="12240" w:h="15840" w:orient="portrait"/>
-      <w:pgMar w:top="1440" w:right="1440" w:bottom="1440" w:left="1440" w:header="undefined" w:footer="undefined" w:gutter="undefined"/>
+      <w:pgSz w:w="8640" w:h="12960" w:orient="portrait"/>
+      <w:pgMar w:top="850" w:right="680" w:bottom="850" w:left="680" w:header="undefined" w:footer="undefined" w:gutter="undefined"/>
     </w:sectPr>
     <w:p>
       <w:pPr>
@@ -323,9 +323,9 @@
         <w:jc w:val="center"/>
       </w:tblPr>
       <w:tblGrid>
-        <w:gridCol w:w="3120"/>
-        <w:gridCol w:w="3120"/>
-        <w:gridCol w:w="3120"/>
+        <w:gridCol w:w="2426.6666666666665"/>
+        <w:gridCol w:w="2426.6666666666665"/>
+        <w:gridCol w:w="2426.6666666666665"/>
       </w:tblGrid>
       <w:tr>
         <w:trPr/>
@@ -388,9 +388,9 @@
         </w:tc>
       </w:tr>
       <w:tblGrid>
-        <w:gridCol w:w="3120"/>
-        <w:gridCol w:w="3120"/>
-        <w:gridCol w:w="3120"/>
+        <w:gridCol w:w="2426.6666666666665"/>
+        <w:gridCol w:w="2426.6666666666665"/>
+        <w:gridCol w:w="2426.6666666666665"/>
       </w:tblGrid>
       <w:tr>
         <w:trPr/>
@@ -637,8 +637,8 @@
         <w:jc w:val="center"/>
       </w:tblPr>
       <w:tblGrid>
-        <w:gridCol w:w="4680"/>
-        <w:gridCol w:w="4680"/>
+        <w:gridCol w:w="3640"/>
+        <w:gridCol w:w="3640"/>
       </w:tblGrid>
       <w:tr>
         <w:trPr/>
@@ -682,8 +682,8 @@
         </w:tc>
       </w:tr>
       <w:tblGrid>
-        <w:gridCol w:w="4680"/>
-        <w:gridCol w:w="4680"/>
+        <w:gridCol w:w="3640"/>
+        <w:gridCol w:w="3640"/>
       </w:tblGrid>
       <w:tr>
         <w:trPr/>
@@ -913,8 +913,8 @@
         <w:jc w:val="center"/>
       </w:tblPr>
       <w:tblGrid>
-        <w:gridCol w:w="4680"/>
-        <w:gridCol w:w="4680"/>
+        <w:gridCol w:w="3640"/>
+        <w:gridCol w:w="3640"/>
       </w:tblGrid>
       <w:tr>
         <w:trPr/>
@@ -958,8 +958,8 @@
         </w:tc>
       </w:tr>
       <w:tblGrid>
-        <w:gridCol w:w="4680"/>
-        <w:gridCol w:w="4680"/>
+        <w:gridCol w:w="3640"/>
+        <w:gridCol w:w="3640"/>
       </w:tblGrid>
       <w:tr>
         <w:trPr/>
@@ -2052,8 +2052,8 @@
         <w:jc w:val="center"/>
       </w:tblPr>
       <w:tblGrid>
-        <w:gridCol w:w="4680"/>
-        <w:gridCol w:w="4680"/>
+        <w:gridCol w:w="3640"/>
+        <w:gridCol w:w="3640"/>
       </w:tblGrid>
       <w:tr>
         <w:trPr/>
@@ -2097,8 +2097,8 @@
         </w:tc>
       </w:tr>
       <w:tblGrid>
-        <w:gridCol w:w="4680"/>
-        <w:gridCol w:w="4680"/>
+        <w:gridCol w:w="3640"/>
+        <w:gridCol w:w="3640"/>
       </w:tblGrid>
       <w:tr>
         <w:trPr/>
@@ -2416,8 +2416,8 @@
         <w:jc w:val="center"/>
       </w:tblPr>
       <w:tblGrid>
-        <w:gridCol w:w="4680"/>
-        <w:gridCol w:w="4680"/>
+        <w:gridCol w:w="3640"/>
+        <w:gridCol w:w="3640"/>
       </w:tblGrid>
       <w:tr>
         <w:trPr/>
@@ -2461,8 +2461,8 @@
         </w:tc>
       </w:tr>
       <w:tblGrid>
-        <w:gridCol w:w="4680"/>
-        <w:gridCol w:w="4680"/>
+        <w:gridCol w:w="3640"/>
+        <w:gridCol w:w="3640"/>
       </w:tblGrid>
       <w:tr>
         <w:trPr/>
@@ -3307,9 +3307,9 @@
         <w:jc w:val="center"/>
       </w:tblPr>
       <w:tblGrid>
-        <w:gridCol w:w="3120"/>
-        <w:gridCol w:w="3120"/>
-        <w:gridCol w:w="3120"/>
+        <w:gridCol w:w="2426.6666666666665"/>
+        <w:gridCol w:w="2426.6666666666665"/>
+        <w:gridCol w:w="2426.6666666666665"/>
       </w:tblGrid>
       <w:tr>
         <w:trPr/>
@@ -3374,9 +3374,9 @@
         </w:tc>
       </w:tr>
       <w:tblGrid>
-        <w:gridCol w:w="3120"/>
-        <w:gridCol w:w="3120"/>
-        <w:gridCol w:w="3120"/>
+        <w:gridCol w:w="2426.6666666666665"/>
+        <w:gridCol w:w="2426.6666666666665"/>
+        <w:gridCol w:w="2426.6666666666665"/>
       </w:tblGrid>
       <w:tr>
         <w:trPr/>
@@ -5266,8 +5266,8 @@
         <w:jc w:val="center"/>
       </w:tblPr>
       <w:tblGrid>
-        <w:gridCol w:w="4680"/>
-        <w:gridCol w:w="4680"/>
+        <w:gridCol w:w="3640"/>
+        <w:gridCol w:w="3640"/>
       </w:tblGrid>
       <w:tr>
         <w:trPr/>
@@ -5311,8 +5311,8 @@
         </w:tc>
       </w:tr>
       <w:tblGrid>
-        <w:gridCol w:w="4680"/>
-        <w:gridCol w:w="4680"/>
+        <w:gridCol w:w="3640"/>
+        <w:gridCol w:w="3640"/>
       </w:tblGrid>
       <w:tr>
         <w:trPr/>
@@ -5991,9 +5991,9 @@
         <w:jc w:val="center"/>
       </w:tblPr>
       <w:tblGrid>
-        <w:gridCol w:w="3120"/>
-        <w:gridCol w:w="3120"/>
-        <w:gridCol w:w="3120"/>
+        <w:gridCol w:w="2426.6666666666665"/>
+        <w:gridCol w:w="2426.6666666666665"/>
+        <w:gridCol w:w="2426.6666666666665"/>
       </w:tblGrid>
       <w:tr>
         <w:trPr/>
@@ -6056,9 +6056,9 @@
         </w:tc>
       </w:tr>
       <w:tblGrid>
-        <w:gridCol w:w="3120"/>
-        <w:gridCol w:w="3120"/>
-        <w:gridCol w:w="3120"/>
+        <w:gridCol w:w="2426.6666666666665"/>
+        <w:gridCol w:w="2426.6666666666665"/>
+        <w:gridCol w:w="2426.6666666666665"/>
       </w:tblGrid>
       <w:tr>
         <w:trPr/>
@@ -9571,8 +9571,8 @@
         <w:jc w:val="center"/>
       </w:tblPr>
       <w:tblGrid>
-        <w:gridCol w:w="4680"/>
-        <w:gridCol w:w="4680"/>
+        <w:gridCol w:w="3640"/>
+        <w:gridCol w:w="3640"/>
       </w:tblGrid>
       <w:tr>
         <w:trPr/>
@@ -9616,8 +9616,8 @@
         </w:tc>
       </w:tr>
       <w:tblGrid>
-        <w:gridCol w:w="4680"/>
-        <w:gridCol w:w="4680"/>
+        <w:gridCol w:w="3640"/>
+        <w:gridCol w:w="3640"/>
       </w:tblGrid>
       <w:tr>
         <w:trPr/>
@@ -10280,8 +10280,8 @@
         <w:jc w:val="center"/>
       </w:tblPr>
       <w:tblGrid>
-        <w:gridCol w:w="4680"/>
-        <w:gridCol w:w="4680"/>
+        <w:gridCol w:w="3640"/>
+        <w:gridCol w:w="3640"/>
       </w:tblGrid>
       <w:tr>
         <w:trPr/>
@@ -10325,8 +10325,8 @@
         </w:tc>
       </w:tr>
       <w:tblGrid>
-        <w:gridCol w:w="4680"/>
-        <w:gridCol w:w="4680"/>
+        <w:gridCol w:w="3640"/>
+        <w:gridCol w:w="3640"/>
       </w:tblGrid>
       <w:tr>
         <w:trPr/>
@@ -10858,8 +10858,8 @@
         <w:jc w:val="center"/>
       </w:tblPr>
       <w:tblGrid>
-        <w:gridCol w:w="4680"/>
-        <w:gridCol w:w="4680"/>
+        <w:gridCol w:w="3640"/>
+        <w:gridCol w:w="3640"/>
       </w:tblGrid>
       <w:tr>
         <w:trPr/>
@@ -10903,8 +10903,8 @@
         </w:tc>
       </w:tr>
       <w:tblGrid>
-        <w:gridCol w:w="4680"/>
-        <w:gridCol w:w="4680"/>
+        <w:gridCol w:w="3640"/>
+        <w:gridCol w:w="3640"/>
       </w:tblGrid>
       <w:tr>
         <w:trPr/>
@@ -12557,9 +12557,9 @@
         <w:jc w:val="center"/>
       </w:tblPr>
       <w:tblGrid>
-        <w:gridCol w:w="3120"/>
-        <w:gridCol w:w="3120"/>
-        <w:gridCol w:w="3120"/>
+        <w:gridCol w:w="2426.6666666666665"/>
+        <w:gridCol w:w="2426.6666666666665"/>
+        <w:gridCol w:w="2426.6666666666665"/>
       </w:tblGrid>
       <w:tr>
         <w:trPr/>
@@ -12622,9 +12622,9 @@
         </w:tc>
       </w:tr>
       <w:tblGrid>
-        <w:gridCol w:w="3120"/>
-        <w:gridCol w:w="3120"/>
-        <w:gridCol w:w="3120"/>
+        <w:gridCol w:w="2426.6666666666665"/>
+        <w:gridCol w:w="2426.6666666666665"/>
+        <w:gridCol w:w="2426.6666666666665"/>
       </w:tblGrid>
       <w:tr>
         <w:trPr/>
@@ -13255,8 +13255,8 @@
         <w:jc w:val="center"/>
       </w:tblPr>
       <w:tblGrid>
-        <w:gridCol w:w="4680"/>
-        <w:gridCol w:w="4680"/>
+        <w:gridCol w:w="3640"/>
+        <w:gridCol w:w="3640"/>
       </w:tblGrid>
       <w:tr>
         <w:trPr/>
@@ -13300,8 +13300,8 @@
         </w:tc>
       </w:tr>
       <w:tblGrid>
-        <w:gridCol w:w="4680"/>
-        <w:gridCol w:w="4680"/>
+        <w:gridCol w:w="3640"/>
+        <w:gridCol w:w="3640"/>
       </w:tblGrid>
       <w:tr>
         <w:trPr/>
@@ -13986,8 +13986,8 @@
         <w:jc w:val="center"/>
       </w:tblPr>
       <w:tblGrid>
-        <w:gridCol w:w="4680"/>
-        <w:gridCol w:w="4680"/>
+        <w:gridCol w:w="3640"/>
+        <w:gridCol w:w="3640"/>
       </w:tblGrid>
       <w:tr>
         <w:trPr/>
@@ -14031,8 +14031,8 @@
         </w:tc>
       </w:tr>
       <w:tblGrid>
-        <w:gridCol w:w="4680"/>
-        <w:gridCol w:w="4680"/>
+        <w:gridCol w:w="3640"/>
+        <w:gridCol w:w="3640"/>
       </w:tblGrid>
       <w:tr>
         <w:trPr/>
@@ -15319,8 +15319,8 @@
         <w:jc w:val="center"/>
       </w:tblPr>
       <w:tblGrid>
-        <w:gridCol w:w="4680"/>
-        <w:gridCol w:w="4680"/>
+        <w:gridCol w:w="3640"/>
+        <w:gridCol w:w="3640"/>
       </w:tblGrid>
       <w:tr>
         <w:trPr/>
@@ -15364,8 +15364,8 @@
         </w:tc>
       </w:tr>
       <w:tblGrid>
-        <w:gridCol w:w="4680"/>
-        <w:gridCol w:w="4680"/>
+        <w:gridCol w:w="3640"/>
+        <w:gridCol w:w="3640"/>
       </w:tblGrid>
       <w:tr>
         <w:trPr/>
@@ -17080,8 +17080,8 @@
         <w:jc w:val="center"/>
       </w:tblPr>
       <w:tblGrid>
-        <w:gridCol w:w="4680"/>
-        <w:gridCol w:w="4680"/>
+        <w:gridCol w:w="3640"/>
+        <w:gridCol w:w="3640"/>
       </w:tblGrid>
       <w:tr>
         <w:trPr/>
@@ -17125,8 +17125,8 @@
         </w:tc>
       </w:tr>
       <w:tblGrid>
-        <w:gridCol w:w="4680"/>
-        <w:gridCol w:w="4680"/>
+        <w:gridCol w:w="3640"/>
+        <w:gridCol w:w="3640"/>
       </w:tblGrid>
       <w:tr>
         <w:trPr/>
@@ -18323,8 +18323,8 @@
         <w:jc w:val="center"/>
       </w:tblPr>
       <w:tblGrid>
-        <w:gridCol w:w="4680"/>
-        <w:gridCol w:w="4680"/>
+        <w:gridCol w:w="3640"/>
+        <w:gridCol w:w="3640"/>
       </w:tblGrid>
       <w:tr>
         <w:trPr/>
@@ -18368,8 +18368,8 @@
         </w:tc>
       </w:tr>
       <w:tblGrid>
-        <w:gridCol w:w="4680"/>
-        <w:gridCol w:w="4680"/>
+        <w:gridCol w:w="3640"/>
+        <w:gridCol w:w="3640"/>
       </w:tblGrid>
       <w:tr>
         <w:trPr/>
@@ -20523,8 +20523,8 @@
         <w:jc w:val="center"/>
       </w:tblPr>
       <w:tblGrid>
-        <w:gridCol w:w="4680"/>
-        <w:gridCol w:w="4680"/>
+        <w:gridCol w:w="3640"/>
+        <w:gridCol w:w="3640"/>
       </w:tblGrid>
       <w:tr>
         <w:trPr/>
@@ -20568,8 +20568,8 @@
         </w:tc>
       </w:tr>
       <w:tblGrid>
-        <w:gridCol w:w="4680"/>
-        <w:gridCol w:w="4680"/>
+        <w:gridCol w:w="3640"/>
+        <w:gridCol w:w="3640"/>
       </w:tblGrid>
       <w:tr>
         <w:trPr/>
@@ -21237,8 +21237,8 @@
         <w:jc w:val="center"/>
       </w:tblPr>
       <w:tblGrid>
-        <w:gridCol w:w="4680"/>
-        <w:gridCol w:w="4680"/>
+        <w:gridCol w:w="3640"/>
+        <w:gridCol w:w="3640"/>
       </w:tblGrid>
       <w:tr>
         <w:trPr/>
@@ -21282,8 +21282,8 @@
         </w:tc>
       </w:tr>
       <w:tblGrid>
-        <w:gridCol w:w="4680"/>
-        <w:gridCol w:w="4680"/>
+        <w:gridCol w:w="3640"/>
+        <w:gridCol w:w="3640"/>
       </w:tblGrid>
       <w:tr>
         <w:trPr/>
@@ -21816,8 +21816,8 @@
         <w:jc w:val="center"/>
       </w:tblPr>
       <w:tblGrid>
-        <w:gridCol w:w="4680"/>
-        <w:gridCol w:w="4680"/>
+        <w:gridCol w:w="3640"/>
+        <w:gridCol w:w="3640"/>
       </w:tblGrid>
       <w:tr>
         <w:trPr/>
@@ -21861,8 +21861,8 @@
         </w:tc>
       </w:tr>
       <w:tblGrid>
-        <w:gridCol w:w="4680"/>
-        <w:gridCol w:w="4680"/>
+        <w:gridCol w:w="3640"/>
+        <w:gridCol w:w="3640"/>
       </w:tblGrid>
       <w:tr>
         <w:trPr/>
@@ -22330,8 +22330,8 @@
         <w:jc w:val="center"/>
       </w:tblPr>
       <w:tblGrid>
-        <w:gridCol w:w="4680"/>
-        <w:gridCol w:w="4680"/>
+        <w:gridCol w:w="3640"/>
+        <w:gridCol w:w="3640"/>
       </w:tblGrid>
       <w:tr>
         <w:trPr/>
@@ -22375,8 +22375,8 @@
         </w:tc>
       </w:tr>
       <w:tblGrid>
-        <w:gridCol w:w="4680"/>
-        <w:gridCol w:w="4680"/>
+        <w:gridCol w:w="3640"/>
+        <w:gridCol w:w="3640"/>
       </w:tblGrid>
       <w:tr>
         <w:trPr/>
@@ -23264,8 +23264,8 @@
         <w:jc w:val="center"/>
       </w:tblPr>
       <w:tblGrid>
-        <w:gridCol w:w="4680"/>
-        <w:gridCol w:w="4680"/>
+        <w:gridCol w:w="3640"/>
+        <w:gridCol w:w="3640"/>
       </w:tblGrid>
       <w:tr>
         <w:trPr/>
@@ -23309,8 +23309,8 @@
         </w:tc>
       </w:tr>
       <w:tblGrid>
-        <w:gridCol w:w="4680"/>
-        <w:gridCol w:w="4680"/>
+        <w:gridCol w:w="3640"/>
+        <w:gridCol w:w="3640"/>
       </w:tblGrid>
       <w:tr>
         <w:trPr/>
@@ -24454,8 +24454,8 @@
         <w:jc w:val="center"/>
       </w:tblPr>
       <w:tblGrid>
-        <w:gridCol w:w="4680"/>
-        <w:gridCol w:w="4680"/>
+        <w:gridCol w:w="3640"/>
+        <w:gridCol w:w="3640"/>
       </w:tblGrid>
       <w:tr>
         <w:trPr/>
@@ -24499,8 +24499,8 @@
         </w:tc>
       </w:tr>
       <w:tblGrid>
-        <w:gridCol w:w="4680"/>
-        <w:gridCol w:w="4680"/>
+        <w:gridCol w:w="3640"/>
+        <w:gridCol w:w="3640"/>
       </w:tblGrid>
       <w:tr>
         <w:trPr/>
@@ -24748,9 +24748,9 @@
         <w:jc w:val="center"/>
       </w:tblPr>
       <w:tblGrid>
-        <w:gridCol w:w="3120"/>
-        <w:gridCol w:w="3120"/>
-        <w:gridCol w:w="3120"/>
+        <w:gridCol w:w="2426.6666666666665"/>
+        <w:gridCol w:w="2426.6666666666665"/>
+        <w:gridCol w:w="2426.6666666666665"/>
       </w:tblGrid>
       <w:tr>
         <w:trPr/>
@@ -24813,9 +24813,9 @@
         </w:tc>
       </w:tr>
       <w:tblGrid>
-        <w:gridCol w:w="3120"/>
-        <w:gridCol w:w="3120"/>
-        <w:gridCol w:w="3120"/>
+        <w:gridCol w:w="2426.6666666666665"/>
+        <w:gridCol w:w="2426.6666666666665"/>
+        <w:gridCol w:w="2426.6666666666665"/>
       </w:tblGrid>
       <w:tr>
         <w:trPr/>
@@ -25685,8 +25685,8 @@
         <w:jc w:val="center"/>
       </w:tblPr>
       <w:tblGrid>
-        <w:gridCol w:w="4680"/>
-        <w:gridCol w:w="4680"/>
+        <w:gridCol w:w="3640"/>
+        <w:gridCol w:w="3640"/>
       </w:tblGrid>
       <w:tr>
         <w:trPr/>
@@ -25730,8 +25730,8 @@
         </w:tc>
       </w:tr>
       <w:tblGrid>
-        <w:gridCol w:w="4680"/>
-        <w:gridCol w:w="4680"/>
+        <w:gridCol w:w="3640"/>
+        <w:gridCol w:w="3640"/>
       </w:tblGrid>
       <w:tr>
         <w:trPr/>
@@ -26173,8 +26173,8 @@
         <w:jc w:val="center"/>
       </w:tblPr>
       <w:tblGrid>
-        <w:gridCol w:w="4680"/>
-        <w:gridCol w:w="4680"/>
+        <w:gridCol w:w="3640"/>
+        <w:gridCol w:w="3640"/>
       </w:tblGrid>
       <w:tr>
         <w:trPr/>
@@ -26218,8 +26218,8 @@
         </w:tc>
       </w:tr>
       <w:tblGrid>
-        <w:gridCol w:w="4680"/>
-        <w:gridCol w:w="4680"/>
+        <w:gridCol w:w="3640"/>
+        <w:gridCol w:w="3640"/>
       </w:tblGrid>
       <w:tr>
         <w:trPr/>
@@ -26727,14 +26727,14 @@
         <w:rPr/>
         <w:drawing>
           <wp:inline distB="0" distL="0" distR="0" distT="0">
-            <wp:extent cx="5943600" cy="5943600"/>
+            <wp:extent cx="4622800" cy="4622800"/>
             <wp:effectExtent b="0" l="0" r="0" t="0"/>
-            <wp:docPr id="1" name="image-Coz-S_4x9nWlBe0VM0Ob5.webp"/>
+            <wp:docPr id="1" name="image-ziIC5hj_bNZzAnMv5kzpB.webp"/>
             <a:graphic>
               <a:graphicData uri="http://schemas.openxmlformats.org/drawingml/2006/picture">
                 <pic:pic>
                   <pic:nvPicPr>
-                    <pic:cNvPr id="1" name="image-Coz-S_4x9nWlBe0VM0Ob5.webp" descr="Logo di Triad"/>
+                    <pic:cNvPr id="1" name="image-ziIC5hj_bNZzAnMv5kzpB.webp" descr="Logo di Triad"/>
                     <pic:cNvPicPr/>
                   </pic:nvPicPr>
                   <pic:blipFill>
@@ -26747,7 +26747,7 @@
                   <pic:spPr>
                     <a:xfrm>
                       <a:off x="0" y="0"/>
-                      <a:ext cx="5943600" cy="5943600"/>
+                      <a:ext cx="4622800" cy="4622800"/>
                     </a:xfrm>
                     <a:prstGeom prst="rect"/>
                   </pic:spPr>
@@ -27201,8 +27201,8 @@
         <w:jc w:val="center"/>
       </w:tblPr>
       <w:tblGrid>
-        <w:gridCol w:w="4680"/>
-        <w:gridCol w:w="4680"/>
+        <w:gridCol w:w="3640"/>
+        <w:gridCol w:w="3640"/>
       </w:tblGrid>
       <w:tr>
         <w:trPr/>
@@ -27246,8 +27246,8 @@
         </w:tc>
       </w:tr>
       <w:tblGrid>
-        <w:gridCol w:w="4680"/>
-        <w:gridCol w:w="4680"/>
+        <w:gridCol w:w="3640"/>
+        <w:gridCol w:w="3640"/>
       </w:tblGrid>
       <w:tr>
         <w:trPr/>
@@ -27646,8 +27646,8 @@
         <w:jc w:val="center"/>
       </w:tblPr>
       <w:tblGrid>
-        <w:gridCol w:w="4680"/>
-        <w:gridCol w:w="4680"/>
+        <w:gridCol w:w="3640"/>
+        <w:gridCol w:w="3640"/>
       </w:tblGrid>
       <w:tr>
         <w:trPr/>
@@ -27691,8 +27691,8 @@
         </w:tc>
       </w:tr>
       <w:tblGrid>
-        <w:gridCol w:w="4680"/>
-        <w:gridCol w:w="4680"/>
+        <w:gridCol w:w="3640"/>
+        <w:gridCol w:w="3640"/>
       </w:tblGrid>
       <w:tr>
         <w:trPr/>
@@ -28597,8 +28597,8 @@
         <w:jc w:val="center"/>
       </w:tblPr>
       <w:tblGrid>
-        <w:gridCol w:w="4680"/>
-        <w:gridCol w:w="4680"/>
+        <w:gridCol w:w="3640"/>
+        <w:gridCol w:w="3640"/>
       </w:tblGrid>
       <w:tr>
         <w:trPr/>
@@ -28642,8 +28642,8 @@
         </w:tc>
       </w:tr>
       <w:tblGrid>
-        <w:gridCol w:w="4680"/>
-        <w:gridCol w:w="4680"/>
+        <w:gridCol w:w="3640"/>
+        <w:gridCol w:w="3640"/>
       </w:tblGrid>
       <w:tr>
         <w:trPr/>
@@ -29045,8 +29045,8 @@
         <w:jc w:val="center"/>
       </w:tblPr>
       <w:tblGrid>
-        <w:gridCol w:w="4680"/>
-        <w:gridCol w:w="4680"/>
+        <w:gridCol w:w="3640"/>
+        <w:gridCol w:w="3640"/>
       </w:tblGrid>
       <w:tr>
         <w:trPr/>
@@ -29090,8 +29090,8 @@
         </w:tc>
       </w:tr>
       <w:tblGrid>
-        <w:gridCol w:w="4680"/>
-        <w:gridCol w:w="4680"/>
+        <w:gridCol w:w="3640"/>
+        <w:gridCol w:w="3640"/>
       </w:tblGrid>
       <w:tr>
         <w:trPr/>
@@ -29862,9 +29862,9 @@
         <w:jc w:val="center"/>
       </w:tblPr>
       <w:tblGrid>
-        <w:gridCol w:w="3120"/>
-        <w:gridCol w:w="3120"/>
-        <w:gridCol w:w="3120"/>
+        <w:gridCol w:w="2426.6666666666665"/>
+        <w:gridCol w:w="2426.6666666666665"/>
+        <w:gridCol w:w="2426.6666666666665"/>
       </w:tblGrid>
       <w:tr>
         <w:trPr/>
@@ -29927,9 +29927,9 @@
         </w:tc>
       </w:tr>
       <w:tblGrid>
-        <w:gridCol w:w="3120"/>
-        <w:gridCol w:w="3120"/>
-        <w:gridCol w:w="3120"/>
+        <w:gridCol w:w="2426.6666666666665"/>
+        <w:gridCol w:w="2426.6666666666665"/>
+        <w:gridCol w:w="2426.6666666666665"/>
       </w:tblGrid>
       <w:tr>
         <w:trPr/>
@@ -30955,9 +30955,9 @@
         <w:jc w:val="center"/>
       </w:tblPr>
       <w:tblGrid>
-        <w:gridCol w:w="3120"/>
-        <w:gridCol w:w="3120"/>
-        <w:gridCol w:w="3120"/>
+        <w:gridCol w:w="2426.6666666666665"/>
+        <w:gridCol w:w="2426.6666666666665"/>
+        <w:gridCol w:w="2426.6666666666665"/>
       </w:tblGrid>
       <w:tr>
         <w:trPr/>
@@ -31022,9 +31022,9 @@
         </w:tc>
       </w:tr>
       <w:tblGrid>
-        <w:gridCol w:w="3120"/>
-        <w:gridCol w:w="3120"/>
-        <w:gridCol w:w="3120"/>
+        <w:gridCol w:w="2426.6666666666665"/>
+        <w:gridCol w:w="2426.6666666666665"/>
+        <w:gridCol w:w="2426.6666666666665"/>
       </w:tblGrid>
       <w:tr>
         <w:trPr/>
@@ -32154,9 +32154,9 @@
         <w:jc w:val="center"/>
       </w:tblPr>
       <w:tblGrid>
-        <w:gridCol w:w="3120"/>
-        <w:gridCol w:w="3120"/>
-        <w:gridCol w:w="3120"/>
+        <w:gridCol w:w="2426.6666666666665"/>
+        <w:gridCol w:w="2426.6666666666665"/>
+        <w:gridCol w:w="2426.6666666666665"/>
       </w:tblGrid>
       <w:tr>
         <w:trPr/>
@@ -32219,9 +32219,9 @@
         </w:tc>
       </w:tr>
       <w:tblGrid>
-        <w:gridCol w:w="3120"/>
-        <w:gridCol w:w="3120"/>
-        <w:gridCol w:w="3120"/>
+        <w:gridCol w:w="2426.6666666666665"/>
+        <w:gridCol w:w="2426.6666666666665"/>
+        <w:gridCol w:w="2426.6666666666665"/>
       </w:tblGrid>
       <w:tr>
         <w:trPr/>
@@ -34976,8 +34976,8 @@
         <w:jc w:val="center"/>
       </w:tblPr>
       <w:tblGrid>
-        <w:gridCol w:w="4680"/>
-        <w:gridCol w:w="4680"/>
+        <w:gridCol w:w="3640"/>
+        <w:gridCol w:w="3640"/>
       </w:tblGrid>
       <w:tr>
         <w:trPr/>
@@ -35021,8 +35021,8 @@
         </w:tc>
       </w:tr>
       <w:tblGrid>
-        <w:gridCol w:w="4680"/>
-        <w:gridCol w:w="4680"/>
+        <w:gridCol w:w="3640"/>
+        <w:gridCol w:w="3640"/>
       </w:tblGrid>
       <w:tr>
         <w:trPr/>
@@ -35582,8 +35582,8 @@
         <w:jc w:val="center"/>
       </w:tblPr>
       <w:tblGrid>
-        <w:gridCol w:w="4680"/>
-        <w:gridCol w:w="4680"/>
+        <w:gridCol w:w="3640"/>
+        <w:gridCol w:w="3640"/>
       </w:tblGrid>
       <w:tr>
         <w:trPr/>
@@ -35627,8 +35627,8 @@
         </w:tc>
       </w:tr>
       <w:tblGrid>
-        <w:gridCol w:w="4680"/>
-        <w:gridCol w:w="4680"/>
+        <w:gridCol w:w="3640"/>
+        <w:gridCol w:w="3640"/>
       </w:tblGrid>
       <w:tr>
         <w:trPr/>
@@ -36148,8 +36148,8 @@
         <w:jc w:val="center"/>
       </w:tblPr>
       <w:tblGrid>
-        <w:gridCol w:w="4680"/>
-        <w:gridCol w:w="4680"/>
+        <w:gridCol w:w="3640"/>
+        <w:gridCol w:w="3640"/>
       </w:tblGrid>
       <w:tr>
         <w:trPr/>
@@ -36193,8 +36193,8 @@
         </w:tc>
       </w:tr>
       <w:tblGrid>
-        <w:gridCol w:w="4680"/>
-        <w:gridCol w:w="4680"/>
+        <w:gridCol w:w="3640"/>
+        <w:gridCol w:w="3640"/>
       </w:tblGrid>
       <w:tr>
         <w:trPr/>
@@ -37192,9 +37192,9 @@
         <w:jc w:val="center"/>
       </w:tblPr>
       <w:tblGrid>
-        <w:gridCol w:w="3120"/>
-        <w:gridCol w:w="3120"/>
-        <w:gridCol w:w="3120"/>
+        <w:gridCol w:w="2426.6666666666665"/>
+        <w:gridCol w:w="2426.6666666666665"/>
+        <w:gridCol w:w="2426.6666666666665"/>
       </w:tblGrid>
       <w:tr>
         <w:trPr/>
@@ -37297,9 +37297,9 @@
         </w:tc>
       </w:tr>
       <w:tblGrid>
-        <w:gridCol w:w="3120"/>
-        <w:gridCol w:w="3120"/>
-        <w:gridCol w:w="3120"/>
+        <w:gridCol w:w="2426.6666666666665"/>
+        <w:gridCol w:w="2426.6666666666665"/>
+        <w:gridCol w:w="2426.6666666666665"/>
       </w:tblGrid>
       <w:tr>
         <w:trPr/>
@@ -39988,9 +39988,9 @@
         <w:jc w:val="center"/>
       </w:tblPr>
       <w:tblGrid>
-        <w:gridCol w:w="3120"/>
-        <w:gridCol w:w="3120"/>
-        <w:gridCol w:w="3120"/>
+        <w:gridCol w:w="2426.6666666666665"/>
+        <w:gridCol w:w="2426.6666666666665"/>
+        <w:gridCol w:w="2426.6666666666665"/>
       </w:tblGrid>
       <w:tr>
         <w:trPr/>
@@ -40053,9 +40053,9 @@
         </w:tc>
       </w:tr>
       <w:tblGrid>
-        <w:gridCol w:w="3120"/>
-        <w:gridCol w:w="3120"/>
-        <w:gridCol w:w="3120"/>
+        <w:gridCol w:w="2426.6666666666665"/>
+        <w:gridCol w:w="2426.6666666666665"/>
+        <w:gridCol w:w="2426.6666666666665"/>
       </w:tblGrid>
       <w:tr>
         <w:trPr/>
@@ -40917,8 +40917,8 @@
         <w:jc w:val="center"/>
       </w:tblPr>
       <w:tblGrid>
-        <w:gridCol w:w="4680"/>
-        <w:gridCol w:w="4680"/>
+        <w:gridCol w:w="3640"/>
+        <w:gridCol w:w="3640"/>
       </w:tblGrid>
       <w:tr>
         <w:trPr/>
@@ -40962,8 +40962,8 @@
         </w:tc>
       </w:tr>
       <w:tblGrid>
-        <w:gridCol w:w="4680"/>
-        <w:gridCol w:w="4680"/>
+        <w:gridCol w:w="3640"/>
+        <w:gridCol w:w="3640"/>
       </w:tblGrid>
       <w:tr>
         <w:trPr/>
@@ -43275,8 +43275,8 @@
         <w:jc w:val="center"/>
       </w:tblPr>
       <w:tblGrid>
-        <w:gridCol w:w="4680"/>
-        <w:gridCol w:w="4680"/>
+        <w:gridCol w:w="3640"/>
+        <w:gridCol w:w="3640"/>
       </w:tblGrid>
       <w:tr>
         <w:trPr/>
@@ -43320,8 +43320,8 @@
         </w:tc>
       </w:tr>
       <w:tblGrid>
-        <w:gridCol w:w="4680"/>
-        <w:gridCol w:w="4680"/>
+        <w:gridCol w:w="3640"/>
+        <w:gridCol w:w="3640"/>
       </w:tblGrid>
       <w:tr>
         <w:trPr/>
@@ -44822,8 +44822,8 @@
         <w:jc w:val="center"/>
       </w:tblPr>
       <w:tblGrid>
-        <w:gridCol w:w="4680"/>
-        <w:gridCol w:w="4680"/>
+        <w:gridCol w:w="3640"/>
+        <w:gridCol w:w="3640"/>
       </w:tblGrid>
       <w:tr>
         <w:trPr/>
@@ -44867,8 +44867,8 @@
         </w:tc>
       </w:tr>
       <w:tblGrid>
-        <w:gridCol w:w="4680"/>
-        <w:gridCol w:w="4680"/>
+        <w:gridCol w:w="3640"/>
+        <w:gridCol w:w="3640"/>
       </w:tblGrid>
       <w:tr>
         <w:trPr/>
@@ -45875,9 +45875,9 @@
         <w:jc w:val="center"/>
       </w:tblPr>
       <w:tblGrid>
-        <w:gridCol w:w="3120"/>
-        <w:gridCol w:w="3120"/>
-        <w:gridCol w:w="3120"/>
+        <w:gridCol w:w="2426.6666666666665"/>
+        <w:gridCol w:w="2426.6666666666665"/>
+        <w:gridCol w:w="2426.6666666666665"/>
       </w:tblGrid>
       <w:tr>
         <w:trPr/>
@@ -45940,9 +45940,9 @@
         </w:tc>
       </w:tr>
       <w:tblGrid>
-        <w:gridCol w:w="3120"/>
-        <w:gridCol w:w="3120"/>
-        <w:gridCol w:w="3120"/>
+        <w:gridCol w:w="2426.6666666666665"/>
+        <w:gridCol w:w="2426.6666666666665"/>
+        <w:gridCol w:w="2426.6666666666665"/>
       </w:tblGrid>
       <w:tr>
         <w:trPr/>
@@ -46689,9 +46689,9 @@
         <w:jc w:val="center"/>
       </w:tblPr>
       <w:tblGrid>
-        <w:gridCol w:w="3120"/>
-        <w:gridCol w:w="3120"/>
-        <w:gridCol w:w="3120"/>
+        <w:gridCol w:w="2426.6666666666665"/>
+        <w:gridCol w:w="2426.6666666666665"/>
+        <w:gridCol w:w="2426.6666666666665"/>
       </w:tblGrid>
       <w:tr>
         <w:trPr/>
@@ -46754,9 +46754,9 @@
         </w:tc>
       </w:tr>
       <w:tblGrid>
-        <w:gridCol w:w="3120"/>
-        <w:gridCol w:w="3120"/>
-        <w:gridCol w:w="3120"/>
+        <w:gridCol w:w="2426.6666666666665"/>
+        <w:gridCol w:w="2426.6666666666665"/>
+        <w:gridCol w:w="2426.6666666666665"/>
       </w:tblGrid>
       <w:tr>
         <w:trPr/>
@@ -49750,8 +49750,8 @@
         <w:jc w:val="center"/>
       </w:tblPr>
       <w:tblGrid>
-        <w:gridCol w:w="4680"/>
-        <w:gridCol w:w="4680"/>
+        <w:gridCol w:w="3640"/>
+        <w:gridCol w:w="3640"/>
       </w:tblGrid>
       <w:tr>
         <w:trPr/>
@@ -49795,8 +49795,8 @@
         </w:tc>
       </w:tr>
       <w:tblGrid>
-        <w:gridCol w:w="4680"/>
-        <w:gridCol w:w="4680"/>
+        <w:gridCol w:w="3640"/>
+        <w:gridCol w:w="3640"/>
       </w:tblGrid>
       <w:tr>
         <w:trPr/>
@@ -50309,8 +50309,8 @@
         <w:jc w:val="center"/>
       </w:tblPr>
       <w:tblGrid>
-        <w:gridCol w:w="4680"/>
-        <w:gridCol w:w="4680"/>
+        <w:gridCol w:w="3640"/>
+        <w:gridCol w:w="3640"/>
       </w:tblGrid>
       <w:tr>
         <w:trPr/>
@@ -50354,8 +50354,8 @@
         </w:tc>
       </w:tr>
       <w:tblGrid>
-        <w:gridCol w:w="4680"/>
-        <w:gridCol w:w="4680"/>
+        <w:gridCol w:w="3640"/>
+        <w:gridCol w:w="3640"/>
       </w:tblGrid>
       <w:tr>
         <w:trPr/>
@@ -51560,8 +51560,8 @@
         <w:jc w:val="center"/>
       </w:tblPr>
       <w:tblGrid>
-        <w:gridCol w:w="4680"/>
-        <w:gridCol w:w="4680"/>
+        <w:gridCol w:w="3640"/>
+        <w:gridCol w:w="3640"/>
       </w:tblGrid>
       <w:tr>
         <w:trPr/>
@@ -51605,8 +51605,8 @@
         </w:tc>
       </w:tr>
       <w:tblGrid>
-        <w:gridCol w:w="4680"/>
-        <w:gridCol w:w="4680"/>
+        <w:gridCol w:w="3640"/>
+        <w:gridCol w:w="3640"/>
       </w:tblGrid>
       <w:tr>
         <w:trPr/>
@@ -52906,8 +52906,8 @@
         <w:jc w:val="center"/>
       </w:tblPr>
       <w:tblGrid>
-        <w:gridCol w:w="4680"/>
-        <w:gridCol w:w="4680"/>
+        <w:gridCol w:w="3640"/>
+        <w:gridCol w:w="3640"/>
       </w:tblGrid>
       <w:tr>
         <w:trPr/>
@@ -52951,8 +52951,8 @@
         </w:tc>
       </w:tr>
       <w:tblGrid>
-        <w:gridCol w:w="4680"/>
-        <w:gridCol w:w="4680"/>
+        <w:gridCol w:w="3640"/>
+        <w:gridCol w:w="3640"/>
       </w:tblGrid>
       <w:tr>
         <w:trPr/>
@@ -54268,8 +54268,8 @@
         <w:jc w:val="center"/>
       </w:tblPr>
       <w:tblGrid>
-        <w:gridCol w:w="4680"/>
-        <w:gridCol w:w="4680"/>
+        <w:gridCol w:w="3640"/>
+        <w:gridCol w:w="3640"/>
       </w:tblGrid>
       <w:tr>
         <w:trPr/>
@@ -54313,8 +54313,8 @@
         </w:tc>
       </w:tr>
       <w:tblGrid>
-        <w:gridCol w:w="4680"/>
-        <w:gridCol w:w="4680"/>
+        <w:gridCol w:w="3640"/>
+        <w:gridCol w:w="3640"/>
       </w:tblGrid>
       <w:tr>
         <w:trPr/>
@@ -54690,8 +54690,8 @@
         <w:jc w:val="center"/>
       </w:tblPr>
       <w:tblGrid>
-        <w:gridCol w:w="4680"/>
-        <w:gridCol w:w="4680"/>
+        <w:gridCol w:w="3640"/>
+        <w:gridCol w:w="3640"/>
       </w:tblGrid>
       <w:tr>
         <w:trPr/>
@@ -54735,8 +54735,8 @@
         </w:tc>
       </w:tr>
       <w:tblGrid>
-        <w:gridCol w:w="4680"/>
-        <w:gridCol w:w="4680"/>
+        <w:gridCol w:w="3640"/>
+        <w:gridCol w:w="3640"/>
       </w:tblGrid>
       <w:tr>
         <w:trPr/>
@@ -55505,9 +55505,9 @@
         <w:jc w:val="center"/>
       </w:tblPr>
       <w:tblGrid>
-        <w:gridCol w:w="3120"/>
-        <w:gridCol w:w="3120"/>
-        <w:gridCol w:w="3120"/>
+        <w:gridCol w:w="2426.6666666666665"/>
+        <w:gridCol w:w="2426.6666666666665"/>
+        <w:gridCol w:w="2426.6666666666665"/>
       </w:tblGrid>
       <w:tr>
         <w:trPr/>
@@ -55570,9 +55570,9 @@
         </w:tc>
       </w:tr>
       <w:tblGrid>
-        <w:gridCol w:w="3120"/>
-        <w:gridCol w:w="3120"/>
-        <w:gridCol w:w="3120"/>
+        <w:gridCol w:w="2426.6666666666665"/>
+        <w:gridCol w:w="2426.6666666666665"/>
+        <w:gridCol w:w="2426.6666666666665"/>
       </w:tblGrid>
       <w:tr>
         <w:trPr/>
@@ -56380,9 +56380,9 @@
         <w:jc w:val="center"/>
       </w:tblPr>
       <w:tblGrid>
-        <w:gridCol w:w="3120"/>
-        <w:gridCol w:w="3120"/>
-        <w:gridCol w:w="3120"/>
+        <w:gridCol w:w="2426.6666666666665"/>
+        <w:gridCol w:w="2426.6666666666665"/>
+        <w:gridCol w:w="2426.6666666666665"/>
       </w:tblGrid>
       <w:tr>
         <w:trPr/>
@@ -56445,9 +56445,9 @@
         </w:tc>
       </w:tr>
       <w:tblGrid>
-        <w:gridCol w:w="3120"/>
-        <w:gridCol w:w="3120"/>
-        <w:gridCol w:w="3120"/>
+        <w:gridCol w:w="2426.6666666666665"/>
+        <w:gridCol w:w="2426.6666666666665"/>
+        <w:gridCol w:w="2426.6666666666665"/>
       </w:tblGrid>
       <w:tr>
         <w:trPr/>
@@ -57979,9 +57979,9 @@
         <w:jc w:val="center"/>
       </w:tblPr>
       <w:tblGrid>
-        <w:gridCol w:w="3120"/>
-        <w:gridCol w:w="3120"/>
-        <w:gridCol w:w="3120"/>
+        <w:gridCol w:w="2426.6666666666665"/>
+        <w:gridCol w:w="2426.6666666666665"/>
+        <w:gridCol w:w="2426.6666666666665"/>
       </w:tblGrid>
       <w:tr>
         <w:trPr/>
@@ -58044,9 +58044,9 @@
         </w:tc>
       </w:tr>
       <w:tblGrid>
-        <w:gridCol w:w="3120"/>
-        <w:gridCol w:w="3120"/>
-        <w:gridCol w:w="3120"/>
+        <w:gridCol w:w="2426.6666666666665"/>
+        <w:gridCol w:w="2426.6666666666665"/>
+        <w:gridCol w:w="2426.6666666666665"/>
       </w:tblGrid>
       <w:tr>
         <w:trPr/>

--- a/docs/libro/libro.docx
+++ b/docs/libro/libro.docx
@@ -26725,37 +26725,6 @@
       </w:pPr>
       <w:r>
         <w:rPr/>
-        <w:drawing>
-          <wp:inline distB="0" distL="0" distR="0" distT="0">
-            <wp:extent cx="4622800" cy="4622800"/>
-            <wp:effectExtent b="0" l="0" r="0" t="0"/>
-            <wp:docPr id="1" name="image-ziIC5hj_bNZzAnMv5kzpB.webp"/>
-            <a:graphic>
-              <a:graphicData uri="http://schemas.openxmlformats.org/drawingml/2006/picture">
-                <pic:pic>
-                  <pic:nvPicPr>
-                    <pic:cNvPr id="1" name="image-ziIC5hj_bNZzAnMv5kzpB.webp" descr="Logo di Triad"/>
-                    <pic:cNvPicPr/>
-                  </pic:nvPicPr>
-                  <pic:blipFill>
-                    <a:blip r:embed="rId55" cstate="print"/>
-                    <a:srcRect b="0" l="0" r="0" t="0"/>
-                    <a:stretch>
-                      <a:fillRect/>
-                    </a:stretch>
-                  </pic:blipFill>
-                  <pic:spPr>
-                    <a:xfrm>
-                      <a:off x="0" y="0"/>
-                      <a:ext cx="4622800" cy="4622800"/>
-                    </a:xfrm>
-                    <a:prstGeom prst="rect"/>
-                  </pic:spPr>
-                </pic:pic>
-              </a:graphicData>
-            </a:graphic>
-          </wp:inline>
-        </w:drawing>
       </w:r>
     </w:p>
     <w:p>
@@ -26811,7 +26780,7 @@
         </w:rPr>
         <w:t xml:space="preserve">Standard:</w:t>
       </w:r>
-      <w:hyperlink r:id="rId56">
+      <w:hyperlink r:id="rId55">
         <w:r>
           <w:rPr>
             <w:rStyle w:val="Hyperlink"/>
@@ -26823,7 +26792,7 @@
         <w:rPr/>
         <w:t xml:space="preserve"> (Triad-Full, versione in </w:t>
       </w:r>
-      <w:hyperlink r:id="rId57">
+      <w:hyperlink r:id="rId56">
         <w:r>
           <w:rPr>
             <w:rStyle w:val="Hyperlink"/>
@@ -26843,7 +26812,7 @@
         <w:rPr/>
         <w:t xml:space="preserve">) e </w:t>
       </w:r>
-      <w:hyperlink r:id="rId58">
+      <w:hyperlink r:id="rId57">
         <w:r>
           <w:rPr>
             <w:rStyle w:val="Hyperlink"/>
@@ -26870,7 +26839,7 @@
         </w:rPr>
         <w:t xml:space="preserve">Contratto eseguibile:</w:t>
       </w:r>
-      <w:hyperlink r:id="rId59">
+      <w:hyperlink r:id="rId58">
         <w:r>
           <w:rPr>
             <w:rStyle w:val="Hyperlink"/>
@@ -26897,7 +26866,7 @@
         </w:rPr>
         <w:t xml:space="preserve">Piano di bootstrap:</w:t>
       </w:r>
-      <w:hyperlink r:id="rId60">
+      <w:hyperlink r:id="rId59">
         <w:r>
           <w:rPr>
             <w:rStyle w:val="Hyperlink"/>
@@ -26909,7 +26878,7 @@
         <w:rPr/>
         <w:t xml:space="preserve">; stato in </w:t>
       </w:r>
-      <w:hyperlink r:id="rId61">
+      <w:hyperlink r:id="rId60">
         <w:r>
           <w:rPr>
             <w:rStyle w:val="Hyperlink"/>
@@ -26921,7 +26890,7 @@
         <w:rPr/>
         <w:t xml:space="preserve">; task in </w:t>
       </w:r>
-      <w:hyperlink r:id="rId62">
+      <w:hyperlink r:id="rId61">
         <w:r>
           <w:rPr>
             <w:rStyle w:val="Hyperlink"/>
@@ -26933,7 +26902,7 @@
         <w:rPr/>
         <w:t xml:space="preserve"> e </w:t>
       </w:r>
-      <w:hyperlink r:id="rId63">
+      <w:hyperlink r:id="rId62">
         <w:r>
           <w:rPr>
             <w:rStyle w:val="Hyperlink"/>
@@ -27283,7 +27252,7 @@
             <w:pPr>
               <w:spacing w:lineRule="auto"/>
             </w:pPr>
-            <w:hyperlink r:id="rId64">
+            <w:hyperlink r:id="rId63">
               <w:r>
                 <w:rPr>
                   <w:rStyle w:val="Hyperlink"/>
@@ -27305,7 +27274,7 @@
             <w:pPr>
               <w:spacing w:lineRule="auto"/>
             </w:pPr>
-            <w:hyperlink r:id="rId65">
+            <w:hyperlink r:id="rId64">
               <w:r>
                 <w:rPr>
                   <w:rStyle w:val="Hyperlink"/>
@@ -27359,7 +27328,7 @@
             <w:pPr>
               <w:spacing w:lineRule="auto"/>
             </w:pPr>
-            <w:hyperlink r:id="rId66">
+            <w:hyperlink r:id="rId65">
               <w:r>
                 <w:rPr>
                   <w:rStyle w:val="Hyperlink"/>
@@ -27413,7 +27382,7 @@
             <w:pPr>
               <w:spacing w:lineRule="auto"/>
             </w:pPr>
-            <w:hyperlink r:id="rId67">
+            <w:hyperlink r:id="rId66">
               <w:r>
                 <w:rPr>
                   <w:rStyle w:val="Hyperlink"/>
@@ -27467,7 +27436,7 @@
             <w:pPr>
               <w:spacing w:lineRule="auto"/>
             </w:pPr>
-            <w:hyperlink r:id="rId68">
+            <w:hyperlink r:id="rId67">
               <w:r>
                 <w:rPr>
                   <w:rStyle w:val="Hyperlink"/>
@@ -27562,7 +27531,7 @@
         <w:rPr/>
         <w:t xml:space="preserve">, interprete Triad-Core in codice macchina (S0). Dove si comportano diversamente lo dice il </w:t>
       </w:r>
-      <w:hyperlink r:id="rId69">
+      <w:hyperlink r:id="rId68">
         <w:r>
           <w:rPr>
             <w:rStyle w:val="Hyperlink"/>
@@ -27579,7 +27548,7 @@
       <w:pPr>
         <w:spacing w:lineRule="auto"/>
       </w:pPr>
-      <w:hyperlink r:id="rId70">
+      <w:hyperlink r:id="rId69">
         <w:r>
           <w:rPr>
             <w:rStyle w:val="Hyperlink"/>
@@ -27601,7 +27570,7 @@
       <w:pPr>
         <w:spacing w:lineRule="auto"/>
       </w:pPr>
-      <w:hyperlink r:id="rId71">
+      <w:hyperlink r:id="rId70">
         <w:r>
           <w:rPr>
             <w:rStyle w:val="Hyperlink"/>
@@ -28242,7 +28211,7 @@
         <w:rPr/>
         <w:t xml:space="preserve"> (</w:t>
       </w:r>
-      <w:hyperlink r:id="rId72">
+      <w:hyperlink r:id="rId71">
         <w:r>
           <w:rPr>
             <w:rStyle w:val="Hyperlink"/>
@@ -28353,7 +28322,7 @@
         <w:rPr/>
         <w:t xml:space="preserve"> (</w:t>
       </w:r>
-      <w:hyperlink r:id="rId73">
+      <w:hyperlink r:id="rId72">
         <w:r>
           <w:rPr>
             <w:rStyle w:val="Hyperlink"/>
@@ -28393,7 +28362,7 @@
         <w:rPr/>
         <w:t xml:space="preserve">Triad non vuole dipendere da nessun linguaggio ospite. Il piano (</w:t>
       </w:r>
-      <w:hyperlink r:id="rId74">
+      <w:hyperlink r:id="rId73">
         <w:r>
           <w:rPr>
             <w:rStyle w:val="Hyperlink"/>
@@ -28464,7 +28433,7 @@
       <w:pPr>
         <w:spacing w:lineRule="auto"/>
       </w:pPr>
-      <w:hyperlink r:id="rId75">
+      <w:hyperlink r:id="rId74">
         <w:r>
           <w:rPr>
             <w:rStyle w:val="Hyperlink"/>
@@ -29367,7 +29336,7 @@
         <w:rPr/>
         <w:t xml:space="preserve"> allegato alla </w:t>
       </w:r>
-      <w:hyperlink r:id="rId76">
+      <w:hyperlink r:id="rId75">
         <w:r>
           <w:rPr>
             <w:rStyle w:val="Hyperlink"/>
@@ -29379,7 +29348,7 @@
         <w:rPr/>
         <w:t xml:space="preserve">. Dettagli nel </w:t>
       </w:r>
-      <w:hyperlink r:id="rId77">
+      <w:hyperlink r:id="rId76">
         <w:r>
           <w:rPr>
             <w:rStyle w:val="Hyperlink"/>
@@ -29396,7 +29365,7 @@
       <w:pPr>
         <w:spacing w:lineRule="auto"/>
       </w:pPr>
-      <w:hyperlink r:id="rId78">
+      <w:hyperlink r:id="rId77">
         <w:r>
           <w:rPr>
             <w:rStyle w:val="Hyperlink"/>
@@ -29743,7 +29712,7 @@
         <w:rPr/>
         <w:t xml:space="preserve">se deve girare anche sul seed Windows, controlla la tabella del </w:t>
       </w:r>
-      <w:hyperlink r:id="rId79">
+      <w:hyperlink r:id="rId78">
         <w:r>
           <w:rPr>
             <w:rStyle w:val="Hyperlink"/>
@@ -29768,7 +29737,7 @@
         <w:rPr/>
         <w:t xml:space="preserve">se è un comportamento del linguaggio da fissare, trasformalo in un caso di conformance (</w:t>
       </w:r>
-      <w:hyperlink r:id="rId80">
+      <w:hyperlink r:id="rId79">
         <w:r>
           <w:rPr>
             <w:rStyle w:val="Hyperlink"/>
@@ -29785,7 +29754,7 @@
       <w:pPr>
         <w:spacing w:lineRule="auto"/>
       </w:pPr>
-      <w:hyperlink r:id="rId81">
+      <w:hyperlink r:id="rId80">
         <w:r>
           <w:rPr>
             <w:rStyle w:val="Hyperlink"/>
@@ -29826,7 +29795,7 @@
       <w:pPr>
         <w:spacing w:lineRule="auto"/>
       </w:pPr>
-      <w:hyperlink r:id="rId82">
+      <w:hyperlink r:id="rId81">
         <w:r>
           <w:rPr>
             <w:rStyle w:val="Hyperlink"/>
@@ -30919,7 +30888,7 @@
       <w:pPr>
         <w:spacing w:lineRule="auto"/>
       </w:pPr>
-      <w:hyperlink r:id="rId83">
+      <w:hyperlink r:id="rId82">
         <w:r>
           <w:rPr>
             <w:rStyle w:val="Hyperlink"/>
@@ -31915,7 +31884,7 @@
       <w:pPr>
         <w:spacing w:lineRule="auto"/>
       </w:pPr>
-      <w:hyperlink r:id="rId84">
+      <w:hyperlink r:id="rId83">
         <w:r>
           <w:rPr>
             <w:rStyle w:val="Hyperlink"/>
@@ -32074,7 +32043,7 @@
         <w:rPr/>
         <w:t xml:space="preserve">, lambda) sono nel </w:t>
       </w:r>
-      <w:hyperlink r:id="rId85">
+      <w:hyperlink r:id="rId84">
         <w:r>
           <w:rPr>
             <w:rStyle w:val="Hyperlink"/>
@@ -32108,7 +32077,7 @@
       <w:pPr>
         <w:spacing w:lineRule="auto"/>
       </w:pPr>
-      <w:hyperlink r:id="rId86">
+      <w:hyperlink r:id="rId85">
         <w:r>
           <w:rPr>
             <w:rStyle w:val="Hyperlink"/>
@@ -33389,6 +33358,401 @@
       <w:pPr>
         <w:spacing w:lineRule="auto"/>
       </w:pPr>
+      <w:hyperlink r:id="rId86">
+        <w:r>
+          <w:rPr>
+            <w:rStyle w:val="Hyperlink"/>
+          </w:rPr>
+        </w:r>
+      </w:hyperlink>
+    </w:p>
+    <w:p>
+      <w:pPr>
+        <w:pStyle w:val="Heading2"/>
+        <w:spacing w:lineRule="auto"/>
+      </w:pPr>
+      <w:r>
+        <w:rPr/>
+        <w:t xml:space="preserve">8. Controllo di flusso</w:t>
+      </w:r>
+    </w:p>
+    <w:p>
+      <w:pPr>
+        <w:spacing w:lineRule="auto"/>
+      </w:pPr>
+      <w:r>
+        <w:rPr/>
+        <w:t xml:space="preserve">In Triad </w:t>
+      </w:r>
+      <w:r>
+        <w:rPr>
+          <w:b/>
+        </w:rPr>
+        <w:t xml:space="preserve">tutto è un'espressione</w:t>
+      </w:r>
+      <w:r>
+        <w:rPr/>
+        <w:t xml:space="preserve">: </w:t>
+      </w:r>
+      <w:r>
+        <w:rPr/>
+        <w:t xml:space="preserve">if</w:t>
+      </w:r>
+      <w:r>
+        <w:rPr/>
+        <w:t xml:space="preserve">, </w:t>
+      </w:r>
+      <w:r>
+        <w:rPr/>
+        <w:t xml:space="preserve">while</w:t>
+      </w:r>
+      <w:r>
+        <w:rPr/>
+        <w:t xml:space="preserve">, </w:t>
+      </w:r>
+      <w:r>
+        <w:rPr/>
+        <w:t xml:space="preserve">let</w:t>
+      </w:r>
+      <w:r>
+        <w:rPr/>
+        <w:t xml:space="preserve">, </w:t>
+      </w:r>
+      <w:r>
+        <w:rPr/>
+        <w:t xml:space="preserve">begin</w:t>
+      </w:r>
+      <w:r>
+        <w:rPr/>
+        <w:t xml:space="preserve"> hanno un valore (quello dell'ultima istruzione eseguita, </w:t>
+      </w:r>
+      <w:r>
+        <w:rPr/>
+        <w:t xml:space="preserve">nothing</w:t>
+      </w:r>
+      <w:r>
+        <w:rPr/>
+        <w:t xml:space="preserve"> se nessuna).</w:t>
+      </w:r>
+    </w:p>
+    <w:p>
+      <w:pPr>
+        <w:pStyle w:val="Heading3"/>
+        <w:spacing w:lineRule="auto"/>
+      </w:pPr>
+      <w:r>
+        <w:rPr/>
+        <w:t xml:space="preserve">8.1 </w:t>
+      </w:r>
+      <w:r>
+        <w:rPr/>
+        <w:t xml:space="preserve">if</w:t>
+      </w:r>
+      <w:r>
+        <w:rPr/>
+        <w:t xml:space="preserve"> / </w:t>
+      </w:r>
+      <w:r>
+        <w:rPr/>
+        <w:t xml:space="preserve">elseif</w:t>
+      </w:r>
+      <w:r>
+        <w:rPr/>
+        <w:t xml:space="preserve"> / </w:t>
+      </w:r>
+      <w:r>
+        <w:rPr/>
+        <w:t xml:space="preserve">else</w:t>
+      </w:r>
+    </w:p>
+    <w:p>
+      <w:pPr>
+        <w:spacing w:lineRule="auto"/>
+      </w:pPr>
+      <w:r>
+        <w:rPr>
+          <w:rFonts w:ascii="Courier" w:hAnsi="Courier"/>
+        </w:rPr>
+        <w:t xml:space="preserve">function classifica(x)     if x &lt; 0         "negativo"     elseif x == 0         "zero"     else         "positivo"     end end println(classifica(-3), " ", classifica(0), " ", classifica(7)) v = if 2 &gt; 1 :si else :no end println(v) </w:t>
+      </w:r>
+    </w:p>
+    <w:p>
+      <w:pPr>
+        <w:spacing w:lineRule="auto"/>
+      </w:pPr>
+      <w:r>
+        <w:rPr/>
+        <w:t xml:space="preserve">Output:</w:t>
+      </w:r>
+    </w:p>
+    <w:p>
+      <w:pPr>
+        <w:spacing w:lineRule="auto"/>
+      </w:pPr>
+      <w:r>
+        <w:rPr>
+          <w:rFonts w:ascii="Courier" w:hAnsi="Courier"/>
+        </w:rPr>
+        <w:t xml:space="preserve">negativo zero positivo si </w:t>
+      </w:r>
+    </w:p>
+    <w:p>
+      <w:pPr>
+        <w:pStyle w:val="Heading3"/>
+        <w:spacing w:lineRule="auto"/>
+      </w:pPr>
+      <w:r>
+        <w:rPr/>
+        <w:t xml:space="preserve">8.2 </w:t>
+      </w:r>
+      <w:r>
+        <w:rPr/>
+        <w:t xml:space="preserve">while</w:t>
+      </w:r>
+      <w:r>
+        <w:rPr/>
+        <w:t xml:space="preserve">, </w:t>
+      </w:r>
+      <w:r>
+        <w:rPr/>
+        <w:t xml:space="preserve">break</w:t>
+      </w:r>
+      <w:r>
+        <w:rPr/>
+        <w:t xml:space="preserve">, </w:t>
+      </w:r>
+      <w:r>
+        <w:rPr/>
+        <w:t xml:space="preserve">continue</w:t>
+      </w:r>
+    </w:p>
+    <w:p>
+      <w:pPr>
+        <w:spacing w:lineRule="auto"/>
+      </w:pPr>
+      <w:r>
+        <w:rPr>
+          <w:rFonts w:ascii="Courier" w:hAnsi="Courier"/>
+        </w:rPr>
+        <w:t xml:space="preserve">i = 0 somma_dispari = 0 while i &lt; 10     i += 1     if i % 2 == 0         continue     end     somma_dispari += i end println(somma_dispari) while true     break end println(:fine) </w:t>
+      </w:r>
+    </w:p>
+    <w:p>
+      <w:pPr>
+        <w:spacing w:lineRule="auto"/>
+      </w:pPr>
+      <w:r>
+        <w:rPr/>
+        <w:t xml:space="preserve">Output:</w:t>
+      </w:r>
+    </w:p>
+    <w:p>
+      <w:pPr>
+        <w:spacing w:lineRule="auto"/>
+      </w:pPr>
+      <w:r>
+        <w:rPr>
+          <w:rFonts w:ascii="Courier" w:hAnsi="Courier"/>
+        </w:rPr>
+        <w:t xml:space="preserve">25 fine </w:t>
+      </w:r>
+    </w:p>
+    <w:p>
+      <w:pPr>
+        <w:spacing w:lineRule="auto"/>
+      </w:pPr>
+      <w:r>
+        <w:rPr/>
+        <w:t xml:space="preserve">break</w:t>
+      </w:r>
+      <w:r>
+        <w:rPr/>
+        <w:t xml:space="preserve"> e </w:t>
+      </w:r>
+      <w:r>
+        <w:rPr/>
+        <w:t xml:space="preserve">continue</w:t>
+      </w:r>
+      <w:r>
+        <w:rPr/>
+        <w:t xml:space="preserve"> agiscono sul </w:t>
+      </w:r>
+      <w:r>
+        <w:rPr/>
+        <w:t xml:space="preserve">while</w:t>
+      </w:r>
+      <w:r>
+        <w:rPr/>
+        <w:t xml:space="preserve"> più interno. Non esiste </w:t>
+      </w:r>
+      <w:r>
+        <w:rPr/>
+        <w:t xml:space="preserve">for</w:t>
+      </w:r>
+      <w:r>
+        <w:rPr/>
+        <w:t xml:space="preserve"> in Core: si itera con un contatore e </w:t>
+      </w:r>
+      <w:r>
+        <w:rPr/>
+        <w:t xml:space="preserve">while</w:t>
+      </w:r>
+      <w:r>
+        <w:rPr/>
+        <w:t xml:space="preserve">.</w:t>
+      </w:r>
+    </w:p>
+    <w:p>
+      <w:pPr>
+        <w:pStyle w:val="Heading3"/>
+        <w:spacing w:lineRule="auto"/>
+      </w:pPr>
+      <w:r>
+        <w:rPr/>
+        <w:t xml:space="preserve">8.3 </w:t>
+      </w:r>
+      <w:r>
+        <w:rPr/>
+        <w:t xml:space="preserve">let</w:t>
+      </w:r>
+      <w:r>
+        <w:rPr/>
+        <w:t xml:space="preserve"> e </w:t>
+      </w:r>
+      <w:r>
+        <w:rPr/>
+        <w:t xml:space="preserve">begin</w:t>
+      </w:r>
+    </w:p>
+    <w:p>
+      <w:pPr>
+        <w:spacing w:lineRule="auto"/>
+      </w:pPr>
+      <w:r>
+        <w:rPr/>
+        <w:t xml:space="preserve">let</w:t>
+      </w:r>
+      <w:r>
+        <w:rPr/>
+        <w:t xml:space="preserve"> introduce un nuovo scope con legami locali; </w:t>
+      </w:r>
+      <w:r>
+        <w:rPr/>
+        <w:t xml:space="preserve">begin … end</w:t>
+      </w:r>
+      <w:r>
+        <w:rPr/>
+        <w:t xml:space="preserve"> raggruppa istruzioni senza creare legami nuovi.</w:t>
+      </w:r>
+    </w:p>
+    <w:p>
+      <w:pPr>
+        <w:spacing w:lineRule="auto"/>
+      </w:pPr>
+      <w:r>
+        <w:rPr>
+          <w:rFonts w:ascii="Courier" w:hAnsi="Courier"/>
+        </w:rPr>
+        <w:t xml:space="preserve">x = 1 let x = 10     let x = 20         println(x)     end     println(x) end println(x) r = begin     a = 2     a * 21 end println(r) </w:t>
+      </w:r>
+    </w:p>
+    <w:p>
+      <w:pPr>
+        <w:spacing w:lineRule="auto"/>
+      </w:pPr>
+      <w:r>
+        <w:rPr/>
+        <w:t xml:space="preserve">Output:</w:t>
+      </w:r>
+    </w:p>
+    <w:p>
+      <w:pPr>
+        <w:spacing w:lineRule="auto"/>
+      </w:pPr>
+      <w:r>
+        <w:rPr>
+          <w:rFonts w:ascii="Courier" w:hAnsi="Courier"/>
+        </w:rPr>
+        <w:t xml:space="preserve">20 10 1 42 </w:t>
+      </w:r>
+    </w:p>
+    <w:p>
+      <w:pPr>
+        <w:spacing w:lineRule="auto"/>
+      </w:pPr>
+      <w:r>
+        <w:rPr/>
+        <w:t xml:space="preserve">Riferimento: </w:t>
+      </w:r>
+      <w:r>
+        <w:rPr/>
+        <w:t xml:space="preserve">conformance/core/cases/controllo</w:t>
+      </w:r>
+      <w:r>
+        <w:rPr/>
+        <w:t xml:space="preserve">, </w:t>
+      </w:r>
+      <w:r>
+        <w:rPr/>
+        <w:t xml:space="preserve">if_else</w:t>
+      </w:r>
+      <w:r>
+        <w:rPr/>
+        <w:t xml:space="preserve">, </w:t>
+      </w:r>
+      <w:r>
+        <w:rPr/>
+        <w:t xml:space="preserve">if_elseif</w:t>
+      </w:r>
+      <w:r>
+        <w:rPr/>
+        <w:t xml:space="preserve">, </w:t>
+      </w:r>
+      <w:r>
+        <w:rPr/>
+        <w:t xml:space="preserve">if_nested</w:t>
+      </w:r>
+      <w:r>
+        <w:rPr/>
+        <w:t xml:space="preserve">, </w:t>
+      </w:r>
+      <w:r>
+        <w:rPr/>
+        <w:t xml:space="preserve">if_no_else</w:t>
+      </w:r>
+      <w:r>
+        <w:rPr/>
+        <w:t xml:space="preserve">, </w:t>
+      </w:r>
+      <w:r>
+        <w:rPr/>
+        <w:t xml:space="preserve">while_loop</w:t>
+      </w:r>
+      <w:r>
+        <w:rPr/>
+        <w:t xml:space="preserve">, </w:t>
+      </w:r>
+      <w:r>
+        <w:rPr/>
+        <w:t xml:space="preserve">let_annidato</w:t>
+      </w:r>
+      <w:r>
+        <w:rPr/>
+        <w:t xml:space="preserve">, </w:t>
+      </w:r>
+      <w:r>
+        <w:rPr/>
+        <w:t xml:space="preserve">begin_block</w:t>
+      </w:r>
+      <w:r>
+        <w:rPr/>
+        <w:t xml:space="preserve">.</w:t>
+      </w:r>
+    </w:p>
+    <w:p>
+      <w:pPr>
+        <w:spacing w:lineRule="auto"/>
+      </w:pPr>
       <w:hyperlink r:id="rId87">
         <w:r>
           <w:rPr>
@@ -33404,401 +33768,6 @@
       </w:pPr>
       <w:r>
         <w:rPr/>
-        <w:t xml:space="preserve">8. Controllo di flusso</w:t>
-      </w:r>
-    </w:p>
-    <w:p>
-      <w:pPr>
-        <w:spacing w:lineRule="auto"/>
-      </w:pPr>
-      <w:r>
-        <w:rPr/>
-        <w:t xml:space="preserve">In Triad </w:t>
-      </w:r>
-      <w:r>
-        <w:rPr>
-          <w:b/>
-        </w:rPr>
-        <w:t xml:space="preserve">tutto è un'espressione</w:t>
-      </w:r>
-      <w:r>
-        <w:rPr/>
-        <w:t xml:space="preserve">: </w:t>
-      </w:r>
-      <w:r>
-        <w:rPr/>
-        <w:t xml:space="preserve">if</w:t>
-      </w:r>
-      <w:r>
-        <w:rPr/>
-        <w:t xml:space="preserve">, </w:t>
-      </w:r>
-      <w:r>
-        <w:rPr/>
-        <w:t xml:space="preserve">while</w:t>
-      </w:r>
-      <w:r>
-        <w:rPr/>
-        <w:t xml:space="preserve">, </w:t>
-      </w:r>
-      <w:r>
-        <w:rPr/>
-        <w:t xml:space="preserve">let</w:t>
-      </w:r>
-      <w:r>
-        <w:rPr/>
-        <w:t xml:space="preserve">, </w:t>
-      </w:r>
-      <w:r>
-        <w:rPr/>
-        <w:t xml:space="preserve">begin</w:t>
-      </w:r>
-      <w:r>
-        <w:rPr/>
-        <w:t xml:space="preserve"> hanno un valore (quello dell'ultima istruzione eseguita, </w:t>
-      </w:r>
-      <w:r>
-        <w:rPr/>
-        <w:t xml:space="preserve">nothing</w:t>
-      </w:r>
-      <w:r>
-        <w:rPr/>
-        <w:t xml:space="preserve"> se nessuna).</w:t>
-      </w:r>
-    </w:p>
-    <w:p>
-      <w:pPr>
-        <w:pStyle w:val="Heading3"/>
-        <w:spacing w:lineRule="auto"/>
-      </w:pPr>
-      <w:r>
-        <w:rPr/>
-        <w:t xml:space="preserve">8.1 </w:t>
-      </w:r>
-      <w:r>
-        <w:rPr/>
-        <w:t xml:space="preserve">if</w:t>
-      </w:r>
-      <w:r>
-        <w:rPr/>
-        <w:t xml:space="preserve"> / </w:t>
-      </w:r>
-      <w:r>
-        <w:rPr/>
-        <w:t xml:space="preserve">elseif</w:t>
-      </w:r>
-      <w:r>
-        <w:rPr/>
-        <w:t xml:space="preserve"> / </w:t>
-      </w:r>
-      <w:r>
-        <w:rPr/>
-        <w:t xml:space="preserve">else</w:t>
-      </w:r>
-    </w:p>
-    <w:p>
-      <w:pPr>
-        <w:spacing w:lineRule="auto"/>
-      </w:pPr>
-      <w:r>
-        <w:rPr>
-          <w:rFonts w:ascii="Courier" w:hAnsi="Courier"/>
-        </w:rPr>
-        <w:t xml:space="preserve">function classifica(x)     if x &lt; 0         "negativo"     elseif x == 0         "zero"     else         "positivo"     end end println(classifica(-3), " ", classifica(0), " ", classifica(7)) v = if 2 &gt; 1 :si else :no end println(v) </w:t>
-      </w:r>
-    </w:p>
-    <w:p>
-      <w:pPr>
-        <w:spacing w:lineRule="auto"/>
-      </w:pPr>
-      <w:r>
-        <w:rPr/>
-        <w:t xml:space="preserve">Output:</w:t>
-      </w:r>
-    </w:p>
-    <w:p>
-      <w:pPr>
-        <w:spacing w:lineRule="auto"/>
-      </w:pPr>
-      <w:r>
-        <w:rPr>
-          <w:rFonts w:ascii="Courier" w:hAnsi="Courier"/>
-        </w:rPr>
-        <w:t xml:space="preserve">negativo zero positivo si </w:t>
-      </w:r>
-    </w:p>
-    <w:p>
-      <w:pPr>
-        <w:pStyle w:val="Heading3"/>
-        <w:spacing w:lineRule="auto"/>
-      </w:pPr>
-      <w:r>
-        <w:rPr/>
-        <w:t xml:space="preserve">8.2 </w:t>
-      </w:r>
-      <w:r>
-        <w:rPr/>
-        <w:t xml:space="preserve">while</w:t>
-      </w:r>
-      <w:r>
-        <w:rPr/>
-        <w:t xml:space="preserve">, </w:t>
-      </w:r>
-      <w:r>
-        <w:rPr/>
-        <w:t xml:space="preserve">break</w:t>
-      </w:r>
-      <w:r>
-        <w:rPr/>
-        <w:t xml:space="preserve">, </w:t>
-      </w:r>
-      <w:r>
-        <w:rPr/>
-        <w:t xml:space="preserve">continue</w:t>
-      </w:r>
-    </w:p>
-    <w:p>
-      <w:pPr>
-        <w:spacing w:lineRule="auto"/>
-      </w:pPr>
-      <w:r>
-        <w:rPr>
-          <w:rFonts w:ascii="Courier" w:hAnsi="Courier"/>
-        </w:rPr>
-        <w:t xml:space="preserve">i = 0 somma_dispari = 0 while i &lt; 10     i += 1     if i % 2 == 0         continue     end     somma_dispari += i end println(somma_dispari) while true     break end println(:fine) </w:t>
-      </w:r>
-    </w:p>
-    <w:p>
-      <w:pPr>
-        <w:spacing w:lineRule="auto"/>
-      </w:pPr>
-      <w:r>
-        <w:rPr/>
-        <w:t xml:space="preserve">Output:</w:t>
-      </w:r>
-    </w:p>
-    <w:p>
-      <w:pPr>
-        <w:spacing w:lineRule="auto"/>
-      </w:pPr>
-      <w:r>
-        <w:rPr>
-          <w:rFonts w:ascii="Courier" w:hAnsi="Courier"/>
-        </w:rPr>
-        <w:t xml:space="preserve">25 fine </w:t>
-      </w:r>
-    </w:p>
-    <w:p>
-      <w:pPr>
-        <w:spacing w:lineRule="auto"/>
-      </w:pPr>
-      <w:r>
-        <w:rPr/>
-        <w:t xml:space="preserve">break</w:t>
-      </w:r>
-      <w:r>
-        <w:rPr/>
-        <w:t xml:space="preserve"> e </w:t>
-      </w:r>
-      <w:r>
-        <w:rPr/>
-        <w:t xml:space="preserve">continue</w:t>
-      </w:r>
-      <w:r>
-        <w:rPr/>
-        <w:t xml:space="preserve"> agiscono sul </w:t>
-      </w:r>
-      <w:r>
-        <w:rPr/>
-        <w:t xml:space="preserve">while</w:t>
-      </w:r>
-      <w:r>
-        <w:rPr/>
-        <w:t xml:space="preserve"> più interno. Non esiste </w:t>
-      </w:r>
-      <w:r>
-        <w:rPr/>
-        <w:t xml:space="preserve">for</w:t>
-      </w:r>
-      <w:r>
-        <w:rPr/>
-        <w:t xml:space="preserve"> in Core: si itera con un contatore e </w:t>
-      </w:r>
-      <w:r>
-        <w:rPr/>
-        <w:t xml:space="preserve">while</w:t>
-      </w:r>
-      <w:r>
-        <w:rPr/>
-        <w:t xml:space="preserve">.</w:t>
-      </w:r>
-    </w:p>
-    <w:p>
-      <w:pPr>
-        <w:pStyle w:val="Heading3"/>
-        <w:spacing w:lineRule="auto"/>
-      </w:pPr>
-      <w:r>
-        <w:rPr/>
-        <w:t xml:space="preserve">8.3 </w:t>
-      </w:r>
-      <w:r>
-        <w:rPr/>
-        <w:t xml:space="preserve">let</w:t>
-      </w:r>
-      <w:r>
-        <w:rPr/>
-        <w:t xml:space="preserve"> e </w:t>
-      </w:r>
-      <w:r>
-        <w:rPr/>
-        <w:t xml:space="preserve">begin</w:t>
-      </w:r>
-    </w:p>
-    <w:p>
-      <w:pPr>
-        <w:spacing w:lineRule="auto"/>
-      </w:pPr>
-      <w:r>
-        <w:rPr/>
-        <w:t xml:space="preserve">let</w:t>
-      </w:r>
-      <w:r>
-        <w:rPr/>
-        <w:t xml:space="preserve"> introduce un nuovo scope con legami locali; </w:t>
-      </w:r>
-      <w:r>
-        <w:rPr/>
-        <w:t xml:space="preserve">begin … end</w:t>
-      </w:r>
-      <w:r>
-        <w:rPr/>
-        <w:t xml:space="preserve"> raggruppa istruzioni senza creare legami nuovi.</w:t>
-      </w:r>
-    </w:p>
-    <w:p>
-      <w:pPr>
-        <w:spacing w:lineRule="auto"/>
-      </w:pPr>
-      <w:r>
-        <w:rPr>
-          <w:rFonts w:ascii="Courier" w:hAnsi="Courier"/>
-        </w:rPr>
-        <w:t xml:space="preserve">x = 1 let x = 10     let x = 20         println(x)     end     println(x) end println(x) r = begin     a = 2     a * 21 end println(r) </w:t>
-      </w:r>
-    </w:p>
-    <w:p>
-      <w:pPr>
-        <w:spacing w:lineRule="auto"/>
-      </w:pPr>
-      <w:r>
-        <w:rPr/>
-        <w:t xml:space="preserve">Output:</w:t>
-      </w:r>
-    </w:p>
-    <w:p>
-      <w:pPr>
-        <w:spacing w:lineRule="auto"/>
-      </w:pPr>
-      <w:r>
-        <w:rPr>
-          <w:rFonts w:ascii="Courier" w:hAnsi="Courier"/>
-        </w:rPr>
-        <w:t xml:space="preserve">20 10 1 42 </w:t>
-      </w:r>
-    </w:p>
-    <w:p>
-      <w:pPr>
-        <w:spacing w:lineRule="auto"/>
-      </w:pPr>
-      <w:r>
-        <w:rPr/>
-        <w:t xml:space="preserve">Riferimento: </w:t>
-      </w:r>
-      <w:r>
-        <w:rPr/>
-        <w:t xml:space="preserve">conformance/core/cases/controllo</w:t>
-      </w:r>
-      <w:r>
-        <w:rPr/>
-        <w:t xml:space="preserve">, </w:t>
-      </w:r>
-      <w:r>
-        <w:rPr/>
-        <w:t xml:space="preserve">if_else</w:t>
-      </w:r>
-      <w:r>
-        <w:rPr/>
-        <w:t xml:space="preserve">, </w:t>
-      </w:r>
-      <w:r>
-        <w:rPr/>
-        <w:t xml:space="preserve">if_elseif</w:t>
-      </w:r>
-      <w:r>
-        <w:rPr/>
-        <w:t xml:space="preserve">, </w:t>
-      </w:r>
-      <w:r>
-        <w:rPr/>
-        <w:t xml:space="preserve">if_nested</w:t>
-      </w:r>
-      <w:r>
-        <w:rPr/>
-        <w:t xml:space="preserve">, </w:t>
-      </w:r>
-      <w:r>
-        <w:rPr/>
-        <w:t xml:space="preserve">if_no_else</w:t>
-      </w:r>
-      <w:r>
-        <w:rPr/>
-        <w:t xml:space="preserve">, </w:t>
-      </w:r>
-      <w:r>
-        <w:rPr/>
-        <w:t xml:space="preserve">while_loop</w:t>
-      </w:r>
-      <w:r>
-        <w:rPr/>
-        <w:t xml:space="preserve">, </w:t>
-      </w:r>
-      <w:r>
-        <w:rPr/>
-        <w:t xml:space="preserve">let_annidato</w:t>
-      </w:r>
-      <w:r>
-        <w:rPr/>
-        <w:t xml:space="preserve">, </w:t>
-      </w:r>
-      <w:r>
-        <w:rPr/>
-        <w:t xml:space="preserve">begin_block</w:t>
-      </w:r>
-      <w:r>
-        <w:rPr/>
-        <w:t xml:space="preserve">.</w:t>
-      </w:r>
-    </w:p>
-    <w:p>
-      <w:pPr>
-        <w:spacing w:lineRule="auto"/>
-      </w:pPr>
-      <w:hyperlink r:id="rId88">
-        <w:r>
-          <w:rPr>
-            <w:rStyle w:val="Hyperlink"/>
-          </w:rPr>
-        </w:r>
-      </w:hyperlink>
-    </w:p>
-    <w:p>
-      <w:pPr>
-        <w:pStyle w:val="Heading2"/>
-        <w:spacing w:lineRule="auto"/>
-      </w:pPr>
-      <w:r>
-        <w:rPr/>
         <w:t xml:space="preserve">9. Funzioni</w:t>
       </w:r>
     </w:p>
@@ -33989,7 +33958,7 @@
         <w:rPr/>
         <w:t xml:space="preserve"> (</w:t>
       </w:r>
-      <w:hyperlink r:id="rId89">
+      <w:hyperlink r:id="rId88">
         <w:r>
           <w:rPr>
             <w:rStyle w:val="Hyperlink"/>
@@ -34102,7 +34071,7 @@
       <w:pPr>
         <w:spacing w:lineRule="auto"/>
       </w:pPr>
-      <w:hyperlink r:id="rId90">
+      <w:hyperlink r:id="rId89">
         <w:r>
           <w:rPr>
             <w:rStyle w:val="Hyperlink"/>
@@ -34507,7 +34476,7 @@
         <w:rPr/>
         <w:t xml:space="preserve">Per far "uscire" un risultato da una funzione restituiscilo, oppure usa una lista (che è mutabile, </w:t>
       </w:r>
-      <w:hyperlink r:id="rId91">
+      <w:hyperlink r:id="rId90">
         <w:r>
           <w:rPr>
             <w:rStyle w:val="Hyperlink"/>
@@ -34589,7 +34558,7 @@
       <w:pPr>
         <w:spacing w:lineRule="auto"/>
       </w:pPr>
-      <w:hyperlink r:id="rId92">
+      <w:hyperlink r:id="rId91">
         <w:r>
           <w:rPr>
             <w:rStyle w:val="Hyperlink"/>
@@ -34823,7 +34792,7 @@
         <w:rPr/>
         <w:t xml:space="preserve">: si scrivono in Core (vedi </w:t>
       </w:r>
-      <w:hyperlink r:id="rId93">
+      <w:hyperlink r:id="rId92">
         <w:r>
           <w:rPr>
             <w:rStyle w:val="Hyperlink"/>
@@ -34940,7 +34909,7 @@
       <w:pPr>
         <w:spacing w:lineRule="auto"/>
       </w:pPr>
-      <w:hyperlink r:id="rId94">
+      <w:hyperlink r:id="rId93">
         <w:r>
           <w:rPr>
             <w:rStyle w:val="Hyperlink"/>
@@ -35527,7 +35496,7 @@
       <w:pPr>
         <w:spacing w:lineRule="auto"/>
       </w:pPr>
-      <w:hyperlink r:id="rId95">
+      <w:hyperlink r:id="rId94">
         <w:r>
           <w:rPr>
             <w:rStyle w:val="Hyperlink"/>
@@ -36021,7 +35990,7 @@
         <w:rPr/>
         <w:t xml:space="preserve">: è esattamente il primo passo di un interprete self-hosted (</w:t>
       </w:r>
-      <w:hyperlink r:id="rId96">
+      <w:hyperlink r:id="rId95">
         <w:r>
           <w:rPr>
             <w:rStyle w:val="Hyperlink"/>
@@ -36038,7 +36007,7 @@
       <w:pPr>
         <w:spacing w:lineRule="auto"/>
       </w:pPr>
-      <w:hyperlink r:id="rId97">
+      <w:hyperlink r:id="rId96">
         <w:r>
           <w:rPr>
             <w:rStyle w:val="Hyperlink"/>
@@ -37131,7 +37100,7 @@
       <w:pPr>
         <w:spacing w:lineRule="auto"/>
       </w:pPr>
-      <w:hyperlink r:id="rId98">
+      <w:hyperlink r:id="rId97">
         <w:r>
           <w:rPr>
             <w:rStyle w:val="Hyperlink"/>
@@ -38785,6 +38754,456 @@
       <w:pPr>
         <w:spacing w:lineRule="auto"/>
       </w:pPr>
+      <w:hyperlink r:id="rId98">
+        <w:r>
+          <w:rPr>
+            <w:rStyle w:val="Hyperlink"/>
+          </w:rPr>
+        </w:r>
+      </w:hyperlink>
+    </w:p>
+    <w:p>
+      <w:pPr>
+        <w:pStyle w:val="Heading2"/>
+        <w:spacing w:lineRule="auto"/>
+      </w:pPr>
+      <w:r>
+        <w:rPr/>
+        <w:t xml:space="preserve">16. Pattern idiomatici Triad-Core</w:t>
+      </w:r>
+    </w:p>
+    <w:p>
+      <w:pPr>
+        <w:pStyle w:val="Heading3"/>
+        <w:spacing w:lineRule="auto"/>
+      </w:pPr>
+      <w:r>
+        <w:rPr/>
+        <w:t xml:space="preserve">16.1 Funzioni di ordine superiore scritte in Core</w:t>
+      </w:r>
+    </w:p>
+    <w:p>
+      <w:pPr>
+        <w:spacing w:lineRule="auto"/>
+      </w:pPr>
+      <w:r>
+        <w:rPr/>
+        <w:t xml:space="preserve">Core non ha </w:t>
+      </w:r>
+      <w:r>
+        <w:rPr/>
+        <w:t xml:space="preserve">map</w:t>
+      </w:r>
+      <w:r>
+        <w:rPr/>
+        <w:t xml:space="preserve">/</w:t>
+      </w:r>
+      <w:r>
+        <w:rPr/>
+        <w:t xml:space="preserve">filter</w:t>
+      </w:r>
+      <w:r>
+        <w:rPr/>
+        <w:t xml:space="preserve">/</w:t>
+      </w:r>
+      <w:r>
+        <w:rPr/>
+        <w:t xml:space="preserve">reduce</w:t>
+      </w:r>
+      <w:r>
+        <w:rPr/>
+        <w:t xml:space="preserve">: si scrivono una volta con </w:t>
+      </w:r>
+      <w:r>
+        <w:rPr/>
+        <w:t xml:space="preserve">while</w:t>
+      </w:r>
+      <w:r>
+        <w:rPr/>
+        <w:t xml:space="preserve"> e lambda.</w:t>
+      </w:r>
+    </w:p>
+    <w:p>
+      <w:pPr>
+        <w:spacing w:lineRule="auto"/>
+      </w:pPr>
+      <w:r>
+        <w:rPr>
+          <w:rFonts w:ascii="Courier" w:hAnsi="Courier"/>
+        </w:rPr>
+        <w:t xml:space="preserve">function mappa(f, xs)     out = []     i = 1     while i &lt;= length(xs)         push!(out, f(xs[i]))         i += 1     end     out end function filtra(p, xs)     out = []     i = 1     while i &lt;= length(xs)         if p(xs[i])             push!(out, xs[i])         end         i += 1     end     out end function riduci(f, acc, xs)     i = 1     while i &lt;= length(xs)         acc = f(acc, xs[i])         i += 1     end     acc end xs = [1, 2, 3, 4, 5, 6] println(mappa(x -&gt; x * x, xs)) println(filtra(x -&gt; x % 2 == 0, xs)) println(riduci((a, b) -&gt; a + b, 0, xs)) </w:t>
+      </w:r>
+    </w:p>
+    <w:p>
+      <w:pPr>
+        <w:spacing w:lineRule="auto"/>
+      </w:pPr>
+      <w:r>
+        <w:rPr/>
+        <w:t xml:space="preserve">Output:</w:t>
+      </w:r>
+    </w:p>
+    <w:p>
+      <w:pPr>
+        <w:spacing w:lineRule="auto"/>
+      </w:pPr>
+      <w:r>
+        <w:rPr>
+          <w:rFonts w:ascii="Courier" w:hAnsi="Courier"/>
+        </w:rPr>
+        <w:t xml:space="preserve">[1, 4, 9, 16, 25, 36] [2, 4, 6] 21 </w:t>
+      </w:r>
+    </w:p>
+    <w:p>
+      <w:pPr>
+        <w:pStyle w:val="Heading3"/>
+        <w:spacing w:lineRule="auto"/>
+      </w:pPr>
+      <w:r>
+        <w:rPr/>
+        <w:t xml:space="preserve">16.2 Record come liste taggate</w:t>
+      </w:r>
+    </w:p>
+    <w:p>
+      <w:pPr>
+        <w:spacing w:lineRule="auto"/>
+      </w:pPr>
+      <w:r>
+        <w:rPr/>
+        <w:t xml:space="preserve">Core non ha </w:t>
+      </w:r>
+      <w:r>
+        <w:rPr/>
+        <w:t xml:space="preserve">struct</w:t>
+      </w:r>
+      <w:r>
+        <w:rPr/>
+        <w:t xml:space="preserve">: un record è una lista con un simbolo come tag nella prima posizione.</w:t>
+      </w:r>
+    </w:p>
+    <w:p>
+      <w:pPr>
+        <w:spacing w:lineRule="auto"/>
+      </w:pPr>
+      <w:r>
+        <w:rPr>
+          <w:rFonts w:ascii="Courier" w:hAnsi="Courier"/>
+        </w:rPr>
+        <w:t xml:space="preserve">punto(x, y) = [:Punto, x, y] px(p) = p[2] py(p) = p[3] somma_punti(a, b) = punto(px(a) + px(b), py(a) + py(b)) p = somma_punti(punto(1, 2), punto(10, 20)) println(p, " ", p[1] == :Punto) </w:t>
+      </w:r>
+    </w:p>
+    <w:p>
+      <w:pPr>
+        <w:spacing w:lineRule="auto"/>
+      </w:pPr>
+      <w:r>
+        <w:rPr/>
+        <w:t xml:space="preserve">Output:</w:t>
+      </w:r>
+    </w:p>
+    <w:p>
+      <w:pPr>
+        <w:spacing w:lineRule="auto"/>
+      </w:pPr>
+      <w:r>
+        <w:rPr>
+          <w:rFonts w:ascii="Courier" w:hAnsi="Courier"/>
+        </w:rPr>
+        <w:t xml:space="preserve">[:Punto, 11, 22] true </w:t>
+      </w:r>
+    </w:p>
+    <w:p>
+      <w:pPr>
+        <w:pStyle w:val="Heading3"/>
+        <w:spacing w:lineRule="auto"/>
+      </w:pPr>
+      <w:r>
+        <w:rPr/>
+        <w:t xml:space="preserve">16.3 Ambiente come lista di associazioni</w:t>
+      </w:r>
+    </w:p>
+    <w:p>
+      <w:pPr>
+        <w:spacing w:lineRule="auto"/>
+      </w:pPr>
+      <w:r>
+        <w:rPr/>
+        <w:t xml:space="preserve">È la struttura usata dagli interpreti in </w:t>
+      </w:r>
+      <w:r>
+        <w:rPr/>
+        <w:t xml:space="preserve">selfhost/</w:t>
+      </w:r>
+      <w:r>
+        <w:rPr/>
+        <w:t xml:space="preserve">: una lista piatta </w:t>
+      </w:r>
+      <w:r>
+        <w:rPr/>
+        <w:t xml:space="preserve">[nome1, valore1, nome2, valore2, …]</w:t>
+      </w:r>
+      <w:r>
+        <w:rPr/>
+        <w:t xml:space="preserve"> (in Core puoi anche usare coppie annidate).</w:t>
+      </w:r>
+    </w:p>
+    <w:p>
+      <w:pPr>
+        <w:spacing w:lineRule="auto"/>
+      </w:pPr>
+      <w:r>
+        <w:rPr>
+          <w:rFonts w:ascii="Courier" w:hAnsi="Courier"/>
+        </w:rPr>
+        <w:t xml:space="preserve">function env_get(env, nome)     i = 1     while i &lt; length(env)         if env[i] == nome             return env[i + 1]         end         i += 2     end     nothing end function env_set(env, nome, valore)     i = 1     while i &lt; length(env)         if env[i] == nome             env[i + 1] = valore             return env         end         i += 2     end     push!(env, nome)     push!(env, valore) end env = [] env_set(env, :x, 10) env_set(env, :y, 20) env_set(env, :x, 11) println(env, " ", env_get(env, :x), " ", env_get(env, :z)) </w:t>
+      </w:r>
+    </w:p>
+    <w:p>
+      <w:pPr>
+        <w:spacing w:lineRule="auto"/>
+      </w:pPr>
+      <w:r>
+        <w:rPr/>
+        <w:t xml:space="preserve">Output:</w:t>
+      </w:r>
+    </w:p>
+    <w:p>
+      <w:pPr>
+        <w:spacing w:lineRule="auto"/>
+      </w:pPr>
+      <w:r>
+        <w:rPr>
+          <w:rFonts w:ascii="Courier" w:hAnsi="Courier"/>
+        </w:rPr>
+        <w:t xml:space="preserve">[:x, 11, :y, 20] 11 nothing </w:t>
+      </w:r>
+    </w:p>
+    <w:p>
+      <w:pPr>
+        <w:pStyle w:val="Heading3"/>
+        <w:spacing w:lineRule="auto"/>
+      </w:pPr>
+      <w:r>
+        <w:rPr/>
+        <w:t xml:space="preserve">16.4 Stato mutabile condiviso</w:t>
+      </w:r>
+    </w:p>
+    <w:p>
+      <w:pPr>
+        <w:spacing w:lineRule="auto"/>
+      </w:pPr>
+      <w:r>
+        <w:rPr/>
+        <w:t xml:space="preserve">Poiché una funzione nominata non può riassegnare un globale, lo stato condiviso si tiene in una lista (mutabile) o in una chiusura.</w:t>
+      </w:r>
+    </w:p>
+    <w:p>
+      <w:pPr>
+        <w:spacing w:lineRule="auto"/>
+      </w:pPr>
+      <w:r>
+        <w:rPr>
+          <w:rFonts w:ascii="Courier" w:hAnsi="Courier"/>
+        </w:rPr>
+        <w:t xml:space="preserve">stato = [0] function tick()     stato[1] += 1 end tick() tick() println(stato[1]) </w:t>
+      </w:r>
+    </w:p>
+    <w:p>
+      <w:pPr>
+        <w:spacing w:lineRule="auto"/>
+      </w:pPr>
+      <w:r>
+        <w:rPr/>
+        <w:t xml:space="preserve">Output:</w:t>
+      </w:r>
+    </w:p>
+    <w:p>
+      <w:pPr>
+        <w:spacing w:lineRule="auto"/>
+      </w:pPr>
+      <w:r>
+        <w:rPr>
+          <w:rFonts w:ascii="Courier" w:hAnsi="Courier"/>
+        </w:rPr>
+        <w:t xml:space="preserve">2 </w:t>
+      </w:r>
+    </w:p>
+    <w:p>
+      <w:pPr>
+        <w:pStyle w:val="Heading3"/>
+        <w:spacing w:lineRule="auto"/>
+      </w:pPr>
+      <w:r>
+        <w:rPr/>
+        <w:t xml:space="preserve">16.5 Costruire stringhe</w:t>
+      </w:r>
+    </w:p>
+    <w:p>
+      <w:pPr>
+        <w:spacing w:lineRule="auto"/>
+      </w:pPr>
+      <w:r>
+        <w:rPr>
+          <w:rFonts w:ascii="Courier" w:hAnsi="Courier"/>
+        </w:rPr>
+        <w:t xml:space="preserve">function ripeti(s, n)     out = ""     while n &gt; 0         out = out * s         n -= 1     end     out end function unisci(xs, sep)     out = ""     i = 1     while i &lt;= length(xs)         if i &gt; 1             out = out * sep         end         out = out * string(xs[i])         i += 1     end     out end println(ripeti("ab", 3)) println(unisci([1, 2, 3], ", ")) </w:t>
+      </w:r>
+    </w:p>
+    <w:p>
+      <w:pPr>
+        <w:spacing w:lineRule="auto"/>
+      </w:pPr>
+      <w:r>
+        <w:rPr/>
+        <w:t xml:space="preserve">Output:</w:t>
+      </w:r>
+    </w:p>
+    <w:p>
+      <w:pPr>
+        <w:spacing w:lineRule="auto"/>
+      </w:pPr>
+      <w:r>
+        <w:rPr>
+          <w:rFonts w:ascii="Courier" w:hAnsi="Courier"/>
+        </w:rPr>
+        <w:t xml:space="preserve">ababab 1, 2, 3 </w:t>
+      </w:r>
+    </w:p>
+    <w:p>
+      <w:pPr>
+        <w:pStyle w:val="Heading3"/>
+        <w:spacing w:lineRule="auto"/>
+      </w:pPr>
+      <w:r>
+        <w:rPr/>
+        <w:t xml:space="preserve">16.6 Stile</w:t>
+      </w:r>
+    </w:p>
+    <w:p>
+      <w:pPr>
+        <w:numPr>
+          <w:ilvl w:val="0"/>
+          <w:numId w:val="30"/>
+        </w:numPr>
+        <w:spacing w:lineRule="auto"/>
+      </w:pPr>
+      <w:r>
+        <w:rPr/>
+        <w:t xml:space="preserve">Funzioni piccole con nomi chiari (in italiano, come nel resto del repository).</w:t>
+      </w:r>
+    </w:p>
+    <w:p>
+      <w:pPr>
+        <w:numPr>
+          <w:ilvl w:val="0"/>
+          <w:numId w:val="30"/>
+        </w:numPr>
+        <w:spacing w:lineRule="auto"/>
+      </w:pPr>
+      <w:r>
+        <w:rPr/>
+        <w:t xml:space="preserve">Caso base esplicito in ogni ricorsione; per profondità grandi preferisci </w:t>
+      </w:r>
+      <w:r>
+        <w:rPr/>
+        <w:t xml:space="preserve">while</w:t>
+      </w:r>
+      <w:r>
+        <w:rPr/>
+        <w:t xml:space="preserve">.</w:t>
+      </w:r>
+    </w:p>
+    <w:p>
+      <w:pPr>
+        <w:numPr>
+          <w:ilvl w:val="0"/>
+          <w:numId w:val="30"/>
+        </w:numPr>
+        <w:spacing w:lineRule="auto"/>
+      </w:pPr>
+      <w:r>
+        <w:rPr/>
+        <w:t xml:space="preserve">Cicli con contatori espliciti (</w:t>
+      </w:r>
+      <w:r>
+        <w:rPr/>
+        <w:t xml:space="preserve">i = 1 … while i &lt;= length(xs)</w:t>
+      </w:r>
+      <w:r>
+        <w:rPr/>
+        <w:t xml:space="preserve">).</w:t>
+      </w:r>
+    </w:p>
+    <w:p>
+      <w:pPr>
+        <w:numPr>
+          <w:ilvl w:val="0"/>
+          <w:numId w:val="30"/>
+        </w:numPr>
+        <w:spacing w:lineRule="auto"/>
+      </w:pPr>
+      <w:r>
+        <w:rPr/>
+        <w:t xml:space="preserve">Non usare </w:t>
+      </w:r>
+      <w:r>
+        <w:rPr/>
+        <w:t xml:space="preserve">fact</w:t>
+      </w:r>
+      <w:r>
+        <w:rPr/>
+        <w:t xml:space="preserve">, </w:t>
+      </w:r>
+      <w:r>
+        <w:rPr/>
+        <w:t xml:space="preserve">rule</w:t>
+      </w:r>
+      <w:r>
+        <w:rPr/>
+        <w:t xml:space="preserve">, </w:t>
+      </w:r>
+      <w:r>
+        <w:rPr/>
+        <w:t xml:space="preserve">solve</w:t>
+      </w:r>
+      <w:r>
+        <w:rPr/>
+        <w:t xml:space="preserve">, </w:t>
+      </w:r>
+      <w:r>
+        <w:rPr/>
+        <w:t xml:space="preserve">struct</w:t>
+      </w:r>
+      <w:r>
+        <w:rPr/>
+        <w:t xml:space="preserve"> e le altre parole chiave di Full come nomi: il codice deve restare valido anche in Triad-Full.</w:t>
+      </w:r>
+    </w:p>
+    <w:p>
+      <w:pPr>
+        <w:numPr>
+          <w:ilvl w:val="0"/>
+          <w:numId w:val="30"/>
+        </w:numPr>
+        <w:spacing w:lineRule="auto"/>
+      </w:pPr>
+      <w:r>
+        <w:rPr/>
+        <w:t xml:space="preserve">Scrivi </w:t>
+      </w:r>
+      <w:r>
+        <w:rPr/>
+        <w:t xml:space="preserve">!io</w:t>
+      </w:r>
+      <w:r>
+        <w:rPr/>
+        <w:t xml:space="preserve"> sulle funzioni che stampano: Core lo ignora, Full lo richiede.</w:t>
+      </w:r>
+    </w:p>
+    <w:p>
+      <w:pPr>
+        <w:spacing w:lineRule="auto"/>
+      </w:pPr>
       <w:hyperlink r:id="rId99">
         <w:r>
           <w:rPr>
@@ -38800,7 +39219,24 @@
       </w:pPr>
       <w:r>
         <w:rPr/>
-        <w:t xml:space="preserve">16. Pattern idiomatici Triad-Core</w:t>
+        <w:t xml:space="preserve">17. Esercizi guidati</w:t>
+      </w:r>
+    </w:p>
+    <w:p>
+      <w:pPr>
+        <w:spacing w:lineRule="auto"/>
+      </w:pPr>
+      <w:r>
+        <w:rPr/>
+        <w:t xml:space="preserve">Ogni esercizio ha una soluzione verificata (aprila solo dopo averci provato). Per controllare la tua soluzione: salvala in un file ed eseguila con </w:t>
+      </w:r>
+      <w:r>
+        <w:rPr/>
+        <w:t xml:space="preserve">node seed/dev/triad_core.cjs</w:t>
+      </w:r>
+      <w:r>
+        <w:rPr/>
+        <w:t xml:space="preserve">.</w:t>
       </w:r>
     </w:p>
     <w:p>
@@ -38810,40 +39246,48 @@
       </w:pPr>
       <w:r>
         <w:rPr/>
-        <w:t xml:space="preserve">16.1 Funzioni di ordine superiore scritte in Core</w:t>
-      </w:r>
-    </w:p>
-    <w:p>
-      <w:pPr>
-        <w:spacing w:lineRule="auto"/>
-      </w:pPr>
-      <w:r>
-        <w:rPr/>
-        <w:t xml:space="preserve">Core non ha </w:t>
-      </w:r>
-      <w:r>
-        <w:rPr/>
-        <w:t xml:space="preserve">map</w:t>
-      </w:r>
-      <w:r>
-        <w:rPr/>
-        <w:t xml:space="preserve">/</w:t>
-      </w:r>
-      <w:r>
-        <w:rPr/>
-        <w:t xml:space="preserve">filter</w:t>
-      </w:r>
-      <w:r>
-        <w:rPr/>
-        <w:t xml:space="preserve">/</w:t>
-      </w:r>
-      <w:r>
-        <w:rPr/>
-        <w:t xml:space="preserve">reduce</w:t>
-      </w:r>
-      <w:r>
-        <w:rPr/>
-        <w:t xml:space="preserve">: si scrivono una volta con </w:t>
+        <w:t xml:space="preserve">Esercizio 1 — Potenza e somme</w:t>
+      </w:r>
+    </w:p>
+    <w:p>
+      <w:pPr>
+        <w:spacing w:lineRule="auto"/>
+      </w:pPr>
+      <w:r>
+        <w:rPr/>
+        <w:t xml:space="preserve">Senza usare </w:t>
+      </w:r>
+      <w:r>
+        <w:rPr/>
+        <w:t xml:space="preserve">^</w:t>
+      </w:r>
+      <w:r>
+        <w:rPr/>
+        <w:t xml:space="preserve">, scrivi </w:t>
+      </w:r>
+      <w:r>
+        <w:rPr/>
+        <w:t xml:space="preserve">potenza(b, e)</w:t>
+      </w:r>
+      <w:r>
+        <w:rPr/>
+        <w:t xml:space="preserve"> ricorsiva e </w:t>
+      </w:r>
+      <w:r>
+        <w:rPr/>
+        <w:t xml:space="preserve">somma_fino(n)</w:t>
+      </w:r>
+      <w:r>
+        <w:rPr/>
+        <w:t xml:space="preserve"> (somma </w:t>
+      </w:r>
+      <w:r>
+        <w:rPr/>
+        <w:t xml:space="preserve">1 + … + n</w:t>
+      </w:r>
+      <w:r>
+        <w:rPr/>
+        <w:t xml:space="preserve">) con </w:t>
       </w:r>
       <w:r>
         <w:rPr/>
@@ -38851,7 +39295,40 @@
       </w:r>
       <w:r>
         <w:rPr/>
-        <w:t xml:space="preserve"> e lambda.</w:t>
+        <w:t xml:space="preserve">. Stampa </w:t>
+      </w:r>
+      <w:r>
+        <w:rPr/>
+        <w:t xml:space="preserve">potenza(3, 13)</w:t>
+      </w:r>
+      <w:r>
+        <w:rPr/>
+        <w:t xml:space="preserve">, </w:t>
+      </w:r>
+      <w:r>
+        <w:rPr/>
+        <w:t xml:space="preserve">potenza(2, 10)</w:t>
+      </w:r>
+      <w:r>
+        <w:rPr/>
+        <w:t xml:space="preserve"> e </w:t>
+      </w:r>
+      <w:r>
+        <w:rPr/>
+        <w:t xml:space="preserve">somma_fino(100)</w:t>
+      </w:r>
+      <w:r>
+        <w:rPr/>
+        <w:t xml:space="preserve">.</w:t>
+      </w:r>
+    </w:p>
+    <w:p>
+      <w:pPr>
+        <w:spacing w:lineRule="auto"/>
+      </w:pPr>
+      <w:r>
+        <w:rPr/>
+        <w:t xml:space="preserve">Soluzione</w:t>
       </w:r>
     </w:p>
     <w:p>
@@ -38862,7 +39339,7 @@
         <w:rPr>
           <w:rFonts w:ascii="Courier" w:hAnsi="Courier"/>
         </w:rPr>
-        <w:t xml:space="preserve">function mappa(f, xs)     out = []     i = 1     while i &lt;= length(xs)         push!(out, f(xs[i]))         i += 1     end     out end function filtra(p, xs)     out = []     i = 1     while i &lt;= length(xs)         if p(xs[i])             push!(out, xs[i])         end         i += 1     end     out end function riduci(f, acc, xs)     i = 1     while i &lt;= length(xs)         acc = f(acc, xs[i])         i += 1     end     acc end xs = [1, 2, 3, 4, 5, 6] println(mappa(x -&gt; x * x, xs)) println(filtra(x -&gt; x % 2 == 0, xs)) println(riduci((a, b) -&gt; a + b, 0, xs)) </w:t>
+        <w:t xml:space="preserve">potenza(b, e) = e == 0 ? 1 : b * potenza(b, e - 1) function somma_fino(n)     s = 0     i = 1     while i &lt;= n         s += i         i += 1     end     s end println(potenza(3, 13), " ", potenza(2, 10), " ", somma_fino(100)) </w:t>
       </w:r>
     </w:p>
     <w:p>
@@ -38882,7 +39359,7 @@
         <w:rPr>
           <w:rFonts w:ascii="Courier" w:hAnsi="Courier"/>
         </w:rPr>
-        <w:t xml:space="preserve">[1, 4, 9, 16, 25, 36] [2, 4, 6] 21 </w:t>
+        <w:t xml:space="preserve">1594323 1024 5050 </w:t>
       </w:r>
     </w:p>
     <w:p>
@@ -38892,24 +39369,25 @@
       </w:pPr>
       <w:r>
         <w:rPr/>
-        <w:t xml:space="preserve">16.2 Record come liste taggate</w:t>
-      </w:r>
-    </w:p>
-    <w:p>
-      <w:pPr>
-        <w:spacing w:lineRule="auto"/>
-      </w:pPr>
-      <w:r>
-        <w:rPr/>
-        <w:t xml:space="preserve">Core non ha </w:t>
-      </w:r>
-      <w:r>
-        <w:rPr/>
-        <w:t xml:space="preserve">struct</w:t>
-      </w:r>
-      <w:r>
-        <w:rPr/>
-        <w:t xml:space="preserve">: un record è una lista con un simbolo come tag nella prima posizione.</w:t>
+        <w:t xml:space="preserve">Esercizio 2 — Numeri primi</w:t>
+      </w:r>
+    </w:p>
+    <w:p>
+      <w:pPr>
+        <w:spacing w:lineRule="auto"/>
+      </w:pPr>
+      <w:r>
+        <w:rPr/>
+        <w:t xml:space="preserve">Stampa la lista dei numeri primi minori di 30.</w:t>
+      </w:r>
+    </w:p>
+    <w:p>
+      <w:pPr>
+        <w:spacing w:lineRule="auto"/>
+      </w:pPr>
+      <w:r>
+        <w:rPr/>
+        <w:t xml:space="preserve">Soluzione</w:t>
       </w:r>
     </w:p>
     <w:p>
@@ -38920,7 +39398,7 @@
         <w:rPr>
           <w:rFonts w:ascii="Courier" w:hAnsi="Courier"/>
         </w:rPr>
-        <w:t xml:space="preserve">punto(x, y) = [:Punto, x, y] px(p) = p[2] py(p) = p[3] somma_punti(a, b) = punto(px(a) + px(b), py(a) + py(b)) p = somma_punti(punto(1, 2), punto(10, 20)) println(p, " ", p[1] == :Punto) </w:t>
+        <w:t xml:space="preserve">function primo(n)     if n &lt; 2         return false     end     d = 2     while d * d &lt;= n         if n % d == 0             return false         end         d += 1     end     true end primi = [] n = 2 while n &lt; 30     if primo(n)         push!(primi, n)     end     n += 1 end println(primi) </w:t>
       </w:r>
     </w:p>
     <w:p>
@@ -38940,7 +39418,7 @@
         <w:rPr>
           <w:rFonts w:ascii="Courier" w:hAnsi="Courier"/>
         </w:rPr>
-        <w:t xml:space="preserve">[:Punto, 11, 22] true </w:t>
+        <w:t xml:space="preserve">[2, 3, 5, 7, 11, 13, 17, 19, 23, 29] </w:t>
       </w:r>
     </w:p>
     <w:p>
@@ -38950,32 +39428,33 @@
       </w:pPr>
       <w:r>
         <w:rPr/>
-        <w:t xml:space="preserve">16.3 Ambiente come lista di associazioni</w:t>
-      </w:r>
-    </w:p>
-    <w:p>
-      <w:pPr>
-        <w:spacing w:lineRule="auto"/>
-      </w:pPr>
-      <w:r>
-        <w:rPr/>
-        <w:t xml:space="preserve">È la struttura usata dagli interpreti in </w:t>
-      </w:r>
-      <w:r>
-        <w:rPr/>
-        <w:t xml:space="preserve">selfhost/</w:t>
-      </w:r>
-      <w:r>
-        <w:rPr/>
-        <w:t xml:space="preserve">: una lista piatta </w:t>
-      </w:r>
-      <w:r>
-        <w:rPr/>
-        <w:t xml:space="preserve">[nome1, valore1, nome2, valore2, …]</w:t>
-      </w:r>
-      <w:r>
-        <w:rPr/>
-        <w:t xml:space="preserve"> (in Core puoi anche usare coppie annidate).</w:t>
+        <w:t xml:space="preserve">Esercizio 3 — Inverti una lista</w:t>
+      </w:r>
+    </w:p>
+    <w:p>
+      <w:pPr>
+        <w:spacing w:lineRule="auto"/>
+      </w:pPr>
+      <w:r>
+        <w:rPr/>
+        <w:t xml:space="preserve">Scrivi </w:t>
+      </w:r>
+      <w:r>
+        <w:rPr/>
+        <w:t xml:space="preserve">inverti(xs)</w:t>
+      </w:r>
+      <w:r>
+        <w:rPr/>
+        <w:t xml:space="preserve"> che restituisce una nuova lista con gli elementi in ordine inverso.</w:t>
+      </w:r>
+    </w:p>
+    <w:p>
+      <w:pPr>
+        <w:spacing w:lineRule="auto"/>
+      </w:pPr>
+      <w:r>
+        <w:rPr/>
+        <w:t xml:space="preserve">Soluzione</w:t>
       </w:r>
     </w:p>
     <w:p>
@@ -38986,7 +39465,7 @@
         <w:rPr>
           <w:rFonts w:ascii="Courier" w:hAnsi="Courier"/>
         </w:rPr>
-        <w:t xml:space="preserve">function env_get(env, nome)     i = 1     while i &lt; length(env)         if env[i] == nome             return env[i + 1]         end         i += 2     end     nothing end function env_set(env, nome, valore)     i = 1     while i &lt; length(env)         if env[i] == nome             env[i + 1] = valore             return env         end         i += 2     end     push!(env, nome)     push!(env, valore) end env = [] env_set(env, :x, 10) env_set(env, :y, 20) env_set(env, :x, 11) println(env, " ", env_get(env, :x), " ", env_get(env, :z)) </w:t>
+        <w:t xml:space="preserve">function inverti(xs)     out = []     i = length(xs)     while i &gt;= 1         push!(out, xs[i])         i -= 1     end     out end println(inverti([1, :due, "tre"])) </w:t>
       </w:r>
     </w:p>
     <w:p>
@@ -39006,7 +39485,7 @@
         <w:rPr>
           <w:rFonts w:ascii="Courier" w:hAnsi="Courier"/>
         </w:rPr>
-        <w:t xml:space="preserve">[:x, 11, :y, 20] 11 nothing </w:t>
+        <w:t xml:space="preserve">[tre, :due, 1] </w:t>
       </w:r>
     </w:p>
     <w:p>
@@ -39016,16 +39495,33 @@
       </w:pPr>
       <w:r>
         <w:rPr/>
-        <w:t xml:space="preserve">16.4 Stato mutabile condiviso</w:t>
-      </w:r>
-    </w:p>
-    <w:p>
-      <w:pPr>
-        <w:spacing w:lineRule="auto"/>
-      </w:pPr>
-      <w:r>
-        <w:rPr/>
-        <w:t xml:space="preserve">Poiché una funzione nominata non può riassegnare un globale, lo stato condiviso si tiene in una lista (mutabile) o in una chiusura.</w:t>
+        <w:t xml:space="preserve">Esercizio 4 — Ordinamento per inserzione</w:t>
+      </w:r>
+    </w:p>
+    <w:p>
+      <w:pPr>
+        <w:spacing w:lineRule="auto"/>
+      </w:pPr>
+      <w:r>
+        <w:rPr/>
+        <w:t xml:space="preserve">Ordina in loco </w:t>
+      </w:r>
+      <w:r>
+        <w:rPr/>
+        <w:t xml:space="preserve">[5, 2, 9, 1, 7]</w:t>
+      </w:r>
+      <w:r>
+        <w:rPr/>
+        <w:t xml:space="preserve">.</w:t>
+      </w:r>
+    </w:p>
+    <w:p>
+      <w:pPr>
+        <w:spacing w:lineRule="auto"/>
+      </w:pPr>
+      <w:r>
+        <w:rPr/>
+        <w:t xml:space="preserve">Soluzione</w:t>
       </w:r>
     </w:p>
     <w:p>
@@ -39036,7 +39532,7 @@
         <w:rPr>
           <w:rFonts w:ascii="Courier" w:hAnsi="Courier"/>
         </w:rPr>
-        <w:t xml:space="preserve">stato = [0] function tick()     stato[1] += 1 end tick() tick() println(stato[1]) </w:t>
+        <w:t xml:space="preserve">function ordina!(xs)     i = 2     while i &lt;= length(xs)         k = xs[i]         j = i - 1         while j &gt;= 1 &amp;&amp; xs[j] &gt; k             xs[j + 1] = xs[j]             j -= 1         end         xs[j + 1] = k         i += 1     end     xs end println(ordina!([5, 2, 9, 1, 7])) </w:t>
       </w:r>
     </w:p>
     <w:p>
@@ -39056,7 +39552,24 @@
         <w:rPr>
           <w:rFonts w:ascii="Courier" w:hAnsi="Courier"/>
         </w:rPr>
-        <w:t xml:space="preserve">2 </w:t>
+        <w:t xml:space="preserve">[1, 2, 5, 7, 9] </w:t>
+      </w:r>
+    </w:p>
+    <w:p>
+      <w:pPr>
+        <w:spacing w:lineRule="auto"/>
+      </w:pPr>
+      <w:r>
+        <w:rPr/>
+        <w:t xml:space="preserve">Il </w:t>
+      </w:r>
+      <w:r>
+        <w:rPr/>
+        <w:t xml:space="preserve">!</w:t>
+      </w:r>
+      <w:r>
+        <w:rPr/>
+        <w:t xml:space="preserve"> finale nel nome segnala, per convenzione, una funzione che muta il suo argomento.</w:t>
       </w:r>
     </w:p>
     <w:p>
@@ -39066,7 +39579,41 @@
       </w:pPr>
       <w:r>
         <w:rPr/>
-        <w:t xml:space="preserve">16.5 Costruire stringhe</w:t>
+        <w:t xml:space="preserve">Esercizio 5 — Contatore di parole</w:t>
+      </w:r>
+    </w:p>
+    <w:p>
+      <w:pPr>
+        <w:spacing w:lineRule="auto"/>
+      </w:pPr>
+      <w:r>
+        <w:rPr/>
+        <w:t xml:space="preserve">Conta le parole (separate da spazi) di </w:t>
+      </w:r>
+      <w:r>
+        <w:rPr/>
+        <w:t xml:space="preserve">"il  linguaggio Triad "</w:t>
+      </w:r>
+      <w:r>
+        <w:rPr/>
+        <w:t xml:space="preserve"> usando </w:t>
+      </w:r>
+      <w:r>
+        <w:rPr/>
+        <w:t xml:space="preserve">strbyte</w:t>
+      </w:r>
+      <w:r>
+        <w:rPr/>
+        <w:t xml:space="preserve">.</w:t>
+      </w:r>
+    </w:p>
+    <w:p>
+      <w:pPr>
+        <w:spacing w:lineRule="auto"/>
+      </w:pPr>
+      <w:r>
+        <w:rPr/>
+        <w:t xml:space="preserve">Soluzione</w:t>
       </w:r>
     </w:p>
     <w:p>
@@ -39077,7 +39624,7 @@
         <w:rPr>
           <w:rFonts w:ascii="Courier" w:hAnsi="Courier"/>
         </w:rPr>
-        <w:t xml:space="preserve">function ripeti(s, n)     out = ""     while n &gt; 0         out = out * s         n -= 1     end     out end function unisci(xs, sep)     out = ""     i = 1     while i &lt;= length(xs)         if i &gt; 1             out = out * sep         end         out = out * string(xs[i])         i += 1     end     out end println(ripeti("ab", 3)) println(unisci([1, 2, 3], ", ")) </w:t>
+        <w:t xml:space="preserve">function conta_parole(s)     n = 0     dentro = false     i = 1     while i &lt;= strlen(s)         spazio = strbyte(s, i) == 32         if !spazio &amp;&amp; !dentro             n += 1         end         dentro = !spazio         i += 1     end     n end println(conta_parole("il  linguaggio Triad ")) </w:t>
       </w:r>
     </w:p>
     <w:p>
@@ -39097,7 +39644,7 @@
         <w:rPr>
           <w:rFonts w:ascii="Courier" w:hAnsi="Courier"/>
         </w:rPr>
-        <w:t xml:space="preserve">ababab 1, 2, 3 </w:t>
+        <w:t xml:space="preserve">3 </w:t>
       </w:r>
     </w:p>
     <w:p>
@@ -39107,58 +39654,60 @@
       </w:pPr>
       <w:r>
         <w:rPr/>
-        <w:t xml:space="preserve">16.6 Stile</w:t>
-      </w:r>
-    </w:p>
-    <w:p>
-      <w:pPr>
-        <w:numPr>
-          <w:ilvl w:val="0"/>
-          <w:numId w:val="30"/>
-        </w:numPr>
-        <w:spacing w:lineRule="auto"/>
-      </w:pPr>
-      <w:r>
-        <w:rPr/>
-        <w:t xml:space="preserve">Funzioni piccole con nomi chiari (in italiano, come nel resto del repository).</w:t>
-      </w:r>
-    </w:p>
-    <w:p>
-      <w:pPr>
-        <w:numPr>
-          <w:ilvl w:val="0"/>
-          <w:numId w:val="30"/>
-        </w:numPr>
-        <w:spacing w:lineRule="auto"/>
-      </w:pPr>
-      <w:r>
-        <w:rPr/>
-        <w:t xml:space="preserve">Caso base esplicito in ogni ricorsione; per profondità grandi preferisci </w:t>
-      </w:r>
-      <w:r>
-        <w:rPr/>
-        <w:t xml:space="preserve">while</w:t>
-      </w:r>
-      <w:r>
-        <w:rPr/>
-        <w:t xml:space="preserve">.</w:t>
-      </w:r>
-    </w:p>
-    <w:p>
-      <w:pPr>
-        <w:numPr>
-          <w:ilvl w:val="0"/>
-          <w:numId w:val="30"/>
-        </w:numPr>
-        <w:spacing w:lineRule="auto"/>
-      </w:pPr>
-      <w:r>
-        <w:rPr/>
-        <w:t xml:space="preserve">Cicli con contatori espliciti (</w:t>
-      </w:r>
-      <w:r>
-        <w:rPr/>
-        <w:t xml:space="preserve">i = 1 … while i &lt;= length(xs)</w:t>
+        <w:t xml:space="preserve">Esercizio 6 — Un mini-tokenizer</w:t>
+      </w:r>
+    </w:p>
+    <w:p>
+      <w:pPr>
+        <w:spacing w:lineRule="auto"/>
+      </w:pPr>
+      <w:r>
+        <w:rPr/>
+        <w:t xml:space="preserve">Trasforma </w:t>
+      </w:r>
+      <w:r>
+        <w:rPr/>
+        <w:t xml:space="preserve">"12+x*3"</w:t>
+      </w:r>
+      <w:r>
+        <w:rPr/>
+        <w:t xml:space="preserve"> in una lista di token </w:t>
+      </w:r>
+      <w:r>
+        <w:rPr/>
+        <w:t xml:space="preserve">[tipo, testo]</w:t>
+      </w:r>
+      <w:r>
+        <w:rPr/>
+        <w:t xml:space="preserve">, con tipi </w:t>
+      </w:r>
+      <w:r>
+        <w:rPr/>
+        <w:t xml:space="preserve">:num</w:t>
+      </w:r>
+      <w:r>
+        <w:rPr/>
+        <w:t xml:space="preserve">, </w:t>
+      </w:r>
+      <w:r>
+        <w:rPr/>
+        <w:t xml:space="preserve">:id</w:t>
+      </w:r>
+      <w:r>
+        <w:rPr/>
+        <w:t xml:space="preserve">, </w:t>
+      </w:r>
+      <w:r>
+        <w:rPr/>
+        <w:t xml:space="preserve">:op</w:t>
+      </w:r>
+      <w:r>
+        <w:rPr/>
+        <w:t xml:space="preserve">. È il primo passo di un interprete (vedi </w:t>
+      </w:r>
+      <w:r>
+        <w:rPr/>
+        <w:t xml:space="preserve">selfhost/tokenizer.td</w:t>
       </w:r>
       <w:r>
         <w:rPr/>
@@ -39167,68 +39716,125 @@
     </w:p>
     <w:p>
       <w:pPr>
-        <w:numPr>
-          <w:ilvl w:val="0"/>
-          <w:numId w:val="30"/>
-        </w:numPr>
-        <w:spacing w:lineRule="auto"/>
-      </w:pPr>
-      <w:r>
-        <w:rPr/>
-        <w:t xml:space="preserve">Non usare </w:t>
-      </w:r>
-      <w:r>
-        <w:rPr/>
-        <w:t xml:space="preserve">fact</w:t>
-      </w:r>
-      <w:r>
-        <w:rPr/>
-        <w:t xml:space="preserve">, </w:t>
-      </w:r>
-      <w:r>
-        <w:rPr/>
-        <w:t xml:space="preserve">rule</w:t>
-      </w:r>
-      <w:r>
-        <w:rPr/>
-        <w:t xml:space="preserve">, </w:t>
-      </w:r>
-      <w:r>
-        <w:rPr/>
-        <w:t xml:space="preserve">solve</w:t>
-      </w:r>
-      <w:r>
-        <w:rPr/>
-        <w:t xml:space="preserve">, </w:t>
-      </w:r>
-      <w:r>
-        <w:rPr/>
-        <w:t xml:space="preserve">struct</w:t>
-      </w:r>
-      <w:r>
-        <w:rPr/>
-        <w:t xml:space="preserve"> e le altre parole chiave di Full come nomi: il codice deve restare valido anche in Triad-Full.</w:t>
-      </w:r>
-    </w:p>
-    <w:p>
-      <w:pPr>
-        <w:numPr>
-          <w:ilvl w:val="0"/>
-          <w:numId w:val="30"/>
-        </w:numPr>
-        <w:spacing w:lineRule="auto"/>
-      </w:pPr>
-      <w:r>
-        <w:rPr/>
-        <w:t xml:space="preserve">Scrivi </w:t>
-      </w:r>
-      <w:r>
-        <w:rPr/>
-        <w:t xml:space="preserve">!io</w:t>
-      </w:r>
-      <w:r>
-        <w:rPr/>
-        <w:t xml:space="preserve"> sulle funzioni che stampano: Core lo ignora, Full lo richiede.</w:t>
+        <w:spacing w:lineRule="auto"/>
+      </w:pPr>
+      <w:r>
+        <w:rPr/>
+        <w:t xml:space="preserve">Soluzione</w:t>
+      </w:r>
+    </w:p>
+    <w:p>
+      <w:pPr>
+        <w:spacing w:lineRule="auto"/>
+      </w:pPr>
+      <w:r>
+        <w:rPr>
+          <w:rFonts w:ascii="Courier" w:hAnsi="Courier"/>
+        </w:rPr>
+        <w:t xml:space="preserve">cifra(b) = b &gt;= 48 &amp;&amp; b &lt;= 57 lettera(b) = (b &gt;= 97 &amp;&amp; b &lt;= 122) || (b &gt;= 65 &amp;&amp; b &lt;= 90) || b == 95 function tokenizza(s)     toks = []     i = 1     while i &lt;= strlen(s)         b = strbyte(s, i)         if cifra(b)             j = i             while j &lt;= strlen(s) &amp;&amp; cifra(strbyte(s, j))                 j += 1             end             push!(toks, [:num, strsub(s, i, j - 1)])             i = j         elseif lettera(b)             j = i             while j &lt;= strlen(s) &amp;&amp; (lettera(strbyte(s, j)) || cifra(strbyte(s, j)))                 j += 1             end             push!(toks, [:id, strsub(s, i, j - 1)])             i = j         else             push!(toks, [:op, strsub(s, i, i)])             i += 1         end     end     toks end println(tokenizza("12+x*3")) </w:t>
+      </w:r>
+    </w:p>
+    <w:p>
+      <w:pPr>
+        <w:spacing w:lineRule="auto"/>
+      </w:pPr>
+      <w:r>
+        <w:rPr/>
+        <w:t xml:space="preserve">Output:</w:t>
+      </w:r>
+    </w:p>
+    <w:p>
+      <w:pPr>
+        <w:spacing w:lineRule="auto"/>
+      </w:pPr>
+      <w:r>
+        <w:rPr>
+          <w:rFonts w:ascii="Courier" w:hAnsi="Courier"/>
+        </w:rPr>
+        <w:t xml:space="preserve">[[:num, 12], [:op, +], [:id, x], [:op, *], [:num, 3]] </w:t>
+      </w:r>
+    </w:p>
+    <w:p>
+      <w:pPr>
+        <w:pStyle w:val="Heading3"/>
+        <w:spacing w:lineRule="auto"/>
+      </w:pPr>
+      <w:r>
+        <w:rPr/>
+        <w:t xml:space="preserve">Esercizio 7 — Valutare un'espressione</w:t>
+      </w:r>
+    </w:p>
+    <w:p>
+      <w:pPr>
+        <w:spacing w:lineRule="auto"/>
+      </w:pPr>
+      <w:r>
+        <w:rPr/>
+        <w:t xml:space="preserve">Usando i token dell'esercizio 6, scrivi un valutatore a discesa ricorsiva per </w:t>
+      </w:r>
+      <w:r>
+        <w:rPr/>
+        <w:t xml:space="preserve">+</w:t>
+      </w:r>
+      <w:r>
+        <w:rPr/>
+        <w:t xml:space="preserve"> e </w:t>
+      </w:r>
+      <w:r>
+        <w:rPr/>
+        <w:t xml:space="preserve">*</w:t>
+      </w:r>
+      <w:r>
+        <w:rPr/>
+        <w:t xml:space="preserve"> con precedenza, dove le variabili vengono da una lista di associazioni. Suggerimento: tieni la posizione corrente in una lista </w:t>
+      </w:r>
+      <w:r>
+        <w:rPr/>
+        <w:t xml:space="preserve">pos = [1]</w:t>
+      </w:r>
+      <w:r>
+        <w:rPr/>
+        <w:t xml:space="preserve"> per poterla aggiornare dalle funzioni.</w:t>
+      </w:r>
+    </w:p>
+    <w:p>
+      <w:pPr>
+        <w:spacing w:lineRule="auto"/>
+      </w:pPr>
+      <w:r>
+        <w:rPr/>
+        <w:t xml:space="preserve">Soluzione</w:t>
+      </w:r>
+    </w:p>
+    <w:p>
+      <w:pPr>
+        <w:spacing w:lineRule="auto"/>
+      </w:pPr>
+      <w:r>
+        <w:rPr>
+          <w:rFonts w:ascii="Courier" w:hAnsi="Courier"/>
+        </w:rPr>
+        <w:t xml:space="preserve">cifra(b) = b &gt;= 48 &amp;&amp; b &lt;= 57 lettera(b) = (b &gt;= 97 &amp;&amp; b &lt;= 122) || b == 95 function tokenizza(s)     toks = []     i = 1     while i &lt;= strlen(s)         b = strbyte(s, i)         if cifra(b)             j = i             while j &lt;= strlen(s) &amp;&amp; cifra(strbyte(s, j))                 j += 1             end             push!(toks, [:num, strsub(s, i, j - 1)])             i = j         elseif lettera(b)             j = i             while j &lt;= strlen(s) &amp;&amp; lettera(strbyte(s, j))                 j += 1             end             push!(toks, [:id, strsub(s, i, j - 1)])             i = j         else             push!(toks, [:op, strsub(s, i, i)])             i += 1         end     end     toks end function cerca(env, nome)     i = 1     while i &lt; length(env)         if env[i] == nome             return env[i + 1]         end         i += 2     end     0 end function primario(toks, pos, env)     t = toks[pos[1]]     pos[1] += 1     if t[1] == :num         Int(t[2])     else         cerca(env, t[2])     end end function prodotto(toks, pos, env)     v = primario(toks, pos, env)     while pos[1] &lt;= length(toks) &amp;&amp; toks[pos[1]][2] == "*"         pos[1] += 1         v = v * primario(toks, pos, env)     end     v end function somma(toks, pos, env)     v = prodotto(toks, pos, env)     while pos[1] &lt;= length(toks) &amp;&amp; toks[pos[1]][2] == "+"         pos[1] += 1         v = v + prodotto(toks, pos, env)     end     v end valuta(s, env) = somma(tokenizza(s), [1], env) println(valuta("12+x*3", ["x", 10])) println(valuta("2*3+4*5", [])) </w:t>
+      </w:r>
+    </w:p>
+    <w:p>
+      <w:pPr>
+        <w:spacing w:lineRule="auto"/>
+      </w:pPr>
+      <w:r>
+        <w:rPr/>
+        <w:t xml:space="preserve">Output:</w:t>
+      </w:r>
+    </w:p>
+    <w:p>
+      <w:pPr>
+        <w:spacing w:lineRule="auto"/>
+      </w:pPr>
+      <w:r>
+        <w:rPr>
+          <w:rFonts w:ascii="Courier" w:hAnsi="Courier"/>
+        </w:rPr>
+        <w:t xml:space="preserve">42 26 </w:t>
       </w:r>
     </w:p>
     <w:p>
@@ -39245,660 +39851,23 @@
     </w:p>
     <w:p>
       <w:pPr>
-        <w:pStyle w:val="Heading2"/>
-        <w:spacing w:lineRule="auto"/>
-      </w:pPr>
-      <w:r>
-        <w:rPr/>
-        <w:t xml:space="preserve">17. Esercizi guidati</w:t>
-      </w:r>
-    </w:p>
-    <w:p>
-      <w:pPr>
-        <w:spacing w:lineRule="auto"/>
-      </w:pPr>
-      <w:r>
-        <w:rPr/>
-        <w:t xml:space="preserve">Ogni esercizio ha una soluzione verificata (aprila solo dopo averci provato). Per controllare la tua soluzione: salvala in un file ed eseguila con </w:t>
-      </w:r>
-      <w:r>
-        <w:rPr/>
-        <w:t xml:space="preserve">node seed/dev/triad_core.cjs</w:t>
-      </w:r>
-      <w:r>
-        <w:rPr/>
-        <w:t xml:space="preserve">.</w:t>
-      </w:r>
-    </w:p>
-    <w:p>
-      <w:pPr>
-        <w:pStyle w:val="Heading3"/>
-        <w:spacing w:lineRule="auto"/>
-      </w:pPr>
-      <w:r>
-        <w:rPr/>
-        <w:t xml:space="preserve">Esercizio 1 — Potenza e somme</w:t>
-      </w:r>
-    </w:p>
-    <w:p>
-      <w:pPr>
-        <w:spacing w:lineRule="auto"/>
-      </w:pPr>
-      <w:r>
-        <w:rPr/>
-        <w:t xml:space="preserve">Senza usare </w:t>
-      </w:r>
-      <w:r>
-        <w:rPr/>
-        <w:t xml:space="preserve">^</w:t>
-      </w:r>
-      <w:r>
-        <w:rPr/>
-        <w:t xml:space="preserve">, scrivi </w:t>
-      </w:r>
-      <w:r>
-        <w:rPr/>
-        <w:t xml:space="preserve">potenza(b, e)</w:t>
-      </w:r>
-      <w:r>
-        <w:rPr/>
-        <w:t xml:space="preserve"> ricorsiva e </w:t>
-      </w:r>
-      <w:r>
-        <w:rPr/>
-        <w:t xml:space="preserve">somma_fino(n)</w:t>
-      </w:r>
-      <w:r>
-        <w:rPr/>
-        <w:t xml:space="preserve"> (somma </w:t>
-      </w:r>
-      <w:r>
-        <w:rPr/>
-        <w:t xml:space="preserve">1 + … + n</w:t>
-      </w:r>
-      <w:r>
-        <w:rPr/>
-        <w:t xml:space="preserve">) con </w:t>
-      </w:r>
-      <w:r>
-        <w:rPr/>
-        <w:t xml:space="preserve">while</w:t>
-      </w:r>
-      <w:r>
-        <w:rPr/>
-        <w:t xml:space="preserve">. Stampa </w:t>
-      </w:r>
-      <w:r>
-        <w:rPr/>
-        <w:t xml:space="preserve">potenza(3, 13)</w:t>
-      </w:r>
-      <w:r>
-        <w:rPr/>
-        <w:t xml:space="preserve">, </w:t>
-      </w:r>
-      <w:r>
-        <w:rPr/>
-        <w:t xml:space="preserve">potenza(2, 10)</w:t>
-      </w:r>
-      <w:r>
-        <w:rPr/>
-        <w:t xml:space="preserve"> e </w:t>
-      </w:r>
-      <w:r>
-        <w:rPr/>
-        <w:t xml:space="preserve">somma_fino(100)</w:t>
-      </w:r>
-      <w:r>
-        <w:rPr/>
-        <w:t xml:space="preserve">.</w:t>
-      </w:r>
-    </w:p>
-    <w:p>
-      <w:pPr>
-        <w:spacing w:lineRule="auto"/>
-      </w:pPr>
-      <w:r>
-        <w:rPr/>
-        <w:t xml:space="preserve">Soluzione</w:t>
-      </w:r>
-    </w:p>
-    <w:p>
-      <w:pPr>
-        <w:spacing w:lineRule="auto"/>
-      </w:pPr>
-      <w:r>
-        <w:rPr>
-          <w:rFonts w:ascii="Courier" w:hAnsi="Courier"/>
-        </w:rPr>
-        <w:t xml:space="preserve">potenza(b, e) = e == 0 ? 1 : b * potenza(b, e - 1) function somma_fino(n)     s = 0     i = 1     while i &lt;= n         s += i         i += 1     end     s end println(potenza(3, 13), " ", potenza(2, 10), " ", somma_fino(100)) </w:t>
-      </w:r>
-    </w:p>
-    <w:p>
-      <w:pPr>
-        <w:spacing w:lineRule="auto"/>
-      </w:pPr>
-      <w:r>
-        <w:rPr/>
-        <w:t xml:space="preserve">Output:</w:t>
-      </w:r>
-    </w:p>
-    <w:p>
-      <w:pPr>
-        <w:spacing w:lineRule="auto"/>
-      </w:pPr>
-      <w:r>
-        <w:rPr>
-          <w:rFonts w:ascii="Courier" w:hAnsi="Courier"/>
-        </w:rPr>
-        <w:t xml:space="preserve">1594323 1024 5050 </w:t>
-      </w:r>
-    </w:p>
-    <w:p>
-      <w:pPr>
-        <w:pStyle w:val="Heading3"/>
-        <w:spacing w:lineRule="auto"/>
-      </w:pPr>
-      <w:r>
-        <w:rPr/>
-        <w:t xml:space="preserve">Esercizio 2 — Numeri primi</w:t>
-      </w:r>
-    </w:p>
-    <w:p>
-      <w:pPr>
-        <w:spacing w:lineRule="auto"/>
-      </w:pPr>
-      <w:r>
-        <w:rPr/>
-        <w:t xml:space="preserve">Stampa la lista dei numeri primi minori di 30.</w:t>
-      </w:r>
-    </w:p>
-    <w:p>
-      <w:pPr>
-        <w:spacing w:lineRule="auto"/>
-      </w:pPr>
-      <w:r>
-        <w:rPr/>
-        <w:t xml:space="preserve">Soluzione</w:t>
-      </w:r>
-    </w:p>
-    <w:p>
-      <w:pPr>
-        <w:spacing w:lineRule="auto"/>
-      </w:pPr>
-      <w:r>
-        <w:rPr>
-          <w:rFonts w:ascii="Courier" w:hAnsi="Courier"/>
-        </w:rPr>
-        <w:t xml:space="preserve">function primo(n)     if n &lt; 2         return false     end     d = 2     while d * d &lt;= n         if n % d == 0             return false         end         d += 1     end     true end primi = [] n = 2 while n &lt; 30     if primo(n)         push!(primi, n)     end     n += 1 end println(primi) </w:t>
-      </w:r>
-    </w:p>
-    <w:p>
-      <w:pPr>
-        <w:spacing w:lineRule="auto"/>
-      </w:pPr>
-      <w:r>
-        <w:rPr/>
-        <w:t xml:space="preserve">Output:</w:t>
-      </w:r>
-    </w:p>
-    <w:p>
-      <w:pPr>
-        <w:spacing w:lineRule="auto"/>
-      </w:pPr>
-      <w:r>
-        <w:rPr>
-          <w:rFonts w:ascii="Courier" w:hAnsi="Courier"/>
-        </w:rPr>
-        <w:t xml:space="preserve">[2, 3, 5, 7, 11, 13, 17, 19, 23, 29] </w:t>
-      </w:r>
-    </w:p>
-    <w:p>
-      <w:pPr>
-        <w:pStyle w:val="Heading3"/>
-        <w:spacing w:lineRule="auto"/>
-      </w:pPr>
-      <w:r>
-        <w:rPr/>
-        <w:t xml:space="preserve">Esercizio 3 — Inverti una lista</w:t>
-      </w:r>
-    </w:p>
-    <w:p>
-      <w:pPr>
-        <w:spacing w:lineRule="auto"/>
-      </w:pPr>
-      <w:r>
-        <w:rPr/>
-        <w:t xml:space="preserve">Scrivi </w:t>
-      </w:r>
-      <w:r>
-        <w:rPr/>
-        <w:t xml:space="preserve">inverti(xs)</w:t>
-      </w:r>
-      <w:r>
-        <w:rPr/>
-        <w:t xml:space="preserve"> che restituisce una nuova lista con gli elementi in ordine inverso.</w:t>
-      </w:r>
-    </w:p>
-    <w:p>
-      <w:pPr>
-        <w:spacing w:lineRule="auto"/>
-      </w:pPr>
-      <w:r>
-        <w:rPr/>
-        <w:t xml:space="preserve">Soluzione</w:t>
-      </w:r>
-    </w:p>
-    <w:p>
-      <w:pPr>
-        <w:spacing w:lineRule="auto"/>
-      </w:pPr>
-      <w:r>
-        <w:rPr>
-          <w:rFonts w:ascii="Courier" w:hAnsi="Courier"/>
-        </w:rPr>
-        <w:t xml:space="preserve">function inverti(xs)     out = []     i = length(xs)     while i &gt;= 1         push!(out, xs[i])         i -= 1     end     out end println(inverti([1, :due, "tre"])) </w:t>
-      </w:r>
-    </w:p>
-    <w:p>
-      <w:pPr>
-        <w:spacing w:lineRule="auto"/>
-      </w:pPr>
-      <w:r>
-        <w:rPr/>
-        <w:t xml:space="preserve">Output:</w:t>
-      </w:r>
-    </w:p>
-    <w:p>
-      <w:pPr>
-        <w:spacing w:lineRule="auto"/>
-      </w:pPr>
-      <w:r>
-        <w:rPr>
-          <w:rFonts w:ascii="Courier" w:hAnsi="Courier"/>
-        </w:rPr>
-        <w:t xml:space="preserve">[tre, :due, 1] </w:t>
-      </w:r>
-    </w:p>
-    <w:p>
-      <w:pPr>
-        <w:pStyle w:val="Heading3"/>
-        <w:spacing w:lineRule="auto"/>
-      </w:pPr>
-      <w:r>
-        <w:rPr/>
-        <w:t xml:space="preserve">Esercizio 4 — Ordinamento per inserzione</w:t>
-      </w:r>
-    </w:p>
-    <w:p>
-      <w:pPr>
-        <w:spacing w:lineRule="auto"/>
-      </w:pPr>
-      <w:r>
-        <w:rPr/>
-        <w:t xml:space="preserve">Ordina in loco </w:t>
-      </w:r>
-      <w:r>
-        <w:rPr/>
-        <w:t xml:space="preserve">[5, 2, 9, 1, 7]</w:t>
-      </w:r>
-      <w:r>
-        <w:rPr/>
-        <w:t xml:space="preserve">.</w:t>
-      </w:r>
-    </w:p>
-    <w:p>
-      <w:pPr>
-        <w:spacing w:lineRule="auto"/>
-      </w:pPr>
-      <w:r>
-        <w:rPr/>
-        <w:t xml:space="preserve">Soluzione</w:t>
-      </w:r>
-    </w:p>
-    <w:p>
-      <w:pPr>
-        <w:spacing w:lineRule="auto"/>
-      </w:pPr>
-      <w:r>
-        <w:rPr>
-          <w:rFonts w:ascii="Courier" w:hAnsi="Courier"/>
-        </w:rPr>
-        <w:t xml:space="preserve">function ordina!(xs)     i = 2     while i &lt;= length(xs)         k = xs[i]         j = i - 1         while j &gt;= 1 &amp;&amp; xs[j] &gt; k             xs[j + 1] = xs[j]             j -= 1         end         xs[j + 1] = k         i += 1     end     xs end println(ordina!([5, 2, 9, 1, 7])) </w:t>
-      </w:r>
-    </w:p>
-    <w:p>
-      <w:pPr>
-        <w:spacing w:lineRule="auto"/>
-      </w:pPr>
-      <w:r>
-        <w:rPr/>
-        <w:t xml:space="preserve">Output:</w:t>
-      </w:r>
-    </w:p>
-    <w:p>
-      <w:pPr>
-        <w:spacing w:lineRule="auto"/>
-      </w:pPr>
-      <w:r>
-        <w:rPr>
-          <w:rFonts w:ascii="Courier" w:hAnsi="Courier"/>
-        </w:rPr>
-        <w:t xml:space="preserve">[1, 2, 5, 7, 9] </w:t>
-      </w:r>
-    </w:p>
-    <w:p>
-      <w:pPr>
-        <w:spacing w:lineRule="auto"/>
-      </w:pPr>
-      <w:r>
-        <w:rPr/>
-        <w:t xml:space="preserve">Il </w:t>
-      </w:r>
-      <w:r>
-        <w:rPr/>
-        <w:t xml:space="preserve">!</w:t>
-      </w:r>
-      <w:r>
-        <w:rPr/>
-        <w:t xml:space="preserve"> finale nel nome segnala, per convenzione, una funzione che muta il suo argomento.</w:t>
-      </w:r>
-    </w:p>
-    <w:p>
-      <w:pPr>
-        <w:pStyle w:val="Heading3"/>
-        <w:spacing w:lineRule="auto"/>
-      </w:pPr>
-      <w:r>
-        <w:rPr/>
-        <w:t xml:space="preserve">Esercizio 5 — Contatore di parole</w:t>
-      </w:r>
-    </w:p>
-    <w:p>
-      <w:pPr>
-        <w:spacing w:lineRule="auto"/>
-      </w:pPr>
-      <w:r>
-        <w:rPr/>
-        <w:t xml:space="preserve">Conta le parole (separate da spazi) di </w:t>
-      </w:r>
-      <w:r>
-        <w:rPr/>
-        <w:t xml:space="preserve">"il  linguaggio Triad "</w:t>
-      </w:r>
-      <w:r>
-        <w:rPr/>
-        <w:t xml:space="preserve"> usando </w:t>
-      </w:r>
-      <w:r>
-        <w:rPr/>
-        <w:t xml:space="preserve">strbyte</w:t>
-      </w:r>
-      <w:r>
-        <w:rPr/>
-        <w:t xml:space="preserve">.</w:t>
-      </w:r>
-    </w:p>
-    <w:p>
-      <w:pPr>
-        <w:spacing w:lineRule="auto"/>
-      </w:pPr>
-      <w:r>
-        <w:rPr/>
-        <w:t xml:space="preserve">Soluzione</w:t>
-      </w:r>
-    </w:p>
-    <w:p>
-      <w:pPr>
-        <w:spacing w:lineRule="auto"/>
-      </w:pPr>
-      <w:r>
-        <w:rPr>
-          <w:rFonts w:ascii="Courier" w:hAnsi="Courier"/>
-        </w:rPr>
-        <w:t xml:space="preserve">function conta_parole(s)     n = 0     dentro = false     i = 1     while i &lt;= strlen(s)         spazio = strbyte(s, i) == 32         if !spazio &amp;&amp; !dentro             n += 1         end         dentro = !spazio         i += 1     end     n end println(conta_parole("il  linguaggio Triad ")) </w:t>
-      </w:r>
-    </w:p>
-    <w:p>
-      <w:pPr>
-        <w:spacing w:lineRule="auto"/>
-      </w:pPr>
-      <w:r>
-        <w:rPr/>
-        <w:t xml:space="preserve">Output:</w:t>
-      </w:r>
-    </w:p>
-    <w:p>
-      <w:pPr>
-        <w:spacing w:lineRule="auto"/>
-      </w:pPr>
-      <w:r>
-        <w:rPr>
-          <w:rFonts w:ascii="Courier" w:hAnsi="Courier"/>
-        </w:rPr>
-        <w:t xml:space="preserve">3 </w:t>
-      </w:r>
-    </w:p>
-    <w:p>
-      <w:pPr>
-        <w:pStyle w:val="Heading3"/>
-        <w:spacing w:lineRule="auto"/>
-      </w:pPr>
-      <w:r>
-        <w:rPr/>
-        <w:t xml:space="preserve">Esercizio 6 — Un mini-tokenizer</w:t>
-      </w:r>
-    </w:p>
-    <w:p>
-      <w:pPr>
-        <w:spacing w:lineRule="auto"/>
-      </w:pPr>
-      <w:r>
-        <w:rPr/>
-        <w:t xml:space="preserve">Trasforma </w:t>
-      </w:r>
-      <w:r>
-        <w:rPr/>
-        <w:t xml:space="preserve">"12+x*3"</w:t>
-      </w:r>
-      <w:r>
-        <w:rPr/>
-        <w:t xml:space="preserve"> in una lista di token </w:t>
-      </w:r>
-      <w:r>
-        <w:rPr/>
-        <w:t xml:space="preserve">[tipo, testo]</w:t>
-      </w:r>
-      <w:r>
-        <w:rPr/>
-        <w:t xml:space="preserve">, con tipi </w:t>
-      </w:r>
-      <w:r>
-        <w:rPr/>
-        <w:t xml:space="preserve">:num</w:t>
-      </w:r>
-      <w:r>
-        <w:rPr/>
-        <w:t xml:space="preserve">, </w:t>
-      </w:r>
-      <w:r>
-        <w:rPr/>
-        <w:t xml:space="preserve">:id</w:t>
-      </w:r>
-      <w:r>
-        <w:rPr/>
-        <w:t xml:space="preserve">, </w:t>
-      </w:r>
-      <w:r>
-        <w:rPr/>
-        <w:t xml:space="preserve">:op</w:t>
-      </w:r>
-      <w:r>
-        <w:rPr/>
-        <w:t xml:space="preserve">. È il primo passo di un interprete (vedi </w:t>
-      </w:r>
-      <w:r>
-        <w:rPr/>
-        <w:t xml:space="preserve">selfhost/tokenizer.td</w:t>
-      </w:r>
-      <w:r>
-        <w:rPr/>
-        <w:t xml:space="preserve">).</w:t>
-      </w:r>
-    </w:p>
-    <w:p>
-      <w:pPr>
-        <w:spacing w:lineRule="auto"/>
-      </w:pPr>
-      <w:r>
-        <w:rPr/>
-        <w:t xml:space="preserve">Soluzione</w:t>
-      </w:r>
-    </w:p>
-    <w:p>
-      <w:pPr>
-        <w:spacing w:lineRule="auto"/>
-      </w:pPr>
-      <w:r>
-        <w:rPr>
-          <w:rFonts w:ascii="Courier" w:hAnsi="Courier"/>
-        </w:rPr>
-        <w:t xml:space="preserve">cifra(b) = b &gt;= 48 &amp;&amp; b &lt;= 57 lettera(b) = (b &gt;= 97 &amp;&amp; b &lt;= 122) || (b &gt;= 65 &amp;&amp; b &lt;= 90) || b == 95 function tokenizza(s)     toks = []     i = 1     while i &lt;= strlen(s)         b = strbyte(s, i)         if cifra(b)             j = i             while j &lt;= strlen(s) &amp;&amp; cifra(strbyte(s, j))                 j += 1             end             push!(toks, [:num, strsub(s, i, j - 1)])             i = j         elseif lettera(b)             j = i             while j &lt;= strlen(s) &amp;&amp; (lettera(strbyte(s, j)) || cifra(strbyte(s, j)))                 j += 1             end             push!(toks, [:id, strsub(s, i, j - 1)])             i = j         else             push!(toks, [:op, strsub(s, i, i)])             i += 1         end     end     toks end println(tokenizza("12+x*3")) </w:t>
-      </w:r>
-    </w:p>
-    <w:p>
-      <w:pPr>
-        <w:spacing w:lineRule="auto"/>
-      </w:pPr>
-      <w:r>
-        <w:rPr/>
-        <w:t xml:space="preserve">Output:</w:t>
-      </w:r>
-    </w:p>
-    <w:p>
-      <w:pPr>
-        <w:spacing w:lineRule="auto"/>
-      </w:pPr>
-      <w:r>
-        <w:rPr>
-          <w:rFonts w:ascii="Courier" w:hAnsi="Courier"/>
-        </w:rPr>
-        <w:t xml:space="preserve">[[:num, 12], [:op, +], [:id, x], [:op, *], [:num, 3]] </w:t>
-      </w:r>
-    </w:p>
-    <w:p>
-      <w:pPr>
-        <w:pStyle w:val="Heading3"/>
-        <w:spacing w:lineRule="auto"/>
-      </w:pPr>
-      <w:r>
-        <w:rPr/>
-        <w:t xml:space="preserve">Esercizio 7 — Valutare un'espressione</w:t>
-      </w:r>
-    </w:p>
-    <w:p>
-      <w:pPr>
-        <w:spacing w:lineRule="auto"/>
-      </w:pPr>
-      <w:r>
-        <w:rPr/>
-        <w:t xml:space="preserve">Usando i token dell'esercizio 6, scrivi un valutatore a discesa ricorsiva per </w:t>
-      </w:r>
-      <w:r>
-        <w:rPr/>
-        <w:t xml:space="preserve">+</w:t>
-      </w:r>
-      <w:r>
-        <w:rPr/>
-        <w:t xml:space="preserve"> e </w:t>
-      </w:r>
-      <w:r>
-        <w:rPr/>
-        <w:t xml:space="preserve">*</w:t>
-      </w:r>
-      <w:r>
-        <w:rPr/>
-        <w:t xml:space="preserve"> con precedenza, dove le variabili vengono da una lista di associazioni. Suggerimento: tieni la posizione corrente in una lista </w:t>
-      </w:r>
-      <w:r>
-        <w:rPr/>
-        <w:t xml:space="preserve">pos = [1]</w:t>
-      </w:r>
-      <w:r>
-        <w:rPr/>
-        <w:t xml:space="preserve"> per poterla aggiornare dalle funzioni.</w:t>
-      </w:r>
-    </w:p>
-    <w:p>
-      <w:pPr>
-        <w:spacing w:lineRule="auto"/>
-      </w:pPr>
-      <w:r>
-        <w:rPr/>
-        <w:t xml:space="preserve">Soluzione</w:t>
-      </w:r>
-    </w:p>
-    <w:p>
-      <w:pPr>
-        <w:spacing w:lineRule="auto"/>
-      </w:pPr>
-      <w:r>
-        <w:rPr>
-          <w:rFonts w:ascii="Courier" w:hAnsi="Courier"/>
-        </w:rPr>
-        <w:t xml:space="preserve">cifra(b) = b &gt;= 48 &amp;&amp; b &lt;= 57 lettera(b) = (b &gt;= 97 &amp;&amp; b &lt;= 122) || b == 95 function tokenizza(s)     toks = []     i = 1     while i &lt;= strlen(s)         b = strbyte(s, i)         if cifra(b)             j = i             while j &lt;= strlen(s) &amp;&amp; cifra(strbyte(s, j))                 j += 1             end             push!(toks, [:num, strsub(s, i, j - 1)])             i = j         elseif lettera(b)             j = i             while j &lt;= strlen(s) &amp;&amp; lettera(strbyte(s, j))                 j += 1             end             push!(toks, [:id, strsub(s, i, j - 1)])             i = j         else             push!(toks, [:op, strsub(s, i, i)])             i += 1         end     end     toks end function cerca(env, nome)     i = 1     while i &lt; length(env)         if env[i] == nome             return env[i + 1]         end         i += 2     end     0 end function primario(toks, pos, env)     t = toks[pos[1]]     pos[1] += 1     if t[1] == :num         Int(t[2])     else         cerca(env, t[2])     end end function prodotto(toks, pos, env)     v = primario(toks, pos, env)     while pos[1] &lt;= length(toks) &amp;&amp; toks[pos[1]][2] == "*"         pos[1] += 1         v = v * primario(toks, pos, env)     end     v end function somma(toks, pos, env)     v = prodotto(toks, pos, env)     while pos[1] &lt;= length(toks) &amp;&amp; toks[pos[1]][2] == "+"         pos[1] += 1         v = v + prodotto(toks, pos, env)     end     v end valuta(s, env) = somma(tokenizza(s), [1], env) println(valuta("12+x*3", ["x", 10])) println(valuta("2*3+4*5", [])) </w:t>
-      </w:r>
-    </w:p>
-    <w:p>
-      <w:pPr>
-        <w:spacing w:lineRule="auto"/>
-      </w:pPr>
-      <w:r>
-        <w:rPr/>
-        <w:t xml:space="preserve">Output:</w:t>
-      </w:r>
-    </w:p>
-    <w:p>
-      <w:pPr>
-        <w:spacing w:lineRule="auto"/>
-      </w:pPr>
-      <w:r>
-        <w:rPr>
-          <w:rFonts w:ascii="Courier" w:hAnsi="Courier"/>
-        </w:rPr>
-        <w:t xml:space="preserve">42 26 </w:t>
-      </w:r>
-    </w:p>
-    <w:p>
-      <w:pPr>
-        <w:spacing w:lineRule="auto"/>
-      </w:pPr>
+        <w:pStyle w:val="Heading1"/>
+        <w:spacing w:lineRule="auto"/>
+      </w:pPr>
+      <w:r>
+        <w:rPr/>
+        <w:t xml:space="preserve">Parte III — Triad-Full (lo standard completo)</w:t>
+      </w:r>
+    </w:p>
+    <w:p>
+      <w:pPr>
+        <w:spacing w:lineRule="auto"/>
+      </w:pPr>
+      <w:r>
+        <w:rPr/>
+        <w:t xml:space="preserve">Questa parte descrive il linguaggio definito da </w:t>
+      </w:r>
       <w:hyperlink r:id="rId101">
-        <w:r>
-          <w:rPr>
-            <w:rStyle w:val="Hyperlink"/>
-          </w:rPr>
-        </w:r>
-      </w:hyperlink>
-    </w:p>
-    <w:p>
-      <w:pPr>
-        <w:pStyle w:val="Heading1"/>
-        <w:spacing w:lineRule="auto"/>
-      </w:pPr>
-      <w:r>
-        <w:rPr/>
-        <w:t xml:space="preserve">Parte III — Triad-Full (lo standard completo)</w:t>
-      </w:r>
-    </w:p>
-    <w:p>
-      <w:pPr>
-        <w:spacing w:lineRule="auto"/>
-      </w:pPr>
-      <w:r>
-        <w:rPr/>
-        <w:t xml:space="preserve">Questa parte descrive il linguaggio definito da </w:t>
-      </w:r>
-      <w:hyperlink r:id="rId102">
         <w:r>
           <w:rPr>
             <w:rStyle w:val="Hyperlink"/>
@@ -39943,7 +39912,7 @@
       <w:pPr>
         <w:spacing w:lineRule="auto"/>
       </w:pPr>
-      <w:hyperlink r:id="rId103">
+      <w:hyperlink r:id="rId102">
         <w:r>
           <w:rPr>
             <w:rStyle w:val="Hyperlink"/>
@@ -41468,6 +41437,216 @@
       <w:pPr>
         <w:spacing w:lineRule="auto"/>
       </w:pPr>
+      <w:hyperlink r:id="rId103">
+        <w:r>
+          <w:rPr>
+            <w:rStyle w:val="Hyperlink"/>
+          </w:rPr>
+        </w:r>
+      </w:hyperlink>
+    </w:p>
+    <w:p>
+      <w:pPr>
+        <w:pStyle w:val="Heading2"/>
+        <w:spacing w:lineRule="auto"/>
+      </w:pPr>
+      <w:r>
+        <w:rPr/>
+        <w:t xml:space="preserve">19. Funzioni tipate e multiple dispatch (SPEC §5)</w:t>
+      </w:r>
+    </w:p>
+    <w:p>
+      <w:pPr>
+        <w:spacing w:lineRule="auto"/>
+      </w:pPr>
+      <w:r>
+        <w:rPr>
+          <w:rFonts w:ascii="Courier" w:hAnsi="Courier"/>
+        </w:rPr>
+        <w:t xml:space="preserve">sq(x) = x * x area(n::Number) = :number area(n::Int) = :int  function dist(a::Point, b::Point)::Float     requires a.x != b.x || a.y != b.y     sqrt((a.x - b.x)^2 + (a.y - b.y)^2) end  function +(a::Point, b::Point)      # gli operatori sono funzioni ridefinibili     Point(a.x + b.x, a.y + b.y) end </w:t>
+      </w:r>
+    </w:p>
+    <w:p>
+      <w:pPr>
+        <w:spacing w:lineRule="auto"/>
+      </w:pPr>
+      <w:r>
+        <w:rPr/>
+        <w:t xml:space="preserve">Regole:</w:t>
+      </w:r>
+    </w:p>
+    <w:p>
+      <w:pPr>
+        <w:numPr>
+          <w:ilvl w:val="0"/>
+          <w:numId w:val="32"/>
+        </w:numPr>
+        <w:spacing w:lineRule="auto"/>
+      </w:pPr>
+      <w:r>
+        <w:rPr/>
+        <w:t xml:space="preserve">vince il metodo </w:t>
+      </w:r>
+      <w:r>
+        <w:rPr>
+          <w:b/>
+        </w:rPr>
+        <w:t xml:space="preserve">più specifico</w:t>
+      </w:r>
+      <w:r>
+        <w:rPr/>
+        <w:t xml:space="preserve"> tra gli applicabili (</w:t>
+      </w:r>
+      <w:r>
+        <w:rPr/>
+        <w:t xml:space="preserve">area(1) == :int</w:t>
+      </w:r>
+      <w:r>
+        <w:rPr/>
+        <w:t xml:space="preserve">, </w:t>
+      </w:r>
+      <w:r>
+        <w:rPr/>
+        <w:t xml:space="preserve">area(1.5) == :number</w:t>
+      </w:r>
+      <w:r>
+        <w:rPr/>
+        <w:t xml:space="preserve">);</w:t>
+      </w:r>
+    </w:p>
+    <w:p>
+      <w:pPr>
+        <w:numPr>
+          <w:ilvl w:val="0"/>
+          <w:numId w:val="32"/>
+        </w:numPr>
+        <w:spacing w:lineRule="auto"/>
+      </w:pPr>
+      <w:r>
+        <w:rPr/>
+        <w:t xml:space="preserve">nessun metodo applicabile → </w:t>
+      </w:r>
+      <w:r>
+        <w:rPr/>
+        <w:t xml:space="preserve">Err(:method)</w:t>
+      </w:r>
+      <w:r>
+        <w:rPr/>
+        <w:t xml:space="preserve"> (o fallback builtin per gli operatori numerici);</w:t>
+      </w:r>
+    </w:p>
+    <w:p>
+      <w:pPr>
+        <w:numPr>
+          <w:ilvl w:val="0"/>
+          <w:numId w:val="32"/>
+        </w:numPr>
+        <w:spacing w:lineRule="auto"/>
+      </w:pPr>
+      <w:r>
+        <w:rPr/>
+        <w:t xml:space="preserve">più metodi ugualmente specifici → </w:t>
+      </w:r>
+      <w:r>
+        <w:rPr/>
+        <w:t xml:space="preserve">Err(:ambiguous)</w:t>
+      </w:r>
+      <w:r>
+        <w:rPr/>
+        <w:t xml:space="preserve">;</w:t>
+      </w:r>
+    </w:p>
+    <w:p>
+      <w:pPr>
+        <w:numPr>
+          <w:ilvl w:val="0"/>
+          <w:numId w:val="32"/>
+        </w:numPr>
+        <w:spacing w:lineRule="auto"/>
+      </w:pPr>
+      <w:r>
+        <w:rPr/>
+        <w:t xml:space="preserve">il tipo di ritorno </w:t>
+      </w:r>
+      <w:r>
+        <w:rPr/>
+        <w:t xml:space="preserve">::R</w:t>
+      </w:r>
+      <w:r>
+        <w:rPr/>
+        <w:t xml:space="preserve"> è controllato all'uscita (con conversione Int→Float);</w:t>
+      </w:r>
+    </w:p>
+    <w:p>
+      <w:pPr>
+        <w:numPr>
+          <w:ilvl w:val="0"/>
+          <w:numId w:val="32"/>
+        </w:numPr>
+        <w:spacing w:lineRule="auto"/>
+      </w:pPr>
+      <w:r>
+        <w:rPr/>
+        <w:t xml:space="preserve">funzioni e operatori sono valori: </w:t>
+      </w:r>
+      <w:r>
+        <w:rPr/>
+        <w:t xml:space="preserve">reduce(+, xs)</w:t>
+      </w:r>
+      <w:r>
+        <w:rPr/>
+        <w:t xml:space="preserve">, </w:t>
+      </w:r>
+      <w:r>
+        <w:rPr/>
+        <w:t xml:space="preserve">map(sq, xs)</w:t>
+      </w:r>
+      <w:r>
+        <w:rPr/>
+        <w:t xml:space="preserve">;</w:t>
+      </w:r>
+    </w:p>
+    <w:p>
+      <w:pPr>
+        <w:numPr>
+          <w:ilvl w:val="0"/>
+          <w:numId w:val="32"/>
+        </w:numPr>
+        <w:spacing w:lineRule="auto"/>
+      </w:pPr>
+      <w:r>
+        <w:rPr/>
+        <w:t xml:space="preserve">lambda tipate: </w:t>
+      </w:r>
+      <w:r>
+        <w:rPr/>
+        <w:t xml:space="preserve">function (x::Int) x end</w:t>
+      </w:r>
+      <w:r>
+        <w:rPr/>
+        <w:t xml:space="preserve"> → </w:t>
+      </w:r>
+      <w:r>
+        <w:rPr/>
+        <w:t xml:space="preserve">f(2.0)</w:t>
+      </w:r>
+      <w:r>
+        <w:rPr/>
+        <w:t xml:space="preserve"> è </w:t>
+      </w:r>
+      <w:r>
+        <w:rPr/>
+        <w:t xml:space="preserve">Err(:type)</w:t>
+      </w:r>
+      <w:r>
+        <w:rPr/>
+        <w:t xml:space="preserve">.</w:t>
+      </w:r>
+    </w:p>
+    <w:p>
+      <w:pPr>
+        <w:spacing w:lineRule="auto"/>
+      </w:pPr>
       <w:hyperlink r:id="rId104">
         <w:r>
           <w:rPr>
@@ -41483,216 +41662,6 @@
       </w:pPr>
       <w:r>
         <w:rPr/>
-        <w:t xml:space="preserve">19. Funzioni tipate e multiple dispatch (SPEC §5)</w:t>
-      </w:r>
-    </w:p>
-    <w:p>
-      <w:pPr>
-        <w:spacing w:lineRule="auto"/>
-      </w:pPr>
-      <w:r>
-        <w:rPr>
-          <w:rFonts w:ascii="Courier" w:hAnsi="Courier"/>
-        </w:rPr>
-        <w:t xml:space="preserve">sq(x) = x * x area(n::Number) = :number area(n::Int) = :int  function dist(a::Point, b::Point)::Float     requires a.x != b.x || a.y != b.y     sqrt((a.x - b.x)^2 + (a.y - b.y)^2) end  function +(a::Point, b::Point)      # gli operatori sono funzioni ridefinibili     Point(a.x + b.x, a.y + b.y) end </w:t>
-      </w:r>
-    </w:p>
-    <w:p>
-      <w:pPr>
-        <w:spacing w:lineRule="auto"/>
-      </w:pPr>
-      <w:r>
-        <w:rPr/>
-        <w:t xml:space="preserve">Regole:</w:t>
-      </w:r>
-    </w:p>
-    <w:p>
-      <w:pPr>
-        <w:numPr>
-          <w:ilvl w:val="0"/>
-          <w:numId w:val="32"/>
-        </w:numPr>
-        <w:spacing w:lineRule="auto"/>
-      </w:pPr>
-      <w:r>
-        <w:rPr/>
-        <w:t xml:space="preserve">vince il metodo </w:t>
-      </w:r>
-      <w:r>
-        <w:rPr>
-          <w:b/>
-        </w:rPr>
-        <w:t xml:space="preserve">più specifico</w:t>
-      </w:r>
-      <w:r>
-        <w:rPr/>
-        <w:t xml:space="preserve"> tra gli applicabili (</w:t>
-      </w:r>
-      <w:r>
-        <w:rPr/>
-        <w:t xml:space="preserve">area(1) == :int</w:t>
-      </w:r>
-      <w:r>
-        <w:rPr/>
-        <w:t xml:space="preserve">, </w:t>
-      </w:r>
-      <w:r>
-        <w:rPr/>
-        <w:t xml:space="preserve">area(1.5) == :number</w:t>
-      </w:r>
-      <w:r>
-        <w:rPr/>
-        <w:t xml:space="preserve">);</w:t>
-      </w:r>
-    </w:p>
-    <w:p>
-      <w:pPr>
-        <w:numPr>
-          <w:ilvl w:val="0"/>
-          <w:numId w:val="32"/>
-        </w:numPr>
-        <w:spacing w:lineRule="auto"/>
-      </w:pPr>
-      <w:r>
-        <w:rPr/>
-        <w:t xml:space="preserve">nessun metodo applicabile → </w:t>
-      </w:r>
-      <w:r>
-        <w:rPr/>
-        <w:t xml:space="preserve">Err(:method)</w:t>
-      </w:r>
-      <w:r>
-        <w:rPr/>
-        <w:t xml:space="preserve"> (o fallback builtin per gli operatori numerici);</w:t>
-      </w:r>
-    </w:p>
-    <w:p>
-      <w:pPr>
-        <w:numPr>
-          <w:ilvl w:val="0"/>
-          <w:numId w:val="32"/>
-        </w:numPr>
-        <w:spacing w:lineRule="auto"/>
-      </w:pPr>
-      <w:r>
-        <w:rPr/>
-        <w:t xml:space="preserve">più metodi ugualmente specifici → </w:t>
-      </w:r>
-      <w:r>
-        <w:rPr/>
-        <w:t xml:space="preserve">Err(:ambiguous)</w:t>
-      </w:r>
-      <w:r>
-        <w:rPr/>
-        <w:t xml:space="preserve">;</w:t>
-      </w:r>
-    </w:p>
-    <w:p>
-      <w:pPr>
-        <w:numPr>
-          <w:ilvl w:val="0"/>
-          <w:numId w:val="32"/>
-        </w:numPr>
-        <w:spacing w:lineRule="auto"/>
-      </w:pPr>
-      <w:r>
-        <w:rPr/>
-        <w:t xml:space="preserve">il tipo di ritorno </w:t>
-      </w:r>
-      <w:r>
-        <w:rPr/>
-        <w:t xml:space="preserve">::R</w:t>
-      </w:r>
-      <w:r>
-        <w:rPr/>
-        <w:t xml:space="preserve"> è controllato all'uscita (con conversione Int→Float);</w:t>
-      </w:r>
-    </w:p>
-    <w:p>
-      <w:pPr>
-        <w:numPr>
-          <w:ilvl w:val="0"/>
-          <w:numId w:val="32"/>
-        </w:numPr>
-        <w:spacing w:lineRule="auto"/>
-      </w:pPr>
-      <w:r>
-        <w:rPr/>
-        <w:t xml:space="preserve">funzioni e operatori sono valori: </w:t>
-      </w:r>
-      <w:r>
-        <w:rPr/>
-        <w:t xml:space="preserve">reduce(+, xs)</w:t>
-      </w:r>
-      <w:r>
-        <w:rPr/>
-        <w:t xml:space="preserve">, </w:t>
-      </w:r>
-      <w:r>
-        <w:rPr/>
-        <w:t xml:space="preserve">map(sq, xs)</w:t>
-      </w:r>
-      <w:r>
-        <w:rPr/>
-        <w:t xml:space="preserve">;</w:t>
-      </w:r>
-    </w:p>
-    <w:p>
-      <w:pPr>
-        <w:numPr>
-          <w:ilvl w:val="0"/>
-          <w:numId w:val="32"/>
-        </w:numPr>
-        <w:spacing w:lineRule="auto"/>
-      </w:pPr>
-      <w:r>
-        <w:rPr/>
-        <w:t xml:space="preserve">lambda tipate: </w:t>
-      </w:r>
-      <w:r>
-        <w:rPr/>
-        <w:t xml:space="preserve">function (x::Int) x end</w:t>
-      </w:r>
-      <w:r>
-        <w:rPr/>
-        <w:t xml:space="preserve"> → </w:t>
-      </w:r>
-      <w:r>
-        <w:rPr/>
-        <w:t xml:space="preserve">f(2.0)</w:t>
-      </w:r>
-      <w:r>
-        <w:rPr/>
-        <w:t xml:space="preserve"> è </w:t>
-      </w:r>
-      <w:r>
-        <w:rPr/>
-        <w:t xml:space="preserve">Err(:type)</w:t>
-      </w:r>
-      <w:r>
-        <w:rPr/>
-        <w:t xml:space="preserve">.</w:t>
-      </w:r>
-    </w:p>
-    <w:p>
-      <w:pPr>
-        <w:spacing w:lineRule="auto"/>
-      </w:pPr>
-      <w:hyperlink r:id="rId105">
-        <w:r>
-          <w:rPr>
-            <w:rStyle w:val="Hyperlink"/>
-          </w:rPr>
-        </w:r>
-      </w:hyperlink>
-    </w:p>
-    <w:p>
-      <w:pPr>
-        <w:pStyle w:val="Heading2"/>
-        <w:spacing w:lineRule="auto"/>
-      </w:pPr>
-      <w:r>
-        <w:rPr/>
         <w:t xml:space="preserve">20. Struct (SPEC §4)</w:t>
       </w:r>
     </w:p>
@@ -41761,7 +41730,7 @@
         <w:rPr/>
         <w:t xml:space="preserve">In Core lo stesso concetto si rappresenta con una lista taggata (</w:t>
       </w:r>
-      <w:hyperlink r:id="rId106">
+      <w:hyperlink r:id="rId105">
         <w:r>
           <w:rPr>
             <w:rStyle w:val="Hyperlink"/>
@@ -41778,6 +41747,104 @@
       <w:pPr>
         <w:spacing w:lineRule="auto"/>
       </w:pPr>
+      <w:hyperlink r:id="rId106">
+        <w:r>
+          <w:rPr>
+            <w:rStyle w:val="Hyperlink"/>
+          </w:rPr>
+        </w:r>
+      </w:hyperlink>
+    </w:p>
+    <w:p>
+      <w:pPr>
+        <w:pStyle w:val="Heading2"/>
+        <w:spacing w:lineRule="auto"/>
+      </w:pPr>
+      <w:r>
+        <w:rPr/>
+        <w:t xml:space="preserve">21. Controllo di flusso Full: </w:t>
+      </w:r>
+      <w:r>
+        <w:rPr/>
+        <w:t xml:space="preserve">for</w:t>
+      </w:r>
+      <w:r>
+        <w:rPr/>
+        <w:t xml:space="preserve">, range, comprehension, </w:t>
+      </w:r>
+      <w:r>
+        <w:rPr/>
+        <w:t xml:space="preserve">try</w:t>
+      </w:r>
+      <w:r>
+        <w:rPr/>
+        <w:t xml:space="preserve"> (SPEC §2)</w:t>
+      </w:r>
+    </w:p>
+    <w:p>
+      <w:pPr>
+        <w:spacing w:lineRule="auto"/>
+      </w:pPr>
+      <w:r>
+        <w:rPr>
+          <w:rFonts w:ascii="Courier" w:hAnsi="Courier"/>
+        </w:rPr>
+        <w:t xml:space="preserve">s = 0 for i in 1:10     s += i end                                  # s == 55  xs = [1, 2, 3] xs[end]                              # 3 xs[2:end]                            # [2, 3] [x^2 for x in 1:4 if x &gt; 2]          # [9, 16] x = 3; x &gt; 2 ? :big : :small         # :big  e = try div(1, 0) end                # l'errore diventa il valore r = try div(1, 0) catch err; 0 end   # con catch: err è l'Err, il valore è quello del ramo </w:t>
+      </w:r>
+    </w:p>
+    <w:p>
+      <w:pPr>
+        <w:spacing w:lineRule="auto"/>
+      </w:pPr>
+      <w:r>
+        <w:rPr/>
+        <w:t xml:space="preserve">Altri valori attesi (dai vecchi test dell'implementazione Julia):</w:t>
+      </w:r>
+    </w:p>
+    <w:p>
+      <w:pPr>
+        <w:spacing w:lineRule="auto"/>
+      </w:pPr>
+      <w:r>
+        <w:rPr>
+          <w:rFonts w:ascii="Courier" w:hAnsi="Courier"/>
+        </w:rPr>
+        <w:t xml:space="preserve">x = 2; y = x * 21; y                           # 42 7 / 2                                          # 3.5 "ab" * "cd"                                    # "abcd" let a = 1, b = a + 1; a + b; end               # 3 if 1 &gt; 2; :a; elseif 2 &gt; 1; :b; else; :c; end  # :b sq(x) = x * x; map(sq, [1, 2, 3])              # [1, 4, 9] reduce(+, [1, 2, 3, 4])                        # 10 filter(x -&gt; x % 2 == 0, 1:6)                   # [2, 4, 6] function fact_(n::Int)::Int     if n &lt;= 1; return 1; end     n * fact_(n - 1) end; fact_(10)                                 # 3628800 </w:t>
+      </w:r>
+    </w:p>
+    <w:p>
+      <w:pPr>
+        <w:spacing w:lineRule="auto"/>
+      </w:pPr>
+      <w:r>
+        <w:rPr/>
+        <w:t xml:space="preserve">requires c</w:t>
+      </w:r>
+      <w:r>
+        <w:rPr/>
+        <w:t xml:space="preserve"> al top level è un'asserzione; </w:t>
+      </w:r>
+      <w:r>
+        <w:rPr/>
+        <w:t xml:space="preserve">ensures c</w:t>
+      </w:r>
+      <w:r>
+        <w:rPr/>
+        <w:t xml:space="preserve"> è ammesso solo dentro </w:t>
+      </w:r>
+      <w:r>
+        <w:rPr/>
+        <w:t xml:space="preserve">function</w:t>
+      </w:r>
+      <w:r>
+        <w:rPr/>
+        <w:t xml:space="preserve">.</w:t>
+      </w:r>
+    </w:p>
+    <w:p>
+      <w:pPr>
+        <w:spacing w:lineRule="auto"/>
+      </w:pPr>
       <w:hyperlink r:id="rId107">
         <w:r>
           <w:rPr>
@@ -41793,23 +41860,15 @@
       </w:pPr>
       <w:r>
         <w:rPr/>
-        <w:t xml:space="preserve">21. Controllo di flusso Full: </w:t>
-      </w:r>
-      <w:r>
-        <w:rPr/>
-        <w:t xml:space="preserve">for</w:t>
-      </w:r>
-      <w:r>
-        <w:rPr/>
-        <w:t xml:space="preserve">, range, comprehension, </w:t>
-      </w:r>
-      <w:r>
-        <w:rPr/>
-        <w:t xml:space="preserve">try</w:t>
-      </w:r>
-      <w:r>
-        <w:rPr/>
-        <w:t xml:space="preserve"> (SPEC §2)</w:t>
+        <w:t xml:space="preserve">22. Logica: fatti, regole, </w:t>
+      </w:r>
+      <w:r>
+        <w:rPr/>
+        <w:t xml:space="preserve">solve</w:t>
+      </w:r>
+      <w:r>
+        <w:rPr/>
+        <w:t xml:space="preserve"> (SPEC §6)</w:t>
       </w:r>
     </w:p>
     <w:p>
@@ -41820,16 +41879,36 @@
         <w:rPr>
           <w:rFonts w:ascii="Courier" w:hAnsi="Courier"/>
         </w:rPr>
-        <w:t xml:space="preserve">s = 0 for i in 1:10     s += i end                                  # s == 55  xs = [1, 2, 3] xs[end]                              # 3 xs[2:end]                            # [2, 3] [x^2 for x in 1:4 if x &gt; 2]          # [9, 16] x = 3; x &gt; 2 ? :big : :small         # :big  e = try div(1, 0) end                # l'errore diventa il valore r = try div(1, 0) catch err; 0 end   # con catch: err è l'Err, il valore è quello del ramo </w:t>
-      </w:r>
-    </w:p>
-    <w:p>
-      <w:pPr>
-        <w:spacing w:lineRule="auto"/>
-      </w:pPr>
-      <w:r>
-        <w:rPr/>
-        <w:t xml:space="preserve">Altri valori attesi (dai vecchi test dell'implementazione Julia):</w:t>
+        <w:t xml:space="preserve">fact parent(:alice, :bob) fact parent(:alice, :carol) fact parent(:bob, :dave)  rule grandparent(?x, ?z) :- parent(?x, ?y), parent(?y, ?z) rule ancestor(?a, ?d) :- parent(?a, ?d) rule ancestor(?a, ?d) :- parent(?a, ?x), ancestor(?x, ?d) </w:t>
+      </w:r>
+    </w:p>
+    <w:p>
+      <w:pPr>
+        <w:spacing w:lineRule="auto"/>
+      </w:pPr>
+      <w:r>
+        <w:rPr/>
+        <w:t xml:space="preserve">solve</w:t>
+      </w:r>
+      <w:r>
+        <w:rPr/>
+        <w:t xml:space="preserve"> restituisce una </w:t>
+      </w:r>
+      <w:r>
+        <w:rPr>
+          <w:b/>
+        </w:rPr>
+        <w:t xml:space="preserve">lista di </w:t>
+      </w:r>
+      <w:r>
+        <w:rPr>
+          <w:b/>
+        </w:rPr>
+        <w:t xml:space="preserve">Solution</w:t>
+      </w:r>
+      <w:r>
+        <w:rPr/>
+        <w:t xml:space="preserve"> (è un valore, non stampa nulla):</w:t>
       </w:r>
     </w:p>
     <w:p>
@@ -41840,36 +41919,301 @@
         <w:rPr>
           <w:rFonts w:ascii="Courier" w:hAnsi="Courier"/>
         </w:rPr>
-        <w:t xml:space="preserve">x = 2; y = x * 21; y                           # 42 7 / 2                                          # 3.5 "ab" * "cd"                                    # "abcd" let a = 1, b = a + 1; a + b; end               # 3 if 1 &gt; 2; :a; elseif 2 &gt; 1; :b; else; :c; end  # :b sq(x) = x * x; map(sq, [1, 2, 3])              # [1, 4, 9] reduce(+, [1, 2, 3, 4])                        # 10 filter(x -&gt; x % 2 == 0, 1:6)                   # [2, 4, 6] function fact_(n::Int)::Int     if n &lt;= 1; return 1; end     n * fact_(n - 1) end; fact_(10)                                 # 3628800 </w:t>
-      </w:r>
-    </w:p>
-    <w:p>
-      <w:pPr>
-        <w:spacing w:lineRule="auto"/>
-      </w:pPr>
-      <w:r>
-        <w:rPr/>
-        <w:t xml:space="preserve">requires c</w:t>
-      </w:r>
-      <w:r>
-        <w:rPr/>
-        <w:t xml:space="preserve"> al top level è un'asserzione; </w:t>
-      </w:r>
-      <w:r>
-        <w:rPr/>
-        <w:t xml:space="preserve">ensures c</w:t>
-      </w:r>
-      <w:r>
-        <w:rPr/>
-        <w:t xml:space="preserve"> è ammesso solo dentro </w:t>
-      </w:r>
-      <w:r>
-        <w:rPr/>
-        <w:t xml:space="preserve">function</w:t>
+        <w:t xml:space="preserve">sols = solve grandparent(:alice, ?who) limit 5 [s.who for s in sols]                       # [:dave] [s.d for s in solve ancestor(:alice, ?d)] </w:t>
+      </w:r>
+    </w:p>
+    <w:p>
+      <w:pPr>
+        <w:numPr>
+          <w:ilvl w:val="0"/>
+          <w:numId w:val="34"/>
+        </w:numPr>
+        <w:spacing w:lineRule="auto"/>
+      </w:pPr>
+      <w:r>
+        <w:rPr/>
+        <w:t xml:space="preserve">Opzioni: </w:t>
+      </w:r>
+      <w:r>
+        <w:rPr/>
+        <w:t xml:space="preserve">limit n</w:t>
+      </w:r>
+      <w:r>
+        <w:rPr/>
+        <w:t xml:space="preserve">, </w:t>
+      </w:r>
+      <w:r>
+        <w:rPr/>
+        <w:t xml:space="preserve">depth d</w:t>
+      </w:r>
+      <w:r>
+        <w:rPr/>
+        <w:t xml:space="preserve">, </w:t>
+      </w:r>
+      <w:r>
+        <w:rPr/>
+        <w:t xml:space="preserve">steps s</w:t>
+      </w:r>
+      <w:r>
+        <w:rPr/>
+        <w:t xml:space="preserve"> (default 1 000 000), </w:t>
+      </w:r>
+      <w:r>
+        <w:rPr/>
+        <w:t xml:space="preserve">trace</w:t>
       </w:r>
       <w:r>
         <w:rPr/>
         <w:t xml:space="preserve">.</w:t>
+      </w:r>
+    </w:p>
+    <w:p>
+      <w:pPr>
+        <w:numPr>
+          <w:ilvl w:val="0"/>
+          <w:numId w:val="34"/>
+        </w:numPr>
+        <w:spacing w:lineRule="auto"/>
+      </w:pPr>
+      <w:r>
+        <w:rPr/>
+        <w:t xml:space="preserve">Un predicato usato come funzione è un </w:t>
+      </w:r>
+      <w:r>
+        <w:rPr/>
+        <w:t xml:space="preserve">Bool</w:t>
+      </w:r>
+      <w:r>
+        <w:rPr/>
+        <w:t xml:space="preserve">: </w:t>
+      </w:r>
+      <w:r>
+        <w:rPr/>
+        <w:t xml:space="preserve">grandparent(:alice, :dave)</w:t>
+      </w:r>
+      <w:r>
+        <w:rPr/>
+        <w:t xml:space="preserve"> → </w:t>
+      </w:r>
+      <w:r>
+        <w:rPr/>
+        <w:t xml:space="preserve">true</w:t>
+      </w:r>
+      <w:r>
+        <w:rPr/>
+        <w:t xml:space="preserve">; si può usare in </w:t>
+      </w:r>
+      <w:r>
+        <w:rPr/>
+        <w:t xml:space="preserve">if</w:t>
+      </w:r>
+      <w:r>
+        <w:rPr/>
+        <w:t xml:space="preserve">.</w:t>
+      </w:r>
+    </w:p>
+    <w:p>
+      <w:pPr>
+        <w:numPr>
+          <w:ilvl w:val="0"/>
+          <w:numId w:val="34"/>
+        </w:numPr>
+        <w:spacing w:lineRule="auto"/>
+      </w:pPr>
+      <w:r>
+        <w:rPr/>
+        <w:t xml:space="preserve">Goal: </w:t>
+      </w:r>
+      <w:r>
+        <w:rPr/>
+        <w:t xml:space="preserve">p(t…)</w:t>
+      </w:r>
+      <w:r>
+        <w:rPr/>
+        <w:t xml:space="preserve">, </w:t>
+      </w:r>
+      <w:r>
+        <w:rPr/>
+        <w:t xml:space="preserve">g1 &amp;&amp; g2</w:t>
+      </w:r>
+      <w:r>
+        <w:rPr/>
+        <w:t xml:space="preserve">, </w:t>
+      </w:r>
+      <w:r>
+        <w:rPr/>
+        <w:t xml:space="preserve">(g1, g2)</w:t>
+      </w:r>
+      <w:r>
+        <w:rPr/>
+        <w:t xml:space="preserve">, </w:t>
+      </w:r>
+      <w:r>
+        <w:rPr/>
+        <w:t xml:space="preserve">g1 || g2</w:t>
+      </w:r>
+      <w:r>
+        <w:rPr/>
+        <w:t xml:space="preserve">, </w:t>
+      </w:r>
+      <w:r>
+        <w:rPr/>
+        <w:t xml:space="preserve">!g</w:t>
+      </w:r>
+      <w:r>
+        <w:rPr/>
+        <w:t xml:space="preserve">/</w:t>
+      </w:r>
+      <w:r>
+        <w:rPr/>
+        <w:t xml:space="preserve">not(g)</w:t>
+      </w:r>
+      <w:r>
+        <w:rPr/>
+        <w:t xml:space="preserve">, </w:t>
+      </w:r>
+      <w:r>
+        <w:rPr/>
+        <w:t xml:space="preserve">a = b</w:t>
+      </w:r>
+      <w:r>
+        <w:rPr/>
+        <w:t xml:space="preserve"> (unificazione), </w:t>
+      </w:r>
+      <w:r>
+        <w:rPr/>
+        <w:t xml:space="preserve">?y is espr</w:t>
+      </w:r>
+      <w:r>
+        <w:rPr/>
+        <w:t xml:space="preserve">, confronti, funzione Triad che restituisce </w:t>
+      </w:r>
+      <w:r>
+        <w:rPr/>
+        <w:t xml:space="preserve">Bool</w:t>
+      </w:r>
+      <w:r>
+        <w:rPr/>
+        <w:t xml:space="preserve">, </w:t>
+      </w:r>
+      <w:r>
+        <w:rPr/>
+        <w:t xml:space="preserve">true</w:t>
+      </w:r>
+      <w:r>
+        <w:rPr/>
+        <w:t xml:space="preserve">/</w:t>
+      </w:r>
+      <w:r>
+        <w:rPr/>
+        <w:t xml:space="preserve">false</w:t>
+      </w:r>
+      <w:r>
+        <w:rPr/>
+        <w:t xml:space="preserve">.</w:t>
+      </w:r>
+    </w:p>
+    <w:p>
+      <w:pPr>
+        <w:numPr>
+          <w:ilvl w:val="0"/>
+          <w:numId w:val="34"/>
+        </w:numPr>
+        <w:spacing w:lineRule="auto"/>
+      </w:pPr>
+      <w:r>
+        <w:rPr/>
+        <w:t xml:space="preserve">Occurs-check attivo: </w:t>
+      </w:r>
+      <w:r>
+        <w:rPr/>
+        <w:t xml:space="preserve">solve ?x = f(?x)</w:t>
+      </w:r>
+      <w:r>
+        <w:rPr/>
+        <w:t xml:space="preserve"> non ha soluzioni (non va in ciclo).</w:t>
+      </w:r>
+    </w:p>
+    <w:p>
+      <w:pPr>
+        <w:numPr>
+          <w:ilvl w:val="0"/>
+          <w:numId w:val="34"/>
+        </w:numPr>
+        <w:spacing w:lineRule="auto"/>
+      </w:pPr>
+      <w:r>
+        <w:rPr/>
+        <w:t xml:space="preserve">Liste stile Prolog nei pattern: </w:t>
+      </w:r>
+      <w:r>
+        <w:rPr/>
+        <w:t xml:space="preserve">[?h | ?t]</w:t>
+      </w:r>
+      <w:r>
+        <w:rPr/>
+        <w:t xml:space="preserve">.</w:t>
+      </w:r>
+    </w:p>
+    <w:p>
+      <w:pPr>
+        <w:numPr>
+          <w:ilvl w:val="0"/>
+          <w:numId w:val="34"/>
+        </w:numPr>
+        <w:spacing w:lineRule="auto"/>
+      </w:pPr>
+      <w:r>
+        <w:rPr/>
+        <w:t xml:space="preserve">vars(s)</w:t>
+      </w:r>
+      <w:r>
+        <w:rPr/>
+        <w:t xml:space="preserve"> restituisce i nomi legati in una </w:t>
+      </w:r>
+      <w:r>
+        <w:rPr/>
+        <w:t xml:space="preserve">Solution</w:t>
+      </w:r>
+      <w:r>
+        <w:rPr/>
+        <w:t xml:space="preserve">; si accede con </w:t>
+      </w:r>
+      <w:r>
+        <w:rPr/>
+        <w:t xml:space="preserve">s.nome</w:t>
+      </w:r>
+      <w:r>
+        <w:rPr/>
+        <w:t xml:space="preserve"> o </w:t>
+      </w:r>
+      <w:r>
+        <w:rPr/>
+        <w:t xml:space="preserve">s[:nome]</w:t>
+      </w:r>
+      <w:r>
+        <w:rPr/>
+        <w:t xml:space="preserve">.</w:t>
+      </w:r>
+    </w:p>
+    <w:p>
+      <w:pPr>
+        <w:spacing w:lineRule="auto"/>
+      </w:pPr>
+      <w:r>
+        <w:rPr/>
+        <w:t xml:space="preserve">Esempi:</w:t>
+      </w:r>
+    </w:p>
+    <w:p>
+      <w:pPr>
+        <w:spacing w:lineRule="auto"/>
+      </w:pPr>
+      <w:r>
+        <w:rPr>
+          <w:rFonts w:ascii="Courier" w:hAnsi="Courier"/>
+        </w:rPr>
+        <w:t xml:space="preserve"># percorso con costo fact edge(:a, :b, 2) fact edge(:b, :c, 3) rule path(?x, ?y, ?c) :- edge(?x, ?y, ?c) rule path(?x, ?y, ?c) :- edge(?x, ?z, ?c1), path(?z, ?y, ?c2), ?c is ?c1 + ?c2 (solve path(:a, :c, ?costo))[1].costo      # 5  # append alla Prolog rule app([], ?l, ?l) rule app([?h | ?t], ?l, [?h | ?r]) :- app(?t, ?l, ?r) (solve app([1, 2], [3], ?r))[1].r          # [1, 2, 3] length(solve app(?a, ?b, [1, 2, 3]))       # 4  # negazione per fallimento fact parent(:tom, :bob) persone = [:tom, :bob] foglie = filter(p -&gt; !parent(p, ?_), persone)   # [:bob] </w:t>
       </w:r>
     </w:p>
     <w:p>
@@ -41891,15 +42235,26 @@
       </w:pPr>
       <w:r>
         <w:rPr/>
-        <w:t xml:space="preserve">22. Logica: fatti, regole, </w:t>
-      </w:r>
-      <w:r>
-        <w:rPr/>
-        <w:t xml:space="preserve">solve</w:t>
-      </w:r>
-      <w:r>
-        <w:rPr/>
-        <w:t xml:space="preserve"> (SPEC §6)</w:t>
+        <w:t xml:space="preserve">23. Destrutturazione (SPEC §2)</w:t>
+      </w:r>
+    </w:p>
+    <w:p>
+      <w:pPr>
+        <w:spacing w:lineRule="auto"/>
+      </w:pPr>
+      <w:r>
+        <w:rPr/>
+        <w:t xml:space="preserve">Pattern di lista con </w:t>
+      </w:r>
+      <w:r>
+        <w:rPr>
+          <w:b/>
+        </w:rPr>
+        <w:t xml:space="preserve">arità esatta</w:t>
+      </w:r>
+      <w:r>
+        <w:rPr/>
+        <w:t xml:space="preserve">; le parentesi attorno al pattern sono obbligatorie.</w:t>
       </w:r>
     </w:p>
     <w:p>
@@ -41910,341 +42265,112 @@
         <w:rPr>
           <w:rFonts w:ascii="Courier" w:hAnsi="Courier"/>
         </w:rPr>
-        <w:t xml:space="preserve">fact parent(:alice, :bob) fact parent(:alice, :carol) fact parent(:bob, :dave)  rule grandparent(?x, ?z) :- parent(?x, ?y), parent(?y, ?z) rule ancestor(?a, ?d) :- parent(?a, ?d) rule ancestor(?a, ?d) :- parent(?a, ?x), ancestor(?x, ?d) </w:t>
-      </w:r>
-    </w:p>
-    <w:p>
-      <w:pPr>
-        <w:spacing w:lineRule="auto"/>
-      </w:pPr>
-      <w:r>
-        <w:rPr/>
-        <w:t xml:space="preserve">solve</w:t>
-      </w:r>
-      <w:r>
-        <w:rPr/>
-        <w:t xml:space="preserve"> restituisce una </w:t>
+        <w:t xml:space="preserve">(a, b) = [1, 2]                 # a == 1, b == 2 e = try (a, b) = [1] end        # e.kind == :bounds e = try (a, b) = [1, 2, 3] end  # e.kind == :bounds  xs = [] for (k, v) in [[1, 2], [3, 4]]     push!(xs, k + v) end                             # xs == [3, 7] </w:t>
+      </w:r>
+    </w:p>
+    <w:p>
+      <w:pPr>
+        <w:numPr>
+          <w:ilvl w:val="0"/>
+          <w:numId w:val="35"/>
+        </w:numPr>
+        <w:spacing w:lineRule="auto"/>
+      </w:pPr>
+      <w:r>
+        <w:rPr/>
+        <w:t xml:space="preserve">Un elemento non lista o di arità diversa nel </w:t>
+      </w:r>
+      <w:r>
+        <w:rPr/>
+        <w:t xml:space="preserve">for</w:t>
+      </w:r>
+      <w:r>
+        <w:rPr/>
+        <w:t xml:space="preserve"> → </w:t>
+      </w:r>
+      <w:r>
+        <w:rPr/>
+        <w:t xml:space="preserve">Err(:bounds)</w:t>
+      </w:r>
+      <w:r>
+        <w:rPr/>
+        <w:t xml:space="preserve"> o </w:t>
+      </w:r>
+      <w:r>
+        <w:rPr/>
+        <w:t xml:space="preserve">Err(:type)</w:t>
+      </w:r>
+      <w:r>
+        <w:rPr/>
+        <w:t xml:space="preserve">.</w:t>
+      </w:r>
+    </w:p>
+    <w:p>
+      <w:pPr>
+        <w:numPr>
+          <w:ilvl w:val="0"/>
+          <w:numId w:val="35"/>
+        </w:numPr>
+        <w:spacing w:lineRule="auto"/>
+      </w:pPr>
+      <w:r>
+        <w:rPr/>
+        <w:t xml:space="preserve">function f((a, b))</w:t>
+      </w:r>
+      <w:r>
+        <w:rPr/>
+        <w:t xml:space="preserve"> definisce </w:t>
       </w:r>
       <w:r>
         <w:rPr>
           <w:b/>
         </w:rPr>
-        <w:t xml:space="preserve">lista di </w:t>
-      </w:r>
-      <w:r>
-        <w:rPr>
-          <w:b/>
-        </w:rPr>
-        <w:t xml:space="preserve">Solution</w:t>
-      </w:r>
-      <w:r>
-        <w:rPr/>
-        <w:t xml:space="preserve"> (è un valore, non stampa nulla):</w:t>
-      </w:r>
-    </w:p>
-    <w:p>
-      <w:pPr>
-        <w:spacing w:lineRule="auto"/>
-      </w:pPr>
-      <w:r>
-        <w:rPr>
-          <w:rFonts w:ascii="Courier" w:hAnsi="Courier"/>
-        </w:rPr>
-        <w:t xml:space="preserve">sols = solve grandparent(:alice, ?who) limit 5 [s.who for s in sols]                       # [:dave] [s.d for s in solve ancestor(:alice, ?d)] </w:t>
+        <w:t xml:space="preserve">due parametri</w:t>
+      </w:r>
+      <w:r>
+        <w:rPr/>
+        <w:t xml:space="preserve">a</w:t>
+      </w:r>
+      <w:r>
+        <w:rPr/>
+        <w:t xml:space="preserve"> e </w:t>
+      </w:r>
+      <w:r>
+        <w:rPr/>
+        <w:t xml:space="preserve">b</w:t>
+      </w:r>
+      <w:r>
+        <w:rPr/>
+        <w:t xml:space="preserve"> (i parametri sono appiattiti): </w:t>
+      </w:r>
+      <w:r>
+        <w:rPr/>
+        <w:t xml:space="preserve">f(10, 20) == 30</w:t>
+      </w:r>
+      <w:r>
+        <w:rPr/>
+        <w:t xml:space="preserve">. Per destrutturare un singolo argomento lista usa </w:t>
+      </w:r>
+      <w:r>
+        <w:rPr/>
+        <w:t xml:space="preserve">(a, b) = pair</w:t>
+      </w:r>
+      <w:r>
+        <w:rPr/>
+        <w:t xml:space="preserve"> nel corpo.</w:t>
       </w:r>
     </w:p>
     <w:p>
       <w:pPr>
         <w:numPr>
           <w:ilvl w:val="0"/>
-          <w:numId w:val="34"/>
+          <w:numId w:val="35"/>
         </w:numPr>
         <w:spacing w:lineRule="auto"/>
       </w:pPr>
       <w:r>
         <w:rPr/>
-        <w:t xml:space="preserve">Opzioni: </w:t>
-      </w:r>
-      <w:r>
-        <w:rPr/>
-        <w:t xml:space="preserve">limit n</w:t>
-      </w:r>
-      <w:r>
-        <w:rPr/>
-        <w:t xml:space="preserve">, </w:t>
-      </w:r>
-      <w:r>
-        <w:rPr/>
-        <w:t xml:space="preserve">depth d</w:t>
-      </w:r>
-      <w:r>
-        <w:rPr/>
-        <w:t xml:space="preserve">, </w:t>
-      </w:r>
-      <w:r>
-        <w:rPr/>
-        <w:t xml:space="preserve">steps s</w:t>
-      </w:r>
-      <w:r>
-        <w:rPr/>
-        <w:t xml:space="preserve"> (default 1 000 000), </w:t>
-      </w:r>
-      <w:r>
-        <w:rPr/>
-        <w:t xml:space="preserve">trace</w:t>
-      </w:r>
-      <w:r>
-        <w:rPr/>
-        <w:t xml:space="preserve">.</w:t>
-      </w:r>
-    </w:p>
-    <w:p>
-      <w:pPr>
-        <w:numPr>
-          <w:ilvl w:val="0"/>
-          <w:numId w:val="34"/>
-        </w:numPr>
-        <w:spacing w:lineRule="auto"/>
-      </w:pPr>
-      <w:r>
-        <w:rPr/>
-        <w:t xml:space="preserve">Un predicato usato come funzione è un </w:t>
-      </w:r>
-      <w:r>
-        <w:rPr/>
-        <w:t xml:space="preserve">Bool</w:t>
-      </w:r>
-      <w:r>
-        <w:rPr/>
-        <w:t xml:space="preserve">: </w:t>
-      </w:r>
-      <w:r>
-        <w:rPr/>
-        <w:t xml:space="preserve">grandparent(:alice, :dave)</w:t>
-      </w:r>
-      <w:r>
-        <w:rPr/>
-        <w:t xml:space="preserve"> → </w:t>
-      </w:r>
-      <w:r>
-        <w:rPr/>
-        <w:t xml:space="preserve">true</w:t>
-      </w:r>
-      <w:r>
-        <w:rPr/>
-        <w:t xml:space="preserve">; si può usare in </w:t>
-      </w:r>
-      <w:r>
-        <w:rPr/>
-        <w:t xml:space="preserve">if</w:t>
-      </w:r>
-      <w:r>
-        <w:rPr/>
-        <w:t xml:space="preserve">.</w:t>
-      </w:r>
-    </w:p>
-    <w:p>
-      <w:pPr>
-        <w:numPr>
-          <w:ilvl w:val="0"/>
-          <w:numId w:val="34"/>
-        </w:numPr>
-        <w:spacing w:lineRule="auto"/>
-      </w:pPr>
-      <w:r>
-        <w:rPr/>
-        <w:t xml:space="preserve">Goal: </w:t>
-      </w:r>
-      <w:r>
-        <w:rPr/>
-        <w:t xml:space="preserve">p(t…)</w:t>
-      </w:r>
-      <w:r>
-        <w:rPr/>
-        <w:t xml:space="preserve">, </w:t>
-      </w:r>
-      <w:r>
-        <w:rPr/>
-        <w:t xml:space="preserve">g1 &amp;&amp; g2</w:t>
-      </w:r>
-      <w:r>
-        <w:rPr/>
-        <w:t xml:space="preserve">, </w:t>
-      </w:r>
-      <w:r>
-        <w:rPr/>
-        <w:t xml:space="preserve">(g1, g2)</w:t>
-      </w:r>
-      <w:r>
-        <w:rPr/>
-        <w:t xml:space="preserve">, </w:t>
-      </w:r>
-      <w:r>
-        <w:rPr/>
-        <w:t xml:space="preserve">g1 || g2</w:t>
-      </w:r>
-      <w:r>
-        <w:rPr/>
-        <w:t xml:space="preserve">, </w:t>
-      </w:r>
-      <w:r>
-        <w:rPr/>
-        <w:t xml:space="preserve">!g</w:t>
-      </w:r>
-      <w:r>
-        <w:rPr/>
-        <w:t xml:space="preserve">/</w:t>
-      </w:r>
-      <w:r>
-        <w:rPr/>
-        <w:t xml:space="preserve">not(g)</w:t>
-      </w:r>
-      <w:r>
-        <w:rPr/>
-        <w:t xml:space="preserve">, </w:t>
-      </w:r>
-      <w:r>
-        <w:rPr/>
-        <w:t xml:space="preserve">a = b</w:t>
-      </w:r>
-      <w:r>
-        <w:rPr/>
-        <w:t xml:space="preserve"> (unificazione), </w:t>
-      </w:r>
-      <w:r>
-        <w:rPr/>
-        <w:t xml:space="preserve">?y is espr</w:t>
-      </w:r>
-      <w:r>
-        <w:rPr/>
-        <w:t xml:space="preserve">, confronti, funzione Triad che restituisce </w:t>
-      </w:r>
-      <w:r>
-        <w:rPr/>
-        <w:t xml:space="preserve">Bool</w:t>
-      </w:r>
-      <w:r>
-        <w:rPr/>
-        <w:t xml:space="preserve">, </w:t>
-      </w:r>
-      <w:r>
-        <w:rPr/>
-        <w:t xml:space="preserve">true</w:t>
-      </w:r>
-      <w:r>
-        <w:rPr/>
-        <w:t xml:space="preserve">/</w:t>
-      </w:r>
-      <w:r>
-        <w:rPr/>
-        <w:t xml:space="preserve">false</w:t>
-      </w:r>
-      <w:r>
-        <w:rPr/>
-        <w:t xml:space="preserve">.</w:t>
-      </w:r>
-    </w:p>
-    <w:p>
-      <w:pPr>
-        <w:numPr>
-          <w:ilvl w:val="0"/>
-          <w:numId w:val="34"/>
-        </w:numPr>
-        <w:spacing w:lineRule="auto"/>
-      </w:pPr>
-      <w:r>
-        <w:rPr/>
-        <w:t xml:space="preserve">Occurs-check attivo: </w:t>
-      </w:r>
-      <w:r>
-        <w:rPr/>
-        <w:t xml:space="preserve">solve ?x = f(?x)</w:t>
-      </w:r>
-      <w:r>
-        <w:rPr/>
-        <w:t xml:space="preserve"> non ha soluzioni (non va in ciclo).</w:t>
-      </w:r>
-    </w:p>
-    <w:p>
-      <w:pPr>
-        <w:numPr>
-          <w:ilvl w:val="0"/>
-          <w:numId w:val="34"/>
-        </w:numPr>
-        <w:spacing w:lineRule="auto"/>
-      </w:pPr>
-      <w:r>
-        <w:rPr/>
-        <w:t xml:space="preserve">Liste stile Prolog nei pattern: </w:t>
-      </w:r>
-      <w:r>
-        <w:rPr/>
-        <w:t xml:space="preserve">[?h | ?t]</w:t>
-      </w:r>
-      <w:r>
-        <w:rPr/>
-        <w:t xml:space="preserve">.</w:t>
-      </w:r>
-    </w:p>
-    <w:p>
-      <w:pPr>
-        <w:numPr>
-          <w:ilvl w:val="0"/>
-          <w:numId w:val="34"/>
-        </w:numPr>
-        <w:spacing w:lineRule="auto"/>
-      </w:pPr>
-      <w:r>
-        <w:rPr/>
-        <w:t xml:space="preserve">vars(s)</w:t>
-      </w:r>
-      <w:r>
-        <w:rPr/>
-        <w:t xml:space="preserve"> restituisce i nomi legati in una </w:t>
-      </w:r>
-      <w:r>
-        <w:rPr/>
-        <w:t xml:space="preserve">Solution</w:t>
-      </w:r>
-      <w:r>
-        <w:rPr/>
-        <w:t xml:space="preserve">; si accede con </w:t>
-      </w:r>
-      <w:r>
-        <w:rPr/>
-        <w:t xml:space="preserve">s.nome</w:t>
-      </w:r>
-      <w:r>
-        <w:rPr/>
-        <w:t xml:space="preserve"> o </w:t>
-      </w:r>
-      <w:r>
-        <w:rPr/>
-        <w:t xml:space="preserve">s[:nome]</w:t>
-      </w:r>
-      <w:r>
-        <w:rPr/>
-        <w:t xml:space="preserve">.</w:t>
-      </w:r>
-    </w:p>
-    <w:p>
-      <w:pPr>
-        <w:spacing w:lineRule="auto"/>
-      </w:pPr>
-      <w:r>
-        <w:rPr/>
-        <w:t xml:space="preserve">Esempi:</w:t>
-      </w:r>
-    </w:p>
-    <w:p>
-      <w:pPr>
-        <w:spacing w:lineRule="auto"/>
-      </w:pPr>
-      <w:r>
-        <w:rPr>
-          <w:rFonts w:ascii="Courier" w:hAnsi="Courier"/>
-        </w:rPr>
-        <w:t xml:space="preserve"># percorso con costo fact edge(:a, :b, 2) fact edge(:b, :c, 3) rule path(?x, ?y, ?c) :- edge(?x, ?y, ?c) rule path(?x, ?y, ?c) :- edge(?x, ?z, ?c1), path(?z, ?y, ?c2), ?c is ?c1 + ?c2 (solve path(:a, :c, ?costo))[1].costo      # 5  # append alla Prolog rule app([], ?l, ?l) rule app([?h | ?t], ?l, [?h | ?r]) :- app(?t, ?l, ?r) (solve app([1, 2], [3], ?r))[1].r          # [1, 2, 3] length(solve app(?a, ?b, [1, 2, 3]))       # 4  # negazione per fallimento fact parent(:tom, :bob) persone = [:tom, :bob] foglie = filter(p -&gt; !parent(p, ?_), persone)   # [:bob] </w:t>
+        <w:t xml:space="preserve">I pattern annidati ricorsivi non sono ancora previsti.</w:t>
       </w:r>
     </w:p>
     <w:p>
@@ -42266,26 +42392,32 @@
       </w:pPr>
       <w:r>
         <w:rPr/>
-        <w:t xml:space="preserve">23. Destrutturazione (SPEC §2)</w:t>
-      </w:r>
-    </w:p>
-    <w:p>
-      <w:pPr>
-        <w:spacing w:lineRule="auto"/>
-      </w:pPr>
-      <w:r>
-        <w:rPr/>
-        <w:t xml:space="preserve">Pattern di lista con </w:t>
-      </w:r>
-      <w:r>
-        <w:rPr>
-          <w:b/>
-        </w:rPr>
-        <w:t xml:space="preserve">arità esatta</w:t>
-      </w:r>
-      <w:r>
-        <w:rPr/>
-        <w:t xml:space="preserve">; le parentesi attorno al pattern sono obbligatorie.</w:t>
+        <w:t xml:space="preserve">24. Errori come dati (SPEC §8)</w:t>
+      </w:r>
+    </w:p>
+    <w:p>
+      <w:pPr>
+        <w:spacing w:lineRule="auto"/>
+      </w:pPr>
+      <w:r>
+        <w:rPr/>
+        <w:t xml:space="preserve">Un errore è un valore </w:t>
+      </w:r>
+      <w:r>
+        <w:rPr/>
+        <w:t xml:space="preserve">Err(kind, msg, data)</w:t>
+      </w:r>
+      <w:r>
+        <w:rPr/>
+        <w:t xml:space="preserve">; non diventa un'eccezione dell'host salvo che non sia gestito al top level (allora il processo esce con codice 1 e stdout vuoto per l'istruzione fallita: è il caso di conformance </w:t>
+      </w:r>
+      <w:r>
+        <w:rPr/>
+        <w:t xml:space="preserve">errore</w:t>
+      </w:r>
+      <w:r>
+        <w:rPr/>
+        <w:t xml:space="preserve">).</w:t>
       </w:r>
     </w:p>
     <w:p>
@@ -42296,40 +42428,116 @@
         <w:rPr>
           <w:rFonts w:ascii="Courier" w:hAnsi="Courier"/>
         </w:rPr>
-        <w:t xml:space="preserve">(a, b) = [1, 2]                 # a == 1, b == 2 e = try (a, b) = [1] end        # e.kind == :bounds e = try (a, b) = [1, 2, 3] end  # e.kind == :bounds  xs = [] for (k, v) in [[1, 2], [3, 4]]     push!(xs, k + v) end                             # xs == [3, 7] </w:t>
-      </w:r>
-    </w:p>
-    <w:p>
-      <w:pPr>
-        <w:numPr>
-          <w:ilvl w:val="0"/>
-          <w:numId w:val="35"/>
-        </w:numPr>
-        <w:spacing w:lineRule="auto"/>
-      </w:pPr>
-      <w:r>
-        <w:rPr/>
-        <w:t xml:space="preserve">Un elemento non lista o di arità diversa nel </w:t>
-      </w:r>
-      <w:r>
-        <w:rPr/>
-        <w:t xml:space="preserve">for</w:t>
-      </w:r>
-      <w:r>
-        <w:rPr/>
-        <w:t xml:space="preserve"> → </w:t>
-      </w:r>
-      <w:r>
-        <w:rPr/>
-        <w:t xml:space="preserve">Err(:bounds)</w:t>
-      </w:r>
-      <w:r>
-        <w:rPr/>
-        <w:t xml:space="preserve"> o </w:t>
-      </w:r>
-      <w:r>
-        <w:rPr/>
-        <w:t xml:space="preserve">Err(:type)</w:t>
+        <w:t xml:space="preserve">e = try div(1, 0) end     # Err(:domain, ...) e.kind                    # :domain e.msg                     # messaggio iserr(e)                  # true 7.0 / 0                   # Inf: la divisione Float non è un errore throw(err(:mio, "ops", 42)) error("boom")             # Err(:error, ...)  describe(e::Err) = string("errore ", e.kind, ": ", e.msg) describe(x::Any) = string("valore ", x) for r in [try div(10, d) end for d in [2, 0, 5]]     println(describe(r)) end </w:t>
+      </w:r>
+    </w:p>
+    <w:p>
+      <w:pPr>
+        <w:spacing w:lineRule="auto"/>
+      </w:pPr>
+      <w:r>
+        <w:rPr/>
+        <w:t xml:space="preserve">Kinds standard: </w:t>
+      </w:r>
+      <w:r>
+        <w:rPr/>
+        <w:t xml:space="preserve">:syntax</w:t>
+      </w:r>
+      <w:r>
+        <w:rPr/>
+        <w:t xml:space="preserve">, </w:t>
+      </w:r>
+      <w:r>
+        <w:rPr/>
+        <w:t xml:space="preserve">:undef</w:t>
+      </w:r>
+      <w:r>
+        <w:rPr/>
+        <w:t xml:space="preserve">, </w:t>
+      </w:r>
+      <w:r>
+        <w:rPr/>
+        <w:t xml:space="preserve">:type</w:t>
+      </w:r>
+      <w:r>
+        <w:rPr/>
+        <w:t xml:space="preserve">, </w:t>
+      </w:r>
+      <w:r>
+        <w:rPr/>
+        <w:t xml:space="preserve">:method</w:t>
+      </w:r>
+      <w:r>
+        <w:rPr/>
+        <w:t xml:space="preserve">, </w:t>
+      </w:r>
+      <w:r>
+        <w:rPr/>
+        <w:t xml:space="preserve">:ambiguous</w:t>
+      </w:r>
+      <w:r>
+        <w:rPr/>
+        <w:t xml:space="preserve">, </w:t>
+      </w:r>
+      <w:r>
+        <w:rPr/>
+        <w:t xml:space="preserve">:field</w:t>
+      </w:r>
+      <w:r>
+        <w:rPr/>
+        <w:t xml:space="preserve">, </w:t>
+      </w:r>
+      <w:r>
+        <w:rPr/>
+        <w:t xml:space="preserve">:bounds</w:t>
+      </w:r>
+      <w:r>
+        <w:rPr/>
+        <w:t xml:space="preserve">, </w:t>
+      </w:r>
+      <w:r>
+        <w:rPr/>
+        <w:t xml:space="preserve">:domain</w:t>
+      </w:r>
+      <w:r>
+        <w:rPr/>
+        <w:t xml:space="preserve">, </w:t>
+      </w:r>
+      <w:r>
+        <w:rPr/>
+        <w:t xml:space="preserve">:instantiation</w:t>
+      </w:r>
+      <w:r>
+        <w:rPr/>
+        <w:t xml:space="preserve">, </w:t>
+      </w:r>
+      <w:r>
+        <w:rPr/>
+        <w:t xml:space="preserve">:contract</w:t>
+      </w:r>
+      <w:r>
+        <w:rPr/>
+        <w:t xml:space="preserve">, </w:t>
+      </w:r>
+      <w:r>
+        <w:rPr/>
+        <w:t xml:space="preserve">:budget</w:t>
+      </w:r>
+      <w:r>
+        <w:rPr/>
+        <w:t xml:space="preserve">, </w:t>
+      </w:r>
+      <w:r>
+        <w:rPr/>
+        <w:t xml:space="preserve">:effect</w:t>
+      </w:r>
+      <w:r>
+        <w:rPr/>
+        <w:t xml:space="preserve">, </w:t>
+      </w:r>
+      <w:r>
+        <w:rPr/>
+        <w:t xml:space="preserve">:host</w:t>
       </w:r>
       <w:r>
         <w:rPr/>
@@ -42338,70 +42546,39 @@
     </w:p>
     <w:p>
       <w:pPr>
-        <w:numPr>
-          <w:ilvl w:val="0"/>
-          <w:numId w:val="35"/>
-        </w:numPr>
-        <w:spacing w:lineRule="auto"/>
-      </w:pPr>
-      <w:r>
-        <w:rPr/>
-        <w:t xml:space="preserve">function f((a, b))</w:t>
-      </w:r>
-      <w:r>
-        <w:rPr/>
-        <w:t xml:space="preserve"> definisce </w:t>
-      </w:r>
-      <w:r>
-        <w:rPr>
-          <w:b/>
-        </w:rPr>
-        <w:t xml:space="preserve">due parametri</w:t>
-      </w:r>
-      <w:r>
-        <w:rPr/>
-        <w:t xml:space="preserve">a</w:t>
-      </w:r>
-      <w:r>
-        <w:rPr/>
-        <w:t xml:space="preserve"> e </w:t>
-      </w:r>
-      <w:r>
-        <w:rPr/>
-        <w:t xml:space="preserve">b</w:t>
-      </w:r>
-      <w:r>
-        <w:rPr/>
-        <w:t xml:space="preserve"> (i parametri sono appiattiti): </w:t>
-      </w:r>
-      <w:r>
-        <w:rPr/>
-        <w:t xml:space="preserve">f(10, 20) == 30</w:t>
-      </w:r>
-      <w:r>
-        <w:rPr/>
-        <w:t xml:space="preserve">. Per destrutturare un singolo argomento lista usa </w:t>
-      </w:r>
-      <w:r>
-        <w:rPr/>
-        <w:t xml:space="preserve">(a, b) = pair</w:t>
-      </w:r>
-      <w:r>
-        <w:rPr/>
-        <w:t xml:space="preserve"> nel corpo.</w:t>
-      </w:r>
-    </w:p>
-    <w:p>
-      <w:pPr>
-        <w:numPr>
-          <w:ilvl w:val="0"/>
-          <w:numId w:val="35"/>
-        </w:numPr>
-        <w:spacing w:lineRule="auto"/>
-      </w:pPr>
-      <w:r>
-        <w:rPr/>
-        <w:t xml:space="preserve">I pattern annidati ricorsivi non sono ancora previsti.</w:t>
+        <w:spacing w:lineRule="auto"/>
+      </w:pPr>
+      <w:r>
+        <w:rPr/>
+        <w:t xml:space="preserve">Err(:syntax)</w:t>
+      </w:r>
+      <w:r>
+        <w:rPr/>
+        <w:t xml:space="preserve"> porta in </w:t>
+      </w:r>
+      <w:r>
+        <w:rPr/>
+        <w:t xml:space="preserve">data</w:t>
+      </w:r>
+      <w:r>
+        <w:rPr/>
+        <w:t xml:space="preserve"> la posizione (</w:t>
+      </w:r>
+      <w:r>
+        <w:rPr/>
+        <w:t xml:space="preserve">e.data.line</w:t>
+      </w:r>
+      <w:r>
+        <w:rPr/>
+        <w:t xml:space="preserve">, </w:t>
+      </w:r>
+      <w:r>
+        <w:rPr/>
+        <w:t xml:space="preserve">e.data.col</w:t>
+      </w:r>
+      <w:r>
+        <w:rPr/>
+        <w:t xml:space="preserve">).</w:t>
       </w:r>
     </w:p>
     <w:p>
@@ -42423,32 +42600,7 @@
       </w:pPr>
       <w:r>
         <w:rPr/>
-        <w:t xml:space="preserve">24. Errori come dati (SPEC §8)</w:t>
-      </w:r>
-    </w:p>
-    <w:p>
-      <w:pPr>
-        <w:spacing w:lineRule="auto"/>
-      </w:pPr>
-      <w:r>
-        <w:rPr/>
-        <w:t xml:space="preserve">Un errore è un valore </w:t>
-      </w:r>
-      <w:r>
-        <w:rPr/>
-        <w:t xml:space="preserve">Err(kind, msg, data)</w:t>
-      </w:r>
-      <w:r>
-        <w:rPr/>
-        <w:t xml:space="preserve">; non diventa un'eccezione dell'host salvo che non sia gestito al top level (allora il processo esce con codice 1 e stdout vuoto per l'istruzione fallita: è il caso di conformance </w:t>
-      </w:r>
-      <w:r>
-        <w:rPr/>
-        <w:t xml:space="preserve">errore</w:t>
-      </w:r>
-      <w:r>
-        <w:rPr/>
-        <w:t xml:space="preserve">).</w:t>
+        <w:t xml:space="preserve">25. Contratti (SPEC §9)</w:t>
       </w:r>
     </w:p>
     <w:p>
@@ -42459,20 +42611,74 @@
         <w:rPr>
           <w:rFonts w:ascii="Courier" w:hAnsi="Courier"/>
         </w:rPr>
-        <w:t xml:space="preserve">e = try div(1, 0) end     # Err(:domain, ...) e.kind                    # :domain e.msg                     # messaggio iserr(e)                  # true 7.0 / 0                   # Inf: la divisione Float non è un errore throw(err(:mio, "ops", 42)) error("boom")             # Err(:error, ...)  describe(e::Err) = string("errore ", e.kind, ": ", e.msg) describe(x::Any) = string("valore ", x) for r in [try div(10, d) end for d in [2, 0, 5]]     println(describe(r)) end </w:t>
-      </w:r>
-    </w:p>
-    <w:p>
-      <w:pPr>
-        <w:spacing w:lineRule="auto"/>
-      </w:pPr>
-      <w:r>
-        <w:rPr/>
-        <w:t xml:space="preserve">Kinds standard: </w:t>
-      </w:r>
-      <w:r>
-        <w:rPr/>
-        <w:t xml:space="preserve">:syntax</w:t>
+        <w:t xml:space="preserve">function safe_div(a::Number, b::Number)::Float     requires b != 0     ensures abs(result * b - a) &lt; 1e-9     a / b end  safe_div(6, 3)            # 2.0 e = try safe_div(1, 0) end e.kind                    # :contract e.data.clause             # :requires e.data.fn                 # :safe_div </w:t>
+      </w:r>
+    </w:p>
+    <w:p>
+      <w:pPr>
+        <w:numPr>
+          <w:ilvl w:val="0"/>
+          <w:numId w:val="36"/>
+        </w:numPr>
+        <w:spacing w:lineRule="auto"/>
+      </w:pPr>
+      <w:r>
+        <w:rPr/>
+        <w:t xml:space="preserve">requires c</w:t>
+      </w:r>
+      <w:r>
+        <w:rPr/>
+        <w:t xml:space="preserve"> è controllata dove compare (inizio del corpo, oppure al top level come asserzione).</w:t>
+      </w:r>
+    </w:p>
+    <w:p>
+      <w:pPr>
+        <w:numPr>
+          <w:ilvl w:val="0"/>
+          <w:numId w:val="36"/>
+        </w:numPr>
+        <w:spacing w:lineRule="auto"/>
+      </w:pPr>
+      <w:r>
+        <w:rPr/>
+        <w:t xml:space="preserve">ensures c</w:t>
+      </w:r>
+      <w:r>
+        <w:rPr/>
+        <w:t xml:space="preserve"> è controllata all'uscita, con </w:t>
+      </w:r>
+      <w:r>
+        <w:rPr/>
+        <w:t xml:space="preserve">result</w:t>
+      </w:r>
+      <w:r>
+        <w:rPr/>
+        <w:t xml:space="preserve"> legato al valore restituito, dopo il controllo del tipo di ritorno.</w:t>
+      </w:r>
+    </w:p>
+    <w:p>
+      <w:pPr>
+        <w:numPr>
+          <w:ilvl w:val="0"/>
+          <w:numId w:val="36"/>
+        </w:numPr>
+        <w:spacing w:lineRule="auto"/>
+      </w:pPr>
+      <w:r>
+        <w:rPr/>
+        <w:t xml:space="preserve">Violazione → </w:t>
+      </w:r>
+      <w:r>
+        <w:rPr/>
+        <w:t xml:space="preserve">Err(:contract, …)</w:t>
+      </w:r>
+      <w:r>
+        <w:rPr/>
+        <w:t xml:space="preserve"> con </w:t>
+      </w:r>
+      <w:r>
+        <w:rPr/>
+        <w:t xml:space="preserve">data.clause</w:t>
       </w:r>
       <w:r>
         <w:rPr/>
@@ -42480,7 +42686,7 @@
       </w:r>
       <w:r>
         <w:rPr/>
-        <w:t xml:space="preserve">:undef</w:t>
+        <w:t xml:space="preserve">data.fn</w:t>
       </w:r>
       <w:r>
         <w:rPr/>
@@ -42488,7 +42694,7 @@
       </w:r>
       <w:r>
         <w:rPr/>
-        <w:t xml:space="preserve">:type</w:t>
+        <w:t xml:space="preserve">data.cond</w:t>
       </w:r>
       <w:r>
         <w:rPr/>
@@ -42496,79 +42702,7 @@
       </w:r>
       <w:r>
         <w:rPr/>
-        <w:t xml:space="preserve">:method</w:t>
-      </w:r>
-      <w:r>
-        <w:rPr/>
-        <w:t xml:space="preserve">, </w:t>
-      </w:r>
-      <w:r>
-        <w:rPr/>
-        <w:t xml:space="preserve">:ambiguous</w:t>
-      </w:r>
-      <w:r>
-        <w:rPr/>
-        <w:t xml:space="preserve">, </w:t>
-      </w:r>
-      <w:r>
-        <w:rPr/>
-        <w:t xml:space="preserve">:field</w:t>
-      </w:r>
-      <w:r>
-        <w:rPr/>
-        <w:t xml:space="preserve">, </w:t>
-      </w:r>
-      <w:r>
-        <w:rPr/>
-        <w:t xml:space="preserve">:bounds</w:t>
-      </w:r>
-      <w:r>
-        <w:rPr/>
-        <w:t xml:space="preserve">, </w:t>
-      </w:r>
-      <w:r>
-        <w:rPr/>
-        <w:t xml:space="preserve">:domain</w:t>
-      </w:r>
-      <w:r>
-        <w:rPr/>
-        <w:t xml:space="preserve">, </w:t>
-      </w:r>
-      <w:r>
-        <w:rPr/>
-        <w:t xml:space="preserve">:instantiation</w:t>
-      </w:r>
-      <w:r>
-        <w:rPr/>
-        <w:t xml:space="preserve">, </w:t>
-      </w:r>
-      <w:r>
-        <w:rPr/>
-        <w:t xml:space="preserve">:contract</w:t>
-      </w:r>
-      <w:r>
-        <w:rPr/>
-        <w:t xml:space="preserve">, </w:t>
-      </w:r>
-      <w:r>
-        <w:rPr/>
-        <w:t xml:space="preserve">:budget</w:t>
-      </w:r>
-      <w:r>
-        <w:rPr/>
-        <w:t xml:space="preserve">, </w:t>
-      </w:r>
-      <w:r>
-        <w:rPr/>
-        <w:t xml:space="preserve">:effect</w:t>
-      </w:r>
-      <w:r>
-        <w:rPr/>
-        <w:t xml:space="preserve">, </w:t>
-      </w:r>
-      <w:r>
-        <w:rPr/>
-        <w:t xml:space="preserve">:host</w:t>
+        <w:t xml:space="preserve">data.result</w:t>
       </w:r>
       <w:r>
         <w:rPr/>
@@ -42577,39 +42711,66 @@
     </w:p>
     <w:p>
       <w:pPr>
-        <w:spacing w:lineRule="auto"/>
-      </w:pPr>
+        <w:numPr>
+          <w:ilvl w:val="0"/>
+          <w:numId w:val="36"/>
+        </w:numPr>
+        <w:spacing w:lineRule="auto"/>
+      </w:pPr>
+      <w:r>
+        <w:rPr/>
+        <w:t xml:space="preserve">I contratti sono </w:t>
+      </w:r>
+      <w:r>
+        <w:rPr>
+          <w:b/>
+        </w:rPr>
+        <w:t xml:space="preserve">puri</w:t>
+      </w:r>
+      <w:r>
+        <w:rPr/>
+        <w:t xml:space="preserve">: un effetto dentro un contratto → </w:t>
+      </w:r>
+      <w:r>
+        <w:rPr/>
+        <w:t xml:space="preserve">Err(:effect)</w:t>
+      </w:r>
+      <w:r>
+        <w:rPr/>
+        <w:t xml:space="preserve">.</w:t>
+      </w:r>
+    </w:p>
+    <w:p>
+      <w:pPr>
+        <w:numPr>
+          <w:ilvl w:val="0"/>
+          <w:numId w:val="36"/>
+        </w:numPr>
+        <w:spacing w:lineRule="auto"/>
+      </w:pPr>
+      <w:r>
+        <w:rPr/>
+        <w:t xml:space="preserve">ensures</w:t>
+      </w:r>
+      <w:r>
+        <w:rPr/>
+        <w:t xml:space="preserve"> fuori da </w:t>
+      </w:r>
+      <w:r>
+        <w:rPr/>
+        <w:t xml:space="preserve">function</w:t>
+      </w:r>
+      <w:r>
+        <w:rPr/>
+        <w:t xml:space="preserve"> → </w:t>
+      </w:r>
       <w:r>
         <w:rPr/>
         <w:t xml:space="preserve">Err(:syntax)</w:t>
       </w:r>
       <w:r>
         <w:rPr/>
-        <w:t xml:space="preserve"> porta in </w:t>
-      </w:r>
-      <w:r>
-        <w:rPr/>
-        <w:t xml:space="preserve">data</w:t>
-      </w:r>
-      <w:r>
-        <w:rPr/>
-        <w:t xml:space="preserve"> la posizione (</w:t>
-      </w:r>
-      <w:r>
-        <w:rPr/>
-        <w:t xml:space="preserve">e.data.line</w:t>
-      </w:r>
-      <w:r>
-        <w:rPr/>
-        <w:t xml:space="preserve">, </w:t>
-      </w:r>
-      <w:r>
-        <w:rPr/>
-        <w:t xml:space="preserve">e.data.col</w:t>
-      </w:r>
-      <w:r>
-        <w:rPr/>
-        <w:t xml:space="preserve">).</w:t>
+        <w:t xml:space="preserve">.</w:t>
       </w:r>
     </w:p>
     <w:p>
@@ -42631,7 +42792,7 @@
       </w:pPr>
       <w:r>
         <w:rPr/>
-        <w:t xml:space="preserve">25. Contratti (SPEC §9)</w:t>
+        <w:t xml:space="preserve">26. Budget (SPEC §10)</w:t>
       </w:r>
     </w:p>
     <w:p>
@@ -42642,166 +42803,79 @@
         <w:rPr>
           <w:rFonts w:ascii="Courier" w:hAnsi="Courier"/>
         </w:rPr>
-        <w:t xml:space="preserve">function safe_div(a::Number, b::Number)::Float     requires b != 0     ensures abs(result * b - a) &lt; 1e-9     a / b end  safe_div(6, 3)            # 2.0 e = try safe_div(1, 0) end e.kind                    # :contract e.data.clause             # :requires e.data.fn                 # :safe_div </w:t>
+        <w:t xml:space="preserve">r = with budget(steps = 10_000)     while true end end r.kind                    # :budget — il ciclo infinito diventa un valore </w:t>
       </w:r>
     </w:p>
     <w:p>
       <w:pPr>
         <w:numPr>
           <w:ilvl w:val="0"/>
-          <w:numId w:val="36"/>
+          <w:numId w:val="37"/>
         </w:numPr>
         <w:spacing w:lineRule="auto"/>
       </w:pPr>
       <w:r>
         <w:rPr/>
-        <w:t xml:space="preserve">requires c</w:t>
-      </w:r>
-      <w:r>
-        <w:rPr/>
-        <w:t xml:space="preserve"> è controllata dove compare (inizio del corpo, oppure al top level come asserzione).</w:t>
+        <w:t xml:space="preserve">Un passo = una chiamata, un'iterazione di ciclo, un passo di risoluzione.</w:t>
       </w:r>
     </w:p>
     <w:p>
       <w:pPr>
         <w:numPr>
           <w:ilvl w:val="0"/>
-          <w:numId w:val="36"/>
+          <w:numId w:val="37"/>
         </w:numPr>
         <w:spacing w:lineRule="auto"/>
       </w:pPr>
       <w:r>
         <w:rPr/>
-        <w:t xml:space="preserve">ensures c</w:t>
-      </w:r>
-      <w:r>
-        <w:rPr/>
-        <w:t xml:space="preserve"> è controllata all'uscita, con </w:t>
-      </w:r>
-      <w:r>
-        <w:rPr/>
-        <w:t xml:space="preserve">result</w:t>
-      </w:r>
-      <w:r>
-        <w:rPr/>
-        <w:t xml:space="preserve"> legato al valore restituito, dopo il controllo del tipo di ritorno.</w:t>
+        <w:t xml:space="preserve">I budget si annidano: vale il più stretto; solo il budget del </w:t>
+      </w:r>
+      <w:r>
+        <w:rPr/>
+        <w:t xml:space="preserve">with</w:t>
+      </w:r>
+      <w:r>
+        <w:rPr/>
+        <w:t xml:space="preserve"> corrente diventa valore, quello esterno si propaga.</w:t>
       </w:r>
     </w:p>
     <w:p>
       <w:pPr>
         <w:numPr>
           <w:ilvl w:val="0"/>
-          <w:numId w:val="36"/>
+          <w:numId w:val="37"/>
         </w:numPr>
         <w:spacing w:lineRule="auto"/>
       </w:pPr>
       <w:r>
         <w:rPr/>
-        <w:t xml:space="preserve">Violazione → </w:t>
-      </w:r>
-      <w:r>
-        <w:rPr/>
-        <w:t xml:space="preserve">Err(:contract, …)</w:t>
-      </w:r>
-      <w:r>
-        <w:rPr/>
-        <w:t xml:space="preserve"> con </w:t>
-      </w:r>
-      <w:r>
-        <w:rPr/>
-        <w:t xml:space="preserve">data.clause</w:t>
-      </w:r>
-      <w:r>
-        <w:rPr/>
-        <w:t xml:space="preserve">, </w:t>
-      </w:r>
-      <w:r>
-        <w:rPr/>
-        <w:t xml:space="preserve">data.fn</w:t>
-      </w:r>
-      <w:r>
-        <w:rPr/>
-        <w:t xml:space="preserve">, </w:t>
-      </w:r>
-      <w:r>
-        <w:rPr/>
-        <w:t xml:space="preserve">data.cond</w:t>
-      </w:r>
-      <w:r>
-        <w:rPr/>
-        <w:t xml:space="preserve">, </w:t>
-      </w:r>
-      <w:r>
-        <w:rPr/>
-        <w:t xml:space="preserve">data.result</w:t>
-      </w:r>
-      <w:r>
-        <w:rPr/>
-        <w:t xml:space="preserve">.</w:t>
+        <w:t xml:space="preserve">solve … steps N</w:t>
+      </w:r>
+      <w:r>
+        <w:rPr/>
+        <w:t xml:space="preserve"> è il budget di una singola query.</w:t>
       </w:r>
     </w:p>
     <w:p>
       <w:pPr>
         <w:numPr>
           <w:ilvl w:val="0"/>
-          <w:numId w:val="36"/>
+          <w:numId w:val="37"/>
         </w:numPr>
         <w:spacing w:lineRule="auto"/>
       </w:pPr>
       <w:r>
         <w:rPr/>
-        <w:t xml:space="preserve">I contratti sono </w:t>
-      </w:r>
-      <w:r>
-        <w:rPr>
-          <w:b/>
-        </w:rPr>
-        <w:t xml:space="preserve">puri</w:t>
-      </w:r>
-      <w:r>
-        <w:rPr/>
-        <w:t xml:space="preserve">: un effetto dentro un contratto → </w:t>
-      </w:r>
-      <w:r>
-        <w:rPr/>
-        <w:t xml:space="preserve">Err(:effect)</w:t>
-      </w:r>
-      <w:r>
-        <w:rPr/>
-        <w:t xml:space="preserve">.</w:t>
-      </w:r>
-    </w:p>
-    <w:p>
-      <w:pPr>
-        <w:numPr>
-          <w:ilvl w:val="0"/>
-          <w:numId w:val="36"/>
-        </w:numPr>
-        <w:spacing w:lineRule="auto"/>
-      </w:pPr>
-      <w:r>
-        <w:rPr/>
-        <w:t xml:space="preserve">ensures</w:t>
-      </w:r>
-      <w:r>
-        <w:rPr/>
-        <w:t xml:space="preserve"> fuori da </w:t>
-      </w:r>
-      <w:r>
-        <w:rPr/>
-        <w:t xml:space="preserve">function</w:t>
-      </w:r>
-      <w:r>
-        <w:rPr/>
-        <w:t xml:space="preserve"> → </w:t>
-      </w:r>
-      <w:r>
-        <w:rPr/>
-        <w:t xml:space="preserve">Err(:syntax)</w:t>
-      </w:r>
-      <w:r>
-        <w:rPr/>
-        <w:t xml:space="preserve">.</w:t>
+        <w:t xml:space="preserve">La ricorsione infinita non fa stack overflow: finisce in </w:t>
+      </w:r>
+      <w:r>
+        <w:rPr/>
+        <w:t xml:space="preserve">Err(:budget)</w:t>
+      </w:r>
+      <w:r>
+        <w:rPr/>
+        <w:t xml:space="preserve"> (stack esplicito).</w:t>
       </w:r>
     </w:p>
     <w:p>
@@ -42823,7 +42897,26 @@
       </w:pPr>
       <w:r>
         <w:rPr/>
-        <w:t xml:space="preserve">26. Budget (SPEC §10)</w:t>
+        <w:t xml:space="preserve">27. Tracce (SPEC §11)</w:t>
+      </w:r>
+    </w:p>
+    <w:p>
+      <w:pPr>
+        <w:spacing w:lineRule="auto"/>
+      </w:pPr>
+      <w:r>
+        <w:rPr/>
+        <w:t xml:space="preserve">La traccia è un </w:t>
+      </w:r>
+      <w:r>
+        <w:rPr>
+          <w:b/>
+        </w:rPr>
+        <w:t xml:space="preserve">valore</w:t>
+      </w:r>
+      <w:r>
+        <w:rPr/>
+        <w:t xml:space="preserve">, non output.</w:t>
       </w:r>
     </w:p>
     <w:p>
@@ -42834,79 +42927,64 @@
         <w:rPr>
           <w:rFonts w:ascii="Courier" w:hAnsi="Courier"/>
         </w:rPr>
-        <w:t xml:space="preserve">r = with budget(steps = 10_000)     while true end end r.kind                    # :budget — il ciclo infinito diventa un valore </w:t>
-      </w:r>
-    </w:p>
-    <w:p>
-      <w:pPr>
-        <w:numPr>
-          <w:ilvl w:val="0"/>
-          <w:numId w:val="37"/>
-        </w:numPr>
-        <w:spacing w:lineRule="auto"/>
-      </w:pPr>
-      <w:r>
-        <w:rPr/>
-        <w:t xml:space="preserve">Un passo = una chiamata, un'iterazione di ciclo, un passo di risoluzione.</w:t>
-      </w:r>
-    </w:p>
-    <w:p>
-      <w:pPr>
-        <w:numPr>
-          <w:ilvl w:val="0"/>
-          <w:numId w:val="37"/>
-        </w:numPr>
-        <w:spacing w:lineRule="auto"/>
-      </w:pPr>
-      <w:r>
-        <w:rPr/>
-        <w:t xml:space="preserve">I budget si annidano: vale il più stretto; solo il budget del </w:t>
-      </w:r>
-      <w:r>
-        <w:rPr/>
-        <w:t xml:space="preserve">with</w:t>
-      </w:r>
-      <w:r>
-        <w:rPr/>
-        <w:t xml:space="preserve"> corrente diventa valore, quello esterno si propaga.</w:t>
-      </w:r>
-    </w:p>
-    <w:p>
-      <w:pPr>
-        <w:numPr>
-          <w:ilvl w:val="0"/>
-          <w:numId w:val="37"/>
-        </w:numPr>
-        <w:spacing w:lineRule="auto"/>
-      </w:pPr>
-      <w:r>
-        <w:rPr/>
-        <w:t xml:space="preserve">solve … steps N</w:t>
-      </w:r>
-      <w:r>
-        <w:rPr/>
-        <w:t xml:space="preserve"> è il budget di una singola query.</w:t>
-      </w:r>
-    </w:p>
-    <w:p>
-      <w:pPr>
-        <w:numPr>
-          <w:ilvl w:val="0"/>
-          <w:numId w:val="37"/>
-        </w:numPr>
-        <w:spacing w:lineRule="auto"/>
-      </w:pPr>
-      <w:r>
-        <w:rPr/>
-        <w:t xml:space="preserve">La ricorsione infinita non fa stack overflow: finisce in </w:t>
-      </w:r>
-      <w:r>
-        <w:rPr/>
-        <w:t xml:space="preserve">Err(:budget)</w:t>
-      </w:r>
-      <w:r>
-        <w:rPr/>
-        <w:t xml:space="preserve"> (stack esplicito).</w:t>
+        <w:t xml:space="preserve">fib(n::Int) = n &lt; 2 ? n : fib(n - 1) + fib(n - 2) t = with trace     fib(3) end t.result      # 2 t.trace       # [Event(port=:call, fn=:fib, args=[3], depth=0), …]  t = solve path(:a, :c) trace t.trace       # porte Byrd: :call, :exit, :redo, :fail, :depth </w:t>
+      </w:r>
+    </w:p>
+    <w:p>
+      <w:pPr>
+        <w:spacing w:lineRule="auto"/>
+      </w:pPr>
+      <w:r>
+        <w:rPr/>
+        <w:t xml:space="preserve">Gli eventi sono record con </w:t>
+      </w:r>
+      <w:r>
+        <w:rPr/>
+        <w:t xml:space="preserve">port</w:t>
+      </w:r>
+      <w:r>
+        <w:rPr/>
+        <w:t xml:space="preserve">, </w:t>
+      </w:r>
+      <w:r>
+        <w:rPr/>
+        <w:t xml:space="preserve">goal</w:t>
+      </w:r>
+      <w:r>
+        <w:rPr/>
+        <w:t xml:space="preserve">/</w:t>
+      </w:r>
+      <w:r>
+        <w:rPr/>
+        <w:t xml:space="preserve">fn</w:t>
+      </w:r>
+      <w:r>
+        <w:rPr/>
+        <w:t xml:space="preserve">, </w:t>
+      </w:r>
+      <w:r>
+        <w:rPr/>
+        <w:t xml:space="preserve">depth</w:t>
+      </w:r>
+      <w:r>
+        <w:rPr/>
+        <w:t xml:space="preserve"> (e </w:t>
+      </w:r>
+      <w:r>
+        <w:rPr/>
+        <w:t xml:space="preserve">value</w:t>
+      </w:r>
+      <w:r>
+        <w:rPr/>
+        <w:t xml:space="preserve">/</w:t>
+      </w:r>
+      <w:r>
+        <w:rPr/>
+        <w:t xml:space="preserve">args</w:t>
+      </w:r>
+      <w:r>
+        <w:rPr/>
+        <w:t xml:space="preserve"> per le funzioni): si filtrano come qualsiasi valore.</w:t>
       </w:r>
     </w:p>
     <w:p>
@@ -42928,115 +43006,6 @@
       </w:pPr>
       <w:r>
         <w:rPr/>
-        <w:t xml:space="preserve">27. Tracce (SPEC §11)</w:t>
-      </w:r>
-    </w:p>
-    <w:p>
-      <w:pPr>
-        <w:spacing w:lineRule="auto"/>
-      </w:pPr>
-      <w:r>
-        <w:rPr/>
-        <w:t xml:space="preserve">La traccia è un </w:t>
-      </w:r>
-      <w:r>
-        <w:rPr>
-          <w:b/>
-        </w:rPr>
-        <w:t xml:space="preserve">valore</w:t>
-      </w:r>
-      <w:r>
-        <w:rPr/>
-        <w:t xml:space="preserve">, non output.</w:t>
-      </w:r>
-    </w:p>
-    <w:p>
-      <w:pPr>
-        <w:spacing w:lineRule="auto"/>
-      </w:pPr>
-      <w:r>
-        <w:rPr>
-          <w:rFonts w:ascii="Courier" w:hAnsi="Courier"/>
-        </w:rPr>
-        <w:t xml:space="preserve">fib(n::Int) = n &lt; 2 ? n : fib(n - 1) + fib(n - 2) t = with trace     fib(3) end t.result      # 2 t.trace       # [Event(port=:call, fn=:fib, args=[3], depth=0), …]  t = solve path(:a, :c) trace t.trace       # porte Byrd: :call, :exit, :redo, :fail, :depth </w:t>
-      </w:r>
-    </w:p>
-    <w:p>
-      <w:pPr>
-        <w:spacing w:lineRule="auto"/>
-      </w:pPr>
-      <w:r>
-        <w:rPr/>
-        <w:t xml:space="preserve">Gli eventi sono record con </w:t>
-      </w:r>
-      <w:r>
-        <w:rPr/>
-        <w:t xml:space="preserve">port</w:t>
-      </w:r>
-      <w:r>
-        <w:rPr/>
-        <w:t xml:space="preserve">, </w:t>
-      </w:r>
-      <w:r>
-        <w:rPr/>
-        <w:t xml:space="preserve">goal</w:t>
-      </w:r>
-      <w:r>
-        <w:rPr/>
-        <w:t xml:space="preserve">/</w:t>
-      </w:r>
-      <w:r>
-        <w:rPr/>
-        <w:t xml:space="preserve">fn</w:t>
-      </w:r>
-      <w:r>
-        <w:rPr/>
-        <w:t xml:space="preserve">, </w:t>
-      </w:r>
-      <w:r>
-        <w:rPr/>
-        <w:t xml:space="preserve">depth</w:t>
-      </w:r>
-      <w:r>
-        <w:rPr/>
-        <w:t xml:space="preserve"> (e </w:t>
-      </w:r>
-      <w:r>
-        <w:rPr/>
-        <w:t xml:space="preserve">value</w:t>
-      </w:r>
-      <w:r>
-        <w:rPr/>
-        <w:t xml:space="preserve">/</w:t>
-      </w:r>
-      <w:r>
-        <w:rPr/>
-        <w:t xml:space="preserve">args</w:t>
-      </w:r>
-      <w:r>
-        <w:rPr/>
-        <w:t xml:space="preserve"> per le funzioni): si filtrano come qualsiasi valore.</w:t>
-      </w:r>
-    </w:p>
-    <w:p>
-      <w:pPr>
-        <w:spacing w:lineRule="auto"/>
-      </w:pPr>
-      <w:hyperlink r:id="rId114">
-        <w:r>
-          <w:rPr>
-            <w:rStyle w:val="Hyperlink"/>
-          </w:rPr>
-        </w:r>
-      </w:hyperlink>
-    </w:p>
-    <w:p>
-      <w:pPr>
-        <w:pStyle w:val="Heading2"/>
-        <w:spacing w:lineRule="auto"/>
-      </w:pPr>
-      <w:r>
-        <w:rPr/>
         <w:t xml:space="preserve">28. Effetti dichiarati (SPEC §12)</w:t>
       </w:r>
     </w:p>
@@ -43196,7 +43165,7 @@
       <w:pPr>
         <w:spacing w:lineRule="auto"/>
       </w:pPr>
-      <w:hyperlink r:id="rId115">
+      <w:hyperlink r:id="rId114">
         <w:r>
           <w:rPr>
             <w:rStyle w:val="Hyperlink"/>
@@ -44786,7 +44755,7 @@
       <w:pPr>
         <w:spacing w:lineRule="auto"/>
       </w:pPr>
-      <w:hyperlink r:id="rId116">
+      <w:hyperlink r:id="rId115">
         <w:r>
           <w:rPr>
             <w:rStyle w:val="Hyperlink"/>
@@ -45453,7 +45422,7 @@
       <w:pPr>
         <w:spacing w:lineRule="auto"/>
       </w:pPr>
-      <w:hyperlink r:id="rId117">
+      <w:hyperlink r:id="rId116">
         <w:r>
           <w:rPr>
             <w:rStyle w:val="Hyperlink"/>
@@ -45814,7 +45783,7 @@
       <w:pPr>
         <w:spacing w:lineRule="auto"/>
       </w:pPr>
-      <w:hyperlink r:id="rId118">
+      <w:hyperlink r:id="rId117">
         <w:r>
           <w:rPr>
             <w:rStyle w:val="Hyperlink"/>
@@ -46622,7 +46591,7 @@
       <w:pPr>
         <w:spacing w:lineRule="auto"/>
       </w:pPr>
-      <w:hyperlink r:id="rId119">
+      <w:hyperlink r:id="rId118">
         <w:r>
           <w:rPr>
             <w:rStyle w:val="Hyperlink"/>
@@ -46653,7 +46622,7 @@
       <w:pPr>
         <w:spacing w:lineRule="auto"/>
       </w:pPr>
-      <w:hyperlink r:id="rId120">
+      <w:hyperlink r:id="rId119">
         <w:r>
           <w:rPr>
             <w:rStyle w:val="Hyperlink"/>
@@ -48351,7 +48320,7 @@
       <w:pPr>
         <w:spacing w:lineRule="auto"/>
       </w:pPr>
-      <w:hyperlink r:id="rId121">
+      <w:hyperlink r:id="rId120">
         <w:r>
           <w:rPr>
             <w:rStyle w:val="Hyperlink"/>
@@ -48699,7 +48668,7 @@
         <w:rPr/>
         <w:t xml:space="preserve">: discesa ricorsiva che segue la precedenza del </w:t>
       </w:r>
-      <w:hyperlink r:id="rId122">
+      <w:hyperlink r:id="rId121">
         <w:r>
           <w:rPr>
             <w:rStyle w:val="Hyperlink"/>
@@ -49002,7 +48971,7 @@
         <w:rPr/>
         <w:t xml:space="preserve"> implementa le regole di scope del </w:t>
       </w:r>
-      <w:hyperlink r:id="rId123">
+      <w:hyperlink r:id="rId122">
         <w:r>
           <w:rPr>
             <w:rStyle w:val="Hyperlink"/>
@@ -49264,7 +49233,7 @@
         <w:rPr/>
         <w:t xml:space="preserve"> (non è in Core: va prima proposto nello standard, vedi </w:t>
       </w:r>
-      <w:hyperlink r:id="rId124">
+      <w:hyperlink r:id="rId123">
         <w:r>
           <w:rPr>
             <w:rStyle w:val="Hyperlink"/>
@@ -49304,7 +49273,7 @@
         <w:rPr/>
         <w:t xml:space="preserve"> (</w:t>
       </w:r>
-      <w:hyperlink r:id="rId125">
+      <w:hyperlink r:id="rId124">
         <w:r>
           <w:rPr>
             <w:rStyle w:val="Hyperlink"/>
@@ -49546,7 +49515,7 @@
       <w:pPr>
         <w:spacing w:lineRule="auto"/>
       </w:pPr>
-      <w:hyperlink r:id="rId126">
+      <w:hyperlink r:id="rId125">
         <w:r>
           <w:rPr>
             <w:rStyle w:val="Hyperlink"/>
@@ -50245,7 +50214,7 @@
         <w:rPr/>
         <w:t xml:space="preserve">, …) è in </w:t>
       </w:r>
-      <w:hyperlink r:id="rId127">
+      <w:hyperlink r:id="rId126">
         <w:r>
           <w:rPr>
             <w:rStyle w:val="Hyperlink"/>
@@ -51399,7 +51368,7 @@
       <w:pPr>
         <w:spacing w:lineRule="auto"/>
       </w:pPr>
-      <w:hyperlink r:id="rId128">
+      <w:hyperlink r:id="rId127">
         <w:r>
           <w:rPr>
             <w:rStyle w:val="Hyperlink"/>
@@ -51511,7 +51480,7 @@
       <w:pPr>
         <w:spacing w:lineRule="auto"/>
       </w:pPr>
-      <w:hyperlink r:id="rId129">
+      <w:hyperlink r:id="rId128">
         <w:r>
           <w:rPr>
             <w:rStyle w:val="Hyperlink"/>
@@ -52176,7 +52145,7 @@
         <w:rPr/>
         <w:t xml:space="preserve">, quindi segue le restrizioni della colonna destra del </w:t>
       </w:r>
-      <w:hyperlink r:id="rId130">
+      <w:hyperlink r:id="rId129">
         <w:r>
           <w:rPr>
             <w:rStyle w:val="Hyperlink"/>
@@ -52380,7 +52349,7 @@
         <w:rPr/>
         <w:t xml:space="preserve">Le task S1.3–S1.15 sono in </w:t>
       </w:r>
-      <w:hyperlink r:id="rId131">
+      <w:hyperlink r:id="rId130">
         <w:r>
           <w:rPr>
             <w:rStyle w:val="Hyperlink"/>
@@ -52400,7 +52369,7 @@
         <w:rPr/>
         <w:t xml:space="preserve">, programmi completi, funzioni e chiamate, chiusure, e infine far girare la conformance sopra seed+S1. Gli esercizi 6 e 7 del </w:t>
       </w:r>
-      <w:hyperlink r:id="rId132">
+      <w:hyperlink r:id="rId131">
         <w:r>
           <w:rPr>
             <w:rStyle w:val="Hyperlink"/>
@@ -52417,7 +52386,7 @@
       <w:pPr>
         <w:spacing w:lineRule="auto"/>
       </w:pPr>
-      <w:hyperlink r:id="rId133">
+      <w:hyperlink r:id="rId132">
         <w:r>
           <w:rPr>
             <w:rStyle w:val="Hyperlink"/>
@@ -52856,7 +52825,7 @@
       <w:pPr>
         <w:spacing w:lineRule="auto"/>
       </w:pPr>
-      <w:hyperlink r:id="rId134">
+      <w:hyperlink r:id="rId133">
         <w:r>
           <w:rPr>
             <w:rStyle w:val="Hyperlink"/>
@@ -53572,7 +53541,7 @@
         <w:rPr/>
         <w:t xml:space="preserve"> e documentalo in </w:t>
       </w:r>
-      <w:hyperlink r:id="rId135">
+      <w:hyperlink r:id="rId134">
         <w:r>
           <w:rPr>
             <w:rStyle w:val="Hyperlink"/>
@@ -53619,6 +53588,254 @@
       <w:pPr>
         <w:spacing w:lineRule="auto"/>
       </w:pPr>
+      <w:hyperlink r:id="rId135">
+        <w:r>
+          <w:rPr>
+            <w:rStyle w:val="Hyperlink"/>
+          </w:rPr>
+        </w:r>
+      </w:hyperlink>
+    </w:p>
+    <w:p>
+      <w:pPr>
+        <w:pStyle w:val="Heading2"/>
+        <w:spacing w:lineRule="auto"/>
+      </w:pPr>
+      <w:r>
+        <w:rPr/>
+        <w:t xml:space="preserve">40. Benchmark AI (</w:t>
+      </w:r>
+      <w:r>
+        <w:rPr/>
+        <w:t xml:space="preserve">ai/</w:t>
+      </w:r>
+      <w:r>
+        <w:rPr/>
+        <w:t xml:space="preserve">)</w:t>
+      </w:r>
+    </w:p>
+    <w:p>
+      <w:pPr>
+        <w:spacing w:lineRule="auto"/>
+      </w:pPr>
+      <w:r>
+        <w:rPr/>
+        <w:t xml:space="preserve">Misura quanto bene un LLM scrive Triad-Core.</w:t>
+      </w:r>
+    </w:p>
+    <w:p>
+      <w:pPr>
+        <w:numPr>
+          <w:ilvl w:val="0"/>
+          <w:numId w:val="51"/>
+        </w:numPr>
+        <w:spacing w:lineRule="auto"/>
+      </w:pPr>
+      <w:r>
+        <w:rPr/>
+        <w:t xml:space="preserve">ai/SYSTEM_PROMPT.md</w:t>
+      </w:r>
+      <w:r>
+        <w:rPr/>
+        <w:t xml:space="preserve">: prompt di sistema con il sottoinsieme ammesso (prudente: vieta liste, </w:t>
+      </w:r>
+      <w:r>
+        <w:rPr/>
+        <w:t xml:space="preserve">string()</w:t>
+      </w:r>
+      <w:r>
+        <w:rPr/>
+        <w:t xml:space="preserve">, </w:t>
+      </w:r>
+      <w:r>
+        <w:rPr/>
+        <w:t xml:space="preserve">elseif</w:t>
+      </w:r>
+      <w:r>
+        <w:rPr/>
+        <w:t xml:space="preserve">, </w:t>
+      </w:r>
+      <w:r>
+        <w:rPr/>
+        <w:t xml:space="preserve">return</w:t>
+      </w:r>
+      <w:r>
+        <w:rPr/>
+        <w:t xml:space="preserve"> perché il seed non li supportava tutti);</w:t>
+      </w:r>
+    </w:p>
+    <w:p>
+      <w:pPr>
+        <w:numPr>
+          <w:ilvl w:val="0"/>
+          <w:numId w:val="51"/>
+        </w:numPr>
+        <w:spacing w:lineRule="auto"/>
+      </w:pPr>
+      <w:r>
+        <w:rPr/>
+        <w:t xml:space="preserve">ai/tasks/NN_nome/</w:t>
+      </w:r>
+      <w:r>
+        <w:rPr/>
+        <w:t xml:space="preserve">: </w:t>
+      </w:r>
+      <w:r>
+        <w:rPr/>
+        <w:t xml:space="preserve">task.md</w:t>
+      </w:r>
+      <w:r>
+        <w:rPr/>
+        <w:t xml:space="preserve"> (richiesta), </w:t>
+      </w:r>
+      <w:r>
+        <w:rPr/>
+        <w:t xml:space="preserve">expected.out</w:t>
+      </w:r>
+      <w:r>
+        <w:rPr/>
+        <w:t xml:space="preserve">, </w:t>
+      </w:r>
+      <w:r>
+        <w:rPr/>
+        <w:t xml:space="preserve">solution.triad</w:t>
+      </w:r>
+      <w:r>
+        <w:rPr/>
+        <w:t xml:space="preserve"> (soluzione di riferimento);</w:t>
+      </w:r>
+    </w:p>
+    <w:p>
+      <w:pPr>
+        <w:numPr>
+          <w:ilvl w:val="0"/>
+          <w:numId w:val="51"/>
+        </w:numPr>
+        <w:spacing w:lineRule="auto"/>
+      </w:pPr>
+      <w:r>
+        <w:rPr/>
+        <w:t xml:space="preserve">verifica: </w:t>
+      </w:r>
+      <w:r>
+        <w:rPr/>
+        <w:t xml:space="preserve">node cli/triad-cli.mjs ai verify</w:t>
+      </w:r>
+      <w:r>
+        <w:rPr/>
+        <w:t xml:space="preserve"> (o </w:t>
+      </w:r>
+      <w:r>
+        <w:rPr/>
+        <w:t xml:space="preserve">--tasks ai/tasks/01_somma</w:t>
+      </w:r>
+      <w:r>
+        <w:rPr/>
+        <w:t xml:space="preserve">): </w:t>
+      </w:r>
+      <w:r>
+        <w:rPr/>
+        <w:t xml:space="preserve">PASS</w:t>
+      </w:r>
+      <w:r>
+        <w:rPr/>
+        <w:t xml:space="preserve">/</w:t>
+      </w:r>
+      <w:r>
+        <w:rPr/>
+        <w:t xml:space="preserve">FAIL</w:t>
+      </w:r>
+      <w:r>
+        <w:rPr/>
+        <w:t xml:space="preserve">, </w:t>
+      </w:r>
+      <w:r>
+        <w:rPr/>
+        <w:t xml:space="preserve">SKIP</w:t>
+      </w:r>
+      <w:r>
+        <w:rPr/>
+        <w:t xml:space="preserve"> se manca la soluzione;</w:t>
+      </w:r>
+    </w:p>
+    <w:p>
+      <w:pPr>
+        <w:numPr>
+          <w:ilvl w:val="0"/>
+          <w:numId w:val="51"/>
+        </w:numPr>
+        <w:spacing w:lineRule="auto"/>
+      </w:pPr>
+      <w:r>
+        <w:rPr/>
+        <w:t xml:space="preserve">ai/jev_audit.mjs</w:t>
+      </w:r>
+      <w:r>
+        <w:rPr/>
+        <w:t xml:space="preserve">, </w:t>
+      </w:r>
+      <w:r>
+        <w:rPr/>
+        <w:t xml:space="preserve">ai/jev_prompt.md</w:t>
+      </w:r>
+      <w:r>
+        <w:rPr/>
+        <w:t xml:space="preserve">: audit separato (vedi </w:t>
+      </w:r>
+      <w:r>
+        <w:rPr/>
+        <w:t xml:space="preserve">PROMPT_JEV.md</w:t>
+      </w:r>
+      <w:r>
+        <w:rPr/>
+        <w:t xml:space="preserve">).</w:t>
+      </w:r>
+    </w:p>
+    <w:p>
+      <w:pPr>
+        <w:spacing w:lineRule="auto"/>
+      </w:pPr>
+      <w:r>
+        <w:rPr/>
+        <w:t xml:space="preserve">Aggiungere un task: crea </w:t>
+      </w:r>
+      <w:r>
+        <w:rPr/>
+        <w:t xml:space="preserve">ai/tasks/06_nome/</w:t>
+      </w:r>
+      <w:r>
+        <w:rPr/>
+        <w:t xml:space="preserve"> con </w:t>
+      </w:r>
+      <w:r>
+        <w:rPr/>
+        <w:t xml:space="preserve">task.md</w:t>
+      </w:r>
+      <w:r>
+        <w:rPr/>
+        <w:t xml:space="preserve"> (output atteso descritto con precisione), </w:t>
+      </w:r>
+      <w:r>
+        <w:rPr/>
+        <w:t xml:space="preserve">expected.out</w:t>
+      </w:r>
+      <w:r>
+        <w:rPr/>
+        <w:t xml:space="preserve"> e una </w:t>
+      </w:r>
+      <w:r>
+        <w:rPr/>
+        <w:t xml:space="preserve">solution.triad</w:t>
+      </w:r>
+      <w:r>
+        <w:rPr/>
+        <w:t xml:space="preserve"> di riferimento che passa. Esegui il codice generato da un modello solo in un ambiente isolato.</w:t>
+      </w:r>
+    </w:p>
+    <w:p>
+      <w:pPr>
+        <w:spacing w:lineRule="auto"/>
+      </w:pPr>
       <w:hyperlink r:id="rId136">
         <w:r>
           <w:rPr>
@@ -53634,254 +53851,6 @@
       </w:pPr>
       <w:r>
         <w:rPr/>
-        <w:t xml:space="preserve">40. Benchmark AI (</w:t>
-      </w:r>
-      <w:r>
-        <w:rPr/>
-        <w:t xml:space="preserve">ai/</w:t>
-      </w:r>
-      <w:r>
-        <w:rPr/>
-        <w:t xml:space="preserve">)</w:t>
-      </w:r>
-    </w:p>
-    <w:p>
-      <w:pPr>
-        <w:spacing w:lineRule="auto"/>
-      </w:pPr>
-      <w:r>
-        <w:rPr/>
-        <w:t xml:space="preserve">Misura quanto bene un LLM scrive Triad-Core.</w:t>
-      </w:r>
-    </w:p>
-    <w:p>
-      <w:pPr>
-        <w:numPr>
-          <w:ilvl w:val="0"/>
-          <w:numId w:val="51"/>
-        </w:numPr>
-        <w:spacing w:lineRule="auto"/>
-      </w:pPr>
-      <w:r>
-        <w:rPr/>
-        <w:t xml:space="preserve">ai/SYSTEM_PROMPT.md</w:t>
-      </w:r>
-      <w:r>
-        <w:rPr/>
-        <w:t xml:space="preserve">: prompt di sistema con il sottoinsieme ammesso (prudente: vieta liste, </w:t>
-      </w:r>
-      <w:r>
-        <w:rPr/>
-        <w:t xml:space="preserve">string()</w:t>
-      </w:r>
-      <w:r>
-        <w:rPr/>
-        <w:t xml:space="preserve">, </w:t>
-      </w:r>
-      <w:r>
-        <w:rPr/>
-        <w:t xml:space="preserve">elseif</w:t>
-      </w:r>
-      <w:r>
-        <w:rPr/>
-        <w:t xml:space="preserve">, </w:t>
-      </w:r>
-      <w:r>
-        <w:rPr/>
-        <w:t xml:space="preserve">return</w:t>
-      </w:r>
-      <w:r>
-        <w:rPr/>
-        <w:t xml:space="preserve"> perché il seed non li supportava tutti);</w:t>
-      </w:r>
-    </w:p>
-    <w:p>
-      <w:pPr>
-        <w:numPr>
-          <w:ilvl w:val="0"/>
-          <w:numId w:val="51"/>
-        </w:numPr>
-        <w:spacing w:lineRule="auto"/>
-      </w:pPr>
-      <w:r>
-        <w:rPr/>
-        <w:t xml:space="preserve">ai/tasks/NN_nome/</w:t>
-      </w:r>
-      <w:r>
-        <w:rPr/>
-        <w:t xml:space="preserve">: </w:t>
-      </w:r>
-      <w:r>
-        <w:rPr/>
-        <w:t xml:space="preserve">task.md</w:t>
-      </w:r>
-      <w:r>
-        <w:rPr/>
-        <w:t xml:space="preserve"> (richiesta), </w:t>
-      </w:r>
-      <w:r>
-        <w:rPr/>
-        <w:t xml:space="preserve">expected.out</w:t>
-      </w:r>
-      <w:r>
-        <w:rPr/>
-        <w:t xml:space="preserve">, </w:t>
-      </w:r>
-      <w:r>
-        <w:rPr/>
-        <w:t xml:space="preserve">solution.triad</w:t>
-      </w:r>
-      <w:r>
-        <w:rPr/>
-        <w:t xml:space="preserve"> (soluzione di riferimento);</w:t>
-      </w:r>
-    </w:p>
-    <w:p>
-      <w:pPr>
-        <w:numPr>
-          <w:ilvl w:val="0"/>
-          <w:numId w:val="51"/>
-        </w:numPr>
-        <w:spacing w:lineRule="auto"/>
-      </w:pPr>
-      <w:r>
-        <w:rPr/>
-        <w:t xml:space="preserve">verifica: </w:t>
-      </w:r>
-      <w:r>
-        <w:rPr/>
-        <w:t xml:space="preserve">node cli/triad-cli.mjs ai verify</w:t>
-      </w:r>
-      <w:r>
-        <w:rPr/>
-        <w:t xml:space="preserve"> (o </w:t>
-      </w:r>
-      <w:r>
-        <w:rPr/>
-        <w:t xml:space="preserve">--tasks ai/tasks/01_somma</w:t>
-      </w:r>
-      <w:r>
-        <w:rPr/>
-        <w:t xml:space="preserve">): </w:t>
-      </w:r>
-      <w:r>
-        <w:rPr/>
-        <w:t xml:space="preserve">PASS</w:t>
-      </w:r>
-      <w:r>
-        <w:rPr/>
-        <w:t xml:space="preserve">/</w:t>
-      </w:r>
-      <w:r>
-        <w:rPr/>
-        <w:t xml:space="preserve">FAIL</w:t>
-      </w:r>
-      <w:r>
-        <w:rPr/>
-        <w:t xml:space="preserve">, </w:t>
-      </w:r>
-      <w:r>
-        <w:rPr/>
-        <w:t xml:space="preserve">SKIP</w:t>
-      </w:r>
-      <w:r>
-        <w:rPr/>
-        <w:t xml:space="preserve"> se manca la soluzione;</w:t>
-      </w:r>
-    </w:p>
-    <w:p>
-      <w:pPr>
-        <w:numPr>
-          <w:ilvl w:val="0"/>
-          <w:numId w:val="51"/>
-        </w:numPr>
-        <w:spacing w:lineRule="auto"/>
-      </w:pPr>
-      <w:r>
-        <w:rPr/>
-        <w:t xml:space="preserve">ai/jev_audit.mjs</w:t>
-      </w:r>
-      <w:r>
-        <w:rPr/>
-        <w:t xml:space="preserve">, </w:t>
-      </w:r>
-      <w:r>
-        <w:rPr/>
-        <w:t xml:space="preserve">ai/jev_prompt.md</w:t>
-      </w:r>
-      <w:r>
-        <w:rPr/>
-        <w:t xml:space="preserve">: audit separato (vedi </w:t>
-      </w:r>
-      <w:r>
-        <w:rPr/>
-        <w:t xml:space="preserve">PROMPT_JEV.md</w:t>
-      </w:r>
-      <w:r>
-        <w:rPr/>
-        <w:t xml:space="preserve">).</w:t>
-      </w:r>
-    </w:p>
-    <w:p>
-      <w:pPr>
-        <w:spacing w:lineRule="auto"/>
-      </w:pPr>
-      <w:r>
-        <w:rPr/>
-        <w:t xml:space="preserve">Aggiungere un task: crea </w:t>
-      </w:r>
-      <w:r>
-        <w:rPr/>
-        <w:t xml:space="preserve">ai/tasks/06_nome/</w:t>
-      </w:r>
-      <w:r>
-        <w:rPr/>
-        <w:t xml:space="preserve"> con </w:t>
-      </w:r>
-      <w:r>
-        <w:rPr/>
-        <w:t xml:space="preserve">task.md</w:t>
-      </w:r>
-      <w:r>
-        <w:rPr/>
-        <w:t xml:space="preserve"> (output atteso descritto con precisione), </w:t>
-      </w:r>
-      <w:r>
-        <w:rPr/>
-        <w:t xml:space="preserve">expected.out</w:t>
-      </w:r>
-      <w:r>
-        <w:rPr/>
-        <w:t xml:space="preserve"> e una </w:t>
-      </w:r>
-      <w:r>
-        <w:rPr/>
-        <w:t xml:space="preserve">solution.triad</w:t>
-      </w:r>
-      <w:r>
-        <w:rPr/>
-        <w:t xml:space="preserve"> di riferimento che passa. Esegui il codice generato da un modello solo in un ambiente isolato.</w:t>
-      </w:r>
-    </w:p>
-    <w:p>
-      <w:pPr>
-        <w:spacing w:lineRule="auto"/>
-      </w:pPr>
-      <w:hyperlink r:id="rId137">
-        <w:r>
-          <w:rPr>
-            <w:rStyle w:val="Hyperlink"/>
-          </w:rPr>
-        </w:r>
-      </w:hyperlink>
-    </w:p>
-    <w:p>
-      <w:pPr>
-        <w:pStyle w:val="Heading2"/>
-        <w:spacing w:lineRule="auto"/>
-      </w:pPr>
-      <w:r>
-        <w:rPr/>
         <w:t xml:space="preserve">41. Editor, launcher e sito</w:t>
       </w:r>
     </w:p>
@@ -54143,7 +54112,7 @@
         <w:rPr/>
         <w:t xml:space="preserve"> (Windows, file CRLF); vedi </w:t>
       </w:r>
-      <w:hyperlink r:id="rId138">
+      <w:hyperlink r:id="rId137">
         <w:r>
           <w:rPr>
             <w:rStyle w:val="Hyperlink"/>
@@ -54219,7 +54188,7 @@
       <w:pPr>
         <w:spacing w:lineRule="auto"/>
       </w:pPr>
-      <w:hyperlink r:id="rId139">
+      <w:hyperlink r:id="rId138">
         <w:r>
           <w:rPr>
             <w:rStyle w:val="Hyperlink"/>
@@ -54645,7 +54614,7 @@
       <w:pPr>
         <w:spacing w:lineRule="auto"/>
       </w:pPr>
-      <w:hyperlink r:id="rId140">
+      <w:hyperlink r:id="rId139">
         <w:r>
           <w:rPr>
             <w:rStyle w:val="Hyperlink"/>
@@ -55287,6 +55256,28 @@
       <w:pPr>
         <w:spacing w:lineRule="auto"/>
       </w:pPr>
+      <w:hyperlink r:id="rId140">
+        <w:r>
+          <w:rPr>
+            <w:rStyle w:val="Hyperlink"/>
+          </w:rPr>
+        </w:r>
+      </w:hyperlink>
+    </w:p>
+    <w:p>
+      <w:pPr>
+        <w:pStyle w:val="Heading1"/>
+        <w:spacing w:lineRule="auto"/>
+      </w:pPr>
+      <w:r>
+        <w:rPr/>
+        <w:t xml:space="preserve">Parte V — Riferimento</w:t>
+      </w:r>
+    </w:p>
+    <w:p>
+      <w:pPr>
+        <w:spacing w:lineRule="auto"/>
+      </w:pPr>
       <w:hyperlink r:id="rId141">
         <w:r>
           <w:rPr>
@@ -55297,45 +55288,23 @@
     </w:p>
     <w:p>
       <w:pPr>
-        <w:pStyle w:val="Heading1"/>
-        <w:spacing w:lineRule="auto"/>
-      </w:pPr>
-      <w:r>
-        <w:rPr/>
-        <w:t xml:space="preserve">Parte V — Riferimento</w:t>
-      </w:r>
-    </w:p>
-    <w:p>
-      <w:pPr>
-        <w:spacing w:lineRule="auto"/>
-      </w:pPr>
+        <w:pStyle w:val="Heading2"/>
+        <w:spacing w:lineRule="auto"/>
+      </w:pPr>
+      <w:r>
+        <w:rPr/>
+        <w:t xml:space="preserve">44. Grammatica Triad-Core (EBNF)</w:t>
+      </w:r>
+    </w:p>
+    <w:p>
+      <w:pPr>
+        <w:spacing w:lineRule="auto"/>
+      </w:pPr>
+      <w:r>
+        <w:rPr/>
+        <w:t xml:space="preserve">Da </w:t>
+      </w:r>
       <w:hyperlink r:id="rId142">
-        <w:r>
-          <w:rPr>
-            <w:rStyle w:val="Hyperlink"/>
-          </w:rPr>
-        </w:r>
-      </w:hyperlink>
-    </w:p>
-    <w:p>
-      <w:pPr>
-        <w:pStyle w:val="Heading2"/>
-        <w:spacing w:lineRule="auto"/>
-      </w:pPr>
-      <w:r>
-        <w:rPr/>
-        <w:t xml:space="preserve">44. Grammatica Triad-Core (EBNF)</w:t>
-      </w:r>
-    </w:p>
-    <w:p>
-      <w:pPr>
-        <w:spacing w:lineRule="auto"/>
-      </w:pPr>
-      <w:r>
-        <w:rPr/>
-        <w:t xml:space="preserve">Da </w:t>
-      </w:r>
-      <w:hyperlink r:id="rId143">
         <w:r>
           <w:rPr>
             <w:rStyle w:val="Hyperlink"/>
@@ -55367,7 +55336,7 @@
         <w:rPr/>
         <w:t xml:space="preserve">La grammatica Full (Pratt, 12 livelli) è in </w:t>
       </w:r>
-      <w:hyperlink r:id="rId144">
+      <w:hyperlink r:id="rId143">
         <w:r>
           <w:rPr>
             <w:rStyle w:val="Hyperlink"/>
@@ -55384,7 +55353,7 @@
       <w:pPr>
         <w:spacing w:lineRule="auto"/>
       </w:pPr>
-      <w:hyperlink r:id="rId145">
+      <w:hyperlink r:id="rId144">
         <w:r>
           <w:rPr>
             <w:rStyle w:val="Hyperlink"/>
@@ -55458,7 +55427,7 @@
       <w:pPr>
         <w:spacing w:lineRule="auto"/>
       </w:pPr>
-      <w:hyperlink r:id="rId146">
+      <w:hyperlink r:id="rId145">
         <w:r>
           <w:rPr>
             <w:rStyle w:val="Hyperlink"/>
@@ -55689,7 +55658,7 @@
             <w:pPr>
               <w:spacing w:lineRule="auto"/>
             </w:pPr>
-            <w:hyperlink r:id="rId147">
+            <w:hyperlink r:id="rId146">
               <w:r>
                 <w:rPr>
                   <w:rStyle w:val="Hyperlink"/>
@@ -56021,7 +55990,7 @@
             <w:pPr>
               <w:spacing w:lineRule="auto"/>
             </w:pPr>
-            <w:hyperlink r:id="rId148">
+            <w:hyperlink r:id="rId147">
               <w:r>
                 <w:rPr>
                   <w:rStyle w:val="Hyperlink"/>
@@ -56260,7 +56229,7 @@
             <w:pPr>
               <w:spacing w:lineRule="auto"/>
             </w:pPr>
-            <w:hyperlink r:id="rId149">
+            <w:hyperlink r:id="rId148">
               <w:r>
                 <w:rPr>
                   <w:rStyle w:val="Hyperlink"/>
@@ -57134,6 +57103,661 @@
       <w:pPr>
         <w:spacing w:lineRule="auto"/>
       </w:pPr>
+      <w:hyperlink r:id="rId149">
+        <w:r>
+          <w:rPr>
+            <w:rStyle w:val="Hyperlink"/>
+          </w:rPr>
+        </w:r>
+      </w:hyperlink>
+    </w:p>
+    <w:p>
+      <w:pPr>
+        <w:pStyle w:val="Heading2"/>
+        <w:spacing w:lineRule="auto"/>
+      </w:pPr>
+      <w:r>
+        <w:rPr/>
+        <w:t xml:space="preserve">47. Glossario</w:t>
+      </w:r>
+    </w:p>
+    <w:p>
+      <w:pPr>
+        <w:numPr>
+          <w:ilvl w:val="0"/>
+          <w:numId w:val="53"/>
+        </w:numPr>
+        <w:spacing w:lineRule="auto"/>
+      </w:pPr>
+      <w:r>
+        <w:rPr>
+          <w:b/>
+        </w:rPr>
+        <w:t xml:space="preserve">S0 / seed</w:t>
+      </w:r>
+      <w:r>
+        <w:rPr/>
+        <w:t xml:space="preserve">: interprete Triad-Core in codice macchina (</w:t>
+      </w:r>
+      <w:r>
+        <w:rPr/>
+        <w:t xml:space="preserve">seed/</w:t>
+      </w:r>
+      <w:r>
+        <w:rPr/>
+        <w:t xml:space="preserve">).</w:t>
+      </w:r>
+    </w:p>
+    <w:p>
+      <w:pPr>
+        <w:numPr>
+          <w:ilvl w:val="0"/>
+          <w:numId w:val="53"/>
+        </w:numPr>
+        <w:spacing w:lineRule="auto"/>
+      </w:pPr>
+      <w:r>
+        <w:rPr>
+          <w:b/>
+        </w:rPr>
+        <w:t xml:space="preserve">S1</w:t>
+      </w:r>
+      <w:r>
+        <w:rPr/>
+        <w:t xml:space="preserve">: interprete di tutto Triad scritto in Triad-Core (</w:t>
+      </w:r>
+      <w:r>
+        <w:rPr/>
+        <w:t xml:space="preserve">selfhost/</w:t>
+      </w:r>
+      <w:r>
+        <w:rPr/>
+        <w:t xml:space="preserve">).</w:t>
+      </w:r>
+    </w:p>
+    <w:p>
+      <w:pPr>
+        <w:numPr>
+          <w:ilvl w:val="0"/>
+          <w:numId w:val="53"/>
+        </w:numPr>
+        <w:spacing w:lineRule="auto"/>
+      </w:pPr>
+      <w:r>
+        <w:rPr>
+          <w:b/>
+        </w:rPr>
+        <w:t xml:space="preserve">S2 / S3 / S4</w:t>
+      </w:r>
+      <w:r>
+        <w:rPr/>
+        <w:t xml:space="preserve">: compilatore nativo, self-hosting, runtime completo (vedi </w:t>
+      </w:r>
+      <w:r>
+        <w:rPr/>
+        <w:t xml:space="preserve">BOOTSTRAP.md</w:t>
+      </w:r>
+      <w:r>
+        <w:rPr/>
+        <w:t xml:space="preserve">).</w:t>
+      </w:r>
+    </w:p>
+    <w:p>
+      <w:pPr>
+        <w:numPr>
+          <w:ilvl w:val="0"/>
+          <w:numId w:val="53"/>
+        </w:numPr>
+        <w:spacing w:lineRule="auto"/>
+      </w:pPr>
+      <w:r>
+        <w:rPr>
+          <w:b/>
+        </w:rPr>
+        <w:t xml:space="preserve">E0 / E1 / …</w:t>
+      </w:r>
+      <w:r>
+        <w:rPr/>
+        <w:t xml:space="preserve">: stadi del port Linux del seed (milestone M7).</w:t>
+      </w:r>
+    </w:p>
+    <w:p>
+      <w:pPr>
+        <w:numPr>
+          <w:ilvl w:val="0"/>
+          <w:numId w:val="53"/>
+        </w:numPr>
+        <w:spacing w:lineRule="auto"/>
+      </w:pPr>
+      <w:r>
+        <w:rPr>
+          <w:b/>
+        </w:rPr>
+        <w:t xml:space="preserve">Triad-Core / Triad-Full</w:t>
+      </w:r>
+      <w:r>
+        <w:rPr/>
+        <w:t xml:space="preserve">: i due profili di conformità.</w:t>
+      </w:r>
+    </w:p>
+    <w:p>
+      <w:pPr>
+        <w:numPr>
+          <w:ilvl w:val="0"/>
+          <w:numId w:val="53"/>
+        </w:numPr>
+        <w:spacing w:lineRule="auto"/>
+      </w:pPr>
+      <w:r>
+        <w:rPr>
+          <w:b/>
+        </w:rPr>
+        <w:t xml:space="preserve">Interprete JS</w:t>
+      </w:r>
+      <w:r>
+        <w:rPr/>
+        <w:t xml:space="preserve">: </w:t>
+      </w:r>
+      <w:r>
+        <w:rPr/>
+        <w:t xml:space="preserve">seed/dev/triad_core.cjs</w:t>
+      </w:r>
+      <w:r>
+        <w:rPr/>
+        <w:t xml:space="preserve">, riferimento Core per sviluppo e CI.</w:t>
+      </w:r>
+    </w:p>
+    <w:p>
+      <w:pPr>
+        <w:numPr>
+          <w:ilvl w:val="0"/>
+          <w:numId w:val="53"/>
+        </w:numPr>
+        <w:spacing w:lineRule="auto"/>
+      </w:pPr>
+      <w:r>
+        <w:rPr>
+          <w:b/>
+        </w:rPr>
+        <w:t xml:space="preserve">Golden</w:t>
+      </w:r>
+      <w:r>
+        <w:rPr/>
+        <w:t xml:space="preserve">: output atteso committato (</w:t>
+      </w:r>
+      <w:r>
+        <w:rPr/>
+        <w:t xml:space="preserve">expected.out</w:t>
+      </w:r>
+      <w:r>
+        <w:rPr/>
+        <w:t xml:space="preserve">, </w:t>
+      </w:r>
+      <w:r>
+        <w:rPr/>
+        <w:t xml:space="preserve">expected.code</w:t>
+      </w:r>
+      <w:r>
+        <w:rPr/>
+        <w:t xml:space="preserve">).</w:t>
+      </w:r>
+    </w:p>
+    <w:p>
+      <w:pPr>
+        <w:numPr>
+          <w:ilvl w:val="0"/>
+          <w:numId w:val="53"/>
+        </w:numPr>
+        <w:spacing w:lineRule="auto"/>
+      </w:pPr>
+      <w:r>
+        <w:rPr>
+          <w:b/>
+        </w:rPr>
+        <w:t xml:space="preserve">Primitivi di bootstrap</w:t>
+      </w:r>
+      <w:r>
+        <w:rPr/>
+        <w:t xml:space="preserve">: </w:t>
+      </w:r>
+      <w:r>
+        <w:rPr/>
+        <w:t xml:space="preserve">readfile</w:t>
+      </w:r>
+      <w:r>
+        <w:rPr/>
+        <w:t xml:space="preserve">, </w:t>
+      </w:r>
+      <w:r>
+        <w:rPr/>
+        <w:t xml:space="preserve">strlen</w:t>
+      </w:r>
+      <w:r>
+        <w:rPr/>
+        <w:t xml:space="preserve">, </w:t>
+      </w:r>
+      <w:r>
+        <w:rPr/>
+        <w:t xml:space="preserve">strbyte</w:t>
+      </w:r>
+      <w:r>
+        <w:rPr/>
+        <w:t xml:space="preserve">, </w:t>
+      </w:r>
+      <w:r>
+        <w:rPr/>
+        <w:t xml:space="preserve">strsub</w:t>
+      </w:r>
+      <w:r>
+        <w:rPr/>
+        <w:t xml:space="preserve">, </w:t>
+      </w:r>
+      <w:r>
+        <w:rPr/>
+        <w:t xml:space="preserve">exit</w:t>
+      </w:r>
+      <w:r>
+        <w:rPr/>
+        <w:t xml:space="preserve"> (solo Core).</w:t>
+      </w:r>
+    </w:p>
+    <w:p>
+      <w:pPr>
+        <w:numPr>
+          <w:ilvl w:val="0"/>
+          <w:numId w:val="53"/>
+        </w:numPr>
+        <w:spacing w:lineRule="auto"/>
+      </w:pPr>
+      <w:r>
+        <w:rPr>
+          <w:b/>
+        </w:rPr>
+        <w:t xml:space="preserve">Lista taggata</w:t>
+      </w:r>
+      <w:r>
+        <w:rPr/>
+        <w:t xml:space="preserve">: record Core del tipo </w:t>
+      </w:r>
+      <w:r>
+        <w:rPr/>
+        <w:t xml:space="preserve">[:Tag, campo1, …]</w:t>
+      </w:r>
+      <w:r>
+        <w:rPr/>
+        <w:t xml:space="preserve">.</w:t>
+      </w:r>
+    </w:p>
+    <w:p>
+      <w:pPr>
+        <w:numPr>
+          <w:ilvl w:val="0"/>
+          <w:numId w:val="53"/>
+        </w:numPr>
+        <w:spacing w:lineRule="auto"/>
+      </w:pPr>
+      <w:r>
+        <w:rPr>
+          <w:b/>
+        </w:rPr>
+        <w:t xml:space="preserve">Node</w:t>
+      </w:r>
+      <w:r>
+        <w:rPr/>
+        <w:t xml:space="preserve">: l'unico tipo di albero di Triad Full (</w:t>
+      </w:r>
+      <w:r>
+        <w:rPr/>
+        <w:t xml:space="preserve">head</w:t>
+      </w:r>
+      <w:r>
+        <w:rPr/>
+        <w:t xml:space="preserve">, </w:t>
+      </w:r>
+      <w:r>
+        <w:rPr/>
+        <w:t xml:space="preserve">args</w:t>
+      </w:r>
+      <w:r>
+        <w:rPr/>
+        <w:t xml:space="preserve">): codice e dati coincidono.</w:t>
+      </w:r>
+    </w:p>
+    <w:p>
+      <w:pPr>
+        <w:numPr>
+          <w:ilvl w:val="0"/>
+          <w:numId w:val="53"/>
+        </w:numPr>
+        <w:spacing w:lineRule="auto"/>
+      </w:pPr>
+      <w:r>
+        <w:rPr>
+          <w:b/>
+        </w:rPr>
+        <w:t xml:space="preserve">Solution</w:t>
+      </w:r>
+      <w:r>
+        <w:rPr/>
+        <w:t xml:space="preserve">: </w:t>
+      </w:r>
+      <w:r>
+        <w:rPr/>
+        <w:t xml:space="preserve">{nome = valore, …}</w:t>
+      </w:r>
+      <w:r>
+        <w:rPr/>
+        <w:t xml:space="preserve"> restituita da </w:t>
+      </w:r>
+      <w:r>
+        <w:rPr/>
+        <w:t xml:space="preserve">solve</w:t>
+      </w:r>
+      <w:r>
+        <w:rPr/>
+        <w:t xml:space="preserve">; </w:t>
+      </w:r>
+      <w:r>
+        <w:rPr/>
+        <w:t xml:space="preserve">s.nome</w:t>
+      </w:r>
+      <w:r>
+        <w:rPr/>
+        <w:t xml:space="preserve"> o </w:t>
+      </w:r>
+      <w:r>
+        <w:rPr/>
+        <w:t xml:space="preserve">s[:nome]</w:t>
+      </w:r>
+      <w:r>
+        <w:rPr/>
+        <w:t xml:space="preserve">.</w:t>
+      </w:r>
+    </w:p>
+    <w:p>
+      <w:pPr>
+        <w:numPr>
+          <w:ilvl w:val="0"/>
+          <w:numId w:val="53"/>
+        </w:numPr>
+        <w:spacing w:lineRule="auto"/>
+      </w:pPr>
+      <w:r>
+        <w:rPr>
+          <w:b/>
+        </w:rPr>
+        <w:t xml:space="preserve">Err</w:t>
+      </w:r>
+      <w:r>
+        <w:rPr/>
+        <w:t xml:space="preserve">: errore come dato (</w:t>
+      </w:r>
+      <w:r>
+        <w:rPr/>
+        <w:t xml:space="preserve">kind</w:t>
+      </w:r>
+      <w:r>
+        <w:rPr/>
+        <w:t xml:space="preserve">, </w:t>
+      </w:r>
+      <w:r>
+        <w:rPr/>
+        <w:t xml:space="preserve">msg</w:t>
+      </w:r>
+      <w:r>
+        <w:rPr/>
+        <w:t xml:space="preserve">, </w:t>
+      </w:r>
+      <w:r>
+        <w:rPr/>
+        <w:t xml:space="preserve">data</w:t>
+      </w:r>
+      <w:r>
+        <w:rPr/>
+        <w:t xml:space="preserve">).</w:t>
+      </w:r>
+    </w:p>
+    <w:p>
+      <w:pPr>
+        <w:numPr>
+          <w:ilvl w:val="0"/>
+          <w:numId w:val="53"/>
+        </w:numPr>
+        <w:spacing w:lineRule="auto"/>
+      </w:pPr>
+      <w:r>
+        <w:rPr>
+          <w:b/>
+        </w:rPr>
+        <w:t xml:space="preserve">Traced</w:t>
+      </w:r>
+      <w:r>
+        <w:rPr/>
+        <w:t xml:space="preserve">: </w:t>
+      </w:r>
+      <w:r>
+        <w:rPr/>
+        <w:t xml:space="preserve">(result, trace)</w:t>
+      </w:r>
+      <w:r>
+        <w:rPr/>
+        <w:t xml:space="preserve"> restituito da </w:t>
+      </w:r>
+      <w:r>
+        <w:rPr/>
+        <w:t xml:space="preserve">with trace</w:t>
+      </w:r>
+      <w:r>
+        <w:rPr/>
+        <w:t xml:space="preserve"> / </w:t>
+      </w:r>
+      <w:r>
+        <w:rPr/>
+        <w:t xml:space="preserve">solve … trace</w:t>
+      </w:r>
+      <w:r>
+        <w:rPr/>
+        <w:t xml:space="preserve">.</w:t>
+      </w:r>
+    </w:p>
+    <w:p>
+      <w:pPr>
+        <w:numPr>
+          <w:ilvl w:val="0"/>
+          <w:numId w:val="53"/>
+        </w:numPr>
+        <w:spacing w:lineRule="auto"/>
+      </w:pPr>
+      <w:r>
+        <w:rPr>
+          <w:b/>
+        </w:rPr>
+        <w:t xml:space="preserve">Occurs-check</w:t>
+      </w:r>
+      <w:r>
+        <w:rPr/>
+        <w:t xml:space="preserve">: l'unificazione rifiuta </w:t>
+      </w:r>
+      <w:r>
+        <w:rPr/>
+        <w:t xml:space="preserve">?x = f(?x)</w:t>
+      </w:r>
+      <w:r>
+        <w:rPr/>
+        <w:t xml:space="preserve">.</w:t>
+      </w:r>
+    </w:p>
+    <w:p>
+      <w:pPr>
+        <w:numPr>
+          <w:ilvl w:val="0"/>
+          <w:numId w:val="53"/>
+        </w:numPr>
+        <w:spacing w:lineRule="auto"/>
+      </w:pPr>
+      <w:r>
+        <w:rPr>
+          <w:b/>
+        </w:rPr>
+        <w:t xml:space="preserve">Multiple dispatch</w:t>
+      </w:r>
+      <w:r>
+        <w:rPr/>
+        <w:t xml:space="preserve">: scelta del metodo più specifico tra gli applicabili.</w:t>
+      </w:r>
+    </w:p>
+    <w:p>
+      <w:pPr>
+        <w:numPr>
+          <w:ilvl w:val="0"/>
+          <w:numId w:val="53"/>
+        </w:numPr>
+        <w:spacing w:lineRule="auto"/>
+      </w:pPr>
+      <w:r>
+        <w:rPr>
+          <w:b/>
+        </w:rPr>
+        <w:t xml:space="preserve">Effetti dichiarati</w:t>
+      </w:r>
+      <w:r>
+        <w:rPr/>
+        <w:t xml:space="preserve">: </w:t>
+      </w:r>
+      <w:r>
+        <w:rPr/>
+        <w:t xml:space="preserve">!io</w:t>
+      </w:r>
+      <w:r>
+        <w:rPr/>
+        <w:t xml:space="preserve">, </w:t>
+      </w:r>
+      <w:r>
+        <w:rPr/>
+        <w:t xml:space="preserve">!state</w:t>
+      </w:r>
+      <w:r>
+        <w:rPr/>
+        <w:t xml:space="preserve"> nella firma; controllo dinamico.</w:t>
+      </w:r>
+    </w:p>
+    <w:p>
+      <w:pPr>
+        <w:numPr>
+          <w:ilvl w:val="0"/>
+          <w:numId w:val="53"/>
+        </w:numPr>
+        <w:spacing w:lineRule="auto"/>
+      </w:pPr>
+      <w:r>
+        <w:rPr>
+          <w:b/>
+        </w:rPr>
+        <w:t xml:space="preserve">Contratti</w:t>
+      </w:r>
+      <w:r>
+        <w:rPr/>
+        <w:t xml:space="preserve">: </w:t>
+      </w:r>
+      <w:r>
+        <w:rPr/>
+        <w:t xml:space="preserve">requires</w:t>
+      </w:r>
+      <w:r>
+        <w:rPr/>
+        <w:t xml:space="preserve"> (pre) / </w:t>
+      </w:r>
+      <w:r>
+        <w:rPr/>
+        <w:t xml:space="preserve">ensures</w:t>
+      </w:r>
+      <w:r>
+        <w:rPr/>
+        <w:t xml:space="preserve"> (post, con </w:t>
+      </w:r>
+      <w:r>
+        <w:rPr/>
+        <w:t xml:space="preserve">result</w:t>
+      </w:r>
+      <w:r>
+        <w:rPr/>
+        <w:t xml:space="preserve">).</w:t>
+      </w:r>
+    </w:p>
+    <w:p>
+      <w:pPr>
+        <w:numPr>
+          <w:ilvl w:val="0"/>
+          <w:numId w:val="53"/>
+        </w:numPr>
+        <w:spacing w:lineRule="auto"/>
+      </w:pPr>
+      <w:r>
+        <w:rPr>
+          <w:b/>
+        </w:rPr>
+        <w:t xml:space="preserve">Budget</w:t>
+      </w:r>
+      <w:r>
+        <w:rPr/>
+        <w:t xml:space="preserve">: </w:t>
+      </w:r>
+      <w:r>
+        <w:rPr/>
+        <w:t xml:space="preserve">with budget(steps = N)</w:t>
+      </w:r>
+      <w:r>
+        <w:rPr/>
+        <w:t xml:space="preserve">; l'esaurimento è </w:t>
+      </w:r>
+      <w:r>
+        <w:rPr/>
+        <w:t xml:space="preserve">Err(:budget)</w:t>
+      </w:r>
+      <w:r>
+        <w:rPr/>
+        <w:t xml:space="preserve">.</w:t>
+      </w:r>
+    </w:p>
+    <w:p>
+      <w:pPr>
+        <w:numPr>
+          <w:ilvl w:val="0"/>
+          <w:numId w:val="53"/>
+        </w:numPr>
+        <w:spacing w:lineRule="auto"/>
+      </w:pPr>
+      <w:r>
+        <w:rPr>
+          <w:b/>
+        </w:rPr>
+        <w:t xml:space="preserve">Destrutturazione</w:t>
+      </w:r>
+      <w:r>
+        <w:rPr/>
+        <w:t xml:space="preserve">: </w:t>
+      </w:r>
+      <w:r>
+        <w:rPr/>
+        <w:t xml:space="preserve">(a, b) = lista</w:t>
+      </w:r>
+      <w:r>
+        <w:rPr/>
+        <w:t xml:space="preserve">, </w:t>
+      </w:r>
+      <w:r>
+        <w:rPr/>
+        <w:t xml:space="preserve">for (k, v) in lista_di_liste</w:t>
+      </w:r>
+      <w:r>
+        <w:rPr/>
+        <w:t xml:space="preserve">.</w:t>
+      </w:r>
+    </w:p>
+    <w:p>
+      <w:pPr>
+        <w:spacing w:lineRule="auto"/>
+      </w:pPr>
       <w:hyperlink r:id="rId150">
         <w:r>
           <w:rPr>
@@ -57149,661 +57773,6 @@
       </w:pPr>
       <w:r>
         <w:rPr/>
-        <w:t xml:space="preserve">47. Glossario</w:t>
-      </w:r>
-    </w:p>
-    <w:p>
-      <w:pPr>
-        <w:numPr>
-          <w:ilvl w:val="0"/>
-          <w:numId w:val="53"/>
-        </w:numPr>
-        <w:spacing w:lineRule="auto"/>
-      </w:pPr>
-      <w:r>
-        <w:rPr>
-          <w:b/>
-        </w:rPr>
-        <w:t xml:space="preserve">S0 / seed</w:t>
-      </w:r>
-      <w:r>
-        <w:rPr/>
-        <w:t xml:space="preserve">: interprete Triad-Core in codice macchina (</w:t>
-      </w:r>
-      <w:r>
-        <w:rPr/>
-        <w:t xml:space="preserve">seed/</w:t>
-      </w:r>
-      <w:r>
-        <w:rPr/>
-        <w:t xml:space="preserve">).</w:t>
-      </w:r>
-    </w:p>
-    <w:p>
-      <w:pPr>
-        <w:numPr>
-          <w:ilvl w:val="0"/>
-          <w:numId w:val="53"/>
-        </w:numPr>
-        <w:spacing w:lineRule="auto"/>
-      </w:pPr>
-      <w:r>
-        <w:rPr>
-          <w:b/>
-        </w:rPr>
-        <w:t xml:space="preserve">S1</w:t>
-      </w:r>
-      <w:r>
-        <w:rPr/>
-        <w:t xml:space="preserve">: interprete di tutto Triad scritto in Triad-Core (</w:t>
-      </w:r>
-      <w:r>
-        <w:rPr/>
-        <w:t xml:space="preserve">selfhost/</w:t>
-      </w:r>
-      <w:r>
-        <w:rPr/>
-        <w:t xml:space="preserve">).</w:t>
-      </w:r>
-    </w:p>
-    <w:p>
-      <w:pPr>
-        <w:numPr>
-          <w:ilvl w:val="0"/>
-          <w:numId w:val="53"/>
-        </w:numPr>
-        <w:spacing w:lineRule="auto"/>
-      </w:pPr>
-      <w:r>
-        <w:rPr>
-          <w:b/>
-        </w:rPr>
-        <w:t xml:space="preserve">S2 / S3 / S4</w:t>
-      </w:r>
-      <w:r>
-        <w:rPr/>
-        <w:t xml:space="preserve">: compilatore nativo, self-hosting, runtime completo (vedi </w:t>
-      </w:r>
-      <w:r>
-        <w:rPr/>
-        <w:t xml:space="preserve">BOOTSTRAP.md</w:t>
-      </w:r>
-      <w:r>
-        <w:rPr/>
-        <w:t xml:space="preserve">).</w:t>
-      </w:r>
-    </w:p>
-    <w:p>
-      <w:pPr>
-        <w:numPr>
-          <w:ilvl w:val="0"/>
-          <w:numId w:val="53"/>
-        </w:numPr>
-        <w:spacing w:lineRule="auto"/>
-      </w:pPr>
-      <w:r>
-        <w:rPr>
-          <w:b/>
-        </w:rPr>
-        <w:t xml:space="preserve">E0 / E1 / …</w:t>
-      </w:r>
-      <w:r>
-        <w:rPr/>
-        <w:t xml:space="preserve">: stadi del port Linux del seed (milestone M7).</w:t>
-      </w:r>
-    </w:p>
-    <w:p>
-      <w:pPr>
-        <w:numPr>
-          <w:ilvl w:val="0"/>
-          <w:numId w:val="53"/>
-        </w:numPr>
-        <w:spacing w:lineRule="auto"/>
-      </w:pPr>
-      <w:r>
-        <w:rPr>
-          <w:b/>
-        </w:rPr>
-        <w:t xml:space="preserve">Triad-Core / Triad-Full</w:t>
-      </w:r>
-      <w:r>
-        <w:rPr/>
-        <w:t xml:space="preserve">: i due profili di conformità.</w:t>
-      </w:r>
-    </w:p>
-    <w:p>
-      <w:pPr>
-        <w:numPr>
-          <w:ilvl w:val="0"/>
-          <w:numId w:val="53"/>
-        </w:numPr>
-        <w:spacing w:lineRule="auto"/>
-      </w:pPr>
-      <w:r>
-        <w:rPr>
-          <w:b/>
-        </w:rPr>
-        <w:t xml:space="preserve">Interprete JS</w:t>
-      </w:r>
-      <w:r>
-        <w:rPr/>
-        <w:t xml:space="preserve">: </w:t>
-      </w:r>
-      <w:r>
-        <w:rPr/>
-        <w:t xml:space="preserve">seed/dev/triad_core.cjs</w:t>
-      </w:r>
-      <w:r>
-        <w:rPr/>
-        <w:t xml:space="preserve">, riferimento Core per sviluppo e CI.</w:t>
-      </w:r>
-    </w:p>
-    <w:p>
-      <w:pPr>
-        <w:numPr>
-          <w:ilvl w:val="0"/>
-          <w:numId w:val="53"/>
-        </w:numPr>
-        <w:spacing w:lineRule="auto"/>
-      </w:pPr>
-      <w:r>
-        <w:rPr>
-          <w:b/>
-        </w:rPr>
-        <w:t xml:space="preserve">Golden</w:t>
-      </w:r>
-      <w:r>
-        <w:rPr/>
-        <w:t xml:space="preserve">: output atteso committato (</w:t>
-      </w:r>
-      <w:r>
-        <w:rPr/>
-        <w:t xml:space="preserve">expected.out</w:t>
-      </w:r>
-      <w:r>
-        <w:rPr/>
-        <w:t xml:space="preserve">, </w:t>
-      </w:r>
-      <w:r>
-        <w:rPr/>
-        <w:t xml:space="preserve">expected.code</w:t>
-      </w:r>
-      <w:r>
-        <w:rPr/>
-        <w:t xml:space="preserve">).</w:t>
-      </w:r>
-    </w:p>
-    <w:p>
-      <w:pPr>
-        <w:numPr>
-          <w:ilvl w:val="0"/>
-          <w:numId w:val="53"/>
-        </w:numPr>
-        <w:spacing w:lineRule="auto"/>
-      </w:pPr>
-      <w:r>
-        <w:rPr>
-          <w:b/>
-        </w:rPr>
-        <w:t xml:space="preserve">Primitivi di bootstrap</w:t>
-      </w:r>
-      <w:r>
-        <w:rPr/>
-        <w:t xml:space="preserve">: </w:t>
-      </w:r>
-      <w:r>
-        <w:rPr/>
-        <w:t xml:space="preserve">readfile</w:t>
-      </w:r>
-      <w:r>
-        <w:rPr/>
-        <w:t xml:space="preserve">, </w:t>
-      </w:r>
-      <w:r>
-        <w:rPr/>
-        <w:t xml:space="preserve">strlen</w:t>
-      </w:r>
-      <w:r>
-        <w:rPr/>
-        <w:t xml:space="preserve">, </w:t>
-      </w:r>
-      <w:r>
-        <w:rPr/>
-        <w:t xml:space="preserve">strbyte</w:t>
-      </w:r>
-      <w:r>
-        <w:rPr/>
-        <w:t xml:space="preserve">, </w:t>
-      </w:r>
-      <w:r>
-        <w:rPr/>
-        <w:t xml:space="preserve">strsub</w:t>
-      </w:r>
-      <w:r>
-        <w:rPr/>
-        <w:t xml:space="preserve">, </w:t>
-      </w:r>
-      <w:r>
-        <w:rPr/>
-        <w:t xml:space="preserve">exit</w:t>
-      </w:r>
-      <w:r>
-        <w:rPr/>
-        <w:t xml:space="preserve"> (solo Core).</w:t>
-      </w:r>
-    </w:p>
-    <w:p>
-      <w:pPr>
-        <w:numPr>
-          <w:ilvl w:val="0"/>
-          <w:numId w:val="53"/>
-        </w:numPr>
-        <w:spacing w:lineRule="auto"/>
-      </w:pPr>
-      <w:r>
-        <w:rPr>
-          <w:b/>
-        </w:rPr>
-        <w:t xml:space="preserve">Lista taggata</w:t>
-      </w:r>
-      <w:r>
-        <w:rPr/>
-        <w:t xml:space="preserve">: record Core del tipo </w:t>
-      </w:r>
-      <w:r>
-        <w:rPr/>
-        <w:t xml:space="preserve">[:Tag, campo1, …]</w:t>
-      </w:r>
-      <w:r>
-        <w:rPr/>
-        <w:t xml:space="preserve">.</w:t>
-      </w:r>
-    </w:p>
-    <w:p>
-      <w:pPr>
-        <w:numPr>
-          <w:ilvl w:val="0"/>
-          <w:numId w:val="53"/>
-        </w:numPr>
-        <w:spacing w:lineRule="auto"/>
-      </w:pPr>
-      <w:r>
-        <w:rPr>
-          <w:b/>
-        </w:rPr>
-        <w:t xml:space="preserve">Node</w:t>
-      </w:r>
-      <w:r>
-        <w:rPr/>
-        <w:t xml:space="preserve">: l'unico tipo di albero di Triad Full (</w:t>
-      </w:r>
-      <w:r>
-        <w:rPr/>
-        <w:t xml:space="preserve">head</w:t>
-      </w:r>
-      <w:r>
-        <w:rPr/>
-        <w:t xml:space="preserve">, </w:t>
-      </w:r>
-      <w:r>
-        <w:rPr/>
-        <w:t xml:space="preserve">args</w:t>
-      </w:r>
-      <w:r>
-        <w:rPr/>
-        <w:t xml:space="preserve">): codice e dati coincidono.</w:t>
-      </w:r>
-    </w:p>
-    <w:p>
-      <w:pPr>
-        <w:numPr>
-          <w:ilvl w:val="0"/>
-          <w:numId w:val="53"/>
-        </w:numPr>
-        <w:spacing w:lineRule="auto"/>
-      </w:pPr>
-      <w:r>
-        <w:rPr>
-          <w:b/>
-        </w:rPr>
-        <w:t xml:space="preserve">Solution</w:t>
-      </w:r>
-      <w:r>
-        <w:rPr/>
-        <w:t xml:space="preserve">: </w:t>
-      </w:r>
-      <w:r>
-        <w:rPr/>
-        <w:t xml:space="preserve">{nome = valore, …}</w:t>
-      </w:r>
-      <w:r>
-        <w:rPr/>
-        <w:t xml:space="preserve"> restituita da </w:t>
-      </w:r>
-      <w:r>
-        <w:rPr/>
-        <w:t xml:space="preserve">solve</w:t>
-      </w:r>
-      <w:r>
-        <w:rPr/>
-        <w:t xml:space="preserve">; </w:t>
-      </w:r>
-      <w:r>
-        <w:rPr/>
-        <w:t xml:space="preserve">s.nome</w:t>
-      </w:r>
-      <w:r>
-        <w:rPr/>
-        <w:t xml:space="preserve"> o </w:t>
-      </w:r>
-      <w:r>
-        <w:rPr/>
-        <w:t xml:space="preserve">s[:nome]</w:t>
-      </w:r>
-      <w:r>
-        <w:rPr/>
-        <w:t xml:space="preserve">.</w:t>
-      </w:r>
-    </w:p>
-    <w:p>
-      <w:pPr>
-        <w:numPr>
-          <w:ilvl w:val="0"/>
-          <w:numId w:val="53"/>
-        </w:numPr>
-        <w:spacing w:lineRule="auto"/>
-      </w:pPr>
-      <w:r>
-        <w:rPr>
-          <w:b/>
-        </w:rPr>
-        <w:t xml:space="preserve">Err</w:t>
-      </w:r>
-      <w:r>
-        <w:rPr/>
-        <w:t xml:space="preserve">: errore come dato (</w:t>
-      </w:r>
-      <w:r>
-        <w:rPr/>
-        <w:t xml:space="preserve">kind</w:t>
-      </w:r>
-      <w:r>
-        <w:rPr/>
-        <w:t xml:space="preserve">, </w:t>
-      </w:r>
-      <w:r>
-        <w:rPr/>
-        <w:t xml:space="preserve">msg</w:t>
-      </w:r>
-      <w:r>
-        <w:rPr/>
-        <w:t xml:space="preserve">, </w:t>
-      </w:r>
-      <w:r>
-        <w:rPr/>
-        <w:t xml:space="preserve">data</w:t>
-      </w:r>
-      <w:r>
-        <w:rPr/>
-        <w:t xml:space="preserve">).</w:t>
-      </w:r>
-    </w:p>
-    <w:p>
-      <w:pPr>
-        <w:numPr>
-          <w:ilvl w:val="0"/>
-          <w:numId w:val="53"/>
-        </w:numPr>
-        <w:spacing w:lineRule="auto"/>
-      </w:pPr>
-      <w:r>
-        <w:rPr>
-          <w:b/>
-        </w:rPr>
-        <w:t xml:space="preserve">Traced</w:t>
-      </w:r>
-      <w:r>
-        <w:rPr/>
-        <w:t xml:space="preserve">: </w:t>
-      </w:r>
-      <w:r>
-        <w:rPr/>
-        <w:t xml:space="preserve">(result, trace)</w:t>
-      </w:r>
-      <w:r>
-        <w:rPr/>
-        <w:t xml:space="preserve"> restituito da </w:t>
-      </w:r>
-      <w:r>
-        <w:rPr/>
-        <w:t xml:space="preserve">with trace</w:t>
-      </w:r>
-      <w:r>
-        <w:rPr/>
-        <w:t xml:space="preserve"> / </w:t>
-      </w:r>
-      <w:r>
-        <w:rPr/>
-        <w:t xml:space="preserve">solve … trace</w:t>
-      </w:r>
-      <w:r>
-        <w:rPr/>
-        <w:t xml:space="preserve">.</w:t>
-      </w:r>
-    </w:p>
-    <w:p>
-      <w:pPr>
-        <w:numPr>
-          <w:ilvl w:val="0"/>
-          <w:numId w:val="53"/>
-        </w:numPr>
-        <w:spacing w:lineRule="auto"/>
-      </w:pPr>
-      <w:r>
-        <w:rPr>
-          <w:b/>
-        </w:rPr>
-        <w:t xml:space="preserve">Occurs-check</w:t>
-      </w:r>
-      <w:r>
-        <w:rPr/>
-        <w:t xml:space="preserve">: l'unificazione rifiuta </w:t>
-      </w:r>
-      <w:r>
-        <w:rPr/>
-        <w:t xml:space="preserve">?x = f(?x)</w:t>
-      </w:r>
-      <w:r>
-        <w:rPr/>
-        <w:t xml:space="preserve">.</w:t>
-      </w:r>
-    </w:p>
-    <w:p>
-      <w:pPr>
-        <w:numPr>
-          <w:ilvl w:val="0"/>
-          <w:numId w:val="53"/>
-        </w:numPr>
-        <w:spacing w:lineRule="auto"/>
-      </w:pPr>
-      <w:r>
-        <w:rPr>
-          <w:b/>
-        </w:rPr>
-        <w:t xml:space="preserve">Multiple dispatch</w:t>
-      </w:r>
-      <w:r>
-        <w:rPr/>
-        <w:t xml:space="preserve">: scelta del metodo più specifico tra gli applicabili.</w:t>
-      </w:r>
-    </w:p>
-    <w:p>
-      <w:pPr>
-        <w:numPr>
-          <w:ilvl w:val="0"/>
-          <w:numId w:val="53"/>
-        </w:numPr>
-        <w:spacing w:lineRule="auto"/>
-      </w:pPr>
-      <w:r>
-        <w:rPr>
-          <w:b/>
-        </w:rPr>
-        <w:t xml:space="preserve">Effetti dichiarati</w:t>
-      </w:r>
-      <w:r>
-        <w:rPr/>
-        <w:t xml:space="preserve">: </w:t>
-      </w:r>
-      <w:r>
-        <w:rPr/>
-        <w:t xml:space="preserve">!io</w:t>
-      </w:r>
-      <w:r>
-        <w:rPr/>
-        <w:t xml:space="preserve">, </w:t>
-      </w:r>
-      <w:r>
-        <w:rPr/>
-        <w:t xml:space="preserve">!state</w:t>
-      </w:r>
-      <w:r>
-        <w:rPr/>
-        <w:t xml:space="preserve"> nella firma; controllo dinamico.</w:t>
-      </w:r>
-    </w:p>
-    <w:p>
-      <w:pPr>
-        <w:numPr>
-          <w:ilvl w:val="0"/>
-          <w:numId w:val="53"/>
-        </w:numPr>
-        <w:spacing w:lineRule="auto"/>
-      </w:pPr>
-      <w:r>
-        <w:rPr>
-          <w:b/>
-        </w:rPr>
-        <w:t xml:space="preserve">Contratti</w:t>
-      </w:r>
-      <w:r>
-        <w:rPr/>
-        <w:t xml:space="preserve">: </w:t>
-      </w:r>
-      <w:r>
-        <w:rPr/>
-        <w:t xml:space="preserve">requires</w:t>
-      </w:r>
-      <w:r>
-        <w:rPr/>
-        <w:t xml:space="preserve"> (pre) / </w:t>
-      </w:r>
-      <w:r>
-        <w:rPr/>
-        <w:t xml:space="preserve">ensures</w:t>
-      </w:r>
-      <w:r>
-        <w:rPr/>
-        <w:t xml:space="preserve"> (post, con </w:t>
-      </w:r>
-      <w:r>
-        <w:rPr/>
-        <w:t xml:space="preserve">result</w:t>
-      </w:r>
-      <w:r>
-        <w:rPr/>
-        <w:t xml:space="preserve">).</w:t>
-      </w:r>
-    </w:p>
-    <w:p>
-      <w:pPr>
-        <w:numPr>
-          <w:ilvl w:val="0"/>
-          <w:numId w:val="53"/>
-        </w:numPr>
-        <w:spacing w:lineRule="auto"/>
-      </w:pPr>
-      <w:r>
-        <w:rPr>
-          <w:b/>
-        </w:rPr>
-        <w:t xml:space="preserve">Budget</w:t>
-      </w:r>
-      <w:r>
-        <w:rPr/>
-        <w:t xml:space="preserve">: </w:t>
-      </w:r>
-      <w:r>
-        <w:rPr/>
-        <w:t xml:space="preserve">with budget(steps = N)</w:t>
-      </w:r>
-      <w:r>
-        <w:rPr/>
-        <w:t xml:space="preserve">; l'esaurimento è </w:t>
-      </w:r>
-      <w:r>
-        <w:rPr/>
-        <w:t xml:space="preserve">Err(:budget)</w:t>
-      </w:r>
-      <w:r>
-        <w:rPr/>
-        <w:t xml:space="preserve">.</w:t>
-      </w:r>
-    </w:p>
-    <w:p>
-      <w:pPr>
-        <w:numPr>
-          <w:ilvl w:val="0"/>
-          <w:numId w:val="53"/>
-        </w:numPr>
-        <w:spacing w:lineRule="auto"/>
-      </w:pPr>
-      <w:r>
-        <w:rPr>
-          <w:b/>
-        </w:rPr>
-        <w:t xml:space="preserve">Destrutturazione</w:t>
-      </w:r>
-      <w:r>
-        <w:rPr/>
-        <w:t xml:space="preserve">: </w:t>
-      </w:r>
-      <w:r>
-        <w:rPr/>
-        <w:t xml:space="preserve">(a, b) = lista</w:t>
-      </w:r>
-      <w:r>
-        <w:rPr/>
-        <w:t xml:space="preserve">, </w:t>
-      </w:r>
-      <w:r>
-        <w:rPr/>
-        <w:t xml:space="preserve">for (k, v) in lista_di_liste</w:t>
-      </w:r>
-      <w:r>
-        <w:rPr/>
-        <w:t xml:space="preserve">.</w:t>
-      </w:r>
-    </w:p>
-    <w:p>
-      <w:pPr>
-        <w:spacing w:lineRule="auto"/>
-      </w:pPr>
-      <w:hyperlink r:id="rId151">
-        <w:r>
-          <w:rPr>
-            <w:rStyle w:val="Hyperlink"/>
-          </w:rPr>
-        </w:r>
-      </w:hyperlink>
-    </w:p>
-    <w:p>
-      <w:pPr>
-        <w:pStyle w:val="Heading2"/>
-        <w:spacing w:lineRule="auto"/>
-      </w:pPr>
-      <w:r>
-        <w:rPr/>
         <w:t xml:space="preserve">48. Stato, limiti noti e fix storici</w:t>
       </w:r>
     </w:p>
@@ -57821,7 +57790,7 @@
         <w:rPr/>
         <w:t xml:space="preserve"> (dettagli in </w:t>
       </w:r>
-      <w:hyperlink r:id="rId152">
+      <w:hyperlink r:id="rId151">
         <w:r>
           <w:rPr>
             <w:rStyle w:val="Hyperlink"/>
@@ -58660,7 +58629,7 @@
       <w:pPr>
         <w:spacing w:lineRule="auto"/>
       </w:pPr>
-      <w:hyperlink r:id="rId153">
+      <w:hyperlink r:id="rId152">
         <w:r>
           <w:rPr>
             <w:rStyle w:val="Hyperlink"/>

--- a/docs/libro/libro.docx
+++ b/docs/libro/libro.docx
@@ -5,6 +5,8 @@
     <w:sectPr>
       <w:pgSz w:w="8640" w:h="12960" w:orient="portrait"/>
       <w:pgMar w:top="850" w:right="680" w:bottom="850" w:left="680" w:header="undefined" w:footer="undefined" w:gutter="undefined"/>
+      <w:footerReference r:id="rId153" w:type="default"/>
+      <w:titlePg/>
     </w:sectPr>
     <w:p>
       <w:pPr>
@@ -58,7 +60,7 @@
       </w:pPr>
       <w:r>
         <w:rPr/>
-        <w:t xml:space="preserve">Il volume è organizzato in quattro parti. La prima, </w:t>
+        <w:t xml:space="preserve">Il volume è organizzato in cinque parti. La prima, </w:t>
       </w:r>
       <w:r>
         <w:rPr/>
@@ -90,7 +92,40 @@
       </w:r>
       <w:r>
         <w:rPr/>
-        <w:t xml:space="preserve">, accompagna il lettore nel codice del repository: il seed in codice macchina, la suite di conformance, la CLI, gli strumenti per gli editor.</w:t>
+        <w:t xml:space="preserve">, accompagna il lettore nel codice del repository: il seed in codice macchina, la suite di conformance, la CLI, gli strumenti per gli editor. La quinta, </w:t>
+      </w:r>
+      <w:r>
+        <w:rPr/>
+        <w:t xml:space="preserve">Sul campo</w:t>
+      </w:r>
+      <w:r>
+        <w:rPr/>
+        <w:t xml:space="preserve">, affronta il lavoro quotidiano: scegliere il costrutto giusto per ogni problema, portare un programma esistente a Triad, verificare il codice con sonde, golden e benchmark, proporre una modifica al linguaggio.</w:t>
+      </w:r>
+    </w:p>
+    <w:p>
+      <w:pPr>
+        <w:spacing w:lineRule="auto"/>
+      </w:pPr>
+      <w:r>
+        <w:rPr/>
+        <w:t xml:space="preserve">In coda al volume, l'appendice riporta per intero i due testi normativi, </w:t>
+      </w:r>
+      <w:r>
+        <w:rPr/>
+        <w:t xml:space="preserve">SPEC.md</w:t>
+      </w:r>
+      <w:r>
+        <w:rPr/>
+        <w:t xml:space="preserve"> e </w:t>
+      </w:r>
+      <w:r>
+        <w:rPr/>
+        <w:t xml:space="preserve">SPEC-CORE.md</w:t>
+      </w:r>
+      <w:r>
+        <w:rPr/>
+        <w:t xml:space="preserve">. Il volume è così autosufficiente: ogni affermazione del manuale può essere controllata sulla fonte che la definisce.</w:t>
       </w:r>
     </w:p>
     <w:p>
@@ -167,11 +202,12 @@
     </w:p>
     <w:p>
       <w:pPr>
-        <w:spacing w:lineRule="auto"/>
-      </w:pPr>
-      <w:r>
-        <w:rPr/>
-        <w:t xml:space="preserve">﻿# Manuale di Triad 2.0</w:t>
+        <w:pStyle w:val="Heading1"/>
+        <w:spacing w:lineRule="auto"/>
+      </w:pPr>
+      <w:r>
+        <w:rPr/>
+        <w:t xml:space="preserve">Manuale di Triad 2.0</w:t>
       </w:r>
     </w:p>
     <w:p>
@@ -191,7 +227,7 @@
       </w:pPr>
       <w:r>
         <w:rPr/>
-        <w:t xml:space="preserve">Triad Ã¨ un linguaggio di programmazione autonomo: sintassi a blocchi e tipi dichiarati, multiple dispatch, programmazione logica integrata e codice come dato, in una sola sintassi. La sua definizione Ã¨ una specifica normativa indipendente da qualsiasi implementazione (</w:t>
+        <w:t xml:space="preserve">Triad è un linguaggio di programmazione autonomo: sintassi a blocchi e tipi dichiarati, multiple dispatch, programmazione logica integrata e codice come dato, in una sola sintassi. La sua definizione è una specifica normativa indipendente da qualsiasi implementazione (</w:t>
       </w:r>
       <w:hyperlink r:id="rId6">
         <w:r>
@@ -223,7 +259,7 @@
       </w:hyperlink>
       <w:r>
         <w:rPr/>
-        <w:t xml:space="preserve">) e da una suite di conformitÃ  con golden verificabili (</w:t>
+        <w:t xml:space="preserve">) e da una suite di conformità con golden verificabili (</w:t>
       </w:r>
       <w:hyperlink r:id="rId8">
         <w:r>
@@ -244,7 +280,7 @@
       </w:pPr>
       <w:r>
         <w:rPr/>
-        <w:t xml:space="preserve">Questo manuale insegna il linguaggio per come Ã¨ definito dallo standard. Non Ã¨ un riassunto della specifica: Ã¨ un percorso di studio, con spiegazioni, esempi ed esercizi.</w:t>
+        <w:t xml:space="preserve">Questo manuale insegna il linguaggio per come è definito dallo standard. Non è un riassunto della specifica: è un percorso di studio, con spiegazioni, esempi ed esercizi.</w:t>
       </w:r>
     </w:p>
     <w:p>
@@ -264,7 +300,7 @@
       </w:pPr>
       <w:r>
         <w:rPr/>
-        <w:t xml:space="preserve">A chi Ã¨ indirizzato</w:t>
+        <w:t xml:space="preserve">A chi è indirizzato</w:t>
       </w:r>
     </w:p>
     <w:p>
@@ -302,7 +338,7 @@
       </w:pPr>
       <w:r>
         <w:rPr/>
-        <w:t xml:space="preserve">Lo standard definisce due profili di conformitÃ , ed Ã¨ utile saperli distinguere prima di cominciare:</w:t>
+        <w:t xml:space="preserve">Lo standard definisce due profili di conformità, ed è utile saperli distinguere prima di cominciare:</w:t>
       </w:r>
     </w:p>
     <w:tbl>
@@ -382,7 +418,7 @@
             </w:pPr>
             <w:r>
               <w:rPr/>
-              <w:t xml:space="preserve">dove Ã¨ definito</w:t>
+              <w:t xml:space="preserve">dove è definito</w:t>
             </w:r>
           </w:p>
         </w:tc>
@@ -539,7 +575,7 @@
       </w:pPr>
       <w:r>
         <w:rPr/>
-        <w:t xml:space="preserve">Triad-Core Ã¨ un </w:t>
+        <w:t xml:space="preserve">Triad-Core è un </w:t>
       </w:r>
       <w:r>
         <w:rPr>
@@ -549,7 +585,7 @@
       </w:r>
       <w:r>
         <w:rPr/>
-        <w:t xml:space="preserve"> di Triad-Full: ogni programma Core Ã¨ anche un programma Full valido e deve comportarsi allo stesso modo. Il manuale presenta i due profili </w:t>
+        <w:t xml:space="preserve"> di Triad-Full: ogni programma Core è anche un programma Full valido e deve comportarsi allo stesso modo. Il manuale presenta i due profili </w:t>
       </w:r>
       <w:r>
         <w:rPr>
@@ -559,7 +595,7 @@
       </w:r>
       <w:r>
         <w:rPr/>
-        <w:t xml:space="preserve">, per costruzione logica: ogni capitolo introduce un costrutto e dice in quale profilo esiste. Non perchÃ© Full sia "piÃ¹ avanti", ma perchÃ© sono due facce della stessa specifica.</w:t>
+        <w:t xml:space="preserve">, per costruzione logica: ogni capitolo introduce un costrutto e dice in quale profilo esiste. Non perché Full sia "più avanti", ma perché sono due facce della stessa specifica.</w:t>
       </w:r>
     </w:p>
     <w:p>
@@ -587,7 +623,7 @@
       </w:r>
       <w:r>
         <w:rPr/>
-        <w:t xml:space="preserve"> â€” il costrutto esiste nel sottoinsieme di bootstrap;</w:t>
+        <w:t xml:space="preserve"> — il costrutto esiste nel sottoinsieme di bootstrap;</w:t>
       </w:r>
     </w:p>
     <w:p>
@@ -606,7 +642,7 @@
       </w:r>
       <w:r>
         <w:rPr/>
-        <w:t xml:space="preserve"> â€” il costrutto esiste solo nello standard completo.</w:t>
+        <w:t xml:space="preserve"> — il costrutto esiste solo nello standard completo.</w:t>
       </w:r>
     </w:p>
     <w:p>
@@ -853,7 +889,7 @@
               <w:rPr>
                 <w:highlight w:val="lightGray"/>
               </w:rPr>
-              <w:t xml:space="preserve">SPEC Â§n</w:t>
+              <w:t xml:space="preserve">SPEC §n</w:t>
             </w:r>
           </w:p>
         </w:tc>
@@ -892,7 +928,7 @@
       </w:pPr>
       <w:r>
         <w:rPr/>
-        <w:t xml:space="preserve">I blocchi di codice sono marcati con il loro livello di eseguibilitÃ :</w:t>
+        <w:t xml:space="preserve">I blocchi di codice sono marcati con il loro livello di eseguibilità:</w:t>
       </w:r>
     </w:p>
     <w:tbl>
@@ -1222,7 +1258,7 @@
       </w:pPr>
       <w:r>
         <w:rPr/>
-        <w:t xml:space="preserve">Parte I â€” Il linguaggio</w:t>
+        <w:t xml:space="preserve">Parte I — Il linguaggio</w:t>
       </w:r>
     </w:p>
     <w:p>
@@ -1287,7 +1323,7 @@
       </w:r>
       <w:r>
         <w:rPr/>
-        <w:t xml:space="preserve"> finale Ã¨ ammesso se non Ã¨ seguito da </w:t>
+        <w:t xml:space="preserve"> finale è ammesso se non è seguito da </w:t>
       </w:r>
       <w:r>
         <w:rPr/>
@@ -1341,7 +1377,7 @@
       </w:r>
       <w:r>
         <w:rPr/>
-        <w:t xml:space="preserve"> finale Ã¨ per le funzioni che mutano il loro argomento (cap. 9).</w:t>
+        <w:t xml:space="preserve"> finale è per le funzioni che mutano il loro argomento (cap. 9).</w:t>
       </w:r>
     </w:p>
     <w:p>
@@ -1367,7 +1403,7 @@
         <w:rPr>
           <w:rFonts w:ascii="Courier" w:hAnsi="Courier"/>
         </w:rPr>
-        <w:t xml:space="preserve">etÃ  = 42 </w:t>
+        <w:t xml:space="preserve">età = 42 </w:t>
       </w:r>
     </w:p>
     <w:p>
@@ -1394,7 +1430,7 @@
       </w:r>
       <w:r>
         <w:rPr/>
-        <w:t xml:space="preserve"> funziona come separatore. Il segno Ã¨ un operatore unario, non parte del letterale. </w:t>
+        <w:t xml:space="preserve"> funziona come separatore. Il segno è un operatore unario, non parte del letterale. </w:t>
       </w:r>
       <w:r>
         <w:rPr>
@@ -1482,7 +1518,7 @@
       </w:pPr>
       <w:r>
         <w:rPr/>
-        <w:t xml:space="preserve">Una stringa Ã¨ una sequenza di byte UTF-8 </w:t>
+        <w:t xml:space="preserve">Una stringa è una sequenza di byte UTF-8 </w:t>
       </w:r>
       <w:r>
         <w:rPr>
@@ -1650,7 +1686,7 @@
       </w:pPr>
       <w:r>
         <w:rPr/>
-        <w:t xml:space="preserve">Un simbolo Ã¨ </w:t>
+        <w:t xml:space="preserve">Un simbolo è </w:t>
       </w:r>
       <w:r>
         <w:rPr/>
@@ -1674,7 +1710,7 @@
       </w:r>
       <w:r>
         <w:rPr/>
-        <w:t xml:space="preserve">. Due simboli sono uguali se hanno lo stesso nome. In Triad-Full il simbolo Ã¨ anche l'atomo della logica (cap. 16). </w:t>
+        <w:t xml:space="preserve">. Due simboli sono uguali se hanno lo stesso nome. In Triad-Full il simbolo è anche l'atomo della logica (cap. 16). </w:t>
       </w:r>
       <w:r>
         <w:rPr>
@@ -1740,11 +1776,11 @@
       </w:r>
       <w:r>
         <w:rPr/>
-        <w:t xml:space="preserve">#= â€¦ =#</w:t>
-      </w:r>
-      <w:r>
-        <w:rPr/>
-        <w:t xml:space="preserve"> commenta su piÃ¹ righe; in Triad-Full i commenti annidati sono ammessi. </w:t>
+        <w:t xml:space="preserve">#= … =#</w:t>
+      </w:r>
+      <w:r>
+        <w:rPr/>
+        <w:t xml:space="preserve"> commenta su più righe; in Triad-Full i commenti annidati sono ammessi. </w:t>
       </w:r>
       <w:r>
         <w:rPr>
@@ -1761,7 +1797,7 @@
         <w:rPr>
           <w:rFonts w:ascii="Courier" w:hAnsi="Courier"/>
         </w:rPr>
-        <w:t xml:space="preserve">#= commento    su piÃ¹ righe =# x = 1_000   # commento di riga println(x) </w:t>
+        <w:t xml:space="preserve">#= commento    su più righe =# x = 1_000   # commento di riga println(x) </w:t>
       </w:r>
     </w:p>
     <w:p>
@@ -1882,7 +1918,7 @@
       </w:r>
       <w:r>
         <w:rPr/>
-        <w:t xml:space="preserve">. La grammatica di Core non ha una regola di continuazione di riga: un'espressione spezzata su piÃ¹ righe non Ã¨ un programma valido. Scrivi </w:t>
+        <w:t xml:space="preserve">. La grammatica di Core non ha una regola di continuazione di riga: un'espressione spezzata su più righe non è un programma valido. Scrivi </w:t>
       </w:r>
       <w:r>
         <w:rPr>
@@ -1950,11 +1986,11 @@
       </w:r>
       <w:r>
         <w:rPr/>
-        <w:t xml:space="preserve"> la regola Ã¨ piÃ¹ permissiva: </w:t>
-      </w:r>
-      <w:r>
-        <w:rPr/>
-        <w:t xml:space="preserve">SPEC Â§1</w:t>
+        <w:t xml:space="preserve"> la regola è più permissiva: </w:t>
+      </w:r>
+      <w:r>
+        <w:rPr/>
+        <w:t xml:space="preserve">SPEC §1</w:t>
       </w:r>
       <w:r>
         <w:rPr/>
@@ -1992,7 +2028,7 @@
       </w:r>
       <w:r>
         <w:rPr/>
-        <w:t xml:space="preserve">, nÃ© subito dopo un operatore binario. L'interprete di riferimento attuale non implementa ancora questa eccezione, quindi anche in Full la forma sicura resta una istruzione per riga.</w:t>
+        <w:t xml:space="preserve">, né subito dopo un operatore binario. L'interprete di riferimento attuale non implementa ancora questa eccezione, quindi anche in Full la forma sicura resta una istruzione per riga.</w:t>
       </w:r>
     </w:p>
     <w:p>
@@ -2023,7 +2059,7 @@
       </w:r>
       <w:r>
         <w:rPr/>
-        <w:t xml:space="preserve"> ne ha due. La specifica li chiama esplicitamente Â«il problema classico di </w:t>
+        <w:t xml:space="preserve"> ne ha due. La specifica li chiama esplicitamente «il problema classico di </w:t>
       </w:r>
       <w:r>
         <w:rPr/>
@@ -2031,7 +2067,7 @@
       </w:r>
       <w:r>
         <w:rPr/>
-        <w:t xml:space="preserve">Â» â€” Ã¨ il primo punto in cui Triad si discosta dalla sintassi che conosci.</w:t>
+        <w:t xml:space="preserve">» — è il primo punto in cui Triad si discosta dalla sintassi che conosci.</w:t>
       </w:r>
     </w:p>
     <w:tbl>
@@ -2169,7 +2205,7 @@
             </w:pPr>
             <w:r>
               <w:rPr/>
-              <w:t xml:space="preserve"> attaccato a un valore e senza spazi â†’ </w:t>
+              <w:t xml:space="preserve"> attaccato a un valore e senza spazi → </w:t>
             </w:r>
           </w:p>
           <w:p>
@@ -2254,7 +2290,7 @@
             </w:pPr>
             <w:r>
               <w:rPr/>
-              <w:t xml:space="preserve"> non preceduto da un valore e seguito da un nome â†’ </w:t>
+              <w:t xml:space="preserve"> non preceduto da un valore e seguito da un nome → </w:t>
             </w:r>
           </w:p>
           <w:p>
@@ -2289,26 +2325,26 @@
               <w:rPr>
                 <w:highlight w:val="lightGray"/>
               </w:rPr>
-              <w:t xml:space="preserve">:( â€¦ )</w:t>
-            </w:r>
-          </w:p>
-        </w:tc>
-        <w:tc>
-          <w:tcPr>
-            <w:tcBorders>
-              <w:top w:val="single" w:sz="1" w:space="0" w:color="000000"/>
-              <w:bottom w:val="single" w:sz="1" w:space="0" w:color="000000"/>
-              <w:left w:val="single" w:sz="1" w:space="0" w:color="000000"/>
-              <w:right w:val="single" w:sz="1" w:space="0" w:color="000000"/>
-            </w:tcBorders>
-          </w:tcPr>
-          <w:p>
-            <w:pPr>
-              <w:spacing w:lineRule="auto"/>
-            </w:pPr>
-            <w:r>
-              <w:rPr/>
-              <w:t xml:space="preserve">â†’ </w:t>
+              <w:t xml:space="preserve">:( … )</w:t>
+            </w:r>
+          </w:p>
+        </w:tc>
+        <w:tc>
+          <w:tcPr>
+            <w:tcBorders>
+              <w:top w:val="single" w:sz="1" w:space="0" w:color="000000"/>
+              <w:bottom w:val="single" w:sz="1" w:space="0" w:color="000000"/>
+              <w:left w:val="single" w:sz="1" w:space="0" w:color="000000"/>
+              <w:right w:val="single" w:sz="1" w:space="0" w:color="000000"/>
+            </w:tcBorders>
+          </w:tcPr>
+          <w:p>
+            <w:pPr>
+              <w:spacing w:lineRule="auto"/>
+            </w:pPr>
+            <w:r>
+              <w:rPr/>
+              <w:t xml:space="preserve">→ </w:t>
             </w:r>
           </w:p>
           <w:p>
@@ -2373,7 +2409,7 @@
             </w:pPr>
             <w:r>
               <w:rPr/>
-              <w:t xml:space="preserve"> circondato da spazi â†’ </w:t>
+              <w:t xml:space="preserve"> circondato da spazi → </w:t>
             </w:r>
           </w:p>
           <w:p>
@@ -2513,7 +2549,7 @@
             </w:pPr>
             <w:r>
               <w:rPr/>
-              <w:t xml:space="preserve"> attaccato â†’ </w:t>
+              <w:t xml:space="preserve"> attaccato → </w:t>
             </w:r>
           </w:p>
           <w:p>
@@ -2578,7 +2614,7 @@
             </w:pPr>
             <w:r>
               <w:rPr/>
-              <w:t xml:space="preserve"> con spazio dopo â†’ </w:t>
+              <w:t xml:space="preserve"> con spazio dopo → </w:t>
             </w:r>
           </w:p>
           <w:p>
@@ -2617,7 +2653,7 @@
       </w:r>
       <w:r>
         <w:rPr/>
-        <w:t xml:space="preserve"> Ã¨ ambiguo, </w:t>
+        <w:t xml:space="preserve"> è ambiguo, </w:t>
       </w:r>
       <w:r>
         <w:rPr>
@@ -2635,7 +2671,7 @@
       </w:r>
       <w:r>
         <w:rPr/>
-        <w:t xml:space="preserve"> Ã¨ un range; </w:t>
+        <w:t xml:space="preserve"> è un range; </w:t>
       </w:r>
       <w:r>
         <w:rPr/>
@@ -2643,7 +2679,7 @@
       </w:r>
       <w:r>
         <w:rPr/>
-        <w:t xml:space="preserve"> Ã¨ un ternario perchÃ© i due spazi lo circondano.</w:t>
+        <w:t xml:space="preserve"> è un ternario perché i due spazi lo circondano.</w:t>
       </w:r>
     </w:p>
     <w:p>
@@ -2781,7 +2817,7 @@
       </w:r>
       <w:r>
         <w:rPr/>
-        <w:t xml:space="preserve">etÃ </w:t>
+        <w:t xml:space="preserve">età</w:t>
       </w:r>
       <w:r>
         <w:rPr/>
@@ -2789,7 +2825,7 @@
       </w:r>
       <w:r>
         <w:rPr/>
-        <w:t xml:space="preserve">Ï€</w:t>
+        <w:t xml:space="preserve">π</w:t>
       </w:r>
       <w:r>
         <w:rPr/>
@@ -2797,7 +2833,7 @@
       </w:r>
       <w:r>
         <w:rPr/>
-        <w:t xml:space="preserve">Î”x</w:t>
+        <w:t xml:space="preserve">Δx</w:t>
       </w:r>
       <w:r>
         <w:rPr/>
@@ -2818,7 +2854,7 @@
         <w:rPr>
           <w:rFonts w:ascii="Courier" w:hAnsi="Courier"/>
         </w:rPr>
-        <w:t xml:space="preserve">etÃ  = 42 Ï€ = 3.14159 Î”x = 0.001 println(etÃ  + Ï€) </w:t>
+        <w:t xml:space="preserve">età = 42 π = 3.14159 Δx = 0.001 println(età + π) </w:t>
       </w:r>
     </w:p>
     <w:p>
@@ -3020,7 +3056,7 @@
       </w:r>
       <w:r>
         <w:rPr/>
-        <w:t xml:space="preserve">\u{â€¦}</w:t>
+        <w:t xml:space="preserve">\u{…}</w:t>
       </w:r>
       <w:r>
         <w:rPr/>
@@ -3028,7 +3064,7 @@
       </w:r>
       <w:r>
         <w:rPr/>
-        <w:t xml:space="preserve">\x{â€¦}</w:t>
+        <w:t xml:space="preserve">\x{…}</w:t>
       </w:r>
       <w:r>
         <w:rPr/>
@@ -3058,7 +3094,7 @@
       </w:pPr>
       <w:r>
         <w:rPr/>
-        <w:t xml:space="preserve">Una stringa puÃ² contenere qualsiasi byte UTF-8 valido; un byte non valido produce un errore di parsing. Le stringhe sono </w:t>
+        <w:t xml:space="preserve">Una stringa può contenere qualsiasi byte UTF-8 valido; un byte non valido produce un errore di parsing. Le stringhe sono </w:t>
       </w:r>
       <w:r>
         <w:rPr>
@@ -3085,7 +3121,7 @@
         <w:rPr>
           <w:rFonts w:ascii="Courier" w:hAnsi="Courier"/>
         </w:rPr>
-        <w:t xml:space="preserve">a = "ciao" b = a * " mondo" println(a)        # "ciao" â€” inalterato println(b)        # "ciao mondo" </w:t>
+        <w:t xml:space="preserve">a = "ciao" b = a * " mondo" println(a)        # "ciao" — inalterato println(b)        # "ciao mondo" </w:t>
       </w:r>
     </w:p>
     <w:p>
@@ -3130,7 +3166,7 @@
       </w:pPr>
       <w:r>
         <w:rPr/>
-        <w:t xml:space="preserve">Scrivi un programma che stampi il tuo nome e la tua etÃ  su due righe, usando </w:t>
+        <w:t xml:space="preserve">Scrivi un programma che stampi il tuo nome e la tua età su due righe, usando </w:t>
       </w:r>
       <w:r>
         <w:rPr/>
@@ -4090,7 +4126,7 @@
             </w:pPr>
             <w:r>
               <w:rPr/>
-              <w:t xml:space="preserve">â€”</w:t>
+              <w:t xml:space="preserve">—</w:t>
             </w:r>
           </w:p>
         </w:tc>
@@ -4165,7 +4201,7 @@
             </w:pPr>
             <w:r>
               <w:rPr/>
-              <w:t xml:space="preserve">â€”</w:t>
+              <w:t xml:space="preserve">—</w:t>
             </w:r>
           </w:p>
         </w:tc>
@@ -4238,7 +4274,7 @@
             </w:pPr>
             <w:r>
               <w:rPr/>
-              <w:t xml:space="preserve">â€”</w:t>
+              <w:t xml:space="preserve">—</w:t>
             </w:r>
           </w:p>
         </w:tc>
@@ -4311,7 +4347,7 @@
             </w:pPr>
             <w:r>
               <w:rPr/>
-              <w:t xml:space="preserve">â€”</w:t>
+              <w:t xml:space="preserve">—</w:t>
             </w:r>
           </w:p>
         </w:tc>
@@ -4406,7 +4442,7 @@
       </w:pPr>
       <w:r>
         <w:rPr/>
-        <w:t xml:space="preserve">Il set dei tipi Core Ã¨ </w:t>
+        <w:t xml:space="preserve">Il set dei tipi Core è </w:t>
       </w:r>
       <w:r>
         <w:rPr>
@@ -4504,7 +4540,7 @@
       </w:r>
       <w:r>
         <w:rPr/>
-        <w:t xml:space="preserve"> come valori del linguaggio: un errore Ã¨ una lista taggata </w:t>
+        <w:t xml:space="preserve"> come valori del linguaggio: un errore è una lista taggata </w:t>
       </w:r>
       <w:r>
         <w:rPr/>
@@ -4512,7 +4548,7 @@
       </w:r>
       <w:r>
         <w:rPr/>
-        <w:t xml:space="preserve"> (cap. 11) e una struct Ã¨ </w:t>
+        <w:t xml:space="preserve"> (cap. 11) e una struct è </w:t>
       </w:r>
       <w:r>
         <w:rPr/>
@@ -4607,7 +4643,7 @@
       </w:r>
       <w:r>
         <w:rPr/>
-        <w:t xml:space="preserve">, e ogni tipo Ã¨ sottotipo di </w:t>
+        <w:t xml:space="preserve">, e ogni tipo è sottotipo di </w:t>
       </w:r>
       <w:r>
         <w:rPr/>
@@ -4623,7 +4659,7 @@
       </w:r>
       <w:r>
         <w:rPr/>
-        <w:t xml:space="preserve"> Ã¨ il supertipo usato nelle firme quando un parametro accetta qualunque cosa. </w:t>
+        <w:t xml:space="preserve"> è il supertipo usato nelle firme quando un parametro accetta qualunque cosa. </w:t>
       </w:r>
       <w:r>
         <w:rPr>
@@ -4667,7 +4703,7 @@
       </w:r>
       <w:r>
         <w:rPr/>
-        <w:t xml:space="preserve"> Ã¨ un record immutabile con campi tipizzati e costruttore posizionale. Il costruttore controlla i campi; un </w:t>
+        <w:t xml:space="preserve"> è un record immutabile con campi tipizzati e costruttore posizionale. Il costruttore controlla i campi; un </w:t>
       </w:r>
       <w:r>
         <w:rPr/>
@@ -4757,7 +4793,7 @@
       </w:r>
       <w:r>
         <w:rPr/>
-        <w:t xml:space="preserve">, con il simbolo del tipo in prima posizione. Ãˆ cosÃ¬ che gli interpreti di </w:t>
+        <w:t xml:space="preserve">, con il simbolo del tipo in prima posizione. È così che gli interpreti di </w:t>
       </w:r>
       <w:r>
         <w:rPr/>
@@ -4963,7 +4999,7 @@
       </w:r>
       <w:r>
         <w:rPr/>
-        <w:t xml:space="preserve"> se Ã¨ di tipo </w:t>
+        <w:t xml:space="preserve"> se è di tipo </w:t>
       </w:r>
       <w:r>
         <w:rPr/>
@@ -5019,7 +5055,7 @@
       </w:r>
       <w:r>
         <w:rPr/>
-        <w:t xml:space="preserve"> â€” e un parametro </w:t>
+        <w:t xml:space="preserve"> — e un parametro </w:t>
       </w:r>
       <w:r>
         <w:rPr/>
@@ -5027,7 +5063,7 @@
       </w:r>
       <w:r>
         <w:rPr/>
-        <w:t xml:space="preserve"> â€” </w:t>
+        <w:t xml:space="preserve"> — </w:t>
       </w:r>
       <w:r>
         <w:rPr>
@@ -5049,7 +5085,7 @@
       </w:r>
       <w:r>
         <w:rPr/>
-        <w:t xml:space="preserve">x::U = â€¦</w:t>
+        <w:t xml:space="preserve">x::U = …</w:t>
       </w:r>
       <w:r>
         <w:rPr/>
@@ -5078,7 +5114,7 @@
         <w:rPr>
           <w:rFonts w:ascii="Courier" w:hAnsi="Courier"/>
         </w:rPr>
-        <w:t xml:space="preserve">x::Int = 5 x = 6            # bene x = 5.5          # Err(:type)  y::Float = 1.0 y = 2            # 2.0: conversione Int -&gt; Float  s = "a" s = 3            # bene: s non Ã¨ dichiarato con un tipo </w:t>
+        <w:t xml:space="preserve">x::Int = 5 x = 6            # bene x = 5.5          # Err(:type)  y::Float = 1.0 y = 2            # 2.0: conversione Int -&gt; Float  s = "a" s = 3            # bene: s non è dichiarato con un tipo </w:t>
       </w:r>
     </w:p>
     <w:p>
@@ -5109,7 +5145,7 @@
       </w:r>
       <w:r>
         <w:rPr/>
-        <w:t xml:space="preserve"> Ã¨ un errore, non </w:t>
+        <w:t xml:space="preserve"> è un errore, non </w:t>
       </w:r>
       <w:r>
         <w:rPr/>
@@ -5460,7 +5496,7 @@
             </w:pPr>
             <w:r>
               <w:rPr/>
-              <w:t xml:space="preserve">cosÃ¬ com'Ã¨</w:t>
+              <w:t xml:space="preserve">così com'è</w:t>
             </w:r>
           </w:p>
         </w:tc>
@@ -5773,7 +5809,17 @@
       </w:r>
       <w:r>
         <w:rPr/>
-        <w:t xml:space="preserve"> (anche annidate), le funzioni **per identitÃ **. </w:t>
+        <w:t xml:space="preserve"> (anche annidate), le funzioni </w:t>
+      </w:r>
+      <w:r>
+        <w:rPr>
+          <w:b/>
+        </w:rPr>
+        <w:t xml:space="preserve">per identità</w:t>
+      </w:r>
+      <w:r>
+        <w:rPr/>
+        <w:t xml:space="preserve">. </w:t>
       </w:r>
       <w:r>
         <w:rPr>
@@ -5853,7 +5899,7 @@
         <w:rPr>
           <w:b/>
         </w:rPr>
-        <w:t xml:space="preserve">Ã¨ un'espressione</w:t>
+        <w:t xml:space="preserve">è un'espressione</w:t>
       </w:r>
       <w:r>
         <w:rPr/>
@@ -5881,7 +5927,7 @@
       </w:r>
       <w:r>
         <w:rPr/>
-        <w:t xml:space="preserve"> aggiornano una variabile esistente e valutano il lato sinistro una volta sola. Usare un nome mai assegnato Ã¨ un errore di esecuzione. </w:t>
+        <w:t xml:space="preserve"> aggiornano una variabile esistente e valutano il lato sinistro una volta sola. Usare un nome mai assegnato è un errore di esecuzione. </w:t>
       </w:r>
       <w:r>
         <w:rPr>
@@ -5929,7 +5975,17 @@
       </w:pPr>
       <w:r>
         <w:rPr/>
-        <w:t xml:space="preserve">Non esistono dichiarazioni: le variabili sono dinamiche. Le regole di **visibilitÃ ** si vedono nel capitolo 8.</w:t>
+        <w:t xml:space="preserve">Non esistono dichiarazioni: le variabili sono dinamiche. Le regole di </w:t>
+      </w:r>
+      <w:r>
+        <w:rPr>
+          <w:b/>
+        </w:rPr>
+        <w:t xml:space="preserve">visibilità</w:t>
+      </w:r>
+      <w:r>
+        <w:rPr/>
+        <w:t xml:space="preserve"> si vedono nel capitolo 8.</w:t>
       </w:r>
     </w:p>
     <w:p>
@@ -5960,7 +6016,7 @@
       </w:pPr>
       <w:r>
         <w:rPr/>
-        <w:t xml:space="preserve">Il parser Ã¨ un </w:t>
+        <w:t xml:space="preserve">Il parser è un </w:t>
       </w:r>
       <w:r>
         <w:rPr>
@@ -5970,7 +6026,7 @@
       </w:r>
       <w:r>
         <w:rPr/>
-        <w:t xml:space="preserve"> con dodici livelli. Dalla precedenza piÃ¹ bassa alla piÃ¹ alta:</w:t>
+        <w:t xml:space="preserve"> con dodici livelli. Dalla precedenza più bassa alla più alta:</w:t>
       </w:r>
     </w:p>
     <w:tbl>
@@ -6050,7 +6106,7 @@
             </w:pPr>
             <w:r>
               <w:rPr/>
-              <w:t xml:space="preserve">associativitÃ</w:t>
+              <w:t xml:space="preserve">associatività</w:t>
             </w:r>
           </w:p>
         </w:tc>
@@ -7179,7 +7235,7 @@
       </w:r>
       <w:r>
         <w:rPr/>
-        <w:t xml:space="preserve"> Ã¨ il </w:t>
+        <w:t xml:space="preserve"> è il </w:t>
       </w:r>
       <w:r>
         <w:rPr>
@@ -7222,7 +7278,7 @@
       </w:r>
       <w:r>
         <w:rPr/>
-        <w:t xml:space="preserve"> con esponente negativo Ã¨ un errore; </w:t>
+        <w:t xml:space="preserve"> con esponente negativo è un errore; </w:t>
       </w:r>
       <w:r>
         <w:rPr/>
@@ -7230,7 +7286,7 @@
       </w:r>
       <w:r>
         <w:rPr/>
-        <w:t xml:space="preserve"> per zero Ã¨ un errore;</w:t>
+        <w:t xml:space="preserve"> per zero è un errore;</w:t>
       </w:r>
     </w:p>
     <w:p>
@@ -7255,7 +7311,7 @@
       </w:r>
       <w:r>
         <w:rPr/>
-        <w:t xml:space="preserve">: la divisione Ã¨ di Triad-Full.</w:t>
+        <w:t xml:space="preserve">: la divisione è di Triad-Full.</w:t>
       </w:r>
     </w:p>
     <w:p>
@@ -7305,7 +7361,7 @@
       </w:r>
       <w:r>
         <w:rPr/>
-        <w:t xml:space="preserve">: l'esponente Ã¨ associativo a destra, come in matematica.</w:t>
+        <w:t xml:space="preserve">: l'esponente è associativo a destra, come in matematica.</w:t>
       </w:r>
     </w:p>
     <w:p>
@@ -7354,7 +7410,7 @@
       </w:r>
       <w:r>
         <w:rPr/>
-        <w:t xml:space="preserve"> Ã¨ un errore (si confronta </w:t>
+        <w:t xml:space="preserve"> è un errore (si confronta </w:t>
       </w:r>
       <w:r>
         <w:rPr/>
@@ -7446,7 +7502,7 @@
         <w:rPr>
           <w:b/>
         </w:rPr>
-        <w:t xml:space="preserve">tutto Ã¨ un'espressione</w:t>
+        <w:t xml:space="preserve">tutto è un'espressione</w:t>
       </w:r>
       <w:r>
         <w:rPr/>
@@ -7490,7 +7546,7 @@
       </w:r>
       <w:r>
         <w:rPr/>
-        <w:t xml:space="preserve"> se non ce n'Ã¨).</w:t>
+        <w:t xml:space="preserve"> se non ce n'è).</w:t>
       </w:r>
     </w:p>
     <w:p>
@@ -7576,7 +7632,7 @@
       </w:r>
       <w:r>
         <w:rPr/>
-        <w:t xml:space="preserve"> Ã¨ la forma breve di </w:t>
+        <w:t xml:space="preserve"> è la forma breve di </w:t>
       </w:r>
       <w:r>
         <w:rPr/>
@@ -7661,7 +7717,7 @@
         <w:rPr>
           <w:b/>
         </w:rPr>
-        <w:t xml:space="preserve">piÃ¹ interno</w:t>
+        <w:t xml:space="preserve">più interno</w:t>
       </w:r>
       <w:r>
         <w:rPr/>
@@ -7784,7 +7840,7 @@
       </w:r>
       <w:r>
         <w:rPr/>
-        <w:t xml:space="preserve">begin â€¦ end</w:t>
+        <w:t xml:space="preserve">begin … end</w:t>
       </w:r>
       <w:r>
         <w:rPr/>
@@ -7946,7 +8002,7 @@
       </w:r>
       <w:r>
         <w:rPr/>
-        <w:t xml:space="preserve"> dentro un indicatore Ã¨ l'ultimo elemento. La destrutturazione nel </w:t>
+        <w:t xml:space="preserve"> dentro un indicatore è l'ultimo elemento. La destrutturazione nel </w:t>
       </w:r>
       <w:r>
         <w:rPr/>
@@ -7954,7 +8010,7 @@
       </w:r>
       <w:r>
         <w:rPr/>
-        <w:t xml:space="preserve"> Ã¨ trattata nel capitolo 24.</w:t>
+        <w:t xml:space="preserve"> è trattata nel capitolo 24.</w:t>
       </w:r>
     </w:p>
     <w:p>
@@ -8065,7 +8121,7 @@
       </w:pPr>
       <w:r>
         <w:rPr/>
-        <w:t xml:space="preserve">In Full l'errore Ã¨ un </w:t>
+        <w:t xml:space="preserve">In Full l'errore è un </w:t>
       </w:r>
       <w:r>
         <w:rPr>
@@ -8191,7 +8247,7 @@
         <w:rPr>
           <w:rFonts w:ascii="Courier" w:hAnsi="Courier"/>
         </w:rPr>
-        <w:t xml:space="preserve"># forma breve: il corpo Ã¨ un'espressione quadrato(x) = x * x  # forma blocco: il valore Ã¨ quello dell'ultima espressione function calcola(n)     m = n + 1     m * 2 end  # funzione anonima assegnata a un nome moltiplica = function (a, b)     a * b end  println(quadrato(4), " ", calcola(3), " ", moltiplica(6, 7)) </w:t>
+        <w:t xml:space="preserve"># forma breve: il corpo è un'espressione quadrato(x) = x * x  # forma blocco: il valore è quello dell'ultima espressione function calcola(n)     m = n + 1     m * 2 end  # funzione anonima assegnata a un nome moltiplica = function (a, b)     a * b end  println(quadrato(4), " ", calcola(3), " ", moltiplica(6, 7)) </w:t>
       </w:r>
     </w:p>
     <w:p>
@@ -8231,7 +8287,7 @@
       </w:r>
       <w:r>
         <w:rPr/>
-        <w:t xml:space="preserve">, ricorsione, aritÃ</w:t>
+        <w:t xml:space="preserve">, ricorsione, arità</w:t>
       </w:r>
     </w:p>
     <w:p>
@@ -8260,7 +8316,7 @@
       </w:r>
       <w:r>
         <w:rPr/>
-        <w:t xml:space="preserve">. Una funzione nominata Ã¨ visibile nel proprio corpo, quindi la ricorsione diretta funziona. Il numero di argomenti deve coincidere con i parametri. </w:t>
+        <w:t xml:space="preserve">. Una funzione nominata è visibile nel proprio corpo, quindi la ricorsione diretta funziona. Il numero di argomenti deve coincidere con i parametri. </w:t>
       </w:r>
       <w:r>
         <w:rPr>
@@ -8412,7 +8468,7 @@
       </w:r>
       <w:r>
         <w:rPr/>
-        <w:t xml:space="preserve"> funzionano perchÃ© anche gli </w:t>
+        <w:t xml:space="preserve"> funzionano perché anche gli </w:t>
       </w:r>
       <w:r>
         <w:rPr>
@@ -8463,7 +8519,7 @@
       </w:r>
       <w:r>
         <w:rPr/>
-        <w:t xml:space="preserve">: scriverla rende il codice giÃ  pronto per Full. </w:t>
+        <w:t xml:space="preserve">: scriverla rende il codice già pronto per Full. </w:t>
       </w:r>
       <w:r>
         <w:rPr>
@@ -8533,13 +8589,13 @@
       </w:pPr>
       <w:r>
         <w:rPr/>
-        <w:t xml:space="preserve">Una funzione generica Ã¨ un insieme di metodi. Ridefinire la stessa firma sostituisce il metodo precedente. Tra i metodi applicabili (stessa aritÃ , ogni argomento sottotipo del parametro) vince il </w:t>
+        <w:t xml:space="preserve">Una funzione generica è un insieme di metodi. Ridefinire la stessa firma sostituisce il metodo precedente. Tra i metodi applicabili (stessa arità, ogni argomento sottotipo del parametro) vince il </w:t>
       </w:r>
       <w:r>
         <w:rPr>
           <w:b/>
         </w:rPr>
-        <w:t xml:space="preserve">piÃ¹ specifico</w:t>
+        <w:t xml:space="preserve">più specifico</w:t>
       </w:r>
       <w:r>
         <w:rPr/>
@@ -8591,7 +8647,7 @@
       </w:pPr>
       <w:r>
         <w:rPr/>
-        <w:t xml:space="preserve">Un metodo A Ã¨ piÃ¹ specifico di B se ogni suo parametro Ã¨ sottotipo del corrispondente parametro di B e le firme differiscono.</w:t>
+        <w:t xml:space="preserve">Un metodo A è più specifico di B se ogni suo parametro è sottotipo del corrispondente parametro di B e le firme differiscono.</w:t>
       </w:r>
     </w:p>
     <w:p>
@@ -8604,7 +8660,7 @@
       </w:pPr>
       <w:r>
         <w:rPr/>
-        <w:t xml:space="preserve">Se nessun metodo Ã¨ applicabile: </w:t>
+        <w:t xml:space="preserve">Se nessun metodo è applicabile: </w:t>
       </w:r>
       <w:r>
         <w:rPr/>
@@ -8625,7 +8681,7 @@
       </w:pPr>
       <w:r>
         <w:rPr/>
-        <w:t xml:space="preserve">Se piÃ¹ metodi sono massimali: </w:t>
+        <w:t xml:space="preserve">Se più metodi sono massimali: </w:t>
       </w:r>
       <w:r>
         <w:rPr/>
@@ -8646,7 +8702,7 @@
       </w:pPr>
       <w:r>
         <w:rPr/>
-        <w:t xml:space="preserve">Se il nome Ã¨ anche un builtin (per esempio </w:t>
+        <w:t xml:space="preserve">Se il nome è anche un builtin (per esempio </w:t>
       </w:r>
       <w:r>
         <w:rPr/>
@@ -8719,7 +8775,7 @@
       </w:r>
       <w:r>
         <w:rPr/>
-        <w:t xml:space="preserve"> Ã¨ controllato all'uscita, con la conversione </w:t>
+        <w:t xml:space="preserve"> è controllato all'uscita, con la conversione </w:t>
       </w:r>
       <w:r>
         <w:rPr/>
@@ -8727,7 +8783,7 @@
       </w:r>
       <w:r>
         <w:rPr/>
-        <w:t xml:space="preserve">. Se il valore non Ã¨ conforme: </w:t>
+        <w:t xml:space="preserve">. Se il valore non è conforme: </w:t>
       </w:r>
       <w:r>
         <w:rPr/>
@@ -8752,7 +8808,7 @@
         <w:rPr>
           <w:rFonts w:ascii="Courier" w:hAnsi="Courier"/>
         </w:rPr>
-        <w:t xml:space="preserve">function metÃ (n::Number)::Float     n / 2 end println(metÃ (3)) </w:t>
+        <w:t xml:space="preserve">function metà(n::Number)::Float     n / 2 end println(metà(3)) </w:t>
       </w:r>
     </w:p>
     <w:p>
@@ -8801,7 +8857,7 @@
       </w:r>
       <w:r>
         <w:rPr/>
-        <w:t xml:space="preserve"> definita dentro un'altra funzione Ã¨ una </w:t>
+        <w:t xml:space="preserve"> definita dentro un'altra funzione è una </w:t>
       </w:r>
       <w:r>
         <w:rPr>
@@ -8908,11 +8964,11 @@
       </w:pPr>
       <w:r>
         <w:rPr/>
-        <w:t xml:space="preserve">Una lambda con corpo a piÃ¹ istruzioni si scrive con </w:t>
-      </w:r>
-      <w:r>
-        <w:rPr/>
-        <w:t xml:space="preserve">begin â€¦ end</w:t>
+        <w:t xml:space="preserve">Una lambda con corpo a più istruzioni si scrive con </w:t>
+      </w:r>
+      <w:r>
+        <w:rPr/>
+        <w:t xml:space="preserve">begin … end</w:t>
       </w:r>
       <w:r>
         <w:rPr/>
@@ -8920,7 +8976,7 @@
       </w:r>
       <w:r>
         <w:rPr/>
-        <w:t xml:space="preserve">function (â€¦) â€¦ end</w:t>
+        <w:t xml:space="preserve">function (…) … end</w:t>
       </w:r>
       <w:r>
         <w:rPr/>
@@ -8928,7 +8984,7 @@
       </w:r>
       <w:r>
         <w:rPr/>
-        <w:t xml:space="preserve">() -&gt; â€¦</w:t>
+        <w:t xml:space="preserve">() -&gt; …</w:t>
       </w:r>
       <w:r>
         <w:rPr/>
@@ -8946,7 +9002,7 @@
       </w:r>
       <w:r>
         <w:rPr/>
-        <w:t xml:space="preserve">function () â€¦ end</w:t>
+        <w:t xml:space="preserve">function () … end</w:t>
       </w:r>
       <w:r>
         <w:rPr/>
@@ -8969,11 +9025,11 @@
       </w:pPr>
       <w:r>
         <w:rPr/>
-        <w:t xml:space="preserve">Una lambda cattura l'ambiente in cui Ã¨ creata. Secondo </w:t>
-      </w:r>
-      <w:r>
-        <w:rPr/>
-        <w:t xml:space="preserve">SPEC-CORE Â§5</w:t>
+        <w:t xml:space="preserve">Una lambda cattura l'ambiente in cui è creata. Secondo </w:t>
+      </w:r>
+      <w:r>
+        <w:rPr/>
+        <w:t xml:space="preserve">SPEC-CORE §5</w:t>
       </w:r>
       <w:r>
         <w:rPr/>
@@ -9061,7 +9117,7 @@
       </w:r>
       <w:r>
         <w:rPr/>
-        <w:t xml:space="preserve"> puÃ² non funzionare sul seed. L'interprete JS e la specifica usano il modello condiviso.</w:t>
+        <w:t xml:space="preserve"> può non funzionare sul seed. L'interprete JS e la specifica usano il modello condiviso.</w:t>
       </w:r>
     </w:p>
     <w:p>
@@ -9122,7 +9178,7 @@
       </w:r>
       <w:r>
         <w:rPr/>
-        <w:t xml:space="preserve">; un nome Ã¨ visibile nell'ambiente in cui Ã¨ legato e in quelli interni (scope lessicale), mai in quelli esterni.</w:t>
+        <w:t xml:space="preserve">; un nome è visibile nell'ambiente in cui è legato e in quelli interni (scope lessicale), mai in quelli esterni.</w:t>
       </w:r>
     </w:p>
     <w:p>
@@ -9170,7 +9226,7 @@
       </w:r>
       <w:r>
         <w:rPr/>
-        <w:t xml:space="preserve"> l'assegnamento a un nome giÃ  legato fuori aggiorna quel legame.</w:t>
+        <w:t xml:space="preserve"> l'assegnamento a un nome già legato fuori aggiorna quel legame.</w:t>
       </w:r>
     </w:p>
     <w:p>
@@ -9202,7 +9258,7 @@
       </w:pPr>
       <w:r>
         <w:rPr/>
-        <w:t xml:space="preserve">let x = â€¦</w:t>
+        <w:t xml:space="preserve">let x = …</w:t>
       </w:r>
       <w:r>
         <w:rPr/>
@@ -9280,7 +9336,7 @@
       </w:pPr>
       <w:r>
         <w:rPr/>
-        <w:t xml:space="preserve">Per far uscire un risultato da una funzione, restituiscilo â€” oppure usa una lista, che Ã¨ mutabile.</w:t>
+        <w:t xml:space="preserve">Per far uscire un risultato da una funzione, restituiscilo — oppure usa una lista, che è mutabile.</w:t>
       </w:r>
     </w:p>
     <w:p>
@@ -9311,7 +9367,7 @@
       </w:pPr>
       <w:r>
         <w:rPr/>
-        <w:t xml:space="preserve">Una lista Ã¨ eterogenea, annidabile e </w:t>
+        <w:t xml:space="preserve">Una lista è eterogenea, annidabile e </w:t>
       </w:r>
       <w:r>
         <w:rPr>
@@ -9731,7 +9787,7 @@
               <w:rPr>
                 <w:highlight w:val="lightGray"/>
               </w:rPr>
-              <w:t xml:space="preserve">length("Ã©") == 2</w:t>
+              <w:t xml:space="preserve">length("é") == 2</w:t>
             </w:r>
           </w:p>
           <w:p>
@@ -10127,13 +10183,13 @@
       </w:pPr>
       <w:r>
         <w:rPr/>
-        <w:t xml:space="preserve">Questa Ã¨ una delle idee portanti di Triad: </w:t>
+        <w:t xml:space="preserve">Questa è una delle idee portanti di Triad: </w:t>
       </w:r>
       <w:r>
         <w:rPr>
           <w:b/>
         </w:rPr>
-        <w:t xml:space="preserve">l'errore Ã¨ un valore</w:t>
+        <w:t xml:space="preserve">l'errore è un valore</w:t>
       </w:r>
       <w:r>
         <w:rPr/>
@@ -10160,7 +10216,7 @@
       </w:pPr>
       <w:r>
         <w:rPr/>
-        <w:t xml:space="preserve">Un errore Ã¨ un valore </w:t>
+        <w:t xml:space="preserve">Un errore è un valore </w:t>
       </w:r>
       <w:r>
         <w:rPr/>
@@ -10185,7 +10241,7 @@
       </w:r>
       <w:r>
         <w:rPr/>
-        <w:t xml:space="preserve"> â€” la categoria, su cui si puÃ² fare dispatch;</w:t>
+        <w:t xml:space="preserve"> — la categoria, su cui si può fare dispatch;</w:t>
       </w:r>
     </w:p>
     <w:p>
@@ -10202,7 +10258,7 @@
       </w:r>
       <w:r>
         <w:rPr/>
-        <w:t xml:space="preserve"> â€” il messaggio;</w:t>
+        <w:t xml:space="preserve"> — il messaggio;</w:t>
       </w:r>
     </w:p>
     <w:p>
@@ -10219,7 +10275,7 @@
       </w:r>
       <w:r>
         <w:rPr/>
-        <w:t xml:space="preserve"> â€” un valore qualsiasi, spesso un record </w:t>
+        <w:t xml:space="preserve"> — un valore qualsiasi, spesso un record </w:t>
       </w:r>
       <w:r>
         <w:rPr/>
@@ -10491,7 +10547,7 @@
               <w:rPr>
                 <w:highlight w:val="lightGray"/>
               </w:rPr>
-              <w:t xml:space="preserve">Err(:error, â€¦)</w:t>
+              <w:t xml:space="preserve">Err(:error, …)</w:t>
             </w:r>
           </w:p>
           <w:p>
@@ -10583,7 +10639,7 @@
             </w:pPr>
             <w:r>
               <w:rPr/>
-              <w:t xml:space="preserve"> Ã¨ legato all'</w:t>
+              <w:t xml:space="preserve"> è legato all'</w:t>
             </w:r>
           </w:p>
           <w:p>
@@ -10731,7 +10787,7 @@
             </w:pPr>
             <w:r>
               <w:rPr/>
-              <w:t xml:space="preserve"> Ã¨ un </w:t>
+              <w:t xml:space="preserve"> è un </w:t>
             </w:r>
           </w:p>
           <w:p>
@@ -10762,7 +10818,7 @@
       </w:pPr>
       <w:r>
         <w:rPr/>
-        <w:t xml:space="preserve">Tutti i fallimenti del linguaggio â€” divisione intera per zero, </w:t>
+        <w:t xml:space="preserve">Tutti i fallimenti del linguaggio — divisione intera per zero, </w:t>
       </w:r>
       <w:r>
         <w:rPr/>
@@ -10770,7 +10826,7 @@
       </w:r>
       <w:r>
         <w:rPr/>
-        <w:t xml:space="preserve">, indici fuori range, nessun metodo applicabile â€” arrivano come </w:t>
+        <w:t xml:space="preserve">, indici fuori range, nessun metodo applicabile — arrivano come </w:t>
       </w:r>
       <w:r>
         <w:rPr/>
@@ -11247,7 +11303,7 @@
             </w:pPr>
             <w:r>
               <w:rPr/>
-              <w:t xml:space="preserve">piÃ¹ metodi ugualmente specifici</w:t>
+              <w:t xml:space="preserve">più metodi ugualmente specifici</w:t>
             </w:r>
           </w:p>
         </w:tc>
@@ -11600,11 +11656,11 @@
       </w:r>
       <w:r>
         <w:rPr/>
-        <w:t xml:space="preserve">riga 12: â€¦</w:t>
-      </w:r>
-      <w:r>
-        <w:rPr/>
-        <w:t xml:space="preserve">) e il codice di uscita Ã¨ </w:t>
+        <w:t xml:space="preserve">riga 12: …</w:t>
+      </w:r>
+      <w:r>
+        <w:rPr/>
+        <w:t xml:space="preserve">) e il codice di uscita è </w:t>
       </w:r>
       <w:r>
         <w:rPr/>
@@ -11647,7 +11703,7 @@
       </w:r>
       <w:r>
         <w:rPr/>
-        <w:t xml:space="preserve"> nÃ© il tipo </w:t>
+        <w:t xml:space="preserve"> né il tipo </w:t>
       </w:r>
       <w:r>
         <w:rPr/>
@@ -11673,7 +11729,7 @@
       </w:r>
       <w:r>
         <w:rPr/>
-        <w:t xml:space="preserve"> e un messaggio diagnostico su stderr. Ma il pattern "errore come dato" si puÃ² giÃ  scrivere, ed Ã¨ esattamente cosÃ¬ che S1 implementerÃ  Full. La convenzione Ã¨ </w:t>
+        <w:t xml:space="preserve"> e un messaggio diagnostico su stderr. Ma il pattern "errore come dato" si può già scrivere, ed è esattamente così che S1 implementerà Full. La convenzione è </w:t>
       </w:r>
       <w:r>
         <w:rPr/>
@@ -11753,7 +11809,7 @@
       </w:r>
       <w:r>
         <w:rPr/>
-        <w:t xml:space="preserve"> Ã¨ una lista di 3 elementi.</w:t>
+        <w:t xml:space="preserve"> è una lista di 3 elementi.</w:t>
       </w:r>
     </w:p>
     <w:p>
@@ -11784,7 +11840,7 @@
       </w:pPr>
       <w:r>
         <w:rPr/>
-        <w:t xml:space="preserve">Un contratto Ã¨ una precondizione (</w:t>
+        <w:t xml:space="preserve">Un contratto è una precondizione (</w:t>
       </w:r>
       <w:r>
         <w:rPr/>
@@ -11918,7 +11974,7 @@
       </w:r>
       <w:r>
         <w:rPr/>
-        <w:t xml:space="preserve"> della condizione: Ã¨ un dato, si puÃ² ispezionare.</w:t>
+        <w:t xml:space="preserve"> della condizione: è un dato, si può ispezionare.</w:t>
       </w:r>
     </w:p>
     <w:p>
@@ -11941,7 +11997,7 @@
       </w:r>
       <w:r>
         <w:rPr/>
-        <w:t xml:space="preserve">: un effetto dentro un contratto dÃ  </w:t>
+        <w:t xml:space="preserve">: un effetto dentro un contratto dà </w:t>
       </w:r>
       <w:r>
         <w:rPr/>
@@ -11995,7 +12051,7 @@
       </w:r>
       <w:r>
         <w:rPr/>
-        <w:t xml:space="preserve"> Ã¨ un </w:t>
+        <w:t xml:space="preserve"> è un </w:t>
       </w:r>
       <w:r>
         <w:rPr/>
@@ -12077,7 +12133,7 @@
       </w:r>
       <w:r>
         <w:rPr/>
-        <w:t xml:space="preserve"> limita quanti passi il programma puÃ² consumare. Un passo Ã¨ una chiamata, un'iterazione di ciclo o un passo di risoluzione. Quando il budget si esaurisce, </w:t>
+        <w:t xml:space="preserve"> limita quanti passi il programma può consumare. Un passo è una chiamata, un'iterazione di ciclo o un passo di risoluzione. Quando il budget si esaurisce, </w:t>
       </w:r>
       <w:r>
         <w:rPr>
@@ -12095,7 +12151,7 @@
         <w:rPr>
           <w:b/>
         </w:rPr>
-        <w:t xml:space="preserve"> Ã¨ </w:t>
+        <w:t xml:space="preserve"> è </w:t>
       </w:r>
       <w:r>
         <w:rPr>
@@ -12153,7 +12209,7 @@
       </w:pPr>
       <w:r>
         <w:rPr/>
-        <w:t xml:space="preserve">I budget si annidano e vale il piÃ¹ stretto. Un </w:t>
+        <w:t xml:space="preserve">I budget si annidano e vale il più stretto. Un </w:t>
       </w:r>
       <w:r>
         <w:rPr/>
@@ -12175,11 +12231,11 @@
       </w:r>
       <w:r>
         <w:rPr/>
-        <w:t xml:space="preserve">solve â€¦ steps N</w:t>
-      </w:r>
-      <w:r>
-        <w:rPr/>
-        <w:t xml:space="preserve"> Ã¨ il budget specifico di una query.</w:t>
+        <w:t xml:space="preserve">solve … steps N</w:t>
+      </w:r>
+      <w:r>
+        <w:rPr/>
+        <w:t xml:space="preserve"> è il budget specifico di una query.</w:t>
       </w:r>
     </w:p>
     <w:p>
@@ -12237,7 +12293,7 @@
       </w:pPr>
       <w:r>
         <w:rPr/>
-        <w:t xml:space="preserve">La traccia di un calcolo Ã¨ un </w:t>
+        <w:t xml:space="preserve">La traccia di un calcolo è un </w:t>
       </w:r>
       <w:r>
         <w:rPr>
@@ -12373,7 +12429,7 @@
       </w:r>
       <w:r>
         <w:rPr/>
-        <w:t xml:space="preserve"> sono 15 chiamate e 30 eventi â€” Ã¨ il valore atteso dal caso di conformance </w:t>
+        <w:t xml:space="preserve"> sono 15 chiamate e 30 eventi — è il valore atteso dal caso di conformance </w:t>
       </w:r>
       <w:r>
         <w:rPr/>
@@ -12390,7 +12446,7 @@
       </w:pPr>
       <w:r>
         <w:rPr/>
-        <w:t xml:space="preserve">with trace â€¦ end</w:t>
+        <w:t xml:space="preserve">with trace … end</w:t>
       </w:r>
       <w:r>
         <w:rPr/>
@@ -12422,7 +12478,7 @@
       </w:r>
       <w:r>
         <w:rPr/>
-        <w:t xml:space="preserve">solve â€¦ trace</w:t>
+        <w:t xml:space="preserve">solve … trace</w:t>
       </w:r>
       <w:r>
         <w:rPr/>
@@ -12442,7 +12498,7 @@
       </w:r>
       <w:r>
         <w:rPr/>
-        <w:t xml:space="preserve"> Ã¨ la lista delle soluzioni e gli eventi sono le porte del modello a scatole di Byrd (</w:t>
+        <w:t xml:space="preserve"> è la lista delle soluzioni e gli eventi sono le porte del modello a scatole di Byrd (</w:t>
       </w:r>
       <w:r>
         <w:rPr/>
@@ -12474,7 +12530,7 @@
       </w:r>
       <w:r>
         <w:rPr/>
-        <w:t xml:space="preserve">) piÃ¹ </w:t>
+        <w:t xml:space="preserve">) più </w:t>
       </w:r>
       <w:r>
         <w:rPr/>
@@ -12522,7 +12578,7 @@
       </w:r>
       <w:r>
         <w:rPr/>
-        <w:t xml:space="preserve">solve â€¦ trace</w:t>
+        <w:t xml:space="preserve">solve … trace</w:t>
       </w:r>
       <w:r>
         <w:rPr/>
@@ -12756,7 +12812,7 @@
             </w:pPr>
             <w:r>
               <w:rPr/>
-              <w:t xml:space="preserve">il goal Ã¨ dimostrato: Ã¨ il "success" della ricerca</w:t>
+              <w:t xml:space="preserve">il goal è dimostrato: è il "success" della ricerca</w:t>
             </w:r>
           </w:p>
         </w:tc>
@@ -12955,7 +13011,7 @@
       </w:r>
       <w:r>
         <w:rPr/>
-        <w:t xml:space="preserve"> della traccia, riferite al goal/clausola in corso. Il fallimento di un goal non Ã¨ un'eccezione: si manifesta come </w:t>
+        <w:t xml:space="preserve"> della traccia, riferite al goal/clausola in corso. Il fallimento di un goal non è un'eccezione: si manifesta come </w:t>
       </w:r>
       <w:r>
         <w:rPr>
@@ -12998,15 +13054,15 @@
       </w:r>
       <w:r>
         <w:rPr/>
-        <w:t xml:space="preserve"> appare come evento aggiuntivo quando un ramo viene tagliato dal limite di profonditÃ  (</w:t>
-      </w:r>
-      <w:r>
-        <w:rPr/>
-        <w:t xml:space="preserve">solve â€¦ depth N</w:t>
-      </w:r>
-      <w:r>
-        <w:rPr/>
-        <w:t xml:space="preserve">), segnalando che la ricerca Ã¨ stata interrotta prima di un </w:t>
+        <w:t xml:space="preserve"> appare come evento aggiuntivo quando un ramo viene tagliato dal limite di profondità (</w:t>
+      </w:r>
+      <w:r>
+        <w:rPr/>
+        <w:t xml:space="preserve">solve … depth N</w:t>
+      </w:r>
+      <w:r>
+        <w:rPr/>
+        <w:t xml:space="preserve">), segnalando che la ricerca è stata interrotta prima di un </w:t>
       </w:r>
       <w:r>
         <w:rPr/>
@@ -13090,7 +13146,7 @@
       </w:pPr>
       <w:r>
         <w:rPr/>
-        <w:t xml:space="preserve">Il riferimento di ogni evento Ã¨ il </w:t>
+        <w:t xml:space="preserve">Il riferimento di ogni evento è il </w:t>
       </w:r>
       <w:r>
         <w:rPr>
@@ -13116,7 +13172,7 @@
       </w:r>
       <w:r>
         <w:rPr/>
-        <w:t xml:space="preserve">, â€¦) coinvolte in quel passo: leggendo la traccia si ricostruisce </w:t>
+        <w:t xml:space="preserve">, …) coinvolte in quel passo: leggendo la traccia si ricostruisce </w:t>
       </w:r>
       <w:r>
         <w:rPr/>
@@ -13124,15 +13180,15 @@
       </w:r>
       <w:r>
         <w:rPr/>
-        <w:t xml:space="preserve"> alternativa Ã¨ stata provata e </w:t>
-      </w:r>
-      <w:r>
-        <w:rPr/>
-        <w:t xml:space="preserve">perchÃ©</w:t>
-      </w:r>
-      <w:r>
-        <w:rPr/>
-        <w:t xml:space="preserve"> Ã¨ fallita.</w:t>
+        <w:t xml:space="preserve"> alternativa è stata provata e </w:t>
+      </w:r>
+      <w:r>
+        <w:rPr/>
+        <w:t xml:space="preserve">perché</w:t>
+      </w:r>
+      <w:r>
+        <w:rPr/>
+        <w:t xml:space="preserve"> è fallita.</w:t>
       </w:r>
     </w:p>
     <w:p>
@@ -13457,7 +13513,7 @@
       </w:pPr>
       <w:r>
         <w:rPr/>
-        <w:t xml:space="preserve">Il controllo Ã¨ </w:t>
+        <w:t xml:space="preserve">Il controllo è </w:t>
       </w:r>
       <w:r>
         <w:rPr>
@@ -13583,7 +13639,7 @@
       </w:r>
       <w:r>
         <w:rPr/>
-        <w:t xml:space="preserve">, chiamare un predicato) Ã¨ puro.</w:t>
+        <w:t xml:space="preserve">, chiamare un predicato) è puro.</w:t>
       </w:r>
     </w:p>
     <w:p>
@@ -13614,7 +13670,7 @@
       </w:r>
       <w:r>
         <w:rPr/>
-        <w:t xml:space="preserve"> Ã¨ un effetto: modifica solo valori raggiungibili dall'ambiente locale.</w:t>
+        <w:t xml:space="preserve"> è un effetto: modifica solo valori raggiungibili dall'ambiente locale.</w:t>
       </w:r>
     </w:p>
     <w:p>
@@ -13741,7 +13797,7 @@
       </w:r>
       <w:r>
         <w:rPr/>
-        <w:t xml:space="preserve"> Ã¨ un simbolo; </w:t>
+        <w:t xml:space="preserve"> è un simbolo; </w:t>
       </w:r>
       <w:r>
         <w:rPr/>
@@ -13749,7 +13805,7 @@
       </w:r>
       <w:r>
         <w:rPr/>
-        <w:t xml:space="preserve"> Ã¨ una variabile logica; numeri, stringhe e liste sono se stessi;</w:t>
+        <w:t xml:space="preserve"> è una variabile logica; numeri, stringhe e liste sono se stessi;</w:t>
       </w:r>
     </w:p>
     <w:p>
@@ -13766,7 +13822,7 @@
       </w:r>
       <w:r>
         <w:rPr/>
-        <w:t xml:space="preserve"> Ã¨ un termine composto. Anche </w:t>
+        <w:t xml:space="preserve"> è un termine composto. Anche </w:t>
       </w:r>
       <w:r>
         <w:rPr/>
@@ -13774,7 +13830,7 @@
       </w:r>
       <w:r>
         <w:rPr/>
-        <w:t xml:space="preserve"> Ã¨ un termine (</w:t>
+        <w:t xml:space="preserve"> è un termine (</w:t>
       </w:r>
       <w:r>
         <w:rPr/>
@@ -13815,7 +13871,7 @@
       </w:r>
       <w:r>
         <w:rPr/>
-        <w:t xml:space="preserve"> Ã¨ un valore dell'ambiente corrente, letto al momento in cui viene eseguito </w:t>
+        <w:t xml:space="preserve"> è un valore dell'ambiente corrente, letto al momento in cui viene eseguito </w:t>
       </w:r>
       <w:r>
         <w:rPr/>
@@ -14053,7 +14109,7 @@
               <w:rPr>
                 <w:highlight w:val="lightGray"/>
               </w:rPr>
-              <w:t xml:space="preserve">p(tâ€¦)</w:t>
+              <w:t xml:space="preserve">p(t…)</w:t>
             </w:r>
           </w:p>
         </w:tc>
@@ -14333,7 +14389,7 @@
             </w:pPr>
             <w:r>
               <w:rPr/>
-              <w:t xml:space="preserve">Ã¨ una funzione: nega un </w:t>
+              <w:t xml:space="preserve">è una funzione: nega un </w:t>
             </w:r>
           </w:p>
           <w:p>
@@ -14657,7 +14713,7 @@
               <w:rPr>
                 <w:highlight w:val="lightGray"/>
               </w:rPr>
-              <w:t xml:space="preserve">f(tâ€¦)</w:t>
+              <w:t xml:space="preserve">f(t…)</w:t>
             </w:r>
           </w:p>
           <w:p>
@@ -14799,7 +14855,7 @@
       </w:pPr>
       <w:r>
         <w:rPr/>
-        <w:t xml:space="preserve">Un predicato senza clausole con quell'aritÃ , che non sia nemmeno una funzione, dÃ  </w:t>
+        <w:t xml:space="preserve">Un predicato senza clausole con quell'arità, che non sia nemmeno una funzione, dà </w:t>
       </w:r>
       <w:r>
         <w:rPr/>
@@ -14807,7 +14863,7 @@
       </w:r>
       <w:r>
         <w:rPr/>
-        <w:t xml:space="preserve">. Una variabile non legata dentro un'espressione dÃ  </w:t>
+        <w:t xml:space="preserve">. Una variabile non legata dentro un'espressione dà </w:t>
       </w:r>
       <w:r>
         <w:rPr/>
@@ -14833,7 +14889,7 @@
       </w:r>
       <w:r>
         <w:rPr/>
-        <w:t xml:space="preserve"> Ã¨ un valore</w:t>
+        <w:t xml:space="preserve"> è un valore</w:t>
       </w:r>
     </w:p>
     <w:p>
@@ -14860,7 +14916,7 @@
       </w:r>
       <w:r>
         <w:rPr/>
-        <w:t xml:space="preserve">. Non stampa nulla: Ã¨ un valore come un altro.</w:t>
+        <w:t xml:space="preserve">. Non stampa nulla: è un valore come un altro.</w:t>
       </w:r>
     </w:p>
     <w:p>
@@ -14962,7 +15018,7 @@
       </w:r>
       <w:r>
         <w:rPr/>
-        <w:t xml:space="preserve"> â€” al massimo </w:t>
+        <w:t xml:space="preserve"> — al massimo </w:t>
       </w:r>
       <w:r>
         <w:rPr/>
@@ -14987,7 +15043,7 @@
       </w:r>
       <w:r>
         <w:rPr/>
-        <w:t xml:space="preserve"> â€” i rami piÃ¹ profondi di </w:t>
+        <w:t xml:space="preserve"> — i rami più profondi di </w:t>
       </w:r>
       <w:r>
         <w:rPr/>
@@ -15012,7 +15068,7 @@
       </w:r>
       <w:r>
         <w:rPr/>
-        <w:t xml:space="preserve"> â€” al massimo </w:t>
+        <w:t xml:space="preserve"> — al massimo </w:t>
       </w:r>
       <w:r>
         <w:rPr/>
@@ -15028,7 +15084,7 @@
       </w:r>
       <w:r>
         <w:rPr/>
-        <w:t xml:space="preserve">; il default Ã¨ </w:t>
+        <w:t xml:space="preserve">; il default è </w:t>
       </w:r>
       <w:r>
         <w:rPr/>
@@ -15053,7 +15109,7 @@
       </w:r>
       <w:r>
         <w:rPr/>
-        <w:t xml:space="preserve"> â€” vedi cap. 14.</w:t>
+        <w:t xml:space="preserve"> — vedi cap. 14.</w:t>
       </w:r>
     </w:p>
     <w:p>
@@ -15080,7 +15136,7 @@
       </w:r>
       <w:r>
         <w:rPr/>
-        <w:t xml:space="preserve">: dice se il goal Ã¨ dimostrabile.</w:t>
+        <w:t xml:space="preserve">: dice se il goal è dimostrabile.</w:t>
       </w:r>
     </w:p>
     <w:p>
@@ -15091,7 +15147,7 @@
         <w:rPr>
           <w:rFonts w:ascii="Courier" w:hAnsi="Courier"/>
         </w:rPr>
-        <w:t xml:space="preserve">if grandparent(:alice, :dave)     println("alice Ã¨ nonna di dave") end </w:t>
+        <w:t xml:space="preserve">if grandparent(:alice, :dave)     println("alice è nonna di dave") end </w:t>
       </w:r>
     </w:p>
     <w:p>
@@ -15276,11 +15332,11 @@
       </w:r>
       <w:r>
         <w:rPr/>
-        <w:t xml:space="preserve">. Ãˆ lo stesso albero che il kernel esegue, che </w:t>
-      </w:r>
-      <w:r>
-        <w:rPr/>
-        <w:t xml:space="preserve">:( â€¦ )</w:t>
+        <w:t xml:space="preserve">. È lo stesso albero che il kernel esegue, che </w:t>
+      </w:r>
+      <w:r>
+        <w:rPr/>
+        <w:t xml:space="preserve">:( … )</w:t>
       </w:r>
       <w:r>
         <w:rPr/>
@@ -16182,7 +16238,7 @@
               <w:rPr>
                 <w:highlight w:val="lightGray"/>
               </w:rPr>
-              <w:t xml:space="preserve">(let (tuple â€¦) body)</w:t>
+              <w:t xml:space="preserve">(let (tuple …) body)</w:t>
             </w:r>
           </w:p>
           <w:p>
@@ -16202,7 +16258,7 @@
               <w:rPr>
                 <w:highlight w:val="lightGray"/>
               </w:rPr>
-              <w:t xml:space="preserve">(block â€¦)</w:t>
+              <w:t xml:space="preserve">(block …)</w:t>
             </w:r>
           </w:p>
         </w:tc>
@@ -16226,7 +16282,7 @@
               <w:rPr>
                 <w:highlight w:val="lightGray"/>
               </w:rPr>
-              <w:t xml:space="preserve">function f(a::T)::R !io â€¦ end</w:t>
+              <w:t xml:space="preserve">function f(a::T)::R !io … end</w:t>
             </w:r>
           </w:p>
         </w:tc>
@@ -16316,7 +16372,7 @@
               <w:rPr>
                 <w:highlight w:val="lightGray"/>
               </w:rPr>
-              <w:t xml:space="preserve">macro m(a) â€¦ end</w:t>
+              <w:t xml:space="preserve">macro m(a) … end</w:t>
             </w:r>
           </w:p>
           <w:p>
@@ -16421,7 +16477,7 @@
               <w:rPr>
                 <w:highlight w:val="lightGray"/>
               </w:rPr>
-              <w:t xml:space="preserve">quote â€¦ end</w:t>
+              <w:t xml:space="preserve">quote … end</w:t>
             </w:r>
           </w:p>
           <w:p>
@@ -16482,7 +16538,7 @@
               <w:rPr>
                 <w:highlight w:val="lightGray"/>
               </w:rPr>
-              <w:t xml:space="preserve">(quasi (block â€¦))</w:t>
+              <w:t xml:space="preserve">(quasi (block …))</w:t>
             </w:r>
           </w:p>
           <w:p>
@@ -16701,7 +16757,7 @@
               <w:rPr>
                 <w:highlight w:val="lightGray"/>
               </w:rPr>
-              <w:t xml:space="preserve">with budget(steps = N), trace â€¦ end</w:t>
+              <w:t xml:space="preserve">with budget(steps = N), trace … end</w:t>
             </w:r>
           </w:p>
         </w:tc>
@@ -16811,7 +16867,7 @@
       </w:r>
       <w:r>
         <w:rPr/>
-        <w:t xml:space="preserve"> di un'espressione: se Ã¨ codice viene innestato, se Ã¨ un numero o una lista diventa una costante, se Ã¨ un Symbol diventa un identificatore. </w:t>
+        <w:t xml:space="preserve"> di un'espressione: se è codice viene innestato, se è un numero o una lista diventa una costante, se è un Symbol diventa un identificatore. </w:t>
       </w:r>
       <w:r>
         <w:rPr/>
@@ -16966,7 +17022,7 @@
       </w:pPr>
       <w:r>
         <w:rPr/>
-        <w:t xml:space="preserve">L'espansione Ã¨ </w:t>
+        <w:t xml:space="preserve">L'espansione è </w:t>
       </w:r>
       <w:r>
         <w:rPr>
@@ -16976,13 +17032,13 @@
       </w:r>
       <w:r>
         <w:rPr/>
-        <w:t xml:space="preserve"> (Â§15) e </w:t>
+        <w:t xml:space="preserve"> (§15) e </w:t>
       </w:r>
       <w:r>
         <w:rPr>
           <w:b/>
         </w:rPr>
-        <w:t xml:space="preserve">non Ã¨ igienica</w:t>
+        <w:t xml:space="preserve">non è igienica</w:t>
       </w:r>
       <w:r>
         <w:rPr/>
@@ -17622,7 +17678,7 @@
       </w:r>
       <w:r>
         <w:rPr/>
-        <w:t xml:space="preserve"> Ã¨ piÃ¹ piccolo: </w:t>
+        <w:t xml:space="preserve"> è più piccolo: </w:t>
       </w:r>
       <w:r>
         <w:rPr/>
@@ -17722,7 +17778,7 @@
       </w:r>
       <w:r>
         <w:rPr/>
-        <w:t xml:space="preserve">SPEC-CORE Â§7</w:t>
+        <w:t xml:space="preserve">SPEC-CORE §7</w:t>
       </w:r>
       <w:r>
         <w:rPr/>
@@ -17827,11 +17883,11 @@
       </w:r>
       <w:r>
         <w:rPr/>
-        <w:t xml:space="preserve"> Ã¨ normativa (</w:t>
-      </w:r>
-      <w:r>
-        <w:rPr/>
-        <w:t xml:space="preserve">SPEC Â§14</w:t>
+        <w:t xml:space="preserve"> è normativa (</w:t>
+      </w:r>
+      <w:r>
+        <w:rPr/>
+        <w:t xml:space="preserve">SPEC §14</w:t>
       </w:r>
       <w:r>
         <w:rPr/>
@@ -17875,7 +17931,7 @@
       </w:r>
       <w:r>
         <w:rPr/>
-        <w:t xml:space="preserve"> si puÃ² omettere; lo shebang </w:t>
+        <w:t xml:space="preserve"> si può omettere; lo shebang </w:t>
       </w:r>
       <w:r>
         <w:rPr/>
@@ -17883,7 +17939,7 @@
       </w:r>
       <w:r>
         <w:rPr/>
-        <w:t xml:space="preserve"> Ã¨ ignorato.</w:t>
+        <w:t xml:space="preserve"> è ignorato.</w:t>
       </w:r>
     </w:p>
     <w:p>
@@ -17960,7 +18016,7 @@
       </w:pPr>
       <w:r>
         <w:rPr/>
-        <w:t xml:space="preserve">Il REPL Ã¨ in stile Prolog:</w:t>
+        <w:t xml:space="preserve">Il REPL è in stile Prolog:</w:t>
       </w:r>
     </w:p>
     <w:p>
@@ -17984,7 +18040,7 @@
       </w:pPr>
       <w:r>
         <w:rPr/>
-        <w:t xml:space="preserve">I blocchi restano aperti finchÃ© non sono chiusi da </w:t>
+        <w:t xml:space="preserve">I blocchi restano aperti finché non sono chiusi da </w:t>
       </w:r>
       <w:r>
         <w:rPr/>
@@ -18017,7 +18073,7 @@
       </w:r>
       <w:r>
         <w:rPr/>
-        <w:t xml:space="preserve"> finale Ã¨ facoltativo) esegue una query con le opzioni di </w:t>
+        <w:t xml:space="preserve"> finale è facoltativo) esegue una query con le opzioni di </w:t>
       </w:r>
       <w:r>
         <w:rPr/>
@@ -18070,7 +18126,7 @@
       </w:pPr>
       <w:r>
         <w:rPr/>
-        <w:t xml:space="preserve">Un'istruzione che Ã¨ un goal su un predicato della knowledge base Ã¨ trattata come query.</w:t>
+        <w:t xml:space="preserve">Un'istruzione che è un goal su un predicato della knowledge base è trattata come query.</w:t>
       </w:r>
     </w:p>
     <w:p>
@@ -18140,7 +18196,7 @@
       </w:r>
       <w:r>
         <w:rPr/>
-        <w:t xml:space="preserve">:load FILEâ€¦</w:t>
+        <w:t xml:space="preserve">:load FILE…</w:t>
       </w:r>
       <w:r>
         <w:rPr/>
@@ -18253,7 +18309,7 @@
       </w:pPr>
       <w:r>
         <w:rPr/>
-        <w:t xml:space="preserve">Ctrl-C interrompe il calcolo in corso; un errore non gestito Ã¨ stampato e il REPL continua.</w:t>
+        <w:t xml:space="preserve">Ctrl-C interrompe il calcolo in corso; un errore non gestito è stampato e il REPL continua.</w:t>
       </w:r>
     </w:p>
     <w:p>
@@ -18298,7 +18354,7 @@
       </w:r>
       <w:r>
         <w:rPr/>
-        <w:t xml:space="preserve">SPEC-CORE Â§8</w:t>
+        <w:t xml:space="preserve">SPEC-CORE §8</w:t>
       </w:r>
       <w:r>
         <w:rPr/>
@@ -18535,7 +18591,7 @@
             </w:pPr>
             <w:r>
               <w:rPr/>
-              <w:t xml:space="preserve"> 0â€“255) alla posizione </w:t>
+              <w:t xml:space="preserve"> 0–255) alla posizione </w:t>
             </w:r>
           </w:p>
           <w:p>
@@ -18745,7 +18801,7 @@
       </w:pPr>
       <w:r>
         <w:rPr/>
-        <w:t xml:space="preserve">Un programma puÃ² leggere se stesso con </w:t>
+        <w:t xml:space="preserve">Un programma può leggere se stesso con </w:t>
       </w:r>
       <w:r>
         <w:rPr/>
@@ -18753,7 +18809,7 @@
       </w:r>
       <w:r>
         <w:rPr/>
-        <w:t xml:space="preserve">: Ã¨ il primo passo di un interprete self-hosted.</w:t>
+        <w:t xml:space="preserve">: è il primo passo di un interprete self-hosted.</w:t>
       </w:r>
     </w:p>
     <w:p>
@@ -18878,7 +18934,7 @@
       </w:pPr>
       <w:r>
         <w:rPr/>
-        <w:t xml:space="preserve">In Core non c'Ã¨ </w:t>
+        <w:t xml:space="preserve">In Core non c'è </w:t>
       </w:r>
       <w:r>
         <w:rPr/>
@@ -18886,7 +18942,7 @@
       </w:r>
       <w:r>
         <w:rPr/>
-        <w:t xml:space="preserve">: un record Ã¨ una lista con un simbolo come tag in prima posizione.</w:t>
+        <w:t xml:space="preserve">: un record è una lista con un simbolo come tag in prima posizione.</w:t>
       </w:r>
     </w:p>
     <w:p>
@@ -18938,7 +18994,7 @@
       </w:pPr>
       <w:r>
         <w:rPr/>
-        <w:t xml:space="preserve">Ãˆ la struttura usata dagli interpreti in </w:t>
+        <w:t xml:space="preserve">È la struttura usata dagli interpreti in </w:t>
       </w:r>
       <w:r>
         <w:rPr/>
@@ -18950,7 +19006,7 @@
       </w:r>
       <w:r>
         <w:rPr/>
-        <w:t xml:space="preserve">[nome1, valore1, nome2, valore2, â€¦]</w:t>
+        <w:t xml:space="preserve">[nome1, valore1, nome2, valore2, …]</w:t>
       </w:r>
       <w:r>
         <w:rPr/>
@@ -19006,7 +19062,7 @@
       </w:pPr>
       <w:r>
         <w:rPr/>
-        <w:t xml:space="preserve">PoichÃ© una funzione nominata non puÃ² riassegnare un globale, lo stato condiviso si tiene in una lista mutabile o in una chiusura.</w:t>
+        <w:t xml:space="preserve">Poiché una funzione nominata non può riassegnare un globale, lo stato condiviso si tiene in una lista mutabile o in una chiusura.</w:t>
       </w:r>
     </w:p>
     <w:p>
@@ -19105,7 +19161,7 @@
       </w:pPr>
       <w:r>
         <w:rPr/>
-        <w:t xml:space="preserve">Funzioni piccole con nomi chiari; caso base esplicito in ogni ricorsione; per profonditÃ  grandi preferisci </w:t>
+        <w:t xml:space="preserve">Funzioni piccole con nomi chiari; caso base esplicito in ogni ricorsione; per profondità grandi preferisci </w:t>
       </w:r>
       <w:r>
         <w:rPr/>
@@ -19130,7 +19186,7 @@
       </w:r>
       <w:r>
         <w:rPr/>
-        <w:t xml:space="preserve">i = 1 â€¦ while i &lt;= length(xs)</w:t>
+        <w:t xml:space="preserve">i = 1 … while i &lt;= length(xs)</w:t>
       </w:r>
       <w:r>
         <w:rPr/>
@@ -19213,7 +19269,7 @@
       </w:pPr>
       <w:r>
         <w:rPr/>
-        <w:t xml:space="preserve">Metti le parentesi quando spezzi un'espressione su piÃ¹ righe.</w:t>
+        <w:t xml:space="preserve">Metti le parentesi quando spezzi un'espressione su più righe.</w:t>
       </w:r>
     </w:p>
     <w:p>
@@ -19235,16 +19291,16 @@
       </w:pPr>
       <w:r>
         <w:rPr/>
-        <w:t xml:space="preserve">Parte II â€” Esercizi</w:t>
-      </w:r>
-    </w:p>
-    <w:p>
-      <w:pPr>
-        <w:spacing w:lineRule="auto"/>
-      </w:pPr>
-      <w:r>
-        <w:rPr/>
-        <w:t xml:space="preserve">Ogni esercizio ha una soluzione verificata. Prova prima, poi apri il riquadro Â«SoluzioneÂ».</w:t>
+        <w:t xml:space="preserve">Parte II — Esercizi</w:t>
+      </w:r>
+    </w:p>
+    <w:p>
+      <w:pPr>
+        <w:spacing w:lineRule="auto"/>
+      </w:pPr>
+      <w:r>
+        <w:rPr/>
+        <w:t xml:space="preserve">Ogni esercizio ha una soluzione verificata. Prova prima, poi apri il riquadro «Soluzione».</w:t>
       </w:r>
     </w:p>
     <w:p>
@@ -19276,7 +19332,7 @@
       </w:pPr>
       <w:r>
         <w:rPr/>
-        <w:t xml:space="preserve">Esercizio 1 â€” Potenza e somme</w:t>
+        <w:t xml:space="preserve">Esercizio 1 — Potenza e somme</w:t>
       </w:r>
     </w:p>
     <w:p>
@@ -19313,7 +19369,7 @@
       </w:r>
       <w:r>
         <w:rPr/>
-        <w:t xml:space="preserve">1 + â€¦ + n</w:t>
+        <w:t xml:space="preserve">1 + … + n</w:t>
       </w:r>
       <w:r>
         <w:rPr/>
@@ -19401,7 +19457,7 @@
       </w:pPr>
       <w:r>
         <w:rPr/>
-        <w:t xml:space="preserve">Esercizio 2 â€” Numeri primi</w:t>
+        <w:t xml:space="preserve">Esercizio 2 — Numeri primi</w:t>
       </w:r>
     </w:p>
     <w:p>
@@ -19462,7 +19518,7 @@
       </w:pPr>
       <w:r>
         <w:rPr/>
-        <w:t xml:space="preserve">Esercizio 3 â€” Inverti una lista</w:t>
+        <w:t xml:space="preserve">Esercizio 3 — Inverti una lista</w:t>
       </w:r>
     </w:p>
     <w:p>
@@ -19531,7 +19587,7 @@
       </w:pPr>
       <w:r>
         <w:rPr/>
-        <w:t xml:space="preserve">Esercizio 4 â€” Ordinamento per inserzione</w:t>
+        <w:t xml:space="preserve">Esercizio 4 — Ordinamento per inserzione</w:t>
       </w:r>
     </w:p>
     <w:p>
@@ -19617,7 +19673,7 @@
       </w:pPr>
       <w:r>
         <w:rPr/>
-        <w:t xml:space="preserve">Esercizio 5 â€” Contatore di parole</w:t>
+        <w:t xml:space="preserve">Esercizio 5 — Contatore di parole</w:t>
       </w:r>
     </w:p>
     <w:p>
@@ -19694,7 +19750,7 @@
       </w:pPr>
       <w:r>
         <w:rPr/>
-        <w:t xml:space="preserve">Esercizio 6 â€” Un mini-tokenizer</w:t>
+        <w:t xml:space="preserve">Esercizio 6 — Un mini-tokenizer</w:t>
       </w:r>
     </w:p>
     <w:p>
@@ -19743,7 +19799,7 @@
       </w:r>
       <w:r>
         <w:rPr/>
-        <w:t xml:space="preserve">. Ãˆ il primo passo di un interprete.</w:t>
+        <w:t xml:space="preserve">. È il primo passo di un interprete.</w:t>
       </w:r>
     </w:p>
     <w:p>
@@ -19795,7 +19851,7 @@
       </w:pPr>
       <w:r>
         <w:rPr/>
-        <w:t xml:space="preserve">Esercizio 7 â€” Valutare un'espressione</w:t>
+        <w:t xml:space="preserve">Esercizio 7 — Valutare un'espressione</w:t>
       </w:r>
     </w:p>
     <w:p>
@@ -19828,7 +19884,7 @@
       </w:r>
       <w:r>
         <w:rPr/>
-        <w:t xml:space="preserve">, cosÃ¬ le funzioni possono aggiornarla.</w:t>
+        <w:t xml:space="preserve">, così le funzioni possono aggiornarla.</w:t>
       </w:r>
     </w:p>
     <w:p>
@@ -19880,7 +19936,7 @@
       </w:pPr>
       <w:r>
         <w:rPr/>
-        <w:t xml:space="preserve">Esercizio 8 â€” Un ambiente a dizionario</w:t>
+        <w:t xml:space="preserve">Esercizio 8 — Un ambiente a dizionario</w:t>
       </w:r>
     </w:p>
     <w:p>
@@ -20022,7 +20078,7 @@
       </w:pPr>
       <w:r>
         <w:rPr/>
-        <w:t xml:space="preserve">Esercizio 9 â€” Dispatch su struct</w:t>
+        <w:t xml:space="preserve">Esercizio 9 — Dispatch su struct</w:t>
       </w:r>
     </w:p>
     <w:p>
@@ -20079,7 +20135,7 @@
       </w:r>
       <w:r>
         <w:rPr/>
-        <w:t xml:space="preserve">. Verifica che il metodo piÃ¹ specifico vinca.</w:t>
+        <w:t xml:space="preserve">. Verifica che il metodo più specifico vinca.</w:t>
       </w:r>
     </w:p>
     <w:p>
@@ -20131,7 +20187,7 @@
       </w:pPr>
       <w:r>
         <w:rPr/>
-        <w:t xml:space="preserve">Esercizio 10 â€” Una base di conoscenza</w:t>
+        <w:t xml:space="preserve">Esercizio 10 — Una base di conoscenza</w:t>
       </w:r>
     </w:p>
     <w:p>
@@ -20232,7 +20288,7 @@
       </w:pPr>
       <w:r>
         <w:rPr/>
-        <w:t xml:space="preserve">Esercizio 11 â€” Contratti in pratica</w:t>
+        <w:t xml:space="preserve">Esercizio 11 — Contratti in pratica</w:t>
       </w:r>
     </w:p>
     <w:p>
@@ -20325,7 +20381,7 @@
       </w:pPr>
       <w:r>
         <w:rPr/>
-        <w:t xml:space="preserve">Esercizio 12 â€” Una macro che misura</w:t>
+        <w:t xml:space="preserve">Esercizio 12 — Una macro che misura</w:t>
       </w:r>
     </w:p>
     <w:p>
@@ -20406,7 +20462,7 @@
       </w:pPr>
       <w:r>
         <w:rPr/>
-        <w:t xml:space="preserve">Parte III â€” Riferimento</w:t>
+        <w:t xml:space="preserve">Parte III — Riferimento</w:t>
       </w:r>
     </w:p>
     <w:p>
@@ -20470,7 +20526,7 @@
         <w:rPr>
           <w:rFonts w:ascii="Courier" w:hAnsi="Courier"/>
         </w:rPr>
-        <w:t xml:space="preserve">program    = { sep } { stmt sep { sep } } ; sep        = NEWLINE | ";" ; block      = { sep } { stmt sep { sep } } ;  stmt       = funcdef | structdef | macrodef | fact | rule            | "requires" expr | "ensures" expr            | "return" [ expr ] | "break" | "continue"            | "(" NAME { "," NAME } ")" "=" expr            | expr ;  funcdef    = "function" fname "(" [ params ] ")" [ "::" TYPE ] [ "!" EFFECT { "," EFFECT } ]              block "end"            | NAME "(" [ params ] ")" "=" expr ; fname      = NAME | "+" | "-" | "*" | "/" | "%" | "^" | "==" | "&lt;" | "&lt;=" | "&gt;" | "&gt;=" ; params     = param { "," param } ; param      = NAME [ "::" TYPE ] | "(" NAME { "," NAME } ")" ; structdef  = "struct" NAME sep { NAME [ "::" TYPE ] sep } "end" ; macrodef   = "macro" NAME "(" [ NAME { "," NAME } ] ")" block "end" ;  fact       = "fact" term ; rule       = "rule" term [ ":-" goal { "," goal } ] ;  expr       = (* Pratt: precedenze dalla piÃ¹ bassa alla piÃ¹ alta *)   1  a = b   a += b   a -= b   a *= b                 (destra)   2  x -&gt; e   (a, b) -&gt; e   c ? a : b                 (destra)   3  ||   4  &amp;&amp;   5  ==  !=  &lt;  &lt;=  &gt;  &gt;=  in  isa  is   6  a:b                                               (range, senza spazi)   7  +  -   8  *  /  %   9  -x  !x  +x  $x                                    (unari)  10  ^                                                 (destra)  11  e::T                                              (asserzione di tipo)  12  f(args)  xs[i]  a.campo                           (postfissi, senza spazio prima di ( e [)  primary    = NUMBER | STRING | SYMBOL | LVAR | NAME | "true" | "false" | "nothing"            | "(" expr ")" | "(" expr "," ... ")"       (* tupla: parametri di lambda *)            | "[" [ expr { "," expr } [ "|" expr ] ] "]"            | "[" expr "for" NAME "in" expr [ "if" expr ] "]"            | ":(" expr ")" | "quote" block "end"            | "@" NAME "(" args ")"            | "if" expr block { "elseif" expr block } [ "else" block ] "end"            | "while" expr block "end"            | "for" NAME "in" expr block "end"            | "for" "(" NAME { "," NAME } ")" "in" expr block "end"            | "let" [ NAME "=" expr { "," NAME "=" expr } ] block "end"            | "begin" block "end"            | "try" block [ "catch" [ NAME ] block ] "end"            | "with" modifier { "," modifier } block "end"            | "solve" goal { "limit" expr | "depth" expr | "steps" expr | "trace" }            | "function" "(" params ")" block "end" ; modifier   = "budget" "(" "steps" "=" expr ")" | "trace" ; </w:t>
+        <w:t xml:space="preserve">program    = { sep } { stmt sep { sep } } ; sep        = NEWLINE | ";" ; block      = { sep } { stmt sep { sep } } ;  stmt       = funcdef | structdef | macrodef | fact | rule            | "requires" expr | "ensures" expr            | "return" [ expr ] | "break" | "continue"            | "(" NAME { "," NAME } ")" "=" expr            | expr ;  funcdef    = "function" fname "(" [ params ] ")" [ "::" TYPE ] [ "!" EFFECT { "," EFFECT } ]              block "end"            | NAME "(" [ params ] ")" "=" expr ; fname      = NAME | "+" | "-" | "*" | "/" | "%" | "^" | "==" | "&lt;" | "&lt;=" | "&gt;" | "&gt;=" ; params     = param { "," param } ; param      = NAME [ "::" TYPE ] | "(" NAME { "," NAME } ")" ; structdef  = "struct" NAME sep { NAME [ "::" TYPE ] sep } "end" ; macrodef   = "macro" NAME "(" [ NAME { "," NAME } ] ")" block "end" ;  fact       = "fact" term ; rule       = "rule" term [ ":-" goal { "," goal } ] ;  expr       = (* Pratt: precedenze dalla più bassa alla più alta *)   1  a = b   a += b   a -= b   a *= b                 (destra)   2  x -&gt; e   (a, b) -&gt; e   c ? a : b                 (destra)   3  ||   4  &amp;&amp;   5  ==  !=  &lt;  &lt;=  &gt;  &gt;=  in  isa  is   6  a:b                                               (range, senza spazi)   7  +  -   8  *  /  %   9  -x  !x  +x  $x                                    (unari)  10  ^                                                 (destra)  11  e::T                                              (asserzione di tipo)  12  f(args)  xs[i]  a.campo                           (postfissi, senza spazio prima di ( e [)  primary    = NUMBER | STRING | SYMBOL | LVAR | NAME | "true" | "false" | "nothing"            | "(" expr ")" | "(" expr "," ... ")"       (* tupla: parametri di lambda *)            | "[" [ expr { "," expr } [ "|" expr ] ] "]"            | "[" expr "for" NAME "in" expr [ "if" expr ] "]"            | ":(" expr ")" | "quote" block "end"            | "@" NAME "(" args ")"            | "if" expr block { "elseif" expr block } [ "else" block ] "end"            | "while" expr block "end"            | "for" NAME "in" expr block "end"            | "for" "(" NAME { "," NAME } ")" "in" expr block "end"            | "let" [ NAME "=" expr { "," NAME "=" expr } ] block "end"            | "begin" block "end"            | "try" block [ "catch" [ NAME ] block ] "end"            | "with" modifier { "," modifier } block "end"            | "solve" goal { "limit" expr | "depth" expr | "steps" expr | "trace" }            | "function" "(" params ")" block "end" ; modifier   = "budget" "(" "steps" "=" expr ")" | "trace" ; </w:t>
       </w:r>
     </w:p>
     <w:p>
@@ -21195,7 +21251,7 @@
               <w:rPr>
                 <w:highlight w:val="lightGray"/>
               </w:rPr>
-              <w:t xml:space="preserve">quote â€¦ end</w:t>
+              <w:t xml:space="preserve">quote … end</w:t>
             </w:r>
           </w:p>
         </w:tc>
@@ -21323,7 +21379,7 @@
               <w:rPr>
                 <w:highlight w:val="lightGray"/>
               </w:rPr>
-              <w:t xml:space="preserve">if c â€¦ elseif d â€¦ else â€¦ end</w:t>
+              <w:t xml:space="preserve">if c … elseif d … else … end</w:t>
             </w:r>
           </w:p>
         </w:tc>
@@ -21409,7 +21465,7 @@
               <w:rPr>
                 <w:highlight w:val="lightGray"/>
               </w:rPr>
-              <w:t xml:space="preserve">while c â€¦ end</w:t>
+              <w:t xml:space="preserve">while c … end</w:t>
             </w:r>
           </w:p>
           <w:p>
@@ -21429,18 +21485,18 @@
             </w:pPr>
             <w:r>
               <w:rPr/>
-              <w:t xml:space="preserve"> Â· </w:t>
-            </w:r>
-          </w:p>
-          <w:p>
-            <w:pPr>
-              <w:spacing w:lineRule="auto"/>
-            </w:pPr>
-            <w:r>
-              <w:rPr>
-                <w:highlight w:val="lightGray"/>
-              </w:rPr>
-              <w:t xml:space="preserve">for x in xs â€¦ end</w:t>
+              <w:t xml:space="preserve"> · </w:t>
+            </w:r>
+          </w:p>
+          <w:p>
+            <w:pPr>
+              <w:spacing w:lineRule="auto"/>
+            </w:pPr>
+            <w:r>
+              <w:rPr>
+                <w:highlight w:val="lightGray"/>
+              </w:rPr>
+              <w:t xml:space="preserve">for x in xs … end</w:t>
             </w:r>
           </w:p>
           <w:p>
@@ -21623,7 +21679,7 @@
               <w:rPr>
                 <w:highlight w:val="lightGray"/>
               </w:rPr>
-              <w:t xml:space="preserve">let x = 1 â€¦ end</w:t>
+              <w:t xml:space="preserve">let x = 1 … end</w:t>
             </w:r>
           </w:p>
         </w:tc>
@@ -21666,7 +21722,7 @@
               <w:rPr>
                 <w:highlight w:val="lightGray"/>
               </w:rPr>
-              <w:t xml:space="preserve">begin â€¦ end</w:t>
+              <w:t xml:space="preserve">begin … end</w:t>
             </w:r>
           </w:p>
         </w:tc>
@@ -21945,7 +22001,7 @@
               <w:rPr>
                 <w:highlight w:val="lightGray"/>
               </w:rPr>
-              <w:t xml:space="preserve">function f(x) â€¦ end</w:t>
+              <w:t xml:space="preserve">function f(x) … end</w:t>
             </w:r>
           </w:p>
         </w:tc>
@@ -21999,7 +22055,7 @@
               <w:rPr>
                 <w:highlight w:val="lightGray"/>
               </w:rPr>
-              <w:t xml:space="preserve">function f(x)::Float â€¦ end</w:t>
+              <w:t xml:space="preserve">function f(x)::Float … end</w:t>
             </w:r>
           </w:p>
         </w:tc>
@@ -22053,7 +22109,7 @@
               <w:rPr>
                 <w:highlight w:val="lightGray"/>
               </w:rPr>
-              <w:t xml:space="preserve">function f(x) !io â€¦ end</w:t>
+              <w:t xml:space="preserve">function f(x) !io … end</w:t>
             </w:r>
           </w:p>
         </w:tc>
@@ -22283,7 +22339,7 @@
       </w:r>
       <w:r>
         <w:rPr/>
-        <w:t xml:space="preserve"> nÃ© valori </w:t>
+        <w:t xml:space="preserve"> né valori </w:t>
       </w:r>
       <w:r>
         <w:rPr/>
@@ -22309,7 +22365,7 @@
       </w:r>
       <w:r>
         <w:rPr/>
-        <w:t xml:space="preserve"> e un messaggio diagnostico su stderr. Quello giÃ  stampato su stdout resta.</w:t>
+        <w:t xml:space="preserve"> e un messaggio diagnostico su stderr. Quello già stampato su stdout resta.</w:t>
       </w:r>
     </w:p>
     <w:tbl>
@@ -22397,7 +22453,7 @@
               <w:rPr>
                 <w:highlight w:val="lightGray"/>
               </w:rPr>
-              <w:t xml:space="preserve">parse error: unexpected token â€¦</w:t>
+              <w:t xml:space="preserve">parse error: unexpected token …</w:t>
             </w:r>
           </w:p>
           <w:p>
@@ -22417,7 +22473,7 @@
               <w:rPr>
                 <w:highlight w:val="lightGray"/>
               </w:rPr>
-              <w:t xml:space="preserve">parse error: expected â€¦</w:t>
+              <w:t xml:space="preserve">parse error: expected …</w:t>
             </w:r>
           </w:p>
         </w:tc>
@@ -22487,7 +22543,7 @@
               <w:rPr>
                 <w:highlight w:val="lightGray"/>
               </w:rPr>
-              <w:t xml:space="preserve">() -&gt; â€¦</w:t>
+              <w:t xml:space="preserve">() -&gt; …</w:t>
             </w:r>
           </w:p>
           <w:p>
@@ -22602,7 +22658,7 @@
             </w:pPr>
             <w:r>
               <w:rPr/>
-              <w:t xml:space="preserve">si chiama un valore che non Ã¨ una funzione (</w:t>
+              <w:t xml:space="preserve">si chiama un valore che non è una funzione (</w:t>
             </w:r>
           </w:p>
           <w:p>
@@ -23088,7 +23144,7 @@
               <w:rPr>
                 <w:highlight w:val="lightGray"/>
               </w:rPr>
-              <w:t xml:space="preserve">cannot read file: â€¦</w:t>
+              <w:t xml:space="preserve">cannot read file: …</w:t>
             </w:r>
           </w:p>
         </w:tc>
@@ -23209,7 +23265,7 @@
       </w:r>
       <w:r>
         <w:rPr/>
-        <w:t xml:space="preserve">riga N: â€¦</w:t>
+        <w:t xml:space="preserve">riga N: …</w:t>
       </w:r>
       <w:r>
         <w:rPr/>
@@ -23370,7 +23426,7 @@
             </w:pPr>
             <w:r>
               <w:rPr/>
-              <w:t xml:space="preserve">; Ã¨ anche ciÃ² che il kernel esegue</w:t>
+              <w:t xml:space="preserve">; è anche ciò che il kernel esegue</w:t>
             </w:r>
           </w:p>
         </w:tc>
@@ -23636,7 +23692,7 @@
             </w:pPr>
             <w:r>
               <w:rPr/>
-              <w:t xml:space="preserve">funzione che cattura l'ambiente in cui Ã¨ stata creata</w:t>
+              <w:t xml:space="preserve">funzione che cattura l'ambiente in cui è stata creata</w:t>
             </w:r>
           </w:p>
         </w:tc>
@@ -23742,7 +23798,7 @@
             </w:pPr>
             <w:r>
               <w:rPr/>
-              <w:t xml:space="preserve">capacitÃ  dichiarata di una funzione: </w:t>
+              <w:t xml:space="preserve">capacità dichiarata di una funzione: </w:t>
             </w:r>
           </w:p>
           <w:p>
@@ -24199,7 +24255,7 @@
             </w:pPr>
             <w:r>
               <w:rPr/>
-              <w:t xml:space="preserve">un nome Ã¨ visibile dove Ã¨ stato legato e all'interno, mai all'esterno</w:t>
+              <w:t xml:space="preserve">un nome è visibile dove è stato legato e all'interno, mai all'esterno</w:t>
             </w:r>
           </w:p>
         </w:tc>
@@ -24433,7 +24489,7 @@
       </w:pPr>
       <w:r>
         <w:rPr/>
-        <w:t xml:space="preserve">Questa sezione non fa parte del linguaggio: Ã¨ lo stato dell'implementazione,useful per orientarsi prima di scrivere codice.</w:t>
+        <w:t xml:space="preserve">Questa sezione non fa parte del linguaggio: è lo stato dell'implementazione,useful per orientarsi prima di scrivere codice.</w:t>
       </w:r>
     </w:p>
     <w:tbl>
@@ -24769,7 +24825,7 @@
             </w:pPr>
             <w:r>
               <w:rPr/>
-              <w:t xml:space="preserve">funzionalitÃ</w:t>
+              <w:t xml:space="preserve">funzionalità</w:t>
             </w:r>
           </w:p>
         </w:tc>
@@ -24895,7 +24951,7 @@
             </w:pPr>
             <w:r>
               <w:rPr/>
-              <w:t xml:space="preserve">sÃ¬</w:t>
+              <w:t xml:space="preserve">sì</w:t>
             </w:r>
           </w:p>
         </w:tc>
@@ -24955,7 +25011,7 @@
             </w:pPr>
             <w:r>
               <w:rPr/>
-              <w:t xml:space="preserve">piÃ¹ parametri</w:t>
+              <w:t xml:space="preserve">più parametri</w:t>
             </w:r>
           </w:p>
         </w:tc>
@@ -25407,7 +25463,7 @@
             </w:pPr>
             <w:r>
               <w:rPr/>
-              <w:t xml:space="preserve">sÃ¬</w:t>
+              <w:t xml:space="preserve">sì</w:t>
             </w:r>
           </w:p>
         </w:tc>
@@ -25528,7 +25584,7 @@
       </w:r>
       <w:r>
         <w:rPr/>
-        <w:t xml:space="preserve">; se deve girare anche sul seed, restringiti alle funzionalitÃ  elencate nella colonna di destra e verificalo su Windows.</w:t>
+        <w:t xml:space="preserve">; se deve girare anche sul seed, restringiti alle funzionalità elencate nella colonna di destra e verificalo su Windows.</w:t>
       </w:r>
     </w:p>
     <w:p>
@@ -25576,11 +25632,11 @@
       </w:r>
       <w:r>
         <w:rPr/>
-        <w:t xml:space="preserve">SPEC Â§1</w:t>
-      </w:r>
-      <w:r>
-        <w:rPr/>
-        <w:t xml:space="preserve"> per Triad-Full (a capo dentro le parentesi, o subito dopo un operatore binario) non Ã¨ implementata nell'interprete di riferimento. Scrivere una istruzione per riga;</w:t>
+        <w:t xml:space="preserve">SPEC §1</w:t>
+      </w:r>
+      <w:r>
+        <w:rPr/>
+        <w:t xml:space="preserve"> per Triad-Full (a capo dentro le parentesi, o subito dopo un operatore binario) non è implementata nell'interprete di riferimento. Scrivere una istruzione per riga;</w:t>
       </w:r>
     </w:p>
     <w:p>
@@ -25605,7 +25661,7 @@
       </w:r>
       <w:r>
         <w:rPr/>
-        <w:t xml:space="preserve">: lÃ¬ c'Ã¨ l'helper non standard </w:t>
+        <w:t xml:space="preserve">: lì c'è l'helper non standard </w:t>
       </w:r>
       <w:r>
         <w:rPr/>
@@ -25645,7 +25701,7 @@
       </w:pPr>
       <w:r>
         <w:rPr/>
-        <w:t xml:space="preserve">Appendice A â€” Influenze dichiarate</w:t>
+        <w:t xml:space="preserve">Appendice A — Influenze dichiarate</w:t>
       </w:r>
     </w:p>
     <w:p>
@@ -25660,11 +25716,11 @@
         <w:rPr>
           <w:b/>
         </w:rPr>
-        <w:t xml:space="preserve">non Ã¨ un dialetto di nessuno dei tre</w:t>
-      </w:r>
-      <w:r>
-        <w:rPr/>
-        <w:t xml:space="preserve">: la definizione del linguaggio Ã¨ la specifica.</w:t>
+        <w:t xml:space="preserve">non è un dialetto di nessuno dei tre</w:t>
+      </w:r>
+      <w:r>
+        <w:rPr/>
+        <w:t xml:space="preserve">: la definizione del linguaggio è la specifica.</w:t>
       </w:r>
     </w:p>
     <w:tbl>
@@ -25780,7 +25836,7 @@
               <w:rPr>
                 <w:highlight w:val="lightGray"/>
               </w:rPr>
-              <w:t xml:space="preserve">function â€¦ end</w:t>
+              <w:t xml:space="preserve">function … end</w:t>
             </w:r>
           </w:p>
           <w:p>
@@ -26055,7 +26111,7 @@
               <w:rPr>
                 <w:highlight w:val="lightGray"/>
               </w:rPr>
-              <w:t xml:space="preserve">:( â€¦ )</w:t>
+              <w:t xml:space="preserve">:( … )</w:t>
             </w:r>
           </w:p>
           <w:p>
@@ -26152,7 +26208,7 @@
       </w:pPr>
       <w:r>
         <w:rPr/>
-        <w:t xml:space="preserve">Appendice B â€” Dove guardare</w:t>
+        <w:t xml:space="preserve">Appendice B — Dove guardare</w:t>
       </w:r>
     </w:p>
     <w:tbl>
@@ -26493,7 +26549,7 @@
             </w:pPr>
             <w:r>
               <w:rPr/>
-              <w:t xml:space="preserve"> Â· </w:t>
+              <w:t xml:space="preserve"> · </w:t>
             </w:r>
           </w:p>
           <w:p>
@@ -26560,7 +26616,7 @@
             </w:pPr>
             <w:r>
               <w:rPr/>
-              <w:t xml:space="preserve"> Â· </w:t>
+              <w:t xml:space="preserve"> · </w:t>
             </w:r>
           </w:p>
           <w:p>
@@ -26672,7 +26728,7 @@
             </w:pPr>
             <w:r>
               <w:rPr/>
-              <w:t xml:space="preserve"> â€” MIT</w:t>
+              <w:t xml:space="preserve"> — MIT</w:t>
             </w:r>
           </w:p>
         </w:tc>
@@ -59097,6 +59153,23 @@
     </w:p>
   </w:body>
 </w:document>
+</file>
+
+<file path=word/footer1.xml><?xml version="1.0" encoding="utf-8"?>
+<ftr xmlns="http://schemas.openxmlformats.org/wordprocessingml/2006/main">
+  <p>
+    <pPr>
+      <jc xmlns:ns1="http://schemas.openxmlformats.org/wordprocessingml/2006/main" ns1:val="center"/>
+      <spacing xmlns:ns2="http://schemas.openxmlformats.org/wordprocessingml/2006/main" ns2:lineRule="auto"/>
+    </pPr>
+    <r>
+      <rPr/>
+    </r>
+    <fldSimple xmlns:ns3="http://schemas.openxmlformats.org/wordprocessingml/2006/main" ns3:instr="PAGE">
+      <r/>
+    </fldSimple>
+  </p>
+</ftr>
 </file>
 
 <file path=word/numbering.xml><?xml version="1.0" encoding="utf-8"?>

--- a/docs/libro/libro.docx
+++ b/docs/libro/libro.docx
@@ -198,6 +198,3022 @@
       <w:r>
         <w:rPr/>
         <w:t xml:space="preserve">— GPuntobit</w:t>
+      </w:r>
+    </w:p>
+    <w:p>
+      <w:pPr>
+        <w:pStyle w:val="Heading1"/>
+        <w:spacing w:lineRule="auto"/>
+      </w:pPr>
+      <w:r>
+        <w:rPr/>
+        <w:t xml:space="preserve">Sommario</w:t>
+      </w:r>
+    </w:p>
+    <w:p>
+      <w:pPr>
+        <w:spacing w:lineRule="auto"/>
+      </w:pPr>
+      <w:r>
+        <w:rPr/>
+        <w:t xml:space="preserve">Elenco completo di tutti i capitoli e le sezioni del libro (Manuale + Tutorial).</w:t>
+      </w:r>
+    </w:p>
+    <w:p>
+      <w:pPr>
+        <w:pStyle w:val="Heading2"/>
+        <w:spacing w:lineRule="auto"/>
+      </w:pPr>
+      <w:r>
+        <w:rPr/>
+        <w:t xml:space="preserve">Manuale di Triad 2.0</w:t>
+      </w:r>
+    </w:p>
+    <w:p>
+      <w:pPr>
+        <w:numPr>
+          <w:ilvl w:val="0"/>
+          <w:numId w:val="1"/>
+        </w:numPr>
+        <w:spacing w:lineRule="auto"/>
+      </w:pPr>
+      <w:r>
+        <w:rPr/>
+        <w:t xml:space="preserve">Manuale di Triad 2.0</w:t>
+      </w:r>
+    </w:p>
+    <w:p>
+      <w:pPr>
+        <w:numPr>
+          <w:ilvl w:val="0"/>
+          <w:numId w:val="1"/>
+        </w:numPr>
+        <w:spacing w:lineRule="auto"/>
+      </w:pPr>
+      <w:r>
+        <w:rPr/>
+        <w:t xml:space="preserve">Come leggere questo manuale</w:t>
+      </w:r>
+    </w:p>
+    <w:p>
+      <w:pPr>
+        <w:numPr>
+          <w:ilvl w:val="0"/>
+          <w:numId w:val="1"/>
+        </w:numPr>
+        <w:spacing w:lineRule="auto"/>
+      </w:pPr>
+      <w:r>
+        <w:rPr/>
+        <w:t xml:space="preserve">A chi è indirizzato</w:t>
+      </w:r>
+    </w:p>
+    <w:p>
+      <w:pPr>
+        <w:numPr>
+          <w:ilvl w:val="0"/>
+          <w:numId w:val="1"/>
+        </w:numPr>
+        <w:spacing w:lineRule="auto"/>
+      </w:pPr>
+      <w:r>
+        <w:rPr/>
+        <w:t xml:space="preserve">Due profili, una sola lingua</w:t>
+      </w:r>
+    </w:p>
+    <w:p>
+      <w:pPr>
+        <w:numPr>
+          <w:ilvl w:val="0"/>
+          <w:numId w:val="1"/>
+        </w:numPr>
+        <w:spacing w:lineRule="auto"/>
+      </w:pPr>
+      <w:r>
+        <w:rPr/>
+        <w:t xml:space="preserve">Convenzioni di notazione</w:t>
+      </w:r>
+    </w:p>
+    <w:p>
+      <w:pPr>
+        <w:numPr>
+          <w:ilvl w:val="0"/>
+          <w:numId w:val="1"/>
+        </w:numPr>
+        <w:spacing w:lineRule="auto"/>
+      </w:pPr>
+      <w:r>
+        <w:rPr/>
+        <w:t xml:space="preserve">Come eseguire gli esempi</w:t>
+      </w:r>
+    </w:p>
+    <w:p>
+      <w:pPr>
+        <w:numPr>
+          <w:ilvl w:val="0"/>
+          <w:numId w:val="1"/>
+        </w:numPr>
+        <w:spacing w:lineRule="auto"/>
+      </w:pPr>
+      <w:r>
+        <w:rPr/>
+        <w:t xml:space="preserve">Parte I — Il linguaggio</w:t>
+      </w:r>
+    </w:p>
+    <w:p>
+      <w:pPr>
+        <w:numPr>
+          <w:ilvl w:val="0"/>
+          <w:numId w:val="1"/>
+        </w:numPr>
+        <w:spacing w:lineRule="auto"/>
+      </w:pPr>
+      <w:r>
+        <w:rPr/>
+        <w:t xml:space="preserve">1. Lessico</w:t>
+      </w:r>
+    </w:p>
+    <w:p>
+      <w:pPr>
+        <w:numPr>
+          <w:ilvl w:val="0"/>
+          <w:numId w:val="1"/>
+        </w:numPr>
+        <w:spacing w:lineRule="auto"/>
+      </w:pPr>
+      <w:r>
+        <w:rPr/>
+        <w:t xml:space="preserve">1.1 Identificatori</w:t>
+      </w:r>
+    </w:p>
+    <w:p>
+      <w:pPr>
+        <w:numPr>
+          <w:ilvl w:val="0"/>
+          <w:numId w:val="1"/>
+        </w:numPr>
+        <w:spacing w:lineRule="auto"/>
+      </w:pPr>
+      <w:r>
+        <w:rPr/>
+        <w:t xml:space="preserve">1.2 Numeri</w:t>
+      </w:r>
+    </w:p>
+    <w:p>
+      <w:pPr>
+        <w:numPr>
+          <w:ilvl w:val="0"/>
+          <w:numId w:val="1"/>
+        </w:numPr>
+        <w:spacing w:lineRule="auto"/>
+      </w:pPr>
+      <w:r>
+        <w:rPr/>
+        <w:t xml:space="preserve">1.3 Stringhe</w:t>
+      </w:r>
+    </w:p>
+    <w:p>
+      <w:pPr>
+        <w:numPr>
+          <w:ilvl w:val="0"/>
+          <w:numId w:val="1"/>
+        </w:numPr>
+        <w:spacing w:lineRule="auto"/>
+      </w:pPr>
+      <w:r>
+        <w:rPr/>
+        <w:t xml:space="preserve">1.4 Simboli</w:t>
+      </w:r>
+    </w:p>
+    <w:p>
+      <w:pPr>
+        <w:numPr>
+          <w:ilvl w:val="0"/>
+          <w:numId w:val="1"/>
+        </w:numPr>
+        <w:spacing w:lineRule="auto"/>
+      </w:pPr>
+      <w:r>
+        <w:rPr/>
+        <w:t xml:space="preserve">1.5 Commenti</w:t>
+      </w:r>
+    </w:p>
+    <w:p>
+      <w:pPr>
+        <w:numPr>
+          <w:ilvl w:val="0"/>
+          <w:numId w:val="1"/>
+        </w:numPr>
+        <w:spacing w:lineRule="auto"/>
+      </w:pPr>
+      <w:r>
+        <w:rPr/>
+        <w:t xml:space="preserve">1.6 Separatori e fine-riga</w:t>
+      </w:r>
+    </w:p>
+    <w:p>
+      <w:pPr>
+        <w:numPr>
+          <w:ilvl w:val="0"/>
+          <w:numId w:val="1"/>
+        </w:numPr>
+        <w:spacing w:lineRule="auto"/>
+      </w:pPr>
+      <w:r>
+        <w:rPr/>
+        <w:t xml:space="preserve">1.7 La regola dei due punti e del punto interrogativo</w:t>
+      </w:r>
+    </w:p>
+    <w:p>
+      <w:pPr>
+        <w:numPr>
+          <w:ilvl w:val="0"/>
+          <w:numId w:val="1"/>
+        </w:numPr>
+        <w:spacing w:lineRule="auto"/>
+      </w:pPr>
+      <w:r>
+        <w:rPr/>
+        <w:t xml:space="preserve">1.8 Parole chiave</w:t>
+      </w:r>
+    </w:p>
+    <w:p>
+      <w:pPr>
+        <w:numPr>
+          <w:ilvl w:val="0"/>
+          <w:numId w:val="1"/>
+        </w:numPr>
+        <w:spacing w:lineRule="auto"/>
+      </w:pPr>
+      <w:r>
+        <w:rPr/>
+        <w:t xml:space="preserve">1.9 Identificatori avanzati e convenzioni</w:t>
+      </w:r>
+    </w:p>
+    <w:p>
+      <w:pPr>
+        <w:numPr>
+          <w:ilvl w:val="0"/>
+          <w:numId w:val="1"/>
+        </w:numPr>
+        <w:spacing w:lineRule="auto"/>
+      </w:pPr>
+      <w:r>
+        <w:rPr/>
+        <w:t xml:space="preserve">1.10 Escape e stringhe avanzate</w:t>
+      </w:r>
+    </w:p>
+    <w:p>
+      <w:pPr>
+        <w:numPr>
+          <w:ilvl w:val="0"/>
+          <w:numId w:val="1"/>
+        </w:numPr>
+        <w:spacing w:lineRule="auto"/>
+      </w:pPr>
+      <w:r>
+        <w:rPr/>
+        <w:t xml:space="preserve">1.11 Esercizi sul lessico</w:t>
+      </w:r>
+    </w:p>
+    <w:p>
+      <w:pPr>
+        <w:numPr>
+          <w:ilvl w:val="0"/>
+          <w:numId w:val="1"/>
+        </w:numPr>
+        <w:spacing w:lineRule="auto"/>
+      </w:pPr>
+      <w:r>
+        <w:rPr/>
+        <w:t xml:space="preserve">2. Valori e tipi</w:t>
+      </w:r>
+    </w:p>
+    <w:p>
+      <w:pPr>
+        <w:numPr>
+          <w:ilvl w:val="0"/>
+          <w:numId w:val="1"/>
+        </w:numPr>
+        <w:spacing w:lineRule="auto"/>
+      </w:pPr>
+      <w:r>
+        <w:rPr/>
+        <w:t xml:space="preserve">2.1 I tipi</w:t>
+      </w:r>
+    </w:p>
+    <w:p>
+      <w:pPr>
+        <w:numPr>
+          <w:ilvl w:val="0"/>
+          <w:numId w:val="1"/>
+        </w:numPr>
+        <w:spacing w:lineRule="auto"/>
+      </w:pPr>
+      <w:r>
+        <w:rPr/>
+        <w:t xml:space="preserve">2.2 Gerarchia dei tipi</w:t>
+      </w:r>
+    </w:p>
+    <w:p>
+      <w:pPr>
+        <w:numPr>
+          <w:ilvl w:val="0"/>
+          <w:numId w:val="1"/>
+        </w:numPr>
+        <w:spacing w:lineRule="auto"/>
+      </w:pPr>
+      <w:r>
+        <w:rPr/>
+        <w:t xml:space="preserve">2.3 Struct</w:t>
+      </w:r>
+    </w:p>
+    <w:p>
+      <w:pPr>
+        <w:numPr>
+          <w:ilvl w:val="0"/>
+          <w:numId w:val="1"/>
+        </w:numPr>
+        <w:spacing w:lineRule="auto"/>
+      </w:pPr>
+      <w:r>
+        <w:rPr/>
+        <w:t xml:space="preserve">2.4 Conversioni</w:t>
+      </w:r>
+    </w:p>
+    <w:p>
+      <w:pPr>
+        <w:numPr>
+          <w:ilvl w:val="0"/>
+          <w:numId w:val="1"/>
+        </w:numPr>
+        <w:spacing w:lineRule="auto"/>
+      </w:pPr>
+      <w:r>
+        <w:rPr/>
+        <w:t xml:space="preserve">2.5 Asserzione di tipo</w:t>
+      </w:r>
+    </w:p>
+    <w:p>
+      <w:pPr>
+        <w:numPr>
+          <w:ilvl w:val="0"/>
+          <w:numId w:val="1"/>
+        </w:numPr>
+        <w:spacing w:lineRule="auto"/>
+      </w:pPr>
+      <w:r>
+        <w:rPr/>
+        <w:t xml:space="preserve">2.6 Il vincolo del dichiarato</w:t>
+      </w:r>
+    </w:p>
+    <w:p>
+      <w:pPr>
+        <w:numPr>
+          <w:ilvl w:val="0"/>
+          <w:numId w:val="1"/>
+        </w:numPr>
+        <w:spacing w:lineRule="auto"/>
+      </w:pPr>
+      <w:r>
+        <w:rPr/>
+        <w:t xml:space="preserve">2.7 Le condizioni accettano solo `Bool`</w:t>
+      </w:r>
+    </w:p>
+    <w:p>
+      <w:pPr>
+        <w:numPr>
+          <w:ilvl w:val="0"/>
+          <w:numId w:val="1"/>
+        </w:numPr>
+        <w:spacing w:lineRule="auto"/>
+      </w:pPr>
+      <w:r>
+        <w:rPr/>
+        <w:t xml:space="preserve">2.8 Come stampa un valore</w:t>
+      </w:r>
+    </w:p>
+    <w:p>
+      <w:pPr>
+        <w:numPr>
+          <w:ilvl w:val="0"/>
+          <w:numId w:val="1"/>
+        </w:numPr>
+        <w:spacing w:lineRule="auto"/>
+      </w:pPr>
+      <w:r>
+        <w:rPr/>
+        <w:t xml:space="preserve">3. Variabili e assegnamento</w:t>
+      </w:r>
+    </w:p>
+    <w:p>
+      <w:pPr>
+        <w:numPr>
+          <w:ilvl w:val="0"/>
+          <w:numId w:val="1"/>
+        </w:numPr>
+        <w:spacing w:lineRule="auto"/>
+      </w:pPr>
+      <w:r>
+        <w:rPr/>
+        <w:t xml:space="preserve">4. Operatori e precedenza</w:t>
+      </w:r>
+    </w:p>
+    <w:p>
+      <w:pPr>
+        <w:numPr>
+          <w:ilvl w:val="0"/>
+          <w:numId w:val="1"/>
+        </w:numPr>
+        <w:spacing w:lineRule="auto"/>
+      </w:pPr>
+      <w:r>
+        <w:rPr/>
+        <w:t xml:space="preserve">4.1 Aritmetica intera</w:t>
+      </w:r>
+    </w:p>
+    <w:p>
+      <w:pPr>
+        <w:numPr>
+          <w:ilvl w:val="0"/>
+          <w:numId w:val="1"/>
+        </w:numPr>
+        <w:spacing w:lineRule="auto"/>
+      </w:pPr>
+      <w:r>
+        <w:rPr/>
+        <w:t xml:space="preserve">4.2 Logica e confronti</w:t>
+      </w:r>
+    </w:p>
+    <w:p>
+      <w:pPr>
+        <w:numPr>
+          <w:ilvl w:val="0"/>
+          <w:numId w:val="1"/>
+        </w:numPr>
+        <w:spacing w:lineRule="auto"/>
+      </w:pPr>
+      <w:r>
+        <w:rPr/>
+        <w:t xml:space="preserve">5. Controllo di flusso</w:t>
+      </w:r>
+    </w:p>
+    <w:p>
+      <w:pPr>
+        <w:numPr>
+          <w:ilvl w:val="0"/>
+          <w:numId w:val="1"/>
+        </w:numPr>
+        <w:spacing w:lineRule="auto"/>
+      </w:pPr>
+      <w:r>
+        <w:rPr/>
+        <w:t xml:space="preserve">5.1 `if` / `elseif` / `else` **[Core]**</w:t>
+      </w:r>
+    </w:p>
+    <w:p>
+      <w:pPr>
+        <w:numPr>
+          <w:ilvl w:val="0"/>
+          <w:numId w:val="1"/>
+        </w:numPr>
+        <w:spacing w:lineRule="auto"/>
+      </w:pPr>
+      <w:r>
+        <w:rPr/>
+        <w:t xml:space="preserve">5.2 `while`, `break`, `continue` **[Core]**</w:t>
+      </w:r>
+    </w:p>
+    <w:p>
+      <w:pPr>
+        <w:numPr>
+          <w:ilvl w:val="0"/>
+          <w:numId w:val="1"/>
+        </w:numPr>
+        <w:spacing w:lineRule="auto"/>
+      </w:pPr>
+      <w:r>
+        <w:rPr/>
+        <w:t xml:space="preserve">5.3 `let` e `begin` **[Core]**</w:t>
+      </w:r>
+    </w:p>
+    <w:p>
+      <w:pPr>
+        <w:numPr>
+          <w:ilvl w:val="0"/>
+          <w:numId w:val="1"/>
+        </w:numPr>
+        <w:spacing w:lineRule="auto"/>
+      </w:pPr>
+      <w:r>
+        <w:rPr/>
+        <w:t xml:space="preserve">5.4 `for` e i range **[Full]**</w:t>
+      </w:r>
+    </w:p>
+    <w:p>
+      <w:pPr>
+        <w:numPr>
+          <w:ilvl w:val="0"/>
+          <w:numId w:val="1"/>
+        </w:numPr>
+        <w:spacing w:lineRule="auto"/>
+      </w:pPr>
+      <w:r>
+        <w:rPr/>
+        <w:t xml:space="preserve">5.5 Le comprehension **[Full]**</w:t>
+      </w:r>
+    </w:p>
+    <w:p>
+      <w:pPr>
+        <w:numPr>
+          <w:ilvl w:val="0"/>
+          <w:numId w:val="1"/>
+        </w:numPr>
+        <w:spacing w:lineRule="auto"/>
+      </w:pPr>
+      <w:r>
+        <w:rPr/>
+        <w:t xml:space="preserve">5.6 `try` / `catch` **[Full]**</w:t>
+      </w:r>
+    </w:p>
+    <w:p>
+      <w:pPr>
+        <w:numPr>
+          <w:ilvl w:val="0"/>
+          <w:numId w:val="1"/>
+        </w:numPr>
+        <w:spacing w:lineRule="auto"/>
+      </w:pPr>
+      <w:r>
+        <w:rPr/>
+        <w:t xml:space="preserve">6. Funzioni</w:t>
+      </w:r>
+    </w:p>
+    <w:p>
+      <w:pPr>
+        <w:numPr>
+          <w:ilvl w:val="0"/>
+          <w:numId w:val="1"/>
+        </w:numPr>
+        <w:spacing w:lineRule="auto"/>
+      </w:pPr>
+      <w:r>
+        <w:rPr/>
+        <w:t xml:space="preserve">6.1 Tre forme di definizione **[Core]**</w:t>
+      </w:r>
+    </w:p>
+    <w:p>
+      <w:pPr>
+        <w:numPr>
+          <w:ilvl w:val="0"/>
+          <w:numId w:val="1"/>
+        </w:numPr>
+        <w:spacing w:lineRule="auto"/>
+      </w:pPr>
+      <w:r>
+        <w:rPr/>
+        <w:t xml:space="preserve">6.2 `return`, ricorsione, arità</w:t>
+      </w:r>
+    </w:p>
+    <w:p>
+      <w:pPr>
+        <w:numPr>
+          <w:ilvl w:val="0"/>
+          <w:numId w:val="1"/>
+        </w:numPr>
+        <w:spacing w:lineRule="auto"/>
+      </w:pPr>
+      <w:r>
+        <w:rPr/>
+        <w:t xml:space="preserve">6.3 Funzioni di ordine superiore</w:t>
+      </w:r>
+    </w:p>
+    <w:p>
+      <w:pPr>
+        <w:numPr>
+          <w:ilvl w:val="0"/>
+          <w:numId w:val="1"/>
+        </w:numPr>
+        <w:spacing w:lineRule="auto"/>
+      </w:pPr>
+      <w:r>
+        <w:rPr/>
+        <w:t xml:space="preserve">6.4 L'annotazione di effetto `!io`</w:t>
+      </w:r>
+    </w:p>
+    <w:p>
+      <w:pPr>
+        <w:numPr>
+          <w:ilvl w:val="0"/>
+          <w:numId w:val="1"/>
+        </w:numPr>
+        <w:spacing w:lineRule="auto"/>
+      </w:pPr>
+      <w:r>
+        <w:rPr/>
+        <w:t xml:space="preserve">7. Tipi e multiple dispatch</w:t>
+      </w:r>
+    </w:p>
+    <w:p>
+      <w:pPr>
+        <w:numPr>
+          <w:ilvl w:val="0"/>
+          <w:numId w:val="1"/>
+        </w:numPr>
+        <w:spacing w:lineRule="auto"/>
+      </w:pPr>
+      <w:r>
+        <w:rPr/>
+        <w:t xml:space="preserve">7.1 Il tipo di ritorno</w:t>
+      </w:r>
+    </w:p>
+    <w:p>
+      <w:pPr>
+        <w:numPr>
+          <w:ilvl w:val="0"/>
+          <w:numId w:val="1"/>
+        </w:numPr>
+        <w:spacing w:lineRule="auto"/>
+      </w:pPr>
+      <w:r>
+        <w:rPr/>
+        <w:t xml:space="preserve">7.2 Funzioni locali</w:t>
+      </w:r>
+    </w:p>
+    <w:p>
+      <w:pPr>
+        <w:numPr>
+          <w:ilvl w:val="0"/>
+          <w:numId w:val="1"/>
+        </w:numPr>
+        <w:spacing w:lineRule="auto"/>
+      </w:pPr>
+      <w:r>
+        <w:rPr/>
+        <w:t xml:space="preserve">8. Lambda, chiusure e scope</w:t>
+      </w:r>
+    </w:p>
+    <w:p>
+      <w:pPr>
+        <w:numPr>
+          <w:ilvl w:val="0"/>
+          <w:numId w:val="1"/>
+        </w:numPr>
+        <w:spacing w:lineRule="auto"/>
+      </w:pPr>
+      <w:r>
+        <w:rPr/>
+        <w:t xml:space="preserve">8.1 Lambda **[Core]**</w:t>
+      </w:r>
+    </w:p>
+    <w:p>
+      <w:pPr>
+        <w:numPr>
+          <w:ilvl w:val="0"/>
+          <w:numId w:val="1"/>
+        </w:numPr>
+        <w:spacing w:lineRule="auto"/>
+      </w:pPr>
+      <w:r>
+        <w:rPr/>
+        <w:t xml:space="preserve">8.2 Chiusure</w:t>
+      </w:r>
+    </w:p>
+    <w:p>
+      <w:pPr>
+        <w:numPr>
+          <w:ilvl w:val="0"/>
+          <w:numId w:val="1"/>
+        </w:numPr>
+        <w:spacing w:lineRule="auto"/>
+      </w:pPr>
+      <w:r>
+        <w:rPr/>
+        <w:t xml:space="preserve">8.3 Le regole di scope</w:t>
+      </w:r>
+    </w:p>
+    <w:p>
+      <w:pPr>
+        <w:numPr>
+          <w:ilvl w:val="0"/>
+          <w:numId w:val="1"/>
+        </w:numPr>
+        <w:spacing w:lineRule="auto"/>
+      </w:pPr>
+      <w:r>
+        <w:rPr/>
+        <w:t xml:space="preserve">9. Liste</w:t>
+      </w:r>
+    </w:p>
+    <w:p>
+      <w:pPr>
+        <w:numPr>
+          <w:ilvl w:val="0"/>
+          <w:numId w:val="1"/>
+        </w:numPr>
+        <w:spacing w:lineRule="auto"/>
+      </w:pPr>
+      <w:r>
+        <w:rPr/>
+        <w:t xml:space="preserve">10. Stringhe, simboli e conversioni</w:t>
+      </w:r>
+    </w:p>
+    <w:p>
+      <w:pPr>
+        <w:numPr>
+          <w:ilvl w:val="0"/>
+          <w:numId w:val="1"/>
+        </w:numPr>
+        <w:spacing w:lineRule="auto"/>
+      </w:pPr>
+      <w:r>
+        <w:rPr/>
+        <w:t xml:space="preserve">11. Errori come dati</w:t>
+      </w:r>
+    </w:p>
+    <w:p>
+      <w:pPr>
+        <w:numPr>
+          <w:ilvl w:val="0"/>
+          <w:numId w:val="1"/>
+        </w:numPr>
+        <w:spacing w:lineRule="auto"/>
+      </w:pPr>
+      <w:r>
+        <w:rPr/>
+        <w:t xml:space="preserve">11.1 La forma `Err`</w:t>
+      </w:r>
+    </w:p>
+    <w:p>
+      <w:pPr>
+        <w:numPr>
+          <w:ilvl w:val="0"/>
+          <w:numId w:val="1"/>
+        </w:numPr>
+        <w:spacing w:lineRule="auto"/>
+      </w:pPr>
+      <w:r>
+        <w:rPr/>
+        <w:t xml:space="preserve">11.2 Produrre e propagare</w:t>
+      </w:r>
+    </w:p>
+    <w:p>
+      <w:pPr>
+        <w:numPr>
+          <w:ilvl w:val="0"/>
+          <w:numId w:val="1"/>
+        </w:numPr>
+        <w:spacing w:lineRule="auto"/>
+      </w:pPr>
+      <w:r>
+        <w:rPr/>
+        <w:t xml:space="preserve">11.3 Le categorie di errore</w:t>
+      </w:r>
+    </w:p>
+    <w:p>
+      <w:pPr>
+        <w:numPr>
+          <w:ilvl w:val="0"/>
+          <w:numId w:val="1"/>
+        </w:numPr>
+        <w:spacing w:lineRule="auto"/>
+      </w:pPr>
+      <w:r>
+        <w:rPr/>
+        <w:t xml:space="preserve">11.4 In Core: errori come liste taggate</w:t>
+      </w:r>
+    </w:p>
+    <w:p>
+      <w:pPr>
+        <w:numPr>
+          <w:ilvl w:val="0"/>
+          <w:numId w:val="1"/>
+        </w:numPr>
+        <w:spacing w:lineRule="auto"/>
+      </w:pPr>
+      <w:r>
+        <w:rPr/>
+        <w:t xml:space="preserve">12. Contratti</w:t>
+      </w:r>
+    </w:p>
+    <w:p>
+      <w:pPr>
+        <w:numPr>
+          <w:ilvl w:val="0"/>
+          <w:numId w:val="1"/>
+        </w:numPr>
+        <w:spacing w:lineRule="auto"/>
+      </w:pPr>
+      <w:r>
+        <w:rPr/>
+        <w:t xml:space="preserve">13. Budget</w:t>
+      </w:r>
+    </w:p>
+    <w:p>
+      <w:pPr>
+        <w:numPr>
+          <w:ilvl w:val="0"/>
+          <w:numId w:val="1"/>
+        </w:numPr>
+        <w:spacing w:lineRule="auto"/>
+      </w:pPr>
+      <w:r>
+        <w:rPr/>
+        <w:t xml:space="preserve">14. Tracce</w:t>
+      </w:r>
+    </w:p>
+    <w:p>
+      <w:pPr>
+        <w:numPr>
+          <w:ilvl w:val="0"/>
+          <w:numId w:val="1"/>
+        </w:numPr>
+        <w:spacing w:lineRule="auto"/>
+      </w:pPr>
+      <w:r>
+        <w:rPr/>
+        <w:t xml:space="preserve">Glossario degli eventi di traccia (porte di Byrd)</w:t>
+      </w:r>
+    </w:p>
+    <w:p>
+      <w:pPr>
+        <w:numPr>
+          <w:ilvl w:val="0"/>
+          <w:numId w:val="1"/>
+        </w:numPr>
+        <w:spacing w:lineRule="auto"/>
+      </w:pPr>
+      <w:r>
+        <w:rPr/>
+        <w:t xml:space="preserve">15. Effetti dichiarati</w:t>
+      </w:r>
+    </w:p>
+    <w:p>
+      <w:pPr>
+        <w:numPr>
+          <w:ilvl w:val="0"/>
+          <w:numId w:val="1"/>
+        </w:numPr>
+        <w:spacing w:lineRule="auto"/>
+      </w:pPr>
+      <w:r>
+        <w:rPr/>
+        <w:t xml:space="preserve">16. Logica</w:t>
+      </w:r>
+    </w:p>
+    <w:p>
+      <w:pPr>
+        <w:numPr>
+          <w:ilvl w:val="0"/>
+          <w:numId w:val="1"/>
+        </w:numPr>
+        <w:spacing w:lineRule="auto"/>
+      </w:pPr>
+      <w:r>
+        <w:rPr/>
+        <w:t xml:space="preserve">16.1 Fatti, regole, termini</w:t>
+      </w:r>
+    </w:p>
+    <w:p>
+      <w:pPr>
+        <w:numPr>
+          <w:ilvl w:val="0"/>
+          <w:numId w:val="1"/>
+        </w:numPr>
+        <w:spacing w:lineRule="auto"/>
+      </w:pPr>
+      <w:r>
+        <w:rPr/>
+        <w:t xml:space="preserve">16.2 I goal</w:t>
+      </w:r>
+    </w:p>
+    <w:p>
+      <w:pPr>
+        <w:numPr>
+          <w:ilvl w:val="0"/>
+          <w:numId w:val="1"/>
+        </w:numPr>
+        <w:spacing w:lineRule="auto"/>
+      </w:pPr>
+      <w:r>
+        <w:rPr/>
+        <w:t xml:space="preserve">16.3 `solve` è un valore</w:t>
+      </w:r>
+    </w:p>
+    <w:p>
+      <w:pPr>
+        <w:numPr>
+          <w:ilvl w:val="0"/>
+          <w:numId w:val="1"/>
+        </w:numPr>
+        <w:spacing w:lineRule="auto"/>
+      </w:pPr>
+      <w:r>
+        <w:rPr/>
+        <w:t xml:space="preserve">16.4 Un predicato usato come funzione</w:t>
+      </w:r>
+    </w:p>
+    <w:p>
+      <w:pPr>
+        <w:numPr>
+          <w:ilvl w:val="0"/>
+          <w:numId w:val="1"/>
+        </w:numPr>
+        <w:spacing w:lineRule="auto"/>
+      </w:pPr>
+      <w:r>
+        <w:rPr/>
+        <w:t xml:space="preserve">16.5 Esempi</w:t>
+      </w:r>
+    </w:p>
+    <w:p>
+      <w:pPr>
+        <w:numPr>
+          <w:ilvl w:val="0"/>
+          <w:numId w:val="1"/>
+        </w:numPr>
+        <w:spacing w:lineRule="auto"/>
+      </w:pPr>
+      <w:r>
+        <w:rPr/>
+        <w:t xml:space="preserve">17. Codice come dato</w:t>
+      </w:r>
+    </w:p>
+    <w:p>
+      <w:pPr>
+        <w:numPr>
+          <w:ilvl w:val="0"/>
+          <w:numId w:val="1"/>
+        </w:numPr>
+        <w:spacing w:lineRule="auto"/>
+      </w:pPr>
+      <w:r>
+        <w:rPr/>
+        <w:t xml:space="preserve">17.1 Quote, unquote, eval</w:t>
+      </w:r>
+    </w:p>
+    <w:p>
+      <w:pPr>
+        <w:numPr>
+          <w:ilvl w:val="0"/>
+          <w:numId w:val="1"/>
+        </w:numPr>
+        <w:spacing w:lineRule="auto"/>
+      </w:pPr>
+      <w:r>
+        <w:rPr/>
+        <w:t xml:space="preserve">18. Macro</w:t>
+      </w:r>
+    </w:p>
+    <w:p>
+      <w:pPr>
+        <w:numPr>
+          <w:ilvl w:val="0"/>
+          <w:numId w:val="1"/>
+        </w:numPr>
+        <w:spacing w:lineRule="auto"/>
+      </w:pPr>
+      <w:r>
+        <w:rPr/>
+        <w:t xml:space="preserve">18.1 Codice che genera codice</w:t>
+      </w:r>
+    </w:p>
+    <w:p>
+      <w:pPr>
+        <w:numPr>
+          <w:ilvl w:val="0"/>
+          <w:numId w:val="1"/>
+        </w:numPr>
+        <w:spacing w:lineRule="auto"/>
+      </w:pPr>
+      <w:r>
+        <w:rPr/>
+        <w:t xml:space="preserve">19. Builtin</w:t>
+      </w:r>
+    </w:p>
+    <w:p>
+      <w:pPr>
+        <w:numPr>
+          <w:ilvl w:val="0"/>
+          <w:numId w:val="1"/>
+        </w:numPr>
+        <w:spacing w:lineRule="auto"/>
+      </w:pPr>
+      <w:r>
+        <w:rPr/>
+        <w:t xml:space="preserve">20. Riga di comando e REPL</w:t>
+      </w:r>
+    </w:p>
+    <w:p>
+      <w:pPr>
+        <w:numPr>
+          <w:ilvl w:val="0"/>
+          <w:numId w:val="1"/>
+        </w:numPr>
+        <w:spacing w:lineRule="auto"/>
+      </w:pPr>
+      <w:r>
+        <w:rPr/>
+        <w:t xml:space="preserve">20.1 Il REPL</w:t>
+      </w:r>
+    </w:p>
+    <w:p>
+      <w:pPr>
+        <w:numPr>
+          <w:ilvl w:val="0"/>
+          <w:numId w:val="1"/>
+        </w:numPr>
+        <w:spacing w:lineRule="auto"/>
+      </w:pPr>
+      <w:r>
+        <w:rPr/>
+        <w:t xml:space="preserve">21. Primitivi di bootstrap</w:t>
+      </w:r>
+    </w:p>
+    <w:p>
+      <w:pPr>
+        <w:numPr>
+          <w:ilvl w:val="0"/>
+          <w:numId w:val="1"/>
+        </w:numPr>
+        <w:spacing w:lineRule="auto"/>
+      </w:pPr>
+      <w:r>
+        <w:rPr/>
+        <w:t xml:space="preserve">22. Stile e pattern idiomatici</w:t>
+      </w:r>
+    </w:p>
+    <w:p>
+      <w:pPr>
+        <w:numPr>
+          <w:ilvl w:val="0"/>
+          <w:numId w:val="1"/>
+        </w:numPr>
+        <w:spacing w:lineRule="auto"/>
+      </w:pPr>
+      <w:r>
+        <w:rPr/>
+        <w:t xml:space="preserve">22.1 Funzioni di ordine superiore scritte in Core</w:t>
+      </w:r>
+    </w:p>
+    <w:p>
+      <w:pPr>
+        <w:numPr>
+          <w:ilvl w:val="0"/>
+          <w:numId w:val="1"/>
+        </w:numPr>
+        <w:spacing w:lineRule="auto"/>
+      </w:pPr>
+      <w:r>
+        <w:rPr/>
+        <w:t xml:space="preserve">22.2 Record come liste taggate</w:t>
+      </w:r>
+    </w:p>
+    <w:p>
+      <w:pPr>
+        <w:numPr>
+          <w:ilvl w:val="0"/>
+          <w:numId w:val="1"/>
+        </w:numPr>
+        <w:spacing w:lineRule="auto"/>
+      </w:pPr>
+      <w:r>
+        <w:rPr/>
+        <w:t xml:space="preserve">22.3 Ambiente come lista di associazioni</w:t>
+      </w:r>
+    </w:p>
+    <w:p>
+      <w:pPr>
+        <w:numPr>
+          <w:ilvl w:val="0"/>
+          <w:numId w:val="1"/>
+        </w:numPr>
+        <w:spacing w:lineRule="auto"/>
+      </w:pPr>
+      <w:r>
+        <w:rPr/>
+        <w:t xml:space="preserve">22.4 Stato mutabile condiviso</w:t>
+      </w:r>
+    </w:p>
+    <w:p>
+      <w:pPr>
+        <w:numPr>
+          <w:ilvl w:val="0"/>
+          <w:numId w:val="1"/>
+        </w:numPr>
+        <w:spacing w:lineRule="auto"/>
+      </w:pPr>
+      <w:r>
+        <w:rPr/>
+        <w:t xml:space="preserve">22.5 Costruire stringhe</w:t>
+      </w:r>
+    </w:p>
+    <w:p>
+      <w:pPr>
+        <w:numPr>
+          <w:ilvl w:val="0"/>
+          <w:numId w:val="1"/>
+        </w:numPr>
+        <w:spacing w:lineRule="auto"/>
+      </w:pPr>
+      <w:r>
+        <w:rPr/>
+        <w:t xml:space="preserve">22.6 Regole di stile</w:t>
+      </w:r>
+    </w:p>
+    <w:p>
+      <w:pPr>
+        <w:numPr>
+          <w:ilvl w:val="0"/>
+          <w:numId w:val="1"/>
+        </w:numPr>
+        <w:spacing w:lineRule="auto"/>
+      </w:pPr>
+      <w:r>
+        <w:rPr/>
+        <w:t xml:space="preserve">Parte II — Esercizi</w:t>
+      </w:r>
+    </w:p>
+    <w:p>
+      <w:pPr>
+        <w:numPr>
+          <w:ilvl w:val="0"/>
+          <w:numId w:val="1"/>
+        </w:numPr>
+        <w:spacing w:lineRule="auto"/>
+      </w:pPr>
+      <w:r>
+        <w:rPr/>
+        <w:t xml:space="preserve">23. Esercizi guidati (Triad-Core)</w:t>
+      </w:r>
+    </w:p>
+    <w:p>
+      <w:pPr>
+        <w:numPr>
+          <w:ilvl w:val="0"/>
+          <w:numId w:val="1"/>
+        </w:numPr>
+        <w:spacing w:lineRule="auto"/>
+      </w:pPr>
+      <w:r>
+        <w:rPr/>
+        <w:t xml:space="preserve">Esercizio 1 — Potenza e somme</w:t>
+      </w:r>
+    </w:p>
+    <w:p>
+      <w:pPr>
+        <w:numPr>
+          <w:ilvl w:val="0"/>
+          <w:numId w:val="1"/>
+        </w:numPr>
+        <w:spacing w:lineRule="auto"/>
+      </w:pPr>
+      <w:r>
+        <w:rPr/>
+        <w:t xml:space="preserve">Esercizio 2 — Numeri primi</w:t>
+      </w:r>
+    </w:p>
+    <w:p>
+      <w:pPr>
+        <w:numPr>
+          <w:ilvl w:val="0"/>
+          <w:numId w:val="1"/>
+        </w:numPr>
+        <w:spacing w:lineRule="auto"/>
+      </w:pPr>
+      <w:r>
+        <w:rPr/>
+        <w:t xml:space="preserve">Esercizio 3 — Inverti una lista</w:t>
+      </w:r>
+    </w:p>
+    <w:p>
+      <w:pPr>
+        <w:numPr>
+          <w:ilvl w:val="0"/>
+          <w:numId w:val="1"/>
+        </w:numPr>
+        <w:spacing w:lineRule="auto"/>
+      </w:pPr>
+      <w:r>
+        <w:rPr/>
+        <w:t xml:space="preserve">Esercizio 4 — Ordinamento per inserzione</w:t>
+      </w:r>
+    </w:p>
+    <w:p>
+      <w:pPr>
+        <w:numPr>
+          <w:ilvl w:val="0"/>
+          <w:numId w:val="1"/>
+        </w:numPr>
+        <w:spacing w:lineRule="auto"/>
+      </w:pPr>
+      <w:r>
+        <w:rPr/>
+        <w:t xml:space="preserve">Esercizio 5 — Contatore di parole</w:t>
+      </w:r>
+    </w:p>
+    <w:p>
+      <w:pPr>
+        <w:numPr>
+          <w:ilvl w:val="0"/>
+          <w:numId w:val="1"/>
+        </w:numPr>
+        <w:spacing w:lineRule="auto"/>
+      </w:pPr>
+      <w:r>
+        <w:rPr/>
+        <w:t xml:space="preserve">Esercizio 6 — Un mini-tokenizer</w:t>
+      </w:r>
+    </w:p>
+    <w:p>
+      <w:pPr>
+        <w:numPr>
+          <w:ilvl w:val="0"/>
+          <w:numId w:val="1"/>
+        </w:numPr>
+        <w:spacing w:lineRule="auto"/>
+      </w:pPr>
+      <w:r>
+        <w:rPr/>
+        <w:t xml:space="preserve">Esercizio 7 — Valutare un'espressione</w:t>
+      </w:r>
+    </w:p>
+    <w:p>
+      <w:pPr>
+        <w:numPr>
+          <w:ilvl w:val="0"/>
+          <w:numId w:val="1"/>
+        </w:numPr>
+        <w:spacing w:lineRule="auto"/>
+      </w:pPr>
+      <w:r>
+        <w:rPr/>
+        <w:t xml:space="preserve">Esercizio 8 — Un ambiente a dizionario</w:t>
+      </w:r>
+    </w:p>
+    <w:p>
+      <w:pPr>
+        <w:numPr>
+          <w:ilvl w:val="0"/>
+          <w:numId w:val="1"/>
+        </w:numPr>
+        <w:spacing w:lineRule="auto"/>
+      </w:pPr>
+      <w:r>
+        <w:rPr/>
+        <w:t xml:space="preserve">24. Esercizi su Triad-Full</w:t>
+      </w:r>
+    </w:p>
+    <w:p>
+      <w:pPr>
+        <w:numPr>
+          <w:ilvl w:val="0"/>
+          <w:numId w:val="1"/>
+        </w:numPr>
+        <w:spacing w:lineRule="auto"/>
+      </w:pPr>
+      <w:r>
+        <w:rPr/>
+        <w:t xml:space="preserve">Esercizio 9 — Dispatch su struct</w:t>
+      </w:r>
+    </w:p>
+    <w:p>
+      <w:pPr>
+        <w:numPr>
+          <w:ilvl w:val="0"/>
+          <w:numId w:val="1"/>
+        </w:numPr>
+        <w:spacing w:lineRule="auto"/>
+      </w:pPr>
+      <w:r>
+        <w:rPr/>
+        <w:t xml:space="preserve">Esercizio 10 — Una base di conoscenza</w:t>
+      </w:r>
+    </w:p>
+    <w:p>
+      <w:pPr>
+        <w:numPr>
+          <w:ilvl w:val="0"/>
+          <w:numId w:val="1"/>
+        </w:numPr>
+        <w:spacing w:lineRule="auto"/>
+      </w:pPr>
+      <w:r>
+        <w:rPr/>
+        <w:t xml:space="preserve">Esercizio 11 — Contratti in pratica</w:t>
+      </w:r>
+    </w:p>
+    <w:p>
+      <w:pPr>
+        <w:numPr>
+          <w:ilvl w:val="0"/>
+          <w:numId w:val="1"/>
+        </w:numPr>
+        <w:spacing w:lineRule="auto"/>
+      </w:pPr>
+      <w:r>
+        <w:rPr/>
+        <w:t xml:space="preserve">Esercizio 12 — Una macro che misura</w:t>
+      </w:r>
+    </w:p>
+    <w:p>
+      <w:pPr>
+        <w:numPr>
+          <w:ilvl w:val="0"/>
+          <w:numId w:val="1"/>
+        </w:numPr>
+        <w:spacing w:lineRule="auto"/>
+      </w:pPr>
+      <w:r>
+        <w:rPr/>
+        <w:t xml:space="preserve">Parte III — Riferimento</w:t>
+      </w:r>
+    </w:p>
+    <w:p>
+      <w:pPr>
+        <w:numPr>
+          <w:ilvl w:val="0"/>
+          <w:numId w:val="1"/>
+        </w:numPr>
+        <w:spacing w:lineRule="auto"/>
+      </w:pPr>
+      <w:r>
+        <w:rPr/>
+        <w:t xml:space="preserve">25. Grammatica</w:t>
+      </w:r>
+    </w:p>
+    <w:p>
+      <w:pPr>
+        <w:numPr>
+          <w:ilvl w:val="0"/>
+          <w:numId w:val="1"/>
+        </w:numPr>
+        <w:spacing w:lineRule="auto"/>
+      </w:pPr>
+      <w:r>
+        <w:rPr/>
+        <w:t xml:space="preserve">25.1 Triad-Core (EBNF normativa)</w:t>
+      </w:r>
+    </w:p>
+    <w:p>
+      <w:pPr>
+        <w:numPr>
+          <w:ilvl w:val="0"/>
+          <w:numId w:val="1"/>
+        </w:numPr>
+        <w:spacing w:lineRule="auto"/>
+      </w:pPr>
+      <w:r>
+        <w:rPr/>
+        <w:t xml:space="preserve">25.2 Triad-Full (EBNF normativa)</w:t>
+      </w:r>
+    </w:p>
+    <w:p>
+      <w:pPr>
+        <w:numPr>
+          <w:ilvl w:val="0"/>
+          <w:numId w:val="1"/>
+        </w:numPr>
+        <w:spacing w:lineRule="auto"/>
+      </w:pPr>
+      <w:r>
+        <w:rPr/>
+        <w:t xml:space="preserve">26. Schede rapide</w:t>
+      </w:r>
+    </w:p>
+    <w:p>
+      <w:pPr>
+        <w:numPr>
+          <w:ilvl w:val="0"/>
+          <w:numId w:val="1"/>
+        </w:numPr>
+        <w:spacing w:lineRule="auto"/>
+      </w:pPr>
+      <w:r>
+        <w:rPr/>
+        <w:t xml:space="preserve">26.1 Valori</w:t>
+      </w:r>
+    </w:p>
+    <w:p>
+      <w:pPr>
+        <w:numPr>
+          <w:ilvl w:val="0"/>
+          <w:numId w:val="1"/>
+        </w:numPr>
+        <w:spacing w:lineRule="auto"/>
+      </w:pPr>
+      <w:r>
+        <w:rPr/>
+        <w:t xml:space="preserve">26.2 Controllo di flusso</w:t>
+      </w:r>
+    </w:p>
+    <w:p>
+      <w:pPr>
+        <w:numPr>
+          <w:ilvl w:val="0"/>
+          <w:numId w:val="1"/>
+        </w:numPr>
+        <w:spacing w:lineRule="auto"/>
+      </w:pPr>
+      <w:r>
+        <w:rPr/>
+        <w:t xml:space="preserve">26.3 Funzioni</w:t>
+      </w:r>
+    </w:p>
+    <w:p>
+      <w:pPr>
+        <w:numPr>
+          <w:ilvl w:val="0"/>
+          <w:numId w:val="1"/>
+        </w:numPr>
+        <w:spacing w:lineRule="auto"/>
+      </w:pPr>
+      <w:r>
+        <w:rPr/>
+        <w:t xml:space="preserve">27. Tabella degli errori</w:t>
+      </w:r>
+    </w:p>
+    <w:p>
+      <w:pPr>
+        <w:numPr>
+          <w:ilvl w:val="0"/>
+          <w:numId w:val="1"/>
+        </w:numPr>
+        <w:spacing w:lineRule="auto"/>
+      </w:pPr>
+      <w:r>
+        <w:rPr/>
+        <w:t xml:space="preserve">27.1 In Core</w:t>
+      </w:r>
+    </w:p>
+    <w:p>
+      <w:pPr>
+        <w:numPr>
+          <w:ilvl w:val="0"/>
+          <w:numId w:val="1"/>
+        </w:numPr>
+        <w:spacing w:lineRule="auto"/>
+      </w:pPr>
+      <w:r>
+        <w:rPr/>
+        <w:t xml:space="preserve">27.2 In Triad-Full</w:t>
+      </w:r>
+    </w:p>
+    <w:p>
+      <w:pPr>
+        <w:numPr>
+          <w:ilvl w:val="0"/>
+          <w:numId w:val="1"/>
+        </w:numPr>
+        <w:spacing w:lineRule="auto"/>
+      </w:pPr>
+      <w:r>
+        <w:rPr/>
+        <w:t xml:space="preserve">28. Glossario</w:t>
+      </w:r>
+    </w:p>
+    <w:p>
+      <w:pPr>
+        <w:numPr>
+          <w:ilvl w:val="0"/>
+          <w:numId w:val="1"/>
+        </w:numPr>
+        <w:spacing w:lineRule="auto"/>
+      </w:pPr>
+      <w:r>
+        <w:rPr/>
+        <w:t xml:space="preserve">29. Cosa gira oggi</w:t>
+      </w:r>
+    </w:p>
+    <w:p>
+      <w:pPr>
+        <w:numPr>
+          <w:ilvl w:val="0"/>
+          <w:numId w:val="1"/>
+        </w:numPr>
+        <w:spacing w:lineRule="auto"/>
+      </w:pPr>
+      <w:r>
+        <w:rPr/>
+        <w:t xml:space="preserve">Appendice A — Influenze dichiarate</w:t>
+      </w:r>
+    </w:p>
+    <w:p>
+      <w:pPr>
+        <w:numPr>
+          <w:ilvl w:val="0"/>
+          <w:numId w:val="1"/>
+        </w:numPr>
+        <w:spacing w:lineRule="auto"/>
+      </w:pPr>
+      <w:r>
+        <w:rPr/>
+        <w:t xml:space="preserve">Appendice B — Dove guardare</w:t>
+      </w:r>
+    </w:p>
+    <w:p>
+      <w:pPr>
+        <w:pStyle w:val="Heading2"/>
+        <w:spacing w:lineRule="auto"/>
+      </w:pPr>
+      <w:r>
+        <w:rPr/>
+        <w:t xml:space="preserve">Tutorial di Triad 2.0</w:t>
+      </w:r>
+    </w:p>
+    <w:p>
+      <w:pPr>
+        <w:numPr>
+          <w:ilvl w:val="0"/>
+          <w:numId w:val="2"/>
+        </w:numPr>
+        <w:spacing w:lineRule="auto"/>
+      </w:pPr>
+      <w:r>
+        <w:rPr/>
+        <w:t xml:space="preserve">Triad 2.0 — Wiki: imparare il linguaggio e il codice del progetto</w:t>
+      </w:r>
+    </w:p>
+    <w:p>
+      <w:pPr>
+        <w:numPr>
+          <w:ilvl w:val="0"/>
+          <w:numId w:val="2"/>
+        </w:numPr>
+        <w:spacing w:lineRule="auto"/>
+      </w:pPr>
+      <w:r>
+        <w:rPr/>
+        <w:t xml:space="preserve">Come usare questa wiki</w:t>
+      </w:r>
+    </w:p>
+    <w:p>
+      <w:pPr>
+        <w:numPr>
+          <w:ilvl w:val="0"/>
+          <w:numId w:val="2"/>
+        </w:numPr>
+        <w:spacing w:lineRule="auto"/>
+      </w:pPr>
+      <w:r>
+        <w:rPr/>
+        <w:t xml:space="preserve">Parte I — Primi passi</w:t>
+      </w:r>
+    </w:p>
+    <w:p>
+      <w:pPr>
+        <w:numPr>
+          <w:ilvl w:val="0"/>
+          <w:numId w:val="2"/>
+        </w:numPr>
+        <w:spacing w:lineRule="auto"/>
+      </w:pPr>
+      <w:r>
+        <w:rPr/>
+        <w:t xml:space="preserve">1. Cos'è Triad</w:t>
+      </w:r>
+    </w:p>
+    <w:p>
+      <w:pPr>
+        <w:numPr>
+          <w:ilvl w:val="0"/>
+          <w:numId w:val="2"/>
+        </w:numPr>
+        <w:spacing w:lineRule="auto"/>
+      </w:pPr>
+      <w:r>
+        <w:rPr/>
+        <w:t xml:space="preserve">1.1 Due profili: Core e Full</w:t>
+      </w:r>
+    </w:p>
+    <w:p>
+      <w:pPr>
+        <w:numPr>
+          <w:ilvl w:val="0"/>
+          <w:numId w:val="2"/>
+        </w:numPr>
+        <w:spacing w:lineRule="auto"/>
+      </w:pPr>
+      <w:r>
+        <w:rPr/>
+        <w:t xml:space="preserve">1.2 La catena di bootstrap</w:t>
+      </w:r>
+    </w:p>
+    <w:p>
+      <w:pPr>
+        <w:numPr>
+          <w:ilvl w:val="0"/>
+          <w:numId w:val="2"/>
+        </w:numPr>
+        <w:spacing w:lineRule="auto"/>
+      </w:pPr>
+      <w:r>
+        <w:rPr/>
+        <w:t xml:space="preserve">2. Installare ed eseguire</w:t>
+      </w:r>
+    </w:p>
+    <w:p>
+      <w:pPr>
+        <w:numPr>
+          <w:ilvl w:val="0"/>
+          <w:numId w:val="2"/>
+        </w:numPr>
+        <w:spacing w:lineRule="auto"/>
+      </w:pPr>
+      <w:r>
+        <w:rPr/>
+        <w:t xml:space="preserve">2.1 Requisiti</w:t>
+      </w:r>
+    </w:p>
+    <w:p>
+      <w:pPr>
+        <w:numPr>
+          <w:ilvl w:val="0"/>
+          <w:numId w:val="2"/>
+        </w:numPr>
+        <w:spacing w:lineRule="auto"/>
+      </w:pPr>
+      <w:r>
+        <w:rPr/>
+        <w:t xml:space="preserve">2.2 Eseguire un file</w:t>
+      </w:r>
+    </w:p>
+    <w:p>
+      <w:pPr>
+        <w:numPr>
+          <w:ilvl w:val="0"/>
+          <w:numId w:val="2"/>
+        </w:numPr>
+        <w:spacing w:lineRule="auto"/>
+      </w:pPr>
+      <w:r>
+        <w:rPr/>
+        <w:t xml:space="preserve">2.3 Materializzare il seed</w:t>
+      </w:r>
+    </w:p>
+    <w:p>
+      <w:pPr>
+        <w:numPr>
+          <w:ilvl w:val="0"/>
+          <w:numId w:val="2"/>
+        </w:numPr>
+        <w:spacing w:lineRule="auto"/>
+      </w:pPr>
+      <w:r>
+        <w:rPr/>
+        <w:t xml:space="preserve">2.4 Launcher `bin/triad` e `bin/triad.cmd`</w:t>
+      </w:r>
+    </w:p>
+    <w:p>
+      <w:pPr>
+        <w:numPr>
+          <w:ilvl w:val="0"/>
+          <w:numId w:val="2"/>
+        </w:numPr>
+        <w:spacing w:lineRule="auto"/>
+      </w:pPr>
+      <w:r>
+        <w:rPr/>
+        <w:t xml:space="preserve">2.5 Codici di uscita</w:t>
+      </w:r>
+    </w:p>
+    <w:p>
+      <w:pPr>
+        <w:numPr>
+          <w:ilvl w:val="0"/>
+          <w:numId w:val="2"/>
+        </w:numPr>
+        <w:spacing w:lineRule="auto"/>
+      </w:pPr>
+      <w:r>
+        <w:rPr/>
+        <w:t xml:space="preserve">2.6 La CLI di sviluppo in breve</w:t>
+      </w:r>
+    </w:p>
+    <w:p>
+      <w:pPr>
+        <w:numPr>
+          <w:ilvl w:val="0"/>
+          <w:numId w:val="2"/>
+        </w:numPr>
+        <w:spacing w:lineRule="auto"/>
+      </w:pPr>
+      <w:r>
+        <w:rPr/>
+        <w:t xml:space="preserve">3. Il primo programma</w:t>
+      </w:r>
+    </w:p>
+    <w:p>
+      <w:pPr>
+        <w:numPr>
+          <w:ilvl w:val="0"/>
+          <w:numId w:val="2"/>
+        </w:numPr>
+        <w:spacing w:lineRule="auto"/>
+      </w:pPr>
+      <w:r>
+        <w:rPr/>
+        <w:t xml:space="preserve">3.1 Argomenti da riga di comando</w:t>
+      </w:r>
+    </w:p>
+    <w:p>
+      <w:pPr>
+        <w:numPr>
+          <w:ilvl w:val="0"/>
+          <w:numId w:val="2"/>
+        </w:numPr>
+        <w:spacing w:lineRule="auto"/>
+      </w:pPr>
+      <w:r>
+        <w:rPr/>
+        <w:t xml:space="preserve">3.2 Il ciclo di lavoro consigliato</w:t>
+      </w:r>
+    </w:p>
+    <w:p>
+      <w:pPr>
+        <w:numPr>
+          <w:ilvl w:val="0"/>
+          <w:numId w:val="2"/>
+        </w:numPr>
+        <w:spacing w:lineRule="auto"/>
+      </w:pPr>
+      <w:r>
+        <w:rPr/>
+        <w:t xml:space="preserve">Parte II — Triad-Core passo per passo (eseguibile oggi)</w:t>
+      </w:r>
+    </w:p>
+    <w:p>
+      <w:pPr>
+        <w:numPr>
+          <w:ilvl w:val="0"/>
+          <w:numId w:val="2"/>
+        </w:numPr>
+        <w:spacing w:lineRule="auto"/>
+      </w:pPr>
+      <w:r>
+        <w:rPr/>
+        <w:t xml:space="preserve">4. Lessico</w:t>
+      </w:r>
+    </w:p>
+    <w:p>
+      <w:pPr>
+        <w:numPr>
+          <w:ilvl w:val="0"/>
+          <w:numId w:val="2"/>
+        </w:numPr>
+        <w:spacing w:lineRule="auto"/>
+      </w:pPr>
+      <w:r>
+        <w:rPr/>
+        <w:t xml:space="preserve">5. Valori, tipi e stampa</w:t>
+      </w:r>
+    </w:p>
+    <w:p>
+      <w:pPr>
+        <w:numPr>
+          <w:ilvl w:val="0"/>
+          <w:numId w:val="2"/>
+        </w:numPr>
+        <w:spacing w:lineRule="auto"/>
+      </w:pPr>
+      <w:r>
+        <w:rPr/>
+        <w:t xml:space="preserve">5.1 Regole di stampa di `print`/`println`</w:t>
+      </w:r>
+    </w:p>
+    <w:p>
+      <w:pPr>
+        <w:numPr>
+          <w:ilvl w:val="0"/>
+          <w:numId w:val="2"/>
+        </w:numPr>
+        <w:spacing w:lineRule="auto"/>
+      </w:pPr>
+      <w:r>
+        <w:rPr/>
+        <w:t xml:space="preserve">5.2 Uguaglianza</w:t>
+      </w:r>
+    </w:p>
+    <w:p>
+      <w:pPr>
+        <w:numPr>
+          <w:ilvl w:val="0"/>
+          <w:numId w:val="2"/>
+        </w:numPr>
+        <w:spacing w:lineRule="auto"/>
+      </w:pPr>
+      <w:r>
+        <w:rPr/>
+        <w:t xml:space="preserve">6. Variabili e assegnamento</w:t>
+      </w:r>
+    </w:p>
+    <w:p>
+      <w:pPr>
+        <w:numPr>
+          <w:ilvl w:val="0"/>
+          <w:numId w:val="2"/>
+        </w:numPr>
+        <w:spacing w:lineRule="auto"/>
+      </w:pPr>
+      <w:r>
+        <w:rPr/>
+        <w:t xml:space="preserve">7. Operatori ed espressioni</w:t>
+      </w:r>
+    </w:p>
+    <w:p>
+      <w:pPr>
+        <w:numPr>
+          <w:ilvl w:val="0"/>
+          <w:numId w:val="2"/>
+        </w:numPr>
+        <w:spacing w:lineRule="auto"/>
+      </w:pPr>
+      <w:r>
+        <w:rPr/>
+        <w:t xml:space="preserve">7.1 Precedenza (dalla più bassa alla più alta)</w:t>
+      </w:r>
+    </w:p>
+    <w:p>
+      <w:pPr>
+        <w:numPr>
+          <w:ilvl w:val="0"/>
+          <w:numId w:val="2"/>
+        </w:numPr>
+        <w:spacing w:lineRule="auto"/>
+      </w:pPr>
+      <w:r>
+        <w:rPr/>
+        <w:t xml:space="preserve">7.2 Aritmetica intera</w:t>
+      </w:r>
+    </w:p>
+    <w:p>
+      <w:pPr>
+        <w:numPr>
+          <w:ilvl w:val="0"/>
+          <w:numId w:val="2"/>
+        </w:numPr>
+        <w:spacing w:lineRule="auto"/>
+      </w:pPr>
+      <w:r>
+        <w:rPr/>
+        <w:t xml:space="preserve">7.3 Logica e condizioni</w:t>
+      </w:r>
+    </w:p>
+    <w:p>
+      <w:pPr>
+        <w:numPr>
+          <w:ilvl w:val="0"/>
+          <w:numId w:val="2"/>
+        </w:numPr>
+        <w:spacing w:lineRule="auto"/>
+      </w:pPr>
+      <w:r>
+        <w:rPr/>
+        <w:t xml:space="preserve">8. Controllo di flusso</w:t>
+      </w:r>
+    </w:p>
+    <w:p>
+      <w:pPr>
+        <w:numPr>
+          <w:ilvl w:val="0"/>
+          <w:numId w:val="2"/>
+        </w:numPr>
+        <w:spacing w:lineRule="auto"/>
+      </w:pPr>
+      <w:r>
+        <w:rPr/>
+        <w:t xml:space="preserve">8.1 `if` / `elseif` / `else`</w:t>
+      </w:r>
+    </w:p>
+    <w:p>
+      <w:pPr>
+        <w:numPr>
+          <w:ilvl w:val="0"/>
+          <w:numId w:val="2"/>
+        </w:numPr>
+        <w:spacing w:lineRule="auto"/>
+      </w:pPr>
+      <w:r>
+        <w:rPr/>
+        <w:t xml:space="preserve">8.2 `while`, `break`, `continue`</w:t>
+      </w:r>
+    </w:p>
+    <w:p>
+      <w:pPr>
+        <w:numPr>
+          <w:ilvl w:val="0"/>
+          <w:numId w:val="2"/>
+        </w:numPr>
+        <w:spacing w:lineRule="auto"/>
+      </w:pPr>
+      <w:r>
+        <w:rPr/>
+        <w:t xml:space="preserve">8.3 `let` e `begin`</w:t>
+      </w:r>
+    </w:p>
+    <w:p>
+      <w:pPr>
+        <w:numPr>
+          <w:ilvl w:val="0"/>
+          <w:numId w:val="2"/>
+        </w:numPr>
+        <w:spacing w:lineRule="auto"/>
+      </w:pPr>
+      <w:r>
+        <w:rPr/>
+        <w:t xml:space="preserve">9. Funzioni</w:t>
+      </w:r>
+    </w:p>
+    <w:p>
+      <w:pPr>
+        <w:numPr>
+          <w:ilvl w:val="0"/>
+          <w:numId w:val="2"/>
+        </w:numPr>
+        <w:spacing w:lineRule="auto"/>
+      </w:pPr>
+      <w:r>
+        <w:rPr/>
+        <w:t xml:space="preserve">9.1 Tre modi di definire una funzione</w:t>
+      </w:r>
+    </w:p>
+    <w:p>
+      <w:pPr>
+        <w:numPr>
+          <w:ilvl w:val="0"/>
+          <w:numId w:val="2"/>
+        </w:numPr>
+        <w:spacing w:lineRule="auto"/>
+      </w:pPr>
+      <w:r>
+        <w:rPr/>
+        <w:t xml:space="preserve">9.2 `return`, ricorsione, arità</w:t>
+      </w:r>
+    </w:p>
+    <w:p>
+      <w:pPr>
+        <w:numPr>
+          <w:ilvl w:val="0"/>
+          <w:numId w:val="2"/>
+        </w:numPr>
+        <w:spacing w:lineRule="auto"/>
+      </w:pPr>
+      <w:r>
+        <w:rPr/>
+        <w:t xml:space="preserve">9.3 Annotazione di effetto `!io`</w:t>
+      </w:r>
+    </w:p>
+    <w:p>
+      <w:pPr>
+        <w:numPr>
+          <w:ilvl w:val="0"/>
+          <w:numId w:val="2"/>
+        </w:numPr>
+        <w:spacing w:lineRule="auto"/>
+      </w:pPr>
+      <w:r>
+        <w:rPr/>
+        <w:t xml:space="preserve">10. Lambda, chiusure e scope</w:t>
+      </w:r>
+    </w:p>
+    <w:p>
+      <w:pPr>
+        <w:numPr>
+          <w:ilvl w:val="0"/>
+          <w:numId w:val="2"/>
+        </w:numPr>
+        <w:spacing w:lineRule="auto"/>
+      </w:pPr>
+      <w:r>
+        <w:rPr/>
+        <w:t xml:space="preserve">10.1 Lambda</w:t>
+      </w:r>
+    </w:p>
+    <w:p>
+      <w:pPr>
+        <w:numPr>
+          <w:ilvl w:val="0"/>
+          <w:numId w:val="2"/>
+        </w:numPr>
+        <w:spacing w:lineRule="auto"/>
+      </w:pPr>
+      <w:r>
+        <w:rPr/>
+        <w:t xml:space="preserve">10.2 Chiusure</w:t>
+      </w:r>
+    </w:p>
+    <w:p>
+      <w:pPr>
+        <w:numPr>
+          <w:ilvl w:val="0"/>
+          <w:numId w:val="2"/>
+        </w:numPr>
+        <w:spacing w:lineRule="auto"/>
+      </w:pPr>
+      <w:r>
+        <w:rPr/>
+        <w:t xml:space="preserve">10.3 Regole di scope</w:t>
+      </w:r>
+    </w:p>
+    <w:p>
+      <w:pPr>
+        <w:numPr>
+          <w:ilvl w:val="0"/>
+          <w:numId w:val="2"/>
+        </w:numPr>
+        <w:spacing w:lineRule="auto"/>
+      </w:pPr>
+      <w:r>
+        <w:rPr/>
+        <w:t xml:space="preserve">11. Liste</w:t>
+      </w:r>
+    </w:p>
+    <w:p>
+      <w:pPr>
+        <w:numPr>
+          <w:ilvl w:val="0"/>
+          <w:numId w:val="2"/>
+        </w:numPr>
+        <w:spacing w:lineRule="auto"/>
+      </w:pPr>
+      <w:r>
+        <w:rPr/>
+        <w:t xml:space="preserve">12. Stringhe, simboli e conversioni</w:t>
+      </w:r>
+    </w:p>
+    <w:p>
+      <w:pPr>
+        <w:numPr>
+          <w:ilvl w:val="0"/>
+          <w:numId w:val="2"/>
+        </w:numPr>
+        <w:spacing w:lineRule="auto"/>
+      </w:pPr>
+      <w:r>
+        <w:rPr/>
+        <w:t xml:space="preserve">13. Primitivi di bootstrap</w:t>
+      </w:r>
+    </w:p>
+    <w:p>
+      <w:pPr>
+        <w:numPr>
+          <w:ilvl w:val="0"/>
+          <w:numId w:val="2"/>
+        </w:numPr>
+        <w:spacing w:lineRule="auto"/>
+      </w:pPr>
+      <w:r>
+        <w:rPr/>
+        <w:t xml:space="preserve">14. Errori di esecuzione</w:t>
+      </w:r>
+    </w:p>
+    <w:p>
+      <w:pPr>
+        <w:numPr>
+          <w:ilvl w:val="0"/>
+          <w:numId w:val="2"/>
+        </w:numPr>
+        <w:spacing w:lineRule="auto"/>
+      </w:pPr>
+      <w:r>
+        <w:rPr/>
+        <w:t xml:space="preserve">14.1 Errori come valori, in Core</w:t>
+      </w:r>
+    </w:p>
+    <w:p>
+      <w:pPr>
+        <w:numPr>
+          <w:ilvl w:val="0"/>
+          <w:numId w:val="2"/>
+        </w:numPr>
+        <w:spacing w:lineRule="auto"/>
+      </w:pPr>
+      <w:r>
+        <w:rPr/>
+        <w:t xml:space="preserve">15. Interprete JS e seed Windows: differenze</w:t>
+      </w:r>
+    </w:p>
+    <w:p>
+      <w:pPr>
+        <w:numPr>
+          <w:ilvl w:val="0"/>
+          <w:numId w:val="2"/>
+        </w:numPr>
+        <w:spacing w:lineRule="auto"/>
+      </w:pPr>
+      <w:r>
+        <w:rPr/>
+        <w:t xml:space="preserve">16. Pattern idiomatici Triad-Core</w:t>
+      </w:r>
+    </w:p>
+    <w:p>
+      <w:pPr>
+        <w:numPr>
+          <w:ilvl w:val="0"/>
+          <w:numId w:val="2"/>
+        </w:numPr>
+        <w:spacing w:lineRule="auto"/>
+      </w:pPr>
+      <w:r>
+        <w:rPr/>
+        <w:t xml:space="preserve">16.1 Funzioni di ordine superiore scritte in Core</w:t>
+      </w:r>
+    </w:p>
+    <w:p>
+      <w:pPr>
+        <w:numPr>
+          <w:ilvl w:val="0"/>
+          <w:numId w:val="2"/>
+        </w:numPr>
+        <w:spacing w:lineRule="auto"/>
+      </w:pPr>
+      <w:r>
+        <w:rPr/>
+        <w:t xml:space="preserve">16.2 Record come liste taggate</w:t>
+      </w:r>
+    </w:p>
+    <w:p>
+      <w:pPr>
+        <w:numPr>
+          <w:ilvl w:val="0"/>
+          <w:numId w:val="2"/>
+        </w:numPr>
+        <w:spacing w:lineRule="auto"/>
+      </w:pPr>
+      <w:r>
+        <w:rPr/>
+        <w:t xml:space="preserve">16.3 Ambiente come lista di associazioni</w:t>
+      </w:r>
+    </w:p>
+    <w:p>
+      <w:pPr>
+        <w:numPr>
+          <w:ilvl w:val="0"/>
+          <w:numId w:val="2"/>
+        </w:numPr>
+        <w:spacing w:lineRule="auto"/>
+      </w:pPr>
+      <w:r>
+        <w:rPr/>
+        <w:t xml:space="preserve">16.4 Stato mutabile condiviso</w:t>
+      </w:r>
+    </w:p>
+    <w:p>
+      <w:pPr>
+        <w:numPr>
+          <w:ilvl w:val="0"/>
+          <w:numId w:val="2"/>
+        </w:numPr>
+        <w:spacing w:lineRule="auto"/>
+      </w:pPr>
+      <w:r>
+        <w:rPr/>
+        <w:t xml:space="preserve">16.5 Costruire stringhe</w:t>
+      </w:r>
+    </w:p>
+    <w:p>
+      <w:pPr>
+        <w:numPr>
+          <w:ilvl w:val="0"/>
+          <w:numId w:val="2"/>
+        </w:numPr>
+        <w:spacing w:lineRule="auto"/>
+      </w:pPr>
+      <w:r>
+        <w:rPr/>
+        <w:t xml:space="preserve">16.6 Stile</w:t>
+      </w:r>
+    </w:p>
+    <w:p>
+      <w:pPr>
+        <w:numPr>
+          <w:ilvl w:val="0"/>
+          <w:numId w:val="2"/>
+        </w:numPr>
+        <w:spacing w:lineRule="auto"/>
+      </w:pPr>
+      <w:r>
+        <w:rPr/>
+        <w:t xml:space="preserve">17. Esercizi guidati</w:t>
+      </w:r>
+    </w:p>
+    <w:p>
+      <w:pPr>
+        <w:numPr>
+          <w:ilvl w:val="0"/>
+          <w:numId w:val="2"/>
+        </w:numPr>
+        <w:spacing w:lineRule="auto"/>
+      </w:pPr>
+      <w:r>
+        <w:rPr/>
+        <w:t xml:space="preserve">Esercizio 1 — Potenza e somme</w:t>
+      </w:r>
+    </w:p>
+    <w:p>
+      <w:pPr>
+        <w:numPr>
+          <w:ilvl w:val="0"/>
+          <w:numId w:val="2"/>
+        </w:numPr>
+        <w:spacing w:lineRule="auto"/>
+      </w:pPr>
+      <w:r>
+        <w:rPr/>
+        <w:t xml:space="preserve">Esercizio 2 — Numeri primi</w:t>
+      </w:r>
+    </w:p>
+    <w:p>
+      <w:pPr>
+        <w:numPr>
+          <w:ilvl w:val="0"/>
+          <w:numId w:val="2"/>
+        </w:numPr>
+        <w:spacing w:lineRule="auto"/>
+      </w:pPr>
+      <w:r>
+        <w:rPr/>
+        <w:t xml:space="preserve">Esercizio 3 — Inverti una lista</w:t>
+      </w:r>
+    </w:p>
+    <w:p>
+      <w:pPr>
+        <w:numPr>
+          <w:ilvl w:val="0"/>
+          <w:numId w:val="2"/>
+        </w:numPr>
+        <w:spacing w:lineRule="auto"/>
+      </w:pPr>
+      <w:r>
+        <w:rPr/>
+        <w:t xml:space="preserve">Esercizio 4 — Ordinamento per inserzione</w:t>
+      </w:r>
+    </w:p>
+    <w:p>
+      <w:pPr>
+        <w:numPr>
+          <w:ilvl w:val="0"/>
+          <w:numId w:val="2"/>
+        </w:numPr>
+        <w:spacing w:lineRule="auto"/>
+      </w:pPr>
+      <w:r>
+        <w:rPr/>
+        <w:t xml:space="preserve">Esercizio 5 — Contatore di parole</w:t>
+      </w:r>
+    </w:p>
+    <w:p>
+      <w:pPr>
+        <w:numPr>
+          <w:ilvl w:val="0"/>
+          <w:numId w:val="2"/>
+        </w:numPr>
+        <w:spacing w:lineRule="auto"/>
+      </w:pPr>
+      <w:r>
+        <w:rPr/>
+        <w:t xml:space="preserve">Esercizio 6 — Un mini-tokenizer</w:t>
+      </w:r>
+    </w:p>
+    <w:p>
+      <w:pPr>
+        <w:numPr>
+          <w:ilvl w:val="0"/>
+          <w:numId w:val="2"/>
+        </w:numPr>
+        <w:spacing w:lineRule="auto"/>
+      </w:pPr>
+      <w:r>
+        <w:rPr/>
+        <w:t xml:space="preserve">Esercizio 7 — Valutare un'espressione</w:t>
+      </w:r>
+    </w:p>
+    <w:p>
+      <w:pPr>
+        <w:numPr>
+          <w:ilvl w:val="0"/>
+          <w:numId w:val="2"/>
+        </w:numPr>
+        <w:spacing w:lineRule="auto"/>
+      </w:pPr>
+      <w:r>
+        <w:rPr/>
+        <w:t xml:space="preserve">Parte III — Triad-Full (lo standard completo)</w:t>
+      </w:r>
+    </w:p>
+    <w:p>
+      <w:pPr>
+        <w:numPr>
+          <w:ilvl w:val="0"/>
+          <w:numId w:val="2"/>
+        </w:numPr>
+        <w:spacing w:lineRule="auto"/>
+      </w:pPr>
+      <w:r>
+        <w:rPr/>
+        <w:t xml:space="preserve">18. Lessico e tipi Full (SPEC §1, §4)</w:t>
+      </w:r>
+    </w:p>
+    <w:p>
+      <w:pPr>
+        <w:numPr>
+          <w:ilvl w:val="0"/>
+          <w:numId w:val="2"/>
+        </w:numPr>
+        <w:spacing w:lineRule="auto"/>
+      </w:pPr>
+      <w:r>
+        <w:rPr/>
+        <w:t xml:space="preserve">19. Funzioni tipate e multiple dispatch (SPEC §5)</w:t>
+      </w:r>
+    </w:p>
+    <w:p>
+      <w:pPr>
+        <w:numPr>
+          <w:ilvl w:val="0"/>
+          <w:numId w:val="2"/>
+        </w:numPr>
+        <w:spacing w:lineRule="auto"/>
+      </w:pPr>
+      <w:r>
+        <w:rPr/>
+        <w:t xml:space="preserve">20. Struct (SPEC §4)</w:t>
+      </w:r>
+    </w:p>
+    <w:p>
+      <w:pPr>
+        <w:numPr>
+          <w:ilvl w:val="0"/>
+          <w:numId w:val="2"/>
+        </w:numPr>
+        <w:spacing w:lineRule="auto"/>
+      </w:pPr>
+      <w:r>
+        <w:rPr/>
+        <w:t xml:space="preserve">21. Controllo di flusso Full: `for`, range, comprehension, `try` (SPEC §2)</w:t>
+      </w:r>
+    </w:p>
+    <w:p>
+      <w:pPr>
+        <w:numPr>
+          <w:ilvl w:val="0"/>
+          <w:numId w:val="2"/>
+        </w:numPr>
+        <w:spacing w:lineRule="auto"/>
+      </w:pPr>
+      <w:r>
+        <w:rPr/>
+        <w:t xml:space="preserve">22. Logica: fatti, regole, `solve` (SPEC §6)</w:t>
+      </w:r>
+    </w:p>
+    <w:p>
+      <w:pPr>
+        <w:numPr>
+          <w:ilvl w:val="0"/>
+          <w:numId w:val="2"/>
+        </w:numPr>
+        <w:spacing w:lineRule="auto"/>
+      </w:pPr>
+      <w:r>
+        <w:rPr/>
+        <w:t xml:space="preserve">23. Destrutturazione (SPEC §2)</w:t>
+      </w:r>
+    </w:p>
+    <w:p>
+      <w:pPr>
+        <w:numPr>
+          <w:ilvl w:val="0"/>
+          <w:numId w:val="2"/>
+        </w:numPr>
+        <w:spacing w:lineRule="auto"/>
+      </w:pPr>
+      <w:r>
+        <w:rPr/>
+        <w:t xml:space="preserve">24. Errori come dati (SPEC §8)</w:t>
+      </w:r>
+    </w:p>
+    <w:p>
+      <w:pPr>
+        <w:numPr>
+          <w:ilvl w:val="0"/>
+          <w:numId w:val="2"/>
+        </w:numPr>
+        <w:spacing w:lineRule="auto"/>
+      </w:pPr>
+      <w:r>
+        <w:rPr/>
+        <w:t xml:space="preserve">25. Contratti (SPEC §9)</w:t>
+      </w:r>
+    </w:p>
+    <w:p>
+      <w:pPr>
+        <w:numPr>
+          <w:ilvl w:val="0"/>
+          <w:numId w:val="2"/>
+        </w:numPr>
+        <w:spacing w:lineRule="auto"/>
+      </w:pPr>
+      <w:r>
+        <w:rPr/>
+        <w:t xml:space="preserve">26. Budget (SPEC §10)</w:t>
+      </w:r>
+    </w:p>
+    <w:p>
+      <w:pPr>
+        <w:numPr>
+          <w:ilvl w:val="0"/>
+          <w:numId w:val="2"/>
+        </w:numPr>
+        <w:spacing w:lineRule="auto"/>
+      </w:pPr>
+      <w:r>
+        <w:rPr/>
+        <w:t xml:space="preserve">27. Tracce (SPEC §11)</w:t>
+      </w:r>
+    </w:p>
+    <w:p>
+      <w:pPr>
+        <w:numPr>
+          <w:ilvl w:val="0"/>
+          <w:numId w:val="2"/>
+        </w:numPr>
+        <w:spacing w:lineRule="auto"/>
+      </w:pPr>
+      <w:r>
+        <w:rPr/>
+        <w:t xml:space="preserve">28. Effetti dichiarati (SPEC §12)</w:t>
+      </w:r>
+    </w:p>
+    <w:p>
+      <w:pPr>
+        <w:numPr>
+          <w:ilvl w:val="0"/>
+          <w:numId w:val="2"/>
+        </w:numPr>
+        <w:spacing w:lineRule="auto"/>
+      </w:pPr>
+      <w:r>
+        <w:rPr/>
+        <w:t xml:space="preserve">29. Codice come dato, albero uniforme e macro (SPEC §3, §7)</w:t>
+      </w:r>
+    </w:p>
+    <w:p>
+      <w:pPr>
+        <w:numPr>
+          <w:ilvl w:val="0"/>
+          <w:numId w:val="2"/>
+        </w:numPr>
+        <w:spacing w:lineRule="auto"/>
+      </w:pPr>
+      <w:r>
+        <w:rPr/>
+        <w:t xml:space="preserve">29.1 L'albero uniforme</w:t>
+      </w:r>
+    </w:p>
+    <w:p>
+      <w:pPr>
+        <w:numPr>
+          <w:ilvl w:val="0"/>
+          <w:numId w:val="2"/>
+        </w:numPr>
+        <w:spacing w:lineRule="auto"/>
+      </w:pPr>
+      <w:r>
+        <w:rPr/>
+        <w:t xml:space="preserve">29.2 Quote, unquote, eval</w:t>
+      </w:r>
+    </w:p>
+    <w:p>
+      <w:pPr>
+        <w:numPr>
+          <w:ilvl w:val="0"/>
+          <w:numId w:val="2"/>
+        </w:numPr>
+        <w:spacing w:lineRule="auto"/>
+      </w:pPr>
+      <w:r>
+        <w:rPr/>
+        <w:t xml:space="preserve">29.3 Macro</w:t>
+      </w:r>
+    </w:p>
+    <w:p>
+      <w:pPr>
+        <w:numPr>
+          <w:ilvl w:val="0"/>
+          <w:numId w:val="2"/>
+        </w:numPr>
+        <w:spacing w:lineRule="auto"/>
+      </w:pPr>
+      <w:r>
+        <w:rPr/>
+        <w:t xml:space="preserve">29.4 Codice che genera codice</w:t>
+      </w:r>
+    </w:p>
+    <w:p>
+      <w:pPr>
+        <w:numPr>
+          <w:ilvl w:val="0"/>
+          <w:numId w:val="2"/>
+        </w:numPr>
+        <w:spacing w:lineRule="auto"/>
+      </w:pPr>
+      <w:r>
+        <w:rPr/>
+        <w:t xml:space="preserve">30. Builtin Full (SPEC §13)</w:t>
+      </w:r>
+    </w:p>
+    <w:p>
+      <w:pPr>
+        <w:numPr>
+          <w:ilvl w:val="0"/>
+          <w:numId w:val="2"/>
+        </w:numPr>
+        <w:spacing w:lineRule="auto"/>
+      </w:pPr>
+      <w:r>
+        <w:rPr/>
+        <w:t xml:space="preserve">31. Riga di comando e REPL (SPEC §14)</w:t>
+      </w:r>
+    </w:p>
+    <w:p>
+      <w:pPr>
+        <w:numPr>
+          <w:ilvl w:val="0"/>
+          <w:numId w:val="2"/>
+        </w:numPr>
+        <w:spacing w:lineRule="auto"/>
+      </w:pPr>
+      <w:r>
+        <w:rPr/>
+        <w:t xml:space="preserve">32. Esempi Full con output golden</w:t>
+      </w:r>
+    </w:p>
+    <w:p>
+      <w:pPr>
+        <w:numPr>
+          <w:ilvl w:val="0"/>
+          <w:numId w:val="2"/>
+        </w:numPr>
+        <w:spacing w:lineRule="auto"/>
+      </w:pPr>
+      <w:r>
+        <w:rPr/>
+        <w:t xml:space="preserve">32.5 Contratti e budget insieme</w:t>
+      </w:r>
+    </w:p>
+    <w:p>
+      <w:pPr>
+        <w:numPr>
+          <w:ilvl w:val="0"/>
+          <w:numId w:val="2"/>
+        </w:numPr>
+        <w:spacing w:lineRule="auto"/>
+      </w:pPr>
+      <w:r>
+        <w:rPr/>
+        <w:t xml:space="preserve">Parte IV — Il codice del progetto</w:t>
+      </w:r>
+    </w:p>
+    <w:p>
+      <w:pPr>
+        <w:numPr>
+          <w:ilvl w:val="0"/>
+          <w:numId w:val="2"/>
+        </w:numPr>
+        <w:spacing w:lineRule="auto"/>
+      </w:pPr>
+      <w:r>
+        <w:rPr/>
+        <w:t xml:space="preserve">33. Mappa del repository</w:t>
+      </w:r>
+    </w:p>
+    <w:p>
+      <w:pPr>
+        <w:numPr>
+          <w:ilvl w:val="0"/>
+          <w:numId w:val="2"/>
+        </w:numPr>
+        <w:spacing w:lineRule="auto"/>
+      </w:pPr>
+      <w:r>
+        <w:rPr/>
+        <w:t xml:space="preserve">34. L'interprete di riferimento JS (`seed/dev/triad_core.cjs`)</w:t>
+      </w:r>
+    </w:p>
+    <w:p>
+      <w:pPr>
+        <w:numPr>
+          <w:ilvl w:val="0"/>
+          <w:numId w:val="2"/>
+        </w:numPr>
+        <w:spacing w:lineRule="auto"/>
+      </w:pPr>
+      <w:r>
+        <w:rPr/>
+        <w:t xml:space="preserve">34.1 Architettura</w:t>
+      </w:r>
+    </w:p>
+    <w:p>
+      <w:pPr>
+        <w:numPr>
+          <w:ilvl w:val="0"/>
+          <w:numId w:val="2"/>
+        </w:numPr>
+        <w:spacing w:lineRule="auto"/>
+      </w:pPr>
+      <w:r>
+        <w:rPr/>
+        <w:t xml:space="preserve">34.2 Esempio: aggiungere un builtin</w:t>
+      </w:r>
+    </w:p>
+    <w:p>
+      <w:pPr>
+        <w:numPr>
+          <w:ilvl w:val="0"/>
+          <w:numId w:val="2"/>
+        </w:numPr>
+        <w:spacing w:lineRule="auto"/>
+      </w:pPr>
+      <w:r>
+        <w:rPr/>
+        <w:t xml:space="preserve">34.3 Esempio: aggiungere sintassi</w:t>
+      </w:r>
+    </w:p>
+    <w:p>
+      <w:pPr>
+        <w:numPr>
+          <w:ilvl w:val="0"/>
+          <w:numId w:val="2"/>
+        </w:numPr>
+        <w:spacing w:lineRule="auto"/>
+      </w:pPr>
+      <w:r>
+        <w:rPr/>
+        <w:t xml:space="preserve">35. Il seed S0 Windows e il suo generatore</w:t>
+      </w:r>
+    </w:p>
+    <w:p>
+      <w:pPr>
+        <w:numPr>
+          <w:ilvl w:val="0"/>
+          <w:numId w:val="2"/>
+        </w:numPr>
+        <w:spacing w:lineRule="auto"/>
+      </w:pPr>
+      <w:r>
+        <w:rPr/>
+        <w:t xml:space="preserve">35.1 Cos'è</w:t>
+      </w:r>
+    </w:p>
+    <w:p>
+      <w:pPr>
+        <w:numPr>
+          <w:ilvl w:val="0"/>
+          <w:numId w:val="2"/>
+        </w:numPr>
+        <w:spacing w:lineRule="auto"/>
+      </w:pPr>
+      <w:r>
+        <w:rPr/>
+        <w:t xml:space="preserve">35.2 Convenzioni interne</w:t>
+      </w:r>
+    </w:p>
+    <w:p>
+      <w:pPr>
+        <w:numPr>
+          <w:ilvl w:val="0"/>
+          <w:numId w:val="2"/>
+        </w:numPr>
+        <w:spacing w:lineRule="auto"/>
+      </w:pPr>
+      <w:r>
+        <w:rPr/>
+        <w:t xml:space="preserve">35.3 Il generatore `seed/dev/gen_seed.js`</w:t>
+      </w:r>
+    </w:p>
+    <w:p>
+      <w:pPr>
+        <w:numPr>
+          <w:ilvl w:val="0"/>
+          <w:numId w:val="2"/>
+        </w:numPr>
+        <w:spacing w:lineRule="auto"/>
+      </w:pPr>
+      <w:r>
+        <w:rPr/>
+        <w:t xml:space="preserve">35.4 Flusso per modificare il seed</w:t>
+      </w:r>
+    </w:p>
+    <w:p>
+      <w:pPr>
+        <w:numPr>
+          <w:ilvl w:val="0"/>
+          <w:numId w:val="2"/>
+        </w:numPr>
+        <w:spacing w:lineRule="auto"/>
+      </w:pPr>
+      <w:r>
+        <w:rPr/>
+        <w:t xml:space="preserve">36. Il seed Linux (E0)</w:t>
+      </w:r>
+    </w:p>
+    <w:p>
+      <w:pPr>
+        <w:numPr>
+          <w:ilvl w:val="0"/>
+          <w:numId w:val="2"/>
+        </w:numPr>
+        <w:spacing w:lineRule="auto"/>
+      </w:pPr>
+      <w:r>
+        <w:rPr/>
+        <w:t xml:space="preserve">37. Self-hosting: S1 in `selfhost/`</w:t>
+      </w:r>
+    </w:p>
+    <w:p>
+      <w:pPr>
+        <w:numPr>
+          <w:ilvl w:val="0"/>
+          <w:numId w:val="2"/>
+        </w:numPr>
+        <w:spacing w:lineRule="auto"/>
+      </w:pPr>
+      <w:r>
+        <w:rPr/>
+        <w:t xml:space="preserve">37.1 Come si scrive codice S1 oggi</w:t>
+      </w:r>
+    </w:p>
+    <w:p>
+      <w:pPr>
+        <w:numPr>
+          <w:ilvl w:val="0"/>
+          <w:numId w:val="2"/>
+        </w:numPr>
+        <w:spacing w:lineRule="auto"/>
+      </w:pPr>
+      <w:r>
+        <w:rPr/>
+        <w:t xml:space="preserve">37.2 Dove va S1</w:t>
+      </w:r>
+    </w:p>
+    <w:p>
+      <w:pPr>
+        <w:numPr>
+          <w:ilvl w:val="0"/>
+          <w:numId w:val="2"/>
+        </w:numPr>
+        <w:spacing w:lineRule="auto"/>
+      </w:pPr>
+      <w:r>
+        <w:rPr/>
+        <w:t xml:space="preserve">38. Conformance: leggere, scrivere e verificare casi</w:t>
+      </w:r>
+    </w:p>
+    <w:p>
+      <w:pPr>
+        <w:numPr>
+          <w:ilvl w:val="0"/>
+          <w:numId w:val="2"/>
+        </w:numPr>
+        <w:spacing w:lineRule="auto"/>
+      </w:pPr>
+      <w:r>
+        <w:rPr/>
+        <w:t xml:space="preserve">38.1 Formato</w:t>
+      </w:r>
+    </w:p>
+    <w:p>
+      <w:pPr>
+        <w:numPr>
+          <w:ilvl w:val="0"/>
+          <w:numId w:val="2"/>
+        </w:numPr>
+        <w:spacing w:lineRule="auto"/>
+      </w:pPr>
+      <w:r>
+        <w:rPr/>
+        <w:t xml:space="preserve">38.2 Il runner `conformance/run.mjs`</w:t>
+      </w:r>
+    </w:p>
+    <w:p>
+      <w:pPr>
+        <w:numPr>
+          <w:ilvl w:val="0"/>
+          <w:numId w:val="2"/>
+        </w:numPr>
+        <w:spacing w:lineRule="auto"/>
+      </w:pPr>
+      <w:r>
+        <w:rPr/>
+        <w:t xml:space="preserve">38.3 Aggiungere un caso Core</w:t>
+      </w:r>
+    </w:p>
+    <w:p>
+      <w:pPr>
+        <w:numPr>
+          <w:ilvl w:val="0"/>
+          <w:numId w:val="2"/>
+        </w:numPr>
+        <w:spacing w:lineRule="auto"/>
+      </w:pPr>
+      <w:r>
+        <w:rPr/>
+        <w:t xml:space="preserve">39. La CLI di sviluppo `triad-cli`</w:t>
+      </w:r>
+    </w:p>
+    <w:p>
+      <w:pPr>
+        <w:numPr>
+          <w:ilvl w:val="0"/>
+          <w:numId w:val="2"/>
+        </w:numPr>
+        <w:spacing w:lineRule="auto"/>
+      </w:pPr>
+      <w:r>
+        <w:rPr/>
+        <w:t xml:space="preserve">39.1 Uso</w:t>
+      </w:r>
+    </w:p>
+    <w:p>
+      <w:pPr>
+        <w:numPr>
+          <w:ilvl w:val="0"/>
+          <w:numId w:val="2"/>
+        </w:numPr>
+        <w:spacing w:lineRule="auto"/>
+      </w:pPr>
+      <w:r>
+        <w:rPr/>
+        <w:t xml:space="preserve">39.2 Struttura del codice</w:t>
+      </w:r>
+    </w:p>
+    <w:p>
+      <w:pPr>
+        <w:numPr>
+          <w:ilvl w:val="0"/>
+          <w:numId w:val="2"/>
+        </w:numPr>
+        <w:spacing w:lineRule="auto"/>
+      </w:pPr>
+      <w:r>
+        <w:rPr/>
+        <w:t xml:space="preserve">39.3 Aggiungere un comando</w:t>
+      </w:r>
+    </w:p>
+    <w:p>
+      <w:pPr>
+        <w:numPr>
+          <w:ilvl w:val="0"/>
+          <w:numId w:val="2"/>
+        </w:numPr>
+        <w:spacing w:lineRule="auto"/>
+      </w:pPr>
+      <w:r>
+        <w:rPr/>
+        <w:t xml:space="preserve">39.4 Eseguibile standalone</w:t>
+      </w:r>
+    </w:p>
+    <w:p>
+      <w:pPr>
+        <w:numPr>
+          <w:ilvl w:val="0"/>
+          <w:numId w:val="2"/>
+        </w:numPr>
+        <w:spacing w:lineRule="auto"/>
+      </w:pPr>
+      <w:r>
+        <w:rPr/>
+        <w:t xml:space="preserve">40. Benchmark AI (`ai/`)</w:t>
+      </w:r>
+    </w:p>
+    <w:p>
+      <w:pPr>
+        <w:numPr>
+          <w:ilvl w:val="0"/>
+          <w:numId w:val="2"/>
+        </w:numPr>
+        <w:spacing w:lineRule="auto"/>
+      </w:pPr>
+      <w:r>
+        <w:rPr/>
+        <w:t xml:space="preserve">41. Editor, launcher e sito</w:t>
+      </w:r>
+    </w:p>
+    <w:p>
+      <w:pPr>
+        <w:numPr>
+          <w:ilvl w:val="0"/>
+          <w:numId w:val="2"/>
+        </w:numPr>
+        <w:spacing w:lineRule="auto"/>
+      </w:pPr>
+      <w:r>
+        <w:rPr/>
+        <w:t xml:space="preserve">42. Integrazione continua</w:t>
+      </w:r>
+    </w:p>
+    <w:p>
+      <w:pPr>
+        <w:numPr>
+          <w:ilvl w:val="0"/>
+          <w:numId w:val="2"/>
+        </w:numPr>
+        <w:spacing w:lineRule="auto"/>
+      </w:pPr>
+      <w:r>
+        <w:rPr/>
+        <w:t xml:space="preserve">43. Flusso di contributo</w:t>
+      </w:r>
+    </w:p>
+    <w:p>
+      <w:pPr>
+        <w:numPr>
+          <w:ilvl w:val="0"/>
+          <w:numId w:val="2"/>
+        </w:numPr>
+        <w:spacing w:lineRule="auto"/>
+      </w:pPr>
+      <w:r>
+        <w:rPr/>
+        <w:t xml:space="preserve">Parte V — Riferimento</w:t>
+      </w:r>
+    </w:p>
+    <w:p>
+      <w:pPr>
+        <w:numPr>
+          <w:ilvl w:val="0"/>
+          <w:numId w:val="2"/>
+        </w:numPr>
+        <w:spacing w:lineRule="auto"/>
+      </w:pPr>
+      <w:r>
+        <w:rPr/>
+        <w:t xml:space="preserve">44. Grammatica Triad-Core (EBNF)</w:t>
+      </w:r>
+    </w:p>
+    <w:p>
+      <w:pPr>
+        <w:numPr>
+          <w:ilvl w:val="0"/>
+          <w:numId w:val="2"/>
+        </w:numPr>
+        <w:spacing w:lineRule="auto"/>
+      </w:pPr>
+      <w:r>
+        <w:rPr/>
+        <w:t xml:space="preserve">45. Schede rapide Core e Full</w:t>
+      </w:r>
+    </w:p>
+    <w:p>
+      <w:pPr>
+        <w:numPr>
+          <w:ilvl w:val="0"/>
+          <w:numId w:val="2"/>
+        </w:numPr>
+        <w:spacing w:lineRule="auto"/>
+      </w:pPr>
+      <w:r>
+        <w:rPr/>
+        <w:t xml:space="preserve">46. Debug e problemi comuni</w:t>
+      </w:r>
+    </w:p>
+    <w:p>
+      <w:pPr>
+        <w:numPr>
+          <w:ilvl w:val="0"/>
+          <w:numId w:val="2"/>
+        </w:numPr>
+        <w:spacing w:lineRule="auto"/>
+      </w:pPr>
+      <w:r>
+        <w:rPr/>
+        <w:t xml:space="preserve">47. Glossario</w:t>
+      </w:r>
+    </w:p>
+    <w:p>
+      <w:pPr>
+        <w:numPr>
+          <w:ilvl w:val="0"/>
+          <w:numId w:val="2"/>
+        </w:numPr>
+        <w:spacing w:lineRule="auto"/>
+      </w:pPr>
+      <w:r>
+        <w:rPr/>
+        <w:t xml:space="preserve">48. Stato, limiti noti e fix storici</w:t>
+      </w:r>
+    </w:p>
+    <w:p>
+      <w:pPr>
+        <w:numPr>
+          <w:ilvl w:val="0"/>
+          <w:numId w:val="2"/>
+        </w:numPr>
+        <w:spacing w:lineRule="auto"/>
+      </w:pPr>
+      <w:r>
+        <w:rPr/>
+        <w:t xml:space="preserve">49. FAQ</w:t>
       </w:r>
     </w:p>
     <w:p>
@@ -611,7 +3627,7 @@
       <w:pPr>
         <w:numPr>
           <w:ilvl w:val="0"/>
-          <w:numId w:val="1"/>
+          <w:numId w:val="3"/>
         </w:numPr>
         <w:spacing w:lineRule="auto"/>
       </w:pPr>
@@ -630,7 +3646,7 @@
       <w:pPr>
         <w:numPr>
           <w:ilvl w:val="0"/>
-          <w:numId w:val="1"/>
+          <w:numId w:val="3"/>
         </w:numPr>
         <w:spacing w:lineRule="auto"/>
       </w:pPr>
@@ -3160,7 +6176,7 @@
       <w:pPr>
         <w:numPr>
           <w:ilvl w:val="0"/>
-          <w:numId w:val="2"/>
+          <w:numId w:val="4"/>
         </w:numPr>
         <w:spacing w:lineRule="auto"/>
       </w:pPr>
@@ -3181,7 +6197,7 @@
       <w:pPr>
         <w:numPr>
           <w:ilvl w:val="0"/>
-          <w:numId w:val="2"/>
+          <w:numId w:val="4"/>
         </w:numPr>
         <w:spacing w:lineRule="auto"/>
       </w:pPr>
@@ -3210,7 +6226,7 @@
       <w:pPr>
         <w:numPr>
           <w:ilvl w:val="0"/>
-          <w:numId w:val="2"/>
+          <w:numId w:val="4"/>
         </w:numPr>
         <w:spacing w:lineRule="auto"/>
       </w:pPr>
@@ -3239,7 +6255,7 @@
       <w:pPr>
         <w:numPr>
           <w:ilvl w:val="0"/>
-          <w:numId w:val="2"/>
+          <w:numId w:val="4"/>
         </w:numPr>
         <w:spacing w:lineRule="auto"/>
       </w:pPr>
@@ -3268,7 +6284,7 @@
       <w:pPr>
         <w:numPr>
           <w:ilvl w:val="0"/>
-          <w:numId w:val="2"/>
+          <w:numId w:val="4"/>
         </w:numPr>
         <w:spacing w:lineRule="auto"/>
       </w:pPr>
@@ -7190,7 +10206,7 @@
       <w:pPr>
         <w:numPr>
           <w:ilvl w:val="0"/>
-          <w:numId w:val="3"/>
+          <w:numId w:val="5"/>
         </w:numPr>
         <w:spacing w:lineRule="auto"/>
       </w:pPr>
@@ -7225,7 +10241,7 @@
       <w:pPr>
         <w:numPr>
           <w:ilvl w:val="0"/>
-          <w:numId w:val="3"/>
+          <w:numId w:val="5"/>
         </w:numPr>
         <w:spacing w:lineRule="auto"/>
       </w:pPr>
@@ -7268,7 +10284,7 @@
       <w:pPr>
         <w:numPr>
           <w:ilvl w:val="0"/>
-          <w:numId w:val="3"/>
+          <w:numId w:val="5"/>
         </w:numPr>
         <w:spacing w:lineRule="auto"/>
       </w:pPr>
@@ -7293,7 +10309,7 @@
       <w:pPr>
         <w:numPr>
           <w:ilvl w:val="0"/>
-          <w:numId w:val="3"/>
+          <w:numId w:val="5"/>
         </w:numPr>
         <w:spacing w:lineRule="auto"/>
       </w:pPr>
@@ -8654,7 +11670,7 @@
       <w:pPr>
         <w:numPr>
           <w:ilvl w:val="0"/>
-          <w:numId w:val="4"/>
+          <w:numId w:val="6"/>
         </w:numPr>
         <w:spacing w:lineRule="auto"/>
       </w:pPr>
@@ -8675,7 +11691,7 @@
       <w:pPr>
         <w:numPr>
           <w:ilvl w:val="0"/>
-          <w:numId w:val="4"/>
+          <w:numId w:val="6"/>
         </w:numPr>
         <w:spacing w:lineRule="auto"/>
       </w:pPr>
@@ -8696,7 +11712,7 @@
       <w:pPr>
         <w:numPr>
           <w:ilvl w:val="0"/>
-          <w:numId w:val="4"/>
+          <w:numId w:val="6"/>
         </w:numPr>
         <w:spacing w:lineRule="auto"/>
       </w:pPr>
@@ -9134,7 +12150,7 @@
       <w:pPr>
         <w:numPr>
           <w:ilvl w:val="0"/>
-          <w:numId w:val="5"/>
+          <w:numId w:val="7"/>
         </w:numPr>
         <w:spacing w:lineRule="auto"/>
       </w:pPr>
@@ -9185,7 +12201,7 @@
       <w:pPr>
         <w:numPr>
           <w:ilvl w:val="0"/>
-          <w:numId w:val="5"/>
+          <w:numId w:val="7"/>
         </w:numPr>
         <w:spacing w:lineRule="auto"/>
       </w:pPr>
@@ -9214,7 +12230,7 @@
       <w:pPr>
         <w:numPr>
           <w:ilvl w:val="0"/>
-          <w:numId w:val="5"/>
+          <w:numId w:val="7"/>
         </w:numPr>
         <w:spacing w:lineRule="auto"/>
       </w:pPr>
@@ -9233,7 +12249,7 @@
       <w:pPr>
         <w:numPr>
           <w:ilvl w:val="0"/>
-          <w:numId w:val="5"/>
+          <w:numId w:val="7"/>
         </w:numPr>
         <w:spacing w:lineRule="auto"/>
       </w:pPr>
@@ -9252,7 +12268,7 @@
       <w:pPr>
         <w:numPr>
           <w:ilvl w:val="0"/>
-          <w:numId w:val="5"/>
+          <w:numId w:val="7"/>
         </w:numPr>
         <w:spacing w:lineRule="auto"/>
       </w:pPr>
@@ -10231,7 +13247,7 @@
       <w:pPr>
         <w:numPr>
           <w:ilvl w:val="0"/>
-          <w:numId w:val="6"/>
+          <w:numId w:val="8"/>
         </w:numPr>
         <w:spacing w:lineRule="auto"/>
       </w:pPr>
@@ -10248,7 +13264,7 @@
       <w:pPr>
         <w:numPr>
           <w:ilvl w:val="0"/>
-          <w:numId w:val="6"/>
+          <w:numId w:val="8"/>
         </w:numPr>
         <w:spacing w:lineRule="auto"/>
       </w:pPr>
@@ -10265,7 +13281,7 @@
       <w:pPr>
         <w:numPr>
           <w:ilvl w:val="0"/>
-          <w:numId w:val="6"/>
+          <w:numId w:val="8"/>
         </w:numPr>
         <w:spacing w:lineRule="auto"/>
       </w:pPr>
@@ -11880,7 +14896,7 @@
       <w:pPr>
         <w:numPr>
           <w:ilvl w:val="0"/>
-          <w:numId w:val="7"/>
+          <w:numId w:val="9"/>
         </w:numPr>
         <w:spacing w:lineRule="auto"/>
       </w:pPr>
@@ -11907,7 +14923,7 @@
       <w:pPr>
         <w:numPr>
           <w:ilvl w:val="0"/>
-          <w:numId w:val="7"/>
+          <w:numId w:val="9"/>
         </w:numPr>
         <w:spacing w:lineRule="auto"/>
       </w:pPr>
@@ -11942,7 +14958,7 @@
       <w:pPr>
         <w:numPr>
           <w:ilvl w:val="0"/>
-          <w:numId w:val="7"/>
+          <w:numId w:val="9"/>
         </w:numPr>
         <w:spacing w:lineRule="auto"/>
       </w:pPr>
@@ -11981,7 +14997,7 @@
       <w:pPr>
         <w:numPr>
           <w:ilvl w:val="0"/>
-          <w:numId w:val="7"/>
+          <w:numId w:val="9"/>
         </w:numPr>
         <w:spacing w:lineRule="auto"/>
       </w:pPr>
@@ -12012,7 +15028,7 @@
       <w:pPr>
         <w:numPr>
           <w:ilvl w:val="0"/>
-          <w:numId w:val="7"/>
+          <w:numId w:val="9"/>
         </w:numPr>
         <w:spacing w:lineRule="auto"/>
       </w:pPr>
@@ -12033,7 +15049,7 @@
       <w:pPr>
         <w:numPr>
           <w:ilvl w:val="0"/>
-          <w:numId w:val="7"/>
+          <w:numId w:val="9"/>
         </w:numPr>
         <w:spacing w:lineRule="auto"/>
       </w:pPr>
@@ -12983,7 +15999,7 @@
       <w:pPr>
         <w:numPr>
           <w:ilvl w:val="0"/>
-          <w:numId w:val="8"/>
+          <w:numId w:val="10"/>
         </w:numPr>
         <w:spacing w:lineRule="auto"/>
       </w:pPr>
@@ -13044,7 +16060,7 @@
       <w:pPr>
         <w:numPr>
           <w:ilvl w:val="0"/>
-          <w:numId w:val="8"/>
+          <w:numId w:val="10"/>
         </w:numPr>
         <w:spacing w:lineRule="auto"/>
       </w:pPr>
@@ -13085,7 +16101,7 @@
       <w:pPr>
         <w:numPr>
           <w:ilvl w:val="0"/>
-          <w:numId w:val="8"/>
+          <w:numId w:val="10"/>
         </w:numPr>
         <w:spacing w:lineRule="auto"/>
       </w:pPr>
@@ -13140,7 +16156,7 @@
       <w:pPr>
         <w:numPr>
           <w:ilvl w:val="0"/>
-          <w:numId w:val="8"/>
+          <w:numId w:val="10"/>
         </w:numPr>
         <w:spacing w:lineRule="auto"/>
       </w:pPr>
@@ -13586,7 +16602,7 @@
       <w:pPr>
         <w:numPr>
           <w:ilvl w:val="0"/>
-          <w:numId w:val="9"/>
+          <w:numId w:val="11"/>
         </w:numPr>
         <w:spacing w:lineRule="auto"/>
       </w:pPr>
@@ -13599,7 +16615,7 @@
       <w:pPr>
         <w:numPr>
           <w:ilvl w:val="0"/>
-          <w:numId w:val="9"/>
+          <w:numId w:val="11"/>
         </w:numPr>
         <w:spacing w:lineRule="auto"/>
       </w:pPr>
@@ -13612,7 +16628,7 @@
       <w:pPr>
         <w:numPr>
           <w:ilvl w:val="0"/>
-          <w:numId w:val="9"/>
+          <w:numId w:val="11"/>
         </w:numPr>
         <w:spacing w:lineRule="auto"/>
       </w:pPr>
@@ -13625,7 +16641,7 @@
       <w:pPr>
         <w:numPr>
           <w:ilvl w:val="0"/>
-          <w:numId w:val="9"/>
+          <w:numId w:val="11"/>
         </w:numPr>
         <w:spacing w:lineRule="auto"/>
       </w:pPr>
@@ -13646,7 +16662,7 @@
       <w:pPr>
         <w:numPr>
           <w:ilvl w:val="0"/>
-          <w:numId w:val="9"/>
+          <w:numId w:val="11"/>
         </w:numPr>
         <w:spacing w:lineRule="auto"/>
       </w:pPr>
@@ -13787,7 +16803,7 @@
       <w:pPr>
         <w:numPr>
           <w:ilvl w:val="0"/>
-          <w:numId w:val="10"/>
+          <w:numId w:val="12"/>
         </w:numPr>
         <w:spacing w:lineRule="auto"/>
       </w:pPr>
@@ -13812,7 +16828,7 @@
       <w:pPr>
         <w:numPr>
           <w:ilvl w:val="0"/>
-          <w:numId w:val="10"/>
+          <w:numId w:val="12"/>
         </w:numPr>
         <w:spacing w:lineRule="auto"/>
       </w:pPr>
@@ -13855,7 +16871,7 @@
       <w:pPr>
         <w:numPr>
           <w:ilvl w:val="0"/>
-          <w:numId w:val="10"/>
+          <w:numId w:val="12"/>
         </w:numPr>
         <w:spacing w:lineRule="auto"/>
       </w:pPr>
@@ -13910,7 +16926,7 @@
       <w:pPr>
         <w:numPr>
           <w:ilvl w:val="0"/>
-          <w:numId w:val="10"/>
+          <w:numId w:val="12"/>
         </w:numPr>
         <w:spacing w:lineRule="auto"/>
       </w:pPr>
@@ -13935,7 +16951,7 @@
       <w:pPr>
         <w:numPr>
           <w:ilvl w:val="0"/>
-          <w:numId w:val="10"/>
+          <w:numId w:val="12"/>
         </w:numPr>
         <w:spacing w:lineRule="auto"/>
       </w:pPr>
@@ -13960,7 +16976,7 @@
       <w:pPr>
         <w:numPr>
           <w:ilvl w:val="0"/>
-          <w:numId w:val="10"/>
+          <w:numId w:val="12"/>
         </w:numPr>
         <w:spacing w:lineRule="auto"/>
       </w:pPr>
@@ -15008,7 +18024,7 @@
       <w:pPr>
         <w:numPr>
           <w:ilvl w:val="0"/>
-          <w:numId w:val="11"/>
+          <w:numId w:val="13"/>
         </w:numPr>
         <w:spacing w:lineRule="auto"/>
       </w:pPr>
@@ -15033,7 +18049,7 @@
       <w:pPr>
         <w:numPr>
           <w:ilvl w:val="0"/>
-          <w:numId w:val="11"/>
+          <w:numId w:val="13"/>
         </w:numPr>
         <w:spacing w:lineRule="auto"/>
       </w:pPr>
@@ -15058,7 +18074,7 @@
       <w:pPr>
         <w:numPr>
           <w:ilvl w:val="0"/>
-          <w:numId w:val="11"/>
+          <w:numId w:val="13"/>
         </w:numPr>
         <w:spacing w:lineRule="auto"/>
       </w:pPr>
@@ -15099,7 +18115,7 @@
       <w:pPr>
         <w:numPr>
           <w:ilvl w:val="0"/>
-          <w:numId w:val="11"/>
+          <w:numId w:val="13"/>
         </w:numPr>
         <w:spacing w:lineRule="auto"/>
       </w:pPr>
@@ -17909,7 +20925,7 @@
       <w:pPr>
         <w:numPr>
           <w:ilvl w:val="0"/>
-          <w:numId w:val="12"/>
+          <w:numId w:val="14"/>
         </w:numPr>
         <w:spacing w:lineRule="auto"/>
       </w:pPr>
@@ -17946,7 +20962,7 @@
       <w:pPr>
         <w:numPr>
           <w:ilvl w:val="0"/>
-          <w:numId w:val="12"/>
+          <w:numId w:val="14"/>
         </w:numPr>
         <w:spacing w:lineRule="auto"/>
       </w:pPr>
@@ -17967,7 +20983,7 @@
       <w:pPr>
         <w:numPr>
           <w:ilvl w:val="0"/>
-          <w:numId w:val="12"/>
+          <w:numId w:val="14"/>
         </w:numPr>
         <w:spacing w:lineRule="auto"/>
       </w:pPr>
@@ -18034,7 +21050,7 @@
       <w:pPr>
         <w:numPr>
           <w:ilvl w:val="0"/>
-          <w:numId w:val="13"/>
+          <w:numId w:val="15"/>
         </w:numPr>
         <w:spacing w:lineRule="auto"/>
       </w:pPr>
@@ -18055,7 +21071,7 @@
       <w:pPr>
         <w:numPr>
           <w:ilvl w:val="0"/>
-          <w:numId w:val="13"/>
+          <w:numId w:val="15"/>
         </w:numPr>
         <w:spacing w:lineRule="auto"/>
       </w:pPr>
@@ -18120,7 +21136,7 @@
       <w:pPr>
         <w:numPr>
           <w:ilvl w:val="0"/>
-          <w:numId w:val="13"/>
+          <w:numId w:val="15"/>
         </w:numPr>
         <w:spacing w:lineRule="auto"/>
       </w:pPr>
@@ -18133,7 +21149,7 @@
       <w:pPr>
         <w:numPr>
           <w:ilvl w:val="0"/>
-          <w:numId w:val="13"/>
+          <w:numId w:val="15"/>
         </w:numPr>
         <w:spacing w:lineRule="auto"/>
       </w:pPr>
@@ -18186,7 +21202,7 @@
       <w:pPr>
         <w:numPr>
           <w:ilvl w:val="0"/>
-          <w:numId w:val="13"/>
+          <w:numId w:val="15"/>
         </w:numPr>
         <w:spacing w:lineRule="auto"/>
       </w:pPr>
@@ -18303,7 +21319,7 @@
       <w:pPr>
         <w:numPr>
           <w:ilvl w:val="0"/>
-          <w:numId w:val="13"/>
+          <w:numId w:val="15"/>
         </w:numPr>
         <w:spacing w:lineRule="auto"/>
       </w:pPr>
@@ -19155,7 +22171,7 @@
       <w:pPr>
         <w:numPr>
           <w:ilvl w:val="0"/>
-          <w:numId w:val="14"/>
+          <w:numId w:val="16"/>
         </w:numPr>
         <w:spacing w:lineRule="auto"/>
       </w:pPr>
@@ -19176,7 +22192,7 @@
       <w:pPr>
         <w:numPr>
           <w:ilvl w:val="0"/>
-          <w:numId w:val="14"/>
+          <w:numId w:val="16"/>
         </w:numPr>
         <w:spacing w:lineRule="auto"/>
       </w:pPr>
@@ -19197,7 +22213,7 @@
       <w:pPr>
         <w:numPr>
           <w:ilvl w:val="0"/>
-          <w:numId w:val="14"/>
+          <w:numId w:val="16"/>
         </w:numPr>
         <w:spacing w:lineRule="auto"/>
       </w:pPr>
@@ -19242,7 +22258,7 @@
       <w:pPr>
         <w:numPr>
           <w:ilvl w:val="0"/>
-          <w:numId w:val="14"/>
+          <w:numId w:val="16"/>
         </w:numPr>
         <w:spacing w:lineRule="auto"/>
       </w:pPr>
@@ -19263,7 +22279,7 @@
       <w:pPr>
         <w:numPr>
           <w:ilvl w:val="0"/>
-          <w:numId w:val="14"/>
+          <w:numId w:val="16"/>
         </w:numPr>
         <w:spacing w:lineRule="auto"/>
       </w:pPr>
@@ -25600,7 +28616,7 @@
       <w:pPr>
         <w:numPr>
           <w:ilvl w:val="0"/>
-          <w:numId w:val="15"/>
+          <w:numId w:val="17"/>
         </w:numPr>
         <w:spacing w:lineRule="auto"/>
       </w:pPr>
@@ -25643,7 +28659,7 @@
       <w:pPr>
         <w:numPr>
           <w:ilvl w:val="0"/>
-          <w:numId w:val="15"/>
+          <w:numId w:val="17"/>
         </w:numPr>
         <w:spacing w:lineRule="auto"/>
       </w:pPr>
@@ -26826,7 +29842,7 @@
       <w:pPr>
         <w:numPr>
           <w:ilvl w:val="0"/>
-          <w:numId w:val="16"/>
+          <w:numId w:val="18"/>
         </w:numPr>
         <w:spacing w:lineRule="auto"/>
       </w:pPr>
@@ -26885,7 +29901,7 @@
       <w:pPr>
         <w:numPr>
           <w:ilvl w:val="0"/>
-          <w:numId w:val="16"/>
+          <w:numId w:val="18"/>
         </w:numPr>
         <w:spacing w:lineRule="auto"/>
       </w:pPr>
@@ -26912,7 +29928,7 @@
       <w:pPr>
         <w:numPr>
           <w:ilvl w:val="0"/>
-          <w:numId w:val="16"/>
+          <w:numId w:val="18"/>
         </w:numPr>
         <w:spacing w:lineRule="auto"/>
       </w:pPr>
@@ -26975,7 +29991,7 @@
       <w:pPr>
         <w:numPr>
           <w:ilvl w:val="0"/>
-          <w:numId w:val="16"/>
+          <w:numId w:val="18"/>
         </w:numPr>
         <w:spacing w:lineRule="auto"/>
       </w:pPr>
@@ -27534,7 +30550,7 @@
       <w:pPr>
         <w:numPr>
           <w:ilvl w:val="0"/>
-          <w:numId w:val="17"/>
+          <w:numId w:val="19"/>
         </w:numPr>
         <w:spacing w:lineRule="auto"/>
       </w:pPr>
@@ -27563,7 +30579,7 @@
       <w:pPr>
         <w:numPr>
           <w:ilvl w:val="0"/>
-          <w:numId w:val="17"/>
+          <w:numId w:val="19"/>
         </w:numPr>
         <w:spacing w:lineRule="auto"/>
       </w:pPr>
@@ -28253,7 +31269,7 @@
       <w:pPr>
         <w:numPr>
           <w:ilvl w:val="0"/>
-          <w:numId w:val="18"/>
+          <w:numId w:val="20"/>
         </w:numPr>
         <w:spacing w:lineRule="auto"/>
       </w:pPr>
@@ -28364,7 +31380,7 @@
       <w:pPr>
         <w:numPr>
           <w:ilvl w:val="0"/>
-          <w:numId w:val="18"/>
+          <w:numId w:val="20"/>
         </w:numPr>
         <w:spacing w:lineRule="auto"/>
       </w:pPr>
@@ -28521,7 +31537,7 @@
       <w:pPr>
         <w:numPr>
           <w:ilvl w:val="0"/>
-          <w:numId w:val="19"/>
+          <w:numId w:val="21"/>
         </w:numPr>
         <w:spacing w:lineRule="auto"/>
       </w:pPr>
@@ -28540,7 +31556,7 @@
       <w:pPr>
         <w:numPr>
           <w:ilvl w:val="0"/>
-          <w:numId w:val="19"/>
+          <w:numId w:val="21"/>
         </w:numPr>
         <w:spacing w:lineRule="auto"/>
       </w:pPr>
@@ -28577,7 +31593,7 @@
       <w:pPr>
         <w:numPr>
           <w:ilvl w:val="0"/>
-          <w:numId w:val="19"/>
+          <w:numId w:val="21"/>
         </w:numPr>
         <w:spacing w:lineRule="auto"/>
       </w:pPr>
@@ -28967,7 +31983,7 @@
       <w:pPr>
         <w:numPr>
           <w:ilvl w:val="0"/>
-          <w:numId w:val="20"/>
+          <w:numId w:val="22"/>
         </w:numPr>
         <w:spacing w:lineRule="auto"/>
       </w:pPr>
@@ -28994,7 +32010,7 @@
       <w:pPr>
         <w:numPr>
           <w:ilvl w:val="0"/>
-          <w:numId w:val="20"/>
+          <w:numId w:val="22"/>
         </w:numPr>
         <w:spacing w:lineRule="auto"/>
       </w:pPr>
@@ -29531,7 +32547,7 @@
       <w:pPr>
         <w:numPr>
           <w:ilvl w:val="0"/>
-          <w:numId w:val="21"/>
+          <w:numId w:val="23"/>
         </w:numPr>
         <w:spacing w:lineRule="auto"/>
       </w:pPr>
@@ -29560,7 +32576,7 @@
       <w:pPr>
         <w:numPr>
           <w:ilvl w:val="0"/>
-          <w:numId w:val="21"/>
+          <w:numId w:val="23"/>
         </w:numPr>
         <w:spacing w:lineRule="auto"/>
       </w:pPr>
@@ -29587,7 +32603,7 @@
       <w:pPr>
         <w:numPr>
           <w:ilvl w:val="0"/>
-          <w:numId w:val="21"/>
+          <w:numId w:val="23"/>
         </w:numPr>
         <w:spacing w:lineRule="auto"/>
       </w:pPr>
@@ -29622,7 +32638,7 @@
       <w:pPr>
         <w:numPr>
           <w:ilvl w:val="0"/>
-          <w:numId w:val="21"/>
+          <w:numId w:val="23"/>
         </w:numPr>
         <w:spacing w:lineRule="auto"/>
       </w:pPr>
@@ -29726,7 +32742,7 @@
       <w:pPr>
         <w:numPr>
           <w:ilvl w:val="0"/>
-          <w:numId w:val="22"/>
+          <w:numId w:val="24"/>
         </w:numPr>
         <w:spacing w:lineRule="auto"/>
       </w:pPr>
@@ -29739,7 +32755,7 @@
       <w:pPr>
         <w:numPr>
           <w:ilvl w:val="0"/>
-          <w:numId w:val="22"/>
+          <w:numId w:val="24"/>
         </w:numPr>
         <w:spacing w:lineRule="auto"/>
       </w:pPr>
@@ -29760,7 +32776,7 @@
       <w:pPr>
         <w:numPr>
           <w:ilvl w:val="0"/>
-          <w:numId w:val="22"/>
+          <w:numId w:val="24"/>
         </w:numPr>
         <w:spacing w:lineRule="auto"/>
       </w:pPr>
@@ -29785,7 +32801,7 @@
       <w:pPr>
         <w:numPr>
           <w:ilvl w:val="0"/>
-          <w:numId w:val="22"/>
+          <w:numId w:val="24"/>
         </w:numPr>
         <w:spacing w:lineRule="auto"/>
       </w:pPr>
@@ -31612,7 +34628,7 @@
       <w:pPr>
         <w:numPr>
           <w:ilvl w:val="0"/>
-          <w:numId w:val="23"/>
+          <w:numId w:val="25"/>
         </w:numPr>
         <w:spacing w:lineRule="auto"/>
       </w:pPr>
@@ -31641,7 +34657,7 @@
       <w:pPr>
         <w:numPr>
           <w:ilvl w:val="0"/>
-          <w:numId w:val="23"/>
+          <w:numId w:val="25"/>
         </w:numPr>
         <w:spacing w:lineRule="auto"/>
       </w:pPr>
@@ -31706,7 +34722,7 @@
       <w:pPr>
         <w:numPr>
           <w:ilvl w:val="0"/>
-          <w:numId w:val="23"/>
+          <w:numId w:val="25"/>
         </w:numPr>
         <w:spacing w:lineRule="auto"/>
       </w:pPr>
@@ -31755,7 +34771,7 @@
       <w:pPr>
         <w:numPr>
           <w:ilvl w:val="0"/>
-          <w:numId w:val="23"/>
+          <w:numId w:val="25"/>
         </w:numPr>
         <w:spacing w:lineRule="auto"/>
       </w:pPr>
@@ -31962,7 +34978,7 @@
       <w:pPr>
         <w:numPr>
           <w:ilvl w:val="0"/>
-          <w:numId w:val="24"/>
+          <w:numId w:val="26"/>
         </w:numPr>
         <w:spacing w:lineRule="auto"/>
       </w:pPr>
@@ -31979,7 +34995,7 @@
       <w:pPr>
         <w:numPr>
           <w:ilvl w:val="0"/>
-          <w:numId w:val="24"/>
+          <w:numId w:val="26"/>
         </w:numPr>
         <w:spacing w:lineRule="auto"/>
       </w:pPr>
@@ -32012,7 +35028,7 @@
       <w:pPr>
         <w:numPr>
           <w:ilvl w:val="0"/>
-          <w:numId w:val="24"/>
+          <w:numId w:val="26"/>
         </w:numPr>
         <w:spacing w:lineRule="auto"/>
       </w:pPr>
@@ -32033,7 +35049,7 @@
       <w:pPr>
         <w:numPr>
           <w:ilvl w:val="0"/>
-          <w:numId w:val="24"/>
+          <w:numId w:val="26"/>
         </w:numPr>
         <w:spacing w:lineRule="auto"/>
       </w:pPr>
@@ -33034,7 +36050,7 @@
       <w:pPr>
         <w:numPr>
           <w:ilvl w:val="0"/>
-          <w:numId w:val="25"/>
+          <w:numId w:val="27"/>
         </w:numPr>
         <w:spacing w:lineRule="auto"/>
       </w:pPr>
@@ -33069,7 +36085,7 @@
       <w:pPr>
         <w:numPr>
           <w:ilvl w:val="0"/>
-          <w:numId w:val="25"/>
+          <w:numId w:val="27"/>
         </w:numPr>
         <w:spacing w:lineRule="auto"/>
       </w:pPr>
@@ -33112,7 +36128,7 @@
       <w:pPr>
         <w:numPr>
           <w:ilvl w:val="0"/>
-          <w:numId w:val="25"/>
+          <w:numId w:val="27"/>
         </w:numPr>
         <w:spacing w:lineRule="auto"/>
       </w:pPr>
@@ -33137,7 +36153,7 @@
       <w:pPr>
         <w:numPr>
           <w:ilvl w:val="0"/>
-          <w:numId w:val="25"/>
+          <w:numId w:val="27"/>
         </w:numPr>
         <w:spacing w:lineRule="auto"/>
       </w:pPr>
@@ -33203,7 +36219,7 @@
       <w:pPr>
         <w:numPr>
           <w:ilvl w:val="0"/>
-          <w:numId w:val="26"/>
+          <w:numId w:val="28"/>
         </w:numPr>
         <w:spacing w:lineRule="auto"/>
       </w:pPr>
@@ -33280,7 +36296,7 @@
       <w:pPr>
         <w:numPr>
           <w:ilvl w:val="0"/>
-          <w:numId w:val="26"/>
+          <w:numId w:val="28"/>
         </w:numPr>
         <w:spacing w:lineRule="auto"/>
       </w:pPr>
@@ -33305,7 +36321,7 @@
       <w:pPr>
         <w:numPr>
           <w:ilvl w:val="0"/>
-          <w:numId w:val="26"/>
+          <w:numId w:val="28"/>
         </w:numPr>
         <w:spacing w:lineRule="auto"/>
       </w:pPr>
@@ -33890,7 +36906,7 @@
       <w:pPr>
         <w:numPr>
           <w:ilvl w:val="0"/>
-          <w:numId w:val="27"/>
+          <w:numId w:val="29"/>
         </w:numPr>
         <w:spacing w:lineRule="auto"/>
       </w:pPr>
@@ -33923,7 +36939,7 @@
       <w:pPr>
         <w:numPr>
           <w:ilvl w:val="0"/>
-          <w:numId w:val="27"/>
+          <w:numId w:val="29"/>
         </w:numPr>
         <w:spacing w:lineRule="auto"/>
       </w:pPr>
@@ -33936,7 +36952,7 @@
       <w:pPr>
         <w:numPr>
           <w:ilvl w:val="0"/>
-          <w:numId w:val="27"/>
+          <w:numId w:val="29"/>
         </w:numPr>
         <w:spacing w:lineRule="auto"/>
       </w:pPr>
@@ -34348,7 +37364,7 @@
       <w:pPr>
         <w:numPr>
           <w:ilvl w:val="0"/>
-          <w:numId w:val="28"/>
+          <w:numId w:val="30"/>
         </w:numPr>
         <w:spacing w:lineRule="auto"/>
       </w:pPr>
@@ -34381,7 +37397,7 @@
       <w:pPr>
         <w:numPr>
           <w:ilvl w:val="0"/>
-          <w:numId w:val="28"/>
+          <w:numId w:val="30"/>
         </w:numPr>
         <w:spacing w:lineRule="auto"/>
       </w:pPr>
@@ -34410,7 +37426,7 @@
       <w:pPr>
         <w:numPr>
           <w:ilvl w:val="0"/>
-          <w:numId w:val="28"/>
+          <w:numId w:val="30"/>
         </w:numPr>
         <w:spacing w:lineRule="auto"/>
       </w:pPr>
@@ -34429,7 +37445,7 @@
       <w:pPr>
         <w:numPr>
           <w:ilvl w:val="0"/>
-          <w:numId w:val="28"/>
+          <w:numId w:val="30"/>
         </w:numPr>
         <w:spacing w:lineRule="auto"/>
       </w:pPr>
@@ -34448,7 +37464,7 @@
       <w:pPr>
         <w:numPr>
           <w:ilvl w:val="0"/>
-          <w:numId w:val="28"/>
+          <w:numId w:val="30"/>
         </w:numPr>
         <w:spacing w:lineRule="auto"/>
       </w:pPr>
@@ -34636,7 +37652,7 @@
       <w:pPr>
         <w:numPr>
           <w:ilvl w:val="0"/>
-          <w:numId w:val="29"/>
+          <w:numId w:val="31"/>
         </w:numPr>
         <w:spacing w:lineRule="auto"/>
       </w:pPr>
@@ -34665,7 +37681,7 @@
       <w:pPr>
         <w:numPr>
           <w:ilvl w:val="0"/>
-          <w:numId w:val="29"/>
+          <w:numId w:val="31"/>
         </w:numPr>
         <w:spacing w:lineRule="auto"/>
       </w:pPr>
@@ -34696,7 +37712,7 @@
       <w:pPr>
         <w:numPr>
           <w:ilvl w:val="0"/>
-          <w:numId w:val="29"/>
+          <w:numId w:val="31"/>
         </w:numPr>
         <w:spacing w:lineRule="auto"/>
       </w:pPr>
@@ -34725,7 +37741,7 @@
       <w:pPr>
         <w:numPr>
           <w:ilvl w:val="0"/>
-          <w:numId w:val="29"/>
+          <w:numId w:val="31"/>
         </w:numPr>
         <w:spacing w:lineRule="auto"/>
       </w:pPr>
@@ -34760,7 +37776,7 @@
       <w:pPr>
         <w:numPr>
           <w:ilvl w:val="0"/>
-          <w:numId w:val="29"/>
+          <w:numId w:val="31"/>
         </w:numPr>
         <w:spacing w:lineRule="auto"/>
       </w:pPr>
@@ -39139,7 +42155,7 @@
       <w:pPr>
         <w:numPr>
           <w:ilvl w:val="0"/>
-          <w:numId w:val="30"/>
+          <w:numId w:val="32"/>
         </w:numPr>
         <w:spacing w:lineRule="auto"/>
       </w:pPr>
@@ -39152,7 +42168,7 @@
       <w:pPr>
         <w:numPr>
           <w:ilvl w:val="0"/>
-          <w:numId w:val="30"/>
+          <w:numId w:val="32"/>
         </w:numPr>
         <w:spacing w:lineRule="auto"/>
       </w:pPr>
@@ -39173,7 +42189,7 @@
       <w:pPr>
         <w:numPr>
           <w:ilvl w:val="0"/>
-          <w:numId w:val="30"/>
+          <w:numId w:val="32"/>
         </w:numPr>
         <w:spacing w:lineRule="auto"/>
       </w:pPr>
@@ -39194,7 +42210,7 @@
       <w:pPr>
         <w:numPr>
           <w:ilvl w:val="0"/>
-          <w:numId w:val="30"/>
+          <w:numId w:val="32"/>
         </w:numPr>
         <w:spacing w:lineRule="auto"/>
       </w:pPr>
@@ -39239,7 +42255,7 @@
       <w:pPr>
         <w:numPr>
           <w:ilvl w:val="0"/>
-          <w:numId w:val="30"/>
+          <w:numId w:val="32"/>
         </w:numPr>
         <w:spacing w:lineRule="auto"/>
       </w:pPr>
@@ -40725,7 +43741,7 @@
       <w:pPr>
         <w:numPr>
           <w:ilvl w:val="0"/>
-          <w:numId w:val="31"/>
+          <w:numId w:val="33"/>
         </w:numPr>
         <w:spacing w:lineRule="auto"/>
       </w:pPr>
@@ -40758,7 +43774,7 @@
       <w:pPr>
         <w:numPr>
           <w:ilvl w:val="0"/>
-          <w:numId w:val="31"/>
+          <w:numId w:val="33"/>
         </w:numPr>
         <w:spacing w:lineRule="auto"/>
       </w:pPr>
@@ -40791,7 +43807,7 @@
       <w:pPr>
         <w:numPr>
           <w:ilvl w:val="0"/>
-          <w:numId w:val="31"/>
+          <w:numId w:val="33"/>
         </w:numPr>
         <w:spacing w:lineRule="auto"/>
       </w:pPr>
@@ -40808,7 +43824,7 @@
       <w:pPr>
         <w:numPr>
           <w:ilvl w:val="0"/>
-          <w:numId w:val="31"/>
+          <w:numId w:val="33"/>
         </w:numPr>
         <w:spacing w:lineRule="auto"/>
       </w:pPr>
@@ -41535,7 +44551,7 @@
       <w:pPr>
         <w:numPr>
           <w:ilvl w:val="0"/>
-          <w:numId w:val="32"/>
+          <w:numId w:val="34"/>
         </w:numPr>
         <w:spacing w:lineRule="auto"/>
       </w:pPr>
@@ -41574,7 +44590,7 @@
       <w:pPr>
         <w:numPr>
           <w:ilvl w:val="0"/>
-          <w:numId w:val="32"/>
+          <w:numId w:val="34"/>
         </w:numPr>
         <w:spacing w:lineRule="auto"/>
       </w:pPr>
@@ -41595,7 +44611,7 @@
       <w:pPr>
         <w:numPr>
           <w:ilvl w:val="0"/>
-          <w:numId w:val="32"/>
+          <w:numId w:val="34"/>
         </w:numPr>
         <w:spacing w:lineRule="auto"/>
       </w:pPr>
@@ -41616,7 +44632,7 @@
       <w:pPr>
         <w:numPr>
           <w:ilvl w:val="0"/>
-          <w:numId w:val="32"/>
+          <w:numId w:val="34"/>
         </w:numPr>
         <w:spacing w:lineRule="auto"/>
       </w:pPr>
@@ -41637,7 +44653,7 @@
       <w:pPr>
         <w:numPr>
           <w:ilvl w:val="0"/>
-          <w:numId w:val="32"/>
+          <w:numId w:val="34"/>
         </w:numPr>
         <w:spacing w:lineRule="auto"/>
       </w:pPr>
@@ -41666,7 +44682,7 @@
       <w:pPr>
         <w:numPr>
           <w:ilvl w:val="0"/>
-          <w:numId w:val="32"/>
+          <w:numId w:val="34"/>
         </w:numPr>
         <w:spacing w:lineRule="auto"/>
       </w:pPr>
@@ -41736,7 +44752,7 @@
       <w:pPr>
         <w:numPr>
           <w:ilvl w:val="0"/>
-          <w:numId w:val="33"/>
+          <w:numId w:val="35"/>
         </w:numPr>
         <w:spacing w:lineRule="auto"/>
       </w:pPr>
@@ -41749,7 +44765,7 @@
       <w:pPr>
         <w:numPr>
           <w:ilvl w:val="0"/>
-          <w:numId w:val="33"/>
+          <w:numId w:val="35"/>
         </w:numPr>
         <w:spacing w:lineRule="auto"/>
       </w:pPr>
@@ -41778,7 +44794,7 @@
       <w:pPr>
         <w:numPr>
           <w:ilvl w:val="0"/>
-          <w:numId w:val="33"/>
+          <w:numId w:val="35"/>
         </w:numPr>
         <w:spacing w:lineRule="auto"/>
       </w:pPr>
@@ -41982,7 +44998,7 @@
       <w:pPr>
         <w:numPr>
           <w:ilvl w:val="0"/>
-          <w:numId w:val="34"/>
+          <w:numId w:val="36"/>
         </w:numPr>
         <w:spacing w:lineRule="auto"/>
       </w:pPr>
@@ -42027,7 +45043,7 @@
       <w:pPr>
         <w:numPr>
           <w:ilvl w:val="0"/>
-          <w:numId w:val="34"/>
+          <w:numId w:val="36"/>
         </w:numPr>
         <w:spacing w:lineRule="auto"/>
       </w:pPr>
@@ -42072,7 +45088,7 @@
       <w:pPr>
         <w:numPr>
           <w:ilvl w:val="0"/>
-          <w:numId w:val="34"/>
+          <w:numId w:val="36"/>
         </w:numPr>
         <w:spacing w:lineRule="auto"/>
       </w:pPr>
@@ -42173,7 +45189,7 @@
       <w:pPr>
         <w:numPr>
           <w:ilvl w:val="0"/>
-          <w:numId w:val="34"/>
+          <w:numId w:val="36"/>
         </w:numPr>
         <w:spacing w:lineRule="auto"/>
       </w:pPr>
@@ -42194,7 +45210,7 @@
       <w:pPr>
         <w:numPr>
           <w:ilvl w:val="0"/>
-          <w:numId w:val="34"/>
+          <w:numId w:val="36"/>
         </w:numPr>
         <w:spacing w:lineRule="auto"/>
       </w:pPr>
@@ -42215,7 +45231,7 @@
       <w:pPr>
         <w:numPr>
           <w:ilvl w:val="0"/>
-          <w:numId w:val="34"/>
+          <w:numId w:val="36"/>
         </w:numPr>
         <w:spacing w:lineRule="auto"/>
       </w:pPr>
@@ -42328,7 +45344,7 @@
       <w:pPr>
         <w:numPr>
           <w:ilvl w:val="0"/>
-          <w:numId w:val="35"/>
+          <w:numId w:val="37"/>
         </w:numPr>
         <w:spacing w:lineRule="auto"/>
       </w:pPr>
@@ -42365,7 +45381,7 @@
       <w:pPr>
         <w:numPr>
           <w:ilvl w:val="0"/>
-          <w:numId w:val="35"/>
+          <w:numId w:val="37"/>
         </w:numPr>
         <w:spacing w:lineRule="auto"/>
       </w:pPr>
@@ -42420,7 +45436,7 @@
       <w:pPr>
         <w:numPr>
           <w:ilvl w:val="0"/>
-          <w:numId w:val="35"/>
+          <w:numId w:val="37"/>
         </w:numPr>
         <w:spacing w:lineRule="auto"/>
       </w:pPr>
@@ -42674,7 +45690,7 @@
       <w:pPr>
         <w:numPr>
           <w:ilvl w:val="0"/>
-          <w:numId w:val="36"/>
+          <w:numId w:val="38"/>
         </w:numPr>
         <w:spacing w:lineRule="auto"/>
       </w:pPr>
@@ -42691,7 +45707,7 @@
       <w:pPr>
         <w:numPr>
           <w:ilvl w:val="0"/>
-          <w:numId w:val="36"/>
+          <w:numId w:val="38"/>
         </w:numPr>
         <w:spacing w:lineRule="auto"/>
       </w:pPr>
@@ -42716,7 +45732,7 @@
       <w:pPr>
         <w:numPr>
           <w:ilvl w:val="0"/>
-          <w:numId w:val="36"/>
+          <w:numId w:val="38"/>
         </w:numPr>
         <w:spacing w:lineRule="auto"/>
       </w:pPr>
@@ -42769,7 +45785,7 @@
       <w:pPr>
         <w:numPr>
           <w:ilvl w:val="0"/>
-          <w:numId w:val="36"/>
+          <w:numId w:val="38"/>
         </w:numPr>
         <w:spacing w:lineRule="auto"/>
       </w:pPr>
@@ -42800,7 +45816,7 @@
       <w:pPr>
         <w:numPr>
           <w:ilvl w:val="0"/>
-          <w:numId w:val="36"/>
+          <w:numId w:val="38"/>
         </w:numPr>
         <w:spacing w:lineRule="auto"/>
       </w:pPr>
@@ -42866,7 +45882,7 @@
       <w:pPr>
         <w:numPr>
           <w:ilvl w:val="0"/>
-          <w:numId w:val="37"/>
+          <w:numId w:val="39"/>
         </w:numPr>
         <w:spacing w:lineRule="auto"/>
       </w:pPr>
@@ -42879,7 +45895,7 @@
       <w:pPr>
         <w:numPr>
           <w:ilvl w:val="0"/>
-          <w:numId w:val="37"/>
+          <w:numId w:val="39"/>
         </w:numPr>
         <w:spacing w:lineRule="auto"/>
       </w:pPr>
@@ -42900,7 +45916,7 @@
       <w:pPr>
         <w:numPr>
           <w:ilvl w:val="0"/>
-          <w:numId w:val="37"/>
+          <w:numId w:val="39"/>
         </w:numPr>
         <w:spacing w:lineRule="auto"/>
       </w:pPr>
@@ -42917,7 +45933,7 @@
       <w:pPr>
         <w:numPr>
           <w:ilvl w:val="0"/>
-          <w:numId w:val="37"/>
+          <w:numId w:val="39"/>
         </w:numPr>
         <w:spacing w:lineRule="auto"/>
       </w:pPr>
@@ -43137,7 +46153,7 @@
       <w:pPr>
         <w:numPr>
           <w:ilvl w:val="0"/>
-          <w:numId w:val="38"/>
+          <w:numId w:val="40"/>
         </w:numPr>
         <w:spacing w:lineRule="auto"/>
       </w:pPr>
@@ -43174,7 +46190,7 @@
       <w:pPr>
         <w:numPr>
           <w:ilvl w:val="0"/>
-          <w:numId w:val="38"/>
+          <w:numId w:val="40"/>
         </w:numPr>
         <w:spacing w:lineRule="auto"/>
       </w:pPr>
@@ -43187,7 +46203,7 @@
       <w:pPr>
         <w:numPr>
           <w:ilvl w:val="0"/>
-          <w:numId w:val="38"/>
+          <w:numId w:val="40"/>
         </w:numPr>
         <w:spacing w:lineRule="auto"/>
       </w:pPr>
@@ -43208,7 +46224,7 @@
       <w:pPr>
         <w:numPr>
           <w:ilvl w:val="0"/>
-          <w:numId w:val="38"/>
+          <w:numId w:val="40"/>
         </w:numPr>
         <w:spacing w:lineRule="auto"/>
       </w:pPr>
@@ -45544,7 +48560,7 @@
       <w:pPr>
         <w:numPr>
           <w:ilvl w:val="0"/>
-          <w:numId w:val="39"/>
+          <w:numId w:val="41"/>
         </w:numPr>
         <w:spacing w:lineRule="auto"/>
       </w:pPr>
@@ -45581,7 +48597,7 @@
       <w:pPr>
         <w:numPr>
           <w:ilvl w:val="0"/>
-          <w:numId w:val="39"/>
+          <w:numId w:val="41"/>
         </w:numPr>
         <w:spacing w:lineRule="auto"/>
       </w:pPr>
@@ -45644,7 +48660,7 @@
       <w:pPr>
         <w:numPr>
           <w:ilvl w:val="0"/>
-          <w:numId w:val="40"/>
+          <w:numId w:val="42"/>
         </w:numPr>
         <w:spacing w:lineRule="auto"/>
       </w:pPr>
@@ -45665,7 +48681,7 @@
       <w:pPr>
         <w:numPr>
           <w:ilvl w:val="0"/>
-          <w:numId w:val="40"/>
+          <w:numId w:val="42"/>
         </w:numPr>
         <w:spacing w:lineRule="auto"/>
       </w:pPr>
@@ -45714,7 +48730,7 @@
       <w:pPr>
         <w:numPr>
           <w:ilvl w:val="0"/>
-          <w:numId w:val="40"/>
+          <w:numId w:val="42"/>
         </w:numPr>
         <w:spacing w:lineRule="auto"/>
       </w:pPr>
@@ -48281,7 +51297,7 @@
       <w:pPr>
         <w:numPr>
           <w:ilvl w:val="0"/>
-          <w:numId w:val="41"/>
+          <w:numId w:val="43"/>
         </w:numPr>
         <w:spacing w:lineRule="auto"/>
       </w:pPr>
@@ -48304,7 +51320,7 @@
       <w:pPr>
         <w:numPr>
           <w:ilvl w:val="0"/>
-          <w:numId w:val="41"/>
+          <w:numId w:val="43"/>
         </w:numPr>
         <w:spacing w:lineRule="auto"/>
       </w:pPr>
@@ -48343,7 +51359,7 @@
       <w:pPr>
         <w:numPr>
           <w:ilvl w:val="0"/>
-          <w:numId w:val="41"/>
+          <w:numId w:val="43"/>
         </w:numPr>
         <w:spacing w:lineRule="auto"/>
       </w:pPr>
@@ -48436,7 +51452,7 @@
       <w:pPr>
         <w:numPr>
           <w:ilvl w:val="0"/>
-          <w:numId w:val="42"/>
+          <w:numId w:val="44"/>
         </w:numPr>
         <w:spacing w:lineRule="auto"/>
       </w:pPr>
@@ -48575,7 +51591,7 @@
       <w:pPr>
         <w:numPr>
           <w:ilvl w:val="0"/>
-          <w:numId w:val="42"/>
+          <w:numId w:val="44"/>
         </w:numPr>
         <w:spacing w:lineRule="auto"/>
       </w:pPr>
@@ -48712,7 +51728,7 @@
       <w:pPr>
         <w:numPr>
           <w:ilvl w:val="0"/>
-          <w:numId w:val="42"/>
+          <w:numId w:val="44"/>
         </w:numPr>
         <w:spacing w:lineRule="auto"/>
       </w:pPr>
@@ -48981,7 +51997,7 @@
       <w:pPr>
         <w:numPr>
           <w:ilvl w:val="0"/>
-          <w:numId w:val="42"/>
+          <w:numId w:val="44"/>
         </w:numPr>
         <w:spacing w:lineRule="auto"/>
       </w:pPr>
@@ -49044,7 +52060,7 @@
       <w:pPr>
         <w:numPr>
           <w:ilvl w:val="0"/>
-          <w:numId w:val="42"/>
+          <w:numId w:val="44"/>
         </w:numPr>
         <w:spacing w:lineRule="auto"/>
       </w:pPr>
@@ -49159,7 +52175,7 @@
       <w:pPr>
         <w:numPr>
           <w:ilvl w:val="0"/>
-          <w:numId w:val="42"/>
+          <w:numId w:val="44"/>
         </w:numPr>
         <w:spacing w:lineRule="auto"/>
       </w:pPr>
@@ -49218,7 +52234,7 @@
       <w:pPr>
         <w:numPr>
           <w:ilvl w:val="0"/>
-          <w:numId w:val="42"/>
+          <w:numId w:val="44"/>
         </w:numPr>
         <w:spacing w:lineRule="auto"/>
       </w:pPr>
@@ -49444,7 +52460,7 @@
       <w:pPr>
         <w:numPr>
           <w:ilvl w:val="0"/>
-          <w:numId w:val="43"/>
+          <w:numId w:val="45"/>
         </w:numPr>
         <w:spacing w:lineRule="auto"/>
       </w:pPr>
@@ -49473,7 +52489,7 @@
       <w:pPr>
         <w:numPr>
           <w:ilvl w:val="0"/>
-          <w:numId w:val="43"/>
+          <w:numId w:val="45"/>
         </w:numPr>
         <w:spacing w:lineRule="auto"/>
       </w:pPr>
@@ -49502,7 +52518,7 @@
       <w:pPr>
         <w:numPr>
           <w:ilvl w:val="0"/>
-          <w:numId w:val="43"/>
+          <w:numId w:val="45"/>
         </w:numPr>
         <w:spacing w:lineRule="auto"/>
       </w:pPr>
@@ -49531,7 +52547,7 @@
       <w:pPr>
         <w:numPr>
           <w:ilvl w:val="0"/>
-          <w:numId w:val="43"/>
+          <w:numId w:val="45"/>
         </w:numPr>
         <w:spacing w:lineRule="auto"/>
       </w:pPr>
@@ -51212,7 +54228,7 @@
       <w:pPr>
         <w:numPr>
           <w:ilvl w:val="0"/>
-          <w:numId w:val="44"/>
+          <w:numId w:val="46"/>
         </w:numPr>
         <w:spacing w:lineRule="auto"/>
       </w:pPr>
@@ -51233,7 +54249,7 @@
       <w:pPr>
         <w:numPr>
           <w:ilvl w:val="0"/>
-          <w:numId w:val="44"/>
+          <w:numId w:val="46"/>
         </w:numPr>
         <w:spacing w:lineRule="auto"/>
       </w:pPr>
@@ -51262,7 +54278,7 @@
       <w:pPr>
         <w:numPr>
           <w:ilvl w:val="0"/>
-          <w:numId w:val="44"/>
+          <w:numId w:val="46"/>
         </w:numPr>
         <w:spacing w:lineRule="auto"/>
       </w:pPr>
@@ -51283,7 +54299,7 @@
       <w:pPr>
         <w:numPr>
           <w:ilvl w:val="0"/>
-          <w:numId w:val="44"/>
+          <w:numId w:val="46"/>
         </w:numPr>
         <w:spacing w:lineRule="auto"/>
       </w:pPr>
@@ -51304,7 +54320,7 @@
       <w:pPr>
         <w:numPr>
           <w:ilvl w:val="0"/>
-          <w:numId w:val="44"/>
+          <w:numId w:val="46"/>
         </w:numPr>
         <w:spacing w:lineRule="auto"/>
       </w:pPr>
@@ -52218,7 +55234,7 @@
       <w:pPr>
         <w:numPr>
           <w:ilvl w:val="0"/>
-          <w:numId w:val="45"/>
+          <w:numId w:val="47"/>
         </w:numPr>
         <w:spacing w:lineRule="auto"/>
       </w:pPr>
@@ -52257,7 +55273,7 @@
       <w:pPr>
         <w:numPr>
           <w:ilvl w:val="0"/>
-          <w:numId w:val="45"/>
+          <w:numId w:val="47"/>
         </w:numPr>
         <w:spacing w:lineRule="auto"/>
       </w:pPr>
@@ -52270,7 +55286,7 @@
       <w:pPr>
         <w:numPr>
           <w:ilvl w:val="0"/>
-          <w:numId w:val="45"/>
+          <w:numId w:val="47"/>
         </w:numPr>
         <w:spacing w:lineRule="auto"/>
       </w:pPr>
@@ -52295,7 +55311,7 @@
       <w:pPr>
         <w:numPr>
           <w:ilvl w:val="0"/>
-          <w:numId w:val="45"/>
+          <w:numId w:val="47"/>
         </w:numPr>
         <w:spacing w:lineRule="auto"/>
       </w:pPr>
@@ -52332,7 +55348,7 @@
       <w:pPr>
         <w:numPr>
           <w:ilvl w:val="0"/>
-          <w:numId w:val="45"/>
+          <w:numId w:val="47"/>
         </w:numPr>
         <w:spacing w:lineRule="auto"/>
       </w:pPr>
@@ -52569,7 +55585,7 @@
       <w:pPr>
         <w:numPr>
           <w:ilvl w:val="0"/>
-          <w:numId w:val="46"/>
+          <w:numId w:val="48"/>
         </w:numPr>
         <w:spacing w:lineRule="auto"/>
       </w:pPr>
@@ -52594,7 +55610,7 @@
       <w:pPr>
         <w:numPr>
           <w:ilvl w:val="0"/>
-          <w:numId w:val="46"/>
+          <w:numId w:val="48"/>
         </w:numPr>
         <w:spacing w:lineRule="auto"/>
       </w:pPr>
@@ -52637,7 +55653,7 @@
       <w:pPr>
         <w:numPr>
           <w:ilvl w:val="0"/>
-          <w:numId w:val="47"/>
+          <w:numId w:val="49"/>
         </w:numPr>
         <w:spacing w:lineRule="auto"/>
       </w:pPr>
@@ -52666,7 +55682,7 @@
       <w:pPr>
         <w:numPr>
           <w:ilvl w:val="0"/>
-          <w:numId w:val="47"/>
+          <w:numId w:val="49"/>
         </w:numPr>
         <w:spacing w:lineRule="auto"/>
       </w:pPr>
@@ -52697,7 +55713,7 @@
       <w:pPr>
         <w:numPr>
           <w:ilvl w:val="0"/>
-          <w:numId w:val="47"/>
+          <w:numId w:val="49"/>
         </w:numPr>
         <w:spacing w:lineRule="auto"/>
       </w:pPr>
@@ -52752,7 +55768,7 @@
       <w:pPr>
         <w:numPr>
           <w:ilvl w:val="0"/>
-          <w:numId w:val="47"/>
+          <w:numId w:val="49"/>
         </w:numPr>
         <w:spacing w:lineRule="auto"/>
       </w:pPr>
@@ -52781,7 +55797,7 @@
       <w:pPr>
         <w:numPr>
           <w:ilvl w:val="0"/>
-          <w:numId w:val="47"/>
+          <w:numId w:val="49"/>
         </w:numPr>
         <w:spacing w:lineRule="auto"/>
       </w:pPr>
@@ -52806,7 +55822,7 @@
       <w:pPr>
         <w:numPr>
           <w:ilvl w:val="0"/>
-          <w:numId w:val="47"/>
+          <w:numId w:val="49"/>
         </w:numPr>
         <w:spacing w:lineRule="auto"/>
       </w:pPr>
@@ -53400,7 +56416,7 @@
       <w:pPr>
         <w:numPr>
           <w:ilvl w:val="0"/>
-          <w:numId w:val="48"/>
+          <w:numId w:val="50"/>
         </w:numPr>
         <w:spacing w:lineRule="auto"/>
       </w:pPr>
@@ -53441,7 +56457,7 @@
       <w:pPr>
         <w:numPr>
           <w:ilvl w:val="0"/>
-          <w:numId w:val="48"/>
+          <w:numId w:val="50"/>
         </w:numPr>
         <w:spacing w:lineRule="auto"/>
       </w:pPr>
@@ -53488,7 +56504,7 @@
       <w:pPr>
         <w:numPr>
           <w:ilvl w:val="0"/>
-          <w:numId w:val="49"/>
+          <w:numId w:val="51"/>
         </w:numPr>
         <w:spacing w:lineRule="auto"/>
       </w:pPr>
@@ -53549,7 +56565,7 @@
       <w:pPr>
         <w:numPr>
           <w:ilvl w:val="0"/>
-          <w:numId w:val="49"/>
+          <w:numId w:val="51"/>
         </w:numPr>
         <w:spacing w:lineRule="auto"/>
       </w:pPr>
@@ -53581,7 +56597,7 @@
       <w:pPr>
         <w:numPr>
           <w:ilvl w:val="0"/>
-          <w:numId w:val="50"/>
+          <w:numId w:val="52"/>
         </w:numPr>
         <w:spacing w:lineRule="auto"/>
       </w:pPr>
@@ -53683,7 +56699,7 @@
       <w:pPr>
         <w:numPr>
           <w:ilvl w:val="0"/>
-          <w:numId w:val="51"/>
+          <w:numId w:val="53"/>
         </w:numPr>
         <w:spacing w:lineRule="auto"/>
       </w:pPr>
@@ -53724,7 +56740,7 @@
       <w:pPr>
         <w:numPr>
           <w:ilvl w:val="0"/>
-          <w:numId w:val="51"/>
+          <w:numId w:val="53"/>
         </w:numPr>
         <w:spacing w:lineRule="auto"/>
       </w:pPr>
@@ -53765,7 +56781,7 @@
       <w:pPr>
         <w:numPr>
           <w:ilvl w:val="0"/>
-          <w:numId w:val="51"/>
+          <w:numId w:val="53"/>
         </w:numPr>
         <w:spacing w:lineRule="auto"/>
       </w:pPr>
@@ -53818,7 +56834,7 @@
       <w:pPr>
         <w:numPr>
           <w:ilvl w:val="0"/>
-          <w:numId w:val="51"/>
+          <w:numId w:val="53"/>
         </w:numPr>
         <w:spacing w:lineRule="auto"/>
       </w:pPr>
@@ -53914,7 +56930,7 @@
       <w:pPr>
         <w:numPr>
           <w:ilvl w:val="0"/>
-          <w:numId w:val="52"/>
+          <w:numId w:val="54"/>
         </w:numPr>
         <w:spacing w:lineRule="auto"/>
       </w:pPr>
@@ -54021,7 +57037,7 @@
       <w:pPr>
         <w:numPr>
           <w:ilvl w:val="0"/>
-          <w:numId w:val="52"/>
+          <w:numId w:val="54"/>
         </w:numPr>
         <w:spacing w:lineRule="auto"/>
       </w:pPr>
@@ -54064,7 +57080,7 @@
       <w:pPr>
         <w:numPr>
           <w:ilvl w:val="0"/>
-          <w:numId w:val="52"/>
+          <w:numId w:val="54"/>
         </w:numPr>
         <w:spacing w:lineRule="auto"/>
       </w:pPr>
@@ -54099,7 +57115,7 @@
       <w:pPr>
         <w:numPr>
           <w:ilvl w:val="0"/>
-          <w:numId w:val="52"/>
+          <w:numId w:val="54"/>
         </w:numPr>
         <w:spacing w:lineRule="auto"/>
       </w:pPr>
@@ -54122,7 +57138,7 @@
       <w:pPr>
         <w:numPr>
           <w:ilvl w:val="0"/>
-          <w:numId w:val="52"/>
+          <w:numId w:val="54"/>
         </w:numPr>
         <w:spacing w:lineRule="auto"/>
       </w:pPr>
@@ -54185,7 +57201,7 @@
       <w:pPr>
         <w:numPr>
           <w:ilvl w:val="0"/>
-          <w:numId w:val="52"/>
+          <w:numId w:val="54"/>
         </w:numPr>
         <w:spacing w:lineRule="auto"/>
       </w:pPr>
@@ -57181,7 +60197,7 @@
       <w:pPr>
         <w:numPr>
           <w:ilvl w:val="0"/>
-          <w:numId w:val="53"/>
+          <w:numId w:val="55"/>
         </w:numPr>
         <w:spacing w:lineRule="auto"/>
       </w:pPr>
@@ -57208,7 +60224,7 @@
       <w:pPr>
         <w:numPr>
           <w:ilvl w:val="0"/>
-          <w:numId w:val="53"/>
+          <w:numId w:val="55"/>
         </w:numPr>
         <w:spacing w:lineRule="auto"/>
       </w:pPr>
@@ -57235,7 +60251,7 @@
       <w:pPr>
         <w:numPr>
           <w:ilvl w:val="0"/>
-          <w:numId w:val="53"/>
+          <w:numId w:val="55"/>
         </w:numPr>
         <w:spacing w:lineRule="auto"/>
       </w:pPr>
@@ -57262,7 +60278,7 @@
       <w:pPr>
         <w:numPr>
           <w:ilvl w:val="0"/>
-          <w:numId w:val="53"/>
+          <w:numId w:val="55"/>
         </w:numPr>
         <w:spacing w:lineRule="auto"/>
       </w:pPr>
@@ -57281,7 +60297,7 @@
       <w:pPr>
         <w:numPr>
           <w:ilvl w:val="0"/>
-          <w:numId w:val="53"/>
+          <w:numId w:val="55"/>
         </w:numPr>
         <w:spacing w:lineRule="auto"/>
       </w:pPr>
@@ -57300,7 +60316,7 @@
       <w:pPr>
         <w:numPr>
           <w:ilvl w:val="0"/>
-          <w:numId w:val="53"/>
+          <w:numId w:val="55"/>
         </w:numPr>
         <w:spacing w:lineRule="auto"/>
       </w:pPr>
@@ -57327,7 +60343,7 @@
       <w:pPr>
         <w:numPr>
           <w:ilvl w:val="0"/>
-          <w:numId w:val="53"/>
+          <w:numId w:val="55"/>
         </w:numPr>
         <w:spacing w:lineRule="auto"/>
       </w:pPr>
@@ -57362,7 +60378,7 @@
       <w:pPr>
         <w:numPr>
           <w:ilvl w:val="0"/>
-          <w:numId w:val="53"/>
+          <w:numId w:val="55"/>
         </w:numPr>
         <w:spacing w:lineRule="auto"/>
       </w:pPr>
@@ -57421,7 +60437,7 @@
       <w:pPr>
         <w:numPr>
           <w:ilvl w:val="0"/>
-          <w:numId w:val="53"/>
+          <w:numId w:val="55"/>
         </w:numPr>
         <w:spacing w:lineRule="auto"/>
       </w:pPr>
@@ -57448,7 +60464,7 @@
       <w:pPr>
         <w:numPr>
           <w:ilvl w:val="0"/>
-          <w:numId w:val="53"/>
+          <w:numId w:val="55"/>
         </w:numPr>
         <w:spacing w:lineRule="auto"/>
       </w:pPr>
@@ -57483,7 +60499,7 @@
       <w:pPr>
         <w:numPr>
           <w:ilvl w:val="0"/>
-          <w:numId w:val="53"/>
+          <w:numId w:val="55"/>
         </w:numPr>
         <w:spacing w:lineRule="auto"/>
       </w:pPr>
@@ -57534,7 +60550,7 @@
       <w:pPr>
         <w:numPr>
           <w:ilvl w:val="0"/>
-          <w:numId w:val="53"/>
+          <w:numId w:val="55"/>
         </w:numPr>
         <w:spacing w:lineRule="auto"/>
       </w:pPr>
@@ -57577,7 +60593,7 @@
       <w:pPr>
         <w:numPr>
           <w:ilvl w:val="0"/>
-          <w:numId w:val="53"/>
+          <w:numId w:val="55"/>
         </w:numPr>
         <w:spacing w:lineRule="auto"/>
       </w:pPr>
@@ -57620,7 +60636,7 @@
       <w:pPr>
         <w:numPr>
           <w:ilvl w:val="0"/>
-          <w:numId w:val="53"/>
+          <w:numId w:val="55"/>
         </w:numPr>
         <w:spacing w:lineRule="auto"/>
       </w:pPr>
@@ -57647,7 +60663,7 @@
       <w:pPr>
         <w:numPr>
           <w:ilvl w:val="0"/>
-          <w:numId w:val="53"/>
+          <w:numId w:val="55"/>
         </w:numPr>
         <w:spacing w:lineRule="auto"/>
       </w:pPr>
@@ -57666,7 +60682,7 @@
       <w:pPr>
         <w:numPr>
           <w:ilvl w:val="0"/>
-          <w:numId w:val="53"/>
+          <w:numId w:val="55"/>
         </w:numPr>
         <w:spacing w:lineRule="auto"/>
       </w:pPr>
@@ -57701,7 +60717,7 @@
       <w:pPr>
         <w:numPr>
           <w:ilvl w:val="0"/>
-          <w:numId w:val="53"/>
+          <w:numId w:val="55"/>
         </w:numPr>
         <w:spacing w:lineRule="auto"/>
       </w:pPr>
@@ -57744,7 +60760,7 @@
       <w:pPr>
         <w:numPr>
           <w:ilvl w:val="0"/>
-          <w:numId w:val="53"/>
+          <w:numId w:val="55"/>
         </w:numPr>
         <w:spacing w:lineRule="auto"/>
       </w:pPr>
@@ -57779,7 +60795,7 @@
       <w:pPr>
         <w:numPr>
           <w:ilvl w:val="0"/>
-          <w:numId w:val="53"/>
+          <w:numId w:val="55"/>
         </w:numPr>
         <w:spacing w:lineRule="auto"/>
       </w:pPr>
@@ -57863,7 +60879,7 @@
       <w:pPr>
         <w:numPr>
           <w:ilvl w:val="0"/>
-          <w:numId w:val="54"/>
+          <w:numId w:val="56"/>
         </w:numPr>
         <w:spacing w:lineRule="auto"/>
       </w:pPr>
@@ -57876,7 +60892,7 @@
       <w:pPr>
         <w:numPr>
           <w:ilvl w:val="0"/>
-          <w:numId w:val="54"/>
+          <w:numId w:val="56"/>
         </w:numPr>
         <w:spacing w:lineRule="auto"/>
       </w:pPr>
@@ -57897,7 +60913,7 @@
       <w:pPr>
         <w:numPr>
           <w:ilvl w:val="0"/>
-          <w:numId w:val="54"/>
+          <w:numId w:val="56"/>
         </w:numPr>
         <w:spacing w:lineRule="auto"/>
       </w:pPr>
@@ -57918,7 +60934,7 @@
       <w:pPr>
         <w:numPr>
           <w:ilvl w:val="0"/>
-          <w:numId w:val="54"/>
+          <w:numId w:val="56"/>
         </w:numPr>
         <w:spacing w:lineRule="auto"/>
       </w:pPr>
@@ -57931,7 +60947,7 @@
       <w:pPr>
         <w:numPr>
           <w:ilvl w:val="0"/>
-          <w:numId w:val="54"/>
+          <w:numId w:val="56"/>
         </w:numPr>
         <w:spacing w:lineRule="auto"/>
       </w:pPr>
@@ -59299,104 +62315,6 @@
   <w:abstractNum w:abstractNumId="2">
     <w:lvl w:ilvl="0">
       <w:start w:val="1"/>
-      <w:numFmt w:val="decimal"/>
-      <w:lvlText w:val="%1."/>
-      <w:lvlJc w:val="left"/>
-      <w:pPr>
-        <w:tabs>
-          <w:tab w:val="num" w:pos="720"/>
-        </w:tabs>
-        <w:ind w:left="720" w:hanging="360"/>
-      </w:pPr>
-    </w:lvl>
-    <w:lvl w:ilvl="1">
-      <w:start w:val="1"/>
-      <w:numFmt w:val="decimal"/>
-      <w:lvlText w:val="%2."/>
-      <w:lvlJc w:val="left"/>
-      <w:pPr>
-        <w:tabs>
-          <w:tab w:val="num" w:pos="1440"/>
-        </w:tabs>
-        <w:ind w:left="1440" w:hanging="360"/>
-      </w:pPr>
-    </w:lvl>
-    <w:lvl w:ilvl="2">
-      <w:start w:val="1"/>
-      <w:numFmt w:val="decimal"/>
-      <w:lvlText w:val="%3."/>
-      <w:lvlJc w:val="left"/>
-      <w:pPr>
-        <w:tabs>
-          <w:tab w:val="num" w:pos="2160"/>
-        </w:tabs>
-        <w:ind w:left="2160" w:hanging="360"/>
-      </w:pPr>
-    </w:lvl>
-    <w:lvl w:ilvl="3">
-      <w:start w:val="1"/>
-      <w:numFmt w:val="decimal"/>
-      <w:lvlText w:val="%4."/>
-      <w:lvlJc w:val="left"/>
-      <w:pPr>
-        <w:tabs>
-          <w:tab w:val="num" w:pos="2880"/>
-        </w:tabs>
-        <w:ind w:left="2880" w:hanging="360"/>
-      </w:pPr>
-    </w:lvl>
-    <w:lvl w:ilvl="4">
-      <w:start w:val="1"/>
-      <w:numFmt w:val="decimal"/>
-      <w:lvlText w:val="%5."/>
-      <w:lvlJc w:val="left"/>
-      <w:pPr>
-        <w:tabs>
-          <w:tab w:val="num" w:pos="3600"/>
-        </w:tabs>
-        <w:ind w:left="3600" w:hanging="360"/>
-      </w:pPr>
-    </w:lvl>
-    <w:lvl w:ilvl="5">
-      <w:start w:val="1"/>
-      <w:numFmt w:val="decimal"/>
-      <w:lvlText w:val="%6."/>
-      <w:lvlJc w:val="left"/>
-      <w:pPr>
-        <w:tabs>
-          <w:tab w:val="num" w:pos="4320"/>
-        </w:tabs>
-        <w:ind w:left="4320" w:hanging="360"/>
-      </w:pPr>
-    </w:lvl>
-    <w:lvl w:ilvl="6">
-      <w:start w:val="1"/>
-      <w:numFmt w:val="decimal"/>
-      <w:lvlText w:val="%7."/>
-      <w:lvlJc w:val="left"/>
-      <w:pPr>
-        <w:tabs>
-          <w:tab w:val="num" w:pos="5040"/>
-        </w:tabs>
-        <w:ind w:left="5040" w:hanging="360"/>
-      </w:pPr>
-    </w:lvl>
-    <w:lvl w:ilvl="7">
-      <w:start w:val="1"/>
-      <w:numFmt w:val="decimal"/>
-      <w:lvlText w:val="%8."/>
-      <w:lvlJc w:val="left"/>
-      <w:pPr>
-        <w:tabs>
-          <w:tab w:val="num" w:pos="5760"/>
-        </w:tabs>
-        <w:ind w:left="5760" w:hanging="360"/>
-      </w:pPr>
-    </w:lvl>
-  </w:abstractNum>
-  <w:abstractNum w:abstractNumId="3">
-    <w:lvl w:ilvl="0">
-      <w:start w:val="1"/>
       <w:numFmt w:val="bullet"/>
       <w:lvlText w:val=""/>
       <w:lvlJc w:val="left"/>
@@ -59516,7 +62434,7 @@
       </w:rPr>
     </w:lvl>
   </w:abstractNum>
-  <w:abstractNum w:abstractNumId="4">
+  <w:abstractNum w:abstractNumId="3">
     <w:lvl w:ilvl="0">
       <w:start w:val="1"/>
       <w:numFmt w:val="bullet"/>
@@ -59638,7 +62556,7 @@
       </w:rPr>
     </w:lvl>
   </w:abstractNum>
-  <w:abstractNum w:abstractNumId="5">
+  <w:abstractNum w:abstractNumId="4">
     <w:lvl w:ilvl="0">
       <w:start w:val="1"/>
       <w:numFmt w:val="decimal"/>
@@ -59736,7 +62654,7 @@
       </w:pPr>
     </w:lvl>
   </w:abstractNum>
-  <w:abstractNum w:abstractNumId="6">
+  <w:abstractNum w:abstractNumId="5">
     <w:lvl w:ilvl="0">
       <w:start w:val="1"/>
       <w:numFmt w:val="bullet"/>
@@ -59858,7 +62776,7 @@
       </w:rPr>
     </w:lvl>
   </w:abstractNum>
-  <w:abstractNum w:abstractNumId="7">
+  <w:abstractNum w:abstractNumId="6">
     <w:lvl w:ilvl="0">
       <w:start w:val="1"/>
       <w:numFmt w:val="bullet"/>
@@ -59978,6 +62896,104 @@
       <w:rPr>
         <w:rFonts w:ascii="Symbol" w:hAnsi="Symbol" w:hint="default"/>
       </w:rPr>
+    </w:lvl>
+  </w:abstractNum>
+  <w:abstractNum w:abstractNumId="7">
+    <w:lvl w:ilvl="0">
+      <w:start w:val="1"/>
+      <w:numFmt w:val="decimal"/>
+      <w:lvlText w:val="%1."/>
+      <w:lvlJc w:val="left"/>
+      <w:pPr>
+        <w:tabs>
+          <w:tab w:val="num" w:pos="720"/>
+        </w:tabs>
+        <w:ind w:left="720" w:hanging="360"/>
+      </w:pPr>
+    </w:lvl>
+    <w:lvl w:ilvl="1">
+      <w:start w:val="1"/>
+      <w:numFmt w:val="decimal"/>
+      <w:lvlText w:val="%2."/>
+      <w:lvlJc w:val="left"/>
+      <w:pPr>
+        <w:tabs>
+          <w:tab w:val="num" w:pos="1440"/>
+        </w:tabs>
+        <w:ind w:left="1440" w:hanging="360"/>
+      </w:pPr>
+    </w:lvl>
+    <w:lvl w:ilvl="2">
+      <w:start w:val="1"/>
+      <w:numFmt w:val="decimal"/>
+      <w:lvlText w:val="%3."/>
+      <w:lvlJc w:val="left"/>
+      <w:pPr>
+        <w:tabs>
+          <w:tab w:val="num" w:pos="2160"/>
+        </w:tabs>
+        <w:ind w:left="2160" w:hanging="360"/>
+      </w:pPr>
+    </w:lvl>
+    <w:lvl w:ilvl="3">
+      <w:start w:val="1"/>
+      <w:numFmt w:val="decimal"/>
+      <w:lvlText w:val="%4."/>
+      <w:lvlJc w:val="left"/>
+      <w:pPr>
+        <w:tabs>
+          <w:tab w:val="num" w:pos="2880"/>
+        </w:tabs>
+        <w:ind w:left="2880" w:hanging="360"/>
+      </w:pPr>
+    </w:lvl>
+    <w:lvl w:ilvl="4">
+      <w:start w:val="1"/>
+      <w:numFmt w:val="decimal"/>
+      <w:lvlText w:val="%5."/>
+      <w:lvlJc w:val="left"/>
+      <w:pPr>
+        <w:tabs>
+          <w:tab w:val="num" w:pos="3600"/>
+        </w:tabs>
+        <w:ind w:left="3600" w:hanging="360"/>
+      </w:pPr>
+    </w:lvl>
+    <w:lvl w:ilvl="5">
+      <w:start w:val="1"/>
+      <w:numFmt w:val="decimal"/>
+      <w:lvlText w:val="%6."/>
+      <w:lvlJc w:val="left"/>
+      <w:pPr>
+        <w:tabs>
+          <w:tab w:val="num" w:pos="4320"/>
+        </w:tabs>
+        <w:ind w:left="4320" w:hanging="360"/>
+      </w:pPr>
+    </w:lvl>
+    <w:lvl w:ilvl="6">
+      <w:start w:val="1"/>
+      <w:numFmt w:val="decimal"/>
+      <w:lvlText w:val="%7."/>
+      <w:lvlJc w:val="left"/>
+      <w:pPr>
+        <w:tabs>
+          <w:tab w:val="num" w:pos="5040"/>
+        </w:tabs>
+        <w:ind w:left="5040" w:hanging="360"/>
+      </w:pPr>
+    </w:lvl>
+    <w:lvl w:ilvl="7">
+      <w:start w:val="1"/>
+      <w:numFmt w:val="decimal"/>
+      <w:lvlText w:val="%8."/>
+      <w:lvlJc w:val="left"/>
+      <w:pPr>
+        <w:tabs>
+          <w:tab w:val="num" w:pos="5760"/>
+        </w:tabs>
+        <w:ind w:left="5760" w:hanging="360"/>
+      </w:pPr>
     </w:lvl>
   </w:abstractNum>
   <w:abstractNum w:abstractNumId="8">
@@ -61447,8 +64463,8 @@
   <w:abstractNum w:abstractNumId="20">
     <w:lvl w:ilvl="0">
       <w:start w:val="1"/>
-      <w:numFmt w:val="decimal"/>
-      <w:lvlText w:val="%1."/>
+      <w:numFmt w:val="bullet"/>
+      <w:lvlText w:val=""/>
       <w:lvlJc w:val="left"/>
       <w:pPr>
         <w:tabs>
@@ -61456,11 +64472,14 @@
         </w:tabs>
         <w:ind w:left="720" w:hanging="360"/>
       </w:pPr>
+      <w:rPr>
+        <w:rFonts w:ascii="Symbol" w:hAnsi="Symbol" w:hint="default"/>
+      </w:rPr>
     </w:lvl>
     <w:lvl w:ilvl="1">
       <w:start w:val="1"/>
-      <w:numFmt w:val="decimal"/>
-      <w:lvlText w:val="%2."/>
+      <w:numFmt w:val="bullet"/>
+      <w:lvlText w:val=""/>
       <w:lvlJc w:val="left"/>
       <w:pPr>
         <w:tabs>
@@ -61468,11 +64487,14 @@
         </w:tabs>
         <w:ind w:left="1440" w:hanging="360"/>
       </w:pPr>
+      <w:rPr>
+        <w:rFonts w:ascii="Symbol" w:hAnsi="Symbol" w:hint="default"/>
+      </w:rPr>
     </w:lvl>
     <w:lvl w:ilvl="2">
       <w:start w:val="1"/>
-      <w:numFmt w:val="decimal"/>
-      <w:lvlText w:val="%3."/>
+      <w:numFmt w:val="bullet"/>
+      <w:lvlText w:val=""/>
       <w:lvlJc w:val="left"/>
       <w:pPr>
         <w:tabs>
@@ -61480,11 +64502,14 @@
         </w:tabs>
         <w:ind w:left="2160" w:hanging="360"/>
       </w:pPr>
+      <w:rPr>
+        <w:rFonts w:ascii="Symbol" w:hAnsi="Symbol" w:hint="default"/>
+      </w:rPr>
     </w:lvl>
     <w:lvl w:ilvl="3">
       <w:start w:val="1"/>
-      <w:numFmt w:val="decimal"/>
-      <w:lvlText w:val="%4."/>
+      <w:numFmt w:val="bullet"/>
+      <w:lvlText w:val=""/>
       <w:lvlJc w:val="left"/>
       <w:pPr>
         <w:tabs>
@@ -61492,11 +64517,14 @@
         </w:tabs>
         <w:ind w:left="2880" w:hanging="360"/>
       </w:pPr>
+      <w:rPr>
+        <w:rFonts w:ascii="Symbol" w:hAnsi="Symbol" w:hint="default"/>
+      </w:rPr>
     </w:lvl>
     <w:lvl w:ilvl="4">
       <w:start w:val="1"/>
-      <w:numFmt w:val="decimal"/>
-      <w:lvlText w:val="%5."/>
+      <w:numFmt w:val="bullet"/>
+      <w:lvlText w:val=""/>
       <w:lvlJc w:val="left"/>
       <w:pPr>
         <w:tabs>
@@ -61504,11 +64532,14 @@
         </w:tabs>
         <w:ind w:left="3600" w:hanging="360"/>
       </w:pPr>
+      <w:rPr>
+        <w:rFonts w:ascii="Symbol" w:hAnsi="Symbol" w:hint="default"/>
+      </w:rPr>
     </w:lvl>
     <w:lvl w:ilvl="5">
       <w:start w:val="1"/>
-      <w:numFmt w:val="decimal"/>
-      <w:lvlText w:val="%6."/>
+      <w:numFmt w:val="bullet"/>
+      <w:lvlText w:val=""/>
       <w:lvlJc w:val="left"/>
       <w:pPr>
         <w:tabs>
@@ -61516,11 +64547,14 @@
         </w:tabs>
         <w:ind w:left="4320" w:hanging="360"/>
       </w:pPr>
+      <w:rPr>
+        <w:rFonts w:ascii="Symbol" w:hAnsi="Symbol" w:hint="default"/>
+      </w:rPr>
     </w:lvl>
     <w:lvl w:ilvl="6">
       <w:start w:val="1"/>
-      <w:numFmt w:val="decimal"/>
-      <w:lvlText w:val="%7."/>
+      <w:numFmt w:val="bullet"/>
+      <w:lvlText w:val=""/>
       <w:lvlJc w:val="left"/>
       <w:pPr>
         <w:tabs>
@@ -61528,11 +64562,14 @@
         </w:tabs>
         <w:ind w:left="5040" w:hanging="360"/>
       </w:pPr>
+      <w:rPr>
+        <w:rFonts w:ascii="Symbol" w:hAnsi="Symbol" w:hint="default"/>
+      </w:rPr>
     </w:lvl>
     <w:lvl w:ilvl="7">
       <w:start w:val="1"/>
-      <w:numFmt w:val="decimal"/>
-      <w:lvlText w:val="%8."/>
+      <w:numFmt w:val="bullet"/>
+      <w:lvlText w:val=""/>
       <w:lvlJc w:val="left"/>
       <w:pPr>
         <w:tabs>
@@ -61540,6 +64577,9 @@
         </w:tabs>
         <w:ind w:left="5760" w:hanging="360"/>
       </w:pPr>
+      <w:rPr>
+        <w:rFonts w:ascii="Symbol" w:hAnsi="Symbol" w:hint="default"/>
+      </w:rPr>
     </w:lvl>
   </w:abstractNum>
   <w:abstractNum w:abstractNumId="21">
@@ -61887,8 +64927,8 @@
   <w:abstractNum w:abstractNumId="24">
     <w:lvl w:ilvl="0">
       <w:start w:val="1"/>
-      <w:numFmt w:val="bullet"/>
-      <w:lvlText w:val=""/>
+      <w:numFmt w:val="decimal"/>
+      <w:lvlText w:val="%1."/>
       <w:lvlJc w:val="left"/>
       <w:pPr>
         <w:tabs>
@@ -61896,14 +64936,11 @@
         </w:tabs>
         <w:ind w:left="720" w:hanging="360"/>
       </w:pPr>
-      <w:rPr>
-        <w:rFonts w:ascii="Symbol" w:hAnsi="Symbol" w:hint="default"/>
-      </w:rPr>
     </w:lvl>
     <w:lvl w:ilvl="1">
       <w:start w:val="1"/>
-      <w:numFmt w:val="bullet"/>
-      <w:lvlText w:val=""/>
+      <w:numFmt w:val="decimal"/>
+      <w:lvlText w:val="%2."/>
       <w:lvlJc w:val="left"/>
       <w:pPr>
         <w:tabs>
@@ -61911,14 +64948,11 @@
         </w:tabs>
         <w:ind w:left="1440" w:hanging="360"/>
       </w:pPr>
-      <w:rPr>
-        <w:rFonts w:ascii="Symbol" w:hAnsi="Symbol" w:hint="default"/>
-      </w:rPr>
     </w:lvl>
     <w:lvl w:ilvl="2">
       <w:start w:val="1"/>
-      <w:numFmt w:val="bullet"/>
-      <w:lvlText w:val=""/>
+      <w:numFmt w:val="decimal"/>
+      <w:lvlText w:val="%3."/>
       <w:lvlJc w:val="left"/>
       <w:pPr>
         <w:tabs>
@@ -61926,14 +64960,11 @@
         </w:tabs>
         <w:ind w:left="2160" w:hanging="360"/>
       </w:pPr>
-      <w:rPr>
-        <w:rFonts w:ascii="Symbol" w:hAnsi="Symbol" w:hint="default"/>
-      </w:rPr>
     </w:lvl>
     <w:lvl w:ilvl="3">
       <w:start w:val="1"/>
-      <w:numFmt w:val="bullet"/>
-      <w:lvlText w:val=""/>
+      <w:numFmt w:val="decimal"/>
+      <w:lvlText w:val="%4."/>
       <w:lvlJc w:val="left"/>
       <w:pPr>
         <w:tabs>
@@ -61941,14 +64972,11 @@
         </w:tabs>
         <w:ind w:left="2880" w:hanging="360"/>
       </w:pPr>
-      <w:rPr>
-        <w:rFonts w:ascii="Symbol" w:hAnsi="Symbol" w:hint="default"/>
-      </w:rPr>
     </w:lvl>
     <w:lvl w:ilvl="4">
       <w:start w:val="1"/>
-      <w:numFmt w:val="bullet"/>
-      <w:lvlText w:val=""/>
+      <w:numFmt w:val="decimal"/>
+      <w:lvlText w:val="%5."/>
       <w:lvlJc w:val="left"/>
       <w:pPr>
         <w:tabs>
@@ -61956,14 +64984,11 @@
         </w:tabs>
         <w:ind w:left="3600" w:hanging="360"/>
       </w:pPr>
-      <w:rPr>
-        <w:rFonts w:ascii="Symbol" w:hAnsi="Symbol" w:hint="default"/>
-      </w:rPr>
     </w:lvl>
     <w:lvl w:ilvl="5">
       <w:start w:val="1"/>
-      <w:numFmt w:val="bullet"/>
-      <w:lvlText w:val=""/>
+      <w:numFmt w:val="decimal"/>
+      <w:lvlText w:val="%6."/>
       <w:lvlJc w:val="left"/>
       <w:pPr>
         <w:tabs>
@@ -61971,14 +64996,11 @@
         </w:tabs>
         <w:ind w:left="4320" w:hanging="360"/>
       </w:pPr>
-      <w:rPr>
-        <w:rFonts w:ascii="Symbol" w:hAnsi="Symbol" w:hint="default"/>
-      </w:rPr>
     </w:lvl>
     <w:lvl w:ilvl="6">
       <w:start w:val="1"/>
-      <w:numFmt w:val="bullet"/>
-      <w:lvlText w:val=""/>
+      <w:numFmt w:val="decimal"/>
+      <w:lvlText w:val="%7."/>
       <w:lvlJc w:val="left"/>
       <w:pPr>
         <w:tabs>
@@ -61986,14 +65008,11 @@
         </w:tabs>
         <w:ind w:left="5040" w:hanging="360"/>
       </w:pPr>
-      <w:rPr>
-        <w:rFonts w:ascii="Symbol" w:hAnsi="Symbol" w:hint="default"/>
-      </w:rPr>
     </w:lvl>
     <w:lvl w:ilvl="7">
       <w:start w:val="1"/>
-      <w:numFmt w:val="bullet"/>
-      <w:lvlText w:val=""/>
+      <w:numFmt w:val="decimal"/>
+      <w:lvlText w:val="%8."/>
       <w:lvlJc w:val="left"/>
       <w:pPr>
         <w:tabs>
@@ -62001,9 +65020,6 @@
         </w:tabs>
         <w:ind w:left="5760" w:hanging="360"/>
       </w:pPr>
-      <w:rPr>
-        <w:rFonts w:ascii="Symbol" w:hAnsi="Symbol" w:hint="default"/>
-      </w:rPr>
     </w:lvl>
   </w:abstractNum>
   <w:abstractNum w:abstractNumId="25">
@@ -62375,104 +65391,6 @@
   <w:abstractNum w:abstractNumId="28">
     <w:lvl w:ilvl="0">
       <w:start w:val="1"/>
-      <w:numFmt w:val="decimal"/>
-      <w:lvlText w:val="%1."/>
-      <w:lvlJc w:val="left"/>
-      <w:pPr>
-        <w:tabs>
-          <w:tab w:val="num" w:pos="720"/>
-        </w:tabs>
-        <w:ind w:left="720" w:hanging="360"/>
-      </w:pPr>
-    </w:lvl>
-    <w:lvl w:ilvl="1">
-      <w:start w:val="1"/>
-      <w:numFmt w:val="decimal"/>
-      <w:lvlText w:val="%2."/>
-      <w:lvlJc w:val="left"/>
-      <w:pPr>
-        <w:tabs>
-          <w:tab w:val="num" w:pos="1440"/>
-        </w:tabs>
-        <w:ind w:left="1440" w:hanging="360"/>
-      </w:pPr>
-    </w:lvl>
-    <w:lvl w:ilvl="2">
-      <w:start w:val="1"/>
-      <w:numFmt w:val="decimal"/>
-      <w:lvlText w:val="%3."/>
-      <w:lvlJc w:val="left"/>
-      <w:pPr>
-        <w:tabs>
-          <w:tab w:val="num" w:pos="2160"/>
-        </w:tabs>
-        <w:ind w:left="2160" w:hanging="360"/>
-      </w:pPr>
-    </w:lvl>
-    <w:lvl w:ilvl="3">
-      <w:start w:val="1"/>
-      <w:numFmt w:val="decimal"/>
-      <w:lvlText w:val="%4."/>
-      <w:lvlJc w:val="left"/>
-      <w:pPr>
-        <w:tabs>
-          <w:tab w:val="num" w:pos="2880"/>
-        </w:tabs>
-        <w:ind w:left="2880" w:hanging="360"/>
-      </w:pPr>
-    </w:lvl>
-    <w:lvl w:ilvl="4">
-      <w:start w:val="1"/>
-      <w:numFmt w:val="decimal"/>
-      <w:lvlText w:val="%5."/>
-      <w:lvlJc w:val="left"/>
-      <w:pPr>
-        <w:tabs>
-          <w:tab w:val="num" w:pos="3600"/>
-        </w:tabs>
-        <w:ind w:left="3600" w:hanging="360"/>
-      </w:pPr>
-    </w:lvl>
-    <w:lvl w:ilvl="5">
-      <w:start w:val="1"/>
-      <w:numFmt w:val="decimal"/>
-      <w:lvlText w:val="%6."/>
-      <w:lvlJc w:val="left"/>
-      <w:pPr>
-        <w:tabs>
-          <w:tab w:val="num" w:pos="4320"/>
-        </w:tabs>
-        <w:ind w:left="4320" w:hanging="360"/>
-      </w:pPr>
-    </w:lvl>
-    <w:lvl w:ilvl="6">
-      <w:start w:val="1"/>
-      <w:numFmt w:val="decimal"/>
-      <w:lvlText w:val="%7."/>
-      <w:lvlJc w:val="left"/>
-      <w:pPr>
-        <w:tabs>
-          <w:tab w:val="num" w:pos="5040"/>
-        </w:tabs>
-        <w:ind w:left="5040" w:hanging="360"/>
-      </w:pPr>
-    </w:lvl>
-    <w:lvl w:ilvl="7">
-      <w:start w:val="1"/>
-      <w:numFmt w:val="decimal"/>
-      <w:lvlText w:val="%8."/>
-      <w:lvlJc w:val="left"/>
-      <w:pPr>
-        <w:tabs>
-          <w:tab w:val="num" w:pos="5760"/>
-        </w:tabs>
-        <w:ind w:left="5760" w:hanging="360"/>
-      </w:pPr>
-    </w:lvl>
-  </w:abstractNum>
-  <w:abstractNum w:abstractNumId="29">
-    <w:lvl w:ilvl="0">
-      <w:start w:val="1"/>
       <w:numFmt w:val="bullet"/>
       <w:lvlText w:val=""/>
       <w:lvlJc w:val="left"/>
@@ -62592,7 +65510,7 @@
       </w:rPr>
     </w:lvl>
   </w:abstractNum>
-  <w:abstractNum w:abstractNumId="30">
+  <w:abstractNum w:abstractNumId="29">
     <w:lvl w:ilvl="0">
       <w:start w:val="1"/>
       <w:numFmt w:val="bullet"/>
@@ -62712,6 +65630,104 @@
       <w:rPr>
         <w:rFonts w:ascii="Symbol" w:hAnsi="Symbol" w:hint="default"/>
       </w:rPr>
+    </w:lvl>
+  </w:abstractNum>
+  <w:abstractNum w:abstractNumId="30">
+    <w:lvl w:ilvl="0">
+      <w:start w:val="1"/>
+      <w:numFmt w:val="decimal"/>
+      <w:lvlText w:val="%1."/>
+      <w:lvlJc w:val="left"/>
+      <w:pPr>
+        <w:tabs>
+          <w:tab w:val="num" w:pos="720"/>
+        </w:tabs>
+        <w:ind w:left="720" w:hanging="360"/>
+      </w:pPr>
+    </w:lvl>
+    <w:lvl w:ilvl="1">
+      <w:start w:val="1"/>
+      <w:numFmt w:val="decimal"/>
+      <w:lvlText w:val="%2."/>
+      <w:lvlJc w:val="left"/>
+      <w:pPr>
+        <w:tabs>
+          <w:tab w:val="num" w:pos="1440"/>
+        </w:tabs>
+        <w:ind w:left="1440" w:hanging="360"/>
+      </w:pPr>
+    </w:lvl>
+    <w:lvl w:ilvl="2">
+      <w:start w:val="1"/>
+      <w:numFmt w:val="decimal"/>
+      <w:lvlText w:val="%3."/>
+      <w:lvlJc w:val="left"/>
+      <w:pPr>
+        <w:tabs>
+          <w:tab w:val="num" w:pos="2160"/>
+        </w:tabs>
+        <w:ind w:left="2160" w:hanging="360"/>
+      </w:pPr>
+    </w:lvl>
+    <w:lvl w:ilvl="3">
+      <w:start w:val="1"/>
+      <w:numFmt w:val="decimal"/>
+      <w:lvlText w:val="%4."/>
+      <w:lvlJc w:val="left"/>
+      <w:pPr>
+        <w:tabs>
+          <w:tab w:val="num" w:pos="2880"/>
+        </w:tabs>
+        <w:ind w:left="2880" w:hanging="360"/>
+      </w:pPr>
+    </w:lvl>
+    <w:lvl w:ilvl="4">
+      <w:start w:val="1"/>
+      <w:numFmt w:val="decimal"/>
+      <w:lvlText w:val="%5."/>
+      <w:lvlJc w:val="left"/>
+      <w:pPr>
+        <w:tabs>
+          <w:tab w:val="num" w:pos="3600"/>
+        </w:tabs>
+        <w:ind w:left="3600" w:hanging="360"/>
+      </w:pPr>
+    </w:lvl>
+    <w:lvl w:ilvl="5">
+      <w:start w:val="1"/>
+      <w:numFmt w:val="decimal"/>
+      <w:lvlText w:val="%6."/>
+      <w:lvlJc w:val="left"/>
+      <w:pPr>
+        <w:tabs>
+          <w:tab w:val="num" w:pos="4320"/>
+        </w:tabs>
+        <w:ind w:left="4320" w:hanging="360"/>
+      </w:pPr>
+    </w:lvl>
+    <w:lvl w:ilvl="6">
+      <w:start w:val="1"/>
+      <w:numFmt w:val="decimal"/>
+      <w:lvlText w:val="%7."/>
+      <w:lvlJc w:val="left"/>
+      <w:pPr>
+        <w:tabs>
+          <w:tab w:val="num" w:pos="5040"/>
+        </w:tabs>
+        <w:ind w:left="5040" w:hanging="360"/>
+      </w:pPr>
+    </w:lvl>
+    <w:lvl w:ilvl="7">
+      <w:start w:val="1"/>
+      <w:numFmt w:val="decimal"/>
+      <w:lvlText w:val="%8."/>
+      <w:lvlJc w:val="left"/>
+      <w:pPr>
+        <w:tabs>
+          <w:tab w:val="num" w:pos="5760"/>
+        </w:tabs>
+        <w:ind w:left="5760" w:hanging="360"/>
+      </w:pPr>
     </w:lvl>
   </w:abstractNum>
   <w:abstractNum w:abstractNumId="31">
@@ -64059,300 +67075,6 @@
   <w:abstractNum w:abstractNumId="42">
     <w:lvl w:ilvl="0">
       <w:start w:val="1"/>
-      <w:numFmt w:val="decimal"/>
-      <w:lvlText w:val="%1."/>
-      <w:lvlJc w:val="left"/>
-      <w:pPr>
-        <w:tabs>
-          <w:tab w:val="num" w:pos="720"/>
-        </w:tabs>
-        <w:ind w:left="720" w:hanging="360"/>
-      </w:pPr>
-    </w:lvl>
-    <w:lvl w:ilvl="1">
-      <w:start w:val="1"/>
-      <w:numFmt w:val="decimal"/>
-      <w:lvlText w:val="%2."/>
-      <w:lvlJc w:val="left"/>
-      <w:pPr>
-        <w:tabs>
-          <w:tab w:val="num" w:pos="1440"/>
-        </w:tabs>
-        <w:ind w:left="1440" w:hanging="360"/>
-      </w:pPr>
-    </w:lvl>
-    <w:lvl w:ilvl="2">
-      <w:start w:val="1"/>
-      <w:numFmt w:val="decimal"/>
-      <w:lvlText w:val="%3."/>
-      <w:lvlJc w:val="left"/>
-      <w:pPr>
-        <w:tabs>
-          <w:tab w:val="num" w:pos="2160"/>
-        </w:tabs>
-        <w:ind w:left="2160" w:hanging="360"/>
-      </w:pPr>
-    </w:lvl>
-    <w:lvl w:ilvl="3">
-      <w:start w:val="1"/>
-      <w:numFmt w:val="decimal"/>
-      <w:lvlText w:val="%4."/>
-      <w:lvlJc w:val="left"/>
-      <w:pPr>
-        <w:tabs>
-          <w:tab w:val="num" w:pos="2880"/>
-        </w:tabs>
-        <w:ind w:left="2880" w:hanging="360"/>
-      </w:pPr>
-    </w:lvl>
-    <w:lvl w:ilvl="4">
-      <w:start w:val="1"/>
-      <w:numFmt w:val="decimal"/>
-      <w:lvlText w:val="%5."/>
-      <w:lvlJc w:val="left"/>
-      <w:pPr>
-        <w:tabs>
-          <w:tab w:val="num" w:pos="3600"/>
-        </w:tabs>
-        <w:ind w:left="3600" w:hanging="360"/>
-      </w:pPr>
-    </w:lvl>
-    <w:lvl w:ilvl="5">
-      <w:start w:val="1"/>
-      <w:numFmt w:val="decimal"/>
-      <w:lvlText w:val="%6."/>
-      <w:lvlJc w:val="left"/>
-      <w:pPr>
-        <w:tabs>
-          <w:tab w:val="num" w:pos="4320"/>
-        </w:tabs>
-        <w:ind w:left="4320" w:hanging="360"/>
-      </w:pPr>
-    </w:lvl>
-    <w:lvl w:ilvl="6">
-      <w:start w:val="1"/>
-      <w:numFmt w:val="decimal"/>
-      <w:lvlText w:val="%7."/>
-      <w:lvlJc w:val="left"/>
-      <w:pPr>
-        <w:tabs>
-          <w:tab w:val="num" w:pos="5040"/>
-        </w:tabs>
-        <w:ind w:left="5040" w:hanging="360"/>
-      </w:pPr>
-    </w:lvl>
-    <w:lvl w:ilvl="7">
-      <w:start w:val="1"/>
-      <w:numFmt w:val="decimal"/>
-      <w:lvlText w:val="%8."/>
-      <w:lvlJc w:val="left"/>
-      <w:pPr>
-        <w:tabs>
-          <w:tab w:val="num" w:pos="5760"/>
-        </w:tabs>
-        <w:ind w:left="5760" w:hanging="360"/>
-      </w:pPr>
-    </w:lvl>
-  </w:abstractNum>
-  <w:abstractNum w:abstractNumId="43">
-    <w:lvl w:ilvl="0">
-      <w:start w:val="1"/>
-      <w:numFmt w:val="decimal"/>
-      <w:lvlText w:val="%1."/>
-      <w:lvlJc w:val="left"/>
-      <w:pPr>
-        <w:tabs>
-          <w:tab w:val="num" w:pos="720"/>
-        </w:tabs>
-        <w:ind w:left="720" w:hanging="360"/>
-      </w:pPr>
-    </w:lvl>
-    <w:lvl w:ilvl="1">
-      <w:start w:val="1"/>
-      <w:numFmt w:val="decimal"/>
-      <w:lvlText w:val="%2."/>
-      <w:lvlJc w:val="left"/>
-      <w:pPr>
-        <w:tabs>
-          <w:tab w:val="num" w:pos="1440"/>
-        </w:tabs>
-        <w:ind w:left="1440" w:hanging="360"/>
-      </w:pPr>
-    </w:lvl>
-    <w:lvl w:ilvl="2">
-      <w:start w:val="1"/>
-      <w:numFmt w:val="decimal"/>
-      <w:lvlText w:val="%3."/>
-      <w:lvlJc w:val="left"/>
-      <w:pPr>
-        <w:tabs>
-          <w:tab w:val="num" w:pos="2160"/>
-        </w:tabs>
-        <w:ind w:left="2160" w:hanging="360"/>
-      </w:pPr>
-    </w:lvl>
-    <w:lvl w:ilvl="3">
-      <w:start w:val="1"/>
-      <w:numFmt w:val="decimal"/>
-      <w:lvlText w:val="%4."/>
-      <w:lvlJc w:val="left"/>
-      <w:pPr>
-        <w:tabs>
-          <w:tab w:val="num" w:pos="2880"/>
-        </w:tabs>
-        <w:ind w:left="2880" w:hanging="360"/>
-      </w:pPr>
-    </w:lvl>
-    <w:lvl w:ilvl="4">
-      <w:start w:val="1"/>
-      <w:numFmt w:val="decimal"/>
-      <w:lvlText w:val="%5."/>
-      <w:lvlJc w:val="left"/>
-      <w:pPr>
-        <w:tabs>
-          <w:tab w:val="num" w:pos="3600"/>
-        </w:tabs>
-        <w:ind w:left="3600" w:hanging="360"/>
-      </w:pPr>
-    </w:lvl>
-    <w:lvl w:ilvl="5">
-      <w:start w:val="1"/>
-      <w:numFmt w:val="decimal"/>
-      <w:lvlText w:val="%6."/>
-      <w:lvlJc w:val="left"/>
-      <w:pPr>
-        <w:tabs>
-          <w:tab w:val="num" w:pos="4320"/>
-        </w:tabs>
-        <w:ind w:left="4320" w:hanging="360"/>
-      </w:pPr>
-    </w:lvl>
-    <w:lvl w:ilvl="6">
-      <w:start w:val="1"/>
-      <w:numFmt w:val="decimal"/>
-      <w:lvlText w:val="%7."/>
-      <w:lvlJc w:val="left"/>
-      <w:pPr>
-        <w:tabs>
-          <w:tab w:val="num" w:pos="5040"/>
-        </w:tabs>
-        <w:ind w:left="5040" w:hanging="360"/>
-      </w:pPr>
-    </w:lvl>
-    <w:lvl w:ilvl="7">
-      <w:start w:val="1"/>
-      <w:numFmt w:val="decimal"/>
-      <w:lvlText w:val="%8."/>
-      <w:lvlJc w:val="left"/>
-      <w:pPr>
-        <w:tabs>
-          <w:tab w:val="num" w:pos="5760"/>
-        </w:tabs>
-        <w:ind w:left="5760" w:hanging="360"/>
-      </w:pPr>
-    </w:lvl>
-  </w:abstractNum>
-  <w:abstractNum w:abstractNumId="44">
-    <w:lvl w:ilvl="0">
-      <w:start w:val="1"/>
-      <w:numFmt w:val="decimal"/>
-      <w:lvlText w:val="%1."/>
-      <w:lvlJc w:val="left"/>
-      <w:pPr>
-        <w:tabs>
-          <w:tab w:val="num" w:pos="720"/>
-        </w:tabs>
-        <w:ind w:left="720" w:hanging="360"/>
-      </w:pPr>
-    </w:lvl>
-    <w:lvl w:ilvl="1">
-      <w:start w:val="1"/>
-      <w:numFmt w:val="decimal"/>
-      <w:lvlText w:val="%2."/>
-      <w:lvlJc w:val="left"/>
-      <w:pPr>
-        <w:tabs>
-          <w:tab w:val="num" w:pos="1440"/>
-        </w:tabs>
-        <w:ind w:left="1440" w:hanging="360"/>
-      </w:pPr>
-    </w:lvl>
-    <w:lvl w:ilvl="2">
-      <w:start w:val="1"/>
-      <w:numFmt w:val="decimal"/>
-      <w:lvlText w:val="%3."/>
-      <w:lvlJc w:val="left"/>
-      <w:pPr>
-        <w:tabs>
-          <w:tab w:val="num" w:pos="2160"/>
-        </w:tabs>
-        <w:ind w:left="2160" w:hanging="360"/>
-      </w:pPr>
-    </w:lvl>
-    <w:lvl w:ilvl="3">
-      <w:start w:val="1"/>
-      <w:numFmt w:val="decimal"/>
-      <w:lvlText w:val="%4."/>
-      <w:lvlJc w:val="left"/>
-      <w:pPr>
-        <w:tabs>
-          <w:tab w:val="num" w:pos="2880"/>
-        </w:tabs>
-        <w:ind w:left="2880" w:hanging="360"/>
-      </w:pPr>
-    </w:lvl>
-    <w:lvl w:ilvl="4">
-      <w:start w:val="1"/>
-      <w:numFmt w:val="decimal"/>
-      <w:lvlText w:val="%5."/>
-      <w:lvlJc w:val="left"/>
-      <w:pPr>
-        <w:tabs>
-          <w:tab w:val="num" w:pos="3600"/>
-        </w:tabs>
-        <w:ind w:left="3600" w:hanging="360"/>
-      </w:pPr>
-    </w:lvl>
-    <w:lvl w:ilvl="5">
-      <w:start w:val="1"/>
-      <w:numFmt w:val="decimal"/>
-      <w:lvlText w:val="%6."/>
-      <w:lvlJc w:val="left"/>
-      <w:pPr>
-        <w:tabs>
-          <w:tab w:val="num" w:pos="4320"/>
-        </w:tabs>
-        <w:ind w:left="4320" w:hanging="360"/>
-      </w:pPr>
-    </w:lvl>
-    <w:lvl w:ilvl="6">
-      <w:start w:val="1"/>
-      <w:numFmt w:val="decimal"/>
-      <w:lvlText w:val="%7."/>
-      <w:lvlJc w:val="left"/>
-      <w:pPr>
-        <w:tabs>
-          <w:tab w:val="num" w:pos="5040"/>
-        </w:tabs>
-        <w:ind w:left="5040" w:hanging="360"/>
-      </w:pPr>
-    </w:lvl>
-    <w:lvl w:ilvl="7">
-      <w:start w:val="1"/>
-      <w:numFmt w:val="decimal"/>
-      <w:lvlText w:val="%8."/>
-      <w:lvlJc w:val="left"/>
-      <w:pPr>
-        <w:tabs>
-          <w:tab w:val="num" w:pos="5760"/>
-        </w:tabs>
-        <w:ind w:left="5760" w:hanging="360"/>
-      </w:pPr>
-    </w:lvl>
-  </w:abstractNum>
-  <w:abstractNum w:abstractNumId="45">
-    <w:lvl w:ilvl="0">
-      <w:start w:val="1"/>
       <w:numFmt w:val="bullet"/>
       <w:lvlText w:val=""/>
       <w:lvlJc w:val="left"/>
@@ -64472,7 +67194,7 @@
       </w:rPr>
     </w:lvl>
   </w:abstractNum>
-  <w:abstractNum w:abstractNumId="46">
+  <w:abstractNum w:abstractNumId="43">
     <w:lvl w:ilvl="0">
       <w:start w:val="1"/>
       <w:numFmt w:val="bullet"/>
@@ -64594,7 +67316,7 @@
       </w:rPr>
     </w:lvl>
   </w:abstractNum>
-  <w:abstractNum w:abstractNumId="47">
+  <w:abstractNum w:abstractNumId="44">
     <w:lvl w:ilvl="0">
       <w:start w:val="1"/>
       <w:numFmt w:val="decimal"/>
@@ -64690,6 +67412,324 @@
         </w:tabs>
         <w:ind w:left="5760" w:hanging="360"/>
       </w:pPr>
+    </w:lvl>
+  </w:abstractNum>
+  <w:abstractNum w:abstractNumId="45">
+    <w:lvl w:ilvl="0">
+      <w:start w:val="1"/>
+      <w:numFmt w:val="decimal"/>
+      <w:lvlText w:val="%1."/>
+      <w:lvlJc w:val="left"/>
+      <w:pPr>
+        <w:tabs>
+          <w:tab w:val="num" w:pos="720"/>
+        </w:tabs>
+        <w:ind w:left="720" w:hanging="360"/>
+      </w:pPr>
+    </w:lvl>
+    <w:lvl w:ilvl="1">
+      <w:start w:val="1"/>
+      <w:numFmt w:val="decimal"/>
+      <w:lvlText w:val="%2."/>
+      <w:lvlJc w:val="left"/>
+      <w:pPr>
+        <w:tabs>
+          <w:tab w:val="num" w:pos="1440"/>
+        </w:tabs>
+        <w:ind w:left="1440" w:hanging="360"/>
+      </w:pPr>
+    </w:lvl>
+    <w:lvl w:ilvl="2">
+      <w:start w:val="1"/>
+      <w:numFmt w:val="decimal"/>
+      <w:lvlText w:val="%3."/>
+      <w:lvlJc w:val="left"/>
+      <w:pPr>
+        <w:tabs>
+          <w:tab w:val="num" w:pos="2160"/>
+        </w:tabs>
+        <w:ind w:left="2160" w:hanging="360"/>
+      </w:pPr>
+    </w:lvl>
+    <w:lvl w:ilvl="3">
+      <w:start w:val="1"/>
+      <w:numFmt w:val="decimal"/>
+      <w:lvlText w:val="%4."/>
+      <w:lvlJc w:val="left"/>
+      <w:pPr>
+        <w:tabs>
+          <w:tab w:val="num" w:pos="2880"/>
+        </w:tabs>
+        <w:ind w:left="2880" w:hanging="360"/>
+      </w:pPr>
+    </w:lvl>
+    <w:lvl w:ilvl="4">
+      <w:start w:val="1"/>
+      <w:numFmt w:val="decimal"/>
+      <w:lvlText w:val="%5."/>
+      <w:lvlJc w:val="left"/>
+      <w:pPr>
+        <w:tabs>
+          <w:tab w:val="num" w:pos="3600"/>
+        </w:tabs>
+        <w:ind w:left="3600" w:hanging="360"/>
+      </w:pPr>
+    </w:lvl>
+    <w:lvl w:ilvl="5">
+      <w:start w:val="1"/>
+      <w:numFmt w:val="decimal"/>
+      <w:lvlText w:val="%6."/>
+      <w:lvlJc w:val="left"/>
+      <w:pPr>
+        <w:tabs>
+          <w:tab w:val="num" w:pos="4320"/>
+        </w:tabs>
+        <w:ind w:left="4320" w:hanging="360"/>
+      </w:pPr>
+    </w:lvl>
+    <w:lvl w:ilvl="6">
+      <w:start w:val="1"/>
+      <w:numFmt w:val="decimal"/>
+      <w:lvlText w:val="%7."/>
+      <w:lvlJc w:val="left"/>
+      <w:pPr>
+        <w:tabs>
+          <w:tab w:val="num" w:pos="5040"/>
+        </w:tabs>
+        <w:ind w:left="5040" w:hanging="360"/>
+      </w:pPr>
+    </w:lvl>
+    <w:lvl w:ilvl="7">
+      <w:start w:val="1"/>
+      <w:numFmt w:val="decimal"/>
+      <w:lvlText w:val="%8."/>
+      <w:lvlJc w:val="left"/>
+      <w:pPr>
+        <w:tabs>
+          <w:tab w:val="num" w:pos="5760"/>
+        </w:tabs>
+        <w:ind w:left="5760" w:hanging="360"/>
+      </w:pPr>
+    </w:lvl>
+  </w:abstractNum>
+  <w:abstractNum w:abstractNumId="46">
+    <w:lvl w:ilvl="0">
+      <w:start w:val="1"/>
+      <w:numFmt w:val="decimal"/>
+      <w:lvlText w:val="%1."/>
+      <w:lvlJc w:val="left"/>
+      <w:pPr>
+        <w:tabs>
+          <w:tab w:val="num" w:pos="720"/>
+        </w:tabs>
+        <w:ind w:left="720" w:hanging="360"/>
+      </w:pPr>
+    </w:lvl>
+    <w:lvl w:ilvl="1">
+      <w:start w:val="1"/>
+      <w:numFmt w:val="decimal"/>
+      <w:lvlText w:val="%2."/>
+      <w:lvlJc w:val="left"/>
+      <w:pPr>
+        <w:tabs>
+          <w:tab w:val="num" w:pos="1440"/>
+        </w:tabs>
+        <w:ind w:left="1440" w:hanging="360"/>
+      </w:pPr>
+    </w:lvl>
+    <w:lvl w:ilvl="2">
+      <w:start w:val="1"/>
+      <w:numFmt w:val="decimal"/>
+      <w:lvlText w:val="%3."/>
+      <w:lvlJc w:val="left"/>
+      <w:pPr>
+        <w:tabs>
+          <w:tab w:val="num" w:pos="2160"/>
+        </w:tabs>
+        <w:ind w:left="2160" w:hanging="360"/>
+      </w:pPr>
+    </w:lvl>
+    <w:lvl w:ilvl="3">
+      <w:start w:val="1"/>
+      <w:numFmt w:val="decimal"/>
+      <w:lvlText w:val="%4."/>
+      <w:lvlJc w:val="left"/>
+      <w:pPr>
+        <w:tabs>
+          <w:tab w:val="num" w:pos="2880"/>
+        </w:tabs>
+        <w:ind w:left="2880" w:hanging="360"/>
+      </w:pPr>
+    </w:lvl>
+    <w:lvl w:ilvl="4">
+      <w:start w:val="1"/>
+      <w:numFmt w:val="decimal"/>
+      <w:lvlText w:val="%5."/>
+      <w:lvlJc w:val="left"/>
+      <w:pPr>
+        <w:tabs>
+          <w:tab w:val="num" w:pos="3600"/>
+        </w:tabs>
+        <w:ind w:left="3600" w:hanging="360"/>
+      </w:pPr>
+    </w:lvl>
+    <w:lvl w:ilvl="5">
+      <w:start w:val="1"/>
+      <w:numFmt w:val="decimal"/>
+      <w:lvlText w:val="%6."/>
+      <w:lvlJc w:val="left"/>
+      <w:pPr>
+        <w:tabs>
+          <w:tab w:val="num" w:pos="4320"/>
+        </w:tabs>
+        <w:ind w:left="4320" w:hanging="360"/>
+      </w:pPr>
+    </w:lvl>
+    <w:lvl w:ilvl="6">
+      <w:start w:val="1"/>
+      <w:numFmt w:val="decimal"/>
+      <w:lvlText w:val="%7."/>
+      <w:lvlJc w:val="left"/>
+      <w:pPr>
+        <w:tabs>
+          <w:tab w:val="num" w:pos="5040"/>
+        </w:tabs>
+        <w:ind w:left="5040" w:hanging="360"/>
+      </w:pPr>
+    </w:lvl>
+    <w:lvl w:ilvl="7">
+      <w:start w:val="1"/>
+      <w:numFmt w:val="decimal"/>
+      <w:lvlText w:val="%8."/>
+      <w:lvlJc w:val="left"/>
+      <w:pPr>
+        <w:tabs>
+          <w:tab w:val="num" w:pos="5760"/>
+        </w:tabs>
+        <w:ind w:left="5760" w:hanging="360"/>
+      </w:pPr>
+    </w:lvl>
+  </w:abstractNum>
+  <w:abstractNum w:abstractNumId="47">
+    <w:lvl w:ilvl="0">
+      <w:start w:val="1"/>
+      <w:numFmt w:val="bullet"/>
+      <w:lvlText w:val=""/>
+      <w:lvlJc w:val="left"/>
+      <w:pPr>
+        <w:tabs>
+          <w:tab w:val="num" w:pos="720"/>
+        </w:tabs>
+        <w:ind w:left="720" w:hanging="360"/>
+      </w:pPr>
+      <w:rPr>
+        <w:rFonts w:ascii="Symbol" w:hAnsi="Symbol" w:hint="default"/>
+      </w:rPr>
+    </w:lvl>
+    <w:lvl w:ilvl="1">
+      <w:start w:val="1"/>
+      <w:numFmt w:val="bullet"/>
+      <w:lvlText w:val=""/>
+      <w:lvlJc w:val="left"/>
+      <w:pPr>
+        <w:tabs>
+          <w:tab w:val="num" w:pos="1440"/>
+        </w:tabs>
+        <w:ind w:left="1440" w:hanging="360"/>
+      </w:pPr>
+      <w:rPr>
+        <w:rFonts w:ascii="Symbol" w:hAnsi="Symbol" w:hint="default"/>
+      </w:rPr>
+    </w:lvl>
+    <w:lvl w:ilvl="2">
+      <w:start w:val="1"/>
+      <w:numFmt w:val="bullet"/>
+      <w:lvlText w:val=""/>
+      <w:lvlJc w:val="left"/>
+      <w:pPr>
+        <w:tabs>
+          <w:tab w:val="num" w:pos="2160"/>
+        </w:tabs>
+        <w:ind w:left="2160" w:hanging="360"/>
+      </w:pPr>
+      <w:rPr>
+        <w:rFonts w:ascii="Symbol" w:hAnsi="Symbol" w:hint="default"/>
+      </w:rPr>
+    </w:lvl>
+    <w:lvl w:ilvl="3">
+      <w:start w:val="1"/>
+      <w:numFmt w:val="bullet"/>
+      <w:lvlText w:val=""/>
+      <w:lvlJc w:val="left"/>
+      <w:pPr>
+        <w:tabs>
+          <w:tab w:val="num" w:pos="2880"/>
+        </w:tabs>
+        <w:ind w:left="2880" w:hanging="360"/>
+      </w:pPr>
+      <w:rPr>
+        <w:rFonts w:ascii="Symbol" w:hAnsi="Symbol" w:hint="default"/>
+      </w:rPr>
+    </w:lvl>
+    <w:lvl w:ilvl="4">
+      <w:start w:val="1"/>
+      <w:numFmt w:val="bullet"/>
+      <w:lvlText w:val=""/>
+      <w:lvlJc w:val="left"/>
+      <w:pPr>
+        <w:tabs>
+          <w:tab w:val="num" w:pos="3600"/>
+        </w:tabs>
+        <w:ind w:left="3600" w:hanging="360"/>
+      </w:pPr>
+      <w:rPr>
+        <w:rFonts w:ascii="Symbol" w:hAnsi="Symbol" w:hint="default"/>
+      </w:rPr>
+    </w:lvl>
+    <w:lvl w:ilvl="5">
+      <w:start w:val="1"/>
+      <w:numFmt w:val="bullet"/>
+      <w:lvlText w:val=""/>
+      <w:lvlJc w:val="left"/>
+      <w:pPr>
+        <w:tabs>
+          <w:tab w:val="num" w:pos="4320"/>
+        </w:tabs>
+        <w:ind w:left="4320" w:hanging="360"/>
+      </w:pPr>
+      <w:rPr>
+        <w:rFonts w:ascii="Symbol" w:hAnsi="Symbol" w:hint="default"/>
+      </w:rPr>
+    </w:lvl>
+    <w:lvl w:ilvl="6">
+      <w:start w:val="1"/>
+      <w:numFmt w:val="bullet"/>
+      <w:lvlText w:val=""/>
+      <w:lvlJc w:val="left"/>
+      <w:pPr>
+        <w:tabs>
+          <w:tab w:val="num" w:pos="5040"/>
+        </w:tabs>
+        <w:ind w:left="5040" w:hanging="360"/>
+      </w:pPr>
+      <w:rPr>
+        <w:rFonts w:ascii="Symbol" w:hAnsi="Symbol" w:hint="default"/>
+      </w:rPr>
+    </w:lvl>
+    <w:lvl w:ilvl="7">
+      <w:start w:val="1"/>
+      <w:numFmt w:val="bullet"/>
+      <w:lvlText w:val=""/>
+      <w:lvlJc w:val="left"/>
+      <w:pPr>
+        <w:tabs>
+          <w:tab w:val="num" w:pos="5760"/>
+        </w:tabs>
+        <w:ind w:left="5760" w:hanging="360"/>
+      </w:pPr>
+      <w:rPr>
+        <w:rFonts w:ascii="Symbol" w:hAnsi="Symbol" w:hint="default"/>
+      </w:rPr>
     </w:lvl>
   </w:abstractNum>
   <w:abstractNum w:abstractNumId="48">
@@ -64915,104 +67955,6 @@
   <w:abstractNum w:abstractNumId="50">
     <w:lvl w:ilvl="0">
       <w:start w:val="1"/>
-      <w:numFmt w:val="decimal"/>
-      <w:lvlText w:val="%1."/>
-      <w:lvlJc w:val="left"/>
-      <w:pPr>
-        <w:tabs>
-          <w:tab w:val="num" w:pos="720"/>
-        </w:tabs>
-        <w:ind w:left="720" w:hanging="360"/>
-      </w:pPr>
-    </w:lvl>
-    <w:lvl w:ilvl="1">
-      <w:start w:val="1"/>
-      <w:numFmt w:val="decimal"/>
-      <w:lvlText w:val="%2."/>
-      <w:lvlJc w:val="left"/>
-      <w:pPr>
-        <w:tabs>
-          <w:tab w:val="num" w:pos="1440"/>
-        </w:tabs>
-        <w:ind w:left="1440" w:hanging="360"/>
-      </w:pPr>
-    </w:lvl>
-    <w:lvl w:ilvl="2">
-      <w:start w:val="1"/>
-      <w:numFmt w:val="decimal"/>
-      <w:lvlText w:val="%3."/>
-      <w:lvlJc w:val="left"/>
-      <w:pPr>
-        <w:tabs>
-          <w:tab w:val="num" w:pos="2160"/>
-        </w:tabs>
-        <w:ind w:left="2160" w:hanging="360"/>
-      </w:pPr>
-    </w:lvl>
-    <w:lvl w:ilvl="3">
-      <w:start w:val="1"/>
-      <w:numFmt w:val="decimal"/>
-      <w:lvlText w:val="%4."/>
-      <w:lvlJc w:val="left"/>
-      <w:pPr>
-        <w:tabs>
-          <w:tab w:val="num" w:pos="2880"/>
-        </w:tabs>
-        <w:ind w:left="2880" w:hanging="360"/>
-      </w:pPr>
-    </w:lvl>
-    <w:lvl w:ilvl="4">
-      <w:start w:val="1"/>
-      <w:numFmt w:val="decimal"/>
-      <w:lvlText w:val="%5."/>
-      <w:lvlJc w:val="left"/>
-      <w:pPr>
-        <w:tabs>
-          <w:tab w:val="num" w:pos="3600"/>
-        </w:tabs>
-        <w:ind w:left="3600" w:hanging="360"/>
-      </w:pPr>
-    </w:lvl>
-    <w:lvl w:ilvl="5">
-      <w:start w:val="1"/>
-      <w:numFmt w:val="decimal"/>
-      <w:lvlText w:val="%6."/>
-      <w:lvlJc w:val="left"/>
-      <w:pPr>
-        <w:tabs>
-          <w:tab w:val="num" w:pos="4320"/>
-        </w:tabs>
-        <w:ind w:left="4320" w:hanging="360"/>
-      </w:pPr>
-    </w:lvl>
-    <w:lvl w:ilvl="6">
-      <w:start w:val="1"/>
-      <w:numFmt w:val="decimal"/>
-      <w:lvlText w:val="%7."/>
-      <w:lvlJc w:val="left"/>
-      <w:pPr>
-        <w:tabs>
-          <w:tab w:val="num" w:pos="5040"/>
-        </w:tabs>
-        <w:ind w:left="5040" w:hanging="360"/>
-      </w:pPr>
-    </w:lvl>
-    <w:lvl w:ilvl="7">
-      <w:start w:val="1"/>
-      <w:numFmt w:val="decimal"/>
-      <w:lvlText w:val="%8."/>
-      <w:lvlJc w:val="left"/>
-      <w:pPr>
-        <w:tabs>
-          <w:tab w:val="num" w:pos="5760"/>
-        </w:tabs>
-        <w:ind w:left="5760" w:hanging="360"/>
-      </w:pPr>
-    </w:lvl>
-  </w:abstractNum>
-  <w:abstractNum w:abstractNumId="51">
-    <w:lvl w:ilvl="0">
-      <w:start w:val="1"/>
       <w:numFmt w:val="bullet"/>
       <w:lvlText w:val=""/>
       <w:lvlJc w:val="left"/>
@@ -65132,7 +68074,203 @@
       </w:rPr>
     </w:lvl>
   </w:abstractNum>
+  <w:abstractNum w:abstractNumId="51">
+    <w:lvl w:ilvl="0">
+      <w:start w:val="1"/>
+      <w:numFmt w:val="decimal"/>
+      <w:lvlText w:val="%1."/>
+      <w:lvlJc w:val="left"/>
+      <w:pPr>
+        <w:tabs>
+          <w:tab w:val="num" w:pos="720"/>
+        </w:tabs>
+        <w:ind w:left="720" w:hanging="360"/>
+      </w:pPr>
+    </w:lvl>
+    <w:lvl w:ilvl="1">
+      <w:start w:val="1"/>
+      <w:numFmt w:val="decimal"/>
+      <w:lvlText w:val="%2."/>
+      <w:lvlJc w:val="left"/>
+      <w:pPr>
+        <w:tabs>
+          <w:tab w:val="num" w:pos="1440"/>
+        </w:tabs>
+        <w:ind w:left="1440" w:hanging="360"/>
+      </w:pPr>
+    </w:lvl>
+    <w:lvl w:ilvl="2">
+      <w:start w:val="1"/>
+      <w:numFmt w:val="decimal"/>
+      <w:lvlText w:val="%3."/>
+      <w:lvlJc w:val="left"/>
+      <w:pPr>
+        <w:tabs>
+          <w:tab w:val="num" w:pos="2160"/>
+        </w:tabs>
+        <w:ind w:left="2160" w:hanging="360"/>
+      </w:pPr>
+    </w:lvl>
+    <w:lvl w:ilvl="3">
+      <w:start w:val="1"/>
+      <w:numFmt w:val="decimal"/>
+      <w:lvlText w:val="%4."/>
+      <w:lvlJc w:val="left"/>
+      <w:pPr>
+        <w:tabs>
+          <w:tab w:val="num" w:pos="2880"/>
+        </w:tabs>
+        <w:ind w:left="2880" w:hanging="360"/>
+      </w:pPr>
+    </w:lvl>
+    <w:lvl w:ilvl="4">
+      <w:start w:val="1"/>
+      <w:numFmt w:val="decimal"/>
+      <w:lvlText w:val="%5."/>
+      <w:lvlJc w:val="left"/>
+      <w:pPr>
+        <w:tabs>
+          <w:tab w:val="num" w:pos="3600"/>
+        </w:tabs>
+        <w:ind w:left="3600" w:hanging="360"/>
+      </w:pPr>
+    </w:lvl>
+    <w:lvl w:ilvl="5">
+      <w:start w:val="1"/>
+      <w:numFmt w:val="decimal"/>
+      <w:lvlText w:val="%6."/>
+      <w:lvlJc w:val="left"/>
+      <w:pPr>
+        <w:tabs>
+          <w:tab w:val="num" w:pos="4320"/>
+        </w:tabs>
+        <w:ind w:left="4320" w:hanging="360"/>
+      </w:pPr>
+    </w:lvl>
+    <w:lvl w:ilvl="6">
+      <w:start w:val="1"/>
+      <w:numFmt w:val="decimal"/>
+      <w:lvlText w:val="%7."/>
+      <w:lvlJc w:val="left"/>
+      <w:pPr>
+        <w:tabs>
+          <w:tab w:val="num" w:pos="5040"/>
+        </w:tabs>
+        <w:ind w:left="5040" w:hanging="360"/>
+      </w:pPr>
+    </w:lvl>
+    <w:lvl w:ilvl="7">
+      <w:start w:val="1"/>
+      <w:numFmt w:val="decimal"/>
+      <w:lvlText w:val="%8."/>
+      <w:lvlJc w:val="left"/>
+      <w:pPr>
+        <w:tabs>
+          <w:tab w:val="num" w:pos="5760"/>
+        </w:tabs>
+        <w:ind w:left="5760" w:hanging="360"/>
+      </w:pPr>
+    </w:lvl>
+  </w:abstractNum>
   <w:abstractNum w:abstractNumId="52">
+    <w:lvl w:ilvl="0">
+      <w:start w:val="1"/>
+      <w:numFmt w:val="decimal"/>
+      <w:lvlText w:val="%1."/>
+      <w:lvlJc w:val="left"/>
+      <w:pPr>
+        <w:tabs>
+          <w:tab w:val="num" w:pos="720"/>
+        </w:tabs>
+        <w:ind w:left="720" w:hanging="360"/>
+      </w:pPr>
+    </w:lvl>
+    <w:lvl w:ilvl="1">
+      <w:start w:val="1"/>
+      <w:numFmt w:val="decimal"/>
+      <w:lvlText w:val="%2."/>
+      <w:lvlJc w:val="left"/>
+      <w:pPr>
+        <w:tabs>
+          <w:tab w:val="num" w:pos="1440"/>
+        </w:tabs>
+        <w:ind w:left="1440" w:hanging="360"/>
+      </w:pPr>
+    </w:lvl>
+    <w:lvl w:ilvl="2">
+      <w:start w:val="1"/>
+      <w:numFmt w:val="decimal"/>
+      <w:lvlText w:val="%3."/>
+      <w:lvlJc w:val="left"/>
+      <w:pPr>
+        <w:tabs>
+          <w:tab w:val="num" w:pos="2160"/>
+        </w:tabs>
+        <w:ind w:left="2160" w:hanging="360"/>
+      </w:pPr>
+    </w:lvl>
+    <w:lvl w:ilvl="3">
+      <w:start w:val="1"/>
+      <w:numFmt w:val="decimal"/>
+      <w:lvlText w:val="%4."/>
+      <w:lvlJc w:val="left"/>
+      <w:pPr>
+        <w:tabs>
+          <w:tab w:val="num" w:pos="2880"/>
+        </w:tabs>
+        <w:ind w:left="2880" w:hanging="360"/>
+      </w:pPr>
+    </w:lvl>
+    <w:lvl w:ilvl="4">
+      <w:start w:val="1"/>
+      <w:numFmt w:val="decimal"/>
+      <w:lvlText w:val="%5."/>
+      <w:lvlJc w:val="left"/>
+      <w:pPr>
+        <w:tabs>
+          <w:tab w:val="num" w:pos="3600"/>
+        </w:tabs>
+        <w:ind w:left="3600" w:hanging="360"/>
+      </w:pPr>
+    </w:lvl>
+    <w:lvl w:ilvl="5">
+      <w:start w:val="1"/>
+      <w:numFmt w:val="decimal"/>
+      <w:lvlText w:val="%6."/>
+      <w:lvlJc w:val="left"/>
+      <w:pPr>
+        <w:tabs>
+          <w:tab w:val="num" w:pos="4320"/>
+        </w:tabs>
+        <w:ind w:left="4320" w:hanging="360"/>
+      </w:pPr>
+    </w:lvl>
+    <w:lvl w:ilvl="6">
+      <w:start w:val="1"/>
+      <w:numFmt w:val="decimal"/>
+      <w:lvlText w:val="%7."/>
+      <w:lvlJc w:val="left"/>
+      <w:pPr>
+        <w:tabs>
+          <w:tab w:val="num" w:pos="5040"/>
+        </w:tabs>
+        <w:ind w:left="5040" w:hanging="360"/>
+      </w:pPr>
+    </w:lvl>
+    <w:lvl w:ilvl="7">
+      <w:start w:val="1"/>
+      <w:numFmt w:val="decimal"/>
+      <w:lvlText w:val="%8."/>
+      <w:lvlJc w:val="left"/>
+      <w:pPr>
+        <w:tabs>
+          <w:tab w:val="num" w:pos="5760"/>
+        </w:tabs>
+        <w:ind w:left="5760" w:hanging="360"/>
+      </w:pPr>
+    </w:lvl>
+  </w:abstractNum>
+  <w:abstractNum w:abstractNumId="53">
     <w:lvl w:ilvl="0">
       <w:start w:val="1"/>
       <w:numFmt w:val="bullet"/>
@@ -65254,7 +68392,7 @@
       </w:rPr>
     </w:lvl>
   </w:abstractNum>
-  <w:abstractNum w:abstractNumId="53">
+  <w:abstractNum w:abstractNumId="54">
     <w:lvl w:ilvl="0">
       <w:start w:val="1"/>
       <w:numFmt w:val="bullet"/>
@@ -65376,7 +68514,129 @@
       </w:rPr>
     </w:lvl>
   </w:abstractNum>
-  <w:abstractNum w:abstractNumId="54">
+  <w:abstractNum w:abstractNumId="55">
+    <w:lvl w:ilvl="0">
+      <w:start w:val="1"/>
+      <w:numFmt w:val="bullet"/>
+      <w:lvlText w:val=""/>
+      <w:lvlJc w:val="left"/>
+      <w:pPr>
+        <w:tabs>
+          <w:tab w:val="num" w:pos="720"/>
+        </w:tabs>
+        <w:ind w:left="720" w:hanging="360"/>
+      </w:pPr>
+      <w:rPr>
+        <w:rFonts w:ascii="Symbol" w:hAnsi="Symbol" w:hint="default"/>
+      </w:rPr>
+    </w:lvl>
+    <w:lvl w:ilvl="1">
+      <w:start w:val="1"/>
+      <w:numFmt w:val="bullet"/>
+      <w:lvlText w:val=""/>
+      <w:lvlJc w:val="left"/>
+      <w:pPr>
+        <w:tabs>
+          <w:tab w:val="num" w:pos="1440"/>
+        </w:tabs>
+        <w:ind w:left="1440" w:hanging="360"/>
+      </w:pPr>
+      <w:rPr>
+        <w:rFonts w:ascii="Symbol" w:hAnsi="Symbol" w:hint="default"/>
+      </w:rPr>
+    </w:lvl>
+    <w:lvl w:ilvl="2">
+      <w:start w:val="1"/>
+      <w:numFmt w:val="bullet"/>
+      <w:lvlText w:val=""/>
+      <w:lvlJc w:val="left"/>
+      <w:pPr>
+        <w:tabs>
+          <w:tab w:val="num" w:pos="2160"/>
+        </w:tabs>
+        <w:ind w:left="2160" w:hanging="360"/>
+      </w:pPr>
+      <w:rPr>
+        <w:rFonts w:ascii="Symbol" w:hAnsi="Symbol" w:hint="default"/>
+      </w:rPr>
+    </w:lvl>
+    <w:lvl w:ilvl="3">
+      <w:start w:val="1"/>
+      <w:numFmt w:val="bullet"/>
+      <w:lvlText w:val=""/>
+      <w:lvlJc w:val="left"/>
+      <w:pPr>
+        <w:tabs>
+          <w:tab w:val="num" w:pos="2880"/>
+        </w:tabs>
+        <w:ind w:left="2880" w:hanging="360"/>
+      </w:pPr>
+      <w:rPr>
+        <w:rFonts w:ascii="Symbol" w:hAnsi="Symbol" w:hint="default"/>
+      </w:rPr>
+    </w:lvl>
+    <w:lvl w:ilvl="4">
+      <w:start w:val="1"/>
+      <w:numFmt w:val="bullet"/>
+      <w:lvlText w:val=""/>
+      <w:lvlJc w:val="left"/>
+      <w:pPr>
+        <w:tabs>
+          <w:tab w:val="num" w:pos="3600"/>
+        </w:tabs>
+        <w:ind w:left="3600" w:hanging="360"/>
+      </w:pPr>
+      <w:rPr>
+        <w:rFonts w:ascii="Symbol" w:hAnsi="Symbol" w:hint="default"/>
+      </w:rPr>
+    </w:lvl>
+    <w:lvl w:ilvl="5">
+      <w:start w:val="1"/>
+      <w:numFmt w:val="bullet"/>
+      <w:lvlText w:val=""/>
+      <w:lvlJc w:val="left"/>
+      <w:pPr>
+        <w:tabs>
+          <w:tab w:val="num" w:pos="4320"/>
+        </w:tabs>
+        <w:ind w:left="4320" w:hanging="360"/>
+      </w:pPr>
+      <w:rPr>
+        <w:rFonts w:ascii="Symbol" w:hAnsi="Symbol" w:hint="default"/>
+      </w:rPr>
+    </w:lvl>
+    <w:lvl w:ilvl="6">
+      <w:start w:val="1"/>
+      <w:numFmt w:val="bullet"/>
+      <w:lvlText w:val=""/>
+      <w:lvlJc w:val="left"/>
+      <w:pPr>
+        <w:tabs>
+          <w:tab w:val="num" w:pos="5040"/>
+        </w:tabs>
+        <w:ind w:left="5040" w:hanging="360"/>
+      </w:pPr>
+      <w:rPr>
+        <w:rFonts w:ascii="Symbol" w:hAnsi="Symbol" w:hint="default"/>
+      </w:rPr>
+    </w:lvl>
+    <w:lvl w:ilvl="7">
+      <w:start w:val="1"/>
+      <w:numFmt w:val="bullet"/>
+      <w:lvlText w:val=""/>
+      <w:lvlJc w:val="left"/>
+      <w:pPr>
+        <w:tabs>
+          <w:tab w:val="num" w:pos="5760"/>
+        </w:tabs>
+        <w:ind w:left="5760" w:hanging="360"/>
+      </w:pPr>
+      <w:rPr>
+        <w:rFonts w:ascii="Symbol" w:hAnsi="Symbol" w:hint="default"/>
+      </w:rPr>
+    </w:lvl>
+  </w:abstractNum>
+  <w:abstractNum w:abstractNumId="56">
     <w:lvl w:ilvl="0">
       <w:start w:val="1"/>
       <w:numFmt w:val="bullet"/>
@@ -65659,6 +68919,12 @@
   </w:num>
   <w:num w:numId="54">
     <w:abstractNumId w:val="54"/>
+  </w:num>
+  <w:num w:numId="55">
+    <w:abstractNumId w:val="55"/>
+  </w:num>
+  <w:num w:numId="56">
+    <w:abstractNumId w:val="56"/>
   </w:num>
 </w:numbering>
 </file>
